--- a/БД/temp.docx
+++ b/БД/temp.docx
@@ -2062,51 +2062,124 @@
                 <w:dropDownList>
                   <w:listItem w:displayText="Не назначено" w:value=""/>
                   <w:listItem w:displayText="──────── Сигналы РЗиА ────────" w:value="INPUTS_HEADER" w:disabled="true"/>
-                  <w:listItem w:displayText="АРНТ параллельно работающего трансформатора в режиме «Ведущий»" w:value="АРНТ параллельно работающего трансформатора в режиме «Ведущий»"/>
-                  <w:listItem w:displayText="АРНТ параллельно работающего трансформатора в режиме «Принудительно ведущий»" w:value="АРНТ параллельно работающего трансформатора в режиме «Принудительно ведущий»"/>
-                  <w:listItem w:displayText="АРНТ параллельно работающего трансформатора в режиме авто" w:value="АРНТ параллельно работающего трансформатора в режиме авто"/>
-                  <w:listItem w:displayText="АРНТ параллельного работающего готово к режиму регулирования параллельно работающих трансформаторов" w:value="АРНТ параллельного работающего готово к режиму регулирования параллельно работающих трансформаторов"/>
-                  <w:listItem w:displayText="АРНТ параллельного работающего трансформатора заблокировано" w:value="АРНТ параллельного работающего трансформатора заблокировано"/>
-                  <w:listItem w:displayText="Блокировка по температуре" w:value="Блокировка по температуре"/>
-                  <w:listItem w:displayText="Внешний токовый орган блокировки по току РПН" w:value="Внешний токовый орган блокировки по току РПН"/>
-                  <w:listItem w:displayText="Дискретный вход «SG1 в рабочем положении»" w:value="Дискретный вход «SG1 в рабочем положении»"/>
-                  <w:listItem w:displayText="Дискретный вход «SG2 в рабочем положении»" w:value="Дискретный вход «SG2 в рабочем положении»"/>
-                  <w:listItem w:displayText="Дискретный вход «SG3 в рабочем положении»" w:value="Дискретный вход «SG3 в рабочем положении»"/>
-                  <w:listItem w:displayText="Дискретный вход «SG4 в рабочем положении»" w:value="Дискретный вход «SG4 в рабочем положении»"/>
-                  <w:listItem w:displayText="Дискретный вход «SG5 в рабочем положении»" w:value="Дискретный вход «SG5 в рабочем положении»"/>
-                  <w:listItem w:displayText="Дискретный вход «SG6 в рабочем положении»" w:value="Дискретный вход «SG6 в рабочем положении»"/>
-                  <w:listItem w:displayText="Дискретный вход «SG7 в рабочем положении»" w:value="Дискретный вход «SG7 в рабочем положении»"/>
-                  <w:listItem w:displayText="Дискретный вход «Закрытое положение двери шкафа»" w:value="Дискретный вход «Закрытое положение двери шкафа»"/>
-                  <w:listItem w:displayText="Дискретный вход «Контроль оперативного тока технологической сигнализации»" w:value="Дискретный вход «Контроль оперативного тока технологической сигнализации»"/>
-                  <w:listItem w:displayText="Идет переключение" w:value="Идет переключение"/>
-                  <w:listItem w:displayText="Идет переключение привода РПН параллельного работающего трансформатора" w:value="Идет переключение привода РПН параллельного работающего трансформатора"/>
-                  <w:listItem w:displayText="Команда «Прибавить» от АРНТ параллельно работающего трансформатора" w:value="Команда «Прибавить» от АРНТ параллельно работающего трансформатора"/>
-                  <w:listItem w:displayText="Команда «Убавить» от АРНТ параллельно работающего трансформатора" w:value="Команда «Убавить» от АРНТ параллельно работающего трансформатора"/>
-                  <w:listItem w:displayText="Ненормальный режим на шинах параллельно работающего трансформатора" w:value="Ненормальный режим на шинах параллельно работающего трансформатора"/>
-                  <w:listItem w:displayText="Отключено питание привода РПН" w:value="Отключено питание привода РПН"/>
-                  <w:listItem w:displayText="Прибавить от АРНТ параллельно работающего трансформатора" w:value="Прибавить от АРНТ параллельно работающего трансформатора"/>
-                  <w:listItem w:displayText="Привод в местном управлении" w:value="Привод в местном управлении"/>
-                  <w:listItem w:displayText="Секция 1 включена" w:value="Секция 1 включена"/>
-                  <w:listItem w:displayText="Секция 1 отключена" w:value="Секция 1 отключена"/>
-                  <w:listItem w:displayText="Секция 2 включена" w:value="Секция 2 включена"/>
-                  <w:listItem w:displayText="Секция 2 отключена" w:value="Секция 2 отключена"/>
-                  <w:listItem w:displayText="Сигнал с привода «крайнее верхнее положение»" w:value="Сигнал с привода «крайнее верхнее положение»"/>
-                  <w:listItem w:displayText="Сигнал с привода «крайнее нижнее положение»" w:value="Сигнал с привода «крайнее нижнее положение»"/>
-                  <w:listItem w:displayText="У параллельного работающего трансформатора нет связи с шинами" w:value="У параллельного работающего трансформатора нет связи с шинами"/>
-                  <w:listItem w:displayText="Убавить от АРНТ параллельно работающего трансформатора" w:value="Убавить от АРНТ параллельно работающего трансформатора"/>
+                  <w:listItem w:displayText="Аварийная температура масла" w:value="Аварийная температура масла"/>
+                  <w:listItem w:displayText="Аварийная температура обмотки" w:value="Аварийная температура обмотки"/>
+                  <w:listItem w:displayText="Внешнее отключение от ЗДЗ НН1" w:value="Внешнее отключение от ЗДЗ НН1"/>
+                  <w:listItem w:displayText="Внешнее отключение от ЗДЗ НН2" w:value="Внешнее отключение от ЗДЗ НН2"/>
+                  <w:listItem w:displayText="Внешнее отключение от СО" w:value="Внешнее отключение от СО"/>
+                  <w:listItem w:displayText="Внешнее отключение от УРОВ НН1" w:value="Внешнее отключение от УРОВ НН1"/>
+                  <w:listItem w:displayText="Внешнее отключение от УРОВ НН2" w:value="Внешнее отключение от УРОВ НН2"/>
+                  <w:listItem w:displayText="Высокий уровень масла РПН" w:value="Высокий уровень масла РПН"/>
+                  <w:listItem w:displayText="Высокий уровень масла трансформатора" w:value="Высокий уровень масла трансформатора"/>
+                  <w:listItem w:displayText="Контроль оперативного тока цепей ГЗ" w:value="Контроль оперативного тока цепей ГЗ"/>
+                  <w:listItem w:displayText="Контроль оперативного тока цепей ЗДЗ НН1" w:value="Контроль оперативного тока цепей ЗДЗ НН1"/>
+                  <w:listItem w:displayText="Контроль оперативного тока цепей ЗДЗ НН2" w:value="Контроль оперативного тока цепей ЗДЗ НН2"/>
+                  <w:listItem w:displayText="Контроль оперативного тока цепей ТЗ, ТС" w:value="Контроль оперативного тока цепей ТЗ, ТС"/>
+                  <w:listItem w:displayText="Контроль оперативного тока цепей УРОВ НН1" w:value="Контроль оперативного тока цепей УРОВ НН1"/>
+                  <w:listItem w:displayText="Контроль оперативного тока цепей УРОВ НН2" w:value="Контроль оперативного тока цепей УРОВ НН2"/>
+                  <w:listItem w:displayText="Неисправность опер. тока цепей ГЗ" w:value="Неисправность опер. тока цепей ГЗ"/>
+                  <w:listItem w:displayText="Неисправность опер. тока цепей ЗДЗ НН1" w:value="Неисправность опер. тока цепей ЗДЗ НН1"/>
+                  <w:listItem w:displayText="Неисправность опер. тока цепей ЗДЗ НН2" w:value="Неисправность опер. тока цепей ЗДЗ НН2"/>
+                  <w:listItem w:displayText="Неисправность опер. тока цепей ТЗ, ТС" w:value="Неисправность опер. тока цепей ТЗ, ТС"/>
+                  <w:listItem w:displayText="Неисправность опер. тока цепей УРОВ НН1" w:value="Неисправность опер. тока цепей УРОВ НН1"/>
+                  <w:listItem w:displayText="Неисправность опер. тока цепей УРОВ НН2" w:value="Неисправность опер. тока цепей УРОВ НН2"/>
+                  <w:listItem w:displayText="Неисправность системы охлаждения" w:value="Неисправность системы охлаждения"/>
+                  <w:listItem w:displayText="Низкая температура масла РПН" w:value="Низкая температура масла РПН"/>
+                  <w:listItem w:displayText="Низкий уровень масла РПН" w:value="Низкий уровень масла РПН"/>
+                  <w:listItem w:displayText="Низкий уровень масла трансформатора" w:value="Низкий уровень масла трансформатора"/>
+                  <w:listItem w:displayText="Отказ системы охлаждения" w:value="Отказ системы охлаждения"/>
+                  <w:listItem w:displayText="Повышенная температура масла" w:value="Повышенная температура масла"/>
+                  <w:listItem w:displayText="Повышенная температура обмотки" w:value="Повышенная температура обмотки"/>
+                  <w:listItem w:displayText="Положение двери шкафа" w:value="Положение двери шкафа"/>
+                  <w:listItem w:displayText="Положение испытательного блока SG1" w:value="Положение испытательного блока SG1"/>
+                  <w:listItem w:displayText="Положение испытательного блока SG2" w:value="Положение испытательного блока SG2"/>
+                  <w:listItem w:displayText="Положение испытательного блока SG3" w:value="Положение испытательного блока SG3"/>
+                  <w:listItem w:displayText="Положение переключателя SA1 цепей управления" w:value="Положение переключателя SA1 цепей управления"/>
+                  <w:listItem w:displayText="Положение переключателя SA2 цепей управления" w:value="Положение переключателя SA2 цепей управления"/>
+                  <w:listItem w:displayText="Положение переключателя SA3 цепей управления" w:value="Положение переключателя SA3 цепей управления"/>
+                  <w:listItem w:displayText="Положение переключателя SA4 цепей управления" w:value="Положение переключателя SA4 цепей управления"/>
+                  <w:listItem w:displayText="Пуск УРОВ внешний" w:value="Пуск УРОВ внешний"/>
+                  <w:listItem w:displayText="Сигнал внешний 1" w:value="Сигнал внешний 1"/>
+                  <w:listItem w:displayText="Сигнал внешний 2" w:value="Сигнал внешний 2"/>
+                  <w:listItem w:displayText="Сигнал внешний 3" w:value="Сигнал внешний 3"/>
+                  <w:listItem w:displayText="Сигнал внешний 4" w:value="Сигнал внешний 4"/>
+                  <w:listItem w:displayText="Срабатывание датчика давления" w:value="Срабатывание датчика давления"/>
+                  <w:listItem w:displayText="Срабатывание датчика контроля температуры масла ЗПО" w:value="Срабатывание датчика контроля температуры масла ЗПО"/>
+                  <w:listItem w:displayText="Срабатывание контакта струйного реле РПН" w:value="Срабатывание контакта струйного реле РПН"/>
+                  <w:listItem w:displayText="Срабатывание отключающего контакта газового реле" w:value="Срабатывание отключающего контакта газового реле"/>
+                  <w:listItem w:displayText="Срабатывание отсечного клапана" w:value="Срабатывание отсечного клапана"/>
+                  <w:listItem w:displayText="Срабатывание предохранительного клапана" w:value="Срабатывание предохранительного клапана"/>
+                  <w:listItem w:displayText="Срабатывание сигнального контакта газового реле" w:value="Срабатывание сигнального контакта газового реле"/>
+                  <w:listItem w:displayText="Срабатывание устройства контроля изоляции ГЗ РПН" w:value="Срабатывание устройства контроля изоляции ГЗ РПН"/>
+                  <w:listItem w:displayText="Срабатывание устройства контроля изоляции ГЗоткл" w:value="Срабатывание устройства контроля изоляции ГЗоткл"/>
+                  <w:listItem w:displayText="Срабатывание устройства контроля изоляции ГЗсигн" w:value="Срабатывание устройства контроля изоляции ГЗсигн"/>
+                  <w:listItem w:displayText="Срабатывание устройства контроля изоляции датчика давления" w:value="Срабатывание устройства контроля изоляции датчика давления"/>
+                  <w:listItem w:displayText="Срабатывание устройства контроля изоляции датчика температуры масла" w:value="Срабатывание устройства контроля изоляции датчика температуры масла"/>
+                  <w:listItem w:displayText="Срабатывание устройства контроля изоляции датчика температуры обмотки" w:value="Срабатывание устройства контроля изоляции датчика температуры обмотки"/>
                   <w:listItem w:displayText=" " w:value="SPACER" w:disabled="true"/>
                   <w:listItem w:displayText="────── Общие сигналы ФС ──────" w:value="CONTROLS_HEADER" w:disabled="true"/>
-                  <w:listItem w:displayText="Ввод режима автоматического выбора регулируемой секции" w:value="Ввод режима автоматического выбора регулируемой секции"/>
-                  <w:listItem w:displayText="Ввод режима автоматического регулирования" w:value="Ввод режима автоматического регулирования"/>
-                  <w:listItem w:displayText="Ввод режима приоритета регулирования по 2 секции" w:value="Ввод режима приоритета регулирования по 2 секции"/>
-                  <w:listItem w:displayText="Ввод режима регулирования параллельно работающих трансформаторов" w:value="Ввод режима регулирования параллельно работающих трансформаторов"/>
                   <w:listItem w:displayText="Вывод терминала" w:value="Вывод терминала"/>
-                  <w:listItem w:displayText="Команда сброс" w:value="Команда сброс"/>
-                  <w:listItem w:displayText="Команда сброса счетчика на начальное значение" w:value="Команда сброса счетчика на начальное значение"/>
-                  <w:listItem w:displayText="Команда сброса счетчика положений РПН на значение по умолчанию" w:value="Команда сброса счетчика положений РПН на значение по умолчанию"/>
-                  <w:listItem w:displayText="Оперативная команда «прибавить»" w:value="Оперативная команда «прибавить»"/>
-                  <w:listItem w:displayText="Оперативная команда «убавить»" w:value="Оперативная команда «убавить»"/>
-                  <w:listItem w:displayText="Режим работы «автоматическое регулирование»" w:value="Режим работы «автоматическое регулирование»"/>
+                  <w:listItem w:displayText="Оперативный вывод ДТЗт" w:value="Оперативный вывод ДТЗт"/>
+                  <w:listItem w:displayText="Оперативный вывод ДТО" w:value="Оперативный вывод ДТО"/>
+                  <w:listItem w:displayText="Оперативный вывод ЗП ВН" w:value="Оперативный вывод ЗП ВН"/>
+                  <w:listItem w:displayText="Оперативный вывод ЗП НН (НН2)" w:value="Оперативный вывод ЗП НН (НН2)"/>
+                  <w:listItem w:displayText="Оперативный вывод ЗП СН (НН1)" w:value="Оперативный вывод ЗП СН (НН1)"/>
+                  <w:listItem w:displayText="Оперативный вывод КЦТнеб" w:value="Оперативный вывод КЦТнеб"/>
+                  <w:listItem w:displayText="Оперативный вывод КЦТст стороны 1" w:value="Оперативный вывод КЦТст стороны 1"/>
+                  <w:listItem w:displayText="Оперативный вывод КЦТст стороны 2" w:value="Оперативный вывод КЦТст стороны 2"/>
+                  <w:listItem w:displayText="Оперативный вывод КЦТст стороны 3" w:value="Оперативный вывод КЦТст стороны 3"/>
+                  <w:listItem w:displayText="Оперативный вывод ЛО ДТм" w:value="Оперативный вывод ЛО ДТм"/>
+                  <w:listItem w:displayText="Оперативный вывод ЛО ДТо" w:value="Оперативный вывод ЛО ДТо"/>
+                  <w:listItem w:displayText="Оперативный вывод ЛО ДУм расширителя" w:value="Оперативный вывод ЛО ДУм расширителя"/>
+                  <w:listItem w:displayText="Оперативный вывод ЛО НН1 / ЗАПВ" w:value="Оперативный вывод ЛО НН1 / ЗАПВ"/>
+                  <w:listItem w:displayText="Оперативный вывод ЛО НН1 / ЛО" w:value="Оперативный вывод ЛО НН1 / ЛО"/>
+                  <w:listItem w:displayText="Оперативный вывод ЛО НН2 / ЗАПВ" w:value="Оперативный вывод ЛО НН2 / ЗАПВ"/>
+                  <w:listItem w:displayText="Оперативный вывод ЛО НН2 / ЛО" w:value="Оперативный вывод ЛО НН2 / ЛО"/>
+                  <w:listItem w:displayText="Оперативный вывод ЛО ОК" w:value="Оперативный вывод ЛО ОК"/>
+                  <w:listItem w:displayText="Оперативный вывод ЛО ПК" w:value="Оперативный вывод ЛО ПК"/>
+                  <w:listItem w:displayText="Оперативный вывод ЛО РД" w:value="Оперативный вывод ЛО РД"/>
+                  <w:listItem w:displayText="Оперативный вывод ЛО Т / ЗАПВ" w:value="Оперативный вывод ЛО Т / ЗАПВ"/>
+                  <w:listItem w:displayText="Оперативный вывод ЛО Т / ЛО" w:value="Оперативный вывод ЛО Т / ЛО"/>
+                  <w:listItem w:displayText="Оперативный вывод РТПО ВН" w:value="Оперативный вывод РТПО ВН"/>
+                  <w:listItem w:displayText="Оперативный вывод РТПО НН (НН2)" w:value="Оперативный вывод РТПО НН (НН2)"/>
+                  <w:listItem w:displayText="Оперативный вывод РТПО СН (НН1)" w:value="Оперативный вывод РТПО СН (НН1)"/>
+                  <w:listItem w:displayText="Оперативный вывод ТО ЗПО ВН" w:value="Оперативный вывод ТО ЗПО ВН"/>
+                  <w:listItem w:displayText="Оперативный вывод ТО ЗПО НН (НН2)" w:value="Оперативный вывод ТО ЗПО НН (НН2)"/>
+                  <w:listItem w:displayText="Оперативный вывод ТО ЗПО СН (НН1)" w:value="Оперативный вывод ТО ЗПО СН (НН1)"/>
+                  <w:listItem w:displayText="Оперативный вывод функции ГЗоткл" w:value="Оперативный вывод функции ГЗоткл"/>
+                  <w:listItem w:displayText="Оперативный вывод функции ГЗсигн" w:value="Оперативный вывод функции ГЗсигн"/>
+                  <w:listItem w:displayText="Оперативный вывод функции ДЗТ" w:value="Оперативный вывод функции ДЗТ"/>
+                  <w:listItem w:displayText="Оперативный вывод функции ЗП" w:value="Оперативный вывод функции ЗП"/>
+                  <w:listItem w:displayText="Оперативный вывод функции ЗПО" w:value="Оперативный вывод функции ЗПО"/>
+                  <w:listItem w:displayText="Оперативный вывод функции КЦТ" w:value="Оперативный вывод функции КЦТ"/>
+                  <w:listItem w:displayText="Оперативный вывод функции ЛО ВН" w:value="Оперативный вывод функции ЛО ВН"/>
+                  <w:listItem w:displayText="Оперативный вывод функции ЛО ГЗ РПН" w:value="Оперативный вывод функции ЛО ГЗ РПН"/>
+                  <w:listItem w:displayText="Оперативный вывод функции ЛО НН1" w:value="Оперативный вывод функции ЛО НН1"/>
+                  <w:listItem w:displayText="Оперативный вывод функции ЛО НН2" w:value="Оперативный вывод функции ЛО НН2"/>
+                  <w:listItem w:displayText="Оперативный вывод функции ЛО Т" w:value="Оперативный вывод функции ЛО Т"/>
+                  <w:listItem w:displayText="Оперативный вывод функции ЛО ТЗ" w:value="Оперативный вывод функции ЛО ТЗ"/>
+                  <w:listItem w:displayText="Оперативный вывод функции ЛО ТС" w:value="Оперативный вывод функции ЛО ТС"/>
+                  <w:listItem w:displayText="Оперативный вывод функции ПДС" w:value="Оперативный вывод функции ПДС"/>
+                  <w:listItem w:displayText="Оперативный вывод функции ПДС НКУ" w:value="Оперативный вывод функции ПДС НКУ"/>
+                  <w:listItem w:displayText="Оперативный вывод функции РТПО" w:value="Оперативный вывод функции РТПО"/>
+                  <w:listItem w:displayText="Оперативный вывод функции ТК ЗДЗ" w:value="Оперативный вывод функции ТК ЗДЗ"/>
+                  <w:listItem w:displayText="Оперативный вывод функции ТО ЗПО" w:value="Оперативный вывод функции ТО ЗПО"/>
+                  <w:listItem w:displayText="Оперативный вывод функции ТО РПН" w:value="Оперативный вывод функции ТО РПН"/>
+                  <w:listItem w:displayText="Оперативный вывод функции УРОВ ВН" w:value="Оперативный вывод функции УРОВ ВН"/>
+                  <w:listItem w:displayText="Перевод ГЗ РПН на сигнал" w:value="Перевод ГЗ РПН на сигнал"/>
+                  <w:listItem w:displayText="Перевод ГЗоткл на сигнал" w:value="Перевод ГЗоткл на сигнал"/>
+                  <w:listItem w:displayText="Перевод ГЗсигн на отключение" w:value="Перевод ГЗсигн на отключение"/>
+                  <w:listItem w:displayText="Перевод ДТЗт на сигнал" w:value="Перевод ДТЗт на сигнал"/>
+                  <w:listItem w:displayText="Перевод ДТО на сигнал" w:value="Перевод ДТО на сигнал"/>
+                  <w:listItem w:displayText="Перевод ДТм на сигнал" w:value="Перевод ДТм на сигнал"/>
+                  <w:listItem w:displayText="Перевод ДТо на сигнал" w:value="Перевод ДТо на сигнал"/>
+                  <w:listItem w:displayText="Перевод ЗП на отключение" w:value="Перевод ЗП на отключение"/>
+                  <w:listItem w:displayText="Перевод ЗПО на сигнал" w:value="Перевод ЗПО на сигнал"/>
+                  <w:listItem w:displayText="Перевод ЛО ДУм расширителя на сигнал" w:value="Перевод ЛО ДУм расширителя на сигнал"/>
+                  <w:listItem w:displayText="Перевод ЛО ОК на сигнал" w:value="Перевод ЛО ОК на сигнал"/>
+                  <w:listItem w:displayText="Перевод ЛО ПК на сигнал" w:value="Перевод ЛО ПК на сигнал"/>
+                  <w:listItem w:displayText="Перевод РД на сигнал" w:value="Перевод РД на сигнал"/>
+                  <w:listItem w:displayText="Сброс" w:value="Сброс"/>
                 </w:dropDownList>
                 <w:showingPlcHdr/>
                 <w:placeholder>
@@ -2360,79 +2433,270 @@
                 <w:dropDownList>
                   <w:listItem w:displayText="Не назначено" w:value=""/>
                   <w:listItem w:displayText="──────── Сигналы РЗиА ────────" w:value="INPUTS_HEADER" w:disabled="true"/>
-                  <w:listItem w:displayText="АРНТ / АВ РПН: Отключено питание привода" w:value="АРНТ / АВ РПН: Отключено питание привода"/>
-                  <w:listItem w:displayText="АРНТ / АРН: Блокировка РПН по току" w:value="АРНТ / АРН: Блокировка РПН по току"/>
-                  <w:listItem w:displayText="АРНТ / АРН: Блокировка автоматики регулирования" w:value="АРНТ / АРН: Блокировка автоматики регулирования"/>
-                  <w:listItem w:displayText="АРНТ / АРН: Блокировка автоматического регулирования в режиме регулирования параллельно работающих трансформаторов" w:value="АРНТ / АРН: Блокировка автоматического регулирования в режиме регулирования параллельно работающих трансформаторов"/>
-                  <w:listItem w:displayText="АРНТ / АРН: Блокировка автоматической команды прибавить по верхнему допустимому положению" w:value="АРНТ / АРН: Блокировка автоматической команды прибавить по верхнему допустимому положению"/>
-                  <w:listItem w:displayText="АРНТ / АРН: Блокировка автоматической команды убавить по нижнему допустимому положению" w:value="АРНТ / АРН: Блокировка автоматической команды убавить по нижнему допустимому положению"/>
-                  <w:listItem w:displayText="АРНТ / АРН: Блокировка по низкому напряжению" w:value="АРНТ / АРН: Блокировка по низкому напряжению"/>
-                  <w:listItem w:displayText="АРНТ / АРН: Блокировка по низкому уровню масла" w:value="АРНТ / АРН: Блокировка по низкому уровню масла"/>
-                  <w:listItem w:displayText="АРНТ / АРН: Блокировка по перегрузке" w:value="АРНТ / АРН: Блокировка по перегрузке"/>
-                  <w:listItem w:displayText="АРНТ / АРН: Блокировка по перенапряжению" w:value="АРНТ / АРН: Блокировка по перенапряжению"/>
-                  <w:listItem w:displayText="АРНТ / АРН: Ведомый в режиме регулирования параллельно работающих трансформаторов" w:value="АРНТ / АРН: Ведомый в режиме регулирования параллельно работающих трансформаторов"/>
-                  <w:listItem w:displayText="АРНТ / АРН: Ведущий в режиме регулирования параллельно работающих трансформаторов" w:value="АРНТ / АРН: Ведущий в режиме регулирования параллельно работающих трансформаторов"/>
-                  <w:listItem w:displayText="АРНТ / АРН: Высокое напряжение НП секции 1" w:value="АРНТ / АРН: Высокое напряжение НП секции 1"/>
-                  <w:listItem w:displayText="АРНТ / АРН: Высокое напряжение НП секции 2" w:value="АРНТ / АРН: Высокое напряжение НП секции 2"/>
-                  <w:listItem w:displayText="АРНТ / АРН: Высокое напряжение ОП секции 1" w:value="АРНТ / АРН: Высокое напряжение ОП секции 1"/>
-                  <w:listItem w:displayText="АРНТ / АРН: Высокое напряжение ОП секции 2" w:value="АРНТ / АРН: Высокое напряжение ОП секции 2"/>
-                  <w:listItem w:displayText="АРНТ / АРН: Высокое напряжение секции 1" w:value="АРНТ / АРН: Высокое напряжение секции 1"/>
-                  <w:listItem w:displayText="АРНТ / АРН: Готовность к режиму регулирования параллельно работающих трансформаторов" w:value="АРНТ / АРН: Готовность к режиму регулирования параллельно работающих трансформаторов"/>
-                  <w:listItem w:displayText="АРНТ / АРН: Действие АРНТ на привод РПН" w:value="АРНТ / АРН: Действие АРНТ на привод РПН"/>
-                  <w:listItem w:displayText="АРНТ / АРН: Команда «Прибавить» от АРНТ параллельно работающего трансформатора" w:value="АРНТ / АРН: Команда «Прибавить» от АРНТ параллельно работающего трансформатора"/>
-                  <w:listItem w:displayText="АРНТ / АРН: Команда «Убавить» от АРНТ параллельно работающего трансформатора" w:value="АРНТ / АРН: Команда «Убавить» от АРНТ параллельно работающего трансформатора"/>
-                  <w:listItem w:displayText="АРНТ / АРН: Команда «прибавить» в привод РПН" w:value="АРНТ / АРН: Команда «прибавить» в привод РПН"/>
-                  <w:listItem w:displayText="АРНТ / АРН: Команда «убавить» привод РПН" w:value="АРНТ / АРН: Команда «убавить» привод РПН"/>
-                  <w:listItem w:displayText="АРНТ / АРН: Команда на отключение автомата питания привода РПН" w:value="АРНТ / АРН: Команда на отключение автомата питания привода РПН"/>
-                  <w:listItem w:displayText="АРНТ / АРН: Мертвое положение" w:value="АРНТ / АРН: Мертвое положение"/>
-                  <w:listItem w:displayText="АРНТ / АРН: Напряжение выше границы зоны нечувствительности" w:value="АРНТ / АРН: Напряжение выше границы зоны нечувствительности"/>
-                  <w:listItem w:displayText="АРНТ / АРН: Напряжение значительно выше границы зоны нечувствительности" w:value="АРНТ / АРН: Напряжение значительно выше границы зоны нечувствительности"/>
-                  <w:listItem w:displayText="АРНТ / АРН: Напряжение ниже границы зоны нечувствительности" w:value="АРНТ / АРН: Напряжение ниже границы зоны нечувствительности"/>
-                  <w:listItem w:displayText="АРНТ / АРН: Ненормальный режим на секции" w:value="АРНТ / АРН: Ненормальный режим на секции"/>
-                  <w:listItem w:displayText="АРНТ / АРН: Нет связи с регулируемыми шинами" w:value="АРНТ / АРН: Нет связи с регулируемыми шинами"/>
-                  <w:listItem w:displayText="АРНТ / АРН: Низкое напряжение секции 1" w:value="АРНТ / АРН: Низкое напряжение секции 1"/>
-                  <w:listItem w:displayText="АРНТ / АРН: Низкое напряжение секции 2" w:value="АРНТ / АРН: Низкое напряжение секции 2"/>
-                  <w:listItem w:displayText="АРНТ / АРН: Ошибка определения положения РПН" w:value="АРНТ / АРН: Ошибка определения положения РПН"/>
-                  <w:listItem w:displayText="АРНТ / АРН: Ошибка регулирования параллельно работающих трансформаторов" w:value="АРНТ / АРН: Ошибка регулирования параллельно работающих трансформаторов"/>
-                  <w:listItem w:displayText="АРНТ / АРН: Перегрузка секции 1" w:value="АРНТ / АРН: Перегрузка секции 1"/>
-                  <w:listItem w:displayText="АРНТ / АРН: Перегрузка секции 2" w:value="АРНТ / АРН: Перегрузка секции 2"/>
-                  <w:listItem w:displayText="АРНТ / АРН: Перенапряжение секции 2" w:value="АРНТ / АРН: Перенапряжение секции 2"/>
-                  <w:listItem w:displayText="АРНТ / АРН: Прибавить в АРНТ параллельного работающего трансформатора" w:value="АРНТ / АРН: Прибавить в АРНТ параллельного работающего трансформатора"/>
-                  <w:listItem w:displayText="АРНТ / АРН: Привод РПН заблокирован" w:value="АРНТ / АРН: Привод РПН заблокирован"/>
-                  <w:listItem w:displayText="АРНТ / АРН: Принудительно ведущий в режиме регулирования параллельно работающих трансформаторов" w:value="АРНТ / АРН: Принудительно ведущий в режиме регулирования параллельно работающих трансформаторов"/>
-                  <w:listItem w:displayText="АРНТ / АРН: Рассогласование приводов РПН параллельно работающих трансформаторов" w:value="АРНТ / АРН: Рассогласование приводов РПН параллельно работающих трансформаторов"/>
-                  <w:listItem w:displayText="АРНТ / АРН: Режим автоматического регулирования" w:value="АРНТ / АРН: Режим автоматического регулирования"/>
-                  <w:listItem w:displayText="АРНТ / АРН: Режим параллельного регулирования" w:value="АРНТ / АРН: Режим параллельного регулирования"/>
-                  <w:listItem w:displayText="АРНТ / АРН: Убавить в АРНТ параллельного работающего трансформатора" w:value="АРНТ / АРН: Убавить в АРНТ параллельного работающего трансформатора"/>
-                  <w:listItem w:displayText="АРНТ / Выбор ТН: Автоматический выбор регулируемой секции" w:value="АРНТ / Выбор ТН: Автоматический выбор регулируемой секции"/>
-                  <w:listItem w:displayText="АРНТ / Выбор ТН: Контроль 1 секции" w:value="АРНТ / Выбор ТН: Контроль 1 секции"/>
-                  <w:listItem w:displayText="АРНТ / Выбор ТН: Контроль 2 секции" w:value="АРНТ / Выбор ТН: Контроль 2 секции"/>
-                  <w:listItem w:displayText="АРНТ / Выбор ТН: Приоритет регулирования по 2 секции" w:value="АРНТ / Выбор ТН: Приоритет регулирования по 2 секции"/>
-                  <w:listItem w:displayText="АРНТ / Выбор ТН: Регулирование по 1 секции" w:value="АРНТ / Выбор ТН: Регулирование по 1 секции"/>
-                  <w:listItem w:displayText="АРНТ / Выбор ТН: Регулирование по 2 секции" w:value="АРНТ / Выбор ТН: Регулирование по 2 секции"/>
-                  <w:listItem w:displayText="АРНТ / ДТм: Блокировка по низкой температуре" w:value="АРНТ / ДТм: Блокировка по низкой температуре"/>
-                  <w:listItem w:displayText="АРНТ / ДУм: Высокий уровень масла" w:value="АРНТ / ДУм: Высокий уровень масла"/>
-                  <w:listItem w:displayText="АРНТ / Контроль РПН: Длительное переключение (привод остановился в промежуточном положении)" w:value="АРНТ / Контроль РПН: Длительное переключение (привод остановился в промежуточном положении)"/>
-                  <w:listItem w:displayText="АРНТ / Контроль РПН: Отказ привода РПН" w:value="АРНТ / Контроль РПН: Отказ привода РПН"/>
-                  <w:listItem w:displayText="АРНТ / Контроль РПН: Переключение не началось" w:value="АРНТ / Контроль РПН: Переключение не началось"/>
-                  <w:listItem w:displayText="АРНТ / Контроль РПН: Самопроизвольное переключение" w:value="АРНТ / Контроль РПН: Самопроизвольное переключение"/>
-                  <w:listItem w:displayText="АРНТ / Контроль РПН: Сигнализация максимального количества переключений РПН" w:value="АРНТ / Контроль РПН: Сигнализация максимального количества переключений РПН"/>
-                  <w:listItem w:displayText="АРНТ / Привод РПН: Идет переключение" w:value="АРНТ / Привод РПН: Идет переключение"/>
-                  <w:listItem w:displayText="АРНТ / Привод РПН: Крайнее верхнее положение РПН" w:value="АРНТ / Привод РПН: Крайнее верхнее положение РПН"/>
-                  <w:listItem w:displayText="АРНТ / Привод РПН: Крайнее нижнее положение РПН" w:value="АРНТ / Привод РПН: Крайнее нижнее положение РПН"/>
-                  <w:listItem w:displayText="АРНТ / Привод РПН: Местное управление привода" w:value="АРНТ / Привод РПН: Местное управление привода"/>
-                  <w:listItem w:displayText="Сигнализация / Сигнализация: SG не в рабочем положении" w:value="Сигнализация / Сигнализация: SG не в рабочем положении"/>
-                  <w:listItem w:displayText="Сигнализация / Сигнализация: Блок испытательный №1 в рабочем положении" w:value="Сигнализация / Сигнализация: Блок испытательный №1 в рабочем положении"/>
-                  <w:listItem w:displayText="Сигнализация / Сигнализация: Блок испытательный №2 в рабочем положении" w:value="Сигнализация / Сигнализация: Блок испытательный №2 в рабочем положении"/>
-                  <w:listItem w:displayText="Сигнализация / Сигнализация: Блок испытательный №3 в рабочем положении" w:value="Сигнализация / Сигнализация: Блок испытательный №3 в рабочем положении"/>
-                  <w:listItem w:displayText="Сигнализация / Сигнализация: Блок испытательный №4 в рабочем положении" w:value="Сигнализация / Сигнализация: Блок испытательный №4 в рабочем положении"/>
-                  <w:listItem w:displayText="Сигнализация / Сигнализация: Блок испытательный №5 в рабочем положении" w:value="Сигнализация / Сигнализация: Блок испытательный №5 в рабочем положении"/>
-                  <w:listItem w:displayText="Сигнализация / Сигнализация: Блок испытательный №6 в рабочем положении" w:value="Сигнализация / Сигнализация: Блок испытательный №6 в рабочем положении"/>
-                  <w:listItem w:displayText="Сигнализация / Сигнализация: Блок испытательный №7 в рабочем положении" w:value="Сигнализация / Сигнализация: Блок испытательный №7 в рабочем положении"/>
-                  <w:listItem w:displayText="Сигнализация / Сигнализация: Неисправность РПН" w:value="Сигнализация / Сигнализация: Неисправность РПН"/>
-                  <w:listItem w:displayText="Сигнализация / Сигнализация: Сигнал закрытого положения двери" w:value="Сигнализация / Сигнализация: Сигнал закрытого положения двери"/>
-                  <w:listItem w:displayText="Сигнализация / Сигнализация: Сигнал неисправности оперативного тока цепей технологической сигнализации" w:value="Сигнализация / Сигнализация: Сигнал неисправности оперативного тока цепей технологической сигнализации"/>
-                  <w:listItem w:displayText="Сигнализация / Сигнализация: Сигнал открытого положения двери" w:value="Сигнализация / Сигнализация: Сигнал открытого положения двери"/>
+                  <w:listItem w:displayText="ДЗТ / БВКЗ: Срабатывание БВКЗ" w:value="ДЗТ / БВКЗ: Срабатывание БВКЗ"/>
+                  <w:listItem w:displayText="ДЗТ / БВКЗ: Срабатывание БВКЗ по фазе A" w:value="ДЗТ / БВКЗ: Срабатывание БВКЗ по фазе A"/>
+                  <w:listItem w:displayText="ДЗТ / БВКЗ: Срабатывание БВКЗ по фазе B" w:value="ДЗТ / БВКЗ: Срабатывание БВКЗ по фазе B"/>
+                  <w:listItem w:displayText="ДЗТ / БВКЗ: Срабатывание БВКЗ по фазе C" w:value="ДЗТ / БВКЗ: Срабатывание БВКЗ по фазе C"/>
+                  <w:listItem w:displayText="ДЗТ / Д2Г: Пуск Д2Г" w:value="ДЗТ / Д2Г: Пуск Д2Г"/>
+                  <w:listItem w:displayText="ДЗТ / Д2Г: Пуск Д2Г по фазе A" w:value="ДЗТ / Д2Г: Пуск Д2Г по фазе A"/>
+                  <w:listItem w:displayText="ДЗТ / Д2Г: Пуск Д2Г по фазе B" w:value="ДЗТ / Д2Г: Пуск Д2Г по фазе B"/>
+                  <w:listItem w:displayText="ДЗТ / Д2Г: Пуск Д2Г по фазе C" w:value="ДЗТ / Д2Г: Пуск Д2Г по фазе C"/>
+                  <w:listItem w:displayText="ДЗТ / Д5Г: Пуск Д5Г" w:value="ДЗТ / Д5Г: Пуск Д5Г"/>
+                  <w:listItem w:displayText="ДЗТ / Д5Г: Пуск Д5Г по фазе A" w:value="ДЗТ / Д5Г: Пуск Д5Г по фазе A"/>
+                  <w:listItem w:displayText="ДЗТ / Д5Г: Пуск Д5Г по фазе B" w:value="ДЗТ / Д5Г: Пуск Д5Г по фазе B"/>
+                  <w:listItem w:displayText="ДЗТ / Д5Г: Пуск Д5Г по фазе C" w:value="ДЗТ / Д5Г: Пуск Д5Г по фазе C"/>
+                  <w:listItem w:displayText="ДЗТ / ДЗТ: Срабатывание ДЗТ" w:value="ДЗТ / ДЗТ: Срабатывание ДЗТ"/>
+                  <w:listItem w:displayText="ДЗТ / ДТЗт: Пуск ДТЗт" w:value="ДЗТ / ДТЗт: Пуск ДТЗт"/>
+                  <w:listItem w:displayText="ДЗТ / ДТЗт: Пуск ДТЗт по фазе A" w:value="ДЗТ / ДТЗт: Пуск ДТЗт по фазе A"/>
+                  <w:listItem w:displayText="ДЗТ / ДТЗт: Пуск ДТЗт по фазе B" w:value="ДЗТ / ДТЗт: Пуск ДТЗт по фазе B"/>
+                  <w:listItem w:displayText="ДЗТ / ДТЗт: Пуск ДТЗт по фазе C" w:value="ДЗТ / ДТЗт: Пуск ДТЗт по фазе C"/>
+                  <w:listItem w:displayText="ДЗТ / ДТЗт: Пуск ИО по фазе A" w:value="ДЗТ / ДТЗт: Пуск ИО по фазе A"/>
+                  <w:listItem w:displayText="ДЗТ / ДТЗт: Пуск ИО по фазе B" w:value="ДЗТ / ДТЗт: Пуск ИО по фазе B"/>
+                  <w:listItem w:displayText="ДЗТ / ДТЗт: Пуск ИО по фазе C" w:value="ДЗТ / ДТЗт: Пуск ИО по фазе C"/>
+                  <w:listItem w:displayText="ДЗТ / ДТЗт: Срабатывание ДТЗт" w:value="ДЗТ / ДТЗт: Срабатывание ДТЗт"/>
+                  <w:listItem w:displayText="ДЗТ / ДТЗт: Срабатывание ДТЗт на сигнал" w:value="ДЗТ / ДТЗт: Срабатывание ДТЗт на сигнал"/>
+                  <w:listItem w:displayText="ДЗТ / ДТЗт: Срабатывание ДТЗт по фазе A" w:value="ДЗТ / ДТЗт: Срабатывание ДТЗт по фазе A"/>
+                  <w:listItem w:displayText="ДЗТ / ДТЗт: Срабатывание ДТЗт по фазе A на сигнал" w:value="ДЗТ / ДТЗт: Срабатывание ДТЗт по фазе A на сигнал"/>
+                  <w:listItem w:displayText="ДЗТ / ДТЗт: Срабатывание ДТЗт по фазе B" w:value="ДЗТ / ДТЗт: Срабатывание ДТЗт по фазе B"/>
+                  <w:listItem w:displayText="ДЗТ / ДТЗт: Срабатывание ДТЗт по фазе B на сигнал" w:value="ДЗТ / ДТЗт: Срабатывание ДТЗт по фазе B на сигнал"/>
+                  <w:listItem w:displayText="ДЗТ / ДТЗт: Срабатывание ДТЗт по фазе C" w:value="ДЗТ / ДТЗт: Срабатывание ДТЗт по фазе C"/>
+                  <w:listItem w:displayText="ДЗТ / ДТЗт: Срабатывание ДТЗт по фазе C на сигнал" w:value="ДЗТ / ДТЗт: Срабатывание ДТЗт по фазе C на сигнал"/>
+                  <w:listItem w:displayText="ДЗТ / ДТЗт: Функция введена в работу" w:value="ДЗТ / ДТЗт: Функция введена в работу"/>
+                  <w:listItem w:displayText="ДЗТ / ДТЗт: Функция оперативно выведена из работы" w:value="ДЗТ / ДТЗт: Функция оперативно выведена из работы"/>
+                  <w:listItem w:displayText="ДЗТ / ДТО: Пуск ДТО" w:value="ДЗТ / ДТО: Пуск ДТО"/>
+                  <w:listItem w:displayText="ДЗТ / ДТО: Пуск ДТО по фазе A" w:value="ДЗТ / ДТО: Пуск ДТО по фазе A"/>
+                  <w:listItem w:displayText="ДЗТ / ДТО: Пуск ДТО по фазе B" w:value="ДЗТ / ДТО: Пуск ДТО по фазе B"/>
+                  <w:listItem w:displayText="ДЗТ / ДТО: Пуск ДТО по фазе C" w:value="ДЗТ / ДТО: Пуск ДТО по фазе C"/>
+                  <w:listItem w:displayText="ДЗТ / ДТО: Пуск ИО по фазе A" w:value="ДЗТ / ДТО: Пуск ИО по фазе A"/>
+                  <w:listItem w:displayText="ДЗТ / ДТО: Пуск ИО по фазе B" w:value="ДЗТ / ДТО: Пуск ИО по фазе B"/>
+                  <w:listItem w:displayText="ДЗТ / ДТО: Пуск ИО по фазе C" w:value="ДЗТ / ДТО: Пуск ИО по фазе C"/>
+                  <w:listItem w:displayText="ДЗТ / ДТО: Срабатывание ДТО" w:value="ДЗТ / ДТО: Срабатывание ДТО"/>
+                  <w:listItem w:displayText="ДЗТ / ДТО: Срабатывание ДТО на сигнал" w:value="ДЗТ / ДТО: Срабатывание ДТО на сигнал"/>
+                  <w:listItem w:displayText="ДЗТ / ДТО: Срабатывание ДТО по фазе A" w:value="ДЗТ / ДТО: Срабатывание ДТО по фазе A"/>
+                  <w:listItem w:displayText="ДЗТ / ДТО: Срабатывание ДТО по фазе A на сигнал" w:value="ДЗТ / ДТО: Срабатывание ДТО по фазе A на сигнал"/>
+                  <w:listItem w:displayText="ДЗТ / ДТО: Срабатывание ДТО по фазе B" w:value="ДЗТ / ДТО: Срабатывание ДТО по фазе B"/>
+                  <w:listItem w:displayText="ДЗТ / ДТО: Срабатывание ДТО по фазе B на сигнал" w:value="ДЗТ / ДТО: Срабатывание ДТО по фазе B на сигнал"/>
+                  <w:listItem w:displayText="ДЗТ / ДТО: Срабатывание ДТО по фазе C" w:value="ДЗТ / ДТО: Срабатывание ДТО по фазе C"/>
+                  <w:listItem w:displayText="ДЗТ / ДТО: Срабатывание ДТО по фазе C на сигнал" w:value="ДЗТ / ДТО: Срабатывание ДТО по фазе C на сигнал"/>
+                  <w:listItem w:displayText="ДЗТ / ДТО: Функция введена в работу" w:value="ДЗТ / ДТО: Функция введена в работу"/>
+                  <w:listItem w:displayText="ДЗТ / ДТО: Функция оперативно выведена из работы" w:value="ДЗТ / ДТО: Функция оперативно выведена из работы"/>
+                  <w:listItem w:displayText="ДЗТ / КЦТнеб: Неисправность" w:value="ДЗТ / КЦТнеб: Неисправность"/>
+                  <w:listItem w:displayText="ДЗТ / КЦТнеб: Срабатывание" w:value="ДЗТ / КЦТнеб: Срабатывание"/>
+                  <w:listItem w:displayText="ДЗТ / КЦТнеб: Срабатывание фазы A" w:value="ДЗТ / КЦТнеб: Срабатывание фазы A"/>
+                  <w:listItem w:displayText="ДЗТ / КЦТнеб: Срабатывание фазы B" w:value="ДЗТ / КЦТнеб: Срабатывание фазы B"/>
+                  <w:listItem w:displayText="ДЗТ / КЦТнеб: Срабатывание фазы C" w:value="ДЗТ / КЦТнеб: Срабатывание фазы C"/>
+                  <w:listItem w:displayText="ДЗТ / КЦТнеб: Функция введена в работу" w:value="ДЗТ / КЦТнеб: Функция введена в работу"/>
+                  <w:listItem w:displayText="ДЗТ / КЦТнеб: Функция оперативно выведена из работы" w:value="ДЗТ / КЦТнеб: Функция оперативно выведена из работы"/>
+                  <w:listItem w:displayText="ЗП / ЗП ВН: Пуск" w:value="ЗП / ЗП ВН: Пуск"/>
+                  <w:listItem w:displayText="ЗП / ЗП ВН: Пуск ИО максимального тока" w:value="ЗП / ЗП ВН: Пуск ИО максимального тока"/>
+                  <w:listItem w:displayText="ЗП / ЗП ВН: Срабатывание" w:value="ЗП / ЗП ВН: Срабатывание"/>
+                  <w:listItem w:displayText="ЗП / ЗП ВН: Срабатывание на отключение" w:value="ЗП / ЗП ВН: Срабатывание на отключение"/>
+                  <w:listItem w:displayText="ЗП / ЗП ВН: Функция введена в работу" w:value="ЗП / ЗП ВН: Функция введена в работу"/>
+                  <w:listItem w:displayText="ЗП / ЗП ВН: Функция оперативно выведена из работы" w:value="ЗП / ЗП ВН: Функция оперативно выведена из работы"/>
+                  <w:listItem w:displayText="ЗП / ЗП НН (НН2): Пуск" w:value="ЗП / ЗП НН (НН2): Пуск"/>
+                  <w:listItem w:displayText="ЗП / ЗП НН (НН2): Пуск ИО максимального тока" w:value="ЗП / ЗП НН (НН2): Пуск ИО максимального тока"/>
+                  <w:listItem w:displayText="ЗП / ЗП НН (НН2): Срабатывание" w:value="ЗП / ЗП НН (НН2): Срабатывание"/>
+                  <w:listItem w:displayText="ЗП / ЗП НН (НН2): Срабатывание на отключение" w:value="ЗП / ЗП НН (НН2): Срабатывание на отключение"/>
+                  <w:listItem w:displayText="ЗП / ЗП НН (НН2): Функция введена в работу" w:value="ЗП / ЗП НН (НН2): Функция введена в работу"/>
+                  <w:listItem w:displayText="ЗП / ЗП НН (НН2): Функция оперативно выведена из работы" w:value="ЗП / ЗП НН (НН2): Функция оперативно выведена из работы"/>
+                  <w:listItem w:displayText="ЗП / ЗП СН (НН1): Пуск" w:value="ЗП / ЗП СН (НН1): Пуск"/>
+                  <w:listItem w:displayText="ЗП / ЗП СН (НН1): Пуск ИО максимального тока" w:value="ЗП / ЗП СН (НН1): Пуск ИО максимального тока"/>
+                  <w:listItem w:displayText="ЗП / ЗП СН (НН1): Срабатывание" w:value="ЗП / ЗП СН (НН1): Срабатывание"/>
+                  <w:listItem w:displayText="ЗП / ЗП СН (НН1): Срабатывание на отключение" w:value="ЗП / ЗП СН (НН1): Срабатывание на отключение"/>
+                  <w:listItem w:displayText="ЗП / ЗП СН (НН1): Функция введена в работу" w:value="ЗП / ЗП СН (НН1): Функция введена в работу"/>
+                  <w:listItem w:displayText="ЗП / ЗП СН (НН1): Функция оперативно выведена из работы" w:value="ЗП / ЗП СН (НН1): Функция оперативно выведена из работы"/>
+                  <w:listItem w:displayText="ЗП / ЗП: Срабатывание" w:value="ЗП / ЗП: Срабатывание"/>
+                  <w:listItem w:displayText="ЗПО / ЗПО: Пуск" w:value="ЗПО / ЗПО: Пуск"/>
+                  <w:listItem w:displayText="ЗПО / ЗПО: Срабатывание" w:value="ЗПО / ЗПО: Срабатывание"/>
+                  <w:listItem w:displayText="ЗПО / ЗПО: Срабатывание на сигнал" w:value="ЗПО / ЗПО: Срабатывание на сигнал"/>
+                  <w:listItem w:displayText="ЗПО / ЗПО: Функция введена в работу" w:value="ЗПО / ЗПО: Функция введена в работу"/>
+                  <w:listItem w:displayText="ЗПО / ЗПО: Функция оперативно выведена из работы" w:value="ЗПО / ЗПО: Функция оперативно выведена из работы"/>
+                  <w:listItem w:displayText="КЦТ / КЦТ: Срабатывание КЦТ" w:value="КЦТ / КЦТ: Срабатывание КЦТ"/>
+                  <w:listItem w:displayText="КЦТ / КЦТст1: Пуск КЦТст при асимметрии" w:value="КЦТ / КЦТст1: Пуск КЦТст при асимметрии"/>
+                  <w:listItem w:displayText="КЦТ / КЦТст1: Пуск КЦТст при обрыве провода" w:value="КЦТ / КЦТст1: Пуск КЦТст при обрыве провода"/>
+                  <w:listItem w:displayText="КЦТ / КЦТст1: Срабатывание КЦТст при асимметрии" w:value="КЦТ / КЦТст1: Срабатывание КЦТст при асимметрии"/>
+                  <w:listItem w:displayText="КЦТ / КЦТст1: Срабатывание КЦТст при обрыве провода" w:value="КЦТ / КЦТст1: Срабатывание КЦТст при обрыве провода"/>
+                  <w:listItem w:displayText="КЦТ / КЦТст1: Функция введена в работу" w:value="КЦТ / КЦТст1: Функция введена в работу"/>
+                  <w:listItem w:displayText="КЦТ / КЦТст1: Функция оперативно выведена из работы" w:value="КЦТ / КЦТст1: Функция оперативно выведена из работы"/>
+                  <w:listItem w:displayText="КЦТ / КЦТст2: Пуск КЦТст при асимметрии" w:value="КЦТ / КЦТст2: Пуск КЦТст при асимметрии"/>
+                  <w:listItem w:displayText="КЦТ / КЦТст2: Пуск КЦТст при обрыве провода" w:value="КЦТ / КЦТст2: Пуск КЦТст при обрыве провода"/>
+                  <w:listItem w:displayText="КЦТ / КЦТст2: Срабатывание КЦТст при асимметрии" w:value="КЦТ / КЦТст2: Срабатывание КЦТст при асимметрии"/>
+                  <w:listItem w:displayText="КЦТ / КЦТст2: Срабатывание КЦТст при обрыве провода" w:value="КЦТ / КЦТст2: Срабатывание КЦТст при обрыве провода"/>
+                  <w:listItem w:displayText="КЦТ / КЦТст2: Функция введена в работу" w:value="КЦТ / КЦТст2: Функция введена в работу"/>
+                  <w:listItem w:displayText="КЦТ / КЦТст2: Функция оперативно выведена из работы" w:value="КЦТ / КЦТст2: Функция оперативно выведена из работы"/>
+                  <w:listItem w:displayText="КЦТ / КЦТст3: Пуск КЦТст при асимметрии" w:value="КЦТ / КЦТст3: Пуск КЦТст при асимметрии"/>
+                  <w:listItem w:displayText="КЦТ / КЦТст3: Пуск КЦТст при обрыве провода" w:value="КЦТ / КЦТст3: Пуск КЦТст при обрыве провода"/>
+                  <w:listItem w:displayText="КЦТ / КЦТст3: Срабатывание КЦТст при асимметрии" w:value="КЦТ / КЦТст3: Срабатывание КЦТст при асимметрии"/>
+                  <w:listItem w:displayText="КЦТ / КЦТст3: Срабатывание КЦТст при обрыве провода" w:value="КЦТ / КЦТст3: Срабатывание КЦТст при обрыве провода"/>
+                  <w:listItem w:displayText="КЦТ / КЦТст3: Функция введена в работу" w:value="КЦТ / КЦТст3: Функция введена в работу"/>
+                  <w:listItem w:displayText="КЦТ / КЦТст3: Функция оперативно выведена из работы" w:value="КЦТ / КЦТст3: Функция оперативно выведена из работы"/>
+                  <w:listItem w:displayText="ЛО ВН / ЛО: Отключение" w:value="ЛО ВН / ЛО: Отключение"/>
+                  <w:listItem w:displayText="ЛО ВН / ЛО: Отключить аварийно" w:value="ЛО ВН / ЛО: Отключить аварийно"/>
+                  <w:listItem w:displayText="ЛО ВН / ЛО: Функция введена в работу" w:value="ЛО ВН / ЛО: Функция введена в работу"/>
+                  <w:listItem w:displayText="ЛО ВН / ЛО: Функция оперативно выведена из работы" w:value="ЛО ВН / ЛО: Функция оперативно выведена из работы"/>
+                  <w:listItem w:displayText="ЛО ГЗ РПН / ЛО: Блокировка ГЗ РПН" w:value="ЛО ГЗ РПН / ЛО: Блокировка ГЗ РПН"/>
+                  <w:listItem w:displayText="ЛО ГЗ РПН / ЛО: Срабатывание ГЗ РПН" w:value="ЛО ГЗ РПН / ЛО: Срабатывание ГЗ РПН"/>
+                  <w:listItem w:displayText="ЛО ГЗ РПН / ЛО: Срабатывание ГЗ РПН на сигнал" w:value="ЛО ГЗ РПН / ЛО: Срабатывание ГЗ РПН на сигнал"/>
+                  <w:listItem w:displayText="ЛО ГЗ РПН / ЛО: Функция введена в работу" w:value="ЛО ГЗ РПН / ЛО: Функция введена в работу"/>
+                  <w:listItem w:displayText="ЛО ГЗ РПН / ЛО: Функция оперативно выведена из работы" w:value="ЛО ГЗ РПН / ЛО: Функция оперативно выведена из работы"/>
+                  <w:listItem w:displayText="ЛО ГЗоткл / ЛО: Блокировка ГЗоткл" w:value="ЛО ГЗоткл / ЛО: Блокировка ГЗоткл"/>
+                  <w:listItem w:displayText="ЛО ГЗоткл / ЛО: Срабатывание" w:value="ЛО ГЗоткл / ЛО: Срабатывание"/>
+                  <w:listItem w:displayText="ЛО ГЗоткл / ЛО: Срабатывание на сигнал" w:value="ЛО ГЗоткл / ЛО: Срабатывание на сигнал"/>
+                  <w:listItem w:displayText="ЛО ГЗоткл / ЛО: Функция введена в работу" w:value="ЛО ГЗоткл / ЛО: Функция введена в работу"/>
+                  <w:listItem w:displayText="ЛО ГЗоткл / ЛО: Функция оперативно выведена из работы" w:value="ЛО ГЗоткл / ЛО: Функция оперативно выведена из работы"/>
+                  <w:listItem w:displayText="ЛО ГЗсигн / ЛО: Блокировка ГЗсигн" w:value="ЛО ГЗсигн / ЛО: Блокировка ГЗсигн"/>
+                  <w:listItem w:displayText="ЛО ГЗсигн / ЛО: Срабатывание" w:value="ЛО ГЗсигн / ЛО: Срабатывание"/>
+                  <w:listItem w:displayText="ЛО ГЗсигн / ЛО: Срабатывание на сигнал" w:value="ЛО ГЗсигн / ЛО: Срабатывание на сигнал"/>
+                  <w:listItem w:displayText="ЛО ГЗсигн / ЛО: Функция введена в работу" w:value="ЛО ГЗсигн / ЛО: Функция введена в работу"/>
+                  <w:listItem w:displayText="ЛО ГЗсигн / ЛО: Функция оперативно выведена из работы" w:value="ЛО ГЗсигн / ЛО: Функция оперативно выведена из работы"/>
+                  <w:listItem w:displayText="ЛО НН1 / ЗАПВ: Запрет АПВ" w:value="ЛО НН1 / ЗАПВ: Запрет АПВ"/>
+                  <w:listItem w:displayText="ЛО НН1 / ЗАПВ: Функция введена в работу" w:value="ЛО НН1 / ЗАПВ: Функция введена в работу"/>
+                  <w:listItem w:displayText="ЛО НН1 / ЗАПВ: Функция оперативно выведена из работы" w:value="ЛО НН1 / ЗАПВ: Функция оперативно выведена из работы"/>
+                  <w:listItem w:displayText="ЛО НН1 / ЛО: Отключение" w:value="ЛО НН1 / ЛО: Отключение"/>
+                  <w:listItem w:displayText="ЛО НН1 / ЛО: Отключить аварийно" w:value="ЛО НН1 / ЛО: Отключить аварийно"/>
+                  <w:listItem w:displayText="ЛО НН1 / ЛО: Функция введена в работу" w:value="ЛО НН1 / ЛО: Функция введена в работу"/>
+                  <w:listItem w:displayText="ЛО НН1 / ЛО: Функция оперативно выведена из работы" w:value="ЛО НН1 / ЛО: Функция оперативно выведена из работы"/>
+                  <w:listItem w:displayText="ЛО НН2 / ЗАПВ: Запрет АПВ" w:value="ЛО НН2 / ЗАПВ: Запрет АПВ"/>
+                  <w:listItem w:displayText="ЛО НН2 / ЗАПВ: Функция введена в работу" w:value="ЛО НН2 / ЗАПВ: Функция введена в работу"/>
+                  <w:listItem w:displayText="ЛО НН2 / ЗАПВ: Функция оперативно выведена из работы" w:value="ЛО НН2 / ЗАПВ: Функция оперативно выведена из работы"/>
+                  <w:listItem w:displayText="ЛО НН2 / ЛО: Отключение" w:value="ЛО НН2 / ЛО: Отключение"/>
+                  <w:listItem w:displayText="ЛО НН2 / ЛО: Отключить аварийно" w:value="ЛО НН2 / ЛО: Отключить аварийно"/>
+                  <w:listItem w:displayText="ЛО НН2 / ЛО: Функция введена в работу" w:value="ЛО НН2 / ЛО: Функция введена в работу"/>
+                  <w:listItem w:displayText="ЛО НН2 / ЛО: Функция оперативно выведена из работы" w:value="ЛО НН2 / ЛО: Функция оперативно выведена из работы"/>
+                  <w:listItem w:displayText="ЛО Т / ЗАПВ: Запрет АПВ" w:value="ЛО Т / ЗАПВ: Запрет АПВ"/>
+                  <w:listItem w:displayText="ЛО Т / ЗАПВ: Функция введена в работу" w:value="ЛО Т / ЗАПВ: Функция введена в работу"/>
+                  <w:listItem w:displayText="ЛО Т / ЗАПВ: Функция оперативно выведена из работы" w:value="ЛО Т / ЗАПВ: Функция оперативно выведена из работы"/>
+                  <w:listItem w:displayText="ЛО Т / ЛО: Срабатывание" w:value="ЛО Т / ЛО: Срабатывание"/>
+                  <w:listItem w:displayText="ЛО Т / ЛО: Функция введена в работу" w:value="ЛО Т / ЛО: Функция введена в работу"/>
+                  <w:listItem w:displayText="ЛО Т / ЛО: Функция оперативно выведена из работы" w:value="ЛО Т / ЛО: Функция оперативно выведена из работы"/>
+                  <w:listItem w:displayText="ЛО ТЗ / ЛО ДТм: Срабатывание" w:value="ЛО ТЗ / ЛО ДТм: Срабатывание"/>
+                  <w:listItem w:displayText="ЛО ТЗ / ЛО ДТм: Срабатывание датчика температуры масла заблокировано" w:value="ЛО ТЗ / ЛО ДТм: Срабатывание датчика температуры масла заблокировано"/>
+                  <w:listItem w:displayText="ЛО ТЗ / ЛО ДТм: Срабатывание на сигнал" w:value="ЛО ТЗ / ЛО ДТм: Срабатывание на сигнал"/>
+                  <w:listItem w:displayText="ЛО ТЗ / ЛО ДТм: Функция введена в работу" w:value="ЛО ТЗ / ЛО ДТм: Функция введена в работу"/>
+                  <w:listItem w:displayText="ЛО ТЗ / ЛО ДТм: Функция оперативно выведена из работы" w:value="ЛО ТЗ / ЛО ДТм: Функция оперативно выведена из работы"/>
+                  <w:listItem w:displayText="ЛО ТЗ / ЛО ДТо: Срабатывание" w:value="ЛО ТЗ / ЛО ДТо: Срабатывание"/>
+                  <w:listItem w:displayText="ЛО ТЗ / ЛО ДТо: Срабатывание датчика температуры обмотки заблокировано" w:value="ЛО ТЗ / ЛО ДТо: Срабатывание датчика температуры обмотки заблокировано"/>
+                  <w:listItem w:displayText="ЛО ТЗ / ЛО ДТо: Срабатывание на сигнал" w:value="ЛО ТЗ / ЛО ДТо: Срабатывание на сигнал"/>
+                  <w:listItem w:displayText="ЛО ТЗ / ЛО ДТо: Функция введена в работу" w:value="ЛО ТЗ / ЛО ДТо: Функция введена в работу"/>
+                  <w:listItem w:displayText="ЛО ТЗ / ЛО ДТо: Функция оперативно выведена из работы" w:value="ЛО ТЗ / ЛО ДТо: Функция оперативно выведена из работы"/>
+                  <w:listItem w:displayText="ЛО ТЗ / ЛО РД: Срабатывание" w:value="ЛО ТЗ / ЛО РД: Срабатывание"/>
+                  <w:listItem w:displayText="ЛО ТЗ / ЛО РД: Срабатывание на сигнал" w:value="ЛО ТЗ / ЛО РД: Срабатывание на сигнал"/>
+                  <w:listItem w:displayText="ЛО ТЗ / ЛО РД: Срабатывание реле давления заблокировано" w:value="ЛО ТЗ / ЛО РД: Срабатывание реле давления заблокировано"/>
+                  <w:listItem w:displayText="ЛО ТЗ / ЛО РД: Функция введена в работу" w:value="ЛО ТЗ / ЛО РД: Функция введена в работу"/>
+                  <w:listItem w:displayText="ЛО ТЗ / ЛО РД: Функция оперативно выведена из работы" w:value="ЛО ТЗ / ЛО РД: Функция оперативно выведена из работы"/>
+                  <w:listItem w:displayText="ЛО ТС / ЛО ДУм расширителя: Срабатывание" w:value="ЛО ТС / ЛО ДУм расширителя: Срабатывание"/>
+                  <w:listItem w:displayText="ЛО ТС / ЛО ДУм расширителя: Срабатывание на сигнал" w:value="ЛО ТС / ЛО ДУм расширителя: Срабатывание на сигнал"/>
+                  <w:listItem w:displayText="ЛО ТС / ЛО ДУм расширителя: Функция введена в работу" w:value="ЛО ТС / ЛО ДУм расширителя: Функция введена в работу"/>
+                  <w:listItem w:displayText="ЛО ТС / ЛО ДУм расширителя: Функция оперативно выведена из работы" w:value="ЛО ТС / ЛО ДУм расширителя: Функция оперативно выведена из работы"/>
+                  <w:listItem w:displayText="ЛО ТС / ЛО ОК: Срабатывание" w:value="ЛО ТС / ЛО ОК: Срабатывание"/>
+                  <w:listItem w:displayText="ЛО ТС / ЛО ОК: Срабатывание на сигнал" w:value="ЛО ТС / ЛО ОК: Срабатывание на сигнал"/>
+                  <w:listItem w:displayText="ЛО ТС / ЛО ОК: Функция введена в работу" w:value="ЛО ТС / ЛО ОК: Функция введена в работу"/>
+                  <w:listItem w:displayText="ЛО ТС / ЛО ОК: Функция оперативно выведена из работы" w:value="ЛО ТС / ЛО ОК: Функция оперативно выведена из работы"/>
+                  <w:listItem w:displayText="ЛО ТС / ЛО ПК: Срабатывание" w:value="ЛО ТС / ЛО ПК: Срабатывание"/>
+                  <w:listItem w:displayText="ЛО ТС / ЛО ПК: Срабатывание на сигнал" w:value="ЛО ТС / ЛО ПК: Срабатывание на сигнал"/>
+                  <w:listItem w:displayText="ЛО ТС / ЛО ПК: Функция введена в работу" w:value="ЛО ТС / ЛО ПК: Функция введена в работу"/>
+                  <w:listItem w:displayText="ЛО ТС / ЛО ПК: Функция оперативно выведена из работы" w:value="ЛО ТС / ЛО ПК: Функция оперативно выведена из работы"/>
+                  <w:listItem w:displayText="ПДС / ГЗ РПН: Низкая изоляция" w:value="ПДС / ГЗ РПН: Низкая изоляция"/>
+                  <w:listItem w:displayText="ПДС / ГЗ РПН: Отключение" w:value="ПДС / ГЗ РПН: Отключение"/>
+                  <w:listItem w:displayText="ПДС / ГЗ Т: Низкая изоляция ГЗоткл" w:value="ПДС / ГЗ Т: Низкая изоляция ГЗоткл"/>
+                  <w:listItem w:displayText="ПДС / ГЗ Т: Низкая изоляция ГЗсигн" w:value="ПДС / ГЗ Т: Низкая изоляция ГЗсигн"/>
+                  <w:listItem w:displayText="ПДС / ГЗ Т: Отключение" w:value="ПДС / ГЗ Т: Отключение"/>
+                  <w:listItem w:displayText="ПДС / ГЗ Т: Сигнал" w:value="ПДС / ГЗ Т: Сигнал"/>
+                  <w:listItem w:displayText="ПДС / ДТм: Низкая изоляция" w:value="ПДС / ДТм: Низкая изоляция"/>
+                  <w:listItem w:displayText="ПДС / ДТм: Отключение" w:value="ПДС / ДТм: Отключение"/>
+                  <w:listItem w:displayText="ПДС / ДТм: Сигнал" w:value="ПДС / ДТм: Сигнал"/>
+                  <w:listItem w:displayText="ПДС / ДТм_РПН: Срабатывание" w:value="ПДС / ДТм_РПН: Срабатывание"/>
+                  <w:listItem w:displayText="ПДС / ДТо: Низкая изоляция" w:value="ПДС / ДТо: Низкая изоляция"/>
+                  <w:listItem w:displayText="ПДС / ДТо: Отключение" w:value="ПДС / ДТо: Отключение"/>
+                  <w:listItem w:displayText="ПДС / ДТо: Сигнал" w:value="ПДС / ДТо: Сигнал"/>
+                  <w:listItem w:displayText="ПДС / ДУм РПН: Высокий уровень масла" w:value="ПДС / ДУм РПН: Высокий уровень масла"/>
+                  <w:listItem w:displayText="ПДС / ДУм РПН: Низкий уровень масла" w:value="ПДС / ДУм РПН: Низкий уровень масла"/>
+                  <w:listItem w:displayText="ПДС / ДУм расширителя: Высокий уровень масла" w:value="ПДС / ДУм расширителя: Высокий уровень масла"/>
+                  <w:listItem w:displayText="ПДС / ДУм расширителя: Низкий уровень масла" w:value="ПДС / ДУм расширителя: Низкий уровень масла"/>
+                  <w:listItem w:displayText="ПДС / КСО: Авария" w:value="ПДС / КСО: Авария"/>
+                  <w:listItem w:displayText="ПДС / КСО: Неисправность" w:value="ПДС / КСО: Неисправность"/>
+                  <w:listItem w:displayText="ПДС / ОК: Срабатывание" w:value="ПДС / ОК: Срабатывание"/>
+                  <w:listItem w:displayText="ПДС / ПДС: Функция введена в работу" w:value="ПДС / ПДС: Функция введена в работу"/>
+                  <w:listItem w:displayText="ПДС / ПДС: Функция оперативно выведена из работы" w:value="ПДС / ПДС: Функция оперативно выведена из работы"/>
+                  <w:listItem w:displayText="ПДС / ПК: Срабатывание" w:value="ПДС / ПК: Срабатывание"/>
+                  <w:listItem w:displayText="ПДС / РД: Низкая изоляция" w:value="ПДС / РД: Низкая изоляция"/>
+                  <w:listItem w:displayText="ПДС / РД: Отключение" w:value="ПДС / РД: Отключение"/>
+                  <w:listItem w:displayText="ПДС НКУ / SA1: Цепь управления введена" w:value="ПДС НКУ / SA1: Цепь управления введена"/>
+                  <w:listItem w:displayText="ПДС НКУ / SA2: Цепь управления введена" w:value="ПДС НКУ / SA2: Цепь управления введена"/>
+                  <w:listItem w:displayText="ПДС НКУ / SA3: Цепь управления введена" w:value="ПДС НКУ / SA3: Цепь управления введена"/>
+                  <w:listItem w:displayText="ПДС НКУ / SA4: Цепь управления введена" w:value="ПДС НКУ / SA4: Цепь управления введена"/>
+                  <w:listItem w:displayText="ПДС НКУ / SG1: Рабочее положение испытательного блока" w:value="ПДС НКУ / SG1: Рабочее положение испытательного блока"/>
+                  <w:listItem w:displayText="ПДС НКУ / SG2: Рабочее положение испытательного блока" w:value="ПДС НКУ / SG2: Рабочее положение испытательного блока"/>
+                  <w:listItem w:displayText="ПДС НКУ / SG3: Рабочее положение испытательного блока" w:value="ПДС НКУ / SG3: Рабочее положение испытательного блока"/>
+                  <w:listItem w:displayText="ПДС НКУ / Дверь: Дверь шкафа закрыта" w:value="ПДС НКУ / Дверь: Дверь шкафа закрыта"/>
+                  <w:listItem w:displayText="ПДС НКУ / Дверь: Дверь шкафа открыта" w:value="ПДС НКУ / Дверь: Дверь шкафа открыта"/>
+                  <w:listItem w:displayText="ПДС НКУ / ОТ ГЗ: Неисправность оперативного тока цепей ГЗ" w:value="ПДС НКУ / ОТ ГЗ: Неисправность оперативного тока цепей ГЗ"/>
+                  <w:listItem w:displayText="ПДС НКУ / ОТ ЗДЗ1: Неисправность оперативного тока цепей ЗДЗ НН1" w:value="ПДС НКУ / ОТ ЗДЗ1: Неисправность оперативного тока цепей ЗДЗ НН1"/>
+                  <w:listItem w:displayText="ПДС НКУ / ОТ ЗДЗ2: Неисправность оперативного тока цепей ЗДЗ НН2" w:value="ПДС НКУ / ОТ ЗДЗ2: Неисправность оперативного тока цепей ЗДЗ НН2"/>
+                  <w:listItem w:displayText="ПДС НКУ / ОТ ТЗ, ТС: Неисправность оперативного тока цепей ТЗ, ТС" w:value="ПДС НКУ / ОТ ТЗ, ТС: Неисправность оперативного тока цепей ТЗ, ТС"/>
+                  <w:listItem w:displayText="ПДС НКУ / ОТ УРОВ1: Неисправность оперативного тока цепей УРОВ НН1" w:value="ПДС НКУ / ОТ УРОВ1: Неисправность оперативного тока цепей УРОВ НН1"/>
+                  <w:listItem w:displayText="ПДС НКУ / ОТ УРОВ2: Неисправность оперативного тока цепей УРОВ НН2" w:value="ПДС НКУ / ОТ УРОВ2: Неисправность оперативного тока цепей УРОВ НН2"/>
+                  <w:listItem w:displayText="ПДС НКУ / ПДС НКУ: Функция введена в работу" w:value="ПДС НКУ / ПДС НКУ: Функция введена в работу"/>
+                  <w:listItem w:displayText="ПДС НКУ / ПДС НКУ: Функция оперативно выведена из работы" w:value="ПДС НКУ / ПДС НКУ: Функция оперативно выведена из работы"/>
+                  <w:listItem w:displayText="ПС / ПС: Пуск" w:value="ПС / ПС: Пуск"/>
+                  <w:listItem w:displayText="ПС / ПС: Пуск (импульс)" w:value="ПС / ПС: Пуск (импульс)"/>
+                  <w:listItem w:displayText="РТПО / РТПО ВН: Пуск" w:value="РТПО / РТПО ВН: Пуск"/>
+                  <w:listItem w:displayText="РТПО / РТПО ВН: Пуск ИО тока" w:value="РТПО / РТПО ВН: Пуск ИО тока"/>
+                  <w:listItem w:displayText="РТПО / РТПО ВН: Функция введена в работу" w:value="РТПО / РТПО ВН: Функция введена в работу"/>
+                  <w:listItem w:displayText="РТПО / РТПО ВН: Функция оперативно выведена из работы" w:value="РТПО / РТПО ВН: Функция оперативно выведена из работы"/>
+                  <w:listItem w:displayText="РТПО / РТПО НН (НН2): Пуск" w:value="РТПО / РТПО НН (НН2): Пуск"/>
+                  <w:listItem w:displayText="РТПО / РТПО НН (НН2): Пуск ИО тока" w:value="РТПО / РТПО НН (НН2): Пуск ИО тока"/>
+                  <w:listItem w:displayText="РТПО / РТПО НН (НН2): Функция введена в работу" w:value="РТПО / РТПО НН (НН2): Функция введена в работу"/>
+                  <w:listItem w:displayText="РТПО / РТПО НН (НН2): Функция оперативно выведена из работы" w:value="РТПО / РТПО НН (НН2): Функция оперативно выведена из работы"/>
+                  <w:listItem w:displayText="РТПО / РТПО СН (НН1): Пуск" w:value="РТПО / РТПО СН (НН1): Пуск"/>
+                  <w:listItem w:displayText="РТПО / РТПО СН (НН1): Пуск ИО тока" w:value="РТПО / РТПО СН (НН1): Пуск ИО тока"/>
+                  <w:listItem w:displayText="РТПО / РТПО СН (НН1): Функция введена в работу" w:value="РТПО / РТПО СН (НН1): Функция введена в работу"/>
+                  <w:listItem w:displayText="РТПО / РТПО СН (НН1): Функция оперативно выведена из работы" w:value="РТПО / РТПО СН (НН1): Функция оперативно выведена из работы"/>
+                  <w:listItem w:displayText="РТПО / РТПО_общ: Пуск" w:value="РТПО / РТПО_общ: Пуск"/>
+                  <w:listItem w:displayText="РТПО / РТПО_общ: Функция введена в работу" w:value="РТПО / РТПО_общ: Функция введена в работу"/>
+                  <w:listItem w:displayText="СС / СС: БИ выведены" w:value="СС / СС: БИ выведены"/>
+                  <w:listItem w:displayText="СС / СС: Внешнее отключение" w:value="СС / СС: Внешнее отключение"/>
+                  <w:listItem w:displayText="СС / СС: Выходные цепи разобраны" w:value="СС / СС: Выходные цепи разобраны"/>
+                  <w:listItem w:displayText="СС / СС: ГЗ заблокирована" w:value="СС / СС: ГЗ заблокирована"/>
+                  <w:listItem w:displayText="СС / СС: Неисправность ОТ цепей ГЗ" w:value="СС / СС: Неисправность ОТ цепей ГЗ"/>
+                  <w:listItem w:displayText="СС / СС: Неисправность ОТ цепей ТЗ, ТС" w:value="СС / СС: Неисправность ОТ цепей ТЗ, ТС"/>
+                  <w:listItem w:displayText="СС / СС: Низкая изоляция ГЗ" w:value="СС / СС: Низкая изоляция ГЗ"/>
+                  <w:listItem w:displayText="СС / СС: Низкая изоляция ТЗ" w:value="СС / СС: Низкая изоляция ТЗ"/>
+                  <w:listItem w:displayText="СС / СС: Общий внешний сигнал" w:value="СС / СС: Общий внешний сигнал"/>
+                  <w:listItem w:displayText="СС / СС: Сигнализация от ГЗ" w:value="СС / СС: Сигнализация от ГЗ"/>
+                  <w:listItem w:displayText="СС / СС: Сигнализация от ТЗ" w:value="СС / СС: Сигнализация от ТЗ"/>
+                  <w:listItem w:displayText="СС / СС: Сигнализация от ТС" w:value="СС / СС: Сигнализация от ТС"/>
+                  <w:listItem w:displayText="СС / СС: Сигнализация цепей опер.тока" w:value="СС / СС: Сигнализация цепей опер.тока"/>
+                  <w:listItem w:displayText="СС / СС: Сигнализация цепей опер.тока НН" w:value="СС / СС: Сигнализация цепей опер.тока НН"/>
+                  <w:listItem w:displayText="СС / СС: ТЗ заблокирована" w:value="СС / СС: ТЗ заблокирована"/>
+                  <w:listItem w:displayText="ТК ЗДЗ / ТК ЗДЗ: Пуск" w:value="ТК ЗДЗ / ТК ЗДЗ: Пуск"/>
+                  <w:listItem w:displayText="ТК ЗДЗ / ТК ЗДЗ: Пуск ИО тока" w:value="ТК ЗДЗ / ТК ЗДЗ: Пуск ИО тока"/>
+                  <w:listItem w:displayText="ТК ЗДЗ / ТК ЗДЗ: Функция введена в работу" w:value="ТК ЗДЗ / ТК ЗДЗ: Функция введена в работу"/>
+                  <w:listItem w:displayText="ТК ЗДЗ / ТК ЗДЗ: Функция оперативно выведена из работы" w:value="ТК ЗДЗ / ТК ЗДЗ: Функция оперативно выведена из работы"/>
+                  <w:listItem w:displayText="ТО ЗПО / ТО ЗПО ВН: Пуск" w:value="ТО ЗПО / ТО ЗПО ВН: Пуск"/>
+                  <w:listItem w:displayText="ТО ЗПО / ТО ЗПО ВН: Пуск ИО тока" w:value="ТО ЗПО / ТО ЗПО ВН: Пуск ИО тока"/>
+                  <w:listItem w:displayText="ТО ЗПО / ТО ЗПО ВН: Функция введена в работу" w:value="ТО ЗПО / ТО ЗПО ВН: Функция введена в работу"/>
+                  <w:listItem w:displayText="ТО ЗПО / ТО ЗПО ВН: Функция оперативно выведена из работы" w:value="ТО ЗПО / ТО ЗПО ВН: Функция оперативно выведена из работы"/>
+                  <w:listItem w:displayText="ТО ЗПО / ТО ЗПО НН (НН2): Пуск" w:value="ТО ЗПО / ТО ЗПО НН (НН2): Пуск"/>
+                  <w:listItem w:displayText="ТО ЗПО / ТО ЗПО НН (НН2): Пуск ИО тока" w:value="ТО ЗПО / ТО ЗПО НН (НН2): Пуск ИО тока"/>
+                  <w:listItem w:displayText="ТО ЗПО / ТО ЗПО НН (НН2): Функция введена в работу" w:value="ТО ЗПО / ТО ЗПО НН (НН2): Функция введена в работу"/>
+                  <w:listItem w:displayText="ТО ЗПО / ТО ЗПО НН (НН2): Функция оперативно выведена из работы" w:value="ТО ЗПО / ТО ЗПО НН (НН2): Функция оперативно выведена из работы"/>
+                  <w:listItem w:displayText="ТО ЗПО / ТО ЗПО СН (НН1): Пуск" w:value="ТО ЗПО / ТО ЗПО СН (НН1): Пуск"/>
+                  <w:listItem w:displayText="ТО ЗПО / ТО ЗПО СН (НН1): Пуск ИО тока" w:value="ТО ЗПО / ТО ЗПО СН (НН1): Пуск ИО тока"/>
+                  <w:listItem w:displayText="ТО ЗПО / ТО ЗПО СН (НН1): Функция введена в работу" w:value="ТО ЗПО / ТО ЗПО СН (НН1): Функция введена в работу"/>
+                  <w:listItem w:displayText="ТО ЗПО / ТО ЗПО СН (НН1): Функция оперативно выведена из работы" w:value="ТО ЗПО / ТО ЗПО СН (НН1): Функция оперативно выведена из работы"/>
+                  <w:listItem w:displayText="ТО ЗПО / ТО ЗПО_общ: Пуск" w:value="ТО ЗПО / ТО ЗПО_общ: Пуск"/>
+                  <w:listItem w:displayText="ТО ЗПО / ТО ЗПО_общ: Функция введена в работу" w:value="ТО ЗПО / ТО ЗПО_общ: Функция введена в работу"/>
+                  <w:listItem w:displayText="ТО РПН / ТО РПН: Пуск" w:value="ТО РПН / ТО РПН: Пуск"/>
+                  <w:listItem w:displayText="ТО РПН / ТО РПН: Пуск ИО тока" w:value="ТО РПН / ТО РПН: Пуск ИО тока"/>
+                  <w:listItem w:displayText="ТО РПН / ТО РПН: Функция введена в работу" w:value="ТО РПН / ТО РПН: Функция введена в работу"/>
+                  <w:listItem w:displayText="ТО РПН / ТО РПН: Функция оперативно выведена из работы" w:value="ТО РПН / ТО РПН: Функция оперативно выведена из работы"/>
+                  <w:listItem w:displayText="УРОВ ВН / УРОВ: Пуск" w:value="УРОВ ВН / УРОВ: Пуск"/>
+                  <w:listItem w:displayText="УРОВ ВН / УРОВ: Пуск ИО максимального тока" w:value="УРОВ ВН / УРОВ: Пуск ИО максимального тока"/>
+                  <w:listItem w:displayText="УРОВ ВН / УРОВ: Срабатывание" w:value="УРОВ ВН / УРОВ: Срабатывание"/>
+                  <w:listItem w:displayText="УРОВ ВН / УРОВ: Срабатывание «на себя»" w:value="УРОВ ВН / УРОВ: Срабатывание «на себя»"/>
+                  <w:listItem w:displayText="УРОВ ВН / УРОВ: Функция введена в работу" w:value="УРОВ ВН / УРОВ: Функция введена в работу"/>
+                  <w:listItem w:displayText="УРОВ ВН / УРОВ: Функция оперативно выведена из работы" w:value="УРОВ ВН / УРОВ: Функция оперативно выведена из работы"/>
                 </w:dropDownList>
                 <w:showingPlcHdr/>
                 <w:placeholder>
@@ -2468,79 +2732,270 @@
                 <w:id w:val="0"/>
                 <w:dropDownList>
                   <w:listItem w:displayText="Не назначено" w:value=""/>
-                  <w:listItem w:displayText="АРНТ / АВ РПН: Отключено питание привода" w:value="АРНТ / АВ РПН: Отключено питание привода"/>
-                  <w:listItem w:displayText="АРНТ / АРН: Блокировка РПН по току" w:value="АРНТ / АРН: Блокировка РПН по току"/>
-                  <w:listItem w:displayText="АРНТ / АРН: Блокировка автоматики регулирования" w:value="АРНТ / АРН: Блокировка автоматики регулирования"/>
-                  <w:listItem w:displayText="АРНТ / АРН: Блокировка автоматического регулирования в режиме регулирования параллельно работающих трансформаторов" w:value="АРНТ / АРН: Блокировка автоматического регулирования в режиме регулирования параллельно работающих трансформаторов"/>
-                  <w:listItem w:displayText="АРНТ / АРН: Блокировка автоматической команды прибавить по верхнему допустимому положению" w:value="АРНТ / АРН: Блокировка автоматической команды прибавить по верхнему допустимому положению"/>
-                  <w:listItem w:displayText="АРНТ / АРН: Блокировка автоматической команды убавить по нижнему допустимому положению" w:value="АРНТ / АРН: Блокировка автоматической команды убавить по нижнему допустимому положению"/>
-                  <w:listItem w:displayText="АРНТ / АРН: Блокировка по низкому напряжению" w:value="АРНТ / АРН: Блокировка по низкому напряжению"/>
-                  <w:listItem w:displayText="АРНТ / АРН: Блокировка по низкому уровню масла" w:value="АРНТ / АРН: Блокировка по низкому уровню масла"/>
-                  <w:listItem w:displayText="АРНТ / АРН: Блокировка по перегрузке" w:value="АРНТ / АРН: Блокировка по перегрузке"/>
-                  <w:listItem w:displayText="АРНТ / АРН: Блокировка по перенапряжению" w:value="АРНТ / АРН: Блокировка по перенапряжению"/>
-                  <w:listItem w:displayText="АРНТ / АРН: Ведомый в режиме регулирования параллельно работающих трансформаторов" w:value="АРНТ / АРН: Ведомый в режиме регулирования параллельно работающих трансформаторов"/>
-                  <w:listItem w:displayText="АРНТ / АРН: Ведущий в режиме регулирования параллельно работающих трансформаторов" w:value="АРНТ / АРН: Ведущий в режиме регулирования параллельно работающих трансформаторов"/>
-                  <w:listItem w:displayText="АРНТ / АРН: Высокое напряжение НП секции 1" w:value="АРНТ / АРН: Высокое напряжение НП секции 1"/>
-                  <w:listItem w:displayText="АРНТ / АРН: Высокое напряжение НП секции 2" w:value="АРНТ / АРН: Высокое напряжение НП секции 2"/>
-                  <w:listItem w:displayText="АРНТ / АРН: Высокое напряжение ОП секции 1" w:value="АРНТ / АРН: Высокое напряжение ОП секции 1"/>
-                  <w:listItem w:displayText="АРНТ / АРН: Высокое напряжение ОП секции 2" w:value="АРНТ / АРН: Высокое напряжение ОП секции 2"/>
-                  <w:listItem w:displayText="АРНТ / АРН: Высокое напряжение секции 1" w:value="АРНТ / АРН: Высокое напряжение секции 1"/>
-                  <w:listItem w:displayText="АРНТ / АРН: Готовность к режиму регулирования параллельно работающих трансформаторов" w:value="АРНТ / АРН: Готовность к режиму регулирования параллельно работающих трансформаторов"/>
-                  <w:listItem w:displayText="АРНТ / АРН: Действие АРНТ на привод РПН" w:value="АРНТ / АРН: Действие АРНТ на привод РПН"/>
-                  <w:listItem w:displayText="АРНТ / АРН: Команда «Прибавить» от АРНТ параллельно работающего трансформатора" w:value="АРНТ / АРН: Команда «Прибавить» от АРНТ параллельно работающего трансформатора"/>
-                  <w:listItem w:displayText="АРНТ / АРН: Команда «Убавить» от АРНТ параллельно работающего трансформатора" w:value="АРНТ / АРН: Команда «Убавить» от АРНТ параллельно работающего трансформатора"/>
-                  <w:listItem w:displayText="АРНТ / АРН: Команда «прибавить» в привод РПН" w:value="АРНТ / АРН: Команда «прибавить» в привод РПН"/>
-                  <w:listItem w:displayText="АРНТ / АРН: Команда «убавить» привод РПН" w:value="АРНТ / АРН: Команда «убавить» привод РПН"/>
-                  <w:listItem w:displayText="АРНТ / АРН: Команда на отключение автомата питания привода РПН" w:value="АРНТ / АРН: Команда на отключение автомата питания привода РПН"/>
-                  <w:listItem w:displayText="АРНТ / АРН: Мертвое положение" w:value="АРНТ / АРН: Мертвое положение"/>
-                  <w:listItem w:displayText="АРНТ / АРН: Напряжение выше границы зоны нечувствительности" w:value="АРНТ / АРН: Напряжение выше границы зоны нечувствительности"/>
-                  <w:listItem w:displayText="АРНТ / АРН: Напряжение значительно выше границы зоны нечувствительности" w:value="АРНТ / АРН: Напряжение значительно выше границы зоны нечувствительности"/>
-                  <w:listItem w:displayText="АРНТ / АРН: Напряжение ниже границы зоны нечувствительности" w:value="АРНТ / АРН: Напряжение ниже границы зоны нечувствительности"/>
-                  <w:listItem w:displayText="АРНТ / АРН: Ненормальный режим на секции" w:value="АРНТ / АРН: Ненормальный режим на секции"/>
-                  <w:listItem w:displayText="АРНТ / АРН: Нет связи с регулируемыми шинами" w:value="АРНТ / АРН: Нет связи с регулируемыми шинами"/>
-                  <w:listItem w:displayText="АРНТ / АРН: Низкое напряжение секции 1" w:value="АРНТ / АРН: Низкое напряжение секции 1"/>
-                  <w:listItem w:displayText="АРНТ / АРН: Низкое напряжение секции 2" w:value="АРНТ / АРН: Низкое напряжение секции 2"/>
-                  <w:listItem w:displayText="АРНТ / АРН: Ошибка определения положения РПН" w:value="АРНТ / АРН: Ошибка определения положения РПН"/>
-                  <w:listItem w:displayText="АРНТ / АРН: Ошибка регулирования параллельно работающих трансформаторов" w:value="АРНТ / АРН: Ошибка регулирования параллельно работающих трансформаторов"/>
-                  <w:listItem w:displayText="АРНТ / АРН: Перегрузка секции 1" w:value="АРНТ / АРН: Перегрузка секции 1"/>
-                  <w:listItem w:displayText="АРНТ / АРН: Перегрузка секции 2" w:value="АРНТ / АРН: Перегрузка секции 2"/>
-                  <w:listItem w:displayText="АРНТ / АРН: Перенапряжение секции 2" w:value="АРНТ / АРН: Перенапряжение секции 2"/>
-                  <w:listItem w:displayText="АРНТ / АРН: Прибавить в АРНТ параллельного работающего трансформатора" w:value="АРНТ / АРН: Прибавить в АРНТ параллельного работающего трансформатора"/>
-                  <w:listItem w:displayText="АРНТ / АРН: Привод РПН заблокирован" w:value="АРНТ / АРН: Привод РПН заблокирован"/>
-                  <w:listItem w:displayText="АРНТ / АРН: Принудительно ведущий в режиме регулирования параллельно работающих трансформаторов" w:value="АРНТ / АРН: Принудительно ведущий в режиме регулирования параллельно работающих трансформаторов"/>
-                  <w:listItem w:displayText="АРНТ / АРН: Рассогласование приводов РПН параллельно работающих трансформаторов" w:value="АРНТ / АРН: Рассогласование приводов РПН параллельно работающих трансформаторов"/>
-                  <w:listItem w:displayText="АРНТ / АРН: Режим автоматического регулирования" w:value="АРНТ / АРН: Режим автоматического регулирования"/>
-                  <w:listItem w:displayText="АРНТ / АРН: Режим параллельного регулирования" w:value="АРНТ / АРН: Режим параллельного регулирования"/>
-                  <w:listItem w:displayText="АРНТ / АРН: Убавить в АРНТ параллельного работающего трансформатора" w:value="АРНТ / АРН: Убавить в АРНТ параллельного работающего трансформатора"/>
-                  <w:listItem w:displayText="АРНТ / Выбор ТН: Автоматический выбор регулируемой секции" w:value="АРНТ / Выбор ТН: Автоматический выбор регулируемой секции"/>
-                  <w:listItem w:displayText="АРНТ / Выбор ТН: Контроль 1 секции" w:value="АРНТ / Выбор ТН: Контроль 1 секции"/>
-                  <w:listItem w:displayText="АРНТ / Выбор ТН: Контроль 2 секции" w:value="АРНТ / Выбор ТН: Контроль 2 секции"/>
-                  <w:listItem w:displayText="АРНТ / Выбор ТН: Приоритет регулирования по 2 секции" w:value="АРНТ / Выбор ТН: Приоритет регулирования по 2 секции"/>
-                  <w:listItem w:displayText="АРНТ / Выбор ТН: Регулирование по 1 секции" w:value="АРНТ / Выбор ТН: Регулирование по 1 секции"/>
-                  <w:listItem w:displayText="АРНТ / Выбор ТН: Регулирование по 2 секции" w:value="АРНТ / Выбор ТН: Регулирование по 2 секции"/>
-                  <w:listItem w:displayText="АРНТ / ДТм: Блокировка по низкой температуре" w:value="АРНТ / ДТм: Блокировка по низкой температуре"/>
-                  <w:listItem w:displayText="АРНТ / ДУм: Высокий уровень масла" w:value="АРНТ / ДУм: Высокий уровень масла"/>
-                  <w:listItem w:displayText="АРНТ / Контроль РПН: Длительное переключение (привод остановился в промежуточном положении)" w:value="АРНТ / Контроль РПН: Длительное переключение (привод остановился в промежуточном положении)"/>
-                  <w:listItem w:displayText="АРНТ / Контроль РПН: Отказ привода РПН" w:value="АРНТ / Контроль РПН: Отказ привода РПН"/>
-                  <w:listItem w:displayText="АРНТ / Контроль РПН: Переключение не началось" w:value="АРНТ / Контроль РПН: Переключение не началось"/>
-                  <w:listItem w:displayText="АРНТ / Контроль РПН: Самопроизвольное переключение" w:value="АРНТ / Контроль РПН: Самопроизвольное переключение"/>
-                  <w:listItem w:displayText="АРНТ / Контроль РПН: Сигнализация максимального количества переключений РПН" w:value="АРНТ / Контроль РПН: Сигнализация максимального количества переключений РПН"/>
-                  <w:listItem w:displayText="АРНТ / Привод РПН: Идет переключение" w:value="АРНТ / Привод РПН: Идет переключение"/>
-                  <w:listItem w:displayText="АРНТ / Привод РПН: Крайнее верхнее положение РПН" w:value="АРНТ / Привод РПН: Крайнее верхнее положение РПН"/>
-                  <w:listItem w:displayText="АРНТ / Привод РПН: Крайнее нижнее положение РПН" w:value="АРНТ / Привод РПН: Крайнее нижнее положение РПН"/>
-                  <w:listItem w:displayText="АРНТ / Привод РПН: Местное управление привода" w:value="АРНТ / Привод РПН: Местное управление привода"/>
-                  <w:listItem w:displayText="Сигнализация / Сигнализация: SG не в рабочем положении" w:value="Сигнализация / Сигнализация: SG не в рабочем положении"/>
-                  <w:listItem w:displayText="Сигнализация / Сигнализация: Блок испытательный №1 в рабочем положении" w:value="Сигнализация / Сигнализация: Блок испытательный №1 в рабочем положении"/>
-                  <w:listItem w:displayText="Сигнализация / Сигнализация: Блок испытательный №2 в рабочем положении" w:value="Сигнализация / Сигнализация: Блок испытательный №2 в рабочем положении"/>
-                  <w:listItem w:displayText="Сигнализация / Сигнализация: Блок испытательный №3 в рабочем положении" w:value="Сигнализация / Сигнализация: Блок испытательный №3 в рабочем положении"/>
-                  <w:listItem w:displayText="Сигнализация / Сигнализация: Блок испытательный №4 в рабочем положении" w:value="Сигнализация / Сигнализация: Блок испытательный №4 в рабочем положении"/>
-                  <w:listItem w:displayText="Сигнализация / Сигнализация: Блок испытательный №5 в рабочем положении" w:value="Сигнализация / Сигнализация: Блок испытательный №5 в рабочем положении"/>
-                  <w:listItem w:displayText="Сигнализация / Сигнализация: Блок испытательный №6 в рабочем положении" w:value="Сигнализация / Сигнализация: Блок испытательный №6 в рабочем положении"/>
-                  <w:listItem w:displayText="Сигнализация / Сигнализация: Блок испытательный №7 в рабочем положении" w:value="Сигнализация / Сигнализация: Блок испытательный №7 в рабочем положении"/>
-                  <w:listItem w:displayText="Сигнализация / Сигнализация: Неисправность РПН" w:value="Сигнализация / Сигнализация: Неисправность РПН"/>
-                  <w:listItem w:displayText="Сигнализация / Сигнализация: Сигнал закрытого положения двери" w:value="Сигнализация / Сигнализация: Сигнал закрытого положения двери"/>
-                  <w:listItem w:displayText="Сигнализация / Сигнализация: Сигнал неисправности оперативного тока цепей технологической сигнализации" w:value="Сигнализация / Сигнализация: Сигнал неисправности оперативного тока цепей технологической сигнализации"/>
-                  <w:listItem w:displayText="Сигнализация / Сигнализация: Сигнал открытого положения двери" w:value="Сигнализация / Сигнализация: Сигнал открытого положения двери"/>
+                  <w:listItem w:displayText="ДЗТ / БВКЗ: Срабатывание БВКЗ" w:value="ДЗТ / БВКЗ: Срабатывание БВКЗ"/>
+                  <w:listItem w:displayText="ДЗТ / БВКЗ: Срабатывание БВКЗ по фазе A" w:value="ДЗТ / БВКЗ: Срабатывание БВКЗ по фазе A"/>
+                  <w:listItem w:displayText="ДЗТ / БВКЗ: Срабатывание БВКЗ по фазе B" w:value="ДЗТ / БВКЗ: Срабатывание БВКЗ по фазе B"/>
+                  <w:listItem w:displayText="ДЗТ / БВКЗ: Срабатывание БВКЗ по фазе C" w:value="ДЗТ / БВКЗ: Срабатывание БВКЗ по фазе C"/>
+                  <w:listItem w:displayText="ДЗТ / Д2Г: Пуск Д2Г" w:value="ДЗТ / Д2Г: Пуск Д2Г"/>
+                  <w:listItem w:displayText="ДЗТ / Д2Г: Пуск Д2Г по фазе A" w:value="ДЗТ / Д2Г: Пуск Д2Г по фазе A"/>
+                  <w:listItem w:displayText="ДЗТ / Д2Г: Пуск Д2Г по фазе B" w:value="ДЗТ / Д2Г: Пуск Д2Г по фазе B"/>
+                  <w:listItem w:displayText="ДЗТ / Д2Г: Пуск Д2Г по фазе C" w:value="ДЗТ / Д2Г: Пуск Д2Г по фазе C"/>
+                  <w:listItem w:displayText="ДЗТ / Д5Г: Пуск Д5Г" w:value="ДЗТ / Д5Г: Пуск Д5Г"/>
+                  <w:listItem w:displayText="ДЗТ / Д5Г: Пуск Д5Г по фазе A" w:value="ДЗТ / Д5Г: Пуск Д5Г по фазе A"/>
+                  <w:listItem w:displayText="ДЗТ / Д5Г: Пуск Д5Г по фазе B" w:value="ДЗТ / Д5Г: Пуск Д5Г по фазе B"/>
+                  <w:listItem w:displayText="ДЗТ / Д5Г: Пуск Д5Г по фазе C" w:value="ДЗТ / Д5Г: Пуск Д5Г по фазе C"/>
+                  <w:listItem w:displayText="ДЗТ / ДЗТ: Срабатывание ДЗТ" w:value="ДЗТ / ДЗТ: Срабатывание ДЗТ"/>
+                  <w:listItem w:displayText="ДЗТ / ДТЗт: Пуск ДТЗт" w:value="ДЗТ / ДТЗт: Пуск ДТЗт"/>
+                  <w:listItem w:displayText="ДЗТ / ДТЗт: Пуск ДТЗт по фазе A" w:value="ДЗТ / ДТЗт: Пуск ДТЗт по фазе A"/>
+                  <w:listItem w:displayText="ДЗТ / ДТЗт: Пуск ДТЗт по фазе B" w:value="ДЗТ / ДТЗт: Пуск ДТЗт по фазе B"/>
+                  <w:listItem w:displayText="ДЗТ / ДТЗт: Пуск ДТЗт по фазе C" w:value="ДЗТ / ДТЗт: Пуск ДТЗт по фазе C"/>
+                  <w:listItem w:displayText="ДЗТ / ДТЗт: Пуск ИО по фазе A" w:value="ДЗТ / ДТЗт: Пуск ИО по фазе A"/>
+                  <w:listItem w:displayText="ДЗТ / ДТЗт: Пуск ИО по фазе B" w:value="ДЗТ / ДТЗт: Пуск ИО по фазе B"/>
+                  <w:listItem w:displayText="ДЗТ / ДТЗт: Пуск ИО по фазе C" w:value="ДЗТ / ДТЗт: Пуск ИО по фазе C"/>
+                  <w:listItem w:displayText="ДЗТ / ДТЗт: Срабатывание ДТЗт" w:value="ДЗТ / ДТЗт: Срабатывание ДТЗт"/>
+                  <w:listItem w:displayText="ДЗТ / ДТЗт: Срабатывание ДТЗт на сигнал" w:value="ДЗТ / ДТЗт: Срабатывание ДТЗт на сигнал"/>
+                  <w:listItem w:displayText="ДЗТ / ДТЗт: Срабатывание ДТЗт по фазе A" w:value="ДЗТ / ДТЗт: Срабатывание ДТЗт по фазе A"/>
+                  <w:listItem w:displayText="ДЗТ / ДТЗт: Срабатывание ДТЗт по фазе A на сигнал" w:value="ДЗТ / ДТЗт: Срабатывание ДТЗт по фазе A на сигнал"/>
+                  <w:listItem w:displayText="ДЗТ / ДТЗт: Срабатывание ДТЗт по фазе B" w:value="ДЗТ / ДТЗт: Срабатывание ДТЗт по фазе B"/>
+                  <w:listItem w:displayText="ДЗТ / ДТЗт: Срабатывание ДТЗт по фазе B на сигнал" w:value="ДЗТ / ДТЗт: Срабатывание ДТЗт по фазе B на сигнал"/>
+                  <w:listItem w:displayText="ДЗТ / ДТЗт: Срабатывание ДТЗт по фазе C" w:value="ДЗТ / ДТЗт: Срабатывание ДТЗт по фазе C"/>
+                  <w:listItem w:displayText="ДЗТ / ДТЗт: Срабатывание ДТЗт по фазе C на сигнал" w:value="ДЗТ / ДТЗт: Срабатывание ДТЗт по фазе C на сигнал"/>
+                  <w:listItem w:displayText="ДЗТ / ДТЗт: Функция введена в работу" w:value="ДЗТ / ДТЗт: Функция введена в работу"/>
+                  <w:listItem w:displayText="ДЗТ / ДТЗт: Функция оперативно выведена из работы" w:value="ДЗТ / ДТЗт: Функция оперативно выведена из работы"/>
+                  <w:listItem w:displayText="ДЗТ / ДТО: Пуск ДТО" w:value="ДЗТ / ДТО: Пуск ДТО"/>
+                  <w:listItem w:displayText="ДЗТ / ДТО: Пуск ДТО по фазе A" w:value="ДЗТ / ДТО: Пуск ДТО по фазе A"/>
+                  <w:listItem w:displayText="ДЗТ / ДТО: Пуск ДТО по фазе B" w:value="ДЗТ / ДТО: Пуск ДТО по фазе B"/>
+                  <w:listItem w:displayText="ДЗТ / ДТО: Пуск ДТО по фазе C" w:value="ДЗТ / ДТО: Пуск ДТО по фазе C"/>
+                  <w:listItem w:displayText="ДЗТ / ДТО: Пуск ИО по фазе A" w:value="ДЗТ / ДТО: Пуск ИО по фазе A"/>
+                  <w:listItem w:displayText="ДЗТ / ДТО: Пуск ИО по фазе B" w:value="ДЗТ / ДТО: Пуск ИО по фазе B"/>
+                  <w:listItem w:displayText="ДЗТ / ДТО: Пуск ИО по фазе C" w:value="ДЗТ / ДТО: Пуск ИО по фазе C"/>
+                  <w:listItem w:displayText="ДЗТ / ДТО: Срабатывание ДТО" w:value="ДЗТ / ДТО: Срабатывание ДТО"/>
+                  <w:listItem w:displayText="ДЗТ / ДТО: Срабатывание ДТО на сигнал" w:value="ДЗТ / ДТО: Срабатывание ДТО на сигнал"/>
+                  <w:listItem w:displayText="ДЗТ / ДТО: Срабатывание ДТО по фазе A" w:value="ДЗТ / ДТО: Срабатывание ДТО по фазе A"/>
+                  <w:listItem w:displayText="ДЗТ / ДТО: Срабатывание ДТО по фазе A на сигнал" w:value="ДЗТ / ДТО: Срабатывание ДТО по фазе A на сигнал"/>
+                  <w:listItem w:displayText="ДЗТ / ДТО: Срабатывание ДТО по фазе B" w:value="ДЗТ / ДТО: Срабатывание ДТО по фазе B"/>
+                  <w:listItem w:displayText="ДЗТ / ДТО: Срабатывание ДТО по фазе B на сигнал" w:value="ДЗТ / ДТО: Срабатывание ДТО по фазе B на сигнал"/>
+                  <w:listItem w:displayText="ДЗТ / ДТО: Срабатывание ДТО по фазе C" w:value="ДЗТ / ДТО: Срабатывание ДТО по фазе C"/>
+                  <w:listItem w:displayText="ДЗТ / ДТО: Срабатывание ДТО по фазе C на сигнал" w:value="ДЗТ / ДТО: Срабатывание ДТО по фазе C на сигнал"/>
+                  <w:listItem w:displayText="ДЗТ / ДТО: Функция введена в работу" w:value="ДЗТ / ДТО: Функция введена в работу"/>
+                  <w:listItem w:displayText="ДЗТ / ДТО: Функция оперативно выведена из работы" w:value="ДЗТ / ДТО: Функция оперативно выведена из работы"/>
+                  <w:listItem w:displayText="ДЗТ / КЦТнеб: Неисправность" w:value="ДЗТ / КЦТнеб: Неисправность"/>
+                  <w:listItem w:displayText="ДЗТ / КЦТнеб: Срабатывание" w:value="ДЗТ / КЦТнеб: Срабатывание"/>
+                  <w:listItem w:displayText="ДЗТ / КЦТнеб: Срабатывание фазы A" w:value="ДЗТ / КЦТнеб: Срабатывание фазы A"/>
+                  <w:listItem w:displayText="ДЗТ / КЦТнеб: Срабатывание фазы B" w:value="ДЗТ / КЦТнеб: Срабатывание фазы B"/>
+                  <w:listItem w:displayText="ДЗТ / КЦТнеб: Срабатывание фазы C" w:value="ДЗТ / КЦТнеб: Срабатывание фазы C"/>
+                  <w:listItem w:displayText="ДЗТ / КЦТнеб: Функция введена в работу" w:value="ДЗТ / КЦТнеб: Функция введена в работу"/>
+                  <w:listItem w:displayText="ДЗТ / КЦТнеб: Функция оперативно выведена из работы" w:value="ДЗТ / КЦТнеб: Функция оперативно выведена из работы"/>
+                  <w:listItem w:displayText="ЗП / ЗП ВН: Пуск" w:value="ЗП / ЗП ВН: Пуск"/>
+                  <w:listItem w:displayText="ЗП / ЗП ВН: Пуск ИО максимального тока" w:value="ЗП / ЗП ВН: Пуск ИО максимального тока"/>
+                  <w:listItem w:displayText="ЗП / ЗП ВН: Срабатывание" w:value="ЗП / ЗП ВН: Срабатывание"/>
+                  <w:listItem w:displayText="ЗП / ЗП ВН: Срабатывание на отключение" w:value="ЗП / ЗП ВН: Срабатывание на отключение"/>
+                  <w:listItem w:displayText="ЗП / ЗП ВН: Функция введена в работу" w:value="ЗП / ЗП ВН: Функция введена в работу"/>
+                  <w:listItem w:displayText="ЗП / ЗП ВН: Функция оперативно выведена из работы" w:value="ЗП / ЗП ВН: Функция оперативно выведена из работы"/>
+                  <w:listItem w:displayText="ЗП / ЗП НН (НН2): Пуск" w:value="ЗП / ЗП НН (НН2): Пуск"/>
+                  <w:listItem w:displayText="ЗП / ЗП НН (НН2): Пуск ИО максимального тока" w:value="ЗП / ЗП НН (НН2): Пуск ИО максимального тока"/>
+                  <w:listItem w:displayText="ЗП / ЗП НН (НН2): Срабатывание" w:value="ЗП / ЗП НН (НН2): Срабатывание"/>
+                  <w:listItem w:displayText="ЗП / ЗП НН (НН2): Срабатывание на отключение" w:value="ЗП / ЗП НН (НН2): Срабатывание на отключение"/>
+                  <w:listItem w:displayText="ЗП / ЗП НН (НН2): Функция введена в работу" w:value="ЗП / ЗП НН (НН2): Функция введена в работу"/>
+                  <w:listItem w:displayText="ЗП / ЗП НН (НН2): Функция оперативно выведена из работы" w:value="ЗП / ЗП НН (НН2): Функция оперативно выведена из работы"/>
+                  <w:listItem w:displayText="ЗП / ЗП СН (НН1): Пуск" w:value="ЗП / ЗП СН (НН1): Пуск"/>
+                  <w:listItem w:displayText="ЗП / ЗП СН (НН1): Пуск ИО максимального тока" w:value="ЗП / ЗП СН (НН1): Пуск ИО максимального тока"/>
+                  <w:listItem w:displayText="ЗП / ЗП СН (НН1): Срабатывание" w:value="ЗП / ЗП СН (НН1): Срабатывание"/>
+                  <w:listItem w:displayText="ЗП / ЗП СН (НН1): Срабатывание на отключение" w:value="ЗП / ЗП СН (НН1): Срабатывание на отключение"/>
+                  <w:listItem w:displayText="ЗП / ЗП СН (НН1): Функция введена в работу" w:value="ЗП / ЗП СН (НН1): Функция введена в работу"/>
+                  <w:listItem w:displayText="ЗП / ЗП СН (НН1): Функция оперативно выведена из работы" w:value="ЗП / ЗП СН (НН1): Функция оперативно выведена из работы"/>
+                  <w:listItem w:displayText="ЗП / ЗП: Срабатывание" w:value="ЗП / ЗП: Срабатывание"/>
+                  <w:listItem w:displayText="ЗПО / ЗПО: Пуск" w:value="ЗПО / ЗПО: Пуск"/>
+                  <w:listItem w:displayText="ЗПО / ЗПО: Срабатывание" w:value="ЗПО / ЗПО: Срабатывание"/>
+                  <w:listItem w:displayText="ЗПО / ЗПО: Срабатывание на сигнал" w:value="ЗПО / ЗПО: Срабатывание на сигнал"/>
+                  <w:listItem w:displayText="ЗПО / ЗПО: Функция введена в работу" w:value="ЗПО / ЗПО: Функция введена в работу"/>
+                  <w:listItem w:displayText="ЗПО / ЗПО: Функция оперативно выведена из работы" w:value="ЗПО / ЗПО: Функция оперативно выведена из работы"/>
+                  <w:listItem w:displayText="КЦТ / КЦТ: Срабатывание КЦТ" w:value="КЦТ / КЦТ: Срабатывание КЦТ"/>
+                  <w:listItem w:displayText="КЦТ / КЦТст1: Пуск КЦТст при асимметрии" w:value="КЦТ / КЦТст1: Пуск КЦТст при асимметрии"/>
+                  <w:listItem w:displayText="КЦТ / КЦТст1: Пуск КЦТст при обрыве провода" w:value="КЦТ / КЦТст1: Пуск КЦТст при обрыве провода"/>
+                  <w:listItem w:displayText="КЦТ / КЦТст1: Срабатывание КЦТст при асимметрии" w:value="КЦТ / КЦТст1: Срабатывание КЦТст при асимметрии"/>
+                  <w:listItem w:displayText="КЦТ / КЦТст1: Срабатывание КЦТст при обрыве провода" w:value="КЦТ / КЦТст1: Срабатывание КЦТст при обрыве провода"/>
+                  <w:listItem w:displayText="КЦТ / КЦТст1: Функция введена в работу" w:value="КЦТ / КЦТст1: Функция введена в работу"/>
+                  <w:listItem w:displayText="КЦТ / КЦТст1: Функция оперативно выведена из работы" w:value="КЦТ / КЦТст1: Функция оперативно выведена из работы"/>
+                  <w:listItem w:displayText="КЦТ / КЦТст2: Пуск КЦТст при асимметрии" w:value="КЦТ / КЦТст2: Пуск КЦТст при асимметрии"/>
+                  <w:listItem w:displayText="КЦТ / КЦТст2: Пуск КЦТст при обрыве провода" w:value="КЦТ / КЦТст2: Пуск КЦТст при обрыве провода"/>
+                  <w:listItem w:displayText="КЦТ / КЦТст2: Срабатывание КЦТст при асимметрии" w:value="КЦТ / КЦТст2: Срабатывание КЦТст при асимметрии"/>
+                  <w:listItem w:displayText="КЦТ / КЦТст2: Срабатывание КЦТст при обрыве провода" w:value="КЦТ / КЦТст2: Срабатывание КЦТст при обрыве провода"/>
+                  <w:listItem w:displayText="КЦТ / КЦТст2: Функция введена в работу" w:value="КЦТ / КЦТст2: Функция введена в работу"/>
+                  <w:listItem w:displayText="КЦТ / КЦТст2: Функция оперативно выведена из работы" w:value="КЦТ / КЦТст2: Функция оперативно выведена из работы"/>
+                  <w:listItem w:displayText="КЦТ / КЦТст3: Пуск КЦТст при асимметрии" w:value="КЦТ / КЦТст3: Пуск КЦТст при асимметрии"/>
+                  <w:listItem w:displayText="КЦТ / КЦТст3: Пуск КЦТст при обрыве провода" w:value="КЦТ / КЦТст3: Пуск КЦТст при обрыве провода"/>
+                  <w:listItem w:displayText="КЦТ / КЦТст3: Срабатывание КЦТст при асимметрии" w:value="КЦТ / КЦТст3: Срабатывание КЦТст при асимметрии"/>
+                  <w:listItem w:displayText="КЦТ / КЦТст3: Срабатывание КЦТст при обрыве провода" w:value="КЦТ / КЦТст3: Срабатывание КЦТст при обрыве провода"/>
+                  <w:listItem w:displayText="КЦТ / КЦТст3: Функция введена в работу" w:value="КЦТ / КЦТст3: Функция введена в работу"/>
+                  <w:listItem w:displayText="КЦТ / КЦТст3: Функция оперативно выведена из работы" w:value="КЦТ / КЦТст3: Функция оперативно выведена из работы"/>
+                  <w:listItem w:displayText="ЛО ВН / ЛО: Отключение" w:value="ЛО ВН / ЛО: Отключение"/>
+                  <w:listItem w:displayText="ЛО ВН / ЛО: Отключить аварийно" w:value="ЛО ВН / ЛО: Отключить аварийно"/>
+                  <w:listItem w:displayText="ЛО ВН / ЛО: Функция введена в работу" w:value="ЛО ВН / ЛО: Функция введена в работу"/>
+                  <w:listItem w:displayText="ЛО ВН / ЛО: Функция оперативно выведена из работы" w:value="ЛО ВН / ЛО: Функция оперативно выведена из работы"/>
+                  <w:listItem w:displayText="ЛО ГЗ РПН / ЛО: Блокировка ГЗ РПН" w:value="ЛО ГЗ РПН / ЛО: Блокировка ГЗ РПН"/>
+                  <w:listItem w:displayText="ЛО ГЗ РПН / ЛО: Срабатывание ГЗ РПН" w:value="ЛО ГЗ РПН / ЛО: Срабатывание ГЗ РПН"/>
+                  <w:listItem w:displayText="ЛО ГЗ РПН / ЛО: Срабатывание ГЗ РПН на сигнал" w:value="ЛО ГЗ РПН / ЛО: Срабатывание ГЗ РПН на сигнал"/>
+                  <w:listItem w:displayText="ЛО ГЗ РПН / ЛО: Функция введена в работу" w:value="ЛО ГЗ РПН / ЛО: Функция введена в работу"/>
+                  <w:listItem w:displayText="ЛО ГЗ РПН / ЛО: Функция оперативно выведена из работы" w:value="ЛО ГЗ РПН / ЛО: Функция оперативно выведена из работы"/>
+                  <w:listItem w:displayText="ЛО ГЗоткл / ЛО: Блокировка ГЗоткл" w:value="ЛО ГЗоткл / ЛО: Блокировка ГЗоткл"/>
+                  <w:listItem w:displayText="ЛО ГЗоткл / ЛО: Срабатывание" w:value="ЛО ГЗоткл / ЛО: Срабатывание"/>
+                  <w:listItem w:displayText="ЛО ГЗоткл / ЛО: Срабатывание на сигнал" w:value="ЛО ГЗоткл / ЛО: Срабатывание на сигнал"/>
+                  <w:listItem w:displayText="ЛО ГЗоткл / ЛО: Функция введена в работу" w:value="ЛО ГЗоткл / ЛО: Функция введена в работу"/>
+                  <w:listItem w:displayText="ЛО ГЗоткл / ЛО: Функция оперативно выведена из работы" w:value="ЛО ГЗоткл / ЛО: Функция оперативно выведена из работы"/>
+                  <w:listItem w:displayText="ЛО ГЗсигн / ЛО: Блокировка ГЗсигн" w:value="ЛО ГЗсигн / ЛО: Блокировка ГЗсигн"/>
+                  <w:listItem w:displayText="ЛО ГЗсигн / ЛО: Срабатывание" w:value="ЛО ГЗсигн / ЛО: Срабатывание"/>
+                  <w:listItem w:displayText="ЛО ГЗсигн / ЛО: Срабатывание на сигнал" w:value="ЛО ГЗсигн / ЛО: Срабатывание на сигнал"/>
+                  <w:listItem w:displayText="ЛО ГЗсигн / ЛО: Функция введена в работу" w:value="ЛО ГЗсигн / ЛО: Функция введена в работу"/>
+                  <w:listItem w:displayText="ЛО ГЗсигн / ЛО: Функция оперативно выведена из работы" w:value="ЛО ГЗсигн / ЛО: Функция оперативно выведена из работы"/>
+                  <w:listItem w:displayText="ЛО НН1 / ЗАПВ: Запрет АПВ" w:value="ЛО НН1 / ЗАПВ: Запрет АПВ"/>
+                  <w:listItem w:displayText="ЛО НН1 / ЗАПВ: Функция введена в работу" w:value="ЛО НН1 / ЗАПВ: Функция введена в работу"/>
+                  <w:listItem w:displayText="ЛО НН1 / ЗАПВ: Функция оперативно выведена из работы" w:value="ЛО НН1 / ЗАПВ: Функция оперативно выведена из работы"/>
+                  <w:listItem w:displayText="ЛО НН1 / ЛО: Отключение" w:value="ЛО НН1 / ЛО: Отключение"/>
+                  <w:listItem w:displayText="ЛО НН1 / ЛО: Отключить аварийно" w:value="ЛО НН1 / ЛО: Отключить аварийно"/>
+                  <w:listItem w:displayText="ЛО НН1 / ЛО: Функция введена в работу" w:value="ЛО НН1 / ЛО: Функция введена в работу"/>
+                  <w:listItem w:displayText="ЛО НН1 / ЛО: Функция оперативно выведена из работы" w:value="ЛО НН1 / ЛО: Функция оперативно выведена из работы"/>
+                  <w:listItem w:displayText="ЛО НН2 / ЗАПВ: Запрет АПВ" w:value="ЛО НН2 / ЗАПВ: Запрет АПВ"/>
+                  <w:listItem w:displayText="ЛО НН2 / ЗАПВ: Функция введена в работу" w:value="ЛО НН2 / ЗАПВ: Функция введена в работу"/>
+                  <w:listItem w:displayText="ЛО НН2 / ЗАПВ: Функция оперативно выведена из работы" w:value="ЛО НН2 / ЗАПВ: Функция оперативно выведена из работы"/>
+                  <w:listItem w:displayText="ЛО НН2 / ЛО: Отключение" w:value="ЛО НН2 / ЛО: Отключение"/>
+                  <w:listItem w:displayText="ЛО НН2 / ЛО: Отключить аварийно" w:value="ЛО НН2 / ЛО: Отключить аварийно"/>
+                  <w:listItem w:displayText="ЛО НН2 / ЛО: Функция введена в работу" w:value="ЛО НН2 / ЛО: Функция введена в работу"/>
+                  <w:listItem w:displayText="ЛО НН2 / ЛО: Функция оперативно выведена из работы" w:value="ЛО НН2 / ЛО: Функция оперативно выведена из работы"/>
+                  <w:listItem w:displayText="ЛО Т / ЗАПВ: Запрет АПВ" w:value="ЛО Т / ЗАПВ: Запрет АПВ"/>
+                  <w:listItem w:displayText="ЛО Т / ЗАПВ: Функция введена в работу" w:value="ЛО Т / ЗАПВ: Функция введена в работу"/>
+                  <w:listItem w:displayText="ЛО Т / ЗАПВ: Функция оперативно выведена из работы" w:value="ЛО Т / ЗАПВ: Функция оперативно выведена из работы"/>
+                  <w:listItem w:displayText="ЛО Т / ЛО: Срабатывание" w:value="ЛО Т / ЛО: Срабатывание"/>
+                  <w:listItem w:displayText="ЛО Т / ЛО: Функция введена в работу" w:value="ЛО Т / ЛО: Функция введена в работу"/>
+                  <w:listItem w:displayText="ЛО Т / ЛО: Функция оперативно выведена из работы" w:value="ЛО Т / ЛО: Функция оперативно выведена из работы"/>
+                  <w:listItem w:displayText="ЛО ТЗ / ЛО ДТм: Срабатывание" w:value="ЛО ТЗ / ЛО ДТм: Срабатывание"/>
+                  <w:listItem w:displayText="ЛО ТЗ / ЛО ДТм: Срабатывание датчика температуры масла заблокировано" w:value="ЛО ТЗ / ЛО ДТм: Срабатывание датчика температуры масла заблокировано"/>
+                  <w:listItem w:displayText="ЛО ТЗ / ЛО ДТм: Срабатывание на сигнал" w:value="ЛО ТЗ / ЛО ДТм: Срабатывание на сигнал"/>
+                  <w:listItem w:displayText="ЛО ТЗ / ЛО ДТм: Функция введена в работу" w:value="ЛО ТЗ / ЛО ДТм: Функция введена в работу"/>
+                  <w:listItem w:displayText="ЛО ТЗ / ЛО ДТм: Функция оперативно выведена из работы" w:value="ЛО ТЗ / ЛО ДТм: Функция оперативно выведена из работы"/>
+                  <w:listItem w:displayText="ЛО ТЗ / ЛО ДТо: Срабатывание" w:value="ЛО ТЗ / ЛО ДТо: Срабатывание"/>
+                  <w:listItem w:displayText="ЛО ТЗ / ЛО ДТо: Срабатывание датчика температуры обмотки заблокировано" w:value="ЛО ТЗ / ЛО ДТо: Срабатывание датчика температуры обмотки заблокировано"/>
+                  <w:listItem w:displayText="ЛО ТЗ / ЛО ДТо: Срабатывание на сигнал" w:value="ЛО ТЗ / ЛО ДТо: Срабатывание на сигнал"/>
+                  <w:listItem w:displayText="ЛО ТЗ / ЛО ДТо: Функция введена в работу" w:value="ЛО ТЗ / ЛО ДТо: Функция введена в работу"/>
+                  <w:listItem w:displayText="ЛО ТЗ / ЛО ДТо: Функция оперативно выведена из работы" w:value="ЛО ТЗ / ЛО ДТо: Функция оперативно выведена из работы"/>
+                  <w:listItem w:displayText="ЛО ТЗ / ЛО РД: Срабатывание" w:value="ЛО ТЗ / ЛО РД: Срабатывание"/>
+                  <w:listItem w:displayText="ЛО ТЗ / ЛО РД: Срабатывание на сигнал" w:value="ЛО ТЗ / ЛО РД: Срабатывание на сигнал"/>
+                  <w:listItem w:displayText="ЛО ТЗ / ЛО РД: Срабатывание реле давления заблокировано" w:value="ЛО ТЗ / ЛО РД: Срабатывание реле давления заблокировано"/>
+                  <w:listItem w:displayText="ЛО ТЗ / ЛО РД: Функция введена в работу" w:value="ЛО ТЗ / ЛО РД: Функция введена в работу"/>
+                  <w:listItem w:displayText="ЛО ТЗ / ЛО РД: Функция оперативно выведена из работы" w:value="ЛО ТЗ / ЛО РД: Функция оперативно выведена из работы"/>
+                  <w:listItem w:displayText="ЛО ТС / ЛО ДУм расширителя: Срабатывание" w:value="ЛО ТС / ЛО ДУм расширителя: Срабатывание"/>
+                  <w:listItem w:displayText="ЛО ТС / ЛО ДУм расширителя: Срабатывание на сигнал" w:value="ЛО ТС / ЛО ДУм расширителя: Срабатывание на сигнал"/>
+                  <w:listItem w:displayText="ЛО ТС / ЛО ДУм расширителя: Функция введена в работу" w:value="ЛО ТС / ЛО ДУм расширителя: Функция введена в работу"/>
+                  <w:listItem w:displayText="ЛО ТС / ЛО ДУм расширителя: Функция оперативно выведена из работы" w:value="ЛО ТС / ЛО ДУм расширителя: Функция оперативно выведена из работы"/>
+                  <w:listItem w:displayText="ЛО ТС / ЛО ОК: Срабатывание" w:value="ЛО ТС / ЛО ОК: Срабатывание"/>
+                  <w:listItem w:displayText="ЛО ТС / ЛО ОК: Срабатывание на сигнал" w:value="ЛО ТС / ЛО ОК: Срабатывание на сигнал"/>
+                  <w:listItem w:displayText="ЛО ТС / ЛО ОК: Функция введена в работу" w:value="ЛО ТС / ЛО ОК: Функция введена в работу"/>
+                  <w:listItem w:displayText="ЛО ТС / ЛО ОК: Функция оперативно выведена из работы" w:value="ЛО ТС / ЛО ОК: Функция оперативно выведена из работы"/>
+                  <w:listItem w:displayText="ЛО ТС / ЛО ПК: Срабатывание" w:value="ЛО ТС / ЛО ПК: Срабатывание"/>
+                  <w:listItem w:displayText="ЛО ТС / ЛО ПК: Срабатывание на сигнал" w:value="ЛО ТС / ЛО ПК: Срабатывание на сигнал"/>
+                  <w:listItem w:displayText="ЛО ТС / ЛО ПК: Функция введена в работу" w:value="ЛО ТС / ЛО ПК: Функция введена в работу"/>
+                  <w:listItem w:displayText="ЛО ТС / ЛО ПК: Функция оперативно выведена из работы" w:value="ЛО ТС / ЛО ПК: Функция оперативно выведена из работы"/>
+                  <w:listItem w:displayText="ПДС / ГЗ РПН: Низкая изоляция" w:value="ПДС / ГЗ РПН: Низкая изоляция"/>
+                  <w:listItem w:displayText="ПДС / ГЗ РПН: Отключение" w:value="ПДС / ГЗ РПН: Отключение"/>
+                  <w:listItem w:displayText="ПДС / ГЗ Т: Низкая изоляция ГЗоткл" w:value="ПДС / ГЗ Т: Низкая изоляция ГЗоткл"/>
+                  <w:listItem w:displayText="ПДС / ГЗ Т: Низкая изоляция ГЗсигн" w:value="ПДС / ГЗ Т: Низкая изоляция ГЗсигн"/>
+                  <w:listItem w:displayText="ПДС / ГЗ Т: Отключение" w:value="ПДС / ГЗ Т: Отключение"/>
+                  <w:listItem w:displayText="ПДС / ГЗ Т: Сигнал" w:value="ПДС / ГЗ Т: Сигнал"/>
+                  <w:listItem w:displayText="ПДС / ДТм: Низкая изоляция" w:value="ПДС / ДТм: Низкая изоляция"/>
+                  <w:listItem w:displayText="ПДС / ДТм: Отключение" w:value="ПДС / ДТм: Отключение"/>
+                  <w:listItem w:displayText="ПДС / ДТм: Сигнал" w:value="ПДС / ДТм: Сигнал"/>
+                  <w:listItem w:displayText="ПДС / ДТм_РПН: Срабатывание" w:value="ПДС / ДТм_РПН: Срабатывание"/>
+                  <w:listItem w:displayText="ПДС / ДТо: Низкая изоляция" w:value="ПДС / ДТо: Низкая изоляция"/>
+                  <w:listItem w:displayText="ПДС / ДТо: Отключение" w:value="ПДС / ДТо: Отключение"/>
+                  <w:listItem w:displayText="ПДС / ДТо: Сигнал" w:value="ПДС / ДТо: Сигнал"/>
+                  <w:listItem w:displayText="ПДС / ДУм РПН: Высокий уровень масла" w:value="ПДС / ДУм РПН: Высокий уровень масла"/>
+                  <w:listItem w:displayText="ПДС / ДУм РПН: Низкий уровень масла" w:value="ПДС / ДУм РПН: Низкий уровень масла"/>
+                  <w:listItem w:displayText="ПДС / ДУм расширителя: Высокий уровень масла" w:value="ПДС / ДУм расширителя: Высокий уровень масла"/>
+                  <w:listItem w:displayText="ПДС / ДУм расширителя: Низкий уровень масла" w:value="ПДС / ДУм расширителя: Низкий уровень масла"/>
+                  <w:listItem w:displayText="ПДС / КСО: Авария" w:value="ПДС / КСО: Авария"/>
+                  <w:listItem w:displayText="ПДС / КСО: Неисправность" w:value="ПДС / КСО: Неисправность"/>
+                  <w:listItem w:displayText="ПДС / ОК: Срабатывание" w:value="ПДС / ОК: Срабатывание"/>
+                  <w:listItem w:displayText="ПДС / ПДС: Функция введена в работу" w:value="ПДС / ПДС: Функция введена в работу"/>
+                  <w:listItem w:displayText="ПДС / ПДС: Функция оперативно выведена из работы" w:value="ПДС / ПДС: Функция оперативно выведена из работы"/>
+                  <w:listItem w:displayText="ПДС / ПК: Срабатывание" w:value="ПДС / ПК: Срабатывание"/>
+                  <w:listItem w:displayText="ПДС / РД: Низкая изоляция" w:value="ПДС / РД: Низкая изоляция"/>
+                  <w:listItem w:displayText="ПДС / РД: Отключение" w:value="ПДС / РД: Отключение"/>
+                  <w:listItem w:displayText="ПДС НКУ / SA1: Цепь управления введена" w:value="ПДС НКУ / SA1: Цепь управления введена"/>
+                  <w:listItem w:displayText="ПДС НКУ / SA2: Цепь управления введена" w:value="ПДС НКУ / SA2: Цепь управления введена"/>
+                  <w:listItem w:displayText="ПДС НКУ / SA3: Цепь управления введена" w:value="ПДС НКУ / SA3: Цепь управления введена"/>
+                  <w:listItem w:displayText="ПДС НКУ / SA4: Цепь управления введена" w:value="ПДС НКУ / SA4: Цепь управления введена"/>
+                  <w:listItem w:displayText="ПДС НКУ / SG1: Рабочее положение испытательного блока" w:value="ПДС НКУ / SG1: Рабочее положение испытательного блока"/>
+                  <w:listItem w:displayText="ПДС НКУ / SG2: Рабочее положение испытательного блока" w:value="ПДС НКУ / SG2: Рабочее положение испытательного блока"/>
+                  <w:listItem w:displayText="ПДС НКУ / SG3: Рабочее положение испытательного блока" w:value="ПДС НКУ / SG3: Рабочее положение испытательного блока"/>
+                  <w:listItem w:displayText="ПДС НКУ / Дверь: Дверь шкафа закрыта" w:value="ПДС НКУ / Дверь: Дверь шкафа закрыта"/>
+                  <w:listItem w:displayText="ПДС НКУ / Дверь: Дверь шкафа открыта" w:value="ПДС НКУ / Дверь: Дверь шкафа открыта"/>
+                  <w:listItem w:displayText="ПДС НКУ / ОТ ГЗ: Неисправность оперативного тока цепей ГЗ" w:value="ПДС НКУ / ОТ ГЗ: Неисправность оперативного тока цепей ГЗ"/>
+                  <w:listItem w:displayText="ПДС НКУ / ОТ ЗДЗ1: Неисправность оперативного тока цепей ЗДЗ НН1" w:value="ПДС НКУ / ОТ ЗДЗ1: Неисправность оперативного тока цепей ЗДЗ НН1"/>
+                  <w:listItem w:displayText="ПДС НКУ / ОТ ЗДЗ2: Неисправность оперативного тока цепей ЗДЗ НН2" w:value="ПДС НКУ / ОТ ЗДЗ2: Неисправность оперативного тока цепей ЗДЗ НН2"/>
+                  <w:listItem w:displayText="ПДС НКУ / ОТ ТЗ, ТС: Неисправность оперативного тока цепей ТЗ, ТС" w:value="ПДС НКУ / ОТ ТЗ, ТС: Неисправность оперативного тока цепей ТЗ, ТС"/>
+                  <w:listItem w:displayText="ПДС НКУ / ОТ УРОВ1: Неисправность оперативного тока цепей УРОВ НН1" w:value="ПДС НКУ / ОТ УРОВ1: Неисправность оперативного тока цепей УРОВ НН1"/>
+                  <w:listItem w:displayText="ПДС НКУ / ОТ УРОВ2: Неисправность оперативного тока цепей УРОВ НН2" w:value="ПДС НКУ / ОТ УРОВ2: Неисправность оперативного тока цепей УРОВ НН2"/>
+                  <w:listItem w:displayText="ПДС НКУ / ПДС НКУ: Функция введена в работу" w:value="ПДС НКУ / ПДС НКУ: Функция введена в работу"/>
+                  <w:listItem w:displayText="ПДС НКУ / ПДС НКУ: Функция оперативно выведена из работы" w:value="ПДС НКУ / ПДС НКУ: Функция оперативно выведена из работы"/>
+                  <w:listItem w:displayText="ПС / ПС: Пуск" w:value="ПС / ПС: Пуск"/>
+                  <w:listItem w:displayText="ПС / ПС: Пуск (импульс)" w:value="ПС / ПС: Пуск (импульс)"/>
+                  <w:listItem w:displayText="РТПО / РТПО ВН: Пуск" w:value="РТПО / РТПО ВН: Пуск"/>
+                  <w:listItem w:displayText="РТПО / РТПО ВН: Пуск ИО тока" w:value="РТПО / РТПО ВН: Пуск ИО тока"/>
+                  <w:listItem w:displayText="РТПО / РТПО ВН: Функция введена в работу" w:value="РТПО / РТПО ВН: Функция введена в работу"/>
+                  <w:listItem w:displayText="РТПО / РТПО ВН: Функция оперативно выведена из работы" w:value="РТПО / РТПО ВН: Функция оперативно выведена из работы"/>
+                  <w:listItem w:displayText="РТПО / РТПО НН (НН2): Пуск" w:value="РТПО / РТПО НН (НН2): Пуск"/>
+                  <w:listItem w:displayText="РТПО / РТПО НН (НН2): Пуск ИО тока" w:value="РТПО / РТПО НН (НН2): Пуск ИО тока"/>
+                  <w:listItem w:displayText="РТПО / РТПО НН (НН2): Функция введена в работу" w:value="РТПО / РТПО НН (НН2): Функция введена в работу"/>
+                  <w:listItem w:displayText="РТПО / РТПО НН (НН2): Функция оперативно выведена из работы" w:value="РТПО / РТПО НН (НН2): Функция оперативно выведена из работы"/>
+                  <w:listItem w:displayText="РТПО / РТПО СН (НН1): Пуск" w:value="РТПО / РТПО СН (НН1): Пуск"/>
+                  <w:listItem w:displayText="РТПО / РТПО СН (НН1): Пуск ИО тока" w:value="РТПО / РТПО СН (НН1): Пуск ИО тока"/>
+                  <w:listItem w:displayText="РТПО / РТПО СН (НН1): Функция введена в работу" w:value="РТПО / РТПО СН (НН1): Функция введена в работу"/>
+                  <w:listItem w:displayText="РТПО / РТПО СН (НН1): Функция оперативно выведена из работы" w:value="РТПО / РТПО СН (НН1): Функция оперативно выведена из работы"/>
+                  <w:listItem w:displayText="РТПО / РТПО_общ: Пуск" w:value="РТПО / РТПО_общ: Пуск"/>
+                  <w:listItem w:displayText="РТПО / РТПО_общ: Функция введена в работу" w:value="РТПО / РТПО_общ: Функция введена в работу"/>
+                  <w:listItem w:displayText="СС / СС: БИ выведены" w:value="СС / СС: БИ выведены"/>
+                  <w:listItem w:displayText="СС / СС: Внешнее отключение" w:value="СС / СС: Внешнее отключение"/>
+                  <w:listItem w:displayText="СС / СС: Выходные цепи разобраны" w:value="СС / СС: Выходные цепи разобраны"/>
+                  <w:listItem w:displayText="СС / СС: ГЗ заблокирована" w:value="СС / СС: ГЗ заблокирована"/>
+                  <w:listItem w:displayText="СС / СС: Неисправность ОТ цепей ГЗ" w:value="СС / СС: Неисправность ОТ цепей ГЗ"/>
+                  <w:listItem w:displayText="СС / СС: Неисправность ОТ цепей ТЗ, ТС" w:value="СС / СС: Неисправность ОТ цепей ТЗ, ТС"/>
+                  <w:listItem w:displayText="СС / СС: Низкая изоляция ГЗ" w:value="СС / СС: Низкая изоляция ГЗ"/>
+                  <w:listItem w:displayText="СС / СС: Низкая изоляция ТЗ" w:value="СС / СС: Низкая изоляция ТЗ"/>
+                  <w:listItem w:displayText="СС / СС: Общий внешний сигнал" w:value="СС / СС: Общий внешний сигнал"/>
+                  <w:listItem w:displayText="СС / СС: Сигнализация от ГЗ" w:value="СС / СС: Сигнализация от ГЗ"/>
+                  <w:listItem w:displayText="СС / СС: Сигнализация от ТЗ" w:value="СС / СС: Сигнализация от ТЗ"/>
+                  <w:listItem w:displayText="СС / СС: Сигнализация от ТС" w:value="СС / СС: Сигнализация от ТС"/>
+                  <w:listItem w:displayText="СС / СС: Сигнализация цепей опер.тока" w:value="СС / СС: Сигнализация цепей опер.тока"/>
+                  <w:listItem w:displayText="СС / СС: Сигнализация цепей опер.тока НН" w:value="СС / СС: Сигнализация цепей опер.тока НН"/>
+                  <w:listItem w:displayText="СС / СС: ТЗ заблокирована" w:value="СС / СС: ТЗ заблокирована"/>
+                  <w:listItem w:displayText="ТК ЗДЗ / ТК ЗДЗ: Пуск" w:value="ТК ЗДЗ / ТК ЗДЗ: Пуск"/>
+                  <w:listItem w:displayText="ТК ЗДЗ / ТК ЗДЗ: Пуск ИО тока" w:value="ТК ЗДЗ / ТК ЗДЗ: Пуск ИО тока"/>
+                  <w:listItem w:displayText="ТК ЗДЗ / ТК ЗДЗ: Функция введена в работу" w:value="ТК ЗДЗ / ТК ЗДЗ: Функция введена в работу"/>
+                  <w:listItem w:displayText="ТК ЗДЗ / ТК ЗДЗ: Функция оперативно выведена из работы" w:value="ТК ЗДЗ / ТК ЗДЗ: Функция оперативно выведена из работы"/>
+                  <w:listItem w:displayText="ТО ЗПО / ТО ЗПО ВН: Пуск" w:value="ТО ЗПО / ТО ЗПО ВН: Пуск"/>
+                  <w:listItem w:displayText="ТО ЗПО / ТО ЗПО ВН: Пуск ИО тока" w:value="ТО ЗПО / ТО ЗПО ВН: Пуск ИО тока"/>
+                  <w:listItem w:displayText="ТО ЗПО / ТО ЗПО ВН: Функция введена в работу" w:value="ТО ЗПО / ТО ЗПО ВН: Функция введена в работу"/>
+                  <w:listItem w:displayText="ТО ЗПО / ТО ЗПО ВН: Функция оперативно выведена из работы" w:value="ТО ЗПО / ТО ЗПО ВН: Функция оперативно выведена из работы"/>
+                  <w:listItem w:displayText="ТО ЗПО / ТО ЗПО НН (НН2): Пуск" w:value="ТО ЗПО / ТО ЗПО НН (НН2): Пуск"/>
+                  <w:listItem w:displayText="ТО ЗПО / ТО ЗПО НН (НН2): Пуск ИО тока" w:value="ТО ЗПО / ТО ЗПО НН (НН2): Пуск ИО тока"/>
+                  <w:listItem w:displayText="ТО ЗПО / ТО ЗПО НН (НН2): Функция введена в работу" w:value="ТО ЗПО / ТО ЗПО НН (НН2): Функция введена в работу"/>
+                  <w:listItem w:displayText="ТО ЗПО / ТО ЗПО НН (НН2): Функция оперативно выведена из работы" w:value="ТО ЗПО / ТО ЗПО НН (НН2): Функция оперативно выведена из работы"/>
+                  <w:listItem w:displayText="ТО ЗПО / ТО ЗПО СН (НН1): Пуск" w:value="ТО ЗПО / ТО ЗПО СН (НН1): Пуск"/>
+                  <w:listItem w:displayText="ТО ЗПО / ТО ЗПО СН (НН1): Пуск ИО тока" w:value="ТО ЗПО / ТО ЗПО СН (НН1): Пуск ИО тока"/>
+                  <w:listItem w:displayText="ТО ЗПО / ТО ЗПО СН (НН1): Функция введена в работу" w:value="ТО ЗПО / ТО ЗПО СН (НН1): Функция введена в работу"/>
+                  <w:listItem w:displayText="ТО ЗПО / ТО ЗПО СН (НН1): Функция оперативно выведена из работы" w:value="ТО ЗПО / ТО ЗПО СН (НН1): Функция оперативно выведена из работы"/>
+                  <w:listItem w:displayText="ТО ЗПО / ТО ЗПО_общ: Пуск" w:value="ТО ЗПО / ТО ЗПО_общ: Пуск"/>
+                  <w:listItem w:displayText="ТО ЗПО / ТО ЗПО_общ: Функция введена в работу" w:value="ТО ЗПО / ТО ЗПО_общ: Функция введена в работу"/>
+                  <w:listItem w:displayText="ТО РПН / ТО РПН: Пуск" w:value="ТО РПН / ТО РПН: Пуск"/>
+                  <w:listItem w:displayText="ТО РПН / ТО РПН: Пуск ИО тока" w:value="ТО РПН / ТО РПН: Пуск ИО тока"/>
+                  <w:listItem w:displayText="ТО РПН / ТО РПН: Функция введена в работу" w:value="ТО РПН / ТО РПН: Функция введена в работу"/>
+                  <w:listItem w:displayText="ТО РПН / ТО РПН: Функция оперативно выведена из работы" w:value="ТО РПН / ТО РПН: Функция оперативно выведена из работы"/>
+                  <w:listItem w:displayText="УРОВ ВН / УРОВ: Пуск" w:value="УРОВ ВН / УРОВ: Пуск"/>
+                  <w:listItem w:displayText="УРОВ ВН / УРОВ: Пуск ИО максимального тока" w:value="УРОВ ВН / УРОВ: Пуск ИО максимального тока"/>
+                  <w:listItem w:displayText="УРОВ ВН / УРОВ: Срабатывание" w:value="УРОВ ВН / УРОВ: Срабатывание"/>
+                  <w:listItem w:displayText="УРОВ ВН / УРОВ: Срабатывание «на себя»" w:value="УРОВ ВН / УРОВ: Срабатывание «на себя»"/>
+                  <w:listItem w:displayText="УРОВ ВН / УРОВ: Функция введена в работу" w:value="УРОВ ВН / УРОВ: Функция введена в работу"/>
+                  <w:listItem w:displayText="УРОВ ВН / УРОВ: Функция оперативно выведена из работы" w:value="УРОВ ВН / УРОВ: Функция оперативно выведена из работы"/>
                 </w:dropDownList>
                 <w:showingPlcHdr/>
                 <w:placeholder>
@@ -2579,79 +3034,270 @@
                 <w:id w:val="0"/>
                 <w:dropDownList>
                   <w:listItem w:displayText="Не назначено" w:value=""/>
-                  <w:listItem w:displayText="АРНТ / АВ РПН: Отключено питание привода" w:value="АРНТ / АВ РПН: Отключено питание привода"/>
-                  <w:listItem w:displayText="АРНТ / АРН: Блокировка РПН по току" w:value="АРНТ / АРН: Блокировка РПН по току"/>
-                  <w:listItem w:displayText="АРНТ / АРН: Блокировка автоматики регулирования" w:value="АРНТ / АРН: Блокировка автоматики регулирования"/>
-                  <w:listItem w:displayText="АРНТ / АРН: Блокировка автоматического регулирования в режиме регулирования параллельно работающих трансформаторов" w:value="АРНТ / АРН: Блокировка автоматического регулирования в режиме регулирования параллельно работающих трансформаторов"/>
-                  <w:listItem w:displayText="АРНТ / АРН: Блокировка автоматической команды прибавить по верхнему допустимому положению" w:value="АРНТ / АРН: Блокировка автоматической команды прибавить по верхнему допустимому положению"/>
-                  <w:listItem w:displayText="АРНТ / АРН: Блокировка автоматической команды убавить по нижнему допустимому положению" w:value="АРНТ / АРН: Блокировка автоматической команды убавить по нижнему допустимому положению"/>
-                  <w:listItem w:displayText="АРНТ / АРН: Блокировка по низкому напряжению" w:value="АРНТ / АРН: Блокировка по низкому напряжению"/>
-                  <w:listItem w:displayText="АРНТ / АРН: Блокировка по низкому уровню масла" w:value="АРНТ / АРН: Блокировка по низкому уровню масла"/>
-                  <w:listItem w:displayText="АРНТ / АРН: Блокировка по перегрузке" w:value="АРНТ / АРН: Блокировка по перегрузке"/>
-                  <w:listItem w:displayText="АРНТ / АРН: Блокировка по перенапряжению" w:value="АРНТ / АРН: Блокировка по перенапряжению"/>
-                  <w:listItem w:displayText="АРНТ / АРН: Ведомый в режиме регулирования параллельно работающих трансформаторов" w:value="АРНТ / АРН: Ведомый в режиме регулирования параллельно работающих трансформаторов"/>
-                  <w:listItem w:displayText="АРНТ / АРН: Ведущий в режиме регулирования параллельно работающих трансформаторов" w:value="АРНТ / АРН: Ведущий в режиме регулирования параллельно работающих трансформаторов"/>
-                  <w:listItem w:displayText="АРНТ / АРН: Высокое напряжение НП секции 1" w:value="АРНТ / АРН: Высокое напряжение НП секции 1"/>
-                  <w:listItem w:displayText="АРНТ / АРН: Высокое напряжение НП секции 2" w:value="АРНТ / АРН: Высокое напряжение НП секции 2"/>
-                  <w:listItem w:displayText="АРНТ / АРН: Высокое напряжение ОП секции 1" w:value="АРНТ / АРН: Высокое напряжение ОП секции 1"/>
-                  <w:listItem w:displayText="АРНТ / АРН: Высокое напряжение ОП секции 2" w:value="АРНТ / АРН: Высокое напряжение ОП секции 2"/>
-                  <w:listItem w:displayText="АРНТ / АРН: Высокое напряжение секции 1" w:value="АРНТ / АРН: Высокое напряжение секции 1"/>
-                  <w:listItem w:displayText="АРНТ / АРН: Готовность к режиму регулирования параллельно работающих трансформаторов" w:value="АРНТ / АРН: Готовность к режиму регулирования параллельно работающих трансформаторов"/>
-                  <w:listItem w:displayText="АРНТ / АРН: Действие АРНТ на привод РПН" w:value="АРНТ / АРН: Действие АРНТ на привод РПН"/>
-                  <w:listItem w:displayText="АРНТ / АРН: Команда «Прибавить» от АРНТ параллельно работающего трансформатора" w:value="АРНТ / АРН: Команда «Прибавить» от АРНТ параллельно работающего трансформатора"/>
-                  <w:listItem w:displayText="АРНТ / АРН: Команда «Убавить» от АРНТ параллельно работающего трансформатора" w:value="АРНТ / АРН: Команда «Убавить» от АРНТ параллельно работающего трансформатора"/>
-                  <w:listItem w:displayText="АРНТ / АРН: Команда «прибавить» в привод РПН" w:value="АРНТ / АРН: Команда «прибавить» в привод РПН"/>
-                  <w:listItem w:displayText="АРНТ / АРН: Команда «убавить» привод РПН" w:value="АРНТ / АРН: Команда «убавить» привод РПН"/>
-                  <w:listItem w:displayText="АРНТ / АРН: Команда на отключение автомата питания привода РПН" w:value="АРНТ / АРН: Команда на отключение автомата питания привода РПН"/>
-                  <w:listItem w:displayText="АРНТ / АРН: Мертвое положение" w:value="АРНТ / АРН: Мертвое положение"/>
-                  <w:listItem w:displayText="АРНТ / АРН: Напряжение выше границы зоны нечувствительности" w:value="АРНТ / АРН: Напряжение выше границы зоны нечувствительности"/>
-                  <w:listItem w:displayText="АРНТ / АРН: Напряжение значительно выше границы зоны нечувствительности" w:value="АРНТ / АРН: Напряжение значительно выше границы зоны нечувствительности"/>
-                  <w:listItem w:displayText="АРНТ / АРН: Напряжение ниже границы зоны нечувствительности" w:value="АРНТ / АРН: Напряжение ниже границы зоны нечувствительности"/>
-                  <w:listItem w:displayText="АРНТ / АРН: Ненормальный режим на секции" w:value="АРНТ / АРН: Ненормальный режим на секции"/>
-                  <w:listItem w:displayText="АРНТ / АРН: Нет связи с регулируемыми шинами" w:value="АРНТ / АРН: Нет связи с регулируемыми шинами"/>
-                  <w:listItem w:displayText="АРНТ / АРН: Низкое напряжение секции 1" w:value="АРНТ / АРН: Низкое напряжение секции 1"/>
-                  <w:listItem w:displayText="АРНТ / АРН: Низкое напряжение секции 2" w:value="АРНТ / АРН: Низкое напряжение секции 2"/>
-                  <w:listItem w:displayText="АРНТ / АРН: Ошибка определения положения РПН" w:value="АРНТ / АРН: Ошибка определения положения РПН"/>
-                  <w:listItem w:displayText="АРНТ / АРН: Ошибка регулирования параллельно работающих трансформаторов" w:value="АРНТ / АРН: Ошибка регулирования параллельно работающих трансформаторов"/>
-                  <w:listItem w:displayText="АРНТ / АРН: Перегрузка секции 1" w:value="АРНТ / АРН: Перегрузка секции 1"/>
-                  <w:listItem w:displayText="АРНТ / АРН: Перегрузка секции 2" w:value="АРНТ / АРН: Перегрузка секции 2"/>
-                  <w:listItem w:displayText="АРНТ / АРН: Перенапряжение секции 2" w:value="АРНТ / АРН: Перенапряжение секции 2"/>
-                  <w:listItem w:displayText="АРНТ / АРН: Прибавить в АРНТ параллельного работающего трансформатора" w:value="АРНТ / АРН: Прибавить в АРНТ параллельного работающего трансформатора"/>
-                  <w:listItem w:displayText="АРНТ / АРН: Привод РПН заблокирован" w:value="АРНТ / АРН: Привод РПН заблокирован"/>
-                  <w:listItem w:displayText="АРНТ / АРН: Принудительно ведущий в режиме регулирования параллельно работающих трансформаторов" w:value="АРНТ / АРН: Принудительно ведущий в режиме регулирования параллельно работающих трансформаторов"/>
-                  <w:listItem w:displayText="АРНТ / АРН: Рассогласование приводов РПН параллельно работающих трансформаторов" w:value="АРНТ / АРН: Рассогласование приводов РПН параллельно работающих трансформаторов"/>
-                  <w:listItem w:displayText="АРНТ / АРН: Режим автоматического регулирования" w:value="АРНТ / АРН: Режим автоматического регулирования"/>
-                  <w:listItem w:displayText="АРНТ / АРН: Режим параллельного регулирования" w:value="АРНТ / АРН: Режим параллельного регулирования"/>
-                  <w:listItem w:displayText="АРНТ / АРН: Убавить в АРНТ параллельного работающего трансформатора" w:value="АРНТ / АРН: Убавить в АРНТ параллельного работающего трансформатора"/>
-                  <w:listItem w:displayText="АРНТ / Выбор ТН: Автоматический выбор регулируемой секции" w:value="АРНТ / Выбор ТН: Автоматический выбор регулируемой секции"/>
-                  <w:listItem w:displayText="АРНТ / Выбор ТН: Контроль 1 секции" w:value="АРНТ / Выбор ТН: Контроль 1 секции"/>
-                  <w:listItem w:displayText="АРНТ / Выбор ТН: Контроль 2 секции" w:value="АРНТ / Выбор ТН: Контроль 2 секции"/>
-                  <w:listItem w:displayText="АРНТ / Выбор ТН: Приоритет регулирования по 2 секции" w:value="АРНТ / Выбор ТН: Приоритет регулирования по 2 секции"/>
-                  <w:listItem w:displayText="АРНТ / Выбор ТН: Регулирование по 1 секции" w:value="АРНТ / Выбор ТН: Регулирование по 1 секции"/>
-                  <w:listItem w:displayText="АРНТ / Выбор ТН: Регулирование по 2 секции" w:value="АРНТ / Выбор ТН: Регулирование по 2 секции"/>
-                  <w:listItem w:displayText="АРНТ / ДТм: Блокировка по низкой температуре" w:value="АРНТ / ДТм: Блокировка по низкой температуре"/>
-                  <w:listItem w:displayText="АРНТ / ДУм: Высокий уровень масла" w:value="АРНТ / ДУм: Высокий уровень масла"/>
-                  <w:listItem w:displayText="АРНТ / Контроль РПН: Длительное переключение (привод остановился в промежуточном положении)" w:value="АРНТ / Контроль РПН: Длительное переключение (привод остановился в промежуточном положении)"/>
-                  <w:listItem w:displayText="АРНТ / Контроль РПН: Отказ привода РПН" w:value="АРНТ / Контроль РПН: Отказ привода РПН"/>
-                  <w:listItem w:displayText="АРНТ / Контроль РПН: Переключение не началось" w:value="АРНТ / Контроль РПН: Переключение не началось"/>
-                  <w:listItem w:displayText="АРНТ / Контроль РПН: Самопроизвольное переключение" w:value="АРНТ / Контроль РПН: Самопроизвольное переключение"/>
-                  <w:listItem w:displayText="АРНТ / Контроль РПН: Сигнализация максимального количества переключений РПН" w:value="АРНТ / Контроль РПН: Сигнализация максимального количества переключений РПН"/>
-                  <w:listItem w:displayText="АРНТ / Привод РПН: Идет переключение" w:value="АРНТ / Привод РПН: Идет переключение"/>
-                  <w:listItem w:displayText="АРНТ / Привод РПН: Крайнее верхнее положение РПН" w:value="АРНТ / Привод РПН: Крайнее верхнее положение РПН"/>
-                  <w:listItem w:displayText="АРНТ / Привод РПН: Крайнее нижнее положение РПН" w:value="АРНТ / Привод РПН: Крайнее нижнее положение РПН"/>
-                  <w:listItem w:displayText="АРНТ / Привод РПН: Местное управление привода" w:value="АРНТ / Привод РПН: Местное управление привода"/>
-                  <w:listItem w:displayText="Сигнализация / Сигнализация: SG не в рабочем положении" w:value="Сигнализация / Сигнализация: SG не в рабочем положении"/>
-                  <w:listItem w:displayText="Сигнализация / Сигнализация: Блок испытательный №1 в рабочем положении" w:value="Сигнализация / Сигнализация: Блок испытательный №1 в рабочем положении"/>
-                  <w:listItem w:displayText="Сигнализация / Сигнализация: Блок испытательный №2 в рабочем положении" w:value="Сигнализация / Сигнализация: Блок испытательный №2 в рабочем положении"/>
-                  <w:listItem w:displayText="Сигнализация / Сигнализация: Блок испытательный №3 в рабочем положении" w:value="Сигнализация / Сигнализация: Блок испытательный №3 в рабочем положении"/>
-                  <w:listItem w:displayText="Сигнализация / Сигнализация: Блок испытательный №4 в рабочем положении" w:value="Сигнализация / Сигнализация: Блок испытательный №4 в рабочем положении"/>
-                  <w:listItem w:displayText="Сигнализация / Сигнализация: Блок испытательный №5 в рабочем положении" w:value="Сигнализация / Сигнализация: Блок испытательный №5 в рабочем положении"/>
-                  <w:listItem w:displayText="Сигнализация / Сигнализация: Блок испытательный №6 в рабочем положении" w:value="Сигнализация / Сигнализация: Блок испытательный №6 в рабочем положении"/>
-                  <w:listItem w:displayText="Сигнализация / Сигнализация: Блок испытательный №7 в рабочем положении" w:value="Сигнализация / Сигнализация: Блок испытательный №7 в рабочем положении"/>
-                  <w:listItem w:displayText="Сигнализация / Сигнализация: Неисправность РПН" w:value="Сигнализация / Сигнализация: Неисправность РПН"/>
-                  <w:listItem w:displayText="Сигнализация / Сигнализация: Сигнал закрытого положения двери" w:value="Сигнализация / Сигнализация: Сигнал закрытого положения двери"/>
-                  <w:listItem w:displayText="Сигнализация / Сигнализация: Сигнал неисправности оперативного тока цепей технологической сигнализации" w:value="Сигнализация / Сигнализация: Сигнал неисправности оперативного тока цепей технологической сигнализации"/>
-                  <w:listItem w:displayText="Сигнализация / Сигнализация: Сигнал открытого положения двери" w:value="Сигнализация / Сигнализация: Сигнал открытого положения двери"/>
+                  <w:listItem w:displayText="ДЗТ / БВКЗ: Срабатывание БВКЗ" w:value="ДЗТ / БВКЗ: Срабатывание БВКЗ"/>
+                  <w:listItem w:displayText="ДЗТ / БВКЗ: Срабатывание БВКЗ по фазе A" w:value="ДЗТ / БВКЗ: Срабатывание БВКЗ по фазе A"/>
+                  <w:listItem w:displayText="ДЗТ / БВКЗ: Срабатывание БВКЗ по фазе B" w:value="ДЗТ / БВКЗ: Срабатывание БВКЗ по фазе B"/>
+                  <w:listItem w:displayText="ДЗТ / БВКЗ: Срабатывание БВКЗ по фазе C" w:value="ДЗТ / БВКЗ: Срабатывание БВКЗ по фазе C"/>
+                  <w:listItem w:displayText="ДЗТ / Д2Г: Пуск Д2Г" w:value="ДЗТ / Д2Г: Пуск Д2Г"/>
+                  <w:listItem w:displayText="ДЗТ / Д2Г: Пуск Д2Г по фазе A" w:value="ДЗТ / Д2Г: Пуск Д2Г по фазе A"/>
+                  <w:listItem w:displayText="ДЗТ / Д2Г: Пуск Д2Г по фазе B" w:value="ДЗТ / Д2Г: Пуск Д2Г по фазе B"/>
+                  <w:listItem w:displayText="ДЗТ / Д2Г: Пуск Д2Г по фазе C" w:value="ДЗТ / Д2Г: Пуск Д2Г по фазе C"/>
+                  <w:listItem w:displayText="ДЗТ / Д5Г: Пуск Д5Г" w:value="ДЗТ / Д5Г: Пуск Д5Г"/>
+                  <w:listItem w:displayText="ДЗТ / Д5Г: Пуск Д5Г по фазе A" w:value="ДЗТ / Д5Г: Пуск Д5Г по фазе A"/>
+                  <w:listItem w:displayText="ДЗТ / Д5Г: Пуск Д5Г по фазе B" w:value="ДЗТ / Д5Г: Пуск Д5Г по фазе B"/>
+                  <w:listItem w:displayText="ДЗТ / Д5Г: Пуск Д5Г по фазе C" w:value="ДЗТ / Д5Г: Пуск Д5Г по фазе C"/>
+                  <w:listItem w:displayText="ДЗТ / ДЗТ: Срабатывание ДЗТ" w:value="ДЗТ / ДЗТ: Срабатывание ДЗТ"/>
+                  <w:listItem w:displayText="ДЗТ / ДТЗт: Пуск ДТЗт" w:value="ДЗТ / ДТЗт: Пуск ДТЗт"/>
+                  <w:listItem w:displayText="ДЗТ / ДТЗт: Пуск ДТЗт по фазе A" w:value="ДЗТ / ДТЗт: Пуск ДТЗт по фазе A"/>
+                  <w:listItem w:displayText="ДЗТ / ДТЗт: Пуск ДТЗт по фазе B" w:value="ДЗТ / ДТЗт: Пуск ДТЗт по фазе B"/>
+                  <w:listItem w:displayText="ДЗТ / ДТЗт: Пуск ДТЗт по фазе C" w:value="ДЗТ / ДТЗт: Пуск ДТЗт по фазе C"/>
+                  <w:listItem w:displayText="ДЗТ / ДТЗт: Пуск ИО по фазе A" w:value="ДЗТ / ДТЗт: Пуск ИО по фазе A"/>
+                  <w:listItem w:displayText="ДЗТ / ДТЗт: Пуск ИО по фазе B" w:value="ДЗТ / ДТЗт: Пуск ИО по фазе B"/>
+                  <w:listItem w:displayText="ДЗТ / ДТЗт: Пуск ИО по фазе C" w:value="ДЗТ / ДТЗт: Пуск ИО по фазе C"/>
+                  <w:listItem w:displayText="ДЗТ / ДТЗт: Срабатывание ДТЗт" w:value="ДЗТ / ДТЗт: Срабатывание ДТЗт"/>
+                  <w:listItem w:displayText="ДЗТ / ДТЗт: Срабатывание ДТЗт на сигнал" w:value="ДЗТ / ДТЗт: Срабатывание ДТЗт на сигнал"/>
+                  <w:listItem w:displayText="ДЗТ / ДТЗт: Срабатывание ДТЗт по фазе A" w:value="ДЗТ / ДТЗт: Срабатывание ДТЗт по фазе A"/>
+                  <w:listItem w:displayText="ДЗТ / ДТЗт: Срабатывание ДТЗт по фазе A на сигнал" w:value="ДЗТ / ДТЗт: Срабатывание ДТЗт по фазе A на сигнал"/>
+                  <w:listItem w:displayText="ДЗТ / ДТЗт: Срабатывание ДТЗт по фазе B" w:value="ДЗТ / ДТЗт: Срабатывание ДТЗт по фазе B"/>
+                  <w:listItem w:displayText="ДЗТ / ДТЗт: Срабатывание ДТЗт по фазе B на сигнал" w:value="ДЗТ / ДТЗт: Срабатывание ДТЗт по фазе B на сигнал"/>
+                  <w:listItem w:displayText="ДЗТ / ДТЗт: Срабатывание ДТЗт по фазе C" w:value="ДЗТ / ДТЗт: Срабатывание ДТЗт по фазе C"/>
+                  <w:listItem w:displayText="ДЗТ / ДТЗт: Срабатывание ДТЗт по фазе C на сигнал" w:value="ДЗТ / ДТЗт: Срабатывание ДТЗт по фазе C на сигнал"/>
+                  <w:listItem w:displayText="ДЗТ / ДТЗт: Функция введена в работу" w:value="ДЗТ / ДТЗт: Функция введена в работу"/>
+                  <w:listItem w:displayText="ДЗТ / ДТЗт: Функция оперативно выведена из работы" w:value="ДЗТ / ДТЗт: Функция оперативно выведена из работы"/>
+                  <w:listItem w:displayText="ДЗТ / ДТО: Пуск ДТО" w:value="ДЗТ / ДТО: Пуск ДТО"/>
+                  <w:listItem w:displayText="ДЗТ / ДТО: Пуск ДТО по фазе A" w:value="ДЗТ / ДТО: Пуск ДТО по фазе A"/>
+                  <w:listItem w:displayText="ДЗТ / ДТО: Пуск ДТО по фазе B" w:value="ДЗТ / ДТО: Пуск ДТО по фазе B"/>
+                  <w:listItem w:displayText="ДЗТ / ДТО: Пуск ДТО по фазе C" w:value="ДЗТ / ДТО: Пуск ДТО по фазе C"/>
+                  <w:listItem w:displayText="ДЗТ / ДТО: Пуск ИО по фазе A" w:value="ДЗТ / ДТО: Пуск ИО по фазе A"/>
+                  <w:listItem w:displayText="ДЗТ / ДТО: Пуск ИО по фазе B" w:value="ДЗТ / ДТО: Пуск ИО по фазе B"/>
+                  <w:listItem w:displayText="ДЗТ / ДТО: Пуск ИО по фазе C" w:value="ДЗТ / ДТО: Пуск ИО по фазе C"/>
+                  <w:listItem w:displayText="ДЗТ / ДТО: Срабатывание ДТО" w:value="ДЗТ / ДТО: Срабатывание ДТО"/>
+                  <w:listItem w:displayText="ДЗТ / ДТО: Срабатывание ДТО на сигнал" w:value="ДЗТ / ДТО: Срабатывание ДТО на сигнал"/>
+                  <w:listItem w:displayText="ДЗТ / ДТО: Срабатывание ДТО по фазе A" w:value="ДЗТ / ДТО: Срабатывание ДТО по фазе A"/>
+                  <w:listItem w:displayText="ДЗТ / ДТО: Срабатывание ДТО по фазе A на сигнал" w:value="ДЗТ / ДТО: Срабатывание ДТО по фазе A на сигнал"/>
+                  <w:listItem w:displayText="ДЗТ / ДТО: Срабатывание ДТО по фазе B" w:value="ДЗТ / ДТО: Срабатывание ДТО по фазе B"/>
+                  <w:listItem w:displayText="ДЗТ / ДТО: Срабатывание ДТО по фазе B на сигнал" w:value="ДЗТ / ДТО: Срабатывание ДТО по фазе B на сигнал"/>
+                  <w:listItem w:displayText="ДЗТ / ДТО: Срабатывание ДТО по фазе C" w:value="ДЗТ / ДТО: Срабатывание ДТО по фазе C"/>
+                  <w:listItem w:displayText="ДЗТ / ДТО: Срабатывание ДТО по фазе C на сигнал" w:value="ДЗТ / ДТО: Срабатывание ДТО по фазе C на сигнал"/>
+                  <w:listItem w:displayText="ДЗТ / ДТО: Функция введена в работу" w:value="ДЗТ / ДТО: Функция введена в работу"/>
+                  <w:listItem w:displayText="ДЗТ / ДТО: Функция оперативно выведена из работы" w:value="ДЗТ / ДТО: Функция оперативно выведена из работы"/>
+                  <w:listItem w:displayText="ДЗТ / КЦТнеб: Неисправность" w:value="ДЗТ / КЦТнеб: Неисправность"/>
+                  <w:listItem w:displayText="ДЗТ / КЦТнеб: Срабатывание" w:value="ДЗТ / КЦТнеб: Срабатывание"/>
+                  <w:listItem w:displayText="ДЗТ / КЦТнеб: Срабатывание фазы A" w:value="ДЗТ / КЦТнеб: Срабатывание фазы A"/>
+                  <w:listItem w:displayText="ДЗТ / КЦТнеб: Срабатывание фазы B" w:value="ДЗТ / КЦТнеб: Срабатывание фазы B"/>
+                  <w:listItem w:displayText="ДЗТ / КЦТнеб: Срабатывание фазы C" w:value="ДЗТ / КЦТнеб: Срабатывание фазы C"/>
+                  <w:listItem w:displayText="ДЗТ / КЦТнеб: Функция введена в работу" w:value="ДЗТ / КЦТнеб: Функция введена в работу"/>
+                  <w:listItem w:displayText="ДЗТ / КЦТнеб: Функция оперативно выведена из работы" w:value="ДЗТ / КЦТнеб: Функция оперативно выведена из работы"/>
+                  <w:listItem w:displayText="ЗП / ЗП ВН: Пуск" w:value="ЗП / ЗП ВН: Пуск"/>
+                  <w:listItem w:displayText="ЗП / ЗП ВН: Пуск ИО максимального тока" w:value="ЗП / ЗП ВН: Пуск ИО максимального тока"/>
+                  <w:listItem w:displayText="ЗП / ЗП ВН: Срабатывание" w:value="ЗП / ЗП ВН: Срабатывание"/>
+                  <w:listItem w:displayText="ЗП / ЗП ВН: Срабатывание на отключение" w:value="ЗП / ЗП ВН: Срабатывание на отключение"/>
+                  <w:listItem w:displayText="ЗП / ЗП ВН: Функция введена в работу" w:value="ЗП / ЗП ВН: Функция введена в работу"/>
+                  <w:listItem w:displayText="ЗП / ЗП ВН: Функция оперативно выведена из работы" w:value="ЗП / ЗП ВН: Функция оперативно выведена из работы"/>
+                  <w:listItem w:displayText="ЗП / ЗП НН (НН2): Пуск" w:value="ЗП / ЗП НН (НН2): Пуск"/>
+                  <w:listItem w:displayText="ЗП / ЗП НН (НН2): Пуск ИО максимального тока" w:value="ЗП / ЗП НН (НН2): Пуск ИО максимального тока"/>
+                  <w:listItem w:displayText="ЗП / ЗП НН (НН2): Срабатывание" w:value="ЗП / ЗП НН (НН2): Срабатывание"/>
+                  <w:listItem w:displayText="ЗП / ЗП НН (НН2): Срабатывание на отключение" w:value="ЗП / ЗП НН (НН2): Срабатывание на отключение"/>
+                  <w:listItem w:displayText="ЗП / ЗП НН (НН2): Функция введена в работу" w:value="ЗП / ЗП НН (НН2): Функция введена в работу"/>
+                  <w:listItem w:displayText="ЗП / ЗП НН (НН2): Функция оперативно выведена из работы" w:value="ЗП / ЗП НН (НН2): Функция оперативно выведена из работы"/>
+                  <w:listItem w:displayText="ЗП / ЗП СН (НН1): Пуск" w:value="ЗП / ЗП СН (НН1): Пуск"/>
+                  <w:listItem w:displayText="ЗП / ЗП СН (НН1): Пуск ИО максимального тока" w:value="ЗП / ЗП СН (НН1): Пуск ИО максимального тока"/>
+                  <w:listItem w:displayText="ЗП / ЗП СН (НН1): Срабатывание" w:value="ЗП / ЗП СН (НН1): Срабатывание"/>
+                  <w:listItem w:displayText="ЗП / ЗП СН (НН1): Срабатывание на отключение" w:value="ЗП / ЗП СН (НН1): Срабатывание на отключение"/>
+                  <w:listItem w:displayText="ЗП / ЗП СН (НН1): Функция введена в работу" w:value="ЗП / ЗП СН (НН1): Функция введена в работу"/>
+                  <w:listItem w:displayText="ЗП / ЗП СН (НН1): Функция оперативно выведена из работы" w:value="ЗП / ЗП СН (НН1): Функция оперативно выведена из работы"/>
+                  <w:listItem w:displayText="ЗП / ЗП: Срабатывание" w:value="ЗП / ЗП: Срабатывание"/>
+                  <w:listItem w:displayText="ЗПО / ЗПО: Пуск" w:value="ЗПО / ЗПО: Пуск"/>
+                  <w:listItem w:displayText="ЗПО / ЗПО: Срабатывание" w:value="ЗПО / ЗПО: Срабатывание"/>
+                  <w:listItem w:displayText="ЗПО / ЗПО: Срабатывание на сигнал" w:value="ЗПО / ЗПО: Срабатывание на сигнал"/>
+                  <w:listItem w:displayText="ЗПО / ЗПО: Функция введена в работу" w:value="ЗПО / ЗПО: Функция введена в работу"/>
+                  <w:listItem w:displayText="ЗПО / ЗПО: Функция оперативно выведена из работы" w:value="ЗПО / ЗПО: Функция оперативно выведена из работы"/>
+                  <w:listItem w:displayText="КЦТ / КЦТ: Срабатывание КЦТ" w:value="КЦТ / КЦТ: Срабатывание КЦТ"/>
+                  <w:listItem w:displayText="КЦТ / КЦТст1: Пуск КЦТст при асимметрии" w:value="КЦТ / КЦТст1: Пуск КЦТст при асимметрии"/>
+                  <w:listItem w:displayText="КЦТ / КЦТст1: Пуск КЦТст при обрыве провода" w:value="КЦТ / КЦТст1: Пуск КЦТст при обрыве провода"/>
+                  <w:listItem w:displayText="КЦТ / КЦТст1: Срабатывание КЦТст при асимметрии" w:value="КЦТ / КЦТст1: Срабатывание КЦТст при асимметрии"/>
+                  <w:listItem w:displayText="КЦТ / КЦТст1: Срабатывание КЦТст при обрыве провода" w:value="КЦТ / КЦТст1: Срабатывание КЦТст при обрыве провода"/>
+                  <w:listItem w:displayText="КЦТ / КЦТст1: Функция введена в работу" w:value="КЦТ / КЦТст1: Функция введена в работу"/>
+                  <w:listItem w:displayText="КЦТ / КЦТст1: Функция оперативно выведена из работы" w:value="КЦТ / КЦТст1: Функция оперативно выведена из работы"/>
+                  <w:listItem w:displayText="КЦТ / КЦТст2: Пуск КЦТст при асимметрии" w:value="КЦТ / КЦТст2: Пуск КЦТст при асимметрии"/>
+                  <w:listItem w:displayText="КЦТ / КЦТст2: Пуск КЦТст при обрыве провода" w:value="КЦТ / КЦТст2: Пуск КЦТст при обрыве провода"/>
+                  <w:listItem w:displayText="КЦТ / КЦТст2: Срабатывание КЦТст при асимметрии" w:value="КЦТ / КЦТст2: Срабатывание КЦТст при асимметрии"/>
+                  <w:listItem w:displayText="КЦТ / КЦТст2: Срабатывание КЦТст при обрыве провода" w:value="КЦТ / КЦТст2: Срабатывание КЦТст при обрыве провода"/>
+                  <w:listItem w:displayText="КЦТ / КЦТст2: Функция введена в работу" w:value="КЦТ / КЦТст2: Функция введена в работу"/>
+                  <w:listItem w:displayText="КЦТ / КЦТст2: Функция оперативно выведена из работы" w:value="КЦТ / КЦТст2: Функция оперативно выведена из работы"/>
+                  <w:listItem w:displayText="КЦТ / КЦТст3: Пуск КЦТст при асимметрии" w:value="КЦТ / КЦТст3: Пуск КЦТст при асимметрии"/>
+                  <w:listItem w:displayText="КЦТ / КЦТст3: Пуск КЦТст при обрыве провода" w:value="КЦТ / КЦТст3: Пуск КЦТст при обрыве провода"/>
+                  <w:listItem w:displayText="КЦТ / КЦТст3: Срабатывание КЦТст при асимметрии" w:value="КЦТ / КЦТст3: Срабатывание КЦТст при асимметрии"/>
+                  <w:listItem w:displayText="КЦТ / КЦТст3: Срабатывание КЦТст при обрыве провода" w:value="КЦТ / КЦТст3: Срабатывание КЦТст при обрыве провода"/>
+                  <w:listItem w:displayText="КЦТ / КЦТст3: Функция введена в работу" w:value="КЦТ / КЦТст3: Функция введена в работу"/>
+                  <w:listItem w:displayText="КЦТ / КЦТст3: Функция оперативно выведена из работы" w:value="КЦТ / КЦТст3: Функция оперативно выведена из работы"/>
+                  <w:listItem w:displayText="ЛО ВН / ЛО: Отключение" w:value="ЛО ВН / ЛО: Отключение"/>
+                  <w:listItem w:displayText="ЛО ВН / ЛО: Отключить аварийно" w:value="ЛО ВН / ЛО: Отключить аварийно"/>
+                  <w:listItem w:displayText="ЛО ВН / ЛО: Функция введена в работу" w:value="ЛО ВН / ЛО: Функция введена в работу"/>
+                  <w:listItem w:displayText="ЛО ВН / ЛО: Функция оперативно выведена из работы" w:value="ЛО ВН / ЛО: Функция оперативно выведена из работы"/>
+                  <w:listItem w:displayText="ЛО ГЗ РПН / ЛО: Блокировка ГЗ РПН" w:value="ЛО ГЗ РПН / ЛО: Блокировка ГЗ РПН"/>
+                  <w:listItem w:displayText="ЛО ГЗ РПН / ЛО: Срабатывание ГЗ РПН" w:value="ЛО ГЗ РПН / ЛО: Срабатывание ГЗ РПН"/>
+                  <w:listItem w:displayText="ЛО ГЗ РПН / ЛО: Срабатывание ГЗ РПН на сигнал" w:value="ЛО ГЗ РПН / ЛО: Срабатывание ГЗ РПН на сигнал"/>
+                  <w:listItem w:displayText="ЛО ГЗ РПН / ЛО: Функция введена в работу" w:value="ЛО ГЗ РПН / ЛО: Функция введена в работу"/>
+                  <w:listItem w:displayText="ЛО ГЗ РПН / ЛО: Функция оперативно выведена из работы" w:value="ЛО ГЗ РПН / ЛО: Функция оперативно выведена из работы"/>
+                  <w:listItem w:displayText="ЛО ГЗоткл / ЛО: Блокировка ГЗоткл" w:value="ЛО ГЗоткл / ЛО: Блокировка ГЗоткл"/>
+                  <w:listItem w:displayText="ЛО ГЗоткл / ЛО: Срабатывание" w:value="ЛО ГЗоткл / ЛО: Срабатывание"/>
+                  <w:listItem w:displayText="ЛО ГЗоткл / ЛО: Срабатывание на сигнал" w:value="ЛО ГЗоткл / ЛО: Срабатывание на сигнал"/>
+                  <w:listItem w:displayText="ЛО ГЗоткл / ЛО: Функция введена в работу" w:value="ЛО ГЗоткл / ЛО: Функция введена в работу"/>
+                  <w:listItem w:displayText="ЛО ГЗоткл / ЛО: Функция оперативно выведена из работы" w:value="ЛО ГЗоткл / ЛО: Функция оперативно выведена из работы"/>
+                  <w:listItem w:displayText="ЛО ГЗсигн / ЛО: Блокировка ГЗсигн" w:value="ЛО ГЗсигн / ЛО: Блокировка ГЗсигн"/>
+                  <w:listItem w:displayText="ЛО ГЗсигн / ЛО: Срабатывание" w:value="ЛО ГЗсигн / ЛО: Срабатывание"/>
+                  <w:listItem w:displayText="ЛО ГЗсигн / ЛО: Срабатывание на сигнал" w:value="ЛО ГЗсигн / ЛО: Срабатывание на сигнал"/>
+                  <w:listItem w:displayText="ЛО ГЗсигн / ЛО: Функция введена в работу" w:value="ЛО ГЗсигн / ЛО: Функция введена в работу"/>
+                  <w:listItem w:displayText="ЛО ГЗсигн / ЛО: Функция оперативно выведена из работы" w:value="ЛО ГЗсигн / ЛО: Функция оперативно выведена из работы"/>
+                  <w:listItem w:displayText="ЛО НН1 / ЗАПВ: Запрет АПВ" w:value="ЛО НН1 / ЗАПВ: Запрет АПВ"/>
+                  <w:listItem w:displayText="ЛО НН1 / ЗАПВ: Функция введена в работу" w:value="ЛО НН1 / ЗАПВ: Функция введена в работу"/>
+                  <w:listItem w:displayText="ЛО НН1 / ЗАПВ: Функция оперативно выведена из работы" w:value="ЛО НН1 / ЗАПВ: Функция оперативно выведена из работы"/>
+                  <w:listItem w:displayText="ЛО НН1 / ЛО: Отключение" w:value="ЛО НН1 / ЛО: Отключение"/>
+                  <w:listItem w:displayText="ЛО НН1 / ЛО: Отключить аварийно" w:value="ЛО НН1 / ЛО: Отключить аварийно"/>
+                  <w:listItem w:displayText="ЛО НН1 / ЛО: Функция введена в работу" w:value="ЛО НН1 / ЛО: Функция введена в работу"/>
+                  <w:listItem w:displayText="ЛО НН1 / ЛО: Функция оперативно выведена из работы" w:value="ЛО НН1 / ЛО: Функция оперативно выведена из работы"/>
+                  <w:listItem w:displayText="ЛО НН2 / ЗАПВ: Запрет АПВ" w:value="ЛО НН2 / ЗАПВ: Запрет АПВ"/>
+                  <w:listItem w:displayText="ЛО НН2 / ЗАПВ: Функция введена в работу" w:value="ЛО НН2 / ЗАПВ: Функция введена в работу"/>
+                  <w:listItem w:displayText="ЛО НН2 / ЗАПВ: Функция оперативно выведена из работы" w:value="ЛО НН2 / ЗАПВ: Функция оперативно выведена из работы"/>
+                  <w:listItem w:displayText="ЛО НН2 / ЛО: Отключение" w:value="ЛО НН2 / ЛО: Отключение"/>
+                  <w:listItem w:displayText="ЛО НН2 / ЛО: Отключить аварийно" w:value="ЛО НН2 / ЛО: Отключить аварийно"/>
+                  <w:listItem w:displayText="ЛО НН2 / ЛО: Функция введена в работу" w:value="ЛО НН2 / ЛО: Функция введена в работу"/>
+                  <w:listItem w:displayText="ЛО НН2 / ЛО: Функция оперативно выведена из работы" w:value="ЛО НН2 / ЛО: Функция оперативно выведена из работы"/>
+                  <w:listItem w:displayText="ЛО Т / ЗАПВ: Запрет АПВ" w:value="ЛО Т / ЗАПВ: Запрет АПВ"/>
+                  <w:listItem w:displayText="ЛО Т / ЗАПВ: Функция введена в работу" w:value="ЛО Т / ЗАПВ: Функция введена в работу"/>
+                  <w:listItem w:displayText="ЛО Т / ЗАПВ: Функция оперативно выведена из работы" w:value="ЛО Т / ЗАПВ: Функция оперативно выведена из работы"/>
+                  <w:listItem w:displayText="ЛО Т / ЛО: Срабатывание" w:value="ЛО Т / ЛО: Срабатывание"/>
+                  <w:listItem w:displayText="ЛО Т / ЛО: Функция введена в работу" w:value="ЛО Т / ЛО: Функция введена в работу"/>
+                  <w:listItem w:displayText="ЛО Т / ЛО: Функция оперативно выведена из работы" w:value="ЛО Т / ЛО: Функция оперативно выведена из работы"/>
+                  <w:listItem w:displayText="ЛО ТЗ / ЛО ДТм: Срабатывание" w:value="ЛО ТЗ / ЛО ДТм: Срабатывание"/>
+                  <w:listItem w:displayText="ЛО ТЗ / ЛО ДТм: Срабатывание датчика температуры масла заблокировано" w:value="ЛО ТЗ / ЛО ДТм: Срабатывание датчика температуры масла заблокировано"/>
+                  <w:listItem w:displayText="ЛО ТЗ / ЛО ДТм: Срабатывание на сигнал" w:value="ЛО ТЗ / ЛО ДТм: Срабатывание на сигнал"/>
+                  <w:listItem w:displayText="ЛО ТЗ / ЛО ДТм: Функция введена в работу" w:value="ЛО ТЗ / ЛО ДТм: Функция введена в работу"/>
+                  <w:listItem w:displayText="ЛО ТЗ / ЛО ДТм: Функция оперативно выведена из работы" w:value="ЛО ТЗ / ЛО ДТм: Функция оперативно выведена из работы"/>
+                  <w:listItem w:displayText="ЛО ТЗ / ЛО ДТо: Срабатывание" w:value="ЛО ТЗ / ЛО ДТо: Срабатывание"/>
+                  <w:listItem w:displayText="ЛО ТЗ / ЛО ДТо: Срабатывание датчика температуры обмотки заблокировано" w:value="ЛО ТЗ / ЛО ДТо: Срабатывание датчика температуры обмотки заблокировано"/>
+                  <w:listItem w:displayText="ЛО ТЗ / ЛО ДТо: Срабатывание на сигнал" w:value="ЛО ТЗ / ЛО ДТо: Срабатывание на сигнал"/>
+                  <w:listItem w:displayText="ЛО ТЗ / ЛО ДТо: Функция введена в работу" w:value="ЛО ТЗ / ЛО ДТо: Функция введена в работу"/>
+                  <w:listItem w:displayText="ЛО ТЗ / ЛО ДТо: Функция оперативно выведена из работы" w:value="ЛО ТЗ / ЛО ДТо: Функция оперативно выведена из работы"/>
+                  <w:listItem w:displayText="ЛО ТЗ / ЛО РД: Срабатывание" w:value="ЛО ТЗ / ЛО РД: Срабатывание"/>
+                  <w:listItem w:displayText="ЛО ТЗ / ЛО РД: Срабатывание на сигнал" w:value="ЛО ТЗ / ЛО РД: Срабатывание на сигнал"/>
+                  <w:listItem w:displayText="ЛО ТЗ / ЛО РД: Срабатывание реле давления заблокировано" w:value="ЛО ТЗ / ЛО РД: Срабатывание реле давления заблокировано"/>
+                  <w:listItem w:displayText="ЛО ТЗ / ЛО РД: Функция введена в работу" w:value="ЛО ТЗ / ЛО РД: Функция введена в работу"/>
+                  <w:listItem w:displayText="ЛО ТЗ / ЛО РД: Функция оперативно выведена из работы" w:value="ЛО ТЗ / ЛО РД: Функция оперативно выведена из работы"/>
+                  <w:listItem w:displayText="ЛО ТС / ЛО ДУм расширителя: Срабатывание" w:value="ЛО ТС / ЛО ДУм расширителя: Срабатывание"/>
+                  <w:listItem w:displayText="ЛО ТС / ЛО ДУм расширителя: Срабатывание на сигнал" w:value="ЛО ТС / ЛО ДУм расширителя: Срабатывание на сигнал"/>
+                  <w:listItem w:displayText="ЛО ТС / ЛО ДУм расширителя: Функция введена в работу" w:value="ЛО ТС / ЛО ДУм расширителя: Функция введена в работу"/>
+                  <w:listItem w:displayText="ЛО ТС / ЛО ДУм расширителя: Функция оперативно выведена из работы" w:value="ЛО ТС / ЛО ДУм расширителя: Функция оперативно выведена из работы"/>
+                  <w:listItem w:displayText="ЛО ТС / ЛО ОК: Срабатывание" w:value="ЛО ТС / ЛО ОК: Срабатывание"/>
+                  <w:listItem w:displayText="ЛО ТС / ЛО ОК: Срабатывание на сигнал" w:value="ЛО ТС / ЛО ОК: Срабатывание на сигнал"/>
+                  <w:listItem w:displayText="ЛО ТС / ЛО ОК: Функция введена в работу" w:value="ЛО ТС / ЛО ОК: Функция введена в работу"/>
+                  <w:listItem w:displayText="ЛО ТС / ЛО ОК: Функция оперативно выведена из работы" w:value="ЛО ТС / ЛО ОК: Функция оперативно выведена из работы"/>
+                  <w:listItem w:displayText="ЛО ТС / ЛО ПК: Срабатывание" w:value="ЛО ТС / ЛО ПК: Срабатывание"/>
+                  <w:listItem w:displayText="ЛО ТС / ЛО ПК: Срабатывание на сигнал" w:value="ЛО ТС / ЛО ПК: Срабатывание на сигнал"/>
+                  <w:listItem w:displayText="ЛО ТС / ЛО ПК: Функция введена в работу" w:value="ЛО ТС / ЛО ПК: Функция введена в работу"/>
+                  <w:listItem w:displayText="ЛО ТС / ЛО ПК: Функция оперативно выведена из работы" w:value="ЛО ТС / ЛО ПК: Функция оперативно выведена из работы"/>
+                  <w:listItem w:displayText="ПДС / ГЗ РПН: Низкая изоляция" w:value="ПДС / ГЗ РПН: Низкая изоляция"/>
+                  <w:listItem w:displayText="ПДС / ГЗ РПН: Отключение" w:value="ПДС / ГЗ РПН: Отключение"/>
+                  <w:listItem w:displayText="ПДС / ГЗ Т: Низкая изоляция ГЗоткл" w:value="ПДС / ГЗ Т: Низкая изоляция ГЗоткл"/>
+                  <w:listItem w:displayText="ПДС / ГЗ Т: Низкая изоляция ГЗсигн" w:value="ПДС / ГЗ Т: Низкая изоляция ГЗсигн"/>
+                  <w:listItem w:displayText="ПДС / ГЗ Т: Отключение" w:value="ПДС / ГЗ Т: Отключение"/>
+                  <w:listItem w:displayText="ПДС / ГЗ Т: Сигнал" w:value="ПДС / ГЗ Т: Сигнал"/>
+                  <w:listItem w:displayText="ПДС / ДТм: Низкая изоляция" w:value="ПДС / ДТм: Низкая изоляция"/>
+                  <w:listItem w:displayText="ПДС / ДТм: Отключение" w:value="ПДС / ДТм: Отключение"/>
+                  <w:listItem w:displayText="ПДС / ДТм: Сигнал" w:value="ПДС / ДТм: Сигнал"/>
+                  <w:listItem w:displayText="ПДС / ДТм_РПН: Срабатывание" w:value="ПДС / ДТм_РПН: Срабатывание"/>
+                  <w:listItem w:displayText="ПДС / ДТо: Низкая изоляция" w:value="ПДС / ДТо: Низкая изоляция"/>
+                  <w:listItem w:displayText="ПДС / ДТо: Отключение" w:value="ПДС / ДТо: Отключение"/>
+                  <w:listItem w:displayText="ПДС / ДТо: Сигнал" w:value="ПДС / ДТо: Сигнал"/>
+                  <w:listItem w:displayText="ПДС / ДУм РПН: Высокий уровень масла" w:value="ПДС / ДУм РПН: Высокий уровень масла"/>
+                  <w:listItem w:displayText="ПДС / ДУм РПН: Низкий уровень масла" w:value="ПДС / ДУм РПН: Низкий уровень масла"/>
+                  <w:listItem w:displayText="ПДС / ДУм расширителя: Высокий уровень масла" w:value="ПДС / ДУм расширителя: Высокий уровень масла"/>
+                  <w:listItem w:displayText="ПДС / ДУм расширителя: Низкий уровень масла" w:value="ПДС / ДУм расширителя: Низкий уровень масла"/>
+                  <w:listItem w:displayText="ПДС / КСО: Авария" w:value="ПДС / КСО: Авария"/>
+                  <w:listItem w:displayText="ПДС / КСО: Неисправность" w:value="ПДС / КСО: Неисправность"/>
+                  <w:listItem w:displayText="ПДС / ОК: Срабатывание" w:value="ПДС / ОК: Срабатывание"/>
+                  <w:listItem w:displayText="ПДС / ПДС: Функция введена в работу" w:value="ПДС / ПДС: Функция введена в работу"/>
+                  <w:listItem w:displayText="ПДС / ПДС: Функция оперативно выведена из работы" w:value="ПДС / ПДС: Функция оперативно выведена из работы"/>
+                  <w:listItem w:displayText="ПДС / ПК: Срабатывание" w:value="ПДС / ПК: Срабатывание"/>
+                  <w:listItem w:displayText="ПДС / РД: Низкая изоляция" w:value="ПДС / РД: Низкая изоляция"/>
+                  <w:listItem w:displayText="ПДС / РД: Отключение" w:value="ПДС / РД: Отключение"/>
+                  <w:listItem w:displayText="ПДС НКУ / SA1: Цепь управления введена" w:value="ПДС НКУ / SA1: Цепь управления введена"/>
+                  <w:listItem w:displayText="ПДС НКУ / SA2: Цепь управления введена" w:value="ПДС НКУ / SA2: Цепь управления введена"/>
+                  <w:listItem w:displayText="ПДС НКУ / SA3: Цепь управления введена" w:value="ПДС НКУ / SA3: Цепь управления введена"/>
+                  <w:listItem w:displayText="ПДС НКУ / SA4: Цепь управления введена" w:value="ПДС НКУ / SA4: Цепь управления введена"/>
+                  <w:listItem w:displayText="ПДС НКУ / SG1: Рабочее положение испытательного блока" w:value="ПДС НКУ / SG1: Рабочее положение испытательного блока"/>
+                  <w:listItem w:displayText="ПДС НКУ / SG2: Рабочее положение испытательного блока" w:value="ПДС НКУ / SG2: Рабочее положение испытательного блока"/>
+                  <w:listItem w:displayText="ПДС НКУ / SG3: Рабочее положение испытательного блока" w:value="ПДС НКУ / SG3: Рабочее положение испытательного блока"/>
+                  <w:listItem w:displayText="ПДС НКУ / Дверь: Дверь шкафа закрыта" w:value="ПДС НКУ / Дверь: Дверь шкафа закрыта"/>
+                  <w:listItem w:displayText="ПДС НКУ / Дверь: Дверь шкафа открыта" w:value="ПДС НКУ / Дверь: Дверь шкафа открыта"/>
+                  <w:listItem w:displayText="ПДС НКУ / ОТ ГЗ: Неисправность оперативного тока цепей ГЗ" w:value="ПДС НКУ / ОТ ГЗ: Неисправность оперативного тока цепей ГЗ"/>
+                  <w:listItem w:displayText="ПДС НКУ / ОТ ЗДЗ1: Неисправность оперативного тока цепей ЗДЗ НН1" w:value="ПДС НКУ / ОТ ЗДЗ1: Неисправность оперативного тока цепей ЗДЗ НН1"/>
+                  <w:listItem w:displayText="ПДС НКУ / ОТ ЗДЗ2: Неисправность оперативного тока цепей ЗДЗ НН2" w:value="ПДС НКУ / ОТ ЗДЗ2: Неисправность оперативного тока цепей ЗДЗ НН2"/>
+                  <w:listItem w:displayText="ПДС НКУ / ОТ ТЗ, ТС: Неисправность оперативного тока цепей ТЗ, ТС" w:value="ПДС НКУ / ОТ ТЗ, ТС: Неисправность оперативного тока цепей ТЗ, ТС"/>
+                  <w:listItem w:displayText="ПДС НКУ / ОТ УРОВ1: Неисправность оперативного тока цепей УРОВ НН1" w:value="ПДС НКУ / ОТ УРОВ1: Неисправность оперативного тока цепей УРОВ НН1"/>
+                  <w:listItem w:displayText="ПДС НКУ / ОТ УРОВ2: Неисправность оперативного тока цепей УРОВ НН2" w:value="ПДС НКУ / ОТ УРОВ2: Неисправность оперативного тока цепей УРОВ НН2"/>
+                  <w:listItem w:displayText="ПДС НКУ / ПДС НКУ: Функция введена в работу" w:value="ПДС НКУ / ПДС НКУ: Функция введена в работу"/>
+                  <w:listItem w:displayText="ПДС НКУ / ПДС НКУ: Функция оперативно выведена из работы" w:value="ПДС НКУ / ПДС НКУ: Функция оперативно выведена из работы"/>
+                  <w:listItem w:displayText="ПС / ПС: Пуск" w:value="ПС / ПС: Пуск"/>
+                  <w:listItem w:displayText="ПС / ПС: Пуск (импульс)" w:value="ПС / ПС: Пуск (импульс)"/>
+                  <w:listItem w:displayText="РТПО / РТПО ВН: Пуск" w:value="РТПО / РТПО ВН: Пуск"/>
+                  <w:listItem w:displayText="РТПО / РТПО ВН: Пуск ИО тока" w:value="РТПО / РТПО ВН: Пуск ИО тока"/>
+                  <w:listItem w:displayText="РТПО / РТПО ВН: Функция введена в работу" w:value="РТПО / РТПО ВН: Функция введена в работу"/>
+                  <w:listItem w:displayText="РТПО / РТПО ВН: Функция оперативно выведена из работы" w:value="РТПО / РТПО ВН: Функция оперативно выведена из работы"/>
+                  <w:listItem w:displayText="РТПО / РТПО НН (НН2): Пуск" w:value="РТПО / РТПО НН (НН2): Пуск"/>
+                  <w:listItem w:displayText="РТПО / РТПО НН (НН2): Пуск ИО тока" w:value="РТПО / РТПО НН (НН2): Пуск ИО тока"/>
+                  <w:listItem w:displayText="РТПО / РТПО НН (НН2): Функция введена в работу" w:value="РТПО / РТПО НН (НН2): Функция введена в работу"/>
+                  <w:listItem w:displayText="РТПО / РТПО НН (НН2): Функция оперативно выведена из работы" w:value="РТПО / РТПО НН (НН2): Функция оперативно выведена из работы"/>
+                  <w:listItem w:displayText="РТПО / РТПО СН (НН1): Пуск" w:value="РТПО / РТПО СН (НН1): Пуск"/>
+                  <w:listItem w:displayText="РТПО / РТПО СН (НН1): Пуск ИО тока" w:value="РТПО / РТПО СН (НН1): Пуск ИО тока"/>
+                  <w:listItem w:displayText="РТПО / РТПО СН (НН1): Функция введена в работу" w:value="РТПО / РТПО СН (НН1): Функция введена в работу"/>
+                  <w:listItem w:displayText="РТПО / РТПО СН (НН1): Функция оперативно выведена из работы" w:value="РТПО / РТПО СН (НН1): Функция оперативно выведена из работы"/>
+                  <w:listItem w:displayText="РТПО / РТПО_общ: Пуск" w:value="РТПО / РТПО_общ: Пуск"/>
+                  <w:listItem w:displayText="РТПО / РТПО_общ: Функция введена в работу" w:value="РТПО / РТПО_общ: Функция введена в работу"/>
+                  <w:listItem w:displayText="СС / СС: БИ выведены" w:value="СС / СС: БИ выведены"/>
+                  <w:listItem w:displayText="СС / СС: Внешнее отключение" w:value="СС / СС: Внешнее отключение"/>
+                  <w:listItem w:displayText="СС / СС: Выходные цепи разобраны" w:value="СС / СС: Выходные цепи разобраны"/>
+                  <w:listItem w:displayText="СС / СС: ГЗ заблокирована" w:value="СС / СС: ГЗ заблокирована"/>
+                  <w:listItem w:displayText="СС / СС: Неисправность ОТ цепей ГЗ" w:value="СС / СС: Неисправность ОТ цепей ГЗ"/>
+                  <w:listItem w:displayText="СС / СС: Неисправность ОТ цепей ТЗ, ТС" w:value="СС / СС: Неисправность ОТ цепей ТЗ, ТС"/>
+                  <w:listItem w:displayText="СС / СС: Низкая изоляция ГЗ" w:value="СС / СС: Низкая изоляция ГЗ"/>
+                  <w:listItem w:displayText="СС / СС: Низкая изоляция ТЗ" w:value="СС / СС: Низкая изоляция ТЗ"/>
+                  <w:listItem w:displayText="СС / СС: Общий внешний сигнал" w:value="СС / СС: Общий внешний сигнал"/>
+                  <w:listItem w:displayText="СС / СС: Сигнализация от ГЗ" w:value="СС / СС: Сигнализация от ГЗ"/>
+                  <w:listItem w:displayText="СС / СС: Сигнализация от ТЗ" w:value="СС / СС: Сигнализация от ТЗ"/>
+                  <w:listItem w:displayText="СС / СС: Сигнализация от ТС" w:value="СС / СС: Сигнализация от ТС"/>
+                  <w:listItem w:displayText="СС / СС: Сигнализация цепей опер.тока" w:value="СС / СС: Сигнализация цепей опер.тока"/>
+                  <w:listItem w:displayText="СС / СС: Сигнализация цепей опер.тока НН" w:value="СС / СС: Сигнализация цепей опер.тока НН"/>
+                  <w:listItem w:displayText="СС / СС: ТЗ заблокирована" w:value="СС / СС: ТЗ заблокирована"/>
+                  <w:listItem w:displayText="ТК ЗДЗ / ТК ЗДЗ: Пуск" w:value="ТК ЗДЗ / ТК ЗДЗ: Пуск"/>
+                  <w:listItem w:displayText="ТК ЗДЗ / ТК ЗДЗ: Пуск ИО тока" w:value="ТК ЗДЗ / ТК ЗДЗ: Пуск ИО тока"/>
+                  <w:listItem w:displayText="ТК ЗДЗ / ТК ЗДЗ: Функция введена в работу" w:value="ТК ЗДЗ / ТК ЗДЗ: Функция введена в работу"/>
+                  <w:listItem w:displayText="ТК ЗДЗ / ТК ЗДЗ: Функция оперативно выведена из работы" w:value="ТК ЗДЗ / ТК ЗДЗ: Функция оперативно выведена из работы"/>
+                  <w:listItem w:displayText="ТО ЗПО / ТО ЗПО ВН: Пуск" w:value="ТО ЗПО / ТО ЗПО ВН: Пуск"/>
+                  <w:listItem w:displayText="ТО ЗПО / ТО ЗПО ВН: Пуск ИО тока" w:value="ТО ЗПО / ТО ЗПО ВН: Пуск ИО тока"/>
+                  <w:listItem w:displayText="ТО ЗПО / ТО ЗПО ВН: Функция введена в работу" w:value="ТО ЗПО / ТО ЗПО ВН: Функция введена в работу"/>
+                  <w:listItem w:displayText="ТО ЗПО / ТО ЗПО ВН: Функция оперативно выведена из работы" w:value="ТО ЗПО / ТО ЗПО ВН: Функция оперативно выведена из работы"/>
+                  <w:listItem w:displayText="ТО ЗПО / ТО ЗПО НН (НН2): Пуск" w:value="ТО ЗПО / ТО ЗПО НН (НН2): Пуск"/>
+                  <w:listItem w:displayText="ТО ЗПО / ТО ЗПО НН (НН2): Пуск ИО тока" w:value="ТО ЗПО / ТО ЗПО НН (НН2): Пуск ИО тока"/>
+                  <w:listItem w:displayText="ТО ЗПО / ТО ЗПО НН (НН2): Функция введена в работу" w:value="ТО ЗПО / ТО ЗПО НН (НН2): Функция введена в работу"/>
+                  <w:listItem w:displayText="ТО ЗПО / ТО ЗПО НН (НН2): Функция оперативно выведена из работы" w:value="ТО ЗПО / ТО ЗПО НН (НН2): Функция оперативно выведена из работы"/>
+                  <w:listItem w:displayText="ТО ЗПО / ТО ЗПО СН (НН1): Пуск" w:value="ТО ЗПО / ТО ЗПО СН (НН1): Пуск"/>
+                  <w:listItem w:displayText="ТО ЗПО / ТО ЗПО СН (НН1): Пуск ИО тока" w:value="ТО ЗПО / ТО ЗПО СН (НН1): Пуск ИО тока"/>
+                  <w:listItem w:displayText="ТО ЗПО / ТО ЗПО СН (НН1): Функция введена в работу" w:value="ТО ЗПО / ТО ЗПО СН (НН1): Функция введена в работу"/>
+                  <w:listItem w:displayText="ТО ЗПО / ТО ЗПО СН (НН1): Функция оперативно выведена из работы" w:value="ТО ЗПО / ТО ЗПО СН (НН1): Функция оперативно выведена из работы"/>
+                  <w:listItem w:displayText="ТО ЗПО / ТО ЗПО_общ: Пуск" w:value="ТО ЗПО / ТО ЗПО_общ: Пуск"/>
+                  <w:listItem w:displayText="ТО ЗПО / ТО ЗПО_общ: Функция введена в работу" w:value="ТО ЗПО / ТО ЗПО_общ: Функция введена в работу"/>
+                  <w:listItem w:displayText="ТО РПН / ТО РПН: Пуск" w:value="ТО РПН / ТО РПН: Пуск"/>
+                  <w:listItem w:displayText="ТО РПН / ТО РПН: Пуск ИО тока" w:value="ТО РПН / ТО РПН: Пуск ИО тока"/>
+                  <w:listItem w:displayText="ТО РПН / ТО РПН: Функция введена в работу" w:value="ТО РПН / ТО РПН: Функция введена в работу"/>
+                  <w:listItem w:displayText="ТО РПН / ТО РПН: Функция оперативно выведена из работы" w:value="ТО РПН / ТО РПН: Функция оперативно выведена из работы"/>
+                  <w:listItem w:displayText="УРОВ ВН / УРОВ: Пуск" w:value="УРОВ ВН / УРОВ: Пуск"/>
+                  <w:listItem w:displayText="УРОВ ВН / УРОВ: Пуск ИО максимального тока" w:value="УРОВ ВН / УРОВ: Пуск ИО максимального тока"/>
+                  <w:listItem w:displayText="УРОВ ВН / УРОВ: Срабатывание" w:value="УРОВ ВН / УРОВ: Срабатывание"/>
+                  <w:listItem w:displayText="УРОВ ВН / УРОВ: Срабатывание «на себя»" w:value="УРОВ ВН / УРОВ: Срабатывание «на себя»"/>
+                  <w:listItem w:displayText="УРОВ ВН / УРОВ: Функция введена в работу" w:value="УРОВ ВН / УРОВ: Функция введена в работу"/>
+                  <w:listItem w:displayText="УРОВ ВН / УРОВ: Функция оперативно выведена из работы" w:value="УРОВ ВН / УРОВ: Функция оперативно выведена из работы"/>
                 </w:dropDownList>
                 <w:showingPlcHdr/>
                 <w:placeholder>
@@ -2690,79 +3336,270 @@
                 <w:id w:val="0"/>
                 <w:dropDownList>
                   <w:listItem w:displayText="Не назначено" w:value=""/>
-                  <w:listItem w:displayText="АРНТ / АВ РПН: Отключено питание привода" w:value="АРНТ / АВ РПН: Отключено питание привода"/>
-                  <w:listItem w:displayText="АРНТ / АРН: Блокировка РПН по току" w:value="АРНТ / АРН: Блокировка РПН по току"/>
-                  <w:listItem w:displayText="АРНТ / АРН: Блокировка автоматики регулирования" w:value="АРНТ / АРН: Блокировка автоматики регулирования"/>
-                  <w:listItem w:displayText="АРНТ / АРН: Блокировка автоматического регулирования в режиме регулирования параллельно работающих трансформаторов" w:value="АРНТ / АРН: Блокировка автоматического регулирования в режиме регулирования параллельно работающих трансформаторов"/>
-                  <w:listItem w:displayText="АРНТ / АРН: Блокировка автоматической команды прибавить по верхнему допустимому положению" w:value="АРНТ / АРН: Блокировка автоматической команды прибавить по верхнему допустимому положению"/>
-                  <w:listItem w:displayText="АРНТ / АРН: Блокировка автоматической команды убавить по нижнему допустимому положению" w:value="АРНТ / АРН: Блокировка автоматической команды убавить по нижнему допустимому положению"/>
-                  <w:listItem w:displayText="АРНТ / АРН: Блокировка по низкому напряжению" w:value="АРНТ / АРН: Блокировка по низкому напряжению"/>
-                  <w:listItem w:displayText="АРНТ / АРН: Блокировка по низкому уровню масла" w:value="АРНТ / АРН: Блокировка по низкому уровню масла"/>
-                  <w:listItem w:displayText="АРНТ / АРН: Блокировка по перегрузке" w:value="АРНТ / АРН: Блокировка по перегрузке"/>
-                  <w:listItem w:displayText="АРНТ / АРН: Блокировка по перенапряжению" w:value="АРНТ / АРН: Блокировка по перенапряжению"/>
-                  <w:listItem w:displayText="АРНТ / АРН: Ведомый в режиме регулирования параллельно работающих трансформаторов" w:value="АРНТ / АРН: Ведомый в режиме регулирования параллельно работающих трансформаторов"/>
-                  <w:listItem w:displayText="АРНТ / АРН: Ведущий в режиме регулирования параллельно работающих трансформаторов" w:value="АРНТ / АРН: Ведущий в режиме регулирования параллельно работающих трансформаторов"/>
-                  <w:listItem w:displayText="АРНТ / АРН: Высокое напряжение НП секции 1" w:value="АРНТ / АРН: Высокое напряжение НП секции 1"/>
-                  <w:listItem w:displayText="АРНТ / АРН: Высокое напряжение НП секции 2" w:value="АРНТ / АРН: Высокое напряжение НП секции 2"/>
-                  <w:listItem w:displayText="АРНТ / АРН: Высокое напряжение ОП секции 1" w:value="АРНТ / АРН: Высокое напряжение ОП секции 1"/>
-                  <w:listItem w:displayText="АРНТ / АРН: Высокое напряжение ОП секции 2" w:value="АРНТ / АРН: Высокое напряжение ОП секции 2"/>
-                  <w:listItem w:displayText="АРНТ / АРН: Высокое напряжение секции 1" w:value="АРНТ / АРН: Высокое напряжение секции 1"/>
-                  <w:listItem w:displayText="АРНТ / АРН: Готовность к режиму регулирования параллельно работающих трансформаторов" w:value="АРНТ / АРН: Готовность к режиму регулирования параллельно работающих трансформаторов"/>
-                  <w:listItem w:displayText="АРНТ / АРН: Действие АРНТ на привод РПН" w:value="АРНТ / АРН: Действие АРНТ на привод РПН"/>
-                  <w:listItem w:displayText="АРНТ / АРН: Команда «Прибавить» от АРНТ параллельно работающего трансформатора" w:value="АРНТ / АРН: Команда «Прибавить» от АРНТ параллельно работающего трансформатора"/>
-                  <w:listItem w:displayText="АРНТ / АРН: Команда «Убавить» от АРНТ параллельно работающего трансформатора" w:value="АРНТ / АРН: Команда «Убавить» от АРНТ параллельно работающего трансформатора"/>
-                  <w:listItem w:displayText="АРНТ / АРН: Команда «прибавить» в привод РПН" w:value="АРНТ / АРН: Команда «прибавить» в привод РПН"/>
-                  <w:listItem w:displayText="АРНТ / АРН: Команда «убавить» привод РПН" w:value="АРНТ / АРН: Команда «убавить» привод РПН"/>
-                  <w:listItem w:displayText="АРНТ / АРН: Команда на отключение автомата питания привода РПН" w:value="АРНТ / АРН: Команда на отключение автомата питания привода РПН"/>
-                  <w:listItem w:displayText="АРНТ / АРН: Мертвое положение" w:value="АРНТ / АРН: Мертвое положение"/>
-                  <w:listItem w:displayText="АРНТ / АРН: Напряжение выше границы зоны нечувствительности" w:value="АРНТ / АРН: Напряжение выше границы зоны нечувствительности"/>
-                  <w:listItem w:displayText="АРНТ / АРН: Напряжение значительно выше границы зоны нечувствительности" w:value="АРНТ / АРН: Напряжение значительно выше границы зоны нечувствительности"/>
-                  <w:listItem w:displayText="АРНТ / АРН: Напряжение ниже границы зоны нечувствительности" w:value="АРНТ / АРН: Напряжение ниже границы зоны нечувствительности"/>
-                  <w:listItem w:displayText="АРНТ / АРН: Ненормальный режим на секции" w:value="АРНТ / АРН: Ненормальный режим на секции"/>
-                  <w:listItem w:displayText="АРНТ / АРН: Нет связи с регулируемыми шинами" w:value="АРНТ / АРН: Нет связи с регулируемыми шинами"/>
-                  <w:listItem w:displayText="АРНТ / АРН: Низкое напряжение секции 1" w:value="АРНТ / АРН: Низкое напряжение секции 1"/>
-                  <w:listItem w:displayText="АРНТ / АРН: Низкое напряжение секции 2" w:value="АРНТ / АРН: Низкое напряжение секции 2"/>
-                  <w:listItem w:displayText="АРНТ / АРН: Ошибка определения положения РПН" w:value="АРНТ / АРН: Ошибка определения положения РПН"/>
-                  <w:listItem w:displayText="АРНТ / АРН: Ошибка регулирования параллельно работающих трансформаторов" w:value="АРНТ / АРН: Ошибка регулирования параллельно работающих трансформаторов"/>
-                  <w:listItem w:displayText="АРНТ / АРН: Перегрузка секции 1" w:value="АРНТ / АРН: Перегрузка секции 1"/>
-                  <w:listItem w:displayText="АРНТ / АРН: Перегрузка секции 2" w:value="АРНТ / АРН: Перегрузка секции 2"/>
-                  <w:listItem w:displayText="АРНТ / АРН: Перенапряжение секции 2" w:value="АРНТ / АРН: Перенапряжение секции 2"/>
-                  <w:listItem w:displayText="АРНТ / АРН: Прибавить в АРНТ параллельного работающего трансформатора" w:value="АРНТ / АРН: Прибавить в АРНТ параллельного работающего трансформатора"/>
-                  <w:listItem w:displayText="АРНТ / АРН: Привод РПН заблокирован" w:value="АРНТ / АРН: Привод РПН заблокирован"/>
-                  <w:listItem w:displayText="АРНТ / АРН: Принудительно ведущий в режиме регулирования параллельно работающих трансформаторов" w:value="АРНТ / АРН: Принудительно ведущий в режиме регулирования параллельно работающих трансформаторов"/>
-                  <w:listItem w:displayText="АРНТ / АРН: Рассогласование приводов РПН параллельно работающих трансформаторов" w:value="АРНТ / АРН: Рассогласование приводов РПН параллельно работающих трансформаторов"/>
-                  <w:listItem w:displayText="АРНТ / АРН: Режим автоматического регулирования" w:value="АРНТ / АРН: Режим автоматического регулирования"/>
-                  <w:listItem w:displayText="АРНТ / АРН: Режим параллельного регулирования" w:value="АРНТ / АРН: Режим параллельного регулирования"/>
-                  <w:listItem w:displayText="АРНТ / АРН: Убавить в АРНТ параллельного работающего трансформатора" w:value="АРНТ / АРН: Убавить в АРНТ параллельного работающего трансформатора"/>
-                  <w:listItem w:displayText="АРНТ / Выбор ТН: Автоматический выбор регулируемой секции" w:value="АРНТ / Выбор ТН: Автоматический выбор регулируемой секции"/>
-                  <w:listItem w:displayText="АРНТ / Выбор ТН: Контроль 1 секции" w:value="АРНТ / Выбор ТН: Контроль 1 секции"/>
-                  <w:listItem w:displayText="АРНТ / Выбор ТН: Контроль 2 секции" w:value="АРНТ / Выбор ТН: Контроль 2 секции"/>
-                  <w:listItem w:displayText="АРНТ / Выбор ТН: Приоритет регулирования по 2 секции" w:value="АРНТ / Выбор ТН: Приоритет регулирования по 2 секции"/>
-                  <w:listItem w:displayText="АРНТ / Выбор ТН: Регулирование по 1 секции" w:value="АРНТ / Выбор ТН: Регулирование по 1 секции"/>
-                  <w:listItem w:displayText="АРНТ / Выбор ТН: Регулирование по 2 секции" w:value="АРНТ / Выбор ТН: Регулирование по 2 секции"/>
-                  <w:listItem w:displayText="АРНТ / ДТм: Блокировка по низкой температуре" w:value="АРНТ / ДТм: Блокировка по низкой температуре"/>
-                  <w:listItem w:displayText="АРНТ / ДУм: Высокий уровень масла" w:value="АРНТ / ДУм: Высокий уровень масла"/>
-                  <w:listItem w:displayText="АРНТ / Контроль РПН: Длительное переключение (привод остановился в промежуточном положении)" w:value="АРНТ / Контроль РПН: Длительное переключение (привод остановился в промежуточном положении)"/>
-                  <w:listItem w:displayText="АРНТ / Контроль РПН: Отказ привода РПН" w:value="АРНТ / Контроль РПН: Отказ привода РПН"/>
-                  <w:listItem w:displayText="АРНТ / Контроль РПН: Переключение не началось" w:value="АРНТ / Контроль РПН: Переключение не началось"/>
-                  <w:listItem w:displayText="АРНТ / Контроль РПН: Самопроизвольное переключение" w:value="АРНТ / Контроль РПН: Самопроизвольное переключение"/>
-                  <w:listItem w:displayText="АРНТ / Контроль РПН: Сигнализация максимального количества переключений РПН" w:value="АРНТ / Контроль РПН: Сигнализация максимального количества переключений РПН"/>
-                  <w:listItem w:displayText="АРНТ / Привод РПН: Идет переключение" w:value="АРНТ / Привод РПН: Идет переключение"/>
-                  <w:listItem w:displayText="АРНТ / Привод РПН: Крайнее верхнее положение РПН" w:value="АРНТ / Привод РПН: Крайнее верхнее положение РПН"/>
-                  <w:listItem w:displayText="АРНТ / Привод РПН: Крайнее нижнее положение РПН" w:value="АРНТ / Привод РПН: Крайнее нижнее положение РПН"/>
-                  <w:listItem w:displayText="АРНТ / Привод РПН: Местное управление привода" w:value="АРНТ / Привод РПН: Местное управление привода"/>
-                  <w:listItem w:displayText="Сигнализация / Сигнализация: SG не в рабочем положении" w:value="Сигнализация / Сигнализация: SG не в рабочем положении"/>
-                  <w:listItem w:displayText="Сигнализация / Сигнализация: Блок испытательный №1 в рабочем положении" w:value="Сигнализация / Сигнализация: Блок испытательный №1 в рабочем положении"/>
-                  <w:listItem w:displayText="Сигнализация / Сигнализация: Блок испытательный №2 в рабочем положении" w:value="Сигнализация / Сигнализация: Блок испытательный №2 в рабочем положении"/>
-                  <w:listItem w:displayText="Сигнализация / Сигнализация: Блок испытательный №3 в рабочем положении" w:value="Сигнализация / Сигнализация: Блок испытательный №3 в рабочем положении"/>
-                  <w:listItem w:displayText="Сигнализация / Сигнализация: Блок испытательный №4 в рабочем положении" w:value="Сигнализация / Сигнализация: Блок испытательный №4 в рабочем положении"/>
-                  <w:listItem w:displayText="Сигнализация / Сигнализация: Блок испытательный №5 в рабочем положении" w:value="Сигнализация / Сигнализация: Блок испытательный №5 в рабочем положении"/>
-                  <w:listItem w:displayText="Сигнализация / Сигнализация: Блок испытательный №6 в рабочем положении" w:value="Сигнализация / Сигнализация: Блок испытательный №6 в рабочем положении"/>
-                  <w:listItem w:displayText="Сигнализация / Сигнализация: Блок испытательный №7 в рабочем положении" w:value="Сигнализация / Сигнализация: Блок испытательный №7 в рабочем положении"/>
-                  <w:listItem w:displayText="Сигнализация / Сигнализация: Неисправность РПН" w:value="Сигнализация / Сигнализация: Неисправность РПН"/>
-                  <w:listItem w:displayText="Сигнализация / Сигнализация: Сигнал закрытого положения двери" w:value="Сигнализация / Сигнализация: Сигнал закрытого положения двери"/>
-                  <w:listItem w:displayText="Сигнализация / Сигнализация: Сигнал неисправности оперативного тока цепей технологической сигнализации" w:value="Сигнализация / Сигнализация: Сигнал неисправности оперативного тока цепей технологической сигнализации"/>
-                  <w:listItem w:displayText="Сигнализация / Сигнализация: Сигнал открытого положения двери" w:value="Сигнализация / Сигнализация: Сигнал открытого положения двери"/>
+                  <w:listItem w:displayText="ДЗТ / БВКЗ: Срабатывание БВКЗ" w:value="ДЗТ / БВКЗ: Срабатывание БВКЗ"/>
+                  <w:listItem w:displayText="ДЗТ / БВКЗ: Срабатывание БВКЗ по фазе A" w:value="ДЗТ / БВКЗ: Срабатывание БВКЗ по фазе A"/>
+                  <w:listItem w:displayText="ДЗТ / БВКЗ: Срабатывание БВКЗ по фазе B" w:value="ДЗТ / БВКЗ: Срабатывание БВКЗ по фазе B"/>
+                  <w:listItem w:displayText="ДЗТ / БВКЗ: Срабатывание БВКЗ по фазе C" w:value="ДЗТ / БВКЗ: Срабатывание БВКЗ по фазе C"/>
+                  <w:listItem w:displayText="ДЗТ / Д2Г: Пуск Д2Г" w:value="ДЗТ / Д2Г: Пуск Д2Г"/>
+                  <w:listItem w:displayText="ДЗТ / Д2Г: Пуск Д2Г по фазе A" w:value="ДЗТ / Д2Г: Пуск Д2Г по фазе A"/>
+                  <w:listItem w:displayText="ДЗТ / Д2Г: Пуск Д2Г по фазе B" w:value="ДЗТ / Д2Г: Пуск Д2Г по фазе B"/>
+                  <w:listItem w:displayText="ДЗТ / Д2Г: Пуск Д2Г по фазе C" w:value="ДЗТ / Д2Г: Пуск Д2Г по фазе C"/>
+                  <w:listItem w:displayText="ДЗТ / Д5Г: Пуск Д5Г" w:value="ДЗТ / Д5Г: Пуск Д5Г"/>
+                  <w:listItem w:displayText="ДЗТ / Д5Г: Пуск Д5Г по фазе A" w:value="ДЗТ / Д5Г: Пуск Д5Г по фазе A"/>
+                  <w:listItem w:displayText="ДЗТ / Д5Г: Пуск Д5Г по фазе B" w:value="ДЗТ / Д5Г: Пуск Д5Г по фазе B"/>
+                  <w:listItem w:displayText="ДЗТ / Д5Г: Пуск Д5Г по фазе C" w:value="ДЗТ / Д5Г: Пуск Д5Г по фазе C"/>
+                  <w:listItem w:displayText="ДЗТ / ДЗТ: Срабатывание ДЗТ" w:value="ДЗТ / ДЗТ: Срабатывание ДЗТ"/>
+                  <w:listItem w:displayText="ДЗТ / ДТЗт: Пуск ДТЗт" w:value="ДЗТ / ДТЗт: Пуск ДТЗт"/>
+                  <w:listItem w:displayText="ДЗТ / ДТЗт: Пуск ДТЗт по фазе A" w:value="ДЗТ / ДТЗт: Пуск ДТЗт по фазе A"/>
+                  <w:listItem w:displayText="ДЗТ / ДТЗт: Пуск ДТЗт по фазе B" w:value="ДЗТ / ДТЗт: Пуск ДТЗт по фазе B"/>
+                  <w:listItem w:displayText="ДЗТ / ДТЗт: Пуск ДТЗт по фазе C" w:value="ДЗТ / ДТЗт: Пуск ДТЗт по фазе C"/>
+                  <w:listItem w:displayText="ДЗТ / ДТЗт: Пуск ИО по фазе A" w:value="ДЗТ / ДТЗт: Пуск ИО по фазе A"/>
+                  <w:listItem w:displayText="ДЗТ / ДТЗт: Пуск ИО по фазе B" w:value="ДЗТ / ДТЗт: Пуск ИО по фазе B"/>
+                  <w:listItem w:displayText="ДЗТ / ДТЗт: Пуск ИО по фазе C" w:value="ДЗТ / ДТЗт: Пуск ИО по фазе C"/>
+                  <w:listItem w:displayText="ДЗТ / ДТЗт: Срабатывание ДТЗт" w:value="ДЗТ / ДТЗт: Срабатывание ДТЗт"/>
+                  <w:listItem w:displayText="ДЗТ / ДТЗт: Срабатывание ДТЗт на сигнал" w:value="ДЗТ / ДТЗт: Срабатывание ДТЗт на сигнал"/>
+                  <w:listItem w:displayText="ДЗТ / ДТЗт: Срабатывание ДТЗт по фазе A" w:value="ДЗТ / ДТЗт: Срабатывание ДТЗт по фазе A"/>
+                  <w:listItem w:displayText="ДЗТ / ДТЗт: Срабатывание ДТЗт по фазе A на сигнал" w:value="ДЗТ / ДТЗт: Срабатывание ДТЗт по фазе A на сигнал"/>
+                  <w:listItem w:displayText="ДЗТ / ДТЗт: Срабатывание ДТЗт по фазе B" w:value="ДЗТ / ДТЗт: Срабатывание ДТЗт по фазе B"/>
+                  <w:listItem w:displayText="ДЗТ / ДТЗт: Срабатывание ДТЗт по фазе B на сигнал" w:value="ДЗТ / ДТЗт: Срабатывание ДТЗт по фазе B на сигнал"/>
+                  <w:listItem w:displayText="ДЗТ / ДТЗт: Срабатывание ДТЗт по фазе C" w:value="ДЗТ / ДТЗт: Срабатывание ДТЗт по фазе C"/>
+                  <w:listItem w:displayText="ДЗТ / ДТЗт: Срабатывание ДТЗт по фазе C на сигнал" w:value="ДЗТ / ДТЗт: Срабатывание ДТЗт по фазе C на сигнал"/>
+                  <w:listItem w:displayText="ДЗТ / ДТЗт: Функция введена в работу" w:value="ДЗТ / ДТЗт: Функция введена в работу"/>
+                  <w:listItem w:displayText="ДЗТ / ДТЗт: Функция оперативно выведена из работы" w:value="ДЗТ / ДТЗт: Функция оперативно выведена из работы"/>
+                  <w:listItem w:displayText="ДЗТ / ДТО: Пуск ДТО" w:value="ДЗТ / ДТО: Пуск ДТО"/>
+                  <w:listItem w:displayText="ДЗТ / ДТО: Пуск ДТО по фазе A" w:value="ДЗТ / ДТО: Пуск ДТО по фазе A"/>
+                  <w:listItem w:displayText="ДЗТ / ДТО: Пуск ДТО по фазе B" w:value="ДЗТ / ДТО: Пуск ДТО по фазе B"/>
+                  <w:listItem w:displayText="ДЗТ / ДТО: Пуск ДТО по фазе C" w:value="ДЗТ / ДТО: Пуск ДТО по фазе C"/>
+                  <w:listItem w:displayText="ДЗТ / ДТО: Пуск ИО по фазе A" w:value="ДЗТ / ДТО: Пуск ИО по фазе A"/>
+                  <w:listItem w:displayText="ДЗТ / ДТО: Пуск ИО по фазе B" w:value="ДЗТ / ДТО: Пуск ИО по фазе B"/>
+                  <w:listItem w:displayText="ДЗТ / ДТО: Пуск ИО по фазе C" w:value="ДЗТ / ДТО: Пуск ИО по фазе C"/>
+                  <w:listItem w:displayText="ДЗТ / ДТО: Срабатывание ДТО" w:value="ДЗТ / ДТО: Срабатывание ДТО"/>
+                  <w:listItem w:displayText="ДЗТ / ДТО: Срабатывание ДТО на сигнал" w:value="ДЗТ / ДТО: Срабатывание ДТО на сигнал"/>
+                  <w:listItem w:displayText="ДЗТ / ДТО: Срабатывание ДТО по фазе A" w:value="ДЗТ / ДТО: Срабатывание ДТО по фазе A"/>
+                  <w:listItem w:displayText="ДЗТ / ДТО: Срабатывание ДТО по фазе A на сигнал" w:value="ДЗТ / ДТО: Срабатывание ДТО по фазе A на сигнал"/>
+                  <w:listItem w:displayText="ДЗТ / ДТО: Срабатывание ДТО по фазе B" w:value="ДЗТ / ДТО: Срабатывание ДТО по фазе B"/>
+                  <w:listItem w:displayText="ДЗТ / ДТО: Срабатывание ДТО по фазе B на сигнал" w:value="ДЗТ / ДТО: Срабатывание ДТО по фазе B на сигнал"/>
+                  <w:listItem w:displayText="ДЗТ / ДТО: Срабатывание ДТО по фазе C" w:value="ДЗТ / ДТО: Срабатывание ДТО по фазе C"/>
+                  <w:listItem w:displayText="ДЗТ / ДТО: Срабатывание ДТО по фазе C на сигнал" w:value="ДЗТ / ДТО: Срабатывание ДТО по фазе C на сигнал"/>
+                  <w:listItem w:displayText="ДЗТ / ДТО: Функция введена в работу" w:value="ДЗТ / ДТО: Функция введена в работу"/>
+                  <w:listItem w:displayText="ДЗТ / ДТО: Функция оперативно выведена из работы" w:value="ДЗТ / ДТО: Функция оперативно выведена из работы"/>
+                  <w:listItem w:displayText="ДЗТ / КЦТнеб: Неисправность" w:value="ДЗТ / КЦТнеб: Неисправность"/>
+                  <w:listItem w:displayText="ДЗТ / КЦТнеб: Срабатывание" w:value="ДЗТ / КЦТнеб: Срабатывание"/>
+                  <w:listItem w:displayText="ДЗТ / КЦТнеб: Срабатывание фазы A" w:value="ДЗТ / КЦТнеб: Срабатывание фазы A"/>
+                  <w:listItem w:displayText="ДЗТ / КЦТнеб: Срабатывание фазы B" w:value="ДЗТ / КЦТнеб: Срабатывание фазы B"/>
+                  <w:listItem w:displayText="ДЗТ / КЦТнеб: Срабатывание фазы C" w:value="ДЗТ / КЦТнеб: Срабатывание фазы C"/>
+                  <w:listItem w:displayText="ДЗТ / КЦТнеб: Функция введена в работу" w:value="ДЗТ / КЦТнеб: Функция введена в работу"/>
+                  <w:listItem w:displayText="ДЗТ / КЦТнеб: Функция оперативно выведена из работы" w:value="ДЗТ / КЦТнеб: Функция оперативно выведена из работы"/>
+                  <w:listItem w:displayText="ЗП / ЗП ВН: Пуск" w:value="ЗП / ЗП ВН: Пуск"/>
+                  <w:listItem w:displayText="ЗП / ЗП ВН: Пуск ИО максимального тока" w:value="ЗП / ЗП ВН: Пуск ИО максимального тока"/>
+                  <w:listItem w:displayText="ЗП / ЗП ВН: Срабатывание" w:value="ЗП / ЗП ВН: Срабатывание"/>
+                  <w:listItem w:displayText="ЗП / ЗП ВН: Срабатывание на отключение" w:value="ЗП / ЗП ВН: Срабатывание на отключение"/>
+                  <w:listItem w:displayText="ЗП / ЗП ВН: Функция введена в работу" w:value="ЗП / ЗП ВН: Функция введена в работу"/>
+                  <w:listItem w:displayText="ЗП / ЗП ВН: Функция оперативно выведена из работы" w:value="ЗП / ЗП ВН: Функция оперативно выведена из работы"/>
+                  <w:listItem w:displayText="ЗП / ЗП НН (НН2): Пуск" w:value="ЗП / ЗП НН (НН2): Пуск"/>
+                  <w:listItem w:displayText="ЗП / ЗП НН (НН2): Пуск ИО максимального тока" w:value="ЗП / ЗП НН (НН2): Пуск ИО максимального тока"/>
+                  <w:listItem w:displayText="ЗП / ЗП НН (НН2): Срабатывание" w:value="ЗП / ЗП НН (НН2): Срабатывание"/>
+                  <w:listItem w:displayText="ЗП / ЗП НН (НН2): Срабатывание на отключение" w:value="ЗП / ЗП НН (НН2): Срабатывание на отключение"/>
+                  <w:listItem w:displayText="ЗП / ЗП НН (НН2): Функция введена в работу" w:value="ЗП / ЗП НН (НН2): Функция введена в работу"/>
+                  <w:listItem w:displayText="ЗП / ЗП НН (НН2): Функция оперативно выведена из работы" w:value="ЗП / ЗП НН (НН2): Функция оперативно выведена из работы"/>
+                  <w:listItem w:displayText="ЗП / ЗП СН (НН1): Пуск" w:value="ЗП / ЗП СН (НН1): Пуск"/>
+                  <w:listItem w:displayText="ЗП / ЗП СН (НН1): Пуск ИО максимального тока" w:value="ЗП / ЗП СН (НН1): Пуск ИО максимального тока"/>
+                  <w:listItem w:displayText="ЗП / ЗП СН (НН1): Срабатывание" w:value="ЗП / ЗП СН (НН1): Срабатывание"/>
+                  <w:listItem w:displayText="ЗП / ЗП СН (НН1): Срабатывание на отключение" w:value="ЗП / ЗП СН (НН1): Срабатывание на отключение"/>
+                  <w:listItem w:displayText="ЗП / ЗП СН (НН1): Функция введена в работу" w:value="ЗП / ЗП СН (НН1): Функция введена в работу"/>
+                  <w:listItem w:displayText="ЗП / ЗП СН (НН1): Функция оперативно выведена из работы" w:value="ЗП / ЗП СН (НН1): Функция оперативно выведена из работы"/>
+                  <w:listItem w:displayText="ЗП / ЗП: Срабатывание" w:value="ЗП / ЗП: Срабатывание"/>
+                  <w:listItem w:displayText="ЗПО / ЗПО: Пуск" w:value="ЗПО / ЗПО: Пуск"/>
+                  <w:listItem w:displayText="ЗПО / ЗПО: Срабатывание" w:value="ЗПО / ЗПО: Срабатывание"/>
+                  <w:listItem w:displayText="ЗПО / ЗПО: Срабатывание на сигнал" w:value="ЗПО / ЗПО: Срабатывание на сигнал"/>
+                  <w:listItem w:displayText="ЗПО / ЗПО: Функция введена в работу" w:value="ЗПО / ЗПО: Функция введена в работу"/>
+                  <w:listItem w:displayText="ЗПО / ЗПО: Функция оперативно выведена из работы" w:value="ЗПО / ЗПО: Функция оперативно выведена из работы"/>
+                  <w:listItem w:displayText="КЦТ / КЦТ: Срабатывание КЦТ" w:value="КЦТ / КЦТ: Срабатывание КЦТ"/>
+                  <w:listItem w:displayText="КЦТ / КЦТст1: Пуск КЦТст при асимметрии" w:value="КЦТ / КЦТст1: Пуск КЦТст при асимметрии"/>
+                  <w:listItem w:displayText="КЦТ / КЦТст1: Пуск КЦТст при обрыве провода" w:value="КЦТ / КЦТст1: Пуск КЦТст при обрыве провода"/>
+                  <w:listItem w:displayText="КЦТ / КЦТст1: Срабатывание КЦТст при асимметрии" w:value="КЦТ / КЦТст1: Срабатывание КЦТст при асимметрии"/>
+                  <w:listItem w:displayText="КЦТ / КЦТст1: Срабатывание КЦТст при обрыве провода" w:value="КЦТ / КЦТст1: Срабатывание КЦТст при обрыве провода"/>
+                  <w:listItem w:displayText="КЦТ / КЦТст1: Функция введена в работу" w:value="КЦТ / КЦТст1: Функция введена в работу"/>
+                  <w:listItem w:displayText="КЦТ / КЦТст1: Функция оперативно выведена из работы" w:value="КЦТ / КЦТст1: Функция оперативно выведена из работы"/>
+                  <w:listItem w:displayText="КЦТ / КЦТст2: Пуск КЦТст при асимметрии" w:value="КЦТ / КЦТст2: Пуск КЦТст при асимметрии"/>
+                  <w:listItem w:displayText="КЦТ / КЦТст2: Пуск КЦТст при обрыве провода" w:value="КЦТ / КЦТст2: Пуск КЦТст при обрыве провода"/>
+                  <w:listItem w:displayText="КЦТ / КЦТст2: Срабатывание КЦТст при асимметрии" w:value="КЦТ / КЦТст2: Срабатывание КЦТст при асимметрии"/>
+                  <w:listItem w:displayText="КЦТ / КЦТст2: Срабатывание КЦТст при обрыве провода" w:value="КЦТ / КЦТст2: Срабатывание КЦТст при обрыве провода"/>
+                  <w:listItem w:displayText="КЦТ / КЦТст2: Функция введена в работу" w:value="КЦТ / КЦТст2: Функция введена в работу"/>
+                  <w:listItem w:displayText="КЦТ / КЦТст2: Функция оперативно выведена из работы" w:value="КЦТ / КЦТст2: Функция оперативно выведена из работы"/>
+                  <w:listItem w:displayText="КЦТ / КЦТст3: Пуск КЦТст при асимметрии" w:value="КЦТ / КЦТст3: Пуск КЦТст при асимметрии"/>
+                  <w:listItem w:displayText="КЦТ / КЦТст3: Пуск КЦТст при обрыве провода" w:value="КЦТ / КЦТст3: Пуск КЦТст при обрыве провода"/>
+                  <w:listItem w:displayText="КЦТ / КЦТст3: Срабатывание КЦТст при асимметрии" w:value="КЦТ / КЦТст3: Срабатывание КЦТст при асимметрии"/>
+                  <w:listItem w:displayText="КЦТ / КЦТст3: Срабатывание КЦТст при обрыве провода" w:value="КЦТ / КЦТст3: Срабатывание КЦТст при обрыве провода"/>
+                  <w:listItem w:displayText="КЦТ / КЦТст3: Функция введена в работу" w:value="КЦТ / КЦТст3: Функция введена в работу"/>
+                  <w:listItem w:displayText="КЦТ / КЦТст3: Функция оперативно выведена из работы" w:value="КЦТ / КЦТст3: Функция оперативно выведена из работы"/>
+                  <w:listItem w:displayText="ЛО ВН / ЛО: Отключение" w:value="ЛО ВН / ЛО: Отключение"/>
+                  <w:listItem w:displayText="ЛО ВН / ЛО: Отключить аварийно" w:value="ЛО ВН / ЛО: Отключить аварийно"/>
+                  <w:listItem w:displayText="ЛО ВН / ЛО: Функция введена в работу" w:value="ЛО ВН / ЛО: Функция введена в работу"/>
+                  <w:listItem w:displayText="ЛО ВН / ЛО: Функция оперативно выведена из работы" w:value="ЛО ВН / ЛО: Функция оперативно выведена из работы"/>
+                  <w:listItem w:displayText="ЛО ГЗ РПН / ЛО: Блокировка ГЗ РПН" w:value="ЛО ГЗ РПН / ЛО: Блокировка ГЗ РПН"/>
+                  <w:listItem w:displayText="ЛО ГЗ РПН / ЛО: Срабатывание ГЗ РПН" w:value="ЛО ГЗ РПН / ЛО: Срабатывание ГЗ РПН"/>
+                  <w:listItem w:displayText="ЛО ГЗ РПН / ЛО: Срабатывание ГЗ РПН на сигнал" w:value="ЛО ГЗ РПН / ЛО: Срабатывание ГЗ РПН на сигнал"/>
+                  <w:listItem w:displayText="ЛО ГЗ РПН / ЛО: Функция введена в работу" w:value="ЛО ГЗ РПН / ЛО: Функция введена в работу"/>
+                  <w:listItem w:displayText="ЛО ГЗ РПН / ЛО: Функция оперативно выведена из работы" w:value="ЛО ГЗ РПН / ЛО: Функция оперативно выведена из работы"/>
+                  <w:listItem w:displayText="ЛО ГЗоткл / ЛО: Блокировка ГЗоткл" w:value="ЛО ГЗоткл / ЛО: Блокировка ГЗоткл"/>
+                  <w:listItem w:displayText="ЛО ГЗоткл / ЛО: Срабатывание" w:value="ЛО ГЗоткл / ЛО: Срабатывание"/>
+                  <w:listItem w:displayText="ЛО ГЗоткл / ЛО: Срабатывание на сигнал" w:value="ЛО ГЗоткл / ЛО: Срабатывание на сигнал"/>
+                  <w:listItem w:displayText="ЛО ГЗоткл / ЛО: Функция введена в работу" w:value="ЛО ГЗоткл / ЛО: Функция введена в работу"/>
+                  <w:listItem w:displayText="ЛО ГЗоткл / ЛО: Функция оперативно выведена из работы" w:value="ЛО ГЗоткл / ЛО: Функция оперативно выведена из работы"/>
+                  <w:listItem w:displayText="ЛО ГЗсигн / ЛО: Блокировка ГЗсигн" w:value="ЛО ГЗсигн / ЛО: Блокировка ГЗсигн"/>
+                  <w:listItem w:displayText="ЛО ГЗсигн / ЛО: Срабатывание" w:value="ЛО ГЗсигн / ЛО: Срабатывание"/>
+                  <w:listItem w:displayText="ЛО ГЗсигн / ЛО: Срабатывание на сигнал" w:value="ЛО ГЗсигн / ЛО: Срабатывание на сигнал"/>
+                  <w:listItem w:displayText="ЛО ГЗсигн / ЛО: Функция введена в работу" w:value="ЛО ГЗсигн / ЛО: Функция введена в работу"/>
+                  <w:listItem w:displayText="ЛО ГЗсигн / ЛО: Функция оперативно выведена из работы" w:value="ЛО ГЗсигн / ЛО: Функция оперативно выведена из работы"/>
+                  <w:listItem w:displayText="ЛО НН1 / ЗАПВ: Запрет АПВ" w:value="ЛО НН1 / ЗАПВ: Запрет АПВ"/>
+                  <w:listItem w:displayText="ЛО НН1 / ЗАПВ: Функция введена в работу" w:value="ЛО НН1 / ЗАПВ: Функция введена в работу"/>
+                  <w:listItem w:displayText="ЛО НН1 / ЗАПВ: Функция оперативно выведена из работы" w:value="ЛО НН1 / ЗАПВ: Функция оперативно выведена из работы"/>
+                  <w:listItem w:displayText="ЛО НН1 / ЛО: Отключение" w:value="ЛО НН1 / ЛО: Отключение"/>
+                  <w:listItem w:displayText="ЛО НН1 / ЛО: Отключить аварийно" w:value="ЛО НН1 / ЛО: Отключить аварийно"/>
+                  <w:listItem w:displayText="ЛО НН1 / ЛО: Функция введена в работу" w:value="ЛО НН1 / ЛО: Функция введена в работу"/>
+                  <w:listItem w:displayText="ЛО НН1 / ЛО: Функция оперативно выведена из работы" w:value="ЛО НН1 / ЛО: Функция оперативно выведена из работы"/>
+                  <w:listItem w:displayText="ЛО НН2 / ЗАПВ: Запрет АПВ" w:value="ЛО НН2 / ЗАПВ: Запрет АПВ"/>
+                  <w:listItem w:displayText="ЛО НН2 / ЗАПВ: Функция введена в работу" w:value="ЛО НН2 / ЗАПВ: Функция введена в работу"/>
+                  <w:listItem w:displayText="ЛО НН2 / ЗАПВ: Функция оперативно выведена из работы" w:value="ЛО НН2 / ЗАПВ: Функция оперативно выведена из работы"/>
+                  <w:listItem w:displayText="ЛО НН2 / ЛО: Отключение" w:value="ЛО НН2 / ЛО: Отключение"/>
+                  <w:listItem w:displayText="ЛО НН2 / ЛО: Отключить аварийно" w:value="ЛО НН2 / ЛО: Отключить аварийно"/>
+                  <w:listItem w:displayText="ЛО НН2 / ЛО: Функция введена в работу" w:value="ЛО НН2 / ЛО: Функция введена в работу"/>
+                  <w:listItem w:displayText="ЛО НН2 / ЛО: Функция оперативно выведена из работы" w:value="ЛО НН2 / ЛО: Функция оперативно выведена из работы"/>
+                  <w:listItem w:displayText="ЛО Т / ЗАПВ: Запрет АПВ" w:value="ЛО Т / ЗАПВ: Запрет АПВ"/>
+                  <w:listItem w:displayText="ЛО Т / ЗАПВ: Функция введена в работу" w:value="ЛО Т / ЗАПВ: Функция введена в работу"/>
+                  <w:listItem w:displayText="ЛО Т / ЗАПВ: Функция оперативно выведена из работы" w:value="ЛО Т / ЗАПВ: Функция оперативно выведена из работы"/>
+                  <w:listItem w:displayText="ЛО Т / ЛО: Срабатывание" w:value="ЛО Т / ЛО: Срабатывание"/>
+                  <w:listItem w:displayText="ЛО Т / ЛО: Функция введена в работу" w:value="ЛО Т / ЛО: Функция введена в работу"/>
+                  <w:listItem w:displayText="ЛО Т / ЛО: Функция оперативно выведена из работы" w:value="ЛО Т / ЛО: Функция оперативно выведена из работы"/>
+                  <w:listItem w:displayText="ЛО ТЗ / ЛО ДТм: Срабатывание" w:value="ЛО ТЗ / ЛО ДТм: Срабатывание"/>
+                  <w:listItem w:displayText="ЛО ТЗ / ЛО ДТм: Срабатывание датчика температуры масла заблокировано" w:value="ЛО ТЗ / ЛО ДТм: Срабатывание датчика температуры масла заблокировано"/>
+                  <w:listItem w:displayText="ЛО ТЗ / ЛО ДТм: Срабатывание на сигнал" w:value="ЛО ТЗ / ЛО ДТм: Срабатывание на сигнал"/>
+                  <w:listItem w:displayText="ЛО ТЗ / ЛО ДТм: Функция введена в работу" w:value="ЛО ТЗ / ЛО ДТм: Функция введена в работу"/>
+                  <w:listItem w:displayText="ЛО ТЗ / ЛО ДТм: Функция оперативно выведена из работы" w:value="ЛО ТЗ / ЛО ДТм: Функция оперативно выведена из работы"/>
+                  <w:listItem w:displayText="ЛО ТЗ / ЛО ДТо: Срабатывание" w:value="ЛО ТЗ / ЛО ДТо: Срабатывание"/>
+                  <w:listItem w:displayText="ЛО ТЗ / ЛО ДТо: Срабатывание датчика температуры обмотки заблокировано" w:value="ЛО ТЗ / ЛО ДТо: Срабатывание датчика температуры обмотки заблокировано"/>
+                  <w:listItem w:displayText="ЛО ТЗ / ЛО ДТо: Срабатывание на сигнал" w:value="ЛО ТЗ / ЛО ДТо: Срабатывание на сигнал"/>
+                  <w:listItem w:displayText="ЛО ТЗ / ЛО ДТо: Функция введена в работу" w:value="ЛО ТЗ / ЛО ДТо: Функция введена в работу"/>
+                  <w:listItem w:displayText="ЛО ТЗ / ЛО ДТо: Функция оперативно выведена из работы" w:value="ЛО ТЗ / ЛО ДТо: Функция оперативно выведена из работы"/>
+                  <w:listItem w:displayText="ЛО ТЗ / ЛО РД: Срабатывание" w:value="ЛО ТЗ / ЛО РД: Срабатывание"/>
+                  <w:listItem w:displayText="ЛО ТЗ / ЛО РД: Срабатывание на сигнал" w:value="ЛО ТЗ / ЛО РД: Срабатывание на сигнал"/>
+                  <w:listItem w:displayText="ЛО ТЗ / ЛО РД: Срабатывание реле давления заблокировано" w:value="ЛО ТЗ / ЛО РД: Срабатывание реле давления заблокировано"/>
+                  <w:listItem w:displayText="ЛО ТЗ / ЛО РД: Функция введена в работу" w:value="ЛО ТЗ / ЛО РД: Функция введена в работу"/>
+                  <w:listItem w:displayText="ЛО ТЗ / ЛО РД: Функция оперативно выведена из работы" w:value="ЛО ТЗ / ЛО РД: Функция оперативно выведена из работы"/>
+                  <w:listItem w:displayText="ЛО ТС / ЛО ДУм расширителя: Срабатывание" w:value="ЛО ТС / ЛО ДУм расширителя: Срабатывание"/>
+                  <w:listItem w:displayText="ЛО ТС / ЛО ДУм расширителя: Срабатывание на сигнал" w:value="ЛО ТС / ЛО ДУм расширителя: Срабатывание на сигнал"/>
+                  <w:listItem w:displayText="ЛО ТС / ЛО ДУм расширителя: Функция введена в работу" w:value="ЛО ТС / ЛО ДУм расширителя: Функция введена в работу"/>
+                  <w:listItem w:displayText="ЛО ТС / ЛО ДУм расширителя: Функция оперативно выведена из работы" w:value="ЛО ТС / ЛО ДУм расширителя: Функция оперативно выведена из работы"/>
+                  <w:listItem w:displayText="ЛО ТС / ЛО ОК: Срабатывание" w:value="ЛО ТС / ЛО ОК: Срабатывание"/>
+                  <w:listItem w:displayText="ЛО ТС / ЛО ОК: Срабатывание на сигнал" w:value="ЛО ТС / ЛО ОК: Срабатывание на сигнал"/>
+                  <w:listItem w:displayText="ЛО ТС / ЛО ОК: Функция введена в работу" w:value="ЛО ТС / ЛО ОК: Функция введена в работу"/>
+                  <w:listItem w:displayText="ЛО ТС / ЛО ОК: Функция оперативно выведена из работы" w:value="ЛО ТС / ЛО ОК: Функция оперативно выведена из работы"/>
+                  <w:listItem w:displayText="ЛО ТС / ЛО ПК: Срабатывание" w:value="ЛО ТС / ЛО ПК: Срабатывание"/>
+                  <w:listItem w:displayText="ЛО ТС / ЛО ПК: Срабатывание на сигнал" w:value="ЛО ТС / ЛО ПК: Срабатывание на сигнал"/>
+                  <w:listItem w:displayText="ЛО ТС / ЛО ПК: Функция введена в работу" w:value="ЛО ТС / ЛО ПК: Функция введена в работу"/>
+                  <w:listItem w:displayText="ЛО ТС / ЛО ПК: Функция оперативно выведена из работы" w:value="ЛО ТС / ЛО ПК: Функция оперативно выведена из работы"/>
+                  <w:listItem w:displayText="ПДС / ГЗ РПН: Низкая изоляция" w:value="ПДС / ГЗ РПН: Низкая изоляция"/>
+                  <w:listItem w:displayText="ПДС / ГЗ РПН: Отключение" w:value="ПДС / ГЗ РПН: Отключение"/>
+                  <w:listItem w:displayText="ПДС / ГЗ Т: Низкая изоляция ГЗоткл" w:value="ПДС / ГЗ Т: Низкая изоляция ГЗоткл"/>
+                  <w:listItem w:displayText="ПДС / ГЗ Т: Низкая изоляция ГЗсигн" w:value="ПДС / ГЗ Т: Низкая изоляция ГЗсигн"/>
+                  <w:listItem w:displayText="ПДС / ГЗ Т: Отключение" w:value="ПДС / ГЗ Т: Отключение"/>
+                  <w:listItem w:displayText="ПДС / ГЗ Т: Сигнал" w:value="ПДС / ГЗ Т: Сигнал"/>
+                  <w:listItem w:displayText="ПДС / ДТм: Низкая изоляция" w:value="ПДС / ДТм: Низкая изоляция"/>
+                  <w:listItem w:displayText="ПДС / ДТм: Отключение" w:value="ПДС / ДТм: Отключение"/>
+                  <w:listItem w:displayText="ПДС / ДТм: Сигнал" w:value="ПДС / ДТм: Сигнал"/>
+                  <w:listItem w:displayText="ПДС / ДТм_РПН: Срабатывание" w:value="ПДС / ДТм_РПН: Срабатывание"/>
+                  <w:listItem w:displayText="ПДС / ДТо: Низкая изоляция" w:value="ПДС / ДТо: Низкая изоляция"/>
+                  <w:listItem w:displayText="ПДС / ДТо: Отключение" w:value="ПДС / ДТо: Отключение"/>
+                  <w:listItem w:displayText="ПДС / ДТо: Сигнал" w:value="ПДС / ДТо: Сигнал"/>
+                  <w:listItem w:displayText="ПДС / ДУм РПН: Высокий уровень масла" w:value="ПДС / ДУм РПН: Высокий уровень масла"/>
+                  <w:listItem w:displayText="ПДС / ДУм РПН: Низкий уровень масла" w:value="ПДС / ДУм РПН: Низкий уровень масла"/>
+                  <w:listItem w:displayText="ПДС / ДУм расширителя: Высокий уровень масла" w:value="ПДС / ДУм расширителя: Высокий уровень масла"/>
+                  <w:listItem w:displayText="ПДС / ДУм расширителя: Низкий уровень масла" w:value="ПДС / ДУм расширителя: Низкий уровень масла"/>
+                  <w:listItem w:displayText="ПДС / КСО: Авария" w:value="ПДС / КСО: Авария"/>
+                  <w:listItem w:displayText="ПДС / КСО: Неисправность" w:value="ПДС / КСО: Неисправность"/>
+                  <w:listItem w:displayText="ПДС / ОК: Срабатывание" w:value="ПДС / ОК: Срабатывание"/>
+                  <w:listItem w:displayText="ПДС / ПДС: Функция введена в работу" w:value="ПДС / ПДС: Функция введена в работу"/>
+                  <w:listItem w:displayText="ПДС / ПДС: Функция оперативно выведена из работы" w:value="ПДС / ПДС: Функция оперативно выведена из работы"/>
+                  <w:listItem w:displayText="ПДС / ПК: Срабатывание" w:value="ПДС / ПК: Срабатывание"/>
+                  <w:listItem w:displayText="ПДС / РД: Низкая изоляция" w:value="ПДС / РД: Низкая изоляция"/>
+                  <w:listItem w:displayText="ПДС / РД: Отключение" w:value="ПДС / РД: Отключение"/>
+                  <w:listItem w:displayText="ПДС НКУ / SA1: Цепь управления введена" w:value="ПДС НКУ / SA1: Цепь управления введена"/>
+                  <w:listItem w:displayText="ПДС НКУ / SA2: Цепь управления введена" w:value="ПДС НКУ / SA2: Цепь управления введена"/>
+                  <w:listItem w:displayText="ПДС НКУ / SA3: Цепь управления введена" w:value="ПДС НКУ / SA3: Цепь управления введена"/>
+                  <w:listItem w:displayText="ПДС НКУ / SA4: Цепь управления введена" w:value="ПДС НКУ / SA4: Цепь управления введена"/>
+                  <w:listItem w:displayText="ПДС НКУ / SG1: Рабочее положение испытательного блока" w:value="ПДС НКУ / SG1: Рабочее положение испытательного блока"/>
+                  <w:listItem w:displayText="ПДС НКУ / SG2: Рабочее положение испытательного блока" w:value="ПДС НКУ / SG2: Рабочее положение испытательного блока"/>
+                  <w:listItem w:displayText="ПДС НКУ / SG3: Рабочее положение испытательного блока" w:value="ПДС НКУ / SG3: Рабочее положение испытательного блока"/>
+                  <w:listItem w:displayText="ПДС НКУ / Дверь: Дверь шкафа закрыта" w:value="ПДС НКУ / Дверь: Дверь шкафа закрыта"/>
+                  <w:listItem w:displayText="ПДС НКУ / Дверь: Дверь шкафа открыта" w:value="ПДС НКУ / Дверь: Дверь шкафа открыта"/>
+                  <w:listItem w:displayText="ПДС НКУ / ОТ ГЗ: Неисправность оперативного тока цепей ГЗ" w:value="ПДС НКУ / ОТ ГЗ: Неисправность оперативного тока цепей ГЗ"/>
+                  <w:listItem w:displayText="ПДС НКУ / ОТ ЗДЗ1: Неисправность оперативного тока цепей ЗДЗ НН1" w:value="ПДС НКУ / ОТ ЗДЗ1: Неисправность оперативного тока цепей ЗДЗ НН1"/>
+                  <w:listItem w:displayText="ПДС НКУ / ОТ ЗДЗ2: Неисправность оперативного тока цепей ЗДЗ НН2" w:value="ПДС НКУ / ОТ ЗДЗ2: Неисправность оперативного тока цепей ЗДЗ НН2"/>
+                  <w:listItem w:displayText="ПДС НКУ / ОТ ТЗ, ТС: Неисправность оперативного тока цепей ТЗ, ТС" w:value="ПДС НКУ / ОТ ТЗ, ТС: Неисправность оперативного тока цепей ТЗ, ТС"/>
+                  <w:listItem w:displayText="ПДС НКУ / ОТ УРОВ1: Неисправность оперативного тока цепей УРОВ НН1" w:value="ПДС НКУ / ОТ УРОВ1: Неисправность оперативного тока цепей УРОВ НН1"/>
+                  <w:listItem w:displayText="ПДС НКУ / ОТ УРОВ2: Неисправность оперативного тока цепей УРОВ НН2" w:value="ПДС НКУ / ОТ УРОВ2: Неисправность оперативного тока цепей УРОВ НН2"/>
+                  <w:listItem w:displayText="ПДС НКУ / ПДС НКУ: Функция введена в работу" w:value="ПДС НКУ / ПДС НКУ: Функция введена в работу"/>
+                  <w:listItem w:displayText="ПДС НКУ / ПДС НКУ: Функция оперативно выведена из работы" w:value="ПДС НКУ / ПДС НКУ: Функция оперативно выведена из работы"/>
+                  <w:listItem w:displayText="ПС / ПС: Пуск" w:value="ПС / ПС: Пуск"/>
+                  <w:listItem w:displayText="ПС / ПС: Пуск (импульс)" w:value="ПС / ПС: Пуск (импульс)"/>
+                  <w:listItem w:displayText="РТПО / РТПО ВН: Пуск" w:value="РТПО / РТПО ВН: Пуск"/>
+                  <w:listItem w:displayText="РТПО / РТПО ВН: Пуск ИО тока" w:value="РТПО / РТПО ВН: Пуск ИО тока"/>
+                  <w:listItem w:displayText="РТПО / РТПО ВН: Функция введена в работу" w:value="РТПО / РТПО ВН: Функция введена в работу"/>
+                  <w:listItem w:displayText="РТПО / РТПО ВН: Функция оперативно выведена из работы" w:value="РТПО / РТПО ВН: Функция оперативно выведена из работы"/>
+                  <w:listItem w:displayText="РТПО / РТПО НН (НН2): Пуск" w:value="РТПО / РТПО НН (НН2): Пуск"/>
+                  <w:listItem w:displayText="РТПО / РТПО НН (НН2): Пуск ИО тока" w:value="РТПО / РТПО НН (НН2): Пуск ИО тока"/>
+                  <w:listItem w:displayText="РТПО / РТПО НН (НН2): Функция введена в работу" w:value="РТПО / РТПО НН (НН2): Функция введена в работу"/>
+                  <w:listItem w:displayText="РТПО / РТПО НН (НН2): Функция оперативно выведена из работы" w:value="РТПО / РТПО НН (НН2): Функция оперативно выведена из работы"/>
+                  <w:listItem w:displayText="РТПО / РТПО СН (НН1): Пуск" w:value="РТПО / РТПО СН (НН1): Пуск"/>
+                  <w:listItem w:displayText="РТПО / РТПО СН (НН1): Пуск ИО тока" w:value="РТПО / РТПО СН (НН1): Пуск ИО тока"/>
+                  <w:listItem w:displayText="РТПО / РТПО СН (НН1): Функция введена в работу" w:value="РТПО / РТПО СН (НН1): Функция введена в работу"/>
+                  <w:listItem w:displayText="РТПО / РТПО СН (НН1): Функция оперативно выведена из работы" w:value="РТПО / РТПО СН (НН1): Функция оперативно выведена из работы"/>
+                  <w:listItem w:displayText="РТПО / РТПО_общ: Пуск" w:value="РТПО / РТПО_общ: Пуск"/>
+                  <w:listItem w:displayText="РТПО / РТПО_общ: Функция введена в работу" w:value="РТПО / РТПО_общ: Функция введена в работу"/>
+                  <w:listItem w:displayText="СС / СС: БИ выведены" w:value="СС / СС: БИ выведены"/>
+                  <w:listItem w:displayText="СС / СС: Внешнее отключение" w:value="СС / СС: Внешнее отключение"/>
+                  <w:listItem w:displayText="СС / СС: Выходные цепи разобраны" w:value="СС / СС: Выходные цепи разобраны"/>
+                  <w:listItem w:displayText="СС / СС: ГЗ заблокирована" w:value="СС / СС: ГЗ заблокирована"/>
+                  <w:listItem w:displayText="СС / СС: Неисправность ОТ цепей ГЗ" w:value="СС / СС: Неисправность ОТ цепей ГЗ"/>
+                  <w:listItem w:displayText="СС / СС: Неисправность ОТ цепей ТЗ, ТС" w:value="СС / СС: Неисправность ОТ цепей ТЗ, ТС"/>
+                  <w:listItem w:displayText="СС / СС: Низкая изоляция ГЗ" w:value="СС / СС: Низкая изоляция ГЗ"/>
+                  <w:listItem w:displayText="СС / СС: Низкая изоляция ТЗ" w:value="СС / СС: Низкая изоляция ТЗ"/>
+                  <w:listItem w:displayText="СС / СС: Общий внешний сигнал" w:value="СС / СС: Общий внешний сигнал"/>
+                  <w:listItem w:displayText="СС / СС: Сигнализация от ГЗ" w:value="СС / СС: Сигнализация от ГЗ"/>
+                  <w:listItem w:displayText="СС / СС: Сигнализация от ТЗ" w:value="СС / СС: Сигнализация от ТЗ"/>
+                  <w:listItem w:displayText="СС / СС: Сигнализация от ТС" w:value="СС / СС: Сигнализация от ТС"/>
+                  <w:listItem w:displayText="СС / СС: Сигнализация цепей опер.тока" w:value="СС / СС: Сигнализация цепей опер.тока"/>
+                  <w:listItem w:displayText="СС / СС: Сигнализация цепей опер.тока НН" w:value="СС / СС: Сигнализация цепей опер.тока НН"/>
+                  <w:listItem w:displayText="СС / СС: ТЗ заблокирована" w:value="СС / СС: ТЗ заблокирована"/>
+                  <w:listItem w:displayText="ТК ЗДЗ / ТК ЗДЗ: Пуск" w:value="ТК ЗДЗ / ТК ЗДЗ: Пуск"/>
+                  <w:listItem w:displayText="ТК ЗДЗ / ТК ЗДЗ: Пуск ИО тока" w:value="ТК ЗДЗ / ТК ЗДЗ: Пуск ИО тока"/>
+                  <w:listItem w:displayText="ТК ЗДЗ / ТК ЗДЗ: Функция введена в работу" w:value="ТК ЗДЗ / ТК ЗДЗ: Функция введена в работу"/>
+                  <w:listItem w:displayText="ТК ЗДЗ / ТК ЗДЗ: Функция оперативно выведена из работы" w:value="ТК ЗДЗ / ТК ЗДЗ: Функция оперативно выведена из работы"/>
+                  <w:listItem w:displayText="ТО ЗПО / ТО ЗПО ВН: Пуск" w:value="ТО ЗПО / ТО ЗПО ВН: Пуск"/>
+                  <w:listItem w:displayText="ТО ЗПО / ТО ЗПО ВН: Пуск ИО тока" w:value="ТО ЗПО / ТО ЗПО ВН: Пуск ИО тока"/>
+                  <w:listItem w:displayText="ТО ЗПО / ТО ЗПО ВН: Функция введена в работу" w:value="ТО ЗПО / ТО ЗПО ВН: Функция введена в работу"/>
+                  <w:listItem w:displayText="ТО ЗПО / ТО ЗПО ВН: Функция оперативно выведена из работы" w:value="ТО ЗПО / ТО ЗПО ВН: Функция оперативно выведена из работы"/>
+                  <w:listItem w:displayText="ТО ЗПО / ТО ЗПО НН (НН2): Пуск" w:value="ТО ЗПО / ТО ЗПО НН (НН2): Пуск"/>
+                  <w:listItem w:displayText="ТО ЗПО / ТО ЗПО НН (НН2): Пуск ИО тока" w:value="ТО ЗПО / ТО ЗПО НН (НН2): Пуск ИО тока"/>
+                  <w:listItem w:displayText="ТО ЗПО / ТО ЗПО НН (НН2): Функция введена в работу" w:value="ТО ЗПО / ТО ЗПО НН (НН2): Функция введена в работу"/>
+                  <w:listItem w:displayText="ТО ЗПО / ТО ЗПО НН (НН2): Функция оперативно выведена из работы" w:value="ТО ЗПО / ТО ЗПО НН (НН2): Функция оперативно выведена из работы"/>
+                  <w:listItem w:displayText="ТО ЗПО / ТО ЗПО СН (НН1): Пуск" w:value="ТО ЗПО / ТО ЗПО СН (НН1): Пуск"/>
+                  <w:listItem w:displayText="ТО ЗПО / ТО ЗПО СН (НН1): Пуск ИО тока" w:value="ТО ЗПО / ТО ЗПО СН (НН1): Пуск ИО тока"/>
+                  <w:listItem w:displayText="ТО ЗПО / ТО ЗПО СН (НН1): Функция введена в работу" w:value="ТО ЗПО / ТО ЗПО СН (НН1): Функция введена в работу"/>
+                  <w:listItem w:displayText="ТО ЗПО / ТО ЗПО СН (НН1): Функция оперативно выведена из работы" w:value="ТО ЗПО / ТО ЗПО СН (НН1): Функция оперативно выведена из работы"/>
+                  <w:listItem w:displayText="ТО ЗПО / ТО ЗПО_общ: Пуск" w:value="ТО ЗПО / ТО ЗПО_общ: Пуск"/>
+                  <w:listItem w:displayText="ТО ЗПО / ТО ЗПО_общ: Функция введена в работу" w:value="ТО ЗПО / ТО ЗПО_общ: Функция введена в работу"/>
+                  <w:listItem w:displayText="ТО РПН / ТО РПН: Пуск" w:value="ТО РПН / ТО РПН: Пуск"/>
+                  <w:listItem w:displayText="ТО РПН / ТО РПН: Пуск ИО тока" w:value="ТО РПН / ТО РПН: Пуск ИО тока"/>
+                  <w:listItem w:displayText="ТО РПН / ТО РПН: Функция введена в работу" w:value="ТО РПН / ТО РПН: Функция введена в работу"/>
+                  <w:listItem w:displayText="ТО РПН / ТО РПН: Функция оперативно выведена из работы" w:value="ТО РПН / ТО РПН: Функция оперативно выведена из работы"/>
+                  <w:listItem w:displayText="УРОВ ВН / УРОВ: Пуск" w:value="УРОВ ВН / УРОВ: Пуск"/>
+                  <w:listItem w:displayText="УРОВ ВН / УРОВ: Пуск ИО максимального тока" w:value="УРОВ ВН / УРОВ: Пуск ИО максимального тока"/>
+                  <w:listItem w:displayText="УРОВ ВН / УРОВ: Срабатывание" w:value="УРОВ ВН / УРОВ: Срабатывание"/>
+                  <w:listItem w:displayText="УРОВ ВН / УРОВ: Срабатывание «на себя»" w:value="УРОВ ВН / УРОВ: Срабатывание «на себя»"/>
+                  <w:listItem w:displayText="УРОВ ВН / УРОВ: Функция введена в работу" w:value="УРОВ ВН / УРОВ: Функция введена в работу"/>
+                  <w:listItem w:displayText="УРОВ ВН / УРОВ: Функция оперативно выведена из работы" w:value="УРОВ ВН / УРОВ: Функция оперативно выведена из работы"/>
                 </w:dropDownList>
                 <w:showingPlcHdr/>
                 <w:placeholder>
@@ -2801,79 +3638,270 @@
                 <w:id w:val="0"/>
                 <w:dropDownList>
                   <w:listItem w:displayText="Не назначено" w:value=""/>
-                  <w:listItem w:displayText="АРНТ / АВ РПН: Отключено питание привода" w:value="АРНТ / АВ РПН: Отключено питание привода"/>
-                  <w:listItem w:displayText="АРНТ / АРН: Блокировка РПН по току" w:value="АРНТ / АРН: Блокировка РПН по току"/>
-                  <w:listItem w:displayText="АРНТ / АРН: Блокировка автоматики регулирования" w:value="АРНТ / АРН: Блокировка автоматики регулирования"/>
-                  <w:listItem w:displayText="АРНТ / АРН: Блокировка автоматического регулирования в режиме регулирования параллельно работающих трансформаторов" w:value="АРНТ / АРН: Блокировка автоматического регулирования в режиме регулирования параллельно работающих трансформаторов"/>
-                  <w:listItem w:displayText="АРНТ / АРН: Блокировка автоматической команды прибавить по верхнему допустимому положению" w:value="АРНТ / АРН: Блокировка автоматической команды прибавить по верхнему допустимому положению"/>
-                  <w:listItem w:displayText="АРНТ / АРН: Блокировка автоматической команды убавить по нижнему допустимому положению" w:value="АРНТ / АРН: Блокировка автоматической команды убавить по нижнему допустимому положению"/>
-                  <w:listItem w:displayText="АРНТ / АРН: Блокировка по низкому напряжению" w:value="АРНТ / АРН: Блокировка по низкому напряжению"/>
-                  <w:listItem w:displayText="АРНТ / АРН: Блокировка по низкому уровню масла" w:value="АРНТ / АРН: Блокировка по низкому уровню масла"/>
-                  <w:listItem w:displayText="АРНТ / АРН: Блокировка по перегрузке" w:value="АРНТ / АРН: Блокировка по перегрузке"/>
-                  <w:listItem w:displayText="АРНТ / АРН: Блокировка по перенапряжению" w:value="АРНТ / АРН: Блокировка по перенапряжению"/>
-                  <w:listItem w:displayText="АРНТ / АРН: Ведомый в режиме регулирования параллельно работающих трансформаторов" w:value="АРНТ / АРН: Ведомый в режиме регулирования параллельно работающих трансформаторов"/>
-                  <w:listItem w:displayText="АРНТ / АРН: Ведущий в режиме регулирования параллельно работающих трансформаторов" w:value="АРНТ / АРН: Ведущий в режиме регулирования параллельно работающих трансформаторов"/>
-                  <w:listItem w:displayText="АРНТ / АРН: Высокое напряжение НП секции 1" w:value="АРНТ / АРН: Высокое напряжение НП секции 1"/>
-                  <w:listItem w:displayText="АРНТ / АРН: Высокое напряжение НП секции 2" w:value="АРНТ / АРН: Высокое напряжение НП секции 2"/>
-                  <w:listItem w:displayText="АРНТ / АРН: Высокое напряжение ОП секции 1" w:value="АРНТ / АРН: Высокое напряжение ОП секции 1"/>
-                  <w:listItem w:displayText="АРНТ / АРН: Высокое напряжение ОП секции 2" w:value="АРНТ / АРН: Высокое напряжение ОП секции 2"/>
-                  <w:listItem w:displayText="АРНТ / АРН: Высокое напряжение секции 1" w:value="АРНТ / АРН: Высокое напряжение секции 1"/>
-                  <w:listItem w:displayText="АРНТ / АРН: Готовность к режиму регулирования параллельно работающих трансформаторов" w:value="АРНТ / АРН: Готовность к режиму регулирования параллельно работающих трансформаторов"/>
-                  <w:listItem w:displayText="АРНТ / АРН: Действие АРНТ на привод РПН" w:value="АРНТ / АРН: Действие АРНТ на привод РПН"/>
-                  <w:listItem w:displayText="АРНТ / АРН: Команда «Прибавить» от АРНТ параллельно работающего трансформатора" w:value="АРНТ / АРН: Команда «Прибавить» от АРНТ параллельно работающего трансформатора"/>
-                  <w:listItem w:displayText="АРНТ / АРН: Команда «Убавить» от АРНТ параллельно работающего трансформатора" w:value="АРНТ / АРН: Команда «Убавить» от АРНТ параллельно работающего трансформатора"/>
-                  <w:listItem w:displayText="АРНТ / АРН: Команда «прибавить» в привод РПН" w:value="АРНТ / АРН: Команда «прибавить» в привод РПН"/>
-                  <w:listItem w:displayText="АРНТ / АРН: Команда «убавить» привод РПН" w:value="АРНТ / АРН: Команда «убавить» привод РПН"/>
-                  <w:listItem w:displayText="АРНТ / АРН: Команда на отключение автомата питания привода РПН" w:value="АРНТ / АРН: Команда на отключение автомата питания привода РПН"/>
-                  <w:listItem w:displayText="АРНТ / АРН: Мертвое положение" w:value="АРНТ / АРН: Мертвое положение"/>
-                  <w:listItem w:displayText="АРНТ / АРН: Напряжение выше границы зоны нечувствительности" w:value="АРНТ / АРН: Напряжение выше границы зоны нечувствительности"/>
-                  <w:listItem w:displayText="АРНТ / АРН: Напряжение значительно выше границы зоны нечувствительности" w:value="АРНТ / АРН: Напряжение значительно выше границы зоны нечувствительности"/>
-                  <w:listItem w:displayText="АРНТ / АРН: Напряжение ниже границы зоны нечувствительности" w:value="АРНТ / АРН: Напряжение ниже границы зоны нечувствительности"/>
-                  <w:listItem w:displayText="АРНТ / АРН: Ненормальный режим на секции" w:value="АРНТ / АРН: Ненормальный режим на секции"/>
-                  <w:listItem w:displayText="АРНТ / АРН: Нет связи с регулируемыми шинами" w:value="АРНТ / АРН: Нет связи с регулируемыми шинами"/>
-                  <w:listItem w:displayText="АРНТ / АРН: Низкое напряжение секции 1" w:value="АРНТ / АРН: Низкое напряжение секции 1"/>
-                  <w:listItem w:displayText="АРНТ / АРН: Низкое напряжение секции 2" w:value="АРНТ / АРН: Низкое напряжение секции 2"/>
-                  <w:listItem w:displayText="АРНТ / АРН: Ошибка определения положения РПН" w:value="АРНТ / АРН: Ошибка определения положения РПН"/>
-                  <w:listItem w:displayText="АРНТ / АРН: Ошибка регулирования параллельно работающих трансформаторов" w:value="АРНТ / АРН: Ошибка регулирования параллельно работающих трансформаторов"/>
-                  <w:listItem w:displayText="АРНТ / АРН: Перегрузка секции 1" w:value="АРНТ / АРН: Перегрузка секции 1"/>
-                  <w:listItem w:displayText="АРНТ / АРН: Перегрузка секции 2" w:value="АРНТ / АРН: Перегрузка секции 2"/>
-                  <w:listItem w:displayText="АРНТ / АРН: Перенапряжение секции 2" w:value="АРНТ / АРН: Перенапряжение секции 2"/>
-                  <w:listItem w:displayText="АРНТ / АРН: Прибавить в АРНТ параллельного работающего трансформатора" w:value="АРНТ / АРН: Прибавить в АРНТ параллельного работающего трансформатора"/>
-                  <w:listItem w:displayText="АРНТ / АРН: Привод РПН заблокирован" w:value="АРНТ / АРН: Привод РПН заблокирован"/>
-                  <w:listItem w:displayText="АРНТ / АРН: Принудительно ведущий в режиме регулирования параллельно работающих трансформаторов" w:value="АРНТ / АРН: Принудительно ведущий в режиме регулирования параллельно работающих трансформаторов"/>
-                  <w:listItem w:displayText="АРНТ / АРН: Рассогласование приводов РПН параллельно работающих трансформаторов" w:value="АРНТ / АРН: Рассогласование приводов РПН параллельно работающих трансформаторов"/>
-                  <w:listItem w:displayText="АРНТ / АРН: Режим автоматического регулирования" w:value="АРНТ / АРН: Режим автоматического регулирования"/>
-                  <w:listItem w:displayText="АРНТ / АРН: Режим параллельного регулирования" w:value="АРНТ / АРН: Режим параллельного регулирования"/>
-                  <w:listItem w:displayText="АРНТ / АРН: Убавить в АРНТ параллельного работающего трансформатора" w:value="АРНТ / АРН: Убавить в АРНТ параллельного работающего трансформатора"/>
-                  <w:listItem w:displayText="АРНТ / Выбор ТН: Автоматический выбор регулируемой секции" w:value="АРНТ / Выбор ТН: Автоматический выбор регулируемой секции"/>
-                  <w:listItem w:displayText="АРНТ / Выбор ТН: Контроль 1 секции" w:value="АРНТ / Выбор ТН: Контроль 1 секции"/>
-                  <w:listItem w:displayText="АРНТ / Выбор ТН: Контроль 2 секции" w:value="АРНТ / Выбор ТН: Контроль 2 секции"/>
-                  <w:listItem w:displayText="АРНТ / Выбор ТН: Приоритет регулирования по 2 секции" w:value="АРНТ / Выбор ТН: Приоритет регулирования по 2 секции"/>
-                  <w:listItem w:displayText="АРНТ / Выбор ТН: Регулирование по 1 секции" w:value="АРНТ / Выбор ТН: Регулирование по 1 секции"/>
-                  <w:listItem w:displayText="АРНТ / Выбор ТН: Регулирование по 2 секции" w:value="АРНТ / Выбор ТН: Регулирование по 2 секции"/>
-                  <w:listItem w:displayText="АРНТ / ДТм: Блокировка по низкой температуре" w:value="АРНТ / ДТм: Блокировка по низкой температуре"/>
-                  <w:listItem w:displayText="АРНТ / ДУм: Высокий уровень масла" w:value="АРНТ / ДУм: Высокий уровень масла"/>
-                  <w:listItem w:displayText="АРНТ / Контроль РПН: Длительное переключение (привод остановился в промежуточном положении)" w:value="АРНТ / Контроль РПН: Длительное переключение (привод остановился в промежуточном положении)"/>
-                  <w:listItem w:displayText="АРНТ / Контроль РПН: Отказ привода РПН" w:value="АРНТ / Контроль РПН: Отказ привода РПН"/>
-                  <w:listItem w:displayText="АРНТ / Контроль РПН: Переключение не началось" w:value="АРНТ / Контроль РПН: Переключение не началось"/>
-                  <w:listItem w:displayText="АРНТ / Контроль РПН: Самопроизвольное переключение" w:value="АРНТ / Контроль РПН: Самопроизвольное переключение"/>
-                  <w:listItem w:displayText="АРНТ / Контроль РПН: Сигнализация максимального количества переключений РПН" w:value="АРНТ / Контроль РПН: Сигнализация максимального количества переключений РПН"/>
-                  <w:listItem w:displayText="АРНТ / Привод РПН: Идет переключение" w:value="АРНТ / Привод РПН: Идет переключение"/>
-                  <w:listItem w:displayText="АРНТ / Привод РПН: Крайнее верхнее положение РПН" w:value="АРНТ / Привод РПН: Крайнее верхнее положение РПН"/>
-                  <w:listItem w:displayText="АРНТ / Привод РПН: Крайнее нижнее положение РПН" w:value="АРНТ / Привод РПН: Крайнее нижнее положение РПН"/>
-                  <w:listItem w:displayText="АРНТ / Привод РПН: Местное управление привода" w:value="АРНТ / Привод РПН: Местное управление привода"/>
-                  <w:listItem w:displayText="Сигнализация / Сигнализация: SG не в рабочем положении" w:value="Сигнализация / Сигнализация: SG не в рабочем положении"/>
-                  <w:listItem w:displayText="Сигнализация / Сигнализация: Блок испытательный №1 в рабочем положении" w:value="Сигнализация / Сигнализация: Блок испытательный №1 в рабочем положении"/>
-                  <w:listItem w:displayText="Сигнализация / Сигнализация: Блок испытательный №2 в рабочем положении" w:value="Сигнализация / Сигнализация: Блок испытательный №2 в рабочем положении"/>
-                  <w:listItem w:displayText="Сигнализация / Сигнализация: Блок испытательный №3 в рабочем положении" w:value="Сигнализация / Сигнализация: Блок испытательный №3 в рабочем положении"/>
-                  <w:listItem w:displayText="Сигнализация / Сигнализация: Блок испытательный №4 в рабочем положении" w:value="Сигнализация / Сигнализация: Блок испытательный №4 в рабочем положении"/>
-                  <w:listItem w:displayText="Сигнализация / Сигнализация: Блок испытательный №5 в рабочем положении" w:value="Сигнализация / Сигнализация: Блок испытательный №5 в рабочем положении"/>
-                  <w:listItem w:displayText="Сигнализация / Сигнализация: Блок испытательный №6 в рабочем положении" w:value="Сигнализация / Сигнализация: Блок испытательный №6 в рабочем положении"/>
-                  <w:listItem w:displayText="Сигнализация / Сигнализация: Блок испытательный №7 в рабочем положении" w:value="Сигнализация / Сигнализация: Блок испытательный №7 в рабочем положении"/>
-                  <w:listItem w:displayText="Сигнализация / Сигнализация: Неисправность РПН" w:value="Сигнализация / Сигнализация: Неисправность РПН"/>
-                  <w:listItem w:displayText="Сигнализация / Сигнализация: Сигнал закрытого положения двери" w:value="Сигнализация / Сигнализация: Сигнал закрытого положения двери"/>
-                  <w:listItem w:displayText="Сигнализация / Сигнализация: Сигнал неисправности оперативного тока цепей технологической сигнализации" w:value="Сигнализация / Сигнализация: Сигнал неисправности оперативного тока цепей технологической сигнализации"/>
-                  <w:listItem w:displayText="Сигнализация / Сигнализация: Сигнал открытого положения двери" w:value="Сигнализация / Сигнализация: Сигнал открытого положения двери"/>
+                  <w:listItem w:displayText="ДЗТ / БВКЗ: Срабатывание БВКЗ" w:value="ДЗТ / БВКЗ: Срабатывание БВКЗ"/>
+                  <w:listItem w:displayText="ДЗТ / БВКЗ: Срабатывание БВКЗ по фазе A" w:value="ДЗТ / БВКЗ: Срабатывание БВКЗ по фазе A"/>
+                  <w:listItem w:displayText="ДЗТ / БВКЗ: Срабатывание БВКЗ по фазе B" w:value="ДЗТ / БВКЗ: Срабатывание БВКЗ по фазе B"/>
+                  <w:listItem w:displayText="ДЗТ / БВКЗ: Срабатывание БВКЗ по фазе C" w:value="ДЗТ / БВКЗ: Срабатывание БВКЗ по фазе C"/>
+                  <w:listItem w:displayText="ДЗТ / Д2Г: Пуск Д2Г" w:value="ДЗТ / Д2Г: Пуск Д2Г"/>
+                  <w:listItem w:displayText="ДЗТ / Д2Г: Пуск Д2Г по фазе A" w:value="ДЗТ / Д2Г: Пуск Д2Г по фазе A"/>
+                  <w:listItem w:displayText="ДЗТ / Д2Г: Пуск Д2Г по фазе B" w:value="ДЗТ / Д2Г: Пуск Д2Г по фазе B"/>
+                  <w:listItem w:displayText="ДЗТ / Д2Г: Пуск Д2Г по фазе C" w:value="ДЗТ / Д2Г: Пуск Д2Г по фазе C"/>
+                  <w:listItem w:displayText="ДЗТ / Д5Г: Пуск Д5Г" w:value="ДЗТ / Д5Г: Пуск Д5Г"/>
+                  <w:listItem w:displayText="ДЗТ / Д5Г: Пуск Д5Г по фазе A" w:value="ДЗТ / Д5Г: Пуск Д5Г по фазе A"/>
+                  <w:listItem w:displayText="ДЗТ / Д5Г: Пуск Д5Г по фазе B" w:value="ДЗТ / Д5Г: Пуск Д5Г по фазе B"/>
+                  <w:listItem w:displayText="ДЗТ / Д5Г: Пуск Д5Г по фазе C" w:value="ДЗТ / Д5Г: Пуск Д5Г по фазе C"/>
+                  <w:listItem w:displayText="ДЗТ / ДЗТ: Срабатывание ДЗТ" w:value="ДЗТ / ДЗТ: Срабатывание ДЗТ"/>
+                  <w:listItem w:displayText="ДЗТ / ДТЗт: Пуск ДТЗт" w:value="ДЗТ / ДТЗт: Пуск ДТЗт"/>
+                  <w:listItem w:displayText="ДЗТ / ДТЗт: Пуск ДТЗт по фазе A" w:value="ДЗТ / ДТЗт: Пуск ДТЗт по фазе A"/>
+                  <w:listItem w:displayText="ДЗТ / ДТЗт: Пуск ДТЗт по фазе B" w:value="ДЗТ / ДТЗт: Пуск ДТЗт по фазе B"/>
+                  <w:listItem w:displayText="ДЗТ / ДТЗт: Пуск ДТЗт по фазе C" w:value="ДЗТ / ДТЗт: Пуск ДТЗт по фазе C"/>
+                  <w:listItem w:displayText="ДЗТ / ДТЗт: Пуск ИО по фазе A" w:value="ДЗТ / ДТЗт: Пуск ИО по фазе A"/>
+                  <w:listItem w:displayText="ДЗТ / ДТЗт: Пуск ИО по фазе B" w:value="ДЗТ / ДТЗт: Пуск ИО по фазе B"/>
+                  <w:listItem w:displayText="ДЗТ / ДТЗт: Пуск ИО по фазе C" w:value="ДЗТ / ДТЗт: Пуск ИО по фазе C"/>
+                  <w:listItem w:displayText="ДЗТ / ДТЗт: Срабатывание ДТЗт" w:value="ДЗТ / ДТЗт: Срабатывание ДТЗт"/>
+                  <w:listItem w:displayText="ДЗТ / ДТЗт: Срабатывание ДТЗт на сигнал" w:value="ДЗТ / ДТЗт: Срабатывание ДТЗт на сигнал"/>
+                  <w:listItem w:displayText="ДЗТ / ДТЗт: Срабатывание ДТЗт по фазе A" w:value="ДЗТ / ДТЗт: Срабатывание ДТЗт по фазе A"/>
+                  <w:listItem w:displayText="ДЗТ / ДТЗт: Срабатывание ДТЗт по фазе A на сигнал" w:value="ДЗТ / ДТЗт: Срабатывание ДТЗт по фазе A на сигнал"/>
+                  <w:listItem w:displayText="ДЗТ / ДТЗт: Срабатывание ДТЗт по фазе B" w:value="ДЗТ / ДТЗт: Срабатывание ДТЗт по фазе B"/>
+                  <w:listItem w:displayText="ДЗТ / ДТЗт: Срабатывание ДТЗт по фазе B на сигнал" w:value="ДЗТ / ДТЗт: Срабатывание ДТЗт по фазе B на сигнал"/>
+                  <w:listItem w:displayText="ДЗТ / ДТЗт: Срабатывание ДТЗт по фазе C" w:value="ДЗТ / ДТЗт: Срабатывание ДТЗт по фазе C"/>
+                  <w:listItem w:displayText="ДЗТ / ДТЗт: Срабатывание ДТЗт по фазе C на сигнал" w:value="ДЗТ / ДТЗт: Срабатывание ДТЗт по фазе C на сигнал"/>
+                  <w:listItem w:displayText="ДЗТ / ДТЗт: Функция введена в работу" w:value="ДЗТ / ДТЗт: Функция введена в работу"/>
+                  <w:listItem w:displayText="ДЗТ / ДТЗт: Функция оперативно выведена из работы" w:value="ДЗТ / ДТЗт: Функция оперативно выведена из работы"/>
+                  <w:listItem w:displayText="ДЗТ / ДТО: Пуск ДТО" w:value="ДЗТ / ДТО: Пуск ДТО"/>
+                  <w:listItem w:displayText="ДЗТ / ДТО: Пуск ДТО по фазе A" w:value="ДЗТ / ДТО: Пуск ДТО по фазе A"/>
+                  <w:listItem w:displayText="ДЗТ / ДТО: Пуск ДТО по фазе B" w:value="ДЗТ / ДТО: Пуск ДТО по фазе B"/>
+                  <w:listItem w:displayText="ДЗТ / ДТО: Пуск ДТО по фазе C" w:value="ДЗТ / ДТО: Пуск ДТО по фазе C"/>
+                  <w:listItem w:displayText="ДЗТ / ДТО: Пуск ИО по фазе A" w:value="ДЗТ / ДТО: Пуск ИО по фазе A"/>
+                  <w:listItem w:displayText="ДЗТ / ДТО: Пуск ИО по фазе B" w:value="ДЗТ / ДТО: Пуск ИО по фазе B"/>
+                  <w:listItem w:displayText="ДЗТ / ДТО: Пуск ИО по фазе C" w:value="ДЗТ / ДТО: Пуск ИО по фазе C"/>
+                  <w:listItem w:displayText="ДЗТ / ДТО: Срабатывание ДТО" w:value="ДЗТ / ДТО: Срабатывание ДТО"/>
+                  <w:listItem w:displayText="ДЗТ / ДТО: Срабатывание ДТО на сигнал" w:value="ДЗТ / ДТО: Срабатывание ДТО на сигнал"/>
+                  <w:listItem w:displayText="ДЗТ / ДТО: Срабатывание ДТО по фазе A" w:value="ДЗТ / ДТО: Срабатывание ДТО по фазе A"/>
+                  <w:listItem w:displayText="ДЗТ / ДТО: Срабатывание ДТО по фазе A на сигнал" w:value="ДЗТ / ДТО: Срабатывание ДТО по фазе A на сигнал"/>
+                  <w:listItem w:displayText="ДЗТ / ДТО: Срабатывание ДТО по фазе B" w:value="ДЗТ / ДТО: Срабатывание ДТО по фазе B"/>
+                  <w:listItem w:displayText="ДЗТ / ДТО: Срабатывание ДТО по фазе B на сигнал" w:value="ДЗТ / ДТО: Срабатывание ДТО по фазе B на сигнал"/>
+                  <w:listItem w:displayText="ДЗТ / ДТО: Срабатывание ДТО по фазе C" w:value="ДЗТ / ДТО: Срабатывание ДТО по фазе C"/>
+                  <w:listItem w:displayText="ДЗТ / ДТО: Срабатывание ДТО по фазе C на сигнал" w:value="ДЗТ / ДТО: Срабатывание ДТО по фазе C на сигнал"/>
+                  <w:listItem w:displayText="ДЗТ / ДТО: Функция введена в работу" w:value="ДЗТ / ДТО: Функция введена в работу"/>
+                  <w:listItem w:displayText="ДЗТ / ДТО: Функция оперативно выведена из работы" w:value="ДЗТ / ДТО: Функция оперативно выведена из работы"/>
+                  <w:listItem w:displayText="ДЗТ / КЦТнеб: Неисправность" w:value="ДЗТ / КЦТнеб: Неисправность"/>
+                  <w:listItem w:displayText="ДЗТ / КЦТнеб: Срабатывание" w:value="ДЗТ / КЦТнеб: Срабатывание"/>
+                  <w:listItem w:displayText="ДЗТ / КЦТнеб: Срабатывание фазы A" w:value="ДЗТ / КЦТнеб: Срабатывание фазы A"/>
+                  <w:listItem w:displayText="ДЗТ / КЦТнеб: Срабатывание фазы B" w:value="ДЗТ / КЦТнеб: Срабатывание фазы B"/>
+                  <w:listItem w:displayText="ДЗТ / КЦТнеб: Срабатывание фазы C" w:value="ДЗТ / КЦТнеб: Срабатывание фазы C"/>
+                  <w:listItem w:displayText="ДЗТ / КЦТнеб: Функция введена в работу" w:value="ДЗТ / КЦТнеб: Функция введена в работу"/>
+                  <w:listItem w:displayText="ДЗТ / КЦТнеб: Функция оперативно выведена из работы" w:value="ДЗТ / КЦТнеб: Функция оперативно выведена из работы"/>
+                  <w:listItem w:displayText="ЗП / ЗП ВН: Пуск" w:value="ЗП / ЗП ВН: Пуск"/>
+                  <w:listItem w:displayText="ЗП / ЗП ВН: Пуск ИО максимального тока" w:value="ЗП / ЗП ВН: Пуск ИО максимального тока"/>
+                  <w:listItem w:displayText="ЗП / ЗП ВН: Срабатывание" w:value="ЗП / ЗП ВН: Срабатывание"/>
+                  <w:listItem w:displayText="ЗП / ЗП ВН: Срабатывание на отключение" w:value="ЗП / ЗП ВН: Срабатывание на отключение"/>
+                  <w:listItem w:displayText="ЗП / ЗП ВН: Функция введена в работу" w:value="ЗП / ЗП ВН: Функция введена в работу"/>
+                  <w:listItem w:displayText="ЗП / ЗП ВН: Функция оперативно выведена из работы" w:value="ЗП / ЗП ВН: Функция оперативно выведена из работы"/>
+                  <w:listItem w:displayText="ЗП / ЗП НН (НН2): Пуск" w:value="ЗП / ЗП НН (НН2): Пуск"/>
+                  <w:listItem w:displayText="ЗП / ЗП НН (НН2): Пуск ИО максимального тока" w:value="ЗП / ЗП НН (НН2): Пуск ИО максимального тока"/>
+                  <w:listItem w:displayText="ЗП / ЗП НН (НН2): Срабатывание" w:value="ЗП / ЗП НН (НН2): Срабатывание"/>
+                  <w:listItem w:displayText="ЗП / ЗП НН (НН2): Срабатывание на отключение" w:value="ЗП / ЗП НН (НН2): Срабатывание на отключение"/>
+                  <w:listItem w:displayText="ЗП / ЗП НН (НН2): Функция введена в работу" w:value="ЗП / ЗП НН (НН2): Функция введена в работу"/>
+                  <w:listItem w:displayText="ЗП / ЗП НН (НН2): Функция оперативно выведена из работы" w:value="ЗП / ЗП НН (НН2): Функция оперативно выведена из работы"/>
+                  <w:listItem w:displayText="ЗП / ЗП СН (НН1): Пуск" w:value="ЗП / ЗП СН (НН1): Пуск"/>
+                  <w:listItem w:displayText="ЗП / ЗП СН (НН1): Пуск ИО максимального тока" w:value="ЗП / ЗП СН (НН1): Пуск ИО максимального тока"/>
+                  <w:listItem w:displayText="ЗП / ЗП СН (НН1): Срабатывание" w:value="ЗП / ЗП СН (НН1): Срабатывание"/>
+                  <w:listItem w:displayText="ЗП / ЗП СН (НН1): Срабатывание на отключение" w:value="ЗП / ЗП СН (НН1): Срабатывание на отключение"/>
+                  <w:listItem w:displayText="ЗП / ЗП СН (НН1): Функция введена в работу" w:value="ЗП / ЗП СН (НН1): Функция введена в работу"/>
+                  <w:listItem w:displayText="ЗП / ЗП СН (НН1): Функция оперативно выведена из работы" w:value="ЗП / ЗП СН (НН1): Функция оперативно выведена из работы"/>
+                  <w:listItem w:displayText="ЗП / ЗП: Срабатывание" w:value="ЗП / ЗП: Срабатывание"/>
+                  <w:listItem w:displayText="ЗПО / ЗПО: Пуск" w:value="ЗПО / ЗПО: Пуск"/>
+                  <w:listItem w:displayText="ЗПО / ЗПО: Срабатывание" w:value="ЗПО / ЗПО: Срабатывание"/>
+                  <w:listItem w:displayText="ЗПО / ЗПО: Срабатывание на сигнал" w:value="ЗПО / ЗПО: Срабатывание на сигнал"/>
+                  <w:listItem w:displayText="ЗПО / ЗПО: Функция введена в работу" w:value="ЗПО / ЗПО: Функция введена в работу"/>
+                  <w:listItem w:displayText="ЗПО / ЗПО: Функция оперативно выведена из работы" w:value="ЗПО / ЗПО: Функция оперативно выведена из работы"/>
+                  <w:listItem w:displayText="КЦТ / КЦТ: Срабатывание КЦТ" w:value="КЦТ / КЦТ: Срабатывание КЦТ"/>
+                  <w:listItem w:displayText="КЦТ / КЦТст1: Пуск КЦТст при асимметрии" w:value="КЦТ / КЦТст1: Пуск КЦТст при асимметрии"/>
+                  <w:listItem w:displayText="КЦТ / КЦТст1: Пуск КЦТст при обрыве провода" w:value="КЦТ / КЦТст1: Пуск КЦТст при обрыве провода"/>
+                  <w:listItem w:displayText="КЦТ / КЦТст1: Срабатывание КЦТст при асимметрии" w:value="КЦТ / КЦТст1: Срабатывание КЦТст при асимметрии"/>
+                  <w:listItem w:displayText="КЦТ / КЦТст1: Срабатывание КЦТст при обрыве провода" w:value="КЦТ / КЦТст1: Срабатывание КЦТст при обрыве провода"/>
+                  <w:listItem w:displayText="КЦТ / КЦТст1: Функция введена в работу" w:value="КЦТ / КЦТст1: Функция введена в работу"/>
+                  <w:listItem w:displayText="КЦТ / КЦТст1: Функция оперативно выведена из работы" w:value="КЦТ / КЦТст1: Функция оперативно выведена из работы"/>
+                  <w:listItem w:displayText="КЦТ / КЦТст2: Пуск КЦТст при асимметрии" w:value="КЦТ / КЦТст2: Пуск КЦТст при асимметрии"/>
+                  <w:listItem w:displayText="КЦТ / КЦТст2: Пуск КЦТст при обрыве провода" w:value="КЦТ / КЦТст2: Пуск КЦТст при обрыве провода"/>
+                  <w:listItem w:displayText="КЦТ / КЦТст2: Срабатывание КЦТст при асимметрии" w:value="КЦТ / КЦТст2: Срабатывание КЦТст при асимметрии"/>
+                  <w:listItem w:displayText="КЦТ / КЦТст2: Срабатывание КЦТст при обрыве провода" w:value="КЦТ / КЦТст2: Срабатывание КЦТст при обрыве провода"/>
+                  <w:listItem w:displayText="КЦТ / КЦТст2: Функция введена в работу" w:value="КЦТ / КЦТст2: Функция введена в работу"/>
+                  <w:listItem w:displayText="КЦТ / КЦТст2: Функция оперативно выведена из работы" w:value="КЦТ / КЦТст2: Функция оперативно выведена из работы"/>
+                  <w:listItem w:displayText="КЦТ / КЦТст3: Пуск КЦТст при асимметрии" w:value="КЦТ / КЦТст3: Пуск КЦТст при асимметрии"/>
+                  <w:listItem w:displayText="КЦТ / КЦТст3: Пуск КЦТст при обрыве провода" w:value="КЦТ / КЦТст3: Пуск КЦТст при обрыве провода"/>
+                  <w:listItem w:displayText="КЦТ / КЦТст3: Срабатывание КЦТст при асимметрии" w:value="КЦТ / КЦТст3: Срабатывание КЦТст при асимметрии"/>
+                  <w:listItem w:displayText="КЦТ / КЦТст3: Срабатывание КЦТст при обрыве провода" w:value="КЦТ / КЦТст3: Срабатывание КЦТст при обрыве провода"/>
+                  <w:listItem w:displayText="КЦТ / КЦТст3: Функция введена в работу" w:value="КЦТ / КЦТст3: Функция введена в работу"/>
+                  <w:listItem w:displayText="КЦТ / КЦТст3: Функция оперативно выведена из работы" w:value="КЦТ / КЦТст3: Функция оперативно выведена из работы"/>
+                  <w:listItem w:displayText="ЛО ВН / ЛО: Отключение" w:value="ЛО ВН / ЛО: Отключение"/>
+                  <w:listItem w:displayText="ЛО ВН / ЛО: Отключить аварийно" w:value="ЛО ВН / ЛО: Отключить аварийно"/>
+                  <w:listItem w:displayText="ЛО ВН / ЛО: Функция введена в работу" w:value="ЛО ВН / ЛО: Функция введена в работу"/>
+                  <w:listItem w:displayText="ЛО ВН / ЛО: Функция оперативно выведена из работы" w:value="ЛО ВН / ЛО: Функция оперативно выведена из работы"/>
+                  <w:listItem w:displayText="ЛО ГЗ РПН / ЛО: Блокировка ГЗ РПН" w:value="ЛО ГЗ РПН / ЛО: Блокировка ГЗ РПН"/>
+                  <w:listItem w:displayText="ЛО ГЗ РПН / ЛО: Срабатывание ГЗ РПН" w:value="ЛО ГЗ РПН / ЛО: Срабатывание ГЗ РПН"/>
+                  <w:listItem w:displayText="ЛО ГЗ РПН / ЛО: Срабатывание ГЗ РПН на сигнал" w:value="ЛО ГЗ РПН / ЛО: Срабатывание ГЗ РПН на сигнал"/>
+                  <w:listItem w:displayText="ЛО ГЗ РПН / ЛО: Функция введена в работу" w:value="ЛО ГЗ РПН / ЛО: Функция введена в работу"/>
+                  <w:listItem w:displayText="ЛО ГЗ РПН / ЛО: Функция оперативно выведена из работы" w:value="ЛО ГЗ РПН / ЛО: Функция оперативно выведена из работы"/>
+                  <w:listItem w:displayText="ЛО ГЗоткл / ЛО: Блокировка ГЗоткл" w:value="ЛО ГЗоткл / ЛО: Блокировка ГЗоткл"/>
+                  <w:listItem w:displayText="ЛО ГЗоткл / ЛО: Срабатывание" w:value="ЛО ГЗоткл / ЛО: Срабатывание"/>
+                  <w:listItem w:displayText="ЛО ГЗоткл / ЛО: Срабатывание на сигнал" w:value="ЛО ГЗоткл / ЛО: Срабатывание на сигнал"/>
+                  <w:listItem w:displayText="ЛО ГЗоткл / ЛО: Функция введена в работу" w:value="ЛО ГЗоткл / ЛО: Функция введена в работу"/>
+                  <w:listItem w:displayText="ЛО ГЗоткл / ЛО: Функция оперативно выведена из работы" w:value="ЛО ГЗоткл / ЛО: Функция оперативно выведена из работы"/>
+                  <w:listItem w:displayText="ЛО ГЗсигн / ЛО: Блокировка ГЗсигн" w:value="ЛО ГЗсигн / ЛО: Блокировка ГЗсигн"/>
+                  <w:listItem w:displayText="ЛО ГЗсигн / ЛО: Срабатывание" w:value="ЛО ГЗсигн / ЛО: Срабатывание"/>
+                  <w:listItem w:displayText="ЛО ГЗсигн / ЛО: Срабатывание на сигнал" w:value="ЛО ГЗсигн / ЛО: Срабатывание на сигнал"/>
+                  <w:listItem w:displayText="ЛО ГЗсигн / ЛО: Функция введена в работу" w:value="ЛО ГЗсигн / ЛО: Функция введена в работу"/>
+                  <w:listItem w:displayText="ЛО ГЗсигн / ЛО: Функция оперативно выведена из работы" w:value="ЛО ГЗсигн / ЛО: Функция оперативно выведена из работы"/>
+                  <w:listItem w:displayText="ЛО НН1 / ЗАПВ: Запрет АПВ" w:value="ЛО НН1 / ЗАПВ: Запрет АПВ"/>
+                  <w:listItem w:displayText="ЛО НН1 / ЗАПВ: Функция введена в работу" w:value="ЛО НН1 / ЗАПВ: Функция введена в работу"/>
+                  <w:listItem w:displayText="ЛО НН1 / ЗАПВ: Функция оперативно выведена из работы" w:value="ЛО НН1 / ЗАПВ: Функция оперативно выведена из работы"/>
+                  <w:listItem w:displayText="ЛО НН1 / ЛО: Отключение" w:value="ЛО НН1 / ЛО: Отключение"/>
+                  <w:listItem w:displayText="ЛО НН1 / ЛО: Отключить аварийно" w:value="ЛО НН1 / ЛО: Отключить аварийно"/>
+                  <w:listItem w:displayText="ЛО НН1 / ЛО: Функция введена в работу" w:value="ЛО НН1 / ЛО: Функция введена в работу"/>
+                  <w:listItem w:displayText="ЛО НН1 / ЛО: Функция оперативно выведена из работы" w:value="ЛО НН1 / ЛО: Функция оперативно выведена из работы"/>
+                  <w:listItem w:displayText="ЛО НН2 / ЗАПВ: Запрет АПВ" w:value="ЛО НН2 / ЗАПВ: Запрет АПВ"/>
+                  <w:listItem w:displayText="ЛО НН2 / ЗАПВ: Функция введена в работу" w:value="ЛО НН2 / ЗАПВ: Функция введена в работу"/>
+                  <w:listItem w:displayText="ЛО НН2 / ЗАПВ: Функция оперативно выведена из работы" w:value="ЛО НН2 / ЗАПВ: Функция оперативно выведена из работы"/>
+                  <w:listItem w:displayText="ЛО НН2 / ЛО: Отключение" w:value="ЛО НН2 / ЛО: Отключение"/>
+                  <w:listItem w:displayText="ЛО НН2 / ЛО: Отключить аварийно" w:value="ЛО НН2 / ЛО: Отключить аварийно"/>
+                  <w:listItem w:displayText="ЛО НН2 / ЛО: Функция введена в работу" w:value="ЛО НН2 / ЛО: Функция введена в работу"/>
+                  <w:listItem w:displayText="ЛО НН2 / ЛО: Функция оперативно выведена из работы" w:value="ЛО НН2 / ЛО: Функция оперативно выведена из работы"/>
+                  <w:listItem w:displayText="ЛО Т / ЗАПВ: Запрет АПВ" w:value="ЛО Т / ЗАПВ: Запрет АПВ"/>
+                  <w:listItem w:displayText="ЛО Т / ЗАПВ: Функция введена в работу" w:value="ЛО Т / ЗАПВ: Функция введена в работу"/>
+                  <w:listItem w:displayText="ЛО Т / ЗАПВ: Функция оперативно выведена из работы" w:value="ЛО Т / ЗАПВ: Функция оперативно выведена из работы"/>
+                  <w:listItem w:displayText="ЛО Т / ЛО: Срабатывание" w:value="ЛО Т / ЛО: Срабатывание"/>
+                  <w:listItem w:displayText="ЛО Т / ЛО: Функция введена в работу" w:value="ЛО Т / ЛО: Функция введена в работу"/>
+                  <w:listItem w:displayText="ЛО Т / ЛО: Функция оперативно выведена из работы" w:value="ЛО Т / ЛО: Функция оперативно выведена из работы"/>
+                  <w:listItem w:displayText="ЛО ТЗ / ЛО ДТм: Срабатывание" w:value="ЛО ТЗ / ЛО ДТм: Срабатывание"/>
+                  <w:listItem w:displayText="ЛО ТЗ / ЛО ДТм: Срабатывание датчика температуры масла заблокировано" w:value="ЛО ТЗ / ЛО ДТм: Срабатывание датчика температуры масла заблокировано"/>
+                  <w:listItem w:displayText="ЛО ТЗ / ЛО ДТм: Срабатывание на сигнал" w:value="ЛО ТЗ / ЛО ДТм: Срабатывание на сигнал"/>
+                  <w:listItem w:displayText="ЛО ТЗ / ЛО ДТм: Функция введена в работу" w:value="ЛО ТЗ / ЛО ДТм: Функция введена в работу"/>
+                  <w:listItem w:displayText="ЛО ТЗ / ЛО ДТм: Функция оперативно выведена из работы" w:value="ЛО ТЗ / ЛО ДТм: Функция оперативно выведена из работы"/>
+                  <w:listItem w:displayText="ЛО ТЗ / ЛО ДТо: Срабатывание" w:value="ЛО ТЗ / ЛО ДТо: Срабатывание"/>
+                  <w:listItem w:displayText="ЛО ТЗ / ЛО ДТо: Срабатывание датчика температуры обмотки заблокировано" w:value="ЛО ТЗ / ЛО ДТо: Срабатывание датчика температуры обмотки заблокировано"/>
+                  <w:listItem w:displayText="ЛО ТЗ / ЛО ДТо: Срабатывание на сигнал" w:value="ЛО ТЗ / ЛО ДТо: Срабатывание на сигнал"/>
+                  <w:listItem w:displayText="ЛО ТЗ / ЛО ДТо: Функция введена в работу" w:value="ЛО ТЗ / ЛО ДТо: Функция введена в работу"/>
+                  <w:listItem w:displayText="ЛО ТЗ / ЛО ДТо: Функция оперативно выведена из работы" w:value="ЛО ТЗ / ЛО ДТо: Функция оперативно выведена из работы"/>
+                  <w:listItem w:displayText="ЛО ТЗ / ЛО РД: Срабатывание" w:value="ЛО ТЗ / ЛО РД: Срабатывание"/>
+                  <w:listItem w:displayText="ЛО ТЗ / ЛО РД: Срабатывание на сигнал" w:value="ЛО ТЗ / ЛО РД: Срабатывание на сигнал"/>
+                  <w:listItem w:displayText="ЛО ТЗ / ЛО РД: Срабатывание реле давления заблокировано" w:value="ЛО ТЗ / ЛО РД: Срабатывание реле давления заблокировано"/>
+                  <w:listItem w:displayText="ЛО ТЗ / ЛО РД: Функция введена в работу" w:value="ЛО ТЗ / ЛО РД: Функция введена в работу"/>
+                  <w:listItem w:displayText="ЛО ТЗ / ЛО РД: Функция оперативно выведена из работы" w:value="ЛО ТЗ / ЛО РД: Функция оперативно выведена из работы"/>
+                  <w:listItem w:displayText="ЛО ТС / ЛО ДУм расширителя: Срабатывание" w:value="ЛО ТС / ЛО ДУм расширителя: Срабатывание"/>
+                  <w:listItem w:displayText="ЛО ТС / ЛО ДУм расширителя: Срабатывание на сигнал" w:value="ЛО ТС / ЛО ДУм расширителя: Срабатывание на сигнал"/>
+                  <w:listItem w:displayText="ЛО ТС / ЛО ДУм расширителя: Функция введена в работу" w:value="ЛО ТС / ЛО ДУм расширителя: Функция введена в работу"/>
+                  <w:listItem w:displayText="ЛО ТС / ЛО ДУм расширителя: Функция оперативно выведена из работы" w:value="ЛО ТС / ЛО ДУм расширителя: Функция оперативно выведена из работы"/>
+                  <w:listItem w:displayText="ЛО ТС / ЛО ОК: Срабатывание" w:value="ЛО ТС / ЛО ОК: Срабатывание"/>
+                  <w:listItem w:displayText="ЛО ТС / ЛО ОК: Срабатывание на сигнал" w:value="ЛО ТС / ЛО ОК: Срабатывание на сигнал"/>
+                  <w:listItem w:displayText="ЛО ТС / ЛО ОК: Функция введена в работу" w:value="ЛО ТС / ЛО ОК: Функция введена в работу"/>
+                  <w:listItem w:displayText="ЛО ТС / ЛО ОК: Функция оперативно выведена из работы" w:value="ЛО ТС / ЛО ОК: Функция оперативно выведена из работы"/>
+                  <w:listItem w:displayText="ЛО ТС / ЛО ПК: Срабатывание" w:value="ЛО ТС / ЛО ПК: Срабатывание"/>
+                  <w:listItem w:displayText="ЛО ТС / ЛО ПК: Срабатывание на сигнал" w:value="ЛО ТС / ЛО ПК: Срабатывание на сигнал"/>
+                  <w:listItem w:displayText="ЛО ТС / ЛО ПК: Функция введена в работу" w:value="ЛО ТС / ЛО ПК: Функция введена в работу"/>
+                  <w:listItem w:displayText="ЛО ТС / ЛО ПК: Функция оперативно выведена из работы" w:value="ЛО ТС / ЛО ПК: Функция оперативно выведена из работы"/>
+                  <w:listItem w:displayText="ПДС / ГЗ РПН: Низкая изоляция" w:value="ПДС / ГЗ РПН: Низкая изоляция"/>
+                  <w:listItem w:displayText="ПДС / ГЗ РПН: Отключение" w:value="ПДС / ГЗ РПН: Отключение"/>
+                  <w:listItem w:displayText="ПДС / ГЗ Т: Низкая изоляция ГЗоткл" w:value="ПДС / ГЗ Т: Низкая изоляция ГЗоткл"/>
+                  <w:listItem w:displayText="ПДС / ГЗ Т: Низкая изоляция ГЗсигн" w:value="ПДС / ГЗ Т: Низкая изоляция ГЗсигн"/>
+                  <w:listItem w:displayText="ПДС / ГЗ Т: Отключение" w:value="ПДС / ГЗ Т: Отключение"/>
+                  <w:listItem w:displayText="ПДС / ГЗ Т: Сигнал" w:value="ПДС / ГЗ Т: Сигнал"/>
+                  <w:listItem w:displayText="ПДС / ДТм: Низкая изоляция" w:value="ПДС / ДТм: Низкая изоляция"/>
+                  <w:listItem w:displayText="ПДС / ДТм: Отключение" w:value="ПДС / ДТм: Отключение"/>
+                  <w:listItem w:displayText="ПДС / ДТм: Сигнал" w:value="ПДС / ДТм: Сигнал"/>
+                  <w:listItem w:displayText="ПДС / ДТм_РПН: Срабатывание" w:value="ПДС / ДТм_РПН: Срабатывание"/>
+                  <w:listItem w:displayText="ПДС / ДТо: Низкая изоляция" w:value="ПДС / ДТо: Низкая изоляция"/>
+                  <w:listItem w:displayText="ПДС / ДТо: Отключение" w:value="ПДС / ДТо: Отключение"/>
+                  <w:listItem w:displayText="ПДС / ДТо: Сигнал" w:value="ПДС / ДТо: Сигнал"/>
+                  <w:listItem w:displayText="ПДС / ДУм РПН: Высокий уровень масла" w:value="ПДС / ДУм РПН: Высокий уровень масла"/>
+                  <w:listItem w:displayText="ПДС / ДУм РПН: Низкий уровень масла" w:value="ПДС / ДУм РПН: Низкий уровень масла"/>
+                  <w:listItem w:displayText="ПДС / ДУм расширителя: Высокий уровень масла" w:value="ПДС / ДУм расширителя: Высокий уровень масла"/>
+                  <w:listItem w:displayText="ПДС / ДУм расширителя: Низкий уровень масла" w:value="ПДС / ДУм расширителя: Низкий уровень масла"/>
+                  <w:listItem w:displayText="ПДС / КСО: Авария" w:value="ПДС / КСО: Авария"/>
+                  <w:listItem w:displayText="ПДС / КСО: Неисправность" w:value="ПДС / КСО: Неисправность"/>
+                  <w:listItem w:displayText="ПДС / ОК: Срабатывание" w:value="ПДС / ОК: Срабатывание"/>
+                  <w:listItem w:displayText="ПДС / ПДС: Функция введена в работу" w:value="ПДС / ПДС: Функция введена в работу"/>
+                  <w:listItem w:displayText="ПДС / ПДС: Функция оперативно выведена из работы" w:value="ПДС / ПДС: Функция оперативно выведена из работы"/>
+                  <w:listItem w:displayText="ПДС / ПК: Срабатывание" w:value="ПДС / ПК: Срабатывание"/>
+                  <w:listItem w:displayText="ПДС / РД: Низкая изоляция" w:value="ПДС / РД: Низкая изоляция"/>
+                  <w:listItem w:displayText="ПДС / РД: Отключение" w:value="ПДС / РД: Отключение"/>
+                  <w:listItem w:displayText="ПДС НКУ / SA1: Цепь управления введена" w:value="ПДС НКУ / SA1: Цепь управления введена"/>
+                  <w:listItem w:displayText="ПДС НКУ / SA2: Цепь управления введена" w:value="ПДС НКУ / SA2: Цепь управления введена"/>
+                  <w:listItem w:displayText="ПДС НКУ / SA3: Цепь управления введена" w:value="ПДС НКУ / SA3: Цепь управления введена"/>
+                  <w:listItem w:displayText="ПДС НКУ / SA4: Цепь управления введена" w:value="ПДС НКУ / SA4: Цепь управления введена"/>
+                  <w:listItem w:displayText="ПДС НКУ / SG1: Рабочее положение испытательного блока" w:value="ПДС НКУ / SG1: Рабочее положение испытательного блока"/>
+                  <w:listItem w:displayText="ПДС НКУ / SG2: Рабочее положение испытательного блока" w:value="ПДС НКУ / SG2: Рабочее положение испытательного блока"/>
+                  <w:listItem w:displayText="ПДС НКУ / SG3: Рабочее положение испытательного блока" w:value="ПДС НКУ / SG3: Рабочее положение испытательного блока"/>
+                  <w:listItem w:displayText="ПДС НКУ / Дверь: Дверь шкафа закрыта" w:value="ПДС НКУ / Дверь: Дверь шкафа закрыта"/>
+                  <w:listItem w:displayText="ПДС НКУ / Дверь: Дверь шкафа открыта" w:value="ПДС НКУ / Дверь: Дверь шкафа открыта"/>
+                  <w:listItem w:displayText="ПДС НКУ / ОТ ГЗ: Неисправность оперативного тока цепей ГЗ" w:value="ПДС НКУ / ОТ ГЗ: Неисправность оперативного тока цепей ГЗ"/>
+                  <w:listItem w:displayText="ПДС НКУ / ОТ ЗДЗ1: Неисправность оперативного тока цепей ЗДЗ НН1" w:value="ПДС НКУ / ОТ ЗДЗ1: Неисправность оперативного тока цепей ЗДЗ НН1"/>
+                  <w:listItem w:displayText="ПДС НКУ / ОТ ЗДЗ2: Неисправность оперативного тока цепей ЗДЗ НН2" w:value="ПДС НКУ / ОТ ЗДЗ2: Неисправность оперативного тока цепей ЗДЗ НН2"/>
+                  <w:listItem w:displayText="ПДС НКУ / ОТ ТЗ, ТС: Неисправность оперативного тока цепей ТЗ, ТС" w:value="ПДС НКУ / ОТ ТЗ, ТС: Неисправность оперативного тока цепей ТЗ, ТС"/>
+                  <w:listItem w:displayText="ПДС НКУ / ОТ УРОВ1: Неисправность оперативного тока цепей УРОВ НН1" w:value="ПДС НКУ / ОТ УРОВ1: Неисправность оперативного тока цепей УРОВ НН1"/>
+                  <w:listItem w:displayText="ПДС НКУ / ОТ УРОВ2: Неисправность оперативного тока цепей УРОВ НН2" w:value="ПДС НКУ / ОТ УРОВ2: Неисправность оперативного тока цепей УРОВ НН2"/>
+                  <w:listItem w:displayText="ПДС НКУ / ПДС НКУ: Функция введена в работу" w:value="ПДС НКУ / ПДС НКУ: Функция введена в работу"/>
+                  <w:listItem w:displayText="ПДС НКУ / ПДС НКУ: Функция оперативно выведена из работы" w:value="ПДС НКУ / ПДС НКУ: Функция оперативно выведена из работы"/>
+                  <w:listItem w:displayText="ПС / ПС: Пуск" w:value="ПС / ПС: Пуск"/>
+                  <w:listItem w:displayText="ПС / ПС: Пуск (импульс)" w:value="ПС / ПС: Пуск (импульс)"/>
+                  <w:listItem w:displayText="РТПО / РТПО ВН: Пуск" w:value="РТПО / РТПО ВН: Пуск"/>
+                  <w:listItem w:displayText="РТПО / РТПО ВН: Пуск ИО тока" w:value="РТПО / РТПО ВН: Пуск ИО тока"/>
+                  <w:listItem w:displayText="РТПО / РТПО ВН: Функция введена в работу" w:value="РТПО / РТПО ВН: Функция введена в работу"/>
+                  <w:listItem w:displayText="РТПО / РТПО ВН: Функция оперативно выведена из работы" w:value="РТПО / РТПО ВН: Функция оперативно выведена из работы"/>
+                  <w:listItem w:displayText="РТПО / РТПО НН (НН2): Пуск" w:value="РТПО / РТПО НН (НН2): Пуск"/>
+                  <w:listItem w:displayText="РТПО / РТПО НН (НН2): Пуск ИО тока" w:value="РТПО / РТПО НН (НН2): Пуск ИО тока"/>
+                  <w:listItem w:displayText="РТПО / РТПО НН (НН2): Функция введена в работу" w:value="РТПО / РТПО НН (НН2): Функция введена в работу"/>
+                  <w:listItem w:displayText="РТПО / РТПО НН (НН2): Функция оперативно выведена из работы" w:value="РТПО / РТПО НН (НН2): Функция оперативно выведена из работы"/>
+                  <w:listItem w:displayText="РТПО / РТПО СН (НН1): Пуск" w:value="РТПО / РТПО СН (НН1): Пуск"/>
+                  <w:listItem w:displayText="РТПО / РТПО СН (НН1): Пуск ИО тока" w:value="РТПО / РТПО СН (НН1): Пуск ИО тока"/>
+                  <w:listItem w:displayText="РТПО / РТПО СН (НН1): Функция введена в работу" w:value="РТПО / РТПО СН (НН1): Функция введена в работу"/>
+                  <w:listItem w:displayText="РТПО / РТПО СН (НН1): Функция оперативно выведена из работы" w:value="РТПО / РТПО СН (НН1): Функция оперативно выведена из работы"/>
+                  <w:listItem w:displayText="РТПО / РТПО_общ: Пуск" w:value="РТПО / РТПО_общ: Пуск"/>
+                  <w:listItem w:displayText="РТПО / РТПО_общ: Функция введена в работу" w:value="РТПО / РТПО_общ: Функция введена в работу"/>
+                  <w:listItem w:displayText="СС / СС: БИ выведены" w:value="СС / СС: БИ выведены"/>
+                  <w:listItem w:displayText="СС / СС: Внешнее отключение" w:value="СС / СС: Внешнее отключение"/>
+                  <w:listItem w:displayText="СС / СС: Выходные цепи разобраны" w:value="СС / СС: Выходные цепи разобраны"/>
+                  <w:listItem w:displayText="СС / СС: ГЗ заблокирована" w:value="СС / СС: ГЗ заблокирована"/>
+                  <w:listItem w:displayText="СС / СС: Неисправность ОТ цепей ГЗ" w:value="СС / СС: Неисправность ОТ цепей ГЗ"/>
+                  <w:listItem w:displayText="СС / СС: Неисправность ОТ цепей ТЗ, ТС" w:value="СС / СС: Неисправность ОТ цепей ТЗ, ТС"/>
+                  <w:listItem w:displayText="СС / СС: Низкая изоляция ГЗ" w:value="СС / СС: Низкая изоляция ГЗ"/>
+                  <w:listItem w:displayText="СС / СС: Низкая изоляция ТЗ" w:value="СС / СС: Низкая изоляция ТЗ"/>
+                  <w:listItem w:displayText="СС / СС: Общий внешний сигнал" w:value="СС / СС: Общий внешний сигнал"/>
+                  <w:listItem w:displayText="СС / СС: Сигнализация от ГЗ" w:value="СС / СС: Сигнализация от ГЗ"/>
+                  <w:listItem w:displayText="СС / СС: Сигнализация от ТЗ" w:value="СС / СС: Сигнализация от ТЗ"/>
+                  <w:listItem w:displayText="СС / СС: Сигнализация от ТС" w:value="СС / СС: Сигнализация от ТС"/>
+                  <w:listItem w:displayText="СС / СС: Сигнализация цепей опер.тока" w:value="СС / СС: Сигнализация цепей опер.тока"/>
+                  <w:listItem w:displayText="СС / СС: Сигнализация цепей опер.тока НН" w:value="СС / СС: Сигнализация цепей опер.тока НН"/>
+                  <w:listItem w:displayText="СС / СС: ТЗ заблокирована" w:value="СС / СС: ТЗ заблокирована"/>
+                  <w:listItem w:displayText="ТК ЗДЗ / ТК ЗДЗ: Пуск" w:value="ТК ЗДЗ / ТК ЗДЗ: Пуск"/>
+                  <w:listItem w:displayText="ТК ЗДЗ / ТК ЗДЗ: Пуск ИО тока" w:value="ТК ЗДЗ / ТК ЗДЗ: Пуск ИО тока"/>
+                  <w:listItem w:displayText="ТК ЗДЗ / ТК ЗДЗ: Функция введена в работу" w:value="ТК ЗДЗ / ТК ЗДЗ: Функция введена в работу"/>
+                  <w:listItem w:displayText="ТК ЗДЗ / ТК ЗДЗ: Функция оперативно выведена из работы" w:value="ТК ЗДЗ / ТК ЗДЗ: Функция оперативно выведена из работы"/>
+                  <w:listItem w:displayText="ТО ЗПО / ТО ЗПО ВН: Пуск" w:value="ТО ЗПО / ТО ЗПО ВН: Пуск"/>
+                  <w:listItem w:displayText="ТО ЗПО / ТО ЗПО ВН: Пуск ИО тока" w:value="ТО ЗПО / ТО ЗПО ВН: Пуск ИО тока"/>
+                  <w:listItem w:displayText="ТО ЗПО / ТО ЗПО ВН: Функция введена в работу" w:value="ТО ЗПО / ТО ЗПО ВН: Функция введена в работу"/>
+                  <w:listItem w:displayText="ТО ЗПО / ТО ЗПО ВН: Функция оперативно выведена из работы" w:value="ТО ЗПО / ТО ЗПО ВН: Функция оперативно выведена из работы"/>
+                  <w:listItem w:displayText="ТО ЗПО / ТО ЗПО НН (НН2): Пуск" w:value="ТО ЗПО / ТО ЗПО НН (НН2): Пуск"/>
+                  <w:listItem w:displayText="ТО ЗПО / ТО ЗПО НН (НН2): Пуск ИО тока" w:value="ТО ЗПО / ТО ЗПО НН (НН2): Пуск ИО тока"/>
+                  <w:listItem w:displayText="ТО ЗПО / ТО ЗПО НН (НН2): Функция введена в работу" w:value="ТО ЗПО / ТО ЗПО НН (НН2): Функция введена в работу"/>
+                  <w:listItem w:displayText="ТО ЗПО / ТО ЗПО НН (НН2): Функция оперативно выведена из работы" w:value="ТО ЗПО / ТО ЗПО НН (НН2): Функция оперативно выведена из работы"/>
+                  <w:listItem w:displayText="ТО ЗПО / ТО ЗПО СН (НН1): Пуск" w:value="ТО ЗПО / ТО ЗПО СН (НН1): Пуск"/>
+                  <w:listItem w:displayText="ТО ЗПО / ТО ЗПО СН (НН1): Пуск ИО тока" w:value="ТО ЗПО / ТО ЗПО СН (НН1): Пуск ИО тока"/>
+                  <w:listItem w:displayText="ТО ЗПО / ТО ЗПО СН (НН1): Функция введена в работу" w:value="ТО ЗПО / ТО ЗПО СН (НН1): Функция введена в работу"/>
+                  <w:listItem w:displayText="ТО ЗПО / ТО ЗПО СН (НН1): Функция оперативно выведена из работы" w:value="ТО ЗПО / ТО ЗПО СН (НН1): Функция оперативно выведена из работы"/>
+                  <w:listItem w:displayText="ТО ЗПО / ТО ЗПО_общ: Пуск" w:value="ТО ЗПО / ТО ЗПО_общ: Пуск"/>
+                  <w:listItem w:displayText="ТО ЗПО / ТО ЗПО_общ: Функция введена в работу" w:value="ТО ЗПО / ТО ЗПО_общ: Функция введена в работу"/>
+                  <w:listItem w:displayText="ТО РПН / ТО РПН: Пуск" w:value="ТО РПН / ТО РПН: Пуск"/>
+                  <w:listItem w:displayText="ТО РПН / ТО РПН: Пуск ИО тока" w:value="ТО РПН / ТО РПН: Пуск ИО тока"/>
+                  <w:listItem w:displayText="ТО РПН / ТО РПН: Функция введена в работу" w:value="ТО РПН / ТО РПН: Функция введена в работу"/>
+                  <w:listItem w:displayText="ТО РПН / ТО РПН: Функция оперативно выведена из работы" w:value="ТО РПН / ТО РПН: Функция оперативно выведена из работы"/>
+                  <w:listItem w:displayText="УРОВ ВН / УРОВ: Пуск" w:value="УРОВ ВН / УРОВ: Пуск"/>
+                  <w:listItem w:displayText="УРОВ ВН / УРОВ: Пуск ИО максимального тока" w:value="УРОВ ВН / УРОВ: Пуск ИО максимального тока"/>
+                  <w:listItem w:displayText="УРОВ ВН / УРОВ: Срабатывание" w:value="УРОВ ВН / УРОВ: Срабатывание"/>
+                  <w:listItem w:displayText="УРОВ ВН / УРОВ: Срабатывание «на себя»" w:value="УРОВ ВН / УРОВ: Срабатывание «на себя»"/>
+                  <w:listItem w:displayText="УРОВ ВН / УРОВ: Функция введена в работу" w:value="УРОВ ВН / УРОВ: Функция введена в работу"/>
+                  <w:listItem w:displayText="УРОВ ВН / УРОВ: Функция оперативно выведена из работы" w:value="УРОВ ВН / УРОВ: Функция оперативно выведена из работы"/>
                 </w:dropDownList>
                 <w:showingPlcHdr/>
                 <w:placeholder>
@@ -3216,79 +4244,270 @@
                 <w:dropDownList>
                   <w:listItem w:displayText="Не назначено" w:value=""/>
                   <w:listItem w:displayText="──────── Сигналы РЗиА ────────" w:value="INPUTS_HEADER" w:disabled="true"/>
-                  <w:listItem w:displayText="АРНТ / АВ РПН: Отключено питание привода" w:value="АРНТ / АВ РПН: Отключено питание привода"/>
-                  <w:listItem w:displayText="АРНТ / АРН: Блокировка РПН по току" w:value="АРНТ / АРН: Блокировка РПН по току"/>
-                  <w:listItem w:displayText="АРНТ / АРН: Блокировка автоматики регулирования" w:value="АРНТ / АРН: Блокировка автоматики регулирования"/>
-                  <w:listItem w:displayText="АРНТ / АРН: Блокировка автоматического регулирования в режиме регулирования параллельно работающих трансформаторов" w:value="АРНТ / АРН: Блокировка автоматического регулирования в режиме регулирования параллельно работающих трансформаторов"/>
-                  <w:listItem w:displayText="АРНТ / АРН: Блокировка автоматической команды прибавить по верхнему допустимому положению" w:value="АРНТ / АРН: Блокировка автоматической команды прибавить по верхнему допустимому положению"/>
-                  <w:listItem w:displayText="АРНТ / АРН: Блокировка автоматической команды убавить по нижнему допустимому положению" w:value="АРНТ / АРН: Блокировка автоматической команды убавить по нижнему допустимому положению"/>
-                  <w:listItem w:displayText="АРНТ / АРН: Блокировка по низкому напряжению" w:value="АРНТ / АРН: Блокировка по низкому напряжению"/>
-                  <w:listItem w:displayText="АРНТ / АРН: Блокировка по низкому уровню масла" w:value="АРНТ / АРН: Блокировка по низкому уровню масла"/>
-                  <w:listItem w:displayText="АРНТ / АРН: Блокировка по перегрузке" w:value="АРНТ / АРН: Блокировка по перегрузке"/>
-                  <w:listItem w:displayText="АРНТ / АРН: Блокировка по перенапряжению" w:value="АРНТ / АРН: Блокировка по перенапряжению"/>
-                  <w:listItem w:displayText="АРНТ / АРН: Ведомый в режиме регулирования параллельно работающих трансформаторов" w:value="АРНТ / АРН: Ведомый в режиме регулирования параллельно работающих трансформаторов"/>
-                  <w:listItem w:displayText="АРНТ / АРН: Ведущий в режиме регулирования параллельно работающих трансформаторов" w:value="АРНТ / АРН: Ведущий в режиме регулирования параллельно работающих трансформаторов"/>
-                  <w:listItem w:displayText="АРНТ / АРН: Высокое напряжение НП секции 1" w:value="АРНТ / АРН: Высокое напряжение НП секции 1"/>
-                  <w:listItem w:displayText="АРНТ / АРН: Высокое напряжение НП секции 2" w:value="АРНТ / АРН: Высокое напряжение НП секции 2"/>
-                  <w:listItem w:displayText="АРНТ / АРН: Высокое напряжение ОП секции 1" w:value="АРНТ / АРН: Высокое напряжение ОП секции 1"/>
-                  <w:listItem w:displayText="АРНТ / АРН: Высокое напряжение ОП секции 2" w:value="АРНТ / АРН: Высокое напряжение ОП секции 2"/>
-                  <w:listItem w:displayText="АРНТ / АРН: Высокое напряжение секции 1" w:value="АРНТ / АРН: Высокое напряжение секции 1"/>
-                  <w:listItem w:displayText="АРНТ / АРН: Готовность к режиму регулирования параллельно работающих трансформаторов" w:value="АРНТ / АРН: Готовность к режиму регулирования параллельно работающих трансформаторов"/>
-                  <w:listItem w:displayText="АРНТ / АРН: Действие АРНТ на привод РПН" w:value="АРНТ / АРН: Действие АРНТ на привод РПН"/>
-                  <w:listItem w:displayText="АРНТ / АРН: Команда «Прибавить» от АРНТ параллельно работающего трансформатора" w:value="АРНТ / АРН: Команда «Прибавить» от АРНТ параллельно работающего трансформатора"/>
-                  <w:listItem w:displayText="АРНТ / АРН: Команда «Убавить» от АРНТ параллельно работающего трансформатора" w:value="АРНТ / АРН: Команда «Убавить» от АРНТ параллельно работающего трансформатора"/>
-                  <w:listItem w:displayText="АРНТ / АРН: Команда «прибавить» в привод РПН" w:value="АРНТ / АРН: Команда «прибавить» в привод РПН"/>
-                  <w:listItem w:displayText="АРНТ / АРН: Команда «убавить» привод РПН" w:value="АРНТ / АРН: Команда «убавить» привод РПН"/>
-                  <w:listItem w:displayText="АРНТ / АРН: Команда на отключение автомата питания привода РПН" w:value="АРНТ / АРН: Команда на отключение автомата питания привода РПН"/>
-                  <w:listItem w:displayText="АРНТ / АРН: Мертвое положение" w:value="АРНТ / АРН: Мертвое положение"/>
-                  <w:listItem w:displayText="АРНТ / АРН: Напряжение выше границы зоны нечувствительности" w:value="АРНТ / АРН: Напряжение выше границы зоны нечувствительности"/>
-                  <w:listItem w:displayText="АРНТ / АРН: Напряжение значительно выше границы зоны нечувствительности" w:value="АРНТ / АРН: Напряжение значительно выше границы зоны нечувствительности"/>
-                  <w:listItem w:displayText="АРНТ / АРН: Напряжение ниже границы зоны нечувствительности" w:value="АРНТ / АРН: Напряжение ниже границы зоны нечувствительности"/>
-                  <w:listItem w:displayText="АРНТ / АРН: Ненормальный режим на секции" w:value="АРНТ / АРН: Ненормальный режим на секции"/>
-                  <w:listItem w:displayText="АРНТ / АРН: Нет связи с регулируемыми шинами" w:value="АРНТ / АРН: Нет связи с регулируемыми шинами"/>
-                  <w:listItem w:displayText="АРНТ / АРН: Низкое напряжение секции 1" w:value="АРНТ / АРН: Низкое напряжение секции 1"/>
-                  <w:listItem w:displayText="АРНТ / АРН: Низкое напряжение секции 2" w:value="АРНТ / АРН: Низкое напряжение секции 2"/>
-                  <w:listItem w:displayText="АРНТ / АРН: Ошибка определения положения РПН" w:value="АРНТ / АРН: Ошибка определения положения РПН"/>
-                  <w:listItem w:displayText="АРНТ / АРН: Ошибка регулирования параллельно работающих трансформаторов" w:value="АРНТ / АРН: Ошибка регулирования параллельно работающих трансформаторов"/>
-                  <w:listItem w:displayText="АРНТ / АРН: Перегрузка секции 1" w:value="АРНТ / АРН: Перегрузка секции 1"/>
-                  <w:listItem w:displayText="АРНТ / АРН: Перегрузка секции 2" w:value="АРНТ / АРН: Перегрузка секции 2"/>
-                  <w:listItem w:displayText="АРНТ / АРН: Перенапряжение секции 2" w:value="АРНТ / АРН: Перенапряжение секции 2"/>
-                  <w:listItem w:displayText="АРНТ / АРН: Прибавить в АРНТ параллельного работающего трансформатора" w:value="АРНТ / АРН: Прибавить в АРНТ параллельного работающего трансформатора"/>
-                  <w:listItem w:displayText="АРНТ / АРН: Привод РПН заблокирован" w:value="АРНТ / АРН: Привод РПН заблокирован"/>
-                  <w:listItem w:displayText="АРНТ / АРН: Принудительно ведущий в режиме регулирования параллельно работающих трансформаторов" w:value="АРНТ / АРН: Принудительно ведущий в режиме регулирования параллельно работающих трансформаторов"/>
-                  <w:listItem w:displayText="АРНТ / АРН: Рассогласование приводов РПН параллельно работающих трансформаторов" w:value="АРНТ / АРН: Рассогласование приводов РПН параллельно работающих трансформаторов"/>
-                  <w:listItem w:displayText="АРНТ / АРН: Режим автоматического регулирования" w:value="АРНТ / АРН: Режим автоматического регулирования"/>
-                  <w:listItem w:displayText="АРНТ / АРН: Режим параллельного регулирования" w:value="АРНТ / АРН: Режим параллельного регулирования"/>
-                  <w:listItem w:displayText="АРНТ / АРН: Убавить в АРНТ параллельного работающего трансформатора" w:value="АРНТ / АРН: Убавить в АРНТ параллельного работающего трансформатора"/>
-                  <w:listItem w:displayText="АРНТ / Выбор ТН: Автоматический выбор регулируемой секции" w:value="АРНТ / Выбор ТН: Автоматический выбор регулируемой секции"/>
-                  <w:listItem w:displayText="АРНТ / Выбор ТН: Контроль 1 секции" w:value="АРНТ / Выбор ТН: Контроль 1 секции"/>
-                  <w:listItem w:displayText="АРНТ / Выбор ТН: Контроль 2 секции" w:value="АРНТ / Выбор ТН: Контроль 2 секции"/>
-                  <w:listItem w:displayText="АРНТ / Выбор ТН: Приоритет регулирования по 2 секции" w:value="АРНТ / Выбор ТН: Приоритет регулирования по 2 секции"/>
-                  <w:listItem w:displayText="АРНТ / Выбор ТН: Регулирование по 1 секции" w:value="АРНТ / Выбор ТН: Регулирование по 1 секции"/>
-                  <w:listItem w:displayText="АРНТ / Выбор ТН: Регулирование по 2 секции" w:value="АРНТ / Выбор ТН: Регулирование по 2 секции"/>
-                  <w:listItem w:displayText="АРНТ / ДТм: Блокировка по низкой температуре" w:value="АРНТ / ДТм: Блокировка по низкой температуре"/>
-                  <w:listItem w:displayText="АРНТ / ДУм: Высокий уровень масла" w:value="АРНТ / ДУм: Высокий уровень масла"/>
-                  <w:listItem w:displayText="АРНТ / Контроль РПН: Длительное переключение (привод остановился в промежуточном положении)" w:value="АРНТ / Контроль РПН: Длительное переключение (привод остановился в промежуточном положении)"/>
-                  <w:listItem w:displayText="АРНТ / Контроль РПН: Отказ привода РПН" w:value="АРНТ / Контроль РПН: Отказ привода РПН"/>
-                  <w:listItem w:displayText="АРНТ / Контроль РПН: Переключение не началось" w:value="АРНТ / Контроль РПН: Переключение не началось"/>
-                  <w:listItem w:displayText="АРНТ / Контроль РПН: Самопроизвольное переключение" w:value="АРНТ / Контроль РПН: Самопроизвольное переключение"/>
-                  <w:listItem w:displayText="АРНТ / Контроль РПН: Сигнализация максимального количества переключений РПН" w:value="АРНТ / Контроль РПН: Сигнализация максимального количества переключений РПН"/>
-                  <w:listItem w:displayText="АРНТ / Привод РПН: Идет переключение" w:value="АРНТ / Привод РПН: Идет переключение"/>
-                  <w:listItem w:displayText="АРНТ / Привод РПН: Крайнее верхнее положение РПН" w:value="АРНТ / Привод РПН: Крайнее верхнее положение РПН"/>
-                  <w:listItem w:displayText="АРНТ / Привод РПН: Крайнее нижнее положение РПН" w:value="АРНТ / Привод РПН: Крайнее нижнее положение РПН"/>
-                  <w:listItem w:displayText="АРНТ / Привод РПН: Местное управление привода" w:value="АРНТ / Привод РПН: Местное управление привода"/>
-                  <w:listItem w:displayText="Сигнализация / Сигнализация: SG не в рабочем положении" w:value="Сигнализация / Сигнализация: SG не в рабочем положении"/>
-                  <w:listItem w:displayText="Сигнализация / Сигнализация: Блок испытательный №1 в рабочем положении" w:value="Сигнализация / Сигнализация: Блок испытательный №1 в рабочем положении"/>
-                  <w:listItem w:displayText="Сигнализация / Сигнализация: Блок испытательный №2 в рабочем положении" w:value="Сигнализация / Сигнализация: Блок испытательный №2 в рабочем положении"/>
-                  <w:listItem w:displayText="Сигнализация / Сигнализация: Блок испытательный №3 в рабочем положении" w:value="Сигнализация / Сигнализация: Блок испытательный №3 в рабочем положении"/>
-                  <w:listItem w:displayText="Сигнализация / Сигнализация: Блок испытательный №4 в рабочем положении" w:value="Сигнализация / Сигнализация: Блок испытательный №4 в рабочем положении"/>
-                  <w:listItem w:displayText="Сигнализация / Сигнализация: Блок испытательный №5 в рабочем положении" w:value="Сигнализация / Сигнализация: Блок испытательный №5 в рабочем положении"/>
-                  <w:listItem w:displayText="Сигнализация / Сигнализация: Блок испытательный №6 в рабочем положении" w:value="Сигнализация / Сигнализация: Блок испытательный №6 в рабочем положении"/>
-                  <w:listItem w:displayText="Сигнализация / Сигнализация: Блок испытательный №7 в рабочем положении" w:value="Сигнализация / Сигнализация: Блок испытательный №7 в рабочем положении"/>
-                  <w:listItem w:displayText="Сигнализация / Сигнализация: Неисправность РПН" w:value="Сигнализация / Сигнализация: Неисправность РПН"/>
-                  <w:listItem w:displayText="Сигнализация / Сигнализация: Сигнал закрытого положения двери" w:value="Сигнализация / Сигнализация: Сигнал закрытого положения двери"/>
-                  <w:listItem w:displayText="Сигнализация / Сигнализация: Сигнал неисправности оперативного тока цепей технологической сигнализации" w:value="Сигнализация / Сигнализация: Сигнал неисправности оперативного тока цепей технологической сигнализации"/>
-                  <w:listItem w:displayText="Сигнализация / Сигнализация: Сигнал открытого положения двери" w:value="Сигнализация / Сигнализация: Сигнал открытого положения двери"/>
+                  <w:listItem w:displayText="ДЗТ / БВКЗ: Срабатывание БВКЗ" w:value="ДЗТ / БВКЗ: Срабатывание БВКЗ"/>
+                  <w:listItem w:displayText="ДЗТ / БВКЗ: Срабатывание БВКЗ по фазе A" w:value="ДЗТ / БВКЗ: Срабатывание БВКЗ по фазе A"/>
+                  <w:listItem w:displayText="ДЗТ / БВКЗ: Срабатывание БВКЗ по фазе B" w:value="ДЗТ / БВКЗ: Срабатывание БВКЗ по фазе B"/>
+                  <w:listItem w:displayText="ДЗТ / БВКЗ: Срабатывание БВКЗ по фазе C" w:value="ДЗТ / БВКЗ: Срабатывание БВКЗ по фазе C"/>
+                  <w:listItem w:displayText="ДЗТ / Д2Г: Пуск Д2Г" w:value="ДЗТ / Д2Г: Пуск Д2Г"/>
+                  <w:listItem w:displayText="ДЗТ / Д2Г: Пуск Д2Г по фазе A" w:value="ДЗТ / Д2Г: Пуск Д2Г по фазе A"/>
+                  <w:listItem w:displayText="ДЗТ / Д2Г: Пуск Д2Г по фазе B" w:value="ДЗТ / Д2Г: Пуск Д2Г по фазе B"/>
+                  <w:listItem w:displayText="ДЗТ / Д2Г: Пуск Д2Г по фазе C" w:value="ДЗТ / Д2Г: Пуск Д2Г по фазе C"/>
+                  <w:listItem w:displayText="ДЗТ / Д5Г: Пуск Д5Г" w:value="ДЗТ / Д5Г: Пуск Д5Г"/>
+                  <w:listItem w:displayText="ДЗТ / Д5Г: Пуск Д5Г по фазе A" w:value="ДЗТ / Д5Г: Пуск Д5Г по фазе A"/>
+                  <w:listItem w:displayText="ДЗТ / Д5Г: Пуск Д5Г по фазе B" w:value="ДЗТ / Д5Г: Пуск Д5Г по фазе B"/>
+                  <w:listItem w:displayText="ДЗТ / Д5Г: Пуск Д5Г по фазе C" w:value="ДЗТ / Д5Г: Пуск Д5Г по фазе C"/>
+                  <w:listItem w:displayText="ДЗТ / ДЗТ: Срабатывание ДЗТ" w:value="ДЗТ / ДЗТ: Срабатывание ДЗТ"/>
+                  <w:listItem w:displayText="ДЗТ / ДТЗт: Пуск ДТЗт" w:value="ДЗТ / ДТЗт: Пуск ДТЗт"/>
+                  <w:listItem w:displayText="ДЗТ / ДТЗт: Пуск ДТЗт по фазе A" w:value="ДЗТ / ДТЗт: Пуск ДТЗт по фазе A"/>
+                  <w:listItem w:displayText="ДЗТ / ДТЗт: Пуск ДТЗт по фазе B" w:value="ДЗТ / ДТЗт: Пуск ДТЗт по фазе B"/>
+                  <w:listItem w:displayText="ДЗТ / ДТЗт: Пуск ДТЗт по фазе C" w:value="ДЗТ / ДТЗт: Пуск ДТЗт по фазе C"/>
+                  <w:listItem w:displayText="ДЗТ / ДТЗт: Пуск ИО по фазе A" w:value="ДЗТ / ДТЗт: Пуск ИО по фазе A"/>
+                  <w:listItem w:displayText="ДЗТ / ДТЗт: Пуск ИО по фазе B" w:value="ДЗТ / ДТЗт: Пуск ИО по фазе B"/>
+                  <w:listItem w:displayText="ДЗТ / ДТЗт: Пуск ИО по фазе C" w:value="ДЗТ / ДТЗт: Пуск ИО по фазе C"/>
+                  <w:listItem w:displayText="ДЗТ / ДТЗт: Срабатывание ДТЗт" w:value="ДЗТ / ДТЗт: Срабатывание ДТЗт"/>
+                  <w:listItem w:displayText="ДЗТ / ДТЗт: Срабатывание ДТЗт на сигнал" w:value="ДЗТ / ДТЗт: Срабатывание ДТЗт на сигнал"/>
+                  <w:listItem w:displayText="ДЗТ / ДТЗт: Срабатывание ДТЗт по фазе A" w:value="ДЗТ / ДТЗт: Срабатывание ДТЗт по фазе A"/>
+                  <w:listItem w:displayText="ДЗТ / ДТЗт: Срабатывание ДТЗт по фазе A на сигнал" w:value="ДЗТ / ДТЗт: Срабатывание ДТЗт по фазе A на сигнал"/>
+                  <w:listItem w:displayText="ДЗТ / ДТЗт: Срабатывание ДТЗт по фазе B" w:value="ДЗТ / ДТЗт: Срабатывание ДТЗт по фазе B"/>
+                  <w:listItem w:displayText="ДЗТ / ДТЗт: Срабатывание ДТЗт по фазе B на сигнал" w:value="ДЗТ / ДТЗт: Срабатывание ДТЗт по фазе B на сигнал"/>
+                  <w:listItem w:displayText="ДЗТ / ДТЗт: Срабатывание ДТЗт по фазе C" w:value="ДЗТ / ДТЗт: Срабатывание ДТЗт по фазе C"/>
+                  <w:listItem w:displayText="ДЗТ / ДТЗт: Срабатывание ДТЗт по фазе C на сигнал" w:value="ДЗТ / ДТЗт: Срабатывание ДТЗт по фазе C на сигнал"/>
+                  <w:listItem w:displayText="ДЗТ / ДТЗт: Функция введена в работу" w:value="ДЗТ / ДТЗт: Функция введена в работу"/>
+                  <w:listItem w:displayText="ДЗТ / ДТЗт: Функция оперативно выведена из работы" w:value="ДЗТ / ДТЗт: Функция оперативно выведена из работы"/>
+                  <w:listItem w:displayText="ДЗТ / ДТО: Пуск ДТО" w:value="ДЗТ / ДТО: Пуск ДТО"/>
+                  <w:listItem w:displayText="ДЗТ / ДТО: Пуск ДТО по фазе A" w:value="ДЗТ / ДТО: Пуск ДТО по фазе A"/>
+                  <w:listItem w:displayText="ДЗТ / ДТО: Пуск ДТО по фазе B" w:value="ДЗТ / ДТО: Пуск ДТО по фазе B"/>
+                  <w:listItem w:displayText="ДЗТ / ДТО: Пуск ДТО по фазе C" w:value="ДЗТ / ДТО: Пуск ДТО по фазе C"/>
+                  <w:listItem w:displayText="ДЗТ / ДТО: Пуск ИО по фазе A" w:value="ДЗТ / ДТО: Пуск ИО по фазе A"/>
+                  <w:listItem w:displayText="ДЗТ / ДТО: Пуск ИО по фазе B" w:value="ДЗТ / ДТО: Пуск ИО по фазе B"/>
+                  <w:listItem w:displayText="ДЗТ / ДТО: Пуск ИО по фазе C" w:value="ДЗТ / ДТО: Пуск ИО по фазе C"/>
+                  <w:listItem w:displayText="ДЗТ / ДТО: Срабатывание ДТО" w:value="ДЗТ / ДТО: Срабатывание ДТО"/>
+                  <w:listItem w:displayText="ДЗТ / ДТО: Срабатывание ДТО на сигнал" w:value="ДЗТ / ДТО: Срабатывание ДТО на сигнал"/>
+                  <w:listItem w:displayText="ДЗТ / ДТО: Срабатывание ДТО по фазе A" w:value="ДЗТ / ДТО: Срабатывание ДТО по фазе A"/>
+                  <w:listItem w:displayText="ДЗТ / ДТО: Срабатывание ДТО по фазе A на сигнал" w:value="ДЗТ / ДТО: Срабатывание ДТО по фазе A на сигнал"/>
+                  <w:listItem w:displayText="ДЗТ / ДТО: Срабатывание ДТО по фазе B" w:value="ДЗТ / ДТО: Срабатывание ДТО по фазе B"/>
+                  <w:listItem w:displayText="ДЗТ / ДТО: Срабатывание ДТО по фазе B на сигнал" w:value="ДЗТ / ДТО: Срабатывание ДТО по фазе B на сигнал"/>
+                  <w:listItem w:displayText="ДЗТ / ДТО: Срабатывание ДТО по фазе C" w:value="ДЗТ / ДТО: Срабатывание ДТО по фазе C"/>
+                  <w:listItem w:displayText="ДЗТ / ДТО: Срабатывание ДТО по фазе C на сигнал" w:value="ДЗТ / ДТО: Срабатывание ДТО по фазе C на сигнал"/>
+                  <w:listItem w:displayText="ДЗТ / ДТО: Функция введена в работу" w:value="ДЗТ / ДТО: Функция введена в работу"/>
+                  <w:listItem w:displayText="ДЗТ / ДТО: Функция оперативно выведена из работы" w:value="ДЗТ / ДТО: Функция оперативно выведена из работы"/>
+                  <w:listItem w:displayText="ДЗТ / КЦТнеб: Неисправность" w:value="ДЗТ / КЦТнеб: Неисправность"/>
+                  <w:listItem w:displayText="ДЗТ / КЦТнеб: Срабатывание" w:value="ДЗТ / КЦТнеб: Срабатывание"/>
+                  <w:listItem w:displayText="ДЗТ / КЦТнеб: Срабатывание фазы A" w:value="ДЗТ / КЦТнеб: Срабатывание фазы A"/>
+                  <w:listItem w:displayText="ДЗТ / КЦТнеб: Срабатывание фазы B" w:value="ДЗТ / КЦТнеб: Срабатывание фазы B"/>
+                  <w:listItem w:displayText="ДЗТ / КЦТнеб: Срабатывание фазы C" w:value="ДЗТ / КЦТнеб: Срабатывание фазы C"/>
+                  <w:listItem w:displayText="ДЗТ / КЦТнеб: Функция введена в работу" w:value="ДЗТ / КЦТнеб: Функция введена в работу"/>
+                  <w:listItem w:displayText="ДЗТ / КЦТнеб: Функция оперативно выведена из работы" w:value="ДЗТ / КЦТнеб: Функция оперативно выведена из работы"/>
+                  <w:listItem w:displayText="ЗП / ЗП ВН: Пуск" w:value="ЗП / ЗП ВН: Пуск"/>
+                  <w:listItem w:displayText="ЗП / ЗП ВН: Пуск ИО максимального тока" w:value="ЗП / ЗП ВН: Пуск ИО максимального тока"/>
+                  <w:listItem w:displayText="ЗП / ЗП ВН: Срабатывание" w:value="ЗП / ЗП ВН: Срабатывание"/>
+                  <w:listItem w:displayText="ЗП / ЗП ВН: Срабатывание на отключение" w:value="ЗП / ЗП ВН: Срабатывание на отключение"/>
+                  <w:listItem w:displayText="ЗП / ЗП ВН: Функция введена в работу" w:value="ЗП / ЗП ВН: Функция введена в работу"/>
+                  <w:listItem w:displayText="ЗП / ЗП ВН: Функция оперативно выведена из работы" w:value="ЗП / ЗП ВН: Функция оперативно выведена из работы"/>
+                  <w:listItem w:displayText="ЗП / ЗП НН (НН2): Пуск" w:value="ЗП / ЗП НН (НН2): Пуск"/>
+                  <w:listItem w:displayText="ЗП / ЗП НН (НН2): Пуск ИО максимального тока" w:value="ЗП / ЗП НН (НН2): Пуск ИО максимального тока"/>
+                  <w:listItem w:displayText="ЗП / ЗП НН (НН2): Срабатывание" w:value="ЗП / ЗП НН (НН2): Срабатывание"/>
+                  <w:listItem w:displayText="ЗП / ЗП НН (НН2): Срабатывание на отключение" w:value="ЗП / ЗП НН (НН2): Срабатывание на отключение"/>
+                  <w:listItem w:displayText="ЗП / ЗП НН (НН2): Функция введена в работу" w:value="ЗП / ЗП НН (НН2): Функция введена в работу"/>
+                  <w:listItem w:displayText="ЗП / ЗП НН (НН2): Функция оперативно выведена из работы" w:value="ЗП / ЗП НН (НН2): Функция оперативно выведена из работы"/>
+                  <w:listItem w:displayText="ЗП / ЗП СН (НН1): Пуск" w:value="ЗП / ЗП СН (НН1): Пуск"/>
+                  <w:listItem w:displayText="ЗП / ЗП СН (НН1): Пуск ИО максимального тока" w:value="ЗП / ЗП СН (НН1): Пуск ИО максимального тока"/>
+                  <w:listItem w:displayText="ЗП / ЗП СН (НН1): Срабатывание" w:value="ЗП / ЗП СН (НН1): Срабатывание"/>
+                  <w:listItem w:displayText="ЗП / ЗП СН (НН1): Срабатывание на отключение" w:value="ЗП / ЗП СН (НН1): Срабатывание на отключение"/>
+                  <w:listItem w:displayText="ЗП / ЗП СН (НН1): Функция введена в работу" w:value="ЗП / ЗП СН (НН1): Функция введена в работу"/>
+                  <w:listItem w:displayText="ЗП / ЗП СН (НН1): Функция оперативно выведена из работы" w:value="ЗП / ЗП СН (НН1): Функция оперативно выведена из работы"/>
+                  <w:listItem w:displayText="ЗП / ЗП: Срабатывание" w:value="ЗП / ЗП: Срабатывание"/>
+                  <w:listItem w:displayText="ЗПО / ЗПО: Пуск" w:value="ЗПО / ЗПО: Пуск"/>
+                  <w:listItem w:displayText="ЗПО / ЗПО: Срабатывание" w:value="ЗПО / ЗПО: Срабатывание"/>
+                  <w:listItem w:displayText="ЗПО / ЗПО: Срабатывание на сигнал" w:value="ЗПО / ЗПО: Срабатывание на сигнал"/>
+                  <w:listItem w:displayText="ЗПО / ЗПО: Функция введена в работу" w:value="ЗПО / ЗПО: Функция введена в работу"/>
+                  <w:listItem w:displayText="ЗПО / ЗПО: Функция оперативно выведена из работы" w:value="ЗПО / ЗПО: Функция оперативно выведена из работы"/>
+                  <w:listItem w:displayText="КЦТ / КЦТ: Срабатывание КЦТ" w:value="КЦТ / КЦТ: Срабатывание КЦТ"/>
+                  <w:listItem w:displayText="КЦТ / КЦТст1: Пуск КЦТст при асимметрии" w:value="КЦТ / КЦТст1: Пуск КЦТст при асимметрии"/>
+                  <w:listItem w:displayText="КЦТ / КЦТст1: Пуск КЦТст при обрыве провода" w:value="КЦТ / КЦТст1: Пуск КЦТст при обрыве провода"/>
+                  <w:listItem w:displayText="КЦТ / КЦТст1: Срабатывание КЦТст при асимметрии" w:value="КЦТ / КЦТст1: Срабатывание КЦТст при асимметрии"/>
+                  <w:listItem w:displayText="КЦТ / КЦТст1: Срабатывание КЦТст при обрыве провода" w:value="КЦТ / КЦТст1: Срабатывание КЦТст при обрыве провода"/>
+                  <w:listItem w:displayText="КЦТ / КЦТст1: Функция введена в работу" w:value="КЦТ / КЦТст1: Функция введена в работу"/>
+                  <w:listItem w:displayText="КЦТ / КЦТст1: Функция оперативно выведена из работы" w:value="КЦТ / КЦТст1: Функция оперативно выведена из работы"/>
+                  <w:listItem w:displayText="КЦТ / КЦТст2: Пуск КЦТст при асимметрии" w:value="КЦТ / КЦТст2: Пуск КЦТст при асимметрии"/>
+                  <w:listItem w:displayText="КЦТ / КЦТст2: Пуск КЦТст при обрыве провода" w:value="КЦТ / КЦТст2: Пуск КЦТст при обрыве провода"/>
+                  <w:listItem w:displayText="КЦТ / КЦТст2: Срабатывание КЦТст при асимметрии" w:value="КЦТ / КЦТст2: Срабатывание КЦТст при асимметрии"/>
+                  <w:listItem w:displayText="КЦТ / КЦТст2: Срабатывание КЦТст при обрыве провода" w:value="КЦТ / КЦТст2: Срабатывание КЦТст при обрыве провода"/>
+                  <w:listItem w:displayText="КЦТ / КЦТст2: Функция введена в работу" w:value="КЦТ / КЦТст2: Функция введена в работу"/>
+                  <w:listItem w:displayText="КЦТ / КЦТст2: Функция оперативно выведена из работы" w:value="КЦТ / КЦТст2: Функция оперативно выведена из работы"/>
+                  <w:listItem w:displayText="КЦТ / КЦТст3: Пуск КЦТст при асимметрии" w:value="КЦТ / КЦТст3: Пуск КЦТст при асимметрии"/>
+                  <w:listItem w:displayText="КЦТ / КЦТст3: Пуск КЦТст при обрыве провода" w:value="КЦТ / КЦТст3: Пуск КЦТст при обрыве провода"/>
+                  <w:listItem w:displayText="КЦТ / КЦТст3: Срабатывание КЦТст при асимметрии" w:value="КЦТ / КЦТст3: Срабатывание КЦТст при асимметрии"/>
+                  <w:listItem w:displayText="КЦТ / КЦТст3: Срабатывание КЦТст при обрыве провода" w:value="КЦТ / КЦТст3: Срабатывание КЦТст при обрыве провода"/>
+                  <w:listItem w:displayText="КЦТ / КЦТст3: Функция введена в работу" w:value="КЦТ / КЦТст3: Функция введена в работу"/>
+                  <w:listItem w:displayText="КЦТ / КЦТст3: Функция оперативно выведена из работы" w:value="КЦТ / КЦТст3: Функция оперативно выведена из работы"/>
+                  <w:listItem w:displayText="ЛО ВН / ЛО: Отключение" w:value="ЛО ВН / ЛО: Отключение"/>
+                  <w:listItem w:displayText="ЛО ВН / ЛО: Отключить аварийно" w:value="ЛО ВН / ЛО: Отключить аварийно"/>
+                  <w:listItem w:displayText="ЛО ВН / ЛО: Функция введена в работу" w:value="ЛО ВН / ЛО: Функция введена в работу"/>
+                  <w:listItem w:displayText="ЛО ВН / ЛО: Функция оперативно выведена из работы" w:value="ЛО ВН / ЛО: Функция оперативно выведена из работы"/>
+                  <w:listItem w:displayText="ЛО ГЗ РПН / ЛО: Блокировка ГЗ РПН" w:value="ЛО ГЗ РПН / ЛО: Блокировка ГЗ РПН"/>
+                  <w:listItem w:displayText="ЛО ГЗ РПН / ЛО: Срабатывание ГЗ РПН" w:value="ЛО ГЗ РПН / ЛО: Срабатывание ГЗ РПН"/>
+                  <w:listItem w:displayText="ЛО ГЗ РПН / ЛО: Срабатывание ГЗ РПН на сигнал" w:value="ЛО ГЗ РПН / ЛО: Срабатывание ГЗ РПН на сигнал"/>
+                  <w:listItem w:displayText="ЛО ГЗ РПН / ЛО: Функция введена в работу" w:value="ЛО ГЗ РПН / ЛО: Функция введена в работу"/>
+                  <w:listItem w:displayText="ЛО ГЗ РПН / ЛО: Функция оперативно выведена из работы" w:value="ЛО ГЗ РПН / ЛО: Функция оперативно выведена из работы"/>
+                  <w:listItem w:displayText="ЛО ГЗоткл / ЛО: Блокировка ГЗоткл" w:value="ЛО ГЗоткл / ЛО: Блокировка ГЗоткл"/>
+                  <w:listItem w:displayText="ЛО ГЗоткл / ЛО: Срабатывание" w:value="ЛО ГЗоткл / ЛО: Срабатывание"/>
+                  <w:listItem w:displayText="ЛО ГЗоткл / ЛО: Срабатывание на сигнал" w:value="ЛО ГЗоткл / ЛО: Срабатывание на сигнал"/>
+                  <w:listItem w:displayText="ЛО ГЗоткл / ЛО: Функция введена в работу" w:value="ЛО ГЗоткл / ЛО: Функция введена в работу"/>
+                  <w:listItem w:displayText="ЛО ГЗоткл / ЛО: Функция оперативно выведена из работы" w:value="ЛО ГЗоткл / ЛО: Функция оперативно выведена из работы"/>
+                  <w:listItem w:displayText="ЛО ГЗсигн / ЛО: Блокировка ГЗсигн" w:value="ЛО ГЗсигн / ЛО: Блокировка ГЗсигн"/>
+                  <w:listItem w:displayText="ЛО ГЗсигн / ЛО: Срабатывание" w:value="ЛО ГЗсигн / ЛО: Срабатывание"/>
+                  <w:listItem w:displayText="ЛО ГЗсигн / ЛО: Срабатывание на сигнал" w:value="ЛО ГЗсигн / ЛО: Срабатывание на сигнал"/>
+                  <w:listItem w:displayText="ЛО ГЗсигн / ЛО: Функция введена в работу" w:value="ЛО ГЗсигн / ЛО: Функция введена в работу"/>
+                  <w:listItem w:displayText="ЛО ГЗсигн / ЛО: Функция оперативно выведена из работы" w:value="ЛО ГЗсигн / ЛО: Функция оперативно выведена из работы"/>
+                  <w:listItem w:displayText="ЛО НН1 / ЗАПВ: Запрет АПВ" w:value="ЛО НН1 / ЗАПВ: Запрет АПВ"/>
+                  <w:listItem w:displayText="ЛО НН1 / ЗАПВ: Функция введена в работу" w:value="ЛО НН1 / ЗАПВ: Функция введена в работу"/>
+                  <w:listItem w:displayText="ЛО НН1 / ЗАПВ: Функция оперативно выведена из работы" w:value="ЛО НН1 / ЗАПВ: Функция оперативно выведена из работы"/>
+                  <w:listItem w:displayText="ЛО НН1 / ЛО: Отключение" w:value="ЛО НН1 / ЛО: Отключение"/>
+                  <w:listItem w:displayText="ЛО НН1 / ЛО: Отключить аварийно" w:value="ЛО НН1 / ЛО: Отключить аварийно"/>
+                  <w:listItem w:displayText="ЛО НН1 / ЛО: Функция введена в работу" w:value="ЛО НН1 / ЛО: Функция введена в работу"/>
+                  <w:listItem w:displayText="ЛО НН1 / ЛО: Функция оперативно выведена из работы" w:value="ЛО НН1 / ЛО: Функция оперативно выведена из работы"/>
+                  <w:listItem w:displayText="ЛО НН2 / ЗАПВ: Запрет АПВ" w:value="ЛО НН2 / ЗАПВ: Запрет АПВ"/>
+                  <w:listItem w:displayText="ЛО НН2 / ЗАПВ: Функция введена в работу" w:value="ЛО НН2 / ЗАПВ: Функция введена в работу"/>
+                  <w:listItem w:displayText="ЛО НН2 / ЗАПВ: Функция оперативно выведена из работы" w:value="ЛО НН2 / ЗАПВ: Функция оперативно выведена из работы"/>
+                  <w:listItem w:displayText="ЛО НН2 / ЛО: Отключение" w:value="ЛО НН2 / ЛО: Отключение"/>
+                  <w:listItem w:displayText="ЛО НН2 / ЛО: Отключить аварийно" w:value="ЛО НН2 / ЛО: Отключить аварийно"/>
+                  <w:listItem w:displayText="ЛО НН2 / ЛО: Функция введена в работу" w:value="ЛО НН2 / ЛО: Функция введена в работу"/>
+                  <w:listItem w:displayText="ЛО НН2 / ЛО: Функция оперативно выведена из работы" w:value="ЛО НН2 / ЛО: Функция оперативно выведена из работы"/>
+                  <w:listItem w:displayText="ЛО Т / ЗАПВ: Запрет АПВ" w:value="ЛО Т / ЗАПВ: Запрет АПВ"/>
+                  <w:listItem w:displayText="ЛО Т / ЗАПВ: Функция введена в работу" w:value="ЛО Т / ЗАПВ: Функция введена в работу"/>
+                  <w:listItem w:displayText="ЛО Т / ЗАПВ: Функция оперативно выведена из работы" w:value="ЛО Т / ЗАПВ: Функция оперативно выведена из работы"/>
+                  <w:listItem w:displayText="ЛО Т / ЛО: Срабатывание" w:value="ЛО Т / ЛО: Срабатывание"/>
+                  <w:listItem w:displayText="ЛО Т / ЛО: Функция введена в работу" w:value="ЛО Т / ЛО: Функция введена в работу"/>
+                  <w:listItem w:displayText="ЛО Т / ЛО: Функция оперативно выведена из работы" w:value="ЛО Т / ЛО: Функция оперативно выведена из работы"/>
+                  <w:listItem w:displayText="ЛО ТЗ / ЛО ДТм: Срабатывание" w:value="ЛО ТЗ / ЛО ДТм: Срабатывание"/>
+                  <w:listItem w:displayText="ЛО ТЗ / ЛО ДТм: Срабатывание датчика температуры масла заблокировано" w:value="ЛО ТЗ / ЛО ДТм: Срабатывание датчика температуры масла заблокировано"/>
+                  <w:listItem w:displayText="ЛО ТЗ / ЛО ДТм: Срабатывание на сигнал" w:value="ЛО ТЗ / ЛО ДТм: Срабатывание на сигнал"/>
+                  <w:listItem w:displayText="ЛО ТЗ / ЛО ДТм: Функция введена в работу" w:value="ЛО ТЗ / ЛО ДТм: Функция введена в работу"/>
+                  <w:listItem w:displayText="ЛО ТЗ / ЛО ДТм: Функция оперативно выведена из работы" w:value="ЛО ТЗ / ЛО ДТм: Функция оперативно выведена из работы"/>
+                  <w:listItem w:displayText="ЛО ТЗ / ЛО ДТо: Срабатывание" w:value="ЛО ТЗ / ЛО ДТо: Срабатывание"/>
+                  <w:listItem w:displayText="ЛО ТЗ / ЛО ДТо: Срабатывание датчика температуры обмотки заблокировано" w:value="ЛО ТЗ / ЛО ДТо: Срабатывание датчика температуры обмотки заблокировано"/>
+                  <w:listItem w:displayText="ЛО ТЗ / ЛО ДТо: Срабатывание на сигнал" w:value="ЛО ТЗ / ЛО ДТо: Срабатывание на сигнал"/>
+                  <w:listItem w:displayText="ЛО ТЗ / ЛО ДТо: Функция введена в работу" w:value="ЛО ТЗ / ЛО ДТо: Функция введена в работу"/>
+                  <w:listItem w:displayText="ЛО ТЗ / ЛО ДТо: Функция оперативно выведена из работы" w:value="ЛО ТЗ / ЛО ДТо: Функция оперативно выведена из работы"/>
+                  <w:listItem w:displayText="ЛО ТЗ / ЛО РД: Срабатывание" w:value="ЛО ТЗ / ЛО РД: Срабатывание"/>
+                  <w:listItem w:displayText="ЛО ТЗ / ЛО РД: Срабатывание на сигнал" w:value="ЛО ТЗ / ЛО РД: Срабатывание на сигнал"/>
+                  <w:listItem w:displayText="ЛО ТЗ / ЛО РД: Срабатывание реле давления заблокировано" w:value="ЛО ТЗ / ЛО РД: Срабатывание реле давления заблокировано"/>
+                  <w:listItem w:displayText="ЛО ТЗ / ЛО РД: Функция введена в работу" w:value="ЛО ТЗ / ЛО РД: Функция введена в работу"/>
+                  <w:listItem w:displayText="ЛО ТЗ / ЛО РД: Функция оперативно выведена из работы" w:value="ЛО ТЗ / ЛО РД: Функция оперативно выведена из работы"/>
+                  <w:listItem w:displayText="ЛО ТС / ЛО ДУм расширителя: Срабатывание" w:value="ЛО ТС / ЛО ДУм расширителя: Срабатывание"/>
+                  <w:listItem w:displayText="ЛО ТС / ЛО ДУм расширителя: Срабатывание на сигнал" w:value="ЛО ТС / ЛО ДУм расширителя: Срабатывание на сигнал"/>
+                  <w:listItem w:displayText="ЛО ТС / ЛО ДУм расширителя: Функция введена в работу" w:value="ЛО ТС / ЛО ДУм расширителя: Функция введена в работу"/>
+                  <w:listItem w:displayText="ЛО ТС / ЛО ДУм расширителя: Функция оперативно выведена из работы" w:value="ЛО ТС / ЛО ДУм расширителя: Функция оперативно выведена из работы"/>
+                  <w:listItem w:displayText="ЛО ТС / ЛО ОК: Срабатывание" w:value="ЛО ТС / ЛО ОК: Срабатывание"/>
+                  <w:listItem w:displayText="ЛО ТС / ЛО ОК: Срабатывание на сигнал" w:value="ЛО ТС / ЛО ОК: Срабатывание на сигнал"/>
+                  <w:listItem w:displayText="ЛО ТС / ЛО ОК: Функция введена в работу" w:value="ЛО ТС / ЛО ОК: Функция введена в работу"/>
+                  <w:listItem w:displayText="ЛО ТС / ЛО ОК: Функция оперативно выведена из работы" w:value="ЛО ТС / ЛО ОК: Функция оперативно выведена из работы"/>
+                  <w:listItem w:displayText="ЛО ТС / ЛО ПК: Срабатывание" w:value="ЛО ТС / ЛО ПК: Срабатывание"/>
+                  <w:listItem w:displayText="ЛО ТС / ЛО ПК: Срабатывание на сигнал" w:value="ЛО ТС / ЛО ПК: Срабатывание на сигнал"/>
+                  <w:listItem w:displayText="ЛО ТС / ЛО ПК: Функция введена в работу" w:value="ЛО ТС / ЛО ПК: Функция введена в работу"/>
+                  <w:listItem w:displayText="ЛО ТС / ЛО ПК: Функция оперативно выведена из работы" w:value="ЛО ТС / ЛО ПК: Функция оперативно выведена из работы"/>
+                  <w:listItem w:displayText="ПДС / ГЗ РПН: Низкая изоляция" w:value="ПДС / ГЗ РПН: Низкая изоляция"/>
+                  <w:listItem w:displayText="ПДС / ГЗ РПН: Отключение" w:value="ПДС / ГЗ РПН: Отключение"/>
+                  <w:listItem w:displayText="ПДС / ГЗ Т: Низкая изоляция ГЗоткл" w:value="ПДС / ГЗ Т: Низкая изоляция ГЗоткл"/>
+                  <w:listItem w:displayText="ПДС / ГЗ Т: Низкая изоляция ГЗсигн" w:value="ПДС / ГЗ Т: Низкая изоляция ГЗсигн"/>
+                  <w:listItem w:displayText="ПДС / ГЗ Т: Отключение" w:value="ПДС / ГЗ Т: Отключение"/>
+                  <w:listItem w:displayText="ПДС / ГЗ Т: Сигнал" w:value="ПДС / ГЗ Т: Сигнал"/>
+                  <w:listItem w:displayText="ПДС / ДТм: Низкая изоляция" w:value="ПДС / ДТм: Низкая изоляция"/>
+                  <w:listItem w:displayText="ПДС / ДТм: Отключение" w:value="ПДС / ДТм: Отключение"/>
+                  <w:listItem w:displayText="ПДС / ДТм: Сигнал" w:value="ПДС / ДТм: Сигнал"/>
+                  <w:listItem w:displayText="ПДС / ДТм_РПН: Срабатывание" w:value="ПДС / ДТм_РПН: Срабатывание"/>
+                  <w:listItem w:displayText="ПДС / ДТо: Низкая изоляция" w:value="ПДС / ДТо: Низкая изоляция"/>
+                  <w:listItem w:displayText="ПДС / ДТо: Отключение" w:value="ПДС / ДТо: Отключение"/>
+                  <w:listItem w:displayText="ПДС / ДТо: Сигнал" w:value="ПДС / ДТо: Сигнал"/>
+                  <w:listItem w:displayText="ПДС / ДУм РПН: Высокий уровень масла" w:value="ПДС / ДУм РПН: Высокий уровень масла"/>
+                  <w:listItem w:displayText="ПДС / ДУм РПН: Низкий уровень масла" w:value="ПДС / ДУм РПН: Низкий уровень масла"/>
+                  <w:listItem w:displayText="ПДС / ДУм расширителя: Высокий уровень масла" w:value="ПДС / ДУм расширителя: Высокий уровень масла"/>
+                  <w:listItem w:displayText="ПДС / ДУм расширителя: Низкий уровень масла" w:value="ПДС / ДУм расширителя: Низкий уровень масла"/>
+                  <w:listItem w:displayText="ПДС / КСО: Авария" w:value="ПДС / КСО: Авария"/>
+                  <w:listItem w:displayText="ПДС / КСО: Неисправность" w:value="ПДС / КСО: Неисправность"/>
+                  <w:listItem w:displayText="ПДС / ОК: Срабатывание" w:value="ПДС / ОК: Срабатывание"/>
+                  <w:listItem w:displayText="ПДС / ПДС: Функция введена в работу" w:value="ПДС / ПДС: Функция введена в работу"/>
+                  <w:listItem w:displayText="ПДС / ПДС: Функция оперативно выведена из работы" w:value="ПДС / ПДС: Функция оперативно выведена из работы"/>
+                  <w:listItem w:displayText="ПДС / ПК: Срабатывание" w:value="ПДС / ПК: Срабатывание"/>
+                  <w:listItem w:displayText="ПДС / РД: Низкая изоляция" w:value="ПДС / РД: Низкая изоляция"/>
+                  <w:listItem w:displayText="ПДС / РД: Отключение" w:value="ПДС / РД: Отключение"/>
+                  <w:listItem w:displayText="ПДС НКУ / SA1: Цепь управления введена" w:value="ПДС НКУ / SA1: Цепь управления введена"/>
+                  <w:listItem w:displayText="ПДС НКУ / SA2: Цепь управления введена" w:value="ПДС НКУ / SA2: Цепь управления введена"/>
+                  <w:listItem w:displayText="ПДС НКУ / SA3: Цепь управления введена" w:value="ПДС НКУ / SA3: Цепь управления введена"/>
+                  <w:listItem w:displayText="ПДС НКУ / SA4: Цепь управления введена" w:value="ПДС НКУ / SA4: Цепь управления введена"/>
+                  <w:listItem w:displayText="ПДС НКУ / SG1: Рабочее положение испытательного блока" w:value="ПДС НКУ / SG1: Рабочее положение испытательного блока"/>
+                  <w:listItem w:displayText="ПДС НКУ / SG2: Рабочее положение испытательного блока" w:value="ПДС НКУ / SG2: Рабочее положение испытательного блока"/>
+                  <w:listItem w:displayText="ПДС НКУ / SG3: Рабочее положение испытательного блока" w:value="ПДС НКУ / SG3: Рабочее положение испытательного блока"/>
+                  <w:listItem w:displayText="ПДС НКУ / Дверь: Дверь шкафа закрыта" w:value="ПДС НКУ / Дверь: Дверь шкафа закрыта"/>
+                  <w:listItem w:displayText="ПДС НКУ / Дверь: Дверь шкафа открыта" w:value="ПДС НКУ / Дверь: Дверь шкафа открыта"/>
+                  <w:listItem w:displayText="ПДС НКУ / ОТ ГЗ: Неисправность оперативного тока цепей ГЗ" w:value="ПДС НКУ / ОТ ГЗ: Неисправность оперативного тока цепей ГЗ"/>
+                  <w:listItem w:displayText="ПДС НКУ / ОТ ЗДЗ1: Неисправность оперативного тока цепей ЗДЗ НН1" w:value="ПДС НКУ / ОТ ЗДЗ1: Неисправность оперативного тока цепей ЗДЗ НН1"/>
+                  <w:listItem w:displayText="ПДС НКУ / ОТ ЗДЗ2: Неисправность оперативного тока цепей ЗДЗ НН2" w:value="ПДС НКУ / ОТ ЗДЗ2: Неисправность оперативного тока цепей ЗДЗ НН2"/>
+                  <w:listItem w:displayText="ПДС НКУ / ОТ ТЗ, ТС: Неисправность оперативного тока цепей ТЗ, ТС" w:value="ПДС НКУ / ОТ ТЗ, ТС: Неисправность оперативного тока цепей ТЗ, ТС"/>
+                  <w:listItem w:displayText="ПДС НКУ / ОТ УРОВ1: Неисправность оперативного тока цепей УРОВ НН1" w:value="ПДС НКУ / ОТ УРОВ1: Неисправность оперативного тока цепей УРОВ НН1"/>
+                  <w:listItem w:displayText="ПДС НКУ / ОТ УРОВ2: Неисправность оперативного тока цепей УРОВ НН2" w:value="ПДС НКУ / ОТ УРОВ2: Неисправность оперативного тока цепей УРОВ НН2"/>
+                  <w:listItem w:displayText="ПДС НКУ / ПДС НКУ: Функция введена в работу" w:value="ПДС НКУ / ПДС НКУ: Функция введена в работу"/>
+                  <w:listItem w:displayText="ПДС НКУ / ПДС НКУ: Функция оперативно выведена из работы" w:value="ПДС НКУ / ПДС НКУ: Функция оперативно выведена из работы"/>
+                  <w:listItem w:displayText="ПС / ПС: Пуск" w:value="ПС / ПС: Пуск"/>
+                  <w:listItem w:displayText="ПС / ПС: Пуск (импульс)" w:value="ПС / ПС: Пуск (импульс)"/>
+                  <w:listItem w:displayText="РТПО / РТПО ВН: Пуск" w:value="РТПО / РТПО ВН: Пуск"/>
+                  <w:listItem w:displayText="РТПО / РТПО ВН: Пуск ИО тока" w:value="РТПО / РТПО ВН: Пуск ИО тока"/>
+                  <w:listItem w:displayText="РТПО / РТПО ВН: Функция введена в работу" w:value="РТПО / РТПО ВН: Функция введена в работу"/>
+                  <w:listItem w:displayText="РТПО / РТПО ВН: Функция оперативно выведена из работы" w:value="РТПО / РТПО ВН: Функция оперативно выведена из работы"/>
+                  <w:listItem w:displayText="РТПО / РТПО НН (НН2): Пуск" w:value="РТПО / РТПО НН (НН2): Пуск"/>
+                  <w:listItem w:displayText="РТПО / РТПО НН (НН2): Пуск ИО тока" w:value="РТПО / РТПО НН (НН2): Пуск ИО тока"/>
+                  <w:listItem w:displayText="РТПО / РТПО НН (НН2): Функция введена в работу" w:value="РТПО / РТПО НН (НН2): Функция введена в работу"/>
+                  <w:listItem w:displayText="РТПО / РТПО НН (НН2): Функция оперативно выведена из работы" w:value="РТПО / РТПО НН (НН2): Функция оперативно выведена из работы"/>
+                  <w:listItem w:displayText="РТПО / РТПО СН (НН1): Пуск" w:value="РТПО / РТПО СН (НН1): Пуск"/>
+                  <w:listItem w:displayText="РТПО / РТПО СН (НН1): Пуск ИО тока" w:value="РТПО / РТПО СН (НН1): Пуск ИО тока"/>
+                  <w:listItem w:displayText="РТПО / РТПО СН (НН1): Функция введена в работу" w:value="РТПО / РТПО СН (НН1): Функция введена в работу"/>
+                  <w:listItem w:displayText="РТПО / РТПО СН (НН1): Функция оперативно выведена из работы" w:value="РТПО / РТПО СН (НН1): Функция оперативно выведена из работы"/>
+                  <w:listItem w:displayText="РТПО / РТПО_общ: Пуск" w:value="РТПО / РТПО_общ: Пуск"/>
+                  <w:listItem w:displayText="РТПО / РТПО_общ: Функция введена в работу" w:value="РТПО / РТПО_общ: Функция введена в работу"/>
+                  <w:listItem w:displayText="СС / СС: БИ выведены" w:value="СС / СС: БИ выведены"/>
+                  <w:listItem w:displayText="СС / СС: Внешнее отключение" w:value="СС / СС: Внешнее отключение"/>
+                  <w:listItem w:displayText="СС / СС: Выходные цепи разобраны" w:value="СС / СС: Выходные цепи разобраны"/>
+                  <w:listItem w:displayText="СС / СС: ГЗ заблокирована" w:value="СС / СС: ГЗ заблокирована"/>
+                  <w:listItem w:displayText="СС / СС: Неисправность ОТ цепей ГЗ" w:value="СС / СС: Неисправность ОТ цепей ГЗ"/>
+                  <w:listItem w:displayText="СС / СС: Неисправность ОТ цепей ТЗ, ТС" w:value="СС / СС: Неисправность ОТ цепей ТЗ, ТС"/>
+                  <w:listItem w:displayText="СС / СС: Низкая изоляция ГЗ" w:value="СС / СС: Низкая изоляция ГЗ"/>
+                  <w:listItem w:displayText="СС / СС: Низкая изоляция ТЗ" w:value="СС / СС: Низкая изоляция ТЗ"/>
+                  <w:listItem w:displayText="СС / СС: Общий внешний сигнал" w:value="СС / СС: Общий внешний сигнал"/>
+                  <w:listItem w:displayText="СС / СС: Сигнализация от ГЗ" w:value="СС / СС: Сигнализация от ГЗ"/>
+                  <w:listItem w:displayText="СС / СС: Сигнализация от ТЗ" w:value="СС / СС: Сигнализация от ТЗ"/>
+                  <w:listItem w:displayText="СС / СС: Сигнализация от ТС" w:value="СС / СС: Сигнализация от ТС"/>
+                  <w:listItem w:displayText="СС / СС: Сигнализация цепей опер.тока" w:value="СС / СС: Сигнализация цепей опер.тока"/>
+                  <w:listItem w:displayText="СС / СС: Сигнализация цепей опер.тока НН" w:value="СС / СС: Сигнализация цепей опер.тока НН"/>
+                  <w:listItem w:displayText="СС / СС: ТЗ заблокирована" w:value="СС / СС: ТЗ заблокирована"/>
+                  <w:listItem w:displayText="ТК ЗДЗ / ТК ЗДЗ: Пуск" w:value="ТК ЗДЗ / ТК ЗДЗ: Пуск"/>
+                  <w:listItem w:displayText="ТК ЗДЗ / ТК ЗДЗ: Пуск ИО тока" w:value="ТК ЗДЗ / ТК ЗДЗ: Пуск ИО тока"/>
+                  <w:listItem w:displayText="ТК ЗДЗ / ТК ЗДЗ: Функция введена в работу" w:value="ТК ЗДЗ / ТК ЗДЗ: Функция введена в работу"/>
+                  <w:listItem w:displayText="ТК ЗДЗ / ТК ЗДЗ: Функция оперативно выведена из работы" w:value="ТК ЗДЗ / ТК ЗДЗ: Функция оперативно выведена из работы"/>
+                  <w:listItem w:displayText="ТО ЗПО / ТО ЗПО ВН: Пуск" w:value="ТО ЗПО / ТО ЗПО ВН: Пуск"/>
+                  <w:listItem w:displayText="ТО ЗПО / ТО ЗПО ВН: Пуск ИО тока" w:value="ТО ЗПО / ТО ЗПО ВН: Пуск ИО тока"/>
+                  <w:listItem w:displayText="ТО ЗПО / ТО ЗПО ВН: Функция введена в работу" w:value="ТО ЗПО / ТО ЗПО ВН: Функция введена в работу"/>
+                  <w:listItem w:displayText="ТО ЗПО / ТО ЗПО ВН: Функция оперативно выведена из работы" w:value="ТО ЗПО / ТО ЗПО ВН: Функция оперативно выведена из работы"/>
+                  <w:listItem w:displayText="ТО ЗПО / ТО ЗПО НН (НН2): Пуск" w:value="ТО ЗПО / ТО ЗПО НН (НН2): Пуск"/>
+                  <w:listItem w:displayText="ТО ЗПО / ТО ЗПО НН (НН2): Пуск ИО тока" w:value="ТО ЗПО / ТО ЗПО НН (НН2): Пуск ИО тока"/>
+                  <w:listItem w:displayText="ТО ЗПО / ТО ЗПО НН (НН2): Функция введена в работу" w:value="ТО ЗПО / ТО ЗПО НН (НН2): Функция введена в работу"/>
+                  <w:listItem w:displayText="ТО ЗПО / ТО ЗПО НН (НН2): Функция оперативно выведена из работы" w:value="ТО ЗПО / ТО ЗПО НН (НН2): Функция оперативно выведена из работы"/>
+                  <w:listItem w:displayText="ТО ЗПО / ТО ЗПО СН (НН1): Пуск" w:value="ТО ЗПО / ТО ЗПО СН (НН1): Пуск"/>
+                  <w:listItem w:displayText="ТО ЗПО / ТО ЗПО СН (НН1): Пуск ИО тока" w:value="ТО ЗПО / ТО ЗПО СН (НН1): Пуск ИО тока"/>
+                  <w:listItem w:displayText="ТО ЗПО / ТО ЗПО СН (НН1): Функция введена в работу" w:value="ТО ЗПО / ТО ЗПО СН (НН1): Функция введена в работу"/>
+                  <w:listItem w:displayText="ТО ЗПО / ТО ЗПО СН (НН1): Функция оперативно выведена из работы" w:value="ТО ЗПО / ТО ЗПО СН (НН1): Функция оперативно выведена из работы"/>
+                  <w:listItem w:displayText="ТО ЗПО / ТО ЗПО_общ: Пуск" w:value="ТО ЗПО / ТО ЗПО_общ: Пуск"/>
+                  <w:listItem w:displayText="ТО ЗПО / ТО ЗПО_общ: Функция введена в работу" w:value="ТО ЗПО / ТО ЗПО_общ: Функция введена в работу"/>
+                  <w:listItem w:displayText="ТО РПН / ТО РПН: Пуск" w:value="ТО РПН / ТО РПН: Пуск"/>
+                  <w:listItem w:displayText="ТО РПН / ТО РПН: Пуск ИО тока" w:value="ТО РПН / ТО РПН: Пуск ИО тока"/>
+                  <w:listItem w:displayText="ТО РПН / ТО РПН: Функция введена в работу" w:value="ТО РПН / ТО РПН: Функция введена в работу"/>
+                  <w:listItem w:displayText="ТО РПН / ТО РПН: Функция оперативно выведена из работы" w:value="ТО РПН / ТО РПН: Функция оперативно выведена из работы"/>
+                  <w:listItem w:displayText="УРОВ ВН / УРОВ: Пуск" w:value="УРОВ ВН / УРОВ: Пуск"/>
+                  <w:listItem w:displayText="УРОВ ВН / УРОВ: Пуск ИО максимального тока" w:value="УРОВ ВН / УРОВ: Пуск ИО максимального тока"/>
+                  <w:listItem w:displayText="УРОВ ВН / УРОВ: Срабатывание" w:value="УРОВ ВН / УРОВ: Срабатывание"/>
+                  <w:listItem w:displayText="УРОВ ВН / УРОВ: Срабатывание «на себя»" w:value="УРОВ ВН / УРОВ: Срабатывание «на себя»"/>
+                  <w:listItem w:displayText="УРОВ ВН / УРОВ: Функция введена в работу" w:value="УРОВ ВН / УРОВ: Функция введена в работу"/>
+                  <w:listItem w:displayText="УРОВ ВН / УРОВ: Функция оперативно выведена из работы" w:value="УРОВ ВН / УРОВ: Функция оперативно выведена из работы"/>
                   <w:listItem w:displayText=" " w:value="SPACER" w:disabled="true"/>
                   <w:listItem w:displayText="────── Сигналы от блоков ──────" w:value="CONTROLS_HEADER" w:disabled="true"/>
                   <w:listItem w:displayText="Слот М1. Блок питания (Р02с): Крит. неисправность 12 В" w:value="Слот М1. Блок питания (Р02с): Крит. неисправность 12 В"/>
@@ -3318,105 +4537,161 @@
                   <w:listItem w:displayText="Слот М3. Блок выходных реле (К002): Статус" w:value="Слот М3. Блок выходных реле (К002): Статус"/>
                   <w:listItem w:displayText="Слот М3. Блок выходных реле (К002): Статус" w:value="Слот М3. Блок выходных реле (К002): Статус"/>
                   <w:listItem w:displayText="Слот М3. Блок выходных реле (К002): Статус" w:value="Слот М3. Блок выходных реле (К002): Статус"/>
-                  <w:listItem w:displayText="Слот М4. Блок выходных реле (К001): Отказ блока" w:value="Слот М4. Блок выходных реле (К001): Отказ блока"/>
-                  <w:listItem w:displayText="Слот М4. Блок выходных реле (К001): Блок не определен" w:value="Слот М4. Блок выходных реле (К001): Блок не определен"/>
-                  <w:listItem w:displayText="Слот М4. Блок выходных реле (К001): Статус" w:value="Слот М4. Блок выходных реле (К001): Статус"/>
-                  <w:listItem w:displayText="Слот М4. Блок выходных реле (К001): Статус" w:value="Слот М4. Блок выходных реле (К001): Статус"/>
-                  <w:listItem w:displayText="Слот М4. Блок выходных реле (К001): Статус" w:value="Слот М4. Блок выходных реле (К001): Статус"/>
-                  <w:listItem w:displayText="Слот М4. Блок выходных реле (К001): Статус" w:value="Слот М4. Блок выходных реле (К001): Статус"/>
-                  <w:listItem w:displayText="Слот М4. Блок выходных реле (К001): Статус" w:value="Слот М4. Блок выходных реле (К001): Статус"/>
-                  <w:listItem w:displayText="Слот М4. Блок выходных реле (К001): Статус" w:value="Слот М4. Блок выходных реле (К001): Статус"/>
-                  <w:listItem w:displayText="Слот М4. Блок выходных реле (К001): Статус" w:value="Слот М4. Блок выходных реле (К001): Статус"/>
-                  <w:listItem w:displayText="Слот М4. Блок выходных реле (К001): Статус" w:value="Слот М4. Блок выходных реле (К001): Статус"/>
-                  <w:listItem w:displayText="Слот М5. Блок дискретных входов (В021): Отказ блока" w:value="Слот М5. Блок дискретных входов (В021): Отказ блока"/>
-                  <w:listItem w:displayText="Слот М5. Блок дискретных входов (В021): Блок не определен" w:value="Слот М5. Блок дискретных входов (В021): Блок не определен"/>
-                  <w:listItem w:displayText="Слот М5. Блок дискретных входов (В021): Статус" w:value="Слот М5. Блок дискретных входов (В021): Статус"/>
-                  <w:listItem w:displayText="Слот М5. Блок дискретных входов (В021): Статус" w:value="Слот М5. Блок дискретных входов (В021): Статус"/>
-                  <w:listItem w:displayText="Слот М5. Блок дискретных входов (В021): Статус" w:value="Слот М5. Блок дискретных входов (В021): Статус"/>
-                  <w:listItem w:displayText="Слот М5. Блок дискретных входов (В021): Статус" w:value="Слот М5. Блок дискретных входов (В021): Статус"/>
-                  <w:listItem w:displayText="Слот М5. Блок дискретных входов (В021): Статус" w:value="Слот М5. Блок дискретных входов (В021): Статус"/>
-                  <w:listItem w:displayText="Слот М5. Блок дискретных входов (В021): Статус" w:value="Слот М5. Блок дискретных входов (В021): Статус"/>
-                  <w:listItem w:displayText="Слот М5. Блок дискретных входов (В021): Статус" w:value="Слот М5. Блок дискретных входов (В021): Статус"/>
-                  <w:listItem w:displayText="Слот М5. Блок дискретных входов (В021): Статус" w:value="Слот М5. Блок дискретных входов (В021): Статус"/>
-                  <w:listItem w:displayText="Слот М5. Блок дискретных входов (В021): Статус" w:value="Слот М5. Блок дискретных входов (В021): Статус"/>
-                  <w:listItem w:displayText="Слот М5. Блок дискретных входов (В021): Статус" w:value="Слот М5. Блок дискретных входов (В021): Статус"/>
-                  <w:listItem w:displayText="Слот М5. Блок дискретных входов (В021): Статус" w:value="Слот М5. Блок дискретных входов (В021): Статус"/>
-                  <w:listItem w:displayText="Слот М5. Блок дискретных входов (В021): Статус" w:value="Слот М5. Блок дискретных входов (В021): Статус"/>
-                  <w:listItem w:displayText="Слот М5. Блок дискретных входов (В021): Статус" w:value="Слот М5. Блок дискретных входов (В021): Статус"/>
-                  <w:listItem w:displayText="Слот М5. Блок дискретных входов (В021): Статус" w:value="Слот М5. Блок дискретных входов (В021): Статус"/>
-                  <w:listItem w:displayText="Слот М6. Блок дискретных входов (В021): Отказ блока" w:value="Слот М6. Блок дискретных входов (В021): Отказ блока"/>
-                  <w:listItem w:displayText="Слот М6. Блок дискретных входов (В021): Блок не определен" w:value="Слот М6. Блок дискретных входов (В021): Блок не определен"/>
-                  <w:listItem w:displayText="Слот М6. Блок дискретных входов (В021): Статус" w:value="Слот М6. Блок дискретных входов (В021): Статус"/>
-                  <w:listItem w:displayText="Слот М6. Блок дискретных входов (В021): Статус" w:value="Слот М6. Блок дискретных входов (В021): Статус"/>
-                  <w:listItem w:displayText="Слот М6. Блок дискретных входов (В021): Статус" w:value="Слот М6. Блок дискретных входов (В021): Статус"/>
-                  <w:listItem w:displayText="Слот М6. Блок дискретных входов (В021): Статус" w:value="Слот М6. Блок дискретных входов (В021): Статус"/>
-                  <w:listItem w:displayText="Слот М6. Блок дискретных входов (В021): Статус" w:value="Слот М6. Блок дискретных входов (В021): Статус"/>
-                  <w:listItem w:displayText="Слот М6. Блок дискретных входов (В021): Статус" w:value="Слот М6. Блок дискретных входов (В021): Статус"/>
-                  <w:listItem w:displayText="Слот М6. Блок дискретных входов (В021): Статус" w:value="Слот М6. Блок дискретных входов (В021): Статус"/>
-                  <w:listItem w:displayText="Слот М6. Блок дискретных входов (В021): Статус" w:value="Слот М6. Блок дискретных входов (В021): Статус"/>
-                  <w:listItem w:displayText="Слот М6. Блок дискретных входов (В021): Статус" w:value="Слот М6. Блок дискретных входов (В021): Статус"/>
-                  <w:listItem w:displayText="Слот М6. Блок дискретных входов (В021): Статус" w:value="Слот М6. Блок дискретных входов (В021): Статус"/>
-                  <w:listItem w:displayText="Слот М6. Блок дискретных входов (В021): Статус" w:value="Слот М6. Блок дискретных входов (В021): Статус"/>
-                  <w:listItem w:displayText="Слот М6. Блок дискретных входов (В021): Статус" w:value="Слот М6. Блок дискретных входов (В021): Статус"/>
-                  <w:listItem w:displayText="Слот М6. Блок дискретных входов (В021): Статус" w:value="Слот М6. Блок дискретных входов (В021): Статус"/>
-                  <w:listItem w:displayText="Слот М6. Блок дискретных входов (В021): Статус" w:value="Слот М6. Блок дискретных входов (В021): Статус"/>
-                  <w:listItem w:displayText="Слот М7. Блок сопряжения (А004): Отказ блока" w:value="Слот М7. Блок сопряжения (А004): Отказ блока"/>
-                  <w:listItem w:displayText="Слот М7. Блок сопряжения (А004): Блок не определен" w:value="Слот М7. Блок сопряжения (А004): Блок не определен"/>
-                  <w:listItem w:displayText="Слот М7. Блок сопряжения (А004): Неисправность АЦП" w:value="Слот М7. Блок сопряжения (А004): Неисправность АЦП"/>
-                  <w:listItem w:displayText="Слот М7. Блок сопряжения (А004): Обрыв цепей ТН" w:value="Слот М7. Блок сопряжения (А004): Обрыв цепей ТН"/>
-                  <w:listItem w:displayText="Слот М7. Блок сопряжения (А004): Несимметрия измерений" w:value="Слот М7. Блок сопряжения (А004): Несимметрия измерений"/>
-                  <w:listItem w:displayText="Слот М7. Блок сопряжения (А004): Ошибка номинала ТТ" w:value="Слот М7. Блок сопряжения (А004): Ошибка номинала ТТ"/>
-                  <w:listItem w:displayText="Слот М8. Измерительный блок (М046): Отказ блока" w:value="Слот М8. Измерительный блок (М046): Отказ блока"/>
-                  <w:listItem w:displayText="Слот М8. Измерительный блок (М046): Блок не определен" w:value="Слот М8. Измерительный блок (М046): Блок не определен"/>
-                  <w:listItem w:displayText="Слот М8. Измерительный блок (М046): Неисправность АЦП" w:value="Слот М8. Измерительный блок (М046): Неисправность АЦП"/>
-                  <w:listItem w:displayText="Слот М8. Измерительный блок (М046): Обрыв цепей ТН" w:value="Слот М8. Измерительный блок (М046): Обрыв цепей ТН"/>
-                  <w:listItem w:displayText="Слот М8. Измерительный блок (М046): Несимметрия измерений" w:value="Слот М8. Измерительный блок (М046): Несимметрия измерений"/>
-                  <w:listItem w:displayText="Слот М8. Измерительный блок (М046): Ошибка номинала ТТ" w:value="Слот М8. Измерительный блок (М046): Ошибка номинала ТТ"/>
-                  <w:listItem w:displayText="Слот М10. Центральный процессор (С01): Отказ блока ЦП" w:value="Слот М10. Центральный процессор (С01): Отказ блока ЦП"/>
-                  <w:listItem w:displayText="Слот М10. Центральный процессор (С01): Неисправность ПЗУ ЦП" w:value="Слот М10. Центральный процессор (С01): Неисправность ПЗУ ЦП"/>
-                  <w:listItem w:displayText="Слот М10. Центральный процессор (С01): Неисправность ПЗУ MPU" w:value="Слот М10. Центральный процессор (С01): Неисправность ПЗУ MPU"/>
-                  <w:listItem w:displayText="Слот М10. Центральный процессор (С01): Неисправность ПЗУ DSP2" w:value="Слот М10. Центральный процессор (С01): Неисправность ПЗУ DSP2"/>
-                  <w:listItem w:displayText="Слот М10. Центральный процессор (С01): Неисправность flash" w:value="Слот М10. Центральный процессор (С01): Неисправность flash"/>
-                  <w:listItem w:displayText="Слот М10. Центральный процессор (С01): Неисправность ОЗУ ЦП" w:value="Слот М10. Центральный процессор (С01): Неисправность ОЗУ ЦП"/>
-                  <w:listItem w:displayText="Слот М10. Центральный процессор (С01): Неисправность ОЗУ MPU" w:value="Слот М10. Центральный процессор (С01): Неисправность ОЗУ MPU"/>
-                  <w:listItem w:displayText="Слот М10. Центральный процессор (С01): Неисправность ОЗУ DSP2" w:value="Слот М10. Центральный процессор (С01): Неисправность ОЗУ DSP2"/>
-                  <w:listItem w:displayText="Слот М10. Центральный процессор (С01): Неисправность ОЗУ IPU2" w:value="Слот М10. Центральный процессор (С01): Неисправность ОЗУ IPU2"/>
-                  <w:listItem w:displayText="Слот М10. Центральный процессор (С01): Неисправность часов ЦП" w:value="Слот М10. Центральный процессор (С01): Неисправность часов ЦП"/>
-                  <w:listItem w:displayText="Слот М10. Центральный процессор (С01): Ошибка I2C ЦП" w:value="Слот М10. Центральный процессор (С01): Ошибка I2C ЦП"/>
-                  <w:listItem w:displayText="Слот М10. Центральный процессор (С01): Ошибка КС уставок" w:value="Слот М10. Центральный процессор (С01): Ошибка КС уставок"/>
-                  <w:listItem w:displayText="Слот М10. Центральный процессор (С01): Неисправность ПО ЦП" w:value="Слот М10. Центральный процессор (С01): Неисправность ПО ЦП"/>
-                  <w:listItem w:displayText="Слот М10. Центральный процессор (С01): Несовместимая версия ПО ЦП" w:value="Слот М10. Центральный процессор (С01): Несовместимая версия ПО ЦП"/>
-                  <w:listItem w:displayText="Слот М10. Центральный процессор (С01): Неисправность SPI ЦП" w:value="Слот М10. Центральный процессор (С01): Неисправность SPI ЦП"/>
-                  <w:listItem w:displayText="Слот М10. Центральный процессор (С01): Ошибка конфигурации ЦП" w:value="Слот М10. Центральный процессор (С01): Ошибка конфигурации ЦП"/>
-                  <w:listItem w:displayText="Слот М10. Центральный процессор (С01): Неверные уставки" w:value="Слот М10. Центральный процессор (С01): Неверные уставки"/>
-                  <w:listItem w:displayText="Слот М10. Центральный процессор (С01): Неисправность IPC" w:value="Слот М10. Центральный процессор (С01): Неисправность IPC"/>
-                  <w:listItem w:displayText="Слот М10. Центральный процессор (С01): Неисправность IPC для MPU-DSP1" w:value="Слот М10. Центральный процессор (С01): Неисправность IPC для MPU-DSP1"/>
-                  <w:listItem w:displayText="Слот М10. Центральный процессор (С01): Неисправность IPC для DSP1-IPU1" w:value="Слот М10. Центральный процессор (С01): Неисправность IPC для DSP1-IPU1"/>
-                  <w:listItem w:displayText="Слот М10. Центральный процессор (С01): Неисправность IPC для MPU-IPU1" w:value="Слот М10. Центральный процессор (С01): Неисправность IPC для MPU-IPU1"/>
-                  <w:listItem w:displayText="Слот М10. Центральный процессор (С01): RED12.Неисправность" w:value="Слот М10. Центральный процессор (С01): RED12.Неисправность"/>
-                  <w:listItem w:displayText="Слот М10. Центральный процессор (С01): RED34.Неисправность" w:value="Слот М10. Центральный процессор (С01): RED34.Неисправность"/>
-                  <w:listItem w:displayText="Слот М10. Центральный процессор (С01): X1.Неисправность" w:value="Слот М10. Центральный процессор (С01): X1.Неисправность"/>
-                  <w:listItem w:displayText="Слот М10. Центральный процессор (С01): X1.Переп.вых.буфер" w:value="Слот М10. Центральный процессор (С01): X1.Переп.вых.буфер"/>
-                  <w:listItem w:displayText="Слот М10. Центральный процессор (С01): X1.Переп.вх.буфер" w:value="Слот М10. Центральный процессор (С01): X1.Переп.вх.буфер"/>
-                  <w:listItem w:displayText="Слот М10. Центральный процессор (С01): X2.Неисправность" w:value="Слот М10. Центральный процессор (С01): X2.Неисправность"/>
-                  <w:listItem w:displayText="Слот М10. Центральный процессор (С01): X2.Переп.вых.буфер" w:value="Слот М10. Центральный процессор (С01): X2.Переп.вых.буфер"/>
-                  <w:listItem w:displayText="Слот М10. Центральный процессор (С01): X2.Переп.вх.буфер" w:value="Слот М10. Центральный процессор (С01): X2.Переп.вх.буфер"/>
-                  <w:listItem w:displayText="Слот М10. Центральный процессор (С01): X3.Неисправность" w:value="Слот М10. Центральный процессор (С01): X3.Неисправность"/>
-                  <w:listItem w:displayText="Слот М10. Центральный процессор (С01): X3.Переп.вых.буфер" w:value="Слот М10. Центральный процессор (С01): X3.Переп.вых.буфер"/>
-                  <w:listItem w:displayText="Слот М10. Центральный процессор (С01): X3.Переп.вх.буфер" w:value="Слот М10. Центральный процессор (С01): X3.Переп.вх.буфер"/>
-                  <w:listItem w:displayText="Слот М10. Центральный процессор (С01): X4.Неисправность" w:value="Слот М10. Центральный процессор (С01): X4.Неисправность"/>
-                  <w:listItem w:displayText="Слот М10. Центральный процессор (С01): X4.Переп.вых.буфер" w:value="Слот М10. Центральный процессор (С01): X4.Переп.вых.буфер"/>
-                  <w:listItem w:displayText="Слот М10. Центральный процессор (С01): X4.Переп.вх.буфер" w:value="Слот М10. Центральный процессор (С01): X4.Переп.вх.буфер"/>
-                  <w:listItem w:displayText="Слот М10. Центральный процессор (С01): Температура ЦП &lt;&lt;" w:value="Слот М10. Центральный процессор (С01): Температура ЦП &lt;&lt;"/>
-                  <w:listItem w:displayText="Слот М10. Центральный процессор (С01): Температура ЦП &gt;&gt;" w:value="Слот М10. Центральный процессор (С01): Температура ЦП &gt;&gt;"/>
-                  <w:listItem w:displayText="Слот М10. Центральный процессор (С01): Температура ЦП &gt;" w:value="Слот М10. Центральный процессор (С01): Температура ЦП &gt;"/>
-                  <w:listItem w:displayText="Слот М10. Центральный процессор (С01): Температура ЦП &lt;" w:value="Слот М10. Центральный процессор (С01): Температура ЦП &lt;"/>
-                  <w:listItem w:displayText="Слот М10. Центральный процессор (С01): Сброс часов" w:value="Слот М10. Центральный процессор (С01): Сброс часов"/>
-                  <w:listItem w:displayText="Слот М10. Центральный процессор (С01): Неисправность архивов" w:value="Слот М10. Центральный процессор (С01): Неисправность архивов"/>
-                  <w:listItem w:displayText="Слот М10. Центральный процессор (С01): Перезагрузка ПО" w:value="Слот М10. Центральный процессор (С01): Перезагрузка ПО"/>
-                  <w:listItem w:displayText="Слот М10. Центральный процессор (С01): Перезапуск по питанию" w:value="Слот М10. Центральный процессор (С01): Перезапуск по питанию"/>
-                  <w:listItem w:displayText="Слот М10. Центральный процессор (С01): Перезапуск по ошибкам ПО" w:value="Слот М10. Центральный процессор (С01): Перезапуск по ошибкам ПО"/>
-                  <w:listItem w:displayText="Слот М10. Центральный процессор (С01): Изменение уставок" w:value="Слот М10. Центральный процессор (С01): Изменение уставок"/>
+                  <w:listItem w:displayText="Слот М4. Блок выходных реле (К002): Отказ блока" w:value="Слот М4. Блок выходных реле (К002): Отказ блока"/>
+                  <w:listItem w:displayText="Слот М4. Блок выходных реле (К002): Блок не определен" w:value="Слот М4. Блок выходных реле (К002): Блок не определен"/>
+                  <w:listItem w:displayText="Слот М4. Блок выходных реле (К002): Статус" w:value="Слот М4. Блок выходных реле (К002): Статус"/>
+                  <w:listItem w:displayText="Слот М4. Блок выходных реле (К002): Статус" w:value="Слот М4. Блок выходных реле (К002): Статус"/>
+                  <w:listItem w:displayText="Слот М4. Блок выходных реле (К002): Статус" w:value="Слот М4. Блок выходных реле (К002): Статус"/>
+                  <w:listItem w:displayText="Слот М4. Блок выходных реле (К002): Статус" w:value="Слот М4. Блок выходных реле (К002): Статус"/>
+                  <w:listItem w:displayText="Слот М4. Блок выходных реле (К002): Статус" w:value="Слот М4. Блок выходных реле (К002): Статус"/>
+                  <w:listItem w:displayText="Слот М4. Блок выходных реле (К002): Статус" w:value="Слот М4. Блок выходных реле (К002): Статус"/>
+                  <w:listItem w:displayText="Слот М4. Блок выходных реле (К002): Статус" w:value="Слот М4. Блок выходных реле (К002): Статус"/>
+                  <w:listItem w:displayText="Слот М4. Блок выходных реле (К002): Статус" w:value="Слот М4. Блок выходных реле (К002): Статус"/>
+                  <w:listItem w:displayText="Слот М5. Блок выходных реле (К002): Отказ блока" w:value="Слот М5. Блок выходных реле (К002): Отказ блока"/>
+                  <w:listItem w:displayText="Слот М5. Блок выходных реле (К002): Блок не определен" w:value="Слот М5. Блок выходных реле (К002): Блок не определен"/>
+                  <w:listItem w:displayText="Слот М5. Блок выходных реле (К002): Статус" w:value="Слот М5. Блок выходных реле (К002): Статус"/>
+                  <w:listItem w:displayText="Слот М5. Блок выходных реле (К002): Статус" w:value="Слот М5. Блок выходных реле (К002): Статус"/>
+                  <w:listItem w:displayText="Слот М5. Блок выходных реле (К002): Статус" w:value="Слот М5. Блок выходных реле (К002): Статус"/>
+                  <w:listItem w:displayText="Слот М5. Блок выходных реле (К002): Статус" w:value="Слот М5. Блок выходных реле (К002): Статус"/>
+                  <w:listItem w:displayText="Слот М5. Блок выходных реле (К002): Статус" w:value="Слот М5. Блок выходных реле (К002): Статус"/>
+                  <w:listItem w:displayText="Слот М5. Блок выходных реле (К002): Статус" w:value="Слот М5. Блок выходных реле (К002): Статус"/>
+                  <w:listItem w:displayText="Слот М5. Блок выходных реле (К002): Статус" w:value="Слот М5. Блок выходных реле (К002): Статус"/>
+                  <w:listItem w:displayText="Слот М5. Блок выходных реле (К002): Статус" w:value="Слот М5. Блок выходных реле (К002): Статус"/>
+                  <w:listItem w:displayText="Слот М6. Блок выходных реле (К002): Отказ блока" w:value="Слот М6. Блок выходных реле (К002): Отказ блока"/>
+                  <w:listItem w:displayText="Слот М6. Блок выходных реле (К002): Блок не определен" w:value="Слот М6. Блок выходных реле (К002): Блок не определен"/>
+                  <w:listItem w:displayText="Слот М6. Блок выходных реле (К002): Статус" w:value="Слот М6. Блок выходных реле (К002): Статус"/>
+                  <w:listItem w:displayText="Слот М6. Блок выходных реле (К002): Статус" w:value="Слот М6. Блок выходных реле (К002): Статус"/>
+                  <w:listItem w:displayText="Слот М6. Блок выходных реле (К002): Статус" w:value="Слот М6. Блок выходных реле (К002): Статус"/>
+                  <w:listItem w:displayText="Слот М6. Блок выходных реле (К002): Статус" w:value="Слот М6. Блок выходных реле (К002): Статус"/>
+                  <w:listItem w:displayText="Слот М6. Блок выходных реле (К002): Статус" w:value="Слот М6. Блок выходных реле (К002): Статус"/>
+                  <w:listItem w:displayText="Слот М6. Блок выходных реле (К002): Статус" w:value="Слот М6. Блок выходных реле (К002): Статус"/>
+                  <w:listItem w:displayText="Слот М6. Блок выходных реле (К002): Статус" w:value="Слот М6. Блок выходных реле (К002): Статус"/>
+                  <w:listItem w:displayText="Слот М6. Блок выходных реле (К002): Статус" w:value="Слот М6. Блок выходных реле (К002): Статус"/>
+                  <w:listItem w:displayText="Слот М7. Блок выходных реле (К002): Отказ блока" w:value="Слот М7. Блок выходных реле (К002): Отказ блока"/>
+                  <w:listItem w:displayText="Слот М7. Блок выходных реле (К002): Блок не определен" w:value="Слот М7. Блок выходных реле (К002): Блок не определен"/>
+                  <w:listItem w:displayText="Слот М7. Блок выходных реле (К002): Статус" w:value="Слот М7. Блок выходных реле (К002): Статус"/>
+                  <w:listItem w:displayText="Слот М7. Блок выходных реле (К002): Статус" w:value="Слот М7. Блок выходных реле (К002): Статус"/>
+                  <w:listItem w:displayText="Слот М7. Блок выходных реле (К002): Статус" w:value="Слот М7. Блок выходных реле (К002): Статус"/>
+                  <w:listItem w:displayText="Слот М7. Блок выходных реле (К002): Статус" w:value="Слот М7. Блок выходных реле (К002): Статус"/>
+                  <w:listItem w:displayText="Слот М7. Блок выходных реле (К002): Статус" w:value="Слот М7. Блок выходных реле (К002): Статус"/>
+                  <w:listItem w:displayText="Слот М7. Блок выходных реле (К002): Статус" w:value="Слот М7. Блок выходных реле (К002): Статус"/>
+                  <w:listItem w:displayText="Слот М7. Блок выходных реле (К002): Статус" w:value="Слот М7. Блок выходных реле (К002): Статус"/>
+                  <w:listItem w:displayText="Слот М7. Блок выходных реле (К002): Статус" w:value="Слот М7. Блок выходных реле (К002): Статус"/>
+                  <w:listItem w:displayText="Слот М8. Блок дискретных входов (В021): Отказ блока" w:value="Слот М8. Блок дискретных входов (В021): Отказ блока"/>
+                  <w:listItem w:displayText="Слот М8. Блок дискретных входов (В021): Блок не определен" w:value="Слот М8. Блок дискретных входов (В021): Блок не определен"/>
+                  <w:listItem w:displayText="Слот М8. Блок дискретных входов (В021): Статус" w:value="Слот М8. Блок дискретных входов (В021): Статус"/>
+                  <w:listItem w:displayText="Слот М8. Блок дискретных входов (В021): Статус" w:value="Слот М8. Блок дискретных входов (В021): Статус"/>
+                  <w:listItem w:displayText="Слот М8. Блок дискретных входов (В021): Статус" w:value="Слот М8. Блок дискретных входов (В021): Статус"/>
+                  <w:listItem w:displayText="Слот М8. Блок дискретных входов (В021): Статус" w:value="Слот М8. Блок дискретных входов (В021): Статус"/>
+                  <w:listItem w:displayText="Слот М8. Блок дискретных входов (В021): Статус" w:value="Слот М8. Блок дискретных входов (В021): Статус"/>
+                  <w:listItem w:displayText="Слот М8. Блок дискретных входов (В021): Статус" w:value="Слот М8. Блок дискретных входов (В021): Статус"/>
+                  <w:listItem w:displayText="Слот М8. Блок дискретных входов (В021): Статус" w:value="Слот М8. Блок дискретных входов (В021): Статус"/>
+                  <w:listItem w:displayText="Слот М8. Блок дискретных входов (В021): Статус" w:value="Слот М8. Блок дискретных входов (В021): Статус"/>
+                  <w:listItem w:displayText="Слот М8. Блок дискретных входов (В021): Статус" w:value="Слот М8. Блок дискретных входов (В021): Статус"/>
+                  <w:listItem w:displayText="Слот М8. Блок дискретных входов (В021): Статус" w:value="Слот М8. Блок дискретных входов (В021): Статус"/>
+                  <w:listItem w:displayText="Слот М8. Блок дискретных входов (В021): Статус" w:value="Слот М8. Блок дискретных входов (В021): Статус"/>
+                  <w:listItem w:displayText="Слот М8. Блок дискретных входов (В021): Статус" w:value="Слот М8. Блок дискретных входов (В021): Статус"/>
+                  <w:listItem w:displayText="Слот М8. Блок дискретных входов (В021): Статус" w:value="Слот М8. Блок дискретных входов (В021): Статус"/>
+                  <w:listItem w:displayText="Слот М8. Блок дискретных входов (В021): Статус" w:value="Слот М8. Блок дискретных входов (В021): Статус"/>
+                  <w:listItem w:displayText="Слот М9. Блок дискретных входов (В021): Отказ блока" w:value="Слот М9. Блок дискретных входов (В021): Отказ блока"/>
+                  <w:listItem w:displayText="Слот М9. Блок дискретных входов (В021): Блок не определен" w:value="Слот М9. Блок дискретных входов (В021): Блок не определен"/>
+                  <w:listItem w:displayText="Слот М9. Блок дискретных входов (В021): Статус" w:value="Слот М9. Блок дискретных входов (В021): Статус"/>
+                  <w:listItem w:displayText="Слот М9. Блок дискретных входов (В021): Статус" w:value="Слот М9. Блок дискретных входов (В021): Статус"/>
+                  <w:listItem w:displayText="Слот М9. Блок дискретных входов (В021): Статус" w:value="Слот М9. Блок дискретных входов (В021): Статус"/>
+                  <w:listItem w:displayText="Слот М9. Блок дискретных входов (В021): Статус" w:value="Слот М9. Блок дискретных входов (В021): Статус"/>
+                  <w:listItem w:displayText="Слот М9. Блок дискретных входов (В021): Статус" w:value="Слот М9. Блок дискретных входов (В021): Статус"/>
+                  <w:listItem w:displayText="Слот М9. Блок дискретных входов (В021): Статус" w:value="Слот М9. Блок дискретных входов (В021): Статус"/>
+                  <w:listItem w:displayText="Слот М9. Блок дискретных входов (В021): Статус" w:value="Слот М9. Блок дискретных входов (В021): Статус"/>
+                  <w:listItem w:displayText="Слот М9. Блок дискретных входов (В021): Статус" w:value="Слот М9. Блок дискретных входов (В021): Статус"/>
+                  <w:listItem w:displayText="Слот М9. Блок дискретных входов (В021): Статус" w:value="Слот М9. Блок дискретных входов (В021): Статус"/>
+                  <w:listItem w:displayText="Слот М9. Блок дискретных входов (В021): Статус" w:value="Слот М9. Блок дискретных входов (В021): Статус"/>
+                  <w:listItem w:displayText="Слот М9. Блок дискретных входов (В021): Статус" w:value="Слот М9. Блок дискретных входов (В021): Статус"/>
+                  <w:listItem w:displayText="Слот М9. Блок дискретных входов (В021): Статус" w:value="Слот М9. Блок дискретных входов (В021): Статус"/>
+                  <w:listItem w:displayText="Слот М9. Блок дискретных входов (В021): Статус" w:value="Слот М9. Блок дискретных входов (В021): Статус"/>
+                  <w:listItem w:displayText="Слот М9. Блок дискретных входов (В021): Статус" w:value="Слот М9. Блок дискретных входов (В021): Статус"/>
+                  <w:listItem w:displayText="Слот М10. Блок дискретных входов (В021): Отказ блока" w:value="Слот М10. Блок дискретных входов (В021): Отказ блока"/>
+                  <w:listItem w:displayText="Слот М10. Блок дискретных входов (В021): Блок не определен" w:value="Слот М10. Блок дискретных входов (В021): Блок не определен"/>
+                  <w:listItem w:displayText="Слот М10. Блок дискретных входов (В021): Статус" w:value="Слот М10. Блок дискретных входов (В021): Статус"/>
+                  <w:listItem w:displayText="Слот М10. Блок дискретных входов (В021): Статус" w:value="Слот М10. Блок дискретных входов (В021): Статус"/>
+                  <w:listItem w:displayText="Слот М10. Блок дискретных входов (В021): Статус" w:value="Слот М10. Блок дискретных входов (В021): Статус"/>
+                  <w:listItem w:displayText="Слот М10. Блок дискретных входов (В021): Статус" w:value="Слот М10. Блок дискретных входов (В021): Статус"/>
+                  <w:listItem w:displayText="Слот М10. Блок дискретных входов (В021): Статус" w:value="Слот М10. Блок дискретных входов (В021): Статус"/>
+                  <w:listItem w:displayText="Слот М10. Блок дискретных входов (В021): Статус" w:value="Слот М10. Блок дискретных входов (В021): Статус"/>
+                  <w:listItem w:displayText="Слот М10. Блок дискретных входов (В021): Статус" w:value="Слот М10. Блок дискретных входов (В021): Статус"/>
+                  <w:listItem w:displayText="Слот М10. Блок дискретных входов (В021): Статус" w:value="Слот М10. Блок дискретных входов (В021): Статус"/>
+                  <w:listItem w:displayText="Слот М10. Блок дискретных входов (В021): Статус" w:value="Слот М10. Блок дискретных входов (В021): Статус"/>
+                  <w:listItem w:displayText="Слот М10. Блок дискретных входов (В021): Статус" w:value="Слот М10. Блок дискретных входов (В021): Статус"/>
+                  <w:listItem w:displayText="Слот М10. Блок дискретных входов (В021): Статус" w:value="Слот М10. Блок дискретных входов (В021): Статус"/>
+                  <w:listItem w:displayText="Слот М10. Блок дискретных входов (В021): Статус" w:value="Слот М10. Блок дискретных входов (В021): Статус"/>
+                  <w:listItem w:displayText="Слот М10. Блок дискретных входов (В021): Статус" w:value="Слот М10. Блок дискретных входов (В021): Статус"/>
+                  <w:listItem w:displayText="Слот М10. Блок дискретных входов (В021): Статус" w:value="Слот М10. Блок дискретных входов (В021): Статус"/>
+                  <w:listItem w:displayText="Слот М11. Блок дискретных входов (В021): Отказ блока" w:value="Слот М11. Блок дискретных входов (В021): Отказ блока"/>
+                  <w:listItem w:displayText="Слот М11. Блок дискретных входов (В021): Блок не определен" w:value="Слот М11. Блок дискретных входов (В021): Блок не определен"/>
+                  <w:listItem w:displayText="Слот М11. Блок дискретных входов (В021): Статус" w:value="Слот М11. Блок дискретных входов (В021): Статус"/>
+                  <w:listItem w:displayText="Слот М11. Блок дискретных входов (В021): Статус" w:value="Слот М11. Блок дискретных входов (В021): Статус"/>
+                  <w:listItem w:displayText="Слот М11. Блок дискретных входов (В021): Статус" w:value="Слот М11. Блок дискретных входов (В021): Статус"/>
+                  <w:listItem w:displayText="Слот М11. Блок дискретных входов (В021): Статус" w:value="Слот М11. Блок дискретных входов (В021): Статус"/>
+                  <w:listItem w:displayText="Слот М11. Блок дискретных входов (В021): Статус" w:value="Слот М11. Блок дискретных входов (В021): Статус"/>
+                  <w:listItem w:displayText="Слот М11. Блок дискретных входов (В021): Статус" w:value="Слот М11. Блок дискретных входов (В021): Статус"/>
+                  <w:listItem w:displayText="Слот М11. Блок дискретных входов (В021): Статус" w:value="Слот М11. Блок дискретных входов (В021): Статус"/>
+                  <w:listItem w:displayText="Слот М11. Блок дискретных входов (В021): Статус" w:value="Слот М11. Блок дискретных входов (В021): Статус"/>
+                  <w:listItem w:displayText="Слот М11. Блок дискретных входов (В021): Статус" w:value="Слот М11. Блок дискретных входов (В021): Статус"/>
+                  <w:listItem w:displayText="Слот М11. Блок дискретных входов (В021): Статус" w:value="Слот М11. Блок дискретных входов (В021): Статус"/>
+                  <w:listItem w:displayText="Слот М11. Блок дискретных входов (В021): Статус" w:value="Слот М11. Блок дискретных входов (В021): Статус"/>
+                  <w:listItem w:displayText="Слот М11. Блок дискретных входов (В021): Статус" w:value="Слот М11. Блок дискретных входов (В021): Статус"/>
+                  <w:listItem w:displayText="Слот М11. Блок дискретных входов (В021): Статус" w:value="Слот М11. Блок дискретных входов (В021): Статус"/>
+                  <w:listItem w:displayText="Слот М11. Блок дискретных входов (В021): Статус" w:value="Слот М11. Блок дискретных входов (В021): Статус"/>
+                  <w:listItem w:displayText="Слот М12. Измерительный блок (М090): Блок модуля" w:value="Слот М12. Измерительный блок (М090): Блок модуля"/>
+                  <w:listItem w:displayText="Слот М12. Измерительный блок (М090): Блок не определен" w:value="Слот М12. Измерительный блок (М090): Блок не определен"/>
+                  <w:listItem w:displayText="Слот М12. Измерительный блок (М090): Неисправность АЦП" w:value="Слот М12. Измерительный блок (М090): Неисправность АЦП"/>
+                  <w:listItem w:displayText="Слот М12. Измерительный блок (М090): Обрыв цепей ТН" w:value="Слот М12. Измерительный блок (М090): Обрыв цепей ТН"/>
+                  <w:listItem w:displayText="Слот М12. Измерительный блок (М090): Несимметрия измерений" w:value="Слот М12. Измерительный блок (М090): Несимметрия измерений"/>
+                  <w:listItem w:displayText="Слот М12. Измерительный блок (М090): Ошибка номинала ТТ" w:value="Слот М12. Измерительный блок (М090): Ошибка номинала ТТ"/>
+                  <w:listItem w:displayText="Слот М14. Центральный процессор (С01): Отказ блока ЦП" w:value="Слот М14. Центральный процессор (С01): Отказ блока ЦП"/>
+                  <w:listItem w:displayText="Слот М14. Центральный процессор (С01): Неисправность ПЗУ ЦП" w:value="Слот М14. Центральный процессор (С01): Неисправность ПЗУ ЦП"/>
+                  <w:listItem w:displayText="Слот М14. Центральный процессор (С01): Неисправность ПЗУ MPU" w:value="Слот М14. Центральный процессор (С01): Неисправность ПЗУ MPU"/>
+                  <w:listItem w:displayText="Слот М14. Центральный процессор (С01): Неисправность ПЗУ DSP2" w:value="Слот М14. Центральный процессор (С01): Неисправность ПЗУ DSP2"/>
+                  <w:listItem w:displayText="Слот М14. Центральный процессор (С01): Неисправность flash" w:value="Слот М14. Центральный процессор (С01): Неисправность flash"/>
+                  <w:listItem w:displayText="Слот М14. Центральный процессор (С01): Неисправность ОЗУ ЦП" w:value="Слот М14. Центральный процессор (С01): Неисправность ОЗУ ЦП"/>
+                  <w:listItem w:displayText="Слот М14. Центральный процессор (С01): Неисправность ОЗУ MPU" w:value="Слот М14. Центральный процессор (С01): Неисправность ОЗУ MPU"/>
+                  <w:listItem w:displayText="Слот М14. Центральный процессор (С01): Неисправность ОЗУ DSP2" w:value="Слот М14. Центральный процессор (С01): Неисправность ОЗУ DSP2"/>
+                  <w:listItem w:displayText="Слот М14. Центральный процессор (С01): Неисправность ОЗУ IPU2" w:value="Слот М14. Центральный процессор (С01): Неисправность ОЗУ IPU2"/>
+                  <w:listItem w:displayText="Слот М14. Центральный процессор (С01): Неисправность часов ЦП" w:value="Слот М14. Центральный процессор (С01): Неисправность часов ЦП"/>
+                  <w:listItem w:displayText="Слот М14. Центральный процессор (С01): Ошибка I2C ЦП" w:value="Слот М14. Центральный процессор (С01): Ошибка I2C ЦП"/>
+                  <w:listItem w:displayText="Слот М14. Центральный процессор (С01): Ошибка КС уставок" w:value="Слот М14. Центральный процессор (С01): Ошибка КС уставок"/>
+                  <w:listItem w:displayText="Слот М14. Центральный процессор (С01): Неисправность ПО ЦП" w:value="Слот М14. Центральный процессор (С01): Неисправность ПО ЦП"/>
+                  <w:listItem w:displayText="Слот М14. Центральный процессор (С01): Несовместимая версия ПО ЦП" w:value="Слот М14. Центральный процессор (С01): Несовместимая версия ПО ЦП"/>
+                  <w:listItem w:displayText="Слот М14. Центральный процессор (С01): Неисправность SPI ЦП" w:value="Слот М14. Центральный процессор (С01): Неисправность SPI ЦП"/>
+                  <w:listItem w:displayText="Слот М14. Центральный процессор (С01): Ошибка конфигурации ЦП" w:value="Слот М14. Центральный процессор (С01): Ошибка конфигурации ЦП"/>
+                  <w:listItem w:displayText="Слот М14. Центральный процессор (С01): Неверные уставки" w:value="Слот М14. Центральный процессор (С01): Неверные уставки"/>
+                  <w:listItem w:displayText="Слот М14. Центральный процессор (С01): Неисправность IPC" w:value="Слот М14. Центральный процессор (С01): Неисправность IPC"/>
+                  <w:listItem w:displayText="Слот М14. Центральный процессор (С01): Неисправность IPC для MPU-DSP1" w:value="Слот М14. Центральный процессор (С01): Неисправность IPC для MPU-DSP1"/>
+                  <w:listItem w:displayText="Слот М14. Центральный процессор (С01): Неисправность IPC для DSP1-IPU1" w:value="Слот М14. Центральный процессор (С01): Неисправность IPC для DSP1-IPU1"/>
+                  <w:listItem w:displayText="Слот М14. Центральный процессор (С01): Неисправность IPC для MPU-IPU1" w:value="Слот М14. Центральный процессор (С01): Неисправность IPC для MPU-IPU1"/>
+                  <w:listItem w:displayText="Слот М14. Центральный процессор (С01): RED12.Неисправность" w:value="Слот М14. Центральный процессор (С01): RED12.Неисправность"/>
+                  <w:listItem w:displayText="Слот М14. Центральный процессор (С01): RED34.Неисправность" w:value="Слот М14. Центральный процессор (С01): RED34.Неисправность"/>
+                  <w:listItem w:displayText="Слот М14. Центральный процессор (С01): X1.Неисправность" w:value="Слот М14. Центральный процессор (С01): X1.Неисправность"/>
+                  <w:listItem w:displayText="Слот М14. Центральный процессор (С01): X1.Переп.вых.буфер" w:value="Слот М14. Центральный процессор (С01): X1.Переп.вых.буфер"/>
+                  <w:listItem w:displayText="Слот М14. Центральный процессор (С01): X1.Переп.вх.буфер" w:value="Слот М14. Центральный процессор (С01): X1.Переп.вх.буфер"/>
+                  <w:listItem w:displayText="Слот М14. Центральный процессор (С01): X2.Неисправность" w:value="Слот М14. Центральный процессор (С01): X2.Неисправность"/>
+                  <w:listItem w:displayText="Слот М14. Центральный процессор (С01): X2.Переп.вых.буфер" w:value="Слот М14. Центральный процессор (С01): X2.Переп.вых.буфер"/>
+                  <w:listItem w:displayText="Слот М14. Центральный процессор (С01): X2.Переп.вх.буфер" w:value="Слот М14. Центральный процессор (С01): X2.Переп.вх.буфер"/>
+                  <w:listItem w:displayText="Слот М14. Центральный процессор (С01): X3.Неисправность" w:value="Слот М14. Центральный процессор (С01): X3.Неисправность"/>
+                  <w:listItem w:displayText="Слот М14. Центральный процессор (С01): X3.Переп.вых.буфер" w:value="Слот М14. Центральный процессор (С01): X3.Переп.вых.буфер"/>
+                  <w:listItem w:displayText="Слот М14. Центральный процессор (С01): X3.Переп.вх.буфер" w:value="Слот М14. Центральный процессор (С01): X3.Переп.вх.буфер"/>
+                  <w:listItem w:displayText="Слот М14. Центральный процессор (С01): X4.Неисправность" w:value="Слот М14. Центральный процессор (С01): X4.Неисправность"/>
+                  <w:listItem w:displayText="Слот М14. Центральный процессор (С01): X4.Переп.вых.буфер" w:value="Слот М14. Центральный процессор (С01): X4.Переп.вых.буфер"/>
+                  <w:listItem w:displayText="Слот М14. Центральный процессор (С01): X4.Переп.вх.буфер" w:value="Слот М14. Центральный процессор (С01): X4.Переп.вх.буфер"/>
+                  <w:listItem w:displayText="Слот М14. Центральный процессор (С01): Температура ЦП &lt;&lt;" w:value="Слот М14. Центральный процессор (С01): Температура ЦП &lt;&lt;"/>
+                  <w:listItem w:displayText="Слот М14. Центральный процессор (С01): Температура ЦП &gt;&gt;" w:value="Слот М14. Центральный процессор (С01): Температура ЦП &gt;&gt;"/>
+                  <w:listItem w:displayText="Слот М14. Центральный процессор (С01): Температура ЦП &gt;" w:value="Слот М14. Центральный процессор (С01): Температура ЦП &gt;"/>
+                  <w:listItem w:displayText="Слот М14. Центральный процессор (С01): Температура ЦП &lt;" w:value="Слот М14. Центральный процессор (С01): Температура ЦП &lt;"/>
+                  <w:listItem w:displayText="Слот М14. Центральный процессор (С01): Сброс часов" w:value="Слот М14. Центральный процессор (С01): Сброс часов"/>
+                  <w:listItem w:displayText="Слот М14. Центральный процессор (С01): Неисправность архивов" w:value="Слот М14. Центральный процессор (С01): Неисправность архивов"/>
+                  <w:listItem w:displayText="Слот М14. Центральный процессор (С01): Перезагрузка ПО" w:value="Слот М14. Центральный процессор (С01): Перезагрузка ПО"/>
+                  <w:listItem w:displayText="Слот М14. Центральный процессор (С01): Перезапуск по питанию" w:value="Слот М14. Центральный процессор (С01): Перезапуск по питанию"/>
+                  <w:listItem w:displayText="Слот М14. Центральный процессор (С01): Перезапуск по ошибкам ПО" w:value="Слот М14. Центральный процессор (С01): Перезапуск по ошибкам ПО"/>
+                  <w:listItem w:displayText="Слот М14. Центральный процессор (С01): Изменение уставок" w:value="Слот М14. Центральный процессор (С01): Изменение уставок"/>
                 </w:dropDownList>
                 <w:showingPlcHdr/>
                 <w:placeholder>
@@ -3453,79 +4728,270 @@
                 <w:dropDownList>
                   <w:listItem w:displayText="Не назначено" w:value=""/>
                   <w:listItem w:displayText="──────── Сигналы РЗиА ────────" w:value="INPUTS_HEADER" w:disabled="true"/>
-                  <w:listItem w:displayText="АРНТ / АВ РПН: Отключено питание привода" w:value="АРНТ / АВ РПН: Отключено питание привода"/>
-                  <w:listItem w:displayText="АРНТ / АРН: Блокировка РПН по току" w:value="АРНТ / АРН: Блокировка РПН по току"/>
-                  <w:listItem w:displayText="АРНТ / АРН: Блокировка автоматики регулирования" w:value="АРНТ / АРН: Блокировка автоматики регулирования"/>
-                  <w:listItem w:displayText="АРНТ / АРН: Блокировка автоматического регулирования в режиме регулирования параллельно работающих трансформаторов" w:value="АРНТ / АРН: Блокировка автоматического регулирования в режиме регулирования параллельно работающих трансформаторов"/>
-                  <w:listItem w:displayText="АРНТ / АРН: Блокировка автоматической команды прибавить по верхнему допустимому положению" w:value="АРНТ / АРН: Блокировка автоматической команды прибавить по верхнему допустимому положению"/>
-                  <w:listItem w:displayText="АРНТ / АРН: Блокировка автоматической команды убавить по нижнему допустимому положению" w:value="АРНТ / АРН: Блокировка автоматической команды убавить по нижнему допустимому положению"/>
-                  <w:listItem w:displayText="АРНТ / АРН: Блокировка по низкому напряжению" w:value="АРНТ / АРН: Блокировка по низкому напряжению"/>
-                  <w:listItem w:displayText="АРНТ / АРН: Блокировка по низкому уровню масла" w:value="АРНТ / АРН: Блокировка по низкому уровню масла"/>
-                  <w:listItem w:displayText="АРНТ / АРН: Блокировка по перегрузке" w:value="АРНТ / АРН: Блокировка по перегрузке"/>
-                  <w:listItem w:displayText="АРНТ / АРН: Блокировка по перенапряжению" w:value="АРНТ / АРН: Блокировка по перенапряжению"/>
-                  <w:listItem w:displayText="АРНТ / АРН: Ведомый в режиме регулирования параллельно работающих трансформаторов" w:value="АРНТ / АРН: Ведомый в режиме регулирования параллельно работающих трансформаторов"/>
-                  <w:listItem w:displayText="АРНТ / АРН: Ведущий в режиме регулирования параллельно работающих трансформаторов" w:value="АРНТ / АРН: Ведущий в режиме регулирования параллельно работающих трансформаторов"/>
-                  <w:listItem w:displayText="АРНТ / АРН: Высокое напряжение НП секции 1" w:value="АРНТ / АРН: Высокое напряжение НП секции 1"/>
-                  <w:listItem w:displayText="АРНТ / АРН: Высокое напряжение НП секции 2" w:value="АРНТ / АРН: Высокое напряжение НП секции 2"/>
-                  <w:listItem w:displayText="АРНТ / АРН: Высокое напряжение ОП секции 1" w:value="АРНТ / АРН: Высокое напряжение ОП секции 1"/>
-                  <w:listItem w:displayText="АРНТ / АРН: Высокое напряжение ОП секции 2" w:value="АРНТ / АРН: Высокое напряжение ОП секции 2"/>
-                  <w:listItem w:displayText="АРНТ / АРН: Высокое напряжение секции 1" w:value="АРНТ / АРН: Высокое напряжение секции 1"/>
-                  <w:listItem w:displayText="АРНТ / АРН: Готовность к режиму регулирования параллельно работающих трансформаторов" w:value="АРНТ / АРН: Готовность к режиму регулирования параллельно работающих трансформаторов"/>
-                  <w:listItem w:displayText="АРНТ / АРН: Действие АРНТ на привод РПН" w:value="АРНТ / АРН: Действие АРНТ на привод РПН"/>
-                  <w:listItem w:displayText="АРНТ / АРН: Команда «Прибавить» от АРНТ параллельно работающего трансформатора" w:value="АРНТ / АРН: Команда «Прибавить» от АРНТ параллельно работающего трансформатора"/>
-                  <w:listItem w:displayText="АРНТ / АРН: Команда «Убавить» от АРНТ параллельно работающего трансформатора" w:value="АРНТ / АРН: Команда «Убавить» от АРНТ параллельно работающего трансформатора"/>
-                  <w:listItem w:displayText="АРНТ / АРН: Команда «прибавить» в привод РПН" w:value="АРНТ / АРН: Команда «прибавить» в привод РПН"/>
-                  <w:listItem w:displayText="АРНТ / АРН: Команда «убавить» привод РПН" w:value="АРНТ / АРН: Команда «убавить» привод РПН"/>
-                  <w:listItem w:displayText="АРНТ / АРН: Команда на отключение автомата питания привода РПН" w:value="АРНТ / АРН: Команда на отключение автомата питания привода РПН"/>
-                  <w:listItem w:displayText="АРНТ / АРН: Мертвое положение" w:value="АРНТ / АРН: Мертвое положение"/>
-                  <w:listItem w:displayText="АРНТ / АРН: Напряжение выше границы зоны нечувствительности" w:value="АРНТ / АРН: Напряжение выше границы зоны нечувствительности"/>
-                  <w:listItem w:displayText="АРНТ / АРН: Напряжение значительно выше границы зоны нечувствительности" w:value="АРНТ / АРН: Напряжение значительно выше границы зоны нечувствительности"/>
-                  <w:listItem w:displayText="АРНТ / АРН: Напряжение ниже границы зоны нечувствительности" w:value="АРНТ / АРН: Напряжение ниже границы зоны нечувствительности"/>
-                  <w:listItem w:displayText="АРНТ / АРН: Ненормальный режим на секции" w:value="АРНТ / АРН: Ненормальный режим на секции"/>
-                  <w:listItem w:displayText="АРНТ / АРН: Нет связи с регулируемыми шинами" w:value="АРНТ / АРН: Нет связи с регулируемыми шинами"/>
-                  <w:listItem w:displayText="АРНТ / АРН: Низкое напряжение секции 1" w:value="АРНТ / АРН: Низкое напряжение секции 1"/>
-                  <w:listItem w:displayText="АРНТ / АРН: Низкое напряжение секции 2" w:value="АРНТ / АРН: Низкое напряжение секции 2"/>
-                  <w:listItem w:displayText="АРНТ / АРН: Ошибка определения положения РПН" w:value="АРНТ / АРН: Ошибка определения положения РПН"/>
-                  <w:listItem w:displayText="АРНТ / АРН: Ошибка регулирования параллельно работающих трансформаторов" w:value="АРНТ / АРН: Ошибка регулирования параллельно работающих трансформаторов"/>
-                  <w:listItem w:displayText="АРНТ / АРН: Перегрузка секции 1" w:value="АРНТ / АРН: Перегрузка секции 1"/>
-                  <w:listItem w:displayText="АРНТ / АРН: Перегрузка секции 2" w:value="АРНТ / АРН: Перегрузка секции 2"/>
-                  <w:listItem w:displayText="АРНТ / АРН: Перенапряжение секции 2" w:value="АРНТ / АРН: Перенапряжение секции 2"/>
-                  <w:listItem w:displayText="АРНТ / АРН: Прибавить в АРНТ параллельного работающего трансформатора" w:value="АРНТ / АРН: Прибавить в АРНТ параллельного работающего трансформатора"/>
-                  <w:listItem w:displayText="АРНТ / АРН: Привод РПН заблокирован" w:value="АРНТ / АРН: Привод РПН заблокирован"/>
-                  <w:listItem w:displayText="АРНТ / АРН: Принудительно ведущий в режиме регулирования параллельно работающих трансформаторов" w:value="АРНТ / АРН: Принудительно ведущий в режиме регулирования параллельно работающих трансформаторов"/>
-                  <w:listItem w:displayText="АРНТ / АРН: Рассогласование приводов РПН параллельно работающих трансформаторов" w:value="АРНТ / АРН: Рассогласование приводов РПН параллельно работающих трансформаторов"/>
-                  <w:listItem w:displayText="АРНТ / АРН: Режим автоматического регулирования" w:value="АРНТ / АРН: Режим автоматического регулирования"/>
-                  <w:listItem w:displayText="АРНТ / АРН: Режим параллельного регулирования" w:value="АРНТ / АРН: Режим параллельного регулирования"/>
-                  <w:listItem w:displayText="АРНТ / АРН: Убавить в АРНТ параллельного работающего трансформатора" w:value="АРНТ / АРН: Убавить в АРНТ параллельного работающего трансформатора"/>
-                  <w:listItem w:displayText="АРНТ / Выбор ТН: Автоматический выбор регулируемой секции" w:value="АРНТ / Выбор ТН: Автоматический выбор регулируемой секции"/>
-                  <w:listItem w:displayText="АРНТ / Выбор ТН: Контроль 1 секции" w:value="АРНТ / Выбор ТН: Контроль 1 секции"/>
-                  <w:listItem w:displayText="АРНТ / Выбор ТН: Контроль 2 секции" w:value="АРНТ / Выбор ТН: Контроль 2 секции"/>
-                  <w:listItem w:displayText="АРНТ / Выбор ТН: Приоритет регулирования по 2 секции" w:value="АРНТ / Выбор ТН: Приоритет регулирования по 2 секции"/>
-                  <w:listItem w:displayText="АРНТ / Выбор ТН: Регулирование по 1 секции" w:value="АРНТ / Выбор ТН: Регулирование по 1 секции"/>
-                  <w:listItem w:displayText="АРНТ / Выбор ТН: Регулирование по 2 секции" w:value="АРНТ / Выбор ТН: Регулирование по 2 секции"/>
-                  <w:listItem w:displayText="АРНТ / ДТм: Блокировка по низкой температуре" w:value="АРНТ / ДТм: Блокировка по низкой температуре"/>
-                  <w:listItem w:displayText="АРНТ / ДУм: Высокий уровень масла" w:value="АРНТ / ДУм: Высокий уровень масла"/>
-                  <w:listItem w:displayText="АРНТ / Контроль РПН: Длительное переключение (привод остановился в промежуточном положении)" w:value="АРНТ / Контроль РПН: Длительное переключение (привод остановился в промежуточном положении)"/>
-                  <w:listItem w:displayText="АРНТ / Контроль РПН: Отказ привода РПН" w:value="АРНТ / Контроль РПН: Отказ привода РПН"/>
-                  <w:listItem w:displayText="АРНТ / Контроль РПН: Переключение не началось" w:value="АРНТ / Контроль РПН: Переключение не началось"/>
-                  <w:listItem w:displayText="АРНТ / Контроль РПН: Самопроизвольное переключение" w:value="АРНТ / Контроль РПН: Самопроизвольное переключение"/>
-                  <w:listItem w:displayText="АРНТ / Контроль РПН: Сигнализация максимального количества переключений РПН" w:value="АРНТ / Контроль РПН: Сигнализация максимального количества переключений РПН"/>
-                  <w:listItem w:displayText="АРНТ / Привод РПН: Идет переключение" w:value="АРНТ / Привод РПН: Идет переключение"/>
-                  <w:listItem w:displayText="АРНТ / Привод РПН: Крайнее верхнее положение РПН" w:value="АРНТ / Привод РПН: Крайнее верхнее положение РПН"/>
-                  <w:listItem w:displayText="АРНТ / Привод РПН: Крайнее нижнее положение РПН" w:value="АРНТ / Привод РПН: Крайнее нижнее положение РПН"/>
-                  <w:listItem w:displayText="АРНТ / Привод РПН: Местное управление привода" w:value="АРНТ / Привод РПН: Местное управление привода"/>
-                  <w:listItem w:displayText="Сигнализация / Сигнализация: SG не в рабочем положении" w:value="Сигнализация / Сигнализация: SG не в рабочем положении"/>
-                  <w:listItem w:displayText="Сигнализация / Сигнализация: Блок испытательный №1 в рабочем положении" w:value="Сигнализация / Сигнализация: Блок испытательный №1 в рабочем положении"/>
-                  <w:listItem w:displayText="Сигнализация / Сигнализация: Блок испытательный №2 в рабочем положении" w:value="Сигнализация / Сигнализация: Блок испытательный №2 в рабочем положении"/>
-                  <w:listItem w:displayText="Сигнализация / Сигнализация: Блок испытательный №3 в рабочем положении" w:value="Сигнализация / Сигнализация: Блок испытательный №3 в рабочем положении"/>
-                  <w:listItem w:displayText="Сигнализация / Сигнализация: Блок испытательный №4 в рабочем положении" w:value="Сигнализация / Сигнализация: Блок испытательный №4 в рабочем положении"/>
-                  <w:listItem w:displayText="Сигнализация / Сигнализация: Блок испытательный №5 в рабочем положении" w:value="Сигнализация / Сигнализация: Блок испытательный №5 в рабочем положении"/>
-                  <w:listItem w:displayText="Сигнализация / Сигнализация: Блок испытательный №6 в рабочем положении" w:value="Сигнализация / Сигнализация: Блок испытательный №6 в рабочем положении"/>
-                  <w:listItem w:displayText="Сигнализация / Сигнализация: Блок испытательный №7 в рабочем положении" w:value="Сигнализация / Сигнализация: Блок испытательный №7 в рабочем положении"/>
-                  <w:listItem w:displayText="Сигнализация / Сигнализация: Неисправность РПН" w:value="Сигнализация / Сигнализация: Неисправность РПН"/>
-                  <w:listItem w:displayText="Сигнализация / Сигнализация: Сигнал закрытого положения двери" w:value="Сигнализация / Сигнализация: Сигнал закрытого положения двери"/>
-                  <w:listItem w:displayText="Сигнализация / Сигнализация: Сигнал неисправности оперативного тока цепей технологической сигнализации" w:value="Сигнализация / Сигнализация: Сигнал неисправности оперативного тока цепей технологической сигнализации"/>
-                  <w:listItem w:displayText="Сигнализация / Сигнализация: Сигнал открытого положения двери" w:value="Сигнализация / Сигнализация: Сигнал открытого положения двери"/>
+                  <w:listItem w:displayText="ДЗТ / БВКЗ: Срабатывание БВКЗ" w:value="ДЗТ / БВКЗ: Срабатывание БВКЗ"/>
+                  <w:listItem w:displayText="ДЗТ / БВКЗ: Срабатывание БВКЗ по фазе A" w:value="ДЗТ / БВКЗ: Срабатывание БВКЗ по фазе A"/>
+                  <w:listItem w:displayText="ДЗТ / БВКЗ: Срабатывание БВКЗ по фазе B" w:value="ДЗТ / БВКЗ: Срабатывание БВКЗ по фазе B"/>
+                  <w:listItem w:displayText="ДЗТ / БВКЗ: Срабатывание БВКЗ по фазе C" w:value="ДЗТ / БВКЗ: Срабатывание БВКЗ по фазе C"/>
+                  <w:listItem w:displayText="ДЗТ / Д2Г: Пуск Д2Г" w:value="ДЗТ / Д2Г: Пуск Д2Г"/>
+                  <w:listItem w:displayText="ДЗТ / Д2Г: Пуск Д2Г по фазе A" w:value="ДЗТ / Д2Г: Пуск Д2Г по фазе A"/>
+                  <w:listItem w:displayText="ДЗТ / Д2Г: Пуск Д2Г по фазе B" w:value="ДЗТ / Д2Г: Пуск Д2Г по фазе B"/>
+                  <w:listItem w:displayText="ДЗТ / Д2Г: Пуск Д2Г по фазе C" w:value="ДЗТ / Д2Г: Пуск Д2Г по фазе C"/>
+                  <w:listItem w:displayText="ДЗТ / Д5Г: Пуск Д5Г" w:value="ДЗТ / Д5Г: Пуск Д5Г"/>
+                  <w:listItem w:displayText="ДЗТ / Д5Г: Пуск Д5Г по фазе A" w:value="ДЗТ / Д5Г: Пуск Д5Г по фазе A"/>
+                  <w:listItem w:displayText="ДЗТ / Д5Г: Пуск Д5Г по фазе B" w:value="ДЗТ / Д5Г: Пуск Д5Г по фазе B"/>
+                  <w:listItem w:displayText="ДЗТ / Д5Г: Пуск Д5Г по фазе C" w:value="ДЗТ / Д5Г: Пуск Д5Г по фазе C"/>
+                  <w:listItem w:displayText="ДЗТ / ДЗТ: Срабатывание ДЗТ" w:value="ДЗТ / ДЗТ: Срабатывание ДЗТ"/>
+                  <w:listItem w:displayText="ДЗТ / ДТЗт: Пуск ДТЗт" w:value="ДЗТ / ДТЗт: Пуск ДТЗт"/>
+                  <w:listItem w:displayText="ДЗТ / ДТЗт: Пуск ДТЗт по фазе A" w:value="ДЗТ / ДТЗт: Пуск ДТЗт по фазе A"/>
+                  <w:listItem w:displayText="ДЗТ / ДТЗт: Пуск ДТЗт по фазе B" w:value="ДЗТ / ДТЗт: Пуск ДТЗт по фазе B"/>
+                  <w:listItem w:displayText="ДЗТ / ДТЗт: Пуск ДТЗт по фазе C" w:value="ДЗТ / ДТЗт: Пуск ДТЗт по фазе C"/>
+                  <w:listItem w:displayText="ДЗТ / ДТЗт: Пуск ИО по фазе A" w:value="ДЗТ / ДТЗт: Пуск ИО по фазе A"/>
+                  <w:listItem w:displayText="ДЗТ / ДТЗт: Пуск ИО по фазе B" w:value="ДЗТ / ДТЗт: Пуск ИО по фазе B"/>
+                  <w:listItem w:displayText="ДЗТ / ДТЗт: Пуск ИО по фазе C" w:value="ДЗТ / ДТЗт: Пуск ИО по фазе C"/>
+                  <w:listItem w:displayText="ДЗТ / ДТЗт: Срабатывание ДТЗт" w:value="ДЗТ / ДТЗт: Срабатывание ДТЗт"/>
+                  <w:listItem w:displayText="ДЗТ / ДТЗт: Срабатывание ДТЗт на сигнал" w:value="ДЗТ / ДТЗт: Срабатывание ДТЗт на сигнал"/>
+                  <w:listItem w:displayText="ДЗТ / ДТЗт: Срабатывание ДТЗт по фазе A" w:value="ДЗТ / ДТЗт: Срабатывание ДТЗт по фазе A"/>
+                  <w:listItem w:displayText="ДЗТ / ДТЗт: Срабатывание ДТЗт по фазе A на сигнал" w:value="ДЗТ / ДТЗт: Срабатывание ДТЗт по фазе A на сигнал"/>
+                  <w:listItem w:displayText="ДЗТ / ДТЗт: Срабатывание ДТЗт по фазе B" w:value="ДЗТ / ДТЗт: Срабатывание ДТЗт по фазе B"/>
+                  <w:listItem w:displayText="ДЗТ / ДТЗт: Срабатывание ДТЗт по фазе B на сигнал" w:value="ДЗТ / ДТЗт: Срабатывание ДТЗт по фазе B на сигнал"/>
+                  <w:listItem w:displayText="ДЗТ / ДТЗт: Срабатывание ДТЗт по фазе C" w:value="ДЗТ / ДТЗт: Срабатывание ДТЗт по фазе C"/>
+                  <w:listItem w:displayText="ДЗТ / ДТЗт: Срабатывание ДТЗт по фазе C на сигнал" w:value="ДЗТ / ДТЗт: Срабатывание ДТЗт по фазе C на сигнал"/>
+                  <w:listItem w:displayText="ДЗТ / ДТЗт: Функция введена в работу" w:value="ДЗТ / ДТЗт: Функция введена в работу"/>
+                  <w:listItem w:displayText="ДЗТ / ДТЗт: Функция оперативно выведена из работы" w:value="ДЗТ / ДТЗт: Функция оперативно выведена из работы"/>
+                  <w:listItem w:displayText="ДЗТ / ДТО: Пуск ДТО" w:value="ДЗТ / ДТО: Пуск ДТО"/>
+                  <w:listItem w:displayText="ДЗТ / ДТО: Пуск ДТО по фазе A" w:value="ДЗТ / ДТО: Пуск ДТО по фазе A"/>
+                  <w:listItem w:displayText="ДЗТ / ДТО: Пуск ДТО по фазе B" w:value="ДЗТ / ДТО: Пуск ДТО по фазе B"/>
+                  <w:listItem w:displayText="ДЗТ / ДТО: Пуск ДТО по фазе C" w:value="ДЗТ / ДТО: Пуск ДТО по фазе C"/>
+                  <w:listItem w:displayText="ДЗТ / ДТО: Пуск ИО по фазе A" w:value="ДЗТ / ДТО: Пуск ИО по фазе A"/>
+                  <w:listItem w:displayText="ДЗТ / ДТО: Пуск ИО по фазе B" w:value="ДЗТ / ДТО: Пуск ИО по фазе B"/>
+                  <w:listItem w:displayText="ДЗТ / ДТО: Пуск ИО по фазе C" w:value="ДЗТ / ДТО: Пуск ИО по фазе C"/>
+                  <w:listItem w:displayText="ДЗТ / ДТО: Срабатывание ДТО" w:value="ДЗТ / ДТО: Срабатывание ДТО"/>
+                  <w:listItem w:displayText="ДЗТ / ДТО: Срабатывание ДТО на сигнал" w:value="ДЗТ / ДТО: Срабатывание ДТО на сигнал"/>
+                  <w:listItem w:displayText="ДЗТ / ДТО: Срабатывание ДТО по фазе A" w:value="ДЗТ / ДТО: Срабатывание ДТО по фазе A"/>
+                  <w:listItem w:displayText="ДЗТ / ДТО: Срабатывание ДТО по фазе A на сигнал" w:value="ДЗТ / ДТО: Срабатывание ДТО по фазе A на сигнал"/>
+                  <w:listItem w:displayText="ДЗТ / ДТО: Срабатывание ДТО по фазе B" w:value="ДЗТ / ДТО: Срабатывание ДТО по фазе B"/>
+                  <w:listItem w:displayText="ДЗТ / ДТО: Срабатывание ДТО по фазе B на сигнал" w:value="ДЗТ / ДТО: Срабатывание ДТО по фазе B на сигнал"/>
+                  <w:listItem w:displayText="ДЗТ / ДТО: Срабатывание ДТО по фазе C" w:value="ДЗТ / ДТО: Срабатывание ДТО по фазе C"/>
+                  <w:listItem w:displayText="ДЗТ / ДТО: Срабатывание ДТО по фазе C на сигнал" w:value="ДЗТ / ДТО: Срабатывание ДТО по фазе C на сигнал"/>
+                  <w:listItem w:displayText="ДЗТ / ДТО: Функция введена в работу" w:value="ДЗТ / ДТО: Функция введена в работу"/>
+                  <w:listItem w:displayText="ДЗТ / ДТО: Функция оперативно выведена из работы" w:value="ДЗТ / ДТО: Функция оперативно выведена из работы"/>
+                  <w:listItem w:displayText="ДЗТ / КЦТнеб: Неисправность" w:value="ДЗТ / КЦТнеб: Неисправность"/>
+                  <w:listItem w:displayText="ДЗТ / КЦТнеб: Срабатывание" w:value="ДЗТ / КЦТнеб: Срабатывание"/>
+                  <w:listItem w:displayText="ДЗТ / КЦТнеб: Срабатывание фазы A" w:value="ДЗТ / КЦТнеб: Срабатывание фазы A"/>
+                  <w:listItem w:displayText="ДЗТ / КЦТнеб: Срабатывание фазы B" w:value="ДЗТ / КЦТнеб: Срабатывание фазы B"/>
+                  <w:listItem w:displayText="ДЗТ / КЦТнеб: Срабатывание фазы C" w:value="ДЗТ / КЦТнеб: Срабатывание фазы C"/>
+                  <w:listItem w:displayText="ДЗТ / КЦТнеб: Функция введена в работу" w:value="ДЗТ / КЦТнеб: Функция введена в работу"/>
+                  <w:listItem w:displayText="ДЗТ / КЦТнеб: Функция оперативно выведена из работы" w:value="ДЗТ / КЦТнеб: Функция оперативно выведена из работы"/>
+                  <w:listItem w:displayText="ЗП / ЗП ВН: Пуск" w:value="ЗП / ЗП ВН: Пуск"/>
+                  <w:listItem w:displayText="ЗП / ЗП ВН: Пуск ИО максимального тока" w:value="ЗП / ЗП ВН: Пуск ИО максимального тока"/>
+                  <w:listItem w:displayText="ЗП / ЗП ВН: Срабатывание" w:value="ЗП / ЗП ВН: Срабатывание"/>
+                  <w:listItem w:displayText="ЗП / ЗП ВН: Срабатывание на отключение" w:value="ЗП / ЗП ВН: Срабатывание на отключение"/>
+                  <w:listItem w:displayText="ЗП / ЗП ВН: Функция введена в работу" w:value="ЗП / ЗП ВН: Функция введена в работу"/>
+                  <w:listItem w:displayText="ЗП / ЗП ВН: Функция оперативно выведена из работы" w:value="ЗП / ЗП ВН: Функция оперативно выведена из работы"/>
+                  <w:listItem w:displayText="ЗП / ЗП НН (НН2): Пуск" w:value="ЗП / ЗП НН (НН2): Пуск"/>
+                  <w:listItem w:displayText="ЗП / ЗП НН (НН2): Пуск ИО максимального тока" w:value="ЗП / ЗП НН (НН2): Пуск ИО максимального тока"/>
+                  <w:listItem w:displayText="ЗП / ЗП НН (НН2): Срабатывание" w:value="ЗП / ЗП НН (НН2): Срабатывание"/>
+                  <w:listItem w:displayText="ЗП / ЗП НН (НН2): Срабатывание на отключение" w:value="ЗП / ЗП НН (НН2): Срабатывание на отключение"/>
+                  <w:listItem w:displayText="ЗП / ЗП НН (НН2): Функция введена в работу" w:value="ЗП / ЗП НН (НН2): Функция введена в работу"/>
+                  <w:listItem w:displayText="ЗП / ЗП НН (НН2): Функция оперативно выведена из работы" w:value="ЗП / ЗП НН (НН2): Функция оперативно выведена из работы"/>
+                  <w:listItem w:displayText="ЗП / ЗП СН (НН1): Пуск" w:value="ЗП / ЗП СН (НН1): Пуск"/>
+                  <w:listItem w:displayText="ЗП / ЗП СН (НН1): Пуск ИО максимального тока" w:value="ЗП / ЗП СН (НН1): Пуск ИО максимального тока"/>
+                  <w:listItem w:displayText="ЗП / ЗП СН (НН1): Срабатывание" w:value="ЗП / ЗП СН (НН1): Срабатывание"/>
+                  <w:listItem w:displayText="ЗП / ЗП СН (НН1): Срабатывание на отключение" w:value="ЗП / ЗП СН (НН1): Срабатывание на отключение"/>
+                  <w:listItem w:displayText="ЗП / ЗП СН (НН1): Функция введена в работу" w:value="ЗП / ЗП СН (НН1): Функция введена в работу"/>
+                  <w:listItem w:displayText="ЗП / ЗП СН (НН1): Функция оперативно выведена из работы" w:value="ЗП / ЗП СН (НН1): Функция оперативно выведена из работы"/>
+                  <w:listItem w:displayText="ЗП / ЗП: Срабатывание" w:value="ЗП / ЗП: Срабатывание"/>
+                  <w:listItem w:displayText="ЗПО / ЗПО: Пуск" w:value="ЗПО / ЗПО: Пуск"/>
+                  <w:listItem w:displayText="ЗПО / ЗПО: Срабатывание" w:value="ЗПО / ЗПО: Срабатывание"/>
+                  <w:listItem w:displayText="ЗПО / ЗПО: Срабатывание на сигнал" w:value="ЗПО / ЗПО: Срабатывание на сигнал"/>
+                  <w:listItem w:displayText="ЗПО / ЗПО: Функция введена в работу" w:value="ЗПО / ЗПО: Функция введена в работу"/>
+                  <w:listItem w:displayText="ЗПО / ЗПО: Функция оперативно выведена из работы" w:value="ЗПО / ЗПО: Функция оперативно выведена из работы"/>
+                  <w:listItem w:displayText="КЦТ / КЦТ: Срабатывание КЦТ" w:value="КЦТ / КЦТ: Срабатывание КЦТ"/>
+                  <w:listItem w:displayText="КЦТ / КЦТст1: Пуск КЦТст при асимметрии" w:value="КЦТ / КЦТст1: Пуск КЦТст при асимметрии"/>
+                  <w:listItem w:displayText="КЦТ / КЦТст1: Пуск КЦТст при обрыве провода" w:value="КЦТ / КЦТст1: Пуск КЦТст при обрыве провода"/>
+                  <w:listItem w:displayText="КЦТ / КЦТст1: Срабатывание КЦТст при асимметрии" w:value="КЦТ / КЦТст1: Срабатывание КЦТст при асимметрии"/>
+                  <w:listItem w:displayText="КЦТ / КЦТст1: Срабатывание КЦТст при обрыве провода" w:value="КЦТ / КЦТст1: Срабатывание КЦТст при обрыве провода"/>
+                  <w:listItem w:displayText="КЦТ / КЦТст1: Функция введена в работу" w:value="КЦТ / КЦТст1: Функция введена в работу"/>
+                  <w:listItem w:displayText="КЦТ / КЦТст1: Функция оперативно выведена из работы" w:value="КЦТ / КЦТст1: Функция оперативно выведена из работы"/>
+                  <w:listItem w:displayText="КЦТ / КЦТст2: Пуск КЦТст при асимметрии" w:value="КЦТ / КЦТст2: Пуск КЦТст при асимметрии"/>
+                  <w:listItem w:displayText="КЦТ / КЦТст2: Пуск КЦТст при обрыве провода" w:value="КЦТ / КЦТст2: Пуск КЦТст при обрыве провода"/>
+                  <w:listItem w:displayText="КЦТ / КЦТст2: Срабатывание КЦТст при асимметрии" w:value="КЦТ / КЦТст2: Срабатывание КЦТст при асимметрии"/>
+                  <w:listItem w:displayText="КЦТ / КЦТст2: Срабатывание КЦТст при обрыве провода" w:value="КЦТ / КЦТст2: Срабатывание КЦТст при обрыве провода"/>
+                  <w:listItem w:displayText="КЦТ / КЦТст2: Функция введена в работу" w:value="КЦТ / КЦТст2: Функция введена в работу"/>
+                  <w:listItem w:displayText="КЦТ / КЦТст2: Функция оперативно выведена из работы" w:value="КЦТ / КЦТст2: Функция оперативно выведена из работы"/>
+                  <w:listItem w:displayText="КЦТ / КЦТст3: Пуск КЦТст при асимметрии" w:value="КЦТ / КЦТст3: Пуск КЦТст при асимметрии"/>
+                  <w:listItem w:displayText="КЦТ / КЦТст3: Пуск КЦТст при обрыве провода" w:value="КЦТ / КЦТст3: Пуск КЦТст при обрыве провода"/>
+                  <w:listItem w:displayText="КЦТ / КЦТст3: Срабатывание КЦТст при асимметрии" w:value="КЦТ / КЦТст3: Срабатывание КЦТст при асимметрии"/>
+                  <w:listItem w:displayText="КЦТ / КЦТст3: Срабатывание КЦТст при обрыве провода" w:value="КЦТ / КЦТст3: Срабатывание КЦТст при обрыве провода"/>
+                  <w:listItem w:displayText="КЦТ / КЦТст3: Функция введена в работу" w:value="КЦТ / КЦТст3: Функция введена в работу"/>
+                  <w:listItem w:displayText="КЦТ / КЦТст3: Функция оперативно выведена из работы" w:value="КЦТ / КЦТст3: Функция оперативно выведена из работы"/>
+                  <w:listItem w:displayText="ЛО ВН / ЛО: Отключение" w:value="ЛО ВН / ЛО: Отключение"/>
+                  <w:listItem w:displayText="ЛО ВН / ЛО: Отключить аварийно" w:value="ЛО ВН / ЛО: Отключить аварийно"/>
+                  <w:listItem w:displayText="ЛО ВН / ЛО: Функция введена в работу" w:value="ЛО ВН / ЛО: Функция введена в работу"/>
+                  <w:listItem w:displayText="ЛО ВН / ЛО: Функция оперативно выведена из работы" w:value="ЛО ВН / ЛО: Функция оперативно выведена из работы"/>
+                  <w:listItem w:displayText="ЛО ГЗ РПН / ЛО: Блокировка ГЗ РПН" w:value="ЛО ГЗ РПН / ЛО: Блокировка ГЗ РПН"/>
+                  <w:listItem w:displayText="ЛО ГЗ РПН / ЛО: Срабатывание ГЗ РПН" w:value="ЛО ГЗ РПН / ЛО: Срабатывание ГЗ РПН"/>
+                  <w:listItem w:displayText="ЛО ГЗ РПН / ЛО: Срабатывание ГЗ РПН на сигнал" w:value="ЛО ГЗ РПН / ЛО: Срабатывание ГЗ РПН на сигнал"/>
+                  <w:listItem w:displayText="ЛО ГЗ РПН / ЛО: Функция введена в работу" w:value="ЛО ГЗ РПН / ЛО: Функция введена в работу"/>
+                  <w:listItem w:displayText="ЛО ГЗ РПН / ЛО: Функция оперативно выведена из работы" w:value="ЛО ГЗ РПН / ЛО: Функция оперативно выведена из работы"/>
+                  <w:listItem w:displayText="ЛО ГЗоткл / ЛО: Блокировка ГЗоткл" w:value="ЛО ГЗоткл / ЛО: Блокировка ГЗоткл"/>
+                  <w:listItem w:displayText="ЛО ГЗоткл / ЛО: Срабатывание" w:value="ЛО ГЗоткл / ЛО: Срабатывание"/>
+                  <w:listItem w:displayText="ЛО ГЗоткл / ЛО: Срабатывание на сигнал" w:value="ЛО ГЗоткл / ЛО: Срабатывание на сигнал"/>
+                  <w:listItem w:displayText="ЛО ГЗоткл / ЛО: Функция введена в работу" w:value="ЛО ГЗоткл / ЛО: Функция введена в работу"/>
+                  <w:listItem w:displayText="ЛО ГЗоткл / ЛО: Функция оперативно выведена из работы" w:value="ЛО ГЗоткл / ЛО: Функция оперативно выведена из работы"/>
+                  <w:listItem w:displayText="ЛО ГЗсигн / ЛО: Блокировка ГЗсигн" w:value="ЛО ГЗсигн / ЛО: Блокировка ГЗсигн"/>
+                  <w:listItem w:displayText="ЛО ГЗсигн / ЛО: Срабатывание" w:value="ЛО ГЗсигн / ЛО: Срабатывание"/>
+                  <w:listItem w:displayText="ЛО ГЗсигн / ЛО: Срабатывание на сигнал" w:value="ЛО ГЗсигн / ЛО: Срабатывание на сигнал"/>
+                  <w:listItem w:displayText="ЛО ГЗсигн / ЛО: Функция введена в работу" w:value="ЛО ГЗсигн / ЛО: Функция введена в работу"/>
+                  <w:listItem w:displayText="ЛО ГЗсигн / ЛО: Функция оперативно выведена из работы" w:value="ЛО ГЗсигн / ЛО: Функция оперативно выведена из работы"/>
+                  <w:listItem w:displayText="ЛО НН1 / ЗАПВ: Запрет АПВ" w:value="ЛО НН1 / ЗАПВ: Запрет АПВ"/>
+                  <w:listItem w:displayText="ЛО НН1 / ЗАПВ: Функция введена в работу" w:value="ЛО НН1 / ЗАПВ: Функция введена в работу"/>
+                  <w:listItem w:displayText="ЛО НН1 / ЗАПВ: Функция оперативно выведена из работы" w:value="ЛО НН1 / ЗАПВ: Функция оперативно выведена из работы"/>
+                  <w:listItem w:displayText="ЛО НН1 / ЛО: Отключение" w:value="ЛО НН1 / ЛО: Отключение"/>
+                  <w:listItem w:displayText="ЛО НН1 / ЛО: Отключить аварийно" w:value="ЛО НН1 / ЛО: Отключить аварийно"/>
+                  <w:listItem w:displayText="ЛО НН1 / ЛО: Функция введена в работу" w:value="ЛО НН1 / ЛО: Функция введена в работу"/>
+                  <w:listItem w:displayText="ЛО НН1 / ЛО: Функция оперативно выведена из работы" w:value="ЛО НН1 / ЛО: Функция оперативно выведена из работы"/>
+                  <w:listItem w:displayText="ЛО НН2 / ЗАПВ: Запрет АПВ" w:value="ЛО НН2 / ЗАПВ: Запрет АПВ"/>
+                  <w:listItem w:displayText="ЛО НН2 / ЗАПВ: Функция введена в работу" w:value="ЛО НН2 / ЗАПВ: Функция введена в работу"/>
+                  <w:listItem w:displayText="ЛО НН2 / ЗАПВ: Функция оперативно выведена из работы" w:value="ЛО НН2 / ЗАПВ: Функция оперативно выведена из работы"/>
+                  <w:listItem w:displayText="ЛО НН2 / ЛО: Отключение" w:value="ЛО НН2 / ЛО: Отключение"/>
+                  <w:listItem w:displayText="ЛО НН2 / ЛО: Отключить аварийно" w:value="ЛО НН2 / ЛО: Отключить аварийно"/>
+                  <w:listItem w:displayText="ЛО НН2 / ЛО: Функция введена в работу" w:value="ЛО НН2 / ЛО: Функция введена в работу"/>
+                  <w:listItem w:displayText="ЛО НН2 / ЛО: Функция оперативно выведена из работы" w:value="ЛО НН2 / ЛО: Функция оперативно выведена из работы"/>
+                  <w:listItem w:displayText="ЛО Т / ЗАПВ: Запрет АПВ" w:value="ЛО Т / ЗАПВ: Запрет АПВ"/>
+                  <w:listItem w:displayText="ЛО Т / ЗАПВ: Функция введена в работу" w:value="ЛО Т / ЗАПВ: Функция введена в работу"/>
+                  <w:listItem w:displayText="ЛО Т / ЗАПВ: Функция оперативно выведена из работы" w:value="ЛО Т / ЗАПВ: Функция оперативно выведена из работы"/>
+                  <w:listItem w:displayText="ЛО Т / ЛО: Срабатывание" w:value="ЛО Т / ЛО: Срабатывание"/>
+                  <w:listItem w:displayText="ЛО Т / ЛО: Функция введена в работу" w:value="ЛО Т / ЛО: Функция введена в работу"/>
+                  <w:listItem w:displayText="ЛО Т / ЛО: Функция оперативно выведена из работы" w:value="ЛО Т / ЛО: Функция оперативно выведена из работы"/>
+                  <w:listItem w:displayText="ЛО ТЗ / ЛО ДТм: Срабатывание" w:value="ЛО ТЗ / ЛО ДТм: Срабатывание"/>
+                  <w:listItem w:displayText="ЛО ТЗ / ЛО ДТм: Срабатывание датчика температуры масла заблокировано" w:value="ЛО ТЗ / ЛО ДТм: Срабатывание датчика температуры масла заблокировано"/>
+                  <w:listItem w:displayText="ЛО ТЗ / ЛО ДТм: Срабатывание на сигнал" w:value="ЛО ТЗ / ЛО ДТм: Срабатывание на сигнал"/>
+                  <w:listItem w:displayText="ЛО ТЗ / ЛО ДТм: Функция введена в работу" w:value="ЛО ТЗ / ЛО ДТм: Функция введена в работу"/>
+                  <w:listItem w:displayText="ЛО ТЗ / ЛО ДТм: Функция оперативно выведена из работы" w:value="ЛО ТЗ / ЛО ДТм: Функция оперативно выведена из работы"/>
+                  <w:listItem w:displayText="ЛО ТЗ / ЛО ДТо: Срабатывание" w:value="ЛО ТЗ / ЛО ДТо: Срабатывание"/>
+                  <w:listItem w:displayText="ЛО ТЗ / ЛО ДТо: Срабатывание датчика температуры обмотки заблокировано" w:value="ЛО ТЗ / ЛО ДТо: Срабатывание датчика температуры обмотки заблокировано"/>
+                  <w:listItem w:displayText="ЛО ТЗ / ЛО ДТо: Срабатывание на сигнал" w:value="ЛО ТЗ / ЛО ДТо: Срабатывание на сигнал"/>
+                  <w:listItem w:displayText="ЛО ТЗ / ЛО ДТо: Функция введена в работу" w:value="ЛО ТЗ / ЛО ДТо: Функция введена в работу"/>
+                  <w:listItem w:displayText="ЛО ТЗ / ЛО ДТо: Функция оперативно выведена из работы" w:value="ЛО ТЗ / ЛО ДТо: Функция оперативно выведена из работы"/>
+                  <w:listItem w:displayText="ЛО ТЗ / ЛО РД: Срабатывание" w:value="ЛО ТЗ / ЛО РД: Срабатывание"/>
+                  <w:listItem w:displayText="ЛО ТЗ / ЛО РД: Срабатывание на сигнал" w:value="ЛО ТЗ / ЛО РД: Срабатывание на сигнал"/>
+                  <w:listItem w:displayText="ЛО ТЗ / ЛО РД: Срабатывание реле давления заблокировано" w:value="ЛО ТЗ / ЛО РД: Срабатывание реле давления заблокировано"/>
+                  <w:listItem w:displayText="ЛО ТЗ / ЛО РД: Функция введена в работу" w:value="ЛО ТЗ / ЛО РД: Функция введена в работу"/>
+                  <w:listItem w:displayText="ЛО ТЗ / ЛО РД: Функция оперативно выведена из работы" w:value="ЛО ТЗ / ЛО РД: Функция оперативно выведена из работы"/>
+                  <w:listItem w:displayText="ЛО ТС / ЛО ДУм расширителя: Срабатывание" w:value="ЛО ТС / ЛО ДУм расширителя: Срабатывание"/>
+                  <w:listItem w:displayText="ЛО ТС / ЛО ДУм расширителя: Срабатывание на сигнал" w:value="ЛО ТС / ЛО ДУм расширителя: Срабатывание на сигнал"/>
+                  <w:listItem w:displayText="ЛО ТС / ЛО ДУм расширителя: Функция введена в работу" w:value="ЛО ТС / ЛО ДУм расширителя: Функция введена в работу"/>
+                  <w:listItem w:displayText="ЛО ТС / ЛО ДУм расширителя: Функция оперативно выведена из работы" w:value="ЛО ТС / ЛО ДУм расширителя: Функция оперативно выведена из работы"/>
+                  <w:listItem w:displayText="ЛО ТС / ЛО ОК: Срабатывание" w:value="ЛО ТС / ЛО ОК: Срабатывание"/>
+                  <w:listItem w:displayText="ЛО ТС / ЛО ОК: Срабатывание на сигнал" w:value="ЛО ТС / ЛО ОК: Срабатывание на сигнал"/>
+                  <w:listItem w:displayText="ЛО ТС / ЛО ОК: Функция введена в работу" w:value="ЛО ТС / ЛО ОК: Функция введена в работу"/>
+                  <w:listItem w:displayText="ЛО ТС / ЛО ОК: Функция оперативно выведена из работы" w:value="ЛО ТС / ЛО ОК: Функция оперативно выведена из работы"/>
+                  <w:listItem w:displayText="ЛО ТС / ЛО ПК: Срабатывание" w:value="ЛО ТС / ЛО ПК: Срабатывание"/>
+                  <w:listItem w:displayText="ЛО ТС / ЛО ПК: Срабатывание на сигнал" w:value="ЛО ТС / ЛО ПК: Срабатывание на сигнал"/>
+                  <w:listItem w:displayText="ЛО ТС / ЛО ПК: Функция введена в работу" w:value="ЛО ТС / ЛО ПК: Функция введена в работу"/>
+                  <w:listItem w:displayText="ЛО ТС / ЛО ПК: Функция оперативно выведена из работы" w:value="ЛО ТС / ЛО ПК: Функция оперативно выведена из работы"/>
+                  <w:listItem w:displayText="ПДС / ГЗ РПН: Низкая изоляция" w:value="ПДС / ГЗ РПН: Низкая изоляция"/>
+                  <w:listItem w:displayText="ПДС / ГЗ РПН: Отключение" w:value="ПДС / ГЗ РПН: Отключение"/>
+                  <w:listItem w:displayText="ПДС / ГЗ Т: Низкая изоляция ГЗоткл" w:value="ПДС / ГЗ Т: Низкая изоляция ГЗоткл"/>
+                  <w:listItem w:displayText="ПДС / ГЗ Т: Низкая изоляция ГЗсигн" w:value="ПДС / ГЗ Т: Низкая изоляция ГЗсигн"/>
+                  <w:listItem w:displayText="ПДС / ГЗ Т: Отключение" w:value="ПДС / ГЗ Т: Отключение"/>
+                  <w:listItem w:displayText="ПДС / ГЗ Т: Сигнал" w:value="ПДС / ГЗ Т: Сигнал"/>
+                  <w:listItem w:displayText="ПДС / ДТм: Низкая изоляция" w:value="ПДС / ДТм: Низкая изоляция"/>
+                  <w:listItem w:displayText="ПДС / ДТм: Отключение" w:value="ПДС / ДТм: Отключение"/>
+                  <w:listItem w:displayText="ПДС / ДТм: Сигнал" w:value="ПДС / ДТм: Сигнал"/>
+                  <w:listItem w:displayText="ПДС / ДТм_РПН: Срабатывание" w:value="ПДС / ДТм_РПН: Срабатывание"/>
+                  <w:listItem w:displayText="ПДС / ДТо: Низкая изоляция" w:value="ПДС / ДТо: Низкая изоляция"/>
+                  <w:listItem w:displayText="ПДС / ДТо: Отключение" w:value="ПДС / ДТо: Отключение"/>
+                  <w:listItem w:displayText="ПДС / ДТо: Сигнал" w:value="ПДС / ДТо: Сигнал"/>
+                  <w:listItem w:displayText="ПДС / ДУм РПН: Высокий уровень масла" w:value="ПДС / ДУм РПН: Высокий уровень масла"/>
+                  <w:listItem w:displayText="ПДС / ДУм РПН: Низкий уровень масла" w:value="ПДС / ДУм РПН: Низкий уровень масла"/>
+                  <w:listItem w:displayText="ПДС / ДУм расширителя: Высокий уровень масла" w:value="ПДС / ДУм расширителя: Высокий уровень масла"/>
+                  <w:listItem w:displayText="ПДС / ДУм расширителя: Низкий уровень масла" w:value="ПДС / ДУм расширителя: Низкий уровень масла"/>
+                  <w:listItem w:displayText="ПДС / КСО: Авария" w:value="ПДС / КСО: Авария"/>
+                  <w:listItem w:displayText="ПДС / КСО: Неисправность" w:value="ПДС / КСО: Неисправность"/>
+                  <w:listItem w:displayText="ПДС / ОК: Срабатывание" w:value="ПДС / ОК: Срабатывание"/>
+                  <w:listItem w:displayText="ПДС / ПДС: Функция введена в работу" w:value="ПДС / ПДС: Функция введена в работу"/>
+                  <w:listItem w:displayText="ПДС / ПДС: Функция оперативно выведена из работы" w:value="ПДС / ПДС: Функция оперативно выведена из работы"/>
+                  <w:listItem w:displayText="ПДС / ПК: Срабатывание" w:value="ПДС / ПК: Срабатывание"/>
+                  <w:listItem w:displayText="ПДС / РД: Низкая изоляция" w:value="ПДС / РД: Низкая изоляция"/>
+                  <w:listItem w:displayText="ПДС / РД: Отключение" w:value="ПДС / РД: Отключение"/>
+                  <w:listItem w:displayText="ПДС НКУ / SA1: Цепь управления введена" w:value="ПДС НКУ / SA1: Цепь управления введена"/>
+                  <w:listItem w:displayText="ПДС НКУ / SA2: Цепь управления введена" w:value="ПДС НКУ / SA2: Цепь управления введена"/>
+                  <w:listItem w:displayText="ПДС НКУ / SA3: Цепь управления введена" w:value="ПДС НКУ / SA3: Цепь управления введена"/>
+                  <w:listItem w:displayText="ПДС НКУ / SA4: Цепь управления введена" w:value="ПДС НКУ / SA4: Цепь управления введена"/>
+                  <w:listItem w:displayText="ПДС НКУ / SG1: Рабочее положение испытательного блока" w:value="ПДС НКУ / SG1: Рабочее положение испытательного блока"/>
+                  <w:listItem w:displayText="ПДС НКУ / SG2: Рабочее положение испытательного блока" w:value="ПДС НКУ / SG2: Рабочее положение испытательного блока"/>
+                  <w:listItem w:displayText="ПДС НКУ / SG3: Рабочее положение испытательного блока" w:value="ПДС НКУ / SG3: Рабочее положение испытательного блока"/>
+                  <w:listItem w:displayText="ПДС НКУ / Дверь: Дверь шкафа закрыта" w:value="ПДС НКУ / Дверь: Дверь шкафа закрыта"/>
+                  <w:listItem w:displayText="ПДС НКУ / Дверь: Дверь шкафа открыта" w:value="ПДС НКУ / Дверь: Дверь шкафа открыта"/>
+                  <w:listItem w:displayText="ПДС НКУ / ОТ ГЗ: Неисправность оперативного тока цепей ГЗ" w:value="ПДС НКУ / ОТ ГЗ: Неисправность оперативного тока цепей ГЗ"/>
+                  <w:listItem w:displayText="ПДС НКУ / ОТ ЗДЗ1: Неисправность оперативного тока цепей ЗДЗ НН1" w:value="ПДС НКУ / ОТ ЗДЗ1: Неисправность оперативного тока цепей ЗДЗ НН1"/>
+                  <w:listItem w:displayText="ПДС НКУ / ОТ ЗДЗ2: Неисправность оперативного тока цепей ЗДЗ НН2" w:value="ПДС НКУ / ОТ ЗДЗ2: Неисправность оперативного тока цепей ЗДЗ НН2"/>
+                  <w:listItem w:displayText="ПДС НКУ / ОТ ТЗ, ТС: Неисправность оперативного тока цепей ТЗ, ТС" w:value="ПДС НКУ / ОТ ТЗ, ТС: Неисправность оперативного тока цепей ТЗ, ТС"/>
+                  <w:listItem w:displayText="ПДС НКУ / ОТ УРОВ1: Неисправность оперативного тока цепей УРОВ НН1" w:value="ПДС НКУ / ОТ УРОВ1: Неисправность оперативного тока цепей УРОВ НН1"/>
+                  <w:listItem w:displayText="ПДС НКУ / ОТ УРОВ2: Неисправность оперативного тока цепей УРОВ НН2" w:value="ПДС НКУ / ОТ УРОВ2: Неисправность оперативного тока цепей УРОВ НН2"/>
+                  <w:listItem w:displayText="ПДС НКУ / ПДС НКУ: Функция введена в работу" w:value="ПДС НКУ / ПДС НКУ: Функция введена в работу"/>
+                  <w:listItem w:displayText="ПДС НКУ / ПДС НКУ: Функция оперативно выведена из работы" w:value="ПДС НКУ / ПДС НКУ: Функция оперативно выведена из работы"/>
+                  <w:listItem w:displayText="ПС / ПС: Пуск" w:value="ПС / ПС: Пуск"/>
+                  <w:listItem w:displayText="ПС / ПС: Пуск (импульс)" w:value="ПС / ПС: Пуск (импульс)"/>
+                  <w:listItem w:displayText="РТПО / РТПО ВН: Пуск" w:value="РТПО / РТПО ВН: Пуск"/>
+                  <w:listItem w:displayText="РТПО / РТПО ВН: Пуск ИО тока" w:value="РТПО / РТПО ВН: Пуск ИО тока"/>
+                  <w:listItem w:displayText="РТПО / РТПО ВН: Функция введена в работу" w:value="РТПО / РТПО ВН: Функция введена в работу"/>
+                  <w:listItem w:displayText="РТПО / РТПО ВН: Функция оперативно выведена из работы" w:value="РТПО / РТПО ВН: Функция оперативно выведена из работы"/>
+                  <w:listItem w:displayText="РТПО / РТПО НН (НН2): Пуск" w:value="РТПО / РТПО НН (НН2): Пуск"/>
+                  <w:listItem w:displayText="РТПО / РТПО НН (НН2): Пуск ИО тока" w:value="РТПО / РТПО НН (НН2): Пуск ИО тока"/>
+                  <w:listItem w:displayText="РТПО / РТПО НН (НН2): Функция введена в работу" w:value="РТПО / РТПО НН (НН2): Функция введена в работу"/>
+                  <w:listItem w:displayText="РТПО / РТПО НН (НН2): Функция оперативно выведена из работы" w:value="РТПО / РТПО НН (НН2): Функция оперативно выведена из работы"/>
+                  <w:listItem w:displayText="РТПО / РТПО СН (НН1): Пуск" w:value="РТПО / РТПО СН (НН1): Пуск"/>
+                  <w:listItem w:displayText="РТПО / РТПО СН (НН1): Пуск ИО тока" w:value="РТПО / РТПО СН (НН1): Пуск ИО тока"/>
+                  <w:listItem w:displayText="РТПО / РТПО СН (НН1): Функция введена в работу" w:value="РТПО / РТПО СН (НН1): Функция введена в работу"/>
+                  <w:listItem w:displayText="РТПО / РТПО СН (НН1): Функция оперативно выведена из работы" w:value="РТПО / РТПО СН (НН1): Функция оперативно выведена из работы"/>
+                  <w:listItem w:displayText="РТПО / РТПО_общ: Пуск" w:value="РТПО / РТПО_общ: Пуск"/>
+                  <w:listItem w:displayText="РТПО / РТПО_общ: Функция введена в работу" w:value="РТПО / РТПО_общ: Функция введена в работу"/>
+                  <w:listItem w:displayText="СС / СС: БИ выведены" w:value="СС / СС: БИ выведены"/>
+                  <w:listItem w:displayText="СС / СС: Внешнее отключение" w:value="СС / СС: Внешнее отключение"/>
+                  <w:listItem w:displayText="СС / СС: Выходные цепи разобраны" w:value="СС / СС: Выходные цепи разобраны"/>
+                  <w:listItem w:displayText="СС / СС: ГЗ заблокирована" w:value="СС / СС: ГЗ заблокирована"/>
+                  <w:listItem w:displayText="СС / СС: Неисправность ОТ цепей ГЗ" w:value="СС / СС: Неисправность ОТ цепей ГЗ"/>
+                  <w:listItem w:displayText="СС / СС: Неисправность ОТ цепей ТЗ, ТС" w:value="СС / СС: Неисправность ОТ цепей ТЗ, ТС"/>
+                  <w:listItem w:displayText="СС / СС: Низкая изоляция ГЗ" w:value="СС / СС: Низкая изоляция ГЗ"/>
+                  <w:listItem w:displayText="СС / СС: Низкая изоляция ТЗ" w:value="СС / СС: Низкая изоляция ТЗ"/>
+                  <w:listItem w:displayText="СС / СС: Общий внешний сигнал" w:value="СС / СС: Общий внешний сигнал"/>
+                  <w:listItem w:displayText="СС / СС: Сигнализация от ГЗ" w:value="СС / СС: Сигнализация от ГЗ"/>
+                  <w:listItem w:displayText="СС / СС: Сигнализация от ТЗ" w:value="СС / СС: Сигнализация от ТЗ"/>
+                  <w:listItem w:displayText="СС / СС: Сигнализация от ТС" w:value="СС / СС: Сигнализация от ТС"/>
+                  <w:listItem w:displayText="СС / СС: Сигнализация цепей опер.тока" w:value="СС / СС: Сигнализация цепей опер.тока"/>
+                  <w:listItem w:displayText="СС / СС: Сигнализация цепей опер.тока НН" w:value="СС / СС: Сигнализация цепей опер.тока НН"/>
+                  <w:listItem w:displayText="СС / СС: ТЗ заблокирована" w:value="СС / СС: ТЗ заблокирована"/>
+                  <w:listItem w:displayText="ТК ЗДЗ / ТК ЗДЗ: Пуск" w:value="ТК ЗДЗ / ТК ЗДЗ: Пуск"/>
+                  <w:listItem w:displayText="ТК ЗДЗ / ТК ЗДЗ: Пуск ИО тока" w:value="ТК ЗДЗ / ТК ЗДЗ: Пуск ИО тока"/>
+                  <w:listItem w:displayText="ТК ЗДЗ / ТК ЗДЗ: Функция введена в работу" w:value="ТК ЗДЗ / ТК ЗДЗ: Функция введена в работу"/>
+                  <w:listItem w:displayText="ТК ЗДЗ / ТК ЗДЗ: Функция оперативно выведена из работы" w:value="ТК ЗДЗ / ТК ЗДЗ: Функция оперативно выведена из работы"/>
+                  <w:listItem w:displayText="ТО ЗПО / ТО ЗПО ВН: Пуск" w:value="ТО ЗПО / ТО ЗПО ВН: Пуск"/>
+                  <w:listItem w:displayText="ТО ЗПО / ТО ЗПО ВН: Пуск ИО тока" w:value="ТО ЗПО / ТО ЗПО ВН: Пуск ИО тока"/>
+                  <w:listItem w:displayText="ТО ЗПО / ТО ЗПО ВН: Функция введена в работу" w:value="ТО ЗПО / ТО ЗПО ВН: Функция введена в работу"/>
+                  <w:listItem w:displayText="ТО ЗПО / ТО ЗПО ВН: Функция оперативно выведена из работы" w:value="ТО ЗПО / ТО ЗПО ВН: Функция оперативно выведена из работы"/>
+                  <w:listItem w:displayText="ТО ЗПО / ТО ЗПО НН (НН2): Пуск" w:value="ТО ЗПО / ТО ЗПО НН (НН2): Пуск"/>
+                  <w:listItem w:displayText="ТО ЗПО / ТО ЗПО НН (НН2): Пуск ИО тока" w:value="ТО ЗПО / ТО ЗПО НН (НН2): Пуск ИО тока"/>
+                  <w:listItem w:displayText="ТО ЗПО / ТО ЗПО НН (НН2): Функция введена в работу" w:value="ТО ЗПО / ТО ЗПО НН (НН2): Функция введена в работу"/>
+                  <w:listItem w:displayText="ТО ЗПО / ТО ЗПО НН (НН2): Функция оперативно выведена из работы" w:value="ТО ЗПО / ТО ЗПО НН (НН2): Функция оперативно выведена из работы"/>
+                  <w:listItem w:displayText="ТО ЗПО / ТО ЗПО СН (НН1): Пуск" w:value="ТО ЗПО / ТО ЗПО СН (НН1): Пуск"/>
+                  <w:listItem w:displayText="ТО ЗПО / ТО ЗПО СН (НН1): Пуск ИО тока" w:value="ТО ЗПО / ТО ЗПО СН (НН1): Пуск ИО тока"/>
+                  <w:listItem w:displayText="ТО ЗПО / ТО ЗПО СН (НН1): Функция введена в работу" w:value="ТО ЗПО / ТО ЗПО СН (НН1): Функция введена в работу"/>
+                  <w:listItem w:displayText="ТО ЗПО / ТО ЗПО СН (НН1): Функция оперативно выведена из работы" w:value="ТО ЗПО / ТО ЗПО СН (НН1): Функция оперативно выведена из работы"/>
+                  <w:listItem w:displayText="ТО ЗПО / ТО ЗПО_общ: Пуск" w:value="ТО ЗПО / ТО ЗПО_общ: Пуск"/>
+                  <w:listItem w:displayText="ТО ЗПО / ТО ЗПО_общ: Функция введена в работу" w:value="ТО ЗПО / ТО ЗПО_общ: Функция введена в работу"/>
+                  <w:listItem w:displayText="ТО РПН / ТО РПН: Пуск" w:value="ТО РПН / ТО РПН: Пуск"/>
+                  <w:listItem w:displayText="ТО РПН / ТО РПН: Пуск ИО тока" w:value="ТО РПН / ТО РПН: Пуск ИО тока"/>
+                  <w:listItem w:displayText="ТО РПН / ТО РПН: Функция введена в работу" w:value="ТО РПН / ТО РПН: Функция введена в работу"/>
+                  <w:listItem w:displayText="ТО РПН / ТО РПН: Функция оперативно выведена из работы" w:value="ТО РПН / ТО РПН: Функция оперативно выведена из работы"/>
+                  <w:listItem w:displayText="УРОВ ВН / УРОВ: Пуск" w:value="УРОВ ВН / УРОВ: Пуск"/>
+                  <w:listItem w:displayText="УРОВ ВН / УРОВ: Пуск ИО максимального тока" w:value="УРОВ ВН / УРОВ: Пуск ИО максимального тока"/>
+                  <w:listItem w:displayText="УРОВ ВН / УРОВ: Срабатывание" w:value="УРОВ ВН / УРОВ: Срабатывание"/>
+                  <w:listItem w:displayText="УРОВ ВН / УРОВ: Срабатывание «на себя»" w:value="УРОВ ВН / УРОВ: Срабатывание «на себя»"/>
+                  <w:listItem w:displayText="УРОВ ВН / УРОВ: Функция введена в работу" w:value="УРОВ ВН / УРОВ: Функция введена в работу"/>
+                  <w:listItem w:displayText="УРОВ ВН / УРОВ: Функция оперативно выведена из работы" w:value="УРОВ ВН / УРОВ: Функция оперативно выведена из работы"/>
                   <w:listItem w:displayText=" " w:value="SPACER" w:disabled="true"/>
                   <w:listItem w:displayText="────── Сигналы от блоков ──────" w:value="CONTROLS_HEADER" w:disabled="true"/>
                   <w:listItem w:displayText="Слот М1. Блок питания (Р02с): Крит. неисправность 12 В" w:value="Слот М1. Блок питания (Р02с): Крит. неисправность 12 В"/>
@@ -3555,105 +5021,161 @@
                   <w:listItem w:displayText="Слот М3. Блок выходных реле (К002): Статус" w:value="Слот М3. Блок выходных реле (К002): Статус"/>
                   <w:listItem w:displayText="Слот М3. Блок выходных реле (К002): Статус" w:value="Слот М3. Блок выходных реле (К002): Статус"/>
                   <w:listItem w:displayText="Слот М3. Блок выходных реле (К002): Статус" w:value="Слот М3. Блок выходных реле (К002): Статус"/>
-                  <w:listItem w:displayText="Слот М4. Блок выходных реле (К001): Отказ блока" w:value="Слот М4. Блок выходных реле (К001): Отказ блока"/>
-                  <w:listItem w:displayText="Слот М4. Блок выходных реле (К001): Блок не определен" w:value="Слот М4. Блок выходных реле (К001): Блок не определен"/>
-                  <w:listItem w:displayText="Слот М4. Блок выходных реле (К001): Статус" w:value="Слот М4. Блок выходных реле (К001): Статус"/>
-                  <w:listItem w:displayText="Слот М4. Блок выходных реле (К001): Статус" w:value="Слот М4. Блок выходных реле (К001): Статус"/>
-                  <w:listItem w:displayText="Слот М4. Блок выходных реле (К001): Статус" w:value="Слот М4. Блок выходных реле (К001): Статус"/>
-                  <w:listItem w:displayText="Слот М4. Блок выходных реле (К001): Статус" w:value="Слот М4. Блок выходных реле (К001): Статус"/>
-                  <w:listItem w:displayText="Слот М4. Блок выходных реле (К001): Статус" w:value="Слот М4. Блок выходных реле (К001): Статус"/>
-                  <w:listItem w:displayText="Слот М4. Блок выходных реле (К001): Статус" w:value="Слот М4. Блок выходных реле (К001): Статус"/>
-                  <w:listItem w:displayText="Слот М4. Блок выходных реле (К001): Статус" w:value="Слот М4. Блок выходных реле (К001): Статус"/>
-                  <w:listItem w:displayText="Слот М4. Блок выходных реле (К001): Статус" w:value="Слот М4. Блок выходных реле (К001): Статус"/>
-                  <w:listItem w:displayText="Слот М5. Блок дискретных входов (В021): Отказ блока" w:value="Слот М5. Блок дискретных входов (В021): Отказ блока"/>
-                  <w:listItem w:displayText="Слот М5. Блок дискретных входов (В021): Блок не определен" w:value="Слот М5. Блок дискретных входов (В021): Блок не определен"/>
-                  <w:listItem w:displayText="Слот М5. Блок дискретных входов (В021): Статус" w:value="Слот М5. Блок дискретных входов (В021): Статус"/>
-                  <w:listItem w:displayText="Слот М5. Блок дискретных входов (В021): Статус" w:value="Слот М5. Блок дискретных входов (В021): Статус"/>
-                  <w:listItem w:displayText="Слот М5. Блок дискретных входов (В021): Статус" w:value="Слот М5. Блок дискретных входов (В021): Статус"/>
-                  <w:listItem w:displayText="Слот М5. Блок дискретных входов (В021): Статус" w:value="Слот М5. Блок дискретных входов (В021): Статус"/>
-                  <w:listItem w:displayText="Слот М5. Блок дискретных входов (В021): Статус" w:value="Слот М5. Блок дискретных входов (В021): Статус"/>
-                  <w:listItem w:displayText="Слот М5. Блок дискретных входов (В021): Статус" w:value="Слот М5. Блок дискретных входов (В021): Статус"/>
-                  <w:listItem w:displayText="Слот М5. Блок дискретных входов (В021): Статус" w:value="Слот М5. Блок дискретных входов (В021): Статус"/>
-                  <w:listItem w:displayText="Слот М5. Блок дискретных входов (В021): Статус" w:value="Слот М5. Блок дискретных входов (В021): Статус"/>
-                  <w:listItem w:displayText="Слот М5. Блок дискретных входов (В021): Статус" w:value="Слот М5. Блок дискретных входов (В021): Статус"/>
-                  <w:listItem w:displayText="Слот М5. Блок дискретных входов (В021): Статус" w:value="Слот М5. Блок дискретных входов (В021): Статус"/>
-                  <w:listItem w:displayText="Слот М5. Блок дискретных входов (В021): Статус" w:value="Слот М5. Блок дискретных входов (В021): Статус"/>
-                  <w:listItem w:displayText="Слот М5. Блок дискретных входов (В021): Статус" w:value="Слот М5. Блок дискретных входов (В021): Статус"/>
-                  <w:listItem w:displayText="Слот М5. Блок дискретных входов (В021): Статус" w:value="Слот М5. Блок дискретных входов (В021): Статус"/>
-                  <w:listItem w:displayText="Слот М5. Блок дискретных входов (В021): Статус" w:value="Слот М5. Блок дискретных входов (В021): Статус"/>
-                  <w:listItem w:displayText="Слот М6. Блок дискретных входов (В021): Отказ блока" w:value="Слот М6. Блок дискретных входов (В021): Отказ блока"/>
-                  <w:listItem w:displayText="Слот М6. Блок дискретных входов (В021): Блок не определен" w:value="Слот М6. Блок дискретных входов (В021): Блок не определен"/>
-                  <w:listItem w:displayText="Слот М6. Блок дискретных входов (В021): Статус" w:value="Слот М6. Блок дискретных входов (В021): Статус"/>
-                  <w:listItem w:displayText="Слот М6. Блок дискретных входов (В021): Статус" w:value="Слот М6. Блок дискретных входов (В021): Статус"/>
-                  <w:listItem w:displayText="Слот М6. Блок дискретных входов (В021): Статус" w:value="Слот М6. Блок дискретных входов (В021): Статус"/>
-                  <w:listItem w:displayText="Слот М6. Блок дискретных входов (В021): Статус" w:value="Слот М6. Блок дискретных входов (В021): Статус"/>
-                  <w:listItem w:displayText="Слот М6. Блок дискретных входов (В021): Статус" w:value="Слот М6. Блок дискретных входов (В021): Статус"/>
-                  <w:listItem w:displayText="Слот М6. Блок дискретных входов (В021): Статус" w:value="Слот М6. Блок дискретных входов (В021): Статус"/>
-                  <w:listItem w:displayText="Слот М6. Блок дискретных входов (В021): Статус" w:value="Слот М6. Блок дискретных входов (В021): Статус"/>
-                  <w:listItem w:displayText="Слот М6. Блок дискретных входов (В021): Статус" w:value="Слот М6. Блок дискретных входов (В021): Статус"/>
-                  <w:listItem w:displayText="Слот М6. Блок дискретных входов (В021): Статус" w:value="Слот М6. Блок дискретных входов (В021): Статус"/>
-                  <w:listItem w:displayText="Слот М6. Блок дискретных входов (В021): Статус" w:value="Слот М6. Блок дискретных входов (В021): Статус"/>
-                  <w:listItem w:displayText="Слот М6. Блок дискретных входов (В021): Статус" w:value="Слот М6. Блок дискретных входов (В021): Статус"/>
-                  <w:listItem w:displayText="Слот М6. Блок дискретных входов (В021): Статус" w:value="Слот М6. Блок дискретных входов (В021): Статус"/>
-                  <w:listItem w:displayText="Слот М6. Блок дискретных входов (В021): Статус" w:value="Слот М6. Блок дискретных входов (В021): Статус"/>
-                  <w:listItem w:displayText="Слот М6. Блок дискретных входов (В021): Статус" w:value="Слот М6. Блок дискретных входов (В021): Статус"/>
-                  <w:listItem w:displayText="Слот М7. Блок сопряжения (А004): Отказ блока" w:value="Слот М7. Блок сопряжения (А004): Отказ блока"/>
-                  <w:listItem w:displayText="Слот М7. Блок сопряжения (А004): Блок не определен" w:value="Слот М7. Блок сопряжения (А004): Блок не определен"/>
-                  <w:listItem w:displayText="Слот М7. Блок сопряжения (А004): Неисправность АЦП" w:value="Слот М7. Блок сопряжения (А004): Неисправность АЦП"/>
-                  <w:listItem w:displayText="Слот М7. Блок сопряжения (А004): Обрыв цепей ТН" w:value="Слот М7. Блок сопряжения (А004): Обрыв цепей ТН"/>
-                  <w:listItem w:displayText="Слот М7. Блок сопряжения (А004): Несимметрия измерений" w:value="Слот М7. Блок сопряжения (А004): Несимметрия измерений"/>
-                  <w:listItem w:displayText="Слот М7. Блок сопряжения (А004): Ошибка номинала ТТ" w:value="Слот М7. Блок сопряжения (А004): Ошибка номинала ТТ"/>
-                  <w:listItem w:displayText="Слот М8. Измерительный блок (М046): Отказ блока" w:value="Слот М8. Измерительный блок (М046): Отказ блока"/>
-                  <w:listItem w:displayText="Слот М8. Измерительный блок (М046): Блок не определен" w:value="Слот М8. Измерительный блок (М046): Блок не определен"/>
-                  <w:listItem w:displayText="Слот М8. Измерительный блок (М046): Неисправность АЦП" w:value="Слот М8. Измерительный блок (М046): Неисправность АЦП"/>
-                  <w:listItem w:displayText="Слот М8. Измерительный блок (М046): Обрыв цепей ТН" w:value="Слот М8. Измерительный блок (М046): Обрыв цепей ТН"/>
-                  <w:listItem w:displayText="Слот М8. Измерительный блок (М046): Несимметрия измерений" w:value="Слот М8. Измерительный блок (М046): Несимметрия измерений"/>
-                  <w:listItem w:displayText="Слот М8. Измерительный блок (М046): Ошибка номинала ТТ" w:value="Слот М8. Измерительный блок (М046): Ошибка номинала ТТ"/>
-                  <w:listItem w:displayText="Слот М10. Центральный процессор (С01): Отказ блока ЦП" w:value="Слот М10. Центральный процессор (С01): Отказ блока ЦП"/>
-                  <w:listItem w:displayText="Слот М10. Центральный процессор (С01): Неисправность ПЗУ ЦП" w:value="Слот М10. Центральный процессор (С01): Неисправность ПЗУ ЦП"/>
-                  <w:listItem w:displayText="Слот М10. Центральный процессор (С01): Неисправность ПЗУ MPU" w:value="Слот М10. Центральный процессор (С01): Неисправность ПЗУ MPU"/>
-                  <w:listItem w:displayText="Слот М10. Центральный процессор (С01): Неисправность ПЗУ DSP2" w:value="Слот М10. Центральный процессор (С01): Неисправность ПЗУ DSP2"/>
-                  <w:listItem w:displayText="Слот М10. Центральный процессор (С01): Неисправность flash" w:value="Слот М10. Центральный процессор (С01): Неисправность flash"/>
-                  <w:listItem w:displayText="Слот М10. Центральный процессор (С01): Неисправность ОЗУ ЦП" w:value="Слот М10. Центральный процессор (С01): Неисправность ОЗУ ЦП"/>
-                  <w:listItem w:displayText="Слот М10. Центральный процессор (С01): Неисправность ОЗУ MPU" w:value="Слот М10. Центральный процессор (С01): Неисправность ОЗУ MPU"/>
-                  <w:listItem w:displayText="Слот М10. Центральный процессор (С01): Неисправность ОЗУ DSP2" w:value="Слот М10. Центральный процессор (С01): Неисправность ОЗУ DSP2"/>
-                  <w:listItem w:displayText="Слот М10. Центральный процессор (С01): Неисправность ОЗУ IPU2" w:value="Слот М10. Центральный процессор (С01): Неисправность ОЗУ IPU2"/>
-                  <w:listItem w:displayText="Слот М10. Центральный процессор (С01): Неисправность часов ЦП" w:value="Слот М10. Центральный процессор (С01): Неисправность часов ЦП"/>
-                  <w:listItem w:displayText="Слот М10. Центральный процессор (С01): Ошибка I2C ЦП" w:value="Слот М10. Центральный процессор (С01): Ошибка I2C ЦП"/>
-                  <w:listItem w:displayText="Слот М10. Центральный процессор (С01): Ошибка КС уставок" w:value="Слот М10. Центральный процессор (С01): Ошибка КС уставок"/>
-                  <w:listItem w:displayText="Слот М10. Центральный процессор (С01): Неисправность ПО ЦП" w:value="Слот М10. Центральный процессор (С01): Неисправность ПО ЦП"/>
-                  <w:listItem w:displayText="Слот М10. Центральный процессор (С01): Несовместимая версия ПО ЦП" w:value="Слот М10. Центральный процессор (С01): Несовместимая версия ПО ЦП"/>
-                  <w:listItem w:displayText="Слот М10. Центральный процессор (С01): Неисправность SPI ЦП" w:value="Слот М10. Центральный процессор (С01): Неисправность SPI ЦП"/>
-                  <w:listItem w:displayText="Слот М10. Центральный процессор (С01): Ошибка конфигурации ЦП" w:value="Слот М10. Центральный процессор (С01): Ошибка конфигурации ЦП"/>
-                  <w:listItem w:displayText="Слот М10. Центральный процессор (С01): Неверные уставки" w:value="Слот М10. Центральный процессор (С01): Неверные уставки"/>
-                  <w:listItem w:displayText="Слот М10. Центральный процессор (С01): Неисправность IPC" w:value="Слот М10. Центральный процессор (С01): Неисправность IPC"/>
-                  <w:listItem w:displayText="Слот М10. Центральный процессор (С01): Неисправность IPC для MPU-DSP1" w:value="Слот М10. Центральный процессор (С01): Неисправность IPC для MPU-DSP1"/>
-                  <w:listItem w:displayText="Слот М10. Центральный процессор (С01): Неисправность IPC для DSP1-IPU1" w:value="Слот М10. Центральный процессор (С01): Неисправность IPC для DSP1-IPU1"/>
-                  <w:listItem w:displayText="Слот М10. Центральный процессор (С01): Неисправность IPC для MPU-IPU1" w:value="Слот М10. Центральный процессор (С01): Неисправность IPC для MPU-IPU1"/>
-                  <w:listItem w:displayText="Слот М10. Центральный процессор (С01): RED12.Неисправность" w:value="Слот М10. Центральный процессор (С01): RED12.Неисправность"/>
-                  <w:listItem w:displayText="Слот М10. Центральный процессор (С01): RED34.Неисправность" w:value="Слот М10. Центральный процессор (С01): RED34.Неисправность"/>
-                  <w:listItem w:displayText="Слот М10. Центральный процессор (С01): X1.Неисправность" w:value="Слот М10. Центральный процессор (С01): X1.Неисправность"/>
-                  <w:listItem w:displayText="Слот М10. Центральный процессор (С01): X1.Переп.вых.буфер" w:value="Слот М10. Центральный процессор (С01): X1.Переп.вых.буфер"/>
-                  <w:listItem w:displayText="Слот М10. Центральный процессор (С01): X1.Переп.вх.буфер" w:value="Слот М10. Центральный процессор (С01): X1.Переп.вх.буфер"/>
-                  <w:listItem w:displayText="Слот М10. Центральный процессор (С01): X2.Неисправность" w:value="Слот М10. Центральный процессор (С01): X2.Неисправность"/>
-                  <w:listItem w:displayText="Слот М10. Центральный процессор (С01): X2.Переп.вых.буфер" w:value="Слот М10. Центральный процессор (С01): X2.Переп.вых.буфер"/>
-                  <w:listItem w:displayText="Слот М10. Центральный процессор (С01): X2.Переп.вх.буфер" w:value="Слот М10. Центральный процессор (С01): X2.Переп.вх.буфер"/>
-                  <w:listItem w:displayText="Слот М10. Центральный процессор (С01): X3.Неисправность" w:value="Слот М10. Центральный процессор (С01): X3.Неисправность"/>
-                  <w:listItem w:displayText="Слот М10. Центральный процессор (С01): X3.Переп.вых.буфер" w:value="Слот М10. Центральный процессор (С01): X3.Переп.вых.буфер"/>
-                  <w:listItem w:displayText="Слот М10. Центральный процессор (С01): X3.Переп.вх.буфер" w:value="Слот М10. Центральный процессор (С01): X3.Переп.вх.буфер"/>
-                  <w:listItem w:displayText="Слот М10. Центральный процессор (С01): X4.Неисправность" w:value="Слот М10. Центральный процессор (С01): X4.Неисправность"/>
-                  <w:listItem w:displayText="Слот М10. Центральный процессор (С01): X4.Переп.вых.буфер" w:value="Слот М10. Центральный процессор (С01): X4.Переп.вых.буфер"/>
-                  <w:listItem w:displayText="Слот М10. Центральный процессор (С01): X4.Переп.вх.буфер" w:value="Слот М10. Центральный процессор (С01): X4.Переп.вх.буфер"/>
-                  <w:listItem w:displayText="Слот М10. Центральный процессор (С01): Температура ЦП &lt;&lt;" w:value="Слот М10. Центральный процессор (С01): Температура ЦП &lt;&lt;"/>
-                  <w:listItem w:displayText="Слот М10. Центральный процессор (С01): Температура ЦП &gt;&gt;" w:value="Слот М10. Центральный процессор (С01): Температура ЦП &gt;&gt;"/>
-                  <w:listItem w:displayText="Слот М10. Центральный процессор (С01): Температура ЦП &gt;" w:value="Слот М10. Центральный процессор (С01): Температура ЦП &gt;"/>
-                  <w:listItem w:displayText="Слот М10. Центральный процессор (С01): Температура ЦП &lt;" w:value="Слот М10. Центральный процессор (С01): Температура ЦП &lt;"/>
-                  <w:listItem w:displayText="Слот М10. Центральный процессор (С01): Сброс часов" w:value="Слот М10. Центральный процессор (С01): Сброс часов"/>
-                  <w:listItem w:displayText="Слот М10. Центральный процессор (С01): Неисправность архивов" w:value="Слот М10. Центральный процессор (С01): Неисправность архивов"/>
-                  <w:listItem w:displayText="Слот М10. Центральный процессор (С01): Перезагрузка ПО" w:value="Слот М10. Центральный процессор (С01): Перезагрузка ПО"/>
-                  <w:listItem w:displayText="Слот М10. Центральный процессор (С01): Перезапуск по питанию" w:value="Слот М10. Центральный процессор (С01): Перезапуск по питанию"/>
-                  <w:listItem w:displayText="Слот М10. Центральный процессор (С01): Перезапуск по ошибкам ПО" w:value="Слот М10. Центральный процессор (С01): Перезапуск по ошибкам ПО"/>
-                  <w:listItem w:displayText="Слот М10. Центральный процессор (С01): Изменение уставок" w:value="Слот М10. Центральный процессор (С01): Изменение уставок"/>
+                  <w:listItem w:displayText="Слот М4. Блок выходных реле (К002): Отказ блока" w:value="Слот М4. Блок выходных реле (К002): Отказ блока"/>
+                  <w:listItem w:displayText="Слот М4. Блок выходных реле (К002): Блок не определен" w:value="Слот М4. Блок выходных реле (К002): Блок не определен"/>
+                  <w:listItem w:displayText="Слот М4. Блок выходных реле (К002): Статус" w:value="Слот М4. Блок выходных реле (К002): Статус"/>
+                  <w:listItem w:displayText="Слот М4. Блок выходных реле (К002): Статус" w:value="Слот М4. Блок выходных реле (К002): Статус"/>
+                  <w:listItem w:displayText="Слот М4. Блок выходных реле (К002): Статус" w:value="Слот М4. Блок выходных реле (К002): Статус"/>
+                  <w:listItem w:displayText="Слот М4. Блок выходных реле (К002): Статус" w:value="Слот М4. Блок выходных реле (К002): Статус"/>
+                  <w:listItem w:displayText="Слот М4. Блок выходных реле (К002): Статус" w:value="Слот М4. Блок выходных реле (К002): Статус"/>
+                  <w:listItem w:displayText="Слот М4. Блок выходных реле (К002): Статус" w:value="Слот М4. Блок выходных реле (К002): Статус"/>
+                  <w:listItem w:displayText="Слот М4. Блок выходных реле (К002): Статус" w:value="Слот М4. Блок выходных реле (К002): Статус"/>
+                  <w:listItem w:displayText="Слот М4. Блок выходных реле (К002): Статус" w:value="Слот М4. Блок выходных реле (К002): Статус"/>
+                  <w:listItem w:displayText="Слот М5. Блок выходных реле (К002): Отказ блока" w:value="Слот М5. Блок выходных реле (К002): Отказ блока"/>
+                  <w:listItem w:displayText="Слот М5. Блок выходных реле (К002): Блок не определен" w:value="Слот М5. Блок выходных реле (К002): Блок не определен"/>
+                  <w:listItem w:displayText="Слот М5. Блок выходных реле (К002): Статус" w:value="Слот М5. Блок выходных реле (К002): Статус"/>
+                  <w:listItem w:displayText="Слот М5. Блок выходных реле (К002): Статус" w:value="Слот М5. Блок выходных реле (К002): Статус"/>
+                  <w:listItem w:displayText="Слот М5. Блок выходных реле (К002): Статус" w:value="Слот М5. Блок выходных реле (К002): Статус"/>
+                  <w:listItem w:displayText="Слот М5. Блок выходных реле (К002): Статус" w:value="Слот М5. Блок выходных реле (К002): Статус"/>
+                  <w:listItem w:displayText="Слот М5. Блок выходных реле (К002): Статус" w:value="Слот М5. Блок выходных реле (К002): Статус"/>
+                  <w:listItem w:displayText="Слот М5. Блок выходных реле (К002): Статус" w:value="Слот М5. Блок выходных реле (К002): Статус"/>
+                  <w:listItem w:displayText="Слот М5. Блок выходных реле (К002): Статус" w:value="Слот М5. Блок выходных реле (К002): Статус"/>
+                  <w:listItem w:displayText="Слот М5. Блок выходных реле (К002): Статус" w:value="Слот М5. Блок выходных реле (К002): Статус"/>
+                  <w:listItem w:displayText="Слот М6. Блок выходных реле (К002): Отказ блока" w:value="Слот М6. Блок выходных реле (К002): Отказ блока"/>
+                  <w:listItem w:displayText="Слот М6. Блок выходных реле (К002): Блок не определен" w:value="Слот М6. Блок выходных реле (К002): Блок не определен"/>
+                  <w:listItem w:displayText="Слот М6. Блок выходных реле (К002): Статус" w:value="Слот М6. Блок выходных реле (К002): Статус"/>
+                  <w:listItem w:displayText="Слот М6. Блок выходных реле (К002): Статус" w:value="Слот М6. Блок выходных реле (К002): Статус"/>
+                  <w:listItem w:displayText="Слот М6. Блок выходных реле (К002): Статус" w:value="Слот М6. Блок выходных реле (К002): Статус"/>
+                  <w:listItem w:displayText="Слот М6. Блок выходных реле (К002): Статус" w:value="Слот М6. Блок выходных реле (К002): Статус"/>
+                  <w:listItem w:displayText="Слот М6. Блок выходных реле (К002): Статус" w:value="Слот М6. Блок выходных реле (К002): Статус"/>
+                  <w:listItem w:displayText="Слот М6. Блок выходных реле (К002): Статус" w:value="Слот М6. Блок выходных реле (К002): Статус"/>
+                  <w:listItem w:displayText="Слот М6. Блок выходных реле (К002): Статус" w:value="Слот М6. Блок выходных реле (К002): Статус"/>
+                  <w:listItem w:displayText="Слот М6. Блок выходных реле (К002): Статус" w:value="Слот М6. Блок выходных реле (К002): Статус"/>
+                  <w:listItem w:displayText="Слот М7. Блок выходных реле (К002): Отказ блока" w:value="Слот М7. Блок выходных реле (К002): Отказ блока"/>
+                  <w:listItem w:displayText="Слот М7. Блок выходных реле (К002): Блок не определен" w:value="Слот М7. Блок выходных реле (К002): Блок не определен"/>
+                  <w:listItem w:displayText="Слот М7. Блок выходных реле (К002): Статус" w:value="Слот М7. Блок выходных реле (К002): Статус"/>
+                  <w:listItem w:displayText="Слот М7. Блок выходных реле (К002): Статус" w:value="Слот М7. Блок выходных реле (К002): Статус"/>
+                  <w:listItem w:displayText="Слот М7. Блок выходных реле (К002): Статус" w:value="Слот М7. Блок выходных реле (К002): Статус"/>
+                  <w:listItem w:displayText="Слот М7. Блок выходных реле (К002): Статус" w:value="Слот М7. Блок выходных реле (К002): Статус"/>
+                  <w:listItem w:displayText="Слот М7. Блок выходных реле (К002): Статус" w:value="Слот М7. Блок выходных реле (К002): Статус"/>
+                  <w:listItem w:displayText="Слот М7. Блок выходных реле (К002): Статус" w:value="Слот М7. Блок выходных реле (К002): Статус"/>
+                  <w:listItem w:displayText="Слот М7. Блок выходных реле (К002): Статус" w:value="Слот М7. Блок выходных реле (К002): Статус"/>
+                  <w:listItem w:displayText="Слот М7. Блок выходных реле (К002): Статус" w:value="Слот М7. Блок выходных реле (К002): Статус"/>
+                  <w:listItem w:displayText="Слот М8. Блок дискретных входов (В021): Отказ блока" w:value="Слот М8. Блок дискретных входов (В021): Отказ блока"/>
+                  <w:listItem w:displayText="Слот М8. Блок дискретных входов (В021): Блок не определен" w:value="Слот М8. Блок дискретных входов (В021): Блок не определен"/>
+                  <w:listItem w:displayText="Слот М8. Блок дискретных входов (В021): Статус" w:value="Слот М8. Блок дискретных входов (В021): Статус"/>
+                  <w:listItem w:displayText="Слот М8. Блок дискретных входов (В021): Статус" w:value="Слот М8. Блок дискретных входов (В021): Статус"/>
+                  <w:listItem w:displayText="Слот М8. Блок дискретных входов (В021): Статус" w:value="Слот М8. Блок дискретных входов (В021): Статус"/>
+                  <w:listItem w:displayText="Слот М8. Блок дискретных входов (В021): Статус" w:value="Слот М8. Блок дискретных входов (В021): Статус"/>
+                  <w:listItem w:displayText="Слот М8. Блок дискретных входов (В021): Статус" w:value="Слот М8. Блок дискретных входов (В021): Статус"/>
+                  <w:listItem w:displayText="Слот М8. Блок дискретных входов (В021): Статус" w:value="Слот М8. Блок дискретных входов (В021): Статус"/>
+                  <w:listItem w:displayText="Слот М8. Блок дискретных входов (В021): Статус" w:value="Слот М8. Блок дискретных входов (В021): Статус"/>
+                  <w:listItem w:displayText="Слот М8. Блок дискретных входов (В021): Статус" w:value="Слот М8. Блок дискретных входов (В021): Статус"/>
+                  <w:listItem w:displayText="Слот М8. Блок дискретных входов (В021): Статус" w:value="Слот М8. Блок дискретных входов (В021): Статус"/>
+                  <w:listItem w:displayText="Слот М8. Блок дискретных входов (В021): Статус" w:value="Слот М8. Блок дискретных входов (В021): Статус"/>
+                  <w:listItem w:displayText="Слот М8. Блок дискретных входов (В021): Статус" w:value="Слот М8. Блок дискретных входов (В021): Статус"/>
+                  <w:listItem w:displayText="Слот М8. Блок дискретных входов (В021): Статус" w:value="Слот М8. Блок дискретных входов (В021): Статус"/>
+                  <w:listItem w:displayText="Слот М8. Блок дискретных входов (В021): Статус" w:value="Слот М8. Блок дискретных входов (В021): Статус"/>
+                  <w:listItem w:displayText="Слот М8. Блок дискретных входов (В021): Статус" w:value="Слот М8. Блок дискретных входов (В021): Статус"/>
+                  <w:listItem w:displayText="Слот М9. Блок дискретных входов (В021): Отказ блока" w:value="Слот М9. Блок дискретных входов (В021): Отказ блока"/>
+                  <w:listItem w:displayText="Слот М9. Блок дискретных входов (В021): Блок не определен" w:value="Слот М9. Блок дискретных входов (В021): Блок не определен"/>
+                  <w:listItem w:displayText="Слот М9. Блок дискретных входов (В021): Статус" w:value="Слот М9. Блок дискретных входов (В021): Статус"/>
+                  <w:listItem w:displayText="Слот М9. Блок дискретных входов (В021): Статус" w:value="Слот М9. Блок дискретных входов (В021): Статус"/>
+                  <w:listItem w:displayText="Слот М9. Блок дискретных входов (В021): Статус" w:value="Слот М9. Блок дискретных входов (В021): Статус"/>
+                  <w:listItem w:displayText="Слот М9. Блок дискретных входов (В021): Статус" w:value="Слот М9. Блок дискретных входов (В021): Статус"/>
+                  <w:listItem w:displayText="Слот М9. Блок дискретных входов (В021): Статус" w:value="Слот М9. Блок дискретных входов (В021): Статус"/>
+                  <w:listItem w:displayText="Слот М9. Блок дискретных входов (В021): Статус" w:value="Слот М9. Блок дискретных входов (В021): Статус"/>
+                  <w:listItem w:displayText="Слот М9. Блок дискретных входов (В021): Статус" w:value="Слот М9. Блок дискретных входов (В021): Статус"/>
+                  <w:listItem w:displayText="Слот М9. Блок дискретных входов (В021): Статус" w:value="Слот М9. Блок дискретных входов (В021): Статус"/>
+                  <w:listItem w:displayText="Слот М9. Блок дискретных входов (В021): Статус" w:value="Слот М9. Блок дискретных входов (В021): Статус"/>
+                  <w:listItem w:displayText="Слот М9. Блок дискретных входов (В021): Статус" w:value="Слот М9. Блок дискретных входов (В021): Статус"/>
+                  <w:listItem w:displayText="Слот М9. Блок дискретных входов (В021): Статус" w:value="Слот М9. Блок дискретных входов (В021): Статус"/>
+                  <w:listItem w:displayText="Слот М9. Блок дискретных входов (В021): Статус" w:value="Слот М9. Блок дискретных входов (В021): Статус"/>
+                  <w:listItem w:displayText="Слот М9. Блок дискретных входов (В021): Статус" w:value="Слот М9. Блок дискретных входов (В021): Статус"/>
+                  <w:listItem w:displayText="Слот М9. Блок дискретных входов (В021): Статус" w:value="Слот М9. Блок дискретных входов (В021): Статус"/>
+                  <w:listItem w:displayText="Слот М10. Блок дискретных входов (В021): Отказ блока" w:value="Слот М10. Блок дискретных входов (В021): Отказ блока"/>
+                  <w:listItem w:displayText="Слот М10. Блок дискретных входов (В021): Блок не определен" w:value="Слот М10. Блок дискретных входов (В021): Блок не определен"/>
+                  <w:listItem w:displayText="Слот М10. Блок дискретных входов (В021): Статус" w:value="Слот М10. Блок дискретных входов (В021): Статус"/>
+                  <w:listItem w:displayText="Слот М10. Блок дискретных входов (В021): Статус" w:value="Слот М10. Блок дискретных входов (В021): Статус"/>
+                  <w:listItem w:displayText="Слот М10. Блок дискретных входов (В021): Статус" w:value="Слот М10. Блок дискретных входов (В021): Статус"/>
+                  <w:listItem w:displayText="Слот М10. Блок дискретных входов (В021): Статус" w:value="Слот М10. Блок дискретных входов (В021): Статус"/>
+                  <w:listItem w:displayText="Слот М10. Блок дискретных входов (В021): Статус" w:value="Слот М10. Блок дискретных входов (В021): Статус"/>
+                  <w:listItem w:displayText="Слот М10. Блок дискретных входов (В021): Статус" w:value="Слот М10. Блок дискретных входов (В021): Статус"/>
+                  <w:listItem w:displayText="Слот М10. Блок дискретных входов (В021): Статус" w:value="Слот М10. Блок дискретных входов (В021): Статус"/>
+                  <w:listItem w:displayText="Слот М10. Блок дискретных входов (В021): Статус" w:value="Слот М10. Блок дискретных входов (В021): Статус"/>
+                  <w:listItem w:displayText="Слот М10. Блок дискретных входов (В021): Статус" w:value="Слот М10. Блок дискретных входов (В021): Статус"/>
+                  <w:listItem w:displayText="Слот М10. Блок дискретных входов (В021): Статус" w:value="Слот М10. Блок дискретных входов (В021): Статус"/>
+                  <w:listItem w:displayText="Слот М10. Блок дискретных входов (В021): Статус" w:value="Слот М10. Блок дискретных входов (В021): Статус"/>
+                  <w:listItem w:displayText="Слот М10. Блок дискретных входов (В021): Статус" w:value="Слот М10. Блок дискретных входов (В021): Статус"/>
+                  <w:listItem w:displayText="Слот М10. Блок дискретных входов (В021): Статус" w:value="Слот М10. Блок дискретных входов (В021): Статус"/>
+                  <w:listItem w:displayText="Слот М10. Блок дискретных входов (В021): Статус" w:value="Слот М10. Блок дискретных входов (В021): Статус"/>
+                  <w:listItem w:displayText="Слот М11. Блок дискретных входов (В021): Отказ блока" w:value="Слот М11. Блок дискретных входов (В021): Отказ блока"/>
+                  <w:listItem w:displayText="Слот М11. Блок дискретных входов (В021): Блок не определен" w:value="Слот М11. Блок дискретных входов (В021): Блок не определен"/>
+                  <w:listItem w:displayText="Слот М11. Блок дискретных входов (В021): Статус" w:value="Слот М11. Блок дискретных входов (В021): Статус"/>
+                  <w:listItem w:displayText="Слот М11. Блок дискретных входов (В021): Статус" w:value="Слот М11. Блок дискретных входов (В021): Статус"/>
+                  <w:listItem w:displayText="Слот М11. Блок дискретных входов (В021): Статус" w:value="Слот М11. Блок дискретных входов (В021): Статус"/>
+                  <w:listItem w:displayText="Слот М11. Блок дискретных входов (В021): Статус" w:value="Слот М11. Блок дискретных входов (В021): Статус"/>
+                  <w:listItem w:displayText="Слот М11. Блок дискретных входов (В021): Статус" w:value="Слот М11. Блок дискретных входов (В021): Статус"/>
+                  <w:listItem w:displayText="Слот М11. Блок дискретных входов (В021): Статус" w:value="Слот М11. Блок дискретных входов (В021): Статус"/>
+                  <w:listItem w:displayText="Слот М11. Блок дискретных входов (В021): Статус" w:value="Слот М11. Блок дискретных входов (В021): Статус"/>
+                  <w:listItem w:displayText="Слот М11. Блок дискретных входов (В021): Статус" w:value="Слот М11. Блок дискретных входов (В021): Статус"/>
+                  <w:listItem w:displayText="Слот М11. Блок дискретных входов (В021): Статус" w:value="Слот М11. Блок дискретных входов (В021): Статус"/>
+                  <w:listItem w:displayText="Слот М11. Блок дискретных входов (В021): Статус" w:value="Слот М11. Блок дискретных входов (В021): Статус"/>
+                  <w:listItem w:displayText="Слот М11. Блок дискретных входов (В021): Статус" w:value="Слот М11. Блок дискретных входов (В021): Статус"/>
+                  <w:listItem w:displayText="Слот М11. Блок дискретных входов (В021): Статус" w:value="Слот М11. Блок дискретных входов (В021): Статус"/>
+                  <w:listItem w:displayText="Слот М11. Блок дискретных входов (В021): Статус" w:value="Слот М11. Блок дискретных входов (В021): Статус"/>
+                  <w:listItem w:displayText="Слот М11. Блок дискретных входов (В021): Статус" w:value="Слот М11. Блок дискретных входов (В021): Статус"/>
+                  <w:listItem w:displayText="Слот М12. Измерительный блок (М090): Блок модуля" w:value="Слот М12. Измерительный блок (М090): Блок модуля"/>
+                  <w:listItem w:displayText="Слот М12. Измерительный блок (М090): Блок не определен" w:value="Слот М12. Измерительный блок (М090): Блок не определен"/>
+                  <w:listItem w:displayText="Слот М12. Измерительный блок (М090): Неисправность АЦП" w:value="Слот М12. Измерительный блок (М090): Неисправность АЦП"/>
+                  <w:listItem w:displayText="Слот М12. Измерительный блок (М090): Обрыв цепей ТН" w:value="Слот М12. Измерительный блок (М090): Обрыв цепей ТН"/>
+                  <w:listItem w:displayText="Слот М12. Измерительный блок (М090): Несимметрия измерений" w:value="Слот М12. Измерительный блок (М090): Несимметрия измерений"/>
+                  <w:listItem w:displayText="Слот М12. Измерительный блок (М090): Ошибка номинала ТТ" w:value="Слот М12. Измерительный блок (М090): Ошибка номинала ТТ"/>
+                  <w:listItem w:displayText="Слот М14. Центральный процессор (С01): Отказ блока ЦП" w:value="Слот М14. Центральный процессор (С01): Отказ блока ЦП"/>
+                  <w:listItem w:displayText="Слот М14. Центральный процессор (С01): Неисправность ПЗУ ЦП" w:value="Слот М14. Центральный процессор (С01): Неисправность ПЗУ ЦП"/>
+                  <w:listItem w:displayText="Слот М14. Центральный процессор (С01): Неисправность ПЗУ MPU" w:value="Слот М14. Центральный процессор (С01): Неисправность ПЗУ MPU"/>
+                  <w:listItem w:displayText="Слот М14. Центральный процессор (С01): Неисправность ПЗУ DSP2" w:value="Слот М14. Центральный процессор (С01): Неисправность ПЗУ DSP2"/>
+                  <w:listItem w:displayText="Слот М14. Центральный процессор (С01): Неисправность flash" w:value="Слот М14. Центральный процессор (С01): Неисправность flash"/>
+                  <w:listItem w:displayText="Слот М14. Центральный процессор (С01): Неисправность ОЗУ ЦП" w:value="Слот М14. Центральный процессор (С01): Неисправность ОЗУ ЦП"/>
+                  <w:listItem w:displayText="Слот М14. Центральный процессор (С01): Неисправность ОЗУ MPU" w:value="Слот М14. Центральный процессор (С01): Неисправность ОЗУ MPU"/>
+                  <w:listItem w:displayText="Слот М14. Центральный процессор (С01): Неисправность ОЗУ DSP2" w:value="Слот М14. Центральный процессор (С01): Неисправность ОЗУ DSP2"/>
+                  <w:listItem w:displayText="Слот М14. Центральный процессор (С01): Неисправность ОЗУ IPU2" w:value="Слот М14. Центральный процессор (С01): Неисправность ОЗУ IPU2"/>
+                  <w:listItem w:displayText="Слот М14. Центральный процессор (С01): Неисправность часов ЦП" w:value="Слот М14. Центральный процессор (С01): Неисправность часов ЦП"/>
+                  <w:listItem w:displayText="Слот М14. Центральный процессор (С01): Ошибка I2C ЦП" w:value="Слот М14. Центральный процессор (С01): Ошибка I2C ЦП"/>
+                  <w:listItem w:displayText="Слот М14. Центральный процессор (С01): Ошибка КС уставок" w:value="Слот М14. Центральный процессор (С01): Ошибка КС уставок"/>
+                  <w:listItem w:displayText="Слот М14. Центральный процессор (С01): Неисправность ПО ЦП" w:value="Слот М14. Центральный процессор (С01): Неисправность ПО ЦП"/>
+                  <w:listItem w:displayText="Слот М14. Центральный процессор (С01): Несовместимая версия ПО ЦП" w:value="Слот М14. Центральный процессор (С01): Несовместимая версия ПО ЦП"/>
+                  <w:listItem w:displayText="Слот М14. Центральный процессор (С01): Неисправность SPI ЦП" w:value="Слот М14. Центральный процессор (С01): Неисправность SPI ЦП"/>
+                  <w:listItem w:displayText="Слот М14. Центральный процессор (С01): Ошибка конфигурации ЦП" w:value="Слот М14. Центральный процессор (С01): Ошибка конфигурации ЦП"/>
+                  <w:listItem w:displayText="Слот М14. Центральный процессор (С01): Неверные уставки" w:value="Слот М14. Центральный процессор (С01): Неверные уставки"/>
+                  <w:listItem w:displayText="Слот М14. Центральный процессор (С01): Неисправность IPC" w:value="Слот М14. Центральный процессор (С01): Неисправность IPC"/>
+                  <w:listItem w:displayText="Слот М14. Центральный процессор (С01): Неисправность IPC для MPU-DSP1" w:value="Слот М14. Центральный процессор (С01): Неисправность IPC для MPU-DSP1"/>
+                  <w:listItem w:displayText="Слот М14. Центральный процессор (С01): Неисправность IPC для DSP1-IPU1" w:value="Слот М14. Центральный процессор (С01): Неисправность IPC для DSP1-IPU1"/>
+                  <w:listItem w:displayText="Слот М14. Центральный процессор (С01): Неисправность IPC для MPU-IPU1" w:value="Слот М14. Центральный процессор (С01): Неисправность IPC для MPU-IPU1"/>
+                  <w:listItem w:displayText="Слот М14. Центральный процессор (С01): RED12.Неисправность" w:value="Слот М14. Центральный процессор (С01): RED12.Неисправность"/>
+                  <w:listItem w:displayText="Слот М14. Центральный процессор (С01): RED34.Неисправность" w:value="Слот М14. Центральный процессор (С01): RED34.Неисправность"/>
+                  <w:listItem w:displayText="Слот М14. Центральный процессор (С01): X1.Неисправность" w:value="Слот М14. Центральный процессор (С01): X1.Неисправность"/>
+                  <w:listItem w:displayText="Слот М14. Центральный процессор (С01): X1.Переп.вых.буфер" w:value="Слот М14. Центральный процессор (С01): X1.Переп.вых.буфер"/>
+                  <w:listItem w:displayText="Слот М14. Центральный процессор (С01): X1.Переп.вх.буфер" w:value="Слот М14. Центральный процессор (С01): X1.Переп.вх.буфер"/>
+                  <w:listItem w:displayText="Слот М14. Центральный процессор (С01): X2.Неисправность" w:value="Слот М14. Центральный процессор (С01): X2.Неисправность"/>
+                  <w:listItem w:displayText="Слот М14. Центральный процессор (С01): X2.Переп.вых.буфер" w:value="Слот М14. Центральный процессор (С01): X2.Переп.вых.буфер"/>
+                  <w:listItem w:displayText="Слот М14. Центральный процессор (С01): X2.Переп.вх.буфер" w:value="Слот М14. Центральный процессор (С01): X2.Переп.вх.буфер"/>
+                  <w:listItem w:displayText="Слот М14. Центральный процессор (С01): X3.Неисправность" w:value="Слот М14. Центральный процессор (С01): X3.Неисправность"/>
+                  <w:listItem w:displayText="Слот М14. Центральный процессор (С01): X3.Переп.вых.буфер" w:value="Слот М14. Центральный процессор (С01): X3.Переп.вых.буфер"/>
+                  <w:listItem w:displayText="Слот М14. Центральный процессор (С01): X3.Переп.вх.буфер" w:value="Слот М14. Центральный процессор (С01): X3.Переп.вх.буфер"/>
+                  <w:listItem w:displayText="Слот М14. Центральный процессор (С01): X4.Неисправность" w:value="Слот М14. Центральный процессор (С01): X4.Неисправность"/>
+                  <w:listItem w:displayText="Слот М14. Центральный процессор (С01): X4.Переп.вых.буфер" w:value="Слот М14. Центральный процессор (С01): X4.Переп.вых.буфер"/>
+                  <w:listItem w:displayText="Слот М14. Центральный процессор (С01): X4.Переп.вх.буфер" w:value="Слот М14. Центральный процессор (С01): X4.Переп.вх.буфер"/>
+                  <w:listItem w:displayText="Слот М14. Центральный процессор (С01): Температура ЦП &lt;&lt;" w:value="Слот М14. Центральный процессор (С01): Температура ЦП &lt;&lt;"/>
+                  <w:listItem w:displayText="Слот М14. Центральный процессор (С01): Температура ЦП &gt;&gt;" w:value="Слот М14. Центральный процессор (С01): Температура ЦП &gt;&gt;"/>
+                  <w:listItem w:displayText="Слот М14. Центральный процессор (С01): Температура ЦП &gt;" w:value="Слот М14. Центральный процессор (С01): Температура ЦП &gt;"/>
+                  <w:listItem w:displayText="Слот М14. Центральный процессор (С01): Температура ЦП &lt;" w:value="Слот М14. Центральный процессор (С01): Температура ЦП &lt;"/>
+                  <w:listItem w:displayText="Слот М14. Центральный процессор (С01): Сброс часов" w:value="Слот М14. Центральный процессор (С01): Сброс часов"/>
+                  <w:listItem w:displayText="Слот М14. Центральный процессор (С01): Неисправность архивов" w:value="Слот М14. Центральный процессор (С01): Неисправность архивов"/>
+                  <w:listItem w:displayText="Слот М14. Центральный процессор (С01): Перезагрузка ПО" w:value="Слот М14. Центральный процессор (С01): Перезагрузка ПО"/>
+                  <w:listItem w:displayText="Слот М14. Центральный процессор (С01): Перезапуск по питанию" w:value="Слот М14. Центральный процессор (С01): Перезапуск по питанию"/>
+                  <w:listItem w:displayText="Слот М14. Центральный процессор (С01): Перезапуск по ошибкам ПО" w:value="Слот М14. Центральный процессор (С01): Перезапуск по ошибкам ПО"/>
+                  <w:listItem w:displayText="Слот М14. Центральный процессор (С01): Изменение уставок" w:value="Слот М14. Центральный процессор (С01): Изменение уставок"/>
                 </w:dropDownList>
                 <w:showingPlcHdr/>
                 <w:placeholder>
@@ -3690,79 +5212,270 @@
                 <w:dropDownList>
                   <w:listItem w:displayText="Не назначено" w:value=""/>
                   <w:listItem w:displayText="──────── Сигналы РЗиА ────────" w:value="INPUTS_HEADER" w:disabled="true"/>
-                  <w:listItem w:displayText="АРНТ / АВ РПН: Отключено питание привода" w:value="АРНТ / АВ РПН: Отключено питание привода"/>
-                  <w:listItem w:displayText="АРНТ / АРН: Блокировка РПН по току" w:value="АРНТ / АРН: Блокировка РПН по току"/>
-                  <w:listItem w:displayText="АРНТ / АРН: Блокировка автоматики регулирования" w:value="АРНТ / АРН: Блокировка автоматики регулирования"/>
-                  <w:listItem w:displayText="АРНТ / АРН: Блокировка автоматического регулирования в режиме регулирования параллельно работающих трансформаторов" w:value="АРНТ / АРН: Блокировка автоматического регулирования в режиме регулирования параллельно работающих трансформаторов"/>
-                  <w:listItem w:displayText="АРНТ / АРН: Блокировка автоматической команды прибавить по верхнему допустимому положению" w:value="АРНТ / АРН: Блокировка автоматической команды прибавить по верхнему допустимому положению"/>
-                  <w:listItem w:displayText="АРНТ / АРН: Блокировка автоматической команды убавить по нижнему допустимому положению" w:value="АРНТ / АРН: Блокировка автоматической команды убавить по нижнему допустимому положению"/>
-                  <w:listItem w:displayText="АРНТ / АРН: Блокировка по низкому напряжению" w:value="АРНТ / АРН: Блокировка по низкому напряжению"/>
-                  <w:listItem w:displayText="АРНТ / АРН: Блокировка по низкому уровню масла" w:value="АРНТ / АРН: Блокировка по низкому уровню масла"/>
-                  <w:listItem w:displayText="АРНТ / АРН: Блокировка по перегрузке" w:value="АРНТ / АРН: Блокировка по перегрузке"/>
-                  <w:listItem w:displayText="АРНТ / АРН: Блокировка по перенапряжению" w:value="АРНТ / АРН: Блокировка по перенапряжению"/>
-                  <w:listItem w:displayText="АРНТ / АРН: Ведомый в режиме регулирования параллельно работающих трансформаторов" w:value="АРНТ / АРН: Ведомый в режиме регулирования параллельно работающих трансформаторов"/>
-                  <w:listItem w:displayText="АРНТ / АРН: Ведущий в режиме регулирования параллельно работающих трансформаторов" w:value="АРНТ / АРН: Ведущий в режиме регулирования параллельно работающих трансформаторов"/>
-                  <w:listItem w:displayText="АРНТ / АРН: Высокое напряжение НП секции 1" w:value="АРНТ / АРН: Высокое напряжение НП секции 1"/>
-                  <w:listItem w:displayText="АРНТ / АРН: Высокое напряжение НП секции 2" w:value="АРНТ / АРН: Высокое напряжение НП секции 2"/>
-                  <w:listItem w:displayText="АРНТ / АРН: Высокое напряжение ОП секции 1" w:value="АРНТ / АРН: Высокое напряжение ОП секции 1"/>
-                  <w:listItem w:displayText="АРНТ / АРН: Высокое напряжение ОП секции 2" w:value="АРНТ / АРН: Высокое напряжение ОП секции 2"/>
-                  <w:listItem w:displayText="АРНТ / АРН: Высокое напряжение секции 1" w:value="АРНТ / АРН: Высокое напряжение секции 1"/>
-                  <w:listItem w:displayText="АРНТ / АРН: Готовность к режиму регулирования параллельно работающих трансформаторов" w:value="АРНТ / АРН: Готовность к режиму регулирования параллельно работающих трансформаторов"/>
-                  <w:listItem w:displayText="АРНТ / АРН: Действие АРНТ на привод РПН" w:value="АРНТ / АРН: Действие АРНТ на привод РПН"/>
-                  <w:listItem w:displayText="АРНТ / АРН: Команда «Прибавить» от АРНТ параллельно работающего трансформатора" w:value="АРНТ / АРН: Команда «Прибавить» от АРНТ параллельно работающего трансформатора"/>
-                  <w:listItem w:displayText="АРНТ / АРН: Команда «Убавить» от АРНТ параллельно работающего трансформатора" w:value="АРНТ / АРН: Команда «Убавить» от АРНТ параллельно работающего трансформатора"/>
-                  <w:listItem w:displayText="АРНТ / АРН: Команда «прибавить» в привод РПН" w:value="АРНТ / АРН: Команда «прибавить» в привод РПН"/>
-                  <w:listItem w:displayText="АРНТ / АРН: Команда «убавить» привод РПН" w:value="АРНТ / АРН: Команда «убавить» привод РПН"/>
-                  <w:listItem w:displayText="АРНТ / АРН: Команда на отключение автомата питания привода РПН" w:value="АРНТ / АРН: Команда на отключение автомата питания привода РПН"/>
-                  <w:listItem w:displayText="АРНТ / АРН: Мертвое положение" w:value="АРНТ / АРН: Мертвое положение"/>
-                  <w:listItem w:displayText="АРНТ / АРН: Напряжение выше границы зоны нечувствительности" w:value="АРНТ / АРН: Напряжение выше границы зоны нечувствительности"/>
-                  <w:listItem w:displayText="АРНТ / АРН: Напряжение значительно выше границы зоны нечувствительности" w:value="АРНТ / АРН: Напряжение значительно выше границы зоны нечувствительности"/>
-                  <w:listItem w:displayText="АРНТ / АРН: Напряжение ниже границы зоны нечувствительности" w:value="АРНТ / АРН: Напряжение ниже границы зоны нечувствительности"/>
-                  <w:listItem w:displayText="АРНТ / АРН: Ненормальный режим на секции" w:value="АРНТ / АРН: Ненормальный режим на секции"/>
-                  <w:listItem w:displayText="АРНТ / АРН: Нет связи с регулируемыми шинами" w:value="АРНТ / АРН: Нет связи с регулируемыми шинами"/>
-                  <w:listItem w:displayText="АРНТ / АРН: Низкое напряжение секции 1" w:value="АРНТ / АРН: Низкое напряжение секции 1"/>
-                  <w:listItem w:displayText="АРНТ / АРН: Низкое напряжение секции 2" w:value="АРНТ / АРН: Низкое напряжение секции 2"/>
-                  <w:listItem w:displayText="АРНТ / АРН: Ошибка определения положения РПН" w:value="АРНТ / АРН: Ошибка определения положения РПН"/>
-                  <w:listItem w:displayText="АРНТ / АРН: Ошибка регулирования параллельно работающих трансформаторов" w:value="АРНТ / АРН: Ошибка регулирования параллельно работающих трансформаторов"/>
-                  <w:listItem w:displayText="АРНТ / АРН: Перегрузка секции 1" w:value="АРНТ / АРН: Перегрузка секции 1"/>
-                  <w:listItem w:displayText="АРНТ / АРН: Перегрузка секции 2" w:value="АРНТ / АРН: Перегрузка секции 2"/>
-                  <w:listItem w:displayText="АРНТ / АРН: Перенапряжение секции 2" w:value="АРНТ / АРН: Перенапряжение секции 2"/>
-                  <w:listItem w:displayText="АРНТ / АРН: Прибавить в АРНТ параллельного работающего трансформатора" w:value="АРНТ / АРН: Прибавить в АРНТ параллельного работающего трансформатора"/>
-                  <w:listItem w:displayText="АРНТ / АРН: Привод РПН заблокирован" w:value="АРНТ / АРН: Привод РПН заблокирован"/>
-                  <w:listItem w:displayText="АРНТ / АРН: Принудительно ведущий в режиме регулирования параллельно работающих трансформаторов" w:value="АРНТ / АРН: Принудительно ведущий в режиме регулирования параллельно работающих трансформаторов"/>
-                  <w:listItem w:displayText="АРНТ / АРН: Рассогласование приводов РПН параллельно работающих трансформаторов" w:value="АРНТ / АРН: Рассогласование приводов РПН параллельно работающих трансформаторов"/>
-                  <w:listItem w:displayText="АРНТ / АРН: Режим автоматического регулирования" w:value="АРНТ / АРН: Режим автоматического регулирования"/>
-                  <w:listItem w:displayText="АРНТ / АРН: Режим параллельного регулирования" w:value="АРНТ / АРН: Режим параллельного регулирования"/>
-                  <w:listItem w:displayText="АРНТ / АРН: Убавить в АРНТ параллельного работающего трансформатора" w:value="АРНТ / АРН: Убавить в АРНТ параллельного работающего трансформатора"/>
-                  <w:listItem w:displayText="АРНТ / Выбор ТН: Автоматический выбор регулируемой секции" w:value="АРНТ / Выбор ТН: Автоматический выбор регулируемой секции"/>
-                  <w:listItem w:displayText="АРНТ / Выбор ТН: Контроль 1 секции" w:value="АРНТ / Выбор ТН: Контроль 1 секции"/>
-                  <w:listItem w:displayText="АРНТ / Выбор ТН: Контроль 2 секции" w:value="АРНТ / Выбор ТН: Контроль 2 секции"/>
-                  <w:listItem w:displayText="АРНТ / Выбор ТН: Приоритет регулирования по 2 секции" w:value="АРНТ / Выбор ТН: Приоритет регулирования по 2 секции"/>
-                  <w:listItem w:displayText="АРНТ / Выбор ТН: Регулирование по 1 секции" w:value="АРНТ / Выбор ТН: Регулирование по 1 секции"/>
-                  <w:listItem w:displayText="АРНТ / Выбор ТН: Регулирование по 2 секции" w:value="АРНТ / Выбор ТН: Регулирование по 2 секции"/>
-                  <w:listItem w:displayText="АРНТ / ДТм: Блокировка по низкой температуре" w:value="АРНТ / ДТм: Блокировка по низкой температуре"/>
-                  <w:listItem w:displayText="АРНТ / ДУм: Высокий уровень масла" w:value="АРНТ / ДУм: Высокий уровень масла"/>
-                  <w:listItem w:displayText="АРНТ / Контроль РПН: Длительное переключение (привод остановился в промежуточном положении)" w:value="АРНТ / Контроль РПН: Длительное переключение (привод остановился в промежуточном положении)"/>
-                  <w:listItem w:displayText="АРНТ / Контроль РПН: Отказ привода РПН" w:value="АРНТ / Контроль РПН: Отказ привода РПН"/>
-                  <w:listItem w:displayText="АРНТ / Контроль РПН: Переключение не началось" w:value="АРНТ / Контроль РПН: Переключение не началось"/>
-                  <w:listItem w:displayText="АРНТ / Контроль РПН: Самопроизвольное переключение" w:value="АРНТ / Контроль РПН: Самопроизвольное переключение"/>
-                  <w:listItem w:displayText="АРНТ / Контроль РПН: Сигнализация максимального количества переключений РПН" w:value="АРНТ / Контроль РПН: Сигнализация максимального количества переключений РПН"/>
-                  <w:listItem w:displayText="АРНТ / Привод РПН: Идет переключение" w:value="АРНТ / Привод РПН: Идет переключение"/>
-                  <w:listItem w:displayText="АРНТ / Привод РПН: Крайнее верхнее положение РПН" w:value="АРНТ / Привод РПН: Крайнее верхнее положение РПН"/>
-                  <w:listItem w:displayText="АРНТ / Привод РПН: Крайнее нижнее положение РПН" w:value="АРНТ / Привод РПН: Крайнее нижнее положение РПН"/>
-                  <w:listItem w:displayText="АРНТ / Привод РПН: Местное управление привода" w:value="АРНТ / Привод РПН: Местное управление привода"/>
-                  <w:listItem w:displayText="Сигнализация / Сигнализация: SG не в рабочем положении" w:value="Сигнализация / Сигнализация: SG не в рабочем положении"/>
-                  <w:listItem w:displayText="Сигнализация / Сигнализация: Блок испытательный №1 в рабочем положении" w:value="Сигнализация / Сигнализация: Блок испытательный №1 в рабочем положении"/>
-                  <w:listItem w:displayText="Сигнализация / Сигнализация: Блок испытательный №2 в рабочем положении" w:value="Сигнализация / Сигнализация: Блок испытательный №2 в рабочем положении"/>
-                  <w:listItem w:displayText="Сигнализация / Сигнализация: Блок испытательный №3 в рабочем положении" w:value="Сигнализация / Сигнализация: Блок испытательный №3 в рабочем положении"/>
-                  <w:listItem w:displayText="Сигнализация / Сигнализация: Блок испытательный №4 в рабочем положении" w:value="Сигнализация / Сигнализация: Блок испытательный №4 в рабочем положении"/>
-                  <w:listItem w:displayText="Сигнализация / Сигнализация: Блок испытательный №5 в рабочем положении" w:value="Сигнализация / Сигнализация: Блок испытательный №5 в рабочем положении"/>
-                  <w:listItem w:displayText="Сигнализация / Сигнализация: Блок испытательный №6 в рабочем положении" w:value="Сигнализация / Сигнализация: Блок испытательный №6 в рабочем положении"/>
-                  <w:listItem w:displayText="Сигнализация / Сигнализация: Блок испытательный №7 в рабочем положении" w:value="Сигнализация / Сигнализация: Блок испытательный №7 в рабочем положении"/>
-                  <w:listItem w:displayText="Сигнализация / Сигнализация: Неисправность РПН" w:value="Сигнализация / Сигнализация: Неисправность РПН"/>
-                  <w:listItem w:displayText="Сигнализация / Сигнализация: Сигнал закрытого положения двери" w:value="Сигнализация / Сигнализация: Сигнал закрытого положения двери"/>
-                  <w:listItem w:displayText="Сигнализация / Сигнализация: Сигнал неисправности оперативного тока цепей технологической сигнализации" w:value="Сигнализация / Сигнализация: Сигнал неисправности оперативного тока цепей технологической сигнализации"/>
-                  <w:listItem w:displayText="Сигнализация / Сигнализация: Сигнал открытого положения двери" w:value="Сигнализация / Сигнализация: Сигнал открытого положения двери"/>
+                  <w:listItem w:displayText="ДЗТ / БВКЗ: Срабатывание БВКЗ" w:value="ДЗТ / БВКЗ: Срабатывание БВКЗ"/>
+                  <w:listItem w:displayText="ДЗТ / БВКЗ: Срабатывание БВКЗ по фазе A" w:value="ДЗТ / БВКЗ: Срабатывание БВКЗ по фазе A"/>
+                  <w:listItem w:displayText="ДЗТ / БВКЗ: Срабатывание БВКЗ по фазе B" w:value="ДЗТ / БВКЗ: Срабатывание БВКЗ по фазе B"/>
+                  <w:listItem w:displayText="ДЗТ / БВКЗ: Срабатывание БВКЗ по фазе C" w:value="ДЗТ / БВКЗ: Срабатывание БВКЗ по фазе C"/>
+                  <w:listItem w:displayText="ДЗТ / Д2Г: Пуск Д2Г" w:value="ДЗТ / Д2Г: Пуск Д2Г"/>
+                  <w:listItem w:displayText="ДЗТ / Д2Г: Пуск Д2Г по фазе A" w:value="ДЗТ / Д2Г: Пуск Д2Г по фазе A"/>
+                  <w:listItem w:displayText="ДЗТ / Д2Г: Пуск Д2Г по фазе B" w:value="ДЗТ / Д2Г: Пуск Д2Г по фазе B"/>
+                  <w:listItem w:displayText="ДЗТ / Д2Г: Пуск Д2Г по фазе C" w:value="ДЗТ / Д2Г: Пуск Д2Г по фазе C"/>
+                  <w:listItem w:displayText="ДЗТ / Д5Г: Пуск Д5Г" w:value="ДЗТ / Д5Г: Пуск Д5Г"/>
+                  <w:listItem w:displayText="ДЗТ / Д5Г: Пуск Д5Г по фазе A" w:value="ДЗТ / Д5Г: Пуск Д5Г по фазе A"/>
+                  <w:listItem w:displayText="ДЗТ / Д5Г: Пуск Д5Г по фазе B" w:value="ДЗТ / Д5Г: Пуск Д5Г по фазе B"/>
+                  <w:listItem w:displayText="ДЗТ / Д5Г: Пуск Д5Г по фазе C" w:value="ДЗТ / Д5Г: Пуск Д5Г по фазе C"/>
+                  <w:listItem w:displayText="ДЗТ / ДЗТ: Срабатывание ДЗТ" w:value="ДЗТ / ДЗТ: Срабатывание ДЗТ"/>
+                  <w:listItem w:displayText="ДЗТ / ДТЗт: Пуск ДТЗт" w:value="ДЗТ / ДТЗт: Пуск ДТЗт"/>
+                  <w:listItem w:displayText="ДЗТ / ДТЗт: Пуск ДТЗт по фазе A" w:value="ДЗТ / ДТЗт: Пуск ДТЗт по фазе A"/>
+                  <w:listItem w:displayText="ДЗТ / ДТЗт: Пуск ДТЗт по фазе B" w:value="ДЗТ / ДТЗт: Пуск ДТЗт по фазе B"/>
+                  <w:listItem w:displayText="ДЗТ / ДТЗт: Пуск ДТЗт по фазе C" w:value="ДЗТ / ДТЗт: Пуск ДТЗт по фазе C"/>
+                  <w:listItem w:displayText="ДЗТ / ДТЗт: Пуск ИО по фазе A" w:value="ДЗТ / ДТЗт: Пуск ИО по фазе A"/>
+                  <w:listItem w:displayText="ДЗТ / ДТЗт: Пуск ИО по фазе B" w:value="ДЗТ / ДТЗт: Пуск ИО по фазе B"/>
+                  <w:listItem w:displayText="ДЗТ / ДТЗт: Пуск ИО по фазе C" w:value="ДЗТ / ДТЗт: Пуск ИО по фазе C"/>
+                  <w:listItem w:displayText="ДЗТ / ДТЗт: Срабатывание ДТЗт" w:value="ДЗТ / ДТЗт: Срабатывание ДТЗт"/>
+                  <w:listItem w:displayText="ДЗТ / ДТЗт: Срабатывание ДТЗт на сигнал" w:value="ДЗТ / ДТЗт: Срабатывание ДТЗт на сигнал"/>
+                  <w:listItem w:displayText="ДЗТ / ДТЗт: Срабатывание ДТЗт по фазе A" w:value="ДЗТ / ДТЗт: Срабатывание ДТЗт по фазе A"/>
+                  <w:listItem w:displayText="ДЗТ / ДТЗт: Срабатывание ДТЗт по фазе A на сигнал" w:value="ДЗТ / ДТЗт: Срабатывание ДТЗт по фазе A на сигнал"/>
+                  <w:listItem w:displayText="ДЗТ / ДТЗт: Срабатывание ДТЗт по фазе B" w:value="ДЗТ / ДТЗт: Срабатывание ДТЗт по фазе B"/>
+                  <w:listItem w:displayText="ДЗТ / ДТЗт: Срабатывание ДТЗт по фазе B на сигнал" w:value="ДЗТ / ДТЗт: Срабатывание ДТЗт по фазе B на сигнал"/>
+                  <w:listItem w:displayText="ДЗТ / ДТЗт: Срабатывание ДТЗт по фазе C" w:value="ДЗТ / ДТЗт: Срабатывание ДТЗт по фазе C"/>
+                  <w:listItem w:displayText="ДЗТ / ДТЗт: Срабатывание ДТЗт по фазе C на сигнал" w:value="ДЗТ / ДТЗт: Срабатывание ДТЗт по фазе C на сигнал"/>
+                  <w:listItem w:displayText="ДЗТ / ДТЗт: Функция введена в работу" w:value="ДЗТ / ДТЗт: Функция введена в работу"/>
+                  <w:listItem w:displayText="ДЗТ / ДТЗт: Функция оперативно выведена из работы" w:value="ДЗТ / ДТЗт: Функция оперативно выведена из работы"/>
+                  <w:listItem w:displayText="ДЗТ / ДТО: Пуск ДТО" w:value="ДЗТ / ДТО: Пуск ДТО"/>
+                  <w:listItem w:displayText="ДЗТ / ДТО: Пуск ДТО по фазе A" w:value="ДЗТ / ДТО: Пуск ДТО по фазе A"/>
+                  <w:listItem w:displayText="ДЗТ / ДТО: Пуск ДТО по фазе B" w:value="ДЗТ / ДТО: Пуск ДТО по фазе B"/>
+                  <w:listItem w:displayText="ДЗТ / ДТО: Пуск ДТО по фазе C" w:value="ДЗТ / ДТО: Пуск ДТО по фазе C"/>
+                  <w:listItem w:displayText="ДЗТ / ДТО: Пуск ИО по фазе A" w:value="ДЗТ / ДТО: Пуск ИО по фазе A"/>
+                  <w:listItem w:displayText="ДЗТ / ДТО: Пуск ИО по фазе B" w:value="ДЗТ / ДТО: Пуск ИО по фазе B"/>
+                  <w:listItem w:displayText="ДЗТ / ДТО: Пуск ИО по фазе C" w:value="ДЗТ / ДТО: Пуск ИО по фазе C"/>
+                  <w:listItem w:displayText="ДЗТ / ДТО: Срабатывание ДТО" w:value="ДЗТ / ДТО: Срабатывание ДТО"/>
+                  <w:listItem w:displayText="ДЗТ / ДТО: Срабатывание ДТО на сигнал" w:value="ДЗТ / ДТО: Срабатывание ДТО на сигнал"/>
+                  <w:listItem w:displayText="ДЗТ / ДТО: Срабатывание ДТО по фазе A" w:value="ДЗТ / ДТО: Срабатывание ДТО по фазе A"/>
+                  <w:listItem w:displayText="ДЗТ / ДТО: Срабатывание ДТО по фазе A на сигнал" w:value="ДЗТ / ДТО: Срабатывание ДТО по фазе A на сигнал"/>
+                  <w:listItem w:displayText="ДЗТ / ДТО: Срабатывание ДТО по фазе B" w:value="ДЗТ / ДТО: Срабатывание ДТО по фазе B"/>
+                  <w:listItem w:displayText="ДЗТ / ДТО: Срабатывание ДТО по фазе B на сигнал" w:value="ДЗТ / ДТО: Срабатывание ДТО по фазе B на сигнал"/>
+                  <w:listItem w:displayText="ДЗТ / ДТО: Срабатывание ДТО по фазе C" w:value="ДЗТ / ДТО: Срабатывание ДТО по фазе C"/>
+                  <w:listItem w:displayText="ДЗТ / ДТО: Срабатывание ДТО по фазе C на сигнал" w:value="ДЗТ / ДТО: Срабатывание ДТО по фазе C на сигнал"/>
+                  <w:listItem w:displayText="ДЗТ / ДТО: Функция введена в работу" w:value="ДЗТ / ДТО: Функция введена в работу"/>
+                  <w:listItem w:displayText="ДЗТ / ДТО: Функция оперативно выведена из работы" w:value="ДЗТ / ДТО: Функция оперативно выведена из работы"/>
+                  <w:listItem w:displayText="ДЗТ / КЦТнеб: Неисправность" w:value="ДЗТ / КЦТнеб: Неисправность"/>
+                  <w:listItem w:displayText="ДЗТ / КЦТнеб: Срабатывание" w:value="ДЗТ / КЦТнеб: Срабатывание"/>
+                  <w:listItem w:displayText="ДЗТ / КЦТнеб: Срабатывание фазы A" w:value="ДЗТ / КЦТнеб: Срабатывание фазы A"/>
+                  <w:listItem w:displayText="ДЗТ / КЦТнеб: Срабатывание фазы B" w:value="ДЗТ / КЦТнеб: Срабатывание фазы B"/>
+                  <w:listItem w:displayText="ДЗТ / КЦТнеб: Срабатывание фазы C" w:value="ДЗТ / КЦТнеб: Срабатывание фазы C"/>
+                  <w:listItem w:displayText="ДЗТ / КЦТнеб: Функция введена в работу" w:value="ДЗТ / КЦТнеб: Функция введена в работу"/>
+                  <w:listItem w:displayText="ДЗТ / КЦТнеб: Функция оперативно выведена из работы" w:value="ДЗТ / КЦТнеб: Функция оперативно выведена из работы"/>
+                  <w:listItem w:displayText="ЗП / ЗП ВН: Пуск" w:value="ЗП / ЗП ВН: Пуск"/>
+                  <w:listItem w:displayText="ЗП / ЗП ВН: Пуск ИО максимального тока" w:value="ЗП / ЗП ВН: Пуск ИО максимального тока"/>
+                  <w:listItem w:displayText="ЗП / ЗП ВН: Срабатывание" w:value="ЗП / ЗП ВН: Срабатывание"/>
+                  <w:listItem w:displayText="ЗП / ЗП ВН: Срабатывание на отключение" w:value="ЗП / ЗП ВН: Срабатывание на отключение"/>
+                  <w:listItem w:displayText="ЗП / ЗП ВН: Функция введена в работу" w:value="ЗП / ЗП ВН: Функция введена в работу"/>
+                  <w:listItem w:displayText="ЗП / ЗП ВН: Функция оперативно выведена из работы" w:value="ЗП / ЗП ВН: Функция оперативно выведена из работы"/>
+                  <w:listItem w:displayText="ЗП / ЗП НН (НН2): Пуск" w:value="ЗП / ЗП НН (НН2): Пуск"/>
+                  <w:listItem w:displayText="ЗП / ЗП НН (НН2): Пуск ИО максимального тока" w:value="ЗП / ЗП НН (НН2): Пуск ИО максимального тока"/>
+                  <w:listItem w:displayText="ЗП / ЗП НН (НН2): Срабатывание" w:value="ЗП / ЗП НН (НН2): Срабатывание"/>
+                  <w:listItem w:displayText="ЗП / ЗП НН (НН2): Срабатывание на отключение" w:value="ЗП / ЗП НН (НН2): Срабатывание на отключение"/>
+                  <w:listItem w:displayText="ЗП / ЗП НН (НН2): Функция введена в работу" w:value="ЗП / ЗП НН (НН2): Функция введена в работу"/>
+                  <w:listItem w:displayText="ЗП / ЗП НН (НН2): Функция оперативно выведена из работы" w:value="ЗП / ЗП НН (НН2): Функция оперативно выведена из работы"/>
+                  <w:listItem w:displayText="ЗП / ЗП СН (НН1): Пуск" w:value="ЗП / ЗП СН (НН1): Пуск"/>
+                  <w:listItem w:displayText="ЗП / ЗП СН (НН1): Пуск ИО максимального тока" w:value="ЗП / ЗП СН (НН1): Пуск ИО максимального тока"/>
+                  <w:listItem w:displayText="ЗП / ЗП СН (НН1): Срабатывание" w:value="ЗП / ЗП СН (НН1): Срабатывание"/>
+                  <w:listItem w:displayText="ЗП / ЗП СН (НН1): Срабатывание на отключение" w:value="ЗП / ЗП СН (НН1): Срабатывание на отключение"/>
+                  <w:listItem w:displayText="ЗП / ЗП СН (НН1): Функция введена в работу" w:value="ЗП / ЗП СН (НН1): Функция введена в работу"/>
+                  <w:listItem w:displayText="ЗП / ЗП СН (НН1): Функция оперативно выведена из работы" w:value="ЗП / ЗП СН (НН1): Функция оперативно выведена из работы"/>
+                  <w:listItem w:displayText="ЗП / ЗП: Срабатывание" w:value="ЗП / ЗП: Срабатывание"/>
+                  <w:listItem w:displayText="ЗПО / ЗПО: Пуск" w:value="ЗПО / ЗПО: Пуск"/>
+                  <w:listItem w:displayText="ЗПО / ЗПО: Срабатывание" w:value="ЗПО / ЗПО: Срабатывание"/>
+                  <w:listItem w:displayText="ЗПО / ЗПО: Срабатывание на сигнал" w:value="ЗПО / ЗПО: Срабатывание на сигнал"/>
+                  <w:listItem w:displayText="ЗПО / ЗПО: Функция введена в работу" w:value="ЗПО / ЗПО: Функция введена в работу"/>
+                  <w:listItem w:displayText="ЗПО / ЗПО: Функция оперативно выведена из работы" w:value="ЗПО / ЗПО: Функция оперативно выведена из работы"/>
+                  <w:listItem w:displayText="КЦТ / КЦТ: Срабатывание КЦТ" w:value="КЦТ / КЦТ: Срабатывание КЦТ"/>
+                  <w:listItem w:displayText="КЦТ / КЦТст1: Пуск КЦТст при асимметрии" w:value="КЦТ / КЦТст1: Пуск КЦТст при асимметрии"/>
+                  <w:listItem w:displayText="КЦТ / КЦТст1: Пуск КЦТст при обрыве провода" w:value="КЦТ / КЦТст1: Пуск КЦТст при обрыве провода"/>
+                  <w:listItem w:displayText="КЦТ / КЦТст1: Срабатывание КЦТст при асимметрии" w:value="КЦТ / КЦТст1: Срабатывание КЦТст при асимметрии"/>
+                  <w:listItem w:displayText="КЦТ / КЦТст1: Срабатывание КЦТст при обрыве провода" w:value="КЦТ / КЦТст1: Срабатывание КЦТст при обрыве провода"/>
+                  <w:listItem w:displayText="КЦТ / КЦТст1: Функция введена в работу" w:value="КЦТ / КЦТст1: Функция введена в работу"/>
+                  <w:listItem w:displayText="КЦТ / КЦТст1: Функция оперативно выведена из работы" w:value="КЦТ / КЦТст1: Функция оперативно выведена из работы"/>
+                  <w:listItem w:displayText="КЦТ / КЦТст2: Пуск КЦТст при асимметрии" w:value="КЦТ / КЦТст2: Пуск КЦТст при асимметрии"/>
+                  <w:listItem w:displayText="КЦТ / КЦТст2: Пуск КЦТст при обрыве провода" w:value="КЦТ / КЦТст2: Пуск КЦТст при обрыве провода"/>
+                  <w:listItem w:displayText="КЦТ / КЦТст2: Срабатывание КЦТст при асимметрии" w:value="КЦТ / КЦТст2: Срабатывание КЦТст при асимметрии"/>
+                  <w:listItem w:displayText="КЦТ / КЦТст2: Срабатывание КЦТст при обрыве провода" w:value="КЦТ / КЦТст2: Срабатывание КЦТст при обрыве провода"/>
+                  <w:listItem w:displayText="КЦТ / КЦТст2: Функция введена в работу" w:value="КЦТ / КЦТст2: Функция введена в работу"/>
+                  <w:listItem w:displayText="КЦТ / КЦТст2: Функция оперативно выведена из работы" w:value="КЦТ / КЦТст2: Функция оперативно выведена из работы"/>
+                  <w:listItem w:displayText="КЦТ / КЦТст3: Пуск КЦТст при асимметрии" w:value="КЦТ / КЦТст3: Пуск КЦТст при асимметрии"/>
+                  <w:listItem w:displayText="КЦТ / КЦТст3: Пуск КЦТст при обрыве провода" w:value="КЦТ / КЦТст3: Пуск КЦТст при обрыве провода"/>
+                  <w:listItem w:displayText="КЦТ / КЦТст3: Срабатывание КЦТст при асимметрии" w:value="КЦТ / КЦТст3: Срабатывание КЦТст при асимметрии"/>
+                  <w:listItem w:displayText="КЦТ / КЦТст3: Срабатывание КЦТст при обрыве провода" w:value="КЦТ / КЦТст3: Срабатывание КЦТст при обрыве провода"/>
+                  <w:listItem w:displayText="КЦТ / КЦТст3: Функция введена в работу" w:value="КЦТ / КЦТст3: Функция введена в работу"/>
+                  <w:listItem w:displayText="КЦТ / КЦТст3: Функция оперативно выведена из работы" w:value="КЦТ / КЦТст3: Функция оперативно выведена из работы"/>
+                  <w:listItem w:displayText="ЛО ВН / ЛО: Отключение" w:value="ЛО ВН / ЛО: Отключение"/>
+                  <w:listItem w:displayText="ЛО ВН / ЛО: Отключить аварийно" w:value="ЛО ВН / ЛО: Отключить аварийно"/>
+                  <w:listItem w:displayText="ЛО ВН / ЛО: Функция введена в работу" w:value="ЛО ВН / ЛО: Функция введена в работу"/>
+                  <w:listItem w:displayText="ЛО ВН / ЛО: Функция оперативно выведена из работы" w:value="ЛО ВН / ЛО: Функция оперативно выведена из работы"/>
+                  <w:listItem w:displayText="ЛО ГЗ РПН / ЛО: Блокировка ГЗ РПН" w:value="ЛО ГЗ РПН / ЛО: Блокировка ГЗ РПН"/>
+                  <w:listItem w:displayText="ЛО ГЗ РПН / ЛО: Срабатывание ГЗ РПН" w:value="ЛО ГЗ РПН / ЛО: Срабатывание ГЗ РПН"/>
+                  <w:listItem w:displayText="ЛО ГЗ РПН / ЛО: Срабатывание ГЗ РПН на сигнал" w:value="ЛО ГЗ РПН / ЛО: Срабатывание ГЗ РПН на сигнал"/>
+                  <w:listItem w:displayText="ЛО ГЗ РПН / ЛО: Функция введена в работу" w:value="ЛО ГЗ РПН / ЛО: Функция введена в работу"/>
+                  <w:listItem w:displayText="ЛО ГЗ РПН / ЛО: Функция оперативно выведена из работы" w:value="ЛО ГЗ РПН / ЛО: Функция оперативно выведена из работы"/>
+                  <w:listItem w:displayText="ЛО ГЗоткл / ЛО: Блокировка ГЗоткл" w:value="ЛО ГЗоткл / ЛО: Блокировка ГЗоткл"/>
+                  <w:listItem w:displayText="ЛО ГЗоткл / ЛО: Срабатывание" w:value="ЛО ГЗоткл / ЛО: Срабатывание"/>
+                  <w:listItem w:displayText="ЛО ГЗоткл / ЛО: Срабатывание на сигнал" w:value="ЛО ГЗоткл / ЛО: Срабатывание на сигнал"/>
+                  <w:listItem w:displayText="ЛО ГЗоткл / ЛО: Функция введена в работу" w:value="ЛО ГЗоткл / ЛО: Функция введена в работу"/>
+                  <w:listItem w:displayText="ЛО ГЗоткл / ЛО: Функция оперативно выведена из работы" w:value="ЛО ГЗоткл / ЛО: Функция оперативно выведена из работы"/>
+                  <w:listItem w:displayText="ЛО ГЗсигн / ЛО: Блокировка ГЗсигн" w:value="ЛО ГЗсигн / ЛО: Блокировка ГЗсигн"/>
+                  <w:listItem w:displayText="ЛО ГЗсигн / ЛО: Срабатывание" w:value="ЛО ГЗсигн / ЛО: Срабатывание"/>
+                  <w:listItem w:displayText="ЛО ГЗсигн / ЛО: Срабатывание на сигнал" w:value="ЛО ГЗсигн / ЛО: Срабатывание на сигнал"/>
+                  <w:listItem w:displayText="ЛО ГЗсигн / ЛО: Функция введена в работу" w:value="ЛО ГЗсигн / ЛО: Функция введена в работу"/>
+                  <w:listItem w:displayText="ЛО ГЗсигн / ЛО: Функция оперативно выведена из работы" w:value="ЛО ГЗсигн / ЛО: Функция оперативно выведена из работы"/>
+                  <w:listItem w:displayText="ЛО НН1 / ЗАПВ: Запрет АПВ" w:value="ЛО НН1 / ЗАПВ: Запрет АПВ"/>
+                  <w:listItem w:displayText="ЛО НН1 / ЗАПВ: Функция введена в работу" w:value="ЛО НН1 / ЗАПВ: Функция введена в работу"/>
+                  <w:listItem w:displayText="ЛО НН1 / ЗАПВ: Функция оперативно выведена из работы" w:value="ЛО НН1 / ЗАПВ: Функция оперативно выведена из работы"/>
+                  <w:listItem w:displayText="ЛО НН1 / ЛО: Отключение" w:value="ЛО НН1 / ЛО: Отключение"/>
+                  <w:listItem w:displayText="ЛО НН1 / ЛО: Отключить аварийно" w:value="ЛО НН1 / ЛО: Отключить аварийно"/>
+                  <w:listItem w:displayText="ЛО НН1 / ЛО: Функция введена в работу" w:value="ЛО НН1 / ЛО: Функция введена в работу"/>
+                  <w:listItem w:displayText="ЛО НН1 / ЛО: Функция оперативно выведена из работы" w:value="ЛО НН1 / ЛО: Функция оперативно выведена из работы"/>
+                  <w:listItem w:displayText="ЛО НН2 / ЗАПВ: Запрет АПВ" w:value="ЛО НН2 / ЗАПВ: Запрет АПВ"/>
+                  <w:listItem w:displayText="ЛО НН2 / ЗАПВ: Функция введена в работу" w:value="ЛО НН2 / ЗАПВ: Функция введена в работу"/>
+                  <w:listItem w:displayText="ЛО НН2 / ЗАПВ: Функция оперативно выведена из работы" w:value="ЛО НН2 / ЗАПВ: Функция оперативно выведена из работы"/>
+                  <w:listItem w:displayText="ЛО НН2 / ЛО: Отключение" w:value="ЛО НН2 / ЛО: Отключение"/>
+                  <w:listItem w:displayText="ЛО НН2 / ЛО: Отключить аварийно" w:value="ЛО НН2 / ЛО: Отключить аварийно"/>
+                  <w:listItem w:displayText="ЛО НН2 / ЛО: Функция введена в работу" w:value="ЛО НН2 / ЛО: Функция введена в работу"/>
+                  <w:listItem w:displayText="ЛО НН2 / ЛО: Функция оперативно выведена из работы" w:value="ЛО НН2 / ЛО: Функция оперативно выведена из работы"/>
+                  <w:listItem w:displayText="ЛО Т / ЗАПВ: Запрет АПВ" w:value="ЛО Т / ЗАПВ: Запрет АПВ"/>
+                  <w:listItem w:displayText="ЛО Т / ЗАПВ: Функция введена в работу" w:value="ЛО Т / ЗАПВ: Функция введена в работу"/>
+                  <w:listItem w:displayText="ЛО Т / ЗАПВ: Функция оперативно выведена из работы" w:value="ЛО Т / ЗАПВ: Функция оперативно выведена из работы"/>
+                  <w:listItem w:displayText="ЛО Т / ЛО: Срабатывание" w:value="ЛО Т / ЛО: Срабатывание"/>
+                  <w:listItem w:displayText="ЛО Т / ЛО: Функция введена в работу" w:value="ЛО Т / ЛО: Функция введена в работу"/>
+                  <w:listItem w:displayText="ЛО Т / ЛО: Функция оперативно выведена из работы" w:value="ЛО Т / ЛО: Функция оперативно выведена из работы"/>
+                  <w:listItem w:displayText="ЛО ТЗ / ЛО ДТм: Срабатывание" w:value="ЛО ТЗ / ЛО ДТм: Срабатывание"/>
+                  <w:listItem w:displayText="ЛО ТЗ / ЛО ДТм: Срабатывание датчика температуры масла заблокировано" w:value="ЛО ТЗ / ЛО ДТм: Срабатывание датчика температуры масла заблокировано"/>
+                  <w:listItem w:displayText="ЛО ТЗ / ЛО ДТм: Срабатывание на сигнал" w:value="ЛО ТЗ / ЛО ДТм: Срабатывание на сигнал"/>
+                  <w:listItem w:displayText="ЛО ТЗ / ЛО ДТм: Функция введена в работу" w:value="ЛО ТЗ / ЛО ДТм: Функция введена в работу"/>
+                  <w:listItem w:displayText="ЛО ТЗ / ЛО ДТм: Функция оперативно выведена из работы" w:value="ЛО ТЗ / ЛО ДТм: Функция оперативно выведена из работы"/>
+                  <w:listItem w:displayText="ЛО ТЗ / ЛО ДТо: Срабатывание" w:value="ЛО ТЗ / ЛО ДТо: Срабатывание"/>
+                  <w:listItem w:displayText="ЛО ТЗ / ЛО ДТо: Срабатывание датчика температуры обмотки заблокировано" w:value="ЛО ТЗ / ЛО ДТо: Срабатывание датчика температуры обмотки заблокировано"/>
+                  <w:listItem w:displayText="ЛО ТЗ / ЛО ДТо: Срабатывание на сигнал" w:value="ЛО ТЗ / ЛО ДТо: Срабатывание на сигнал"/>
+                  <w:listItem w:displayText="ЛО ТЗ / ЛО ДТо: Функция введена в работу" w:value="ЛО ТЗ / ЛО ДТо: Функция введена в работу"/>
+                  <w:listItem w:displayText="ЛО ТЗ / ЛО ДТо: Функция оперативно выведена из работы" w:value="ЛО ТЗ / ЛО ДТо: Функция оперативно выведена из работы"/>
+                  <w:listItem w:displayText="ЛО ТЗ / ЛО РД: Срабатывание" w:value="ЛО ТЗ / ЛО РД: Срабатывание"/>
+                  <w:listItem w:displayText="ЛО ТЗ / ЛО РД: Срабатывание на сигнал" w:value="ЛО ТЗ / ЛО РД: Срабатывание на сигнал"/>
+                  <w:listItem w:displayText="ЛО ТЗ / ЛО РД: Срабатывание реле давления заблокировано" w:value="ЛО ТЗ / ЛО РД: Срабатывание реле давления заблокировано"/>
+                  <w:listItem w:displayText="ЛО ТЗ / ЛО РД: Функция введена в работу" w:value="ЛО ТЗ / ЛО РД: Функция введена в работу"/>
+                  <w:listItem w:displayText="ЛО ТЗ / ЛО РД: Функция оперативно выведена из работы" w:value="ЛО ТЗ / ЛО РД: Функция оперативно выведена из работы"/>
+                  <w:listItem w:displayText="ЛО ТС / ЛО ДУм расширителя: Срабатывание" w:value="ЛО ТС / ЛО ДУм расширителя: Срабатывание"/>
+                  <w:listItem w:displayText="ЛО ТС / ЛО ДУм расширителя: Срабатывание на сигнал" w:value="ЛО ТС / ЛО ДУм расширителя: Срабатывание на сигнал"/>
+                  <w:listItem w:displayText="ЛО ТС / ЛО ДУм расширителя: Функция введена в работу" w:value="ЛО ТС / ЛО ДУм расширителя: Функция введена в работу"/>
+                  <w:listItem w:displayText="ЛО ТС / ЛО ДУм расширителя: Функция оперативно выведена из работы" w:value="ЛО ТС / ЛО ДУм расширителя: Функция оперативно выведена из работы"/>
+                  <w:listItem w:displayText="ЛО ТС / ЛО ОК: Срабатывание" w:value="ЛО ТС / ЛО ОК: Срабатывание"/>
+                  <w:listItem w:displayText="ЛО ТС / ЛО ОК: Срабатывание на сигнал" w:value="ЛО ТС / ЛО ОК: Срабатывание на сигнал"/>
+                  <w:listItem w:displayText="ЛО ТС / ЛО ОК: Функция введена в работу" w:value="ЛО ТС / ЛО ОК: Функция введена в работу"/>
+                  <w:listItem w:displayText="ЛО ТС / ЛО ОК: Функция оперативно выведена из работы" w:value="ЛО ТС / ЛО ОК: Функция оперативно выведена из работы"/>
+                  <w:listItem w:displayText="ЛО ТС / ЛО ПК: Срабатывание" w:value="ЛО ТС / ЛО ПК: Срабатывание"/>
+                  <w:listItem w:displayText="ЛО ТС / ЛО ПК: Срабатывание на сигнал" w:value="ЛО ТС / ЛО ПК: Срабатывание на сигнал"/>
+                  <w:listItem w:displayText="ЛО ТС / ЛО ПК: Функция введена в работу" w:value="ЛО ТС / ЛО ПК: Функция введена в работу"/>
+                  <w:listItem w:displayText="ЛО ТС / ЛО ПК: Функция оперативно выведена из работы" w:value="ЛО ТС / ЛО ПК: Функция оперативно выведена из работы"/>
+                  <w:listItem w:displayText="ПДС / ГЗ РПН: Низкая изоляция" w:value="ПДС / ГЗ РПН: Низкая изоляция"/>
+                  <w:listItem w:displayText="ПДС / ГЗ РПН: Отключение" w:value="ПДС / ГЗ РПН: Отключение"/>
+                  <w:listItem w:displayText="ПДС / ГЗ Т: Низкая изоляция ГЗоткл" w:value="ПДС / ГЗ Т: Низкая изоляция ГЗоткл"/>
+                  <w:listItem w:displayText="ПДС / ГЗ Т: Низкая изоляция ГЗсигн" w:value="ПДС / ГЗ Т: Низкая изоляция ГЗсигн"/>
+                  <w:listItem w:displayText="ПДС / ГЗ Т: Отключение" w:value="ПДС / ГЗ Т: Отключение"/>
+                  <w:listItem w:displayText="ПДС / ГЗ Т: Сигнал" w:value="ПДС / ГЗ Т: Сигнал"/>
+                  <w:listItem w:displayText="ПДС / ДТм: Низкая изоляция" w:value="ПДС / ДТм: Низкая изоляция"/>
+                  <w:listItem w:displayText="ПДС / ДТм: Отключение" w:value="ПДС / ДТм: Отключение"/>
+                  <w:listItem w:displayText="ПДС / ДТм: Сигнал" w:value="ПДС / ДТм: Сигнал"/>
+                  <w:listItem w:displayText="ПДС / ДТм_РПН: Срабатывание" w:value="ПДС / ДТм_РПН: Срабатывание"/>
+                  <w:listItem w:displayText="ПДС / ДТо: Низкая изоляция" w:value="ПДС / ДТо: Низкая изоляция"/>
+                  <w:listItem w:displayText="ПДС / ДТо: Отключение" w:value="ПДС / ДТо: Отключение"/>
+                  <w:listItem w:displayText="ПДС / ДТо: Сигнал" w:value="ПДС / ДТо: Сигнал"/>
+                  <w:listItem w:displayText="ПДС / ДУм РПН: Высокий уровень масла" w:value="ПДС / ДУм РПН: Высокий уровень масла"/>
+                  <w:listItem w:displayText="ПДС / ДУм РПН: Низкий уровень масла" w:value="ПДС / ДУм РПН: Низкий уровень масла"/>
+                  <w:listItem w:displayText="ПДС / ДУм расширителя: Высокий уровень масла" w:value="ПДС / ДУм расширителя: Высокий уровень масла"/>
+                  <w:listItem w:displayText="ПДС / ДУм расширителя: Низкий уровень масла" w:value="ПДС / ДУм расширителя: Низкий уровень масла"/>
+                  <w:listItem w:displayText="ПДС / КСО: Авария" w:value="ПДС / КСО: Авария"/>
+                  <w:listItem w:displayText="ПДС / КСО: Неисправность" w:value="ПДС / КСО: Неисправность"/>
+                  <w:listItem w:displayText="ПДС / ОК: Срабатывание" w:value="ПДС / ОК: Срабатывание"/>
+                  <w:listItem w:displayText="ПДС / ПДС: Функция введена в работу" w:value="ПДС / ПДС: Функция введена в работу"/>
+                  <w:listItem w:displayText="ПДС / ПДС: Функция оперативно выведена из работы" w:value="ПДС / ПДС: Функция оперативно выведена из работы"/>
+                  <w:listItem w:displayText="ПДС / ПК: Срабатывание" w:value="ПДС / ПК: Срабатывание"/>
+                  <w:listItem w:displayText="ПДС / РД: Низкая изоляция" w:value="ПДС / РД: Низкая изоляция"/>
+                  <w:listItem w:displayText="ПДС / РД: Отключение" w:value="ПДС / РД: Отключение"/>
+                  <w:listItem w:displayText="ПДС НКУ / SA1: Цепь управления введена" w:value="ПДС НКУ / SA1: Цепь управления введена"/>
+                  <w:listItem w:displayText="ПДС НКУ / SA2: Цепь управления введена" w:value="ПДС НКУ / SA2: Цепь управления введена"/>
+                  <w:listItem w:displayText="ПДС НКУ / SA3: Цепь управления введена" w:value="ПДС НКУ / SA3: Цепь управления введена"/>
+                  <w:listItem w:displayText="ПДС НКУ / SA4: Цепь управления введена" w:value="ПДС НКУ / SA4: Цепь управления введена"/>
+                  <w:listItem w:displayText="ПДС НКУ / SG1: Рабочее положение испытательного блока" w:value="ПДС НКУ / SG1: Рабочее положение испытательного блока"/>
+                  <w:listItem w:displayText="ПДС НКУ / SG2: Рабочее положение испытательного блока" w:value="ПДС НКУ / SG2: Рабочее положение испытательного блока"/>
+                  <w:listItem w:displayText="ПДС НКУ / SG3: Рабочее положение испытательного блока" w:value="ПДС НКУ / SG3: Рабочее положение испытательного блока"/>
+                  <w:listItem w:displayText="ПДС НКУ / Дверь: Дверь шкафа закрыта" w:value="ПДС НКУ / Дверь: Дверь шкафа закрыта"/>
+                  <w:listItem w:displayText="ПДС НКУ / Дверь: Дверь шкафа открыта" w:value="ПДС НКУ / Дверь: Дверь шкафа открыта"/>
+                  <w:listItem w:displayText="ПДС НКУ / ОТ ГЗ: Неисправность оперативного тока цепей ГЗ" w:value="ПДС НКУ / ОТ ГЗ: Неисправность оперативного тока цепей ГЗ"/>
+                  <w:listItem w:displayText="ПДС НКУ / ОТ ЗДЗ1: Неисправность оперативного тока цепей ЗДЗ НН1" w:value="ПДС НКУ / ОТ ЗДЗ1: Неисправность оперативного тока цепей ЗДЗ НН1"/>
+                  <w:listItem w:displayText="ПДС НКУ / ОТ ЗДЗ2: Неисправность оперативного тока цепей ЗДЗ НН2" w:value="ПДС НКУ / ОТ ЗДЗ2: Неисправность оперативного тока цепей ЗДЗ НН2"/>
+                  <w:listItem w:displayText="ПДС НКУ / ОТ ТЗ, ТС: Неисправность оперативного тока цепей ТЗ, ТС" w:value="ПДС НКУ / ОТ ТЗ, ТС: Неисправность оперативного тока цепей ТЗ, ТС"/>
+                  <w:listItem w:displayText="ПДС НКУ / ОТ УРОВ1: Неисправность оперативного тока цепей УРОВ НН1" w:value="ПДС НКУ / ОТ УРОВ1: Неисправность оперативного тока цепей УРОВ НН1"/>
+                  <w:listItem w:displayText="ПДС НКУ / ОТ УРОВ2: Неисправность оперативного тока цепей УРОВ НН2" w:value="ПДС НКУ / ОТ УРОВ2: Неисправность оперативного тока цепей УРОВ НН2"/>
+                  <w:listItem w:displayText="ПДС НКУ / ПДС НКУ: Функция введена в работу" w:value="ПДС НКУ / ПДС НКУ: Функция введена в работу"/>
+                  <w:listItem w:displayText="ПДС НКУ / ПДС НКУ: Функция оперативно выведена из работы" w:value="ПДС НКУ / ПДС НКУ: Функция оперативно выведена из работы"/>
+                  <w:listItem w:displayText="ПС / ПС: Пуск" w:value="ПС / ПС: Пуск"/>
+                  <w:listItem w:displayText="ПС / ПС: Пуск (импульс)" w:value="ПС / ПС: Пуск (импульс)"/>
+                  <w:listItem w:displayText="РТПО / РТПО ВН: Пуск" w:value="РТПО / РТПО ВН: Пуск"/>
+                  <w:listItem w:displayText="РТПО / РТПО ВН: Пуск ИО тока" w:value="РТПО / РТПО ВН: Пуск ИО тока"/>
+                  <w:listItem w:displayText="РТПО / РТПО ВН: Функция введена в работу" w:value="РТПО / РТПО ВН: Функция введена в работу"/>
+                  <w:listItem w:displayText="РТПО / РТПО ВН: Функция оперативно выведена из работы" w:value="РТПО / РТПО ВН: Функция оперативно выведена из работы"/>
+                  <w:listItem w:displayText="РТПО / РТПО НН (НН2): Пуск" w:value="РТПО / РТПО НН (НН2): Пуск"/>
+                  <w:listItem w:displayText="РТПО / РТПО НН (НН2): Пуск ИО тока" w:value="РТПО / РТПО НН (НН2): Пуск ИО тока"/>
+                  <w:listItem w:displayText="РТПО / РТПО НН (НН2): Функция введена в работу" w:value="РТПО / РТПО НН (НН2): Функция введена в работу"/>
+                  <w:listItem w:displayText="РТПО / РТПО НН (НН2): Функция оперативно выведена из работы" w:value="РТПО / РТПО НН (НН2): Функция оперативно выведена из работы"/>
+                  <w:listItem w:displayText="РТПО / РТПО СН (НН1): Пуск" w:value="РТПО / РТПО СН (НН1): Пуск"/>
+                  <w:listItem w:displayText="РТПО / РТПО СН (НН1): Пуск ИО тока" w:value="РТПО / РТПО СН (НН1): Пуск ИО тока"/>
+                  <w:listItem w:displayText="РТПО / РТПО СН (НН1): Функция введена в работу" w:value="РТПО / РТПО СН (НН1): Функция введена в работу"/>
+                  <w:listItem w:displayText="РТПО / РТПО СН (НН1): Функция оперативно выведена из работы" w:value="РТПО / РТПО СН (НН1): Функция оперативно выведена из работы"/>
+                  <w:listItem w:displayText="РТПО / РТПО_общ: Пуск" w:value="РТПО / РТПО_общ: Пуск"/>
+                  <w:listItem w:displayText="РТПО / РТПО_общ: Функция введена в работу" w:value="РТПО / РТПО_общ: Функция введена в работу"/>
+                  <w:listItem w:displayText="СС / СС: БИ выведены" w:value="СС / СС: БИ выведены"/>
+                  <w:listItem w:displayText="СС / СС: Внешнее отключение" w:value="СС / СС: Внешнее отключение"/>
+                  <w:listItem w:displayText="СС / СС: Выходные цепи разобраны" w:value="СС / СС: Выходные цепи разобраны"/>
+                  <w:listItem w:displayText="СС / СС: ГЗ заблокирована" w:value="СС / СС: ГЗ заблокирована"/>
+                  <w:listItem w:displayText="СС / СС: Неисправность ОТ цепей ГЗ" w:value="СС / СС: Неисправность ОТ цепей ГЗ"/>
+                  <w:listItem w:displayText="СС / СС: Неисправность ОТ цепей ТЗ, ТС" w:value="СС / СС: Неисправность ОТ цепей ТЗ, ТС"/>
+                  <w:listItem w:displayText="СС / СС: Низкая изоляция ГЗ" w:value="СС / СС: Низкая изоляция ГЗ"/>
+                  <w:listItem w:displayText="СС / СС: Низкая изоляция ТЗ" w:value="СС / СС: Низкая изоляция ТЗ"/>
+                  <w:listItem w:displayText="СС / СС: Общий внешний сигнал" w:value="СС / СС: Общий внешний сигнал"/>
+                  <w:listItem w:displayText="СС / СС: Сигнализация от ГЗ" w:value="СС / СС: Сигнализация от ГЗ"/>
+                  <w:listItem w:displayText="СС / СС: Сигнализация от ТЗ" w:value="СС / СС: Сигнализация от ТЗ"/>
+                  <w:listItem w:displayText="СС / СС: Сигнализация от ТС" w:value="СС / СС: Сигнализация от ТС"/>
+                  <w:listItem w:displayText="СС / СС: Сигнализация цепей опер.тока" w:value="СС / СС: Сигнализация цепей опер.тока"/>
+                  <w:listItem w:displayText="СС / СС: Сигнализация цепей опер.тока НН" w:value="СС / СС: Сигнализация цепей опер.тока НН"/>
+                  <w:listItem w:displayText="СС / СС: ТЗ заблокирована" w:value="СС / СС: ТЗ заблокирована"/>
+                  <w:listItem w:displayText="ТК ЗДЗ / ТК ЗДЗ: Пуск" w:value="ТК ЗДЗ / ТК ЗДЗ: Пуск"/>
+                  <w:listItem w:displayText="ТК ЗДЗ / ТК ЗДЗ: Пуск ИО тока" w:value="ТК ЗДЗ / ТК ЗДЗ: Пуск ИО тока"/>
+                  <w:listItem w:displayText="ТК ЗДЗ / ТК ЗДЗ: Функция введена в работу" w:value="ТК ЗДЗ / ТК ЗДЗ: Функция введена в работу"/>
+                  <w:listItem w:displayText="ТК ЗДЗ / ТК ЗДЗ: Функция оперативно выведена из работы" w:value="ТК ЗДЗ / ТК ЗДЗ: Функция оперативно выведена из работы"/>
+                  <w:listItem w:displayText="ТО ЗПО / ТО ЗПО ВН: Пуск" w:value="ТО ЗПО / ТО ЗПО ВН: Пуск"/>
+                  <w:listItem w:displayText="ТО ЗПО / ТО ЗПО ВН: Пуск ИО тока" w:value="ТО ЗПО / ТО ЗПО ВН: Пуск ИО тока"/>
+                  <w:listItem w:displayText="ТО ЗПО / ТО ЗПО ВН: Функция введена в работу" w:value="ТО ЗПО / ТО ЗПО ВН: Функция введена в работу"/>
+                  <w:listItem w:displayText="ТО ЗПО / ТО ЗПО ВН: Функция оперативно выведена из работы" w:value="ТО ЗПО / ТО ЗПО ВН: Функция оперативно выведена из работы"/>
+                  <w:listItem w:displayText="ТО ЗПО / ТО ЗПО НН (НН2): Пуск" w:value="ТО ЗПО / ТО ЗПО НН (НН2): Пуск"/>
+                  <w:listItem w:displayText="ТО ЗПО / ТО ЗПО НН (НН2): Пуск ИО тока" w:value="ТО ЗПО / ТО ЗПО НН (НН2): Пуск ИО тока"/>
+                  <w:listItem w:displayText="ТО ЗПО / ТО ЗПО НН (НН2): Функция введена в работу" w:value="ТО ЗПО / ТО ЗПО НН (НН2): Функция введена в работу"/>
+                  <w:listItem w:displayText="ТО ЗПО / ТО ЗПО НН (НН2): Функция оперативно выведена из работы" w:value="ТО ЗПО / ТО ЗПО НН (НН2): Функция оперативно выведена из работы"/>
+                  <w:listItem w:displayText="ТО ЗПО / ТО ЗПО СН (НН1): Пуск" w:value="ТО ЗПО / ТО ЗПО СН (НН1): Пуск"/>
+                  <w:listItem w:displayText="ТО ЗПО / ТО ЗПО СН (НН1): Пуск ИО тока" w:value="ТО ЗПО / ТО ЗПО СН (НН1): Пуск ИО тока"/>
+                  <w:listItem w:displayText="ТО ЗПО / ТО ЗПО СН (НН1): Функция введена в работу" w:value="ТО ЗПО / ТО ЗПО СН (НН1): Функция введена в работу"/>
+                  <w:listItem w:displayText="ТО ЗПО / ТО ЗПО СН (НН1): Функция оперативно выведена из работы" w:value="ТО ЗПО / ТО ЗПО СН (НН1): Функция оперативно выведена из работы"/>
+                  <w:listItem w:displayText="ТО ЗПО / ТО ЗПО_общ: Пуск" w:value="ТО ЗПО / ТО ЗПО_общ: Пуск"/>
+                  <w:listItem w:displayText="ТО ЗПО / ТО ЗПО_общ: Функция введена в работу" w:value="ТО ЗПО / ТО ЗПО_общ: Функция введена в работу"/>
+                  <w:listItem w:displayText="ТО РПН / ТО РПН: Пуск" w:value="ТО РПН / ТО РПН: Пуск"/>
+                  <w:listItem w:displayText="ТО РПН / ТО РПН: Пуск ИО тока" w:value="ТО РПН / ТО РПН: Пуск ИО тока"/>
+                  <w:listItem w:displayText="ТО РПН / ТО РПН: Функция введена в работу" w:value="ТО РПН / ТО РПН: Функция введена в работу"/>
+                  <w:listItem w:displayText="ТО РПН / ТО РПН: Функция оперативно выведена из работы" w:value="ТО РПН / ТО РПН: Функция оперативно выведена из работы"/>
+                  <w:listItem w:displayText="УРОВ ВН / УРОВ: Пуск" w:value="УРОВ ВН / УРОВ: Пуск"/>
+                  <w:listItem w:displayText="УРОВ ВН / УРОВ: Пуск ИО максимального тока" w:value="УРОВ ВН / УРОВ: Пуск ИО максимального тока"/>
+                  <w:listItem w:displayText="УРОВ ВН / УРОВ: Срабатывание" w:value="УРОВ ВН / УРОВ: Срабатывание"/>
+                  <w:listItem w:displayText="УРОВ ВН / УРОВ: Срабатывание «на себя»" w:value="УРОВ ВН / УРОВ: Срабатывание «на себя»"/>
+                  <w:listItem w:displayText="УРОВ ВН / УРОВ: Функция введена в работу" w:value="УРОВ ВН / УРОВ: Функция введена в работу"/>
+                  <w:listItem w:displayText="УРОВ ВН / УРОВ: Функция оперативно выведена из работы" w:value="УРОВ ВН / УРОВ: Функция оперативно выведена из работы"/>
                   <w:listItem w:displayText=" " w:value="SPACER" w:disabled="true"/>
                   <w:listItem w:displayText="────── Сигналы от блоков ──────" w:value="CONTROLS_HEADER" w:disabled="true"/>
                   <w:listItem w:displayText="Слот М1. Блок питания (Р02с): Крит. неисправность 12 В" w:value="Слот М1. Блок питания (Р02с): Крит. неисправность 12 В"/>
@@ -3792,105 +5505,161 @@
                   <w:listItem w:displayText="Слот М3. Блок выходных реле (К002): Статус" w:value="Слот М3. Блок выходных реле (К002): Статус"/>
                   <w:listItem w:displayText="Слот М3. Блок выходных реле (К002): Статус" w:value="Слот М3. Блок выходных реле (К002): Статус"/>
                   <w:listItem w:displayText="Слот М3. Блок выходных реле (К002): Статус" w:value="Слот М3. Блок выходных реле (К002): Статус"/>
-                  <w:listItem w:displayText="Слот М4. Блок выходных реле (К001): Отказ блока" w:value="Слот М4. Блок выходных реле (К001): Отказ блока"/>
-                  <w:listItem w:displayText="Слот М4. Блок выходных реле (К001): Блок не определен" w:value="Слот М4. Блок выходных реле (К001): Блок не определен"/>
-                  <w:listItem w:displayText="Слот М4. Блок выходных реле (К001): Статус" w:value="Слот М4. Блок выходных реле (К001): Статус"/>
-                  <w:listItem w:displayText="Слот М4. Блок выходных реле (К001): Статус" w:value="Слот М4. Блок выходных реле (К001): Статус"/>
-                  <w:listItem w:displayText="Слот М4. Блок выходных реле (К001): Статус" w:value="Слот М4. Блок выходных реле (К001): Статус"/>
-                  <w:listItem w:displayText="Слот М4. Блок выходных реле (К001): Статус" w:value="Слот М4. Блок выходных реле (К001): Статус"/>
-                  <w:listItem w:displayText="Слот М4. Блок выходных реле (К001): Статус" w:value="Слот М4. Блок выходных реле (К001): Статус"/>
-                  <w:listItem w:displayText="Слот М4. Блок выходных реле (К001): Статус" w:value="Слот М4. Блок выходных реле (К001): Статус"/>
-                  <w:listItem w:displayText="Слот М4. Блок выходных реле (К001): Статус" w:value="Слот М4. Блок выходных реле (К001): Статус"/>
-                  <w:listItem w:displayText="Слот М4. Блок выходных реле (К001): Статус" w:value="Слот М4. Блок выходных реле (К001): Статус"/>
-                  <w:listItem w:displayText="Слот М5. Блок дискретных входов (В021): Отказ блока" w:value="Слот М5. Блок дискретных входов (В021): Отказ блока"/>
-                  <w:listItem w:displayText="Слот М5. Блок дискретных входов (В021): Блок не определен" w:value="Слот М5. Блок дискретных входов (В021): Блок не определен"/>
-                  <w:listItem w:displayText="Слот М5. Блок дискретных входов (В021): Статус" w:value="Слот М5. Блок дискретных входов (В021): Статус"/>
-                  <w:listItem w:displayText="Слот М5. Блок дискретных входов (В021): Статус" w:value="Слот М5. Блок дискретных входов (В021): Статус"/>
-                  <w:listItem w:displayText="Слот М5. Блок дискретных входов (В021): Статус" w:value="Слот М5. Блок дискретных входов (В021): Статус"/>
-                  <w:listItem w:displayText="Слот М5. Блок дискретных входов (В021): Статус" w:value="Слот М5. Блок дискретных входов (В021): Статус"/>
-                  <w:listItem w:displayText="Слот М5. Блок дискретных входов (В021): Статус" w:value="Слот М5. Блок дискретных входов (В021): Статус"/>
-                  <w:listItem w:displayText="Слот М5. Блок дискретных входов (В021): Статус" w:value="Слот М5. Блок дискретных входов (В021): Статус"/>
-                  <w:listItem w:displayText="Слот М5. Блок дискретных входов (В021): Статус" w:value="Слот М5. Блок дискретных входов (В021): Статус"/>
-                  <w:listItem w:displayText="Слот М5. Блок дискретных входов (В021): Статус" w:value="Слот М5. Блок дискретных входов (В021): Статус"/>
-                  <w:listItem w:displayText="Слот М5. Блок дискретных входов (В021): Статус" w:value="Слот М5. Блок дискретных входов (В021): Статус"/>
-                  <w:listItem w:displayText="Слот М5. Блок дискретных входов (В021): Статус" w:value="Слот М5. Блок дискретных входов (В021): Статус"/>
-                  <w:listItem w:displayText="Слот М5. Блок дискретных входов (В021): Статус" w:value="Слот М5. Блок дискретных входов (В021): Статус"/>
-                  <w:listItem w:displayText="Слот М5. Блок дискретных входов (В021): Статус" w:value="Слот М5. Блок дискретных входов (В021): Статус"/>
-                  <w:listItem w:displayText="Слот М5. Блок дискретных входов (В021): Статус" w:value="Слот М5. Блок дискретных входов (В021): Статус"/>
-                  <w:listItem w:displayText="Слот М5. Блок дискретных входов (В021): Статус" w:value="Слот М5. Блок дискретных входов (В021): Статус"/>
-                  <w:listItem w:displayText="Слот М6. Блок дискретных входов (В021): Отказ блока" w:value="Слот М6. Блок дискретных входов (В021): Отказ блока"/>
-                  <w:listItem w:displayText="Слот М6. Блок дискретных входов (В021): Блок не определен" w:value="Слот М6. Блок дискретных входов (В021): Блок не определен"/>
-                  <w:listItem w:displayText="Слот М6. Блок дискретных входов (В021): Статус" w:value="Слот М6. Блок дискретных входов (В021): Статус"/>
-                  <w:listItem w:displayText="Слот М6. Блок дискретных входов (В021): Статус" w:value="Слот М6. Блок дискретных входов (В021): Статус"/>
-                  <w:listItem w:displayText="Слот М6. Блок дискретных входов (В021): Статус" w:value="Слот М6. Блок дискретных входов (В021): Статус"/>
-                  <w:listItem w:displayText="Слот М6. Блок дискретных входов (В021): Статус" w:value="Слот М6. Блок дискретных входов (В021): Статус"/>
-                  <w:listItem w:displayText="Слот М6. Блок дискретных входов (В021): Статус" w:value="Слот М6. Блок дискретных входов (В021): Статус"/>
-                  <w:listItem w:displayText="Слот М6. Блок дискретных входов (В021): Статус" w:value="Слот М6. Блок дискретных входов (В021): Статус"/>
-                  <w:listItem w:displayText="Слот М6. Блок дискретных входов (В021): Статус" w:value="Слот М6. Блок дискретных входов (В021): Статус"/>
-                  <w:listItem w:displayText="Слот М6. Блок дискретных входов (В021): Статус" w:value="Слот М6. Блок дискретных входов (В021): Статус"/>
-                  <w:listItem w:displayText="Слот М6. Блок дискретных входов (В021): Статус" w:value="Слот М6. Блок дискретных входов (В021): Статус"/>
-                  <w:listItem w:displayText="Слот М6. Блок дискретных входов (В021): Статус" w:value="Слот М6. Блок дискретных входов (В021): Статус"/>
-                  <w:listItem w:displayText="Слот М6. Блок дискретных входов (В021): Статус" w:value="Слот М6. Блок дискретных входов (В021): Статус"/>
-                  <w:listItem w:displayText="Слот М6. Блок дискретных входов (В021): Статус" w:value="Слот М6. Блок дискретных входов (В021): Статус"/>
-                  <w:listItem w:displayText="Слот М6. Блок дискретных входов (В021): Статус" w:value="Слот М6. Блок дискретных входов (В021): Статус"/>
-                  <w:listItem w:displayText="Слот М6. Блок дискретных входов (В021): Статус" w:value="Слот М6. Блок дискретных входов (В021): Статус"/>
-                  <w:listItem w:displayText="Слот М7. Блок сопряжения (А004): Отказ блока" w:value="Слот М7. Блок сопряжения (А004): Отказ блока"/>
-                  <w:listItem w:displayText="Слот М7. Блок сопряжения (А004): Блок не определен" w:value="Слот М7. Блок сопряжения (А004): Блок не определен"/>
-                  <w:listItem w:displayText="Слот М7. Блок сопряжения (А004): Неисправность АЦП" w:value="Слот М7. Блок сопряжения (А004): Неисправность АЦП"/>
-                  <w:listItem w:displayText="Слот М7. Блок сопряжения (А004): Обрыв цепей ТН" w:value="Слот М7. Блок сопряжения (А004): Обрыв цепей ТН"/>
-                  <w:listItem w:displayText="Слот М7. Блок сопряжения (А004): Несимметрия измерений" w:value="Слот М7. Блок сопряжения (А004): Несимметрия измерений"/>
-                  <w:listItem w:displayText="Слот М7. Блок сопряжения (А004): Ошибка номинала ТТ" w:value="Слот М7. Блок сопряжения (А004): Ошибка номинала ТТ"/>
-                  <w:listItem w:displayText="Слот М8. Измерительный блок (М046): Отказ блока" w:value="Слот М8. Измерительный блок (М046): Отказ блока"/>
-                  <w:listItem w:displayText="Слот М8. Измерительный блок (М046): Блок не определен" w:value="Слот М8. Измерительный блок (М046): Блок не определен"/>
-                  <w:listItem w:displayText="Слот М8. Измерительный блок (М046): Неисправность АЦП" w:value="Слот М8. Измерительный блок (М046): Неисправность АЦП"/>
-                  <w:listItem w:displayText="Слот М8. Измерительный блок (М046): Обрыв цепей ТН" w:value="Слот М8. Измерительный блок (М046): Обрыв цепей ТН"/>
-                  <w:listItem w:displayText="Слот М8. Измерительный блок (М046): Несимметрия измерений" w:value="Слот М8. Измерительный блок (М046): Несимметрия измерений"/>
-                  <w:listItem w:displayText="Слот М8. Измерительный блок (М046): Ошибка номинала ТТ" w:value="Слот М8. Измерительный блок (М046): Ошибка номинала ТТ"/>
-                  <w:listItem w:displayText="Слот М10. Центральный процессор (С01): Отказ блока ЦП" w:value="Слот М10. Центральный процессор (С01): Отказ блока ЦП"/>
-                  <w:listItem w:displayText="Слот М10. Центральный процессор (С01): Неисправность ПЗУ ЦП" w:value="Слот М10. Центральный процессор (С01): Неисправность ПЗУ ЦП"/>
-                  <w:listItem w:displayText="Слот М10. Центральный процессор (С01): Неисправность ПЗУ MPU" w:value="Слот М10. Центральный процессор (С01): Неисправность ПЗУ MPU"/>
-                  <w:listItem w:displayText="Слот М10. Центральный процессор (С01): Неисправность ПЗУ DSP2" w:value="Слот М10. Центральный процессор (С01): Неисправность ПЗУ DSP2"/>
-                  <w:listItem w:displayText="Слот М10. Центральный процессор (С01): Неисправность flash" w:value="Слот М10. Центральный процессор (С01): Неисправность flash"/>
-                  <w:listItem w:displayText="Слот М10. Центральный процессор (С01): Неисправность ОЗУ ЦП" w:value="Слот М10. Центральный процессор (С01): Неисправность ОЗУ ЦП"/>
-                  <w:listItem w:displayText="Слот М10. Центральный процессор (С01): Неисправность ОЗУ MPU" w:value="Слот М10. Центральный процессор (С01): Неисправность ОЗУ MPU"/>
-                  <w:listItem w:displayText="Слот М10. Центральный процессор (С01): Неисправность ОЗУ DSP2" w:value="Слот М10. Центральный процессор (С01): Неисправность ОЗУ DSP2"/>
-                  <w:listItem w:displayText="Слот М10. Центральный процессор (С01): Неисправность ОЗУ IPU2" w:value="Слот М10. Центральный процессор (С01): Неисправность ОЗУ IPU2"/>
-                  <w:listItem w:displayText="Слот М10. Центральный процессор (С01): Неисправность часов ЦП" w:value="Слот М10. Центральный процессор (С01): Неисправность часов ЦП"/>
-                  <w:listItem w:displayText="Слот М10. Центральный процессор (С01): Ошибка I2C ЦП" w:value="Слот М10. Центральный процессор (С01): Ошибка I2C ЦП"/>
-                  <w:listItem w:displayText="Слот М10. Центральный процессор (С01): Ошибка КС уставок" w:value="Слот М10. Центральный процессор (С01): Ошибка КС уставок"/>
-                  <w:listItem w:displayText="Слот М10. Центральный процессор (С01): Неисправность ПО ЦП" w:value="Слот М10. Центральный процессор (С01): Неисправность ПО ЦП"/>
-                  <w:listItem w:displayText="Слот М10. Центральный процессор (С01): Несовместимая версия ПО ЦП" w:value="Слот М10. Центральный процессор (С01): Несовместимая версия ПО ЦП"/>
-                  <w:listItem w:displayText="Слот М10. Центральный процессор (С01): Неисправность SPI ЦП" w:value="Слот М10. Центральный процессор (С01): Неисправность SPI ЦП"/>
-                  <w:listItem w:displayText="Слот М10. Центральный процессор (С01): Ошибка конфигурации ЦП" w:value="Слот М10. Центральный процессор (С01): Ошибка конфигурации ЦП"/>
-                  <w:listItem w:displayText="Слот М10. Центральный процессор (С01): Неверные уставки" w:value="Слот М10. Центральный процессор (С01): Неверные уставки"/>
-                  <w:listItem w:displayText="Слот М10. Центральный процессор (С01): Неисправность IPC" w:value="Слот М10. Центральный процессор (С01): Неисправность IPC"/>
-                  <w:listItem w:displayText="Слот М10. Центральный процессор (С01): Неисправность IPC для MPU-DSP1" w:value="Слот М10. Центральный процессор (С01): Неисправность IPC для MPU-DSP1"/>
-                  <w:listItem w:displayText="Слот М10. Центральный процессор (С01): Неисправность IPC для DSP1-IPU1" w:value="Слот М10. Центральный процессор (С01): Неисправность IPC для DSP1-IPU1"/>
-                  <w:listItem w:displayText="Слот М10. Центральный процессор (С01): Неисправность IPC для MPU-IPU1" w:value="Слот М10. Центральный процессор (С01): Неисправность IPC для MPU-IPU1"/>
-                  <w:listItem w:displayText="Слот М10. Центральный процессор (С01): RED12.Неисправность" w:value="Слот М10. Центральный процессор (С01): RED12.Неисправность"/>
-                  <w:listItem w:displayText="Слот М10. Центральный процессор (С01): RED34.Неисправность" w:value="Слот М10. Центральный процессор (С01): RED34.Неисправность"/>
-                  <w:listItem w:displayText="Слот М10. Центральный процессор (С01): X1.Неисправность" w:value="Слот М10. Центральный процессор (С01): X1.Неисправность"/>
-                  <w:listItem w:displayText="Слот М10. Центральный процессор (С01): X1.Переп.вых.буфер" w:value="Слот М10. Центральный процессор (С01): X1.Переп.вых.буфер"/>
-                  <w:listItem w:displayText="Слот М10. Центральный процессор (С01): X1.Переп.вх.буфер" w:value="Слот М10. Центральный процессор (С01): X1.Переп.вх.буфер"/>
-                  <w:listItem w:displayText="Слот М10. Центральный процессор (С01): X2.Неисправность" w:value="Слот М10. Центральный процессор (С01): X2.Неисправность"/>
-                  <w:listItem w:displayText="Слот М10. Центральный процессор (С01): X2.Переп.вых.буфер" w:value="Слот М10. Центральный процессор (С01): X2.Переп.вых.буфер"/>
-                  <w:listItem w:displayText="Слот М10. Центральный процессор (С01): X2.Переп.вх.буфер" w:value="Слот М10. Центральный процессор (С01): X2.Переп.вх.буфер"/>
-                  <w:listItem w:displayText="Слот М10. Центральный процессор (С01): X3.Неисправность" w:value="Слот М10. Центральный процессор (С01): X3.Неисправность"/>
-                  <w:listItem w:displayText="Слот М10. Центральный процессор (С01): X3.Переп.вых.буфер" w:value="Слот М10. Центральный процессор (С01): X3.Переп.вых.буфер"/>
-                  <w:listItem w:displayText="Слот М10. Центральный процессор (С01): X3.Переп.вх.буфер" w:value="Слот М10. Центральный процессор (С01): X3.Переп.вх.буфер"/>
-                  <w:listItem w:displayText="Слот М10. Центральный процессор (С01): X4.Неисправность" w:value="Слот М10. Центральный процессор (С01): X4.Неисправность"/>
-                  <w:listItem w:displayText="Слот М10. Центральный процессор (С01): X4.Переп.вых.буфер" w:value="Слот М10. Центральный процессор (С01): X4.Переп.вых.буфер"/>
-                  <w:listItem w:displayText="Слот М10. Центральный процессор (С01): X4.Переп.вх.буфер" w:value="Слот М10. Центральный процессор (С01): X4.Переп.вх.буфер"/>
-                  <w:listItem w:displayText="Слот М10. Центральный процессор (С01): Температура ЦП &lt;&lt;" w:value="Слот М10. Центральный процессор (С01): Температура ЦП &lt;&lt;"/>
-                  <w:listItem w:displayText="Слот М10. Центральный процессор (С01): Температура ЦП &gt;&gt;" w:value="Слот М10. Центральный процессор (С01): Температура ЦП &gt;&gt;"/>
-                  <w:listItem w:displayText="Слот М10. Центральный процессор (С01): Температура ЦП &gt;" w:value="Слот М10. Центральный процессор (С01): Температура ЦП &gt;"/>
-                  <w:listItem w:displayText="Слот М10. Центральный процессор (С01): Температура ЦП &lt;" w:value="Слот М10. Центральный процессор (С01): Температура ЦП &lt;"/>
-                  <w:listItem w:displayText="Слот М10. Центральный процессор (С01): Сброс часов" w:value="Слот М10. Центральный процессор (С01): Сброс часов"/>
-                  <w:listItem w:displayText="Слот М10. Центральный процессор (С01): Неисправность архивов" w:value="Слот М10. Центральный процессор (С01): Неисправность архивов"/>
-                  <w:listItem w:displayText="Слот М10. Центральный процессор (С01): Перезагрузка ПО" w:value="Слот М10. Центральный процессор (С01): Перезагрузка ПО"/>
-                  <w:listItem w:displayText="Слот М10. Центральный процессор (С01): Перезапуск по питанию" w:value="Слот М10. Центральный процессор (С01): Перезапуск по питанию"/>
-                  <w:listItem w:displayText="Слот М10. Центральный процессор (С01): Перезапуск по ошибкам ПО" w:value="Слот М10. Центральный процессор (С01): Перезапуск по ошибкам ПО"/>
-                  <w:listItem w:displayText="Слот М10. Центральный процессор (С01): Изменение уставок" w:value="Слот М10. Центральный процессор (С01): Изменение уставок"/>
+                  <w:listItem w:displayText="Слот М4. Блок выходных реле (К002): Отказ блока" w:value="Слот М4. Блок выходных реле (К002): Отказ блока"/>
+                  <w:listItem w:displayText="Слот М4. Блок выходных реле (К002): Блок не определен" w:value="Слот М4. Блок выходных реле (К002): Блок не определен"/>
+                  <w:listItem w:displayText="Слот М4. Блок выходных реле (К002): Статус" w:value="Слот М4. Блок выходных реле (К002): Статус"/>
+                  <w:listItem w:displayText="Слот М4. Блок выходных реле (К002): Статус" w:value="Слот М4. Блок выходных реле (К002): Статус"/>
+                  <w:listItem w:displayText="Слот М4. Блок выходных реле (К002): Статус" w:value="Слот М4. Блок выходных реле (К002): Статус"/>
+                  <w:listItem w:displayText="Слот М4. Блок выходных реле (К002): Статус" w:value="Слот М4. Блок выходных реле (К002): Статус"/>
+                  <w:listItem w:displayText="Слот М4. Блок выходных реле (К002): Статус" w:value="Слот М4. Блок выходных реле (К002): Статус"/>
+                  <w:listItem w:displayText="Слот М4. Блок выходных реле (К002): Статус" w:value="Слот М4. Блок выходных реле (К002): Статус"/>
+                  <w:listItem w:displayText="Слот М4. Блок выходных реле (К002): Статус" w:value="Слот М4. Блок выходных реле (К002): Статус"/>
+                  <w:listItem w:displayText="Слот М4. Блок выходных реле (К002): Статус" w:value="Слот М4. Блок выходных реле (К002): Статус"/>
+                  <w:listItem w:displayText="Слот М5. Блок выходных реле (К002): Отказ блока" w:value="Слот М5. Блок выходных реле (К002): Отказ блока"/>
+                  <w:listItem w:displayText="Слот М5. Блок выходных реле (К002): Блок не определен" w:value="Слот М5. Блок выходных реле (К002): Блок не определен"/>
+                  <w:listItem w:displayText="Слот М5. Блок выходных реле (К002): Статус" w:value="Слот М5. Блок выходных реле (К002): Статус"/>
+                  <w:listItem w:displayText="Слот М5. Блок выходных реле (К002): Статус" w:value="Слот М5. Блок выходных реле (К002): Статус"/>
+                  <w:listItem w:displayText="Слот М5. Блок выходных реле (К002): Статус" w:value="Слот М5. Блок выходных реле (К002): Статус"/>
+                  <w:listItem w:displayText="Слот М5. Блок выходных реле (К002): Статус" w:value="Слот М5. Блок выходных реле (К002): Статус"/>
+                  <w:listItem w:displayText="Слот М5. Блок выходных реле (К002): Статус" w:value="Слот М5. Блок выходных реле (К002): Статус"/>
+                  <w:listItem w:displayText="Слот М5. Блок выходных реле (К002): Статус" w:value="Слот М5. Блок выходных реле (К002): Статус"/>
+                  <w:listItem w:displayText="Слот М5. Блок выходных реле (К002): Статус" w:value="Слот М5. Блок выходных реле (К002): Статус"/>
+                  <w:listItem w:displayText="Слот М5. Блок выходных реле (К002): Статус" w:value="Слот М5. Блок выходных реле (К002): Статус"/>
+                  <w:listItem w:displayText="Слот М6. Блок выходных реле (К002): Отказ блока" w:value="Слот М6. Блок выходных реле (К002): Отказ блока"/>
+                  <w:listItem w:displayText="Слот М6. Блок выходных реле (К002): Блок не определен" w:value="Слот М6. Блок выходных реле (К002): Блок не определен"/>
+                  <w:listItem w:displayText="Слот М6. Блок выходных реле (К002): Статус" w:value="Слот М6. Блок выходных реле (К002): Статус"/>
+                  <w:listItem w:displayText="Слот М6. Блок выходных реле (К002): Статус" w:value="Слот М6. Блок выходных реле (К002): Статус"/>
+                  <w:listItem w:displayText="Слот М6. Блок выходных реле (К002): Статус" w:value="Слот М6. Блок выходных реле (К002): Статус"/>
+                  <w:listItem w:displayText="Слот М6. Блок выходных реле (К002): Статус" w:value="Слот М6. Блок выходных реле (К002): Статус"/>
+                  <w:listItem w:displayText="Слот М6. Блок выходных реле (К002): Статус" w:value="Слот М6. Блок выходных реле (К002): Статус"/>
+                  <w:listItem w:displayText="Слот М6. Блок выходных реле (К002): Статус" w:value="Слот М6. Блок выходных реле (К002): Статус"/>
+                  <w:listItem w:displayText="Слот М6. Блок выходных реле (К002): Статус" w:value="Слот М6. Блок выходных реле (К002): Статус"/>
+                  <w:listItem w:displayText="Слот М6. Блок выходных реле (К002): Статус" w:value="Слот М6. Блок выходных реле (К002): Статус"/>
+                  <w:listItem w:displayText="Слот М7. Блок выходных реле (К002): Отказ блока" w:value="Слот М7. Блок выходных реле (К002): Отказ блока"/>
+                  <w:listItem w:displayText="Слот М7. Блок выходных реле (К002): Блок не определен" w:value="Слот М7. Блок выходных реле (К002): Блок не определен"/>
+                  <w:listItem w:displayText="Слот М7. Блок выходных реле (К002): Статус" w:value="Слот М7. Блок выходных реле (К002): Статус"/>
+                  <w:listItem w:displayText="Слот М7. Блок выходных реле (К002): Статус" w:value="Слот М7. Блок выходных реле (К002): Статус"/>
+                  <w:listItem w:displayText="Слот М7. Блок выходных реле (К002): Статус" w:value="Слот М7. Блок выходных реле (К002): Статус"/>
+                  <w:listItem w:displayText="Слот М7. Блок выходных реле (К002): Статус" w:value="Слот М7. Блок выходных реле (К002): Статус"/>
+                  <w:listItem w:displayText="Слот М7. Блок выходных реле (К002): Статус" w:value="Слот М7. Блок выходных реле (К002): Статус"/>
+                  <w:listItem w:displayText="Слот М7. Блок выходных реле (К002): Статус" w:value="Слот М7. Блок выходных реле (К002): Статус"/>
+                  <w:listItem w:displayText="Слот М7. Блок выходных реле (К002): Статус" w:value="Слот М7. Блок выходных реле (К002): Статус"/>
+                  <w:listItem w:displayText="Слот М7. Блок выходных реле (К002): Статус" w:value="Слот М7. Блок выходных реле (К002): Статус"/>
+                  <w:listItem w:displayText="Слот М8. Блок дискретных входов (В021): Отказ блока" w:value="Слот М8. Блок дискретных входов (В021): Отказ блока"/>
+                  <w:listItem w:displayText="Слот М8. Блок дискретных входов (В021): Блок не определен" w:value="Слот М8. Блок дискретных входов (В021): Блок не определен"/>
+                  <w:listItem w:displayText="Слот М8. Блок дискретных входов (В021): Статус" w:value="Слот М8. Блок дискретных входов (В021): Статус"/>
+                  <w:listItem w:displayText="Слот М8. Блок дискретных входов (В021): Статус" w:value="Слот М8. Блок дискретных входов (В021): Статус"/>
+                  <w:listItem w:displayText="Слот М8. Блок дискретных входов (В021): Статус" w:value="Слот М8. Блок дискретных входов (В021): Статус"/>
+                  <w:listItem w:displayText="Слот М8. Блок дискретных входов (В021): Статус" w:value="Слот М8. Блок дискретных входов (В021): Статус"/>
+                  <w:listItem w:displayText="Слот М8. Блок дискретных входов (В021): Статус" w:value="Слот М8. Блок дискретных входов (В021): Статус"/>
+                  <w:listItem w:displayText="Слот М8. Блок дискретных входов (В021): Статус" w:value="Слот М8. Блок дискретных входов (В021): Статус"/>
+                  <w:listItem w:displayText="Слот М8. Блок дискретных входов (В021): Статус" w:value="Слот М8. Блок дискретных входов (В021): Статус"/>
+                  <w:listItem w:displayText="Слот М8. Блок дискретных входов (В021): Статус" w:value="Слот М8. Блок дискретных входов (В021): Статус"/>
+                  <w:listItem w:displayText="Слот М8. Блок дискретных входов (В021): Статус" w:value="Слот М8. Блок дискретных входов (В021): Статус"/>
+                  <w:listItem w:displayText="Слот М8. Блок дискретных входов (В021): Статус" w:value="Слот М8. Блок дискретных входов (В021): Статус"/>
+                  <w:listItem w:displayText="Слот М8. Блок дискретных входов (В021): Статус" w:value="Слот М8. Блок дискретных входов (В021): Статус"/>
+                  <w:listItem w:displayText="Слот М8. Блок дискретных входов (В021): Статус" w:value="Слот М8. Блок дискретных входов (В021): Статус"/>
+                  <w:listItem w:displayText="Слот М8. Блок дискретных входов (В021): Статус" w:value="Слот М8. Блок дискретных входов (В021): Статус"/>
+                  <w:listItem w:displayText="Слот М8. Блок дискретных входов (В021): Статус" w:value="Слот М8. Блок дискретных входов (В021): Статус"/>
+                  <w:listItem w:displayText="Слот М9. Блок дискретных входов (В021): Отказ блока" w:value="Слот М9. Блок дискретных входов (В021): Отказ блока"/>
+                  <w:listItem w:displayText="Слот М9. Блок дискретных входов (В021): Блок не определен" w:value="Слот М9. Блок дискретных входов (В021): Блок не определен"/>
+                  <w:listItem w:displayText="Слот М9. Блок дискретных входов (В021): Статус" w:value="Слот М9. Блок дискретных входов (В021): Статус"/>
+                  <w:listItem w:displayText="Слот М9. Блок дискретных входов (В021): Статус" w:value="Слот М9. Блок дискретных входов (В021): Статус"/>
+                  <w:listItem w:displayText="Слот М9. Блок дискретных входов (В021): Статус" w:value="Слот М9. Блок дискретных входов (В021): Статус"/>
+                  <w:listItem w:displayText="Слот М9. Блок дискретных входов (В021): Статус" w:value="Слот М9. Блок дискретных входов (В021): Статус"/>
+                  <w:listItem w:displayText="Слот М9. Блок дискретных входов (В021): Статус" w:value="Слот М9. Блок дискретных входов (В021): Статус"/>
+                  <w:listItem w:displayText="Слот М9. Блок дискретных входов (В021): Статус" w:value="Слот М9. Блок дискретных входов (В021): Статус"/>
+                  <w:listItem w:displayText="Слот М9. Блок дискретных входов (В021): Статус" w:value="Слот М9. Блок дискретных входов (В021): Статус"/>
+                  <w:listItem w:displayText="Слот М9. Блок дискретных входов (В021): Статус" w:value="Слот М9. Блок дискретных входов (В021): Статус"/>
+                  <w:listItem w:displayText="Слот М9. Блок дискретных входов (В021): Статус" w:value="Слот М9. Блок дискретных входов (В021): Статус"/>
+                  <w:listItem w:displayText="Слот М9. Блок дискретных входов (В021): Статус" w:value="Слот М9. Блок дискретных входов (В021): Статус"/>
+                  <w:listItem w:displayText="Слот М9. Блок дискретных входов (В021): Статус" w:value="Слот М9. Блок дискретных входов (В021): Статус"/>
+                  <w:listItem w:displayText="Слот М9. Блок дискретных входов (В021): Статус" w:value="Слот М9. Блок дискретных входов (В021): Статус"/>
+                  <w:listItem w:displayText="Слот М9. Блок дискретных входов (В021): Статус" w:value="Слот М9. Блок дискретных входов (В021): Статус"/>
+                  <w:listItem w:displayText="Слот М9. Блок дискретных входов (В021): Статус" w:value="Слот М9. Блок дискретных входов (В021): Статус"/>
+                  <w:listItem w:displayText="Слот М10. Блок дискретных входов (В021): Отказ блока" w:value="Слот М10. Блок дискретных входов (В021): Отказ блока"/>
+                  <w:listItem w:displayText="Слот М10. Блок дискретных входов (В021): Блок не определен" w:value="Слот М10. Блок дискретных входов (В021): Блок не определен"/>
+                  <w:listItem w:displayText="Слот М10. Блок дискретных входов (В021): Статус" w:value="Слот М10. Блок дискретных входов (В021): Статус"/>
+                  <w:listItem w:displayText="Слот М10. Блок дискретных входов (В021): Статус" w:value="Слот М10. Блок дискретных входов (В021): Статус"/>
+                  <w:listItem w:displayText="Слот М10. Блок дискретных входов (В021): Статус" w:value="Слот М10. Блок дискретных входов (В021): Статус"/>
+                  <w:listItem w:displayText="Слот М10. Блок дискретных входов (В021): Статус" w:value="Слот М10. Блок дискретных входов (В021): Статус"/>
+                  <w:listItem w:displayText="Слот М10. Блок дискретных входов (В021): Статус" w:value="Слот М10. Блок дискретных входов (В021): Статус"/>
+                  <w:listItem w:displayText="Слот М10. Блок дискретных входов (В021): Статус" w:value="Слот М10. Блок дискретных входов (В021): Статус"/>
+                  <w:listItem w:displayText="Слот М10. Блок дискретных входов (В021): Статус" w:value="Слот М10. Блок дискретных входов (В021): Статус"/>
+                  <w:listItem w:displayText="Слот М10. Блок дискретных входов (В021): Статус" w:value="Слот М10. Блок дискретных входов (В021): Статус"/>
+                  <w:listItem w:displayText="Слот М10. Блок дискретных входов (В021): Статус" w:value="Слот М10. Блок дискретных входов (В021): Статус"/>
+                  <w:listItem w:displayText="Слот М10. Блок дискретных входов (В021): Статус" w:value="Слот М10. Блок дискретных входов (В021): Статус"/>
+                  <w:listItem w:displayText="Слот М10. Блок дискретных входов (В021): Статус" w:value="Слот М10. Блок дискретных входов (В021): Статус"/>
+                  <w:listItem w:displayText="Слот М10. Блок дискретных входов (В021): Статус" w:value="Слот М10. Блок дискретных входов (В021): Статус"/>
+                  <w:listItem w:displayText="Слот М10. Блок дискретных входов (В021): Статус" w:value="Слот М10. Блок дискретных входов (В021): Статус"/>
+                  <w:listItem w:displayText="Слот М10. Блок дискретных входов (В021): Статус" w:value="Слот М10. Блок дискретных входов (В021): Статус"/>
+                  <w:listItem w:displayText="Слот М11. Блок дискретных входов (В021): Отказ блока" w:value="Слот М11. Блок дискретных входов (В021): Отказ блока"/>
+                  <w:listItem w:displayText="Слот М11. Блок дискретных входов (В021): Блок не определен" w:value="Слот М11. Блок дискретных входов (В021): Блок не определен"/>
+                  <w:listItem w:displayText="Слот М11. Блок дискретных входов (В021): Статус" w:value="Слот М11. Блок дискретных входов (В021): Статус"/>
+                  <w:listItem w:displayText="Слот М11. Блок дискретных входов (В021): Статус" w:value="Слот М11. Блок дискретных входов (В021): Статус"/>
+                  <w:listItem w:displayText="Слот М11. Блок дискретных входов (В021): Статус" w:value="Слот М11. Блок дискретных входов (В021): Статус"/>
+                  <w:listItem w:displayText="Слот М11. Блок дискретных входов (В021): Статус" w:value="Слот М11. Блок дискретных входов (В021): Статус"/>
+                  <w:listItem w:displayText="Слот М11. Блок дискретных входов (В021): Статус" w:value="Слот М11. Блок дискретных входов (В021): Статус"/>
+                  <w:listItem w:displayText="Слот М11. Блок дискретных входов (В021): Статус" w:value="Слот М11. Блок дискретных входов (В021): Статус"/>
+                  <w:listItem w:displayText="Слот М11. Блок дискретных входов (В021): Статус" w:value="Слот М11. Блок дискретных входов (В021): Статус"/>
+                  <w:listItem w:displayText="Слот М11. Блок дискретных входов (В021): Статус" w:value="Слот М11. Блок дискретных входов (В021): Статус"/>
+                  <w:listItem w:displayText="Слот М11. Блок дискретных входов (В021): Статус" w:value="Слот М11. Блок дискретных входов (В021): Статус"/>
+                  <w:listItem w:displayText="Слот М11. Блок дискретных входов (В021): Статус" w:value="Слот М11. Блок дискретных входов (В021): Статус"/>
+                  <w:listItem w:displayText="Слот М11. Блок дискретных входов (В021): Статус" w:value="Слот М11. Блок дискретных входов (В021): Статус"/>
+                  <w:listItem w:displayText="Слот М11. Блок дискретных входов (В021): Статус" w:value="Слот М11. Блок дискретных входов (В021): Статус"/>
+                  <w:listItem w:displayText="Слот М11. Блок дискретных входов (В021): Статус" w:value="Слот М11. Блок дискретных входов (В021): Статус"/>
+                  <w:listItem w:displayText="Слот М11. Блок дискретных входов (В021): Статус" w:value="Слот М11. Блок дискретных входов (В021): Статус"/>
+                  <w:listItem w:displayText="Слот М12. Измерительный блок (М090): Блок модуля" w:value="Слот М12. Измерительный блок (М090): Блок модуля"/>
+                  <w:listItem w:displayText="Слот М12. Измерительный блок (М090): Блок не определен" w:value="Слот М12. Измерительный блок (М090): Блок не определен"/>
+                  <w:listItem w:displayText="Слот М12. Измерительный блок (М090): Неисправность АЦП" w:value="Слот М12. Измерительный блок (М090): Неисправность АЦП"/>
+                  <w:listItem w:displayText="Слот М12. Измерительный блок (М090): Обрыв цепей ТН" w:value="Слот М12. Измерительный блок (М090): Обрыв цепей ТН"/>
+                  <w:listItem w:displayText="Слот М12. Измерительный блок (М090): Несимметрия измерений" w:value="Слот М12. Измерительный блок (М090): Несимметрия измерений"/>
+                  <w:listItem w:displayText="Слот М12. Измерительный блок (М090): Ошибка номинала ТТ" w:value="Слот М12. Измерительный блок (М090): Ошибка номинала ТТ"/>
+                  <w:listItem w:displayText="Слот М14. Центральный процессор (С01): Отказ блока ЦП" w:value="Слот М14. Центральный процессор (С01): Отказ блока ЦП"/>
+                  <w:listItem w:displayText="Слот М14. Центральный процессор (С01): Неисправность ПЗУ ЦП" w:value="Слот М14. Центральный процессор (С01): Неисправность ПЗУ ЦП"/>
+                  <w:listItem w:displayText="Слот М14. Центральный процессор (С01): Неисправность ПЗУ MPU" w:value="Слот М14. Центральный процессор (С01): Неисправность ПЗУ MPU"/>
+                  <w:listItem w:displayText="Слот М14. Центральный процессор (С01): Неисправность ПЗУ DSP2" w:value="Слот М14. Центральный процессор (С01): Неисправность ПЗУ DSP2"/>
+                  <w:listItem w:displayText="Слот М14. Центральный процессор (С01): Неисправность flash" w:value="Слот М14. Центральный процессор (С01): Неисправность flash"/>
+                  <w:listItem w:displayText="Слот М14. Центральный процессор (С01): Неисправность ОЗУ ЦП" w:value="Слот М14. Центральный процессор (С01): Неисправность ОЗУ ЦП"/>
+                  <w:listItem w:displayText="Слот М14. Центральный процессор (С01): Неисправность ОЗУ MPU" w:value="Слот М14. Центральный процессор (С01): Неисправность ОЗУ MPU"/>
+                  <w:listItem w:displayText="Слот М14. Центральный процессор (С01): Неисправность ОЗУ DSP2" w:value="Слот М14. Центральный процессор (С01): Неисправность ОЗУ DSP2"/>
+                  <w:listItem w:displayText="Слот М14. Центральный процессор (С01): Неисправность ОЗУ IPU2" w:value="Слот М14. Центральный процессор (С01): Неисправность ОЗУ IPU2"/>
+                  <w:listItem w:displayText="Слот М14. Центральный процессор (С01): Неисправность часов ЦП" w:value="Слот М14. Центральный процессор (С01): Неисправность часов ЦП"/>
+                  <w:listItem w:displayText="Слот М14. Центральный процессор (С01): Ошибка I2C ЦП" w:value="Слот М14. Центральный процессор (С01): Ошибка I2C ЦП"/>
+                  <w:listItem w:displayText="Слот М14. Центральный процессор (С01): Ошибка КС уставок" w:value="Слот М14. Центральный процессор (С01): Ошибка КС уставок"/>
+                  <w:listItem w:displayText="Слот М14. Центральный процессор (С01): Неисправность ПО ЦП" w:value="Слот М14. Центральный процессор (С01): Неисправность ПО ЦП"/>
+                  <w:listItem w:displayText="Слот М14. Центральный процессор (С01): Несовместимая версия ПО ЦП" w:value="Слот М14. Центральный процессор (С01): Несовместимая версия ПО ЦП"/>
+                  <w:listItem w:displayText="Слот М14. Центральный процессор (С01): Неисправность SPI ЦП" w:value="Слот М14. Центральный процессор (С01): Неисправность SPI ЦП"/>
+                  <w:listItem w:displayText="Слот М14. Центральный процессор (С01): Ошибка конфигурации ЦП" w:value="Слот М14. Центральный процессор (С01): Ошибка конфигурации ЦП"/>
+                  <w:listItem w:displayText="Слот М14. Центральный процессор (С01): Неверные уставки" w:value="Слот М14. Центральный процессор (С01): Неверные уставки"/>
+                  <w:listItem w:displayText="Слот М14. Центральный процессор (С01): Неисправность IPC" w:value="Слот М14. Центральный процессор (С01): Неисправность IPC"/>
+                  <w:listItem w:displayText="Слот М14. Центральный процессор (С01): Неисправность IPC для MPU-DSP1" w:value="Слот М14. Центральный процессор (С01): Неисправность IPC для MPU-DSP1"/>
+                  <w:listItem w:displayText="Слот М14. Центральный процессор (С01): Неисправность IPC для DSP1-IPU1" w:value="Слот М14. Центральный процессор (С01): Неисправность IPC для DSP1-IPU1"/>
+                  <w:listItem w:displayText="Слот М14. Центральный процессор (С01): Неисправность IPC для MPU-IPU1" w:value="Слот М14. Центральный процессор (С01): Неисправность IPC для MPU-IPU1"/>
+                  <w:listItem w:displayText="Слот М14. Центральный процессор (С01): RED12.Неисправность" w:value="Слот М14. Центральный процессор (С01): RED12.Неисправность"/>
+                  <w:listItem w:displayText="Слот М14. Центральный процессор (С01): RED34.Неисправность" w:value="Слот М14. Центральный процессор (С01): RED34.Неисправность"/>
+                  <w:listItem w:displayText="Слот М14. Центральный процессор (С01): X1.Неисправность" w:value="Слот М14. Центральный процессор (С01): X1.Неисправность"/>
+                  <w:listItem w:displayText="Слот М14. Центральный процессор (С01): X1.Переп.вых.буфер" w:value="Слот М14. Центральный процессор (С01): X1.Переп.вых.буфер"/>
+                  <w:listItem w:displayText="Слот М14. Центральный процессор (С01): X1.Переп.вх.буфер" w:value="Слот М14. Центральный процессор (С01): X1.Переп.вх.буфер"/>
+                  <w:listItem w:displayText="Слот М14. Центральный процессор (С01): X2.Неисправность" w:value="Слот М14. Центральный процессор (С01): X2.Неисправность"/>
+                  <w:listItem w:displayText="Слот М14. Центральный процессор (С01): X2.Переп.вых.буфер" w:value="Слот М14. Центральный процессор (С01): X2.Переп.вых.буфер"/>
+                  <w:listItem w:displayText="Слот М14. Центральный процессор (С01): X2.Переп.вх.буфер" w:value="Слот М14. Центральный процессор (С01): X2.Переп.вх.буфер"/>
+                  <w:listItem w:displayText="Слот М14. Центральный процессор (С01): X3.Неисправность" w:value="Слот М14. Центральный процессор (С01): X3.Неисправность"/>
+                  <w:listItem w:displayText="Слот М14. Центральный процессор (С01): X3.Переп.вых.буфер" w:value="Слот М14. Центральный процессор (С01): X3.Переп.вых.буфер"/>
+                  <w:listItem w:displayText="Слот М14. Центральный процессор (С01): X3.Переп.вх.буфер" w:value="Слот М14. Центральный процессор (С01): X3.Переп.вх.буфер"/>
+                  <w:listItem w:displayText="Слот М14. Центральный процессор (С01): X4.Неисправность" w:value="Слот М14. Центральный процессор (С01): X4.Неисправность"/>
+                  <w:listItem w:displayText="Слот М14. Центральный процессор (С01): X4.Переп.вых.буфер" w:value="Слот М14. Центральный процессор (С01): X4.Переп.вых.буфер"/>
+                  <w:listItem w:displayText="Слот М14. Центральный процессор (С01): X4.Переп.вх.буфер" w:value="Слот М14. Центральный процессор (С01): X4.Переп.вх.буфер"/>
+                  <w:listItem w:displayText="Слот М14. Центральный процессор (С01): Температура ЦП &lt;&lt;" w:value="Слот М14. Центральный процессор (С01): Температура ЦП &lt;&lt;"/>
+                  <w:listItem w:displayText="Слот М14. Центральный процессор (С01): Температура ЦП &gt;&gt;" w:value="Слот М14. Центральный процессор (С01): Температура ЦП &gt;&gt;"/>
+                  <w:listItem w:displayText="Слот М14. Центральный процессор (С01): Температура ЦП &gt;" w:value="Слот М14. Центральный процессор (С01): Температура ЦП &gt;"/>
+                  <w:listItem w:displayText="Слот М14. Центральный процессор (С01): Температура ЦП &lt;" w:value="Слот М14. Центральный процессор (С01): Температура ЦП &lt;"/>
+                  <w:listItem w:displayText="Слот М14. Центральный процессор (С01): Сброс часов" w:value="Слот М14. Центральный процессор (С01): Сброс часов"/>
+                  <w:listItem w:displayText="Слот М14. Центральный процессор (С01): Неисправность архивов" w:value="Слот М14. Центральный процессор (С01): Неисправность архивов"/>
+                  <w:listItem w:displayText="Слот М14. Центральный процессор (С01): Перезагрузка ПО" w:value="Слот М14. Центральный процессор (С01): Перезагрузка ПО"/>
+                  <w:listItem w:displayText="Слот М14. Центральный процессор (С01): Перезапуск по питанию" w:value="Слот М14. Центральный процессор (С01): Перезапуск по питанию"/>
+                  <w:listItem w:displayText="Слот М14. Центральный процессор (С01): Перезапуск по ошибкам ПО" w:value="Слот М14. Центральный процессор (С01): Перезапуск по ошибкам ПО"/>
+                  <w:listItem w:displayText="Слот М14. Центральный процессор (С01): Изменение уставок" w:value="Слот М14. Центральный процессор (С01): Изменение уставок"/>
                 </w:dropDownList>
                 <w:showingPlcHdr/>
                 <w:placeholder>
@@ -3927,79 +5696,270 @@
                 <w:dropDownList>
                   <w:listItem w:displayText="Не назначено" w:value=""/>
                   <w:listItem w:displayText="──────── Сигналы РЗиА ────────" w:value="INPUTS_HEADER" w:disabled="true"/>
-                  <w:listItem w:displayText="АРНТ / АВ РПН: Отключено питание привода" w:value="АРНТ / АВ РПН: Отключено питание привода"/>
-                  <w:listItem w:displayText="АРНТ / АРН: Блокировка РПН по току" w:value="АРНТ / АРН: Блокировка РПН по току"/>
-                  <w:listItem w:displayText="АРНТ / АРН: Блокировка автоматики регулирования" w:value="АРНТ / АРН: Блокировка автоматики регулирования"/>
-                  <w:listItem w:displayText="АРНТ / АРН: Блокировка автоматического регулирования в режиме регулирования параллельно работающих трансформаторов" w:value="АРНТ / АРН: Блокировка автоматического регулирования в режиме регулирования параллельно работающих трансформаторов"/>
-                  <w:listItem w:displayText="АРНТ / АРН: Блокировка автоматической команды прибавить по верхнему допустимому положению" w:value="АРНТ / АРН: Блокировка автоматической команды прибавить по верхнему допустимому положению"/>
-                  <w:listItem w:displayText="АРНТ / АРН: Блокировка автоматической команды убавить по нижнему допустимому положению" w:value="АРНТ / АРН: Блокировка автоматической команды убавить по нижнему допустимому положению"/>
-                  <w:listItem w:displayText="АРНТ / АРН: Блокировка по низкому напряжению" w:value="АРНТ / АРН: Блокировка по низкому напряжению"/>
-                  <w:listItem w:displayText="АРНТ / АРН: Блокировка по низкому уровню масла" w:value="АРНТ / АРН: Блокировка по низкому уровню масла"/>
-                  <w:listItem w:displayText="АРНТ / АРН: Блокировка по перегрузке" w:value="АРНТ / АРН: Блокировка по перегрузке"/>
-                  <w:listItem w:displayText="АРНТ / АРН: Блокировка по перенапряжению" w:value="АРНТ / АРН: Блокировка по перенапряжению"/>
-                  <w:listItem w:displayText="АРНТ / АРН: Ведомый в режиме регулирования параллельно работающих трансформаторов" w:value="АРНТ / АРН: Ведомый в режиме регулирования параллельно работающих трансформаторов"/>
-                  <w:listItem w:displayText="АРНТ / АРН: Ведущий в режиме регулирования параллельно работающих трансформаторов" w:value="АРНТ / АРН: Ведущий в режиме регулирования параллельно работающих трансформаторов"/>
-                  <w:listItem w:displayText="АРНТ / АРН: Высокое напряжение НП секции 1" w:value="АРНТ / АРН: Высокое напряжение НП секции 1"/>
-                  <w:listItem w:displayText="АРНТ / АРН: Высокое напряжение НП секции 2" w:value="АРНТ / АРН: Высокое напряжение НП секции 2"/>
-                  <w:listItem w:displayText="АРНТ / АРН: Высокое напряжение ОП секции 1" w:value="АРНТ / АРН: Высокое напряжение ОП секции 1"/>
-                  <w:listItem w:displayText="АРНТ / АРН: Высокое напряжение ОП секции 2" w:value="АРНТ / АРН: Высокое напряжение ОП секции 2"/>
-                  <w:listItem w:displayText="АРНТ / АРН: Высокое напряжение секции 1" w:value="АРНТ / АРН: Высокое напряжение секции 1"/>
-                  <w:listItem w:displayText="АРНТ / АРН: Готовность к режиму регулирования параллельно работающих трансформаторов" w:value="АРНТ / АРН: Готовность к режиму регулирования параллельно работающих трансформаторов"/>
-                  <w:listItem w:displayText="АРНТ / АРН: Действие АРНТ на привод РПН" w:value="АРНТ / АРН: Действие АРНТ на привод РПН"/>
-                  <w:listItem w:displayText="АРНТ / АРН: Команда «Прибавить» от АРНТ параллельно работающего трансформатора" w:value="АРНТ / АРН: Команда «Прибавить» от АРНТ параллельно работающего трансформатора"/>
-                  <w:listItem w:displayText="АРНТ / АРН: Команда «Убавить» от АРНТ параллельно работающего трансформатора" w:value="АРНТ / АРН: Команда «Убавить» от АРНТ параллельно работающего трансформатора"/>
-                  <w:listItem w:displayText="АРНТ / АРН: Команда «прибавить» в привод РПН" w:value="АРНТ / АРН: Команда «прибавить» в привод РПН"/>
-                  <w:listItem w:displayText="АРНТ / АРН: Команда «убавить» привод РПН" w:value="АРНТ / АРН: Команда «убавить» привод РПН"/>
-                  <w:listItem w:displayText="АРНТ / АРН: Команда на отключение автомата питания привода РПН" w:value="АРНТ / АРН: Команда на отключение автомата питания привода РПН"/>
-                  <w:listItem w:displayText="АРНТ / АРН: Мертвое положение" w:value="АРНТ / АРН: Мертвое положение"/>
-                  <w:listItem w:displayText="АРНТ / АРН: Напряжение выше границы зоны нечувствительности" w:value="АРНТ / АРН: Напряжение выше границы зоны нечувствительности"/>
-                  <w:listItem w:displayText="АРНТ / АРН: Напряжение значительно выше границы зоны нечувствительности" w:value="АРНТ / АРН: Напряжение значительно выше границы зоны нечувствительности"/>
-                  <w:listItem w:displayText="АРНТ / АРН: Напряжение ниже границы зоны нечувствительности" w:value="АРНТ / АРН: Напряжение ниже границы зоны нечувствительности"/>
-                  <w:listItem w:displayText="АРНТ / АРН: Ненормальный режим на секции" w:value="АРНТ / АРН: Ненормальный режим на секции"/>
-                  <w:listItem w:displayText="АРНТ / АРН: Нет связи с регулируемыми шинами" w:value="АРНТ / АРН: Нет связи с регулируемыми шинами"/>
-                  <w:listItem w:displayText="АРНТ / АРН: Низкое напряжение секции 1" w:value="АРНТ / АРН: Низкое напряжение секции 1"/>
-                  <w:listItem w:displayText="АРНТ / АРН: Низкое напряжение секции 2" w:value="АРНТ / АРН: Низкое напряжение секции 2"/>
-                  <w:listItem w:displayText="АРНТ / АРН: Ошибка определения положения РПН" w:value="АРНТ / АРН: Ошибка определения положения РПН"/>
-                  <w:listItem w:displayText="АРНТ / АРН: Ошибка регулирования параллельно работающих трансформаторов" w:value="АРНТ / АРН: Ошибка регулирования параллельно работающих трансформаторов"/>
-                  <w:listItem w:displayText="АРНТ / АРН: Перегрузка секции 1" w:value="АРНТ / АРН: Перегрузка секции 1"/>
-                  <w:listItem w:displayText="АРНТ / АРН: Перегрузка секции 2" w:value="АРНТ / АРН: Перегрузка секции 2"/>
-                  <w:listItem w:displayText="АРНТ / АРН: Перенапряжение секции 2" w:value="АРНТ / АРН: Перенапряжение секции 2"/>
-                  <w:listItem w:displayText="АРНТ / АРН: Прибавить в АРНТ параллельного работающего трансформатора" w:value="АРНТ / АРН: Прибавить в АРНТ параллельного работающего трансформатора"/>
-                  <w:listItem w:displayText="АРНТ / АРН: Привод РПН заблокирован" w:value="АРНТ / АРН: Привод РПН заблокирован"/>
-                  <w:listItem w:displayText="АРНТ / АРН: Принудительно ведущий в режиме регулирования параллельно работающих трансформаторов" w:value="АРНТ / АРН: Принудительно ведущий в режиме регулирования параллельно работающих трансформаторов"/>
-                  <w:listItem w:displayText="АРНТ / АРН: Рассогласование приводов РПН параллельно работающих трансформаторов" w:value="АРНТ / АРН: Рассогласование приводов РПН параллельно работающих трансформаторов"/>
-                  <w:listItem w:displayText="АРНТ / АРН: Режим автоматического регулирования" w:value="АРНТ / АРН: Режим автоматического регулирования"/>
-                  <w:listItem w:displayText="АРНТ / АРН: Режим параллельного регулирования" w:value="АРНТ / АРН: Режим параллельного регулирования"/>
-                  <w:listItem w:displayText="АРНТ / АРН: Убавить в АРНТ параллельного работающего трансформатора" w:value="АРНТ / АРН: Убавить в АРНТ параллельного работающего трансформатора"/>
-                  <w:listItem w:displayText="АРНТ / Выбор ТН: Автоматический выбор регулируемой секции" w:value="АРНТ / Выбор ТН: Автоматический выбор регулируемой секции"/>
-                  <w:listItem w:displayText="АРНТ / Выбор ТН: Контроль 1 секции" w:value="АРНТ / Выбор ТН: Контроль 1 секции"/>
-                  <w:listItem w:displayText="АРНТ / Выбор ТН: Контроль 2 секции" w:value="АРНТ / Выбор ТН: Контроль 2 секции"/>
-                  <w:listItem w:displayText="АРНТ / Выбор ТН: Приоритет регулирования по 2 секции" w:value="АРНТ / Выбор ТН: Приоритет регулирования по 2 секции"/>
-                  <w:listItem w:displayText="АРНТ / Выбор ТН: Регулирование по 1 секции" w:value="АРНТ / Выбор ТН: Регулирование по 1 секции"/>
-                  <w:listItem w:displayText="АРНТ / Выбор ТН: Регулирование по 2 секции" w:value="АРНТ / Выбор ТН: Регулирование по 2 секции"/>
-                  <w:listItem w:displayText="АРНТ / ДТм: Блокировка по низкой температуре" w:value="АРНТ / ДТм: Блокировка по низкой температуре"/>
-                  <w:listItem w:displayText="АРНТ / ДУм: Высокий уровень масла" w:value="АРНТ / ДУм: Высокий уровень масла"/>
-                  <w:listItem w:displayText="АРНТ / Контроль РПН: Длительное переключение (привод остановился в промежуточном положении)" w:value="АРНТ / Контроль РПН: Длительное переключение (привод остановился в промежуточном положении)"/>
-                  <w:listItem w:displayText="АРНТ / Контроль РПН: Отказ привода РПН" w:value="АРНТ / Контроль РПН: Отказ привода РПН"/>
-                  <w:listItem w:displayText="АРНТ / Контроль РПН: Переключение не началось" w:value="АРНТ / Контроль РПН: Переключение не началось"/>
-                  <w:listItem w:displayText="АРНТ / Контроль РПН: Самопроизвольное переключение" w:value="АРНТ / Контроль РПН: Самопроизвольное переключение"/>
-                  <w:listItem w:displayText="АРНТ / Контроль РПН: Сигнализация максимального количества переключений РПН" w:value="АРНТ / Контроль РПН: Сигнализация максимального количества переключений РПН"/>
-                  <w:listItem w:displayText="АРНТ / Привод РПН: Идет переключение" w:value="АРНТ / Привод РПН: Идет переключение"/>
-                  <w:listItem w:displayText="АРНТ / Привод РПН: Крайнее верхнее положение РПН" w:value="АРНТ / Привод РПН: Крайнее верхнее положение РПН"/>
-                  <w:listItem w:displayText="АРНТ / Привод РПН: Крайнее нижнее положение РПН" w:value="АРНТ / Привод РПН: Крайнее нижнее положение РПН"/>
-                  <w:listItem w:displayText="АРНТ / Привод РПН: Местное управление привода" w:value="АРНТ / Привод РПН: Местное управление привода"/>
-                  <w:listItem w:displayText="Сигнализация / Сигнализация: SG не в рабочем положении" w:value="Сигнализация / Сигнализация: SG не в рабочем положении"/>
-                  <w:listItem w:displayText="Сигнализация / Сигнализация: Блок испытательный №1 в рабочем положении" w:value="Сигнализация / Сигнализация: Блок испытательный №1 в рабочем положении"/>
-                  <w:listItem w:displayText="Сигнализация / Сигнализация: Блок испытательный №2 в рабочем положении" w:value="Сигнализация / Сигнализация: Блок испытательный №2 в рабочем положении"/>
-                  <w:listItem w:displayText="Сигнализация / Сигнализация: Блок испытательный №3 в рабочем положении" w:value="Сигнализация / Сигнализация: Блок испытательный №3 в рабочем положении"/>
-                  <w:listItem w:displayText="Сигнализация / Сигнализация: Блок испытательный №4 в рабочем положении" w:value="Сигнализация / Сигнализация: Блок испытательный №4 в рабочем положении"/>
-                  <w:listItem w:displayText="Сигнализация / Сигнализация: Блок испытательный №5 в рабочем положении" w:value="Сигнализация / Сигнализация: Блок испытательный №5 в рабочем положении"/>
-                  <w:listItem w:displayText="Сигнализация / Сигнализация: Блок испытательный №6 в рабочем положении" w:value="Сигнализация / Сигнализация: Блок испытательный №6 в рабочем положении"/>
-                  <w:listItem w:displayText="Сигнализация / Сигнализация: Блок испытательный №7 в рабочем положении" w:value="Сигнализация / Сигнализация: Блок испытательный №7 в рабочем положении"/>
-                  <w:listItem w:displayText="Сигнализация / Сигнализация: Неисправность РПН" w:value="Сигнализация / Сигнализация: Неисправность РПН"/>
-                  <w:listItem w:displayText="Сигнализация / Сигнализация: Сигнал закрытого положения двери" w:value="Сигнализация / Сигнализация: Сигнал закрытого положения двери"/>
-                  <w:listItem w:displayText="Сигнализация / Сигнализация: Сигнал неисправности оперативного тока цепей технологической сигнализации" w:value="Сигнализация / Сигнализация: Сигнал неисправности оперативного тока цепей технологической сигнализации"/>
-                  <w:listItem w:displayText="Сигнализация / Сигнализация: Сигнал открытого положения двери" w:value="Сигнализация / Сигнализация: Сигнал открытого положения двери"/>
+                  <w:listItem w:displayText="ДЗТ / БВКЗ: Срабатывание БВКЗ" w:value="ДЗТ / БВКЗ: Срабатывание БВКЗ"/>
+                  <w:listItem w:displayText="ДЗТ / БВКЗ: Срабатывание БВКЗ по фазе A" w:value="ДЗТ / БВКЗ: Срабатывание БВКЗ по фазе A"/>
+                  <w:listItem w:displayText="ДЗТ / БВКЗ: Срабатывание БВКЗ по фазе B" w:value="ДЗТ / БВКЗ: Срабатывание БВКЗ по фазе B"/>
+                  <w:listItem w:displayText="ДЗТ / БВКЗ: Срабатывание БВКЗ по фазе C" w:value="ДЗТ / БВКЗ: Срабатывание БВКЗ по фазе C"/>
+                  <w:listItem w:displayText="ДЗТ / Д2Г: Пуск Д2Г" w:value="ДЗТ / Д2Г: Пуск Д2Г"/>
+                  <w:listItem w:displayText="ДЗТ / Д2Г: Пуск Д2Г по фазе A" w:value="ДЗТ / Д2Г: Пуск Д2Г по фазе A"/>
+                  <w:listItem w:displayText="ДЗТ / Д2Г: Пуск Д2Г по фазе B" w:value="ДЗТ / Д2Г: Пуск Д2Г по фазе B"/>
+                  <w:listItem w:displayText="ДЗТ / Д2Г: Пуск Д2Г по фазе C" w:value="ДЗТ / Д2Г: Пуск Д2Г по фазе C"/>
+                  <w:listItem w:displayText="ДЗТ / Д5Г: Пуск Д5Г" w:value="ДЗТ / Д5Г: Пуск Д5Г"/>
+                  <w:listItem w:displayText="ДЗТ / Д5Г: Пуск Д5Г по фазе A" w:value="ДЗТ / Д5Г: Пуск Д5Г по фазе A"/>
+                  <w:listItem w:displayText="ДЗТ / Д5Г: Пуск Д5Г по фазе B" w:value="ДЗТ / Д5Г: Пуск Д5Г по фазе B"/>
+                  <w:listItem w:displayText="ДЗТ / Д5Г: Пуск Д5Г по фазе C" w:value="ДЗТ / Д5Г: Пуск Д5Г по фазе C"/>
+                  <w:listItem w:displayText="ДЗТ / ДЗТ: Срабатывание ДЗТ" w:value="ДЗТ / ДЗТ: Срабатывание ДЗТ"/>
+                  <w:listItem w:displayText="ДЗТ / ДТЗт: Пуск ДТЗт" w:value="ДЗТ / ДТЗт: Пуск ДТЗт"/>
+                  <w:listItem w:displayText="ДЗТ / ДТЗт: Пуск ДТЗт по фазе A" w:value="ДЗТ / ДТЗт: Пуск ДТЗт по фазе A"/>
+                  <w:listItem w:displayText="ДЗТ / ДТЗт: Пуск ДТЗт по фазе B" w:value="ДЗТ / ДТЗт: Пуск ДТЗт по фазе B"/>
+                  <w:listItem w:displayText="ДЗТ / ДТЗт: Пуск ДТЗт по фазе C" w:value="ДЗТ / ДТЗт: Пуск ДТЗт по фазе C"/>
+                  <w:listItem w:displayText="ДЗТ / ДТЗт: Пуск ИО по фазе A" w:value="ДЗТ / ДТЗт: Пуск ИО по фазе A"/>
+                  <w:listItem w:displayText="ДЗТ / ДТЗт: Пуск ИО по фазе B" w:value="ДЗТ / ДТЗт: Пуск ИО по фазе B"/>
+                  <w:listItem w:displayText="ДЗТ / ДТЗт: Пуск ИО по фазе C" w:value="ДЗТ / ДТЗт: Пуск ИО по фазе C"/>
+                  <w:listItem w:displayText="ДЗТ / ДТЗт: Срабатывание ДТЗт" w:value="ДЗТ / ДТЗт: Срабатывание ДТЗт"/>
+                  <w:listItem w:displayText="ДЗТ / ДТЗт: Срабатывание ДТЗт на сигнал" w:value="ДЗТ / ДТЗт: Срабатывание ДТЗт на сигнал"/>
+                  <w:listItem w:displayText="ДЗТ / ДТЗт: Срабатывание ДТЗт по фазе A" w:value="ДЗТ / ДТЗт: Срабатывание ДТЗт по фазе A"/>
+                  <w:listItem w:displayText="ДЗТ / ДТЗт: Срабатывание ДТЗт по фазе A на сигнал" w:value="ДЗТ / ДТЗт: Срабатывание ДТЗт по фазе A на сигнал"/>
+                  <w:listItem w:displayText="ДЗТ / ДТЗт: Срабатывание ДТЗт по фазе B" w:value="ДЗТ / ДТЗт: Срабатывание ДТЗт по фазе B"/>
+                  <w:listItem w:displayText="ДЗТ / ДТЗт: Срабатывание ДТЗт по фазе B на сигнал" w:value="ДЗТ / ДТЗт: Срабатывание ДТЗт по фазе B на сигнал"/>
+                  <w:listItem w:displayText="ДЗТ / ДТЗт: Срабатывание ДТЗт по фазе C" w:value="ДЗТ / ДТЗт: Срабатывание ДТЗт по фазе C"/>
+                  <w:listItem w:displayText="ДЗТ / ДТЗт: Срабатывание ДТЗт по фазе C на сигнал" w:value="ДЗТ / ДТЗт: Срабатывание ДТЗт по фазе C на сигнал"/>
+                  <w:listItem w:displayText="ДЗТ / ДТЗт: Функция введена в работу" w:value="ДЗТ / ДТЗт: Функция введена в работу"/>
+                  <w:listItem w:displayText="ДЗТ / ДТЗт: Функция оперативно выведена из работы" w:value="ДЗТ / ДТЗт: Функция оперативно выведена из работы"/>
+                  <w:listItem w:displayText="ДЗТ / ДТО: Пуск ДТО" w:value="ДЗТ / ДТО: Пуск ДТО"/>
+                  <w:listItem w:displayText="ДЗТ / ДТО: Пуск ДТО по фазе A" w:value="ДЗТ / ДТО: Пуск ДТО по фазе A"/>
+                  <w:listItem w:displayText="ДЗТ / ДТО: Пуск ДТО по фазе B" w:value="ДЗТ / ДТО: Пуск ДТО по фазе B"/>
+                  <w:listItem w:displayText="ДЗТ / ДТО: Пуск ДТО по фазе C" w:value="ДЗТ / ДТО: Пуск ДТО по фазе C"/>
+                  <w:listItem w:displayText="ДЗТ / ДТО: Пуск ИО по фазе A" w:value="ДЗТ / ДТО: Пуск ИО по фазе A"/>
+                  <w:listItem w:displayText="ДЗТ / ДТО: Пуск ИО по фазе B" w:value="ДЗТ / ДТО: Пуск ИО по фазе B"/>
+                  <w:listItem w:displayText="ДЗТ / ДТО: Пуск ИО по фазе C" w:value="ДЗТ / ДТО: Пуск ИО по фазе C"/>
+                  <w:listItem w:displayText="ДЗТ / ДТО: Срабатывание ДТО" w:value="ДЗТ / ДТО: Срабатывание ДТО"/>
+                  <w:listItem w:displayText="ДЗТ / ДТО: Срабатывание ДТО на сигнал" w:value="ДЗТ / ДТО: Срабатывание ДТО на сигнал"/>
+                  <w:listItem w:displayText="ДЗТ / ДТО: Срабатывание ДТО по фазе A" w:value="ДЗТ / ДТО: Срабатывание ДТО по фазе A"/>
+                  <w:listItem w:displayText="ДЗТ / ДТО: Срабатывание ДТО по фазе A на сигнал" w:value="ДЗТ / ДТО: Срабатывание ДТО по фазе A на сигнал"/>
+                  <w:listItem w:displayText="ДЗТ / ДТО: Срабатывание ДТО по фазе B" w:value="ДЗТ / ДТО: Срабатывание ДТО по фазе B"/>
+                  <w:listItem w:displayText="ДЗТ / ДТО: Срабатывание ДТО по фазе B на сигнал" w:value="ДЗТ / ДТО: Срабатывание ДТО по фазе B на сигнал"/>
+                  <w:listItem w:displayText="ДЗТ / ДТО: Срабатывание ДТО по фазе C" w:value="ДЗТ / ДТО: Срабатывание ДТО по фазе C"/>
+                  <w:listItem w:displayText="ДЗТ / ДТО: Срабатывание ДТО по фазе C на сигнал" w:value="ДЗТ / ДТО: Срабатывание ДТО по фазе C на сигнал"/>
+                  <w:listItem w:displayText="ДЗТ / ДТО: Функция введена в работу" w:value="ДЗТ / ДТО: Функция введена в работу"/>
+                  <w:listItem w:displayText="ДЗТ / ДТО: Функция оперативно выведена из работы" w:value="ДЗТ / ДТО: Функция оперативно выведена из работы"/>
+                  <w:listItem w:displayText="ДЗТ / КЦТнеб: Неисправность" w:value="ДЗТ / КЦТнеб: Неисправность"/>
+                  <w:listItem w:displayText="ДЗТ / КЦТнеб: Срабатывание" w:value="ДЗТ / КЦТнеб: Срабатывание"/>
+                  <w:listItem w:displayText="ДЗТ / КЦТнеб: Срабатывание фазы A" w:value="ДЗТ / КЦТнеб: Срабатывание фазы A"/>
+                  <w:listItem w:displayText="ДЗТ / КЦТнеб: Срабатывание фазы B" w:value="ДЗТ / КЦТнеб: Срабатывание фазы B"/>
+                  <w:listItem w:displayText="ДЗТ / КЦТнеб: Срабатывание фазы C" w:value="ДЗТ / КЦТнеб: Срабатывание фазы C"/>
+                  <w:listItem w:displayText="ДЗТ / КЦТнеб: Функция введена в работу" w:value="ДЗТ / КЦТнеб: Функция введена в работу"/>
+                  <w:listItem w:displayText="ДЗТ / КЦТнеб: Функция оперативно выведена из работы" w:value="ДЗТ / КЦТнеб: Функция оперативно выведена из работы"/>
+                  <w:listItem w:displayText="ЗП / ЗП ВН: Пуск" w:value="ЗП / ЗП ВН: Пуск"/>
+                  <w:listItem w:displayText="ЗП / ЗП ВН: Пуск ИО максимального тока" w:value="ЗП / ЗП ВН: Пуск ИО максимального тока"/>
+                  <w:listItem w:displayText="ЗП / ЗП ВН: Срабатывание" w:value="ЗП / ЗП ВН: Срабатывание"/>
+                  <w:listItem w:displayText="ЗП / ЗП ВН: Срабатывание на отключение" w:value="ЗП / ЗП ВН: Срабатывание на отключение"/>
+                  <w:listItem w:displayText="ЗП / ЗП ВН: Функция введена в работу" w:value="ЗП / ЗП ВН: Функция введена в работу"/>
+                  <w:listItem w:displayText="ЗП / ЗП ВН: Функция оперативно выведена из работы" w:value="ЗП / ЗП ВН: Функция оперативно выведена из работы"/>
+                  <w:listItem w:displayText="ЗП / ЗП НН (НН2): Пуск" w:value="ЗП / ЗП НН (НН2): Пуск"/>
+                  <w:listItem w:displayText="ЗП / ЗП НН (НН2): Пуск ИО максимального тока" w:value="ЗП / ЗП НН (НН2): Пуск ИО максимального тока"/>
+                  <w:listItem w:displayText="ЗП / ЗП НН (НН2): Срабатывание" w:value="ЗП / ЗП НН (НН2): Срабатывание"/>
+                  <w:listItem w:displayText="ЗП / ЗП НН (НН2): Срабатывание на отключение" w:value="ЗП / ЗП НН (НН2): Срабатывание на отключение"/>
+                  <w:listItem w:displayText="ЗП / ЗП НН (НН2): Функция введена в работу" w:value="ЗП / ЗП НН (НН2): Функция введена в работу"/>
+                  <w:listItem w:displayText="ЗП / ЗП НН (НН2): Функция оперативно выведена из работы" w:value="ЗП / ЗП НН (НН2): Функция оперативно выведена из работы"/>
+                  <w:listItem w:displayText="ЗП / ЗП СН (НН1): Пуск" w:value="ЗП / ЗП СН (НН1): Пуск"/>
+                  <w:listItem w:displayText="ЗП / ЗП СН (НН1): Пуск ИО максимального тока" w:value="ЗП / ЗП СН (НН1): Пуск ИО максимального тока"/>
+                  <w:listItem w:displayText="ЗП / ЗП СН (НН1): Срабатывание" w:value="ЗП / ЗП СН (НН1): Срабатывание"/>
+                  <w:listItem w:displayText="ЗП / ЗП СН (НН1): Срабатывание на отключение" w:value="ЗП / ЗП СН (НН1): Срабатывание на отключение"/>
+                  <w:listItem w:displayText="ЗП / ЗП СН (НН1): Функция введена в работу" w:value="ЗП / ЗП СН (НН1): Функция введена в работу"/>
+                  <w:listItem w:displayText="ЗП / ЗП СН (НН1): Функция оперативно выведена из работы" w:value="ЗП / ЗП СН (НН1): Функция оперативно выведена из работы"/>
+                  <w:listItem w:displayText="ЗП / ЗП: Срабатывание" w:value="ЗП / ЗП: Срабатывание"/>
+                  <w:listItem w:displayText="ЗПО / ЗПО: Пуск" w:value="ЗПО / ЗПО: Пуск"/>
+                  <w:listItem w:displayText="ЗПО / ЗПО: Срабатывание" w:value="ЗПО / ЗПО: Срабатывание"/>
+                  <w:listItem w:displayText="ЗПО / ЗПО: Срабатывание на сигнал" w:value="ЗПО / ЗПО: Срабатывание на сигнал"/>
+                  <w:listItem w:displayText="ЗПО / ЗПО: Функция введена в работу" w:value="ЗПО / ЗПО: Функция введена в работу"/>
+                  <w:listItem w:displayText="ЗПО / ЗПО: Функция оперативно выведена из работы" w:value="ЗПО / ЗПО: Функция оперативно выведена из работы"/>
+                  <w:listItem w:displayText="КЦТ / КЦТ: Срабатывание КЦТ" w:value="КЦТ / КЦТ: Срабатывание КЦТ"/>
+                  <w:listItem w:displayText="КЦТ / КЦТст1: Пуск КЦТст при асимметрии" w:value="КЦТ / КЦТст1: Пуск КЦТст при асимметрии"/>
+                  <w:listItem w:displayText="КЦТ / КЦТст1: Пуск КЦТст при обрыве провода" w:value="КЦТ / КЦТст1: Пуск КЦТст при обрыве провода"/>
+                  <w:listItem w:displayText="КЦТ / КЦТст1: Срабатывание КЦТст при асимметрии" w:value="КЦТ / КЦТст1: Срабатывание КЦТст при асимметрии"/>
+                  <w:listItem w:displayText="КЦТ / КЦТст1: Срабатывание КЦТст при обрыве провода" w:value="КЦТ / КЦТст1: Срабатывание КЦТст при обрыве провода"/>
+                  <w:listItem w:displayText="КЦТ / КЦТст1: Функция введена в работу" w:value="КЦТ / КЦТст1: Функция введена в работу"/>
+                  <w:listItem w:displayText="КЦТ / КЦТст1: Функция оперативно выведена из работы" w:value="КЦТ / КЦТст1: Функция оперативно выведена из работы"/>
+                  <w:listItem w:displayText="КЦТ / КЦТст2: Пуск КЦТст при асимметрии" w:value="КЦТ / КЦТст2: Пуск КЦТст при асимметрии"/>
+                  <w:listItem w:displayText="КЦТ / КЦТст2: Пуск КЦТст при обрыве провода" w:value="КЦТ / КЦТст2: Пуск КЦТст при обрыве провода"/>
+                  <w:listItem w:displayText="КЦТ / КЦТст2: Срабатывание КЦТст при асимметрии" w:value="КЦТ / КЦТст2: Срабатывание КЦТст при асимметрии"/>
+                  <w:listItem w:displayText="КЦТ / КЦТст2: Срабатывание КЦТст при обрыве провода" w:value="КЦТ / КЦТст2: Срабатывание КЦТст при обрыве провода"/>
+                  <w:listItem w:displayText="КЦТ / КЦТст2: Функция введена в работу" w:value="КЦТ / КЦТст2: Функция введена в работу"/>
+                  <w:listItem w:displayText="КЦТ / КЦТст2: Функция оперативно выведена из работы" w:value="КЦТ / КЦТст2: Функция оперативно выведена из работы"/>
+                  <w:listItem w:displayText="КЦТ / КЦТст3: Пуск КЦТст при асимметрии" w:value="КЦТ / КЦТст3: Пуск КЦТст при асимметрии"/>
+                  <w:listItem w:displayText="КЦТ / КЦТст3: Пуск КЦТст при обрыве провода" w:value="КЦТ / КЦТст3: Пуск КЦТст при обрыве провода"/>
+                  <w:listItem w:displayText="КЦТ / КЦТст3: Срабатывание КЦТст при асимметрии" w:value="КЦТ / КЦТст3: Срабатывание КЦТст при асимметрии"/>
+                  <w:listItem w:displayText="КЦТ / КЦТст3: Срабатывание КЦТст при обрыве провода" w:value="КЦТ / КЦТст3: Срабатывание КЦТст при обрыве провода"/>
+                  <w:listItem w:displayText="КЦТ / КЦТст3: Функция введена в работу" w:value="КЦТ / КЦТст3: Функция введена в работу"/>
+                  <w:listItem w:displayText="КЦТ / КЦТст3: Функция оперативно выведена из работы" w:value="КЦТ / КЦТст3: Функция оперативно выведена из работы"/>
+                  <w:listItem w:displayText="ЛО ВН / ЛО: Отключение" w:value="ЛО ВН / ЛО: Отключение"/>
+                  <w:listItem w:displayText="ЛО ВН / ЛО: Отключить аварийно" w:value="ЛО ВН / ЛО: Отключить аварийно"/>
+                  <w:listItem w:displayText="ЛО ВН / ЛО: Функция введена в работу" w:value="ЛО ВН / ЛО: Функция введена в работу"/>
+                  <w:listItem w:displayText="ЛО ВН / ЛО: Функция оперативно выведена из работы" w:value="ЛО ВН / ЛО: Функция оперативно выведена из работы"/>
+                  <w:listItem w:displayText="ЛО ГЗ РПН / ЛО: Блокировка ГЗ РПН" w:value="ЛО ГЗ РПН / ЛО: Блокировка ГЗ РПН"/>
+                  <w:listItem w:displayText="ЛО ГЗ РПН / ЛО: Срабатывание ГЗ РПН" w:value="ЛО ГЗ РПН / ЛО: Срабатывание ГЗ РПН"/>
+                  <w:listItem w:displayText="ЛО ГЗ РПН / ЛО: Срабатывание ГЗ РПН на сигнал" w:value="ЛО ГЗ РПН / ЛО: Срабатывание ГЗ РПН на сигнал"/>
+                  <w:listItem w:displayText="ЛО ГЗ РПН / ЛО: Функция введена в работу" w:value="ЛО ГЗ РПН / ЛО: Функция введена в работу"/>
+                  <w:listItem w:displayText="ЛО ГЗ РПН / ЛО: Функция оперативно выведена из работы" w:value="ЛО ГЗ РПН / ЛО: Функция оперативно выведена из работы"/>
+                  <w:listItem w:displayText="ЛО ГЗоткл / ЛО: Блокировка ГЗоткл" w:value="ЛО ГЗоткл / ЛО: Блокировка ГЗоткл"/>
+                  <w:listItem w:displayText="ЛО ГЗоткл / ЛО: Срабатывание" w:value="ЛО ГЗоткл / ЛО: Срабатывание"/>
+                  <w:listItem w:displayText="ЛО ГЗоткл / ЛО: Срабатывание на сигнал" w:value="ЛО ГЗоткл / ЛО: Срабатывание на сигнал"/>
+                  <w:listItem w:displayText="ЛО ГЗоткл / ЛО: Функция введена в работу" w:value="ЛО ГЗоткл / ЛО: Функция введена в работу"/>
+                  <w:listItem w:displayText="ЛО ГЗоткл / ЛО: Функция оперативно выведена из работы" w:value="ЛО ГЗоткл / ЛО: Функция оперативно выведена из работы"/>
+                  <w:listItem w:displayText="ЛО ГЗсигн / ЛО: Блокировка ГЗсигн" w:value="ЛО ГЗсигн / ЛО: Блокировка ГЗсигн"/>
+                  <w:listItem w:displayText="ЛО ГЗсигн / ЛО: Срабатывание" w:value="ЛО ГЗсигн / ЛО: Срабатывание"/>
+                  <w:listItem w:displayText="ЛО ГЗсигн / ЛО: Срабатывание на сигнал" w:value="ЛО ГЗсигн / ЛО: Срабатывание на сигнал"/>
+                  <w:listItem w:displayText="ЛО ГЗсигн / ЛО: Функция введена в работу" w:value="ЛО ГЗсигн / ЛО: Функция введена в работу"/>
+                  <w:listItem w:displayText="ЛО ГЗсигн / ЛО: Функция оперативно выведена из работы" w:value="ЛО ГЗсигн / ЛО: Функция оперативно выведена из работы"/>
+                  <w:listItem w:displayText="ЛО НН1 / ЗАПВ: Запрет АПВ" w:value="ЛО НН1 / ЗАПВ: Запрет АПВ"/>
+                  <w:listItem w:displayText="ЛО НН1 / ЗАПВ: Функция введена в работу" w:value="ЛО НН1 / ЗАПВ: Функция введена в работу"/>
+                  <w:listItem w:displayText="ЛО НН1 / ЗАПВ: Функция оперативно выведена из работы" w:value="ЛО НН1 / ЗАПВ: Функция оперативно выведена из работы"/>
+                  <w:listItem w:displayText="ЛО НН1 / ЛО: Отключение" w:value="ЛО НН1 / ЛО: Отключение"/>
+                  <w:listItem w:displayText="ЛО НН1 / ЛО: Отключить аварийно" w:value="ЛО НН1 / ЛО: Отключить аварийно"/>
+                  <w:listItem w:displayText="ЛО НН1 / ЛО: Функция введена в работу" w:value="ЛО НН1 / ЛО: Функция введена в работу"/>
+                  <w:listItem w:displayText="ЛО НН1 / ЛО: Функция оперативно выведена из работы" w:value="ЛО НН1 / ЛО: Функция оперативно выведена из работы"/>
+                  <w:listItem w:displayText="ЛО НН2 / ЗАПВ: Запрет АПВ" w:value="ЛО НН2 / ЗАПВ: Запрет АПВ"/>
+                  <w:listItem w:displayText="ЛО НН2 / ЗАПВ: Функция введена в работу" w:value="ЛО НН2 / ЗАПВ: Функция введена в работу"/>
+                  <w:listItem w:displayText="ЛО НН2 / ЗАПВ: Функция оперативно выведена из работы" w:value="ЛО НН2 / ЗАПВ: Функция оперативно выведена из работы"/>
+                  <w:listItem w:displayText="ЛО НН2 / ЛО: Отключение" w:value="ЛО НН2 / ЛО: Отключение"/>
+                  <w:listItem w:displayText="ЛО НН2 / ЛО: Отключить аварийно" w:value="ЛО НН2 / ЛО: Отключить аварийно"/>
+                  <w:listItem w:displayText="ЛО НН2 / ЛО: Функция введена в работу" w:value="ЛО НН2 / ЛО: Функция введена в работу"/>
+                  <w:listItem w:displayText="ЛО НН2 / ЛО: Функция оперативно выведена из работы" w:value="ЛО НН2 / ЛО: Функция оперативно выведена из работы"/>
+                  <w:listItem w:displayText="ЛО Т / ЗАПВ: Запрет АПВ" w:value="ЛО Т / ЗАПВ: Запрет АПВ"/>
+                  <w:listItem w:displayText="ЛО Т / ЗАПВ: Функция введена в работу" w:value="ЛО Т / ЗАПВ: Функция введена в работу"/>
+                  <w:listItem w:displayText="ЛО Т / ЗАПВ: Функция оперативно выведена из работы" w:value="ЛО Т / ЗАПВ: Функция оперативно выведена из работы"/>
+                  <w:listItem w:displayText="ЛО Т / ЛО: Срабатывание" w:value="ЛО Т / ЛО: Срабатывание"/>
+                  <w:listItem w:displayText="ЛО Т / ЛО: Функция введена в работу" w:value="ЛО Т / ЛО: Функция введена в работу"/>
+                  <w:listItem w:displayText="ЛО Т / ЛО: Функция оперативно выведена из работы" w:value="ЛО Т / ЛО: Функция оперативно выведена из работы"/>
+                  <w:listItem w:displayText="ЛО ТЗ / ЛО ДТм: Срабатывание" w:value="ЛО ТЗ / ЛО ДТм: Срабатывание"/>
+                  <w:listItem w:displayText="ЛО ТЗ / ЛО ДТм: Срабатывание датчика температуры масла заблокировано" w:value="ЛО ТЗ / ЛО ДТм: Срабатывание датчика температуры масла заблокировано"/>
+                  <w:listItem w:displayText="ЛО ТЗ / ЛО ДТм: Срабатывание на сигнал" w:value="ЛО ТЗ / ЛО ДТм: Срабатывание на сигнал"/>
+                  <w:listItem w:displayText="ЛО ТЗ / ЛО ДТм: Функция введена в работу" w:value="ЛО ТЗ / ЛО ДТм: Функция введена в работу"/>
+                  <w:listItem w:displayText="ЛО ТЗ / ЛО ДТм: Функция оперативно выведена из работы" w:value="ЛО ТЗ / ЛО ДТм: Функция оперативно выведена из работы"/>
+                  <w:listItem w:displayText="ЛО ТЗ / ЛО ДТо: Срабатывание" w:value="ЛО ТЗ / ЛО ДТо: Срабатывание"/>
+                  <w:listItem w:displayText="ЛО ТЗ / ЛО ДТо: Срабатывание датчика температуры обмотки заблокировано" w:value="ЛО ТЗ / ЛО ДТо: Срабатывание датчика температуры обмотки заблокировано"/>
+                  <w:listItem w:displayText="ЛО ТЗ / ЛО ДТо: Срабатывание на сигнал" w:value="ЛО ТЗ / ЛО ДТо: Срабатывание на сигнал"/>
+                  <w:listItem w:displayText="ЛО ТЗ / ЛО ДТо: Функция введена в работу" w:value="ЛО ТЗ / ЛО ДТо: Функция введена в работу"/>
+                  <w:listItem w:displayText="ЛО ТЗ / ЛО ДТо: Функция оперативно выведена из работы" w:value="ЛО ТЗ / ЛО ДТо: Функция оперативно выведена из работы"/>
+                  <w:listItem w:displayText="ЛО ТЗ / ЛО РД: Срабатывание" w:value="ЛО ТЗ / ЛО РД: Срабатывание"/>
+                  <w:listItem w:displayText="ЛО ТЗ / ЛО РД: Срабатывание на сигнал" w:value="ЛО ТЗ / ЛО РД: Срабатывание на сигнал"/>
+                  <w:listItem w:displayText="ЛО ТЗ / ЛО РД: Срабатывание реле давления заблокировано" w:value="ЛО ТЗ / ЛО РД: Срабатывание реле давления заблокировано"/>
+                  <w:listItem w:displayText="ЛО ТЗ / ЛО РД: Функция введена в работу" w:value="ЛО ТЗ / ЛО РД: Функция введена в работу"/>
+                  <w:listItem w:displayText="ЛО ТЗ / ЛО РД: Функция оперативно выведена из работы" w:value="ЛО ТЗ / ЛО РД: Функция оперативно выведена из работы"/>
+                  <w:listItem w:displayText="ЛО ТС / ЛО ДУм расширителя: Срабатывание" w:value="ЛО ТС / ЛО ДУм расширителя: Срабатывание"/>
+                  <w:listItem w:displayText="ЛО ТС / ЛО ДУм расширителя: Срабатывание на сигнал" w:value="ЛО ТС / ЛО ДУм расширителя: Срабатывание на сигнал"/>
+                  <w:listItem w:displayText="ЛО ТС / ЛО ДУм расширителя: Функция введена в работу" w:value="ЛО ТС / ЛО ДУм расширителя: Функция введена в работу"/>
+                  <w:listItem w:displayText="ЛО ТС / ЛО ДУм расширителя: Функция оперативно выведена из работы" w:value="ЛО ТС / ЛО ДУм расширителя: Функция оперативно выведена из работы"/>
+                  <w:listItem w:displayText="ЛО ТС / ЛО ОК: Срабатывание" w:value="ЛО ТС / ЛО ОК: Срабатывание"/>
+                  <w:listItem w:displayText="ЛО ТС / ЛО ОК: Срабатывание на сигнал" w:value="ЛО ТС / ЛО ОК: Срабатывание на сигнал"/>
+                  <w:listItem w:displayText="ЛО ТС / ЛО ОК: Функция введена в работу" w:value="ЛО ТС / ЛО ОК: Функция введена в работу"/>
+                  <w:listItem w:displayText="ЛО ТС / ЛО ОК: Функция оперативно выведена из работы" w:value="ЛО ТС / ЛО ОК: Функция оперативно выведена из работы"/>
+                  <w:listItem w:displayText="ЛО ТС / ЛО ПК: Срабатывание" w:value="ЛО ТС / ЛО ПК: Срабатывание"/>
+                  <w:listItem w:displayText="ЛО ТС / ЛО ПК: Срабатывание на сигнал" w:value="ЛО ТС / ЛО ПК: Срабатывание на сигнал"/>
+                  <w:listItem w:displayText="ЛО ТС / ЛО ПК: Функция введена в работу" w:value="ЛО ТС / ЛО ПК: Функция введена в работу"/>
+                  <w:listItem w:displayText="ЛО ТС / ЛО ПК: Функция оперативно выведена из работы" w:value="ЛО ТС / ЛО ПК: Функция оперативно выведена из работы"/>
+                  <w:listItem w:displayText="ПДС / ГЗ РПН: Низкая изоляция" w:value="ПДС / ГЗ РПН: Низкая изоляция"/>
+                  <w:listItem w:displayText="ПДС / ГЗ РПН: Отключение" w:value="ПДС / ГЗ РПН: Отключение"/>
+                  <w:listItem w:displayText="ПДС / ГЗ Т: Низкая изоляция ГЗоткл" w:value="ПДС / ГЗ Т: Низкая изоляция ГЗоткл"/>
+                  <w:listItem w:displayText="ПДС / ГЗ Т: Низкая изоляция ГЗсигн" w:value="ПДС / ГЗ Т: Низкая изоляция ГЗсигн"/>
+                  <w:listItem w:displayText="ПДС / ГЗ Т: Отключение" w:value="ПДС / ГЗ Т: Отключение"/>
+                  <w:listItem w:displayText="ПДС / ГЗ Т: Сигнал" w:value="ПДС / ГЗ Т: Сигнал"/>
+                  <w:listItem w:displayText="ПДС / ДТм: Низкая изоляция" w:value="ПДС / ДТм: Низкая изоляция"/>
+                  <w:listItem w:displayText="ПДС / ДТм: Отключение" w:value="ПДС / ДТм: Отключение"/>
+                  <w:listItem w:displayText="ПДС / ДТм: Сигнал" w:value="ПДС / ДТм: Сигнал"/>
+                  <w:listItem w:displayText="ПДС / ДТм_РПН: Срабатывание" w:value="ПДС / ДТм_РПН: Срабатывание"/>
+                  <w:listItem w:displayText="ПДС / ДТо: Низкая изоляция" w:value="ПДС / ДТо: Низкая изоляция"/>
+                  <w:listItem w:displayText="ПДС / ДТо: Отключение" w:value="ПДС / ДТо: Отключение"/>
+                  <w:listItem w:displayText="ПДС / ДТо: Сигнал" w:value="ПДС / ДТо: Сигнал"/>
+                  <w:listItem w:displayText="ПДС / ДУм РПН: Высокий уровень масла" w:value="ПДС / ДУм РПН: Высокий уровень масла"/>
+                  <w:listItem w:displayText="ПДС / ДУм РПН: Низкий уровень масла" w:value="ПДС / ДУм РПН: Низкий уровень масла"/>
+                  <w:listItem w:displayText="ПДС / ДУм расширителя: Высокий уровень масла" w:value="ПДС / ДУм расширителя: Высокий уровень масла"/>
+                  <w:listItem w:displayText="ПДС / ДУм расширителя: Низкий уровень масла" w:value="ПДС / ДУм расширителя: Низкий уровень масла"/>
+                  <w:listItem w:displayText="ПДС / КСО: Авария" w:value="ПДС / КСО: Авария"/>
+                  <w:listItem w:displayText="ПДС / КСО: Неисправность" w:value="ПДС / КСО: Неисправность"/>
+                  <w:listItem w:displayText="ПДС / ОК: Срабатывание" w:value="ПДС / ОК: Срабатывание"/>
+                  <w:listItem w:displayText="ПДС / ПДС: Функция введена в работу" w:value="ПДС / ПДС: Функция введена в работу"/>
+                  <w:listItem w:displayText="ПДС / ПДС: Функция оперативно выведена из работы" w:value="ПДС / ПДС: Функция оперативно выведена из работы"/>
+                  <w:listItem w:displayText="ПДС / ПК: Срабатывание" w:value="ПДС / ПК: Срабатывание"/>
+                  <w:listItem w:displayText="ПДС / РД: Низкая изоляция" w:value="ПДС / РД: Низкая изоляция"/>
+                  <w:listItem w:displayText="ПДС / РД: Отключение" w:value="ПДС / РД: Отключение"/>
+                  <w:listItem w:displayText="ПДС НКУ / SA1: Цепь управления введена" w:value="ПДС НКУ / SA1: Цепь управления введена"/>
+                  <w:listItem w:displayText="ПДС НКУ / SA2: Цепь управления введена" w:value="ПДС НКУ / SA2: Цепь управления введена"/>
+                  <w:listItem w:displayText="ПДС НКУ / SA3: Цепь управления введена" w:value="ПДС НКУ / SA3: Цепь управления введена"/>
+                  <w:listItem w:displayText="ПДС НКУ / SA4: Цепь управления введена" w:value="ПДС НКУ / SA4: Цепь управления введена"/>
+                  <w:listItem w:displayText="ПДС НКУ / SG1: Рабочее положение испытательного блока" w:value="ПДС НКУ / SG1: Рабочее положение испытательного блока"/>
+                  <w:listItem w:displayText="ПДС НКУ / SG2: Рабочее положение испытательного блока" w:value="ПДС НКУ / SG2: Рабочее положение испытательного блока"/>
+                  <w:listItem w:displayText="ПДС НКУ / SG3: Рабочее положение испытательного блока" w:value="ПДС НКУ / SG3: Рабочее положение испытательного блока"/>
+                  <w:listItem w:displayText="ПДС НКУ / Дверь: Дверь шкафа закрыта" w:value="ПДС НКУ / Дверь: Дверь шкафа закрыта"/>
+                  <w:listItem w:displayText="ПДС НКУ / Дверь: Дверь шкафа открыта" w:value="ПДС НКУ / Дверь: Дверь шкафа открыта"/>
+                  <w:listItem w:displayText="ПДС НКУ / ОТ ГЗ: Неисправность оперативного тока цепей ГЗ" w:value="ПДС НКУ / ОТ ГЗ: Неисправность оперативного тока цепей ГЗ"/>
+                  <w:listItem w:displayText="ПДС НКУ / ОТ ЗДЗ1: Неисправность оперативного тока цепей ЗДЗ НН1" w:value="ПДС НКУ / ОТ ЗДЗ1: Неисправность оперативного тока цепей ЗДЗ НН1"/>
+                  <w:listItem w:displayText="ПДС НКУ / ОТ ЗДЗ2: Неисправность оперативного тока цепей ЗДЗ НН2" w:value="ПДС НКУ / ОТ ЗДЗ2: Неисправность оперативного тока цепей ЗДЗ НН2"/>
+                  <w:listItem w:displayText="ПДС НКУ / ОТ ТЗ, ТС: Неисправность оперативного тока цепей ТЗ, ТС" w:value="ПДС НКУ / ОТ ТЗ, ТС: Неисправность оперативного тока цепей ТЗ, ТС"/>
+                  <w:listItem w:displayText="ПДС НКУ / ОТ УРОВ1: Неисправность оперативного тока цепей УРОВ НН1" w:value="ПДС НКУ / ОТ УРОВ1: Неисправность оперативного тока цепей УРОВ НН1"/>
+                  <w:listItem w:displayText="ПДС НКУ / ОТ УРОВ2: Неисправность оперативного тока цепей УРОВ НН2" w:value="ПДС НКУ / ОТ УРОВ2: Неисправность оперативного тока цепей УРОВ НН2"/>
+                  <w:listItem w:displayText="ПДС НКУ / ПДС НКУ: Функция введена в работу" w:value="ПДС НКУ / ПДС НКУ: Функция введена в работу"/>
+                  <w:listItem w:displayText="ПДС НКУ / ПДС НКУ: Функция оперативно выведена из работы" w:value="ПДС НКУ / ПДС НКУ: Функция оперативно выведена из работы"/>
+                  <w:listItem w:displayText="ПС / ПС: Пуск" w:value="ПС / ПС: Пуск"/>
+                  <w:listItem w:displayText="ПС / ПС: Пуск (импульс)" w:value="ПС / ПС: Пуск (импульс)"/>
+                  <w:listItem w:displayText="РТПО / РТПО ВН: Пуск" w:value="РТПО / РТПО ВН: Пуск"/>
+                  <w:listItem w:displayText="РТПО / РТПО ВН: Пуск ИО тока" w:value="РТПО / РТПО ВН: Пуск ИО тока"/>
+                  <w:listItem w:displayText="РТПО / РТПО ВН: Функция введена в работу" w:value="РТПО / РТПО ВН: Функция введена в работу"/>
+                  <w:listItem w:displayText="РТПО / РТПО ВН: Функция оперативно выведена из работы" w:value="РТПО / РТПО ВН: Функция оперативно выведена из работы"/>
+                  <w:listItem w:displayText="РТПО / РТПО НН (НН2): Пуск" w:value="РТПО / РТПО НН (НН2): Пуск"/>
+                  <w:listItem w:displayText="РТПО / РТПО НН (НН2): Пуск ИО тока" w:value="РТПО / РТПО НН (НН2): Пуск ИО тока"/>
+                  <w:listItem w:displayText="РТПО / РТПО НН (НН2): Функция введена в работу" w:value="РТПО / РТПО НН (НН2): Функция введена в работу"/>
+                  <w:listItem w:displayText="РТПО / РТПО НН (НН2): Функция оперативно выведена из работы" w:value="РТПО / РТПО НН (НН2): Функция оперативно выведена из работы"/>
+                  <w:listItem w:displayText="РТПО / РТПО СН (НН1): Пуск" w:value="РТПО / РТПО СН (НН1): Пуск"/>
+                  <w:listItem w:displayText="РТПО / РТПО СН (НН1): Пуск ИО тока" w:value="РТПО / РТПО СН (НН1): Пуск ИО тока"/>
+                  <w:listItem w:displayText="РТПО / РТПО СН (НН1): Функция введена в работу" w:value="РТПО / РТПО СН (НН1): Функция введена в работу"/>
+                  <w:listItem w:displayText="РТПО / РТПО СН (НН1): Функция оперативно выведена из работы" w:value="РТПО / РТПО СН (НН1): Функция оперативно выведена из работы"/>
+                  <w:listItem w:displayText="РТПО / РТПО_общ: Пуск" w:value="РТПО / РТПО_общ: Пуск"/>
+                  <w:listItem w:displayText="РТПО / РТПО_общ: Функция введена в работу" w:value="РТПО / РТПО_общ: Функция введена в работу"/>
+                  <w:listItem w:displayText="СС / СС: БИ выведены" w:value="СС / СС: БИ выведены"/>
+                  <w:listItem w:displayText="СС / СС: Внешнее отключение" w:value="СС / СС: Внешнее отключение"/>
+                  <w:listItem w:displayText="СС / СС: Выходные цепи разобраны" w:value="СС / СС: Выходные цепи разобраны"/>
+                  <w:listItem w:displayText="СС / СС: ГЗ заблокирована" w:value="СС / СС: ГЗ заблокирована"/>
+                  <w:listItem w:displayText="СС / СС: Неисправность ОТ цепей ГЗ" w:value="СС / СС: Неисправность ОТ цепей ГЗ"/>
+                  <w:listItem w:displayText="СС / СС: Неисправность ОТ цепей ТЗ, ТС" w:value="СС / СС: Неисправность ОТ цепей ТЗ, ТС"/>
+                  <w:listItem w:displayText="СС / СС: Низкая изоляция ГЗ" w:value="СС / СС: Низкая изоляция ГЗ"/>
+                  <w:listItem w:displayText="СС / СС: Низкая изоляция ТЗ" w:value="СС / СС: Низкая изоляция ТЗ"/>
+                  <w:listItem w:displayText="СС / СС: Общий внешний сигнал" w:value="СС / СС: Общий внешний сигнал"/>
+                  <w:listItem w:displayText="СС / СС: Сигнализация от ГЗ" w:value="СС / СС: Сигнализация от ГЗ"/>
+                  <w:listItem w:displayText="СС / СС: Сигнализация от ТЗ" w:value="СС / СС: Сигнализация от ТЗ"/>
+                  <w:listItem w:displayText="СС / СС: Сигнализация от ТС" w:value="СС / СС: Сигнализация от ТС"/>
+                  <w:listItem w:displayText="СС / СС: Сигнализация цепей опер.тока" w:value="СС / СС: Сигнализация цепей опер.тока"/>
+                  <w:listItem w:displayText="СС / СС: Сигнализация цепей опер.тока НН" w:value="СС / СС: Сигнализация цепей опер.тока НН"/>
+                  <w:listItem w:displayText="СС / СС: ТЗ заблокирована" w:value="СС / СС: ТЗ заблокирована"/>
+                  <w:listItem w:displayText="ТК ЗДЗ / ТК ЗДЗ: Пуск" w:value="ТК ЗДЗ / ТК ЗДЗ: Пуск"/>
+                  <w:listItem w:displayText="ТК ЗДЗ / ТК ЗДЗ: Пуск ИО тока" w:value="ТК ЗДЗ / ТК ЗДЗ: Пуск ИО тока"/>
+                  <w:listItem w:displayText="ТК ЗДЗ / ТК ЗДЗ: Функция введена в работу" w:value="ТК ЗДЗ / ТК ЗДЗ: Функция введена в работу"/>
+                  <w:listItem w:displayText="ТК ЗДЗ / ТК ЗДЗ: Функция оперативно выведена из работы" w:value="ТК ЗДЗ / ТК ЗДЗ: Функция оперативно выведена из работы"/>
+                  <w:listItem w:displayText="ТО ЗПО / ТО ЗПО ВН: Пуск" w:value="ТО ЗПО / ТО ЗПО ВН: Пуск"/>
+                  <w:listItem w:displayText="ТО ЗПО / ТО ЗПО ВН: Пуск ИО тока" w:value="ТО ЗПО / ТО ЗПО ВН: Пуск ИО тока"/>
+                  <w:listItem w:displayText="ТО ЗПО / ТО ЗПО ВН: Функция введена в работу" w:value="ТО ЗПО / ТО ЗПО ВН: Функция введена в работу"/>
+                  <w:listItem w:displayText="ТО ЗПО / ТО ЗПО ВН: Функция оперативно выведена из работы" w:value="ТО ЗПО / ТО ЗПО ВН: Функция оперативно выведена из работы"/>
+                  <w:listItem w:displayText="ТО ЗПО / ТО ЗПО НН (НН2): Пуск" w:value="ТО ЗПО / ТО ЗПО НН (НН2): Пуск"/>
+                  <w:listItem w:displayText="ТО ЗПО / ТО ЗПО НН (НН2): Пуск ИО тока" w:value="ТО ЗПО / ТО ЗПО НН (НН2): Пуск ИО тока"/>
+                  <w:listItem w:displayText="ТО ЗПО / ТО ЗПО НН (НН2): Функция введена в работу" w:value="ТО ЗПО / ТО ЗПО НН (НН2): Функция введена в работу"/>
+                  <w:listItem w:displayText="ТО ЗПО / ТО ЗПО НН (НН2): Функция оперативно выведена из работы" w:value="ТО ЗПО / ТО ЗПО НН (НН2): Функция оперативно выведена из работы"/>
+                  <w:listItem w:displayText="ТО ЗПО / ТО ЗПО СН (НН1): Пуск" w:value="ТО ЗПО / ТО ЗПО СН (НН1): Пуск"/>
+                  <w:listItem w:displayText="ТО ЗПО / ТО ЗПО СН (НН1): Пуск ИО тока" w:value="ТО ЗПО / ТО ЗПО СН (НН1): Пуск ИО тока"/>
+                  <w:listItem w:displayText="ТО ЗПО / ТО ЗПО СН (НН1): Функция введена в работу" w:value="ТО ЗПО / ТО ЗПО СН (НН1): Функция введена в работу"/>
+                  <w:listItem w:displayText="ТО ЗПО / ТО ЗПО СН (НН1): Функция оперативно выведена из работы" w:value="ТО ЗПО / ТО ЗПО СН (НН1): Функция оперативно выведена из работы"/>
+                  <w:listItem w:displayText="ТО ЗПО / ТО ЗПО_общ: Пуск" w:value="ТО ЗПО / ТО ЗПО_общ: Пуск"/>
+                  <w:listItem w:displayText="ТО ЗПО / ТО ЗПО_общ: Функция введена в работу" w:value="ТО ЗПО / ТО ЗПО_общ: Функция введена в работу"/>
+                  <w:listItem w:displayText="ТО РПН / ТО РПН: Пуск" w:value="ТО РПН / ТО РПН: Пуск"/>
+                  <w:listItem w:displayText="ТО РПН / ТО РПН: Пуск ИО тока" w:value="ТО РПН / ТО РПН: Пуск ИО тока"/>
+                  <w:listItem w:displayText="ТО РПН / ТО РПН: Функция введена в работу" w:value="ТО РПН / ТО РПН: Функция введена в работу"/>
+                  <w:listItem w:displayText="ТО РПН / ТО РПН: Функция оперативно выведена из работы" w:value="ТО РПН / ТО РПН: Функция оперативно выведена из работы"/>
+                  <w:listItem w:displayText="УРОВ ВН / УРОВ: Пуск" w:value="УРОВ ВН / УРОВ: Пуск"/>
+                  <w:listItem w:displayText="УРОВ ВН / УРОВ: Пуск ИО максимального тока" w:value="УРОВ ВН / УРОВ: Пуск ИО максимального тока"/>
+                  <w:listItem w:displayText="УРОВ ВН / УРОВ: Срабатывание" w:value="УРОВ ВН / УРОВ: Срабатывание"/>
+                  <w:listItem w:displayText="УРОВ ВН / УРОВ: Срабатывание «на себя»" w:value="УРОВ ВН / УРОВ: Срабатывание «на себя»"/>
+                  <w:listItem w:displayText="УРОВ ВН / УРОВ: Функция введена в работу" w:value="УРОВ ВН / УРОВ: Функция введена в работу"/>
+                  <w:listItem w:displayText="УРОВ ВН / УРОВ: Функция оперативно выведена из работы" w:value="УРОВ ВН / УРОВ: Функция оперативно выведена из работы"/>
                   <w:listItem w:displayText=" " w:value="SPACER" w:disabled="true"/>
                   <w:listItem w:displayText="────── Сигналы от блоков ──────" w:value="CONTROLS_HEADER" w:disabled="true"/>
                   <w:listItem w:displayText="Слот М1. Блок питания (Р02с): Крит. неисправность 12 В" w:value="Слот М1. Блок питания (Р02с): Крит. неисправность 12 В"/>
@@ -4029,105 +5989,161 @@
                   <w:listItem w:displayText="Слот М3. Блок выходных реле (К002): Статус" w:value="Слот М3. Блок выходных реле (К002): Статус"/>
                   <w:listItem w:displayText="Слот М3. Блок выходных реле (К002): Статус" w:value="Слот М3. Блок выходных реле (К002): Статус"/>
                   <w:listItem w:displayText="Слот М3. Блок выходных реле (К002): Статус" w:value="Слот М3. Блок выходных реле (К002): Статус"/>
-                  <w:listItem w:displayText="Слот М4. Блок выходных реле (К001): Отказ блока" w:value="Слот М4. Блок выходных реле (К001): Отказ блока"/>
-                  <w:listItem w:displayText="Слот М4. Блок выходных реле (К001): Блок не определен" w:value="Слот М4. Блок выходных реле (К001): Блок не определен"/>
-                  <w:listItem w:displayText="Слот М4. Блок выходных реле (К001): Статус" w:value="Слот М4. Блок выходных реле (К001): Статус"/>
-                  <w:listItem w:displayText="Слот М4. Блок выходных реле (К001): Статус" w:value="Слот М4. Блок выходных реле (К001): Статус"/>
-                  <w:listItem w:displayText="Слот М4. Блок выходных реле (К001): Статус" w:value="Слот М4. Блок выходных реле (К001): Статус"/>
-                  <w:listItem w:displayText="Слот М4. Блок выходных реле (К001): Статус" w:value="Слот М4. Блок выходных реле (К001): Статус"/>
-                  <w:listItem w:displayText="Слот М4. Блок выходных реле (К001): Статус" w:value="Слот М4. Блок выходных реле (К001): Статус"/>
-                  <w:listItem w:displayText="Слот М4. Блок выходных реле (К001): Статус" w:value="Слот М4. Блок выходных реле (К001): Статус"/>
-                  <w:listItem w:displayText="Слот М4. Блок выходных реле (К001): Статус" w:value="Слот М4. Блок выходных реле (К001): Статус"/>
-                  <w:listItem w:displayText="Слот М4. Блок выходных реле (К001): Статус" w:value="Слот М4. Блок выходных реле (К001): Статус"/>
-                  <w:listItem w:displayText="Слот М5. Блок дискретных входов (В021): Отказ блока" w:value="Слот М5. Блок дискретных входов (В021): Отказ блока"/>
-                  <w:listItem w:displayText="Слот М5. Блок дискретных входов (В021): Блок не определен" w:value="Слот М5. Блок дискретных входов (В021): Блок не определен"/>
-                  <w:listItem w:displayText="Слот М5. Блок дискретных входов (В021): Статус" w:value="Слот М5. Блок дискретных входов (В021): Статус"/>
-                  <w:listItem w:displayText="Слот М5. Блок дискретных входов (В021): Статус" w:value="Слот М5. Блок дискретных входов (В021): Статус"/>
-                  <w:listItem w:displayText="Слот М5. Блок дискретных входов (В021): Статус" w:value="Слот М5. Блок дискретных входов (В021): Статус"/>
-                  <w:listItem w:displayText="Слот М5. Блок дискретных входов (В021): Статус" w:value="Слот М5. Блок дискретных входов (В021): Статус"/>
-                  <w:listItem w:displayText="Слот М5. Блок дискретных входов (В021): Статус" w:value="Слот М5. Блок дискретных входов (В021): Статус"/>
-                  <w:listItem w:displayText="Слот М5. Блок дискретных входов (В021): Статус" w:value="Слот М5. Блок дискретных входов (В021): Статус"/>
-                  <w:listItem w:displayText="Слот М5. Блок дискретных входов (В021): Статус" w:value="Слот М5. Блок дискретных входов (В021): Статус"/>
-                  <w:listItem w:displayText="Слот М5. Блок дискретных входов (В021): Статус" w:value="Слот М5. Блок дискретных входов (В021): Статус"/>
-                  <w:listItem w:displayText="Слот М5. Блок дискретных входов (В021): Статус" w:value="Слот М5. Блок дискретных входов (В021): Статус"/>
-                  <w:listItem w:displayText="Слот М5. Блок дискретных входов (В021): Статус" w:value="Слот М5. Блок дискретных входов (В021): Статус"/>
-                  <w:listItem w:displayText="Слот М5. Блок дискретных входов (В021): Статус" w:value="Слот М5. Блок дискретных входов (В021): Статус"/>
-                  <w:listItem w:displayText="Слот М5. Блок дискретных входов (В021): Статус" w:value="Слот М5. Блок дискретных входов (В021): Статус"/>
-                  <w:listItem w:displayText="Слот М5. Блок дискретных входов (В021): Статус" w:value="Слот М5. Блок дискретных входов (В021): Статус"/>
-                  <w:listItem w:displayText="Слот М5. Блок дискретных входов (В021): Статус" w:value="Слот М5. Блок дискретных входов (В021): Статус"/>
-                  <w:listItem w:displayText="Слот М6. Блок дискретных входов (В021): Отказ блока" w:value="Слот М6. Блок дискретных входов (В021): Отказ блока"/>
-                  <w:listItem w:displayText="Слот М6. Блок дискретных входов (В021): Блок не определен" w:value="Слот М6. Блок дискретных входов (В021): Блок не определен"/>
-                  <w:listItem w:displayText="Слот М6. Блок дискретных входов (В021): Статус" w:value="Слот М6. Блок дискретных входов (В021): Статус"/>
-                  <w:listItem w:displayText="Слот М6. Блок дискретных входов (В021): Статус" w:value="Слот М6. Блок дискретных входов (В021): Статус"/>
-                  <w:listItem w:displayText="Слот М6. Блок дискретных входов (В021): Статус" w:value="Слот М6. Блок дискретных входов (В021): Статус"/>
-                  <w:listItem w:displayText="Слот М6. Блок дискретных входов (В021): Статус" w:value="Слот М6. Блок дискретных входов (В021): Статус"/>
-                  <w:listItem w:displayText="Слот М6. Блок дискретных входов (В021): Статус" w:value="Слот М6. Блок дискретных входов (В021): Статус"/>
-                  <w:listItem w:displayText="Слот М6. Блок дискретных входов (В021): Статус" w:value="Слот М6. Блок дискретных входов (В021): Статус"/>
-                  <w:listItem w:displayText="Слот М6. Блок дискретных входов (В021): Статус" w:value="Слот М6. Блок дискретных входов (В021): Статус"/>
-                  <w:listItem w:displayText="Слот М6. Блок дискретных входов (В021): Статус" w:value="Слот М6. Блок дискретных входов (В021): Статус"/>
-                  <w:listItem w:displayText="Слот М6. Блок дискретных входов (В021): Статус" w:value="Слот М6. Блок дискретных входов (В021): Статус"/>
-                  <w:listItem w:displayText="Слот М6. Блок дискретных входов (В021): Статус" w:value="Слот М6. Блок дискретных входов (В021): Статус"/>
-                  <w:listItem w:displayText="Слот М6. Блок дискретных входов (В021): Статус" w:value="Слот М6. Блок дискретных входов (В021): Статус"/>
-                  <w:listItem w:displayText="Слот М6. Блок дискретных входов (В021): Статус" w:value="Слот М6. Блок дискретных входов (В021): Статус"/>
-                  <w:listItem w:displayText="Слот М6. Блок дискретных входов (В021): Статус" w:value="Слот М6. Блок дискретных входов (В021): Статус"/>
-                  <w:listItem w:displayText="Слот М6. Блок дискретных входов (В021): Статус" w:value="Слот М6. Блок дискретных входов (В021): Статус"/>
-                  <w:listItem w:displayText="Слот М7. Блок сопряжения (А004): Отказ блока" w:value="Слот М7. Блок сопряжения (А004): Отказ блока"/>
-                  <w:listItem w:displayText="Слот М7. Блок сопряжения (А004): Блок не определен" w:value="Слот М7. Блок сопряжения (А004): Блок не определен"/>
-                  <w:listItem w:displayText="Слот М7. Блок сопряжения (А004): Неисправность АЦП" w:value="Слот М7. Блок сопряжения (А004): Неисправность АЦП"/>
-                  <w:listItem w:displayText="Слот М7. Блок сопряжения (А004): Обрыв цепей ТН" w:value="Слот М7. Блок сопряжения (А004): Обрыв цепей ТН"/>
-                  <w:listItem w:displayText="Слот М7. Блок сопряжения (А004): Несимметрия измерений" w:value="Слот М7. Блок сопряжения (А004): Несимметрия измерений"/>
-                  <w:listItem w:displayText="Слот М7. Блок сопряжения (А004): Ошибка номинала ТТ" w:value="Слот М7. Блок сопряжения (А004): Ошибка номинала ТТ"/>
-                  <w:listItem w:displayText="Слот М8. Измерительный блок (М046): Отказ блока" w:value="Слот М8. Измерительный блок (М046): Отказ блока"/>
-                  <w:listItem w:displayText="Слот М8. Измерительный блок (М046): Блок не определен" w:value="Слот М8. Измерительный блок (М046): Блок не определен"/>
-                  <w:listItem w:displayText="Слот М8. Измерительный блок (М046): Неисправность АЦП" w:value="Слот М8. Измерительный блок (М046): Неисправность АЦП"/>
-                  <w:listItem w:displayText="Слот М8. Измерительный блок (М046): Обрыв цепей ТН" w:value="Слот М8. Измерительный блок (М046): Обрыв цепей ТН"/>
-                  <w:listItem w:displayText="Слот М8. Измерительный блок (М046): Несимметрия измерений" w:value="Слот М8. Измерительный блок (М046): Несимметрия измерений"/>
-                  <w:listItem w:displayText="Слот М8. Измерительный блок (М046): Ошибка номинала ТТ" w:value="Слот М8. Измерительный блок (М046): Ошибка номинала ТТ"/>
-                  <w:listItem w:displayText="Слот М10. Центральный процессор (С01): Отказ блока ЦП" w:value="Слот М10. Центральный процессор (С01): Отказ блока ЦП"/>
-                  <w:listItem w:displayText="Слот М10. Центральный процессор (С01): Неисправность ПЗУ ЦП" w:value="Слот М10. Центральный процессор (С01): Неисправность ПЗУ ЦП"/>
-                  <w:listItem w:displayText="Слот М10. Центральный процессор (С01): Неисправность ПЗУ MPU" w:value="Слот М10. Центральный процессор (С01): Неисправность ПЗУ MPU"/>
-                  <w:listItem w:displayText="Слот М10. Центральный процессор (С01): Неисправность ПЗУ DSP2" w:value="Слот М10. Центральный процессор (С01): Неисправность ПЗУ DSP2"/>
-                  <w:listItem w:displayText="Слот М10. Центральный процессор (С01): Неисправность flash" w:value="Слот М10. Центральный процессор (С01): Неисправность flash"/>
-                  <w:listItem w:displayText="Слот М10. Центральный процессор (С01): Неисправность ОЗУ ЦП" w:value="Слот М10. Центральный процессор (С01): Неисправность ОЗУ ЦП"/>
-                  <w:listItem w:displayText="Слот М10. Центральный процессор (С01): Неисправность ОЗУ MPU" w:value="Слот М10. Центральный процессор (С01): Неисправность ОЗУ MPU"/>
-                  <w:listItem w:displayText="Слот М10. Центральный процессор (С01): Неисправность ОЗУ DSP2" w:value="Слот М10. Центральный процессор (С01): Неисправность ОЗУ DSP2"/>
-                  <w:listItem w:displayText="Слот М10. Центральный процессор (С01): Неисправность ОЗУ IPU2" w:value="Слот М10. Центральный процессор (С01): Неисправность ОЗУ IPU2"/>
-                  <w:listItem w:displayText="Слот М10. Центральный процессор (С01): Неисправность часов ЦП" w:value="Слот М10. Центральный процессор (С01): Неисправность часов ЦП"/>
-                  <w:listItem w:displayText="Слот М10. Центральный процессор (С01): Ошибка I2C ЦП" w:value="Слот М10. Центральный процессор (С01): Ошибка I2C ЦП"/>
-                  <w:listItem w:displayText="Слот М10. Центральный процессор (С01): Ошибка КС уставок" w:value="Слот М10. Центральный процессор (С01): Ошибка КС уставок"/>
-                  <w:listItem w:displayText="Слот М10. Центральный процессор (С01): Неисправность ПО ЦП" w:value="Слот М10. Центральный процессор (С01): Неисправность ПО ЦП"/>
-                  <w:listItem w:displayText="Слот М10. Центральный процессор (С01): Несовместимая версия ПО ЦП" w:value="Слот М10. Центральный процессор (С01): Несовместимая версия ПО ЦП"/>
-                  <w:listItem w:displayText="Слот М10. Центральный процессор (С01): Неисправность SPI ЦП" w:value="Слот М10. Центральный процессор (С01): Неисправность SPI ЦП"/>
-                  <w:listItem w:displayText="Слот М10. Центральный процессор (С01): Ошибка конфигурации ЦП" w:value="Слот М10. Центральный процессор (С01): Ошибка конфигурации ЦП"/>
-                  <w:listItem w:displayText="Слот М10. Центральный процессор (С01): Неверные уставки" w:value="Слот М10. Центральный процессор (С01): Неверные уставки"/>
-                  <w:listItem w:displayText="Слот М10. Центральный процессор (С01): Неисправность IPC" w:value="Слот М10. Центральный процессор (С01): Неисправность IPC"/>
-                  <w:listItem w:displayText="Слот М10. Центральный процессор (С01): Неисправность IPC для MPU-DSP1" w:value="Слот М10. Центральный процессор (С01): Неисправность IPC для MPU-DSP1"/>
-                  <w:listItem w:displayText="Слот М10. Центральный процессор (С01): Неисправность IPC для DSP1-IPU1" w:value="Слот М10. Центральный процессор (С01): Неисправность IPC для DSP1-IPU1"/>
-                  <w:listItem w:displayText="Слот М10. Центральный процессор (С01): Неисправность IPC для MPU-IPU1" w:value="Слот М10. Центральный процессор (С01): Неисправность IPC для MPU-IPU1"/>
-                  <w:listItem w:displayText="Слот М10. Центральный процессор (С01): RED12.Неисправность" w:value="Слот М10. Центральный процессор (С01): RED12.Неисправность"/>
-                  <w:listItem w:displayText="Слот М10. Центральный процессор (С01): RED34.Неисправность" w:value="Слот М10. Центральный процессор (С01): RED34.Неисправность"/>
-                  <w:listItem w:displayText="Слот М10. Центральный процессор (С01): X1.Неисправность" w:value="Слот М10. Центральный процессор (С01): X1.Неисправность"/>
-                  <w:listItem w:displayText="Слот М10. Центральный процессор (С01): X1.Переп.вых.буфер" w:value="Слот М10. Центральный процессор (С01): X1.Переп.вых.буфер"/>
-                  <w:listItem w:displayText="Слот М10. Центральный процессор (С01): X1.Переп.вх.буфер" w:value="Слот М10. Центральный процессор (С01): X1.Переп.вх.буфер"/>
-                  <w:listItem w:displayText="Слот М10. Центральный процессор (С01): X2.Неисправность" w:value="Слот М10. Центральный процессор (С01): X2.Неисправность"/>
-                  <w:listItem w:displayText="Слот М10. Центральный процессор (С01): X2.Переп.вых.буфер" w:value="Слот М10. Центральный процессор (С01): X2.Переп.вых.буфер"/>
-                  <w:listItem w:displayText="Слот М10. Центральный процессор (С01): X2.Переп.вх.буфер" w:value="Слот М10. Центральный процессор (С01): X2.Переп.вх.буфер"/>
-                  <w:listItem w:displayText="Слот М10. Центральный процессор (С01): X3.Неисправность" w:value="Слот М10. Центральный процессор (С01): X3.Неисправность"/>
-                  <w:listItem w:displayText="Слот М10. Центральный процессор (С01): X3.Переп.вых.буфер" w:value="Слот М10. Центральный процессор (С01): X3.Переп.вых.буфер"/>
-                  <w:listItem w:displayText="Слот М10. Центральный процессор (С01): X3.Переп.вх.буфер" w:value="Слот М10. Центральный процессор (С01): X3.Переп.вх.буфер"/>
-                  <w:listItem w:displayText="Слот М10. Центральный процессор (С01): X4.Неисправность" w:value="Слот М10. Центральный процессор (С01): X4.Неисправность"/>
-                  <w:listItem w:displayText="Слот М10. Центральный процессор (С01): X4.Переп.вых.буфер" w:value="Слот М10. Центральный процессор (С01): X4.Переп.вых.буфер"/>
-                  <w:listItem w:displayText="Слот М10. Центральный процессор (С01): X4.Переп.вх.буфер" w:value="Слот М10. Центральный процессор (С01): X4.Переп.вх.буфер"/>
-                  <w:listItem w:displayText="Слот М10. Центральный процессор (С01): Температура ЦП &lt;&lt;" w:value="Слот М10. Центральный процессор (С01): Температура ЦП &lt;&lt;"/>
-                  <w:listItem w:displayText="Слот М10. Центральный процессор (С01): Температура ЦП &gt;&gt;" w:value="Слот М10. Центральный процессор (С01): Температура ЦП &gt;&gt;"/>
-                  <w:listItem w:displayText="Слот М10. Центральный процессор (С01): Температура ЦП &gt;" w:value="Слот М10. Центральный процессор (С01): Температура ЦП &gt;"/>
-                  <w:listItem w:displayText="Слот М10. Центральный процессор (С01): Температура ЦП &lt;" w:value="Слот М10. Центральный процессор (С01): Температура ЦП &lt;"/>
-                  <w:listItem w:displayText="Слот М10. Центральный процессор (С01): Сброс часов" w:value="Слот М10. Центральный процессор (С01): Сброс часов"/>
-                  <w:listItem w:displayText="Слот М10. Центральный процессор (С01): Неисправность архивов" w:value="Слот М10. Центральный процессор (С01): Неисправность архивов"/>
-                  <w:listItem w:displayText="Слот М10. Центральный процессор (С01): Перезагрузка ПО" w:value="Слот М10. Центральный процессор (С01): Перезагрузка ПО"/>
-                  <w:listItem w:displayText="Слот М10. Центральный процессор (С01): Перезапуск по питанию" w:value="Слот М10. Центральный процессор (С01): Перезапуск по питанию"/>
-                  <w:listItem w:displayText="Слот М10. Центральный процессор (С01): Перезапуск по ошибкам ПО" w:value="Слот М10. Центральный процессор (С01): Перезапуск по ошибкам ПО"/>
-                  <w:listItem w:displayText="Слот М10. Центральный процессор (С01): Изменение уставок" w:value="Слот М10. Центральный процессор (С01): Изменение уставок"/>
+                  <w:listItem w:displayText="Слот М4. Блок выходных реле (К002): Отказ блока" w:value="Слот М4. Блок выходных реле (К002): Отказ блока"/>
+                  <w:listItem w:displayText="Слот М4. Блок выходных реле (К002): Блок не определен" w:value="Слот М4. Блок выходных реле (К002): Блок не определен"/>
+                  <w:listItem w:displayText="Слот М4. Блок выходных реле (К002): Статус" w:value="Слот М4. Блок выходных реле (К002): Статус"/>
+                  <w:listItem w:displayText="Слот М4. Блок выходных реле (К002): Статус" w:value="Слот М4. Блок выходных реле (К002): Статус"/>
+                  <w:listItem w:displayText="Слот М4. Блок выходных реле (К002): Статус" w:value="Слот М4. Блок выходных реле (К002): Статус"/>
+                  <w:listItem w:displayText="Слот М4. Блок выходных реле (К002): Статус" w:value="Слот М4. Блок выходных реле (К002): Статус"/>
+                  <w:listItem w:displayText="Слот М4. Блок выходных реле (К002): Статус" w:value="Слот М4. Блок выходных реле (К002): Статус"/>
+                  <w:listItem w:displayText="Слот М4. Блок выходных реле (К002): Статус" w:value="Слот М4. Блок выходных реле (К002): Статус"/>
+                  <w:listItem w:displayText="Слот М4. Блок выходных реле (К002): Статус" w:value="Слот М4. Блок выходных реле (К002): Статус"/>
+                  <w:listItem w:displayText="Слот М4. Блок выходных реле (К002): Статус" w:value="Слот М4. Блок выходных реле (К002): Статус"/>
+                  <w:listItem w:displayText="Слот М5. Блок выходных реле (К002): Отказ блока" w:value="Слот М5. Блок выходных реле (К002): Отказ блока"/>
+                  <w:listItem w:displayText="Слот М5. Блок выходных реле (К002): Блок не определен" w:value="Слот М5. Блок выходных реле (К002): Блок не определен"/>
+                  <w:listItem w:displayText="Слот М5. Блок выходных реле (К002): Статус" w:value="Слот М5. Блок выходных реле (К002): Статус"/>
+                  <w:listItem w:displayText="Слот М5. Блок выходных реле (К002): Статус" w:value="Слот М5. Блок выходных реле (К002): Статус"/>
+                  <w:listItem w:displayText="Слот М5. Блок выходных реле (К002): Статус" w:value="Слот М5. Блок выходных реле (К002): Статус"/>
+                  <w:listItem w:displayText="Слот М5. Блок выходных реле (К002): Статус" w:value="Слот М5. Блок выходных реле (К002): Статус"/>
+                  <w:listItem w:displayText="Слот М5. Блок выходных реле (К002): Статус" w:value="Слот М5. Блок выходных реле (К002): Статус"/>
+                  <w:listItem w:displayText="Слот М5. Блок выходных реле (К002): Статус" w:value="Слот М5. Блок выходных реле (К002): Статус"/>
+                  <w:listItem w:displayText="Слот М5. Блок выходных реле (К002): Статус" w:value="Слот М5. Блок выходных реле (К002): Статус"/>
+                  <w:listItem w:displayText="Слот М5. Блок выходных реле (К002): Статус" w:value="Слот М5. Блок выходных реле (К002): Статус"/>
+                  <w:listItem w:displayText="Слот М6. Блок выходных реле (К002): Отказ блока" w:value="Слот М6. Блок выходных реле (К002): Отказ блока"/>
+                  <w:listItem w:displayText="Слот М6. Блок выходных реле (К002): Блок не определен" w:value="Слот М6. Блок выходных реле (К002): Блок не определен"/>
+                  <w:listItem w:displayText="Слот М6. Блок выходных реле (К002): Статус" w:value="Слот М6. Блок выходных реле (К002): Статус"/>
+                  <w:listItem w:displayText="Слот М6. Блок выходных реле (К002): Статус" w:value="Слот М6. Блок выходных реле (К002): Статус"/>
+                  <w:listItem w:displayText="Слот М6. Блок выходных реле (К002): Статус" w:value="Слот М6. Блок выходных реле (К002): Статус"/>
+                  <w:listItem w:displayText="Слот М6. Блок выходных реле (К002): Статус" w:value="Слот М6. Блок выходных реле (К002): Статус"/>
+                  <w:listItem w:displayText="Слот М6. Блок выходных реле (К002): Статус" w:value="Слот М6. Блок выходных реле (К002): Статус"/>
+                  <w:listItem w:displayText="Слот М6. Блок выходных реле (К002): Статус" w:value="Слот М6. Блок выходных реле (К002): Статус"/>
+                  <w:listItem w:displayText="Слот М6. Блок выходных реле (К002): Статус" w:value="Слот М6. Блок выходных реле (К002): Статус"/>
+                  <w:listItem w:displayText="Слот М6. Блок выходных реле (К002): Статус" w:value="Слот М6. Блок выходных реле (К002): Статус"/>
+                  <w:listItem w:displayText="Слот М7. Блок выходных реле (К002): Отказ блока" w:value="Слот М7. Блок выходных реле (К002): Отказ блока"/>
+                  <w:listItem w:displayText="Слот М7. Блок выходных реле (К002): Блок не определен" w:value="Слот М7. Блок выходных реле (К002): Блок не определен"/>
+                  <w:listItem w:displayText="Слот М7. Блок выходных реле (К002): Статус" w:value="Слот М7. Блок выходных реле (К002): Статус"/>
+                  <w:listItem w:displayText="Слот М7. Блок выходных реле (К002): Статус" w:value="Слот М7. Блок выходных реле (К002): Статус"/>
+                  <w:listItem w:displayText="Слот М7. Блок выходных реле (К002): Статус" w:value="Слот М7. Блок выходных реле (К002): Статус"/>
+                  <w:listItem w:displayText="Слот М7. Блок выходных реле (К002): Статус" w:value="Слот М7. Блок выходных реле (К002): Статус"/>
+                  <w:listItem w:displayText="Слот М7. Блок выходных реле (К002): Статус" w:value="Слот М7. Блок выходных реле (К002): Статус"/>
+                  <w:listItem w:displayText="Слот М7. Блок выходных реле (К002): Статус" w:value="Слот М7. Блок выходных реле (К002): Статус"/>
+                  <w:listItem w:displayText="Слот М7. Блок выходных реле (К002): Статус" w:value="Слот М7. Блок выходных реле (К002): Статус"/>
+                  <w:listItem w:displayText="Слот М7. Блок выходных реле (К002): Статус" w:value="Слот М7. Блок выходных реле (К002): Статус"/>
+                  <w:listItem w:displayText="Слот М8. Блок дискретных входов (В021): Отказ блока" w:value="Слот М8. Блок дискретных входов (В021): Отказ блока"/>
+                  <w:listItem w:displayText="Слот М8. Блок дискретных входов (В021): Блок не определен" w:value="Слот М8. Блок дискретных входов (В021): Блок не определен"/>
+                  <w:listItem w:displayText="Слот М8. Блок дискретных входов (В021): Статус" w:value="Слот М8. Блок дискретных входов (В021): Статус"/>
+                  <w:listItem w:displayText="Слот М8. Блок дискретных входов (В021): Статус" w:value="Слот М8. Блок дискретных входов (В021): Статус"/>
+                  <w:listItem w:displayText="Слот М8. Блок дискретных входов (В021): Статус" w:value="Слот М8. Блок дискретных входов (В021): Статус"/>
+                  <w:listItem w:displayText="Слот М8. Блок дискретных входов (В021): Статус" w:value="Слот М8. Блок дискретных входов (В021): Статус"/>
+                  <w:listItem w:displayText="Слот М8. Блок дискретных входов (В021): Статус" w:value="Слот М8. Блок дискретных входов (В021): Статус"/>
+                  <w:listItem w:displayText="Слот М8. Блок дискретных входов (В021): Статус" w:value="Слот М8. Блок дискретных входов (В021): Статус"/>
+                  <w:listItem w:displayText="Слот М8. Блок дискретных входов (В021): Статус" w:value="Слот М8. Блок дискретных входов (В021): Статус"/>
+                  <w:listItem w:displayText="Слот М8. Блок дискретных входов (В021): Статус" w:value="Слот М8. Блок дискретных входов (В021): Статус"/>
+                  <w:listItem w:displayText="Слот М8. Блок дискретных входов (В021): Статус" w:value="Слот М8. Блок дискретных входов (В021): Статус"/>
+                  <w:listItem w:displayText="Слот М8. Блок дискретных входов (В021): Статус" w:value="Слот М8. Блок дискретных входов (В021): Статус"/>
+                  <w:listItem w:displayText="Слот М8. Блок дискретных входов (В021): Статус" w:value="Слот М8. Блок дискретных входов (В021): Статус"/>
+                  <w:listItem w:displayText="Слот М8. Блок дискретных входов (В021): Статус" w:value="Слот М8. Блок дискретных входов (В021): Статус"/>
+                  <w:listItem w:displayText="Слот М8. Блок дискретных входов (В021): Статус" w:value="Слот М8. Блок дискретных входов (В021): Статус"/>
+                  <w:listItem w:displayText="Слот М8. Блок дискретных входов (В021): Статус" w:value="Слот М8. Блок дискретных входов (В021): Статус"/>
+                  <w:listItem w:displayText="Слот М9. Блок дискретных входов (В021): Отказ блока" w:value="Слот М9. Блок дискретных входов (В021): Отказ блока"/>
+                  <w:listItem w:displayText="Слот М9. Блок дискретных входов (В021): Блок не определен" w:value="Слот М9. Блок дискретных входов (В021): Блок не определен"/>
+                  <w:listItem w:displayText="Слот М9. Блок дискретных входов (В021): Статус" w:value="Слот М9. Блок дискретных входов (В021): Статус"/>
+                  <w:listItem w:displayText="Слот М9. Блок дискретных входов (В021): Статус" w:value="Слот М9. Блок дискретных входов (В021): Статус"/>
+                  <w:listItem w:displayText="Слот М9. Блок дискретных входов (В021): Статус" w:value="Слот М9. Блок дискретных входов (В021): Статус"/>
+                  <w:listItem w:displayText="Слот М9. Блок дискретных входов (В021): Статус" w:value="Слот М9. Блок дискретных входов (В021): Статус"/>
+                  <w:listItem w:displayText="Слот М9. Блок дискретных входов (В021): Статус" w:value="Слот М9. Блок дискретных входов (В021): Статус"/>
+                  <w:listItem w:displayText="Слот М9. Блок дискретных входов (В021): Статус" w:value="Слот М9. Блок дискретных входов (В021): Статус"/>
+                  <w:listItem w:displayText="Слот М9. Блок дискретных входов (В021): Статус" w:value="Слот М9. Блок дискретных входов (В021): Статус"/>
+                  <w:listItem w:displayText="Слот М9. Блок дискретных входов (В021): Статус" w:value="Слот М9. Блок дискретных входов (В021): Статус"/>
+                  <w:listItem w:displayText="Слот М9. Блок дискретных входов (В021): Статус" w:value="Слот М9. Блок дискретных входов (В021): Статус"/>
+                  <w:listItem w:displayText="Слот М9. Блок дискретных входов (В021): Статус" w:value="Слот М9. Блок дискретных входов (В021): Статус"/>
+                  <w:listItem w:displayText="Слот М9. Блок дискретных входов (В021): Статус" w:value="Слот М9. Блок дискретных входов (В021): Статус"/>
+                  <w:listItem w:displayText="Слот М9. Блок дискретных входов (В021): Статус" w:value="Слот М9. Блок дискретных входов (В021): Статус"/>
+                  <w:listItem w:displayText="Слот М9. Блок дискретных входов (В021): Статус" w:value="Слот М9. Блок дискретных входов (В021): Статус"/>
+                  <w:listItem w:displayText="Слот М9. Блок дискретных входов (В021): Статус" w:value="Слот М9. Блок дискретных входов (В021): Статус"/>
+                  <w:listItem w:displayText="Слот М10. Блок дискретных входов (В021): Отказ блока" w:value="Слот М10. Блок дискретных входов (В021): Отказ блока"/>
+                  <w:listItem w:displayText="Слот М10. Блок дискретных входов (В021): Блок не определен" w:value="Слот М10. Блок дискретных входов (В021): Блок не определен"/>
+                  <w:listItem w:displayText="Слот М10. Блок дискретных входов (В021): Статус" w:value="Слот М10. Блок дискретных входов (В021): Статус"/>
+                  <w:listItem w:displayText="Слот М10. Блок дискретных входов (В021): Статус" w:value="Слот М10. Блок дискретных входов (В021): Статус"/>
+                  <w:listItem w:displayText="Слот М10. Блок дискретных входов (В021): Статус" w:value="Слот М10. Блок дискретных входов (В021): Статус"/>
+                  <w:listItem w:displayText="Слот М10. Блок дискретных входов (В021): Статус" w:value="Слот М10. Блок дискретных входов (В021): Статус"/>
+                  <w:listItem w:displayText="Слот М10. Блок дискретных входов (В021): Статус" w:value="Слот М10. Блок дискретных входов (В021): Статус"/>
+                  <w:listItem w:displayText="Слот М10. Блок дискретных входов (В021): Статус" w:value="Слот М10. Блок дискретных входов (В021): Статус"/>
+                  <w:listItem w:displayText="Слот М10. Блок дискретных входов (В021): Статус" w:value="Слот М10. Блок дискретных входов (В021): Статус"/>
+                  <w:listItem w:displayText="Слот М10. Блок дискретных входов (В021): Статус" w:value="Слот М10. Блок дискретных входов (В021): Статус"/>
+                  <w:listItem w:displayText="Слот М10. Блок дискретных входов (В021): Статус" w:value="Слот М10. Блок дискретных входов (В021): Статус"/>
+                  <w:listItem w:displayText="Слот М10. Блок дискретных входов (В021): Статус" w:value="Слот М10. Блок дискретных входов (В021): Статус"/>
+                  <w:listItem w:displayText="Слот М10. Блок дискретных входов (В021): Статус" w:value="Слот М10. Блок дискретных входов (В021): Статус"/>
+                  <w:listItem w:displayText="Слот М10. Блок дискретных входов (В021): Статус" w:value="Слот М10. Блок дискретных входов (В021): Статус"/>
+                  <w:listItem w:displayText="Слот М10. Блок дискретных входов (В021): Статус" w:value="Слот М10. Блок дискретных входов (В021): Статус"/>
+                  <w:listItem w:displayText="Слот М10. Блок дискретных входов (В021): Статус" w:value="Слот М10. Блок дискретных входов (В021): Статус"/>
+                  <w:listItem w:displayText="Слот М11. Блок дискретных входов (В021): Отказ блока" w:value="Слот М11. Блок дискретных входов (В021): Отказ блока"/>
+                  <w:listItem w:displayText="Слот М11. Блок дискретных входов (В021): Блок не определен" w:value="Слот М11. Блок дискретных входов (В021): Блок не определен"/>
+                  <w:listItem w:displayText="Слот М11. Блок дискретных входов (В021): Статус" w:value="Слот М11. Блок дискретных входов (В021): Статус"/>
+                  <w:listItem w:displayText="Слот М11. Блок дискретных входов (В021): Статус" w:value="Слот М11. Блок дискретных входов (В021): Статус"/>
+                  <w:listItem w:displayText="Слот М11. Блок дискретных входов (В021): Статус" w:value="Слот М11. Блок дискретных входов (В021): Статус"/>
+                  <w:listItem w:displayText="Слот М11. Блок дискретных входов (В021): Статус" w:value="Слот М11. Блок дискретных входов (В021): Статус"/>
+                  <w:listItem w:displayText="Слот М11. Блок дискретных входов (В021): Статус" w:value="Слот М11. Блок дискретных входов (В021): Статус"/>
+                  <w:listItem w:displayText="Слот М11. Блок дискретных входов (В021): Статус" w:value="Слот М11. Блок дискретных входов (В021): Статус"/>
+                  <w:listItem w:displayText="Слот М11. Блок дискретных входов (В021): Статус" w:value="Слот М11. Блок дискретных входов (В021): Статус"/>
+                  <w:listItem w:displayText="Слот М11. Блок дискретных входов (В021): Статус" w:value="Слот М11. Блок дискретных входов (В021): Статус"/>
+                  <w:listItem w:displayText="Слот М11. Блок дискретных входов (В021): Статус" w:value="Слот М11. Блок дискретных входов (В021): Статус"/>
+                  <w:listItem w:displayText="Слот М11. Блок дискретных входов (В021): Статус" w:value="Слот М11. Блок дискретных входов (В021): Статус"/>
+                  <w:listItem w:displayText="Слот М11. Блок дискретных входов (В021): Статус" w:value="Слот М11. Блок дискретных входов (В021): Статус"/>
+                  <w:listItem w:displayText="Слот М11. Блок дискретных входов (В021): Статус" w:value="Слот М11. Блок дискретных входов (В021): Статус"/>
+                  <w:listItem w:displayText="Слот М11. Блок дискретных входов (В021): Статус" w:value="Слот М11. Блок дискретных входов (В021): Статус"/>
+                  <w:listItem w:displayText="Слот М11. Блок дискретных входов (В021): Статус" w:value="Слот М11. Блок дискретных входов (В021): Статус"/>
+                  <w:listItem w:displayText="Слот М12. Измерительный блок (М090): Блок модуля" w:value="Слот М12. Измерительный блок (М090): Блок модуля"/>
+                  <w:listItem w:displayText="Слот М12. Измерительный блок (М090): Блок не определен" w:value="Слот М12. Измерительный блок (М090): Блок не определен"/>
+                  <w:listItem w:displayText="Слот М12. Измерительный блок (М090): Неисправность АЦП" w:value="Слот М12. Измерительный блок (М090): Неисправность АЦП"/>
+                  <w:listItem w:displayText="Слот М12. Измерительный блок (М090): Обрыв цепей ТН" w:value="Слот М12. Измерительный блок (М090): Обрыв цепей ТН"/>
+                  <w:listItem w:displayText="Слот М12. Измерительный блок (М090): Несимметрия измерений" w:value="Слот М12. Измерительный блок (М090): Несимметрия измерений"/>
+                  <w:listItem w:displayText="Слот М12. Измерительный блок (М090): Ошибка номинала ТТ" w:value="Слот М12. Измерительный блок (М090): Ошибка номинала ТТ"/>
+                  <w:listItem w:displayText="Слот М14. Центральный процессор (С01): Отказ блока ЦП" w:value="Слот М14. Центральный процессор (С01): Отказ блока ЦП"/>
+                  <w:listItem w:displayText="Слот М14. Центральный процессор (С01): Неисправность ПЗУ ЦП" w:value="Слот М14. Центральный процессор (С01): Неисправность ПЗУ ЦП"/>
+                  <w:listItem w:displayText="Слот М14. Центральный процессор (С01): Неисправность ПЗУ MPU" w:value="Слот М14. Центральный процессор (С01): Неисправность ПЗУ MPU"/>
+                  <w:listItem w:displayText="Слот М14. Центральный процессор (С01): Неисправность ПЗУ DSP2" w:value="Слот М14. Центральный процессор (С01): Неисправность ПЗУ DSP2"/>
+                  <w:listItem w:displayText="Слот М14. Центральный процессор (С01): Неисправность flash" w:value="Слот М14. Центральный процессор (С01): Неисправность flash"/>
+                  <w:listItem w:displayText="Слот М14. Центральный процессор (С01): Неисправность ОЗУ ЦП" w:value="Слот М14. Центральный процессор (С01): Неисправность ОЗУ ЦП"/>
+                  <w:listItem w:displayText="Слот М14. Центральный процессор (С01): Неисправность ОЗУ MPU" w:value="Слот М14. Центральный процессор (С01): Неисправность ОЗУ MPU"/>
+                  <w:listItem w:displayText="Слот М14. Центральный процессор (С01): Неисправность ОЗУ DSP2" w:value="Слот М14. Центральный процессор (С01): Неисправность ОЗУ DSP2"/>
+                  <w:listItem w:displayText="Слот М14. Центральный процессор (С01): Неисправность ОЗУ IPU2" w:value="Слот М14. Центральный процессор (С01): Неисправность ОЗУ IPU2"/>
+                  <w:listItem w:displayText="Слот М14. Центральный процессор (С01): Неисправность часов ЦП" w:value="Слот М14. Центральный процессор (С01): Неисправность часов ЦП"/>
+                  <w:listItem w:displayText="Слот М14. Центральный процессор (С01): Ошибка I2C ЦП" w:value="Слот М14. Центральный процессор (С01): Ошибка I2C ЦП"/>
+                  <w:listItem w:displayText="Слот М14. Центральный процессор (С01): Ошибка КС уставок" w:value="Слот М14. Центральный процессор (С01): Ошибка КС уставок"/>
+                  <w:listItem w:displayText="Слот М14. Центральный процессор (С01): Неисправность ПО ЦП" w:value="Слот М14. Центральный процессор (С01): Неисправность ПО ЦП"/>
+                  <w:listItem w:displayText="Слот М14. Центральный процессор (С01): Несовместимая версия ПО ЦП" w:value="Слот М14. Центральный процессор (С01): Несовместимая версия ПО ЦП"/>
+                  <w:listItem w:displayText="Слот М14. Центральный процессор (С01): Неисправность SPI ЦП" w:value="Слот М14. Центральный процессор (С01): Неисправность SPI ЦП"/>
+                  <w:listItem w:displayText="Слот М14. Центральный процессор (С01): Ошибка конфигурации ЦП" w:value="Слот М14. Центральный процессор (С01): Ошибка конфигурации ЦП"/>
+                  <w:listItem w:displayText="Слот М14. Центральный процессор (С01): Неверные уставки" w:value="Слот М14. Центральный процессор (С01): Неверные уставки"/>
+                  <w:listItem w:displayText="Слот М14. Центральный процессор (С01): Неисправность IPC" w:value="Слот М14. Центральный процессор (С01): Неисправность IPC"/>
+                  <w:listItem w:displayText="Слот М14. Центральный процессор (С01): Неисправность IPC для MPU-DSP1" w:value="Слот М14. Центральный процессор (С01): Неисправность IPC для MPU-DSP1"/>
+                  <w:listItem w:displayText="Слот М14. Центральный процессор (С01): Неисправность IPC для DSP1-IPU1" w:value="Слот М14. Центральный процессор (С01): Неисправность IPC для DSP1-IPU1"/>
+                  <w:listItem w:displayText="Слот М14. Центральный процессор (С01): Неисправность IPC для MPU-IPU1" w:value="Слот М14. Центральный процессор (С01): Неисправность IPC для MPU-IPU1"/>
+                  <w:listItem w:displayText="Слот М14. Центральный процессор (С01): RED12.Неисправность" w:value="Слот М14. Центральный процессор (С01): RED12.Неисправность"/>
+                  <w:listItem w:displayText="Слот М14. Центральный процессор (С01): RED34.Неисправность" w:value="Слот М14. Центральный процессор (С01): RED34.Неисправность"/>
+                  <w:listItem w:displayText="Слот М14. Центральный процессор (С01): X1.Неисправность" w:value="Слот М14. Центральный процессор (С01): X1.Неисправность"/>
+                  <w:listItem w:displayText="Слот М14. Центральный процессор (С01): X1.Переп.вых.буфер" w:value="Слот М14. Центральный процессор (С01): X1.Переп.вых.буфер"/>
+                  <w:listItem w:displayText="Слот М14. Центральный процессор (С01): X1.Переп.вх.буфер" w:value="Слот М14. Центральный процессор (С01): X1.Переп.вх.буфер"/>
+                  <w:listItem w:displayText="Слот М14. Центральный процессор (С01): X2.Неисправность" w:value="Слот М14. Центральный процессор (С01): X2.Неисправность"/>
+                  <w:listItem w:displayText="Слот М14. Центральный процессор (С01): X2.Переп.вых.буфер" w:value="Слот М14. Центральный процессор (С01): X2.Переп.вых.буфер"/>
+                  <w:listItem w:displayText="Слот М14. Центральный процессор (С01): X2.Переп.вх.буфер" w:value="Слот М14. Центральный процессор (С01): X2.Переп.вх.буфер"/>
+                  <w:listItem w:displayText="Слот М14. Центральный процессор (С01): X3.Неисправность" w:value="Слот М14. Центральный процессор (С01): X3.Неисправность"/>
+                  <w:listItem w:displayText="Слот М14. Центральный процессор (С01): X3.Переп.вых.буфер" w:value="Слот М14. Центральный процессор (С01): X3.Переп.вых.буфер"/>
+                  <w:listItem w:displayText="Слот М14. Центральный процессор (С01): X3.Переп.вх.буфер" w:value="Слот М14. Центральный процессор (С01): X3.Переп.вх.буфер"/>
+                  <w:listItem w:displayText="Слот М14. Центральный процессор (С01): X4.Неисправность" w:value="Слот М14. Центральный процессор (С01): X4.Неисправность"/>
+                  <w:listItem w:displayText="Слот М14. Центральный процессор (С01): X4.Переп.вых.буфер" w:value="Слот М14. Центральный процессор (С01): X4.Переп.вых.буфер"/>
+                  <w:listItem w:displayText="Слот М14. Центральный процессор (С01): X4.Переп.вх.буфер" w:value="Слот М14. Центральный процессор (С01): X4.Переп.вх.буфер"/>
+                  <w:listItem w:displayText="Слот М14. Центральный процессор (С01): Температура ЦП &lt;&lt;" w:value="Слот М14. Центральный процессор (С01): Температура ЦП &lt;&lt;"/>
+                  <w:listItem w:displayText="Слот М14. Центральный процессор (С01): Температура ЦП &gt;&gt;" w:value="Слот М14. Центральный процессор (С01): Температура ЦП &gt;&gt;"/>
+                  <w:listItem w:displayText="Слот М14. Центральный процессор (С01): Температура ЦП &gt;" w:value="Слот М14. Центральный процессор (С01): Температура ЦП &gt;"/>
+                  <w:listItem w:displayText="Слот М14. Центральный процессор (С01): Температура ЦП &lt;" w:value="Слот М14. Центральный процессор (С01): Температура ЦП &lt;"/>
+                  <w:listItem w:displayText="Слот М14. Центральный процессор (С01): Сброс часов" w:value="Слот М14. Центральный процессор (С01): Сброс часов"/>
+                  <w:listItem w:displayText="Слот М14. Центральный процессор (С01): Неисправность архивов" w:value="Слот М14. Центральный процессор (С01): Неисправность архивов"/>
+                  <w:listItem w:displayText="Слот М14. Центральный процессор (С01): Перезагрузка ПО" w:value="Слот М14. Центральный процессор (С01): Перезагрузка ПО"/>
+                  <w:listItem w:displayText="Слот М14. Центральный процессор (С01): Перезапуск по питанию" w:value="Слот М14. Центральный процессор (С01): Перезапуск по питанию"/>
+                  <w:listItem w:displayText="Слот М14. Центральный процессор (С01): Перезапуск по ошибкам ПО" w:value="Слот М14. Центральный процессор (С01): Перезапуск по ошибкам ПО"/>
+                  <w:listItem w:displayText="Слот М14. Центральный процессор (С01): Изменение уставок" w:value="Слот М14. Центральный процессор (С01): Изменение уставок"/>
                 </w:dropDownList>
                 <w:showingPlcHdr/>
                 <w:placeholder>
@@ -4164,79 +6180,270 @@
                 <w:dropDownList>
                   <w:listItem w:displayText="Не назначено" w:value=""/>
                   <w:listItem w:displayText="──────── Сигналы РЗиА ────────" w:value="INPUTS_HEADER" w:disabled="true"/>
-                  <w:listItem w:displayText="АРНТ / АВ РПН: Отключено питание привода" w:value="АРНТ / АВ РПН: Отключено питание привода"/>
-                  <w:listItem w:displayText="АРНТ / АРН: Блокировка РПН по току" w:value="АРНТ / АРН: Блокировка РПН по току"/>
-                  <w:listItem w:displayText="АРНТ / АРН: Блокировка автоматики регулирования" w:value="АРНТ / АРН: Блокировка автоматики регулирования"/>
-                  <w:listItem w:displayText="АРНТ / АРН: Блокировка автоматического регулирования в режиме регулирования параллельно работающих трансформаторов" w:value="АРНТ / АРН: Блокировка автоматического регулирования в режиме регулирования параллельно работающих трансформаторов"/>
-                  <w:listItem w:displayText="АРНТ / АРН: Блокировка автоматической команды прибавить по верхнему допустимому положению" w:value="АРНТ / АРН: Блокировка автоматической команды прибавить по верхнему допустимому положению"/>
-                  <w:listItem w:displayText="АРНТ / АРН: Блокировка автоматической команды убавить по нижнему допустимому положению" w:value="АРНТ / АРН: Блокировка автоматической команды убавить по нижнему допустимому положению"/>
-                  <w:listItem w:displayText="АРНТ / АРН: Блокировка по низкому напряжению" w:value="АРНТ / АРН: Блокировка по низкому напряжению"/>
-                  <w:listItem w:displayText="АРНТ / АРН: Блокировка по низкому уровню масла" w:value="АРНТ / АРН: Блокировка по низкому уровню масла"/>
-                  <w:listItem w:displayText="АРНТ / АРН: Блокировка по перегрузке" w:value="АРНТ / АРН: Блокировка по перегрузке"/>
-                  <w:listItem w:displayText="АРНТ / АРН: Блокировка по перенапряжению" w:value="АРНТ / АРН: Блокировка по перенапряжению"/>
-                  <w:listItem w:displayText="АРНТ / АРН: Ведомый в режиме регулирования параллельно работающих трансформаторов" w:value="АРНТ / АРН: Ведомый в режиме регулирования параллельно работающих трансформаторов"/>
-                  <w:listItem w:displayText="АРНТ / АРН: Ведущий в режиме регулирования параллельно работающих трансформаторов" w:value="АРНТ / АРН: Ведущий в режиме регулирования параллельно работающих трансформаторов"/>
-                  <w:listItem w:displayText="АРНТ / АРН: Высокое напряжение НП секции 1" w:value="АРНТ / АРН: Высокое напряжение НП секции 1"/>
-                  <w:listItem w:displayText="АРНТ / АРН: Высокое напряжение НП секции 2" w:value="АРНТ / АРН: Высокое напряжение НП секции 2"/>
-                  <w:listItem w:displayText="АРНТ / АРН: Высокое напряжение ОП секции 1" w:value="АРНТ / АРН: Высокое напряжение ОП секции 1"/>
-                  <w:listItem w:displayText="АРНТ / АРН: Высокое напряжение ОП секции 2" w:value="АРНТ / АРН: Высокое напряжение ОП секции 2"/>
-                  <w:listItem w:displayText="АРНТ / АРН: Высокое напряжение секции 1" w:value="АРНТ / АРН: Высокое напряжение секции 1"/>
-                  <w:listItem w:displayText="АРНТ / АРН: Готовность к режиму регулирования параллельно работающих трансформаторов" w:value="АРНТ / АРН: Готовность к режиму регулирования параллельно работающих трансформаторов"/>
-                  <w:listItem w:displayText="АРНТ / АРН: Действие АРНТ на привод РПН" w:value="АРНТ / АРН: Действие АРНТ на привод РПН"/>
-                  <w:listItem w:displayText="АРНТ / АРН: Команда «Прибавить» от АРНТ параллельно работающего трансформатора" w:value="АРНТ / АРН: Команда «Прибавить» от АРНТ параллельно работающего трансформатора"/>
-                  <w:listItem w:displayText="АРНТ / АРН: Команда «Убавить» от АРНТ параллельно работающего трансформатора" w:value="АРНТ / АРН: Команда «Убавить» от АРНТ параллельно работающего трансформатора"/>
-                  <w:listItem w:displayText="АРНТ / АРН: Команда «прибавить» в привод РПН" w:value="АРНТ / АРН: Команда «прибавить» в привод РПН"/>
-                  <w:listItem w:displayText="АРНТ / АРН: Команда «убавить» привод РПН" w:value="АРНТ / АРН: Команда «убавить» привод РПН"/>
-                  <w:listItem w:displayText="АРНТ / АРН: Команда на отключение автомата питания привода РПН" w:value="АРНТ / АРН: Команда на отключение автомата питания привода РПН"/>
-                  <w:listItem w:displayText="АРНТ / АРН: Мертвое положение" w:value="АРНТ / АРН: Мертвое положение"/>
-                  <w:listItem w:displayText="АРНТ / АРН: Напряжение выше границы зоны нечувствительности" w:value="АРНТ / АРН: Напряжение выше границы зоны нечувствительности"/>
-                  <w:listItem w:displayText="АРНТ / АРН: Напряжение значительно выше границы зоны нечувствительности" w:value="АРНТ / АРН: Напряжение значительно выше границы зоны нечувствительности"/>
-                  <w:listItem w:displayText="АРНТ / АРН: Напряжение ниже границы зоны нечувствительности" w:value="АРНТ / АРН: Напряжение ниже границы зоны нечувствительности"/>
-                  <w:listItem w:displayText="АРНТ / АРН: Ненормальный режим на секции" w:value="АРНТ / АРН: Ненормальный режим на секции"/>
-                  <w:listItem w:displayText="АРНТ / АРН: Нет связи с регулируемыми шинами" w:value="АРНТ / АРН: Нет связи с регулируемыми шинами"/>
-                  <w:listItem w:displayText="АРНТ / АРН: Низкое напряжение секции 1" w:value="АРНТ / АРН: Низкое напряжение секции 1"/>
-                  <w:listItem w:displayText="АРНТ / АРН: Низкое напряжение секции 2" w:value="АРНТ / АРН: Низкое напряжение секции 2"/>
-                  <w:listItem w:displayText="АРНТ / АРН: Ошибка определения положения РПН" w:value="АРНТ / АРН: Ошибка определения положения РПН"/>
-                  <w:listItem w:displayText="АРНТ / АРН: Ошибка регулирования параллельно работающих трансформаторов" w:value="АРНТ / АРН: Ошибка регулирования параллельно работающих трансформаторов"/>
-                  <w:listItem w:displayText="АРНТ / АРН: Перегрузка секции 1" w:value="АРНТ / АРН: Перегрузка секции 1"/>
-                  <w:listItem w:displayText="АРНТ / АРН: Перегрузка секции 2" w:value="АРНТ / АРН: Перегрузка секции 2"/>
-                  <w:listItem w:displayText="АРНТ / АРН: Перенапряжение секции 2" w:value="АРНТ / АРН: Перенапряжение секции 2"/>
-                  <w:listItem w:displayText="АРНТ / АРН: Прибавить в АРНТ параллельного работающего трансформатора" w:value="АРНТ / АРН: Прибавить в АРНТ параллельного работающего трансформатора"/>
-                  <w:listItem w:displayText="АРНТ / АРН: Привод РПН заблокирован" w:value="АРНТ / АРН: Привод РПН заблокирован"/>
-                  <w:listItem w:displayText="АРНТ / АРН: Принудительно ведущий в режиме регулирования параллельно работающих трансформаторов" w:value="АРНТ / АРН: Принудительно ведущий в режиме регулирования параллельно работающих трансформаторов"/>
-                  <w:listItem w:displayText="АРНТ / АРН: Рассогласование приводов РПН параллельно работающих трансформаторов" w:value="АРНТ / АРН: Рассогласование приводов РПН параллельно работающих трансформаторов"/>
-                  <w:listItem w:displayText="АРНТ / АРН: Режим автоматического регулирования" w:value="АРНТ / АРН: Режим автоматического регулирования"/>
-                  <w:listItem w:displayText="АРНТ / АРН: Режим параллельного регулирования" w:value="АРНТ / АРН: Режим параллельного регулирования"/>
-                  <w:listItem w:displayText="АРНТ / АРН: Убавить в АРНТ параллельного работающего трансформатора" w:value="АРНТ / АРН: Убавить в АРНТ параллельного работающего трансформатора"/>
-                  <w:listItem w:displayText="АРНТ / Выбор ТН: Автоматический выбор регулируемой секции" w:value="АРНТ / Выбор ТН: Автоматический выбор регулируемой секции"/>
-                  <w:listItem w:displayText="АРНТ / Выбор ТН: Контроль 1 секции" w:value="АРНТ / Выбор ТН: Контроль 1 секции"/>
-                  <w:listItem w:displayText="АРНТ / Выбор ТН: Контроль 2 секции" w:value="АРНТ / Выбор ТН: Контроль 2 секции"/>
-                  <w:listItem w:displayText="АРНТ / Выбор ТН: Приоритет регулирования по 2 секции" w:value="АРНТ / Выбор ТН: Приоритет регулирования по 2 секции"/>
-                  <w:listItem w:displayText="АРНТ / Выбор ТН: Регулирование по 1 секции" w:value="АРНТ / Выбор ТН: Регулирование по 1 секции"/>
-                  <w:listItem w:displayText="АРНТ / Выбор ТН: Регулирование по 2 секции" w:value="АРНТ / Выбор ТН: Регулирование по 2 секции"/>
-                  <w:listItem w:displayText="АРНТ / ДТм: Блокировка по низкой температуре" w:value="АРНТ / ДТм: Блокировка по низкой температуре"/>
-                  <w:listItem w:displayText="АРНТ / ДУм: Высокий уровень масла" w:value="АРНТ / ДУм: Высокий уровень масла"/>
-                  <w:listItem w:displayText="АРНТ / Контроль РПН: Длительное переключение (привод остановился в промежуточном положении)" w:value="АРНТ / Контроль РПН: Длительное переключение (привод остановился в промежуточном положении)"/>
-                  <w:listItem w:displayText="АРНТ / Контроль РПН: Отказ привода РПН" w:value="АРНТ / Контроль РПН: Отказ привода РПН"/>
-                  <w:listItem w:displayText="АРНТ / Контроль РПН: Переключение не началось" w:value="АРНТ / Контроль РПН: Переключение не началось"/>
-                  <w:listItem w:displayText="АРНТ / Контроль РПН: Самопроизвольное переключение" w:value="АРНТ / Контроль РПН: Самопроизвольное переключение"/>
-                  <w:listItem w:displayText="АРНТ / Контроль РПН: Сигнализация максимального количества переключений РПН" w:value="АРНТ / Контроль РПН: Сигнализация максимального количества переключений РПН"/>
-                  <w:listItem w:displayText="АРНТ / Привод РПН: Идет переключение" w:value="АРНТ / Привод РПН: Идет переключение"/>
-                  <w:listItem w:displayText="АРНТ / Привод РПН: Крайнее верхнее положение РПН" w:value="АРНТ / Привод РПН: Крайнее верхнее положение РПН"/>
-                  <w:listItem w:displayText="АРНТ / Привод РПН: Крайнее нижнее положение РПН" w:value="АРНТ / Привод РПН: Крайнее нижнее положение РПН"/>
-                  <w:listItem w:displayText="АРНТ / Привод РПН: Местное управление привода" w:value="АРНТ / Привод РПН: Местное управление привода"/>
-                  <w:listItem w:displayText="Сигнализация / Сигнализация: SG не в рабочем положении" w:value="Сигнализация / Сигнализация: SG не в рабочем положении"/>
-                  <w:listItem w:displayText="Сигнализация / Сигнализация: Блок испытательный №1 в рабочем положении" w:value="Сигнализация / Сигнализация: Блок испытательный №1 в рабочем положении"/>
-                  <w:listItem w:displayText="Сигнализация / Сигнализация: Блок испытательный №2 в рабочем положении" w:value="Сигнализация / Сигнализация: Блок испытательный №2 в рабочем положении"/>
-                  <w:listItem w:displayText="Сигнализация / Сигнализация: Блок испытательный №3 в рабочем положении" w:value="Сигнализация / Сигнализация: Блок испытательный №3 в рабочем положении"/>
-                  <w:listItem w:displayText="Сигнализация / Сигнализация: Блок испытательный №4 в рабочем положении" w:value="Сигнализация / Сигнализация: Блок испытательный №4 в рабочем положении"/>
-                  <w:listItem w:displayText="Сигнализация / Сигнализация: Блок испытательный №5 в рабочем положении" w:value="Сигнализация / Сигнализация: Блок испытательный №5 в рабочем положении"/>
-                  <w:listItem w:displayText="Сигнализация / Сигнализация: Блок испытательный №6 в рабочем положении" w:value="Сигнализация / Сигнализация: Блок испытательный №6 в рабочем положении"/>
-                  <w:listItem w:displayText="Сигнализация / Сигнализация: Блок испытательный №7 в рабочем положении" w:value="Сигнализация / Сигнализация: Блок испытательный №7 в рабочем положении"/>
-                  <w:listItem w:displayText="Сигнализация / Сигнализация: Неисправность РПН" w:value="Сигнализация / Сигнализация: Неисправность РПН"/>
-                  <w:listItem w:displayText="Сигнализация / Сигнализация: Сигнал закрытого положения двери" w:value="Сигнализация / Сигнализация: Сигнал закрытого положения двери"/>
-                  <w:listItem w:displayText="Сигнализация / Сигнализация: Сигнал неисправности оперативного тока цепей технологической сигнализации" w:value="Сигнализация / Сигнализация: Сигнал неисправности оперативного тока цепей технологической сигнализации"/>
-                  <w:listItem w:displayText="Сигнализация / Сигнализация: Сигнал открытого положения двери" w:value="Сигнализация / Сигнализация: Сигнал открытого положения двери"/>
+                  <w:listItem w:displayText="ДЗТ / БВКЗ: Срабатывание БВКЗ" w:value="ДЗТ / БВКЗ: Срабатывание БВКЗ"/>
+                  <w:listItem w:displayText="ДЗТ / БВКЗ: Срабатывание БВКЗ по фазе A" w:value="ДЗТ / БВКЗ: Срабатывание БВКЗ по фазе A"/>
+                  <w:listItem w:displayText="ДЗТ / БВКЗ: Срабатывание БВКЗ по фазе B" w:value="ДЗТ / БВКЗ: Срабатывание БВКЗ по фазе B"/>
+                  <w:listItem w:displayText="ДЗТ / БВКЗ: Срабатывание БВКЗ по фазе C" w:value="ДЗТ / БВКЗ: Срабатывание БВКЗ по фазе C"/>
+                  <w:listItem w:displayText="ДЗТ / Д2Г: Пуск Д2Г" w:value="ДЗТ / Д2Г: Пуск Д2Г"/>
+                  <w:listItem w:displayText="ДЗТ / Д2Г: Пуск Д2Г по фазе A" w:value="ДЗТ / Д2Г: Пуск Д2Г по фазе A"/>
+                  <w:listItem w:displayText="ДЗТ / Д2Г: Пуск Д2Г по фазе B" w:value="ДЗТ / Д2Г: Пуск Д2Г по фазе B"/>
+                  <w:listItem w:displayText="ДЗТ / Д2Г: Пуск Д2Г по фазе C" w:value="ДЗТ / Д2Г: Пуск Д2Г по фазе C"/>
+                  <w:listItem w:displayText="ДЗТ / Д5Г: Пуск Д5Г" w:value="ДЗТ / Д5Г: Пуск Д5Г"/>
+                  <w:listItem w:displayText="ДЗТ / Д5Г: Пуск Д5Г по фазе A" w:value="ДЗТ / Д5Г: Пуск Д5Г по фазе A"/>
+                  <w:listItem w:displayText="ДЗТ / Д5Г: Пуск Д5Г по фазе B" w:value="ДЗТ / Д5Г: Пуск Д5Г по фазе B"/>
+                  <w:listItem w:displayText="ДЗТ / Д5Г: Пуск Д5Г по фазе C" w:value="ДЗТ / Д5Г: Пуск Д5Г по фазе C"/>
+                  <w:listItem w:displayText="ДЗТ / ДЗТ: Срабатывание ДЗТ" w:value="ДЗТ / ДЗТ: Срабатывание ДЗТ"/>
+                  <w:listItem w:displayText="ДЗТ / ДТЗт: Пуск ДТЗт" w:value="ДЗТ / ДТЗт: Пуск ДТЗт"/>
+                  <w:listItem w:displayText="ДЗТ / ДТЗт: Пуск ДТЗт по фазе A" w:value="ДЗТ / ДТЗт: Пуск ДТЗт по фазе A"/>
+                  <w:listItem w:displayText="ДЗТ / ДТЗт: Пуск ДТЗт по фазе B" w:value="ДЗТ / ДТЗт: Пуск ДТЗт по фазе B"/>
+                  <w:listItem w:displayText="ДЗТ / ДТЗт: Пуск ДТЗт по фазе C" w:value="ДЗТ / ДТЗт: Пуск ДТЗт по фазе C"/>
+                  <w:listItem w:displayText="ДЗТ / ДТЗт: Пуск ИО по фазе A" w:value="ДЗТ / ДТЗт: Пуск ИО по фазе A"/>
+                  <w:listItem w:displayText="ДЗТ / ДТЗт: Пуск ИО по фазе B" w:value="ДЗТ / ДТЗт: Пуск ИО по фазе B"/>
+                  <w:listItem w:displayText="ДЗТ / ДТЗт: Пуск ИО по фазе C" w:value="ДЗТ / ДТЗт: Пуск ИО по фазе C"/>
+                  <w:listItem w:displayText="ДЗТ / ДТЗт: Срабатывание ДТЗт" w:value="ДЗТ / ДТЗт: Срабатывание ДТЗт"/>
+                  <w:listItem w:displayText="ДЗТ / ДТЗт: Срабатывание ДТЗт на сигнал" w:value="ДЗТ / ДТЗт: Срабатывание ДТЗт на сигнал"/>
+                  <w:listItem w:displayText="ДЗТ / ДТЗт: Срабатывание ДТЗт по фазе A" w:value="ДЗТ / ДТЗт: Срабатывание ДТЗт по фазе A"/>
+                  <w:listItem w:displayText="ДЗТ / ДТЗт: Срабатывание ДТЗт по фазе A на сигнал" w:value="ДЗТ / ДТЗт: Срабатывание ДТЗт по фазе A на сигнал"/>
+                  <w:listItem w:displayText="ДЗТ / ДТЗт: Срабатывание ДТЗт по фазе B" w:value="ДЗТ / ДТЗт: Срабатывание ДТЗт по фазе B"/>
+                  <w:listItem w:displayText="ДЗТ / ДТЗт: Срабатывание ДТЗт по фазе B на сигнал" w:value="ДЗТ / ДТЗт: Срабатывание ДТЗт по фазе B на сигнал"/>
+                  <w:listItem w:displayText="ДЗТ / ДТЗт: Срабатывание ДТЗт по фазе C" w:value="ДЗТ / ДТЗт: Срабатывание ДТЗт по фазе C"/>
+                  <w:listItem w:displayText="ДЗТ / ДТЗт: Срабатывание ДТЗт по фазе C на сигнал" w:value="ДЗТ / ДТЗт: Срабатывание ДТЗт по фазе C на сигнал"/>
+                  <w:listItem w:displayText="ДЗТ / ДТЗт: Функция введена в работу" w:value="ДЗТ / ДТЗт: Функция введена в работу"/>
+                  <w:listItem w:displayText="ДЗТ / ДТЗт: Функция оперативно выведена из работы" w:value="ДЗТ / ДТЗт: Функция оперативно выведена из работы"/>
+                  <w:listItem w:displayText="ДЗТ / ДТО: Пуск ДТО" w:value="ДЗТ / ДТО: Пуск ДТО"/>
+                  <w:listItem w:displayText="ДЗТ / ДТО: Пуск ДТО по фазе A" w:value="ДЗТ / ДТО: Пуск ДТО по фазе A"/>
+                  <w:listItem w:displayText="ДЗТ / ДТО: Пуск ДТО по фазе B" w:value="ДЗТ / ДТО: Пуск ДТО по фазе B"/>
+                  <w:listItem w:displayText="ДЗТ / ДТО: Пуск ДТО по фазе C" w:value="ДЗТ / ДТО: Пуск ДТО по фазе C"/>
+                  <w:listItem w:displayText="ДЗТ / ДТО: Пуск ИО по фазе A" w:value="ДЗТ / ДТО: Пуск ИО по фазе A"/>
+                  <w:listItem w:displayText="ДЗТ / ДТО: Пуск ИО по фазе B" w:value="ДЗТ / ДТО: Пуск ИО по фазе B"/>
+                  <w:listItem w:displayText="ДЗТ / ДТО: Пуск ИО по фазе C" w:value="ДЗТ / ДТО: Пуск ИО по фазе C"/>
+                  <w:listItem w:displayText="ДЗТ / ДТО: Срабатывание ДТО" w:value="ДЗТ / ДТО: Срабатывание ДТО"/>
+                  <w:listItem w:displayText="ДЗТ / ДТО: Срабатывание ДТО на сигнал" w:value="ДЗТ / ДТО: Срабатывание ДТО на сигнал"/>
+                  <w:listItem w:displayText="ДЗТ / ДТО: Срабатывание ДТО по фазе A" w:value="ДЗТ / ДТО: Срабатывание ДТО по фазе A"/>
+                  <w:listItem w:displayText="ДЗТ / ДТО: Срабатывание ДТО по фазе A на сигнал" w:value="ДЗТ / ДТО: Срабатывание ДТО по фазе A на сигнал"/>
+                  <w:listItem w:displayText="ДЗТ / ДТО: Срабатывание ДТО по фазе B" w:value="ДЗТ / ДТО: Срабатывание ДТО по фазе B"/>
+                  <w:listItem w:displayText="ДЗТ / ДТО: Срабатывание ДТО по фазе B на сигнал" w:value="ДЗТ / ДТО: Срабатывание ДТО по фазе B на сигнал"/>
+                  <w:listItem w:displayText="ДЗТ / ДТО: Срабатывание ДТО по фазе C" w:value="ДЗТ / ДТО: Срабатывание ДТО по фазе C"/>
+                  <w:listItem w:displayText="ДЗТ / ДТО: Срабатывание ДТО по фазе C на сигнал" w:value="ДЗТ / ДТО: Срабатывание ДТО по фазе C на сигнал"/>
+                  <w:listItem w:displayText="ДЗТ / ДТО: Функция введена в работу" w:value="ДЗТ / ДТО: Функция введена в работу"/>
+                  <w:listItem w:displayText="ДЗТ / ДТО: Функция оперативно выведена из работы" w:value="ДЗТ / ДТО: Функция оперативно выведена из работы"/>
+                  <w:listItem w:displayText="ДЗТ / КЦТнеб: Неисправность" w:value="ДЗТ / КЦТнеб: Неисправность"/>
+                  <w:listItem w:displayText="ДЗТ / КЦТнеб: Срабатывание" w:value="ДЗТ / КЦТнеб: Срабатывание"/>
+                  <w:listItem w:displayText="ДЗТ / КЦТнеб: Срабатывание фазы A" w:value="ДЗТ / КЦТнеб: Срабатывание фазы A"/>
+                  <w:listItem w:displayText="ДЗТ / КЦТнеб: Срабатывание фазы B" w:value="ДЗТ / КЦТнеб: Срабатывание фазы B"/>
+                  <w:listItem w:displayText="ДЗТ / КЦТнеб: Срабатывание фазы C" w:value="ДЗТ / КЦТнеб: Срабатывание фазы C"/>
+                  <w:listItem w:displayText="ДЗТ / КЦТнеб: Функция введена в работу" w:value="ДЗТ / КЦТнеб: Функция введена в работу"/>
+                  <w:listItem w:displayText="ДЗТ / КЦТнеб: Функция оперативно выведена из работы" w:value="ДЗТ / КЦТнеб: Функция оперативно выведена из работы"/>
+                  <w:listItem w:displayText="ЗП / ЗП ВН: Пуск" w:value="ЗП / ЗП ВН: Пуск"/>
+                  <w:listItem w:displayText="ЗП / ЗП ВН: Пуск ИО максимального тока" w:value="ЗП / ЗП ВН: Пуск ИО максимального тока"/>
+                  <w:listItem w:displayText="ЗП / ЗП ВН: Срабатывание" w:value="ЗП / ЗП ВН: Срабатывание"/>
+                  <w:listItem w:displayText="ЗП / ЗП ВН: Срабатывание на отключение" w:value="ЗП / ЗП ВН: Срабатывание на отключение"/>
+                  <w:listItem w:displayText="ЗП / ЗП ВН: Функция введена в работу" w:value="ЗП / ЗП ВН: Функция введена в работу"/>
+                  <w:listItem w:displayText="ЗП / ЗП ВН: Функция оперативно выведена из работы" w:value="ЗП / ЗП ВН: Функция оперативно выведена из работы"/>
+                  <w:listItem w:displayText="ЗП / ЗП НН (НН2): Пуск" w:value="ЗП / ЗП НН (НН2): Пуск"/>
+                  <w:listItem w:displayText="ЗП / ЗП НН (НН2): Пуск ИО максимального тока" w:value="ЗП / ЗП НН (НН2): Пуск ИО максимального тока"/>
+                  <w:listItem w:displayText="ЗП / ЗП НН (НН2): Срабатывание" w:value="ЗП / ЗП НН (НН2): Срабатывание"/>
+                  <w:listItem w:displayText="ЗП / ЗП НН (НН2): Срабатывание на отключение" w:value="ЗП / ЗП НН (НН2): Срабатывание на отключение"/>
+                  <w:listItem w:displayText="ЗП / ЗП НН (НН2): Функция введена в работу" w:value="ЗП / ЗП НН (НН2): Функция введена в работу"/>
+                  <w:listItem w:displayText="ЗП / ЗП НН (НН2): Функция оперативно выведена из работы" w:value="ЗП / ЗП НН (НН2): Функция оперативно выведена из работы"/>
+                  <w:listItem w:displayText="ЗП / ЗП СН (НН1): Пуск" w:value="ЗП / ЗП СН (НН1): Пуск"/>
+                  <w:listItem w:displayText="ЗП / ЗП СН (НН1): Пуск ИО максимального тока" w:value="ЗП / ЗП СН (НН1): Пуск ИО максимального тока"/>
+                  <w:listItem w:displayText="ЗП / ЗП СН (НН1): Срабатывание" w:value="ЗП / ЗП СН (НН1): Срабатывание"/>
+                  <w:listItem w:displayText="ЗП / ЗП СН (НН1): Срабатывание на отключение" w:value="ЗП / ЗП СН (НН1): Срабатывание на отключение"/>
+                  <w:listItem w:displayText="ЗП / ЗП СН (НН1): Функция введена в работу" w:value="ЗП / ЗП СН (НН1): Функция введена в работу"/>
+                  <w:listItem w:displayText="ЗП / ЗП СН (НН1): Функция оперативно выведена из работы" w:value="ЗП / ЗП СН (НН1): Функция оперативно выведена из работы"/>
+                  <w:listItem w:displayText="ЗП / ЗП: Срабатывание" w:value="ЗП / ЗП: Срабатывание"/>
+                  <w:listItem w:displayText="ЗПО / ЗПО: Пуск" w:value="ЗПО / ЗПО: Пуск"/>
+                  <w:listItem w:displayText="ЗПО / ЗПО: Срабатывание" w:value="ЗПО / ЗПО: Срабатывание"/>
+                  <w:listItem w:displayText="ЗПО / ЗПО: Срабатывание на сигнал" w:value="ЗПО / ЗПО: Срабатывание на сигнал"/>
+                  <w:listItem w:displayText="ЗПО / ЗПО: Функция введена в работу" w:value="ЗПО / ЗПО: Функция введена в работу"/>
+                  <w:listItem w:displayText="ЗПО / ЗПО: Функция оперативно выведена из работы" w:value="ЗПО / ЗПО: Функция оперативно выведена из работы"/>
+                  <w:listItem w:displayText="КЦТ / КЦТ: Срабатывание КЦТ" w:value="КЦТ / КЦТ: Срабатывание КЦТ"/>
+                  <w:listItem w:displayText="КЦТ / КЦТст1: Пуск КЦТст при асимметрии" w:value="КЦТ / КЦТст1: Пуск КЦТст при асимметрии"/>
+                  <w:listItem w:displayText="КЦТ / КЦТст1: Пуск КЦТст при обрыве провода" w:value="КЦТ / КЦТст1: Пуск КЦТст при обрыве провода"/>
+                  <w:listItem w:displayText="КЦТ / КЦТст1: Срабатывание КЦТст при асимметрии" w:value="КЦТ / КЦТст1: Срабатывание КЦТст при асимметрии"/>
+                  <w:listItem w:displayText="КЦТ / КЦТст1: Срабатывание КЦТст при обрыве провода" w:value="КЦТ / КЦТст1: Срабатывание КЦТст при обрыве провода"/>
+                  <w:listItem w:displayText="КЦТ / КЦТст1: Функция введена в работу" w:value="КЦТ / КЦТст1: Функция введена в работу"/>
+                  <w:listItem w:displayText="КЦТ / КЦТст1: Функция оперативно выведена из работы" w:value="КЦТ / КЦТст1: Функция оперативно выведена из работы"/>
+                  <w:listItem w:displayText="КЦТ / КЦТст2: Пуск КЦТст при асимметрии" w:value="КЦТ / КЦТст2: Пуск КЦТст при асимметрии"/>
+                  <w:listItem w:displayText="КЦТ / КЦТст2: Пуск КЦТст при обрыве провода" w:value="КЦТ / КЦТст2: Пуск КЦТст при обрыве провода"/>
+                  <w:listItem w:displayText="КЦТ / КЦТст2: Срабатывание КЦТст при асимметрии" w:value="КЦТ / КЦТст2: Срабатывание КЦТст при асимметрии"/>
+                  <w:listItem w:displayText="КЦТ / КЦТст2: Срабатывание КЦТст при обрыве провода" w:value="КЦТ / КЦТст2: Срабатывание КЦТст при обрыве провода"/>
+                  <w:listItem w:displayText="КЦТ / КЦТст2: Функция введена в работу" w:value="КЦТ / КЦТст2: Функция введена в работу"/>
+                  <w:listItem w:displayText="КЦТ / КЦТст2: Функция оперативно выведена из работы" w:value="КЦТ / КЦТст2: Функция оперативно выведена из работы"/>
+                  <w:listItem w:displayText="КЦТ / КЦТст3: Пуск КЦТст при асимметрии" w:value="КЦТ / КЦТст3: Пуск КЦТст при асимметрии"/>
+                  <w:listItem w:displayText="КЦТ / КЦТст3: Пуск КЦТст при обрыве провода" w:value="КЦТ / КЦТст3: Пуск КЦТст при обрыве провода"/>
+                  <w:listItem w:displayText="КЦТ / КЦТст3: Срабатывание КЦТст при асимметрии" w:value="КЦТ / КЦТст3: Срабатывание КЦТст при асимметрии"/>
+                  <w:listItem w:displayText="КЦТ / КЦТст3: Срабатывание КЦТст при обрыве провода" w:value="КЦТ / КЦТст3: Срабатывание КЦТст при обрыве провода"/>
+                  <w:listItem w:displayText="КЦТ / КЦТст3: Функция введена в работу" w:value="КЦТ / КЦТст3: Функция введена в работу"/>
+                  <w:listItem w:displayText="КЦТ / КЦТст3: Функция оперативно выведена из работы" w:value="КЦТ / КЦТст3: Функция оперативно выведена из работы"/>
+                  <w:listItem w:displayText="ЛО ВН / ЛО: Отключение" w:value="ЛО ВН / ЛО: Отключение"/>
+                  <w:listItem w:displayText="ЛО ВН / ЛО: Отключить аварийно" w:value="ЛО ВН / ЛО: Отключить аварийно"/>
+                  <w:listItem w:displayText="ЛО ВН / ЛО: Функция введена в работу" w:value="ЛО ВН / ЛО: Функция введена в работу"/>
+                  <w:listItem w:displayText="ЛО ВН / ЛО: Функция оперативно выведена из работы" w:value="ЛО ВН / ЛО: Функция оперативно выведена из работы"/>
+                  <w:listItem w:displayText="ЛО ГЗ РПН / ЛО: Блокировка ГЗ РПН" w:value="ЛО ГЗ РПН / ЛО: Блокировка ГЗ РПН"/>
+                  <w:listItem w:displayText="ЛО ГЗ РПН / ЛО: Срабатывание ГЗ РПН" w:value="ЛО ГЗ РПН / ЛО: Срабатывание ГЗ РПН"/>
+                  <w:listItem w:displayText="ЛО ГЗ РПН / ЛО: Срабатывание ГЗ РПН на сигнал" w:value="ЛО ГЗ РПН / ЛО: Срабатывание ГЗ РПН на сигнал"/>
+                  <w:listItem w:displayText="ЛО ГЗ РПН / ЛО: Функция введена в работу" w:value="ЛО ГЗ РПН / ЛО: Функция введена в работу"/>
+                  <w:listItem w:displayText="ЛО ГЗ РПН / ЛО: Функция оперативно выведена из работы" w:value="ЛО ГЗ РПН / ЛО: Функция оперативно выведена из работы"/>
+                  <w:listItem w:displayText="ЛО ГЗоткл / ЛО: Блокировка ГЗоткл" w:value="ЛО ГЗоткл / ЛО: Блокировка ГЗоткл"/>
+                  <w:listItem w:displayText="ЛО ГЗоткл / ЛО: Срабатывание" w:value="ЛО ГЗоткл / ЛО: Срабатывание"/>
+                  <w:listItem w:displayText="ЛО ГЗоткл / ЛО: Срабатывание на сигнал" w:value="ЛО ГЗоткл / ЛО: Срабатывание на сигнал"/>
+                  <w:listItem w:displayText="ЛО ГЗоткл / ЛО: Функция введена в работу" w:value="ЛО ГЗоткл / ЛО: Функция введена в работу"/>
+                  <w:listItem w:displayText="ЛО ГЗоткл / ЛО: Функция оперативно выведена из работы" w:value="ЛО ГЗоткл / ЛО: Функция оперативно выведена из работы"/>
+                  <w:listItem w:displayText="ЛО ГЗсигн / ЛО: Блокировка ГЗсигн" w:value="ЛО ГЗсигн / ЛО: Блокировка ГЗсигн"/>
+                  <w:listItem w:displayText="ЛО ГЗсигн / ЛО: Срабатывание" w:value="ЛО ГЗсигн / ЛО: Срабатывание"/>
+                  <w:listItem w:displayText="ЛО ГЗсигн / ЛО: Срабатывание на сигнал" w:value="ЛО ГЗсигн / ЛО: Срабатывание на сигнал"/>
+                  <w:listItem w:displayText="ЛО ГЗсигн / ЛО: Функция введена в работу" w:value="ЛО ГЗсигн / ЛО: Функция введена в работу"/>
+                  <w:listItem w:displayText="ЛО ГЗсигн / ЛО: Функция оперативно выведена из работы" w:value="ЛО ГЗсигн / ЛО: Функция оперативно выведена из работы"/>
+                  <w:listItem w:displayText="ЛО НН1 / ЗАПВ: Запрет АПВ" w:value="ЛО НН1 / ЗАПВ: Запрет АПВ"/>
+                  <w:listItem w:displayText="ЛО НН1 / ЗАПВ: Функция введена в работу" w:value="ЛО НН1 / ЗАПВ: Функция введена в работу"/>
+                  <w:listItem w:displayText="ЛО НН1 / ЗАПВ: Функция оперативно выведена из работы" w:value="ЛО НН1 / ЗАПВ: Функция оперативно выведена из работы"/>
+                  <w:listItem w:displayText="ЛО НН1 / ЛО: Отключение" w:value="ЛО НН1 / ЛО: Отключение"/>
+                  <w:listItem w:displayText="ЛО НН1 / ЛО: Отключить аварийно" w:value="ЛО НН1 / ЛО: Отключить аварийно"/>
+                  <w:listItem w:displayText="ЛО НН1 / ЛО: Функция введена в работу" w:value="ЛО НН1 / ЛО: Функция введена в работу"/>
+                  <w:listItem w:displayText="ЛО НН1 / ЛО: Функция оперативно выведена из работы" w:value="ЛО НН1 / ЛО: Функция оперативно выведена из работы"/>
+                  <w:listItem w:displayText="ЛО НН2 / ЗАПВ: Запрет АПВ" w:value="ЛО НН2 / ЗАПВ: Запрет АПВ"/>
+                  <w:listItem w:displayText="ЛО НН2 / ЗАПВ: Функция введена в работу" w:value="ЛО НН2 / ЗАПВ: Функция введена в работу"/>
+                  <w:listItem w:displayText="ЛО НН2 / ЗАПВ: Функция оперативно выведена из работы" w:value="ЛО НН2 / ЗАПВ: Функция оперативно выведена из работы"/>
+                  <w:listItem w:displayText="ЛО НН2 / ЛО: Отключение" w:value="ЛО НН2 / ЛО: Отключение"/>
+                  <w:listItem w:displayText="ЛО НН2 / ЛО: Отключить аварийно" w:value="ЛО НН2 / ЛО: Отключить аварийно"/>
+                  <w:listItem w:displayText="ЛО НН2 / ЛО: Функция введена в работу" w:value="ЛО НН2 / ЛО: Функция введена в работу"/>
+                  <w:listItem w:displayText="ЛО НН2 / ЛО: Функция оперативно выведена из работы" w:value="ЛО НН2 / ЛО: Функция оперативно выведена из работы"/>
+                  <w:listItem w:displayText="ЛО Т / ЗАПВ: Запрет АПВ" w:value="ЛО Т / ЗАПВ: Запрет АПВ"/>
+                  <w:listItem w:displayText="ЛО Т / ЗАПВ: Функция введена в работу" w:value="ЛО Т / ЗАПВ: Функция введена в работу"/>
+                  <w:listItem w:displayText="ЛО Т / ЗАПВ: Функция оперативно выведена из работы" w:value="ЛО Т / ЗАПВ: Функция оперативно выведена из работы"/>
+                  <w:listItem w:displayText="ЛО Т / ЛО: Срабатывание" w:value="ЛО Т / ЛО: Срабатывание"/>
+                  <w:listItem w:displayText="ЛО Т / ЛО: Функция введена в работу" w:value="ЛО Т / ЛО: Функция введена в работу"/>
+                  <w:listItem w:displayText="ЛО Т / ЛО: Функция оперативно выведена из работы" w:value="ЛО Т / ЛО: Функция оперативно выведена из работы"/>
+                  <w:listItem w:displayText="ЛО ТЗ / ЛО ДТм: Срабатывание" w:value="ЛО ТЗ / ЛО ДТм: Срабатывание"/>
+                  <w:listItem w:displayText="ЛО ТЗ / ЛО ДТм: Срабатывание датчика температуры масла заблокировано" w:value="ЛО ТЗ / ЛО ДТм: Срабатывание датчика температуры масла заблокировано"/>
+                  <w:listItem w:displayText="ЛО ТЗ / ЛО ДТм: Срабатывание на сигнал" w:value="ЛО ТЗ / ЛО ДТм: Срабатывание на сигнал"/>
+                  <w:listItem w:displayText="ЛО ТЗ / ЛО ДТм: Функция введена в работу" w:value="ЛО ТЗ / ЛО ДТм: Функция введена в работу"/>
+                  <w:listItem w:displayText="ЛО ТЗ / ЛО ДТм: Функция оперативно выведена из работы" w:value="ЛО ТЗ / ЛО ДТм: Функция оперативно выведена из работы"/>
+                  <w:listItem w:displayText="ЛО ТЗ / ЛО ДТо: Срабатывание" w:value="ЛО ТЗ / ЛО ДТо: Срабатывание"/>
+                  <w:listItem w:displayText="ЛО ТЗ / ЛО ДТо: Срабатывание датчика температуры обмотки заблокировано" w:value="ЛО ТЗ / ЛО ДТо: Срабатывание датчика температуры обмотки заблокировано"/>
+                  <w:listItem w:displayText="ЛО ТЗ / ЛО ДТо: Срабатывание на сигнал" w:value="ЛО ТЗ / ЛО ДТо: Срабатывание на сигнал"/>
+                  <w:listItem w:displayText="ЛО ТЗ / ЛО ДТо: Функция введена в работу" w:value="ЛО ТЗ / ЛО ДТо: Функция введена в работу"/>
+                  <w:listItem w:displayText="ЛО ТЗ / ЛО ДТо: Функция оперативно выведена из работы" w:value="ЛО ТЗ / ЛО ДТо: Функция оперативно выведена из работы"/>
+                  <w:listItem w:displayText="ЛО ТЗ / ЛО РД: Срабатывание" w:value="ЛО ТЗ / ЛО РД: Срабатывание"/>
+                  <w:listItem w:displayText="ЛО ТЗ / ЛО РД: Срабатывание на сигнал" w:value="ЛО ТЗ / ЛО РД: Срабатывание на сигнал"/>
+                  <w:listItem w:displayText="ЛО ТЗ / ЛО РД: Срабатывание реле давления заблокировано" w:value="ЛО ТЗ / ЛО РД: Срабатывание реле давления заблокировано"/>
+                  <w:listItem w:displayText="ЛО ТЗ / ЛО РД: Функция введена в работу" w:value="ЛО ТЗ / ЛО РД: Функция введена в работу"/>
+                  <w:listItem w:displayText="ЛО ТЗ / ЛО РД: Функция оперативно выведена из работы" w:value="ЛО ТЗ / ЛО РД: Функция оперативно выведена из работы"/>
+                  <w:listItem w:displayText="ЛО ТС / ЛО ДУм расширителя: Срабатывание" w:value="ЛО ТС / ЛО ДУм расширителя: Срабатывание"/>
+                  <w:listItem w:displayText="ЛО ТС / ЛО ДУм расширителя: Срабатывание на сигнал" w:value="ЛО ТС / ЛО ДУм расширителя: Срабатывание на сигнал"/>
+                  <w:listItem w:displayText="ЛО ТС / ЛО ДУм расширителя: Функция введена в работу" w:value="ЛО ТС / ЛО ДУм расширителя: Функция введена в работу"/>
+                  <w:listItem w:displayText="ЛО ТС / ЛО ДУм расширителя: Функция оперативно выведена из работы" w:value="ЛО ТС / ЛО ДУм расширителя: Функция оперативно выведена из работы"/>
+                  <w:listItem w:displayText="ЛО ТС / ЛО ОК: Срабатывание" w:value="ЛО ТС / ЛО ОК: Срабатывание"/>
+                  <w:listItem w:displayText="ЛО ТС / ЛО ОК: Срабатывание на сигнал" w:value="ЛО ТС / ЛО ОК: Срабатывание на сигнал"/>
+                  <w:listItem w:displayText="ЛО ТС / ЛО ОК: Функция введена в работу" w:value="ЛО ТС / ЛО ОК: Функция введена в работу"/>
+                  <w:listItem w:displayText="ЛО ТС / ЛО ОК: Функция оперативно выведена из работы" w:value="ЛО ТС / ЛО ОК: Функция оперативно выведена из работы"/>
+                  <w:listItem w:displayText="ЛО ТС / ЛО ПК: Срабатывание" w:value="ЛО ТС / ЛО ПК: Срабатывание"/>
+                  <w:listItem w:displayText="ЛО ТС / ЛО ПК: Срабатывание на сигнал" w:value="ЛО ТС / ЛО ПК: Срабатывание на сигнал"/>
+                  <w:listItem w:displayText="ЛО ТС / ЛО ПК: Функция введена в работу" w:value="ЛО ТС / ЛО ПК: Функция введена в работу"/>
+                  <w:listItem w:displayText="ЛО ТС / ЛО ПК: Функция оперативно выведена из работы" w:value="ЛО ТС / ЛО ПК: Функция оперативно выведена из работы"/>
+                  <w:listItem w:displayText="ПДС / ГЗ РПН: Низкая изоляция" w:value="ПДС / ГЗ РПН: Низкая изоляция"/>
+                  <w:listItem w:displayText="ПДС / ГЗ РПН: Отключение" w:value="ПДС / ГЗ РПН: Отключение"/>
+                  <w:listItem w:displayText="ПДС / ГЗ Т: Низкая изоляция ГЗоткл" w:value="ПДС / ГЗ Т: Низкая изоляция ГЗоткл"/>
+                  <w:listItem w:displayText="ПДС / ГЗ Т: Низкая изоляция ГЗсигн" w:value="ПДС / ГЗ Т: Низкая изоляция ГЗсигн"/>
+                  <w:listItem w:displayText="ПДС / ГЗ Т: Отключение" w:value="ПДС / ГЗ Т: Отключение"/>
+                  <w:listItem w:displayText="ПДС / ГЗ Т: Сигнал" w:value="ПДС / ГЗ Т: Сигнал"/>
+                  <w:listItem w:displayText="ПДС / ДТм: Низкая изоляция" w:value="ПДС / ДТм: Низкая изоляция"/>
+                  <w:listItem w:displayText="ПДС / ДТм: Отключение" w:value="ПДС / ДТм: Отключение"/>
+                  <w:listItem w:displayText="ПДС / ДТм: Сигнал" w:value="ПДС / ДТм: Сигнал"/>
+                  <w:listItem w:displayText="ПДС / ДТм_РПН: Срабатывание" w:value="ПДС / ДТм_РПН: Срабатывание"/>
+                  <w:listItem w:displayText="ПДС / ДТо: Низкая изоляция" w:value="ПДС / ДТо: Низкая изоляция"/>
+                  <w:listItem w:displayText="ПДС / ДТо: Отключение" w:value="ПДС / ДТо: Отключение"/>
+                  <w:listItem w:displayText="ПДС / ДТо: Сигнал" w:value="ПДС / ДТо: Сигнал"/>
+                  <w:listItem w:displayText="ПДС / ДУм РПН: Высокий уровень масла" w:value="ПДС / ДУм РПН: Высокий уровень масла"/>
+                  <w:listItem w:displayText="ПДС / ДУм РПН: Низкий уровень масла" w:value="ПДС / ДУм РПН: Низкий уровень масла"/>
+                  <w:listItem w:displayText="ПДС / ДУм расширителя: Высокий уровень масла" w:value="ПДС / ДУм расширителя: Высокий уровень масла"/>
+                  <w:listItem w:displayText="ПДС / ДУм расширителя: Низкий уровень масла" w:value="ПДС / ДУм расширителя: Низкий уровень масла"/>
+                  <w:listItem w:displayText="ПДС / КСО: Авария" w:value="ПДС / КСО: Авария"/>
+                  <w:listItem w:displayText="ПДС / КСО: Неисправность" w:value="ПДС / КСО: Неисправность"/>
+                  <w:listItem w:displayText="ПДС / ОК: Срабатывание" w:value="ПДС / ОК: Срабатывание"/>
+                  <w:listItem w:displayText="ПДС / ПДС: Функция введена в работу" w:value="ПДС / ПДС: Функция введена в работу"/>
+                  <w:listItem w:displayText="ПДС / ПДС: Функция оперативно выведена из работы" w:value="ПДС / ПДС: Функция оперативно выведена из работы"/>
+                  <w:listItem w:displayText="ПДС / ПК: Срабатывание" w:value="ПДС / ПК: Срабатывание"/>
+                  <w:listItem w:displayText="ПДС / РД: Низкая изоляция" w:value="ПДС / РД: Низкая изоляция"/>
+                  <w:listItem w:displayText="ПДС / РД: Отключение" w:value="ПДС / РД: Отключение"/>
+                  <w:listItem w:displayText="ПДС НКУ / SA1: Цепь управления введена" w:value="ПДС НКУ / SA1: Цепь управления введена"/>
+                  <w:listItem w:displayText="ПДС НКУ / SA2: Цепь управления введена" w:value="ПДС НКУ / SA2: Цепь управления введена"/>
+                  <w:listItem w:displayText="ПДС НКУ / SA3: Цепь управления введена" w:value="ПДС НКУ / SA3: Цепь управления введена"/>
+                  <w:listItem w:displayText="ПДС НКУ / SA4: Цепь управления введена" w:value="ПДС НКУ / SA4: Цепь управления введена"/>
+                  <w:listItem w:displayText="ПДС НКУ / SG1: Рабочее положение испытательного блока" w:value="ПДС НКУ / SG1: Рабочее положение испытательного блока"/>
+                  <w:listItem w:displayText="ПДС НКУ / SG2: Рабочее положение испытательного блока" w:value="ПДС НКУ / SG2: Рабочее положение испытательного блока"/>
+                  <w:listItem w:displayText="ПДС НКУ / SG3: Рабочее положение испытательного блока" w:value="ПДС НКУ / SG3: Рабочее положение испытательного блока"/>
+                  <w:listItem w:displayText="ПДС НКУ / Дверь: Дверь шкафа закрыта" w:value="ПДС НКУ / Дверь: Дверь шкафа закрыта"/>
+                  <w:listItem w:displayText="ПДС НКУ / Дверь: Дверь шкафа открыта" w:value="ПДС НКУ / Дверь: Дверь шкафа открыта"/>
+                  <w:listItem w:displayText="ПДС НКУ / ОТ ГЗ: Неисправность оперативного тока цепей ГЗ" w:value="ПДС НКУ / ОТ ГЗ: Неисправность оперативного тока цепей ГЗ"/>
+                  <w:listItem w:displayText="ПДС НКУ / ОТ ЗДЗ1: Неисправность оперативного тока цепей ЗДЗ НН1" w:value="ПДС НКУ / ОТ ЗДЗ1: Неисправность оперативного тока цепей ЗДЗ НН1"/>
+                  <w:listItem w:displayText="ПДС НКУ / ОТ ЗДЗ2: Неисправность оперативного тока цепей ЗДЗ НН2" w:value="ПДС НКУ / ОТ ЗДЗ2: Неисправность оперативного тока цепей ЗДЗ НН2"/>
+                  <w:listItem w:displayText="ПДС НКУ / ОТ ТЗ, ТС: Неисправность оперативного тока цепей ТЗ, ТС" w:value="ПДС НКУ / ОТ ТЗ, ТС: Неисправность оперативного тока цепей ТЗ, ТС"/>
+                  <w:listItem w:displayText="ПДС НКУ / ОТ УРОВ1: Неисправность оперативного тока цепей УРОВ НН1" w:value="ПДС НКУ / ОТ УРОВ1: Неисправность оперативного тока цепей УРОВ НН1"/>
+                  <w:listItem w:displayText="ПДС НКУ / ОТ УРОВ2: Неисправность оперативного тока цепей УРОВ НН2" w:value="ПДС НКУ / ОТ УРОВ2: Неисправность оперативного тока цепей УРОВ НН2"/>
+                  <w:listItem w:displayText="ПДС НКУ / ПДС НКУ: Функция введена в работу" w:value="ПДС НКУ / ПДС НКУ: Функция введена в работу"/>
+                  <w:listItem w:displayText="ПДС НКУ / ПДС НКУ: Функция оперативно выведена из работы" w:value="ПДС НКУ / ПДС НКУ: Функция оперативно выведена из работы"/>
+                  <w:listItem w:displayText="ПС / ПС: Пуск" w:value="ПС / ПС: Пуск"/>
+                  <w:listItem w:displayText="ПС / ПС: Пуск (импульс)" w:value="ПС / ПС: Пуск (импульс)"/>
+                  <w:listItem w:displayText="РТПО / РТПО ВН: Пуск" w:value="РТПО / РТПО ВН: Пуск"/>
+                  <w:listItem w:displayText="РТПО / РТПО ВН: Пуск ИО тока" w:value="РТПО / РТПО ВН: Пуск ИО тока"/>
+                  <w:listItem w:displayText="РТПО / РТПО ВН: Функция введена в работу" w:value="РТПО / РТПО ВН: Функция введена в работу"/>
+                  <w:listItem w:displayText="РТПО / РТПО ВН: Функция оперативно выведена из работы" w:value="РТПО / РТПО ВН: Функция оперативно выведена из работы"/>
+                  <w:listItem w:displayText="РТПО / РТПО НН (НН2): Пуск" w:value="РТПО / РТПО НН (НН2): Пуск"/>
+                  <w:listItem w:displayText="РТПО / РТПО НН (НН2): Пуск ИО тока" w:value="РТПО / РТПО НН (НН2): Пуск ИО тока"/>
+                  <w:listItem w:displayText="РТПО / РТПО НН (НН2): Функция введена в работу" w:value="РТПО / РТПО НН (НН2): Функция введена в работу"/>
+                  <w:listItem w:displayText="РТПО / РТПО НН (НН2): Функция оперативно выведена из работы" w:value="РТПО / РТПО НН (НН2): Функция оперативно выведена из работы"/>
+                  <w:listItem w:displayText="РТПО / РТПО СН (НН1): Пуск" w:value="РТПО / РТПО СН (НН1): Пуск"/>
+                  <w:listItem w:displayText="РТПО / РТПО СН (НН1): Пуск ИО тока" w:value="РТПО / РТПО СН (НН1): Пуск ИО тока"/>
+                  <w:listItem w:displayText="РТПО / РТПО СН (НН1): Функция введена в работу" w:value="РТПО / РТПО СН (НН1): Функция введена в работу"/>
+                  <w:listItem w:displayText="РТПО / РТПО СН (НН1): Функция оперативно выведена из работы" w:value="РТПО / РТПО СН (НН1): Функция оперативно выведена из работы"/>
+                  <w:listItem w:displayText="РТПО / РТПО_общ: Пуск" w:value="РТПО / РТПО_общ: Пуск"/>
+                  <w:listItem w:displayText="РТПО / РТПО_общ: Функция введена в работу" w:value="РТПО / РТПО_общ: Функция введена в работу"/>
+                  <w:listItem w:displayText="СС / СС: БИ выведены" w:value="СС / СС: БИ выведены"/>
+                  <w:listItem w:displayText="СС / СС: Внешнее отключение" w:value="СС / СС: Внешнее отключение"/>
+                  <w:listItem w:displayText="СС / СС: Выходные цепи разобраны" w:value="СС / СС: Выходные цепи разобраны"/>
+                  <w:listItem w:displayText="СС / СС: ГЗ заблокирована" w:value="СС / СС: ГЗ заблокирована"/>
+                  <w:listItem w:displayText="СС / СС: Неисправность ОТ цепей ГЗ" w:value="СС / СС: Неисправность ОТ цепей ГЗ"/>
+                  <w:listItem w:displayText="СС / СС: Неисправность ОТ цепей ТЗ, ТС" w:value="СС / СС: Неисправность ОТ цепей ТЗ, ТС"/>
+                  <w:listItem w:displayText="СС / СС: Низкая изоляция ГЗ" w:value="СС / СС: Низкая изоляция ГЗ"/>
+                  <w:listItem w:displayText="СС / СС: Низкая изоляция ТЗ" w:value="СС / СС: Низкая изоляция ТЗ"/>
+                  <w:listItem w:displayText="СС / СС: Общий внешний сигнал" w:value="СС / СС: Общий внешний сигнал"/>
+                  <w:listItem w:displayText="СС / СС: Сигнализация от ГЗ" w:value="СС / СС: Сигнализация от ГЗ"/>
+                  <w:listItem w:displayText="СС / СС: Сигнализация от ТЗ" w:value="СС / СС: Сигнализация от ТЗ"/>
+                  <w:listItem w:displayText="СС / СС: Сигнализация от ТС" w:value="СС / СС: Сигнализация от ТС"/>
+                  <w:listItem w:displayText="СС / СС: Сигнализация цепей опер.тока" w:value="СС / СС: Сигнализация цепей опер.тока"/>
+                  <w:listItem w:displayText="СС / СС: Сигнализация цепей опер.тока НН" w:value="СС / СС: Сигнализация цепей опер.тока НН"/>
+                  <w:listItem w:displayText="СС / СС: ТЗ заблокирована" w:value="СС / СС: ТЗ заблокирована"/>
+                  <w:listItem w:displayText="ТК ЗДЗ / ТК ЗДЗ: Пуск" w:value="ТК ЗДЗ / ТК ЗДЗ: Пуск"/>
+                  <w:listItem w:displayText="ТК ЗДЗ / ТК ЗДЗ: Пуск ИО тока" w:value="ТК ЗДЗ / ТК ЗДЗ: Пуск ИО тока"/>
+                  <w:listItem w:displayText="ТК ЗДЗ / ТК ЗДЗ: Функция введена в работу" w:value="ТК ЗДЗ / ТК ЗДЗ: Функция введена в работу"/>
+                  <w:listItem w:displayText="ТК ЗДЗ / ТК ЗДЗ: Функция оперативно выведена из работы" w:value="ТК ЗДЗ / ТК ЗДЗ: Функция оперативно выведена из работы"/>
+                  <w:listItem w:displayText="ТО ЗПО / ТО ЗПО ВН: Пуск" w:value="ТО ЗПО / ТО ЗПО ВН: Пуск"/>
+                  <w:listItem w:displayText="ТО ЗПО / ТО ЗПО ВН: Пуск ИО тока" w:value="ТО ЗПО / ТО ЗПО ВН: Пуск ИО тока"/>
+                  <w:listItem w:displayText="ТО ЗПО / ТО ЗПО ВН: Функция введена в работу" w:value="ТО ЗПО / ТО ЗПО ВН: Функция введена в работу"/>
+                  <w:listItem w:displayText="ТО ЗПО / ТО ЗПО ВН: Функция оперативно выведена из работы" w:value="ТО ЗПО / ТО ЗПО ВН: Функция оперативно выведена из работы"/>
+                  <w:listItem w:displayText="ТО ЗПО / ТО ЗПО НН (НН2): Пуск" w:value="ТО ЗПО / ТО ЗПО НН (НН2): Пуск"/>
+                  <w:listItem w:displayText="ТО ЗПО / ТО ЗПО НН (НН2): Пуск ИО тока" w:value="ТО ЗПО / ТО ЗПО НН (НН2): Пуск ИО тока"/>
+                  <w:listItem w:displayText="ТО ЗПО / ТО ЗПО НН (НН2): Функция введена в работу" w:value="ТО ЗПО / ТО ЗПО НН (НН2): Функция введена в работу"/>
+                  <w:listItem w:displayText="ТО ЗПО / ТО ЗПО НН (НН2): Функция оперативно выведена из работы" w:value="ТО ЗПО / ТО ЗПО НН (НН2): Функция оперативно выведена из работы"/>
+                  <w:listItem w:displayText="ТО ЗПО / ТО ЗПО СН (НН1): Пуск" w:value="ТО ЗПО / ТО ЗПО СН (НН1): Пуск"/>
+                  <w:listItem w:displayText="ТО ЗПО / ТО ЗПО СН (НН1): Пуск ИО тока" w:value="ТО ЗПО / ТО ЗПО СН (НН1): Пуск ИО тока"/>
+                  <w:listItem w:displayText="ТО ЗПО / ТО ЗПО СН (НН1): Функция введена в работу" w:value="ТО ЗПО / ТО ЗПО СН (НН1): Функция введена в работу"/>
+                  <w:listItem w:displayText="ТО ЗПО / ТО ЗПО СН (НН1): Функция оперативно выведена из работы" w:value="ТО ЗПО / ТО ЗПО СН (НН1): Функция оперативно выведена из работы"/>
+                  <w:listItem w:displayText="ТО ЗПО / ТО ЗПО_общ: Пуск" w:value="ТО ЗПО / ТО ЗПО_общ: Пуск"/>
+                  <w:listItem w:displayText="ТО ЗПО / ТО ЗПО_общ: Функция введена в работу" w:value="ТО ЗПО / ТО ЗПО_общ: Функция введена в работу"/>
+                  <w:listItem w:displayText="ТО РПН / ТО РПН: Пуск" w:value="ТО РПН / ТО РПН: Пуск"/>
+                  <w:listItem w:displayText="ТО РПН / ТО РПН: Пуск ИО тока" w:value="ТО РПН / ТО РПН: Пуск ИО тока"/>
+                  <w:listItem w:displayText="ТО РПН / ТО РПН: Функция введена в работу" w:value="ТО РПН / ТО РПН: Функция введена в работу"/>
+                  <w:listItem w:displayText="ТО РПН / ТО РПН: Функция оперативно выведена из работы" w:value="ТО РПН / ТО РПН: Функция оперативно выведена из работы"/>
+                  <w:listItem w:displayText="УРОВ ВН / УРОВ: Пуск" w:value="УРОВ ВН / УРОВ: Пуск"/>
+                  <w:listItem w:displayText="УРОВ ВН / УРОВ: Пуск ИО максимального тока" w:value="УРОВ ВН / УРОВ: Пуск ИО максимального тока"/>
+                  <w:listItem w:displayText="УРОВ ВН / УРОВ: Срабатывание" w:value="УРОВ ВН / УРОВ: Срабатывание"/>
+                  <w:listItem w:displayText="УРОВ ВН / УРОВ: Срабатывание «на себя»" w:value="УРОВ ВН / УРОВ: Срабатывание «на себя»"/>
+                  <w:listItem w:displayText="УРОВ ВН / УРОВ: Функция введена в работу" w:value="УРОВ ВН / УРОВ: Функция введена в работу"/>
+                  <w:listItem w:displayText="УРОВ ВН / УРОВ: Функция оперативно выведена из работы" w:value="УРОВ ВН / УРОВ: Функция оперативно выведена из работы"/>
                   <w:listItem w:displayText=" " w:value="SPACER" w:disabled="true"/>
                   <w:listItem w:displayText="────── Сигналы от блоков ──────" w:value="CONTROLS_HEADER" w:disabled="true"/>
                   <w:listItem w:displayText="Слот М1. Блок питания (Р02с): Крит. неисправность 12 В" w:value="Слот М1. Блок питания (Р02с): Крит. неисправность 12 В"/>
@@ -4266,105 +6473,161 @@
                   <w:listItem w:displayText="Слот М3. Блок выходных реле (К002): Статус" w:value="Слот М3. Блок выходных реле (К002): Статус"/>
                   <w:listItem w:displayText="Слот М3. Блок выходных реле (К002): Статус" w:value="Слот М3. Блок выходных реле (К002): Статус"/>
                   <w:listItem w:displayText="Слот М3. Блок выходных реле (К002): Статус" w:value="Слот М3. Блок выходных реле (К002): Статус"/>
-                  <w:listItem w:displayText="Слот М4. Блок выходных реле (К001): Отказ блока" w:value="Слот М4. Блок выходных реле (К001): Отказ блока"/>
-                  <w:listItem w:displayText="Слот М4. Блок выходных реле (К001): Блок не определен" w:value="Слот М4. Блок выходных реле (К001): Блок не определен"/>
-                  <w:listItem w:displayText="Слот М4. Блок выходных реле (К001): Статус" w:value="Слот М4. Блок выходных реле (К001): Статус"/>
-                  <w:listItem w:displayText="Слот М4. Блок выходных реле (К001): Статус" w:value="Слот М4. Блок выходных реле (К001): Статус"/>
-                  <w:listItem w:displayText="Слот М4. Блок выходных реле (К001): Статус" w:value="Слот М4. Блок выходных реле (К001): Статус"/>
-                  <w:listItem w:displayText="Слот М4. Блок выходных реле (К001): Статус" w:value="Слот М4. Блок выходных реле (К001): Статус"/>
-                  <w:listItem w:displayText="Слот М4. Блок выходных реле (К001): Статус" w:value="Слот М4. Блок выходных реле (К001): Статус"/>
-                  <w:listItem w:displayText="Слот М4. Блок выходных реле (К001): Статус" w:value="Слот М4. Блок выходных реле (К001): Статус"/>
-                  <w:listItem w:displayText="Слот М4. Блок выходных реле (К001): Статус" w:value="Слот М4. Блок выходных реле (К001): Статус"/>
-                  <w:listItem w:displayText="Слот М4. Блок выходных реле (К001): Статус" w:value="Слот М4. Блок выходных реле (К001): Статус"/>
-                  <w:listItem w:displayText="Слот М5. Блок дискретных входов (В021): Отказ блока" w:value="Слот М5. Блок дискретных входов (В021): Отказ блока"/>
-                  <w:listItem w:displayText="Слот М5. Блок дискретных входов (В021): Блок не определен" w:value="Слот М5. Блок дискретных входов (В021): Блок не определен"/>
-                  <w:listItem w:displayText="Слот М5. Блок дискретных входов (В021): Статус" w:value="Слот М5. Блок дискретных входов (В021): Статус"/>
-                  <w:listItem w:displayText="Слот М5. Блок дискретных входов (В021): Статус" w:value="Слот М5. Блок дискретных входов (В021): Статус"/>
-                  <w:listItem w:displayText="Слот М5. Блок дискретных входов (В021): Статус" w:value="Слот М5. Блок дискретных входов (В021): Статус"/>
-                  <w:listItem w:displayText="Слот М5. Блок дискретных входов (В021): Статус" w:value="Слот М5. Блок дискретных входов (В021): Статус"/>
-                  <w:listItem w:displayText="Слот М5. Блок дискретных входов (В021): Статус" w:value="Слот М5. Блок дискретных входов (В021): Статус"/>
-                  <w:listItem w:displayText="Слот М5. Блок дискретных входов (В021): Статус" w:value="Слот М5. Блок дискретных входов (В021): Статус"/>
-                  <w:listItem w:displayText="Слот М5. Блок дискретных входов (В021): Статус" w:value="Слот М5. Блок дискретных входов (В021): Статус"/>
-                  <w:listItem w:displayText="Слот М5. Блок дискретных входов (В021): Статус" w:value="Слот М5. Блок дискретных входов (В021): Статус"/>
-                  <w:listItem w:displayText="Слот М5. Блок дискретных входов (В021): Статус" w:value="Слот М5. Блок дискретных входов (В021): Статус"/>
-                  <w:listItem w:displayText="Слот М5. Блок дискретных входов (В021): Статус" w:value="Слот М5. Блок дискретных входов (В021): Статус"/>
-                  <w:listItem w:displayText="Слот М5. Блок дискретных входов (В021): Статус" w:value="Слот М5. Блок дискретных входов (В021): Статус"/>
-                  <w:listItem w:displayText="Слот М5. Блок дискретных входов (В021): Статус" w:value="Слот М5. Блок дискретных входов (В021): Статус"/>
-                  <w:listItem w:displayText="Слот М5. Блок дискретных входов (В021): Статус" w:value="Слот М5. Блок дискретных входов (В021): Статус"/>
-                  <w:listItem w:displayText="Слот М5. Блок дискретных входов (В021): Статус" w:value="Слот М5. Блок дискретных входов (В021): Статус"/>
-                  <w:listItem w:displayText="Слот М6. Блок дискретных входов (В021): Отказ блока" w:value="Слот М6. Блок дискретных входов (В021): Отказ блока"/>
-                  <w:listItem w:displayText="Слот М6. Блок дискретных входов (В021): Блок не определен" w:value="Слот М6. Блок дискретных входов (В021): Блок не определен"/>
-                  <w:listItem w:displayText="Слот М6. Блок дискретных входов (В021): Статус" w:value="Слот М6. Блок дискретных входов (В021): Статус"/>
-                  <w:listItem w:displayText="Слот М6. Блок дискретных входов (В021): Статус" w:value="Слот М6. Блок дискретных входов (В021): Статус"/>
-                  <w:listItem w:displayText="Слот М6. Блок дискретных входов (В021): Статус" w:value="Слот М6. Блок дискретных входов (В021): Статус"/>
-                  <w:listItem w:displayText="Слот М6. Блок дискретных входов (В021): Статус" w:value="Слот М6. Блок дискретных входов (В021): Статус"/>
-                  <w:listItem w:displayText="Слот М6. Блок дискретных входов (В021): Статус" w:value="Слот М6. Блок дискретных входов (В021): Статус"/>
-                  <w:listItem w:displayText="Слот М6. Блок дискретных входов (В021): Статус" w:value="Слот М6. Блок дискретных входов (В021): Статус"/>
-                  <w:listItem w:displayText="Слот М6. Блок дискретных входов (В021): Статус" w:value="Слот М6. Блок дискретных входов (В021): Статус"/>
-                  <w:listItem w:displayText="Слот М6. Блок дискретных входов (В021): Статус" w:value="Слот М6. Блок дискретных входов (В021): Статус"/>
-                  <w:listItem w:displayText="Слот М6. Блок дискретных входов (В021): Статус" w:value="Слот М6. Блок дискретных входов (В021): Статус"/>
-                  <w:listItem w:displayText="Слот М6. Блок дискретных входов (В021): Статус" w:value="Слот М6. Блок дискретных входов (В021): Статус"/>
-                  <w:listItem w:displayText="Слот М6. Блок дискретных входов (В021): Статус" w:value="Слот М6. Блок дискретных входов (В021): Статус"/>
-                  <w:listItem w:displayText="Слот М6. Блок дискретных входов (В021): Статус" w:value="Слот М6. Блок дискретных входов (В021): Статус"/>
-                  <w:listItem w:displayText="Слот М6. Блок дискретных входов (В021): Статус" w:value="Слот М6. Блок дискретных входов (В021): Статус"/>
-                  <w:listItem w:displayText="Слот М6. Блок дискретных входов (В021): Статус" w:value="Слот М6. Блок дискретных входов (В021): Статус"/>
-                  <w:listItem w:displayText="Слот М7. Блок сопряжения (А004): Отказ блока" w:value="Слот М7. Блок сопряжения (А004): Отказ блока"/>
-                  <w:listItem w:displayText="Слот М7. Блок сопряжения (А004): Блок не определен" w:value="Слот М7. Блок сопряжения (А004): Блок не определен"/>
-                  <w:listItem w:displayText="Слот М7. Блок сопряжения (А004): Неисправность АЦП" w:value="Слот М7. Блок сопряжения (А004): Неисправность АЦП"/>
-                  <w:listItem w:displayText="Слот М7. Блок сопряжения (А004): Обрыв цепей ТН" w:value="Слот М7. Блок сопряжения (А004): Обрыв цепей ТН"/>
-                  <w:listItem w:displayText="Слот М7. Блок сопряжения (А004): Несимметрия измерений" w:value="Слот М7. Блок сопряжения (А004): Несимметрия измерений"/>
-                  <w:listItem w:displayText="Слот М7. Блок сопряжения (А004): Ошибка номинала ТТ" w:value="Слот М7. Блок сопряжения (А004): Ошибка номинала ТТ"/>
-                  <w:listItem w:displayText="Слот М8. Измерительный блок (М046): Отказ блока" w:value="Слот М8. Измерительный блок (М046): Отказ блока"/>
-                  <w:listItem w:displayText="Слот М8. Измерительный блок (М046): Блок не определен" w:value="Слот М8. Измерительный блок (М046): Блок не определен"/>
-                  <w:listItem w:displayText="Слот М8. Измерительный блок (М046): Неисправность АЦП" w:value="Слот М8. Измерительный блок (М046): Неисправность АЦП"/>
-                  <w:listItem w:displayText="Слот М8. Измерительный блок (М046): Обрыв цепей ТН" w:value="Слот М8. Измерительный блок (М046): Обрыв цепей ТН"/>
-                  <w:listItem w:displayText="Слот М8. Измерительный блок (М046): Несимметрия измерений" w:value="Слот М8. Измерительный блок (М046): Несимметрия измерений"/>
-                  <w:listItem w:displayText="Слот М8. Измерительный блок (М046): Ошибка номинала ТТ" w:value="Слот М8. Измерительный блок (М046): Ошибка номинала ТТ"/>
-                  <w:listItem w:displayText="Слот М10. Центральный процессор (С01): Отказ блока ЦП" w:value="Слот М10. Центральный процессор (С01): Отказ блока ЦП"/>
-                  <w:listItem w:displayText="Слот М10. Центральный процессор (С01): Неисправность ПЗУ ЦП" w:value="Слот М10. Центральный процессор (С01): Неисправность ПЗУ ЦП"/>
-                  <w:listItem w:displayText="Слот М10. Центральный процессор (С01): Неисправность ПЗУ MPU" w:value="Слот М10. Центральный процессор (С01): Неисправность ПЗУ MPU"/>
-                  <w:listItem w:displayText="Слот М10. Центральный процессор (С01): Неисправность ПЗУ DSP2" w:value="Слот М10. Центральный процессор (С01): Неисправность ПЗУ DSP2"/>
-                  <w:listItem w:displayText="Слот М10. Центральный процессор (С01): Неисправность flash" w:value="Слот М10. Центральный процессор (С01): Неисправность flash"/>
-                  <w:listItem w:displayText="Слот М10. Центральный процессор (С01): Неисправность ОЗУ ЦП" w:value="Слот М10. Центральный процессор (С01): Неисправность ОЗУ ЦП"/>
-                  <w:listItem w:displayText="Слот М10. Центральный процессор (С01): Неисправность ОЗУ MPU" w:value="Слот М10. Центральный процессор (С01): Неисправность ОЗУ MPU"/>
-                  <w:listItem w:displayText="Слот М10. Центральный процессор (С01): Неисправность ОЗУ DSP2" w:value="Слот М10. Центральный процессор (С01): Неисправность ОЗУ DSP2"/>
-                  <w:listItem w:displayText="Слот М10. Центральный процессор (С01): Неисправность ОЗУ IPU2" w:value="Слот М10. Центральный процессор (С01): Неисправность ОЗУ IPU2"/>
-                  <w:listItem w:displayText="Слот М10. Центральный процессор (С01): Неисправность часов ЦП" w:value="Слот М10. Центральный процессор (С01): Неисправность часов ЦП"/>
-                  <w:listItem w:displayText="Слот М10. Центральный процессор (С01): Ошибка I2C ЦП" w:value="Слот М10. Центральный процессор (С01): Ошибка I2C ЦП"/>
-                  <w:listItem w:displayText="Слот М10. Центральный процессор (С01): Ошибка КС уставок" w:value="Слот М10. Центральный процессор (С01): Ошибка КС уставок"/>
-                  <w:listItem w:displayText="Слот М10. Центральный процессор (С01): Неисправность ПО ЦП" w:value="Слот М10. Центральный процессор (С01): Неисправность ПО ЦП"/>
-                  <w:listItem w:displayText="Слот М10. Центральный процессор (С01): Несовместимая версия ПО ЦП" w:value="Слот М10. Центральный процессор (С01): Несовместимая версия ПО ЦП"/>
-                  <w:listItem w:displayText="Слот М10. Центральный процессор (С01): Неисправность SPI ЦП" w:value="Слот М10. Центральный процессор (С01): Неисправность SPI ЦП"/>
-                  <w:listItem w:displayText="Слот М10. Центральный процессор (С01): Ошибка конфигурации ЦП" w:value="Слот М10. Центральный процессор (С01): Ошибка конфигурации ЦП"/>
-                  <w:listItem w:displayText="Слот М10. Центральный процессор (С01): Неверные уставки" w:value="Слот М10. Центральный процессор (С01): Неверные уставки"/>
-                  <w:listItem w:displayText="Слот М10. Центральный процессор (С01): Неисправность IPC" w:value="Слот М10. Центральный процессор (С01): Неисправность IPC"/>
-                  <w:listItem w:displayText="Слот М10. Центральный процессор (С01): Неисправность IPC для MPU-DSP1" w:value="Слот М10. Центральный процессор (С01): Неисправность IPC для MPU-DSP1"/>
-                  <w:listItem w:displayText="Слот М10. Центральный процессор (С01): Неисправность IPC для DSP1-IPU1" w:value="Слот М10. Центральный процессор (С01): Неисправность IPC для DSP1-IPU1"/>
-                  <w:listItem w:displayText="Слот М10. Центральный процессор (С01): Неисправность IPC для MPU-IPU1" w:value="Слот М10. Центральный процессор (С01): Неисправность IPC для MPU-IPU1"/>
-                  <w:listItem w:displayText="Слот М10. Центральный процессор (С01): RED12.Неисправность" w:value="Слот М10. Центральный процессор (С01): RED12.Неисправность"/>
-                  <w:listItem w:displayText="Слот М10. Центральный процессор (С01): RED34.Неисправность" w:value="Слот М10. Центральный процессор (С01): RED34.Неисправность"/>
-                  <w:listItem w:displayText="Слот М10. Центральный процессор (С01): X1.Неисправность" w:value="Слот М10. Центральный процессор (С01): X1.Неисправность"/>
-                  <w:listItem w:displayText="Слот М10. Центральный процессор (С01): X1.Переп.вых.буфер" w:value="Слот М10. Центральный процессор (С01): X1.Переп.вых.буфер"/>
-                  <w:listItem w:displayText="Слот М10. Центральный процессор (С01): X1.Переп.вх.буфер" w:value="Слот М10. Центральный процессор (С01): X1.Переп.вх.буфер"/>
-                  <w:listItem w:displayText="Слот М10. Центральный процессор (С01): X2.Неисправность" w:value="Слот М10. Центральный процессор (С01): X2.Неисправность"/>
-                  <w:listItem w:displayText="Слот М10. Центральный процессор (С01): X2.Переп.вых.буфер" w:value="Слот М10. Центральный процессор (С01): X2.Переп.вых.буфер"/>
-                  <w:listItem w:displayText="Слот М10. Центральный процессор (С01): X2.Переп.вх.буфер" w:value="Слот М10. Центральный процессор (С01): X2.Переп.вх.буфер"/>
-                  <w:listItem w:displayText="Слот М10. Центральный процессор (С01): X3.Неисправность" w:value="Слот М10. Центральный процессор (С01): X3.Неисправность"/>
-                  <w:listItem w:displayText="Слот М10. Центральный процессор (С01): X3.Переп.вых.буфер" w:value="Слот М10. Центральный процессор (С01): X3.Переп.вых.буфер"/>
-                  <w:listItem w:displayText="Слот М10. Центральный процессор (С01): X3.Переп.вх.буфер" w:value="Слот М10. Центральный процессор (С01): X3.Переп.вх.буфер"/>
-                  <w:listItem w:displayText="Слот М10. Центральный процессор (С01): X4.Неисправность" w:value="Слот М10. Центральный процессор (С01): X4.Неисправность"/>
-                  <w:listItem w:displayText="Слот М10. Центральный процессор (С01): X4.Переп.вых.буфер" w:value="Слот М10. Центральный процессор (С01): X4.Переп.вых.буфер"/>
-                  <w:listItem w:displayText="Слот М10. Центральный процессор (С01): X4.Переп.вх.буфер" w:value="Слот М10. Центральный процессор (С01): X4.Переп.вх.буфер"/>
-                  <w:listItem w:displayText="Слот М10. Центральный процессор (С01): Температура ЦП &lt;&lt;" w:value="Слот М10. Центральный процессор (С01): Температура ЦП &lt;&lt;"/>
-                  <w:listItem w:displayText="Слот М10. Центральный процессор (С01): Температура ЦП &gt;&gt;" w:value="Слот М10. Центральный процессор (С01): Температура ЦП &gt;&gt;"/>
-                  <w:listItem w:displayText="Слот М10. Центральный процессор (С01): Температура ЦП &gt;" w:value="Слот М10. Центральный процессор (С01): Температура ЦП &gt;"/>
-                  <w:listItem w:displayText="Слот М10. Центральный процессор (С01): Температура ЦП &lt;" w:value="Слот М10. Центральный процессор (С01): Температура ЦП &lt;"/>
-                  <w:listItem w:displayText="Слот М10. Центральный процессор (С01): Сброс часов" w:value="Слот М10. Центральный процессор (С01): Сброс часов"/>
-                  <w:listItem w:displayText="Слот М10. Центральный процессор (С01): Неисправность архивов" w:value="Слот М10. Центральный процессор (С01): Неисправность архивов"/>
-                  <w:listItem w:displayText="Слот М10. Центральный процессор (С01): Перезагрузка ПО" w:value="Слот М10. Центральный процессор (С01): Перезагрузка ПО"/>
-                  <w:listItem w:displayText="Слот М10. Центральный процессор (С01): Перезапуск по питанию" w:value="Слот М10. Центральный процессор (С01): Перезапуск по питанию"/>
-                  <w:listItem w:displayText="Слот М10. Центральный процессор (С01): Перезапуск по ошибкам ПО" w:value="Слот М10. Центральный процессор (С01): Перезапуск по ошибкам ПО"/>
-                  <w:listItem w:displayText="Слот М10. Центральный процессор (С01): Изменение уставок" w:value="Слот М10. Центральный процессор (С01): Изменение уставок"/>
+                  <w:listItem w:displayText="Слот М4. Блок выходных реле (К002): Отказ блока" w:value="Слот М4. Блок выходных реле (К002): Отказ блока"/>
+                  <w:listItem w:displayText="Слот М4. Блок выходных реле (К002): Блок не определен" w:value="Слот М4. Блок выходных реле (К002): Блок не определен"/>
+                  <w:listItem w:displayText="Слот М4. Блок выходных реле (К002): Статус" w:value="Слот М4. Блок выходных реле (К002): Статус"/>
+                  <w:listItem w:displayText="Слот М4. Блок выходных реле (К002): Статус" w:value="Слот М4. Блок выходных реле (К002): Статус"/>
+                  <w:listItem w:displayText="Слот М4. Блок выходных реле (К002): Статус" w:value="Слот М4. Блок выходных реле (К002): Статус"/>
+                  <w:listItem w:displayText="Слот М4. Блок выходных реле (К002): Статус" w:value="Слот М4. Блок выходных реле (К002): Статус"/>
+                  <w:listItem w:displayText="Слот М4. Блок выходных реле (К002): Статус" w:value="Слот М4. Блок выходных реле (К002): Статус"/>
+                  <w:listItem w:displayText="Слот М4. Блок выходных реле (К002): Статус" w:value="Слот М4. Блок выходных реле (К002): Статус"/>
+                  <w:listItem w:displayText="Слот М4. Блок выходных реле (К002): Статус" w:value="Слот М4. Блок выходных реле (К002): Статус"/>
+                  <w:listItem w:displayText="Слот М4. Блок выходных реле (К002): Статус" w:value="Слот М4. Блок выходных реле (К002): Статус"/>
+                  <w:listItem w:displayText="Слот М5. Блок выходных реле (К002): Отказ блока" w:value="Слот М5. Блок выходных реле (К002): Отказ блока"/>
+                  <w:listItem w:displayText="Слот М5. Блок выходных реле (К002): Блок не определен" w:value="Слот М5. Блок выходных реле (К002): Блок не определен"/>
+                  <w:listItem w:displayText="Слот М5. Блок выходных реле (К002): Статус" w:value="Слот М5. Блок выходных реле (К002): Статус"/>
+                  <w:listItem w:displayText="Слот М5. Блок выходных реле (К002): Статус" w:value="Слот М5. Блок выходных реле (К002): Статус"/>
+                  <w:listItem w:displayText="Слот М5. Блок выходных реле (К002): Статус" w:value="Слот М5. Блок выходных реле (К002): Статус"/>
+                  <w:listItem w:displayText="Слот М5. Блок выходных реле (К002): Статус" w:value="Слот М5. Блок выходных реле (К002): Статус"/>
+                  <w:listItem w:displayText="Слот М5. Блок выходных реле (К002): Статус" w:value="Слот М5. Блок выходных реле (К002): Статус"/>
+                  <w:listItem w:displayText="Слот М5. Блок выходных реле (К002): Статус" w:value="Слот М5. Блок выходных реле (К002): Статус"/>
+                  <w:listItem w:displayText="Слот М5. Блок выходных реле (К002): Статус" w:value="Слот М5. Блок выходных реле (К002): Статус"/>
+                  <w:listItem w:displayText="Слот М5. Блок выходных реле (К002): Статус" w:value="Слот М5. Блок выходных реле (К002): Статус"/>
+                  <w:listItem w:displayText="Слот М6. Блок выходных реле (К002): Отказ блока" w:value="Слот М6. Блок выходных реле (К002): Отказ блока"/>
+                  <w:listItem w:displayText="Слот М6. Блок выходных реле (К002): Блок не определен" w:value="Слот М6. Блок выходных реле (К002): Блок не определен"/>
+                  <w:listItem w:displayText="Слот М6. Блок выходных реле (К002): Статус" w:value="Слот М6. Блок выходных реле (К002): Статус"/>
+                  <w:listItem w:displayText="Слот М6. Блок выходных реле (К002): Статус" w:value="Слот М6. Блок выходных реле (К002): Статус"/>
+                  <w:listItem w:displayText="Слот М6. Блок выходных реле (К002): Статус" w:value="Слот М6. Блок выходных реле (К002): Статус"/>
+                  <w:listItem w:displayText="Слот М6. Блок выходных реле (К002): Статус" w:value="Слот М6. Блок выходных реле (К002): Статус"/>
+                  <w:listItem w:displayText="Слот М6. Блок выходных реле (К002): Статус" w:value="Слот М6. Блок выходных реле (К002): Статус"/>
+                  <w:listItem w:displayText="Слот М6. Блок выходных реле (К002): Статус" w:value="Слот М6. Блок выходных реле (К002): Статус"/>
+                  <w:listItem w:displayText="Слот М6. Блок выходных реле (К002): Статус" w:value="Слот М6. Блок выходных реле (К002): Статус"/>
+                  <w:listItem w:displayText="Слот М6. Блок выходных реле (К002): Статус" w:value="Слот М6. Блок выходных реле (К002): Статус"/>
+                  <w:listItem w:displayText="Слот М7. Блок выходных реле (К002): Отказ блока" w:value="Слот М7. Блок выходных реле (К002): Отказ блока"/>
+                  <w:listItem w:displayText="Слот М7. Блок выходных реле (К002): Блок не определен" w:value="Слот М7. Блок выходных реле (К002): Блок не определен"/>
+                  <w:listItem w:displayText="Слот М7. Блок выходных реле (К002): Статус" w:value="Слот М7. Блок выходных реле (К002): Статус"/>
+                  <w:listItem w:displayText="Слот М7. Блок выходных реле (К002): Статус" w:value="Слот М7. Блок выходных реле (К002): Статус"/>
+                  <w:listItem w:displayText="Слот М7. Блок выходных реле (К002): Статус" w:value="Слот М7. Блок выходных реле (К002): Статус"/>
+                  <w:listItem w:displayText="Слот М7. Блок выходных реле (К002): Статус" w:value="Слот М7. Блок выходных реле (К002): Статус"/>
+                  <w:listItem w:displayText="Слот М7. Блок выходных реле (К002): Статус" w:value="Слот М7. Блок выходных реле (К002): Статус"/>
+                  <w:listItem w:displayText="Слот М7. Блок выходных реле (К002): Статус" w:value="Слот М7. Блок выходных реле (К002): Статус"/>
+                  <w:listItem w:displayText="Слот М7. Блок выходных реле (К002): Статус" w:value="Слот М7. Блок выходных реле (К002): Статус"/>
+                  <w:listItem w:displayText="Слот М7. Блок выходных реле (К002): Статус" w:value="Слот М7. Блок выходных реле (К002): Статус"/>
+                  <w:listItem w:displayText="Слот М8. Блок дискретных входов (В021): Отказ блока" w:value="Слот М8. Блок дискретных входов (В021): Отказ блока"/>
+                  <w:listItem w:displayText="Слот М8. Блок дискретных входов (В021): Блок не определен" w:value="Слот М8. Блок дискретных входов (В021): Блок не определен"/>
+                  <w:listItem w:displayText="Слот М8. Блок дискретных входов (В021): Статус" w:value="Слот М8. Блок дискретных входов (В021): Статус"/>
+                  <w:listItem w:displayText="Слот М8. Блок дискретных входов (В021): Статус" w:value="Слот М8. Блок дискретных входов (В021): Статус"/>
+                  <w:listItem w:displayText="Слот М8. Блок дискретных входов (В021): Статус" w:value="Слот М8. Блок дискретных входов (В021): Статус"/>
+                  <w:listItem w:displayText="Слот М8. Блок дискретных входов (В021): Статус" w:value="Слот М8. Блок дискретных входов (В021): Статус"/>
+                  <w:listItem w:displayText="Слот М8. Блок дискретных входов (В021): Статус" w:value="Слот М8. Блок дискретных входов (В021): Статус"/>
+                  <w:listItem w:displayText="Слот М8. Блок дискретных входов (В021): Статус" w:value="Слот М8. Блок дискретных входов (В021): Статус"/>
+                  <w:listItem w:displayText="Слот М8. Блок дискретных входов (В021): Статус" w:value="Слот М8. Блок дискретных входов (В021): Статус"/>
+                  <w:listItem w:displayText="Слот М8. Блок дискретных входов (В021): Статус" w:value="Слот М8. Блок дискретных входов (В021): Статус"/>
+                  <w:listItem w:displayText="Слот М8. Блок дискретных входов (В021): Статус" w:value="Слот М8. Блок дискретных входов (В021): Статус"/>
+                  <w:listItem w:displayText="Слот М8. Блок дискретных входов (В021): Статус" w:value="Слот М8. Блок дискретных входов (В021): Статус"/>
+                  <w:listItem w:displayText="Слот М8. Блок дискретных входов (В021): Статус" w:value="Слот М8. Блок дискретных входов (В021): Статус"/>
+                  <w:listItem w:displayText="Слот М8. Блок дискретных входов (В021): Статус" w:value="Слот М8. Блок дискретных входов (В021): Статус"/>
+                  <w:listItem w:displayText="Слот М8. Блок дискретных входов (В021): Статус" w:value="Слот М8. Блок дискретных входов (В021): Статус"/>
+                  <w:listItem w:displayText="Слот М8. Блок дискретных входов (В021): Статус" w:value="Слот М8. Блок дискретных входов (В021): Статус"/>
+                  <w:listItem w:displayText="Слот М9. Блок дискретных входов (В021): Отказ блока" w:value="Слот М9. Блок дискретных входов (В021): Отказ блока"/>
+                  <w:listItem w:displayText="Слот М9. Блок дискретных входов (В021): Блок не определен" w:value="Слот М9. Блок дискретных входов (В021): Блок не определен"/>
+                  <w:listItem w:displayText="Слот М9. Блок дискретных входов (В021): Статус" w:value="Слот М9. Блок дискретных входов (В021): Статус"/>
+                  <w:listItem w:displayText="Слот М9. Блок дискретных входов (В021): Статус" w:value="Слот М9. Блок дискретных входов (В021): Статус"/>
+                  <w:listItem w:displayText="Слот М9. Блок дискретных входов (В021): Статус" w:value="Слот М9. Блок дискретных входов (В021): Статус"/>
+                  <w:listItem w:displayText="Слот М9. Блок дискретных входов (В021): Статус" w:value="Слот М9. Блок дискретных входов (В021): Статус"/>
+                  <w:listItem w:displayText="Слот М9. Блок дискретных входов (В021): Статус" w:value="Слот М9. Блок дискретных входов (В021): Статус"/>
+                  <w:listItem w:displayText="Слот М9. Блок дискретных входов (В021): Статус" w:value="Слот М9. Блок дискретных входов (В021): Статус"/>
+                  <w:listItem w:displayText="Слот М9. Блок дискретных входов (В021): Статус" w:value="Слот М9. Блок дискретных входов (В021): Статус"/>
+                  <w:listItem w:displayText="Слот М9. Блок дискретных входов (В021): Статус" w:value="Слот М9. Блок дискретных входов (В021): Статус"/>
+                  <w:listItem w:displayText="Слот М9. Блок дискретных входов (В021): Статус" w:value="Слот М9. Блок дискретных входов (В021): Статус"/>
+                  <w:listItem w:displayText="Слот М9. Блок дискретных входов (В021): Статус" w:value="Слот М9. Блок дискретных входов (В021): Статус"/>
+                  <w:listItem w:displayText="Слот М9. Блок дискретных входов (В021): Статус" w:value="Слот М9. Блок дискретных входов (В021): Статус"/>
+                  <w:listItem w:displayText="Слот М9. Блок дискретных входов (В021): Статус" w:value="Слот М9. Блок дискретных входов (В021): Статус"/>
+                  <w:listItem w:displayText="Слот М9. Блок дискретных входов (В021): Статус" w:value="Слот М9. Блок дискретных входов (В021): Статус"/>
+                  <w:listItem w:displayText="Слот М9. Блок дискретных входов (В021): Статус" w:value="Слот М9. Блок дискретных входов (В021): Статус"/>
+                  <w:listItem w:displayText="Слот М10. Блок дискретных входов (В021): Отказ блока" w:value="Слот М10. Блок дискретных входов (В021): Отказ блока"/>
+                  <w:listItem w:displayText="Слот М10. Блок дискретных входов (В021): Блок не определен" w:value="Слот М10. Блок дискретных входов (В021): Блок не определен"/>
+                  <w:listItem w:displayText="Слот М10. Блок дискретных входов (В021): Статус" w:value="Слот М10. Блок дискретных входов (В021): Статус"/>
+                  <w:listItem w:displayText="Слот М10. Блок дискретных входов (В021): Статус" w:value="Слот М10. Блок дискретных входов (В021): Статус"/>
+                  <w:listItem w:displayText="Слот М10. Блок дискретных входов (В021): Статус" w:value="Слот М10. Блок дискретных входов (В021): Статус"/>
+                  <w:listItem w:displayText="Слот М10. Блок дискретных входов (В021): Статус" w:value="Слот М10. Блок дискретных входов (В021): Статус"/>
+                  <w:listItem w:displayText="Слот М10. Блок дискретных входов (В021): Статус" w:value="Слот М10. Блок дискретных входов (В021): Статус"/>
+                  <w:listItem w:displayText="Слот М10. Блок дискретных входов (В021): Статус" w:value="Слот М10. Блок дискретных входов (В021): Статус"/>
+                  <w:listItem w:displayText="Слот М10. Блок дискретных входов (В021): Статус" w:value="Слот М10. Блок дискретных входов (В021): Статус"/>
+                  <w:listItem w:displayText="Слот М10. Блок дискретных входов (В021): Статус" w:value="Слот М10. Блок дискретных входов (В021): Статус"/>
+                  <w:listItem w:displayText="Слот М10. Блок дискретных входов (В021): Статус" w:value="Слот М10. Блок дискретных входов (В021): Статус"/>
+                  <w:listItem w:displayText="Слот М10. Блок дискретных входов (В021): Статус" w:value="Слот М10. Блок дискретных входов (В021): Статус"/>
+                  <w:listItem w:displayText="Слот М10. Блок дискретных входов (В021): Статус" w:value="Слот М10. Блок дискретных входов (В021): Статус"/>
+                  <w:listItem w:displayText="Слот М10. Блок дискретных входов (В021): Статус" w:value="Слот М10. Блок дискретных входов (В021): Статус"/>
+                  <w:listItem w:displayText="Слот М10. Блок дискретных входов (В021): Статус" w:value="Слот М10. Блок дискретных входов (В021): Статус"/>
+                  <w:listItem w:displayText="Слот М10. Блок дискретных входов (В021): Статус" w:value="Слот М10. Блок дискретных входов (В021): Статус"/>
+                  <w:listItem w:displayText="Слот М11. Блок дискретных входов (В021): Отказ блока" w:value="Слот М11. Блок дискретных входов (В021): Отказ блока"/>
+                  <w:listItem w:displayText="Слот М11. Блок дискретных входов (В021): Блок не определен" w:value="Слот М11. Блок дискретных входов (В021): Блок не определен"/>
+                  <w:listItem w:displayText="Слот М11. Блок дискретных входов (В021): Статус" w:value="Слот М11. Блок дискретных входов (В021): Статус"/>
+                  <w:listItem w:displayText="Слот М11. Блок дискретных входов (В021): Статус" w:value="Слот М11. Блок дискретных входов (В021): Статус"/>
+                  <w:listItem w:displayText="Слот М11. Блок дискретных входов (В021): Статус" w:value="Слот М11. Блок дискретных входов (В021): Статус"/>
+                  <w:listItem w:displayText="Слот М11. Блок дискретных входов (В021): Статус" w:value="Слот М11. Блок дискретных входов (В021): Статус"/>
+                  <w:listItem w:displayText="Слот М11. Блок дискретных входов (В021): Статус" w:value="Слот М11. Блок дискретных входов (В021): Статус"/>
+                  <w:listItem w:displayText="Слот М11. Блок дискретных входов (В021): Статус" w:value="Слот М11. Блок дискретных входов (В021): Статус"/>
+                  <w:listItem w:displayText="Слот М11. Блок дискретных входов (В021): Статус" w:value="Слот М11. Блок дискретных входов (В021): Статус"/>
+                  <w:listItem w:displayText="Слот М11. Блок дискретных входов (В021): Статус" w:value="Слот М11. Блок дискретных входов (В021): Статус"/>
+                  <w:listItem w:displayText="Слот М11. Блок дискретных входов (В021): Статус" w:value="Слот М11. Блок дискретных входов (В021): Статус"/>
+                  <w:listItem w:displayText="Слот М11. Блок дискретных входов (В021): Статус" w:value="Слот М11. Блок дискретных входов (В021): Статус"/>
+                  <w:listItem w:displayText="Слот М11. Блок дискретных входов (В021): Статус" w:value="Слот М11. Блок дискретных входов (В021): Статус"/>
+                  <w:listItem w:displayText="Слот М11. Блок дискретных входов (В021): Статус" w:value="Слот М11. Блок дискретных входов (В021): Статус"/>
+                  <w:listItem w:displayText="Слот М11. Блок дискретных входов (В021): Статус" w:value="Слот М11. Блок дискретных входов (В021): Статус"/>
+                  <w:listItem w:displayText="Слот М11. Блок дискретных входов (В021): Статус" w:value="Слот М11. Блок дискретных входов (В021): Статус"/>
+                  <w:listItem w:displayText="Слот М12. Измерительный блок (М090): Блок модуля" w:value="Слот М12. Измерительный блок (М090): Блок модуля"/>
+                  <w:listItem w:displayText="Слот М12. Измерительный блок (М090): Блок не определен" w:value="Слот М12. Измерительный блок (М090): Блок не определен"/>
+                  <w:listItem w:displayText="Слот М12. Измерительный блок (М090): Неисправность АЦП" w:value="Слот М12. Измерительный блок (М090): Неисправность АЦП"/>
+                  <w:listItem w:displayText="Слот М12. Измерительный блок (М090): Обрыв цепей ТН" w:value="Слот М12. Измерительный блок (М090): Обрыв цепей ТН"/>
+                  <w:listItem w:displayText="Слот М12. Измерительный блок (М090): Несимметрия измерений" w:value="Слот М12. Измерительный блок (М090): Несимметрия измерений"/>
+                  <w:listItem w:displayText="Слот М12. Измерительный блок (М090): Ошибка номинала ТТ" w:value="Слот М12. Измерительный блок (М090): Ошибка номинала ТТ"/>
+                  <w:listItem w:displayText="Слот М14. Центральный процессор (С01): Отказ блока ЦП" w:value="Слот М14. Центральный процессор (С01): Отказ блока ЦП"/>
+                  <w:listItem w:displayText="Слот М14. Центральный процессор (С01): Неисправность ПЗУ ЦП" w:value="Слот М14. Центральный процессор (С01): Неисправность ПЗУ ЦП"/>
+                  <w:listItem w:displayText="Слот М14. Центральный процессор (С01): Неисправность ПЗУ MPU" w:value="Слот М14. Центральный процессор (С01): Неисправность ПЗУ MPU"/>
+                  <w:listItem w:displayText="Слот М14. Центральный процессор (С01): Неисправность ПЗУ DSP2" w:value="Слот М14. Центральный процессор (С01): Неисправность ПЗУ DSP2"/>
+                  <w:listItem w:displayText="Слот М14. Центральный процессор (С01): Неисправность flash" w:value="Слот М14. Центральный процессор (С01): Неисправность flash"/>
+                  <w:listItem w:displayText="Слот М14. Центральный процессор (С01): Неисправность ОЗУ ЦП" w:value="Слот М14. Центральный процессор (С01): Неисправность ОЗУ ЦП"/>
+                  <w:listItem w:displayText="Слот М14. Центральный процессор (С01): Неисправность ОЗУ MPU" w:value="Слот М14. Центральный процессор (С01): Неисправность ОЗУ MPU"/>
+                  <w:listItem w:displayText="Слот М14. Центральный процессор (С01): Неисправность ОЗУ DSP2" w:value="Слот М14. Центральный процессор (С01): Неисправность ОЗУ DSP2"/>
+                  <w:listItem w:displayText="Слот М14. Центральный процессор (С01): Неисправность ОЗУ IPU2" w:value="Слот М14. Центральный процессор (С01): Неисправность ОЗУ IPU2"/>
+                  <w:listItem w:displayText="Слот М14. Центральный процессор (С01): Неисправность часов ЦП" w:value="Слот М14. Центральный процессор (С01): Неисправность часов ЦП"/>
+                  <w:listItem w:displayText="Слот М14. Центральный процессор (С01): Ошибка I2C ЦП" w:value="Слот М14. Центральный процессор (С01): Ошибка I2C ЦП"/>
+                  <w:listItem w:displayText="Слот М14. Центральный процессор (С01): Ошибка КС уставок" w:value="Слот М14. Центральный процессор (С01): Ошибка КС уставок"/>
+                  <w:listItem w:displayText="Слот М14. Центральный процессор (С01): Неисправность ПО ЦП" w:value="Слот М14. Центральный процессор (С01): Неисправность ПО ЦП"/>
+                  <w:listItem w:displayText="Слот М14. Центральный процессор (С01): Несовместимая версия ПО ЦП" w:value="Слот М14. Центральный процессор (С01): Несовместимая версия ПО ЦП"/>
+                  <w:listItem w:displayText="Слот М14. Центральный процессор (С01): Неисправность SPI ЦП" w:value="Слот М14. Центральный процессор (С01): Неисправность SPI ЦП"/>
+                  <w:listItem w:displayText="Слот М14. Центральный процессор (С01): Ошибка конфигурации ЦП" w:value="Слот М14. Центральный процессор (С01): Ошибка конфигурации ЦП"/>
+                  <w:listItem w:displayText="Слот М14. Центральный процессор (С01): Неверные уставки" w:value="Слот М14. Центральный процессор (С01): Неверные уставки"/>
+                  <w:listItem w:displayText="Слот М14. Центральный процессор (С01): Неисправность IPC" w:value="Слот М14. Центральный процессор (С01): Неисправность IPC"/>
+                  <w:listItem w:displayText="Слот М14. Центральный процессор (С01): Неисправность IPC для MPU-DSP1" w:value="Слот М14. Центральный процессор (С01): Неисправность IPC для MPU-DSP1"/>
+                  <w:listItem w:displayText="Слот М14. Центральный процессор (С01): Неисправность IPC для DSP1-IPU1" w:value="Слот М14. Центральный процессор (С01): Неисправность IPC для DSP1-IPU1"/>
+                  <w:listItem w:displayText="Слот М14. Центральный процессор (С01): Неисправность IPC для MPU-IPU1" w:value="Слот М14. Центральный процессор (С01): Неисправность IPC для MPU-IPU1"/>
+                  <w:listItem w:displayText="Слот М14. Центральный процессор (С01): RED12.Неисправность" w:value="Слот М14. Центральный процессор (С01): RED12.Неисправность"/>
+                  <w:listItem w:displayText="Слот М14. Центральный процессор (С01): RED34.Неисправность" w:value="Слот М14. Центральный процессор (С01): RED34.Неисправность"/>
+                  <w:listItem w:displayText="Слот М14. Центральный процессор (С01): X1.Неисправность" w:value="Слот М14. Центральный процессор (С01): X1.Неисправность"/>
+                  <w:listItem w:displayText="Слот М14. Центральный процессор (С01): X1.Переп.вых.буфер" w:value="Слот М14. Центральный процессор (С01): X1.Переп.вых.буфер"/>
+                  <w:listItem w:displayText="Слот М14. Центральный процессор (С01): X1.Переп.вх.буфер" w:value="Слот М14. Центральный процессор (С01): X1.Переп.вх.буфер"/>
+                  <w:listItem w:displayText="Слот М14. Центральный процессор (С01): X2.Неисправность" w:value="Слот М14. Центральный процессор (С01): X2.Неисправность"/>
+                  <w:listItem w:displayText="Слот М14. Центральный процессор (С01): X2.Переп.вых.буфер" w:value="Слот М14. Центральный процессор (С01): X2.Переп.вых.буфер"/>
+                  <w:listItem w:displayText="Слот М14. Центральный процессор (С01): X2.Переп.вх.буфер" w:value="Слот М14. Центральный процессор (С01): X2.Переп.вх.буфер"/>
+                  <w:listItem w:displayText="Слот М14. Центральный процессор (С01): X3.Неисправность" w:value="Слот М14. Центральный процессор (С01): X3.Неисправность"/>
+                  <w:listItem w:displayText="Слот М14. Центральный процессор (С01): X3.Переп.вых.буфер" w:value="Слот М14. Центральный процессор (С01): X3.Переп.вых.буфер"/>
+                  <w:listItem w:displayText="Слот М14. Центральный процессор (С01): X3.Переп.вх.буфер" w:value="Слот М14. Центральный процессор (С01): X3.Переп.вх.буфер"/>
+                  <w:listItem w:displayText="Слот М14. Центральный процессор (С01): X4.Неисправность" w:value="Слот М14. Центральный процессор (С01): X4.Неисправность"/>
+                  <w:listItem w:displayText="Слот М14. Центральный процессор (С01): X4.Переп.вых.буфер" w:value="Слот М14. Центральный процессор (С01): X4.Переп.вых.буфер"/>
+                  <w:listItem w:displayText="Слот М14. Центральный процессор (С01): X4.Переп.вх.буфер" w:value="Слот М14. Центральный процессор (С01): X4.Переп.вх.буфер"/>
+                  <w:listItem w:displayText="Слот М14. Центральный процессор (С01): Температура ЦП &lt;&lt;" w:value="Слот М14. Центральный процессор (С01): Температура ЦП &lt;&lt;"/>
+                  <w:listItem w:displayText="Слот М14. Центральный процессор (С01): Температура ЦП &gt;&gt;" w:value="Слот М14. Центральный процессор (С01): Температура ЦП &gt;&gt;"/>
+                  <w:listItem w:displayText="Слот М14. Центральный процессор (С01): Температура ЦП &gt;" w:value="Слот М14. Центральный процессор (С01): Температура ЦП &gt;"/>
+                  <w:listItem w:displayText="Слот М14. Центральный процессор (С01): Температура ЦП &lt;" w:value="Слот М14. Центральный процессор (С01): Температура ЦП &lt;"/>
+                  <w:listItem w:displayText="Слот М14. Центральный процессор (С01): Сброс часов" w:value="Слот М14. Центральный процессор (С01): Сброс часов"/>
+                  <w:listItem w:displayText="Слот М14. Центральный процессор (С01): Неисправность архивов" w:value="Слот М14. Центральный процессор (С01): Неисправность архивов"/>
+                  <w:listItem w:displayText="Слот М14. Центральный процессор (С01): Перезагрузка ПО" w:value="Слот М14. Центральный процессор (С01): Перезагрузка ПО"/>
+                  <w:listItem w:displayText="Слот М14. Центральный процессор (С01): Перезапуск по питанию" w:value="Слот М14. Центральный процессор (С01): Перезапуск по питанию"/>
+                  <w:listItem w:displayText="Слот М14. Центральный процессор (С01): Перезапуск по ошибкам ПО" w:value="Слот М14. Центральный процессор (С01): Перезапуск по ошибкам ПО"/>
+                  <w:listItem w:displayText="Слот М14. Центральный процессор (С01): Изменение уставок" w:value="Слот М14. Центральный процессор (С01): Изменение уставок"/>
                 </w:dropDownList>
                 <w:showingPlcHdr/>
                 <w:placeholder>
@@ -4452,79 +6715,270 @@
                 <w:dropDownList>
                   <w:listItem w:displayText="Не назначено" w:value=""/>
                   <w:listItem w:displayText="──────── Сигналы РЗиА ────────" w:value="INPUTS_HEADER" w:disabled="true"/>
-                  <w:listItem w:displayText="АРНТ / АВ РПН: Отключено питание привода" w:value="АРНТ / АВ РПН: Отключено питание привода"/>
-                  <w:listItem w:displayText="АРНТ / АРН: Блокировка РПН по току" w:value="АРНТ / АРН: Блокировка РПН по току"/>
-                  <w:listItem w:displayText="АРНТ / АРН: Блокировка автоматики регулирования" w:value="АРНТ / АРН: Блокировка автоматики регулирования"/>
-                  <w:listItem w:displayText="АРНТ / АРН: Блокировка автоматического регулирования в режиме регулирования параллельно работающих трансформаторов" w:value="АРНТ / АРН: Блокировка автоматического регулирования в режиме регулирования параллельно работающих трансформаторов"/>
-                  <w:listItem w:displayText="АРНТ / АРН: Блокировка автоматической команды прибавить по верхнему допустимому положению" w:value="АРНТ / АРН: Блокировка автоматической команды прибавить по верхнему допустимому положению"/>
-                  <w:listItem w:displayText="АРНТ / АРН: Блокировка автоматической команды убавить по нижнему допустимому положению" w:value="АРНТ / АРН: Блокировка автоматической команды убавить по нижнему допустимому положению"/>
-                  <w:listItem w:displayText="АРНТ / АРН: Блокировка по низкому напряжению" w:value="АРНТ / АРН: Блокировка по низкому напряжению"/>
-                  <w:listItem w:displayText="АРНТ / АРН: Блокировка по низкому уровню масла" w:value="АРНТ / АРН: Блокировка по низкому уровню масла"/>
-                  <w:listItem w:displayText="АРНТ / АРН: Блокировка по перегрузке" w:value="АРНТ / АРН: Блокировка по перегрузке"/>
-                  <w:listItem w:displayText="АРНТ / АРН: Блокировка по перенапряжению" w:value="АРНТ / АРН: Блокировка по перенапряжению"/>
-                  <w:listItem w:displayText="АРНТ / АРН: Ведомый в режиме регулирования параллельно работающих трансформаторов" w:value="АРНТ / АРН: Ведомый в режиме регулирования параллельно работающих трансформаторов"/>
-                  <w:listItem w:displayText="АРНТ / АРН: Ведущий в режиме регулирования параллельно работающих трансформаторов" w:value="АРНТ / АРН: Ведущий в режиме регулирования параллельно работающих трансформаторов"/>
-                  <w:listItem w:displayText="АРНТ / АРН: Высокое напряжение НП секции 1" w:value="АРНТ / АРН: Высокое напряжение НП секции 1"/>
-                  <w:listItem w:displayText="АРНТ / АРН: Высокое напряжение НП секции 2" w:value="АРНТ / АРН: Высокое напряжение НП секции 2"/>
-                  <w:listItem w:displayText="АРНТ / АРН: Высокое напряжение ОП секции 1" w:value="АРНТ / АРН: Высокое напряжение ОП секции 1"/>
-                  <w:listItem w:displayText="АРНТ / АРН: Высокое напряжение ОП секции 2" w:value="АРНТ / АРН: Высокое напряжение ОП секции 2"/>
-                  <w:listItem w:displayText="АРНТ / АРН: Высокое напряжение секции 1" w:value="АРНТ / АРН: Высокое напряжение секции 1"/>
-                  <w:listItem w:displayText="АРНТ / АРН: Готовность к режиму регулирования параллельно работающих трансформаторов" w:value="АРНТ / АРН: Готовность к режиму регулирования параллельно работающих трансформаторов"/>
-                  <w:listItem w:displayText="АРНТ / АРН: Действие АРНТ на привод РПН" w:value="АРНТ / АРН: Действие АРНТ на привод РПН"/>
-                  <w:listItem w:displayText="АРНТ / АРН: Команда «Прибавить» от АРНТ параллельно работающего трансформатора" w:value="АРНТ / АРН: Команда «Прибавить» от АРНТ параллельно работающего трансформатора"/>
-                  <w:listItem w:displayText="АРНТ / АРН: Команда «Убавить» от АРНТ параллельно работающего трансформатора" w:value="АРНТ / АРН: Команда «Убавить» от АРНТ параллельно работающего трансформатора"/>
-                  <w:listItem w:displayText="АРНТ / АРН: Команда «прибавить» в привод РПН" w:value="АРНТ / АРН: Команда «прибавить» в привод РПН"/>
-                  <w:listItem w:displayText="АРНТ / АРН: Команда «убавить» привод РПН" w:value="АРНТ / АРН: Команда «убавить» привод РПН"/>
-                  <w:listItem w:displayText="АРНТ / АРН: Команда на отключение автомата питания привода РПН" w:value="АРНТ / АРН: Команда на отключение автомата питания привода РПН"/>
-                  <w:listItem w:displayText="АРНТ / АРН: Мертвое положение" w:value="АРНТ / АРН: Мертвое положение"/>
-                  <w:listItem w:displayText="АРНТ / АРН: Напряжение выше границы зоны нечувствительности" w:value="АРНТ / АРН: Напряжение выше границы зоны нечувствительности"/>
-                  <w:listItem w:displayText="АРНТ / АРН: Напряжение значительно выше границы зоны нечувствительности" w:value="АРНТ / АРН: Напряжение значительно выше границы зоны нечувствительности"/>
-                  <w:listItem w:displayText="АРНТ / АРН: Напряжение ниже границы зоны нечувствительности" w:value="АРНТ / АРН: Напряжение ниже границы зоны нечувствительности"/>
-                  <w:listItem w:displayText="АРНТ / АРН: Ненормальный режим на секции" w:value="АРНТ / АРН: Ненормальный режим на секции"/>
-                  <w:listItem w:displayText="АРНТ / АРН: Нет связи с регулируемыми шинами" w:value="АРНТ / АРН: Нет связи с регулируемыми шинами"/>
-                  <w:listItem w:displayText="АРНТ / АРН: Низкое напряжение секции 1" w:value="АРНТ / АРН: Низкое напряжение секции 1"/>
-                  <w:listItem w:displayText="АРНТ / АРН: Низкое напряжение секции 2" w:value="АРНТ / АРН: Низкое напряжение секции 2"/>
-                  <w:listItem w:displayText="АРНТ / АРН: Ошибка определения положения РПН" w:value="АРНТ / АРН: Ошибка определения положения РПН"/>
-                  <w:listItem w:displayText="АРНТ / АРН: Ошибка регулирования параллельно работающих трансформаторов" w:value="АРНТ / АРН: Ошибка регулирования параллельно работающих трансформаторов"/>
-                  <w:listItem w:displayText="АРНТ / АРН: Перегрузка секции 1" w:value="АРНТ / АРН: Перегрузка секции 1"/>
-                  <w:listItem w:displayText="АРНТ / АРН: Перегрузка секции 2" w:value="АРНТ / АРН: Перегрузка секции 2"/>
-                  <w:listItem w:displayText="АРНТ / АРН: Перенапряжение секции 2" w:value="АРНТ / АРН: Перенапряжение секции 2"/>
-                  <w:listItem w:displayText="АРНТ / АРН: Прибавить в АРНТ параллельного работающего трансформатора" w:value="АРНТ / АРН: Прибавить в АРНТ параллельного работающего трансформатора"/>
-                  <w:listItem w:displayText="АРНТ / АРН: Привод РПН заблокирован" w:value="АРНТ / АРН: Привод РПН заблокирован"/>
-                  <w:listItem w:displayText="АРНТ / АРН: Принудительно ведущий в режиме регулирования параллельно работающих трансформаторов" w:value="АРНТ / АРН: Принудительно ведущий в режиме регулирования параллельно работающих трансформаторов"/>
-                  <w:listItem w:displayText="АРНТ / АРН: Рассогласование приводов РПН параллельно работающих трансформаторов" w:value="АРНТ / АРН: Рассогласование приводов РПН параллельно работающих трансформаторов"/>
-                  <w:listItem w:displayText="АРНТ / АРН: Режим автоматического регулирования" w:value="АРНТ / АРН: Режим автоматического регулирования"/>
-                  <w:listItem w:displayText="АРНТ / АРН: Режим параллельного регулирования" w:value="АРНТ / АРН: Режим параллельного регулирования"/>
-                  <w:listItem w:displayText="АРНТ / АРН: Убавить в АРНТ параллельного работающего трансформатора" w:value="АРНТ / АРН: Убавить в АРНТ параллельного работающего трансформатора"/>
-                  <w:listItem w:displayText="АРНТ / Выбор ТН: Автоматический выбор регулируемой секции" w:value="АРНТ / Выбор ТН: Автоматический выбор регулируемой секции"/>
-                  <w:listItem w:displayText="АРНТ / Выбор ТН: Контроль 1 секции" w:value="АРНТ / Выбор ТН: Контроль 1 секции"/>
-                  <w:listItem w:displayText="АРНТ / Выбор ТН: Контроль 2 секции" w:value="АРНТ / Выбор ТН: Контроль 2 секции"/>
-                  <w:listItem w:displayText="АРНТ / Выбор ТН: Приоритет регулирования по 2 секции" w:value="АРНТ / Выбор ТН: Приоритет регулирования по 2 секции"/>
-                  <w:listItem w:displayText="АРНТ / Выбор ТН: Регулирование по 1 секции" w:value="АРНТ / Выбор ТН: Регулирование по 1 секции"/>
-                  <w:listItem w:displayText="АРНТ / Выбор ТН: Регулирование по 2 секции" w:value="АРНТ / Выбор ТН: Регулирование по 2 секции"/>
-                  <w:listItem w:displayText="АРНТ / ДТм: Блокировка по низкой температуре" w:value="АРНТ / ДТм: Блокировка по низкой температуре"/>
-                  <w:listItem w:displayText="АРНТ / ДУм: Высокий уровень масла" w:value="АРНТ / ДУм: Высокий уровень масла"/>
-                  <w:listItem w:displayText="АРНТ / Контроль РПН: Длительное переключение (привод остановился в промежуточном положении)" w:value="АРНТ / Контроль РПН: Длительное переключение (привод остановился в промежуточном положении)"/>
-                  <w:listItem w:displayText="АРНТ / Контроль РПН: Отказ привода РПН" w:value="АРНТ / Контроль РПН: Отказ привода РПН"/>
-                  <w:listItem w:displayText="АРНТ / Контроль РПН: Переключение не началось" w:value="АРНТ / Контроль РПН: Переключение не началось"/>
-                  <w:listItem w:displayText="АРНТ / Контроль РПН: Самопроизвольное переключение" w:value="АРНТ / Контроль РПН: Самопроизвольное переключение"/>
-                  <w:listItem w:displayText="АРНТ / Контроль РПН: Сигнализация максимального количества переключений РПН" w:value="АРНТ / Контроль РПН: Сигнализация максимального количества переключений РПН"/>
-                  <w:listItem w:displayText="АРНТ / Привод РПН: Идет переключение" w:value="АРНТ / Привод РПН: Идет переключение"/>
-                  <w:listItem w:displayText="АРНТ / Привод РПН: Крайнее верхнее положение РПН" w:value="АРНТ / Привод РПН: Крайнее верхнее положение РПН"/>
-                  <w:listItem w:displayText="АРНТ / Привод РПН: Крайнее нижнее положение РПН" w:value="АРНТ / Привод РПН: Крайнее нижнее положение РПН"/>
-                  <w:listItem w:displayText="АРНТ / Привод РПН: Местное управление привода" w:value="АРНТ / Привод РПН: Местное управление привода"/>
-                  <w:listItem w:displayText="Сигнализация / Сигнализация: SG не в рабочем положении" w:value="Сигнализация / Сигнализация: SG не в рабочем положении"/>
-                  <w:listItem w:displayText="Сигнализация / Сигнализация: Блок испытательный №1 в рабочем положении" w:value="Сигнализация / Сигнализация: Блок испытательный №1 в рабочем положении"/>
-                  <w:listItem w:displayText="Сигнализация / Сигнализация: Блок испытательный №2 в рабочем положении" w:value="Сигнализация / Сигнализация: Блок испытательный №2 в рабочем положении"/>
-                  <w:listItem w:displayText="Сигнализация / Сигнализация: Блок испытательный №3 в рабочем положении" w:value="Сигнализация / Сигнализация: Блок испытательный №3 в рабочем положении"/>
-                  <w:listItem w:displayText="Сигнализация / Сигнализация: Блок испытательный №4 в рабочем положении" w:value="Сигнализация / Сигнализация: Блок испытательный №4 в рабочем положении"/>
-                  <w:listItem w:displayText="Сигнализация / Сигнализация: Блок испытательный №5 в рабочем положении" w:value="Сигнализация / Сигнализация: Блок испытательный №5 в рабочем положении"/>
-                  <w:listItem w:displayText="Сигнализация / Сигнализация: Блок испытательный №6 в рабочем положении" w:value="Сигнализация / Сигнализация: Блок испытательный №6 в рабочем положении"/>
-                  <w:listItem w:displayText="Сигнализация / Сигнализация: Блок испытательный №7 в рабочем положении" w:value="Сигнализация / Сигнализация: Блок испытательный №7 в рабочем положении"/>
-                  <w:listItem w:displayText="Сигнализация / Сигнализация: Неисправность РПН" w:value="Сигнализация / Сигнализация: Неисправность РПН"/>
-                  <w:listItem w:displayText="Сигнализация / Сигнализация: Сигнал закрытого положения двери" w:value="Сигнализация / Сигнализация: Сигнал закрытого положения двери"/>
-                  <w:listItem w:displayText="Сигнализация / Сигнализация: Сигнал неисправности оперативного тока цепей технологической сигнализации" w:value="Сигнализация / Сигнализация: Сигнал неисправности оперативного тока цепей технологической сигнализации"/>
-                  <w:listItem w:displayText="Сигнализация / Сигнализация: Сигнал открытого положения двери" w:value="Сигнализация / Сигнализация: Сигнал открытого положения двери"/>
+                  <w:listItem w:displayText="ДЗТ / БВКЗ: Срабатывание БВКЗ" w:value="ДЗТ / БВКЗ: Срабатывание БВКЗ"/>
+                  <w:listItem w:displayText="ДЗТ / БВКЗ: Срабатывание БВКЗ по фазе A" w:value="ДЗТ / БВКЗ: Срабатывание БВКЗ по фазе A"/>
+                  <w:listItem w:displayText="ДЗТ / БВКЗ: Срабатывание БВКЗ по фазе B" w:value="ДЗТ / БВКЗ: Срабатывание БВКЗ по фазе B"/>
+                  <w:listItem w:displayText="ДЗТ / БВКЗ: Срабатывание БВКЗ по фазе C" w:value="ДЗТ / БВКЗ: Срабатывание БВКЗ по фазе C"/>
+                  <w:listItem w:displayText="ДЗТ / Д2Г: Пуск Д2Г" w:value="ДЗТ / Д2Г: Пуск Д2Г"/>
+                  <w:listItem w:displayText="ДЗТ / Д2Г: Пуск Д2Г по фазе A" w:value="ДЗТ / Д2Г: Пуск Д2Г по фазе A"/>
+                  <w:listItem w:displayText="ДЗТ / Д2Г: Пуск Д2Г по фазе B" w:value="ДЗТ / Д2Г: Пуск Д2Г по фазе B"/>
+                  <w:listItem w:displayText="ДЗТ / Д2Г: Пуск Д2Г по фазе C" w:value="ДЗТ / Д2Г: Пуск Д2Г по фазе C"/>
+                  <w:listItem w:displayText="ДЗТ / Д5Г: Пуск Д5Г" w:value="ДЗТ / Д5Г: Пуск Д5Г"/>
+                  <w:listItem w:displayText="ДЗТ / Д5Г: Пуск Д5Г по фазе A" w:value="ДЗТ / Д5Г: Пуск Д5Г по фазе A"/>
+                  <w:listItem w:displayText="ДЗТ / Д5Г: Пуск Д5Г по фазе B" w:value="ДЗТ / Д5Г: Пуск Д5Г по фазе B"/>
+                  <w:listItem w:displayText="ДЗТ / Д5Г: Пуск Д5Г по фазе C" w:value="ДЗТ / Д5Г: Пуск Д5Г по фазе C"/>
+                  <w:listItem w:displayText="ДЗТ / ДЗТ: Срабатывание ДЗТ" w:value="ДЗТ / ДЗТ: Срабатывание ДЗТ"/>
+                  <w:listItem w:displayText="ДЗТ / ДТЗт: Пуск ДТЗт" w:value="ДЗТ / ДТЗт: Пуск ДТЗт"/>
+                  <w:listItem w:displayText="ДЗТ / ДТЗт: Пуск ДТЗт по фазе A" w:value="ДЗТ / ДТЗт: Пуск ДТЗт по фазе A"/>
+                  <w:listItem w:displayText="ДЗТ / ДТЗт: Пуск ДТЗт по фазе B" w:value="ДЗТ / ДТЗт: Пуск ДТЗт по фазе B"/>
+                  <w:listItem w:displayText="ДЗТ / ДТЗт: Пуск ДТЗт по фазе C" w:value="ДЗТ / ДТЗт: Пуск ДТЗт по фазе C"/>
+                  <w:listItem w:displayText="ДЗТ / ДТЗт: Пуск ИО по фазе A" w:value="ДЗТ / ДТЗт: Пуск ИО по фазе A"/>
+                  <w:listItem w:displayText="ДЗТ / ДТЗт: Пуск ИО по фазе B" w:value="ДЗТ / ДТЗт: Пуск ИО по фазе B"/>
+                  <w:listItem w:displayText="ДЗТ / ДТЗт: Пуск ИО по фазе C" w:value="ДЗТ / ДТЗт: Пуск ИО по фазе C"/>
+                  <w:listItem w:displayText="ДЗТ / ДТЗт: Срабатывание ДТЗт" w:value="ДЗТ / ДТЗт: Срабатывание ДТЗт"/>
+                  <w:listItem w:displayText="ДЗТ / ДТЗт: Срабатывание ДТЗт на сигнал" w:value="ДЗТ / ДТЗт: Срабатывание ДТЗт на сигнал"/>
+                  <w:listItem w:displayText="ДЗТ / ДТЗт: Срабатывание ДТЗт по фазе A" w:value="ДЗТ / ДТЗт: Срабатывание ДТЗт по фазе A"/>
+                  <w:listItem w:displayText="ДЗТ / ДТЗт: Срабатывание ДТЗт по фазе A на сигнал" w:value="ДЗТ / ДТЗт: Срабатывание ДТЗт по фазе A на сигнал"/>
+                  <w:listItem w:displayText="ДЗТ / ДТЗт: Срабатывание ДТЗт по фазе B" w:value="ДЗТ / ДТЗт: Срабатывание ДТЗт по фазе B"/>
+                  <w:listItem w:displayText="ДЗТ / ДТЗт: Срабатывание ДТЗт по фазе B на сигнал" w:value="ДЗТ / ДТЗт: Срабатывание ДТЗт по фазе B на сигнал"/>
+                  <w:listItem w:displayText="ДЗТ / ДТЗт: Срабатывание ДТЗт по фазе C" w:value="ДЗТ / ДТЗт: Срабатывание ДТЗт по фазе C"/>
+                  <w:listItem w:displayText="ДЗТ / ДТЗт: Срабатывание ДТЗт по фазе C на сигнал" w:value="ДЗТ / ДТЗт: Срабатывание ДТЗт по фазе C на сигнал"/>
+                  <w:listItem w:displayText="ДЗТ / ДТЗт: Функция введена в работу" w:value="ДЗТ / ДТЗт: Функция введена в работу"/>
+                  <w:listItem w:displayText="ДЗТ / ДТЗт: Функция оперативно выведена из работы" w:value="ДЗТ / ДТЗт: Функция оперативно выведена из работы"/>
+                  <w:listItem w:displayText="ДЗТ / ДТО: Пуск ДТО" w:value="ДЗТ / ДТО: Пуск ДТО"/>
+                  <w:listItem w:displayText="ДЗТ / ДТО: Пуск ДТО по фазе A" w:value="ДЗТ / ДТО: Пуск ДТО по фазе A"/>
+                  <w:listItem w:displayText="ДЗТ / ДТО: Пуск ДТО по фазе B" w:value="ДЗТ / ДТО: Пуск ДТО по фазе B"/>
+                  <w:listItem w:displayText="ДЗТ / ДТО: Пуск ДТО по фазе C" w:value="ДЗТ / ДТО: Пуск ДТО по фазе C"/>
+                  <w:listItem w:displayText="ДЗТ / ДТО: Пуск ИО по фазе A" w:value="ДЗТ / ДТО: Пуск ИО по фазе A"/>
+                  <w:listItem w:displayText="ДЗТ / ДТО: Пуск ИО по фазе B" w:value="ДЗТ / ДТО: Пуск ИО по фазе B"/>
+                  <w:listItem w:displayText="ДЗТ / ДТО: Пуск ИО по фазе C" w:value="ДЗТ / ДТО: Пуск ИО по фазе C"/>
+                  <w:listItem w:displayText="ДЗТ / ДТО: Срабатывание ДТО" w:value="ДЗТ / ДТО: Срабатывание ДТО"/>
+                  <w:listItem w:displayText="ДЗТ / ДТО: Срабатывание ДТО на сигнал" w:value="ДЗТ / ДТО: Срабатывание ДТО на сигнал"/>
+                  <w:listItem w:displayText="ДЗТ / ДТО: Срабатывание ДТО по фазе A" w:value="ДЗТ / ДТО: Срабатывание ДТО по фазе A"/>
+                  <w:listItem w:displayText="ДЗТ / ДТО: Срабатывание ДТО по фазе A на сигнал" w:value="ДЗТ / ДТО: Срабатывание ДТО по фазе A на сигнал"/>
+                  <w:listItem w:displayText="ДЗТ / ДТО: Срабатывание ДТО по фазе B" w:value="ДЗТ / ДТО: Срабатывание ДТО по фазе B"/>
+                  <w:listItem w:displayText="ДЗТ / ДТО: Срабатывание ДТО по фазе B на сигнал" w:value="ДЗТ / ДТО: Срабатывание ДТО по фазе B на сигнал"/>
+                  <w:listItem w:displayText="ДЗТ / ДТО: Срабатывание ДТО по фазе C" w:value="ДЗТ / ДТО: Срабатывание ДТО по фазе C"/>
+                  <w:listItem w:displayText="ДЗТ / ДТО: Срабатывание ДТО по фазе C на сигнал" w:value="ДЗТ / ДТО: Срабатывание ДТО по фазе C на сигнал"/>
+                  <w:listItem w:displayText="ДЗТ / ДТО: Функция введена в работу" w:value="ДЗТ / ДТО: Функция введена в работу"/>
+                  <w:listItem w:displayText="ДЗТ / ДТО: Функция оперативно выведена из работы" w:value="ДЗТ / ДТО: Функция оперативно выведена из работы"/>
+                  <w:listItem w:displayText="ДЗТ / КЦТнеб: Неисправность" w:value="ДЗТ / КЦТнеб: Неисправность"/>
+                  <w:listItem w:displayText="ДЗТ / КЦТнеб: Срабатывание" w:value="ДЗТ / КЦТнеб: Срабатывание"/>
+                  <w:listItem w:displayText="ДЗТ / КЦТнеб: Срабатывание фазы A" w:value="ДЗТ / КЦТнеб: Срабатывание фазы A"/>
+                  <w:listItem w:displayText="ДЗТ / КЦТнеб: Срабатывание фазы B" w:value="ДЗТ / КЦТнеб: Срабатывание фазы B"/>
+                  <w:listItem w:displayText="ДЗТ / КЦТнеб: Срабатывание фазы C" w:value="ДЗТ / КЦТнеб: Срабатывание фазы C"/>
+                  <w:listItem w:displayText="ДЗТ / КЦТнеб: Функция введена в работу" w:value="ДЗТ / КЦТнеб: Функция введена в работу"/>
+                  <w:listItem w:displayText="ДЗТ / КЦТнеб: Функция оперативно выведена из работы" w:value="ДЗТ / КЦТнеб: Функция оперативно выведена из работы"/>
+                  <w:listItem w:displayText="ЗП / ЗП ВН: Пуск" w:value="ЗП / ЗП ВН: Пуск"/>
+                  <w:listItem w:displayText="ЗП / ЗП ВН: Пуск ИО максимального тока" w:value="ЗП / ЗП ВН: Пуск ИО максимального тока"/>
+                  <w:listItem w:displayText="ЗП / ЗП ВН: Срабатывание" w:value="ЗП / ЗП ВН: Срабатывание"/>
+                  <w:listItem w:displayText="ЗП / ЗП ВН: Срабатывание на отключение" w:value="ЗП / ЗП ВН: Срабатывание на отключение"/>
+                  <w:listItem w:displayText="ЗП / ЗП ВН: Функция введена в работу" w:value="ЗП / ЗП ВН: Функция введена в работу"/>
+                  <w:listItem w:displayText="ЗП / ЗП ВН: Функция оперативно выведена из работы" w:value="ЗП / ЗП ВН: Функция оперативно выведена из работы"/>
+                  <w:listItem w:displayText="ЗП / ЗП НН (НН2): Пуск" w:value="ЗП / ЗП НН (НН2): Пуск"/>
+                  <w:listItem w:displayText="ЗП / ЗП НН (НН2): Пуск ИО максимального тока" w:value="ЗП / ЗП НН (НН2): Пуск ИО максимального тока"/>
+                  <w:listItem w:displayText="ЗП / ЗП НН (НН2): Срабатывание" w:value="ЗП / ЗП НН (НН2): Срабатывание"/>
+                  <w:listItem w:displayText="ЗП / ЗП НН (НН2): Срабатывание на отключение" w:value="ЗП / ЗП НН (НН2): Срабатывание на отключение"/>
+                  <w:listItem w:displayText="ЗП / ЗП НН (НН2): Функция введена в работу" w:value="ЗП / ЗП НН (НН2): Функция введена в работу"/>
+                  <w:listItem w:displayText="ЗП / ЗП НН (НН2): Функция оперативно выведена из работы" w:value="ЗП / ЗП НН (НН2): Функция оперативно выведена из работы"/>
+                  <w:listItem w:displayText="ЗП / ЗП СН (НН1): Пуск" w:value="ЗП / ЗП СН (НН1): Пуск"/>
+                  <w:listItem w:displayText="ЗП / ЗП СН (НН1): Пуск ИО максимального тока" w:value="ЗП / ЗП СН (НН1): Пуск ИО максимального тока"/>
+                  <w:listItem w:displayText="ЗП / ЗП СН (НН1): Срабатывание" w:value="ЗП / ЗП СН (НН1): Срабатывание"/>
+                  <w:listItem w:displayText="ЗП / ЗП СН (НН1): Срабатывание на отключение" w:value="ЗП / ЗП СН (НН1): Срабатывание на отключение"/>
+                  <w:listItem w:displayText="ЗП / ЗП СН (НН1): Функция введена в работу" w:value="ЗП / ЗП СН (НН1): Функция введена в работу"/>
+                  <w:listItem w:displayText="ЗП / ЗП СН (НН1): Функция оперативно выведена из работы" w:value="ЗП / ЗП СН (НН1): Функция оперативно выведена из работы"/>
+                  <w:listItem w:displayText="ЗП / ЗП: Срабатывание" w:value="ЗП / ЗП: Срабатывание"/>
+                  <w:listItem w:displayText="ЗПО / ЗПО: Пуск" w:value="ЗПО / ЗПО: Пуск"/>
+                  <w:listItem w:displayText="ЗПО / ЗПО: Срабатывание" w:value="ЗПО / ЗПО: Срабатывание"/>
+                  <w:listItem w:displayText="ЗПО / ЗПО: Срабатывание на сигнал" w:value="ЗПО / ЗПО: Срабатывание на сигнал"/>
+                  <w:listItem w:displayText="ЗПО / ЗПО: Функция введена в работу" w:value="ЗПО / ЗПО: Функция введена в работу"/>
+                  <w:listItem w:displayText="ЗПО / ЗПО: Функция оперативно выведена из работы" w:value="ЗПО / ЗПО: Функция оперативно выведена из работы"/>
+                  <w:listItem w:displayText="КЦТ / КЦТ: Срабатывание КЦТ" w:value="КЦТ / КЦТ: Срабатывание КЦТ"/>
+                  <w:listItem w:displayText="КЦТ / КЦТст1: Пуск КЦТст при асимметрии" w:value="КЦТ / КЦТст1: Пуск КЦТст при асимметрии"/>
+                  <w:listItem w:displayText="КЦТ / КЦТст1: Пуск КЦТст при обрыве провода" w:value="КЦТ / КЦТст1: Пуск КЦТст при обрыве провода"/>
+                  <w:listItem w:displayText="КЦТ / КЦТст1: Срабатывание КЦТст при асимметрии" w:value="КЦТ / КЦТст1: Срабатывание КЦТст при асимметрии"/>
+                  <w:listItem w:displayText="КЦТ / КЦТст1: Срабатывание КЦТст при обрыве провода" w:value="КЦТ / КЦТст1: Срабатывание КЦТст при обрыве провода"/>
+                  <w:listItem w:displayText="КЦТ / КЦТст1: Функция введена в работу" w:value="КЦТ / КЦТст1: Функция введена в работу"/>
+                  <w:listItem w:displayText="КЦТ / КЦТст1: Функция оперативно выведена из работы" w:value="КЦТ / КЦТст1: Функция оперативно выведена из работы"/>
+                  <w:listItem w:displayText="КЦТ / КЦТст2: Пуск КЦТст при асимметрии" w:value="КЦТ / КЦТст2: Пуск КЦТст при асимметрии"/>
+                  <w:listItem w:displayText="КЦТ / КЦТст2: Пуск КЦТст при обрыве провода" w:value="КЦТ / КЦТст2: Пуск КЦТст при обрыве провода"/>
+                  <w:listItem w:displayText="КЦТ / КЦТст2: Срабатывание КЦТст при асимметрии" w:value="КЦТ / КЦТст2: Срабатывание КЦТст при асимметрии"/>
+                  <w:listItem w:displayText="КЦТ / КЦТст2: Срабатывание КЦТст при обрыве провода" w:value="КЦТ / КЦТст2: Срабатывание КЦТст при обрыве провода"/>
+                  <w:listItem w:displayText="КЦТ / КЦТст2: Функция введена в работу" w:value="КЦТ / КЦТст2: Функция введена в работу"/>
+                  <w:listItem w:displayText="КЦТ / КЦТст2: Функция оперативно выведена из работы" w:value="КЦТ / КЦТст2: Функция оперативно выведена из работы"/>
+                  <w:listItem w:displayText="КЦТ / КЦТст3: Пуск КЦТст при асимметрии" w:value="КЦТ / КЦТст3: Пуск КЦТст при асимметрии"/>
+                  <w:listItem w:displayText="КЦТ / КЦТст3: Пуск КЦТст при обрыве провода" w:value="КЦТ / КЦТст3: Пуск КЦТст при обрыве провода"/>
+                  <w:listItem w:displayText="КЦТ / КЦТст3: Срабатывание КЦТст при асимметрии" w:value="КЦТ / КЦТст3: Срабатывание КЦТст при асимметрии"/>
+                  <w:listItem w:displayText="КЦТ / КЦТст3: Срабатывание КЦТст при обрыве провода" w:value="КЦТ / КЦТст3: Срабатывание КЦТст при обрыве провода"/>
+                  <w:listItem w:displayText="КЦТ / КЦТст3: Функция введена в работу" w:value="КЦТ / КЦТст3: Функция введена в работу"/>
+                  <w:listItem w:displayText="КЦТ / КЦТст3: Функция оперативно выведена из работы" w:value="КЦТ / КЦТст3: Функция оперативно выведена из работы"/>
+                  <w:listItem w:displayText="ЛО ВН / ЛО: Отключение" w:value="ЛО ВН / ЛО: Отключение"/>
+                  <w:listItem w:displayText="ЛО ВН / ЛО: Отключить аварийно" w:value="ЛО ВН / ЛО: Отключить аварийно"/>
+                  <w:listItem w:displayText="ЛО ВН / ЛО: Функция введена в работу" w:value="ЛО ВН / ЛО: Функция введена в работу"/>
+                  <w:listItem w:displayText="ЛО ВН / ЛО: Функция оперативно выведена из работы" w:value="ЛО ВН / ЛО: Функция оперативно выведена из работы"/>
+                  <w:listItem w:displayText="ЛО ГЗ РПН / ЛО: Блокировка ГЗ РПН" w:value="ЛО ГЗ РПН / ЛО: Блокировка ГЗ РПН"/>
+                  <w:listItem w:displayText="ЛО ГЗ РПН / ЛО: Срабатывание ГЗ РПН" w:value="ЛО ГЗ РПН / ЛО: Срабатывание ГЗ РПН"/>
+                  <w:listItem w:displayText="ЛО ГЗ РПН / ЛО: Срабатывание ГЗ РПН на сигнал" w:value="ЛО ГЗ РПН / ЛО: Срабатывание ГЗ РПН на сигнал"/>
+                  <w:listItem w:displayText="ЛО ГЗ РПН / ЛО: Функция введена в работу" w:value="ЛО ГЗ РПН / ЛО: Функция введена в работу"/>
+                  <w:listItem w:displayText="ЛО ГЗ РПН / ЛО: Функция оперативно выведена из работы" w:value="ЛО ГЗ РПН / ЛО: Функция оперативно выведена из работы"/>
+                  <w:listItem w:displayText="ЛО ГЗоткл / ЛО: Блокировка ГЗоткл" w:value="ЛО ГЗоткл / ЛО: Блокировка ГЗоткл"/>
+                  <w:listItem w:displayText="ЛО ГЗоткл / ЛО: Срабатывание" w:value="ЛО ГЗоткл / ЛО: Срабатывание"/>
+                  <w:listItem w:displayText="ЛО ГЗоткл / ЛО: Срабатывание на сигнал" w:value="ЛО ГЗоткл / ЛО: Срабатывание на сигнал"/>
+                  <w:listItem w:displayText="ЛО ГЗоткл / ЛО: Функция введена в работу" w:value="ЛО ГЗоткл / ЛО: Функция введена в работу"/>
+                  <w:listItem w:displayText="ЛО ГЗоткл / ЛО: Функция оперативно выведена из работы" w:value="ЛО ГЗоткл / ЛО: Функция оперативно выведена из работы"/>
+                  <w:listItem w:displayText="ЛО ГЗсигн / ЛО: Блокировка ГЗсигн" w:value="ЛО ГЗсигн / ЛО: Блокировка ГЗсигн"/>
+                  <w:listItem w:displayText="ЛО ГЗсигн / ЛО: Срабатывание" w:value="ЛО ГЗсигн / ЛО: Срабатывание"/>
+                  <w:listItem w:displayText="ЛО ГЗсигн / ЛО: Срабатывание на сигнал" w:value="ЛО ГЗсигн / ЛО: Срабатывание на сигнал"/>
+                  <w:listItem w:displayText="ЛО ГЗсигн / ЛО: Функция введена в работу" w:value="ЛО ГЗсигн / ЛО: Функция введена в работу"/>
+                  <w:listItem w:displayText="ЛО ГЗсигн / ЛО: Функция оперативно выведена из работы" w:value="ЛО ГЗсигн / ЛО: Функция оперативно выведена из работы"/>
+                  <w:listItem w:displayText="ЛО НН1 / ЗАПВ: Запрет АПВ" w:value="ЛО НН1 / ЗАПВ: Запрет АПВ"/>
+                  <w:listItem w:displayText="ЛО НН1 / ЗАПВ: Функция введена в работу" w:value="ЛО НН1 / ЗАПВ: Функция введена в работу"/>
+                  <w:listItem w:displayText="ЛО НН1 / ЗАПВ: Функция оперативно выведена из работы" w:value="ЛО НН1 / ЗАПВ: Функция оперативно выведена из работы"/>
+                  <w:listItem w:displayText="ЛО НН1 / ЛО: Отключение" w:value="ЛО НН1 / ЛО: Отключение"/>
+                  <w:listItem w:displayText="ЛО НН1 / ЛО: Отключить аварийно" w:value="ЛО НН1 / ЛО: Отключить аварийно"/>
+                  <w:listItem w:displayText="ЛО НН1 / ЛО: Функция введена в работу" w:value="ЛО НН1 / ЛО: Функция введена в работу"/>
+                  <w:listItem w:displayText="ЛО НН1 / ЛО: Функция оперативно выведена из работы" w:value="ЛО НН1 / ЛО: Функция оперативно выведена из работы"/>
+                  <w:listItem w:displayText="ЛО НН2 / ЗАПВ: Запрет АПВ" w:value="ЛО НН2 / ЗАПВ: Запрет АПВ"/>
+                  <w:listItem w:displayText="ЛО НН2 / ЗАПВ: Функция введена в работу" w:value="ЛО НН2 / ЗАПВ: Функция введена в работу"/>
+                  <w:listItem w:displayText="ЛО НН2 / ЗАПВ: Функция оперативно выведена из работы" w:value="ЛО НН2 / ЗАПВ: Функция оперативно выведена из работы"/>
+                  <w:listItem w:displayText="ЛО НН2 / ЛО: Отключение" w:value="ЛО НН2 / ЛО: Отключение"/>
+                  <w:listItem w:displayText="ЛО НН2 / ЛО: Отключить аварийно" w:value="ЛО НН2 / ЛО: Отключить аварийно"/>
+                  <w:listItem w:displayText="ЛО НН2 / ЛО: Функция введена в работу" w:value="ЛО НН2 / ЛО: Функция введена в работу"/>
+                  <w:listItem w:displayText="ЛО НН2 / ЛО: Функция оперативно выведена из работы" w:value="ЛО НН2 / ЛО: Функция оперативно выведена из работы"/>
+                  <w:listItem w:displayText="ЛО Т / ЗАПВ: Запрет АПВ" w:value="ЛО Т / ЗАПВ: Запрет АПВ"/>
+                  <w:listItem w:displayText="ЛО Т / ЗАПВ: Функция введена в работу" w:value="ЛО Т / ЗАПВ: Функция введена в работу"/>
+                  <w:listItem w:displayText="ЛО Т / ЗАПВ: Функция оперативно выведена из работы" w:value="ЛО Т / ЗАПВ: Функция оперативно выведена из работы"/>
+                  <w:listItem w:displayText="ЛО Т / ЛО: Срабатывание" w:value="ЛО Т / ЛО: Срабатывание"/>
+                  <w:listItem w:displayText="ЛО Т / ЛО: Функция введена в работу" w:value="ЛО Т / ЛО: Функция введена в работу"/>
+                  <w:listItem w:displayText="ЛО Т / ЛО: Функция оперативно выведена из работы" w:value="ЛО Т / ЛО: Функция оперативно выведена из работы"/>
+                  <w:listItem w:displayText="ЛО ТЗ / ЛО ДТм: Срабатывание" w:value="ЛО ТЗ / ЛО ДТм: Срабатывание"/>
+                  <w:listItem w:displayText="ЛО ТЗ / ЛО ДТм: Срабатывание датчика температуры масла заблокировано" w:value="ЛО ТЗ / ЛО ДТм: Срабатывание датчика температуры масла заблокировано"/>
+                  <w:listItem w:displayText="ЛО ТЗ / ЛО ДТм: Срабатывание на сигнал" w:value="ЛО ТЗ / ЛО ДТм: Срабатывание на сигнал"/>
+                  <w:listItem w:displayText="ЛО ТЗ / ЛО ДТм: Функция введена в работу" w:value="ЛО ТЗ / ЛО ДТм: Функция введена в работу"/>
+                  <w:listItem w:displayText="ЛО ТЗ / ЛО ДТм: Функция оперативно выведена из работы" w:value="ЛО ТЗ / ЛО ДТм: Функция оперативно выведена из работы"/>
+                  <w:listItem w:displayText="ЛО ТЗ / ЛО ДТо: Срабатывание" w:value="ЛО ТЗ / ЛО ДТо: Срабатывание"/>
+                  <w:listItem w:displayText="ЛО ТЗ / ЛО ДТо: Срабатывание датчика температуры обмотки заблокировано" w:value="ЛО ТЗ / ЛО ДТо: Срабатывание датчика температуры обмотки заблокировано"/>
+                  <w:listItem w:displayText="ЛО ТЗ / ЛО ДТо: Срабатывание на сигнал" w:value="ЛО ТЗ / ЛО ДТо: Срабатывание на сигнал"/>
+                  <w:listItem w:displayText="ЛО ТЗ / ЛО ДТо: Функция введена в работу" w:value="ЛО ТЗ / ЛО ДТо: Функция введена в работу"/>
+                  <w:listItem w:displayText="ЛО ТЗ / ЛО ДТо: Функция оперативно выведена из работы" w:value="ЛО ТЗ / ЛО ДТо: Функция оперативно выведена из работы"/>
+                  <w:listItem w:displayText="ЛО ТЗ / ЛО РД: Срабатывание" w:value="ЛО ТЗ / ЛО РД: Срабатывание"/>
+                  <w:listItem w:displayText="ЛО ТЗ / ЛО РД: Срабатывание на сигнал" w:value="ЛО ТЗ / ЛО РД: Срабатывание на сигнал"/>
+                  <w:listItem w:displayText="ЛО ТЗ / ЛО РД: Срабатывание реле давления заблокировано" w:value="ЛО ТЗ / ЛО РД: Срабатывание реле давления заблокировано"/>
+                  <w:listItem w:displayText="ЛО ТЗ / ЛО РД: Функция введена в работу" w:value="ЛО ТЗ / ЛО РД: Функция введена в работу"/>
+                  <w:listItem w:displayText="ЛО ТЗ / ЛО РД: Функция оперативно выведена из работы" w:value="ЛО ТЗ / ЛО РД: Функция оперативно выведена из работы"/>
+                  <w:listItem w:displayText="ЛО ТС / ЛО ДУм расширителя: Срабатывание" w:value="ЛО ТС / ЛО ДУм расширителя: Срабатывание"/>
+                  <w:listItem w:displayText="ЛО ТС / ЛО ДУм расширителя: Срабатывание на сигнал" w:value="ЛО ТС / ЛО ДУм расширителя: Срабатывание на сигнал"/>
+                  <w:listItem w:displayText="ЛО ТС / ЛО ДУм расширителя: Функция введена в работу" w:value="ЛО ТС / ЛО ДУм расширителя: Функция введена в работу"/>
+                  <w:listItem w:displayText="ЛО ТС / ЛО ДУм расширителя: Функция оперативно выведена из работы" w:value="ЛО ТС / ЛО ДУм расширителя: Функция оперативно выведена из работы"/>
+                  <w:listItem w:displayText="ЛО ТС / ЛО ОК: Срабатывание" w:value="ЛО ТС / ЛО ОК: Срабатывание"/>
+                  <w:listItem w:displayText="ЛО ТС / ЛО ОК: Срабатывание на сигнал" w:value="ЛО ТС / ЛО ОК: Срабатывание на сигнал"/>
+                  <w:listItem w:displayText="ЛО ТС / ЛО ОК: Функция введена в работу" w:value="ЛО ТС / ЛО ОК: Функция введена в работу"/>
+                  <w:listItem w:displayText="ЛО ТС / ЛО ОК: Функция оперативно выведена из работы" w:value="ЛО ТС / ЛО ОК: Функция оперативно выведена из работы"/>
+                  <w:listItem w:displayText="ЛО ТС / ЛО ПК: Срабатывание" w:value="ЛО ТС / ЛО ПК: Срабатывание"/>
+                  <w:listItem w:displayText="ЛО ТС / ЛО ПК: Срабатывание на сигнал" w:value="ЛО ТС / ЛО ПК: Срабатывание на сигнал"/>
+                  <w:listItem w:displayText="ЛО ТС / ЛО ПК: Функция введена в работу" w:value="ЛО ТС / ЛО ПК: Функция введена в работу"/>
+                  <w:listItem w:displayText="ЛО ТС / ЛО ПК: Функция оперативно выведена из работы" w:value="ЛО ТС / ЛО ПК: Функция оперативно выведена из работы"/>
+                  <w:listItem w:displayText="ПДС / ГЗ РПН: Низкая изоляция" w:value="ПДС / ГЗ РПН: Низкая изоляция"/>
+                  <w:listItem w:displayText="ПДС / ГЗ РПН: Отключение" w:value="ПДС / ГЗ РПН: Отключение"/>
+                  <w:listItem w:displayText="ПДС / ГЗ Т: Низкая изоляция ГЗоткл" w:value="ПДС / ГЗ Т: Низкая изоляция ГЗоткл"/>
+                  <w:listItem w:displayText="ПДС / ГЗ Т: Низкая изоляция ГЗсигн" w:value="ПДС / ГЗ Т: Низкая изоляция ГЗсигн"/>
+                  <w:listItem w:displayText="ПДС / ГЗ Т: Отключение" w:value="ПДС / ГЗ Т: Отключение"/>
+                  <w:listItem w:displayText="ПДС / ГЗ Т: Сигнал" w:value="ПДС / ГЗ Т: Сигнал"/>
+                  <w:listItem w:displayText="ПДС / ДТм: Низкая изоляция" w:value="ПДС / ДТм: Низкая изоляция"/>
+                  <w:listItem w:displayText="ПДС / ДТм: Отключение" w:value="ПДС / ДТм: Отключение"/>
+                  <w:listItem w:displayText="ПДС / ДТм: Сигнал" w:value="ПДС / ДТм: Сигнал"/>
+                  <w:listItem w:displayText="ПДС / ДТм_РПН: Срабатывание" w:value="ПДС / ДТм_РПН: Срабатывание"/>
+                  <w:listItem w:displayText="ПДС / ДТо: Низкая изоляция" w:value="ПДС / ДТо: Низкая изоляция"/>
+                  <w:listItem w:displayText="ПДС / ДТо: Отключение" w:value="ПДС / ДТо: Отключение"/>
+                  <w:listItem w:displayText="ПДС / ДТо: Сигнал" w:value="ПДС / ДТо: Сигнал"/>
+                  <w:listItem w:displayText="ПДС / ДУм РПН: Высокий уровень масла" w:value="ПДС / ДУм РПН: Высокий уровень масла"/>
+                  <w:listItem w:displayText="ПДС / ДУм РПН: Низкий уровень масла" w:value="ПДС / ДУм РПН: Низкий уровень масла"/>
+                  <w:listItem w:displayText="ПДС / ДУм расширителя: Высокий уровень масла" w:value="ПДС / ДУм расширителя: Высокий уровень масла"/>
+                  <w:listItem w:displayText="ПДС / ДУм расширителя: Низкий уровень масла" w:value="ПДС / ДУм расширителя: Низкий уровень масла"/>
+                  <w:listItem w:displayText="ПДС / КСО: Авария" w:value="ПДС / КСО: Авария"/>
+                  <w:listItem w:displayText="ПДС / КСО: Неисправность" w:value="ПДС / КСО: Неисправность"/>
+                  <w:listItem w:displayText="ПДС / ОК: Срабатывание" w:value="ПДС / ОК: Срабатывание"/>
+                  <w:listItem w:displayText="ПДС / ПДС: Функция введена в работу" w:value="ПДС / ПДС: Функция введена в работу"/>
+                  <w:listItem w:displayText="ПДС / ПДС: Функция оперативно выведена из работы" w:value="ПДС / ПДС: Функция оперативно выведена из работы"/>
+                  <w:listItem w:displayText="ПДС / ПК: Срабатывание" w:value="ПДС / ПК: Срабатывание"/>
+                  <w:listItem w:displayText="ПДС / РД: Низкая изоляция" w:value="ПДС / РД: Низкая изоляция"/>
+                  <w:listItem w:displayText="ПДС / РД: Отключение" w:value="ПДС / РД: Отключение"/>
+                  <w:listItem w:displayText="ПДС НКУ / SA1: Цепь управления введена" w:value="ПДС НКУ / SA1: Цепь управления введена"/>
+                  <w:listItem w:displayText="ПДС НКУ / SA2: Цепь управления введена" w:value="ПДС НКУ / SA2: Цепь управления введена"/>
+                  <w:listItem w:displayText="ПДС НКУ / SA3: Цепь управления введена" w:value="ПДС НКУ / SA3: Цепь управления введена"/>
+                  <w:listItem w:displayText="ПДС НКУ / SA4: Цепь управления введена" w:value="ПДС НКУ / SA4: Цепь управления введена"/>
+                  <w:listItem w:displayText="ПДС НКУ / SG1: Рабочее положение испытательного блока" w:value="ПДС НКУ / SG1: Рабочее положение испытательного блока"/>
+                  <w:listItem w:displayText="ПДС НКУ / SG2: Рабочее положение испытательного блока" w:value="ПДС НКУ / SG2: Рабочее положение испытательного блока"/>
+                  <w:listItem w:displayText="ПДС НКУ / SG3: Рабочее положение испытательного блока" w:value="ПДС НКУ / SG3: Рабочее положение испытательного блока"/>
+                  <w:listItem w:displayText="ПДС НКУ / Дверь: Дверь шкафа закрыта" w:value="ПДС НКУ / Дверь: Дверь шкафа закрыта"/>
+                  <w:listItem w:displayText="ПДС НКУ / Дверь: Дверь шкафа открыта" w:value="ПДС НКУ / Дверь: Дверь шкафа открыта"/>
+                  <w:listItem w:displayText="ПДС НКУ / ОТ ГЗ: Неисправность оперативного тока цепей ГЗ" w:value="ПДС НКУ / ОТ ГЗ: Неисправность оперативного тока цепей ГЗ"/>
+                  <w:listItem w:displayText="ПДС НКУ / ОТ ЗДЗ1: Неисправность оперативного тока цепей ЗДЗ НН1" w:value="ПДС НКУ / ОТ ЗДЗ1: Неисправность оперативного тока цепей ЗДЗ НН1"/>
+                  <w:listItem w:displayText="ПДС НКУ / ОТ ЗДЗ2: Неисправность оперативного тока цепей ЗДЗ НН2" w:value="ПДС НКУ / ОТ ЗДЗ2: Неисправность оперативного тока цепей ЗДЗ НН2"/>
+                  <w:listItem w:displayText="ПДС НКУ / ОТ ТЗ, ТС: Неисправность оперативного тока цепей ТЗ, ТС" w:value="ПДС НКУ / ОТ ТЗ, ТС: Неисправность оперативного тока цепей ТЗ, ТС"/>
+                  <w:listItem w:displayText="ПДС НКУ / ОТ УРОВ1: Неисправность оперативного тока цепей УРОВ НН1" w:value="ПДС НКУ / ОТ УРОВ1: Неисправность оперативного тока цепей УРОВ НН1"/>
+                  <w:listItem w:displayText="ПДС НКУ / ОТ УРОВ2: Неисправность оперативного тока цепей УРОВ НН2" w:value="ПДС НКУ / ОТ УРОВ2: Неисправность оперативного тока цепей УРОВ НН2"/>
+                  <w:listItem w:displayText="ПДС НКУ / ПДС НКУ: Функция введена в работу" w:value="ПДС НКУ / ПДС НКУ: Функция введена в работу"/>
+                  <w:listItem w:displayText="ПДС НКУ / ПДС НКУ: Функция оперативно выведена из работы" w:value="ПДС НКУ / ПДС НКУ: Функция оперативно выведена из работы"/>
+                  <w:listItem w:displayText="ПС / ПС: Пуск" w:value="ПС / ПС: Пуск"/>
+                  <w:listItem w:displayText="ПС / ПС: Пуск (импульс)" w:value="ПС / ПС: Пуск (импульс)"/>
+                  <w:listItem w:displayText="РТПО / РТПО ВН: Пуск" w:value="РТПО / РТПО ВН: Пуск"/>
+                  <w:listItem w:displayText="РТПО / РТПО ВН: Пуск ИО тока" w:value="РТПО / РТПО ВН: Пуск ИО тока"/>
+                  <w:listItem w:displayText="РТПО / РТПО ВН: Функция введена в работу" w:value="РТПО / РТПО ВН: Функция введена в работу"/>
+                  <w:listItem w:displayText="РТПО / РТПО ВН: Функция оперативно выведена из работы" w:value="РТПО / РТПО ВН: Функция оперативно выведена из работы"/>
+                  <w:listItem w:displayText="РТПО / РТПО НН (НН2): Пуск" w:value="РТПО / РТПО НН (НН2): Пуск"/>
+                  <w:listItem w:displayText="РТПО / РТПО НН (НН2): Пуск ИО тока" w:value="РТПО / РТПО НН (НН2): Пуск ИО тока"/>
+                  <w:listItem w:displayText="РТПО / РТПО НН (НН2): Функция введена в работу" w:value="РТПО / РТПО НН (НН2): Функция введена в работу"/>
+                  <w:listItem w:displayText="РТПО / РТПО НН (НН2): Функция оперативно выведена из работы" w:value="РТПО / РТПО НН (НН2): Функция оперативно выведена из работы"/>
+                  <w:listItem w:displayText="РТПО / РТПО СН (НН1): Пуск" w:value="РТПО / РТПО СН (НН1): Пуск"/>
+                  <w:listItem w:displayText="РТПО / РТПО СН (НН1): Пуск ИО тока" w:value="РТПО / РТПО СН (НН1): Пуск ИО тока"/>
+                  <w:listItem w:displayText="РТПО / РТПО СН (НН1): Функция введена в работу" w:value="РТПО / РТПО СН (НН1): Функция введена в работу"/>
+                  <w:listItem w:displayText="РТПО / РТПО СН (НН1): Функция оперативно выведена из работы" w:value="РТПО / РТПО СН (НН1): Функция оперативно выведена из работы"/>
+                  <w:listItem w:displayText="РТПО / РТПО_общ: Пуск" w:value="РТПО / РТПО_общ: Пуск"/>
+                  <w:listItem w:displayText="РТПО / РТПО_общ: Функция введена в работу" w:value="РТПО / РТПО_общ: Функция введена в работу"/>
+                  <w:listItem w:displayText="СС / СС: БИ выведены" w:value="СС / СС: БИ выведены"/>
+                  <w:listItem w:displayText="СС / СС: Внешнее отключение" w:value="СС / СС: Внешнее отключение"/>
+                  <w:listItem w:displayText="СС / СС: Выходные цепи разобраны" w:value="СС / СС: Выходные цепи разобраны"/>
+                  <w:listItem w:displayText="СС / СС: ГЗ заблокирована" w:value="СС / СС: ГЗ заблокирована"/>
+                  <w:listItem w:displayText="СС / СС: Неисправность ОТ цепей ГЗ" w:value="СС / СС: Неисправность ОТ цепей ГЗ"/>
+                  <w:listItem w:displayText="СС / СС: Неисправность ОТ цепей ТЗ, ТС" w:value="СС / СС: Неисправность ОТ цепей ТЗ, ТС"/>
+                  <w:listItem w:displayText="СС / СС: Низкая изоляция ГЗ" w:value="СС / СС: Низкая изоляция ГЗ"/>
+                  <w:listItem w:displayText="СС / СС: Низкая изоляция ТЗ" w:value="СС / СС: Низкая изоляция ТЗ"/>
+                  <w:listItem w:displayText="СС / СС: Общий внешний сигнал" w:value="СС / СС: Общий внешний сигнал"/>
+                  <w:listItem w:displayText="СС / СС: Сигнализация от ГЗ" w:value="СС / СС: Сигнализация от ГЗ"/>
+                  <w:listItem w:displayText="СС / СС: Сигнализация от ТЗ" w:value="СС / СС: Сигнализация от ТЗ"/>
+                  <w:listItem w:displayText="СС / СС: Сигнализация от ТС" w:value="СС / СС: Сигнализация от ТС"/>
+                  <w:listItem w:displayText="СС / СС: Сигнализация цепей опер.тока" w:value="СС / СС: Сигнализация цепей опер.тока"/>
+                  <w:listItem w:displayText="СС / СС: Сигнализация цепей опер.тока НН" w:value="СС / СС: Сигнализация цепей опер.тока НН"/>
+                  <w:listItem w:displayText="СС / СС: ТЗ заблокирована" w:value="СС / СС: ТЗ заблокирована"/>
+                  <w:listItem w:displayText="ТК ЗДЗ / ТК ЗДЗ: Пуск" w:value="ТК ЗДЗ / ТК ЗДЗ: Пуск"/>
+                  <w:listItem w:displayText="ТК ЗДЗ / ТК ЗДЗ: Пуск ИО тока" w:value="ТК ЗДЗ / ТК ЗДЗ: Пуск ИО тока"/>
+                  <w:listItem w:displayText="ТК ЗДЗ / ТК ЗДЗ: Функция введена в работу" w:value="ТК ЗДЗ / ТК ЗДЗ: Функция введена в работу"/>
+                  <w:listItem w:displayText="ТК ЗДЗ / ТК ЗДЗ: Функция оперативно выведена из работы" w:value="ТК ЗДЗ / ТК ЗДЗ: Функция оперативно выведена из работы"/>
+                  <w:listItem w:displayText="ТО ЗПО / ТО ЗПО ВН: Пуск" w:value="ТО ЗПО / ТО ЗПО ВН: Пуск"/>
+                  <w:listItem w:displayText="ТО ЗПО / ТО ЗПО ВН: Пуск ИО тока" w:value="ТО ЗПО / ТО ЗПО ВН: Пуск ИО тока"/>
+                  <w:listItem w:displayText="ТО ЗПО / ТО ЗПО ВН: Функция введена в работу" w:value="ТО ЗПО / ТО ЗПО ВН: Функция введена в работу"/>
+                  <w:listItem w:displayText="ТО ЗПО / ТО ЗПО ВН: Функция оперативно выведена из работы" w:value="ТО ЗПО / ТО ЗПО ВН: Функция оперативно выведена из работы"/>
+                  <w:listItem w:displayText="ТО ЗПО / ТО ЗПО НН (НН2): Пуск" w:value="ТО ЗПО / ТО ЗПО НН (НН2): Пуск"/>
+                  <w:listItem w:displayText="ТО ЗПО / ТО ЗПО НН (НН2): Пуск ИО тока" w:value="ТО ЗПО / ТО ЗПО НН (НН2): Пуск ИО тока"/>
+                  <w:listItem w:displayText="ТО ЗПО / ТО ЗПО НН (НН2): Функция введена в работу" w:value="ТО ЗПО / ТО ЗПО НН (НН2): Функция введена в работу"/>
+                  <w:listItem w:displayText="ТО ЗПО / ТО ЗПО НН (НН2): Функция оперативно выведена из работы" w:value="ТО ЗПО / ТО ЗПО НН (НН2): Функция оперативно выведена из работы"/>
+                  <w:listItem w:displayText="ТО ЗПО / ТО ЗПО СН (НН1): Пуск" w:value="ТО ЗПО / ТО ЗПО СН (НН1): Пуск"/>
+                  <w:listItem w:displayText="ТО ЗПО / ТО ЗПО СН (НН1): Пуск ИО тока" w:value="ТО ЗПО / ТО ЗПО СН (НН1): Пуск ИО тока"/>
+                  <w:listItem w:displayText="ТО ЗПО / ТО ЗПО СН (НН1): Функция введена в работу" w:value="ТО ЗПО / ТО ЗПО СН (НН1): Функция введена в работу"/>
+                  <w:listItem w:displayText="ТО ЗПО / ТО ЗПО СН (НН1): Функция оперативно выведена из работы" w:value="ТО ЗПО / ТО ЗПО СН (НН1): Функция оперативно выведена из работы"/>
+                  <w:listItem w:displayText="ТО ЗПО / ТО ЗПО_общ: Пуск" w:value="ТО ЗПО / ТО ЗПО_общ: Пуск"/>
+                  <w:listItem w:displayText="ТО ЗПО / ТО ЗПО_общ: Функция введена в работу" w:value="ТО ЗПО / ТО ЗПО_общ: Функция введена в работу"/>
+                  <w:listItem w:displayText="ТО РПН / ТО РПН: Пуск" w:value="ТО РПН / ТО РПН: Пуск"/>
+                  <w:listItem w:displayText="ТО РПН / ТО РПН: Пуск ИО тока" w:value="ТО РПН / ТО РПН: Пуск ИО тока"/>
+                  <w:listItem w:displayText="ТО РПН / ТО РПН: Функция введена в работу" w:value="ТО РПН / ТО РПН: Функция введена в работу"/>
+                  <w:listItem w:displayText="ТО РПН / ТО РПН: Функция оперативно выведена из работы" w:value="ТО РПН / ТО РПН: Функция оперативно выведена из работы"/>
+                  <w:listItem w:displayText="УРОВ ВН / УРОВ: Пуск" w:value="УРОВ ВН / УРОВ: Пуск"/>
+                  <w:listItem w:displayText="УРОВ ВН / УРОВ: Пуск ИО максимального тока" w:value="УРОВ ВН / УРОВ: Пуск ИО максимального тока"/>
+                  <w:listItem w:displayText="УРОВ ВН / УРОВ: Срабатывание" w:value="УРОВ ВН / УРОВ: Срабатывание"/>
+                  <w:listItem w:displayText="УРОВ ВН / УРОВ: Срабатывание «на себя»" w:value="УРОВ ВН / УРОВ: Срабатывание «на себя»"/>
+                  <w:listItem w:displayText="УРОВ ВН / УРОВ: Функция введена в работу" w:value="УРОВ ВН / УРОВ: Функция введена в работу"/>
+                  <w:listItem w:displayText="УРОВ ВН / УРОВ: Функция оперативно выведена из работы" w:value="УРОВ ВН / УРОВ: Функция оперативно выведена из работы"/>
                   <w:listItem w:displayText=" " w:value="SPACER" w:disabled="true"/>
                   <w:listItem w:displayText="────── Сигналы от блоков ──────" w:value="CONTROLS_HEADER" w:disabled="true"/>
                   <w:listItem w:displayText="Слот М1. Блок питания (Р02с): Крит. неисправность 12 В" w:value="Слот М1. Блок питания (Р02с): Крит. неисправность 12 В"/>
@@ -4554,105 +7008,161 @@
                   <w:listItem w:displayText="Слот М3. Блок выходных реле (К002): Статус" w:value="Слот М3. Блок выходных реле (К002): Статус"/>
                   <w:listItem w:displayText="Слот М3. Блок выходных реле (К002): Статус" w:value="Слот М3. Блок выходных реле (К002): Статус"/>
                   <w:listItem w:displayText="Слот М3. Блок выходных реле (К002): Статус" w:value="Слот М3. Блок выходных реле (К002): Статус"/>
-                  <w:listItem w:displayText="Слот М4. Блок выходных реле (К001): Отказ блока" w:value="Слот М4. Блок выходных реле (К001): Отказ блока"/>
-                  <w:listItem w:displayText="Слот М4. Блок выходных реле (К001): Блок не определен" w:value="Слот М4. Блок выходных реле (К001): Блок не определен"/>
-                  <w:listItem w:displayText="Слот М4. Блок выходных реле (К001): Статус" w:value="Слот М4. Блок выходных реле (К001): Статус"/>
-                  <w:listItem w:displayText="Слот М4. Блок выходных реле (К001): Статус" w:value="Слот М4. Блок выходных реле (К001): Статус"/>
-                  <w:listItem w:displayText="Слот М4. Блок выходных реле (К001): Статус" w:value="Слот М4. Блок выходных реле (К001): Статус"/>
-                  <w:listItem w:displayText="Слот М4. Блок выходных реле (К001): Статус" w:value="Слот М4. Блок выходных реле (К001): Статус"/>
-                  <w:listItem w:displayText="Слот М4. Блок выходных реле (К001): Статус" w:value="Слот М4. Блок выходных реле (К001): Статус"/>
-                  <w:listItem w:displayText="Слот М4. Блок выходных реле (К001): Статус" w:value="Слот М4. Блок выходных реле (К001): Статус"/>
-                  <w:listItem w:displayText="Слот М4. Блок выходных реле (К001): Статус" w:value="Слот М4. Блок выходных реле (К001): Статус"/>
-                  <w:listItem w:displayText="Слот М4. Блок выходных реле (К001): Статус" w:value="Слот М4. Блок выходных реле (К001): Статус"/>
-                  <w:listItem w:displayText="Слот М5. Блок дискретных входов (В021): Отказ блока" w:value="Слот М5. Блок дискретных входов (В021): Отказ блока"/>
-                  <w:listItem w:displayText="Слот М5. Блок дискретных входов (В021): Блок не определен" w:value="Слот М5. Блок дискретных входов (В021): Блок не определен"/>
-                  <w:listItem w:displayText="Слот М5. Блок дискретных входов (В021): Статус" w:value="Слот М5. Блок дискретных входов (В021): Статус"/>
-                  <w:listItem w:displayText="Слот М5. Блок дискретных входов (В021): Статус" w:value="Слот М5. Блок дискретных входов (В021): Статус"/>
-                  <w:listItem w:displayText="Слот М5. Блок дискретных входов (В021): Статус" w:value="Слот М5. Блок дискретных входов (В021): Статус"/>
-                  <w:listItem w:displayText="Слот М5. Блок дискретных входов (В021): Статус" w:value="Слот М5. Блок дискретных входов (В021): Статус"/>
-                  <w:listItem w:displayText="Слот М5. Блок дискретных входов (В021): Статус" w:value="Слот М5. Блок дискретных входов (В021): Статус"/>
-                  <w:listItem w:displayText="Слот М5. Блок дискретных входов (В021): Статус" w:value="Слот М5. Блок дискретных входов (В021): Статус"/>
-                  <w:listItem w:displayText="Слот М5. Блок дискретных входов (В021): Статус" w:value="Слот М5. Блок дискретных входов (В021): Статус"/>
-                  <w:listItem w:displayText="Слот М5. Блок дискретных входов (В021): Статус" w:value="Слот М5. Блок дискретных входов (В021): Статус"/>
-                  <w:listItem w:displayText="Слот М5. Блок дискретных входов (В021): Статус" w:value="Слот М5. Блок дискретных входов (В021): Статус"/>
-                  <w:listItem w:displayText="Слот М5. Блок дискретных входов (В021): Статус" w:value="Слот М5. Блок дискретных входов (В021): Статус"/>
-                  <w:listItem w:displayText="Слот М5. Блок дискретных входов (В021): Статус" w:value="Слот М5. Блок дискретных входов (В021): Статус"/>
-                  <w:listItem w:displayText="Слот М5. Блок дискретных входов (В021): Статус" w:value="Слот М5. Блок дискретных входов (В021): Статус"/>
-                  <w:listItem w:displayText="Слот М5. Блок дискретных входов (В021): Статус" w:value="Слот М5. Блок дискретных входов (В021): Статус"/>
-                  <w:listItem w:displayText="Слот М5. Блок дискретных входов (В021): Статус" w:value="Слот М5. Блок дискретных входов (В021): Статус"/>
-                  <w:listItem w:displayText="Слот М6. Блок дискретных входов (В021): Отказ блока" w:value="Слот М6. Блок дискретных входов (В021): Отказ блока"/>
-                  <w:listItem w:displayText="Слот М6. Блок дискретных входов (В021): Блок не определен" w:value="Слот М6. Блок дискретных входов (В021): Блок не определен"/>
-                  <w:listItem w:displayText="Слот М6. Блок дискретных входов (В021): Статус" w:value="Слот М6. Блок дискретных входов (В021): Статус"/>
-                  <w:listItem w:displayText="Слот М6. Блок дискретных входов (В021): Статус" w:value="Слот М6. Блок дискретных входов (В021): Статус"/>
-                  <w:listItem w:displayText="Слот М6. Блок дискретных входов (В021): Статус" w:value="Слот М6. Блок дискретных входов (В021): Статус"/>
-                  <w:listItem w:displayText="Слот М6. Блок дискретных входов (В021): Статус" w:value="Слот М6. Блок дискретных входов (В021): Статус"/>
-                  <w:listItem w:displayText="Слот М6. Блок дискретных входов (В021): Статус" w:value="Слот М6. Блок дискретных входов (В021): Статус"/>
-                  <w:listItem w:displayText="Слот М6. Блок дискретных входов (В021): Статус" w:value="Слот М6. Блок дискретных входов (В021): Статус"/>
-                  <w:listItem w:displayText="Слот М6. Блок дискретных входов (В021): Статус" w:value="Слот М6. Блок дискретных входов (В021): Статус"/>
-                  <w:listItem w:displayText="Слот М6. Блок дискретных входов (В021): Статус" w:value="Слот М6. Блок дискретных входов (В021): Статус"/>
-                  <w:listItem w:displayText="Слот М6. Блок дискретных входов (В021): Статус" w:value="Слот М6. Блок дискретных входов (В021): Статус"/>
-                  <w:listItem w:displayText="Слот М6. Блок дискретных входов (В021): Статус" w:value="Слот М6. Блок дискретных входов (В021): Статус"/>
-                  <w:listItem w:displayText="Слот М6. Блок дискретных входов (В021): Статус" w:value="Слот М6. Блок дискретных входов (В021): Статус"/>
-                  <w:listItem w:displayText="Слот М6. Блок дискретных входов (В021): Статус" w:value="Слот М6. Блок дискретных входов (В021): Статус"/>
-                  <w:listItem w:displayText="Слот М6. Блок дискретных входов (В021): Статус" w:value="Слот М6. Блок дискретных входов (В021): Статус"/>
-                  <w:listItem w:displayText="Слот М6. Блок дискретных входов (В021): Статус" w:value="Слот М6. Блок дискретных входов (В021): Статус"/>
-                  <w:listItem w:displayText="Слот М7. Блок сопряжения (А004): Отказ блока" w:value="Слот М7. Блок сопряжения (А004): Отказ блока"/>
-                  <w:listItem w:displayText="Слот М7. Блок сопряжения (А004): Блок не определен" w:value="Слот М7. Блок сопряжения (А004): Блок не определен"/>
-                  <w:listItem w:displayText="Слот М7. Блок сопряжения (А004): Неисправность АЦП" w:value="Слот М7. Блок сопряжения (А004): Неисправность АЦП"/>
-                  <w:listItem w:displayText="Слот М7. Блок сопряжения (А004): Обрыв цепей ТН" w:value="Слот М7. Блок сопряжения (А004): Обрыв цепей ТН"/>
-                  <w:listItem w:displayText="Слот М7. Блок сопряжения (А004): Несимметрия измерений" w:value="Слот М7. Блок сопряжения (А004): Несимметрия измерений"/>
-                  <w:listItem w:displayText="Слот М7. Блок сопряжения (А004): Ошибка номинала ТТ" w:value="Слот М7. Блок сопряжения (А004): Ошибка номинала ТТ"/>
-                  <w:listItem w:displayText="Слот М8. Измерительный блок (М046): Отказ блока" w:value="Слот М8. Измерительный блок (М046): Отказ блока"/>
-                  <w:listItem w:displayText="Слот М8. Измерительный блок (М046): Блок не определен" w:value="Слот М8. Измерительный блок (М046): Блок не определен"/>
-                  <w:listItem w:displayText="Слот М8. Измерительный блок (М046): Неисправность АЦП" w:value="Слот М8. Измерительный блок (М046): Неисправность АЦП"/>
-                  <w:listItem w:displayText="Слот М8. Измерительный блок (М046): Обрыв цепей ТН" w:value="Слот М8. Измерительный блок (М046): Обрыв цепей ТН"/>
-                  <w:listItem w:displayText="Слот М8. Измерительный блок (М046): Несимметрия измерений" w:value="Слот М8. Измерительный блок (М046): Несимметрия измерений"/>
-                  <w:listItem w:displayText="Слот М8. Измерительный блок (М046): Ошибка номинала ТТ" w:value="Слот М8. Измерительный блок (М046): Ошибка номинала ТТ"/>
-                  <w:listItem w:displayText="Слот М10. Центральный процессор (С01): Отказ блока ЦП" w:value="Слот М10. Центральный процессор (С01): Отказ блока ЦП"/>
-                  <w:listItem w:displayText="Слот М10. Центральный процессор (С01): Неисправность ПЗУ ЦП" w:value="Слот М10. Центральный процессор (С01): Неисправность ПЗУ ЦП"/>
-                  <w:listItem w:displayText="Слот М10. Центральный процессор (С01): Неисправность ПЗУ MPU" w:value="Слот М10. Центральный процессор (С01): Неисправность ПЗУ MPU"/>
-                  <w:listItem w:displayText="Слот М10. Центральный процессор (С01): Неисправность ПЗУ DSP2" w:value="Слот М10. Центральный процессор (С01): Неисправность ПЗУ DSP2"/>
-                  <w:listItem w:displayText="Слот М10. Центральный процессор (С01): Неисправность flash" w:value="Слот М10. Центральный процессор (С01): Неисправность flash"/>
-                  <w:listItem w:displayText="Слот М10. Центральный процессор (С01): Неисправность ОЗУ ЦП" w:value="Слот М10. Центральный процессор (С01): Неисправность ОЗУ ЦП"/>
-                  <w:listItem w:displayText="Слот М10. Центральный процессор (С01): Неисправность ОЗУ MPU" w:value="Слот М10. Центральный процессор (С01): Неисправность ОЗУ MPU"/>
-                  <w:listItem w:displayText="Слот М10. Центральный процессор (С01): Неисправность ОЗУ DSP2" w:value="Слот М10. Центральный процессор (С01): Неисправность ОЗУ DSP2"/>
-                  <w:listItem w:displayText="Слот М10. Центральный процессор (С01): Неисправность ОЗУ IPU2" w:value="Слот М10. Центральный процессор (С01): Неисправность ОЗУ IPU2"/>
-                  <w:listItem w:displayText="Слот М10. Центральный процессор (С01): Неисправность часов ЦП" w:value="Слот М10. Центральный процессор (С01): Неисправность часов ЦП"/>
-                  <w:listItem w:displayText="Слот М10. Центральный процессор (С01): Ошибка I2C ЦП" w:value="Слот М10. Центральный процессор (С01): Ошибка I2C ЦП"/>
-                  <w:listItem w:displayText="Слот М10. Центральный процессор (С01): Ошибка КС уставок" w:value="Слот М10. Центральный процессор (С01): Ошибка КС уставок"/>
-                  <w:listItem w:displayText="Слот М10. Центральный процессор (С01): Неисправность ПО ЦП" w:value="Слот М10. Центральный процессор (С01): Неисправность ПО ЦП"/>
-                  <w:listItem w:displayText="Слот М10. Центральный процессор (С01): Несовместимая версия ПО ЦП" w:value="Слот М10. Центральный процессор (С01): Несовместимая версия ПО ЦП"/>
-                  <w:listItem w:displayText="Слот М10. Центральный процессор (С01): Неисправность SPI ЦП" w:value="Слот М10. Центральный процессор (С01): Неисправность SPI ЦП"/>
-                  <w:listItem w:displayText="Слот М10. Центральный процессор (С01): Ошибка конфигурации ЦП" w:value="Слот М10. Центральный процессор (С01): Ошибка конфигурации ЦП"/>
-                  <w:listItem w:displayText="Слот М10. Центральный процессор (С01): Неверные уставки" w:value="Слот М10. Центральный процессор (С01): Неверные уставки"/>
-                  <w:listItem w:displayText="Слот М10. Центральный процессор (С01): Неисправность IPC" w:value="Слот М10. Центральный процессор (С01): Неисправность IPC"/>
-                  <w:listItem w:displayText="Слот М10. Центральный процессор (С01): Неисправность IPC для MPU-DSP1" w:value="Слот М10. Центральный процессор (С01): Неисправность IPC для MPU-DSP1"/>
-                  <w:listItem w:displayText="Слот М10. Центральный процессор (С01): Неисправность IPC для DSP1-IPU1" w:value="Слот М10. Центральный процессор (С01): Неисправность IPC для DSP1-IPU1"/>
-                  <w:listItem w:displayText="Слот М10. Центральный процессор (С01): Неисправность IPC для MPU-IPU1" w:value="Слот М10. Центральный процессор (С01): Неисправность IPC для MPU-IPU1"/>
-                  <w:listItem w:displayText="Слот М10. Центральный процессор (С01): RED12.Неисправность" w:value="Слот М10. Центральный процессор (С01): RED12.Неисправность"/>
-                  <w:listItem w:displayText="Слот М10. Центральный процессор (С01): RED34.Неисправность" w:value="Слот М10. Центральный процессор (С01): RED34.Неисправность"/>
-                  <w:listItem w:displayText="Слот М10. Центральный процессор (С01): X1.Неисправность" w:value="Слот М10. Центральный процессор (С01): X1.Неисправность"/>
-                  <w:listItem w:displayText="Слот М10. Центральный процессор (С01): X1.Переп.вых.буфер" w:value="Слот М10. Центральный процессор (С01): X1.Переп.вых.буфер"/>
-                  <w:listItem w:displayText="Слот М10. Центральный процессор (С01): X1.Переп.вх.буфер" w:value="Слот М10. Центральный процессор (С01): X1.Переп.вх.буфер"/>
-                  <w:listItem w:displayText="Слот М10. Центральный процессор (С01): X2.Неисправность" w:value="Слот М10. Центральный процессор (С01): X2.Неисправность"/>
-                  <w:listItem w:displayText="Слот М10. Центральный процессор (С01): X2.Переп.вых.буфер" w:value="Слот М10. Центральный процессор (С01): X2.Переп.вых.буфер"/>
-                  <w:listItem w:displayText="Слот М10. Центральный процессор (С01): X2.Переп.вх.буфер" w:value="Слот М10. Центральный процессор (С01): X2.Переп.вх.буфер"/>
-                  <w:listItem w:displayText="Слот М10. Центральный процессор (С01): X3.Неисправность" w:value="Слот М10. Центральный процессор (С01): X3.Неисправность"/>
-                  <w:listItem w:displayText="Слот М10. Центральный процессор (С01): X3.Переп.вых.буфер" w:value="Слот М10. Центральный процессор (С01): X3.Переп.вых.буфер"/>
-                  <w:listItem w:displayText="Слот М10. Центральный процессор (С01): X3.Переп.вх.буфер" w:value="Слот М10. Центральный процессор (С01): X3.Переп.вх.буфер"/>
-                  <w:listItem w:displayText="Слот М10. Центральный процессор (С01): X4.Неисправность" w:value="Слот М10. Центральный процессор (С01): X4.Неисправность"/>
-                  <w:listItem w:displayText="Слот М10. Центральный процессор (С01): X4.Переп.вых.буфер" w:value="Слот М10. Центральный процессор (С01): X4.Переп.вых.буфер"/>
-                  <w:listItem w:displayText="Слот М10. Центральный процессор (С01): X4.Переп.вх.буфер" w:value="Слот М10. Центральный процессор (С01): X4.Переп.вх.буфер"/>
-                  <w:listItem w:displayText="Слот М10. Центральный процессор (С01): Температура ЦП &lt;&lt;" w:value="Слот М10. Центральный процессор (С01): Температура ЦП &lt;&lt;"/>
-                  <w:listItem w:displayText="Слот М10. Центральный процессор (С01): Температура ЦП &gt;&gt;" w:value="Слот М10. Центральный процессор (С01): Температура ЦП &gt;&gt;"/>
-                  <w:listItem w:displayText="Слот М10. Центральный процессор (С01): Температура ЦП &gt;" w:value="Слот М10. Центральный процессор (С01): Температура ЦП &gt;"/>
-                  <w:listItem w:displayText="Слот М10. Центральный процессор (С01): Температура ЦП &lt;" w:value="Слот М10. Центральный процессор (С01): Температура ЦП &lt;"/>
-                  <w:listItem w:displayText="Слот М10. Центральный процессор (С01): Сброс часов" w:value="Слот М10. Центральный процессор (С01): Сброс часов"/>
-                  <w:listItem w:displayText="Слот М10. Центральный процессор (С01): Неисправность архивов" w:value="Слот М10. Центральный процессор (С01): Неисправность архивов"/>
-                  <w:listItem w:displayText="Слот М10. Центральный процессор (С01): Перезагрузка ПО" w:value="Слот М10. Центральный процессор (С01): Перезагрузка ПО"/>
-                  <w:listItem w:displayText="Слот М10. Центральный процессор (С01): Перезапуск по питанию" w:value="Слот М10. Центральный процессор (С01): Перезапуск по питанию"/>
-                  <w:listItem w:displayText="Слот М10. Центральный процессор (С01): Перезапуск по ошибкам ПО" w:value="Слот М10. Центральный процессор (С01): Перезапуск по ошибкам ПО"/>
-                  <w:listItem w:displayText="Слот М10. Центральный процессор (С01): Изменение уставок" w:value="Слот М10. Центральный процессор (С01): Изменение уставок"/>
+                  <w:listItem w:displayText="Слот М4. Блок выходных реле (К002): Отказ блока" w:value="Слот М4. Блок выходных реле (К002): Отказ блока"/>
+                  <w:listItem w:displayText="Слот М4. Блок выходных реле (К002): Блок не определен" w:value="Слот М4. Блок выходных реле (К002): Блок не определен"/>
+                  <w:listItem w:displayText="Слот М4. Блок выходных реле (К002): Статус" w:value="Слот М4. Блок выходных реле (К002): Статус"/>
+                  <w:listItem w:displayText="Слот М4. Блок выходных реле (К002): Статус" w:value="Слот М4. Блок выходных реле (К002): Статус"/>
+                  <w:listItem w:displayText="Слот М4. Блок выходных реле (К002): Статус" w:value="Слот М4. Блок выходных реле (К002): Статус"/>
+                  <w:listItem w:displayText="Слот М4. Блок выходных реле (К002): Статус" w:value="Слот М4. Блок выходных реле (К002): Статус"/>
+                  <w:listItem w:displayText="Слот М4. Блок выходных реле (К002): Статус" w:value="Слот М4. Блок выходных реле (К002): Статус"/>
+                  <w:listItem w:displayText="Слот М4. Блок выходных реле (К002): Статус" w:value="Слот М4. Блок выходных реле (К002): Статус"/>
+                  <w:listItem w:displayText="Слот М4. Блок выходных реле (К002): Статус" w:value="Слот М4. Блок выходных реле (К002): Статус"/>
+                  <w:listItem w:displayText="Слот М4. Блок выходных реле (К002): Статус" w:value="Слот М4. Блок выходных реле (К002): Статус"/>
+                  <w:listItem w:displayText="Слот М5. Блок выходных реле (К002): Отказ блока" w:value="Слот М5. Блок выходных реле (К002): Отказ блока"/>
+                  <w:listItem w:displayText="Слот М5. Блок выходных реле (К002): Блок не определен" w:value="Слот М5. Блок выходных реле (К002): Блок не определен"/>
+                  <w:listItem w:displayText="Слот М5. Блок выходных реле (К002): Статус" w:value="Слот М5. Блок выходных реле (К002): Статус"/>
+                  <w:listItem w:displayText="Слот М5. Блок выходных реле (К002): Статус" w:value="Слот М5. Блок выходных реле (К002): Статус"/>
+                  <w:listItem w:displayText="Слот М5. Блок выходных реле (К002): Статус" w:value="Слот М5. Блок выходных реле (К002): Статус"/>
+                  <w:listItem w:displayText="Слот М5. Блок выходных реле (К002): Статус" w:value="Слот М5. Блок выходных реле (К002): Статус"/>
+                  <w:listItem w:displayText="Слот М5. Блок выходных реле (К002): Статус" w:value="Слот М5. Блок выходных реле (К002): Статус"/>
+                  <w:listItem w:displayText="Слот М5. Блок выходных реле (К002): Статус" w:value="Слот М5. Блок выходных реле (К002): Статус"/>
+                  <w:listItem w:displayText="Слот М5. Блок выходных реле (К002): Статус" w:value="Слот М5. Блок выходных реле (К002): Статус"/>
+                  <w:listItem w:displayText="Слот М5. Блок выходных реле (К002): Статус" w:value="Слот М5. Блок выходных реле (К002): Статус"/>
+                  <w:listItem w:displayText="Слот М6. Блок выходных реле (К002): Отказ блока" w:value="Слот М6. Блок выходных реле (К002): Отказ блока"/>
+                  <w:listItem w:displayText="Слот М6. Блок выходных реле (К002): Блок не определен" w:value="Слот М6. Блок выходных реле (К002): Блок не определен"/>
+                  <w:listItem w:displayText="Слот М6. Блок выходных реле (К002): Статус" w:value="Слот М6. Блок выходных реле (К002): Статус"/>
+                  <w:listItem w:displayText="Слот М6. Блок выходных реле (К002): Статус" w:value="Слот М6. Блок выходных реле (К002): Статус"/>
+                  <w:listItem w:displayText="Слот М6. Блок выходных реле (К002): Статус" w:value="Слот М6. Блок выходных реле (К002): Статус"/>
+                  <w:listItem w:displayText="Слот М6. Блок выходных реле (К002): Статус" w:value="Слот М6. Блок выходных реле (К002): Статус"/>
+                  <w:listItem w:displayText="Слот М6. Блок выходных реле (К002): Статус" w:value="Слот М6. Блок выходных реле (К002): Статус"/>
+                  <w:listItem w:displayText="Слот М6. Блок выходных реле (К002): Статус" w:value="Слот М6. Блок выходных реле (К002): Статус"/>
+                  <w:listItem w:displayText="Слот М6. Блок выходных реле (К002): Статус" w:value="Слот М6. Блок выходных реле (К002): Статус"/>
+                  <w:listItem w:displayText="Слот М6. Блок выходных реле (К002): Статус" w:value="Слот М6. Блок выходных реле (К002): Статус"/>
+                  <w:listItem w:displayText="Слот М7. Блок выходных реле (К002): Отказ блока" w:value="Слот М7. Блок выходных реле (К002): Отказ блока"/>
+                  <w:listItem w:displayText="Слот М7. Блок выходных реле (К002): Блок не определен" w:value="Слот М7. Блок выходных реле (К002): Блок не определен"/>
+                  <w:listItem w:displayText="Слот М7. Блок выходных реле (К002): Статус" w:value="Слот М7. Блок выходных реле (К002): Статус"/>
+                  <w:listItem w:displayText="Слот М7. Блок выходных реле (К002): Статус" w:value="Слот М7. Блок выходных реле (К002): Статус"/>
+                  <w:listItem w:displayText="Слот М7. Блок выходных реле (К002): Статус" w:value="Слот М7. Блок выходных реле (К002): Статус"/>
+                  <w:listItem w:displayText="Слот М7. Блок выходных реле (К002): Статус" w:value="Слот М7. Блок выходных реле (К002): Статус"/>
+                  <w:listItem w:displayText="Слот М7. Блок выходных реле (К002): Статус" w:value="Слот М7. Блок выходных реле (К002): Статус"/>
+                  <w:listItem w:displayText="Слот М7. Блок выходных реле (К002): Статус" w:value="Слот М7. Блок выходных реле (К002): Статус"/>
+                  <w:listItem w:displayText="Слот М7. Блок выходных реле (К002): Статус" w:value="Слот М7. Блок выходных реле (К002): Статус"/>
+                  <w:listItem w:displayText="Слот М7. Блок выходных реле (К002): Статус" w:value="Слот М7. Блок выходных реле (К002): Статус"/>
+                  <w:listItem w:displayText="Слот М8. Блок дискретных входов (В021): Отказ блока" w:value="Слот М8. Блок дискретных входов (В021): Отказ блока"/>
+                  <w:listItem w:displayText="Слот М8. Блок дискретных входов (В021): Блок не определен" w:value="Слот М8. Блок дискретных входов (В021): Блок не определен"/>
+                  <w:listItem w:displayText="Слот М8. Блок дискретных входов (В021): Статус" w:value="Слот М8. Блок дискретных входов (В021): Статус"/>
+                  <w:listItem w:displayText="Слот М8. Блок дискретных входов (В021): Статус" w:value="Слот М8. Блок дискретных входов (В021): Статус"/>
+                  <w:listItem w:displayText="Слот М8. Блок дискретных входов (В021): Статус" w:value="Слот М8. Блок дискретных входов (В021): Статус"/>
+                  <w:listItem w:displayText="Слот М8. Блок дискретных входов (В021): Статус" w:value="Слот М8. Блок дискретных входов (В021): Статус"/>
+                  <w:listItem w:displayText="Слот М8. Блок дискретных входов (В021): Статус" w:value="Слот М8. Блок дискретных входов (В021): Статус"/>
+                  <w:listItem w:displayText="Слот М8. Блок дискретных входов (В021): Статус" w:value="Слот М8. Блок дискретных входов (В021): Статус"/>
+                  <w:listItem w:displayText="Слот М8. Блок дискретных входов (В021): Статус" w:value="Слот М8. Блок дискретных входов (В021): Статус"/>
+                  <w:listItem w:displayText="Слот М8. Блок дискретных входов (В021): Статус" w:value="Слот М8. Блок дискретных входов (В021): Статус"/>
+                  <w:listItem w:displayText="Слот М8. Блок дискретных входов (В021): Статус" w:value="Слот М8. Блок дискретных входов (В021): Статус"/>
+                  <w:listItem w:displayText="Слот М8. Блок дискретных входов (В021): Статус" w:value="Слот М8. Блок дискретных входов (В021): Статус"/>
+                  <w:listItem w:displayText="Слот М8. Блок дискретных входов (В021): Статус" w:value="Слот М8. Блок дискретных входов (В021): Статус"/>
+                  <w:listItem w:displayText="Слот М8. Блок дискретных входов (В021): Статус" w:value="Слот М8. Блок дискретных входов (В021): Статус"/>
+                  <w:listItem w:displayText="Слот М8. Блок дискретных входов (В021): Статус" w:value="Слот М8. Блок дискретных входов (В021): Статус"/>
+                  <w:listItem w:displayText="Слот М8. Блок дискретных входов (В021): Статус" w:value="Слот М8. Блок дискретных входов (В021): Статус"/>
+                  <w:listItem w:displayText="Слот М9. Блок дискретных входов (В021): Отказ блока" w:value="Слот М9. Блок дискретных входов (В021): Отказ блока"/>
+                  <w:listItem w:displayText="Слот М9. Блок дискретных входов (В021): Блок не определен" w:value="Слот М9. Блок дискретных входов (В021): Блок не определен"/>
+                  <w:listItem w:displayText="Слот М9. Блок дискретных входов (В021): Статус" w:value="Слот М9. Блок дискретных входов (В021): Статус"/>
+                  <w:listItem w:displayText="Слот М9. Блок дискретных входов (В021): Статус" w:value="Слот М9. Блок дискретных входов (В021): Статус"/>
+                  <w:listItem w:displayText="Слот М9. Блок дискретных входов (В021): Статус" w:value="Слот М9. Блок дискретных входов (В021): Статус"/>
+                  <w:listItem w:displayText="Слот М9. Блок дискретных входов (В021): Статус" w:value="Слот М9. Блок дискретных входов (В021): Статус"/>
+                  <w:listItem w:displayText="Слот М9. Блок дискретных входов (В021): Статус" w:value="Слот М9. Блок дискретных входов (В021): Статус"/>
+                  <w:listItem w:displayText="Слот М9. Блок дискретных входов (В021): Статус" w:value="Слот М9. Блок дискретных входов (В021): Статус"/>
+                  <w:listItem w:displayText="Слот М9. Блок дискретных входов (В021): Статус" w:value="Слот М9. Блок дискретных входов (В021): Статус"/>
+                  <w:listItem w:displayText="Слот М9. Блок дискретных входов (В021): Статус" w:value="Слот М9. Блок дискретных входов (В021): Статус"/>
+                  <w:listItem w:displayText="Слот М9. Блок дискретных входов (В021): Статус" w:value="Слот М9. Блок дискретных входов (В021): Статус"/>
+                  <w:listItem w:displayText="Слот М9. Блок дискретных входов (В021): Статус" w:value="Слот М9. Блок дискретных входов (В021): Статус"/>
+                  <w:listItem w:displayText="Слот М9. Блок дискретных входов (В021): Статус" w:value="Слот М9. Блок дискретных входов (В021): Статус"/>
+                  <w:listItem w:displayText="Слот М9. Блок дискретных входов (В021): Статус" w:value="Слот М9. Блок дискретных входов (В021): Статус"/>
+                  <w:listItem w:displayText="Слот М9. Блок дискретных входов (В021): Статус" w:value="Слот М9. Блок дискретных входов (В021): Статус"/>
+                  <w:listItem w:displayText="Слот М9. Блок дискретных входов (В021): Статус" w:value="Слот М9. Блок дискретных входов (В021): Статус"/>
+                  <w:listItem w:displayText="Слот М10. Блок дискретных входов (В021): Отказ блока" w:value="Слот М10. Блок дискретных входов (В021): Отказ блока"/>
+                  <w:listItem w:displayText="Слот М10. Блок дискретных входов (В021): Блок не определен" w:value="Слот М10. Блок дискретных входов (В021): Блок не определен"/>
+                  <w:listItem w:displayText="Слот М10. Блок дискретных входов (В021): Статус" w:value="Слот М10. Блок дискретных входов (В021): Статус"/>
+                  <w:listItem w:displayText="Слот М10. Блок дискретных входов (В021): Статус" w:value="Слот М10. Блок дискретных входов (В021): Статус"/>
+                  <w:listItem w:displayText="Слот М10. Блок дискретных входов (В021): Статус" w:value="Слот М10. Блок дискретных входов (В021): Статус"/>
+                  <w:listItem w:displayText="Слот М10. Блок дискретных входов (В021): Статус" w:value="Слот М10. Блок дискретных входов (В021): Статус"/>
+                  <w:listItem w:displayText="Слот М10. Блок дискретных входов (В021): Статус" w:value="Слот М10. Блок дискретных входов (В021): Статус"/>
+                  <w:listItem w:displayText="Слот М10. Блок дискретных входов (В021): Статус" w:value="Слот М10. Блок дискретных входов (В021): Статус"/>
+                  <w:listItem w:displayText="Слот М10. Блок дискретных входов (В021): Статус" w:value="Слот М10. Блок дискретных входов (В021): Статус"/>
+                  <w:listItem w:displayText="Слот М10. Блок дискретных входов (В021): Статус" w:value="Слот М10. Блок дискретных входов (В021): Статус"/>
+                  <w:listItem w:displayText="Слот М10. Блок дискретных входов (В021): Статус" w:value="Слот М10. Блок дискретных входов (В021): Статус"/>
+                  <w:listItem w:displayText="Слот М10. Блок дискретных входов (В021): Статус" w:value="Слот М10. Блок дискретных входов (В021): Статус"/>
+                  <w:listItem w:displayText="Слот М10. Блок дискретных входов (В021): Статус" w:value="Слот М10. Блок дискретных входов (В021): Статус"/>
+                  <w:listItem w:displayText="Слот М10. Блок дискретных входов (В021): Статус" w:value="Слот М10. Блок дискретных входов (В021): Статус"/>
+                  <w:listItem w:displayText="Слот М10. Блок дискретных входов (В021): Статус" w:value="Слот М10. Блок дискретных входов (В021): Статус"/>
+                  <w:listItem w:displayText="Слот М10. Блок дискретных входов (В021): Статус" w:value="Слот М10. Блок дискретных входов (В021): Статус"/>
+                  <w:listItem w:displayText="Слот М11. Блок дискретных входов (В021): Отказ блока" w:value="Слот М11. Блок дискретных входов (В021): Отказ блока"/>
+                  <w:listItem w:displayText="Слот М11. Блок дискретных входов (В021): Блок не определен" w:value="Слот М11. Блок дискретных входов (В021): Блок не определен"/>
+                  <w:listItem w:displayText="Слот М11. Блок дискретных входов (В021): Статус" w:value="Слот М11. Блок дискретных входов (В021): Статус"/>
+                  <w:listItem w:displayText="Слот М11. Блок дискретных входов (В021): Статус" w:value="Слот М11. Блок дискретных входов (В021): Статус"/>
+                  <w:listItem w:displayText="Слот М11. Блок дискретных входов (В021): Статус" w:value="Слот М11. Блок дискретных входов (В021): Статус"/>
+                  <w:listItem w:displayText="Слот М11. Блок дискретных входов (В021): Статус" w:value="Слот М11. Блок дискретных входов (В021): Статус"/>
+                  <w:listItem w:displayText="Слот М11. Блок дискретных входов (В021): Статус" w:value="Слот М11. Блок дискретных входов (В021): Статус"/>
+                  <w:listItem w:displayText="Слот М11. Блок дискретных входов (В021): Статус" w:value="Слот М11. Блок дискретных входов (В021): Статус"/>
+                  <w:listItem w:displayText="Слот М11. Блок дискретных входов (В021): Статус" w:value="Слот М11. Блок дискретных входов (В021): Статус"/>
+                  <w:listItem w:displayText="Слот М11. Блок дискретных входов (В021): Статус" w:value="Слот М11. Блок дискретных входов (В021): Статус"/>
+                  <w:listItem w:displayText="Слот М11. Блок дискретных входов (В021): Статус" w:value="Слот М11. Блок дискретных входов (В021): Статус"/>
+                  <w:listItem w:displayText="Слот М11. Блок дискретных входов (В021): Статус" w:value="Слот М11. Блок дискретных входов (В021): Статус"/>
+                  <w:listItem w:displayText="Слот М11. Блок дискретных входов (В021): Статус" w:value="Слот М11. Блок дискретных входов (В021): Статус"/>
+                  <w:listItem w:displayText="Слот М11. Блок дискретных входов (В021): Статус" w:value="Слот М11. Блок дискретных входов (В021): Статус"/>
+                  <w:listItem w:displayText="Слот М11. Блок дискретных входов (В021): Статус" w:value="Слот М11. Блок дискретных входов (В021): Статус"/>
+                  <w:listItem w:displayText="Слот М11. Блок дискретных входов (В021): Статус" w:value="Слот М11. Блок дискретных входов (В021): Статус"/>
+                  <w:listItem w:displayText="Слот М12. Измерительный блок (М090): Блок модуля" w:value="Слот М12. Измерительный блок (М090): Блок модуля"/>
+                  <w:listItem w:displayText="Слот М12. Измерительный блок (М090): Блок не определен" w:value="Слот М12. Измерительный блок (М090): Блок не определен"/>
+                  <w:listItem w:displayText="Слот М12. Измерительный блок (М090): Неисправность АЦП" w:value="Слот М12. Измерительный блок (М090): Неисправность АЦП"/>
+                  <w:listItem w:displayText="Слот М12. Измерительный блок (М090): Обрыв цепей ТН" w:value="Слот М12. Измерительный блок (М090): Обрыв цепей ТН"/>
+                  <w:listItem w:displayText="Слот М12. Измерительный блок (М090): Несимметрия измерений" w:value="Слот М12. Измерительный блок (М090): Несимметрия измерений"/>
+                  <w:listItem w:displayText="Слот М12. Измерительный блок (М090): Ошибка номинала ТТ" w:value="Слот М12. Измерительный блок (М090): Ошибка номинала ТТ"/>
+                  <w:listItem w:displayText="Слот М14. Центральный процессор (С01): Отказ блока ЦП" w:value="Слот М14. Центральный процессор (С01): Отказ блока ЦП"/>
+                  <w:listItem w:displayText="Слот М14. Центральный процессор (С01): Неисправность ПЗУ ЦП" w:value="Слот М14. Центральный процессор (С01): Неисправность ПЗУ ЦП"/>
+                  <w:listItem w:displayText="Слот М14. Центральный процессор (С01): Неисправность ПЗУ MPU" w:value="Слот М14. Центральный процессор (С01): Неисправность ПЗУ MPU"/>
+                  <w:listItem w:displayText="Слот М14. Центральный процессор (С01): Неисправность ПЗУ DSP2" w:value="Слот М14. Центральный процессор (С01): Неисправность ПЗУ DSP2"/>
+                  <w:listItem w:displayText="Слот М14. Центральный процессор (С01): Неисправность flash" w:value="Слот М14. Центральный процессор (С01): Неисправность flash"/>
+                  <w:listItem w:displayText="Слот М14. Центральный процессор (С01): Неисправность ОЗУ ЦП" w:value="Слот М14. Центральный процессор (С01): Неисправность ОЗУ ЦП"/>
+                  <w:listItem w:displayText="Слот М14. Центральный процессор (С01): Неисправность ОЗУ MPU" w:value="Слот М14. Центральный процессор (С01): Неисправность ОЗУ MPU"/>
+                  <w:listItem w:displayText="Слот М14. Центральный процессор (С01): Неисправность ОЗУ DSP2" w:value="Слот М14. Центральный процессор (С01): Неисправность ОЗУ DSP2"/>
+                  <w:listItem w:displayText="Слот М14. Центральный процессор (С01): Неисправность ОЗУ IPU2" w:value="Слот М14. Центральный процессор (С01): Неисправность ОЗУ IPU2"/>
+                  <w:listItem w:displayText="Слот М14. Центральный процессор (С01): Неисправность часов ЦП" w:value="Слот М14. Центральный процессор (С01): Неисправность часов ЦП"/>
+                  <w:listItem w:displayText="Слот М14. Центральный процессор (С01): Ошибка I2C ЦП" w:value="Слот М14. Центральный процессор (С01): Ошибка I2C ЦП"/>
+                  <w:listItem w:displayText="Слот М14. Центральный процессор (С01): Ошибка КС уставок" w:value="Слот М14. Центральный процессор (С01): Ошибка КС уставок"/>
+                  <w:listItem w:displayText="Слот М14. Центральный процессор (С01): Неисправность ПО ЦП" w:value="Слот М14. Центральный процессор (С01): Неисправность ПО ЦП"/>
+                  <w:listItem w:displayText="Слот М14. Центральный процессор (С01): Несовместимая версия ПО ЦП" w:value="Слот М14. Центральный процессор (С01): Несовместимая версия ПО ЦП"/>
+                  <w:listItem w:displayText="Слот М14. Центральный процессор (С01): Неисправность SPI ЦП" w:value="Слот М14. Центральный процессор (С01): Неисправность SPI ЦП"/>
+                  <w:listItem w:displayText="Слот М14. Центральный процессор (С01): Ошибка конфигурации ЦП" w:value="Слот М14. Центральный процессор (С01): Ошибка конфигурации ЦП"/>
+                  <w:listItem w:displayText="Слот М14. Центральный процессор (С01): Неверные уставки" w:value="Слот М14. Центральный процессор (С01): Неверные уставки"/>
+                  <w:listItem w:displayText="Слот М14. Центральный процессор (С01): Неисправность IPC" w:value="Слот М14. Центральный процессор (С01): Неисправность IPC"/>
+                  <w:listItem w:displayText="Слот М14. Центральный процессор (С01): Неисправность IPC для MPU-DSP1" w:value="Слот М14. Центральный процессор (С01): Неисправность IPC для MPU-DSP1"/>
+                  <w:listItem w:displayText="Слот М14. Центральный процессор (С01): Неисправность IPC для DSP1-IPU1" w:value="Слот М14. Центральный процессор (С01): Неисправность IPC для DSP1-IPU1"/>
+                  <w:listItem w:displayText="Слот М14. Центральный процессор (С01): Неисправность IPC для MPU-IPU1" w:value="Слот М14. Центральный процессор (С01): Неисправность IPC для MPU-IPU1"/>
+                  <w:listItem w:displayText="Слот М14. Центральный процессор (С01): RED12.Неисправность" w:value="Слот М14. Центральный процессор (С01): RED12.Неисправность"/>
+                  <w:listItem w:displayText="Слот М14. Центральный процессор (С01): RED34.Неисправность" w:value="Слот М14. Центральный процессор (С01): RED34.Неисправность"/>
+                  <w:listItem w:displayText="Слот М14. Центральный процессор (С01): X1.Неисправность" w:value="Слот М14. Центральный процессор (С01): X1.Неисправность"/>
+                  <w:listItem w:displayText="Слот М14. Центральный процессор (С01): X1.Переп.вых.буфер" w:value="Слот М14. Центральный процессор (С01): X1.Переп.вых.буфер"/>
+                  <w:listItem w:displayText="Слот М14. Центральный процессор (С01): X1.Переп.вх.буфер" w:value="Слот М14. Центральный процессор (С01): X1.Переп.вх.буфер"/>
+                  <w:listItem w:displayText="Слот М14. Центральный процессор (С01): X2.Неисправность" w:value="Слот М14. Центральный процессор (С01): X2.Неисправность"/>
+                  <w:listItem w:displayText="Слот М14. Центральный процессор (С01): X2.Переп.вых.буфер" w:value="Слот М14. Центральный процессор (С01): X2.Переп.вых.буфер"/>
+                  <w:listItem w:displayText="Слот М14. Центральный процессор (С01): X2.Переп.вх.буфер" w:value="Слот М14. Центральный процессор (С01): X2.Переп.вх.буфер"/>
+                  <w:listItem w:displayText="Слот М14. Центральный процессор (С01): X3.Неисправность" w:value="Слот М14. Центральный процессор (С01): X3.Неисправность"/>
+                  <w:listItem w:displayText="Слот М14. Центральный процессор (С01): X3.Переп.вых.буфер" w:value="Слот М14. Центральный процессор (С01): X3.Переп.вых.буфер"/>
+                  <w:listItem w:displayText="Слот М14. Центральный процессор (С01): X3.Переп.вх.буфер" w:value="Слот М14. Центральный процессор (С01): X3.Переп.вх.буфер"/>
+                  <w:listItem w:displayText="Слот М14. Центральный процессор (С01): X4.Неисправность" w:value="Слот М14. Центральный процессор (С01): X4.Неисправность"/>
+                  <w:listItem w:displayText="Слот М14. Центральный процессор (С01): X4.Переп.вых.буфер" w:value="Слот М14. Центральный процессор (С01): X4.Переп.вых.буфер"/>
+                  <w:listItem w:displayText="Слот М14. Центральный процессор (С01): X4.Переп.вх.буфер" w:value="Слот М14. Центральный процессор (С01): X4.Переп.вх.буфер"/>
+                  <w:listItem w:displayText="Слот М14. Центральный процессор (С01): Температура ЦП &lt;&lt;" w:value="Слот М14. Центральный процессор (С01): Температура ЦП &lt;&lt;"/>
+                  <w:listItem w:displayText="Слот М14. Центральный процессор (С01): Температура ЦП &gt;&gt;" w:value="Слот М14. Центральный процессор (С01): Температура ЦП &gt;&gt;"/>
+                  <w:listItem w:displayText="Слот М14. Центральный процессор (С01): Температура ЦП &gt;" w:value="Слот М14. Центральный процессор (С01): Температура ЦП &gt;"/>
+                  <w:listItem w:displayText="Слот М14. Центральный процессор (С01): Температура ЦП &lt;" w:value="Слот М14. Центральный процессор (С01): Температура ЦП &lt;"/>
+                  <w:listItem w:displayText="Слот М14. Центральный процессор (С01): Сброс часов" w:value="Слот М14. Центральный процессор (С01): Сброс часов"/>
+                  <w:listItem w:displayText="Слот М14. Центральный процессор (С01): Неисправность архивов" w:value="Слот М14. Центральный процессор (С01): Неисправность архивов"/>
+                  <w:listItem w:displayText="Слот М14. Центральный процессор (С01): Перезагрузка ПО" w:value="Слот М14. Центральный процессор (С01): Перезагрузка ПО"/>
+                  <w:listItem w:displayText="Слот М14. Центральный процессор (С01): Перезапуск по питанию" w:value="Слот М14. Центральный процессор (С01): Перезапуск по питанию"/>
+                  <w:listItem w:displayText="Слот М14. Центральный процессор (С01): Перезапуск по ошибкам ПО" w:value="Слот М14. Центральный процессор (С01): Перезапуск по ошибкам ПО"/>
+                  <w:listItem w:displayText="Слот М14. Центральный процессор (С01): Изменение уставок" w:value="Слот М14. Центральный процессор (С01): Изменение уставок"/>
                 </w:dropDownList>
                 <w:showingPlcHdr/>
                 <w:placeholder>
@@ -4689,79 +7199,270 @@
                 <w:dropDownList>
                   <w:listItem w:displayText="Не назначено" w:value=""/>
                   <w:listItem w:displayText="──────── Сигналы РЗиА ────────" w:value="INPUTS_HEADER" w:disabled="true"/>
-                  <w:listItem w:displayText="АРНТ / АВ РПН: Отключено питание привода" w:value="АРНТ / АВ РПН: Отключено питание привода"/>
-                  <w:listItem w:displayText="АРНТ / АРН: Блокировка РПН по току" w:value="АРНТ / АРН: Блокировка РПН по току"/>
-                  <w:listItem w:displayText="АРНТ / АРН: Блокировка автоматики регулирования" w:value="АРНТ / АРН: Блокировка автоматики регулирования"/>
-                  <w:listItem w:displayText="АРНТ / АРН: Блокировка автоматического регулирования в режиме регулирования параллельно работающих трансформаторов" w:value="АРНТ / АРН: Блокировка автоматического регулирования в режиме регулирования параллельно работающих трансформаторов"/>
-                  <w:listItem w:displayText="АРНТ / АРН: Блокировка автоматической команды прибавить по верхнему допустимому положению" w:value="АРНТ / АРН: Блокировка автоматической команды прибавить по верхнему допустимому положению"/>
-                  <w:listItem w:displayText="АРНТ / АРН: Блокировка автоматической команды убавить по нижнему допустимому положению" w:value="АРНТ / АРН: Блокировка автоматической команды убавить по нижнему допустимому положению"/>
-                  <w:listItem w:displayText="АРНТ / АРН: Блокировка по низкому напряжению" w:value="АРНТ / АРН: Блокировка по низкому напряжению"/>
-                  <w:listItem w:displayText="АРНТ / АРН: Блокировка по низкому уровню масла" w:value="АРНТ / АРН: Блокировка по низкому уровню масла"/>
-                  <w:listItem w:displayText="АРНТ / АРН: Блокировка по перегрузке" w:value="АРНТ / АРН: Блокировка по перегрузке"/>
-                  <w:listItem w:displayText="АРНТ / АРН: Блокировка по перенапряжению" w:value="АРНТ / АРН: Блокировка по перенапряжению"/>
-                  <w:listItem w:displayText="АРНТ / АРН: Ведомый в режиме регулирования параллельно работающих трансформаторов" w:value="АРНТ / АРН: Ведомый в режиме регулирования параллельно работающих трансформаторов"/>
-                  <w:listItem w:displayText="АРНТ / АРН: Ведущий в режиме регулирования параллельно работающих трансформаторов" w:value="АРНТ / АРН: Ведущий в режиме регулирования параллельно работающих трансформаторов"/>
-                  <w:listItem w:displayText="АРНТ / АРН: Высокое напряжение НП секции 1" w:value="АРНТ / АРН: Высокое напряжение НП секции 1"/>
-                  <w:listItem w:displayText="АРНТ / АРН: Высокое напряжение НП секции 2" w:value="АРНТ / АРН: Высокое напряжение НП секции 2"/>
-                  <w:listItem w:displayText="АРНТ / АРН: Высокое напряжение ОП секции 1" w:value="АРНТ / АРН: Высокое напряжение ОП секции 1"/>
-                  <w:listItem w:displayText="АРНТ / АРН: Высокое напряжение ОП секции 2" w:value="АРНТ / АРН: Высокое напряжение ОП секции 2"/>
-                  <w:listItem w:displayText="АРНТ / АРН: Высокое напряжение секции 1" w:value="АРНТ / АРН: Высокое напряжение секции 1"/>
-                  <w:listItem w:displayText="АРНТ / АРН: Готовность к режиму регулирования параллельно работающих трансформаторов" w:value="АРНТ / АРН: Готовность к режиму регулирования параллельно работающих трансформаторов"/>
-                  <w:listItem w:displayText="АРНТ / АРН: Действие АРНТ на привод РПН" w:value="АРНТ / АРН: Действие АРНТ на привод РПН"/>
-                  <w:listItem w:displayText="АРНТ / АРН: Команда «Прибавить» от АРНТ параллельно работающего трансформатора" w:value="АРНТ / АРН: Команда «Прибавить» от АРНТ параллельно работающего трансформатора"/>
-                  <w:listItem w:displayText="АРНТ / АРН: Команда «Убавить» от АРНТ параллельно работающего трансформатора" w:value="АРНТ / АРН: Команда «Убавить» от АРНТ параллельно работающего трансформатора"/>
-                  <w:listItem w:displayText="АРНТ / АРН: Команда «прибавить» в привод РПН" w:value="АРНТ / АРН: Команда «прибавить» в привод РПН"/>
-                  <w:listItem w:displayText="АРНТ / АРН: Команда «убавить» привод РПН" w:value="АРНТ / АРН: Команда «убавить» привод РПН"/>
-                  <w:listItem w:displayText="АРНТ / АРН: Команда на отключение автомата питания привода РПН" w:value="АРНТ / АРН: Команда на отключение автомата питания привода РПН"/>
-                  <w:listItem w:displayText="АРНТ / АРН: Мертвое положение" w:value="АРНТ / АРН: Мертвое положение"/>
-                  <w:listItem w:displayText="АРНТ / АРН: Напряжение выше границы зоны нечувствительности" w:value="АРНТ / АРН: Напряжение выше границы зоны нечувствительности"/>
-                  <w:listItem w:displayText="АРНТ / АРН: Напряжение значительно выше границы зоны нечувствительности" w:value="АРНТ / АРН: Напряжение значительно выше границы зоны нечувствительности"/>
-                  <w:listItem w:displayText="АРНТ / АРН: Напряжение ниже границы зоны нечувствительности" w:value="АРНТ / АРН: Напряжение ниже границы зоны нечувствительности"/>
-                  <w:listItem w:displayText="АРНТ / АРН: Ненормальный режим на секции" w:value="АРНТ / АРН: Ненормальный режим на секции"/>
-                  <w:listItem w:displayText="АРНТ / АРН: Нет связи с регулируемыми шинами" w:value="АРНТ / АРН: Нет связи с регулируемыми шинами"/>
-                  <w:listItem w:displayText="АРНТ / АРН: Низкое напряжение секции 1" w:value="АРНТ / АРН: Низкое напряжение секции 1"/>
-                  <w:listItem w:displayText="АРНТ / АРН: Низкое напряжение секции 2" w:value="АРНТ / АРН: Низкое напряжение секции 2"/>
-                  <w:listItem w:displayText="АРНТ / АРН: Ошибка определения положения РПН" w:value="АРНТ / АРН: Ошибка определения положения РПН"/>
-                  <w:listItem w:displayText="АРНТ / АРН: Ошибка регулирования параллельно работающих трансформаторов" w:value="АРНТ / АРН: Ошибка регулирования параллельно работающих трансформаторов"/>
-                  <w:listItem w:displayText="АРНТ / АРН: Перегрузка секции 1" w:value="АРНТ / АРН: Перегрузка секции 1"/>
-                  <w:listItem w:displayText="АРНТ / АРН: Перегрузка секции 2" w:value="АРНТ / АРН: Перегрузка секции 2"/>
-                  <w:listItem w:displayText="АРНТ / АРН: Перенапряжение секции 2" w:value="АРНТ / АРН: Перенапряжение секции 2"/>
-                  <w:listItem w:displayText="АРНТ / АРН: Прибавить в АРНТ параллельного работающего трансформатора" w:value="АРНТ / АРН: Прибавить в АРНТ параллельного работающего трансформатора"/>
-                  <w:listItem w:displayText="АРНТ / АРН: Привод РПН заблокирован" w:value="АРНТ / АРН: Привод РПН заблокирован"/>
-                  <w:listItem w:displayText="АРНТ / АРН: Принудительно ведущий в режиме регулирования параллельно работающих трансформаторов" w:value="АРНТ / АРН: Принудительно ведущий в режиме регулирования параллельно работающих трансформаторов"/>
-                  <w:listItem w:displayText="АРНТ / АРН: Рассогласование приводов РПН параллельно работающих трансформаторов" w:value="АРНТ / АРН: Рассогласование приводов РПН параллельно работающих трансформаторов"/>
-                  <w:listItem w:displayText="АРНТ / АРН: Режим автоматического регулирования" w:value="АРНТ / АРН: Режим автоматического регулирования"/>
-                  <w:listItem w:displayText="АРНТ / АРН: Режим параллельного регулирования" w:value="АРНТ / АРН: Режим параллельного регулирования"/>
-                  <w:listItem w:displayText="АРНТ / АРН: Убавить в АРНТ параллельного работающего трансформатора" w:value="АРНТ / АРН: Убавить в АРНТ параллельного работающего трансформатора"/>
-                  <w:listItem w:displayText="АРНТ / Выбор ТН: Автоматический выбор регулируемой секции" w:value="АРНТ / Выбор ТН: Автоматический выбор регулируемой секции"/>
-                  <w:listItem w:displayText="АРНТ / Выбор ТН: Контроль 1 секции" w:value="АРНТ / Выбор ТН: Контроль 1 секции"/>
-                  <w:listItem w:displayText="АРНТ / Выбор ТН: Контроль 2 секции" w:value="АРНТ / Выбор ТН: Контроль 2 секции"/>
-                  <w:listItem w:displayText="АРНТ / Выбор ТН: Приоритет регулирования по 2 секции" w:value="АРНТ / Выбор ТН: Приоритет регулирования по 2 секции"/>
-                  <w:listItem w:displayText="АРНТ / Выбор ТН: Регулирование по 1 секции" w:value="АРНТ / Выбор ТН: Регулирование по 1 секции"/>
-                  <w:listItem w:displayText="АРНТ / Выбор ТН: Регулирование по 2 секции" w:value="АРНТ / Выбор ТН: Регулирование по 2 секции"/>
-                  <w:listItem w:displayText="АРНТ / ДТм: Блокировка по низкой температуре" w:value="АРНТ / ДТм: Блокировка по низкой температуре"/>
-                  <w:listItem w:displayText="АРНТ / ДУм: Высокий уровень масла" w:value="АРНТ / ДУм: Высокий уровень масла"/>
-                  <w:listItem w:displayText="АРНТ / Контроль РПН: Длительное переключение (привод остановился в промежуточном положении)" w:value="АРНТ / Контроль РПН: Длительное переключение (привод остановился в промежуточном положении)"/>
-                  <w:listItem w:displayText="АРНТ / Контроль РПН: Отказ привода РПН" w:value="АРНТ / Контроль РПН: Отказ привода РПН"/>
-                  <w:listItem w:displayText="АРНТ / Контроль РПН: Переключение не началось" w:value="АРНТ / Контроль РПН: Переключение не началось"/>
-                  <w:listItem w:displayText="АРНТ / Контроль РПН: Самопроизвольное переключение" w:value="АРНТ / Контроль РПН: Самопроизвольное переключение"/>
-                  <w:listItem w:displayText="АРНТ / Контроль РПН: Сигнализация максимального количества переключений РПН" w:value="АРНТ / Контроль РПН: Сигнализация максимального количества переключений РПН"/>
-                  <w:listItem w:displayText="АРНТ / Привод РПН: Идет переключение" w:value="АРНТ / Привод РПН: Идет переключение"/>
-                  <w:listItem w:displayText="АРНТ / Привод РПН: Крайнее верхнее положение РПН" w:value="АРНТ / Привод РПН: Крайнее верхнее положение РПН"/>
-                  <w:listItem w:displayText="АРНТ / Привод РПН: Крайнее нижнее положение РПН" w:value="АРНТ / Привод РПН: Крайнее нижнее положение РПН"/>
-                  <w:listItem w:displayText="АРНТ / Привод РПН: Местное управление привода" w:value="АРНТ / Привод РПН: Местное управление привода"/>
-                  <w:listItem w:displayText="Сигнализация / Сигнализация: SG не в рабочем положении" w:value="Сигнализация / Сигнализация: SG не в рабочем положении"/>
-                  <w:listItem w:displayText="Сигнализация / Сигнализация: Блок испытательный №1 в рабочем положении" w:value="Сигнализация / Сигнализация: Блок испытательный №1 в рабочем положении"/>
-                  <w:listItem w:displayText="Сигнализация / Сигнализация: Блок испытательный №2 в рабочем положении" w:value="Сигнализация / Сигнализация: Блок испытательный №2 в рабочем положении"/>
-                  <w:listItem w:displayText="Сигнализация / Сигнализация: Блок испытательный №3 в рабочем положении" w:value="Сигнализация / Сигнализация: Блок испытательный №3 в рабочем положении"/>
-                  <w:listItem w:displayText="Сигнализация / Сигнализация: Блок испытательный №4 в рабочем положении" w:value="Сигнализация / Сигнализация: Блок испытательный №4 в рабочем положении"/>
-                  <w:listItem w:displayText="Сигнализация / Сигнализация: Блок испытательный №5 в рабочем положении" w:value="Сигнализация / Сигнализация: Блок испытательный №5 в рабочем положении"/>
-                  <w:listItem w:displayText="Сигнализация / Сигнализация: Блок испытательный №6 в рабочем положении" w:value="Сигнализация / Сигнализация: Блок испытательный №6 в рабочем положении"/>
-                  <w:listItem w:displayText="Сигнализация / Сигнализация: Блок испытательный №7 в рабочем положении" w:value="Сигнализация / Сигнализация: Блок испытательный №7 в рабочем положении"/>
-                  <w:listItem w:displayText="Сигнализация / Сигнализация: Неисправность РПН" w:value="Сигнализация / Сигнализация: Неисправность РПН"/>
-                  <w:listItem w:displayText="Сигнализация / Сигнализация: Сигнал закрытого положения двери" w:value="Сигнализация / Сигнализация: Сигнал закрытого положения двери"/>
-                  <w:listItem w:displayText="Сигнализация / Сигнализация: Сигнал неисправности оперативного тока цепей технологической сигнализации" w:value="Сигнализация / Сигнализация: Сигнал неисправности оперативного тока цепей технологической сигнализации"/>
-                  <w:listItem w:displayText="Сигнализация / Сигнализация: Сигнал открытого положения двери" w:value="Сигнализация / Сигнализация: Сигнал открытого положения двери"/>
+                  <w:listItem w:displayText="ДЗТ / БВКЗ: Срабатывание БВКЗ" w:value="ДЗТ / БВКЗ: Срабатывание БВКЗ"/>
+                  <w:listItem w:displayText="ДЗТ / БВКЗ: Срабатывание БВКЗ по фазе A" w:value="ДЗТ / БВКЗ: Срабатывание БВКЗ по фазе A"/>
+                  <w:listItem w:displayText="ДЗТ / БВКЗ: Срабатывание БВКЗ по фазе B" w:value="ДЗТ / БВКЗ: Срабатывание БВКЗ по фазе B"/>
+                  <w:listItem w:displayText="ДЗТ / БВКЗ: Срабатывание БВКЗ по фазе C" w:value="ДЗТ / БВКЗ: Срабатывание БВКЗ по фазе C"/>
+                  <w:listItem w:displayText="ДЗТ / Д2Г: Пуск Д2Г" w:value="ДЗТ / Д2Г: Пуск Д2Г"/>
+                  <w:listItem w:displayText="ДЗТ / Д2Г: Пуск Д2Г по фазе A" w:value="ДЗТ / Д2Г: Пуск Д2Г по фазе A"/>
+                  <w:listItem w:displayText="ДЗТ / Д2Г: Пуск Д2Г по фазе B" w:value="ДЗТ / Д2Г: Пуск Д2Г по фазе B"/>
+                  <w:listItem w:displayText="ДЗТ / Д2Г: Пуск Д2Г по фазе C" w:value="ДЗТ / Д2Г: Пуск Д2Г по фазе C"/>
+                  <w:listItem w:displayText="ДЗТ / Д5Г: Пуск Д5Г" w:value="ДЗТ / Д5Г: Пуск Д5Г"/>
+                  <w:listItem w:displayText="ДЗТ / Д5Г: Пуск Д5Г по фазе A" w:value="ДЗТ / Д5Г: Пуск Д5Г по фазе A"/>
+                  <w:listItem w:displayText="ДЗТ / Д5Г: Пуск Д5Г по фазе B" w:value="ДЗТ / Д5Г: Пуск Д5Г по фазе B"/>
+                  <w:listItem w:displayText="ДЗТ / Д5Г: Пуск Д5Г по фазе C" w:value="ДЗТ / Д5Г: Пуск Д5Г по фазе C"/>
+                  <w:listItem w:displayText="ДЗТ / ДЗТ: Срабатывание ДЗТ" w:value="ДЗТ / ДЗТ: Срабатывание ДЗТ"/>
+                  <w:listItem w:displayText="ДЗТ / ДТЗт: Пуск ДТЗт" w:value="ДЗТ / ДТЗт: Пуск ДТЗт"/>
+                  <w:listItem w:displayText="ДЗТ / ДТЗт: Пуск ДТЗт по фазе A" w:value="ДЗТ / ДТЗт: Пуск ДТЗт по фазе A"/>
+                  <w:listItem w:displayText="ДЗТ / ДТЗт: Пуск ДТЗт по фазе B" w:value="ДЗТ / ДТЗт: Пуск ДТЗт по фазе B"/>
+                  <w:listItem w:displayText="ДЗТ / ДТЗт: Пуск ДТЗт по фазе C" w:value="ДЗТ / ДТЗт: Пуск ДТЗт по фазе C"/>
+                  <w:listItem w:displayText="ДЗТ / ДТЗт: Пуск ИО по фазе A" w:value="ДЗТ / ДТЗт: Пуск ИО по фазе A"/>
+                  <w:listItem w:displayText="ДЗТ / ДТЗт: Пуск ИО по фазе B" w:value="ДЗТ / ДТЗт: Пуск ИО по фазе B"/>
+                  <w:listItem w:displayText="ДЗТ / ДТЗт: Пуск ИО по фазе C" w:value="ДЗТ / ДТЗт: Пуск ИО по фазе C"/>
+                  <w:listItem w:displayText="ДЗТ / ДТЗт: Срабатывание ДТЗт" w:value="ДЗТ / ДТЗт: Срабатывание ДТЗт"/>
+                  <w:listItem w:displayText="ДЗТ / ДТЗт: Срабатывание ДТЗт на сигнал" w:value="ДЗТ / ДТЗт: Срабатывание ДТЗт на сигнал"/>
+                  <w:listItem w:displayText="ДЗТ / ДТЗт: Срабатывание ДТЗт по фазе A" w:value="ДЗТ / ДТЗт: Срабатывание ДТЗт по фазе A"/>
+                  <w:listItem w:displayText="ДЗТ / ДТЗт: Срабатывание ДТЗт по фазе A на сигнал" w:value="ДЗТ / ДТЗт: Срабатывание ДТЗт по фазе A на сигнал"/>
+                  <w:listItem w:displayText="ДЗТ / ДТЗт: Срабатывание ДТЗт по фазе B" w:value="ДЗТ / ДТЗт: Срабатывание ДТЗт по фазе B"/>
+                  <w:listItem w:displayText="ДЗТ / ДТЗт: Срабатывание ДТЗт по фазе B на сигнал" w:value="ДЗТ / ДТЗт: Срабатывание ДТЗт по фазе B на сигнал"/>
+                  <w:listItem w:displayText="ДЗТ / ДТЗт: Срабатывание ДТЗт по фазе C" w:value="ДЗТ / ДТЗт: Срабатывание ДТЗт по фазе C"/>
+                  <w:listItem w:displayText="ДЗТ / ДТЗт: Срабатывание ДТЗт по фазе C на сигнал" w:value="ДЗТ / ДТЗт: Срабатывание ДТЗт по фазе C на сигнал"/>
+                  <w:listItem w:displayText="ДЗТ / ДТЗт: Функция введена в работу" w:value="ДЗТ / ДТЗт: Функция введена в работу"/>
+                  <w:listItem w:displayText="ДЗТ / ДТЗт: Функция оперативно выведена из работы" w:value="ДЗТ / ДТЗт: Функция оперативно выведена из работы"/>
+                  <w:listItem w:displayText="ДЗТ / ДТО: Пуск ДТО" w:value="ДЗТ / ДТО: Пуск ДТО"/>
+                  <w:listItem w:displayText="ДЗТ / ДТО: Пуск ДТО по фазе A" w:value="ДЗТ / ДТО: Пуск ДТО по фазе A"/>
+                  <w:listItem w:displayText="ДЗТ / ДТО: Пуск ДТО по фазе B" w:value="ДЗТ / ДТО: Пуск ДТО по фазе B"/>
+                  <w:listItem w:displayText="ДЗТ / ДТО: Пуск ДТО по фазе C" w:value="ДЗТ / ДТО: Пуск ДТО по фазе C"/>
+                  <w:listItem w:displayText="ДЗТ / ДТО: Пуск ИО по фазе A" w:value="ДЗТ / ДТО: Пуск ИО по фазе A"/>
+                  <w:listItem w:displayText="ДЗТ / ДТО: Пуск ИО по фазе B" w:value="ДЗТ / ДТО: Пуск ИО по фазе B"/>
+                  <w:listItem w:displayText="ДЗТ / ДТО: Пуск ИО по фазе C" w:value="ДЗТ / ДТО: Пуск ИО по фазе C"/>
+                  <w:listItem w:displayText="ДЗТ / ДТО: Срабатывание ДТО" w:value="ДЗТ / ДТО: Срабатывание ДТО"/>
+                  <w:listItem w:displayText="ДЗТ / ДТО: Срабатывание ДТО на сигнал" w:value="ДЗТ / ДТО: Срабатывание ДТО на сигнал"/>
+                  <w:listItem w:displayText="ДЗТ / ДТО: Срабатывание ДТО по фазе A" w:value="ДЗТ / ДТО: Срабатывание ДТО по фазе A"/>
+                  <w:listItem w:displayText="ДЗТ / ДТО: Срабатывание ДТО по фазе A на сигнал" w:value="ДЗТ / ДТО: Срабатывание ДТО по фазе A на сигнал"/>
+                  <w:listItem w:displayText="ДЗТ / ДТО: Срабатывание ДТО по фазе B" w:value="ДЗТ / ДТО: Срабатывание ДТО по фазе B"/>
+                  <w:listItem w:displayText="ДЗТ / ДТО: Срабатывание ДТО по фазе B на сигнал" w:value="ДЗТ / ДТО: Срабатывание ДТО по фазе B на сигнал"/>
+                  <w:listItem w:displayText="ДЗТ / ДТО: Срабатывание ДТО по фазе C" w:value="ДЗТ / ДТО: Срабатывание ДТО по фазе C"/>
+                  <w:listItem w:displayText="ДЗТ / ДТО: Срабатывание ДТО по фазе C на сигнал" w:value="ДЗТ / ДТО: Срабатывание ДТО по фазе C на сигнал"/>
+                  <w:listItem w:displayText="ДЗТ / ДТО: Функция введена в работу" w:value="ДЗТ / ДТО: Функция введена в работу"/>
+                  <w:listItem w:displayText="ДЗТ / ДТО: Функция оперативно выведена из работы" w:value="ДЗТ / ДТО: Функция оперативно выведена из работы"/>
+                  <w:listItem w:displayText="ДЗТ / КЦТнеб: Неисправность" w:value="ДЗТ / КЦТнеб: Неисправность"/>
+                  <w:listItem w:displayText="ДЗТ / КЦТнеб: Срабатывание" w:value="ДЗТ / КЦТнеб: Срабатывание"/>
+                  <w:listItem w:displayText="ДЗТ / КЦТнеб: Срабатывание фазы A" w:value="ДЗТ / КЦТнеб: Срабатывание фазы A"/>
+                  <w:listItem w:displayText="ДЗТ / КЦТнеб: Срабатывание фазы B" w:value="ДЗТ / КЦТнеб: Срабатывание фазы B"/>
+                  <w:listItem w:displayText="ДЗТ / КЦТнеб: Срабатывание фазы C" w:value="ДЗТ / КЦТнеб: Срабатывание фазы C"/>
+                  <w:listItem w:displayText="ДЗТ / КЦТнеб: Функция введена в работу" w:value="ДЗТ / КЦТнеб: Функция введена в работу"/>
+                  <w:listItem w:displayText="ДЗТ / КЦТнеб: Функция оперативно выведена из работы" w:value="ДЗТ / КЦТнеб: Функция оперативно выведена из работы"/>
+                  <w:listItem w:displayText="ЗП / ЗП ВН: Пуск" w:value="ЗП / ЗП ВН: Пуск"/>
+                  <w:listItem w:displayText="ЗП / ЗП ВН: Пуск ИО максимального тока" w:value="ЗП / ЗП ВН: Пуск ИО максимального тока"/>
+                  <w:listItem w:displayText="ЗП / ЗП ВН: Срабатывание" w:value="ЗП / ЗП ВН: Срабатывание"/>
+                  <w:listItem w:displayText="ЗП / ЗП ВН: Срабатывание на отключение" w:value="ЗП / ЗП ВН: Срабатывание на отключение"/>
+                  <w:listItem w:displayText="ЗП / ЗП ВН: Функция введена в работу" w:value="ЗП / ЗП ВН: Функция введена в работу"/>
+                  <w:listItem w:displayText="ЗП / ЗП ВН: Функция оперативно выведена из работы" w:value="ЗП / ЗП ВН: Функция оперативно выведена из работы"/>
+                  <w:listItem w:displayText="ЗП / ЗП НН (НН2): Пуск" w:value="ЗП / ЗП НН (НН2): Пуск"/>
+                  <w:listItem w:displayText="ЗП / ЗП НН (НН2): Пуск ИО максимального тока" w:value="ЗП / ЗП НН (НН2): Пуск ИО максимального тока"/>
+                  <w:listItem w:displayText="ЗП / ЗП НН (НН2): Срабатывание" w:value="ЗП / ЗП НН (НН2): Срабатывание"/>
+                  <w:listItem w:displayText="ЗП / ЗП НН (НН2): Срабатывание на отключение" w:value="ЗП / ЗП НН (НН2): Срабатывание на отключение"/>
+                  <w:listItem w:displayText="ЗП / ЗП НН (НН2): Функция введена в работу" w:value="ЗП / ЗП НН (НН2): Функция введена в работу"/>
+                  <w:listItem w:displayText="ЗП / ЗП НН (НН2): Функция оперативно выведена из работы" w:value="ЗП / ЗП НН (НН2): Функция оперативно выведена из работы"/>
+                  <w:listItem w:displayText="ЗП / ЗП СН (НН1): Пуск" w:value="ЗП / ЗП СН (НН1): Пуск"/>
+                  <w:listItem w:displayText="ЗП / ЗП СН (НН1): Пуск ИО максимального тока" w:value="ЗП / ЗП СН (НН1): Пуск ИО максимального тока"/>
+                  <w:listItem w:displayText="ЗП / ЗП СН (НН1): Срабатывание" w:value="ЗП / ЗП СН (НН1): Срабатывание"/>
+                  <w:listItem w:displayText="ЗП / ЗП СН (НН1): Срабатывание на отключение" w:value="ЗП / ЗП СН (НН1): Срабатывание на отключение"/>
+                  <w:listItem w:displayText="ЗП / ЗП СН (НН1): Функция введена в работу" w:value="ЗП / ЗП СН (НН1): Функция введена в работу"/>
+                  <w:listItem w:displayText="ЗП / ЗП СН (НН1): Функция оперативно выведена из работы" w:value="ЗП / ЗП СН (НН1): Функция оперативно выведена из работы"/>
+                  <w:listItem w:displayText="ЗП / ЗП: Срабатывание" w:value="ЗП / ЗП: Срабатывание"/>
+                  <w:listItem w:displayText="ЗПО / ЗПО: Пуск" w:value="ЗПО / ЗПО: Пуск"/>
+                  <w:listItem w:displayText="ЗПО / ЗПО: Срабатывание" w:value="ЗПО / ЗПО: Срабатывание"/>
+                  <w:listItem w:displayText="ЗПО / ЗПО: Срабатывание на сигнал" w:value="ЗПО / ЗПО: Срабатывание на сигнал"/>
+                  <w:listItem w:displayText="ЗПО / ЗПО: Функция введена в работу" w:value="ЗПО / ЗПО: Функция введена в работу"/>
+                  <w:listItem w:displayText="ЗПО / ЗПО: Функция оперативно выведена из работы" w:value="ЗПО / ЗПО: Функция оперативно выведена из работы"/>
+                  <w:listItem w:displayText="КЦТ / КЦТ: Срабатывание КЦТ" w:value="КЦТ / КЦТ: Срабатывание КЦТ"/>
+                  <w:listItem w:displayText="КЦТ / КЦТст1: Пуск КЦТст при асимметрии" w:value="КЦТ / КЦТст1: Пуск КЦТст при асимметрии"/>
+                  <w:listItem w:displayText="КЦТ / КЦТст1: Пуск КЦТст при обрыве провода" w:value="КЦТ / КЦТст1: Пуск КЦТст при обрыве провода"/>
+                  <w:listItem w:displayText="КЦТ / КЦТст1: Срабатывание КЦТст при асимметрии" w:value="КЦТ / КЦТст1: Срабатывание КЦТст при асимметрии"/>
+                  <w:listItem w:displayText="КЦТ / КЦТст1: Срабатывание КЦТст при обрыве провода" w:value="КЦТ / КЦТст1: Срабатывание КЦТст при обрыве провода"/>
+                  <w:listItem w:displayText="КЦТ / КЦТст1: Функция введена в работу" w:value="КЦТ / КЦТст1: Функция введена в работу"/>
+                  <w:listItem w:displayText="КЦТ / КЦТст1: Функция оперативно выведена из работы" w:value="КЦТ / КЦТст1: Функция оперативно выведена из работы"/>
+                  <w:listItem w:displayText="КЦТ / КЦТст2: Пуск КЦТст при асимметрии" w:value="КЦТ / КЦТст2: Пуск КЦТст при асимметрии"/>
+                  <w:listItem w:displayText="КЦТ / КЦТст2: Пуск КЦТст при обрыве провода" w:value="КЦТ / КЦТст2: Пуск КЦТст при обрыве провода"/>
+                  <w:listItem w:displayText="КЦТ / КЦТст2: Срабатывание КЦТст при асимметрии" w:value="КЦТ / КЦТст2: Срабатывание КЦТст при асимметрии"/>
+                  <w:listItem w:displayText="КЦТ / КЦТст2: Срабатывание КЦТст при обрыве провода" w:value="КЦТ / КЦТст2: Срабатывание КЦТст при обрыве провода"/>
+                  <w:listItem w:displayText="КЦТ / КЦТст2: Функция введена в работу" w:value="КЦТ / КЦТст2: Функция введена в работу"/>
+                  <w:listItem w:displayText="КЦТ / КЦТст2: Функция оперативно выведена из работы" w:value="КЦТ / КЦТст2: Функция оперативно выведена из работы"/>
+                  <w:listItem w:displayText="КЦТ / КЦТст3: Пуск КЦТст при асимметрии" w:value="КЦТ / КЦТст3: Пуск КЦТст при асимметрии"/>
+                  <w:listItem w:displayText="КЦТ / КЦТст3: Пуск КЦТст при обрыве провода" w:value="КЦТ / КЦТст3: Пуск КЦТст при обрыве провода"/>
+                  <w:listItem w:displayText="КЦТ / КЦТст3: Срабатывание КЦТст при асимметрии" w:value="КЦТ / КЦТст3: Срабатывание КЦТст при асимметрии"/>
+                  <w:listItem w:displayText="КЦТ / КЦТст3: Срабатывание КЦТст при обрыве провода" w:value="КЦТ / КЦТст3: Срабатывание КЦТст при обрыве провода"/>
+                  <w:listItem w:displayText="КЦТ / КЦТст3: Функция введена в работу" w:value="КЦТ / КЦТст3: Функция введена в работу"/>
+                  <w:listItem w:displayText="КЦТ / КЦТст3: Функция оперативно выведена из работы" w:value="КЦТ / КЦТст3: Функция оперативно выведена из работы"/>
+                  <w:listItem w:displayText="ЛО ВН / ЛО: Отключение" w:value="ЛО ВН / ЛО: Отключение"/>
+                  <w:listItem w:displayText="ЛО ВН / ЛО: Отключить аварийно" w:value="ЛО ВН / ЛО: Отключить аварийно"/>
+                  <w:listItem w:displayText="ЛО ВН / ЛО: Функция введена в работу" w:value="ЛО ВН / ЛО: Функция введена в работу"/>
+                  <w:listItem w:displayText="ЛО ВН / ЛО: Функция оперативно выведена из работы" w:value="ЛО ВН / ЛО: Функция оперативно выведена из работы"/>
+                  <w:listItem w:displayText="ЛО ГЗ РПН / ЛО: Блокировка ГЗ РПН" w:value="ЛО ГЗ РПН / ЛО: Блокировка ГЗ РПН"/>
+                  <w:listItem w:displayText="ЛО ГЗ РПН / ЛО: Срабатывание ГЗ РПН" w:value="ЛО ГЗ РПН / ЛО: Срабатывание ГЗ РПН"/>
+                  <w:listItem w:displayText="ЛО ГЗ РПН / ЛО: Срабатывание ГЗ РПН на сигнал" w:value="ЛО ГЗ РПН / ЛО: Срабатывание ГЗ РПН на сигнал"/>
+                  <w:listItem w:displayText="ЛО ГЗ РПН / ЛО: Функция введена в работу" w:value="ЛО ГЗ РПН / ЛО: Функция введена в работу"/>
+                  <w:listItem w:displayText="ЛО ГЗ РПН / ЛО: Функция оперативно выведена из работы" w:value="ЛО ГЗ РПН / ЛО: Функция оперативно выведена из работы"/>
+                  <w:listItem w:displayText="ЛО ГЗоткл / ЛО: Блокировка ГЗоткл" w:value="ЛО ГЗоткл / ЛО: Блокировка ГЗоткл"/>
+                  <w:listItem w:displayText="ЛО ГЗоткл / ЛО: Срабатывание" w:value="ЛО ГЗоткл / ЛО: Срабатывание"/>
+                  <w:listItem w:displayText="ЛО ГЗоткл / ЛО: Срабатывание на сигнал" w:value="ЛО ГЗоткл / ЛО: Срабатывание на сигнал"/>
+                  <w:listItem w:displayText="ЛО ГЗоткл / ЛО: Функция введена в работу" w:value="ЛО ГЗоткл / ЛО: Функция введена в работу"/>
+                  <w:listItem w:displayText="ЛО ГЗоткл / ЛО: Функция оперативно выведена из работы" w:value="ЛО ГЗоткл / ЛО: Функция оперативно выведена из работы"/>
+                  <w:listItem w:displayText="ЛО ГЗсигн / ЛО: Блокировка ГЗсигн" w:value="ЛО ГЗсигн / ЛО: Блокировка ГЗсигн"/>
+                  <w:listItem w:displayText="ЛО ГЗсигн / ЛО: Срабатывание" w:value="ЛО ГЗсигн / ЛО: Срабатывание"/>
+                  <w:listItem w:displayText="ЛО ГЗсигн / ЛО: Срабатывание на сигнал" w:value="ЛО ГЗсигн / ЛО: Срабатывание на сигнал"/>
+                  <w:listItem w:displayText="ЛО ГЗсигн / ЛО: Функция введена в работу" w:value="ЛО ГЗсигн / ЛО: Функция введена в работу"/>
+                  <w:listItem w:displayText="ЛО ГЗсигн / ЛО: Функция оперативно выведена из работы" w:value="ЛО ГЗсигн / ЛО: Функция оперативно выведена из работы"/>
+                  <w:listItem w:displayText="ЛО НН1 / ЗАПВ: Запрет АПВ" w:value="ЛО НН1 / ЗАПВ: Запрет АПВ"/>
+                  <w:listItem w:displayText="ЛО НН1 / ЗАПВ: Функция введена в работу" w:value="ЛО НН1 / ЗАПВ: Функция введена в работу"/>
+                  <w:listItem w:displayText="ЛО НН1 / ЗАПВ: Функция оперативно выведена из работы" w:value="ЛО НН1 / ЗАПВ: Функция оперативно выведена из работы"/>
+                  <w:listItem w:displayText="ЛО НН1 / ЛО: Отключение" w:value="ЛО НН1 / ЛО: Отключение"/>
+                  <w:listItem w:displayText="ЛО НН1 / ЛО: Отключить аварийно" w:value="ЛО НН1 / ЛО: Отключить аварийно"/>
+                  <w:listItem w:displayText="ЛО НН1 / ЛО: Функция введена в работу" w:value="ЛО НН1 / ЛО: Функция введена в работу"/>
+                  <w:listItem w:displayText="ЛО НН1 / ЛО: Функция оперативно выведена из работы" w:value="ЛО НН1 / ЛО: Функция оперативно выведена из работы"/>
+                  <w:listItem w:displayText="ЛО НН2 / ЗАПВ: Запрет АПВ" w:value="ЛО НН2 / ЗАПВ: Запрет АПВ"/>
+                  <w:listItem w:displayText="ЛО НН2 / ЗАПВ: Функция введена в работу" w:value="ЛО НН2 / ЗАПВ: Функция введена в работу"/>
+                  <w:listItem w:displayText="ЛО НН2 / ЗАПВ: Функция оперативно выведена из работы" w:value="ЛО НН2 / ЗАПВ: Функция оперативно выведена из работы"/>
+                  <w:listItem w:displayText="ЛО НН2 / ЛО: Отключение" w:value="ЛО НН2 / ЛО: Отключение"/>
+                  <w:listItem w:displayText="ЛО НН2 / ЛО: Отключить аварийно" w:value="ЛО НН2 / ЛО: Отключить аварийно"/>
+                  <w:listItem w:displayText="ЛО НН2 / ЛО: Функция введена в работу" w:value="ЛО НН2 / ЛО: Функция введена в работу"/>
+                  <w:listItem w:displayText="ЛО НН2 / ЛО: Функция оперативно выведена из работы" w:value="ЛО НН2 / ЛО: Функция оперативно выведена из работы"/>
+                  <w:listItem w:displayText="ЛО Т / ЗАПВ: Запрет АПВ" w:value="ЛО Т / ЗАПВ: Запрет АПВ"/>
+                  <w:listItem w:displayText="ЛО Т / ЗАПВ: Функция введена в работу" w:value="ЛО Т / ЗАПВ: Функция введена в работу"/>
+                  <w:listItem w:displayText="ЛО Т / ЗАПВ: Функция оперативно выведена из работы" w:value="ЛО Т / ЗАПВ: Функция оперативно выведена из работы"/>
+                  <w:listItem w:displayText="ЛО Т / ЛО: Срабатывание" w:value="ЛО Т / ЛО: Срабатывание"/>
+                  <w:listItem w:displayText="ЛО Т / ЛО: Функция введена в работу" w:value="ЛО Т / ЛО: Функция введена в работу"/>
+                  <w:listItem w:displayText="ЛО Т / ЛО: Функция оперативно выведена из работы" w:value="ЛО Т / ЛО: Функция оперативно выведена из работы"/>
+                  <w:listItem w:displayText="ЛО ТЗ / ЛО ДТм: Срабатывание" w:value="ЛО ТЗ / ЛО ДТм: Срабатывание"/>
+                  <w:listItem w:displayText="ЛО ТЗ / ЛО ДТм: Срабатывание датчика температуры масла заблокировано" w:value="ЛО ТЗ / ЛО ДТм: Срабатывание датчика температуры масла заблокировано"/>
+                  <w:listItem w:displayText="ЛО ТЗ / ЛО ДТм: Срабатывание на сигнал" w:value="ЛО ТЗ / ЛО ДТм: Срабатывание на сигнал"/>
+                  <w:listItem w:displayText="ЛО ТЗ / ЛО ДТм: Функция введена в работу" w:value="ЛО ТЗ / ЛО ДТм: Функция введена в работу"/>
+                  <w:listItem w:displayText="ЛО ТЗ / ЛО ДТм: Функция оперативно выведена из работы" w:value="ЛО ТЗ / ЛО ДТм: Функция оперативно выведена из работы"/>
+                  <w:listItem w:displayText="ЛО ТЗ / ЛО ДТо: Срабатывание" w:value="ЛО ТЗ / ЛО ДТо: Срабатывание"/>
+                  <w:listItem w:displayText="ЛО ТЗ / ЛО ДТо: Срабатывание датчика температуры обмотки заблокировано" w:value="ЛО ТЗ / ЛО ДТо: Срабатывание датчика температуры обмотки заблокировано"/>
+                  <w:listItem w:displayText="ЛО ТЗ / ЛО ДТо: Срабатывание на сигнал" w:value="ЛО ТЗ / ЛО ДТо: Срабатывание на сигнал"/>
+                  <w:listItem w:displayText="ЛО ТЗ / ЛО ДТо: Функция введена в работу" w:value="ЛО ТЗ / ЛО ДТо: Функция введена в работу"/>
+                  <w:listItem w:displayText="ЛО ТЗ / ЛО ДТо: Функция оперативно выведена из работы" w:value="ЛО ТЗ / ЛО ДТо: Функция оперативно выведена из работы"/>
+                  <w:listItem w:displayText="ЛО ТЗ / ЛО РД: Срабатывание" w:value="ЛО ТЗ / ЛО РД: Срабатывание"/>
+                  <w:listItem w:displayText="ЛО ТЗ / ЛО РД: Срабатывание на сигнал" w:value="ЛО ТЗ / ЛО РД: Срабатывание на сигнал"/>
+                  <w:listItem w:displayText="ЛО ТЗ / ЛО РД: Срабатывание реле давления заблокировано" w:value="ЛО ТЗ / ЛО РД: Срабатывание реле давления заблокировано"/>
+                  <w:listItem w:displayText="ЛО ТЗ / ЛО РД: Функция введена в работу" w:value="ЛО ТЗ / ЛО РД: Функция введена в работу"/>
+                  <w:listItem w:displayText="ЛО ТЗ / ЛО РД: Функция оперативно выведена из работы" w:value="ЛО ТЗ / ЛО РД: Функция оперативно выведена из работы"/>
+                  <w:listItem w:displayText="ЛО ТС / ЛО ДУм расширителя: Срабатывание" w:value="ЛО ТС / ЛО ДУм расширителя: Срабатывание"/>
+                  <w:listItem w:displayText="ЛО ТС / ЛО ДУм расширителя: Срабатывание на сигнал" w:value="ЛО ТС / ЛО ДУм расширителя: Срабатывание на сигнал"/>
+                  <w:listItem w:displayText="ЛО ТС / ЛО ДУм расширителя: Функция введена в работу" w:value="ЛО ТС / ЛО ДУм расширителя: Функция введена в работу"/>
+                  <w:listItem w:displayText="ЛО ТС / ЛО ДУм расширителя: Функция оперативно выведена из работы" w:value="ЛО ТС / ЛО ДУм расширителя: Функция оперативно выведена из работы"/>
+                  <w:listItem w:displayText="ЛО ТС / ЛО ОК: Срабатывание" w:value="ЛО ТС / ЛО ОК: Срабатывание"/>
+                  <w:listItem w:displayText="ЛО ТС / ЛО ОК: Срабатывание на сигнал" w:value="ЛО ТС / ЛО ОК: Срабатывание на сигнал"/>
+                  <w:listItem w:displayText="ЛО ТС / ЛО ОК: Функция введена в работу" w:value="ЛО ТС / ЛО ОК: Функция введена в работу"/>
+                  <w:listItem w:displayText="ЛО ТС / ЛО ОК: Функция оперативно выведена из работы" w:value="ЛО ТС / ЛО ОК: Функция оперативно выведена из работы"/>
+                  <w:listItem w:displayText="ЛО ТС / ЛО ПК: Срабатывание" w:value="ЛО ТС / ЛО ПК: Срабатывание"/>
+                  <w:listItem w:displayText="ЛО ТС / ЛО ПК: Срабатывание на сигнал" w:value="ЛО ТС / ЛО ПК: Срабатывание на сигнал"/>
+                  <w:listItem w:displayText="ЛО ТС / ЛО ПК: Функция введена в работу" w:value="ЛО ТС / ЛО ПК: Функция введена в работу"/>
+                  <w:listItem w:displayText="ЛО ТС / ЛО ПК: Функция оперативно выведена из работы" w:value="ЛО ТС / ЛО ПК: Функция оперативно выведена из работы"/>
+                  <w:listItem w:displayText="ПДС / ГЗ РПН: Низкая изоляция" w:value="ПДС / ГЗ РПН: Низкая изоляция"/>
+                  <w:listItem w:displayText="ПДС / ГЗ РПН: Отключение" w:value="ПДС / ГЗ РПН: Отключение"/>
+                  <w:listItem w:displayText="ПДС / ГЗ Т: Низкая изоляция ГЗоткл" w:value="ПДС / ГЗ Т: Низкая изоляция ГЗоткл"/>
+                  <w:listItem w:displayText="ПДС / ГЗ Т: Низкая изоляция ГЗсигн" w:value="ПДС / ГЗ Т: Низкая изоляция ГЗсигн"/>
+                  <w:listItem w:displayText="ПДС / ГЗ Т: Отключение" w:value="ПДС / ГЗ Т: Отключение"/>
+                  <w:listItem w:displayText="ПДС / ГЗ Т: Сигнал" w:value="ПДС / ГЗ Т: Сигнал"/>
+                  <w:listItem w:displayText="ПДС / ДТм: Низкая изоляция" w:value="ПДС / ДТм: Низкая изоляция"/>
+                  <w:listItem w:displayText="ПДС / ДТм: Отключение" w:value="ПДС / ДТм: Отключение"/>
+                  <w:listItem w:displayText="ПДС / ДТм: Сигнал" w:value="ПДС / ДТм: Сигнал"/>
+                  <w:listItem w:displayText="ПДС / ДТм_РПН: Срабатывание" w:value="ПДС / ДТм_РПН: Срабатывание"/>
+                  <w:listItem w:displayText="ПДС / ДТо: Низкая изоляция" w:value="ПДС / ДТо: Низкая изоляция"/>
+                  <w:listItem w:displayText="ПДС / ДТо: Отключение" w:value="ПДС / ДТо: Отключение"/>
+                  <w:listItem w:displayText="ПДС / ДТо: Сигнал" w:value="ПДС / ДТо: Сигнал"/>
+                  <w:listItem w:displayText="ПДС / ДУм РПН: Высокий уровень масла" w:value="ПДС / ДУм РПН: Высокий уровень масла"/>
+                  <w:listItem w:displayText="ПДС / ДУм РПН: Низкий уровень масла" w:value="ПДС / ДУм РПН: Низкий уровень масла"/>
+                  <w:listItem w:displayText="ПДС / ДУм расширителя: Высокий уровень масла" w:value="ПДС / ДУм расширителя: Высокий уровень масла"/>
+                  <w:listItem w:displayText="ПДС / ДУм расширителя: Низкий уровень масла" w:value="ПДС / ДУм расширителя: Низкий уровень масла"/>
+                  <w:listItem w:displayText="ПДС / КСО: Авария" w:value="ПДС / КСО: Авария"/>
+                  <w:listItem w:displayText="ПДС / КСО: Неисправность" w:value="ПДС / КСО: Неисправность"/>
+                  <w:listItem w:displayText="ПДС / ОК: Срабатывание" w:value="ПДС / ОК: Срабатывание"/>
+                  <w:listItem w:displayText="ПДС / ПДС: Функция введена в работу" w:value="ПДС / ПДС: Функция введена в работу"/>
+                  <w:listItem w:displayText="ПДС / ПДС: Функция оперативно выведена из работы" w:value="ПДС / ПДС: Функция оперативно выведена из работы"/>
+                  <w:listItem w:displayText="ПДС / ПК: Срабатывание" w:value="ПДС / ПК: Срабатывание"/>
+                  <w:listItem w:displayText="ПДС / РД: Низкая изоляция" w:value="ПДС / РД: Низкая изоляция"/>
+                  <w:listItem w:displayText="ПДС / РД: Отключение" w:value="ПДС / РД: Отключение"/>
+                  <w:listItem w:displayText="ПДС НКУ / SA1: Цепь управления введена" w:value="ПДС НКУ / SA1: Цепь управления введена"/>
+                  <w:listItem w:displayText="ПДС НКУ / SA2: Цепь управления введена" w:value="ПДС НКУ / SA2: Цепь управления введена"/>
+                  <w:listItem w:displayText="ПДС НКУ / SA3: Цепь управления введена" w:value="ПДС НКУ / SA3: Цепь управления введена"/>
+                  <w:listItem w:displayText="ПДС НКУ / SA4: Цепь управления введена" w:value="ПДС НКУ / SA4: Цепь управления введена"/>
+                  <w:listItem w:displayText="ПДС НКУ / SG1: Рабочее положение испытательного блока" w:value="ПДС НКУ / SG1: Рабочее положение испытательного блока"/>
+                  <w:listItem w:displayText="ПДС НКУ / SG2: Рабочее положение испытательного блока" w:value="ПДС НКУ / SG2: Рабочее положение испытательного блока"/>
+                  <w:listItem w:displayText="ПДС НКУ / SG3: Рабочее положение испытательного блока" w:value="ПДС НКУ / SG3: Рабочее положение испытательного блока"/>
+                  <w:listItem w:displayText="ПДС НКУ / Дверь: Дверь шкафа закрыта" w:value="ПДС НКУ / Дверь: Дверь шкафа закрыта"/>
+                  <w:listItem w:displayText="ПДС НКУ / Дверь: Дверь шкафа открыта" w:value="ПДС НКУ / Дверь: Дверь шкафа открыта"/>
+                  <w:listItem w:displayText="ПДС НКУ / ОТ ГЗ: Неисправность оперативного тока цепей ГЗ" w:value="ПДС НКУ / ОТ ГЗ: Неисправность оперативного тока цепей ГЗ"/>
+                  <w:listItem w:displayText="ПДС НКУ / ОТ ЗДЗ1: Неисправность оперативного тока цепей ЗДЗ НН1" w:value="ПДС НКУ / ОТ ЗДЗ1: Неисправность оперативного тока цепей ЗДЗ НН1"/>
+                  <w:listItem w:displayText="ПДС НКУ / ОТ ЗДЗ2: Неисправность оперативного тока цепей ЗДЗ НН2" w:value="ПДС НКУ / ОТ ЗДЗ2: Неисправность оперативного тока цепей ЗДЗ НН2"/>
+                  <w:listItem w:displayText="ПДС НКУ / ОТ ТЗ, ТС: Неисправность оперативного тока цепей ТЗ, ТС" w:value="ПДС НКУ / ОТ ТЗ, ТС: Неисправность оперативного тока цепей ТЗ, ТС"/>
+                  <w:listItem w:displayText="ПДС НКУ / ОТ УРОВ1: Неисправность оперативного тока цепей УРОВ НН1" w:value="ПДС НКУ / ОТ УРОВ1: Неисправность оперативного тока цепей УРОВ НН1"/>
+                  <w:listItem w:displayText="ПДС НКУ / ОТ УРОВ2: Неисправность оперативного тока цепей УРОВ НН2" w:value="ПДС НКУ / ОТ УРОВ2: Неисправность оперативного тока цепей УРОВ НН2"/>
+                  <w:listItem w:displayText="ПДС НКУ / ПДС НКУ: Функция введена в работу" w:value="ПДС НКУ / ПДС НКУ: Функция введена в работу"/>
+                  <w:listItem w:displayText="ПДС НКУ / ПДС НКУ: Функция оперативно выведена из работы" w:value="ПДС НКУ / ПДС НКУ: Функция оперативно выведена из работы"/>
+                  <w:listItem w:displayText="ПС / ПС: Пуск" w:value="ПС / ПС: Пуск"/>
+                  <w:listItem w:displayText="ПС / ПС: Пуск (импульс)" w:value="ПС / ПС: Пуск (импульс)"/>
+                  <w:listItem w:displayText="РТПО / РТПО ВН: Пуск" w:value="РТПО / РТПО ВН: Пуск"/>
+                  <w:listItem w:displayText="РТПО / РТПО ВН: Пуск ИО тока" w:value="РТПО / РТПО ВН: Пуск ИО тока"/>
+                  <w:listItem w:displayText="РТПО / РТПО ВН: Функция введена в работу" w:value="РТПО / РТПО ВН: Функция введена в работу"/>
+                  <w:listItem w:displayText="РТПО / РТПО ВН: Функция оперативно выведена из работы" w:value="РТПО / РТПО ВН: Функция оперативно выведена из работы"/>
+                  <w:listItem w:displayText="РТПО / РТПО НН (НН2): Пуск" w:value="РТПО / РТПО НН (НН2): Пуск"/>
+                  <w:listItem w:displayText="РТПО / РТПО НН (НН2): Пуск ИО тока" w:value="РТПО / РТПО НН (НН2): Пуск ИО тока"/>
+                  <w:listItem w:displayText="РТПО / РТПО НН (НН2): Функция введена в работу" w:value="РТПО / РТПО НН (НН2): Функция введена в работу"/>
+                  <w:listItem w:displayText="РТПО / РТПО НН (НН2): Функция оперативно выведена из работы" w:value="РТПО / РТПО НН (НН2): Функция оперативно выведена из работы"/>
+                  <w:listItem w:displayText="РТПО / РТПО СН (НН1): Пуск" w:value="РТПО / РТПО СН (НН1): Пуск"/>
+                  <w:listItem w:displayText="РТПО / РТПО СН (НН1): Пуск ИО тока" w:value="РТПО / РТПО СН (НН1): Пуск ИО тока"/>
+                  <w:listItem w:displayText="РТПО / РТПО СН (НН1): Функция введена в работу" w:value="РТПО / РТПО СН (НН1): Функция введена в работу"/>
+                  <w:listItem w:displayText="РТПО / РТПО СН (НН1): Функция оперативно выведена из работы" w:value="РТПО / РТПО СН (НН1): Функция оперативно выведена из работы"/>
+                  <w:listItem w:displayText="РТПО / РТПО_общ: Пуск" w:value="РТПО / РТПО_общ: Пуск"/>
+                  <w:listItem w:displayText="РТПО / РТПО_общ: Функция введена в работу" w:value="РТПО / РТПО_общ: Функция введена в работу"/>
+                  <w:listItem w:displayText="СС / СС: БИ выведены" w:value="СС / СС: БИ выведены"/>
+                  <w:listItem w:displayText="СС / СС: Внешнее отключение" w:value="СС / СС: Внешнее отключение"/>
+                  <w:listItem w:displayText="СС / СС: Выходные цепи разобраны" w:value="СС / СС: Выходные цепи разобраны"/>
+                  <w:listItem w:displayText="СС / СС: ГЗ заблокирована" w:value="СС / СС: ГЗ заблокирована"/>
+                  <w:listItem w:displayText="СС / СС: Неисправность ОТ цепей ГЗ" w:value="СС / СС: Неисправность ОТ цепей ГЗ"/>
+                  <w:listItem w:displayText="СС / СС: Неисправность ОТ цепей ТЗ, ТС" w:value="СС / СС: Неисправность ОТ цепей ТЗ, ТС"/>
+                  <w:listItem w:displayText="СС / СС: Низкая изоляция ГЗ" w:value="СС / СС: Низкая изоляция ГЗ"/>
+                  <w:listItem w:displayText="СС / СС: Низкая изоляция ТЗ" w:value="СС / СС: Низкая изоляция ТЗ"/>
+                  <w:listItem w:displayText="СС / СС: Общий внешний сигнал" w:value="СС / СС: Общий внешний сигнал"/>
+                  <w:listItem w:displayText="СС / СС: Сигнализация от ГЗ" w:value="СС / СС: Сигнализация от ГЗ"/>
+                  <w:listItem w:displayText="СС / СС: Сигнализация от ТЗ" w:value="СС / СС: Сигнализация от ТЗ"/>
+                  <w:listItem w:displayText="СС / СС: Сигнализация от ТС" w:value="СС / СС: Сигнализация от ТС"/>
+                  <w:listItem w:displayText="СС / СС: Сигнализация цепей опер.тока" w:value="СС / СС: Сигнализация цепей опер.тока"/>
+                  <w:listItem w:displayText="СС / СС: Сигнализация цепей опер.тока НН" w:value="СС / СС: Сигнализация цепей опер.тока НН"/>
+                  <w:listItem w:displayText="СС / СС: ТЗ заблокирована" w:value="СС / СС: ТЗ заблокирована"/>
+                  <w:listItem w:displayText="ТК ЗДЗ / ТК ЗДЗ: Пуск" w:value="ТК ЗДЗ / ТК ЗДЗ: Пуск"/>
+                  <w:listItem w:displayText="ТК ЗДЗ / ТК ЗДЗ: Пуск ИО тока" w:value="ТК ЗДЗ / ТК ЗДЗ: Пуск ИО тока"/>
+                  <w:listItem w:displayText="ТК ЗДЗ / ТК ЗДЗ: Функция введена в работу" w:value="ТК ЗДЗ / ТК ЗДЗ: Функция введена в работу"/>
+                  <w:listItem w:displayText="ТК ЗДЗ / ТК ЗДЗ: Функция оперативно выведена из работы" w:value="ТК ЗДЗ / ТК ЗДЗ: Функция оперативно выведена из работы"/>
+                  <w:listItem w:displayText="ТО ЗПО / ТО ЗПО ВН: Пуск" w:value="ТО ЗПО / ТО ЗПО ВН: Пуск"/>
+                  <w:listItem w:displayText="ТО ЗПО / ТО ЗПО ВН: Пуск ИО тока" w:value="ТО ЗПО / ТО ЗПО ВН: Пуск ИО тока"/>
+                  <w:listItem w:displayText="ТО ЗПО / ТО ЗПО ВН: Функция введена в работу" w:value="ТО ЗПО / ТО ЗПО ВН: Функция введена в работу"/>
+                  <w:listItem w:displayText="ТО ЗПО / ТО ЗПО ВН: Функция оперативно выведена из работы" w:value="ТО ЗПО / ТО ЗПО ВН: Функция оперативно выведена из работы"/>
+                  <w:listItem w:displayText="ТО ЗПО / ТО ЗПО НН (НН2): Пуск" w:value="ТО ЗПО / ТО ЗПО НН (НН2): Пуск"/>
+                  <w:listItem w:displayText="ТО ЗПО / ТО ЗПО НН (НН2): Пуск ИО тока" w:value="ТО ЗПО / ТО ЗПО НН (НН2): Пуск ИО тока"/>
+                  <w:listItem w:displayText="ТО ЗПО / ТО ЗПО НН (НН2): Функция введена в работу" w:value="ТО ЗПО / ТО ЗПО НН (НН2): Функция введена в работу"/>
+                  <w:listItem w:displayText="ТО ЗПО / ТО ЗПО НН (НН2): Функция оперативно выведена из работы" w:value="ТО ЗПО / ТО ЗПО НН (НН2): Функция оперативно выведена из работы"/>
+                  <w:listItem w:displayText="ТО ЗПО / ТО ЗПО СН (НН1): Пуск" w:value="ТО ЗПО / ТО ЗПО СН (НН1): Пуск"/>
+                  <w:listItem w:displayText="ТО ЗПО / ТО ЗПО СН (НН1): Пуск ИО тока" w:value="ТО ЗПО / ТО ЗПО СН (НН1): Пуск ИО тока"/>
+                  <w:listItem w:displayText="ТО ЗПО / ТО ЗПО СН (НН1): Функция введена в работу" w:value="ТО ЗПО / ТО ЗПО СН (НН1): Функция введена в работу"/>
+                  <w:listItem w:displayText="ТО ЗПО / ТО ЗПО СН (НН1): Функция оперативно выведена из работы" w:value="ТО ЗПО / ТО ЗПО СН (НН1): Функция оперативно выведена из работы"/>
+                  <w:listItem w:displayText="ТО ЗПО / ТО ЗПО_общ: Пуск" w:value="ТО ЗПО / ТО ЗПО_общ: Пуск"/>
+                  <w:listItem w:displayText="ТО ЗПО / ТО ЗПО_общ: Функция введена в работу" w:value="ТО ЗПО / ТО ЗПО_общ: Функция введена в работу"/>
+                  <w:listItem w:displayText="ТО РПН / ТО РПН: Пуск" w:value="ТО РПН / ТО РПН: Пуск"/>
+                  <w:listItem w:displayText="ТО РПН / ТО РПН: Пуск ИО тока" w:value="ТО РПН / ТО РПН: Пуск ИО тока"/>
+                  <w:listItem w:displayText="ТО РПН / ТО РПН: Функция введена в работу" w:value="ТО РПН / ТО РПН: Функция введена в работу"/>
+                  <w:listItem w:displayText="ТО РПН / ТО РПН: Функция оперативно выведена из работы" w:value="ТО РПН / ТО РПН: Функция оперативно выведена из работы"/>
+                  <w:listItem w:displayText="УРОВ ВН / УРОВ: Пуск" w:value="УРОВ ВН / УРОВ: Пуск"/>
+                  <w:listItem w:displayText="УРОВ ВН / УРОВ: Пуск ИО максимального тока" w:value="УРОВ ВН / УРОВ: Пуск ИО максимального тока"/>
+                  <w:listItem w:displayText="УРОВ ВН / УРОВ: Срабатывание" w:value="УРОВ ВН / УРОВ: Срабатывание"/>
+                  <w:listItem w:displayText="УРОВ ВН / УРОВ: Срабатывание «на себя»" w:value="УРОВ ВН / УРОВ: Срабатывание «на себя»"/>
+                  <w:listItem w:displayText="УРОВ ВН / УРОВ: Функция введена в работу" w:value="УРОВ ВН / УРОВ: Функция введена в работу"/>
+                  <w:listItem w:displayText="УРОВ ВН / УРОВ: Функция оперативно выведена из работы" w:value="УРОВ ВН / УРОВ: Функция оперативно выведена из работы"/>
                   <w:listItem w:displayText=" " w:value="SPACER" w:disabled="true"/>
                   <w:listItem w:displayText="────── Сигналы от блоков ──────" w:value="CONTROLS_HEADER" w:disabled="true"/>
                   <w:listItem w:displayText="Слот М1. Блок питания (Р02с): Крит. неисправность 12 В" w:value="Слот М1. Блок питания (Р02с): Крит. неисправность 12 В"/>
@@ -4791,105 +7492,161 @@
                   <w:listItem w:displayText="Слот М3. Блок выходных реле (К002): Статус" w:value="Слот М3. Блок выходных реле (К002): Статус"/>
                   <w:listItem w:displayText="Слот М3. Блок выходных реле (К002): Статус" w:value="Слот М3. Блок выходных реле (К002): Статус"/>
                   <w:listItem w:displayText="Слот М3. Блок выходных реле (К002): Статус" w:value="Слот М3. Блок выходных реле (К002): Статус"/>
-                  <w:listItem w:displayText="Слот М4. Блок выходных реле (К001): Отказ блока" w:value="Слот М4. Блок выходных реле (К001): Отказ блока"/>
-                  <w:listItem w:displayText="Слот М4. Блок выходных реле (К001): Блок не определен" w:value="Слот М4. Блок выходных реле (К001): Блок не определен"/>
-                  <w:listItem w:displayText="Слот М4. Блок выходных реле (К001): Статус" w:value="Слот М4. Блок выходных реле (К001): Статус"/>
-                  <w:listItem w:displayText="Слот М4. Блок выходных реле (К001): Статус" w:value="Слот М4. Блок выходных реле (К001): Статус"/>
-                  <w:listItem w:displayText="Слот М4. Блок выходных реле (К001): Статус" w:value="Слот М4. Блок выходных реле (К001): Статус"/>
-                  <w:listItem w:displayText="Слот М4. Блок выходных реле (К001): Статус" w:value="Слот М4. Блок выходных реле (К001): Статус"/>
-                  <w:listItem w:displayText="Слот М4. Блок выходных реле (К001): Статус" w:value="Слот М4. Блок выходных реле (К001): Статус"/>
-                  <w:listItem w:displayText="Слот М4. Блок выходных реле (К001): Статус" w:value="Слот М4. Блок выходных реле (К001): Статус"/>
-                  <w:listItem w:displayText="Слот М4. Блок выходных реле (К001): Статус" w:value="Слот М4. Блок выходных реле (К001): Статус"/>
-                  <w:listItem w:displayText="Слот М4. Блок выходных реле (К001): Статус" w:value="Слот М4. Блок выходных реле (К001): Статус"/>
-                  <w:listItem w:displayText="Слот М5. Блок дискретных входов (В021): Отказ блока" w:value="Слот М5. Блок дискретных входов (В021): Отказ блока"/>
-                  <w:listItem w:displayText="Слот М5. Блок дискретных входов (В021): Блок не определен" w:value="Слот М5. Блок дискретных входов (В021): Блок не определен"/>
-                  <w:listItem w:displayText="Слот М5. Блок дискретных входов (В021): Статус" w:value="Слот М5. Блок дискретных входов (В021): Статус"/>
-                  <w:listItem w:displayText="Слот М5. Блок дискретных входов (В021): Статус" w:value="Слот М5. Блок дискретных входов (В021): Статус"/>
-                  <w:listItem w:displayText="Слот М5. Блок дискретных входов (В021): Статус" w:value="Слот М5. Блок дискретных входов (В021): Статус"/>
-                  <w:listItem w:displayText="Слот М5. Блок дискретных входов (В021): Статус" w:value="Слот М5. Блок дискретных входов (В021): Статус"/>
-                  <w:listItem w:displayText="Слот М5. Блок дискретных входов (В021): Статус" w:value="Слот М5. Блок дискретных входов (В021): Статус"/>
-                  <w:listItem w:displayText="Слот М5. Блок дискретных входов (В021): Статус" w:value="Слот М5. Блок дискретных входов (В021): Статус"/>
-                  <w:listItem w:displayText="Слот М5. Блок дискретных входов (В021): Статус" w:value="Слот М5. Блок дискретных входов (В021): Статус"/>
-                  <w:listItem w:displayText="Слот М5. Блок дискретных входов (В021): Статус" w:value="Слот М5. Блок дискретных входов (В021): Статус"/>
-                  <w:listItem w:displayText="Слот М5. Блок дискретных входов (В021): Статус" w:value="Слот М5. Блок дискретных входов (В021): Статус"/>
-                  <w:listItem w:displayText="Слот М5. Блок дискретных входов (В021): Статус" w:value="Слот М5. Блок дискретных входов (В021): Статус"/>
-                  <w:listItem w:displayText="Слот М5. Блок дискретных входов (В021): Статус" w:value="Слот М5. Блок дискретных входов (В021): Статус"/>
-                  <w:listItem w:displayText="Слот М5. Блок дискретных входов (В021): Статус" w:value="Слот М5. Блок дискретных входов (В021): Статус"/>
-                  <w:listItem w:displayText="Слот М5. Блок дискретных входов (В021): Статус" w:value="Слот М5. Блок дискретных входов (В021): Статус"/>
-                  <w:listItem w:displayText="Слот М5. Блок дискретных входов (В021): Статус" w:value="Слот М5. Блок дискретных входов (В021): Статус"/>
-                  <w:listItem w:displayText="Слот М6. Блок дискретных входов (В021): Отказ блока" w:value="Слот М6. Блок дискретных входов (В021): Отказ блока"/>
-                  <w:listItem w:displayText="Слот М6. Блок дискретных входов (В021): Блок не определен" w:value="Слот М6. Блок дискретных входов (В021): Блок не определен"/>
-                  <w:listItem w:displayText="Слот М6. Блок дискретных входов (В021): Статус" w:value="Слот М6. Блок дискретных входов (В021): Статус"/>
-                  <w:listItem w:displayText="Слот М6. Блок дискретных входов (В021): Статус" w:value="Слот М6. Блок дискретных входов (В021): Статус"/>
-                  <w:listItem w:displayText="Слот М6. Блок дискретных входов (В021): Статус" w:value="Слот М6. Блок дискретных входов (В021): Статус"/>
-                  <w:listItem w:displayText="Слот М6. Блок дискретных входов (В021): Статус" w:value="Слот М6. Блок дискретных входов (В021): Статус"/>
-                  <w:listItem w:displayText="Слот М6. Блок дискретных входов (В021): Статус" w:value="Слот М6. Блок дискретных входов (В021): Статус"/>
-                  <w:listItem w:displayText="Слот М6. Блок дискретных входов (В021): Статус" w:value="Слот М6. Блок дискретных входов (В021): Статус"/>
-                  <w:listItem w:displayText="Слот М6. Блок дискретных входов (В021): Статус" w:value="Слот М6. Блок дискретных входов (В021): Статус"/>
-                  <w:listItem w:displayText="Слот М6. Блок дискретных входов (В021): Статус" w:value="Слот М6. Блок дискретных входов (В021): Статус"/>
-                  <w:listItem w:displayText="Слот М6. Блок дискретных входов (В021): Статус" w:value="Слот М6. Блок дискретных входов (В021): Статус"/>
-                  <w:listItem w:displayText="Слот М6. Блок дискретных входов (В021): Статус" w:value="Слот М6. Блок дискретных входов (В021): Статус"/>
-                  <w:listItem w:displayText="Слот М6. Блок дискретных входов (В021): Статус" w:value="Слот М6. Блок дискретных входов (В021): Статус"/>
-                  <w:listItem w:displayText="Слот М6. Блок дискретных входов (В021): Статус" w:value="Слот М6. Блок дискретных входов (В021): Статус"/>
-                  <w:listItem w:displayText="Слот М6. Блок дискретных входов (В021): Статус" w:value="Слот М6. Блок дискретных входов (В021): Статус"/>
-                  <w:listItem w:displayText="Слот М6. Блок дискретных входов (В021): Статус" w:value="Слот М6. Блок дискретных входов (В021): Статус"/>
-                  <w:listItem w:displayText="Слот М7. Блок сопряжения (А004): Отказ блока" w:value="Слот М7. Блок сопряжения (А004): Отказ блока"/>
-                  <w:listItem w:displayText="Слот М7. Блок сопряжения (А004): Блок не определен" w:value="Слот М7. Блок сопряжения (А004): Блок не определен"/>
-                  <w:listItem w:displayText="Слот М7. Блок сопряжения (А004): Неисправность АЦП" w:value="Слот М7. Блок сопряжения (А004): Неисправность АЦП"/>
-                  <w:listItem w:displayText="Слот М7. Блок сопряжения (А004): Обрыв цепей ТН" w:value="Слот М7. Блок сопряжения (А004): Обрыв цепей ТН"/>
-                  <w:listItem w:displayText="Слот М7. Блок сопряжения (А004): Несимметрия измерений" w:value="Слот М7. Блок сопряжения (А004): Несимметрия измерений"/>
-                  <w:listItem w:displayText="Слот М7. Блок сопряжения (А004): Ошибка номинала ТТ" w:value="Слот М7. Блок сопряжения (А004): Ошибка номинала ТТ"/>
-                  <w:listItem w:displayText="Слот М8. Измерительный блок (М046): Отказ блока" w:value="Слот М8. Измерительный блок (М046): Отказ блока"/>
-                  <w:listItem w:displayText="Слот М8. Измерительный блок (М046): Блок не определен" w:value="Слот М8. Измерительный блок (М046): Блок не определен"/>
-                  <w:listItem w:displayText="Слот М8. Измерительный блок (М046): Неисправность АЦП" w:value="Слот М8. Измерительный блок (М046): Неисправность АЦП"/>
-                  <w:listItem w:displayText="Слот М8. Измерительный блок (М046): Обрыв цепей ТН" w:value="Слот М8. Измерительный блок (М046): Обрыв цепей ТН"/>
-                  <w:listItem w:displayText="Слот М8. Измерительный блок (М046): Несимметрия измерений" w:value="Слот М8. Измерительный блок (М046): Несимметрия измерений"/>
-                  <w:listItem w:displayText="Слот М8. Измерительный блок (М046): Ошибка номинала ТТ" w:value="Слот М8. Измерительный блок (М046): Ошибка номинала ТТ"/>
-                  <w:listItem w:displayText="Слот М10. Центральный процессор (С01): Отказ блока ЦП" w:value="Слот М10. Центральный процессор (С01): Отказ блока ЦП"/>
-                  <w:listItem w:displayText="Слот М10. Центральный процессор (С01): Неисправность ПЗУ ЦП" w:value="Слот М10. Центральный процессор (С01): Неисправность ПЗУ ЦП"/>
-                  <w:listItem w:displayText="Слот М10. Центральный процессор (С01): Неисправность ПЗУ MPU" w:value="Слот М10. Центральный процессор (С01): Неисправность ПЗУ MPU"/>
-                  <w:listItem w:displayText="Слот М10. Центральный процессор (С01): Неисправность ПЗУ DSP2" w:value="Слот М10. Центральный процессор (С01): Неисправность ПЗУ DSP2"/>
-                  <w:listItem w:displayText="Слот М10. Центральный процессор (С01): Неисправность flash" w:value="Слот М10. Центральный процессор (С01): Неисправность flash"/>
-                  <w:listItem w:displayText="Слот М10. Центральный процессор (С01): Неисправность ОЗУ ЦП" w:value="Слот М10. Центральный процессор (С01): Неисправность ОЗУ ЦП"/>
-                  <w:listItem w:displayText="Слот М10. Центральный процессор (С01): Неисправность ОЗУ MPU" w:value="Слот М10. Центральный процессор (С01): Неисправность ОЗУ MPU"/>
-                  <w:listItem w:displayText="Слот М10. Центральный процессор (С01): Неисправность ОЗУ DSP2" w:value="Слот М10. Центральный процессор (С01): Неисправность ОЗУ DSP2"/>
-                  <w:listItem w:displayText="Слот М10. Центральный процессор (С01): Неисправность ОЗУ IPU2" w:value="Слот М10. Центральный процессор (С01): Неисправность ОЗУ IPU2"/>
-                  <w:listItem w:displayText="Слот М10. Центральный процессор (С01): Неисправность часов ЦП" w:value="Слот М10. Центральный процессор (С01): Неисправность часов ЦП"/>
-                  <w:listItem w:displayText="Слот М10. Центральный процессор (С01): Ошибка I2C ЦП" w:value="Слот М10. Центральный процессор (С01): Ошибка I2C ЦП"/>
-                  <w:listItem w:displayText="Слот М10. Центральный процессор (С01): Ошибка КС уставок" w:value="Слот М10. Центральный процессор (С01): Ошибка КС уставок"/>
-                  <w:listItem w:displayText="Слот М10. Центральный процессор (С01): Неисправность ПО ЦП" w:value="Слот М10. Центральный процессор (С01): Неисправность ПО ЦП"/>
-                  <w:listItem w:displayText="Слот М10. Центральный процессор (С01): Несовместимая версия ПО ЦП" w:value="Слот М10. Центральный процессор (С01): Несовместимая версия ПО ЦП"/>
-                  <w:listItem w:displayText="Слот М10. Центральный процессор (С01): Неисправность SPI ЦП" w:value="Слот М10. Центральный процессор (С01): Неисправность SPI ЦП"/>
-                  <w:listItem w:displayText="Слот М10. Центральный процессор (С01): Ошибка конфигурации ЦП" w:value="Слот М10. Центральный процессор (С01): Ошибка конфигурации ЦП"/>
-                  <w:listItem w:displayText="Слот М10. Центральный процессор (С01): Неверные уставки" w:value="Слот М10. Центральный процессор (С01): Неверные уставки"/>
-                  <w:listItem w:displayText="Слот М10. Центральный процессор (С01): Неисправность IPC" w:value="Слот М10. Центральный процессор (С01): Неисправность IPC"/>
-                  <w:listItem w:displayText="Слот М10. Центральный процессор (С01): Неисправность IPC для MPU-DSP1" w:value="Слот М10. Центральный процессор (С01): Неисправность IPC для MPU-DSP1"/>
-                  <w:listItem w:displayText="Слот М10. Центральный процессор (С01): Неисправность IPC для DSP1-IPU1" w:value="Слот М10. Центральный процессор (С01): Неисправность IPC для DSP1-IPU1"/>
-                  <w:listItem w:displayText="Слот М10. Центральный процессор (С01): Неисправность IPC для MPU-IPU1" w:value="Слот М10. Центральный процессор (С01): Неисправность IPC для MPU-IPU1"/>
-                  <w:listItem w:displayText="Слот М10. Центральный процессор (С01): RED12.Неисправность" w:value="Слот М10. Центральный процессор (С01): RED12.Неисправность"/>
-                  <w:listItem w:displayText="Слот М10. Центральный процессор (С01): RED34.Неисправность" w:value="Слот М10. Центральный процессор (С01): RED34.Неисправность"/>
-                  <w:listItem w:displayText="Слот М10. Центральный процессор (С01): X1.Неисправность" w:value="Слот М10. Центральный процессор (С01): X1.Неисправность"/>
-                  <w:listItem w:displayText="Слот М10. Центральный процессор (С01): X1.Переп.вых.буфер" w:value="Слот М10. Центральный процессор (С01): X1.Переп.вых.буфер"/>
-                  <w:listItem w:displayText="Слот М10. Центральный процессор (С01): X1.Переп.вх.буфер" w:value="Слот М10. Центральный процессор (С01): X1.Переп.вх.буфер"/>
-                  <w:listItem w:displayText="Слот М10. Центральный процессор (С01): X2.Неисправность" w:value="Слот М10. Центральный процессор (С01): X2.Неисправность"/>
-                  <w:listItem w:displayText="Слот М10. Центральный процессор (С01): X2.Переп.вых.буфер" w:value="Слот М10. Центральный процессор (С01): X2.Переп.вых.буфер"/>
-                  <w:listItem w:displayText="Слот М10. Центральный процессор (С01): X2.Переп.вх.буфер" w:value="Слот М10. Центральный процессор (С01): X2.Переп.вх.буфер"/>
-                  <w:listItem w:displayText="Слот М10. Центральный процессор (С01): X3.Неисправность" w:value="Слот М10. Центральный процессор (С01): X3.Неисправность"/>
-                  <w:listItem w:displayText="Слот М10. Центральный процессор (С01): X3.Переп.вых.буфер" w:value="Слот М10. Центральный процессор (С01): X3.Переп.вых.буфер"/>
-                  <w:listItem w:displayText="Слот М10. Центральный процессор (С01): X3.Переп.вх.буфер" w:value="Слот М10. Центральный процессор (С01): X3.Переп.вх.буфер"/>
-                  <w:listItem w:displayText="Слот М10. Центральный процессор (С01): X4.Неисправность" w:value="Слот М10. Центральный процессор (С01): X4.Неисправность"/>
-                  <w:listItem w:displayText="Слот М10. Центральный процессор (С01): X4.Переп.вых.буфер" w:value="Слот М10. Центральный процессор (С01): X4.Переп.вых.буфер"/>
-                  <w:listItem w:displayText="Слот М10. Центральный процессор (С01): X4.Переп.вх.буфер" w:value="Слот М10. Центральный процессор (С01): X4.Переп.вх.буфер"/>
-                  <w:listItem w:displayText="Слот М10. Центральный процессор (С01): Температура ЦП &lt;&lt;" w:value="Слот М10. Центральный процессор (С01): Температура ЦП &lt;&lt;"/>
-                  <w:listItem w:displayText="Слот М10. Центральный процессор (С01): Температура ЦП &gt;&gt;" w:value="Слот М10. Центральный процессор (С01): Температура ЦП &gt;&gt;"/>
-                  <w:listItem w:displayText="Слот М10. Центральный процессор (С01): Температура ЦП &gt;" w:value="Слот М10. Центральный процессор (С01): Температура ЦП &gt;"/>
-                  <w:listItem w:displayText="Слот М10. Центральный процессор (С01): Температура ЦП &lt;" w:value="Слот М10. Центральный процессор (С01): Температура ЦП &lt;"/>
-                  <w:listItem w:displayText="Слот М10. Центральный процессор (С01): Сброс часов" w:value="Слот М10. Центральный процессор (С01): Сброс часов"/>
-                  <w:listItem w:displayText="Слот М10. Центральный процессор (С01): Неисправность архивов" w:value="Слот М10. Центральный процессор (С01): Неисправность архивов"/>
-                  <w:listItem w:displayText="Слот М10. Центральный процессор (С01): Перезагрузка ПО" w:value="Слот М10. Центральный процессор (С01): Перезагрузка ПО"/>
-                  <w:listItem w:displayText="Слот М10. Центральный процессор (С01): Перезапуск по питанию" w:value="Слот М10. Центральный процессор (С01): Перезапуск по питанию"/>
-                  <w:listItem w:displayText="Слот М10. Центральный процессор (С01): Перезапуск по ошибкам ПО" w:value="Слот М10. Центральный процессор (С01): Перезапуск по ошибкам ПО"/>
-                  <w:listItem w:displayText="Слот М10. Центральный процессор (С01): Изменение уставок" w:value="Слот М10. Центральный процессор (С01): Изменение уставок"/>
+                  <w:listItem w:displayText="Слот М4. Блок выходных реле (К002): Отказ блока" w:value="Слот М4. Блок выходных реле (К002): Отказ блока"/>
+                  <w:listItem w:displayText="Слот М4. Блок выходных реле (К002): Блок не определен" w:value="Слот М4. Блок выходных реле (К002): Блок не определен"/>
+                  <w:listItem w:displayText="Слот М4. Блок выходных реле (К002): Статус" w:value="Слот М4. Блок выходных реле (К002): Статус"/>
+                  <w:listItem w:displayText="Слот М4. Блок выходных реле (К002): Статус" w:value="Слот М4. Блок выходных реле (К002): Статус"/>
+                  <w:listItem w:displayText="Слот М4. Блок выходных реле (К002): Статус" w:value="Слот М4. Блок выходных реле (К002): Статус"/>
+                  <w:listItem w:displayText="Слот М4. Блок выходных реле (К002): Статус" w:value="Слот М4. Блок выходных реле (К002): Статус"/>
+                  <w:listItem w:displayText="Слот М4. Блок выходных реле (К002): Статус" w:value="Слот М4. Блок выходных реле (К002): Статус"/>
+                  <w:listItem w:displayText="Слот М4. Блок выходных реле (К002): Статус" w:value="Слот М4. Блок выходных реле (К002): Статус"/>
+                  <w:listItem w:displayText="Слот М4. Блок выходных реле (К002): Статус" w:value="Слот М4. Блок выходных реле (К002): Статус"/>
+                  <w:listItem w:displayText="Слот М4. Блок выходных реле (К002): Статус" w:value="Слот М4. Блок выходных реле (К002): Статус"/>
+                  <w:listItem w:displayText="Слот М5. Блок выходных реле (К002): Отказ блока" w:value="Слот М5. Блок выходных реле (К002): Отказ блока"/>
+                  <w:listItem w:displayText="Слот М5. Блок выходных реле (К002): Блок не определен" w:value="Слот М5. Блок выходных реле (К002): Блок не определен"/>
+                  <w:listItem w:displayText="Слот М5. Блок выходных реле (К002): Статус" w:value="Слот М5. Блок выходных реле (К002): Статус"/>
+                  <w:listItem w:displayText="Слот М5. Блок выходных реле (К002): Статус" w:value="Слот М5. Блок выходных реле (К002): Статус"/>
+                  <w:listItem w:displayText="Слот М5. Блок выходных реле (К002): Статус" w:value="Слот М5. Блок выходных реле (К002): Статус"/>
+                  <w:listItem w:displayText="Слот М5. Блок выходных реле (К002): Статус" w:value="Слот М5. Блок выходных реле (К002): Статус"/>
+                  <w:listItem w:displayText="Слот М5. Блок выходных реле (К002): Статус" w:value="Слот М5. Блок выходных реле (К002): Статус"/>
+                  <w:listItem w:displayText="Слот М5. Блок выходных реле (К002): Статус" w:value="Слот М5. Блок выходных реле (К002): Статус"/>
+                  <w:listItem w:displayText="Слот М5. Блок выходных реле (К002): Статус" w:value="Слот М5. Блок выходных реле (К002): Статус"/>
+                  <w:listItem w:displayText="Слот М5. Блок выходных реле (К002): Статус" w:value="Слот М5. Блок выходных реле (К002): Статус"/>
+                  <w:listItem w:displayText="Слот М6. Блок выходных реле (К002): Отказ блока" w:value="Слот М6. Блок выходных реле (К002): Отказ блока"/>
+                  <w:listItem w:displayText="Слот М6. Блок выходных реле (К002): Блок не определен" w:value="Слот М6. Блок выходных реле (К002): Блок не определен"/>
+                  <w:listItem w:displayText="Слот М6. Блок выходных реле (К002): Статус" w:value="Слот М6. Блок выходных реле (К002): Статус"/>
+                  <w:listItem w:displayText="Слот М6. Блок выходных реле (К002): Статус" w:value="Слот М6. Блок выходных реле (К002): Статус"/>
+                  <w:listItem w:displayText="Слот М6. Блок выходных реле (К002): Статус" w:value="Слот М6. Блок выходных реле (К002): Статус"/>
+                  <w:listItem w:displayText="Слот М6. Блок выходных реле (К002): Статус" w:value="Слот М6. Блок выходных реле (К002): Статус"/>
+                  <w:listItem w:displayText="Слот М6. Блок выходных реле (К002): Статус" w:value="Слот М6. Блок выходных реле (К002): Статус"/>
+                  <w:listItem w:displayText="Слот М6. Блок выходных реле (К002): Статус" w:value="Слот М6. Блок выходных реле (К002): Статус"/>
+                  <w:listItem w:displayText="Слот М6. Блок выходных реле (К002): Статус" w:value="Слот М6. Блок выходных реле (К002): Статус"/>
+                  <w:listItem w:displayText="Слот М6. Блок выходных реле (К002): Статус" w:value="Слот М6. Блок выходных реле (К002): Статус"/>
+                  <w:listItem w:displayText="Слот М7. Блок выходных реле (К002): Отказ блока" w:value="Слот М7. Блок выходных реле (К002): Отказ блока"/>
+                  <w:listItem w:displayText="Слот М7. Блок выходных реле (К002): Блок не определен" w:value="Слот М7. Блок выходных реле (К002): Блок не определен"/>
+                  <w:listItem w:displayText="Слот М7. Блок выходных реле (К002): Статус" w:value="Слот М7. Блок выходных реле (К002): Статус"/>
+                  <w:listItem w:displayText="Слот М7. Блок выходных реле (К002): Статус" w:value="Слот М7. Блок выходных реле (К002): Статус"/>
+                  <w:listItem w:displayText="Слот М7. Блок выходных реле (К002): Статус" w:value="Слот М7. Блок выходных реле (К002): Статус"/>
+                  <w:listItem w:displayText="Слот М7. Блок выходных реле (К002): Статус" w:value="Слот М7. Блок выходных реле (К002): Статус"/>
+                  <w:listItem w:displayText="Слот М7. Блок выходных реле (К002): Статус" w:value="Слот М7. Блок выходных реле (К002): Статус"/>
+                  <w:listItem w:displayText="Слот М7. Блок выходных реле (К002): Статус" w:value="Слот М7. Блок выходных реле (К002): Статус"/>
+                  <w:listItem w:displayText="Слот М7. Блок выходных реле (К002): Статус" w:value="Слот М7. Блок выходных реле (К002): Статус"/>
+                  <w:listItem w:displayText="Слот М7. Блок выходных реле (К002): Статус" w:value="Слот М7. Блок выходных реле (К002): Статус"/>
+                  <w:listItem w:displayText="Слот М8. Блок дискретных входов (В021): Отказ блока" w:value="Слот М8. Блок дискретных входов (В021): Отказ блока"/>
+                  <w:listItem w:displayText="Слот М8. Блок дискретных входов (В021): Блок не определен" w:value="Слот М8. Блок дискретных входов (В021): Блок не определен"/>
+                  <w:listItem w:displayText="Слот М8. Блок дискретных входов (В021): Статус" w:value="Слот М8. Блок дискретных входов (В021): Статус"/>
+                  <w:listItem w:displayText="Слот М8. Блок дискретных входов (В021): Статус" w:value="Слот М8. Блок дискретных входов (В021): Статус"/>
+                  <w:listItem w:displayText="Слот М8. Блок дискретных входов (В021): Статус" w:value="Слот М8. Блок дискретных входов (В021): Статус"/>
+                  <w:listItem w:displayText="Слот М8. Блок дискретных входов (В021): Статус" w:value="Слот М8. Блок дискретных входов (В021): Статус"/>
+                  <w:listItem w:displayText="Слот М8. Блок дискретных входов (В021): Статус" w:value="Слот М8. Блок дискретных входов (В021): Статус"/>
+                  <w:listItem w:displayText="Слот М8. Блок дискретных входов (В021): Статус" w:value="Слот М8. Блок дискретных входов (В021): Статус"/>
+                  <w:listItem w:displayText="Слот М8. Блок дискретных входов (В021): Статус" w:value="Слот М8. Блок дискретных входов (В021): Статус"/>
+                  <w:listItem w:displayText="Слот М8. Блок дискретных входов (В021): Статус" w:value="Слот М8. Блок дискретных входов (В021): Статус"/>
+                  <w:listItem w:displayText="Слот М8. Блок дискретных входов (В021): Статус" w:value="Слот М8. Блок дискретных входов (В021): Статус"/>
+                  <w:listItem w:displayText="Слот М8. Блок дискретных входов (В021): Статус" w:value="Слот М8. Блок дискретных входов (В021): Статус"/>
+                  <w:listItem w:displayText="Слот М8. Блок дискретных входов (В021): Статус" w:value="Слот М8. Блок дискретных входов (В021): Статус"/>
+                  <w:listItem w:displayText="Слот М8. Блок дискретных входов (В021): Статус" w:value="Слот М8. Блок дискретных входов (В021): Статус"/>
+                  <w:listItem w:displayText="Слот М8. Блок дискретных входов (В021): Статус" w:value="Слот М8. Блок дискретных входов (В021): Статус"/>
+                  <w:listItem w:displayText="Слот М8. Блок дискретных входов (В021): Статус" w:value="Слот М8. Блок дискретных входов (В021): Статус"/>
+                  <w:listItem w:displayText="Слот М9. Блок дискретных входов (В021): Отказ блока" w:value="Слот М9. Блок дискретных входов (В021): Отказ блока"/>
+                  <w:listItem w:displayText="Слот М9. Блок дискретных входов (В021): Блок не определен" w:value="Слот М9. Блок дискретных входов (В021): Блок не определен"/>
+                  <w:listItem w:displayText="Слот М9. Блок дискретных входов (В021): Статус" w:value="Слот М9. Блок дискретных входов (В021): Статус"/>
+                  <w:listItem w:displayText="Слот М9. Блок дискретных входов (В021): Статус" w:value="Слот М9. Блок дискретных входов (В021): Статус"/>
+                  <w:listItem w:displayText="Слот М9. Блок дискретных входов (В021): Статус" w:value="Слот М9. Блок дискретных входов (В021): Статус"/>
+                  <w:listItem w:displayText="Слот М9. Блок дискретных входов (В021): Статус" w:value="Слот М9. Блок дискретных входов (В021): Статус"/>
+                  <w:listItem w:displayText="Слот М9. Блок дискретных входов (В021): Статус" w:value="Слот М9. Блок дискретных входов (В021): Статус"/>
+                  <w:listItem w:displayText="Слот М9. Блок дискретных входов (В021): Статус" w:value="Слот М9. Блок дискретных входов (В021): Статус"/>
+                  <w:listItem w:displayText="Слот М9. Блок дискретных входов (В021): Статус" w:value="Слот М9. Блок дискретных входов (В021): Статус"/>
+                  <w:listItem w:displayText="Слот М9. Блок дискретных входов (В021): Статус" w:value="Слот М9. Блок дискретных входов (В021): Статус"/>
+                  <w:listItem w:displayText="Слот М9. Блок дискретных входов (В021): Статус" w:value="Слот М9. Блок дискретных входов (В021): Статус"/>
+                  <w:listItem w:displayText="Слот М9. Блок дискретных входов (В021): Статус" w:value="Слот М9. Блок дискретных входов (В021): Статус"/>
+                  <w:listItem w:displayText="Слот М9. Блок дискретных входов (В021): Статус" w:value="Слот М9. Блок дискретных входов (В021): Статус"/>
+                  <w:listItem w:displayText="Слот М9. Блок дискретных входов (В021): Статус" w:value="Слот М9. Блок дискретных входов (В021): Статус"/>
+                  <w:listItem w:displayText="Слот М9. Блок дискретных входов (В021): Статус" w:value="Слот М9. Блок дискретных входов (В021): Статус"/>
+                  <w:listItem w:displayText="Слот М9. Блок дискретных входов (В021): Статус" w:value="Слот М9. Блок дискретных входов (В021): Статус"/>
+                  <w:listItem w:displayText="Слот М10. Блок дискретных входов (В021): Отказ блока" w:value="Слот М10. Блок дискретных входов (В021): Отказ блока"/>
+                  <w:listItem w:displayText="Слот М10. Блок дискретных входов (В021): Блок не определен" w:value="Слот М10. Блок дискретных входов (В021): Блок не определен"/>
+                  <w:listItem w:displayText="Слот М10. Блок дискретных входов (В021): Статус" w:value="Слот М10. Блок дискретных входов (В021): Статус"/>
+                  <w:listItem w:displayText="Слот М10. Блок дискретных входов (В021): Статус" w:value="Слот М10. Блок дискретных входов (В021): Статус"/>
+                  <w:listItem w:displayText="Слот М10. Блок дискретных входов (В021): Статус" w:value="Слот М10. Блок дискретных входов (В021): Статус"/>
+                  <w:listItem w:displayText="Слот М10. Блок дискретных входов (В021): Статус" w:value="Слот М10. Блок дискретных входов (В021): Статус"/>
+                  <w:listItem w:displayText="Слот М10. Блок дискретных входов (В021): Статус" w:value="Слот М10. Блок дискретных входов (В021): Статус"/>
+                  <w:listItem w:displayText="Слот М10. Блок дискретных входов (В021): Статус" w:value="Слот М10. Блок дискретных входов (В021): Статус"/>
+                  <w:listItem w:displayText="Слот М10. Блок дискретных входов (В021): Статус" w:value="Слот М10. Блок дискретных входов (В021): Статус"/>
+                  <w:listItem w:displayText="Слот М10. Блок дискретных входов (В021): Статус" w:value="Слот М10. Блок дискретных входов (В021): Статус"/>
+                  <w:listItem w:displayText="Слот М10. Блок дискретных входов (В021): Статус" w:value="Слот М10. Блок дискретных входов (В021): Статус"/>
+                  <w:listItem w:displayText="Слот М10. Блок дискретных входов (В021): Статус" w:value="Слот М10. Блок дискретных входов (В021): Статус"/>
+                  <w:listItem w:displayText="Слот М10. Блок дискретных входов (В021): Статус" w:value="Слот М10. Блок дискретных входов (В021): Статус"/>
+                  <w:listItem w:displayText="Слот М10. Блок дискретных входов (В021): Статус" w:value="Слот М10. Блок дискретных входов (В021): Статус"/>
+                  <w:listItem w:displayText="Слот М10. Блок дискретных входов (В021): Статус" w:value="Слот М10. Блок дискретных входов (В021): Статус"/>
+                  <w:listItem w:displayText="Слот М10. Блок дискретных входов (В021): Статус" w:value="Слот М10. Блок дискретных входов (В021): Статус"/>
+                  <w:listItem w:displayText="Слот М11. Блок дискретных входов (В021): Отказ блока" w:value="Слот М11. Блок дискретных входов (В021): Отказ блока"/>
+                  <w:listItem w:displayText="Слот М11. Блок дискретных входов (В021): Блок не определен" w:value="Слот М11. Блок дискретных входов (В021): Блок не определен"/>
+                  <w:listItem w:displayText="Слот М11. Блок дискретных входов (В021): Статус" w:value="Слот М11. Блок дискретных входов (В021): Статус"/>
+                  <w:listItem w:displayText="Слот М11. Блок дискретных входов (В021): Статус" w:value="Слот М11. Блок дискретных входов (В021): Статус"/>
+                  <w:listItem w:displayText="Слот М11. Блок дискретных входов (В021): Статус" w:value="Слот М11. Блок дискретных входов (В021): Статус"/>
+                  <w:listItem w:displayText="Слот М11. Блок дискретных входов (В021): Статус" w:value="Слот М11. Блок дискретных входов (В021): Статус"/>
+                  <w:listItem w:displayText="Слот М11. Блок дискретных входов (В021): Статус" w:value="Слот М11. Блок дискретных входов (В021): Статус"/>
+                  <w:listItem w:displayText="Слот М11. Блок дискретных входов (В021): Статус" w:value="Слот М11. Блок дискретных входов (В021): Статус"/>
+                  <w:listItem w:displayText="Слот М11. Блок дискретных входов (В021): Статус" w:value="Слот М11. Блок дискретных входов (В021): Статус"/>
+                  <w:listItem w:displayText="Слот М11. Блок дискретных входов (В021): Статус" w:value="Слот М11. Блок дискретных входов (В021): Статус"/>
+                  <w:listItem w:displayText="Слот М11. Блок дискретных входов (В021): Статус" w:value="Слот М11. Блок дискретных входов (В021): Статус"/>
+                  <w:listItem w:displayText="Слот М11. Блок дискретных входов (В021): Статус" w:value="Слот М11. Блок дискретных входов (В021): Статус"/>
+                  <w:listItem w:displayText="Слот М11. Блок дискретных входов (В021): Статус" w:value="Слот М11. Блок дискретных входов (В021): Статус"/>
+                  <w:listItem w:displayText="Слот М11. Блок дискретных входов (В021): Статус" w:value="Слот М11. Блок дискретных входов (В021): Статус"/>
+                  <w:listItem w:displayText="Слот М11. Блок дискретных входов (В021): Статус" w:value="Слот М11. Блок дискретных входов (В021): Статус"/>
+                  <w:listItem w:displayText="Слот М11. Блок дискретных входов (В021): Статус" w:value="Слот М11. Блок дискретных входов (В021): Статус"/>
+                  <w:listItem w:displayText="Слот М12. Измерительный блок (М090): Блок модуля" w:value="Слот М12. Измерительный блок (М090): Блок модуля"/>
+                  <w:listItem w:displayText="Слот М12. Измерительный блок (М090): Блок не определен" w:value="Слот М12. Измерительный блок (М090): Блок не определен"/>
+                  <w:listItem w:displayText="Слот М12. Измерительный блок (М090): Неисправность АЦП" w:value="Слот М12. Измерительный блок (М090): Неисправность АЦП"/>
+                  <w:listItem w:displayText="Слот М12. Измерительный блок (М090): Обрыв цепей ТН" w:value="Слот М12. Измерительный блок (М090): Обрыв цепей ТН"/>
+                  <w:listItem w:displayText="Слот М12. Измерительный блок (М090): Несимметрия измерений" w:value="Слот М12. Измерительный блок (М090): Несимметрия измерений"/>
+                  <w:listItem w:displayText="Слот М12. Измерительный блок (М090): Ошибка номинала ТТ" w:value="Слот М12. Измерительный блок (М090): Ошибка номинала ТТ"/>
+                  <w:listItem w:displayText="Слот М14. Центральный процессор (С01): Отказ блока ЦП" w:value="Слот М14. Центральный процессор (С01): Отказ блока ЦП"/>
+                  <w:listItem w:displayText="Слот М14. Центральный процессор (С01): Неисправность ПЗУ ЦП" w:value="Слот М14. Центральный процессор (С01): Неисправность ПЗУ ЦП"/>
+                  <w:listItem w:displayText="Слот М14. Центральный процессор (С01): Неисправность ПЗУ MPU" w:value="Слот М14. Центральный процессор (С01): Неисправность ПЗУ MPU"/>
+                  <w:listItem w:displayText="Слот М14. Центральный процессор (С01): Неисправность ПЗУ DSP2" w:value="Слот М14. Центральный процессор (С01): Неисправность ПЗУ DSP2"/>
+                  <w:listItem w:displayText="Слот М14. Центральный процессор (С01): Неисправность flash" w:value="Слот М14. Центральный процессор (С01): Неисправность flash"/>
+                  <w:listItem w:displayText="Слот М14. Центральный процессор (С01): Неисправность ОЗУ ЦП" w:value="Слот М14. Центральный процессор (С01): Неисправность ОЗУ ЦП"/>
+                  <w:listItem w:displayText="Слот М14. Центральный процессор (С01): Неисправность ОЗУ MPU" w:value="Слот М14. Центральный процессор (С01): Неисправность ОЗУ MPU"/>
+                  <w:listItem w:displayText="Слот М14. Центральный процессор (С01): Неисправность ОЗУ DSP2" w:value="Слот М14. Центральный процессор (С01): Неисправность ОЗУ DSP2"/>
+                  <w:listItem w:displayText="Слот М14. Центральный процессор (С01): Неисправность ОЗУ IPU2" w:value="Слот М14. Центральный процессор (С01): Неисправность ОЗУ IPU2"/>
+                  <w:listItem w:displayText="Слот М14. Центральный процессор (С01): Неисправность часов ЦП" w:value="Слот М14. Центральный процессор (С01): Неисправность часов ЦП"/>
+                  <w:listItem w:displayText="Слот М14. Центральный процессор (С01): Ошибка I2C ЦП" w:value="Слот М14. Центральный процессор (С01): Ошибка I2C ЦП"/>
+                  <w:listItem w:displayText="Слот М14. Центральный процессор (С01): Ошибка КС уставок" w:value="Слот М14. Центральный процессор (С01): Ошибка КС уставок"/>
+                  <w:listItem w:displayText="Слот М14. Центральный процессор (С01): Неисправность ПО ЦП" w:value="Слот М14. Центральный процессор (С01): Неисправность ПО ЦП"/>
+                  <w:listItem w:displayText="Слот М14. Центральный процессор (С01): Несовместимая версия ПО ЦП" w:value="Слот М14. Центральный процессор (С01): Несовместимая версия ПО ЦП"/>
+                  <w:listItem w:displayText="Слот М14. Центральный процессор (С01): Неисправность SPI ЦП" w:value="Слот М14. Центральный процессор (С01): Неисправность SPI ЦП"/>
+                  <w:listItem w:displayText="Слот М14. Центральный процессор (С01): Ошибка конфигурации ЦП" w:value="Слот М14. Центральный процессор (С01): Ошибка конфигурации ЦП"/>
+                  <w:listItem w:displayText="Слот М14. Центральный процессор (С01): Неверные уставки" w:value="Слот М14. Центральный процессор (С01): Неверные уставки"/>
+                  <w:listItem w:displayText="Слот М14. Центральный процессор (С01): Неисправность IPC" w:value="Слот М14. Центральный процессор (С01): Неисправность IPC"/>
+                  <w:listItem w:displayText="Слот М14. Центральный процессор (С01): Неисправность IPC для MPU-DSP1" w:value="Слот М14. Центральный процессор (С01): Неисправность IPC для MPU-DSP1"/>
+                  <w:listItem w:displayText="Слот М14. Центральный процессор (С01): Неисправность IPC для DSP1-IPU1" w:value="Слот М14. Центральный процессор (С01): Неисправность IPC для DSP1-IPU1"/>
+                  <w:listItem w:displayText="Слот М14. Центральный процессор (С01): Неисправность IPC для MPU-IPU1" w:value="Слот М14. Центральный процессор (С01): Неисправность IPC для MPU-IPU1"/>
+                  <w:listItem w:displayText="Слот М14. Центральный процессор (С01): RED12.Неисправность" w:value="Слот М14. Центральный процессор (С01): RED12.Неисправность"/>
+                  <w:listItem w:displayText="Слот М14. Центральный процессор (С01): RED34.Неисправность" w:value="Слот М14. Центральный процессор (С01): RED34.Неисправность"/>
+                  <w:listItem w:displayText="Слот М14. Центральный процессор (С01): X1.Неисправность" w:value="Слот М14. Центральный процессор (С01): X1.Неисправность"/>
+                  <w:listItem w:displayText="Слот М14. Центральный процессор (С01): X1.Переп.вых.буфер" w:value="Слот М14. Центральный процессор (С01): X1.Переп.вых.буфер"/>
+                  <w:listItem w:displayText="Слот М14. Центральный процессор (С01): X1.Переп.вх.буфер" w:value="Слот М14. Центральный процессор (С01): X1.Переп.вх.буфер"/>
+                  <w:listItem w:displayText="Слот М14. Центральный процессор (С01): X2.Неисправность" w:value="Слот М14. Центральный процессор (С01): X2.Неисправность"/>
+                  <w:listItem w:displayText="Слот М14. Центральный процессор (С01): X2.Переп.вых.буфер" w:value="Слот М14. Центральный процессор (С01): X2.Переп.вых.буфер"/>
+                  <w:listItem w:displayText="Слот М14. Центральный процессор (С01): X2.Переп.вх.буфер" w:value="Слот М14. Центральный процессор (С01): X2.Переп.вх.буфер"/>
+                  <w:listItem w:displayText="Слот М14. Центральный процессор (С01): X3.Неисправность" w:value="Слот М14. Центральный процессор (С01): X3.Неисправность"/>
+                  <w:listItem w:displayText="Слот М14. Центральный процессор (С01): X3.Переп.вых.буфер" w:value="Слот М14. Центральный процессор (С01): X3.Переп.вых.буфер"/>
+                  <w:listItem w:displayText="Слот М14. Центральный процессор (С01): X3.Переп.вх.буфер" w:value="Слот М14. Центральный процессор (С01): X3.Переп.вх.буфер"/>
+                  <w:listItem w:displayText="Слот М14. Центральный процессор (С01): X4.Неисправность" w:value="Слот М14. Центральный процессор (С01): X4.Неисправность"/>
+                  <w:listItem w:displayText="Слот М14. Центральный процессор (С01): X4.Переп.вых.буфер" w:value="Слот М14. Центральный процессор (С01): X4.Переп.вых.буфер"/>
+                  <w:listItem w:displayText="Слот М14. Центральный процессор (С01): X4.Переп.вх.буфер" w:value="Слот М14. Центральный процессор (С01): X4.Переп.вх.буфер"/>
+                  <w:listItem w:displayText="Слот М14. Центральный процессор (С01): Температура ЦП &lt;&lt;" w:value="Слот М14. Центральный процессор (С01): Температура ЦП &lt;&lt;"/>
+                  <w:listItem w:displayText="Слот М14. Центральный процессор (С01): Температура ЦП &gt;&gt;" w:value="Слот М14. Центральный процессор (С01): Температура ЦП &gt;&gt;"/>
+                  <w:listItem w:displayText="Слот М14. Центральный процессор (С01): Температура ЦП &gt;" w:value="Слот М14. Центральный процессор (С01): Температура ЦП &gt;"/>
+                  <w:listItem w:displayText="Слот М14. Центральный процессор (С01): Температура ЦП &lt;" w:value="Слот М14. Центральный процессор (С01): Температура ЦП &lt;"/>
+                  <w:listItem w:displayText="Слот М14. Центральный процессор (С01): Сброс часов" w:value="Слот М14. Центральный процессор (С01): Сброс часов"/>
+                  <w:listItem w:displayText="Слот М14. Центральный процессор (С01): Неисправность архивов" w:value="Слот М14. Центральный процессор (С01): Неисправность архивов"/>
+                  <w:listItem w:displayText="Слот М14. Центральный процессор (С01): Перезагрузка ПО" w:value="Слот М14. Центральный процессор (С01): Перезагрузка ПО"/>
+                  <w:listItem w:displayText="Слот М14. Центральный процессор (С01): Перезапуск по питанию" w:value="Слот М14. Центральный процессор (С01): Перезапуск по питанию"/>
+                  <w:listItem w:displayText="Слот М14. Центральный процессор (С01): Перезапуск по ошибкам ПО" w:value="Слот М14. Центральный процессор (С01): Перезапуск по ошибкам ПО"/>
+                  <w:listItem w:displayText="Слот М14. Центральный процессор (С01): Изменение уставок" w:value="Слот М14. Центральный процессор (С01): Изменение уставок"/>
                 </w:dropDownList>
                 <w:showingPlcHdr/>
                 <w:placeholder>
@@ -4926,79 +7683,270 @@
                 <w:dropDownList>
                   <w:listItem w:displayText="Не назначено" w:value=""/>
                   <w:listItem w:displayText="──────── Сигналы РЗиА ────────" w:value="INPUTS_HEADER" w:disabled="true"/>
-                  <w:listItem w:displayText="АРНТ / АВ РПН: Отключено питание привода" w:value="АРНТ / АВ РПН: Отключено питание привода"/>
-                  <w:listItem w:displayText="АРНТ / АРН: Блокировка РПН по току" w:value="АРНТ / АРН: Блокировка РПН по току"/>
-                  <w:listItem w:displayText="АРНТ / АРН: Блокировка автоматики регулирования" w:value="АРНТ / АРН: Блокировка автоматики регулирования"/>
-                  <w:listItem w:displayText="АРНТ / АРН: Блокировка автоматического регулирования в режиме регулирования параллельно работающих трансформаторов" w:value="АРНТ / АРН: Блокировка автоматического регулирования в режиме регулирования параллельно работающих трансформаторов"/>
-                  <w:listItem w:displayText="АРНТ / АРН: Блокировка автоматической команды прибавить по верхнему допустимому положению" w:value="АРНТ / АРН: Блокировка автоматической команды прибавить по верхнему допустимому положению"/>
-                  <w:listItem w:displayText="АРНТ / АРН: Блокировка автоматической команды убавить по нижнему допустимому положению" w:value="АРНТ / АРН: Блокировка автоматической команды убавить по нижнему допустимому положению"/>
-                  <w:listItem w:displayText="АРНТ / АРН: Блокировка по низкому напряжению" w:value="АРНТ / АРН: Блокировка по низкому напряжению"/>
-                  <w:listItem w:displayText="АРНТ / АРН: Блокировка по низкому уровню масла" w:value="АРНТ / АРН: Блокировка по низкому уровню масла"/>
-                  <w:listItem w:displayText="АРНТ / АРН: Блокировка по перегрузке" w:value="АРНТ / АРН: Блокировка по перегрузке"/>
-                  <w:listItem w:displayText="АРНТ / АРН: Блокировка по перенапряжению" w:value="АРНТ / АРН: Блокировка по перенапряжению"/>
-                  <w:listItem w:displayText="АРНТ / АРН: Ведомый в режиме регулирования параллельно работающих трансформаторов" w:value="АРНТ / АРН: Ведомый в режиме регулирования параллельно работающих трансформаторов"/>
-                  <w:listItem w:displayText="АРНТ / АРН: Ведущий в режиме регулирования параллельно работающих трансформаторов" w:value="АРНТ / АРН: Ведущий в режиме регулирования параллельно работающих трансформаторов"/>
-                  <w:listItem w:displayText="АРНТ / АРН: Высокое напряжение НП секции 1" w:value="АРНТ / АРН: Высокое напряжение НП секции 1"/>
-                  <w:listItem w:displayText="АРНТ / АРН: Высокое напряжение НП секции 2" w:value="АРНТ / АРН: Высокое напряжение НП секции 2"/>
-                  <w:listItem w:displayText="АРНТ / АРН: Высокое напряжение ОП секции 1" w:value="АРНТ / АРН: Высокое напряжение ОП секции 1"/>
-                  <w:listItem w:displayText="АРНТ / АРН: Высокое напряжение ОП секции 2" w:value="АРНТ / АРН: Высокое напряжение ОП секции 2"/>
-                  <w:listItem w:displayText="АРНТ / АРН: Высокое напряжение секции 1" w:value="АРНТ / АРН: Высокое напряжение секции 1"/>
-                  <w:listItem w:displayText="АРНТ / АРН: Готовность к режиму регулирования параллельно работающих трансформаторов" w:value="АРНТ / АРН: Готовность к режиму регулирования параллельно работающих трансформаторов"/>
-                  <w:listItem w:displayText="АРНТ / АРН: Действие АРНТ на привод РПН" w:value="АРНТ / АРН: Действие АРНТ на привод РПН"/>
-                  <w:listItem w:displayText="АРНТ / АРН: Команда «Прибавить» от АРНТ параллельно работающего трансформатора" w:value="АРНТ / АРН: Команда «Прибавить» от АРНТ параллельно работающего трансформатора"/>
-                  <w:listItem w:displayText="АРНТ / АРН: Команда «Убавить» от АРНТ параллельно работающего трансформатора" w:value="АРНТ / АРН: Команда «Убавить» от АРНТ параллельно работающего трансформатора"/>
-                  <w:listItem w:displayText="АРНТ / АРН: Команда «прибавить» в привод РПН" w:value="АРНТ / АРН: Команда «прибавить» в привод РПН"/>
-                  <w:listItem w:displayText="АРНТ / АРН: Команда «убавить» привод РПН" w:value="АРНТ / АРН: Команда «убавить» привод РПН"/>
-                  <w:listItem w:displayText="АРНТ / АРН: Команда на отключение автомата питания привода РПН" w:value="АРНТ / АРН: Команда на отключение автомата питания привода РПН"/>
-                  <w:listItem w:displayText="АРНТ / АРН: Мертвое положение" w:value="АРНТ / АРН: Мертвое положение"/>
-                  <w:listItem w:displayText="АРНТ / АРН: Напряжение выше границы зоны нечувствительности" w:value="АРНТ / АРН: Напряжение выше границы зоны нечувствительности"/>
-                  <w:listItem w:displayText="АРНТ / АРН: Напряжение значительно выше границы зоны нечувствительности" w:value="АРНТ / АРН: Напряжение значительно выше границы зоны нечувствительности"/>
-                  <w:listItem w:displayText="АРНТ / АРН: Напряжение ниже границы зоны нечувствительности" w:value="АРНТ / АРН: Напряжение ниже границы зоны нечувствительности"/>
-                  <w:listItem w:displayText="АРНТ / АРН: Ненормальный режим на секции" w:value="АРНТ / АРН: Ненормальный режим на секции"/>
-                  <w:listItem w:displayText="АРНТ / АРН: Нет связи с регулируемыми шинами" w:value="АРНТ / АРН: Нет связи с регулируемыми шинами"/>
-                  <w:listItem w:displayText="АРНТ / АРН: Низкое напряжение секции 1" w:value="АРНТ / АРН: Низкое напряжение секции 1"/>
-                  <w:listItem w:displayText="АРНТ / АРН: Низкое напряжение секции 2" w:value="АРНТ / АРН: Низкое напряжение секции 2"/>
-                  <w:listItem w:displayText="АРНТ / АРН: Ошибка определения положения РПН" w:value="АРНТ / АРН: Ошибка определения положения РПН"/>
-                  <w:listItem w:displayText="АРНТ / АРН: Ошибка регулирования параллельно работающих трансформаторов" w:value="АРНТ / АРН: Ошибка регулирования параллельно работающих трансформаторов"/>
-                  <w:listItem w:displayText="АРНТ / АРН: Перегрузка секции 1" w:value="АРНТ / АРН: Перегрузка секции 1"/>
-                  <w:listItem w:displayText="АРНТ / АРН: Перегрузка секции 2" w:value="АРНТ / АРН: Перегрузка секции 2"/>
-                  <w:listItem w:displayText="АРНТ / АРН: Перенапряжение секции 2" w:value="АРНТ / АРН: Перенапряжение секции 2"/>
-                  <w:listItem w:displayText="АРНТ / АРН: Прибавить в АРНТ параллельного работающего трансформатора" w:value="АРНТ / АРН: Прибавить в АРНТ параллельного работающего трансформатора"/>
-                  <w:listItem w:displayText="АРНТ / АРН: Привод РПН заблокирован" w:value="АРНТ / АРН: Привод РПН заблокирован"/>
-                  <w:listItem w:displayText="АРНТ / АРН: Принудительно ведущий в режиме регулирования параллельно работающих трансформаторов" w:value="АРНТ / АРН: Принудительно ведущий в режиме регулирования параллельно работающих трансформаторов"/>
-                  <w:listItem w:displayText="АРНТ / АРН: Рассогласование приводов РПН параллельно работающих трансформаторов" w:value="АРНТ / АРН: Рассогласование приводов РПН параллельно работающих трансформаторов"/>
-                  <w:listItem w:displayText="АРНТ / АРН: Режим автоматического регулирования" w:value="АРНТ / АРН: Режим автоматического регулирования"/>
-                  <w:listItem w:displayText="АРНТ / АРН: Режим параллельного регулирования" w:value="АРНТ / АРН: Режим параллельного регулирования"/>
-                  <w:listItem w:displayText="АРНТ / АРН: Убавить в АРНТ параллельного работающего трансформатора" w:value="АРНТ / АРН: Убавить в АРНТ параллельного работающего трансформатора"/>
-                  <w:listItem w:displayText="АРНТ / Выбор ТН: Автоматический выбор регулируемой секции" w:value="АРНТ / Выбор ТН: Автоматический выбор регулируемой секции"/>
-                  <w:listItem w:displayText="АРНТ / Выбор ТН: Контроль 1 секции" w:value="АРНТ / Выбор ТН: Контроль 1 секции"/>
-                  <w:listItem w:displayText="АРНТ / Выбор ТН: Контроль 2 секции" w:value="АРНТ / Выбор ТН: Контроль 2 секции"/>
-                  <w:listItem w:displayText="АРНТ / Выбор ТН: Приоритет регулирования по 2 секции" w:value="АРНТ / Выбор ТН: Приоритет регулирования по 2 секции"/>
-                  <w:listItem w:displayText="АРНТ / Выбор ТН: Регулирование по 1 секции" w:value="АРНТ / Выбор ТН: Регулирование по 1 секции"/>
-                  <w:listItem w:displayText="АРНТ / Выбор ТН: Регулирование по 2 секции" w:value="АРНТ / Выбор ТН: Регулирование по 2 секции"/>
-                  <w:listItem w:displayText="АРНТ / ДТм: Блокировка по низкой температуре" w:value="АРНТ / ДТм: Блокировка по низкой температуре"/>
-                  <w:listItem w:displayText="АРНТ / ДУм: Высокий уровень масла" w:value="АРНТ / ДУм: Высокий уровень масла"/>
-                  <w:listItem w:displayText="АРНТ / Контроль РПН: Длительное переключение (привод остановился в промежуточном положении)" w:value="АРНТ / Контроль РПН: Длительное переключение (привод остановился в промежуточном положении)"/>
-                  <w:listItem w:displayText="АРНТ / Контроль РПН: Отказ привода РПН" w:value="АРНТ / Контроль РПН: Отказ привода РПН"/>
-                  <w:listItem w:displayText="АРНТ / Контроль РПН: Переключение не началось" w:value="АРНТ / Контроль РПН: Переключение не началось"/>
-                  <w:listItem w:displayText="АРНТ / Контроль РПН: Самопроизвольное переключение" w:value="АРНТ / Контроль РПН: Самопроизвольное переключение"/>
-                  <w:listItem w:displayText="АРНТ / Контроль РПН: Сигнализация максимального количества переключений РПН" w:value="АРНТ / Контроль РПН: Сигнализация максимального количества переключений РПН"/>
-                  <w:listItem w:displayText="АРНТ / Привод РПН: Идет переключение" w:value="АРНТ / Привод РПН: Идет переключение"/>
-                  <w:listItem w:displayText="АРНТ / Привод РПН: Крайнее верхнее положение РПН" w:value="АРНТ / Привод РПН: Крайнее верхнее положение РПН"/>
-                  <w:listItem w:displayText="АРНТ / Привод РПН: Крайнее нижнее положение РПН" w:value="АРНТ / Привод РПН: Крайнее нижнее положение РПН"/>
-                  <w:listItem w:displayText="АРНТ / Привод РПН: Местное управление привода" w:value="АРНТ / Привод РПН: Местное управление привода"/>
-                  <w:listItem w:displayText="Сигнализация / Сигнализация: SG не в рабочем положении" w:value="Сигнализация / Сигнализация: SG не в рабочем положении"/>
-                  <w:listItem w:displayText="Сигнализация / Сигнализация: Блок испытательный №1 в рабочем положении" w:value="Сигнализация / Сигнализация: Блок испытательный №1 в рабочем положении"/>
-                  <w:listItem w:displayText="Сигнализация / Сигнализация: Блок испытательный №2 в рабочем положении" w:value="Сигнализация / Сигнализация: Блок испытательный №2 в рабочем положении"/>
-                  <w:listItem w:displayText="Сигнализация / Сигнализация: Блок испытательный №3 в рабочем положении" w:value="Сигнализация / Сигнализация: Блок испытательный №3 в рабочем положении"/>
-                  <w:listItem w:displayText="Сигнализация / Сигнализация: Блок испытательный №4 в рабочем положении" w:value="Сигнализация / Сигнализация: Блок испытательный №4 в рабочем положении"/>
-                  <w:listItem w:displayText="Сигнализация / Сигнализация: Блок испытательный №5 в рабочем положении" w:value="Сигнализация / Сигнализация: Блок испытательный №5 в рабочем положении"/>
-                  <w:listItem w:displayText="Сигнализация / Сигнализация: Блок испытательный №6 в рабочем положении" w:value="Сигнализация / Сигнализация: Блок испытательный №6 в рабочем положении"/>
-                  <w:listItem w:displayText="Сигнализация / Сигнализация: Блок испытательный №7 в рабочем положении" w:value="Сигнализация / Сигнализация: Блок испытательный №7 в рабочем положении"/>
-                  <w:listItem w:displayText="Сигнализация / Сигнализация: Неисправность РПН" w:value="Сигнализация / Сигнализация: Неисправность РПН"/>
-                  <w:listItem w:displayText="Сигнализация / Сигнализация: Сигнал закрытого положения двери" w:value="Сигнализация / Сигнализация: Сигнал закрытого положения двери"/>
-                  <w:listItem w:displayText="Сигнализация / Сигнализация: Сигнал неисправности оперативного тока цепей технологической сигнализации" w:value="Сигнализация / Сигнализация: Сигнал неисправности оперативного тока цепей технологической сигнализации"/>
-                  <w:listItem w:displayText="Сигнализация / Сигнализация: Сигнал открытого положения двери" w:value="Сигнализация / Сигнализация: Сигнал открытого положения двери"/>
+                  <w:listItem w:displayText="ДЗТ / БВКЗ: Срабатывание БВКЗ" w:value="ДЗТ / БВКЗ: Срабатывание БВКЗ"/>
+                  <w:listItem w:displayText="ДЗТ / БВКЗ: Срабатывание БВКЗ по фазе A" w:value="ДЗТ / БВКЗ: Срабатывание БВКЗ по фазе A"/>
+                  <w:listItem w:displayText="ДЗТ / БВКЗ: Срабатывание БВКЗ по фазе B" w:value="ДЗТ / БВКЗ: Срабатывание БВКЗ по фазе B"/>
+                  <w:listItem w:displayText="ДЗТ / БВКЗ: Срабатывание БВКЗ по фазе C" w:value="ДЗТ / БВКЗ: Срабатывание БВКЗ по фазе C"/>
+                  <w:listItem w:displayText="ДЗТ / Д2Г: Пуск Д2Г" w:value="ДЗТ / Д2Г: Пуск Д2Г"/>
+                  <w:listItem w:displayText="ДЗТ / Д2Г: Пуск Д2Г по фазе A" w:value="ДЗТ / Д2Г: Пуск Д2Г по фазе A"/>
+                  <w:listItem w:displayText="ДЗТ / Д2Г: Пуск Д2Г по фазе B" w:value="ДЗТ / Д2Г: Пуск Д2Г по фазе B"/>
+                  <w:listItem w:displayText="ДЗТ / Д2Г: Пуск Д2Г по фазе C" w:value="ДЗТ / Д2Г: Пуск Д2Г по фазе C"/>
+                  <w:listItem w:displayText="ДЗТ / Д5Г: Пуск Д5Г" w:value="ДЗТ / Д5Г: Пуск Д5Г"/>
+                  <w:listItem w:displayText="ДЗТ / Д5Г: Пуск Д5Г по фазе A" w:value="ДЗТ / Д5Г: Пуск Д5Г по фазе A"/>
+                  <w:listItem w:displayText="ДЗТ / Д5Г: Пуск Д5Г по фазе B" w:value="ДЗТ / Д5Г: Пуск Д5Г по фазе B"/>
+                  <w:listItem w:displayText="ДЗТ / Д5Г: Пуск Д5Г по фазе C" w:value="ДЗТ / Д5Г: Пуск Д5Г по фазе C"/>
+                  <w:listItem w:displayText="ДЗТ / ДЗТ: Срабатывание ДЗТ" w:value="ДЗТ / ДЗТ: Срабатывание ДЗТ"/>
+                  <w:listItem w:displayText="ДЗТ / ДТЗт: Пуск ДТЗт" w:value="ДЗТ / ДТЗт: Пуск ДТЗт"/>
+                  <w:listItem w:displayText="ДЗТ / ДТЗт: Пуск ДТЗт по фазе A" w:value="ДЗТ / ДТЗт: Пуск ДТЗт по фазе A"/>
+                  <w:listItem w:displayText="ДЗТ / ДТЗт: Пуск ДТЗт по фазе B" w:value="ДЗТ / ДТЗт: Пуск ДТЗт по фазе B"/>
+                  <w:listItem w:displayText="ДЗТ / ДТЗт: Пуск ДТЗт по фазе C" w:value="ДЗТ / ДТЗт: Пуск ДТЗт по фазе C"/>
+                  <w:listItem w:displayText="ДЗТ / ДТЗт: Пуск ИО по фазе A" w:value="ДЗТ / ДТЗт: Пуск ИО по фазе A"/>
+                  <w:listItem w:displayText="ДЗТ / ДТЗт: Пуск ИО по фазе B" w:value="ДЗТ / ДТЗт: Пуск ИО по фазе B"/>
+                  <w:listItem w:displayText="ДЗТ / ДТЗт: Пуск ИО по фазе C" w:value="ДЗТ / ДТЗт: Пуск ИО по фазе C"/>
+                  <w:listItem w:displayText="ДЗТ / ДТЗт: Срабатывание ДТЗт" w:value="ДЗТ / ДТЗт: Срабатывание ДТЗт"/>
+                  <w:listItem w:displayText="ДЗТ / ДТЗт: Срабатывание ДТЗт на сигнал" w:value="ДЗТ / ДТЗт: Срабатывание ДТЗт на сигнал"/>
+                  <w:listItem w:displayText="ДЗТ / ДТЗт: Срабатывание ДТЗт по фазе A" w:value="ДЗТ / ДТЗт: Срабатывание ДТЗт по фазе A"/>
+                  <w:listItem w:displayText="ДЗТ / ДТЗт: Срабатывание ДТЗт по фазе A на сигнал" w:value="ДЗТ / ДТЗт: Срабатывание ДТЗт по фазе A на сигнал"/>
+                  <w:listItem w:displayText="ДЗТ / ДТЗт: Срабатывание ДТЗт по фазе B" w:value="ДЗТ / ДТЗт: Срабатывание ДТЗт по фазе B"/>
+                  <w:listItem w:displayText="ДЗТ / ДТЗт: Срабатывание ДТЗт по фазе B на сигнал" w:value="ДЗТ / ДТЗт: Срабатывание ДТЗт по фазе B на сигнал"/>
+                  <w:listItem w:displayText="ДЗТ / ДТЗт: Срабатывание ДТЗт по фазе C" w:value="ДЗТ / ДТЗт: Срабатывание ДТЗт по фазе C"/>
+                  <w:listItem w:displayText="ДЗТ / ДТЗт: Срабатывание ДТЗт по фазе C на сигнал" w:value="ДЗТ / ДТЗт: Срабатывание ДТЗт по фазе C на сигнал"/>
+                  <w:listItem w:displayText="ДЗТ / ДТЗт: Функция введена в работу" w:value="ДЗТ / ДТЗт: Функция введена в работу"/>
+                  <w:listItem w:displayText="ДЗТ / ДТЗт: Функция оперативно выведена из работы" w:value="ДЗТ / ДТЗт: Функция оперативно выведена из работы"/>
+                  <w:listItem w:displayText="ДЗТ / ДТО: Пуск ДТО" w:value="ДЗТ / ДТО: Пуск ДТО"/>
+                  <w:listItem w:displayText="ДЗТ / ДТО: Пуск ДТО по фазе A" w:value="ДЗТ / ДТО: Пуск ДТО по фазе A"/>
+                  <w:listItem w:displayText="ДЗТ / ДТО: Пуск ДТО по фазе B" w:value="ДЗТ / ДТО: Пуск ДТО по фазе B"/>
+                  <w:listItem w:displayText="ДЗТ / ДТО: Пуск ДТО по фазе C" w:value="ДЗТ / ДТО: Пуск ДТО по фазе C"/>
+                  <w:listItem w:displayText="ДЗТ / ДТО: Пуск ИО по фазе A" w:value="ДЗТ / ДТО: Пуск ИО по фазе A"/>
+                  <w:listItem w:displayText="ДЗТ / ДТО: Пуск ИО по фазе B" w:value="ДЗТ / ДТО: Пуск ИО по фазе B"/>
+                  <w:listItem w:displayText="ДЗТ / ДТО: Пуск ИО по фазе C" w:value="ДЗТ / ДТО: Пуск ИО по фазе C"/>
+                  <w:listItem w:displayText="ДЗТ / ДТО: Срабатывание ДТО" w:value="ДЗТ / ДТО: Срабатывание ДТО"/>
+                  <w:listItem w:displayText="ДЗТ / ДТО: Срабатывание ДТО на сигнал" w:value="ДЗТ / ДТО: Срабатывание ДТО на сигнал"/>
+                  <w:listItem w:displayText="ДЗТ / ДТО: Срабатывание ДТО по фазе A" w:value="ДЗТ / ДТО: Срабатывание ДТО по фазе A"/>
+                  <w:listItem w:displayText="ДЗТ / ДТО: Срабатывание ДТО по фазе A на сигнал" w:value="ДЗТ / ДТО: Срабатывание ДТО по фазе A на сигнал"/>
+                  <w:listItem w:displayText="ДЗТ / ДТО: Срабатывание ДТО по фазе B" w:value="ДЗТ / ДТО: Срабатывание ДТО по фазе B"/>
+                  <w:listItem w:displayText="ДЗТ / ДТО: Срабатывание ДТО по фазе B на сигнал" w:value="ДЗТ / ДТО: Срабатывание ДТО по фазе B на сигнал"/>
+                  <w:listItem w:displayText="ДЗТ / ДТО: Срабатывание ДТО по фазе C" w:value="ДЗТ / ДТО: Срабатывание ДТО по фазе C"/>
+                  <w:listItem w:displayText="ДЗТ / ДТО: Срабатывание ДТО по фазе C на сигнал" w:value="ДЗТ / ДТО: Срабатывание ДТО по фазе C на сигнал"/>
+                  <w:listItem w:displayText="ДЗТ / ДТО: Функция введена в работу" w:value="ДЗТ / ДТО: Функция введена в работу"/>
+                  <w:listItem w:displayText="ДЗТ / ДТО: Функция оперативно выведена из работы" w:value="ДЗТ / ДТО: Функция оперативно выведена из работы"/>
+                  <w:listItem w:displayText="ДЗТ / КЦТнеб: Неисправность" w:value="ДЗТ / КЦТнеб: Неисправность"/>
+                  <w:listItem w:displayText="ДЗТ / КЦТнеб: Срабатывание" w:value="ДЗТ / КЦТнеб: Срабатывание"/>
+                  <w:listItem w:displayText="ДЗТ / КЦТнеб: Срабатывание фазы A" w:value="ДЗТ / КЦТнеб: Срабатывание фазы A"/>
+                  <w:listItem w:displayText="ДЗТ / КЦТнеб: Срабатывание фазы B" w:value="ДЗТ / КЦТнеб: Срабатывание фазы B"/>
+                  <w:listItem w:displayText="ДЗТ / КЦТнеб: Срабатывание фазы C" w:value="ДЗТ / КЦТнеб: Срабатывание фазы C"/>
+                  <w:listItem w:displayText="ДЗТ / КЦТнеб: Функция введена в работу" w:value="ДЗТ / КЦТнеб: Функция введена в работу"/>
+                  <w:listItem w:displayText="ДЗТ / КЦТнеб: Функция оперативно выведена из работы" w:value="ДЗТ / КЦТнеб: Функция оперативно выведена из работы"/>
+                  <w:listItem w:displayText="ЗП / ЗП ВН: Пуск" w:value="ЗП / ЗП ВН: Пуск"/>
+                  <w:listItem w:displayText="ЗП / ЗП ВН: Пуск ИО максимального тока" w:value="ЗП / ЗП ВН: Пуск ИО максимального тока"/>
+                  <w:listItem w:displayText="ЗП / ЗП ВН: Срабатывание" w:value="ЗП / ЗП ВН: Срабатывание"/>
+                  <w:listItem w:displayText="ЗП / ЗП ВН: Срабатывание на отключение" w:value="ЗП / ЗП ВН: Срабатывание на отключение"/>
+                  <w:listItem w:displayText="ЗП / ЗП ВН: Функция введена в работу" w:value="ЗП / ЗП ВН: Функция введена в работу"/>
+                  <w:listItem w:displayText="ЗП / ЗП ВН: Функция оперативно выведена из работы" w:value="ЗП / ЗП ВН: Функция оперативно выведена из работы"/>
+                  <w:listItem w:displayText="ЗП / ЗП НН (НН2): Пуск" w:value="ЗП / ЗП НН (НН2): Пуск"/>
+                  <w:listItem w:displayText="ЗП / ЗП НН (НН2): Пуск ИО максимального тока" w:value="ЗП / ЗП НН (НН2): Пуск ИО максимального тока"/>
+                  <w:listItem w:displayText="ЗП / ЗП НН (НН2): Срабатывание" w:value="ЗП / ЗП НН (НН2): Срабатывание"/>
+                  <w:listItem w:displayText="ЗП / ЗП НН (НН2): Срабатывание на отключение" w:value="ЗП / ЗП НН (НН2): Срабатывание на отключение"/>
+                  <w:listItem w:displayText="ЗП / ЗП НН (НН2): Функция введена в работу" w:value="ЗП / ЗП НН (НН2): Функция введена в работу"/>
+                  <w:listItem w:displayText="ЗП / ЗП НН (НН2): Функция оперативно выведена из работы" w:value="ЗП / ЗП НН (НН2): Функция оперативно выведена из работы"/>
+                  <w:listItem w:displayText="ЗП / ЗП СН (НН1): Пуск" w:value="ЗП / ЗП СН (НН1): Пуск"/>
+                  <w:listItem w:displayText="ЗП / ЗП СН (НН1): Пуск ИО максимального тока" w:value="ЗП / ЗП СН (НН1): Пуск ИО максимального тока"/>
+                  <w:listItem w:displayText="ЗП / ЗП СН (НН1): Срабатывание" w:value="ЗП / ЗП СН (НН1): Срабатывание"/>
+                  <w:listItem w:displayText="ЗП / ЗП СН (НН1): Срабатывание на отключение" w:value="ЗП / ЗП СН (НН1): Срабатывание на отключение"/>
+                  <w:listItem w:displayText="ЗП / ЗП СН (НН1): Функция введена в работу" w:value="ЗП / ЗП СН (НН1): Функция введена в работу"/>
+                  <w:listItem w:displayText="ЗП / ЗП СН (НН1): Функция оперативно выведена из работы" w:value="ЗП / ЗП СН (НН1): Функция оперативно выведена из работы"/>
+                  <w:listItem w:displayText="ЗП / ЗП: Срабатывание" w:value="ЗП / ЗП: Срабатывание"/>
+                  <w:listItem w:displayText="ЗПО / ЗПО: Пуск" w:value="ЗПО / ЗПО: Пуск"/>
+                  <w:listItem w:displayText="ЗПО / ЗПО: Срабатывание" w:value="ЗПО / ЗПО: Срабатывание"/>
+                  <w:listItem w:displayText="ЗПО / ЗПО: Срабатывание на сигнал" w:value="ЗПО / ЗПО: Срабатывание на сигнал"/>
+                  <w:listItem w:displayText="ЗПО / ЗПО: Функция введена в работу" w:value="ЗПО / ЗПО: Функция введена в работу"/>
+                  <w:listItem w:displayText="ЗПО / ЗПО: Функция оперативно выведена из работы" w:value="ЗПО / ЗПО: Функция оперативно выведена из работы"/>
+                  <w:listItem w:displayText="КЦТ / КЦТ: Срабатывание КЦТ" w:value="КЦТ / КЦТ: Срабатывание КЦТ"/>
+                  <w:listItem w:displayText="КЦТ / КЦТст1: Пуск КЦТст при асимметрии" w:value="КЦТ / КЦТст1: Пуск КЦТст при асимметрии"/>
+                  <w:listItem w:displayText="КЦТ / КЦТст1: Пуск КЦТст при обрыве провода" w:value="КЦТ / КЦТст1: Пуск КЦТст при обрыве провода"/>
+                  <w:listItem w:displayText="КЦТ / КЦТст1: Срабатывание КЦТст при асимметрии" w:value="КЦТ / КЦТст1: Срабатывание КЦТст при асимметрии"/>
+                  <w:listItem w:displayText="КЦТ / КЦТст1: Срабатывание КЦТст при обрыве провода" w:value="КЦТ / КЦТст1: Срабатывание КЦТст при обрыве провода"/>
+                  <w:listItem w:displayText="КЦТ / КЦТст1: Функция введена в работу" w:value="КЦТ / КЦТст1: Функция введена в работу"/>
+                  <w:listItem w:displayText="КЦТ / КЦТст1: Функция оперативно выведена из работы" w:value="КЦТ / КЦТст1: Функция оперативно выведена из работы"/>
+                  <w:listItem w:displayText="КЦТ / КЦТст2: Пуск КЦТст при асимметрии" w:value="КЦТ / КЦТст2: Пуск КЦТст при асимметрии"/>
+                  <w:listItem w:displayText="КЦТ / КЦТст2: Пуск КЦТст при обрыве провода" w:value="КЦТ / КЦТст2: Пуск КЦТст при обрыве провода"/>
+                  <w:listItem w:displayText="КЦТ / КЦТст2: Срабатывание КЦТст при асимметрии" w:value="КЦТ / КЦТст2: Срабатывание КЦТст при асимметрии"/>
+                  <w:listItem w:displayText="КЦТ / КЦТст2: Срабатывание КЦТст при обрыве провода" w:value="КЦТ / КЦТст2: Срабатывание КЦТст при обрыве провода"/>
+                  <w:listItem w:displayText="КЦТ / КЦТст2: Функция введена в работу" w:value="КЦТ / КЦТст2: Функция введена в работу"/>
+                  <w:listItem w:displayText="КЦТ / КЦТст2: Функция оперативно выведена из работы" w:value="КЦТ / КЦТст2: Функция оперативно выведена из работы"/>
+                  <w:listItem w:displayText="КЦТ / КЦТст3: Пуск КЦТст при асимметрии" w:value="КЦТ / КЦТст3: Пуск КЦТст при асимметрии"/>
+                  <w:listItem w:displayText="КЦТ / КЦТст3: Пуск КЦТст при обрыве провода" w:value="КЦТ / КЦТст3: Пуск КЦТст при обрыве провода"/>
+                  <w:listItem w:displayText="КЦТ / КЦТст3: Срабатывание КЦТст при асимметрии" w:value="КЦТ / КЦТст3: Срабатывание КЦТст при асимметрии"/>
+                  <w:listItem w:displayText="КЦТ / КЦТст3: Срабатывание КЦТст при обрыве провода" w:value="КЦТ / КЦТст3: Срабатывание КЦТст при обрыве провода"/>
+                  <w:listItem w:displayText="КЦТ / КЦТст3: Функция введена в работу" w:value="КЦТ / КЦТст3: Функция введена в работу"/>
+                  <w:listItem w:displayText="КЦТ / КЦТст3: Функция оперативно выведена из работы" w:value="КЦТ / КЦТст3: Функция оперативно выведена из работы"/>
+                  <w:listItem w:displayText="ЛО ВН / ЛО: Отключение" w:value="ЛО ВН / ЛО: Отключение"/>
+                  <w:listItem w:displayText="ЛО ВН / ЛО: Отключить аварийно" w:value="ЛО ВН / ЛО: Отключить аварийно"/>
+                  <w:listItem w:displayText="ЛО ВН / ЛО: Функция введена в работу" w:value="ЛО ВН / ЛО: Функция введена в работу"/>
+                  <w:listItem w:displayText="ЛО ВН / ЛО: Функция оперативно выведена из работы" w:value="ЛО ВН / ЛО: Функция оперативно выведена из работы"/>
+                  <w:listItem w:displayText="ЛО ГЗ РПН / ЛО: Блокировка ГЗ РПН" w:value="ЛО ГЗ РПН / ЛО: Блокировка ГЗ РПН"/>
+                  <w:listItem w:displayText="ЛО ГЗ РПН / ЛО: Срабатывание ГЗ РПН" w:value="ЛО ГЗ РПН / ЛО: Срабатывание ГЗ РПН"/>
+                  <w:listItem w:displayText="ЛО ГЗ РПН / ЛО: Срабатывание ГЗ РПН на сигнал" w:value="ЛО ГЗ РПН / ЛО: Срабатывание ГЗ РПН на сигнал"/>
+                  <w:listItem w:displayText="ЛО ГЗ РПН / ЛО: Функция введена в работу" w:value="ЛО ГЗ РПН / ЛО: Функция введена в работу"/>
+                  <w:listItem w:displayText="ЛО ГЗ РПН / ЛО: Функция оперативно выведена из работы" w:value="ЛО ГЗ РПН / ЛО: Функция оперативно выведена из работы"/>
+                  <w:listItem w:displayText="ЛО ГЗоткл / ЛО: Блокировка ГЗоткл" w:value="ЛО ГЗоткл / ЛО: Блокировка ГЗоткл"/>
+                  <w:listItem w:displayText="ЛО ГЗоткл / ЛО: Срабатывание" w:value="ЛО ГЗоткл / ЛО: Срабатывание"/>
+                  <w:listItem w:displayText="ЛО ГЗоткл / ЛО: Срабатывание на сигнал" w:value="ЛО ГЗоткл / ЛО: Срабатывание на сигнал"/>
+                  <w:listItem w:displayText="ЛО ГЗоткл / ЛО: Функция введена в работу" w:value="ЛО ГЗоткл / ЛО: Функция введена в работу"/>
+                  <w:listItem w:displayText="ЛО ГЗоткл / ЛО: Функция оперативно выведена из работы" w:value="ЛО ГЗоткл / ЛО: Функция оперативно выведена из работы"/>
+                  <w:listItem w:displayText="ЛО ГЗсигн / ЛО: Блокировка ГЗсигн" w:value="ЛО ГЗсигн / ЛО: Блокировка ГЗсигн"/>
+                  <w:listItem w:displayText="ЛО ГЗсигн / ЛО: Срабатывание" w:value="ЛО ГЗсигн / ЛО: Срабатывание"/>
+                  <w:listItem w:displayText="ЛО ГЗсигн / ЛО: Срабатывание на сигнал" w:value="ЛО ГЗсигн / ЛО: Срабатывание на сигнал"/>
+                  <w:listItem w:displayText="ЛО ГЗсигн / ЛО: Функция введена в работу" w:value="ЛО ГЗсигн / ЛО: Функция введена в работу"/>
+                  <w:listItem w:displayText="ЛО ГЗсигн / ЛО: Функция оперативно выведена из работы" w:value="ЛО ГЗсигн / ЛО: Функция оперативно выведена из работы"/>
+                  <w:listItem w:displayText="ЛО НН1 / ЗАПВ: Запрет АПВ" w:value="ЛО НН1 / ЗАПВ: Запрет АПВ"/>
+                  <w:listItem w:displayText="ЛО НН1 / ЗАПВ: Функция введена в работу" w:value="ЛО НН1 / ЗАПВ: Функция введена в работу"/>
+                  <w:listItem w:displayText="ЛО НН1 / ЗАПВ: Функция оперативно выведена из работы" w:value="ЛО НН1 / ЗАПВ: Функция оперативно выведена из работы"/>
+                  <w:listItem w:displayText="ЛО НН1 / ЛО: Отключение" w:value="ЛО НН1 / ЛО: Отключение"/>
+                  <w:listItem w:displayText="ЛО НН1 / ЛО: Отключить аварийно" w:value="ЛО НН1 / ЛО: Отключить аварийно"/>
+                  <w:listItem w:displayText="ЛО НН1 / ЛО: Функция введена в работу" w:value="ЛО НН1 / ЛО: Функция введена в работу"/>
+                  <w:listItem w:displayText="ЛО НН1 / ЛО: Функция оперативно выведена из работы" w:value="ЛО НН1 / ЛО: Функция оперативно выведена из работы"/>
+                  <w:listItem w:displayText="ЛО НН2 / ЗАПВ: Запрет АПВ" w:value="ЛО НН2 / ЗАПВ: Запрет АПВ"/>
+                  <w:listItem w:displayText="ЛО НН2 / ЗАПВ: Функция введена в работу" w:value="ЛО НН2 / ЗАПВ: Функция введена в работу"/>
+                  <w:listItem w:displayText="ЛО НН2 / ЗАПВ: Функция оперативно выведена из работы" w:value="ЛО НН2 / ЗАПВ: Функция оперативно выведена из работы"/>
+                  <w:listItem w:displayText="ЛО НН2 / ЛО: Отключение" w:value="ЛО НН2 / ЛО: Отключение"/>
+                  <w:listItem w:displayText="ЛО НН2 / ЛО: Отключить аварийно" w:value="ЛО НН2 / ЛО: Отключить аварийно"/>
+                  <w:listItem w:displayText="ЛО НН2 / ЛО: Функция введена в работу" w:value="ЛО НН2 / ЛО: Функция введена в работу"/>
+                  <w:listItem w:displayText="ЛО НН2 / ЛО: Функция оперативно выведена из работы" w:value="ЛО НН2 / ЛО: Функция оперативно выведена из работы"/>
+                  <w:listItem w:displayText="ЛО Т / ЗАПВ: Запрет АПВ" w:value="ЛО Т / ЗАПВ: Запрет АПВ"/>
+                  <w:listItem w:displayText="ЛО Т / ЗАПВ: Функция введена в работу" w:value="ЛО Т / ЗАПВ: Функция введена в работу"/>
+                  <w:listItem w:displayText="ЛО Т / ЗАПВ: Функция оперативно выведена из работы" w:value="ЛО Т / ЗАПВ: Функция оперативно выведена из работы"/>
+                  <w:listItem w:displayText="ЛО Т / ЛО: Срабатывание" w:value="ЛО Т / ЛО: Срабатывание"/>
+                  <w:listItem w:displayText="ЛО Т / ЛО: Функция введена в работу" w:value="ЛО Т / ЛО: Функция введена в работу"/>
+                  <w:listItem w:displayText="ЛО Т / ЛО: Функция оперативно выведена из работы" w:value="ЛО Т / ЛО: Функция оперативно выведена из работы"/>
+                  <w:listItem w:displayText="ЛО ТЗ / ЛО ДТм: Срабатывание" w:value="ЛО ТЗ / ЛО ДТм: Срабатывание"/>
+                  <w:listItem w:displayText="ЛО ТЗ / ЛО ДТм: Срабатывание датчика температуры масла заблокировано" w:value="ЛО ТЗ / ЛО ДТм: Срабатывание датчика температуры масла заблокировано"/>
+                  <w:listItem w:displayText="ЛО ТЗ / ЛО ДТм: Срабатывание на сигнал" w:value="ЛО ТЗ / ЛО ДТм: Срабатывание на сигнал"/>
+                  <w:listItem w:displayText="ЛО ТЗ / ЛО ДТм: Функция введена в работу" w:value="ЛО ТЗ / ЛО ДТм: Функция введена в работу"/>
+                  <w:listItem w:displayText="ЛО ТЗ / ЛО ДТм: Функция оперативно выведена из работы" w:value="ЛО ТЗ / ЛО ДТм: Функция оперативно выведена из работы"/>
+                  <w:listItem w:displayText="ЛО ТЗ / ЛО ДТо: Срабатывание" w:value="ЛО ТЗ / ЛО ДТо: Срабатывание"/>
+                  <w:listItem w:displayText="ЛО ТЗ / ЛО ДТо: Срабатывание датчика температуры обмотки заблокировано" w:value="ЛО ТЗ / ЛО ДТо: Срабатывание датчика температуры обмотки заблокировано"/>
+                  <w:listItem w:displayText="ЛО ТЗ / ЛО ДТо: Срабатывание на сигнал" w:value="ЛО ТЗ / ЛО ДТо: Срабатывание на сигнал"/>
+                  <w:listItem w:displayText="ЛО ТЗ / ЛО ДТо: Функция введена в работу" w:value="ЛО ТЗ / ЛО ДТо: Функция введена в работу"/>
+                  <w:listItem w:displayText="ЛО ТЗ / ЛО ДТо: Функция оперативно выведена из работы" w:value="ЛО ТЗ / ЛО ДТо: Функция оперативно выведена из работы"/>
+                  <w:listItem w:displayText="ЛО ТЗ / ЛО РД: Срабатывание" w:value="ЛО ТЗ / ЛО РД: Срабатывание"/>
+                  <w:listItem w:displayText="ЛО ТЗ / ЛО РД: Срабатывание на сигнал" w:value="ЛО ТЗ / ЛО РД: Срабатывание на сигнал"/>
+                  <w:listItem w:displayText="ЛО ТЗ / ЛО РД: Срабатывание реле давления заблокировано" w:value="ЛО ТЗ / ЛО РД: Срабатывание реле давления заблокировано"/>
+                  <w:listItem w:displayText="ЛО ТЗ / ЛО РД: Функция введена в работу" w:value="ЛО ТЗ / ЛО РД: Функция введена в работу"/>
+                  <w:listItem w:displayText="ЛО ТЗ / ЛО РД: Функция оперативно выведена из работы" w:value="ЛО ТЗ / ЛО РД: Функция оперативно выведена из работы"/>
+                  <w:listItem w:displayText="ЛО ТС / ЛО ДУм расширителя: Срабатывание" w:value="ЛО ТС / ЛО ДУм расширителя: Срабатывание"/>
+                  <w:listItem w:displayText="ЛО ТС / ЛО ДУм расширителя: Срабатывание на сигнал" w:value="ЛО ТС / ЛО ДУм расширителя: Срабатывание на сигнал"/>
+                  <w:listItem w:displayText="ЛО ТС / ЛО ДУм расширителя: Функция введена в работу" w:value="ЛО ТС / ЛО ДУм расширителя: Функция введена в работу"/>
+                  <w:listItem w:displayText="ЛО ТС / ЛО ДУм расширителя: Функция оперативно выведена из работы" w:value="ЛО ТС / ЛО ДУм расширителя: Функция оперативно выведена из работы"/>
+                  <w:listItem w:displayText="ЛО ТС / ЛО ОК: Срабатывание" w:value="ЛО ТС / ЛО ОК: Срабатывание"/>
+                  <w:listItem w:displayText="ЛО ТС / ЛО ОК: Срабатывание на сигнал" w:value="ЛО ТС / ЛО ОК: Срабатывание на сигнал"/>
+                  <w:listItem w:displayText="ЛО ТС / ЛО ОК: Функция введена в работу" w:value="ЛО ТС / ЛО ОК: Функция введена в работу"/>
+                  <w:listItem w:displayText="ЛО ТС / ЛО ОК: Функция оперативно выведена из работы" w:value="ЛО ТС / ЛО ОК: Функция оперативно выведена из работы"/>
+                  <w:listItem w:displayText="ЛО ТС / ЛО ПК: Срабатывание" w:value="ЛО ТС / ЛО ПК: Срабатывание"/>
+                  <w:listItem w:displayText="ЛО ТС / ЛО ПК: Срабатывание на сигнал" w:value="ЛО ТС / ЛО ПК: Срабатывание на сигнал"/>
+                  <w:listItem w:displayText="ЛО ТС / ЛО ПК: Функция введена в работу" w:value="ЛО ТС / ЛО ПК: Функция введена в работу"/>
+                  <w:listItem w:displayText="ЛО ТС / ЛО ПК: Функция оперативно выведена из работы" w:value="ЛО ТС / ЛО ПК: Функция оперативно выведена из работы"/>
+                  <w:listItem w:displayText="ПДС / ГЗ РПН: Низкая изоляция" w:value="ПДС / ГЗ РПН: Низкая изоляция"/>
+                  <w:listItem w:displayText="ПДС / ГЗ РПН: Отключение" w:value="ПДС / ГЗ РПН: Отключение"/>
+                  <w:listItem w:displayText="ПДС / ГЗ Т: Низкая изоляция ГЗоткл" w:value="ПДС / ГЗ Т: Низкая изоляция ГЗоткл"/>
+                  <w:listItem w:displayText="ПДС / ГЗ Т: Низкая изоляция ГЗсигн" w:value="ПДС / ГЗ Т: Низкая изоляция ГЗсигн"/>
+                  <w:listItem w:displayText="ПДС / ГЗ Т: Отключение" w:value="ПДС / ГЗ Т: Отключение"/>
+                  <w:listItem w:displayText="ПДС / ГЗ Т: Сигнал" w:value="ПДС / ГЗ Т: Сигнал"/>
+                  <w:listItem w:displayText="ПДС / ДТм: Низкая изоляция" w:value="ПДС / ДТм: Низкая изоляция"/>
+                  <w:listItem w:displayText="ПДС / ДТм: Отключение" w:value="ПДС / ДТм: Отключение"/>
+                  <w:listItem w:displayText="ПДС / ДТм: Сигнал" w:value="ПДС / ДТм: Сигнал"/>
+                  <w:listItem w:displayText="ПДС / ДТм_РПН: Срабатывание" w:value="ПДС / ДТм_РПН: Срабатывание"/>
+                  <w:listItem w:displayText="ПДС / ДТо: Низкая изоляция" w:value="ПДС / ДТо: Низкая изоляция"/>
+                  <w:listItem w:displayText="ПДС / ДТо: Отключение" w:value="ПДС / ДТо: Отключение"/>
+                  <w:listItem w:displayText="ПДС / ДТо: Сигнал" w:value="ПДС / ДТо: Сигнал"/>
+                  <w:listItem w:displayText="ПДС / ДУм РПН: Высокий уровень масла" w:value="ПДС / ДУм РПН: Высокий уровень масла"/>
+                  <w:listItem w:displayText="ПДС / ДУм РПН: Низкий уровень масла" w:value="ПДС / ДУм РПН: Низкий уровень масла"/>
+                  <w:listItem w:displayText="ПДС / ДУм расширителя: Высокий уровень масла" w:value="ПДС / ДУм расширителя: Высокий уровень масла"/>
+                  <w:listItem w:displayText="ПДС / ДУм расширителя: Низкий уровень масла" w:value="ПДС / ДУм расширителя: Низкий уровень масла"/>
+                  <w:listItem w:displayText="ПДС / КСО: Авария" w:value="ПДС / КСО: Авария"/>
+                  <w:listItem w:displayText="ПДС / КСО: Неисправность" w:value="ПДС / КСО: Неисправность"/>
+                  <w:listItem w:displayText="ПДС / ОК: Срабатывание" w:value="ПДС / ОК: Срабатывание"/>
+                  <w:listItem w:displayText="ПДС / ПДС: Функция введена в работу" w:value="ПДС / ПДС: Функция введена в работу"/>
+                  <w:listItem w:displayText="ПДС / ПДС: Функция оперативно выведена из работы" w:value="ПДС / ПДС: Функция оперативно выведена из работы"/>
+                  <w:listItem w:displayText="ПДС / ПК: Срабатывание" w:value="ПДС / ПК: Срабатывание"/>
+                  <w:listItem w:displayText="ПДС / РД: Низкая изоляция" w:value="ПДС / РД: Низкая изоляция"/>
+                  <w:listItem w:displayText="ПДС / РД: Отключение" w:value="ПДС / РД: Отключение"/>
+                  <w:listItem w:displayText="ПДС НКУ / SA1: Цепь управления введена" w:value="ПДС НКУ / SA1: Цепь управления введена"/>
+                  <w:listItem w:displayText="ПДС НКУ / SA2: Цепь управления введена" w:value="ПДС НКУ / SA2: Цепь управления введена"/>
+                  <w:listItem w:displayText="ПДС НКУ / SA3: Цепь управления введена" w:value="ПДС НКУ / SA3: Цепь управления введена"/>
+                  <w:listItem w:displayText="ПДС НКУ / SA4: Цепь управления введена" w:value="ПДС НКУ / SA4: Цепь управления введена"/>
+                  <w:listItem w:displayText="ПДС НКУ / SG1: Рабочее положение испытательного блока" w:value="ПДС НКУ / SG1: Рабочее положение испытательного блока"/>
+                  <w:listItem w:displayText="ПДС НКУ / SG2: Рабочее положение испытательного блока" w:value="ПДС НКУ / SG2: Рабочее положение испытательного блока"/>
+                  <w:listItem w:displayText="ПДС НКУ / SG3: Рабочее положение испытательного блока" w:value="ПДС НКУ / SG3: Рабочее положение испытательного блока"/>
+                  <w:listItem w:displayText="ПДС НКУ / Дверь: Дверь шкафа закрыта" w:value="ПДС НКУ / Дверь: Дверь шкафа закрыта"/>
+                  <w:listItem w:displayText="ПДС НКУ / Дверь: Дверь шкафа открыта" w:value="ПДС НКУ / Дверь: Дверь шкафа открыта"/>
+                  <w:listItem w:displayText="ПДС НКУ / ОТ ГЗ: Неисправность оперативного тока цепей ГЗ" w:value="ПДС НКУ / ОТ ГЗ: Неисправность оперативного тока цепей ГЗ"/>
+                  <w:listItem w:displayText="ПДС НКУ / ОТ ЗДЗ1: Неисправность оперативного тока цепей ЗДЗ НН1" w:value="ПДС НКУ / ОТ ЗДЗ1: Неисправность оперативного тока цепей ЗДЗ НН1"/>
+                  <w:listItem w:displayText="ПДС НКУ / ОТ ЗДЗ2: Неисправность оперативного тока цепей ЗДЗ НН2" w:value="ПДС НКУ / ОТ ЗДЗ2: Неисправность оперативного тока цепей ЗДЗ НН2"/>
+                  <w:listItem w:displayText="ПДС НКУ / ОТ ТЗ, ТС: Неисправность оперативного тока цепей ТЗ, ТС" w:value="ПДС НКУ / ОТ ТЗ, ТС: Неисправность оперативного тока цепей ТЗ, ТС"/>
+                  <w:listItem w:displayText="ПДС НКУ / ОТ УРОВ1: Неисправность оперативного тока цепей УРОВ НН1" w:value="ПДС НКУ / ОТ УРОВ1: Неисправность оперативного тока цепей УРОВ НН1"/>
+                  <w:listItem w:displayText="ПДС НКУ / ОТ УРОВ2: Неисправность оперативного тока цепей УРОВ НН2" w:value="ПДС НКУ / ОТ УРОВ2: Неисправность оперативного тока цепей УРОВ НН2"/>
+                  <w:listItem w:displayText="ПДС НКУ / ПДС НКУ: Функция введена в работу" w:value="ПДС НКУ / ПДС НКУ: Функция введена в работу"/>
+                  <w:listItem w:displayText="ПДС НКУ / ПДС НКУ: Функция оперативно выведена из работы" w:value="ПДС НКУ / ПДС НКУ: Функция оперативно выведена из работы"/>
+                  <w:listItem w:displayText="ПС / ПС: Пуск" w:value="ПС / ПС: Пуск"/>
+                  <w:listItem w:displayText="ПС / ПС: Пуск (импульс)" w:value="ПС / ПС: Пуск (импульс)"/>
+                  <w:listItem w:displayText="РТПО / РТПО ВН: Пуск" w:value="РТПО / РТПО ВН: Пуск"/>
+                  <w:listItem w:displayText="РТПО / РТПО ВН: Пуск ИО тока" w:value="РТПО / РТПО ВН: Пуск ИО тока"/>
+                  <w:listItem w:displayText="РТПО / РТПО ВН: Функция введена в работу" w:value="РТПО / РТПО ВН: Функция введена в работу"/>
+                  <w:listItem w:displayText="РТПО / РТПО ВН: Функция оперативно выведена из работы" w:value="РТПО / РТПО ВН: Функция оперативно выведена из работы"/>
+                  <w:listItem w:displayText="РТПО / РТПО НН (НН2): Пуск" w:value="РТПО / РТПО НН (НН2): Пуск"/>
+                  <w:listItem w:displayText="РТПО / РТПО НН (НН2): Пуск ИО тока" w:value="РТПО / РТПО НН (НН2): Пуск ИО тока"/>
+                  <w:listItem w:displayText="РТПО / РТПО НН (НН2): Функция введена в работу" w:value="РТПО / РТПО НН (НН2): Функция введена в работу"/>
+                  <w:listItem w:displayText="РТПО / РТПО НН (НН2): Функция оперативно выведена из работы" w:value="РТПО / РТПО НН (НН2): Функция оперативно выведена из работы"/>
+                  <w:listItem w:displayText="РТПО / РТПО СН (НН1): Пуск" w:value="РТПО / РТПО СН (НН1): Пуск"/>
+                  <w:listItem w:displayText="РТПО / РТПО СН (НН1): Пуск ИО тока" w:value="РТПО / РТПО СН (НН1): Пуск ИО тока"/>
+                  <w:listItem w:displayText="РТПО / РТПО СН (НН1): Функция введена в работу" w:value="РТПО / РТПО СН (НН1): Функция введена в работу"/>
+                  <w:listItem w:displayText="РТПО / РТПО СН (НН1): Функция оперативно выведена из работы" w:value="РТПО / РТПО СН (НН1): Функция оперативно выведена из работы"/>
+                  <w:listItem w:displayText="РТПО / РТПО_общ: Пуск" w:value="РТПО / РТПО_общ: Пуск"/>
+                  <w:listItem w:displayText="РТПО / РТПО_общ: Функция введена в работу" w:value="РТПО / РТПО_общ: Функция введена в работу"/>
+                  <w:listItem w:displayText="СС / СС: БИ выведены" w:value="СС / СС: БИ выведены"/>
+                  <w:listItem w:displayText="СС / СС: Внешнее отключение" w:value="СС / СС: Внешнее отключение"/>
+                  <w:listItem w:displayText="СС / СС: Выходные цепи разобраны" w:value="СС / СС: Выходные цепи разобраны"/>
+                  <w:listItem w:displayText="СС / СС: ГЗ заблокирована" w:value="СС / СС: ГЗ заблокирована"/>
+                  <w:listItem w:displayText="СС / СС: Неисправность ОТ цепей ГЗ" w:value="СС / СС: Неисправность ОТ цепей ГЗ"/>
+                  <w:listItem w:displayText="СС / СС: Неисправность ОТ цепей ТЗ, ТС" w:value="СС / СС: Неисправность ОТ цепей ТЗ, ТС"/>
+                  <w:listItem w:displayText="СС / СС: Низкая изоляция ГЗ" w:value="СС / СС: Низкая изоляция ГЗ"/>
+                  <w:listItem w:displayText="СС / СС: Низкая изоляция ТЗ" w:value="СС / СС: Низкая изоляция ТЗ"/>
+                  <w:listItem w:displayText="СС / СС: Общий внешний сигнал" w:value="СС / СС: Общий внешний сигнал"/>
+                  <w:listItem w:displayText="СС / СС: Сигнализация от ГЗ" w:value="СС / СС: Сигнализация от ГЗ"/>
+                  <w:listItem w:displayText="СС / СС: Сигнализация от ТЗ" w:value="СС / СС: Сигнализация от ТЗ"/>
+                  <w:listItem w:displayText="СС / СС: Сигнализация от ТС" w:value="СС / СС: Сигнализация от ТС"/>
+                  <w:listItem w:displayText="СС / СС: Сигнализация цепей опер.тока" w:value="СС / СС: Сигнализация цепей опер.тока"/>
+                  <w:listItem w:displayText="СС / СС: Сигнализация цепей опер.тока НН" w:value="СС / СС: Сигнализация цепей опер.тока НН"/>
+                  <w:listItem w:displayText="СС / СС: ТЗ заблокирована" w:value="СС / СС: ТЗ заблокирована"/>
+                  <w:listItem w:displayText="ТК ЗДЗ / ТК ЗДЗ: Пуск" w:value="ТК ЗДЗ / ТК ЗДЗ: Пуск"/>
+                  <w:listItem w:displayText="ТК ЗДЗ / ТК ЗДЗ: Пуск ИО тока" w:value="ТК ЗДЗ / ТК ЗДЗ: Пуск ИО тока"/>
+                  <w:listItem w:displayText="ТК ЗДЗ / ТК ЗДЗ: Функция введена в работу" w:value="ТК ЗДЗ / ТК ЗДЗ: Функция введена в работу"/>
+                  <w:listItem w:displayText="ТК ЗДЗ / ТК ЗДЗ: Функция оперативно выведена из работы" w:value="ТК ЗДЗ / ТК ЗДЗ: Функция оперативно выведена из работы"/>
+                  <w:listItem w:displayText="ТО ЗПО / ТО ЗПО ВН: Пуск" w:value="ТО ЗПО / ТО ЗПО ВН: Пуск"/>
+                  <w:listItem w:displayText="ТО ЗПО / ТО ЗПО ВН: Пуск ИО тока" w:value="ТО ЗПО / ТО ЗПО ВН: Пуск ИО тока"/>
+                  <w:listItem w:displayText="ТО ЗПО / ТО ЗПО ВН: Функция введена в работу" w:value="ТО ЗПО / ТО ЗПО ВН: Функция введена в работу"/>
+                  <w:listItem w:displayText="ТО ЗПО / ТО ЗПО ВН: Функция оперативно выведена из работы" w:value="ТО ЗПО / ТО ЗПО ВН: Функция оперативно выведена из работы"/>
+                  <w:listItem w:displayText="ТО ЗПО / ТО ЗПО НН (НН2): Пуск" w:value="ТО ЗПО / ТО ЗПО НН (НН2): Пуск"/>
+                  <w:listItem w:displayText="ТО ЗПО / ТО ЗПО НН (НН2): Пуск ИО тока" w:value="ТО ЗПО / ТО ЗПО НН (НН2): Пуск ИО тока"/>
+                  <w:listItem w:displayText="ТО ЗПО / ТО ЗПО НН (НН2): Функция введена в работу" w:value="ТО ЗПО / ТО ЗПО НН (НН2): Функция введена в работу"/>
+                  <w:listItem w:displayText="ТО ЗПО / ТО ЗПО НН (НН2): Функция оперативно выведена из работы" w:value="ТО ЗПО / ТО ЗПО НН (НН2): Функция оперативно выведена из работы"/>
+                  <w:listItem w:displayText="ТО ЗПО / ТО ЗПО СН (НН1): Пуск" w:value="ТО ЗПО / ТО ЗПО СН (НН1): Пуск"/>
+                  <w:listItem w:displayText="ТО ЗПО / ТО ЗПО СН (НН1): Пуск ИО тока" w:value="ТО ЗПО / ТО ЗПО СН (НН1): Пуск ИО тока"/>
+                  <w:listItem w:displayText="ТО ЗПО / ТО ЗПО СН (НН1): Функция введена в работу" w:value="ТО ЗПО / ТО ЗПО СН (НН1): Функция введена в работу"/>
+                  <w:listItem w:displayText="ТО ЗПО / ТО ЗПО СН (НН1): Функция оперативно выведена из работы" w:value="ТО ЗПО / ТО ЗПО СН (НН1): Функция оперативно выведена из работы"/>
+                  <w:listItem w:displayText="ТО ЗПО / ТО ЗПО_общ: Пуск" w:value="ТО ЗПО / ТО ЗПО_общ: Пуск"/>
+                  <w:listItem w:displayText="ТО ЗПО / ТО ЗПО_общ: Функция введена в работу" w:value="ТО ЗПО / ТО ЗПО_общ: Функция введена в работу"/>
+                  <w:listItem w:displayText="ТО РПН / ТО РПН: Пуск" w:value="ТО РПН / ТО РПН: Пуск"/>
+                  <w:listItem w:displayText="ТО РПН / ТО РПН: Пуск ИО тока" w:value="ТО РПН / ТО РПН: Пуск ИО тока"/>
+                  <w:listItem w:displayText="ТО РПН / ТО РПН: Функция введена в работу" w:value="ТО РПН / ТО РПН: Функция введена в работу"/>
+                  <w:listItem w:displayText="ТО РПН / ТО РПН: Функция оперативно выведена из работы" w:value="ТО РПН / ТО РПН: Функция оперативно выведена из работы"/>
+                  <w:listItem w:displayText="УРОВ ВН / УРОВ: Пуск" w:value="УРОВ ВН / УРОВ: Пуск"/>
+                  <w:listItem w:displayText="УРОВ ВН / УРОВ: Пуск ИО максимального тока" w:value="УРОВ ВН / УРОВ: Пуск ИО максимального тока"/>
+                  <w:listItem w:displayText="УРОВ ВН / УРОВ: Срабатывание" w:value="УРОВ ВН / УРОВ: Срабатывание"/>
+                  <w:listItem w:displayText="УРОВ ВН / УРОВ: Срабатывание «на себя»" w:value="УРОВ ВН / УРОВ: Срабатывание «на себя»"/>
+                  <w:listItem w:displayText="УРОВ ВН / УРОВ: Функция введена в работу" w:value="УРОВ ВН / УРОВ: Функция введена в работу"/>
+                  <w:listItem w:displayText="УРОВ ВН / УРОВ: Функция оперативно выведена из работы" w:value="УРОВ ВН / УРОВ: Функция оперативно выведена из работы"/>
                   <w:listItem w:displayText=" " w:value="SPACER" w:disabled="true"/>
                   <w:listItem w:displayText="────── Сигналы от блоков ──────" w:value="CONTROLS_HEADER" w:disabled="true"/>
                   <w:listItem w:displayText="Слот М1. Блок питания (Р02с): Крит. неисправность 12 В" w:value="Слот М1. Блок питания (Р02с): Крит. неисправность 12 В"/>
@@ -5028,105 +7976,161 @@
                   <w:listItem w:displayText="Слот М3. Блок выходных реле (К002): Статус" w:value="Слот М3. Блок выходных реле (К002): Статус"/>
                   <w:listItem w:displayText="Слот М3. Блок выходных реле (К002): Статус" w:value="Слот М3. Блок выходных реле (К002): Статус"/>
                   <w:listItem w:displayText="Слот М3. Блок выходных реле (К002): Статус" w:value="Слот М3. Блок выходных реле (К002): Статус"/>
-                  <w:listItem w:displayText="Слот М4. Блок выходных реле (К001): Отказ блока" w:value="Слот М4. Блок выходных реле (К001): Отказ блока"/>
-                  <w:listItem w:displayText="Слот М4. Блок выходных реле (К001): Блок не определен" w:value="Слот М4. Блок выходных реле (К001): Блок не определен"/>
-                  <w:listItem w:displayText="Слот М4. Блок выходных реле (К001): Статус" w:value="Слот М4. Блок выходных реле (К001): Статус"/>
-                  <w:listItem w:displayText="Слот М4. Блок выходных реле (К001): Статус" w:value="Слот М4. Блок выходных реле (К001): Статус"/>
-                  <w:listItem w:displayText="Слот М4. Блок выходных реле (К001): Статус" w:value="Слот М4. Блок выходных реле (К001): Статус"/>
-                  <w:listItem w:displayText="Слот М4. Блок выходных реле (К001): Статус" w:value="Слот М4. Блок выходных реле (К001): Статус"/>
-                  <w:listItem w:displayText="Слот М4. Блок выходных реле (К001): Статус" w:value="Слот М4. Блок выходных реле (К001): Статус"/>
-                  <w:listItem w:displayText="Слот М4. Блок выходных реле (К001): Статус" w:value="Слот М4. Блок выходных реле (К001): Статус"/>
-                  <w:listItem w:displayText="Слот М4. Блок выходных реле (К001): Статус" w:value="Слот М4. Блок выходных реле (К001): Статус"/>
-                  <w:listItem w:displayText="Слот М4. Блок выходных реле (К001): Статус" w:value="Слот М4. Блок выходных реле (К001): Статус"/>
-                  <w:listItem w:displayText="Слот М5. Блок дискретных входов (В021): Отказ блока" w:value="Слот М5. Блок дискретных входов (В021): Отказ блока"/>
-                  <w:listItem w:displayText="Слот М5. Блок дискретных входов (В021): Блок не определен" w:value="Слот М5. Блок дискретных входов (В021): Блок не определен"/>
-                  <w:listItem w:displayText="Слот М5. Блок дискретных входов (В021): Статус" w:value="Слот М5. Блок дискретных входов (В021): Статус"/>
-                  <w:listItem w:displayText="Слот М5. Блок дискретных входов (В021): Статус" w:value="Слот М5. Блок дискретных входов (В021): Статус"/>
-                  <w:listItem w:displayText="Слот М5. Блок дискретных входов (В021): Статус" w:value="Слот М5. Блок дискретных входов (В021): Статус"/>
-                  <w:listItem w:displayText="Слот М5. Блок дискретных входов (В021): Статус" w:value="Слот М5. Блок дискретных входов (В021): Статус"/>
-                  <w:listItem w:displayText="Слот М5. Блок дискретных входов (В021): Статус" w:value="Слот М5. Блок дискретных входов (В021): Статус"/>
-                  <w:listItem w:displayText="Слот М5. Блок дискретных входов (В021): Статус" w:value="Слот М5. Блок дискретных входов (В021): Статус"/>
-                  <w:listItem w:displayText="Слот М5. Блок дискретных входов (В021): Статус" w:value="Слот М5. Блок дискретных входов (В021): Статус"/>
-                  <w:listItem w:displayText="Слот М5. Блок дискретных входов (В021): Статус" w:value="Слот М5. Блок дискретных входов (В021): Статус"/>
-                  <w:listItem w:displayText="Слот М5. Блок дискретных входов (В021): Статус" w:value="Слот М5. Блок дискретных входов (В021): Статус"/>
-                  <w:listItem w:displayText="Слот М5. Блок дискретных входов (В021): Статус" w:value="Слот М5. Блок дискретных входов (В021): Статус"/>
-                  <w:listItem w:displayText="Слот М5. Блок дискретных входов (В021): Статус" w:value="Слот М5. Блок дискретных входов (В021): Статус"/>
-                  <w:listItem w:displayText="Слот М5. Блок дискретных входов (В021): Статус" w:value="Слот М5. Блок дискретных входов (В021): Статус"/>
-                  <w:listItem w:displayText="Слот М5. Блок дискретных входов (В021): Статус" w:value="Слот М5. Блок дискретных входов (В021): Статус"/>
-                  <w:listItem w:displayText="Слот М5. Блок дискретных входов (В021): Статус" w:value="Слот М5. Блок дискретных входов (В021): Статус"/>
-                  <w:listItem w:displayText="Слот М6. Блок дискретных входов (В021): Отказ блока" w:value="Слот М6. Блок дискретных входов (В021): Отказ блока"/>
-                  <w:listItem w:displayText="Слот М6. Блок дискретных входов (В021): Блок не определен" w:value="Слот М6. Блок дискретных входов (В021): Блок не определен"/>
-                  <w:listItem w:displayText="Слот М6. Блок дискретных входов (В021): Статус" w:value="Слот М6. Блок дискретных входов (В021): Статус"/>
-                  <w:listItem w:displayText="Слот М6. Блок дискретных входов (В021): Статус" w:value="Слот М6. Блок дискретных входов (В021): Статус"/>
-                  <w:listItem w:displayText="Слот М6. Блок дискретных входов (В021): Статус" w:value="Слот М6. Блок дискретных входов (В021): Статус"/>
-                  <w:listItem w:displayText="Слот М6. Блок дискретных входов (В021): Статус" w:value="Слот М6. Блок дискретных входов (В021): Статус"/>
-                  <w:listItem w:displayText="Слот М6. Блок дискретных входов (В021): Статус" w:value="Слот М6. Блок дискретных входов (В021): Статус"/>
-                  <w:listItem w:displayText="Слот М6. Блок дискретных входов (В021): Статус" w:value="Слот М6. Блок дискретных входов (В021): Статус"/>
-                  <w:listItem w:displayText="Слот М6. Блок дискретных входов (В021): Статус" w:value="Слот М6. Блок дискретных входов (В021): Статус"/>
-                  <w:listItem w:displayText="Слот М6. Блок дискретных входов (В021): Статус" w:value="Слот М6. Блок дискретных входов (В021): Статус"/>
-                  <w:listItem w:displayText="Слот М6. Блок дискретных входов (В021): Статус" w:value="Слот М6. Блок дискретных входов (В021): Статус"/>
-                  <w:listItem w:displayText="Слот М6. Блок дискретных входов (В021): Статус" w:value="Слот М6. Блок дискретных входов (В021): Статус"/>
-                  <w:listItem w:displayText="Слот М6. Блок дискретных входов (В021): Статус" w:value="Слот М6. Блок дискретных входов (В021): Статус"/>
-                  <w:listItem w:displayText="Слот М6. Блок дискретных входов (В021): Статус" w:value="Слот М6. Блок дискретных входов (В021): Статус"/>
-                  <w:listItem w:displayText="Слот М6. Блок дискретных входов (В021): Статус" w:value="Слот М6. Блок дискретных входов (В021): Статус"/>
-                  <w:listItem w:displayText="Слот М6. Блок дискретных входов (В021): Статус" w:value="Слот М6. Блок дискретных входов (В021): Статус"/>
-                  <w:listItem w:displayText="Слот М7. Блок сопряжения (А004): Отказ блока" w:value="Слот М7. Блок сопряжения (А004): Отказ блока"/>
-                  <w:listItem w:displayText="Слот М7. Блок сопряжения (А004): Блок не определен" w:value="Слот М7. Блок сопряжения (А004): Блок не определен"/>
-                  <w:listItem w:displayText="Слот М7. Блок сопряжения (А004): Неисправность АЦП" w:value="Слот М7. Блок сопряжения (А004): Неисправность АЦП"/>
-                  <w:listItem w:displayText="Слот М7. Блок сопряжения (А004): Обрыв цепей ТН" w:value="Слот М7. Блок сопряжения (А004): Обрыв цепей ТН"/>
-                  <w:listItem w:displayText="Слот М7. Блок сопряжения (А004): Несимметрия измерений" w:value="Слот М7. Блок сопряжения (А004): Несимметрия измерений"/>
-                  <w:listItem w:displayText="Слот М7. Блок сопряжения (А004): Ошибка номинала ТТ" w:value="Слот М7. Блок сопряжения (А004): Ошибка номинала ТТ"/>
-                  <w:listItem w:displayText="Слот М8. Измерительный блок (М046): Отказ блока" w:value="Слот М8. Измерительный блок (М046): Отказ блока"/>
-                  <w:listItem w:displayText="Слот М8. Измерительный блок (М046): Блок не определен" w:value="Слот М8. Измерительный блок (М046): Блок не определен"/>
-                  <w:listItem w:displayText="Слот М8. Измерительный блок (М046): Неисправность АЦП" w:value="Слот М8. Измерительный блок (М046): Неисправность АЦП"/>
-                  <w:listItem w:displayText="Слот М8. Измерительный блок (М046): Обрыв цепей ТН" w:value="Слот М8. Измерительный блок (М046): Обрыв цепей ТН"/>
-                  <w:listItem w:displayText="Слот М8. Измерительный блок (М046): Несимметрия измерений" w:value="Слот М8. Измерительный блок (М046): Несимметрия измерений"/>
-                  <w:listItem w:displayText="Слот М8. Измерительный блок (М046): Ошибка номинала ТТ" w:value="Слот М8. Измерительный блок (М046): Ошибка номинала ТТ"/>
-                  <w:listItem w:displayText="Слот М10. Центральный процессор (С01): Отказ блока ЦП" w:value="Слот М10. Центральный процессор (С01): Отказ блока ЦП"/>
-                  <w:listItem w:displayText="Слот М10. Центральный процессор (С01): Неисправность ПЗУ ЦП" w:value="Слот М10. Центральный процессор (С01): Неисправность ПЗУ ЦП"/>
-                  <w:listItem w:displayText="Слот М10. Центральный процессор (С01): Неисправность ПЗУ MPU" w:value="Слот М10. Центральный процессор (С01): Неисправность ПЗУ MPU"/>
-                  <w:listItem w:displayText="Слот М10. Центральный процессор (С01): Неисправность ПЗУ DSP2" w:value="Слот М10. Центральный процессор (С01): Неисправность ПЗУ DSP2"/>
-                  <w:listItem w:displayText="Слот М10. Центральный процессор (С01): Неисправность flash" w:value="Слот М10. Центральный процессор (С01): Неисправность flash"/>
-                  <w:listItem w:displayText="Слот М10. Центральный процессор (С01): Неисправность ОЗУ ЦП" w:value="Слот М10. Центральный процессор (С01): Неисправность ОЗУ ЦП"/>
-                  <w:listItem w:displayText="Слот М10. Центральный процессор (С01): Неисправность ОЗУ MPU" w:value="Слот М10. Центральный процессор (С01): Неисправность ОЗУ MPU"/>
-                  <w:listItem w:displayText="Слот М10. Центральный процессор (С01): Неисправность ОЗУ DSP2" w:value="Слот М10. Центральный процессор (С01): Неисправность ОЗУ DSP2"/>
-                  <w:listItem w:displayText="Слот М10. Центральный процессор (С01): Неисправность ОЗУ IPU2" w:value="Слот М10. Центральный процессор (С01): Неисправность ОЗУ IPU2"/>
-                  <w:listItem w:displayText="Слот М10. Центральный процессор (С01): Неисправность часов ЦП" w:value="Слот М10. Центральный процессор (С01): Неисправность часов ЦП"/>
-                  <w:listItem w:displayText="Слот М10. Центральный процессор (С01): Ошибка I2C ЦП" w:value="Слот М10. Центральный процессор (С01): Ошибка I2C ЦП"/>
-                  <w:listItem w:displayText="Слот М10. Центральный процессор (С01): Ошибка КС уставок" w:value="Слот М10. Центральный процессор (С01): Ошибка КС уставок"/>
-                  <w:listItem w:displayText="Слот М10. Центральный процессор (С01): Неисправность ПО ЦП" w:value="Слот М10. Центральный процессор (С01): Неисправность ПО ЦП"/>
-                  <w:listItem w:displayText="Слот М10. Центральный процессор (С01): Несовместимая версия ПО ЦП" w:value="Слот М10. Центральный процессор (С01): Несовместимая версия ПО ЦП"/>
-                  <w:listItem w:displayText="Слот М10. Центральный процессор (С01): Неисправность SPI ЦП" w:value="Слот М10. Центральный процессор (С01): Неисправность SPI ЦП"/>
-                  <w:listItem w:displayText="Слот М10. Центральный процессор (С01): Ошибка конфигурации ЦП" w:value="Слот М10. Центральный процессор (С01): Ошибка конфигурации ЦП"/>
-                  <w:listItem w:displayText="Слот М10. Центральный процессор (С01): Неверные уставки" w:value="Слот М10. Центральный процессор (С01): Неверные уставки"/>
-                  <w:listItem w:displayText="Слот М10. Центральный процессор (С01): Неисправность IPC" w:value="Слот М10. Центральный процессор (С01): Неисправность IPC"/>
-                  <w:listItem w:displayText="Слот М10. Центральный процессор (С01): Неисправность IPC для MPU-DSP1" w:value="Слот М10. Центральный процессор (С01): Неисправность IPC для MPU-DSP1"/>
-                  <w:listItem w:displayText="Слот М10. Центральный процессор (С01): Неисправность IPC для DSP1-IPU1" w:value="Слот М10. Центральный процессор (С01): Неисправность IPC для DSP1-IPU1"/>
-                  <w:listItem w:displayText="Слот М10. Центральный процессор (С01): Неисправность IPC для MPU-IPU1" w:value="Слот М10. Центральный процессор (С01): Неисправность IPC для MPU-IPU1"/>
-                  <w:listItem w:displayText="Слот М10. Центральный процессор (С01): RED12.Неисправность" w:value="Слот М10. Центральный процессор (С01): RED12.Неисправность"/>
-                  <w:listItem w:displayText="Слот М10. Центральный процессор (С01): RED34.Неисправность" w:value="Слот М10. Центральный процессор (С01): RED34.Неисправность"/>
-                  <w:listItem w:displayText="Слот М10. Центральный процессор (С01): X1.Неисправность" w:value="Слот М10. Центральный процессор (С01): X1.Неисправность"/>
-                  <w:listItem w:displayText="Слот М10. Центральный процессор (С01): X1.Переп.вых.буфер" w:value="Слот М10. Центральный процессор (С01): X1.Переп.вых.буфер"/>
-                  <w:listItem w:displayText="Слот М10. Центральный процессор (С01): X1.Переп.вх.буфер" w:value="Слот М10. Центральный процессор (С01): X1.Переп.вх.буфер"/>
-                  <w:listItem w:displayText="Слот М10. Центральный процессор (С01): X2.Неисправность" w:value="Слот М10. Центральный процессор (С01): X2.Неисправность"/>
-                  <w:listItem w:displayText="Слот М10. Центральный процессор (С01): X2.Переп.вых.буфер" w:value="Слот М10. Центральный процессор (С01): X2.Переп.вых.буфер"/>
-                  <w:listItem w:displayText="Слот М10. Центральный процессор (С01): X2.Переп.вх.буфер" w:value="Слот М10. Центральный процессор (С01): X2.Переп.вх.буфер"/>
-                  <w:listItem w:displayText="Слот М10. Центральный процессор (С01): X3.Неисправность" w:value="Слот М10. Центральный процессор (С01): X3.Неисправность"/>
-                  <w:listItem w:displayText="Слот М10. Центральный процессор (С01): X3.Переп.вых.буфер" w:value="Слот М10. Центральный процессор (С01): X3.Переп.вых.буфер"/>
-                  <w:listItem w:displayText="Слот М10. Центральный процессор (С01): X3.Переп.вх.буфер" w:value="Слот М10. Центральный процессор (С01): X3.Переп.вх.буфер"/>
-                  <w:listItem w:displayText="Слот М10. Центральный процессор (С01): X4.Неисправность" w:value="Слот М10. Центральный процессор (С01): X4.Неисправность"/>
-                  <w:listItem w:displayText="Слот М10. Центральный процессор (С01): X4.Переп.вых.буфер" w:value="Слот М10. Центральный процессор (С01): X4.Переп.вых.буфер"/>
-                  <w:listItem w:displayText="Слот М10. Центральный процессор (С01): X4.Переп.вх.буфер" w:value="Слот М10. Центральный процессор (С01): X4.Переп.вх.буфер"/>
-                  <w:listItem w:displayText="Слот М10. Центральный процессор (С01): Температура ЦП &lt;&lt;" w:value="Слот М10. Центральный процессор (С01): Температура ЦП &lt;&lt;"/>
-                  <w:listItem w:displayText="Слот М10. Центральный процессор (С01): Температура ЦП &gt;&gt;" w:value="Слот М10. Центральный процессор (С01): Температура ЦП &gt;&gt;"/>
-                  <w:listItem w:displayText="Слот М10. Центральный процессор (С01): Температура ЦП &gt;" w:value="Слот М10. Центральный процессор (С01): Температура ЦП &gt;"/>
-                  <w:listItem w:displayText="Слот М10. Центральный процессор (С01): Температура ЦП &lt;" w:value="Слот М10. Центральный процессор (С01): Температура ЦП &lt;"/>
-                  <w:listItem w:displayText="Слот М10. Центральный процессор (С01): Сброс часов" w:value="Слот М10. Центральный процессор (С01): Сброс часов"/>
-                  <w:listItem w:displayText="Слот М10. Центральный процессор (С01): Неисправность архивов" w:value="Слот М10. Центральный процессор (С01): Неисправность архивов"/>
-                  <w:listItem w:displayText="Слот М10. Центральный процессор (С01): Перезагрузка ПО" w:value="Слот М10. Центральный процессор (С01): Перезагрузка ПО"/>
-                  <w:listItem w:displayText="Слот М10. Центральный процессор (С01): Перезапуск по питанию" w:value="Слот М10. Центральный процессор (С01): Перезапуск по питанию"/>
-                  <w:listItem w:displayText="Слот М10. Центральный процессор (С01): Перезапуск по ошибкам ПО" w:value="Слот М10. Центральный процессор (С01): Перезапуск по ошибкам ПО"/>
-                  <w:listItem w:displayText="Слот М10. Центральный процессор (С01): Изменение уставок" w:value="Слот М10. Центральный процессор (С01): Изменение уставок"/>
+                  <w:listItem w:displayText="Слот М4. Блок выходных реле (К002): Отказ блока" w:value="Слот М4. Блок выходных реле (К002): Отказ блока"/>
+                  <w:listItem w:displayText="Слот М4. Блок выходных реле (К002): Блок не определен" w:value="Слот М4. Блок выходных реле (К002): Блок не определен"/>
+                  <w:listItem w:displayText="Слот М4. Блок выходных реле (К002): Статус" w:value="Слот М4. Блок выходных реле (К002): Статус"/>
+                  <w:listItem w:displayText="Слот М4. Блок выходных реле (К002): Статус" w:value="Слот М4. Блок выходных реле (К002): Статус"/>
+                  <w:listItem w:displayText="Слот М4. Блок выходных реле (К002): Статус" w:value="Слот М4. Блок выходных реле (К002): Статус"/>
+                  <w:listItem w:displayText="Слот М4. Блок выходных реле (К002): Статус" w:value="Слот М4. Блок выходных реле (К002): Статус"/>
+                  <w:listItem w:displayText="Слот М4. Блок выходных реле (К002): Статус" w:value="Слот М4. Блок выходных реле (К002): Статус"/>
+                  <w:listItem w:displayText="Слот М4. Блок выходных реле (К002): Статус" w:value="Слот М4. Блок выходных реле (К002): Статус"/>
+                  <w:listItem w:displayText="Слот М4. Блок выходных реле (К002): Статус" w:value="Слот М4. Блок выходных реле (К002): Статус"/>
+                  <w:listItem w:displayText="Слот М4. Блок выходных реле (К002): Статус" w:value="Слот М4. Блок выходных реле (К002): Статус"/>
+                  <w:listItem w:displayText="Слот М5. Блок выходных реле (К002): Отказ блока" w:value="Слот М5. Блок выходных реле (К002): Отказ блока"/>
+                  <w:listItem w:displayText="Слот М5. Блок выходных реле (К002): Блок не определен" w:value="Слот М5. Блок выходных реле (К002): Блок не определен"/>
+                  <w:listItem w:displayText="Слот М5. Блок выходных реле (К002): Статус" w:value="Слот М5. Блок выходных реле (К002): Статус"/>
+                  <w:listItem w:displayText="Слот М5. Блок выходных реле (К002): Статус" w:value="Слот М5. Блок выходных реле (К002): Статус"/>
+                  <w:listItem w:displayText="Слот М5. Блок выходных реле (К002): Статус" w:value="Слот М5. Блок выходных реле (К002): Статус"/>
+                  <w:listItem w:displayText="Слот М5. Блок выходных реле (К002): Статус" w:value="Слот М5. Блок выходных реле (К002): Статус"/>
+                  <w:listItem w:displayText="Слот М5. Блок выходных реле (К002): Статус" w:value="Слот М5. Блок выходных реле (К002): Статус"/>
+                  <w:listItem w:displayText="Слот М5. Блок выходных реле (К002): Статус" w:value="Слот М5. Блок выходных реле (К002): Статус"/>
+                  <w:listItem w:displayText="Слот М5. Блок выходных реле (К002): Статус" w:value="Слот М5. Блок выходных реле (К002): Статус"/>
+                  <w:listItem w:displayText="Слот М5. Блок выходных реле (К002): Статус" w:value="Слот М5. Блок выходных реле (К002): Статус"/>
+                  <w:listItem w:displayText="Слот М6. Блок выходных реле (К002): Отказ блока" w:value="Слот М6. Блок выходных реле (К002): Отказ блока"/>
+                  <w:listItem w:displayText="Слот М6. Блок выходных реле (К002): Блок не определен" w:value="Слот М6. Блок выходных реле (К002): Блок не определен"/>
+                  <w:listItem w:displayText="Слот М6. Блок выходных реле (К002): Статус" w:value="Слот М6. Блок выходных реле (К002): Статус"/>
+                  <w:listItem w:displayText="Слот М6. Блок выходных реле (К002): Статус" w:value="Слот М6. Блок выходных реле (К002): Статус"/>
+                  <w:listItem w:displayText="Слот М6. Блок выходных реле (К002): Статус" w:value="Слот М6. Блок выходных реле (К002): Статус"/>
+                  <w:listItem w:displayText="Слот М6. Блок выходных реле (К002): Статус" w:value="Слот М6. Блок выходных реле (К002): Статус"/>
+                  <w:listItem w:displayText="Слот М6. Блок выходных реле (К002): Статус" w:value="Слот М6. Блок выходных реле (К002): Статус"/>
+                  <w:listItem w:displayText="Слот М6. Блок выходных реле (К002): Статус" w:value="Слот М6. Блок выходных реле (К002): Статус"/>
+                  <w:listItem w:displayText="Слот М6. Блок выходных реле (К002): Статус" w:value="Слот М6. Блок выходных реле (К002): Статус"/>
+                  <w:listItem w:displayText="Слот М6. Блок выходных реле (К002): Статус" w:value="Слот М6. Блок выходных реле (К002): Статус"/>
+                  <w:listItem w:displayText="Слот М7. Блок выходных реле (К002): Отказ блока" w:value="Слот М7. Блок выходных реле (К002): Отказ блока"/>
+                  <w:listItem w:displayText="Слот М7. Блок выходных реле (К002): Блок не определен" w:value="Слот М7. Блок выходных реле (К002): Блок не определен"/>
+                  <w:listItem w:displayText="Слот М7. Блок выходных реле (К002): Статус" w:value="Слот М7. Блок выходных реле (К002): Статус"/>
+                  <w:listItem w:displayText="Слот М7. Блок выходных реле (К002): Статус" w:value="Слот М7. Блок выходных реле (К002): Статус"/>
+                  <w:listItem w:displayText="Слот М7. Блок выходных реле (К002): Статус" w:value="Слот М7. Блок выходных реле (К002): Статус"/>
+                  <w:listItem w:displayText="Слот М7. Блок выходных реле (К002): Статус" w:value="Слот М7. Блок выходных реле (К002): Статус"/>
+                  <w:listItem w:displayText="Слот М7. Блок выходных реле (К002): Статус" w:value="Слот М7. Блок выходных реле (К002): Статус"/>
+                  <w:listItem w:displayText="Слот М7. Блок выходных реле (К002): Статус" w:value="Слот М7. Блок выходных реле (К002): Статус"/>
+                  <w:listItem w:displayText="Слот М7. Блок выходных реле (К002): Статус" w:value="Слот М7. Блок выходных реле (К002): Статус"/>
+                  <w:listItem w:displayText="Слот М7. Блок выходных реле (К002): Статус" w:value="Слот М7. Блок выходных реле (К002): Статус"/>
+                  <w:listItem w:displayText="Слот М8. Блок дискретных входов (В021): Отказ блока" w:value="Слот М8. Блок дискретных входов (В021): Отказ блока"/>
+                  <w:listItem w:displayText="Слот М8. Блок дискретных входов (В021): Блок не определен" w:value="Слот М8. Блок дискретных входов (В021): Блок не определен"/>
+                  <w:listItem w:displayText="Слот М8. Блок дискретных входов (В021): Статус" w:value="Слот М8. Блок дискретных входов (В021): Статус"/>
+                  <w:listItem w:displayText="Слот М8. Блок дискретных входов (В021): Статус" w:value="Слот М8. Блок дискретных входов (В021): Статус"/>
+                  <w:listItem w:displayText="Слот М8. Блок дискретных входов (В021): Статус" w:value="Слот М8. Блок дискретных входов (В021): Статус"/>
+                  <w:listItem w:displayText="Слот М8. Блок дискретных входов (В021): Статус" w:value="Слот М8. Блок дискретных входов (В021): Статус"/>
+                  <w:listItem w:displayText="Слот М8. Блок дискретных входов (В021): Статус" w:value="Слот М8. Блок дискретных входов (В021): Статус"/>
+                  <w:listItem w:displayText="Слот М8. Блок дискретных входов (В021): Статус" w:value="Слот М8. Блок дискретных входов (В021): Статус"/>
+                  <w:listItem w:displayText="Слот М8. Блок дискретных входов (В021): Статус" w:value="Слот М8. Блок дискретных входов (В021): Статус"/>
+                  <w:listItem w:displayText="Слот М8. Блок дискретных входов (В021): Статус" w:value="Слот М8. Блок дискретных входов (В021): Статус"/>
+                  <w:listItem w:displayText="Слот М8. Блок дискретных входов (В021): Статус" w:value="Слот М8. Блок дискретных входов (В021): Статус"/>
+                  <w:listItem w:displayText="Слот М8. Блок дискретных входов (В021): Статус" w:value="Слот М8. Блок дискретных входов (В021): Статус"/>
+                  <w:listItem w:displayText="Слот М8. Блок дискретных входов (В021): Статус" w:value="Слот М8. Блок дискретных входов (В021): Статус"/>
+                  <w:listItem w:displayText="Слот М8. Блок дискретных входов (В021): Статус" w:value="Слот М8. Блок дискретных входов (В021): Статус"/>
+                  <w:listItem w:displayText="Слот М8. Блок дискретных входов (В021): Статус" w:value="Слот М8. Блок дискретных входов (В021): Статус"/>
+                  <w:listItem w:displayText="Слот М8. Блок дискретных входов (В021): Статус" w:value="Слот М8. Блок дискретных входов (В021): Статус"/>
+                  <w:listItem w:displayText="Слот М9. Блок дискретных входов (В021): Отказ блока" w:value="Слот М9. Блок дискретных входов (В021): Отказ блока"/>
+                  <w:listItem w:displayText="Слот М9. Блок дискретных входов (В021): Блок не определен" w:value="Слот М9. Блок дискретных входов (В021): Блок не определен"/>
+                  <w:listItem w:displayText="Слот М9. Блок дискретных входов (В021): Статус" w:value="Слот М9. Блок дискретных входов (В021): Статус"/>
+                  <w:listItem w:displayText="Слот М9. Блок дискретных входов (В021): Статус" w:value="Слот М9. Блок дискретных входов (В021): Статус"/>
+                  <w:listItem w:displayText="Слот М9. Блок дискретных входов (В021): Статус" w:value="Слот М9. Блок дискретных входов (В021): Статус"/>
+                  <w:listItem w:displayText="Слот М9. Блок дискретных входов (В021): Статус" w:value="Слот М9. Блок дискретных входов (В021): Статус"/>
+                  <w:listItem w:displayText="Слот М9. Блок дискретных входов (В021): Статус" w:value="Слот М9. Блок дискретных входов (В021): Статус"/>
+                  <w:listItem w:displayText="Слот М9. Блок дискретных входов (В021): Статус" w:value="Слот М9. Блок дискретных входов (В021): Статус"/>
+                  <w:listItem w:displayText="Слот М9. Блок дискретных входов (В021): Статус" w:value="Слот М9. Блок дискретных входов (В021): Статус"/>
+                  <w:listItem w:displayText="Слот М9. Блок дискретных входов (В021): Статус" w:value="Слот М9. Блок дискретных входов (В021): Статус"/>
+                  <w:listItem w:displayText="Слот М9. Блок дискретных входов (В021): Статус" w:value="Слот М9. Блок дискретных входов (В021): Статус"/>
+                  <w:listItem w:displayText="Слот М9. Блок дискретных входов (В021): Статус" w:value="Слот М9. Блок дискретных входов (В021): Статус"/>
+                  <w:listItem w:displayText="Слот М9. Блок дискретных входов (В021): Статус" w:value="Слот М9. Блок дискретных входов (В021): Статус"/>
+                  <w:listItem w:displayText="Слот М9. Блок дискретных входов (В021): Статус" w:value="Слот М9. Блок дискретных входов (В021): Статус"/>
+                  <w:listItem w:displayText="Слот М9. Блок дискретных входов (В021): Статус" w:value="Слот М9. Блок дискретных входов (В021): Статус"/>
+                  <w:listItem w:displayText="Слот М9. Блок дискретных входов (В021): Статус" w:value="Слот М9. Блок дискретных входов (В021): Статус"/>
+                  <w:listItem w:displayText="Слот М10. Блок дискретных входов (В021): Отказ блока" w:value="Слот М10. Блок дискретных входов (В021): Отказ блока"/>
+                  <w:listItem w:displayText="Слот М10. Блок дискретных входов (В021): Блок не определен" w:value="Слот М10. Блок дискретных входов (В021): Блок не определен"/>
+                  <w:listItem w:displayText="Слот М10. Блок дискретных входов (В021): Статус" w:value="Слот М10. Блок дискретных входов (В021): Статус"/>
+                  <w:listItem w:displayText="Слот М10. Блок дискретных входов (В021): Статус" w:value="Слот М10. Блок дискретных входов (В021): Статус"/>
+                  <w:listItem w:displayText="Слот М10. Блок дискретных входов (В021): Статус" w:value="Слот М10. Блок дискретных входов (В021): Статус"/>
+                  <w:listItem w:displayText="Слот М10. Блок дискретных входов (В021): Статус" w:value="Слот М10. Блок дискретных входов (В021): Статус"/>
+                  <w:listItem w:displayText="Слот М10. Блок дискретных входов (В021): Статус" w:value="Слот М10. Блок дискретных входов (В021): Статус"/>
+                  <w:listItem w:displayText="Слот М10. Блок дискретных входов (В021): Статус" w:value="Слот М10. Блок дискретных входов (В021): Статус"/>
+                  <w:listItem w:displayText="Слот М10. Блок дискретных входов (В021): Статус" w:value="Слот М10. Блок дискретных входов (В021): Статус"/>
+                  <w:listItem w:displayText="Слот М10. Блок дискретных входов (В021): Статус" w:value="Слот М10. Блок дискретных входов (В021): Статус"/>
+                  <w:listItem w:displayText="Слот М10. Блок дискретных входов (В021): Статус" w:value="Слот М10. Блок дискретных входов (В021): Статус"/>
+                  <w:listItem w:displayText="Слот М10. Блок дискретных входов (В021): Статус" w:value="Слот М10. Блок дискретных входов (В021): Статус"/>
+                  <w:listItem w:displayText="Слот М10. Блок дискретных входов (В021): Статус" w:value="Слот М10. Блок дискретных входов (В021): Статус"/>
+                  <w:listItem w:displayText="Слот М10. Блок дискретных входов (В021): Статус" w:value="Слот М10. Блок дискретных входов (В021): Статус"/>
+                  <w:listItem w:displayText="Слот М10. Блок дискретных входов (В021): Статус" w:value="Слот М10. Блок дискретных входов (В021): Статус"/>
+                  <w:listItem w:displayText="Слот М10. Блок дискретных входов (В021): Статус" w:value="Слот М10. Блок дискретных входов (В021): Статус"/>
+                  <w:listItem w:displayText="Слот М11. Блок дискретных входов (В021): Отказ блока" w:value="Слот М11. Блок дискретных входов (В021): Отказ блока"/>
+                  <w:listItem w:displayText="Слот М11. Блок дискретных входов (В021): Блок не определен" w:value="Слот М11. Блок дискретных входов (В021): Блок не определен"/>
+                  <w:listItem w:displayText="Слот М11. Блок дискретных входов (В021): Статус" w:value="Слот М11. Блок дискретных входов (В021): Статус"/>
+                  <w:listItem w:displayText="Слот М11. Блок дискретных входов (В021): Статус" w:value="Слот М11. Блок дискретных входов (В021): Статус"/>
+                  <w:listItem w:displayText="Слот М11. Блок дискретных входов (В021): Статус" w:value="Слот М11. Блок дискретных входов (В021): Статус"/>
+                  <w:listItem w:displayText="Слот М11. Блок дискретных входов (В021): Статус" w:value="Слот М11. Блок дискретных входов (В021): Статус"/>
+                  <w:listItem w:displayText="Слот М11. Блок дискретных входов (В021): Статус" w:value="Слот М11. Блок дискретных входов (В021): Статус"/>
+                  <w:listItem w:displayText="Слот М11. Блок дискретных входов (В021): Статус" w:value="Слот М11. Блок дискретных входов (В021): Статус"/>
+                  <w:listItem w:displayText="Слот М11. Блок дискретных входов (В021): Статус" w:value="Слот М11. Блок дискретных входов (В021): Статус"/>
+                  <w:listItem w:displayText="Слот М11. Блок дискретных входов (В021): Статус" w:value="Слот М11. Блок дискретных входов (В021): Статус"/>
+                  <w:listItem w:displayText="Слот М11. Блок дискретных входов (В021): Статус" w:value="Слот М11. Блок дискретных входов (В021): Статус"/>
+                  <w:listItem w:displayText="Слот М11. Блок дискретных входов (В021): Статус" w:value="Слот М11. Блок дискретных входов (В021): Статус"/>
+                  <w:listItem w:displayText="Слот М11. Блок дискретных входов (В021): Статус" w:value="Слот М11. Блок дискретных входов (В021): Статус"/>
+                  <w:listItem w:displayText="Слот М11. Блок дискретных входов (В021): Статус" w:value="Слот М11. Блок дискретных входов (В021): Статус"/>
+                  <w:listItem w:displayText="Слот М11. Блок дискретных входов (В021): Статус" w:value="Слот М11. Блок дискретных входов (В021): Статус"/>
+                  <w:listItem w:displayText="Слот М11. Блок дискретных входов (В021): Статус" w:value="Слот М11. Блок дискретных входов (В021): Статус"/>
+                  <w:listItem w:displayText="Слот М12. Измерительный блок (М090): Блок модуля" w:value="Слот М12. Измерительный блок (М090): Блок модуля"/>
+                  <w:listItem w:displayText="Слот М12. Измерительный блок (М090): Блок не определен" w:value="Слот М12. Измерительный блок (М090): Блок не определен"/>
+                  <w:listItem w:displayText="Слот М12. Измерительный блок (М090): Неисправность АЦП" w:value="Слот М12. Измерительный блок (М090): Неисправность АЦП"/>
+                  <w:listItem w:displayText="Слот М12. Измерительный блок (М090): Обрыв цепей ТН" w:value="Слот М12. Измерительный блок (М090): Обрыв цепей ТН"/>
+                  <w:listItem w:displayText="Слот М12. Измерительный блок (М090): Несимметрия измерений" w:value="Слот М12. Измерительный блок (М090): Несимметрия измерений"/>
+                  <w:listItem w:displayText="Слот М12. Измерительный блок (М090): Ошибка номинала ТТ" w:value="Слот М12. Измерительный блок (М090): Ошибка номинала ТТ"/>
+                  <w:listItem w:displayText="Слот М14. Центральный процессор (С01): Отказ блока ЦП" w:value="Слот М14. Центральный процессор (С01): Отказ блока ЦП"/>
+                  <w:listItem w:displayText="Слот М14. Центральный процессор (С01): Неисправность ПЗУ ЦП" w:value="Слот М14. Центральный процессор (С01): Неисправность ПЗУ ЦП"/>
+                  <w:listItem w:displayText="Слот М14. Центральный процессор (С01): Неисправность ПЗУ MPU" w:value="Слот М14. Центральный процессор (С01): Неисправность ПЗУ MPU"/>
+                  <w:listItem w:displayText="Слот М14. Центральный процессор (С01): Неисправность ПЗУ DSP2" w:value="Слот М14. Центральный процессор (С01): Неисправность ПЗУ DSP2"/>
+                  <w:listItem w:displayText="Слот М14. Центральный процессор (С01): Неисправность flash" w:value="Слот М14. Центральный процессор (С01): Неисправность flash"/>
+                  <w:listItem w:displayText="Слот М14. Центральный процессор (С01): Неисправность ОЗУ ЦП" w:value="Слот М14. Центральный процессор (С01): Неисправность ОЗУ ЦП"/>
+                  <w:listItem w:displayText="Слот М14. Центральный процессор (С01): Неисправность ОЗУ MPU" w:value="Слот М14. Центральный процессор (С01): Неисправность ОЗУ MPU"/>
+                  <w:listItem w:displayText="Слот М14. Центральный процессор (С01): Неисправность ОЗУ DSP2" w:value="Слот М14. Центральный процессор (С01): Неисправность ОЗУ DSP2"/>
+                  <w:listItem w:displayText="Слот М14. Центральный процессор (С01): Неисправность ОЗУ IPU2" w:value="Слот М14. Центральный процессор (С01): Неисправность ОЗУ IPU2"/>
+                  <w:listItem w:displayText="Слот М14. Центральный процессор (С01): Неисправность часов ЦП" w:value="Слот М14. Центральный процессор (С01): Неисправность часов ЦП"/>
+                  <w:listItem w:displayText="Слот М14. Центральный процессор (С01): Ошибка I2C ЦП" w:value="Слот М14. Центральный процессор (С01): Ошибка I2C ЦП"/>
+                  <w:listItem w:displayText="Слот М14. Центральный процессор (С01): Ошибка КС уставок" w:value="Слот М14. Центральный процессор (С01): Ошибка КС уставок"/>
+                  <w:listItem w:displayText="Слот М14. Центральный процессор (С01): Неисправность ПО ЦП" w:value="Слот М14. Центральный процессор (С01): Неисправность ПО ЦП"/>
+                  <w:listItem w:displayText="Слот М14. Центральный процессор (С01): Несовместимая версия ПО ЦП" w:value="Слот М14. Центральный процессор (С01): Несовместимая версия ПО ЦП"/>
+                  <w:listItem w:displayText="Слот М14. Центральный процессор (С01): Неисправность SPI ЦП" w:value="Слот М14. Центральный процессор (С01): Неисправность SPI ЦП"/>
+                  <w:listItem w:displayText="Слот М14. Центральный процессор (С01): Ошибка конфигурации ЦП" w:value="Слот М14. Центральный процессор (С01): Ошибка конфигурации ЦП"/>
+                  <w:listItem w:displayText="Слот М14. Центральный процессор (С01): Неверные уставки" w:value="Слот М14. Центральный процессор (С01): Неверные уставки"/>
+                  <w:listItem w:displayText="Слот М14. Центральный процессор (С01): Неисправность IPC" w:value="Слот М14. Центральный процессор (С01): Неисправность IPC"/>
+                  <w:listItem w:displayText="Слот М14. Центральный процессор (С01): Неисправность IPC для MPU-DSP1" w:value="Слот М14. Центральный процессор (С01): Неисправность IPC для MPU-DSP1"/>
+                  <w:listItem w:displayText="Слот М14. Центральный процессор (С01): Неисправность IPC для DSP1-IPU1" w:value="Слот М14. Центральный процессор (С01): Неисправность IPC для DSP1-IPU1"/>
+                  <w:listItem w:displayText="Слот М14. Центральный процессор (С01): Неисправность IPC для MPU-IPU1" w:value="Слот М14. Центральный процессор (С01): Неисправность IPC для MPU-IPU1"/>
+                  <w:listItem w:displayText="Слот М14. Центральный процессор (С01): RED12.Неисправность" w:value="Слот М14. Центральный процессор (С01): RED12.Неисправность"/>
+                  <w:listItem w:displayText="Слот М14. Центральный процессор (С01): RED34.Неисправность" w:value="Слот М14. Центральный процессор (С01): RED34.Неисправность"/>
+                  <w:listItem w:displayText="Слот М14. Центральный процессор (С01): X1.Неисправность" w:value="Слот М14. Центральный процессор (С01): X1.Неисправность"/>
+                  <w:listItem w:displayText="Слот М14. Центральный процессор (С01): X1.Переп.вых.буфер" w:value="Слот М14. Центральный процессор (С01): X1.Переп.вых.буфер"/>
+                  <w:listItem w:displayText="Слот М14. Центральный процессор (С01): X1.Переп.вх.буфер" w:value="Слот М14. Центральный процессор (С01): X1.Переп.вх.буфер"/>
+                  <w:listItem w:displayText="Слот М14. Центральный процессор (С01): X2.Неисправность" w:value="Слот М14. Центральный процессор (С01): X2.Неисправность"/>
+                  <w:listItem w:displayText="Слот М14. Центральный процессор (С01): X2.Переп.вых.буфер" w:value="Слот М14. Центральный процессор (С01): X2.Переп.вых.буфер"/>
+                  <w:listItem w:displayText="Слот М14. Центральный процессор (С01): X2.Переп.вх.буфер" w:value="Слот М14. Центральный процессор (С01): X2.Переп.вх.буфер"/>
+                  <w:listItem w:displayText="Слот М14. Центральный процессор (С01): X3.Неисправность" w:value="Слот М14. Центральный процессор (С01): X3.Неисправность"/>
+                  <w:listItem w:displayText="Слот М14. Центральный процессор (С01): X3.Переп.вых.буфер" w:value="Слот М14. Центральный процессор (С01): X3.Переп.вых.буфер"/>
+                  <w:listItem w:displayText="Слот М14. Центральный процессор (С01): X3.Переп.вх.буфер" w:value="Слот М14. Центральный процессор (С01): X3.Переп.вх.буфер"/>
+                  <w:listItem w:displayText="Слот М14. Центральный процессор (С01): X4.Неисправность" w:value="Слот М14. Центральный процессор (С01): X4.Неисправность"/>
+                  <w:listItem w:displayText="Слот М14. Центральный процессор (С01): X4.Переп.вых.буфер" w:value="Слот М14. Центральный процессор (С01): X4.Переп.вых.буфер"/>
+                  <w:listItem w:displayText="Слот М14. Центральный процессор (С01): X4.Переп.вх.буфер" w:value="Слот М14. Центральный процессор (С01): X4.Переп.вх.буфер"/>
+                  <w:listItem w:displayText="Слот М14. Центральный процессор (С01): Температура ЦП &lt;&lt;" w:value="Слот М14. Центральный процессор (С01): Температура ЦП &lt;&lt;"/>
+                  <w:listItem w:displayText="Слот М14. Центральный процессор (С01): Температура ЦП &gt;&gt;" w:value="Слот М14. Центральный процессор (С01): Температура ЦП &gt;&gt;"/>
+                  <w:listItem w:displayText="Слот М14. Центральный процессор (С01): Температура ЦП &gt;" w:value="Слот М14. Центральный процессор (С01): Температура ЦП &gt;"/>
+                  <w:listItem w:displayText="Слот М14. Центральный процессор (С01): Температура ЦП &lt;" w:value="Слот М14. Центральный процессор (С01): Температура ЦП &lt;"/>
+                  <w:listItem w:displayText="Слот М14. Центральный процессор (С01): Сброс часов" w:value="Слот М14. Центральный процессор (С01): Сброс часов"/>
+                  <w:listItem w:displayText="Слот М14. Центральный процессор (С01): Неисправность архивов" w:value="Слот М14. Центральный процессор (С01): Неисправность архивов"/>
+                  <w:listItem w:displayText="Слот М14. Центральный процессор (С01): Перезагрузка ПО" w:value="Слот М14. Центральный процессор (С01): Перезагрузка ПО"/>
+                  <w:listItem w:displayText="Слот М14. Центральный процессор (С01): Перезапуск по питанию" w:value="Слот М14. Центральный процессор (С01): Перезапуск по питанию"/>
+                  <w:listItem w:displayText="Слот М14. Центральный процессор (С01): Перезапуск по ошибкам ПО" w:value="Слот М14. Центральный процессор (С01): Перезапуск по ошибкам ПО"/>
+                  <w:listItem w:displayText="Слот М14. Центральный процессор (С01): Изменение уставок" w:value="Слот М14. Центральный процессор (С01): Изменение уставок"/>
                 </w:dropDownList>
                 <w:showingPlcHdr/>
                 <w:placeholder>
@@ -5163,79 +8167,270 @@
                 <w:dropDownList>
                   <w:listItem w:displayText="Не назначено" w:value=""/>
                   <w:listItem w:displayText="──────── Сигналы РЗиА ────────" w:value="INPUTS_HEADER" w:disabled="true"/>
-                  <w:listItem w:displayText="АРНТ / АВ РПН: Отключено питание привода" w:value="АРНТ / АВ РПН: Отключено питание привода"/>
-                  <w:listItem w:displayText="АРНТ / АРН: Блокировка РПН по току" w:value="АРНТ / АРН: Блокировка РПН по току"/>
-                  <w:listItem w:displayText="АРНТ / АРН: Блокировка автоматики регулирования" w:value="АРНТ / АРН: Блокировка автоматики регулирования"/>
-                  <w:listItem w:displayText="АРНТ / АРН: Блокировка автоматического регулирования в режиме регулирования параллельно работающих трансформаторов" w:value="АРНТ / АРН: Блокировка автоматического регулирования в режиме регулирования параллельно работающих трансформаторов"/>
-                  <w:listItem w:displayText="АРНТ / АРН: Блокировка автоматической команды прибавить по верхнему допустимому положению" w:value="АРНТ / АРН: Блокировка автоматической команды прибавить по верхнему допустимому положению"/>
-                  <w:listItem w:displayText="АРНТ / АРН: Блокировка автоматической команды убавить по нижнему допустимому положению" w:value="АРНТ / АРН: Блокировка автоматической команды убавить по нижнему допустимому положению"/>
-                  <w:listItem w:displayText="АРНТ / АРН: Блокировка по низкому напряжению" w:value="АРНТ / АРН: Блокировка по низкому напряжению"/>
-                  <w:listItem w:displayText="АРНТ / АРН: Блокировка по низкому уровню масла" w:value="АРНТ / АРН: Блокировка по низкому уровню масла"/>
-                  <w:listItem w:displayText="АРНТ / АРН: Блокировка по перегрузке" w:value="АРНТ / АРН: Блокировка по перегрузке"/>
-                  <w:listItem w:displayText="АРНТ / АРН: Блокировка по перенапряжению" w:value="АРНТ / АРН: Блокировка по перенапряжению"/>
-                  <w:listItem w:displayText="АРНТ / АРН: Ведомый в режиме регулирования параллельно работающих трансформаторов" w:value="АРНТ / АРН: Ведомый в режиме регулирования параллельно работающих трансформаторов"/>
-                  <w:listItem w:displayText="АРНТ / АРН: Ведущий в режиме регулирования параллельно работающих трансформаторов" w:value="АРНТ / АРН: Ведущий в режиме регулирования параллельно работающих трансформаторов"/>
-                  <w:listItem w:displayText="АРНТ / АРН: Высокое напряжение НП секции 1" w:value="АРНТ / АРН: Высокое напряжение НП секции 1"/>
-                  <w:listItem w:displayText="АРНТ / АРН: Высокое напряжение НП секции 2" w:value="АРНТ / АРН: Высокое напряжение НП секции 2"/>
-                  <w:listItem w:displayText="АРНТ / АРН: Высокое напряжение ОП секции 1" w:value="АРНТ / АРН: Высокое напряжение ОП секции 1"/>
-                  <w:listItem w:displayText="АРНТ / АРН: Высокое напряжение ОП секции 2" w:value="АРНТ / АРН: Высокое напряжение ОП секции 2"/>
-                  <w:listItem w:displayText="АРНТ / АРН: Высокое напряжение секции 1" w:value="АРНТ / АРН: Высокое напряжение секции 1"/>
-                  <w:listItem w:displayText="АРНТ / АРН: Готовность к режиму регулирования параллельно работающих трансформаторов" w:value="АРНТ / АРН: Готовность к режиму регулирования параллельно работающих трансформаторов"/>
-                  <w:listItem w:displayText="АРНТ / АРН: Действие АРНТ на привод РПН" w:value="АРНТ / АРН: Действие АРНТ на привод РПН"/>
-                  <w:listItem w:displayText="АРНТ / АРН: Команда «Прибавить» от АРНТ параллельно работающего трансформатора" w:value="АРНТ / АРН: Команда «Прибавить» от АРНТ параллельно работающего трансформатора"/>
-                  <w:listItem w:displayText="АРНТ / АРН: Команда «Убавить» от АРНТ параллельно работающего трансформатора" w:value="АРНТ / АРН: Команда «Убавить» от АРНТ параллельно работающего трансформатора"/>
-                  <w:listItem w:displayText="АРНТ / АРН: Команда «прибавить» в привод РПН" w:value="АРНТ / АРН: Команда «прибавить» в привод РПН"/>
-                  <w:listItem w:displayText="АРНТ / АРН: Команда «убавить» привод РПН" w:value="АРНТ / АРН: Команда «убавить» привод РПН"/>
-                  <w:listItem w:displayText="АРНТ / АРН: Команда на отключение автомата питания привода РПН" w:value="АРНТ / АРН: Команда на отключение автомата питания привода РПН"/>
-                  <w:listItem w:displayText="АРНТ / АРН: Мертвое положение" w:value="АРНТ / АРН: Мертвое положение"/>
-                  <w:listItem w:displayText="АРНТ / АРН: Напряжение выше границы зоны нечувствительности" w:value="АРНТ / АРН: Напряжение выше границы зоны нечувствительности"/>
-                  <w:listItem w:displayText="АРНТ / АРН: Напряжение значительно выше границы зоны нечувствительности" w:value="АРНТ / АРН: Напряжение значительно выше границы зоны нечувствительности"/>
-                  <w:listItem w:displayText="АРНТ / АРН: Напряжение ниже границы зоны нечувствительности" w:value="АРНТ / АРН: Напряжение ниже границы зоны нечувствительности"/>
-                  <w:listItem w:displayText="АРНТ / АРН: Ненормальный режим на секции" w:value="АРНТ / АРН: Ненормальный режим на секции"/>
-                  <w:listItem w:displayText="АРНТ / АРН: Нет связи с регулируемыми шинами" w:value="АРНТ / АРН: Нет связи с регулируемыми шинами"/>
-                  <w:listItem w:displayText="АРНТ / АРН: Низкое напряжение секции 1" w:value="АРНТ / АРН: Низкое напряжение секции 1"/>
-                  <w:listItem w:displayText="АРНТ / АРН: Низкое напряжение секции 2" w:value="АРНТ / АРН: Низкое напряжение секции 2"/>
-                  <w:listItem w:displayText="АРНТ / АРН: Ошибка определения положения РПН" w:value="АРНТ / АРН: Ошибка определения положения РПН"/>
-                  <w:listItem w:displayText="АРНТ / АРН: Ошибка регулирования параллельно работающих трансформаторов" w:value="АРНТ / АРН: Ошибка регулирования параллельно работающих трансформаторов"/>
-                  <w:listItem w:displayText="АРНТ / АРН: Перегрузка секции 1" w:value="АРНТ / АРН: Перегрузка секции 1"/>
-                  <w:listItem w:displayText="АРНТ / АРН: Перегрузка секции 2" w:value="АРНТ / АРН: Перегрузка секции 2"/>
-                  <w:listItem w:displayText="АРНТ / АРН: Перенапряжение секции 2" w:value="АРНТ / АРН: Перенапряжение секции 2"/>
-                  <w:listItem w:displayText="АРНТ / АРН: Прибавить в АРНТ параллельного работающего трансформатора" w:value="АРНТ / АРН: Прибавить в АРНТ параллельного работающего трансформатора"/>
-                  <w:listItem w:displayText="АРНТ / АРН: Привод РПН заблокирован" w:value="АРНТ / АРН: Привод РПН заблокирован"/>
-                  <w:listItem w:displayText="АРНТ / АРН: Принудительно ведущий в режиме регулирования параллельно работающих трансформаторов" w:value="АРНТ / АРН: Принудительно ведущий в режиме регулирования параллельно работающих трансформаторов"/>
-                  <w:listItem w:displayText="АРНТ / АРН: Рассогласование приводов РПН параллельно работающих трансформаторов" w:value="АРНТ / АРН: Рассогласование приводов РПН параллельно работающих трансформаторов"/>
-                  <w:listItem w:displayText="АРНТ / АРН: Режим автоматического регулирования" w:value="АРНТ / АРН: Режим автоматического регулирования"/>
-                  <w:listItem w:displayText="АРНТ / АРН: Режим параллельного регулирования" w:value="АРНТ / АРН: Режим параллельного регулирования"/>
-                  <w:listItem w:displayText="АРНТ / АРН: Убавить в АРНТ параллельного работающего трансформатора" w:value="АРНТ / АРН: Убавить в АРНТ параллельного работающего трансформатора"/>
-                  <w:listItem w:displayText="АРНТ / Выбор ТН: Автоматический выбор регулируемой секции" w:value="АРНТ / Выбор ТН: Автоматический выбор регулируемой секции"/>
-                  <w:listItem w:displayText="АРНТ / Выбор ТН: Контроль 1 секции" w:value="АРНТ / Выбор ТН: Контроль 1 секции"/>
-                  <w:listItem w:displayText="АРНТ / Выбор ТН: Контроль 2 секции" w:value="АРНТ / Выбор ТН: Контроль 2 секции"/>
-                  <w:listItem w:displayText="АРНТ / Выбор ТН: Приоритет регулирования по 2 секции" w:value="АРНТ / Выбор ТН: Приоритет регулирования по 2 секции"/>
-                  <w:listItem w:displayText="АРНТ / Выбор ТН: Регулирование по 1 секции" w:value="АРНТ / Выбор ТН: Регулирование по 1 секции"/>
-                  <w:listItem w:displayText="АРНТ / Выбор ТН: Регулирование по 2 секции" w:value="АРНТ / Выбор ТН: Регулирование по 2 секции"/>
-                  <w:listItem w:displayText="АРНТ / ДТм: Блокировка по низкой температуре" w:value="АРНТ / ДТм: Блокировка по низкой температуре"/>
-                  <w:listItem w:displayText="АРНТ / ДУм: Высокий уровень масла" w:value="АРНТ / ДУм: Высокий уровень масла"/>
-                  <w:listItem w:displayText="АРНТ / Контроль РПН: Длительное переключение (привод остановился в промежуточном положении)" w:value="АРНТ / Контроль РПН: Длительное переключение (привод остановился в промежуточном положении)"/>
-                  <w:listItem w:displayText="АРНТ / Контроль РПН: Отказ привода РПН" w:value="АРНТ / Контроль РПН: Отказ привода РПН"/>
-                  <w:listItem w:displayText="АРНТ / Контроль РПН: Переключение не началось" w:value="АРНТ / Контроль РПН: Переключение не началось"/>
-                  <w:listItem w:displayText="АРНТ / Контроль РПН: Самопроизвольное переключение" w:value="АРНТ / Контроль РПН: Самопроизвольное переключение"/>
-                  <w:listItem w:displayText="АРНТ / Контроль РПН: Сигнализация максимального количества переключений РПН" w:value="АРНТ / Контроль РПН: Сигнализация максимального количества переключений РПН"/>
-                  <w:listItem w:displayText="АРНТ / Привод РПН: Идет переключение" w:value="АРНТ / Привод РПН: Идет переключение"/>
-                  <w:listItem w:displayText="АРНТ / Привод РПН: Крайнее верхнее положение РПН" w:value="АРНТ / Привод РПН: Крайнее верхнее положение РПН"/>
-                  <w:listItem w:displayText="АРНТ / Привод РПН: Крайнее нижнее положение РПН" w:value="АРНТ / Привод РПН: Крайнее нижнее положение РПН"/>
-                  <w:listItem w:displayText="АРНТ / Привод РПН: Местное управление привода" w:value="АРНТ / Привод РПН: Местное управление привода"/>
-                  <w:listItem w:displayText="Сигнализация / Сигнализация: SG не в рабочем положении" w:value="Сигнализация / Сигнализация: SG не в рабочем положении"/>
-                  <w:listItem w:displayText="Сигнализация / Сигнализация: Блок испытательный №1 в рабочем положении" w:value="Сигнализация / Сигнализация: Блок испытательный №1 в рабочем положении"/>
-                  <w:listItem w:displayText="Сигнализация / Сигнализация: Блок испытательный №2 в рабочем положении" w:value="Сигнализация / Сигнализация: Блок испытательный №2 в рабочем положении"/>
-                  <w:listItem w:displayText="Сигнализация / Сигнализация: Блок испытательный №3 в рабочем положении" w:value="Сигнализация / Сигнализация: Блок испытательный №3 в рабочем положении"/>
-                  <w:listItem w:displayText="Сигнализация / Сигнализация: Блок испытательный №4 в рабочем положении" w:value="Сигнализация / Сигнализация: Блок испытательный №4 в рабочем положении"/>
-                  <w:listItem w:displayText="Сигнализация / Сигнализация: Блок испытательный №5 в рабочем положении" w:value="Сигнализация / Сигнализация: Блок испытательный №5 в рабочем положении"/>
-                  <w:listItem w:displayText="Сигнализация / Сигнализация: Блок испытательный №6 в рабочем положении" w:value="Сигнализация / Сигнализация: Блок испытательный №6 в рабочем положении"/>
-                  <w:listItem w:displayText="Сигнализация / Сигнализация: Блок испытательный №7 в рабочем положении" w:value="Сигнализация / Сигнализация: Блок испытательный №7 в рабочем положении"/>
-                  <w:listItem w:displayText="Сигнализация / Сигнализация: Неисправность РПН" w:value="Сигнализация / Сигнализация: Неисправность РПН"/>
-                  <w:listItem w:displayText="Сигнализация / Сигнализация: Сигнал закрытого положения двери" w:value="Сигнализация / Сигнализация: Сигнал закрытого положения двери"/>
-                  <w:listItem w:displayText="Сигнализация / Сигнализация: Сигнал неисправности оперативного тока цепей технологической сигнализации" w:value="Сигнализация / Сигнализация: Сигнал неисправности оперативного тока цепей технологической сигнализации"/>
-                  <w:listItem w:displayText="Сигнализация / Сигнализация: Сигнал открытого положения двери" w:value="Сигнализация / Сигнализация: Сигнал открытого положения двери"/>
+                  <w:listItem w:displayText="ДЗТ / БВКЗ: Срабатывание БВКЗ" w:value="ДЗТ / БВКЗ: Срабатывание БВКЗ"/>
+                  <w:listItem w:displayText="ДЗТ / БВКЗ: Срабатывание БВКЗ по фазе A" w:value="ДЗТ / БВКЗ: Срабатывание БВКЗ по фазе A"/>
+                  <w:listItem w:displayText="ДЗТ / БВКЗ: Срабатывание БВКЗ по фазе B" w:value="ДЗТ / БВКЗ: Срабатывание БВКЗ по фазе B"/>
+                  <w:listItem w:displayText="ДЗТ / БВКЗ: Срабатывание БВКЗ по фазе C" w:value="ДЗТ / БВКЗ: Срабатывание БВКЗ по фазе C"/>
+                  <w:listItem w:displayText="ДЗТ / Д2Г: Пуск Д2Г" w:value="ДЗТ / Д2Г: Пуск Д2Г"/>
+                  <w:listItem w:displayText="ДЗТ / Д2Г: Пуск Д2Г по фазе A" w:value="ДЗТ / Д2Г: Пуск Д2Г по фазе A"/>
+                  <w:listItem w:displayText="ДЗТ / Д2Г: Пуск Д2Г по фазе B" w:value="ДЗТ / Д2Г: Пуск Д2Г по фазе B"/>
+                  <w:listItem w:displayText="ДЗТ / Д2Г: Пуск Д2Г по фазе C" w:value="ДЗТ / Д2Г: Пуск Д2Г по фазе C"/>
+                  <w:listItem w:displayText="ДЗТ / Д5Г: Пуск Д5Г" w:value="ДЗТ / Д5Г: Пуск Д5Г"/>
+                  <w:listItem w:displayText="ДЗТ / Д5Г: Пуск Д5Г по фазе A" w:value="ДЗТ / Д5Г: Пуск Д5Г по фазе A"/>
+                  <w:listItem w:displayText="ДЗТ / Д5Г: Пуск Д5Г по фазе B" w:value="ДЗТ / Д5Г: Пуск Д5Г по фазе B"/>
+                  <w:listItem w:displayText="ДЗТ / Д5Г: Пуск Д5Г по фазе C" w:value="ДЗТ / Д5Г: Пуск Д5Г по фазе C"/>
+                  <w:listItem w:displayText="ДЗТ / ДЗТ: Срабатывание ДЗТ" w:value="ДЗТ / ДЗТ: Срабатывание ДЗТ"/>
+                  <w:listItem w:displayText="ДЗТ / ДТЗт: Пуск ДТЗт" w:value="ДЗТ / ДТЗт: Пуск ДТЗт"/>
+                  <w:listItem w:displayText="ДЗТ / ДТЗт: Пуск ДТЗт по фазе A" w:value="ДЗТ / ДТЗт: Пуск ДТЗт по фазе A"/>
+                  <w:listItem w:displayText="ДЗТ / ДТЗт: Пуск ДТЗт по фазе B" w:value="ДЗТ / ДТЗт: Пуск ДТЗт по фазе B"/>
+                  <w:listItem w:displayText="ДЗТ / ДТЗт: Пуск ДТЗт по фазе C" w:value="ДЗТ / ДТЗт: Пуск ДТЗт по фазе C"/>
+                  <w:listItem w:displayText="ДЗТ / ДТЗт: Пуск ИО по фазе A" w:value="ДЗТ / ДТЗт: Пуск ИО по фазе A"/>
+                  <w:listItem w:displayText="ДЗТ / ДТЗт: Пуск ИО по фазе B" w:value="ДЗТ / ДТЗт: Пуск ИО по фазе B"/>
+                  <w:listItem w:displayText="ДЗТ / ДТЗт: Пуск ИО по фазе C" w:value="ДЗТ / ДТЗт: Пуск ИО по фазе C"/>
+                  <w:listItem w:displayText="ДЗТ / ДТЗт: Срабатывание ДТЗт" w:value="ДЗТ / ДТЗт: Срабатывание ДТЗт"/>
+                  <w:listItem w:displayText="ДЗТ / ДТЗт: Срабатывание ДТЗт на сигнал" w:value="ДЗТ / ДТЗт: Срабатывание ДТЗт на сигнал"/>
+                  <w:listItem w:displayText="ДЗТ / ДТЗт: Срабатывание ДТЗт по фазе A" w:value="ДЗТ / ДТЗт: Срабатывание ДТЗт по фазе A"/>
+                  <w:listItem w:displayText="ДЗТ / ДТЗт: Срабатывание ДТЗт по фазе A на сигнал" w:value="ДЗТ / ДТЗт: Срабатывание ДТЗт по фазе A на сигнал"/>
+                  <w:listItem w:displayText="ДЗТ / ДТЗт: Срабатывание ДТЗт по фазе B" w:value="ДЗТ / ДТЗт: Срабатывание ДТЗт по фазе B"/>
+                  <w:listItem w:displayText="ДЗТ / ДТЗт: Срабатывание ДТЗт по фазе B на сигнал" w:value="ДЗТ / ДТЗт: Срабатывание ДТЗт по фазе B на сигнал"/>
+                  <w:listItem w:displayText="ДЗТ / ДТЗт: Срабатывание ДТЗт по фазе C" w:value="ДЗТ / ДТЗт: Срабатывание ДТЗт по фазе C"/>
+                  <w:listItem w:displayText="ДЗТ / ДТЗт: Срабатывание ДТЗт по фазе C на сигнал" w:value="ДЗТ / ДТЗт: Срабатывание ДТЗт по фазе C на сигнал"/>
+                  <w:listItem w:displayText="ДЗТ / ДТЗт: Функция введена в работу" w:value="ДЗТ / ДТЗт: Функция введена в работу"/>
+                  <w:listItem w:displayText="ДЗТ / ДТЗт: Функция оперативно выведена из работы" w:value="ДЗТ / ДТЗт: Функция оперативно выведена из работы"/>
+                  <w:listItem w:displayText="ДЗТ / ДТО: Пуск ДТО" w:value="ДЗТ / ДТО: Пуск ДТО"/>
+                  <w:listItem w:displayText="ДЗТ / ДТО: Пуск ДТО по фазе A" w:value="ДЗТ / ДТО: Пуск ДТО по фазе A"/>
+                  <w:listItem w:displayText="ДЗТ / ДТО: Пуск ДТО по фазе B" w:value="ДЗТ / ДТО: Пуск ДТО по фазе B"/>
+                  <w:listItem w:displayText="ДЗТ / ДТО: Пуск ДТО по фазе C" w:value="ДЗТ / ДТО: Пуск ДТО по фазе C"/>
+                  <w:listItem w:displayText="ДЗТ / ДТО: Пуск ИО по фазе A" w:value="ДЗТ / ДТО: Пуск ИО по фазе A"/>
+                  <w:listItem w:displayText="ДЗТ / ДТО: Пуск ИО по фазе B" w:value="ДЗТ / ДТО: Пуск ИО по фазе B"/>
+                  <w:listItem w:displayText="ДЗТ / ДТО: Пуск ИО по фазе C" w:value="ДЗТ / ДТО: Пуск ИО по фазе C"/>
+                  <w:listItem w:displayText="ДЗТ / ДТО: Срабатывание ДТО" w:value="ДЗТ / ДТО: Срабатывание ДТО"/>
+                  <w:listItem w:displayText="ДЗТ / ДТО: Срабатывание ДТО на сигнал" w:value="ДЗТ / ДТО: Срабатывание ДТО на сигнал"/>
+                  <w:listItem w:displayText="ДЗТ / ДТО: Срабатывание ДТО по фазе A" w:value="ДЗТ / ДТО: Срабатывание ДТО по фазе A"/>
+                  <w:listItem w:displayText="ДЗТ / ДТО: Срабатывание ДТО по фазе A на сигнал" w:value="ДЗТ / ДТО: Срабатывание ДТО по фазе A на сигнал"/>
+                  <w:listItem w:displayText="ДЗТ / ДТО: Срабатывание ДТО по фазе B" w:value="ДЗТ / ДТО: Срабатывание ДТО по фазе B"/>
+                  <w:listItem w:displayText="ДЗТ / ДТО: Срабатывание ДТО по фазе B на сигнал" w:value="ДЗТ / ДТО: Срабатывание ДТО по фазе B на сигнал"/>
+                  <w:listItem w:displayText="ДЗТ / ДТО: Срабатывание ДТО по фазе C" w:value="ДЗТ / ДТО: Срабатывание ДТО по фазе C"/>
+                  <w:listItem w:displayText="ДЗТ / ДТО: Срабатывание ДТО по фазе C на сигнал" w:value="ДЗТ / ДТО: Срабатывание ДТО по фазе C на сигнал"/>
+                  <w:listItem w:displayText="ДЗТ / ДТО: Функция введена в работу" w:value="ДЗТ / ДТО: Функция введена в работу"/>
+                  <w:listItem w:displayText="ДЗТ / ДТО: Функция оперативно выведена из работы" w:value="ДЗТ / ДТО: Функция оперативно выведена из работы"/>
+                  <w:listItem w:displayText="ДЗТ / КЦТнеб: Неисправность" w:value="ДЗТ / КЦТнеб: Неисправность"/>
+                  <w:listItem w:displayText="ДЗТ / КЦТнеб: Срабатывание" w:value="ДЗТ / КЦТнеб: Срабатывание"/>
+                  <w:listItem w:displayText="ДЗТ / КЦТнеб: Срабатывание фазы A" w:value="ДЗТ / КЦТнеб: Срабатывание фазы A"/>
+                  <w:listItem w:displayText="ДЗТ / КЦТнеб: Срабатывание фазы B" w:value="ДЗТ / КЦТнеб: Срабатывание фазы B"/>
+                  <w:listItem w:displayText="ДЗТ / КЦТнеб: Срабатывание фазы C" w:value="ДЗТ / КЦТнеб: Срабатывание фазы C"/>
+                  <w:listItem w:displayText="ДЗТ / КЦТнеб: Функция введена в работу" w:value="ДЗТ / КЦТнеб: Функция введена в работу"/>
+                  <w:listItem w:displayText="ДЗТ / КЦТнеб: Функция оперативно выведена из работы" w:value="ДЗТ / КЦТнеб: Функция оперативно выведена из работы"/>
+                  <w:listItem w:displayText="ЗП / ЗП ВН: Пуск" w:value="ЗП / ЗП ВН: Пуск"/>
+                  <w:listItem w:displayText="ЗП / ЗП ВН: Пуск ИО максимального тока" w:value="ЗП / ЗП ВН: Пуск ИО максимального тока"/>
+                  <w:listItem w:displayText="ЗП / ЗП ВН: Срабатывание" w:value="ЗП / ЗП ВН: Срабатывание"/>
+                  <w:listItem w:displayText="ЗП / ЗП ВН: Срабатывание на отключение" w:value="ЗП / ЗП ВН: Срабатывание на отключение"/>
+                  <w:listItem w:displayText="ЗП / ЗП ВН: Функция введена в работу" w:value="ЗП / ЗП ВН: Функция введена в работу"/>
+                  <w:listItem w:displayText="ЗП / ЗП ВН: Функция оперативно выведена из работы" w:value="ЗП / ЗП ВН: Функция оперативно выведена из работы"/>
+                  <w:listItem w:displayText="ЗП / ЗП НН (НН2): Пуск" w:value="ЗП / ЗП НН (НН2): Пуск"/>
+                  <w:listItem w:displayText="ЗП / ЗП НН (НН2): Пуск ИО максимального тока" w:value="ЗП / ЗП НН (НН2): Пуск ИО максимального тока"/>
+                  <w:listItem w:displayText="ЗП / ЗП НН (НН2): Срабатывание" w:value="ЗП / ЗП НН (НН2): Срабатывание"/>
+                  <w:listItem w:displayText="ЗП / ЗП НН (НН2): Срабатывание на отключение" w:value="ЗП / ЗП НН (НН2): Срабатывание на отключение"/>
+                  <w:listItem w:displayText="ЗП / ЗП НН (НН2): Функция введена в работу" w:value="ЗП / ЗП НН (НН2): Функция введена в работу"/>
+                  <w:listItem w:displayText="ЗП / ЗП НН (НН2): Функция оперативно выведена из работы" w:value="ЗП / ЗП НН (НН2): Функция оперативно выведена из работы"/>
+                  <w:listItem w:displayText="ЗП / ЗП СН (НН1): Пуск" w:value="ЗП / ЗП СН (НН1): Пуск"/>
+                  <w:listItem w:displayText="ЗП / ЗП СН (НН1): Пуск ИО максимального тока" w:value="ЗП / ЗП СН (НН1): Пуск ИО максимального тока"/>
+                  <w:listItem w:displayText="ЗП / ЗП СН (НН1): Срабатывание" w:value="ЗП / ЗП СН (НН1): Срабатывание"/>
+                  <w:listItem w:displayText="ЗП / ЗП СН (НН1): Срабатывание на отключение" w:value="ЗП / ЗП СН (НН1): Срабатывание на отключение"/>
+                  <w:listItem w:displayText="ЗП / ЗП СН (НН1): Функция введена в работу" w:value="ЗП / ЗП СН (НН1): Функция введена в работу"/>
+                  <w:listItem w:displayText="ЗП / ЗП СН (НН1): Функция оперативно выведена из работы" w:value="ЗП / ЗП СН (НН1): Функция оперативно выведена из работы"/>
+                  <w:listItem w:displayText="ЗП / ЗП: Срабатывание" w:value="ЗП / ЗП: Срабатывание"/>
+                  <w:listItem w:displayText="ЗПО / ЗПО: Пуск" w:value="ЗПО / ЗПО: Пуск"/>
+                  <w:listItem w:displayText="ЗПО / ЗПО: Срабатывание" w:value="ЗПО / ЗПО: Срабатывание"/>
+                  <w:listItem w:displayText="ЗПО / ЗПО: Срабатывание на сигнал" w:value="ЗПО / ЗПО: Срабатывание на сигнал"/>
+                  <w:listItem w:displayText="ЗПО / ЗПО: Функция введена в работу" w:value="ЗПО / ЗПО: Функция введена в работу"/>
+                  <w:listItem w:displayText="ЗПО / ЗПО: Функция оперативно выведена из работы" w:value="ЗПО / ЗПО: Функция оперативно выведена из работы"/>
+                  <w:listItem w:displayText="КЦТ / КЦТ: Срабатывание КЦТ" w:value="КЦТ / КЦТ: Срабатывание КЦТ"/>
+                  <w:listItem w:displayText="КЦТ / КЦТст1: Пуск КЦТст при асимметрии" w:value="КЦТ / КЦТст1: Пуск КЦТст при асимметрии"/>
+                  <w:listItem w:displayText="КЦТ / КЦТст1: Пуск КЦТст при обрыве провода" w:value="КЦТ / КЦТст1: Пуск КЦТст при обрыве провода"/>
+                  <w:listItem w:displayText="КЦТ / КЦТст1: Срабатывание КЦТст при асимметрии" w:value="КЦТ / КЦТст1: Срабатывание КЦТст при асимметрии"/>
+                  <w:listItem w:displayText="КЦТ / КЦТст1: Срабатывание КЦТст при обрыве провода" w:value="КЦТ / КЦТст1: Срабатывание КЦТст при обрыве провода"/>
+                  <w:listItem w:displayText="КЦТ / КЦТст1: Функция введена в работу" w:value="КЦТ / КЦТст1: Функция введена в работу"/>
+                  <w:listItem w:displayText="КЦТ / КЦТст1: Функция оперативно выведена из работы" w:value="КЦТ / КЦТст1: Функция оперативно выведена из работы"/>
+                  <w:listItem w:displayText="КЦТ / КЦТст2: Пуск КЦТст при асимметрии" w:value="КЦТ / КЦТст2: Пуск КЦТст при асимметрии"/>
+                  <w:listItem w:displayText="КЦТ / КЦТст2: Пуск КЦТст при обрыве провода" w:value="КЦТ / КЦТст2: Пуск КЦТст при обрыве провода"/>
+                  <w:listItem w:displayText="КЦТ / КЦТст2: Срабатывание КЦТст при асимметрии" w:value="КЦТ / КЦТст2: Срабатывание КЦТст при асимметрии"/>
+                  <w:listItem w:displayText="КЦТ / КЦТст2: Срабатывание КЦТст при обрыве провода" w:value="КЦТ / КЦТст2: Срабатывание КЦТст при обрыве провода"/>
+                  <w:listItem w:displayText="КЦТ / КЦТст2: Функция введена в работу" w:value="КЦТ / КЦТст2: Функция введена в работу"/>
+                  <w:listItem w:displayText="КЦТ / КЦТст2: Функция оперативно выведена из работы" w:value="КЦТ / КЦТст2: Функция оперативно выведена из работы"/>
+                  <w:listItem w:displayText="КЦТ / КЦТст3: Пуск КЦТст при асимметрии" w:value="КЦТ / КЦТст3: Пуск КЦТст при асимметрии"/>
+                  <w:listItem w:displayText="КЦТ / КЦТст3: Пуск КЦТст при обрыве провода" w:value="КЦТ / КЦТст3: Пуск КЦТст при обрыве провода"/>
+                  <w:listItem w:displayText="КЦТ / КЦТст3: Срабатывание КЦТст при асимметрии" w:value="КЦТ / КЦТст3: Срабатывание КЦТст при асимметрии"/>
+                  <w:listItem w:displayText="КЦТ / КЦТст3: Срабатывание КЦТст при обрыве провода" w:value="КЦТ / КЦТст3: Срабатывание КЦТст при обрыве провода"/>
+                  <w:listItem w:displayText="КЦТ / КЦТст3: Функция введена в работу" w:value="КЦТ / КЦТст3: Функция введена в работу"/>
+                  <w:listItem w:displayText="КЦТ / КЦТст3: Функция оперативно выведена из работы" w:value="КЦТ / КЦТст3: Функция оперативно выведена из работы"/>
+                  <w:listItem w:displayText="ЛО ВН / ЛО: Отключение" w:value="ЛО ВН / ЛО: Отключение"/>
+                  <w:listItem w:displayText="ЛО ВН / ЛО: Отключить аварийно" w:value="ЛО ВН / ЛО: Отключить аварийно"/>
+                  <w:listItem w:displayText="ЛО ВН / ЛО: Функция введена в работу" w:value="ЛО ВН / ЛО: Функция введена в работу"/>
+                  <w:listItem w:displayText="ЛО ВН / ЛО: Функция оперативно выведена из работы" w:value="ЛО ВН / ЛО: Функция оперативно выведена из работы"/>
+                  <w:listItem w:displayText="ЛО ГЗ РПН / ЛО: Блокировка ГЗ РПН" w:value="ЛО ГЗ РПН / ЛО: Блокировка ГЗ РПН"/>
+                  <w:listItem w:displayText="ЛО ГЗ РПН / ЛО: Срабатывание ГЗ РПН" w:value="ЛО ГЗ РПН / ЛО: Срабатывание ГЗ РПН"/>
+                  <w:listItem w:displayText="ЛО ГЗ РПН / ЛО: Срабатывание ГЗ РПН на сигнал" w:value="ЛО ГЗ РПН / ЛО: Срабатывание ГЗ РПН на сигнал"/>
+                  <w:listItem w:displayText="ЛО ГЗ РПН / ЛО: Функция введена в работу" w:value="ЛО ГЗ РПН / ЛО: Функция введена в работу"/>
+                  <w:listItem w:displayText="ЛО ГЗ РПН / ЛО: Функция оперативно выведена из работы" w:value="ЛО ГЗ РПН / ЛО: Функция оперативно выведена из работы"/>
+                  <w:listItem w:displayText="ЛО ГЗоткл / ЛО: Блокировка ГЗоткл" w:value="ЛО ГЗоткл / ЛО: Блокировка ГЗоткл"/>
+                  <w:listItem w:displayText="ЛО ГЗоткл / ЛО: Срабатывание" w:value="ЛО ГЗоткл / ЛО: Срабатывание"/>
+                  <w:listItem w:displayText="ЛО ГЗоткл / ЛО: Срабатывание на сигнал" w:value="ЛО ГЗоткл / ЛО: Срабатывание на сигнал"/>
+                  <w:listItem w:displayText="ЛО ГЗоткл / ЛО: Функция введена в работу" w:value="ЛО ГЗоткл / ЛО: Функция введена в работу"/>
+                  <w:listItem w:displayText="ЛО ГЗоткл / ЛО: Функция оперативно выведена из работы" w:value="ЛО ГЗоткл / ЛО: Функция оперативно выведена из работы"/>
+                  <w:listItem w:displayText="ЛО ГЗсигн / ЛО: Блокировка ГЗсигн" w:value="ЛО ГЗсигн / ЛО: Блокировка ГЗсигн"/>
+                  <w:listItem w:displayText="ЛО ГЗсигн / ЛО: Срабатывание" w:value="ЛО ГЗсигн / ЛО: Срабатывание"/>
+                  <w:listItem w:displayText="ЛО ГЗсигн / ЛО: Срабатывание на сигнал" w:value="ЛО ГЗсигн / ЛО: Срабатывание на сигнал"/>
+                  <w:listItem w:displayText="ЛО ГЗсигн / ЛО: Функция введена в работу" w:value="ЛО ГЗсигн / ЛО: Функция введена в работу"/>
+                  <w:listItem w:displayText="ЛО ГЗсигн / ЛО: Функция оперативно выведена из работы" w:value="ЛО ГЗсигн / ЛО: Функция оперативно выведена из работы"/>
+                  <w:listItem w:displayText="ЛО НН1 / ЗАПВ: Запрет АПВ" w:value="ЛО НН1 / ЗАПВ: Запрет АПВ"/>
+                  <w:listItem w:displayText="ЛО НН1 / ЗАПВ: Функция введена в работу" w:value="ЛО НН1 / ЗАПВ: Функция введена в работу"/>
+                  <w:listItem w:displayText="ЛО НН1 / ЗАПВ: Функция оперативно выведена из работы" w:value="ЛО НН1 / ЗАПВ: Функция оперативно выведена из работы"/>
+                  <w:listItem w:displayText="ЛО НН1 / ЛО: Отключение" w:value="ЛО НН1 / ЛО: Отключение"/>
+                  <w:listItem w:displayText="ЛО НН1 / ЛО: Отключить аварийно" w:value="ЛО НН1 / ЛО: Отключить аварийно"/>
+                  <w:listItem w:displayText="ЛО НН1 / ЛО: Функция введена в работу" w:value="ЛО НН1 / ЛО: Функция введена в работу"/>
+                  <w:listItem w:displayText="ЛО НН1 / ЛО: Функция оперативно выведена из работы" w:value="ЛО НН1 / ЛО: Функция оперативно выведена из работы"/>
+                  <w:listItem w:displayText="ЛО НН2 / ЗАПВ: Запрет АПВ" w:value="ЛО НН2 / ЗАПВ: Запрет АПВ"/>
+                  <w:listItem w:displayText="ЛО НН2 / ЗАПВ: Функция введена в работу" w:value="ЛО НН2 / ЗАПВ: Функция введена в работу"/>
+                  <w:listItem w:displayText="ЛО НН2 / ЗАПВ: Функция оперативно выведена из работы" w:value="ЛО НН2 / ЗАПВ: Функция оперативно выведена из работы"/>
+                  <w:listItem w:displayText="ЛО НН2 / ЛО: Отключение" w:value="ЛО НН2 / ЛО: Отключение"/>
+                  <w:listItem w:displayText="ЛО НН2 / ЛО: Отключить аварийно" w:value="ЛО НН2 / ЛО: Отключить аварийно"/>
+                  <w:listItem w:displayText="ЛО НН2 / ЛО: Функция введена в работу" w:value="ЛО НН2 / ЛО: Функция введена в работу"/>
+                  <w:listItem w:displayText="ЛО НН2 / ЛО: Функция оперативно выведена из работы" w:value="ЛО НН2 / ЛО: Функция оперативно выведена из работы"/>
+                  <w:listItem w:displayText="ЛО Т / ЗАПВ: Запрет АПВ" w:value="ЛО Т / ЗАПВ: Запрет АПВ"/>
+                  <w:listItem w:displayText="ЛО Т / ЗАПВ: Функция введена в работу" w:value="ЛО Т / ЗАПВ: Функция введена в работу"/>
+                  <w:listItem w:displayText="ЛО Т / ЗАПВ: Функция оперативно выведена из работы" w:value="ЛО Т / ЗАПВ: Функция оперативно выведена из работы"/>
+                  <w:listItem w:displayText="ЛО Т / ЛО: Срабатывание" w:value="ЛО Т / ЛО: Срабатывание"/>
+                  <w:listItem w:displayText="ЛО Т / ЛО: Функция введена в работу" w:value="ЛО Т / ЛО: Функция введена в работу"/>
+                  <w:listItem w:displayText="ЛО Т / ЛО: Функция оперативно выведена из работы" w:value="ЛО Т / ЛО: Функция оперативно выведена из работы"/>
+                  <w:listItem w:displayText="ЛО ТЗ / ЛО ДТм: Срабатывание" w:value="ЛО ТЗ / ЛО ДТм: Срабатывание"/>
+                  <w:listItem w:displayText="ЛО ТЗ / ЛО ДТм: Срабатывание датчика температуры масла заблокировано" w:value="ЛО ТЗ / ЛО ДТм: Срабатывание датчика температуры масла заблокировано"/>
+                  <w:listItem w:displayText="ЛО ТЗ / ЛО ДТм: Срабатывание на сигнал" w:value="ЛО ТЗ / ЛО ДТм: Срабатывание на сигнал"/>
+                  <w:listItem w:displayText="ЛО ТЗ / ЛО ДТм: Функция введена в работу" w:value="ЛО ТЗ / ЛО ДТм: Функция введена в работу"/>
+                  <w:listItem w:displayText="ЛО ТЗ / ЛО ДТм: Функция оперативно выведена из работы" w:value="ЛО ТЗ / ЛО ДТм: Функция оперативно выведена из работы"/>
+                  <w:listItem w:displayText="ЛО ТЗ / ЛО ДТо: Срабатывание" w:value="ЛО ТЗ / ЛО ДТо: Срабатывание"/>
+                  <w:listItem w:displayText="ЛО ТЗ / ЛО ДТо: Срабатывание датчика температуры обмотки заблокировано" w:value="ЛО ТЗ / ЛО ДТо: Срабатывание датчика температуры обмотки заблокировано"/>
+                  <w:listItem w:displayText="ЛО ТЗ / ЛО ДТо: Срабатывание на сигнал" w:value="ЛО ТЗ / ЛО ДТо: Срабатывание на сигнал"/>
+                  <w:listItem w:displayText="ЛО ТЗ / ЛО ДТо: Функция введена в работу" w:value="ЛО ТЗ / ЛО ДТо: Функция введена в работу"/>
+                  <w:listItem w:displayText="ЛО ТЗ / ЛО ДТо: Функция оперативно выведена из работы" w:value="ЛО ТЗ / ЛО ДТо: Функция оперативно выведена из работы"/>
+                  <w:listItem w:displayText="ЛО ТЗ / ЛО РД: Срабатывание" w:value="ЛО ТЗ / ЛО РД: Срабатывание"/>
+                  <w:listItem w:displayText="ЛО ТЗ / ЛО РД: Срабатывание на сигнал" w:value="ЛО ТЗ / ЛО РД: Срабатывание на сигнал"/>
+                  <w:listItem w:displayText="ЛО ТЗ / ЛО РД: Срабатывание реле давления заблокировано" w:value="ЛО ТЗ / ЛО РД: Срабатывание реле давления заблокировано"/>
+                  <w:listItem w:displayText="ЛО ТЗ / ЛО РД: Функция введена в работу" w:value="ЛО ТЗ / ЛО РД: Функция введена в работу"/>
+                  <w:listItem w:displayText="ЛО ТЗ / ЛО РД: Функция оперативно выведена из работы" w:value="ЛО ТЗ / ЛО РД: Функция оперативно выведена из работы"/>
+                  <w:listItem w:displayText="ЛО ТС / ЛО ДУм расширителя: Срабатывание" w:value="ЛО ТС / ЛО ДУм расширителя: Срабатывание"/>
+                  <w:listItem w:displayText="ЛО ТС / ЛО ДУм расширителя: Срабатывание на сигнал" w:value="ЛО ТС / ЛО ДУм расширителя: Срабатывание на сигнал"/>
+                  <w:listItem w:displayText="ЛО ТС / ЛО ДУм расширителя: Функция введена в работу" w:value="ЛО ТС / ЛО ДУм расширителя: Функция введена в работу"/>
+                  <w:listItem w:displayText="ЛО ТС / ЛО ДУм расширителя: Функция оперативно выведена из работы" w:value="ЛО ТС / ЛО ДУм расширителя: Функция оперативно выведена из работы"/>
+                  <w:listItem w:displayText="ЛО ТС / ЛО ОК: Срабатывание" w:value="ЛО ТС / ЛО ОК: Срабатывание"/>
+                  <w:listItem w:displayText="ЛО ТС / ЛО ОК: Срабатывание на сигнал" w:value="ЛО ТС / ЛО ОК: Срабатывание на сигнал"/>
+                  <w:listItem w:displayText="ЛО ТС / ЛО ОК: Функция введена в работу" w:value="ЛО ТС / ЛО ОК: Функция введена в работу"/>
+                  <w:listItem w:displayText="ЛО ТС / ЛО ОК: Функция оперативно выведена из работы" w:value="ЛО ТС / ЛО ОК: Функция оперативно выведена из работы"/>
+                  <w:listItem w:displayText="ЛО ТС / ЛО ПК: Срабатывание" w:value="ЛО ТС / ЛО ПК: Срабатывание"/>
+                  <w:listItem w:displayText="ЛО ТС / ЛО ПК: Срабатывание на сигнал" w:value="ЛО ТС / ЛО ПК: Срабатывание на сигнал"/>
+                  <w:listItem w:displayText="ЛО ТС / ЛО ПК: Функция введена в работу" w:value="ЛО ТС / ЛО ПК: Функция введена в работу"/>
+                  <w:listItem w:displayText="ЛО ТС / ЛО ПК: Функция оперативно выведена из работы" w:value="ЛО ТС / ЛО ПК: Функция оперативно выведена из работы"/>
+                  <w:listItem w:displayText="ПДС / ГЗ РПН: Низкая изоляция" w:value="ПДС / ГЗ РПН: Низкая изоляция"/>
+                  <w:listItem w:displayText="ПДС / ГЗ РПН: Отключение" w:value="ПДС / ГЗ РПН: Отключение"/>
+                  <w:listItem w:displayText="ПДС / ГЗ Т: Низкая изоляция ГЗоткл" w:value="ПДС / ГЗ Т: Низкая изоляция ГЗоткл"/>
+                  <w:listItem w:displayText="ПДС / ГЗ Т: Низкая изоляция ГЗсигн" w:value="ПДС / ГЗ Т: Низкая изоляция ГЗсигн"/>
+                  <w:listItem w:displayText="ПДС / ГЗ Т: Отключение" w:value="ПДС / ГЗ Т: Отключение"/>
+                  <w:listItem w:displayText="ПДС / ГЗ Т: Сигнал" w:value="ПДС / ГЗ Т: Сигнал"/>
+                  <w:listItem w:displayText="ПДС / ДТм: Низкая изоляция" w:value="ПДС / ДТм: Низкая изоляция"/>
+                  <w:listItem w:displayText="ПДС / ДТм: Отключение" w:value="ПДС / ДТм: Отключение"/>
+                  <w:listItem w:displayText="ПДС / ДТм: Сигнал" w:value="ПДС / ДТм: Сигнал"/>
+                  <w:listItem w:displayText="ПДС / ДТм_РПН: Срабатывание" w:value="ПДС / ДТм_РПН: Срабатывание"/>
+                  <w:listItem w:displayText="ПДС / ДТо: Низкая изоляция" w:value="ПДС / ДТо: Низкая изоляция"/>
+                  <w:listItem w:displayText="ПДС / ДТо: Отключение" w:value="ПДС / ДТо: Отключение"/>
+                  <w:listItem w:displayText="ПДС / ДТо: Сигнал" w:value="ПДС / ДТо: Сигнал"/>
+                  <w:listItem w:displayText="ПДС / ДУм РПН: Высокий уровень масла" w:value="ПДС / ДУм РПН: Высокий уровень масла"/>
+                  <w:listItem w:displayText="ПДС / ДУм РПН: Низкий уровень масла" w:value="ПДС / ДУм РПН: Низкий уровень масла"/>
+                  <w:listItem w:displayText="ПДС / ДУм расширителя: Высокий уровень масла" w:value="ПДС / ДУм расширителя: Высокий уровень масла"/>
+                  <w:listItem w:displayText="ПДС / ДУм расширителя: Низкий уровень масла" w:value="ПДС / ДУм расширителя: Низкий уровень масла"/>
+                  <w:listItem w:displayText="ПДС / КСО: Авария" w:value="ПДС / КСО: Авария"/>
+                  <w:listItem w:displayText="ПДС / КСО: Неисправность" w:value="ПДС / КСО: Неисправность"/>
+                  <w:listItem w:displayText="ПДС / ОК: Срабатывание" w:value="ПДС / ОК: Срабатывание"/>
+                  <w:listItem w:displayText="ПДС / ПДС: Функция введена в работу" w:value="ПДС / ПДС: Функция введена в работу"/>
+                  <w:listItem w:displayText="ПДС / ПДС: Функция оперативно выведена из работы" w:value="ПДС / ПДС: Функция оперативно выведена из работы"/>
+                  <w:listItem w:displayText="ПДС / ПК: Срабатывание" w:value="ПДС / ПК: Срабатывание"/>
+                  <w:listItem w:displayText="ПДС / РД: Низкая изоляция" w:value="ПДС / РД: Низкая изоляция"/>
+                  <w:listItem w:displayText="ПДС / РД: Отключение" w:value="ПДС / РД: Отключение"/>
+                  <w:listItem w:displayText="ПДС НКУ / SA1: Цепь управления введена" w:value="ПДС НКУ / SA1: Цепь управления введена"/>
+                  <w:listItem w:displayText="ПДС НКУ / SA2: Цепь управления введена" w:value="ПДС НКУ / SA2: Цепь управления введена"/>
+                  <w:listItem w:displayText="ПДС НКУ / SA3: Цепь управления введена" w:value="ПДС НКУ / SA3: Цепь управления введена"/>
+                  <w:listItem w:displayText="ПДС НКУ / SA4: Цепь управления введена" w:value="ПДС НКУ / SA4: Цепь управления введена"/>
+                  <w:listItem w:displayText="ПДС НКУ / SG1: Рабочее положение испытательного блока" w:value="ПДС НКУ / SG1: Рабочее положение испытательного блока"/>
+                  <w:listItem w:displayText="ПДС НКУ / SG2: Рабочее положение испытательного блока" w:value="ПДС НКУ / SG2: Рабочее положение испытательного блока"/>
+                  <w:listItem w:displayText="ПДС НКУ / SG3: Рабочее положение испытательного блока" w:value="ПДС НКУ / SG3: Рабочее положение испытательного блока"/>
+                  <w:listItem w:displayText="ПДС НКУ / Дверь: Дверь шкафа закрыта" w:value="ПДС НКУ / Дверь: Дверь шкафа закрыта"/>
+                  <w:listItem w:displayText="ПДС НКУ / Дверь: Дверь шкафа открыта" w:value="ПДС НКУ / Дверь: Дверь шкафа открыта"/>
+                  <w:listItem w:displayText="ПДС НКУ / ОТ ГЗ: Неисправность оперативного тока цепей ГЗ" w:value="ПДС НКУ / ОТ ГЗ: Неисправность оперативного тока цепей ГЗ"/>
+                  <w:listItem w:displayText="ПДС НКУ / ОТ ЗДЗ1: Неисправность оперативного тока цепей ЗДЗ НН1" w:value="ПДС НКУ / ОТ ЗДЗ1: Неисправность оперативного тока цепей ЗДЗ НН1"/>
+                  <w:listItem w:displayText="ПДС НКУ / ОТ ЗДЗ2: Неисправность оперативного тока цепей ЗДЗ НН2" w:value="ПДС НКУ / ОТ ЗДЗ2: Неисправность оперативного тока цепей ЗДЗ НН2"/>
+                  <w:listItem w:displayText="ПДС НКУ / ОТ ТЗ, ТС: Неисправность оперативного тока цепей ТЗ, ТС" w:value="ПДС НКУ / ОТ ТЗ, ТС: Неисправность оперативного тока цепей ТЗ, ТС"/>
+                  <w:listItem w:displayText="ПДС НКУ / ОТ УРОВ1: Неисправность оперативного тока цепей УРОВ НН1" w:value="ПДС НКУ / ОТ УРОВ1: Неисправность оперативного тока цепей УРОВ НН1"/>
+                  <w:listItem w:displayText="ПДС НКУ / ОТ УРОВ2: Неисправность оперативного тока цепей УРОВ НН2" w:value="ПДС НКУ / ОТ УРОВ2: Неисправность оперативного тока цепей УРОВ НН2"/>
+                  <w:listItem w:displayText="ПДС НКУ / ПДС НКУ: Функция введена в работу" w:value="ПДС НКУ / ПДС НКУ: Функция введена в работу"/>
+                  <w:listItem w:displayText="ПДС НКУ / ПДС НКУ: Функция оперативно выведена из работы" w:value="ПДС НКУ / ПДС НКУ: Функция оперативно выведена из работы"/>
+                  <w:listItem w:displayText="ПС / ПС: Пуск" w:value="ПС / ПС: Пуск"/>
+                  <w:listItem w:displayText="ПС / ПС: Пуск (импульс)" w:value="ПС / ПС: Пуск (импульс)"/>
+                  <w:listItem w:displayText="РТПО / РТПО ВН: Пуск" w:value="РТПО / РТПО ВН: Пуск"/>
+                  <w:listItem w:displayText="РТПО / РТПО ВН: Пуск ИО тока" w:value="РТПО / РТПО ВН: Пуск ИО тока"/>
+                  <w:listItem w:displayText="РТПО / РТПО ВН: Функция введена в работу" w:value="РТПО / РТПО ВН: Функция введена в работу"/>
+                  <w:listItem w:displayText="РТПО / РТПО ВН: Функция оперативно выведена из работы" w:value="РТПО / РТПО ВН: Функция оперативно выведена из работы"/>
+                  <w:listItem w:displayText="РТПО / РТПО НН (НН2): Пуск" w:value="РТПО / РТПО НН (НН2): Пуск"/>
+                  <w:listItem w:displayText="РТПО / РТПО НН (НН2): Пуск ИО тока" w:value="РТПО / РТПО НН (НН2): Пуск ИО тока"/>
+                  <w:listItem w:displayText="РТПО / РТПО НН (НН2): Функция введена в работу" w:value="РТПО / РТПО НН (НН2): Функция введена в работу"/>
+                  <w:listItem w:displayText="РТПО / РТПО НН (НН2): Функция оперативно выведена из работы" w:value="РТПО / РТПО НН (НН2): Функция оперативно выведена из работы"/>
+                  <w:listItem w:displayText="РТПО / РТПО СН (НН1): Пуск" w:value="РТПО / РТПО СН (НН1): Пуск"/>
+                  <w:listItem w:displayText="РТПО / РТПО СН (НН1): Пуск ИО тока" w:value="РТПО / РТПО СН (НН1): Пуск ИО тока"/>
+                  <w:listItem w:displayText="РТПО / РТПО СН (НН1): Функция введена в работу" w:value="РТПО / РТПО СН (НН1): Функция введена в работу"/>
+                  <w:listItem w:displayText="РТПО / РТПО СН (НН1): Функция оперативно выведена из работы" w:value="РТПО / РТПО СН (НН1): Функция оперативно выведена из работы"/>
+                  <w:listItem w:displayText="РТПО / РТПО_общ: Пуск" w:value="РТПО / РТПО_общ: Пуск"/>
+                  <w:listItem w:displayText="РТПО / РТПО_общ: Функция введена в работу" w:value="РТПО / РТПО_общ: Функция введена в работу"/>
+                  <w:listItem w:displayText="СС / СС: БИ выведены" w:value="СС / СС: БИ выведены"/>
+                  <w:listItem w:displayText="СС / СС: Внешнее отключение" w:value="СС / СС: Внешнее отключение"/>
+                  <w:listItem w:displayText="СС / СС: Выходные цепи разобраны" w:value="СС / СС: Выходные цепи разобраны"/>
+                  <w:listItem w:displayText="СС / СС: ГЗ заблокирована" w:value="СС / СС: ГЗ заблокирована"/>
+                  <w:listItem w:displayText="СС / СС: Неисправность ОТ цепей ГЗ" w:value="СС / СС: Неисправность ОТ цепей ГЗ"/>
+                  <w:listItem w:displayText="СС / СС: Неисправность ОТ цепей ТЗ, ТС" w:value="СС / СС: Неисправность ОТ цепей ТЗ, ТС"/>
+                  <w:listItem w:displayText="СС / СС: Низкая изоляция ГЗ" w:value="СС / СС: Низкая изоляция ГЗ"/>
+                  <w:listItem w:displayText="СС / СС: Низкая изоляция ТЗ" w:value="СС / СС: Низкая изоляция ТЗ"/>
+                  <w:listItem w:displayText="СС / СС: Общий внешний сигнал" w:value="СС / СС: Общий внешний сигнал"/>
+                  <w:listItem w:displayText="СС / СС: Сигнализация от ГЗ" w:value="СС / СС: Сигнализация от ГЗ"/>
+                  <w:listItem w:displayText="СС / СС: Сигнализация от ТЗ" w:value="СС / СС: Сигнализация от ТЗ"/>
+                  <w:listItem w:displayText="СС / СС: Сигнализация от ТС" w:value="СС / СС: Сигнализация от ТС"/>
+                  <w:listItem w:displayText="СС / СС: Сигнализация цепей опер.тока" w:value="СС / СС: Сигнализация цепей опер.тока"/>
+                  <w:listItem w:displayText="СС / СС: Сигнализация цепей опер.тока НН" w:value="СС / СС: Сигнализация цепей опер.тока НН"/>
+                  <w:listItem w:displayText="СС / СС: ТЗ заблокирована" w:value="СС / СС: ТЗ заблокирована"/>
+                  <w:listItem w:displayText="ТК ЗДЗ / ТК ЗДЗ: Пуск" w:value="ТК ЗДЗ / ТК ЗДЗ: Пуск"/>
+                  <w:listItem w:displayText="ТК ЗДЗ / ТК ЗДЗ: Пуск ИО тока" w:value="ТК ЗДЗ / ТК ЗДЗ: Пуск ИО тока"/>
+                  <w:listItem w:displayText="ТК ЗДЗ / ТК ЗДЗ: Функция введена в работу" w:value="ТК ЗДЗ / ТК ЗДЗ: Функция введена в работу"/>
+                  <w:listItem w:displayText="ТК ЗДЗ / ТК ЗДЗ: Функция оперативно выведена из работы" w:value="ТК ЗДЗ / ТК ЗДЗ: Функция оперативно выведена из работы"/>
+                  <w:listItem w:displayText="ТО ЗПО / ТО ЗПО ВН: Пуск" w:value="ТО ЗПО / ТО ЗПО ВН: Пуск"/>
+                  <w:listItem w:displayText="ТО ЗПО / ТО ЗПО ВН: Пуск ИО тока" w:value="ТО ЗПО / ТО ЗПО ВН: Пуск ИО тока"/>
+                  <w:listItem w:displayText="ТО ЗПО / ТО ЗПО ВН: Функция введена в работу" w:value="ТО ЗПО / ТО ЗПО ВН: Функция введена в работу"/>
+                  <w:listItem w:displayText="ТО ЗПО / ТО ЗПО ВН: Функция оперативно выведена из работы" w:value="ТО ЗПО / ТО ЗПО ВН: Функция оперативно выведена из работы"/>
+                  <w:listItem w:displayText="ТО ЗПО / ТО ЗПО НН (НН2): Пуск" w:value="ТО ЗПО / ТО ЗПО НН (НН2): Пуск"/>
+                  <w:listItem w:displayText="ТО ЗПО / ТО ЗПО НН (НН2): Пуск ИО тока" w:value="ТО ЗПО / ТО ЗПО НН (НН2): Пуск ИО тока"/>
+                  <w:listItem w:displayText="ТО ЗПО / ТО ЗПО НН (НН2): Функция введена в работу" w:value="ТО ЗПО / ТО ЗПО НН (НН2): Функция введена в работу"/>
+                  <w:listItem w:displayText="ТО ЗПО / ТО ЗПО НН (НН2): Функция оперативно выведена из работы" w:value="ТО ЗПО / ТО ЗПО НН (НН2): Функция оперативно выведена из работы"/>
+                  <w:listItem w:displayText="ТО ЗПО / ТО ЗПО СН (НН1): Пуск" w:value="ТО ЗПО / ТО ЗПО СН (НН1): Пуск"/>
+                  <w:listItem w:displayText="ТО ЗПО / ТО ЗПО СН (НН1): Пуск ИО тока" w:value="ТО ЗПО / ТО ЗПО СН (НН1): Пуск ИО тока"/>
+                  <w:listItem w:displayText="ТО ЗПО / ТО ЗПО СН (НН1): Функция введена в работу" w:value="ТО ЗПО / ТО ЗПО СН (НН1): Функция введена в работу"/>
+                  <w:listItem w:displayText="ТО ЗПО / ТО ЗПО СН (НН1): Функция оперативно выведена из работы" w:value="ТО ЗПО / ТО ЗПО СН (НН1): Функция оперативно выведена из работы"/>
+                  <w:listItem w:displayText="ТО ЗПО / ТО ЗПО_общ: Пуск" w:value="ТО ЗПО / ТО ЗПО_общ: Пуск"/>
+                  <w:listItem w:displayText="ТО ЗПО / ТО ЗПО_общ: Функция введена в работу" w:value="ТО ЗПО / ТО ЗПО_общ: Функция введена в работу"/>
+                  <w:listItem w:displayText="ТО РПН / ТО РПН: Пуск" w:value="ТО РПН / ТО РПН: Пуск"/>
+                  <w:listItem w:displayText="ТО РПН / ТО РПН: Пуск ИО тока" w:value="ТО РПН / ТО РПН: Пуск ИО тока"/>
+                  <w:listItem w:displayText="ТО РПН / ТО РПН: Функция введена в работу" w:value="ТО РПН / ТО РПН: Функция введена в работу"/>
+                  <w:listItem w:displayText="ТО РПН / ТО РПН: Функция оперативно выведена из работы" w:value="ТО РПН / ТО РПН: Функция оперативно выведена из работы"/>
+                  <w:listItem w:displayText="УРОВ ВН / УРОВ: Пуск" w:value="УРОВ ВН / УРОВ: Пуск"/>
+                  <w:listItem w:displayText="УРОВ ВН / УРОВ: Пуск ИО максимального тока" w:value="УРОВ ВН / УРОВ: Пуск ИО максимального тока"/>
+                  <w:listItem w:displayText="УРОВ ВН / УРОВ: Срабатывание" w:value="УРОВ ВН / УРОВ: Срабатывание"/>
+                  <w:listItem w:displayText="УРОВ ВН / УРОВ: Срабатывание «на себя»" w:value="УРОВ ВН / УРОВ: Срабатывание «на себя»"/>
+                  <w:listItem w:displayText="УРОВ ВН / УРОВ: Функция введена в работу" w:value="УРОВ ВН / УРОВ: Функция введена в работу"/>
+                  <w:listItem w:displayText="УРОВ ВН / УРОВ: Функция оперативно выведена из работы" w:value="УРОВ ВН / УРОВ: Функция оперативно выведена из работы"/>
                   <w:listItem w:displayText=" " w:value="SPACER" w:disabled="true"/>
                   <w:listItem w:displayText="────── Сигналы от блоков ──────" w:value="CONTROLS_HEADER" w:disabled="true"/>
                   <w:listItem w:displayText="Слот М1. Блок питания (Р02с): Крит. неисправность 12 В" w:value="Слот М1. Блок питания (Р02с): Крит. неисправность 12 В"/>
@@ -5265,105 +8460,161 @@
                   <w:listItem w:displayText="Слот М3. Блок выходных реле (К002): Статус" w:value="Слот М3. Блок выходных реле (К002): Статус"/>
                   <w:listItem w:displayText="Слот М3. Блок выходных реле (К002): Статус" w:value="Слот М3. Блок выходных реле (К002): Статус"/>
                   <w:listItem w:displayText="Слот М3. Блок выходных реле (К002): Статус" w:value="Слот М3. Блок выходных реле (К002): Статус"/>
-                  <w:listItem w:displayText="Слот М4. Блок выходных реле (К001): Отказ блока" w:value="Слот М4. Блок выходных реле (К001): Отказ блока"/>
-                  <w:listItem w:displayText="Слот М4. Блок выходных реле (К001): Блок не определен" w:value="Слот М4. Блок выходных реле (К001): Блок не определен"/>
-                  <w:listItem w:displayText="Слот М4. Блок выходных реле (К001): Статус" w:value="Слот М4. Блок выходных реле (К001): Статус"/>
-                  <w:listItem w:displayText="Слот М4. Блок выходных реле (К001): Статус" w:value="Слот М4. Блок выходных реле (К001): Статус"/>
-                  <w:listItem w:displayText="Слот М4. Блок выходных реле (К001): Статус" w:value="Слот М4. Блок выходных реле (К001): Статус"/>
-                  <w:listItem w:displayText="Слот М4. Блок выходных реле (К001): Статус" w:value="Слот М4. Блок выходных реле (К001): Статус"/>
-                  <w:listItem w:displayText="Слот М4. Блок выходных реле (К001): Статус" w:value="Слот М4. Блок выходных реле (К001): Статус"/>
-                  <w:listItem w:displayText="Слот М4. Блок выходных реле (К001): Статус" w:value="Слот М4. Блок выходных реле (К001): Статус"/>
-                  <w:listItem w:displayText="Слот М4. Блок выходных реле (К001): Статус" w:value="Слот М4. Блок выходных реле (К001): Статус"/>
-                  <w:listItem w:displayText="Слот М4. Блок выходных реле (К001): Статус" w:value="Слот М4. Блок выходных реле (К001): Статус"/>
-                  <w:listItem w:displayText="Слот М5. Блок дискретных входов (В021): Отказ блока" w:value="Слот М5. Блок дискретных входов (В021): Отказ блока"/>
-                  <w:listItem w:displayText="Слот М5. Блок дискретных входов (В021): Блок не определен" w:value="Слот М5. Блок дискретных входов (В021): Блок не определен"/>
-                  <w:listItem w:displayText="Слот М5. Блок дискретных входов (В021): Статус" w:value="Слот М5. Блок дискретных входов (В021): Статус"/>
-                  <w:listItem w:displayText="Слот М5. Блок дискретных входов (В021): Статус" w:value="Слот М5. Блок дискретных входов (В021): Статус"/>
-                  <w:listItem w:displayText="Слот М5. Блок дискретных входов (В021): Статус" w:value="Слот М5. Блок дискретных входов (В021): Статус"/>
-                  <w:listItem w:displayText="Слот М5. Блок дискретных входов (В021): Статус" w:value="Слот М5. Блок дискретных входов (В021): Статус"/>
-                  <w:listItem w:displayText="Слот М5. Блок дискретных входов (В021): Статус" w:value="Слот М5. Блок дискретных входов (В021): Статус"/>
-                  <w:listItem w:displayText="Слот М5. Блок дискретных входов (В021): Статус" w:value="Слот М5. Блок дискретных входов (В021): Статус"/>
-                  <w:listItem w:displayText="Слот М5. Блок дискретных входов (В021): Статус" w:value="Слот М5. Блок дискретных входов (В021): Статус"/>
-                  <w:listItem w:displayText="Слот М5. Блок дискретных входов (В021): Статус" w:value="Слот М5. Блок дискретных входов (В021): Статус"/>
-                  <w:listItem w:displayText="Слот М5. Блок дискретных входов (В021): Статус" w:value="Слот М5. Блок дискретных входов (В021): Статус"/>
-                  <w:listItem w:displayText="Слот М5. Блок дискретных входов (В021): Статус" w:value="Слот М5. Блок дискретных входов (В021): Статус"/>
-                  <w:listItem w:displayText="Слот М5. Блок дискретных входов (В021): Статус" w:value="Слот М5. Блок дискретных входов (В021): Статус"/>
-                  <w:listItem w:displayText="Слот М5. Блок дискретных входов (В021): Статус" w:value="Слот М5. Блок дискретных входов (В021): Статус"/>
-                  <w:listItem w:displayText="Слот М5. Блок дискретных входов (В021): Статус" w:value="Слот М5. Блок дискретных входов (В021): Статус"/>
-                  <w:listItem w:displayText="Слот М5. Блок дискретных входов (В021): Статус" w:value="Слот М5. Блок дискретных входов (В021): Статус"/>
-                  <w:listItem w:displayText="Слот М6. Блок дискретных входов (В021): Отказ блока" w:value="Слот М6. Блок дискретных входов (В021): Отказ блока"/>
-                  <w:listItem w:displayText="Слот М6. Блок дискретных входов (В021): Блок не определен" w:value="Слот М6. Блок дискретных входов (В021): Блок не определен"/>
-                  <w:listItem w:displayText="Слот М6. Блок дискретных входов (В021): Статус" w:value="Слот М6. Блок дискретных входов (В021): Статус"/>
-                  <w:listItem w:displayText="Слот М6. Блок дискретных входов (В021): Статус" w:value="Слот М6. Блок дискретных входов (В021): Статус"/>
-                  <w:listItem w:displayText="Слот М6. Блок дискретных входов (В021): Статус" w:value="Слот М6. Блок дискретных входов (В021): Статус"/>
-                  <w:listItem w:displayText="Слот М6. Блок дискретных входов (В021): Статус" w:value="Слот М6. Блок дискретных входов (В021): Статус"/>
-                  <w:listItem w:displayText="Слот М6. Блок дискретных входов (В021): Статус" w:value="Слот М6. Блок дискретных входов (В021): Статус"/>
-                  <w:listItem w:displayText="Слот М6. Блок дискретных входов (В021): Статус" w:value="Слот М6. Блок дискретных входов (В021): Статус"/>
-                  <w:listItem w:displayText="Слот М6. Блок дискретных входов (В021): Статус" w:value="Слот М6. Блок дискретных входов (В021): Статус"/>
-                  <w:listItem w:displayText="Слот М6. Блок дискретных входов (В021): Статус" w:value="Слот М6. Блок дискретных входов (В021): Статус"/>
-                  <w:listItem w:displayText="Слот М6. Блок дискретных входов (В021): Статус" w:value="Слот М6. Блок дискретных входов (В021): Статус"/>
-                  <w:listItem w:displayText="Слот М6. Блок дискретных входов (В021): Статус" w:value="Слот М6. Блок дискретных входов (В021): Статус"/>
-                  <w:listItem w:displayText="Слот М6. Блок дискретных входов (В021): Статус" w:value="Слот М6. Блок дискретных входов (В021): Статус"/>
-                  <w:listItem w:displayText="Слот М6. Блок дискретных входов (В021): Статус" w:value="Слот М6. Блок дискретных входов (В021): Статус"/>
-                  <w:listItem w:displayText="Слот М6. Блок дискретных входов (В021): Статус" w:value="Слот М6. Блок дискретных входов (В021): Статус"/>
-                  <w:listItem w:displayText="Слот М6. Блок дискретных входов (В021): Статус" w:value="Слот М6. Блок дискретных входов (В021): Статус"/>
-                  <w:listItem w:displayText="Слот М7. Блок сопряжения (А004): Отказ блока" w:value="Слот М7. Блок сопряжения (А004): Отказ блока"/>
-                  <w:listItem w:displayText="Слот М7. Блок сопряжения (А004): Блок не определен" w:value="Слот М7. Блок сопряжения (А004): Блок не определен"/>
-                  <w:listItem w:displayText="Слот М7. Блок сопряжения (А004): Неисправность АЦП" w:value="Слот М7. Блок сопряжения (А004): Неисправность АЦП"/>
-                  <w:listItem w:displayText="Слот М7. Блок сопряжения (А004): Обрыв цепей ТН" w:value="Слот М7. Блок сопряжения (А004): Обрыв цепей ТН"/>
-                  <w:listItem w:displayText="Слот М7. Блок сопряжения (А004): Несимметрия измерений" w:value="Слот М7. Блок сопряжения (А004): Несимметрия измерений"/>
-                  <w:listItem w:displayText="Слот М7. Блок сопряжения (А004): Ошибка номинала ТТ" w:value="Слот М7. Блок сопряжения (А004): Ошибка номинала ТТ"/>
-                  <w:listItem w:displayText="Слот М8. Измерительный блок (М046): Отказ блока" w:value="Слот М8. Измерительный блок (М046): Отказ блока"/>
-                  <w:listItem w:displayText="Слот М8. Измерительный блок (М046): Блок не определен" w:value="Слот М8. Измерительный блок (М046): Блок не определен"/>
-                  <w:listItem w:displayText="Слот М8. Измерительный блок (М046): Неисправность АЦП" w:value="Слот М8. Измерительный блок (М046): Неисправность АЦП"/>
-                  <w:listItem w:displayText="Слот М8. Измерительный блок (М046): Обрыв цепей ТН" w:value="Слот М8. Измерительный блок (М046): Обрыв цепей ТН"/>
-                  <w:listItem w:displayText="Слот М8. Измерительный блок (М046): Несимметрия измерений" w:value="Слот М8. Измерительный блок (М046): Несимметрия измерений"/>
-                  <w:listItem w:displayText="Слот М8. Измерительный блок (М046): Ошибка номинала ТТ" w:value="Слот М8. Измерительный блок (М046): Ошибка номинала ТТ"/>
-                  <w:listItem w:displayText="Слот М10. Центральный процессор (С01): Отказ блока ЦП" w:value="Слот М10. Центральный процессор (С01): Отказ блока ЦП"/>
-                  <w:listItem w:displayText="Слот М10. Центральный процессор (С01): Неисправность ПЗУ ЦП" w:value="Слот М10. Центральный процессор (С01): Неисправность ПЗУ ЦП"/>
-                  <w:listItem w:displayText="Слот М10. Центральный процессор (С01): Неисправность ПЗУ MPU" w:value="Слот М10. Центральный процессор (С01): Неисправность ПЗУ MPU"/>
-                  <w:listItem w:displayText="Слот М10. Центральный процессор (С01): Неисправность ПЗУ DSP2" w:value="Слот М10. Центральный процессор (С01): Неисправность ПЗУ DSP2"/>
-                  <w:listItem w:displayText="Слот М10. Центральный процессор (С01): Неисправность flash" w:value="Слот М10. Центральный процессор (С01): Неисправность flash"/>
-                  <w:listItem w:displayText="Слот М10. Центральный процессор (С01): Неисправность ОЗУ ЦП" w:value="Слот М10. Центральный процессор (С01): Неисправность ОЗУ ЦП"/>
-                  <w:listItem w:displayText="Слот М10. Центральный процессор (С01): Неисправность ОЗУ MPU" w:value="Слот М10. Центральный процессор (С01): Неисправность ОЗУ MPU"/>
-                  <w:listItem w:displayText="Слот М10. Центральный процессор (С01): Неисправность ОЗУ DSP2" w:value="Слот М10. Центральный процессор (С01): Неисправность ОЗУ DSP2"/>
-                  <w:listItem w:displayText="Слот М10. Центральный процессор (С01): Неисправность ОЗУ IPU2" w:value="Слот М10. Центральный процессор (С01): Неисправность ОЗУ IPU2"/>
-                  <w:listItem w:displayText="Слот М10. Центральный процессор (С01): Неисправность часов ЦП" w:value="Слот М10. Центральный процессор (С01): Неисправность часов ЦП"/>
-                  <w:listItem w:displayText="Слот М10. Центральный процессор (С01): Ошибка I2C ЦП" w:value="Слот М10. Центральный процессор (С01): Ошибка I2C ЦП"/>
-                  <w:listItem w:displayText="Слот М10. Центральный процессор (С01): Ошибка КС уставок" w:value="Слот М10. Центральный процессор (С01): Ошибка КС уставок"/>
-                  <w:listItem w:displayText="Слот М10. Центральный процессор (С01): Неисправность ПО ЦП" w:value="Слот М10. Центральный процессор (С01): Неисправность ПО ЦП"/>
-                  <w:listItem w:displayText="Слот М10. Центральный процессор (С01): Несовместимая версия ПО ЦП" w:value="Слот М10. Центральный процессор (С01): Несовместимая версия ПО ЦП"/>
-                  <w:listItem w:displayText="Слот М10. Центральный процессор (С01): Неисправность SPI ЦП" w:value="Слот М10. Центральный процессор (С01): Неисправность SPI ЦП"/>
-                  <w:listItem w:displayText="Слот М10. Центральный процессор (С01): Ошибка конфигурации ЦП" w:value="Слот М10. Центральный процессор (С01): Ошибка конфигурации ЦП"/>
-                  <w:listItem w:displayText="Слот М10. Центральный процессор (С01): Неверные уставки" w:value="Слот М10. Центральный процессор (С01): Неверные уставки"/>
-                  <w:listItem w:displayText="Слот М10. Центральный процессор (С01): Неисправность IPC" w:value="Слот М10. Центральный процессор (С01): Неисправность IPC"/>
-                  <w:listItem w:displayText="Слот М10. Центральный процессор (С01): Неисправность IPC для MPU-DSP1" w:value="Слот М10. Центральный процессор (С01): Неисправность IPC для MPU-DSP1"/>
-                  <w:listItem w:displayText="Слот М10. Центральный процессор (С01): Неисправность IPC для DSP1-IPU1" w:value="Слот М10. Центральный процессор (С01): Неисправность IPC для DSP1-IPU1"/>
-                  <w:listItem w:displayText="Слот М10. Центральный процессор (С01): Неисправность IPC для MPU-IPU1" w:value="Слот М10. Центральный процессор (С01): Неисправность IPC для MPU-IPU1"/>
-                  <w:listItem w:displayText="Слот М10. Центральный процессор (С01): RED12.Неисправность" w:value="Слот М10. Центральный процессор (С01): RED12.Неисправность"/>
-                  <w:listItem w:displayText="Слот М10. Центральный процессор (С01): RED34.Неисправность" w:value="Слот М10. Центральный процессор (С01): RED34.Неисправность"/>
-                  <w:listItem w:displayText="Слот М10. Центральный процессор (С01): X1.Неисправность" w:value="Слот М10. Центральный процессор (С01): X1.Неисправность"/>
-                  <w:listItem w:displayText="Слот М10. Центральный процессор (С01): X1.Переп.вых.буфер" w:value="Слот М10. Центральный процессор (С01): X1.Переп.вых.буфер"/>
-                  <w:listItem w:displayText="Слот М10. Центральный процессор (С01): X1.Переп.вх.буфер" w:value="Слот М10. Центральный процессор (С01): X1.Переп.вх.буфер"/>
-                  <w:listItem w:displayText="Слот М10. Центральный процессор (С01): X2.Неисправность" w:value="Слот М10. Центральный процессор (С01): X2.Неисправность"/>
-                  <w:listItem w:displayText="Слот М10. Центральный процессор (С01): X2.Переп.вых.буфер" w:value="Слот М10. Центральный процессор (С01): X2.Переп.вых.буфер"/>
-                  <w:listItem w:displayText="Слот М10. Центральный процессор (С01): X2.Переп.вх.буфер" w:value="Слот М10. Центральный процессор (С01): X2.Переп.вх.буфер"/>
-                  <w:listItem w:displayText="Слот М10. Центральный процессор (С01): X3.Неисправность" w:value="Слот М10. Центральный процессор (С01): X3.Неисправность"/>
-                  <w:listItem w:displayText="Слот М10. Центральный процессор (С01): X3.Переп.вых.буфер" w:value="Слот М10. Центральный процессор (С01): X3.Переп.вых.буфер"/>
-                  <w:listItem w:displayText="Слот М10. Центральный процессор (С01): X3.Переп.вх.буфер" w:value="Слот М10. Центральный процессор (С01): X3.Переп.вх.буфер"/>
-                  <w:listItem w:displayText="Слот М10. Центральный процессор (С01): X4.Неисправность" w:value="Слот М10. Центральный процессор (С01): X4.Неисправность"/>
-                  <w:listItem w:displayText="Слот М10. Центральный процессор (С01): X4.Переп.вых.буфер" w:value="Слот М10. Центральный процессор (С01): X4.Переп.вых.буфер"/>
-                  <w:listItem w:displayText="Слот М10. Центральный процессор (С01): X4.Переп.вх.буфер" w:value="Слот М10. Центральный процессор (С01): X4.Переп.вх.буфер"/>
-                  <w:listItem w:displayText="Слот М10. Центральный процессор (С01): Температура ЦП &lt;&lt;" w:value="Слот М10. Центральный процессор (С01): Температура ЦП &lt;&lt;"/>
-                  <w:listItem w:displayText="Слот М10. Центральный процессор (С01): Температура ЦП &gt;&gt;" w:value="Слот М10. Центральный процессор (С01): Температура ЦП &gt;&gt;"/>
-                  <w:listItem w:displayText="Слот М10. Центральный процессор (С01): Температура ЦП &gt;" w:value="Слот М10. Центральный процессор (С01): Температура ЦП &gt;"/>
-                  <w:listItem w:displayText="Слот М10. Центральный процессор (С01): Температура ЦП &lt;" w:value="Слот М10. Центральный процессор (С01): Температура ЦП &lt;"/>
-                  <w:listItem w:displayText="Слот М10. Центральный процессор (С01): Сброс часов" w:value="Слот М10. Центральный процессор (С01): Сброс часов"/>
-                  <w:listItem w:displayText="Слот М10. Центральный процессор (С01): Неисправность архивов" w:value="Слот М10. Центральный процессор (С01): Неисправность архивов"/>
-                  <w:listItem w:displayText="Слот М10. Центральный процессор (С01): Перезагрузка ПО" w:value="Слот М10. Центральный процессор (С01): Перезагрузка ПО"/>
-                  <w:listItem w:displayText="Слот М10. Центральный процессор (С01): Перезапуск по питанию" w:value="Слот М10. Центральный процессор (С01): Перезапуск по питанию"/>
-                  <w:listItem w:displayText="Слот М10. Центральный процессор (С01): Перезапуск по ошибкам ПО" w:value="Слот М10. Центральный процессор (С01): Перезапуск по ошибкам ПО"/>
-                  <w:listItem w:displayText="Слот М10. Центральный процессор (С01): Изменение уставок" w:value="Слот М10. Центральный процессор (С01): Изменение уставок"/>
+                  <w:listItem w:displayText="Слот М4. Блок выходных реле (К002): Отказ блока" w:value="Слот М4. Блок выходных реле (К002): Отказ блока"/>
+                  <w:listItem w:displayText="Слот М4. Блок выходных реле (К002): Блок не определен" w:value="Слот М4. Блок выходных реле (К002): Блок не определен"/>
+                  <w:listItem w:displayText="Слот М4. Блок выходных реле (К002): Статус" w:value="Слот М4. Блок выходных реле (К002): Статус"/>
+                  <w:listItem w:displayText="Слот М4. Блок выходных реле (К002): Статус" w:value="Слот М4. Блок выходных реле (К002): Статус"/>
+                  <w:listItem w:displayText="Слот М4. Блок выходных реле (К002): Статус" w:value="Слот М4. Блок выходных реле (К002): Статус"/>
+                  <w:listItem w:displayText="Слот М4. Блок выходных реле (К002): Статус" w:value="Слот М4. Блок выходных реле (К002): Статус"/>
+                  <w:listItem w:displayText="Слот М4. Блок выходных реле (К002): Статус" w:value="Слот М4. Блок выходных реле (К002): Статус"/>
+                  <w:listItem w:displayText="Слот М4. Блок выходных реле (К002): Статус" w:value="Слот М4. Блок выходных реле (К002): Статус"/>
+                  <w:listItem w:displayText="Слот М4. Блок выходных реле (К002): Статус" w:value="Слот М4. Блок выходных реле (К002): Статус"/>
+                  <w:listItem w:displayText="Слот М4. Блок выходных реле (К002): Статус" w:value="Слот М4. Блок выходных реле (К002): Статус"/>
+                  <w:listItem w:displayText="Слот М5. Блок выходных реле (К002): Отказ блока" w:value="Слот М5. Блок выходных реле (К002): Отказ блока"/>
+                  <w:listItem w:displayText="Слот М5. Блок выходных реле (К002): Блок не определен" w:value="Слот М5. Блок выходных реле (К002): Блок не определен"/>
+                  <w:listItem w:displayText="Слот М5. Блок выходных реле (К002): Статус" w:value="Слот М5. Блок выходных реле (К002): Статус"/>
+                  <w:listItem w:displayText="Слот М5. Блок выходных реле (К002): Статус" w:value="Слот М5. Блок выходных реле (К002): Статус"/>
+                  <w:listItem w:displayText="Слот М5. Блок выходных реле (К002): Статус" w:value="Слот М5. Блок выходных реле (К002): Статус"/>
+                  <w:listItem w:displayText="Слот М5. Блок выходных реле (К002): Статус" w:value="Слот М5. Блок выходных реле (К002): Статус"/>
+                  <w:listItem w:displayText="Слот М5. Блок выходных реле (К002): Статус" w:value="Слот М5. Блок выходных реле (К002): Статус"/>
+                  <w:listItem w:displayText="Слот М5. Блок выходных реле (К002): Статус" w:value="Слот М5. Блок выходных реле (К002): Статус"/>
+                  <w:listItem w:displayText="Слот М5. Блок выходных реле (К002): Статус" w:value="Слот М5. Блок выходных реле (К002): Статус"/>
+                  <w:listItem w:displayText="Слот М5. Блок выходных реле (К002): Статус" w:value="Слот М5. Блок выходных реле (К002): Статус"/>
+                  <w:listItem w:displayText="Слот М6. Блок выходных реле (К002): Отказ блока" w:value="Слот М6. Блок выходных реле (К002): Отказ блока"/>
+                  <w:listItem w:displayText="Слот М6. Блок выходных реле (К002): Блок не определен" w:value="Слот М6. Блок выходных реле (К002): Блок не определен"/>
+                  <w:listItem w:displayText="Слот М6. Блок выходных реле (К002): Статус" w:value="Слот М6. Блок выходных реле (К002): Статус"/>
+                  <w:listItem w:displayText="Слот М6. Блок выходных реле (К002): Статус" w:value="Слот М6. Блок выходных реле (К002): Статус"/>
+                  <w:listItem w:displayText="Слот М6. Блок выходных реле (К002): Статус" w:value="Слот М6. Блок выходных реле (К002): Статус"/>
+                  <w:listItem w:displayText="Слот М6. Блок выходных реле (К002): Статус" w:value="Слот М6. Блок выходных реле (К002): Статус"/>
+                  <w:listItem w:displayText="Слот М6. Блок выходных реле (К002): Статус" w:value="Слот М6. Блок выходных реле (К002): Статус"/>
+                  <w:listItem w:displayText="Слот М6. Блок выходных реле (К002): Статус" w:value="Слот М6. Блок выходных реле (К002): Статус"/>
+                  <w:listItem w:displayText="Слот М6. Блок выходных реле (К002): Статус" w:value="Слот М6. Блок выходных реле (К002): Статус"/>
+                  <w:listItem w:displayText="Слот М6. Блок выходных реле (К002): Статус" w:value="Слот М6. Блок выходных реле (К002): Статус"/>
+                  <w:listItem w:displayText="Слот М7. Блок выходных реле (К002): Отказ блока" w:value="Слот М7. Блок выходных реле (К002): Отказ блока"/>
+                  <w:listItem w:displayText="Слот М7. Блок выходных реле (К002): Блок не определен" w:value="Слот М7. Блок выходных реле (К002): Блок не определен"/>
+                  <w:listItem w:displayText="Слот М7. Блок выходных реле (К002): Статус" w:value="Слот М7. Блок выходных реле (К002): Статус"/>
+                  <w:listItem w:displayText="Слот М7. Блок выходных реле (К002): Статус" w:value="Слот М7. Блок выходных реле (К002): Статус"/>
+                  <w:listItem w:displayText="Слот М7. Блок выходных реле (К002): Статус" w:value="Слот М7. Блок выходных реле (К002): Статус"/>
+                  <w:listItem w:displayText="Слот М7. Блок выходных реле (К002): Статус" w:value="Слот М7. Блок выходных реле (К002): Статус"/>
+                  <w:listItem w:displayText="Слот М7. Блок выходных реле (К002): Статус" w:value="Слот М7. Блок выходных реле (К002): Статус"/>
+                  <w:listItem w:displayText="Слот М7. Блок выходных реле (К002): Статус" w:value="Слот М7. Блок выходных реле (К002): Статус"/>
+                  <w:listItem w:displayText="Слот М7. Блок выходных реле (К002): Статус" w:value="Слот М7. Блок выходных реле (К002): Статус"/>
+                  <w:listItem w:displayText="Слот М7. Блок выходных реле (К002): Статус" w:value="Слот М7. Блок выходных реле (К002): Статус"/>
+                  <w:listItem w:displayText="Слот М8. Блок дискретных входов (В021): Отказ блока" w:value="Слот М8. Блок дискретных входов (В021): Отказ блока"/>
+                  <w:listItem w:displayText="Слот М8. Блок дискретных входов (В021): Блок не определен" w:value="Слот М8. Блок дискретных входов (В021): Блок не определен"/>
+                  <w:listItem w:displayText="Слот М8. Блок дискретных входов (В021): Статус" w:value="Слот М8. Блок дискретных входов (В021): Статус"/>
+                  <w:listItem w:displayText="Слот М8. Блок дискретных входов (В021): Статус" w:value="Слот М8. Блок дискретных входов (В021): Статус"/>
+                  <w:listItem w:displayText="Слот М8. Блок дискретных входов (В021): Статус" w:value="Слот М8. Блок дискретных входов (В021): Статус"/>
+                  <w:listItem w:displayText="Слот М8. Блок дискретных входов (В021): Статус" w:value="Слот М8. Блок дискретных входов (В021): Статус"/>
+                  <w:listItem w:displayText="Слот М8. Блок дискретных входов (В021): Статус" w:value="Слот М8. Блок дискретных входов (В021): Статус"/>
+                  <w:listItem w:displayText="Слот М8. Блок дискретных входов (В021): Статус" w:value="Слот М8. Блок дискретных входов (В021): Статус"/>
+                  <w:listItem w:displayText="Слот М8. Блок дискретных входов (В021): Статус" w:value="Слот М8. Блок дискретных входов (В021): Статус"/>
+                  <w:listItem w:displayText="Слот М8. Блок дискретных входов (В021): Статус" w:value="Слот М8. Блок дискретных входов (В021): Статус"/>
+                  <w:listItem w:displayText="Слот М8. Блок дискретных входов (В021): Статус" w:value="Слот М8. Блок дискретных входов (В021): Статус"/>
+                  <w:listItem w:displayText="Слот М8. Блок дискретных входов (В021): Статус" w:value="Слот М8. Блок дискретных входов (В021): Статус"/>
+                  <w:listItem w:displayText="Слот М8. Блок дискретных входов (В021): Статус" w:value="Слот М8. Блок дискретных входов (В021): Статус"/>
+                  <w:listItem w:displayText="Слот М8. Блок дискретных входов (В021): Статус" w:value="Слот М8. Блок дискретных входов (В021): Статус"/>
+                  <w:listItem w:displayText="Слот М8. Блок дискретных входов (В021): Статус" w:value="Слот М8. Блок дискретных входов (В021): Статус"/>
+                  <w:listItem w:displayText="Слот М8. Блок дискретных входов (В021): Статус" w:value="Слот М8. Блок дискретных входов (В021): Статус"/>
+                  <w:listItem w:displayText="Слот М9. Блок дискретных входов (В021): Отказ блока" w:value="Слот М9. Блок дискретных входов (В021): Отказ блока"/>
+                  <w:listItem w:displayText="Слот М9. Блок дискретных входов (В021): Блок не определен" w:value="Слот М9. Блок дискретных входов (В021): Блок не определен"/>
+                  <w:listItem w:displayText="Слот М9. Блок дискретных входов (В021): Статус" w:value="Слот М9. Блок дискретных входов (В021): Статус"/>
+                  <w:listItem w:displayText="Слот М9. Блок дискретных входов (В021): Статус" w:value="Слот М9. Блок дискретных входов (В021): Статус"/>
+                  <w:listItem w:displayText="Слот М9. Блок дискретных входов (В021): Статус" w:value="Слот М9. Блок дискретных входов (В021): Статус"/>
+                  <w:listItem w:displayText="Слот М9. Блок дискретных входов (В021): Статус" w:value="Слот М9. Блок дискретных входов (В021): Статус"/>
+                  <w:listItem w:displayText="Слот М9. Блок дискретных входов (В021): Статус" w:value="Слот М9. Блок дискретных входов (В021): Статус"/>
+                  <w:listItem w:displayText="Слот М9. Блок дискретных входов (В021): Статус" w:value="Слот М9. Блок дискретных входов (В021): Статус"/>
+                  <w:listItem w:displayText="Слот М9. Блок дискретных входов (В021): Статус" w:value="Слот М9. Блок дискретных входов (В021): Статус"/>
+                  <w:listItem w:displayText="Слот М9. Блок дискретных входов (В021): Статус" w:value="Слот М9. Блок дискретных входов (В021): Статус"/>
+                  <w:listItem w:displayText="Слот М9. Блок дискретных входов (В021): Статус" w:value="Слот М9. Блок дискретных входов (В021): Статус"/>
+                  <w:listItem w:displayText="Слот М9. Блок дискретных входов (В021): Статус" w:value="Слот М9. Блок дискретных входов (В021): Статус"/>
+                  <w:listItem w:displayText="Слот М9. Блок дискретных входов (В021): Статус" w:value="Слот М9. Блок дискретных входов (В021): Статус"/>
+                  <w:listItem w:displayText="Слот М9. Блок дискретных входов (В021): Статус" w:value="Слот М9. Блок дискретных входов (В021): Статус"/>
+                  <w:listItem w:displayText="Слот М9. Блок дискретных входов (В021): Статус" w:value="Слот М9. Блок дискретных входов (В021): Статус"/>
+                  <w:listItem w:displayText="Слот М9. Блок дискретных входов (В021): Статус" w:value="Слот М9. Блок дискретных входов (В021): Статус"/>
+                  <w:listItem w:displayText="Слот М10. Блок дискретных входов (В021): Отказ блока" w:value="Слот М10. Блок дискретных входов (В021): Отказ блока"/>
+                  <w:listItem w:displayText="Слот М10. Блок дискретных входов (В021): Блок не определен" w:value="Слот М10. Блок дискретных входов (В021): Блок не определен"/>
+                  <w:listItem w:displayText="Слот М10. Блок дискретных входов (В021): Статус" w:value="Слот М10. Блок дискретных входов (В021): Статус"/>
+                  <w:listItem w:displayText="Слот М10. Блок дискретных входов (В021): Статус" w:value="Слот М10. Блок дискретных входов (В021): Статус"/>
+                  <w:listItem w:displayText="Слот М10. Блок дискретных входов (В021): Статус" w:value="Слот М10. Блок дискретных входов (В021): Статус"/>
+                  <w:listItem w:displayText="Слот М10. Блок дискретных входов (В021): Статус" w:value="Слот М10. Блок дискретных входов (В021): Статус"/>
+                  <w:listItem w:displayText="Слот М10. Блок дискретных входов (В021): Статус" w:value="Слот М10. Блок дискретных входов (В021): Статус"/>
+                  <w:listItem w:displayText="Слот М10. Блок дискретных входов (В021): Статус" w:value="Слот М10. Блок дискретных входов (В021): Статус"/>
+                  <w:listItem w:displayText="Слот М10. Блок дискретных входов (В021): Статус" w:value="Слот М10. Блок дискретных входов (В021): Статус"/>
+                  <w:listItem w:displayText="Слот М10. Блок дискретных входов (В021): Статус" w:value="Слот М10. Блок дискретных входов (В021): Статус"/>
+                  <w:listItem w:displayText="Слот М10. Блок дискретных входов (В021): Статус" w:value="Слот М10. Блок дискретных входов (В021): Статус"/>
+                  <w:listItem w:displayText="Слот М10. Блок дискретных входов (В021): Статус" w:value="Слот М10. Блок дискретных входов (В021): Статус"/>
+                  <w:listItem w:displayText="Слот М10. Блок дискретных входов (В021): Статус" w:value="Слот М10. Блок дискретных входов (В021): Статус"/>
+                  <w:listItem w:displayText="Слот М10. Блок дискретных входов (В021): Статус" w:value="Слот М10. Блок дискретных входов (В021): Статус"/>
+                  <w:listItem w:displayText="Слот М10. Блок дискретных входов (В021): Статус" w:value="Слот М10. Блок дискретных входов (В021): Статус"/>
+                  <w:listItem w:displayText="Слот М10. Блок дискретных входов (В021): Статус" w:value="Слот М10. Блок дискретных входов (В021): Статус"/>
+                  <w:listItem w:displayText="Слот М11. Блок дискретных входов (В021): Отказ блока" w:value="Слот М11. Блок дискретных входов (В021): Отказ блока"/>
+                  <w:listItem w:displayText="Слот М11. Блок дискретных входов (В021): Блок не определен" w:value="Слот М11. Блок дискретных входов (В021): Блок не определен"/>
+                  <w:listItem w:displayText="Слот М11. Блок дискретных входов (В021): Статус" w:value="Слот М11. Блок дискретных входов (В021): Статус"/>
+                  <w:listItem w:displayText="Слот М11. Блок дискретных входов (В021): Статус" w:value="Слот М11. Блок дискретных входов (В021): Статус"/>
+                  <w:listItem w:displayText="Слот М11. Блок дискретных входов (В021): Статус" w:value="Слот М11. Блок дискретных входов (В021): Статус"/>
+                  <w:listItem w:displayText="Слот М11. Блок дискретных входов (В021): Статус" w:value="Слот М11. Блок дискретных входов (В021): Статус"/>
+                  <w:listItem w:displayText="Слот М11. Блок дискретных входов (В021): Статус" w:value="Слот М11. Блок дискретных входов (В021): Статус"/>
+                  <w:listItem w:displayText="Слот М11. Блок дискретных входов (В021): Статус" w:value="Слот М11. Блок дискретных входов (В021): Статус"/>
+                  <w:listItem w:displayText="Слот М11. Блок дискретных входов (В021): Статус" w:value="Слот М11. Блок дискретных входов (В021): Статус"/>
+                  <w:listItem w:displayText="Слот М11. Блок дискретных входов (В021): Статус" w:value="Слот М11. Блок дискретных входов (В021): Статус"/>
+                  <w:listItem w:displayText="Слот М11. Блок дискретных входов (В021): Статус" w:value="Слот М11. Блок дискретных входов (В021): Статус"/>
+                  <w:listItem w:displayText="Слот М11. Блок дискретных входов (В021): Статус" w:value="Слот М11. Блок дискретных входов (В021): Статус"/>
+                  <w:listItem w:displayText="Слот М11. Блок дискретных входов (В021): Статус" w:value="Слот М11. Блок дискретных входов (В021): Статус"/>
+                  <w:listItem w:displayText="Слот М11. Блок дискретных входов (В021): Статус" w:value="Слот М11. Блок дискретных входов (В021): Статус"/>
+                  <w:listItem w:displayText="Слот М11. Блок дискретных входов (В021): Статус" w:value="Слот М11. Блок дискретных входов (В021): Статус"/>
+                  <w:listItem w:displayText="Слот М11. Блок дискретных входов (В021): Статус" w:value="Слот М11. Блок дискретных входов (В021): Статус"/>
+                  <w:listItem w:displayText="Слот М12. Измерительный блок (М090): Блок модуля" w:value="Слот М12. Измерительный блок (М090): Блок модуля"/>
+                  <w:listItem w:displayText="Слот М12. Измерительный блок (М090): Блок не определен" w:value="Слот М12. Измерительный блок (М090): Блок не определен"/>
+                  <w:listItem w:displayText="Слот М12. Измерительный блок (М090): Неисправность АЦП" w:value="Слот М12. Измерительный блок (М090): Неисправность АЦП"/>
+                  <w:listItem w:displayText="Слот М12. Измерительный блок (М090): Обрыв цепей ТН" w:value="Слот М12. Измерительный блок (М090): Обрыв цепей ТН"/>
+                  <w:listItem w:displayText="Слот М12. Измерительный блок (М090): Несимметрия измерений" w:value="Слот М12. Измерительный блок (М090): Несимметрия измерений"/>
+                  <w:listItem w:displayText="Слот М12. Измерительный блок (М090): Ошибка номинала ТТ" w:value="Слот М12. Измерительный блок (М090): Ошибка номинала ТТ"/>
+                  <w:listItem w:displayText="Слот М14. Центральный процессор (С01): Отказ блока ЦП" w:value="Слот М14. Центральный процессор (С01): Отказ блока ЦП"/>
+                  <w:listItem w:displayText="Слот М14. Центральный процессор (С01): Неисправность ПЗУ ЦП" w:value="Слот М14. Центральный процессор (С01): Неисправность ПЗУ ЦП"/>
+                  <w:listItem w:displayText="Слот М14. Центральный процессор (С01): Неисправность ПЗУ MPU" w:value="Слот М14. Центральный процессор (С01): Неисправность ПЗУ MPU"/>
+                  <w:listItem w:displayText="Слот М14. Центральный процессор (С01): Неисправность ПЗУ DSP2" w:value="Слот М14. Центральный процессор (С01): Неисправность ПЗУ DSP2"/>
+                  <w:listItem w:displayText="Слот М14. Центральный процессор (С01): Неисправность flash" w:value="Слот М14. Центральный процессор (С01): Неисправность flash"/>
+                  <w:listItem w:displayText="Слот М14. Центральный процессор (С01): Неисправность ОЗУ ЦП" w:value="Слот М14. Центральный процессор (С01): Неисправность ОЗУ ЦП"/>
+                  <w:listItem w:displayText="Слот М14. Центральный процессор (С01): Неисправность ОЗУ MPU" w:value="Слот М14. Центральный процессор (С01): Неисправность ОЗУ MPU"/>
+                  <w:listItem w:displayText="Слот М14. Центральный процессор (С01): Неисправность ОЗУ DSP2" w:value="Слот М14. Центральный процессор (С01): Неисправность ОЗУ DSP2"/>
+                  <w:listItem w:displayText="Слот М14. Центральный процессор (С01): Неисправность ОЗУ IPU2" w:value="Слот М14. Центральный процессор (С01): Неисправность ОЗУ IPU2"/>
+                  <w:listItem w:displayText="Слот М14. Центральный процессор (С01): Неисправность часов ЦП" w:value="Слот М14. Центральный процессор (С01): Неисправность часов ЦП"/>
+                  <w:listItem w:displayText="Слот М14. Центральный процессор (С01): Ошибка I2C ЦП" w:value="Слот М14. Центральный процессор (С01): Ошибка I2C ЦП"/>
+                  <w:listItem w:displayText="Слот М14. Центральный процессор (С01): Ошибка КС уставок" w:value="Слот М14. Центральный процессор (С01): Ошибка КС уставок"/>
+                  <w:listItem w:displayText="Слот М14. Центральный процессор (С01): Неисправность ПО ЦП" w:value="Слот М14. Центральный процессор (С01): Неисправность ПО ЦП"/>
+                  <w:listItem w:displayText="Слот М14. Центральный процессор (С01): Несовместимая версия ПО ЦП" w:value="Слот М14. Центральный процессор (С01): Несовместимая версия ПО ЦП"/>
+                  <w:listItem w:displayText="Слот М14. Центральный процессор (С01): Неисправность SPI ЦП" w:value="Слот М14. Центральный процессор (С01): Неисправность SPI ЦП"/>
+                  <w:listItem w:displayText="Слот М14. Центральный процессор (С01): Ошибка конфигурации ЦП" w:value="Слот М14. Центральный процессор (С01): Ошибка конфигурации ЦП"/>
+                  <w:listItem w:displayText="Слот М14. Центральный процессор (С01): Неверные уставки" w:value="Слот М14. Центральный процессор (С01): Неверные уставки"/>
+                  <w:listItem w:displayText="Слот М14. Центральный процессор (С01): Неисправность IPC" w:value="Слот М14. Центральный процессор (С01): Неисправность IPC"/>
+                  <w:listItem w:displayText="Слот М14. Центральный процессор (С01): Неисправность IPC для MPU-DSP1" w:value="Слот М14. Центральный процессор (С01): Неисправность IPC для MPU-DSP1"/>
+                  <w:listItem w:displayText="Слот М14. Центральный процессор (С01): Неисправность IPC для DSP1-IPU1" w:value="Слот М14. Центральный процессор (С01): Неисправность IPC для DSP1-IPU1"/>
+                  <w:listItem w:displayText="Слот М14. Центральный процессор (С01): Неисправность IPC для MPU-IPU1" w:value="Слот М14. Центральный процессор (С01): Неисправность IPC для MPU-IPU1"/>
+                  <w:listItem w:displayText="Слот М14. Центральный процессор (С01): RED12.Неисправность" w:value="Слот М14. Центральный процессор (С01): RED12.Неисправность"/>
+                  <w:listItem w:displayText="Слот М14. Центральный процессор (С01): RED34.Неисправность" w:value="Слот М14. Центральный процессор (С01): RED34.Неисправность"/>
+                  <w:listItem w:displayText="Слот М14. Центральный процессор (С01): X1.Неисправность" w:value="Слот М14. Центральный процессор (С01): X1.Неисправность"/>
+                  <w:listItem w:displayText="Слот М14. Центральный процессор (С01): X1.Переп.вых.буфер" w:value="Слот М14. Центральный процессор (С01): X1.Переп.вых.буфер"/>
+                  <w:listItem w:displayText="Слот М14. Центральный процессор (С01): X1.Переп.вх.буфер" w:value="Слот М14. Центральный процессор (С01): X1.Переп.вх.буфер"/>
+                  <w:listItem w:displayText="Слот М14. Центральный процессор (С01): X2.Неисправность" w:value="Слот М14. Центральный процессор (С01): X2.Неисправность"/>
+                  <w:listItem w:displayText="Слот М14. Центральный процессор (С01): X2.Переп.вых.буфер" w:value="Слот М14. Центральный процессор (С01): X2.Переп.вых.буфер"/>
+                  <w:listItem w:displayText="Слот М14. Центральный процессор (С01): X2.Переп.вх.буфер" w:value="Слот М14. Центральный процессор (С01): X2.Переп.вх.буфер"/>
+                  <w:listItem w:displayText="Слот М14. Центральный процессор (С01): X3.Неисправность" w:value="Слот М14. Центральный процессор (С01): X3.Неисправность"/>
+                  <w:listItem w:displayText="Слот М14. Центральный процессор (С01): X3.Переп.вых.буфер" w:value="Слот М14. Центральный процессор (С01): X3.Переп.вых.буфер"/>
+                  <w:listItem w:displayText="Слот М14. Центральный процессор (С01): X3.Переп.вх.буфер" w:value="Слот М14. Центральный процессор (С01): X3.Переп.вх.буфер"/>
+                  <w:listItem w:displayText="Слот М14. Центральный процессор (С01): X4.Неисправность" w:value="Слот М14. Центральный процессор (С01): X4.Неисправность"/>
+                  <w:listItem w:displayText="Слот М14. Центральный процессор (С01): X4.Переп.вых.буфер" w:value="Слот М14. Центральный процессор (С01): X4.Переп.вых.буфер"/>
+                  <w:listItem w:displayText="Слот М14. Центральный процессор (С01): X4.Переп.вх.буфер" w:value="Слот М14. Центральный процессор (С01): X4.Переп.вх.буфер"/>
+                  <w:listItem w:displayText="Слот М14. Центральный процессор (С01): Температура ЦП &lt;&lt;" w:value="Слот М14. Центральный процессор (С01): Температура ЦП &lt;&lt;"/>
+                  <w:listItem w:displayText="Слот М14. Центральный процессор (С01): Температура ЦП &gt;&gt;" w:value="Слот М14. Центральный процессор (С01): Температура ЦП &gt;&gt;"/>
+                  <w:listItem w:displayText="Слот М14. Центральный процессор (С01): Температура ЦП &gt;" w:value="Слот М14. Центральный процессор (С01): Температура ЦП &gt;"/>
+                  <w:listItem w:displayText="Слот М14. Центральный процессор (С01): Температура ЦП &lt;" w:value="Слот М14. Центральный процессор (С01): Температура ЦП &lt;"/>
+                  <w:listItem w:displayText="Слот М14. Центральный процессор (С01): Сброс часов" w:value="Слот М14. Центральный процессор (С01): Сброс часов"/>
+                  <w:listItem w:displayText="Слот М14. Центральный процессор (С01): Неисправность архивов" w:value="Слот М14. Центральный процессор (С01): Неисправность архивов"/>
+                  <w:listItem w:displayText="Слот М14. Центральный процессор (С01): Перезагрузка ПО" w:value="Слот М14. Центральный процессор (С01): Перезагрузка ПО"/>
+                  <w:listItem w:displayText="Слот М14. Центральный процессор (С01): Перезапуск по питанию" w:value="Слот М14. Центральный процессор (С01): Перезапуск по питанию"/>
+                  <w:listItem w:displayText="Слот М14. Центральный процессор (С01): Перезапуск по ошибкам ПО" w:value="Слот М14. Центральный процессор (С01): Перезапуск по ошибкам ПО"/>
+                  <w:listItem w:displayText="Слот М14. Центральный процессор (С01): Изменение уставок" w:value="Слот М14. Центральный процессор (С01): Изменение уставок"/>
                 </w:dropDownList>
                 <w:showingPlcHdr/>
                 <w:placeholder>
@@ -5400,79 +8651,270 @@
                 <w:dropDownList>
                   <w:listItem w:displayText="Не назначено" w:value=""/>
                   <w:listItem w:displayText="──────── Сигналы РЗиА ────────" w:value="INPUTS_HEADER" w:disabled="true"/>
-                  <w:listItem w:displayText="АРНТ / АВ РПН: Отключено питание привода" w:value="АРНТ / АВ РПН: Отключено питание привода"/>
-                  <w:listItem w:displayText="АРНТ / АРН: Блокировка РПН по току" w:value="АРНТ / АРН: Блокировка РПН по току"/>
-                  <w:listItem w:displayText="АРНТ / АРН: Блокировка автоматики регулирования" w:value="АРНТ / АРН: Блокировка автоматики регулирования"/>
-                  <w:listItem w:displayText="АРНТ / АРН: Блокировка автоматического регулирования в режиме регулирования параллельно работающих трансформаторов" w:value="АРНТ / АРН: Блокировка автоматического регулирования в режиме регулирования параллельно работающих трансформаторов"/>
-                  <w:listItem w:displayText="АРНТ / АРН: Блокировка автоматической команды прибавить по верхнему допустимому положению" w:value="АРНТ / АРН: Блокировка автоматической команды прибавить по верхнему допустимому положению"/>
-                  <w:listItem w:displayText="АРНТ / АРН: Блокировка автоматической команды убавить по нижнему допустимому положению" w:value="АРНТ / АРН: Блокировка автоматической команды убавить по нижнему допустимому положению"/>
-                  <w:listItem w:displayText="АРНТ / АРН: Блокировка по низкому напряжению" w:value="АРНТ / АРН: Блокировка по низкому напряжению"/>
-                  <w:listItem w:displayText="АРНТ / АРН: Блокировка по низкому уровню масла" w:value="АРНТ / АРН: Блокировка по низкому уровню масла"/>
-                  <w:listItem w:displayText="АРНТ / АРН: Блокировка по перегрузке" w:value="АРНТ / АРН: Блокировка по перегрузке"/>
-                  <w:listItem w:displayText="АРНТ / АРН: Блокировка по перенапряжению" w:value="АРНТ / АРН: Блокировка по перенапряжению"/>
-                  <w:listItem w:displayText="АРНТ / АРН: Ведомый в режиме регулирования параллельно работающих трансформаторов" w:value="АРНТ / АРН: Ведомый в режиме регулирования параллельно работающих трансформаторов"/>
-                  <w:listItem w:displayText="АРНТ / АРН: Ведущий в режиме регулирования параллельно работающих трансформаторов" w:value="АРНТ / АРН: Ведущий в режиме регулирования параллельно работающих трансформаторов"/>
-                  <w:listItem w:displayText="АРНТ / АРН: Высокое напряжение НП секции 1" w:value="АРНТ / АРН: Высокое напряжение НП секции 1"/>
-                  <w:listItem w:displayText="АРНТ / АРН: Высокое напряжение НП секции 2" w:value="АРНТ / АРН: Высокое напряжение НП секции 2"/>
-                  <w:listItem w:displayText="АРНТ / АРН: Высокое напряжение ОП секции 1" w:value="АРНТ / АРН: Высокое напряжение ОП секции 1"/>
-                  <w:listItem w:displayText="АРНТ / АРН: Высокое напряжение ОП секции 2" w:value="АРНТ / АРН: Высокое напряжение ОП секции 2"/>
-                  <w:listItem w:displayText="АРНТ / АРН: Высокое напряжение секции 1" w:value="АРНТ / АРН: Высокое напряжение секции 1"/>
-                  <w:listItem w:displayText="АРНТ / АРН: Готовность к режиму регулирования параллельно работающих трансформаторов" w:value="АРНТ / АРН: Готовность к режиму регулирования параллельно работающих трансформаторов"/>
-                  <w:listItem w:displayText="АРНТ / АРН: Действие АРНТ на привод РПН" w:value="АРНТ / АРН: Действие АРНТ на привод РПН"/>
-                  <w:listItem w:displayText="АРНТ / АРН: Команда «Прибавить» от АРНТ параллельно работающего трансформатора" w:value="АРНТ / АРН: Команда «Прибавить» от АРНТ параллельно работающего трансформатора"/>
-                  <w:listItem w:displayText="АРНТ / АРН: Команда «Убавить» от АРНТ параллельно работающего трансформатора" w:value="АРНТ / АРН: Команда «Убавить» от АРНТ параллельно работающего трансформатора"/>
-                  <w:listItem w:displayText="АРНТ / АРН: Команда «прибавить» в привод РПН" w:value="АРНТ / АРН: Команда «прибавить» в привод РПН"/>
-                  <w:listItem w:displayText="АРНТ / АРН: Команда «убавить» привод РПН" w:value="АРНТ / АРН: Команда «убавить» привод РПН"/>
-                  <w:listItem w:displayText="АРНТ / АРН: Команда на отключение автомата питания привода РПН" w:value="АРНТ / АРН: Команда на отключение автомата питания привода РПН"/>
-                  <w:listItem w:displayText="АРНТ / АРН: Мертвое положение" w:value="АРНТ / АРН: Мертвое положение"/>
-                  <w:listItem w:displayText="АРНТ / АРН: Напряжение выше границы зоны нечувствительности" w:value="АРНТ / АРН: Напряжение выше границы зоны нечувствительности"/>
-                  <w:listItem w:displayText="АРНТ / АРН: Напряжение значительно выше границы зоны нечувствительности" w:value="АРНТ / АРН: Напряжение значительно выше границы зоны нечувствительности"/>
-                  <w:listItem w:displayText="АРНТ / АРН: Напряжение ниже границы зоны нечувствительности" w:value="АРНТ / АРН: Напряжение ниже границы зоны нечувствительности"/>
-                  <w:listItem w:displayText="АРНТ / АРН: Ненормальный режим на секции" w:value="АРНТ / АРН: Ненормальный режим на секции"/>
-                  <w:listItem w:displayText="АРНТ / АРН: Нет связи с регулируемыми шинами" w:value="АРНТ / АРН: Нет связи с регулируемыми шинами"/>
-                  <w:listItem w:displayText="АРНТ / АРН: Низкое напряжение секции 1" w:value="АРНТ / АРН: Низкое напряжение секции 1"/>
-                  <w:listItem w:displayText="АРНТ / АРН: Низкое напряжение секции 2" w:value="АРНТ / АРН: Низкое напряжение секции 2"/>
-                  <w:listItem w:displayText="АРНТ / АРН: Ошибка определения положения РПН" w:value="АРНТ / АРН: Ошибка определения положения РПН"/>
-                  <w:listItem w:displayText="АРНТ / АРН: Ошибка регулирования параллельно работающих трансформаторов" w:value="АРНТ / АРН: Ошибка регулирования параллельно работающих трансформаторов"/>
-                  <w:listItem w:displayText="АРНТ / АРН: Перегрузка секции 1" w:value="АРНТ / АРН: Перегрузка секции 1"/>
-                  <w:listItem w:displayText="АРНТ / АРН: Перегрузка секции 2" w:value="АРНТ / АРН: Перегрузка секции 2"/>
-                  <w:listItem w:displayText="АРНТ / АРН: Перенапряжение секции 2" w:value="АРНТ / АРН: Перенапряжение секции 2"/>
-                  <w:listItem w:displayText="АРНТ / АРН: Прибавить в АРНТ параллельного работающего трансформатора" w:value="АРНТ / АРН: Прибавить в АРНТ параллельного работающего трансформатора"/>
-                  <w:listItem w:displayText="АРНТ / АРН: Привод РПН заблокирован" w:value="АРНТ / АРН: Привод РПН заблокирован"/>
-                  <w:listItem w:displayText="АРНТ / АРН: Принудительно ведущий в режиме регулирования параллельно работающих трансформаторов" w:value="АРНТ / АРН: Принудительно ведущий в режиме регулирования параллельно работающих трансформаторов"/>
-                  <w:listItem w:displayText="АРНТ / АРН: Рассогласование приводов РПН параллельно работающих трансформаторов" w:value="АРНТ / АРН: Рассогласование приводов РПН параллельно работающих трансформаторов"/>
-                  <w:listItem w:displayText="АРНТ / АРН: Режим автоматического регулирования" w:value="АРНТ / АРН: Режим автоматического регулирования"/>
-                  <w:listItem w:displayText="АРНТ / АРН: Режим параллельного регулирования" w:value="АРНТ / АРН: Режим параллельного регулирования"/>
-                  <w:listItem w:displayText="АРНТ / АРН: Убавить в АРНТ параллельного работающего трансформатора" w:value="АРНТ / АРН: Убавить в АРНТ параллельного работающего трансформатора"/>
-                  <w:listItem w:displayText="АРНТ / Выбор ТН: Автоматический выбор регулируемой секции" w:value="АРНТ / Выбор ТН: Автоматический выбор регулируемой секции"/>
-                  <w:listItem w:displayText="АРНТ / Выбор ТН: Контроль 1 секции" w:value="АРНТ / Выбор ТН: Контроль 1 секции"/>
-                  <w:listItem w:displayText="АРНТ / Выбор ТН: Контроль 2 секции" w:value="АРНТ / Выбор ТН: Контроль 2 секции"/>
-                  <w:listItem w:displayText="АРНТ / Выбор ТН: Приоритет регулирования по 2 секции" w:value="АРНТ / Выбор ТН: Приоритет регулирования по 2 секции"/>
-                  <w:listItem w:displayText="АРНТ / Выбор ТН: Регулирование по 1 секции" w:value="АРНТ / Выбор ТН: Регулирование по 1 секции"/>
-                  <w:listItem w:displayText="АРНТ / Выбор ТН: Регулирование по 2 секции" w:value="АРНТ / Выбор ТН: Регулирование по 2 секции"/>
-                  <w:listItem w:displayText="АРНТ / ДТм: Блокировка по низкой температуре" w:value="АРНТ / ДТм: Блокировка по низкой температуре"/>
-                  <w:listItem w:displayText="АРНТ / ДУм: Высокий уровень масла" w:value="АРНТ / ДУм: Высокий уровень масла"/>
-                  <w:listItem w:displayText="АРНТ / Контроль РПН: Длительное переключение (привод остановился в промежуточном положении)" w:value="АРНТ / Контроль РПН: Длительное переключение (привод остановился в промежуточном положении)"/>
-                  <w:listItem w:displayText="АРНТ / Контроль РПН: Отказ привода РПН" w:value="АРНТ / Контроль РПН: Отказ привода РПН"/>
-                  <w:listItem w:displayText="АРНТ / Контроль РПН: Переключение не началось" w:value="АРНТ / Контроль РПН: Переключение не началось"/>
-                  <w:listItem w:displayText="АРНТ / Контроль РПН: Самопроизвольное переключение" w:value="АРНТ / Контроль РПН: Самопроизвольное переключение"/>
-                  <w:listItem w:displayText="АРНТ / Контроль РПН: Сигнализация максимального количества переключений РПН" w:value="АРНТ / Контроль РПН: Сигнализация максимального количества переключений РПН"/>
-                  <w:listItem w:displayText="АРНТ / Привод РПН: Идет переключение" w:value="АРНТ / Привод РПН: Идет переключение"/>
-                  <w:listItem w:displayText="АРНТ / Привод РПН: Крайнее верхнее положение РПН" w:value="АРНТ / Привод РПН: Крайнее верхнее положение РПН"/>
-                  <w:listItem w:displayText="АРНТ / Привод РПН: Крайнее нижнее положение РПН" w:value="АРНТ / Привод РПН: Крайнее нижнее положение РПН"/>
-                  <w:listItem w:displayText="АРНТ / Привод РПН: Местное управление привода" w:value="АРНТ / Привод РПН: Местное управление привода"/>
-                  <w:listItem w:displayText="Сигнализация / Сигнализация: SG не в рабочем положении" w:value="Сигнализация / Сигнализация: SG не в рабочем положении"/>
-                  <w:listItem w:displayText="Сигнализация / Сигнализация: Блок испытательный №1 в рабочем положении" w:value="Сигнализация / Сигнализация: Блок испытательный №1 в рабочем положении"/>
-                  <w:listItem w:displayText="Сигнализация / Сигнализация: Блок испытательный №2 в рабочем положении" w:value="Сигнализация / Сигнализация: Блок испытательный №2 в рабочем положении"/>
-                  <w:listItem w:displayText="Сигнализация / Сигнализация: Блок испытательный №3 в рабочем положении" w:value="Сигнализация / Сигнализация: Блок испытательный №3 в рабочем положении"/>
-                  <w:listItem w:displayText="Сигнализация / Сигнализация: Блок испытательный №4 в рабочем положении" w:value="Сигнализация / Сигнализация: Блок испытательный №4 в рабочем положении"/>
-                  <w:listItem w:displayText="Сигнализация / Сигнализация: Блок испытательный №5 в рабочем положении" w:value="Сигнализация / Сигнализация: Блок испытательный №5 в рабочем положении"/>
-                  <w:listItem w:displayText="Сигнализация / Сигнализация: Блок испытательный №6 в рабочем положении" w:value="Сигнализация / Сигнализация: Блок испытательный №6 в рабочем положении"/>
-                  <w:listItem w:displayText="Сигнализация / Сигнализация: Блок испытательный №7 в рабочем положении" w:value="Сигнализация / Сигнализация: Блок испытательный №7 в рабочем положении"/>
-                  <w:listItem w:displayText="Сигнализация / Сигнализация: Неисправность РПН" w:value="Сигнализация / Сигнализация: Неисправность РПН"/>
-                  <w:listItem w:displayText="Сигнализация / Сигнализация: Сигнал закрытого положения двери" w:value="Сигнализация / Сигнализация: Сигнал закрытого положения двери"/>
-                  <w:listItem w:displayText="Сигнализация / Сигнализация: Сигнал неисправности оперативного тока цепей технологической сигнализации" w:value="Сигнализация / Сигнализация: Сигнал неисправности оперативного тока цепей технологической сигнализации"/>
-                  <w:listItem w:displayText="Сигнализация / Сигнализация: Сигнал открытого положения двери" w:value="Сигнализация / Сигнализация: Сигнал открытого положения двери"/>
+                  <w:listItem w:displayText="ДЗТ / БВКЗ: Срабатывание БВКЗ" w:value="ДЗТ / БВКЗ: Срабатывание БВКЗ"/>
+                  <w:listItem w:displayText="ДЗТ / БВКЗ: Срабатывание БВКЗ по фазе A" w:value="ДЗТ / БВКЗ: Срабатывание БВКЗ по фазе A"/>
+                  <w:listItem w:displayText="ДЗТ / БВКЗ: Срабатывание БВКЗ по фазе B" w:value="ДЗТ / БВКЗ: Срабатывание БВКЗ по фазе B"/>
+                  <w:listItem w:displayText="ДЗТ / БВКЗ: Срабатывание БВКЗ по фазе C" w:value="ДЗТ / БВКЗ: Срабатывание БВКЗ по фазе C"/>
+                  <w:listItem w:displayText="ДЗТ / Д2Г: Пуск Д2Г" w:value="ДЗТ / Д2Г: Пуск Д2Г"/>
+                  <w:listItem w:displayText="ДЗТ / Д2Г: Пуск Д2Г по фазе A" w:value="ДЗТ / Д2Г: Пуск Д2Г по фазе A"/>
+                  <w:listItem w:displayText="ДЗТ / Д2Г: Пуск Д2Г по фазе B" w:value="ДЗТ / Д2Г: Пуск Д2Г по фазе B"/>
+                  <w:listItem w:displayText="ДЗТ / Д2Г: Пуск Д2Г по фазе C" w:value="ДЗТ / Д2Г: Пуск Д2Г по фазе C"/>
+                  <w:listItem w:displayText="ДЗТ / Д5Г: Пуск Д5Г" w:value="ДЗТ / Д5Г: Пуск Д5Г"/>
+                  <w:listItem w:displayText="ДЗТ / Д5Г: Пуск Д5Г по фазе A" w:value="ДЗТ / Д5Г: Пуск Д5Г по фазе A"/>
+                  <w:listItem w:displayText="ДЗТ / Д5Г: Пуск Д5Г по фазе B" w:value="ДЗТ / Д5Г: Пуск Д5Г по фазе B"/>
+                  <w:listItem w:displayText="ДЗТ / Д5Г: Пуск Д5Г по фазе C" w:value="ДЗТ / Д5Г: Пуск Д5Г по фазе C"/>
+                  <w:listItem w:displayText="ДЗТ / ДЗТ: Срабатывание ДЗТ" w:value="ДЗТ / ДЗТ: Срабатывание ДЗТ"/>
+                  <w:listItem w:displayText="ДЗТ / ДТЗт: Пуск ДТЗт" w:value="ДЗТ / ДТЗт: Пуск ДТЗт"/>
+                  <w:listItem w:displayText="ДЗТ / ДТЗт: Пуск ДТЗт по фазе A" w:value="ДЗТ / ДТЗт: Пуск ДТЗт по фазе A"/>
+                  <w:listItem w:displayText="ДЗТ / ДТЗт: Пуск ДТЗт по фазе B" w:value="ДЗТ / ДТЗт: Пуск ДТЗт по фазе B"/>
+                  <w:listItem w:displayText="ДЗТ / ДТЗт: Пуск ДТЗт по фазе C" w:value="ДЗТ / ДТЗт: Пуск ДТЗт по фазе C"/>
+                  <w:listItem w:displayText="ДЗТ / ДТЗт: Пуск ИО по фазе A" w:value="ДЗТ / ДТЗт: Пуск ИО по фазе A"/>
+                  <w:listItem w:displayText="ДЗТ / ДТЗт: Пуск ИО по фазе B" w:value="ДЗТ / ДТЗт: Пуск ИО по фазе B"/>
+                  <w:listItem w:displayText="ДЗТ / ДТЗт: Пуск ИО по фазе C" w:value="ДЗТ / ДТЗт: Пуск ИО по фазе C"/>
+                  <w:listItem w:displayText="ДЗТ / ДТЗт: Срабатывание ДТЗт" w:value="ДЗТ / ДТЗт: Срабатывание ДТЗт"/>
+                  <w:listItem w:displayText="ДЗТ / ДТЗт: Срабатывание ДТЗт на сигнал" w:value="ДЗТ / ДТЗт: Срабатывание ДТЗт на сигнал"/>
+                  <w:listItem w:displayText="ДЗТ / ДТЗт: Срабатывание ДТЗт по фазе A" w:value="ДЗТ / ДТЗт: Срабатывание ДТЗт по фазе A"/>
+                  <w:listItem w:displayText="ДЗТ / ДТЗт: Срабатывание ДТЗт по фазе A на сигнал" w:value="ДЗТ / ДТЗт: Срабатывание ДТЗт по фазе A на сигнал"/>
+                  <w:listItem w:displayText="ДЗТ / ДТЗт: Срабатывание ДТЗт по фазе B" w:value="ДЗТ / ДТЗт: Срабатывание ДТЗт по фазе B"/>
+                  <w:listItem w:displayText="ДЗТ / ДТЗт: Срабатывание ДТЗт по фазе B на сигнал" w:value="ДЗТ / ДТЗт: Срабатывание ДТЗт по фазе B на сигнал"/>
+                  <w:listItem w:displayText="ДЗТ / ДТЗт: Срабатывание ДТЗт по фазе C" w:value="ДЗТ / ДТЗт: Срабатывание ДТЗт по фазе C"/>
+                  <w:listItem w:displayText="ДЗТ / ДТЗт: Срабатывание ДТЗт по фазе C на сигнал" w:value="ДЗТ / ДТЗт: Срабатывание ДТЗт по фазе C на сигнал"/>
+                  <w:listItem w:displayText="ДЗТ / ДТЗт: Функция введена в работу" w:value="ДЗТ / ДТЗт: Функция введена в работу"/>
+                  <w:listItem w:displayText="ДЗТ / ДТЗт: Функция оперативно выведена из работы" w:value="ДЗТ / ДТЗт: Функция оперативно выведена из работы"/>
+                  <w:listItem w:displayText="ДЗТ / ДТО: Пуск ДТО" w:value="ДЗТ / ДТО: Пуск ДТО"/>
+                  <w:listItem w:displayText="ДЗТ / ДТО: Пуск ДТО по фазе A" w:value="ДЗТ / ДТО: Пуск ДТО по фазе A"/>
+                  <w:listItem w:displayText="ДЗТ / ДТО: Пуск ДТО по фазе B" w:value="ДЗТ / ДТО: Пуск ДТО по фазе B"/>
+                  <w:listItem w:displayText="ДЗТ / ДТО: Пуск ДТО по фазе C" w:value="ДЗТ / ДТО: Пуск ДТО по фазе C"/>
+                  <w:listItem w:displayText="ДЗТ / ДТО: Пуск ИО по фазе A" w:value="ДЗТ / ДТО: Пуск ИО по фазе A"/>
+                  <w:listItem w:displayText="ДЗТ / ДТО: Пуск ИО по фазе B" w:value="ДЗТ / ДТО: Пуск ИО по фазе B"/>
+                  <w:listItem w:displayText="ДЗТ / ДТО: Пуск ИО по фазе C" w:value="ДЗТ / ДТО: Пуск ИО по фазе C"/>
+                  <w:listItem w:displayText="ДЗТ / ДТО: Срабатывание ДТО" w:value="ДЗТ / ДТО: Срабатывание ДТО"/>
+                  <w:listItem w:displayText="ДЗТ / ДТО: Срабатывание ДТО на сигнал" w:value="ДЗТ / ДТО: Срабатывание ДТО на сигнал"/>
+                  <w:listItem w:displayText="ДЗТ / ДТО: Срабатывание ДТО по фазе A" w:value="ДЗТ / ДТО: Срабатывание ДТО по фазе A"/>
+                  <w:listItem w:displayText="ДЗТ / ДТО: Срабатывание ДТО по фазе A на сигнал" w:value="ДЗТ / ДТО: Срабатывание ДТО по фазе A на сигнал"/>
+                  <w:listItem w:displayText="ДЗТ / ДТО: Срабатывание ДТО по фазе B" w:value="ДЗТ / ДТО: Срабатывание ДТО по фазе B"/>
+                  <w:listItem w:displayText="ДЗТ / ДТО: Срабатывание ДТО по фазе B на сигнал" w:value="ДЗТ / ДТО: Срабатывание ДТО по фазе B на сигнал"/>
+                  <w:listItem w:displayText="ДЗТ / ДТО: Срабатывание ДТО по фазе C" w:value="ДЗТ / ДТО: Срабатывание ДТО по фазе C"/>
+                  <w:listItem w:displayText="ДЗТ / ДТО: Срабатывание ДТО по фазе C на сигнал" w:value="ДЗТ / ДТО: Срабатывание ДТО по фазе C на сигнал"/>
+                  <w:listItem w:displayText="ДЗТ / ДТО: Функция введена в работу" w:value="ДЗТ / ДТО: Функция введена в работу"/>
+                  <w:listItem w:displayText="ДЗТ / ДТО: Функция оперативно выведена из работы" w:value="ДЗТ / ДТО: Функция оперативно выведена из работы"/>
+                  <w:listItem w:displayText="ДЗТ / КЦТнеб: Неисправность" w:value="ДЗТ / КЦТнеб: Неисправность"/>
+                  <w:listItem w:displayText="ДЗТ / КЦТнеб: Срабатывание" w:value="ДЗТ / КЦТнеб: Срабатывание"/>
+                  <w:listItem w:displayText="ДЗТ / КЦТнеб: Срабатывание фазы A" w:value="ДЗТ / КЦТнеб: Срабатывание фазы A"/>
+                  <w:listItem w:displayText="ДЗТ / КЦТнеб: Срабатывание фазы B" w:value="ДЗТ / КЦТнеб: Срабатывание фазы B"/>
+                  <w:listItem w:displayText="ДЗТ / КЦТнеб: Срабатывание фазы C" w:value="ДЗТ / КЦТнеб: Срабатывание фазы C"/>
+                  <w:listItem w:displayText="ДЗТ / КЦТнеб: Функция введена в работу" w:value="ДЗТ / КЦТнеб: Функция введена в работу"/>
+                  <w:listItem w:displayText="ДЗТ / КЦТнеб: Функция оперативно выведена из работы" w:value="ДЗТ / КЦТнеб: Функция оперативно выведена из работы"/>
+                  <w:listItem w:displayText="ЗП / ЗП ВН: Пуск" w:value="ЗП / ЗП ВН: Пуск"/>
+                  <w:listItem w:displayText="ЗП / ЗП ВН: Пуск ИО максимального тока" w:value="ЗП / ЗП ВН: Пуск ИО максимального тока"/>
+                  <w:listItem w:displayText="ЗП / ЗП ВН: Срабатывание" w:value="ЗП / ЗП ВН: Срабатывание"/>
+                  <w:listItem w:displayText="ЗП / ЗП ВН: Срабатывание на отключение" w:value="ЗП / ЗП ВН: Срабатывание на отключение"/>
+                  <w:listItem w:displayText="ЗП / ЗП ВН: Функция введена в работу" w:value="ЗП / ЗП ВН: Функция введена в работу"/>
+                  <w:listItem w:displayText="ЗП / ЗП ВН: Функция оперативно выведена из работы" w:value="ЗП / ЗП ВН: Функция оперативно выведена из работы"/>
+                  <w:listItem w:displayText="ЗП / ЗП НН (НН2): Пуск" w:value="ЗП / ЗП НН (НН2): Пуск"/>
+                  <w:listItem w:displayText="ЗП / ЗП НН (НН2): Пуск ИО максимального тока" w:value="ЗП / ЗП НН (НН2): Пуск ИО максимального тока"/>
+                  <w:listItem w:displayText="ЗП / ЗП НН (НН2): Срабатывание" w:value="ЗП / ЗП НН (НН2): Срабатывание"/>
+                  <w:listItem w:displayText="ЗП / ЗП НН (НН2): Срабатывание на отключение" w:value="ЗП / ЗП НН (НН2): Срабатывание на отключение"/>
+                  <w:listItem w:displayText="ЗП / ЗП НН (НН2): Функция введена в работу" w:value="ЗП / ЗП НН (НН2): Функция введена в работу"/>
+                  <w:listItem w:displayText="ЗП / ЗП НН (НН2): Функция оперативно выведена из работы" w:value="ЗП / ЗП НН (НН2): Функция оперативно выведена из работы"/>
+                  <w:listItem w:displayText="ЗП / ЗП СН (НН1): Пуск" w:value="ЗП / ЗП СН (НН1): Пуск"/>
+                  <w:listItem w:displayText="ЗП / ЗП СН (НН1): Пуск ИО максимального тока" w:value="ЗП / ЗП СН (НН1): Пуск ИО максимального тока"/>
+                  <w:listItem w:displayText="ЗП / ЗП СН (НН1): Срабатывание" w:value="ЗП / ЗП СН (НН1): Срабатывание"/>
+                  <w:listItem w:displayText="ЗП / ЗП СН (НН1): Срабатывание на отключение" w:value="ЗП / ЗП СН (НН1): Срабатывание на отключение"/>
+                  <w:listItem w:displayText="ЗП / ЗП СН (НН1): Функция введена в работу" w:value="ЗП / ЗП СН (НН1): Функция введена в работу"/>
+                  <w:listItem w:displayText="ЗП / ЗП СН (НН1): Функция оперативно выведена из работы" w:value="ЗП / ЗП СН (НН1): Функция оперативно выведена из работы"/>
+                  <w:listItem w:displayText="ЗП / ЗП: Срабатывание" w:value="ЗП / ЗП: Срабатывание"/>
+                  <w:listItem w:displayText="ЗПО / ЗПО: Пуск" w:value="ЗПО / ЗПО: Пуск"/>
+                  <w:listItem w:displayText="ЗПО / ЗПО: Срабатывание" w:value="ЗПО / ЗПО: Срабатывание"/>
+                  <w:listItem w:displayText="ЗПО / ЗПО: Срабатывание на сигнал" w:value="ЗПО / ЗПО: Срабатывание на сигнал"/>
+                  <w:listItem w:displayText="ЗПО / ЗПО: Функция введена в работу" w:value="ЗПО / ЗПО: Функция введена в работу"/>
+                  <w:listItem w:displayText="ЗПО / ЗПО: Функция оперативно выведена из работы" w:value="ЗПО / ЗПО: Функция оперативно выведена из работы"/>
+                  <w:listItem w:displayText="КЦТ / КЦТ: Срабатывание КЦТ" w:value="КЦТ / КЦТ: Срабатывание КЦТ"/>
+                  <w:listItem w:displayText="КЦТ / КЦТст1: Пуск КЦТст при асимметрии" w:value="КЦТ / КЦТст1: Пуск КЦТст при асимметрии"/>
+                  <w:listItem w:displayText="КЦТ / КЦТст1: Пуск КЦТст при обрыве провода" w:value="КЦТ / КЦТст1: Пуск КЦТст при обрыве провода"/>
+                  <w:listItem w:displayText="КЦТ / КЦТст1: Срабатывание КЦТст при асимметрии" w:value="КЦТ / КЦТст1: Срабатывание КЦТст при асимметрии"/>
+                  <w:listItem w:displayText="КЦТ / КЦТст1: Срабатывание КЦТст при обрыве провода" w:value="КЦТ / КЦТст1: Срабатывание КЦТст при обрыве провода"/>
+                  <w:listItem w:displayText="КЦТ / КЦТст1: Функция введена в работу" w:value="КЦТ / КЦТст1: Функция введена в работу"/>
+                  <w:listItem w:displayText="КЦТ / КЦТст1: Функция оперативно выведена из работы" w:value="КЦТ / КЦТст1: Функция оперативно выведена из работы"/>
+                  <w:listItem w:displayText="КЦТ / КЦТст2: Пуск КЦТст при асимметрии" w:value="КЦТ / КЦТст2: Пуск КЦТст при асимметрии"/>
+                  <w:listItem w:displayText="КЦТ / КЦТст2: Пуск КЦТст при обрыве провода" w:value="КЦТ / КЦТст2: Пуск КЦТст при обрыве провода"/>
+                  <w:listItem w:displayText="КЦТ / КЦТст2: Срабатывание КЦТст при асимметрии" w:value="КЦТ / КЦТст2: Срабатывание КЦТст при асимметрии"/>
+                  <w:listItem w:displayText="КЦТ / КЦТст2: Срабатывание КЦТст при обрыве провода" w:value="КЦТ / КЦТст2: Срабатывание КЦТст при обрыве провода"/>
+                  <w:listItem w:displayText="КЦТ / КЦТст2: Функция введена в работу" w:value="КЦТ / КЦТст2: Функция введена в работу"/>
+                  <w:listItem w:displayText="КЦТ / КЦТст2: Функция оперативно выведена из работы" w:value="КЦТ / КЦТст2: Функция оперативно выведена из работы"/>
+                  <w:listItem w:displayText="КЦТ / КЦТст3: Пуск КЦТст при асимметрии" w:value="КЦТ / КЦТст3: Пуск КЦТст при асимметрии"/>
+                  <w:listItem w:displayText="КЦТ / КЦТст3: Пуск КЦТст при обрыве провода" w:value="КЦТ / КЦТст3: Пуск КЦТст при обрыве провода"/>
+                  <w:listItem w:displayText="КЦТ / КЦТст3: Срабатывание КЦТст при асимметрии" w:value="КЦТ / КЦТст3: Срабатывание КЦТст при асимметрии"/>
+                  <w:listItem w:displayText="КЦТ / КЦТст3: Срабатывание КЦТст при обрыве провода" w:value="КЦТ / КЦТст3: Срабатывание КЦТст при обрыве провода"/>
+                  <w:listItem w:displayText="КЦТ / КЦТст3: Функция введена в работу" w:value="КЦТ / КЦТст3: Функция введена в работу"/>
+                  <w:listItem w:displayText="КЦТ / КЦТст3: Функция оперативно выведена из работы" w:value="КЦТ / КЦТст3: Функция оперативно выведена из работы"/>
+                  <w:listItem w:displayText="ЛО ВН / ЛО: Отключение" w:value="ЛО ВН / ЛО: Отключение"/>
+                  <w:listItem w:displayText="ЛО ВН / ЛО: Отключить аварийно" w:value="ЛО ВН / ЛО: Отключить аварийно"/>
+                  <w:listItem w:displayText="ЛО ВН / ЛО: Функция введена в работу" w:value="ЛО ВН / ЛО: Функция введена в работу"/>
+                  <w:listItem w:displayText="ЛО ВН / ЛО: Функция оперативно выведена из работы" w:value="ЛО ВН / ЛО: Функция оперативно выведена из работы"/>
+                  <w:listItem w:displayText="ЛО ГЗ РПН / ЛО: Блокировка ГЗ РПН" w:value="ЛО ГЗ РПН / ЛО: Блокировка ГЗ РПН"/>
+                  <w:listItem w:displayText="ЛО ГЗ РПН / ЛО: Срабатывание ГЗ РПН" w:value="ЛО ГЗ РПН / ЛО: Срабатывание ГЗ РПН"/>
+                  <w:listItem w:displayText="ЛО ГЗ РПН / ЛО: Срабатывание ГЗ РПН на сигнал" w:value="ЛО ГЗ РПН / ЛО: Срабатывание ГЗ РПН на сигнал"/>
+                  <w:listItem w:displayText="ЛО ГЗ РПН / ЛО: Функция введена в работу" w:value="ЛО ГЗ РПН / ЛО: Функция введена в работу"/>
+                  <w:listItem w:displayText="ЛО ГЗ РПН / ЛО: Функция оперативно выведена из работы" w:value="ЛО ГЗ РПН / ЛО: Функция оперативно выведена из работы"/>
+                  <w:listItem w:displayText="ЛО ГЗоткл / ЛО: Блокировка ГЗоткл" w:value="ЛО ГЗоткл / ЛО: Блокировка ГЗоткл"/>
+                  <w:listItem w:displayText="ЛО ГЗоткл / ЛО: Срабатывание" w:value="ЛО ГЗоткл / ЛО: Срабатывание"/>
+                  <w:listItem w:displayText="ЛО ГЗоткл / ЛО: Срабатывание на сигнал" w:value="ЛО ГЗоткл / ЛО: Срабатывание на сигнал"/>
+                  <w:listItem w:displayText="ЛО ГЗоткл / ЛО: Функция введена в работу" w:value="ЛО ГЗоткл / ЛО: Функция введена в работу"/>
+                  <w:listItem w:displayText="ЛО ГЗоткл / ЛО: Функция оперативно выведена из работы" w:value="ЛО ГЗоткл / ЛО: Функция оперативно выведена из работы"/>
+                  <w:listItem w:displayText="ЛО ГЗсигн / ЛО: Блокировка ГЗсигн" w:value="ЛО ГЗсигн / ЛО: Блокировка ГЗсигн"/>
+                  <w:listItem w:displayText="ЛО ГЗсигн / ЛО: Срабатывание" w:value="ЛО ГЗсигн / ЛО: Срабатывание"/>
+                  <w:listItem w:displayText="ЛО ГЗсигн / ЛО: Срабатывание на сигнал" w:value="ЛО ГЗсигн / ЛО: Срабатывание на сигнал"/>
+                  <w:listItem w:displayText="ЛО ГЗсигн / ЛО: Функция введена в работу" w:value="ЛО ГЗсигн / ЛО: Функция введена в работу"/>
+                  <w:listItem w:displayText="ЛО ГЗсигн / ЛО: Функция оперативно выведена из работы" w:value="ЛО ГЗсигн / ЛО: Функция оперативно выведена из работы"/>
+                  <w:listItem w:displayText="ЛО НН1 / ЗАПВ: Запрет АПВ" w:value="ЛО НН1 / ЗАПВ: Запрет АПВ"/>
+                  <w:listItem w:displayText="ЛО НН1 / ЗАПВ: Функция введена в работу" w:value="ЛО НН1 / ЗАПВ: Функция введена в работу"/>
+                  <w:listItem w:displayText="ЛО НН1 / ЗАПВ: Функция оперативно выведена из работы" w:value="ЛО НН1 / ЗАПВ: Функция оперативно выведена из работы"/>
+                  <w:listItem w:displayText="ЛО НН1 / ЛО: Отключение" w:value="ЛО НН1 / ЛО: Отключение"/>
+                  <w:listItem w:displayText="ЛО НН1 / ЛО: Отключить аварийно" w:value="ЛО НН1 / ЛО: Отключить аварийно"/>
+                  <w:listItem w:displayText="ЛО НН1 / ЛО: Функция введена в работу" w:value="ЛО НН1 / ЛО: Функция введена в работу"/>
+                  <w:listItem w:displayText="ЛО НН1 / ЛО: Функция оперативно выведена из работы" w:value="ЛО НН1 / ЛО: Функция оперативно выведена из работы"/>
+                  <w:listItem w:displayText="ЛО НН2 / ЗАПВ: Запрет АПВ" w:value="ЛО НН2 / ЗАПВ: Запрет АПВ"/>
+                  <w:listItem w:displayText="ЛО НН2 / ЗАПВ: Функция введена в работу" w:value="ЛО НН2 / ЗАПВ: Функция введена в работу"/>
+                  <w:listItem w:displayText="ЛО НН2 / ЗАПВ: Функция оперативно выведена из работы" w:value="ЛО НН2 / ЗАПВ: Функция оперативно выведена из работы"/>
+                  <w:listItem w:displayText="ЛО НН2 / ЛО: Отключение" w:value="ЛО НН2 / ЛО: Отключение"/>
+                  <w:listItem w:displayText="ЛО НН2 / ЛО: Отключить аварийно" w:value="ЛО НН2 / ЛО: Отключить аварийно"/>
+                  <w:listItem w:displayText="ЛО НН2 / ЛО: Функция введена в работу" w:value="ЛО НН2 / ЛО: Функция введена в работу"/>
+                  <w:listItem w:displayText="ЛО НН2 / ЛО: Функция оперативно выведена из работы" w:value="ЛО НН2 / ЛО: Функция оперативно выведена из работы"/>
+                  <w:listItem w:displayText="ЛО Т / ЗАПВ: Запрет АПВ" w:value="ЛО Т / ЗАПВ: Запрет АПВ"/>
+                  <w:listItem w:displayText="ЛО Т / ЗАПВ: Функция введена в работу" w:value="ЛО Т / ЗАПВ: Функция введена в работу"/>
+                  <w:listItem w:displayText="ЛО Т / ЗАПВ: Функция оперативно выведена из работы" w:value="ЛО Т / ЗАПВ: Функция оперативно выведена из работы"/>
+                  <w:listItem w:displayText="ЛО Т / ЛО: Срабатывание" w:value="ЛО Т / ЛО: Срабатывание"/>
+                  <w:listItem w:displayText="ЛО Т / ЛО: Функция введена в работу" w:value="ЛО Т / ЛО: Функция введена в работу"/>
+                  <w:listItem w:displayText="ЛО Т / ЛО: Функция оперативно выведена из работы" w:value="ЛО Т / ЛО: Функция оперативно выведена из работы"/>
+                  <w:listItem w:displayText="ЛО ТЗ / ЛО ДТм: Срабатывание" w:value="ЛО ТЗ / ЛО ДТм: Срабатывание"/>
+                  <w:listItem w:displayText="ЛО ТЗ / ЛО ДТм: Срабатывание датчика температуры масла заблокировано" w:value="ЛО ТЗ / ЛО ДТм: Срабатывание датчика температуры масла заблокировано"/>
+                  <w:listItem w:displayText="ЛО ТЗ / ЛО ДТм: Срабатывание на сигнал" w:value="ЛО ТЗ / ЛО ДТм: Срабатывание на сигнал"/>
+                  <w:listItem w:displayText="ЛО ТЗ / ЛО ДТм: Функция введена в работу" w:value="ЛО ТЗ / ЛО ДТм: Функция введена в работу"/>
+                  <w:listItem w:displayText="ЛО ТЗ / ЛО ДТм: Функция оперативно выведена из работы" w:value="ЛО ТЗ / ЛО ДТм: Функция оперативно выведена из работы"/>
+                  <w:listItem w:displayText="ЛО ТЗ / ЛО ДТо: Срабатывание" w:value="ЛО ТЗ / ЛО ДТо: Срабатывание"/>
+                  <w:listItem w:displayText="ЛО ТЗ / ЛО ДТо: Срабатывание датчика температуры обмотки заблокировано" w:value="ЛО ТЗ / ЛО ДТо: Срабатывание датчика температуры обмотки заблокировано"/>
+                  <w:listItem w:displayText="ЛО ТЗ / ЛО ДТо: Срабатывание на сигнал" w:value="ЛО ТЗ / ЛО ДТо: Срабатывание на сигнал"/>
+                  <w:listItem w:displayText="ЛО ТЗ / ЛО ДТо: Функция введена в работу" w:value="ЛО ТЗ / ЛО ДТо: Функция введена в работу"/>
+                  <w:listItem w:displayText="ЛО ТЗ / ЛО ДТо: Функция оперативно выведена из работы" w:value="ЛО ТЗ / ЛО ДТо: Функция оперативно выведена из работы"/>
+                  <w:listItem w:displayText="ЛО ТЗ / ЛО РД: Срабатывание" w:value="ЛО ТЗ / ЛО РД: Срабатывание"/>
+                  <w:listItem w:displayText="ЛО ТЗ / ЛО РД: Срабатывание на сигнал" w:value="ЛО ТЗ / ЛО РД: Срабатывание на сигнал"/>
+                  <w:listItem w:displayText="ЛО ТЗ / ЛО РД: Срабатывание реле давления заблокировано" w:value="ЛО ТЗ / ЛО РД: Срабатывание реле давления заблокировано"/>
+                  <w:listItem w:displayText="ЛО ТЗ / ЛО РД: Функция введена в работу" w:value="ЛО ТЗ / ЛО РД: Функция введена в работу"/>
+                  <w:listItem w:displayText="ЛО ТЗ / ЛО РД: Функция оперативно выведена из работы" w:value="ЛО ТЗ / ЛО РД: Функция оперативно выведена из работы"/>
+                  <w:listItem w:displayText="ЛО ТС / ЛО ДУм расширителя: Срабатывание" w:value="ЛО ТС / ЛО ДУм расширителя: Срабатывание"/>
+                  <w:listItem w:displayText="ЛО ТС / ЛО ДУм расширителя: Срабатывание на сигнал" w:value="ЛО ТС / ЛО ДУм расширителя: Срабатывание на сигнал"/>
+                  <w:listItem w:displayText="ЛО ТС / ЛО ДУм расширителя: Функция введена в работу" w:value="ЛО ТС / ЛО ДУм расширителя: Функция введена в работу"/>
+                  <w:listItem w:displayText="ЛО ТС / ЛО ДУм расширителя: Функция оперативно выведена из работы" w:value="ЛО ТС / ЛО ДУм расширителя: Функция оперативно выведена из работы"/>
+                  <w:listItem w:displayText="ЛО ТС / ЛО ОК: Срабатывание" w:value="ЛО ТС / ЛО ОК: Срабатывание"/>
+                  <w:listItem w:displayText="ЛО ТС / ЛО ОК: Срабатывание на сигнал" w:value="ЛО ТС / ЛО ОК: Срабатывание на сигнал"/>
+                  <w:listItem w:displayText="ЛО ТС / ЛО ОК: Функция введена в работу" w:value="ЛО ТС / ЛО ОК: Функция введена в работу"/>
+                  <w:listItem w:displayText="ЛО ТС / ЛО ОК: Функция оперативно выведена из работы" w:value="ЛО ТС / ЛО ОК: Функция оперативно выведена из работы"/>
+                  <w:listItem w:displayText="ЛО ТС / ЛО ПК: Срабатывание" w:value="ЛО ТС / ЛО ПК: Срабатывание"/>
+                  <w:listItem w:displayText="ЛО ТС / ЛО ПК: Срабатывание на сигнал" w:value="ЛО ТС / ЛО ПК: Срабатывание на сигнал"/>
+                  <w:listItem w:displayText="ЛО ТС / ЛО ПК: Функция введена в работу" w:value="ЛО ТС / ЛО ПК: Функция введена в работу"/>
+                  <w:listItem w:displayText="ЛО ТС / ЛО ПК: Функция оперативно выведена из работы" w:value="ЛО ТС / ЛО ПК: Функция оперативно выведена из работы"/>
+                  <w:listItem w:displayText="ПДС / ГЗ РПН: Низкая изоляция" w:value="ПДС / ГЗ РПН: Низкая изоляция"/>
+                  <w:listItem w:displayText="ПДС / ГЗ РПН: Отключение" w:value="ПДС / ГЗ РПН: Отключение"/>
+                  <w:listItem w:displayText="ПДС / ГЗ Т: Низкая изоляция ГЗоткл" w:value="ПДС / ГЗ Т: Низкая изоляция ГЗоткл"/>
+                  <w:listItem w:displayText="ПДС / ГЗ Т: Низкая изоляция ГЗсигн" w:value="ПДС / ГЗ Т: Низкая изоляция ГЗсигн"/>
+                  <w:listItem w:displayText="ПДС / ГЗ Т: Отключение" w:value="ПДС / ГЗ Т: Отключение"/>
+                  <w:listItem w:displayText="ПДС / ГЗ Т: Сигнал" w:value="ПДС / ГЗ Т: Сигнал"/>
+                  <w:listItem w:displayText="ПДС / ДТм: Низкая изоляция" w:value="ПДС / ДТм: Низкая изоляция"/>
+                  <w:listItem w:displayText="ПДС / ДТм: Отключение" w:value="ПДС / ДТм: Отключение"/>
+                  <w:listItem w:displayText="ПДС / ДТм: Сигнал" w:value="ПДС / ДТм: Сигнал"/>
+                  <w:listItem w:displayText="ПДС / ДТм_РПН: Срабатывание" w:value="ПДС / ДТм_РПН: Срабатывание"/>
+                  <w:listItem w:displayText="ПДС / ДТо: Низкая изоляция" w:value="ПДС / ДТо: Низкая изоляция"/>
+                  <w:listItem w:displayText="ПДС / ДТо: Отключение" w:value="ПДС / ДТо: Отключение"/>
+                  <w:listItem w:displayText="ПДС / ДТо: Сигнал" w:value="ПДС / ДТо: Сигнал"/>
+                  <w:listItem w:displayText="ПДС / ДУм РПН: Высокий уровень масла" w:value="ПДС / ДУм РПН: Высокий уровень масла"/>
+                  <w:listItem w:displayText="ПДС / ДУм РПН: Низкий уровень масла" w:value="ПДС / ДУм РПН: Низкий уровень масла"/>
+                  <w:listItem w:displayText="ПДС / ДУм расширителя: Высокий уровень масла" w:value="ПДС / ДУм расширителя: Высокий уровень масла"/>
+                  <w:listItem w:displayText="ПДС / ДУм расширителя: Низкий уровень масла" w:value="ПДС / ДУм расширителя: Низкий уровень масла"/>
+                  <w:listItem w:displayText="ПДС / КСО: Авария" w:value="ПДС / КСО: Авария"/>
+                  <w:listItem w:displayText="ПДС / КСО: Неисправность" w:value="ПДС / КСО: Неисправность"/>
+                  <w:listItem w:displayText="ПДС / ОК: Срабатывание" w:value="ПДС / ОК: Срабатывание"/>
+                  <w:listItem w:displayText="ПДС / ПДС: Функция введена в работу" w:value="ПДС / ПДС: Функция введена в работу"/>
+                  <w:listItem w:displayText="ПДС / ПДС: Функция оперативно выведена из работы" w:value="ПДС / ПДС: Функция оперативно выведена из работы"/>
+                  <w:listItem w:displayText="ПДС / ПК: Срабатывание" w:value="ПДС / ПК: Срабатывание"/>
+                  <w:listItem w:displayText="ПДС / РД: Низкая изоляция" w:value="ПДС / РД: Низкая изоляция"/>
+                  <w:listItem w:displayText="ПДС / РД: Отключение" w:value="ПДС / РД: Отключение"/>
+                  <w:listItem w:displayText="ПДС НКУ / SA1: Цепь управления введена" w:value="ПДС НКУ / SA1: Цепь управления введена"/>
+                  <w:listItem w:displayText="ПДС НКУ / SA2: Цепь управления введена" w:value="ПДС НКУ / SA2: Цепь управления введена"/>
+                  <w:listItem w:displayText="ПДС НКУ / SA3: Цепь управления введена" w:value="ПДС НКУ / SA3: Цепь управления введена"/>
+                  <w:listItem w:displayText="ПДС НКУ / SA4: Цепь управления введена" w:value="ПДС НКУ / SA4: Цепь управления введена"/>
+                  <w:listItem w:displayText="ПДС НКУ / SG1: Рабочее положение испытательного блока" w:value="ПДС НКУ / SG1: Рабочее положение испытательного блока"/>
+                  <w:listItem w:displayText="ПДС НКУ / SG2: Рабочее положение испытательного блока" w:value="ПДС НКУ / SG2: Рабочее положение испытательного блока"/>
+                  <w:listItem w:displayText="ПДС НКУ / SG3: Рабочее положение испытательного блока" w:value="ПДС НКУ / SG3: Рабочее положение испытательного блока"/>
+                  <w:listItem w:displayText="ПДС НКУ / Дверь: Дверь шкафа закрыта" w:value="ПДС НКУ / Дверь: Дверь шкафа закрыта"/>
+                  <w:listItem w:displayText="ПДС НКУ / Дверь: Дверь шкафа открыта" w:value="ПДС НКУ / Дверь: Дверь шкафа открыта"/>
+                  <w:listItem w:displayText="ПДС НКУ / ОТ ГЗ: Неисправность оперативного тока цепей ГЗ" w:value="ПДС НКУ / ОТ ГЗ: Неисправность оперативного тока цепей ГЗ"/>
+                  <w:listItem w:displayText="ПДС НКУ / ОТ ЗДЗ1: Неисправность оперативного тока цепей ЗДЗ НН1" w:value="ПДС НКУ / ОТ ЗДЗ1: Неисправность оперативного тока цепей ЗДЗ НН1"/>
+                  <w:listItem w:displayText="ПДС НКУ / ОТ ЗДЗ2: Неисправность оперативного тока цепей ЗДЗ НН2" w:value="ПДС НКУ / ОТ ЗДЗ2: Неисправность оперативного тока цепей ЗДЗ НН2"/>
+                  <w:listItem w:displayText="ПДС НКУ / ОТ ТЗ, ТС: Неисправность оперативного тока цепей ТЗ, ТС" w:value="ПДС НКУ / ОТ ТЗ, ТС: Неисправность оперативного тока цепей ТЗ, ТС"/>
+                  <w:listItem w:displayText="ПДС НКУ / ОТ УРОВ1: Неисправность оперативного тока цепей УРОВ НН1" w:value="ПДС НКУ / ОТ УРОВ1: Неисправность оперативного тока цепей УРОВ НН1"/>
+                  <w:listItem w:displayText="ПДС НКУ / ОТ УРОВ2: Неисправность оперативного тока цепей УРОВ НН2" w:value="ПДС НКУ / ОТ УРОВ2: Неисправность оперативного тока цепей УРОВ НН2"/>
+                  <w:listItem w:displayText="ПДС НКУ / ПДС НКУ: Функция введена в работу" w:value="ПДС НКУ / ПДС НКУ: Функция введена в работу"/>
+                  <w:listItem w:displayText="ПДС НКУ / ПДС НКУ: Функция оперативно выведена из работы" w:value="ПДС НКУ / ПДС НКУ: Функция оперативно выведена из работы"/>
+                  <w:listItem w:displayText="ПС / ПС: Пуск" w:value="ПС / ПС: Пуск"/>
+                  <w:listItem w:displayText="ПС / ПС: Пуск (импульс)" w:value="ПС / ПС: Пуск (импульс)"/>
+                  <w:listItem w:displayText="РТПО / РТПО ВН: Пуск" w:value="РТПО / РТПО ВН: Пуск"/>
+                  <w:listItem w:displayText="РТПО / РТПО ВН: Пуск ИО тока" w:value="РТПО / РТПО ВН: Пуск ИО тока"/>
+                  <w:listItem w:displayText="РТПО / РТПО ВН: Функция введена в работу" w:value="РТПО / РТПО ВН: Функция введена в работу"/>
+                  <w:listItem w:displayText="РТПО / РТПО ВН: Функция оперативно выведена из работы" w:value="РТПО / РТПО ВН: Функция оперативно выведена из работы"/>
+                  <w:listItem w:displayText="РТПО / РТПО НН (НН2): Пуск" w:value="РТПО / РТПО НН (НН2): Пуск"/>
+                  <w:listItem w:displayText="РТПО / РТПО НН (НН2): Пуск ИО тока" w:value="РТПО / РТПО НН (НН2): Пуск ИО тока"/>
+                  <w:listItem w:displayText="РТПО / РТПО НН (НН2): Функция введена в работу" w:value="РТПО / РТПО НН (НН2): Функция введена в работу"/>
+                  <w:listItem w:displayText="РТПО / РТПО НН (НН2): Функция оперативно выведена из работы" w:value="РТПО / РТПО НН (НН2): Функция оперативно выведена из работы"/>
+                  <w:listItem w:displayText="РТПО / РТПО СН (НН1): Пуск" w:value="РТПО / РТПО СН (НН1): Пуск"/>
+                  <w:listItem w:displayText="РТПО / РТПО СН (НН1): Пуск ИО тока" w:value="РТПО / РТПО СН (НН1): Пуск ИО тока"/>
+                  <w:listItem w:displayText="РТПО / РТПО СН (НН1): Функция введена в работу" w:value="РТПО / РТПО СН (НН1): Функция введена в работу"/>
+                  <w:listItem w:displayText="РТПО / РТПО СН (НН1): Функция оперативно выведена из работы" w:value="РТПО / РТПО СН (НН1): Функция оперативно выведена из работы"/>
+                  <w:listItem w:displayText="РТПО / РТПО_общ: Пуск" w:value="РТПО / РТПО_общ: Пуск"/>
+                  <w:listItem w:displayText="РТПО / РТПО_общ: Функция введена в работу" w:value="РТПО / РТПО_общ: Функция введена в работу"/>
+                  <w:listItem w:displayText="СС / СС: БИ выведены" w:value="СС / СС: БИ выведены"/>
+                  <w:listItem w:displayText="СС / СС: Внешнее отключение" w:value="СС / СС: Внешнее отключение"/>
+                  <w:listItem w:displayText="СС / СС: Выходные цепи разобраны" w:value="СС / СС: Выходные цепи разобраны"/>
+                  <w:listItem w:displayText="СС / СС: ГЗ заблокирована" w:value="СС / СС: ГЗ заблокирована"/>
+                  <w:listItem w:displayText="СС / СС: Неисправность ОТ цепей ГЗ" w:value="СС / СС: Неисправность ОТ цепей ГЗ"/>
+                  <w:listItem w:displayText="СС / СС: Неисправность ОТ цепей ТЗ, ТС" w:value="СС / СС: Неисправность ОТ цепей ТЗ, ТС"/>
+                  <w:listItem w:displayText="СС / СС: Низкая изоляция ГЗ" w:value="СС / СС: Низкая изоляция ГЗ"/>
+                  <w:listItem w:displayText="СС / СС: Низкая изоляция ТЗ" w:value="СС / СС: Низкая изоляция ТЗ"/>
+                  <w:listItem w:displayText="СС / СС: Общий внешний сигнал" w:value="СС / СС: Общий внешний сигнал"/>
+                  <w:listItem w:displayText="СС / СС: Сигнализация от ГЗ" w:value="СС / СС: Сигнализация от ГЗ"/>
+                  <w:listItem w:displayText="СС / СС: Сигнализация от ТЗ" w:value="СС / СС: Сигнализация от ТЗ"/>
+                  <w:listItem w:displayText="СС / СС: Сигнализация от ТС" w:value="СС / СС: Сигнализация от ТС"/>
+                  <w:listItem w:displayText="СС / СС: Сигнализация цепей опер.тока" w:value="СС / СС: Сигнализация цепей опер.тока"/>
+                  <w:listItem w:displayText="СС / СС: Сигнализация цепей опер.тока НН" w:value="СС / СС: Сигнализация цепей опер.тока НН"/>
+                  <w:listItem w:displayText="СС / СС: ТЗ заблокирована" w:value="СС / СС: ТЗ заблокирована"/>
+                  <w:listItem w:displayText="ТК ЗДЗ / ТК ЗДЗ: Пуск" w:value="ТК ЗДЗ / ТК ЗДЗ: Пуск"/>
+                  <w:listItem w:displayText="ТК ЗДЗ / ТК ЗДЗ: Пуск ИО тока" w:value="ТК ЗДЗ / ТК ЗДЗ: Пуск ИО тока"/>
+                  <w:listItem w:displayText="ТК ЗДЗ / ТК ЗДЗ: Функция введена в работу" w:value="ТК ЗДЗ / ТК ЗДЗ: Функция введена в работу"/>
+                  <w:listItem w:displayText="ТК ЗДЗ / ТК ЗДЗ: Функция оперативно выведена из работы" w:value="ТК ЗДЗ / ТК ЗДЗ: Функция оперативно выведена из работы"/>
+                  <w:listItem w:displayText="ТО ЗПО / ТО ЗПО ВН: Пуск" w:value="ТО ЗПО / ТО ЗПО ВН: Пуск"/>
+                  <w:listItem w:displayText="ТО ЗПО / ТО ЗПО ВН: Пуск ИО тока" w:value="ТО ЗПО / ТО ЗПО ВН: Пуск ИО тока"/>
+                  <w:listItem w:displayText="ТО ЗПО / ТО ЗПО ВН: Функция введена в работу" w:value="ТО ЗПО / ТО ЗПО ВН: Функция введена в работу"/>
+                  <w:listItem w:displayText="ТО ЗПО / ТО ЗПО ВН: Функция оперативно выведена из работы" w:value="ТО ЗПО / ТО ЗПО ВН: Функция оперативно выведена из работы"/>
+                  <w:listItem w:displayText="ТО ЗПО / ТО ЗПО НН (НН2): Пуск" w:value="ТО ЗПО / ТО ЗПО НН (НН2): Пуск"/>
+                  <w:listItem w:displayText="ТО ЗПО / ТО ЗПО НН (НН2): Пуск ИО тока" w:value="ТО ЗПО / ТО ЗПО НН (НН2): Пуск ИО тока"/>
+                  <w:listItem w:displayText="ТО ЗПО / ТО ЗПО НН (НН2): Функция введена в работу" w:value="ТО ЗПО / ТО ЗПО НН (НН2): Функция введена в работу"/>
+                  <w:listItem w:displayText="ТО ЗПО / ТО ЗПО НН (НН2): Функция оперативно выведена из работы" w:value="ТО ЗПО / ТО ЗПО НН (НН2): Функция оперативно выведена из работы"/>
+                  <w:listItem w:displayText="ТО ЗПО / ТО ЗПО СН (НН1): Пуск" w:value="ТО ЗПО / ТО ЗПО СН (НН1): Пуск"/>
+                  <w:listItem w:displayText="ТО ЗПО / ТО ЗПО СН (НН1): Пуск ИО тока" w:value="ТО ЗПО / ТО ЗПО СН (НН1): Пуск ИО тока"/>
+                  <w:listItem w:displayText="ТО ЗПО / ТО ЗПО СН (НН1): Функция введена в работу" w:value="ТО ЗПО / ТО ЗПО СН (НН1): Функция введена в работу"/>
+                  <w:listItem w:displayText="ТО ЗПО / ТО ЗПО СН (НН1): Функция оперативно выведена из работы" w:value="ТО ЗПО / ТО ЗПО СН (НН1): Функция оперативно выведена из работы"/>
+                  <w:listItem w:displayText="ТО ЗПО / ТО ЗПО_общ: Пуск" w:value="ТО ЗПО / ТО ЗПО_общ: Пуск"/>
+                  <w:listItem w:displayText="ТО ЗПО / ТО ЗПО_общ: Функция введена в работу" w:value="ТО ЗПО / ТО ЗПО_общ: Функция введена в работу"/>
+                  <w:listItem w:displayText="ТО РПН / ТО РПН: Пуск" w:value="ТО РПН / ТО РПН: Пуск"/>
+                  <w:listItem w:displayText="ТО РПН / ТО РПН: Пуск ИО тока" w:value="ТО РПН / ТО РПН: Пуск ИО тока"/>
+                  <w:listItem w:displayText="ТО РПН / ТО РПН: Функция введена в работу" w:value="ТО РПН / ТО РПН: Функция введена в работу"/>
+                  <w:listItem w:displayText="ТО РПН / ТО РПН: Функция оперативно выведена из работы" w:value="ТО РПН / ТО РПН: Функция оперативно выведена из работы"/>
+                  <w:listItem w:displayText="УРОВ ВН / УРОВ: Пуск" w:value="УРОВ ВН / УРОВ: Пуск"/>
+                  <w:listItem w:displayText="УРОВ ВН / УРОВ: Пуск ИО максимального тока" w:value="УРОВ ВН / УРОВ: Пуск ИО максимального тока"/>
+                  <w:listItem w:displayText="УРОВ ВН / УРОВ: Срабатывание" w:value="УРОВ ВН / УРОВ: Срабатывание"/>
+                  <w:listItem w:displayText="УРОВ ВН / УРОВ: Срабатывание «на себя»" w:value="УРОВ ВН / УРОВ: Срабатывание «на себя»"/>
+                  <w:listItem w:displayText="УРОВ ВН / УРОВ: Функция введена в работу" w:value="УРОВ ВН / УРОВ: Функция введена в работу"/>
+                  <w:listItem w:displayText="УРОВ ВН / УРОВ: Функция оперативно выведена из работы" w:value="УРОВ ВН / УРОВ: Функция оперативно выведена из работы"/>
                   <w:listItem w:displayText=" " w:value="SPACER" w:disabled="true"/>
                   <w:listItem w:displayText="────── Сигналы от блоков ──────" w:value="CONTROLS_HEADER" w:disabled="true"/>
                   <w:listItem w:displayText="Слот М1. Блок питания (Р02с): Крит. неисправность 12 В" w:value="Слот М1. Блок питания (Р02с): Крит. неисправность 12 В"/>
@@ -5502,105 +8944,161 @@
                   <w:listItem w:displayText="Слот М3. Блок выходных реле (К002): Статус" w:value="Слот М3. Блок выходных реле (К002): Статус"/>
                   <w:listItem w:displayText="Слот М3. Блок выходных реле (К002): Статус" w:value="Слот М3. Блок выходных реле (К002): Статус"/>
                   <w:listItem w:displayText="Слот М3. Блок выходных реле (К002): Статус" w:value="Слот М3. Блок выходных реле (К002): Статус"/>
-                  <w:listItem w:displayText="Слот М4. Блок выходных реле (К001): Отказ блока" w:value="Слот М4. Блок выходных реле (К001): Отказ блока"/>
-                  <w:listItem w:displayText="Слот М4. Блок выходных реле (К001): Блок не определен" w:value="Слот М4. Блок выходных реле (К001): Блок не определен"/>
-                  <w:listItem w:displayText="Слот М4. Блок выходных реле (К001): Статус" w:value="Слот М4. Блок выходных реле (К001): Статус"/>
-                  <w:listItem w:displayText="Слот М4. Блок выходных реле (К001): Статус" w:value="Слот М4. Блок выходных реле (К001): Статус"/>
-                  <w:listItem w:displayText="Слот М4. Блок выходных реле (К001): Статус" w:value="Слот М4. Блок выходных реле (К001): Статус"/>
-                  <w:listItem w:displayText="Слот М4. Блок выходных реле (К001): Статус" w:value="Слот М4. Блок выходных реле (К001): Статус"/>
-                  <w:listItem w:displayText="Слот М4. Блок выходных реле (К001): Статус" w:value="Слот М4. Блок выходных реле (К001): Статус"/>
-                  <w:listItem w:displayText="Слот М4. Блок выходных реле (К001): Статус" w:value="Слот М4. Блок выходных реле (К001): Статус"/>
-                  <w:listItem w:displayText="Слот М4. Блок выходных реле (К001): Статус" w:value="Слот М4. Блок выходных реле (К001): Статус"/>
-                  <w:listItem w:displayText="Слот М4. Блок выходных реле (К001): Статус" w:value="Слот М4. Блок выходных реле (К001): Статус"/>
-                  <w:listItem w:displayText="Слот М5. Блок дискретных входов (В021): Отказ блока" w:value="Слот М5. Блок дискретных входов (В021): Отказ блока"/>
-                  <w:listItem w:displayText="Слот М5. Блок дискретных входов (В021): Блок не определен" w:value="Слот М5. Блок дискретных входов (В021): Блок не определен"/>
-                  <w:listItem w:displayText="Слот М5. Блок дискретных входов (В021): Статус" w:value="Слот М5. Блок дискретных входов (В021): Статус"/>
-                  <w:listItem w:displayText="Слот М5. Блок дискретных входов (В021): Статус" w:value="Слот М5. Блок дискретных входов (В021): Статус"/>
-                  <w:listItem w:displayText="Слот М5. Блок дискретных входов (В021): Статус" w:value="Слот М5. Блок дискретных входов (В021): Статус"/>
-                  <w:listItem w:displayText="Слот М5. Блок дискретных входов (В021): Статус" w:value="Слот М5. Блок дискретных входов (В021): Статус"/>
-                  <w:listItem w:displayText="Слот М5. Блок дискретных входов (В021): Статус" w:value="Слот М5. Блок дискретных входов (В021): Статус"/>
-                  <w:listItem w:displayText="Слот М5. Блок дискретных входов (В021): Статус" w:value="Слот М5. Блок дискретных входов (В021): Статус"/>
-                  <w:listItem w:displayText="Слот М5. Блок дискретных входов (В021): Статус" w:value="Слот М5. Блок дискретных входов (В021): Статус"/>
-                  <w:listItem w:displayText="Слот М5. Блок дискретных входов (В021): Статус" w:value="Слот М5. Блок дискретных входов (В021): Статус"/>
-                  <w:listItem w:displayText="Слот М5. Блок дискретных входов (В021): Статус" w:value="Слот М5. Блок дискретных входов (В021): Статус"/>
-                  <w:listItem w:displayText="Слот М5. Блок дискретных входов (В021): Статус" w:value="Слот М5. Блок дискретных входов (В021): Статус"/>
-                  <w:listItem w:displayText="Слот М5. Блок дискретных входов (В021): Статус" w:value="Слот М5. Блок дискретных входов (В021): Статус"/>
-                  <w:listItem w:displayText="Слот М5. Блок дискретных входов (В021): Статус" w:value="Слот М5. Блок дискретных входов (В021): Статус"/>
-                  <w:listItem w:displayText="Слот М5. Блок дискретных входов (В021): Статус" w:value="Слот М5. Блок дискретных входов (В021): Статус"/>
-                  <w:listItem w:displayText="Слот М5. Блок дискретных входов (В021): Статус" w:value="Слот М5. Блок дискретных входов (В021): Статус"/>
-                  <w:listItem w:displayText="Слот М6. Блок дискретных входов (В021): Отказ блока" w:value="Слот М6. Блок дискретных входов (В021): Отказ блока"/>
-                  <w:listItem w:displayText="Слот М6. Блок дискретных входов (В021): Блок не определен" w:value="Слот М6. Блок дискретных входов (В021): Блок не определен"/>
-                  <w:listItem w:displayText="Слот М6. Блок дискретных входов (В021): Статус" w:value="Слот М6. Блок дискретных входов (В021): Статус"/>
-                  <w:listItem w:displayText="Слот М6. Блок дискретных входов (В021): Статус" w:value="Слот М6. Блок дискретных входов (В021): Статус"/>
-                  <w:listItem w:displayText="Слот М6. Блок дискретных входов (В021): Статус" w:value="Слот М6. Блок дискретных входов (В021): Статус"/>
-                  <w:listItem w:displayText="Слот М6. Блок дискретных входов (В021): Статус" w:value="Слот М6. Блок дискретных входов (В021): Статус"/>
-                  <w:listItem w:displayText="Слот М6. Блок дискретных входов (В021): Статус" w:value="Слот М6. Блок дискретных входов (В021): Статус"/>
-                  <w:listItem w:displayText="Слот М6. Блок дискретных входов (В021): Статус" w:value="Слот М6. Блок дискретных входов (В021): Статус"/>
-                  <w:listItem w:displayText="Слот М6. Блок дискретных входов (В021): Статус" w:value="Слот М6. Блок дискретных входов (В021): Статус"/>
-                  <w:listItem w:displayText="Слот М6. Блок дискретных входов (В021): Статус" w:value="Слот М6. Блок дискретных входов (В021): Статус"/>
-                  <w:listItem w:displayText="Слот М6. Блок дискретных входов (В021): Статус" w:value="Слот М6. Блок дискретных входов (В021): Статус"/>
-                  <w:listItem w:displayText="Слот М6. Блок дискретных входов (В021): Статус" w:value="Слот М6. Блок дискретных входов (В021): Статус"/>
-                  <w:listItem w:displayText="Слот М6. Блок дискретных входов (В021): Статус" w:value="Слот М6. Блок дискретных входов (В021): Статус"/>
-                  <w:listItem w:displayText="Слот М6. Блок дискретных входов (В021): Статус" w:value="Слот М6. Блок дискретных входов (В021): Статус"/>
-                  <w:listItem w:displayText="Слот М6. Блок дискретных входов (В021): Статус" w:value="Слот М6. Блок дискретных входов (В021): Статус"/>
-                  <w:listItem w:displayText="Слот М6. Блок дискретных входов (В021): Статус" w:value="Слот М6. Блок дискретных входов (В021): Статус"/>
-                  <w:listItem w:displayText="Слот М7. Блок сопряжения (А004): Отказ блока" w:value="Слот М7. Блок сопряжения (А004): Отказ блока"/>
-                  <w:listItem w:displayText="Слот М7. Блок сопряжения (А004): Блок не определен" w:value="Слот М7. Блок сопряжения (А004): Блок не определен"/>
-                  <w:listItem w:displayText="Слот М7. Блок сопряжения (А004): Неисправность АЦП" w:value="Слот М7. Блок сопряжения (А004): Неисправность АЦП"/>
-                  <w:listItem w:displayText="Слот М7. Блок сопряжения (А004): Обрыв цепей ТН" w:value="Слот М7. Блок сопряжения (А004): Обрыв цепей ТН"/>
-                  <w:listItem w:displayText="Слот М7. Блок сопряжения (А004): Несимметрия измерений" w:value="Слот М7. Блок сопряжения (А004): Несимметрия измерений"/>
-                  <w:listItem w:displayText="Слот М7. Блок сопряжения (А004): Ошибка номинала ТТ" w:value="Слот М7. Блок сопряжения (А004): Ошибка номинала ТТ"/>
-                  <w:listItem w:displayText="Слот М8. Измерительный блок (М046): Отказ блока" w:value="Слот М8. Измерительный блок (М046): Отказ блока"/>
-                  <w:listItem w:displayText="Слот М8. Измерительный блок (М046): Блок не определен" w:value="Слот М8. Измерительный блок (М046): Блок не определен"/>
-                  <w:listItem w:displayText="Слот М8. Измерительный блок (М046): Неисправность АЦП" w:value="Слот М8. Измерительный блок (М046): Неисправность АЦП"/>
-                  <w:listItem w:displayText="Слот М8. Измерительный блок (М046): Обрыв цепей ТН" w:value="Слот М8. Измерительный блок (М046): Обрыв цепей ТН"/>
-                  <w:listItem w:displayText="Слот М8. Измерительный блок (М046): Несимметрия измерений" w:value="Слот М8. Измерительный блок (М046): Несимметрия измерений"/>
-                  <w:listItem w:displayText="Слот М8. Измерительный блок (М046): Ошибка номинала ТТ" w:value="Слот М8. Измерительный блок (М046): Ошибка номинала ТТ"/>
-                  <w:listItem w:displayText="Слот М10. Центральный процессор (С01): Отказ блока ЦП" w:value="Слот М10. Центральный процессор (С01): Отказ блока ЦП"/>
-                  <w:listItem w:displayText="Слот М10. Центральный процессор (С01): Неисправность ПЗУ ЦП" w:value="Слот М10. Центральный процессор (С01): Неисправность ПЗУ ЦП"/>
-                  <w:listItem w:displayText="Слот М10. Центральный процессор (С01): Неисправность ПЗУ MPU" w:value="Слот М10. Центральный процессор (С01): Неисправность ПЗУ MPU"/>
-                  <w:listItem w:displayText="Слот М10. Центральный процессор (С01): Неисправность ПЗУ DSP2" w:value="Слот М10. Центральный процессор (С01): Неисправность ПЗУ DSP2"/>
-                  <w:listItem w:displayText="Слот М10. Центральный процессор (С01): Неисправность flash" w:value="Слот М10. Центральный процессор (С01): Неисправность flash"/>
-                  <w:listItem w:displayText="Слот М10. Центральный процессор (С01): Неисправность ОЗУ ЦП" w:value="Слот М10. Центральный процессор (С01): Неисправность ОЗУ ЦП"/>
-                  <w:listItem w:displayText="Слот М10. Центральный процессор (С01): Неисправность ОЗУ MPU" w:value="Слот М10. Центральный процессор (С01): Неисправность ОЗУ MPU"/>
-                  <w:listItem w:displayText="Слот М10. Центральный процессор (С01): Неисправность ОЗУ DSP2" w:value="Слот М10. Центральный процессор (С01): Неисправность ОЗУ DSP2"/>
-                  <w:listItem w:displayText="Слот М10. Центральный процессор (С01): Неисправность ОЗУ IPU2" w:value="Слот М10. Центральный процессор (С01): Неисправность ОЗУ IPU2"/>
-                  <w:listItem w:displayText="Слот М10. Центральный процессор (С01): Неисправность часов ЦП" w:value="Слот М10. Центральный процессор (С01): Неисправность часов ЦП"/>
-                  <w:listItem w:displayText="Слот М10. Центральный процессор (С01): Ошибка I2C ЦП" w:value="Слот М10. Центральный процессор (С01): Ошибка I2C ЦП"/>
-                  <w:listItem w:displayText="Слот М10. Центральный процессор (С01): Ошибка КС уставок" w:value="Слот М10. Центральный процессор (С01): Ошибка КС уставок"/>
-                  <w:listItem w:displayText="Слот М10. Центральный процессор (С01): Неисправность ПО ЦП" w:value="Слот М10. Центральный процессор (С01): Неисправность ПО ЦП"/>
-                  <w:listItem w:displayText="Слот М10. Центральный процессор (С01): Несовместимая версия ПО ЦП" w:value="Слот М10. Центральный процессор (С01): Несовместимая версия ПО ЦП"/>
-                  <w:listItem w:displayText="Слот М10. Центральный процессор (С01): Неисправность SPI ЦП" w:value="Слот М10. Центральный процессор (С01): Неисправность SPI ЦП"/>
-                  <w:listItem w:displayText="Слот М10. Центральный процессор (С01): Ошибка конфигурации ЦП" w:value="Слот М10. Центральный процессор (С01): Ошибка конфигурации ЦП"/>
-                  <w:listItem w:displayText="Слот М10. Центральный процессор (С01): Неверные уставки" w:value="Слот М10. Центральный процессор (С01): Неверные уставки"/>
-                  <w:listItem w:displayText="Слот М10. Центральный процессор (С01): Неисправность IPC" w:value="Слот М10. Центральный процессор (С01): Неисправность IPC"/>
-                  <w:listItem w:displayText="Слот М10. Центральный процессор (С01): Неисправность IPC для MPU-DSP1" w:value="Слот М10. Центральный процессор (С01): Неисправность IPC для MPU-DSP1"/>
-                  <w:listItem w:displayText="Слот М10. Центральный процессор (С01): Неисправность IPC для DSP1-IPU1" w:value="Слот М10. Центральный процессор (С01): Неисправность IPC для DSP1-IPU1"/>
-                  <w:listItem w:displayText="Слот М10. Центральный процессор (С01): Неисправность IPC для MPU-IPU1" w:value="Слот М10. Центральный процессор (С01): Неисправность IPC для MPU-IPU1"/>
-                  <w:listItem w:displayText="Слот М10. Центральный процессор (С01): RED12.Неисправность" w:value="Слот М10. Центральный процессор (С01): RED12.Неисправность"/>
-                  <w:listItem w:displayText="Слот М10. Центральный процессор (С01): RED34.Неисправность" w:value="Слот М10. Центральный процессор (С01): RED34.Неисправность"/>
-                  <w:listItem w:displayText="Слот М10. Центральный процессор (С01): X1.Неисправность" w:value="Слот М10. Центральный процессор (С01): X1.Неисправность"/>
-                  <w:listItem w:displayText="Слот М10. Центральный процессор (С01): X1.Переп.вых.буфер" w:value="Слот М10. Центральный процессор (С01): X1.Переп.вых.буфер"/>
-                  <w:listItem w:displayText="Слот М10. Центральный процессор (С01): X1.Переп.вх.буфер" w:value="Слот М10. Центральный процессор (С01): X1.Переп.вх.буфер"/>
-                  <w:listItem w:displayText="Слот М10. Центральный процессор (С01): X2.Неисправность" w:value="Слот М10. Центральный процессор (С01): X2.Неисправность"/>
-                  <w:listItem w:displayText="Слот М10. Центральный процессор (С01): X2.Переп.вых.буфер" w:value="Слот М10. Центральный процессор (С01): X2.Переп.вых.буфер"/>
-                  <w:listItem w:displayText="Слот М10. Центральный процессор (С01): X2.Переп.вх.буфер" w:value="Слот М10. Центральный процессор (С01): X2.Переп.вх.буфер"/>
-                  <w:listItem w:displayText="Слот М10. Центральный процессор (С01): X3.Неисправность" w:value="Слот М10. Центральный процессор (С01): X3.Неисправность"/>
-                  <w:listItem w:displayText="Слот М10. Центральный процессор (С01): X3.Переп.вых.буфер" w:value="Слот М10. Центральный процессор (С01): X3.Переп.вых.буфер"/>
-                  <w:listItem w:displayText="Слот М10. Центральный процессор (С01): X3.Переп.вх.буфер" w:value="Слот М10. Центральный процессор (С01): X3.Переп.вх.буфер"/>
-                  <w:listItem w:displayText="Слот М10. Центральный процессор (С01): X4.Неисправность" w:value="Слот М10. Центральный процессор (С01): X4.Неисправность"/>
-                  <w:listItem w:displayText="Слот М10. Центральный процессор (С01): X4.Переп.вых.буфер" w:value="Слот М10. Центральный процессор (С01): X4.Переп.вых.буфер"/>
-                  <w:listItem w:displayText="Слот М10. Центральный процессор (С01): X4.Переп.вх.буфер" w:value="Слот М10. Центральный процессор (С01): X4.Переп.вх.буфер"/>
-                  <w:listItem w:displayText="Слот М10. Центральный процессор (С01): Температура ЦП &lt;&lt;" w:value="Слот М10. Центральный процессор (С01): Температура ЦП &lt;&lt;"/>
-                  <w:listItem w:displayText="Слот М10. Центральный процессор (С01): Температура ЦП &gt;&gt;" w:value="Слот М10. Центральный процессор (С01): Температура ЦП &gt;&gt;"/>
-                  <w:listItem w:displayText="Слот М10. Центральный процессор (С01): Температура ЦП &gt;" w:value="Слот М10. Центральный процессор (С01): Температура ЦП &gt;"/>
-                  <w:listItem w:displayText="Слот М10. Центральный процессор (С01): Температура ЦП &lt;" w:value="Слот М10. Центральный процессор (С01): Температура ЦП &lt;"/>
-                  <w:listItem w:displayText="Слот М10. Центральный процессор (С01): Сброс часов" w:value="Слот М10. Центральный процессор (С01): Сброс часов"/>
-                  <w:listItem w:displayText="Слот М10. Центральный процессор (С01): Неисправность архивов" w:value="Слот М10. Центральный процессор (С01): Неисправность архивов"/>
-                  <w:listItem w:displayText="Слот М10. Центральный процессор (С01): Перезагрузка ПО" w:value="Слот М10. Центральный процессор (С01): Перезагрузка ПО"/>
-                  <w:listItem w:displayText="Слот М10. Центральный процессор (С01): Перезапуск по питанию" w:value="Слот М10. Центральный процессор (С01): Перезапуск по питанию"/>
-                  <w:listItem w:displayText="Слот М10. Центральный процессор (С01): Перезапуск по ошибкам ПО" w:value="Слот М10. Центральный процессор (С01): Перезапуск по ошибкам ПО"/>
-                  <w:listItem w:displayText="Слот М10. Центральный процессор (С01): Изменение уставок" w:value="Слот М10. Центральный процессор (С01): Изменение уставок"/>
+                  <w:listItem w:displayText="Слот М4. Блок выходных реле (К002): Отказ блока" w:value="Слот М4. Блок выходных реле (К002): Отказ блока"/>
+                  <w:listItem w:displayText="Слот М4. Блок выходных реле (К002): Блок не определен" w:value="Слот М4. Блок выходных реле (К002): Блок не определен"/>
+                  <w:listItem w:displayText="Слот М4. Блок выходных реле (К002): Статус" w:value="Слот М4. Блок выходных реле (К002): Статус"/>
+                  <w:listItem w:displayText="Слот М4. Блок выходных реле (К002): Статус" w:value="Слот М4. Блок выходных реле (К002): Статус"/>
+                  <w:listItem w:displayText="Слот М4. Блок выходных реле (К002): Статус" w:value="Слот М4. Блок выходных реле (К002): Статус"/>
+                  <w:listItem w:displayText="Слот М4. Блок выходных реле (К002): Статус" w:value="Слот М4. Блок выходных реле (К002): Статус"/>
+                  <w:listItem w:displayText="Слот М4. Блок выходных реле (К002): Статус" w:value="Слот М4. Блок выходных реле (К002): Статус"/>
+                  <w:listItem w:displayText="Слот М4. Блок выходных реле (К002): Статус" w:value="Слот М4. Блок выходных реле (К002): Статус"/>
+                  <w:listItem w:displayText="Слот М4. Блок выходных реле (К002): Статус" w:value="Слот М4. Блок выходных реле (К002): Статус"/>
+                  <w:listItem w:displayText="Слот М4. Блок выходных реле (К002): Статус" w:value="Слот М4. Блок выходных реле (К002): Статус"/>
+                  <w:listItem w:displayText="Слот М5. Блок выходных реле (К002): Отказ блока" w:value="Слот М5. Блок выходных реле (К002): Отказ блока"/>
+                  <w:listItem w:displayText="Слот М5. Блок выходных реле (К002): Блок не определен" w:value="Слот М5. Блок выходных реле (К002): Блок не определен"/>
+                  <w:listItem w:displayText="Слот М5. Блок выходных реле (К002): Статус" w:value="Слот М5. Блок выходных реле (К002): Статус"/>
+                  <w:listItem w:displayText="Слот М5. Блок выходных реле (К002): Статус" w:value="Слот М5. Блок выходных реле (К002): Статус"/>
+                  <w:listItem w:displayText="Слот М5. Блок выходных реле (К002): Статус" w:value="Слот М5. Блок выходных реле (К002): Статус"/>
+                  <w:listItem w:displayText="Слот М5. Блок выходных реле (К002): Статус" w:value="Слот М5. Блок выходных реле (К002): Статус"/>
+                  <w:listItem w:displayText="Слот М5. Блок выходных реле (К002): Статус" w:value="Слот М5. Блок выходных реле (К002): Статус"/>
+                  <w:listItem w:displayText="Слот М5. Блок выходных реле (К002): Статус" w:value="Слот М5. Блок выходных реле (К002): Статус"/>
+                  <w:listItem w:displayText="Слот М5. Блок выходных реле (К002): Статус" w:value="Слот М5. Блок выходных реле (К002): Статус"/>
+                  <w:listItem w:displayText="Слот М5. Блок выходных реле (К002): Статус" w:value="Слот М5. Блок выходных реле (К002): Статус"/>
+                  <w:listItem w:displayText="Слот М6. Блок выходных реле (К002): Отказ блока" w:value="Слот М6. Блок выходных реле (К002): Отказ блока"/>
+                  <w:listItem w:displayText="Слот М6. Блок выходных реле (К002): Блок не определен" w:value="Слот М6. Блок выходных реле (К002): Блок не определен"/>
+                  <w:listItem w:displayText="Слот М6. Блок выходных реле (К002): Статус" w:value="Слот М6. Блок выходных реле (К002): Статус"/>
+                  <w:listItem w:displayText="Слот М6. Блок выходных реле (К002): Статус" w:value="Слот М6. Блок выходных реле (К002): Статус"/>
+                  <w:listItem w:displayText="Слот М6. Блок выходных реле (К002): Статус" w:value="Слот М6. Блок выходных реле (К002): Статус"/>
+                  <w:listItem w:displayText="Слот М6. Блок выходных реле (К002): Статус" w:value="Слот М6. Блок выходных реле (К002): Статус"/>
+                  <w:listItem w:displayText="Слот М6. Блок выходных реле (К002): Статус" w:value="Слот М6. Блок выходных реле (К002): Статус"/>
+                  <w:listItem w:displayText="Слот М6. Блок выходных реле (К002): Статус" w:value="Слот М6. Блок выходных реле (К002): Статус"/>
+                  <w:listItem w:displayText="Слот М6. Блок выходных реле (К002): Статус" w:value="Слот М6. Блок выходных реле (К002): Статус"/>
+                  <w:listItem w:displayText="Слот М6. Блок выходных реле (К002): Статус" w:value="Слот М6. Блок выходных реле (К002): Статус"/>
+                  <w:listItem w:displayText="Слот М7. Блок выходных реле (К002): Отказ блока" w:value="Слот М7. Блок выходных реле (К002): Отказ блока"/>
+                  <w:listItem w:displayText="Слот М7. Блок выходных реле (К002): Блок не определен" w:value="Слот М7. Блок выходных реле (К002): Блок не определен"/>
+                  <w:listItem w:displayText="Слот М7. Блок выходных реле (К002): Статус" w:value="Слот М7. Блок выходных реле (К002): Статус"/>
+                  <w:listItem w:displayText="Слот М7. Блок выходных реле (К002): Статус" w:value="Слот М7. Блок выходных реле (К002): Статус"/>
+                  <w:listItem w:displayText="Слот М7. Блок выходных реле (К002): Статус" w:value="Слот М7. Блок выходных реле (К002): Статус"/>
+                  <w:listItem w:displayText="Слот М7. Блок выходных реле (К002): Статус" w:value="Слот М7. Блок выходных реле (К002): Статус"/>
+                  <w:listItem w:displayText="Слот М7. Блок выходных реле (К002): Статус" w:value="Слот М7. Блок выходных реле (К002): Статус"/>
+                  <w:listItem w:displayText="Слот М7. Блок выходных реле (К002): Статус" w:value="Слот М7. Блок выходных реле (К002): Статус"/>
+                  <w:listItem w:displayText="Слот М7. Блок выходных реле (К002): Статус" w:value="Слот М7. Блок выходных реле (К002): Статус"/>
+                  <w:listItem w:displayText="Слот М7. Блок выходных реле (К002): Статус" w:value="Слот М7. Блок выходных реле (К002): Статус"/>
+                  <w:listItem w:displayText="Слот М8. Блок дискретных входов (В021): Отказ блока" w:value="Слот М8. Блок дискретных входов (В021): Отказ блока"/>
+                  <w:listItem w:displayText="Слот М8. Блок дискретных входов (В021): Блок не определен" w:value="Слот М8. Блок дискретных входов (В021): Блок не определен"/>
+                  <w:listItem w:displayText="Слот М8. Блок дискретных входов (В021): Статус" w:value="Слот М8. Блок дискретных входов (В021): Статус"/>
+                  <w:listItem w:displayText="Слот М8. Блок дискретных входов (В021): Статус" w:value="Слот М8. Блок дискретных входов (В021): Статус"/>
+                  <w:listItem w:displayText="Слот М8. Блок дискретных входов (В021): Статус" w:value="Слот М8. Блок дискретных входов (В021): Статус"/>
+                  <w:listItem w:displayText="Слот М8. Блок дискретных входов (В021): Статус" w:value="Слот М8. Блок дискретных входов (В021): Статус"/>
+                  <w:listItem w:displayText="Слот М8. Блок дискретных входов (В021): Статус" w:value="Слот М8. Блок дискретных входов (В021): Статус"/>
+                  <w:listItem w:displayText="Слот М8. Блок дискретных входов (В021): Статус" w:value="Слот М8. Блок дискретных входов (В021): Статус"/>
+                  <w:listItem w:displayText="Слот М8. Блок дискретных входов (В021): Статус" w:value="Слот М8. Блок дискретных входов (В021): Статус"/>
+                  <w:listItem w:displayText="Слот М8. Блок дискретных входов (В021): Статус" w:value="Слот М8. Блок дискретных входов (В021): Статус"/>
+                  <w:listItem w:displayText="Слот М8. Блок дискретных входов (В021): Статус" w:value="Слот М8. Блок дискретных входов (В021): Статус"/>
+                  <w:listItem w:displayText="Слот М8. Блок дискретных входов (В021): Статус" w:value="Слот М8. Блок дискретных входов (В021): Статус"/>
+                  <w:listItem w:displayText="Слот М8. Блок дискретных входов (В021): Статус" w:value="Слот М8. Блок дискретных входов (В021): Статус"/>
+                  <w:listItem w:displayText="Слот М8. Блок дискретных входов (В021): Статус" w:value="Слот М8. Блок дискретных входов (В021): Статус"/>
+                  <w:listItem w:displayText="Слот М8. Блок дискретных входов (В021): Статус" w:value="Слот М8. Блок дискретных входов (В021): Статус"/>
+                  <w:listItem w:displayText="Слот М8. Блок дискретных входов (В021): Статус" w:value="Слот М8. Блок дискретных входов (В021): Статус"/>
+                  <w:listItem w:displayText="Слот М9. Блок дискретных входов (В021): Отказ блока" w:value="Слот М9. Блок дискретных входов (В021): Отказ блока"/>
+                  <w:listItem w:displayText="Слот М9. Блок дискретных входов (В021): Блок не определен" w:value="Слот М9. Блок дискретных входов (В021): Блок не определен"/>
+                  <w:listItem w:displayText="Слот М9. Блок дискретных входов (В021): Статус" w:value="Слот М9. Блок дискретных входов (В021): Статус"/>
+                  <w:listItem w:displayText="Слот М9. Блок дискретных входов (В021): Статус" w:value="Слот М9. Блок дискретных входов (В021): Статус"/>
+                  <w:listItem w:displayText="Слот М9. Блок дискретных входов (В021): Статус" w:value="Слот М9. Блок дискретных входов (В021): Статус"/>
+                  <w:listItem w:displayText="Слот М9. Блок дискретных входов (В021): Статус" w:value="Слот М9. Блок дискретных входов (В021): Статус"/>
+                  <w:listItem w:displayText="Слот М9. Блок дискретных входов (В021): Статус" w:value="Слот М9. Блок дискретных входов (В021): Статус"/>
+                  <w:listItem w:displayText="Слот М9. Блок дискретных входов (В021): Статус" w:value="Слот М9. Блок дискретных входов (В021): Статус"/>
+                  <w:listItem w:displayText="Слот М9. Блок дискретных входов (В021): Статус" w:value="Слот М9. Блок дискретных входов (В021): Статус"/>
+                  <w:listItem w:displayText="Слот М9. Блок дискретных входов (В021): Статус" w:value="Слот М9. Блок дискретных входов (В021): Статус"/>
+                  <w:listItem w:displayText="Слот М9. Блок дискретных входов (В021): Статус" w:value="Слот М9. Блок дискретных входов (В021): Статус"/>
+                  <w:listItem w:displayText="Слот М9. Блок дискретных входов (В021): Статус" w:value="Слот М9. Блок дискретных входов (В021): Статус"/>
+                  <w:listItem w:displayText="Слот М9. Блок дискретных входов (В021): Статус" w:value="Слот М9. Блок дискретных входов (В021): Статус"/>
+                  <w:listItem w:displayText="Слот М9. Блок дискретных входов (В021): Статус" w:value="Слот М9. Блок дискретных входов (В021): Статус"/>
+                  <w:listItem w:displayText="Слот М9. Блок дискретных входов (В021): Статус" w:value="Слот М9. Блок дискретных входов (В021): Статус"/>
+                  <w:listItem w:displayText="Слот М9. Блок дискретных входов (В021): Статус" w:value="Слот М9. Блок дискретных входов (В021): Статус"/>
+                  <w:listItem w:displayText="Слот М10. Блок дискретных входов (В021): Отказ блока" w:value="Слот М10. Блок дискретных входов (В021): Отказ блока"/>
+                  <w:listItem w:displayText="Слот М10. Блок дискретных входов (В021): Блок не определен" w:value="Слот М10. Блок дискретных входов (В021): Блок не определен"/>
+                  <w:listItem w:displayText="Слот М10. Блок дискретных входов (В021): Статус" w:value="Слот М10. Блок дискретных входов (В021): Статус"/>
+                  <w:listItem w:displayText="Слот М10. Блок дискретных входов (В021): Статус" w:value="Слот М10. Блок дискретных входов (В021): Статус"/>
+                  <w:listItem w:displayText="Слот М10. Блок дискретных входов (В021): Статус" w:value="Слот М10. Блок дискретных входов (В021): Статус"/>
+                  <w:listItem w:displayText="Слот М10. Блок дискретных входов (В021): Статус" w:value="Слот М10. Блок дискретных входов (В021): Статус"/>
+                  <w:listItem w:displayText="Слот М10. Блок дискретных входов (В021): Статус" w:value="Слот М10. Блок дискретных входов (В021): Статус"/>
+                  <w:listItem w:displayText="Слот М10. Блок дискретных входов (В021): Статус" w:value="Слот М10. Блок дискретных входов (В021): Статус"/>
+                  <w:listItem w:displayText="Слот М10. Блок дискретных входов (В021): Статус" w:value="Слот М10. Блок дискретных входов (В021): Статус"/>
+                  <w:listItem w:displayText="Слот М10. Блок дискретных входов (В021): Статус" w:value="Слот М10. Блок дискретных входов (В021): Статус"/>
+                  <w:listItem w:displayText="Слот М10. Блок дискретных входов (В021): Статус" w:value="Слот М10. Блок дискретных входов (В021): Статус"/>
+                  <w:listItem w:displayText="Слот М10. Блок дискретных входов (В021): Статус" w:value="Слот М10. Блок дискретных входов (В021): Статус"/>
+                  <w:listItem w:displayText="Слот М10. Блок дискретных входов (В021): Статус" w:value="Слот М10. Блок дискретных входов (В021): Статус"/>
+                  <w:listItem w:displayText="Слот М10. Блок дискретных входов (В021): Статус" w:value="Слот М10. Блок дискретных входов (В021): Статус"/>
+                  <w:listItem w:displayText="Слот М10. Блок дискретных входов (В021): Статус" w:value="Слот М10. Блок дискретных входов (В021): Статус"/>
+                  <w:listItem w:displayText="Слот М10. Блок дискретных входов (В021): Статус" w:value="Слот М10. Блок дискретных входов (В021): Статус"/>
+                  <w:listItem w:displayText="Слот М11. Блок дискретных входов (В021): Отказ блока" w:value="Слот М11. Блок дискретных входов (В021): Отказ блока"/>
+                  <w:listItem w:displayText="Слот М11. Блок дискретных входов (В021): Блок не определен" w:value="Слот М11. Блок дискретных входов (В021): Блок не определен"/>
+                  <w:listItem w:displayText="Слот М11. Блок дискретных входов (В021): Статус" w:value="Слот М11. Блок дискретных входов (В021): Статус"/>
+                  <w:listItem w:displayText="Слот М11. Блок дискретных входов (В021): Статус" w:value="Слот М11. Блок дискретных входов (В021): Статус"/>
+                  <w:listItem w:displayText="Слот М11. Блок дискретных входов (В021): Статус" w:value="Слот М11. Блок дискретных входов (В021): Статус"/>
+                  <w:listItem w:displayText="Слот М11. Блок дискретных входов (В021): Статус" w:value="Слот М11. Блок дискретных входов (В021): Статус"/>
+                  <w:listItem w:displayText="Слот М11. Блок дискретных входов (В021): Статус" w:value="Слот М11. Блок дискретных входов (В021): Статус"/>
+                  <w:listItem w:displayText="Слот М11. Блок дискретных входов (В021): Статус" w:value="Слот М11. Блок дискретных входов (В021): Статус"/>
+                  <w:listItem w:displayText="Слот М11. Блок дискретных входов (В021): Статус" w:value="Слот М11. Блок дискретных входов (В021): Статус"/>
+                  <w:listItem w:displayText="Слот М11. Блок дискретных входов (В021): Статус" w:value="Слот М11. Блок дискретных входов (В021): Статус"/>
+                  <w:listItem w:displayText="Слот М11. Блок дискретных входов (В021): Статус" w:value="Слот М11. Блок дискретных входов (В021): Статус"/>
+                  <w:listItem w:displayText="Слот М11. Блок дискретных входов (В021): Статус" w:value="Слот М11. Блок дискретных входов (В021): Статус"/>
+                  <w:listItem w:displayText="Слот М11. Блок дискретных входов (В021): Статус" w:value="Слот М11. Блок дискретных входов (В021): Статус"/>
+                  <w:listItem w:displayText="Слот М11. Блок дискретных входов (В021): Статус" w:value="Слот М11. Блок дискретных входов (В021): Статус"/>
+                  <w:listItem w:displayText="Слот М11. Блок дискретных входов (В021): Статус" w:value="Слот М11. Блок дискретных входов (В021): Статус"/>
+                  <w:listItem w:displayText="Слот М11. Блок дискретных входов (В021): Статус" w:value="Слот М11. Блок дискретных входов (В021): Статус"/>
+                  <w:listItem w:displayText="Слот М12. Измерительный блок (М090): Блок модуля" w:value="Слот М12. Измерительный блок (М090): Блок модуля"/>
+                  <w:listItem w:displayText="Слот М12. Измерительный блок (М090): Блок не определен" w:value="Слот М12. Измерительный блок (М090): Блок не определен"/>
+                  <w:listItem w:displayText="Слот М12. Измерительный блок (М090): Неисправность АЦП" w:value="Слот М12. Измерительный блок (М090): Неисправность АЦП"/>
+                  <w:listItem w:displayText="Слот М12. Измерительный блок (М090): Обрыв цепей ТН" w:value="Слот М12. Измерительный блок (М090): Обрыв цепей ТН"/>
+                  <w:listItem w:displayText="Слот М12. Измерительный блок (М090): Несимметрия измерений" w:value="Слот М12. Измерительный блок (М090): Несимметрия измерений"/>
+                  <w:listItem w:displayText="Слот М12. Измерительный блок (М090): Ошибка номинала ТТ" w:value="Слот М12. Измерительный блок (М090): Ошибка номинала ТТ"/>
+                  <w:listItem w:displayText="Слот М14. Центральный процессор (С01): Отказ блока ЦП" w:value="Слот М14. Центральный процессор (С01): Отказ блока ЦП"/>
+                  <w:listItem w:displayText="Слот М14. Центральный процессор (С01): Неисправность ПЗУ ЦП" w:value="Слот М14. Центральный процессор (С01): Неисправность ПЗУ ЦП"/>
+                  <w:listItem w:displayText="Слот М14. Центральный процессор (С01): Неисправность ПЗУ MPU" w:value="Слот М14. Центральный процессор (С01): Неисправность ПЗУ MPU"/>
+                  <w:listItem w:displayText="Слот М14. Центральный процессор (С01): Неисправность ПЗУ DSP2" w:value="Слот М14. Центральный процессор (С01): Неисправность ПЗУ DSP2"/>
+                  <w:listItem w:displayText="Слот М14. Центральный процессор (С01): Неисправность flash" w:value="Слот М14. Центральный процессор (С01): Неисправность flash"/>
+                  <w:listItem w:displayText="Слот М14. Центральный процессор (С01): Неисправность ОЗУ ЦП" w:value="Слот М14. Центральный процессор (С01): Неисправность ОЗУ ЦП"/>
+                  <w:listItem w:displayText="Слот М14. Центральный процессор (С01): Неисправность ОЗУ MPU" w:value="Слот М14. Центральный процессор (С01): Неисправность ОЗУ MPU"/>
+                  <w:listItem w:displayText="Слот М14. Центральный процессор (С01): Неисправность ОЗУ DSP2" w:value="Слот М14. Центральный процессор (С01): Неисправность ОЗУ DSP2"/>
+                  <w:listItem w:displayText="Слот М14. Центральный процессор (С01): Неисправность ОЗУ IPU2" w:value="Слот М14. Центральный процессор (С01): Неисправность ОЗУ IPU2"/>
+                  <w:listItem w:displayText="Слот М14. Центральный процессор (С01): Неисправность часов ЦП" w:value="Слот М14. Центральный процессор (С01): Неисправность часов ЦП"/>
+                  <w:listItem w:displayText="Слот М14. Центральный процессор (С01): Ошибка I2C ЦП" w:value="Слот М14. Центральный процессор (С01): Ошибка I2C ЦП"/>
+                  <w:listItem w:displayText="Слот М14. Центральный процессор (С01): Ошибка КС уставок" w:value="Слот М14. Центральный процессор (С01): Ошибка КС уставок"/>
+                  <w:listItem w:displayText="Слот М14. Центральный процессор (С01): Неисправность ПО ЦП" w:value="Слот М14. Центральный процессор (С01): Неисправность ПО ЦП"/>
+                  <w:listItem w:displayText="Слот М14. Центральный процессор (С01): Несовместимая версия ПО ЦП" w:value="Слот М14. Центральный процессор (С01): Несовместимая версия ПО ЦП"/>
+                  <w:listItem w:displayText="Слот М14. Центральный процессор (С01): Неисправность SPI ЦП" w:value="Слот М14. Центральный процессор (С01): Неисправность SPI ЦП"/>
+                  <w:listItem w:displayText="Слот М14. Центральный процессор (С01): Ошибка конфигурации ЦП" w:value="Слот М14. Центральный процессор (С01): Ошибка конфигурации ЦП"/>
+                  <w:listItem w:displayText="Слот М14. Центральный процессор (С01): Неверные уставки" w:value="Слот М14. Центральный процессор (С01): Неверные уставки"/>
+                  <w:listItem w:displayText="Слот М14. Центральный процессор (С01): Неисправность IPC" w:value="Слот М14. Центральный процессор (С01): Неисправность IPC"/>
+                  <w:listItem w:displayText="Слот М14. Центральный процессор (С01): Неисправность IPC для MPU-DSP1" w:value="Слот М14. Центральный процессор (С01): Неисправность IPC для MPU-DSP1"/>
+                  <w:listItem w:displayText="Слот М14. Центральный процессор (С01): Неисправность IPC для DSP1-IPU1" w:value="Слот М14. Центральный процессор (С01): Неисправность IPC для DSP1-IPU1"/>
+                  <w:listItem w:displayText="Слот М14. Центральный процессор (С01): Неисправность IPC для MPU-IPU1" w:value="Слот М14. Центральный процессор (С01): Неисправность IPC для MPU-IPU1"/>
+                  <w:listItem w:displayText="Слот М14. Центральный процессор (С01): RED12.Неисправность" w:value="Слот М14. Центральный процессор (С01): RED12.Неисправность"/>
+                  <w:listItem w:displayText="Слот М14. Центральный процессор (С01): RED34.Неисправность" w:value="Слот М14. Центральный процессор (С01): RED34.Неисправность"/>
+                  <w:listItem w:displayText="Слот М14. Центральный процессор (С01): X1.Неисправность" w:value="Слот М14. Центральный процессор (С01): X1.Неисправность"/>
+                  <w:listItem w:displayText="Слот М14. Центральный процессор (С01): X1.Переп.вых.буфер" w:value="Слот М14. Центральный процессор (С01): X1.Переп.вых.буфер"/>
+                  <w:listItem w:displayText="Слот М14. Центральный процессор (С01): X1.Переп.вх.буфер" w:value="Слот М14. Центральный процессор (С01): X1.Переп.вх.буфер"/>
+                  <w:listItem w:displayText="Слот М14. Центральный процессор (С01): X2.Неисправность" w:value="Слот М14. Центральный процессор (С01): X2.Неисправность"/>
+                  <w:listItem w:displayText="Слот М14. Центральный процессор (С01): X2.Переп.вых.буфер" w:value="Слот М14. Центральный процессор (С01): X2.Переп.вых.буфер"/>
+                  <w:listItem w:displayText="Слот М14. Центральный процессор (С01): X2.Переп.вх.буфер" w:value="Слот М14. Центральный процессор (С01): X2.Переп.вх.буфер"/>
+                  <w:listItem w:displayText="Слот М14. Центральный процессор (С01): X3.Неисправность" w:value="Слот М14. Центральный процессор (С01): X3.Неисправность"/>
+                  <w:listItem w:displayText="Слот М14. Центральный процессор (С01): X3.Переп.вых.буфер" w:value="Слот М14. Центральный процессор (С01): X3.Переп.вых.буфер"/>
+                  <w:listItem w:displayText="Слот М14. Центральный процессор (С01): X3.Переп.вх.буфер" w:value="Слот М14. Центральный процессор (С01): X3.Переп.вх.буфер"/>
+                  <w:listItem w:displayText="Слот М14. Центральный процессор (С01): X4.Неисправность" w:value="Слот М14. Центральный процессор (С01): X4.Неисправность"/>
+                  <w:listItem w:displayText="Слот М14. Центральный процессор (С01): X4.Переп.вых.буфер" w:value="Слот М14. Центральный процессор (С01): X4.Переп.вых.буфер"/>
+                  <w:listItem w:displayText="Слот М14. Центральный процессор (С01): X4.Переп.вх.буфер" w:value="Слот М14. Центральный процессор (С01): X4.Переп.вх.буфер"/>
+                  <w:listItem w:displayText="Слот М14. Центральный процессор (С01): Температура ЦП &lt;&lt;" w:value="Слот М14. Центральный процессор (С01): Температура ЦП &lt;&lt;"/>
+                  <w:listItem w:displayText="Слот М14. Центральный процессор (С01): Температура ЦП &gt;&gt;" w:value="Слот М14. Центральный процессор (С01): Температура ЦП &gt;&gt;"/>
+                  <w:listItem w:displayText="Слот М14. Центральный процессор (С01): Температура ЦП &gt;" w:value="Слот М14. Центральный процессор (С01): Температура ЦП &gt;"/>
+                  <w:listItem w:displayText="Слот М14. Центральный процессор (С01): Температура ЦП &lt;" w:value="Слот М14. Центральный процессор (С01): Температура ЦП &lt;"/>
+                  <w:listItem w:displayText="Слот М14. Центральный процессор (С01): Сброс часов" w:value="Слот М14. Центральный процессор (С01): Сброс часов"/>
+                  <w:listItem w:displayText="Слот М14. Центральный процессор (С01): Неисправность архивов" w:value="Слот М14. Центральный процессор (С01): Неисправность архивов"/>
+                  <w:listItem w:displayText="Слот М14. Центральный процессор (С01): Перезагрузка ПО" w:value="Слот М14. Центральный процессор (С01): Перезагрузка ПО"/>
+                  <w:listItem w:displayText="Слот М14. Центральный процессор (С01): Перезапуск по питанию" w:value="Слот М14. Центральный процессор (С01): Перезапуск по питанию"/>
+                  <w:listItem w:displayText="Слот М14. Центральный процессор (С01): Перезапуск по ошибкам ПО" w:value="Слот М14. Центральный процессор (С01): Перезапуск по ошибкам ПО"/>
+                  <w:listItem w:displayText="Слот М14. Центральный процессор (С01): Изменение уставок" w:value="Слот М14. Центральный процессор (С01): Изменение уставок"/>
                 </w:dropDownList>
                 <w:showingPlcHdr/>
                 <w:placeholder>
@@ -5791,17 +9289,68 @@
                 <w:id w:val="0"/>
                 <w:dropDownList>
                   <w:listItem w:displayText="Не назначено" w:value=""/>
-                  <w:listItem w:displayText="Ввод режима автоматического выбора регулируемой секции" w:value="Ввод режима автоматического выбора регулируемой секции"/>
-                  <w:listItem w:displayText="Ввод режима автоматического регулирования" w:value="Ввод режима автоматического регулирования"/>
-                  <w:listItem w:displayText="Ввод режима приоритета регулирования по 2 секции" w:value="Ввод режима приоритета регулирования по 2 секции"/>
-                  <w:listItem w:displayText="Ввод режима регулирования параллельно работающих трансформаторов" w:value="Ввод режима регулирования параллельно работающих трансформаторов"/>
                   <w:listItem w:displayText="Вывод терминала" w:value="Вывод терминала"/>
-                  <w:listItem w:displayText="Команда сброс" w:value="Команда сброс"/>
-                  <w:listItem w:displayText="Команда сброса счетчика на начальное значение" w:value="Команда сброса счетчика на начальное значение"/>
-                  <w:listItem w:displayText="Команда сброса счетчика положений РПН на значение по умолчанию" w:value="Команда сброса счетчика положений РПН на значение по умолчанию"/>
-                  <w:listItem w:displayText="Оперативная команда «прибавить»" w:value="Оперативная команда «прибавить»"/>
-                  <w:listItem w:displayText="Оперативная команда «убавить»" w:value="Оперативная команда «убавить»"/>
-                  <w:listItem w:displayText="Режим работы «автоматическое регулирование»" w:value="Режим работы «автоматическое регулирование»"/>
+                  <w:listItem w:displayText="Оперативный вывод ДТЗт" w:value="Оперативный вывод ДТЗт"/>
+                  <w:listItem w:displayText="Оперативный вывод ДТО" w:value="Оперативный вывод ДТО"/>
+                  <w:listItem w:displayText="Оперативный вывод ЗП ВН" w:value="Оперативный вывод ЗП ВН"/>
+                  <w:listItem w:displayText="Оперативный вывод ЗП НН (НН2)" w:value="Оперативный вывод ЗП НН (НН2)"/>
+                  <w:listItem w:displayText="Оперативный вывод ЗП СН (НН1)" w:value="Оперативный вывод ЗП СН (НН1)"/>
+                  <w:listItem w:displayText="Оперативный вывод КЦТнеб" w:value="Оперативный вывод КЦТнеб"/>
+                  <w:listItem w:displayText="Оперативный вывод КЦТст стороны 1" w:value="Оперативный вывод КЦТст стороны 1"/>
+                  <w:listItem w:displayText="Оперативный вывод КЦТст стороны 2" w:value="Оперативный вывод КЦТст стороны 2"/>
+                  <w:listItem w:displayText="Оперативный вывод КЦТст стороны 3" w:value="Оперативный вывод КЦТст стороны 3"/>
+                  <w:listItem w:displayText="Оперативный вывод ЛО ДТм" w:value="Оперативный вывод ЛО ДТм"/>
+                  <w:listItem w:displayText="Оперативный вывод ЛО ДТо" w:value="Оперативный вывод ЛО ДТо"/>
+                  <w:listItem w:displayText="Оперативный вывод ЛО ДУм расширителя" w:value="Оперативный вывод ЛО ДУм расширителя"/>
+                  <w:listItem w:displayText="Оперативный вывод ЛО НН1 / ЗАПВ" w:value="Оперативный вывод ЛО НН1 / ЗАПВ"/>
+                  <w:listItem w:displayText="Оперативный вывод ЛО НН1 / ЛО" w:value="Оперативный вывод ЛО НН1 / ЛО"/>
+                  <w:listItem w:displayText="Оперативный вывод ЛО НН2 / ЗАПВ" w:value="Оперативный вывод ЛО НН2 / ЗАПВ"/>
+                  <w:listItem w:displayText="Оперативный вывод ЛО НН2 / ЛО" w:value="Оперативный вывод ЛО НН2 / ЛО"/>
+                  <w:listItem w:displayText="Оперативный вывод ЛО ОК" w:value="Оперативный вывод ЛО ОК"/>
+                  <w:listItem w:displayText="Оперативный вывод ЛО ПК" w:value="Оперативный вывод ЛО ПК"/>
+                  <w:listItem w:displayText="Оперативный вывод ЛО РД" w:value="Оперативный вывод ЛО РД"/>
+                  <w:listItem w:displayText="Оперативный вывод ЛО Т / ЗАПВ" w:value="Оперативный вывод ЛО Т / ЗАПВ"/>
+                  <w:listItem w:displayText="Оперативный вывод ЛО Т / ЛО" w:value="Оперативный вывод ЛО Т / ЛО"/>
+                  <w:listItem w:displayText="Оперативный вывод РТПО ВН" w:value="Оперативный вывод РТПО ВН"/>
+                  <w:listItem w:displayText="Оперативный вывод РТПО НН (НН2)" w:value="Оперативный вывод РТПО НН (НН2)"/>
+                  <w:listItem w:displayText="Оперативный вывод РТПО СН (НН1)" w:value="Оперативный вывод РТПО СН (НН1)"/>
+                  <w:listItem w:displayText="Оперативный вывод ТО ЗПО ВН" w:value="Оперативный вывод ТО ЗПО ВН"/>
+                  <w:listItem w:displayText="Оперативный вывод ТО ЗПО НН (НН2)" w:value="Оперативный вывод ТО ЗПО НН (НН2)"/>
+                  <w:listItem w:displayText="Оперативный вывод ТО ЗПО СН (НН1)" w:value="Оперативный вывод ТО ЗПО СН (НН1)"/>
+                  <w:listItem w:displayText="Оперативный вывод функции ГЗоткл" w:value="Оперативный вывод функции ГЗоткл"/>
+                  <w:listItem w:displayText="Оперативный вывод функции ГЗсигн" w:value="Оперативный вывод функции ГЗсигн"/>
+                  <w:listItem w:displayText="Оперативный вывод функции ДЗТ" w:value="Оперативный вывод функции ДЗТ"/>
+                  <w:listItem w:displayText="Оперативный вывод функции ЗП" w:value="Оперативный вывод функции ЗП"/>
+                  <w:listItem w:displayText="Оперативный вывод функции ЗПО" w:value="Оперативный вывод функции ЗПО"/>
+                  <w:listItem w:displayText="Оперативный вывод функции КЦТ" w:value="Оперативный вывод функции КЦТ"/>
+                  <w:listItem w:displayText="Оперативный вывод функции ЛО ВН" w:value="Оперативный вывод функции ЛО ВН"/>
+                  <w:listItem w:displayText="Оперативный вывод функции ЛО ГЗ РПН" w:value="Оперативный вывод функции ЛО ГЗ РПН"/>
+                  <w:listItem w:displayText="Оперативный вывод функции ЛО НН1" w:value="Оперативный вывод функции ЛО НН1"/>
+                  <w:listItem w:displayText="Оперативный вывод функции ЛО НН2" w:value="Оперативный вывод функции ЛО НН2"/>
+                  <w:listItem w:displayText="Оперативный вывод функции ЛО Т" w:value="Оперативный вывод функции ЛО Т"/>
+                  <w:listItem w:displayText="Оперативный вывод функции ЛО ТЗ" w:value="Оперативный вывод функции ЛО ТЗ"/>
+                  <w:listItem w:displayText="Оперативный вывод функции ЛО ТС" w:value="Оперативный вывод функции ЛО ТС"/>
+                  <w:listItem w:displayText="Оперативный вывод функции ПДС" w:value="Оперативный вывод функции ПДС"/>
+                  <w:listItem w:displayText="Оперативный вывод функции ПДС НКУ" w:value="Оперативный вывод функции ПДС НКУ"/>
+                  <w:listItem w:displayText="Оперативный вывод функции РТПО" w:value="Оперативный вывод функции РТПО"/>
+                  <w:listItem w:displayText="Оперативный вывод функции ТК ЗДЗ" w:value="Оперативный вывод функции ТК ЗДЗ"/>
+                  <w:listItem w:displayText="Оперативный вывод функции ТО ЗПО" w:value="Оперативный вывод функции ТО ЗПО"/>
+                  <w:listItem w:displayText="Оперативный вывод функции ТО РПН" w:value="Оперативный вывод функции ТО РПН"/>
+                  <w:listItem w:displayText="Оперативный вывод функции УРОВ ВН" w:value="Оперативный вывод функции УРОВ ВН"/>
+                  <w:listItem w:displayText="Перевод ГЗ РПН на сигнал" w:value="Перевод ГЗ РПН на сигнал"/>
+                  <w:listItem w:displayText="Перевод ГЗоткл на сигнал" w:value="Перевод ГЗоткл на сигнал"/>
+                  <w:listItem w:displayText="Перевод ГЗсигн на отключение" w:value="Перевод ГЗсигн на отключение"/>
+                  <w:listItem w:displayText="Перевод ДТЗт на сигнал" w:value="Перевод ДТЗт на сигнал"/>
+                  <w:listItem w:displayText="Перевод ДТО на сигнал" w:value="Перевод ДТО на сигнал"/>
+                  <w:listItem w:displayText="Перевод ДТм на сигнал" w:value="Перевод ДТм на сигнал"/>
+                  <w:listItem w:displayText="Перевод ДТо на сигнал" w:value="Перевод ДТо на сигнал"/>
+                  <w:listItem w:displayText="Перевод ЗП на отключение" w:value="Перевод ЗП на отключение"/>
+                  <w:listItem w:displayText="Перевод ЗПО на сигнал" w:value="Перевод ЗПО на сигнал"/>
+                  <w:listItem w:displayText="Перевод ЛО ДУм расширителя на сигнал" w:value="Перевод ЛО ДУм расширителя на сигнал"/>
+                  <w:listItem w:displayText="Перевод ЛО ОК на сигнал" w:value="Перевод ЛО ОК на сигнал"/>
+                  <w:listItem w:displayText="Перевод ЛО ПК на сигнал" w:value="Перевод ЛО ПК на сигнал"/>
+                  <w:listItem w:displayText="Перевод РД на сигнал" w:value="Перевод РД на сигнал"/>
+                  <w:listItem w:displayText="Сброс" w:value="Сброс"/>
                 </w:dropDownList>
                 <w:showingPlcHdr/>
                 <w:placeholder>

--- a/БД/temp.docx
+++ b/БД/temp.docx
@@ -2062,48 +2062,34 @@
                 <w:dropDownList>
                   <w:listItem w:displayText="Не назначено" w:value=""/>
                   <w:listItem w:displayText="──────── Сигналы РЗиА ────────" w:value="INPUTS_HEADER" w:disabled="true"/>
-                  <w:listItem w:displayText="Аварийный уровень изоляции В" w:value="Аварийный уровень изоляции В"/>
-                  <w:listItem w:displayText="Блокировка ЛЗТ" w:value="Блокировка ЛЗТ"/>
-                  <w:listItem w:displayText="В НН1 включен" w:value="В НН1 включен"/>
-                  <w:listItem w:displayText="В НН2 включен" w:value="В НН2 включен"/>
-                  <w:listItem w:displayText="Включить В от пульта управления" w:value="Включить В от пульта управления"/>
-                  <w:listItem w:displayText="Включить В от телеуправления" w:value="Включить В от телеуправления"/>
+                  <w:listItem w:displayText="Аварийная температура масла" w:value="Аварийная температура масла"/>
+                  <w:listItem w:displayText="Аварийная температура обмотки" w:value="Аварийная температура обмотки"/>
                   <w:listItem w:displayText="Внешнее отключение от ЗДЗ НН1" w:value="Внешнее отключение от ЗДЗ НН1"/>
                   <w:listItem w:displayText="Внешнее отключение от ЗДЗ НН2" w:value="Внешнее отключение от ЗДЗ НН2"/>
+                  <w:listItem w:displayText="Внешнее отключение от СО" w:value="Внешнее отключение от СО"/>
                   <w:listItem w:displayText="Внешнее отключение от УРОВ НН1" w:value="Внешнее отключение от УРОВ НН1"/>
                   <w:listItem w:displayText="Внешнее отключение от УРОВ НН2" w:value="Внешнее отключение от УРОВ НН2"/>
-                  <w:listItem w:displayText="Внешний пуск ЛЗТ" w:value="Внешний пуск ЛЗТ"/>
-                  <w:listItem w:displayText="Внешняя блокировка управления В" w:value="Внешняя блокировка управления В"/>
-                  <w:listItem w:displayText="Выключатель включен (блок контакт)" w:value="Выключатель включен (блок контакт)"/>
-                  <w:listItem w:displayText="Выключатель отключен (блок контакт)" w:value="Выключатель отключен (блок контакт)"/>
-                  <w:listItem w:displayText="Ключ М/Д привода В" w:value="Ключ М/Д привода В"/>
-                  <w:listItem w:displayText="Контроль оперативного тока ИЭУ ТН1" w:value="Контроль оперативного тока ИЭУ ТН1"/>
-                  <w:listItem w:displayText="Контроль оперативного тока ИЭУ ТН2" w:value="Контроль оперативного тока ИЭУ ТН2"/>
+                  <w:listItem w:displayText="Высокий уровень масла РПН" w:value="Высокий уровень масла РПН"/>
+                  <w:listItem w:displayText="Высокий уровень масла трансформатора" w:value="Высокий уровень масла трансформатора"/>
                   <w:listItem w:displayText="Контроль оперативного тока цепей ГЗ" w:value="Контроль оперативного тока цепей ГЗ"/>
                   <w:listItem w:displayText="Контроль оперативного тока цепей ЗДЗ НН1" w:value="Контроль оперативного тока цепей ЗДЗ НН1"/>
                   <w:listItem w:displayText="Контроль оперативного тока цепей ЗДЗ НН2" w:value="Контроль оперативного тока цепей ЗДЗ НН2"/>
+                  <w:listItem w:displayText="Контроль оперативного тока цепей ТЗ, ТС" w:value="Контроль оперативного тока цепей ТЗ, ТС"/>
                   <w:listItem w:displayText="Контроль оперативного тока цепей УРОВ НН1" w:value="Контроль оперативного тока цепей УРОВ НН1"/>
                   <w:listItem w:displayText="Контроль оперативного тока цепей УРОВ НН2" w:value="Контроль оперативного тока цепей УРОВ НН2"/>
-                  <w:listItem w:displayText="Контроль оперативного тока цепей ЭМО1, ЭМВ" w:value="Контроль оперативного тока цепей ЭМО1, ЭМВ"/>
-                  <w:listItem w:displayText="Контроль оперативного тока цепей ЭМО2" w:value="Контроль оперативного тока цепей ЭМО2"/>
-                  <w:listItem w:displayText="Контроль оперативного тока цепей сигнализации В" w:value="Контроль оперативного тока цепей сигнализации В"/>
-                  <w:listItem w:displayText="Контроль цепи ЭМВ" w:value="Контроль цепи ЭМВ"/>
-                  <w:listItem w:displayText="Контроль цепи ЭМО1" w:value="Контроль цепи ЭМО1"/>
-                  <w:listItem w:displayText="Контроль цепи ЭМО2" w:value="Контроль цепи ЭМО2"/>
                   <w:listItem w:displayText="Неисправность опер. тока цепей ГЗ" w:value="Неисправность опер. тока цепей ГЗ"/>
                   <w:listItem w:displayText="Неисправность опер. тока цепей ЗДЗ НН1" w:value="Неисправность опер. тока цепей ЗДЗ НН1"/>
                   <w:listItem w:displayText="Неисправность опер. тока цепей ЗДЗ НН2" w:value="Неисправность опер. тока цепей ЗДЗ НН2"/>
-                  <w:listItem w:displayText="Неисправность опер. тока цепей ИЭУ ТН1" w:value="Неисправность опер. тока цепей ИЭУ ТН1"/>
-                  <w:listItem w:displayText="Неисправность опер. тока цепей ИЭУ ТН2" w:value="Неисправность опер. тока цепей ИЭУ ТН2"/>
+                  <w:listItem w:displayText="Неисправность опер. тока цепей ТЗ, ТС" w:value="Неисправность опер. тока цепей ТЗ, ТС"/>
                   <w:listItem w:displayText="Неисправность опер. тока цепей УРОВ НН1" w:value="Неисправность опер. тока цепей УРОВ НН1"/>
                   <w:listItem w:displayText="Неисправность опер. тока цепей УРОВ НН2" w:value="Неисправность опер. тока цепей УРОВ НН2"/>
-                  <w:listItem w:displayText="Неисправность опер. тока цепей сигнализации выключателя" w:value="Неисправность опер. тока цепей сигнализации выключателя"/>
-                  <w:listItem w:displayText="Низкий уровень изоляции В" w:value="Низкий уровень изоляции В"/>
-                  <w:listItem w:displayText="Оперативно включить В" w:value="Оперативно включить В"/>
-                  <w:listItem w:displayText="Оперативно отключить В" w:value="Оперативно отключить В"/>
-                  <w:listItem w:displayText="Отключение от кнопки" w:value="Отключение от кнопки"/>
-                  <w:listItem w:displayText="Отключить В от пульта управления" w:value="Отключить В от пульта управления"/>
-                  <w:listItem w:displayText="Отключить В от телеуправления" w:value="Отключить В от телеуправления"/>
+                  <w:listItem w:displayText="Неисправность системы охлаждения" w:value="Неисправность системы охлаждения"/>
+                  <w:listItem w:displayText="Низкая температура масла РПН" w:value="Низкая температура масла РПН"/>
+                  <w:listItem w:displayText="Низкий уровень масла РПН" w:value="Низкий уровень масла РПН"/>
+                  <w:listItem w:displayText="Низкий уровень масла трансформатора" w:value="Низкий уровень масла трансформатора"/>
+                  <w:listItem w:displayText="Отказ системы охлаждения" w:value="Отказ системы охлаждения"/>
+                  <w:listItem w:displayText="Повышенная температура масла" w:value="Повышенная температура масла"/>
+                  <w:listItem w:displayText="Повышенная температура обмотки" w:value="Повышенная температура обмотки"/>
                   <w:listItem w:displayText="Положение двери шкафа" w:value="Положение двери шкафа"/>
                   <w:listItem w:displayText="Положение испытательного блока SG1" w:value="Положение испытательного блока SG1"/>
                   <w:listItem w:displayText="Положение испытательного блока SG2" w:value="Положение испытательного блока SG2"/>
@@ -2112,79 +2098,88 @@
                   <w:listItem w:displayText="Положение переключателя SA2 цепей управления" w:value="Положение переключателя SA2 цепей управления"/>
                   <w:listItem w:displayText="Положение переключателя SA3 цепей управления" w:value="Положение переключателя SA3 цепей управления"/>
                   <w:listItem w:displayText="Положение переключателя SA4 цепей управления" w:value="Положение переключателя SA4 цепей управления"/>
-                  <w:listItem w:displayText="Положение переключателя SA5 цепей управления" w:value="Положение переключателя SA5 цепей управления"/>
-                  <w:listItem w:displayText="Положение переключателя SA6 цепей управления" w:value="Положение переключателя SA6 цепей управления"/>
-                  <w:listItem w:displayText="Пружина не заведена" w:value="Пружина не заведена"/>
                   <w:listItem w:displayText="Пуск УРОВ внешний" w:value="Пуск УРОВ внешний"/>
-                  <w:listItem w:displayText="Работа ЭМВ" w:value="Работа ЭМВ"/>
-                  <w:listItem w:displayText="Работа ЭМО1" w:value="Работа ЭМО1"/>
-                  <w:listItem w:displayText="Работа ЭМО2" w:value="Работа ЭМО2"/>
-                  <w:listItem w:displayText="СВ НН1 включен" w:value="СВ НН1 включен"/>
-                  <w:listItem w:displayText="СВ НН2 включен" w:value="СВ НН2 включен"/>
                   <w:listItem w:displayText="Сигнал внешний 1" w:value="Сигнал внешний 1"/>
                   <w:listItem w:displayText="Сигнал внешний 2" w:value="Сигнал внешний 2"/>
                   <w:listItem w:displayText="Сигнал внешний 3" w:value="Сигнал внешний 3"/>
                   <w:listItem w:displayText="Сигнал внешний 4" w:value="Сигнал внешний 4"/>
-                  <w:listItem w:displayText="Срабатывание внешнего БНН1" w:value="Срабатывание внешнего БНН1"/>
-                  <w:listItem w:displayText="Срабатывание внешнего БНН2" w:value="Срабатывание внешнего БНН2"/>
-                  <w:listItem w:displayText="Срабатывание внешнего КПОН1" w:value="Срабатывание внешнего КПОН1"/>
-                  <w:listItem w:displayText="Срабатывание внешнего КПОН2" w:value="Срабатывание внешнего КПОН2"/>
+                  <w:listItem w:displayText="Срабатывание датчика давления" w:value="Срабатывание датчика давления"/>
+                  <w:listItem w:displayText="Срабатывание датчика контроля температуры масла ЗПО" w:value="Срабатывание датчика контроля температуры масла ЗПО"/>
                   <w:listItem w:displayText="Срабатывание контакта струйного реле РПН" w:value="Срабатывание контакта струйного реле РПН"/>
                   <w:listItem w:displayText="Срабатывание отключающего контакта газового реле" w:value="Срабатывание отключающего контакта газового реле"/>
+                  <w:listItem w:displayText="Срабатывание отсечного клапана" w:value="Срабатывание отсечного клапана"/>
+                  <w:listItem w:displayText="Срабатывание предохранительного клапана" w:value="Срабатывание предохранительного клапана"/>
                   <w:listItem w:displayText="Срабатывание сигнального контакта газового реле" w:value="Срабатывание сигнального контакта газового реле"/>
                   <w:listItem w:displayText="Срабатывание устройства контроля изоляции ГЗ РПН" w:value="Срабатывание устройства контроля изоляции ГЗ РПН"/>
                   <w:listItem w:displayText="Срабатывание устройства контроля изоляции ГЗоткл" w:value="Срабатывание устройства контроля изоляции ГЗоткл"/>
                   <w:listItem w:displayText="Срабатывание устройства контроля изоляции ГЗсигн" w:value="Срабатывание устройства контроля изоляции ГЗсигн"/>
+                  <w:listItem w:displayText="Срабатывание устройства контроля изоляции датчика давления" w:value="Срабатывание устройства контроля изоляции датчика давления"/>
+                  <w:listItem w:displayText="Срабатывание устройства контроля изоляции датчика температуры масла" w:value="Срабатывание устройства контроля изоляции датчика температуры масла"/>
+                  <w:listItem w:displayText="Срабатывание устройства контроля изоляции датчика температуры обмотки" w:value="Срабатывание устройства контроля изоляции датчика температуры обмотки"/>
                   <w:listItem w:displayText=" " w:value="SPACER" w:disabled="true"/>
                   <w:listItem w:displayText="────── Общие сигналы ФС ──────" w:value="CONTROLS_HEADER" w:disabled="true"/>
                   <w:listItem w:displayText="Вывод терминала" w:value="Вывод терминала"/>
-                  <w:listItem w:displayText="Оперативный вывод 1 ступени МТЗ" w:value="Оперативный вывод 1 ступени МТЗ"/>
-                  <w:listItem w:displayText="Оперативный вывод 2 ступени МТЗ" w:value="Оперативный вывод 2 ступени МТЗ"/>
-                  <w:listItem w:displayText="Оперативный вывод 3 ступени МТЗ" w:value="Оперативный вывод 3 ступени МТЗ"/>
-                  <w:listItem w:displayText="Оперативный вывод ЛО НН1 / ЗАВР" w:value="Оперативный вывод ЛО НН1 / ЗАВР"/>
+                  <w:listItem w:displayText="Оперативный вывод ДТЗт" w:value="Оперативный вывод ДТЗт"/>
+                  <w:listItem w:displayText="Оперативный вывод ДТО" w:value="Оперативный вывод ДТО"/>
+                  <w:listItem w:displayText="Оперативный вывод ЗП ВН" w:value="Оперативный вывод ЗП ВН"/>
+                  <w:listItem w:displayText="Оперативный вывод ЗП НН (НН2)" w:value="Оперативный вывод ЗП НН (НН2)"/>
+                  <w:listItem w:displayText="Оперативный вывод ЗП СН (НН1)" w:value="Оперативный вывод ЗП СН (НН1)"/>
+                  <w:listItem w:displayText="Оперативный вывод КЦТнеб" w:value="Оперативный вывод КЦТнеб"/>
+                  <w:listItem w:displayText="Оперативный вывод КЦТст стороны 1" w:value="Оперативный вывод КЦТст стороны 1"/>
+                  <w:listItem w:displayText="Оперативный вывод КЦТст стороны 2" w:value="Оперативный вывод КЦТст стороны 2"/>
+                  <w:listItem w:displayText="Оперативный вывод КЦТст стороны 3" w:value="Оперативный вывод КЦТст стороны 3"/>
+                  <w:listItem w:displayText="Оперативный вывод ЛО ДТм" w:value="Оперативный вывод ЛО ДТм"/>
+                  <w:listItem w:displayText="Оперативный вывод ЛО ДТо" w:value="Оперативный вывод ЛО ДТо"/>
+                  <w:listItem w:displayText="Оперативный вывод ЛО ДУм расширителя" w:value="Оперативный вывод ЛО ДУм расширителя"/>
                   <w:listItem w:displayText="Оперативный вывод ЛО НН1 / ЗАПВ" w:value="Оперативный вывод ЛО НН1 / ЗАПВ"/>
                   <w:listItem w:displayText="Оперативный вывод ЛО НН1 / ЛО" w:value="Оперативный вывод ЛО НН1 / ЛО"/>
-                  <w:listItem w:displayText="Оперативный вывод ЛО НН2 / ЗАВР" w:value="Оперативный вывод ЛО НН2 / ЗАВР"/>
                   <w:listItem w:displayText="Оперативный вывод ЛО НН2 / ЗАПВ" w:value="Оперативный вывод ЛО НН2 / ЗАПВ"/>
                   <w:listItem w:displayText="Оперативный вывод ЛО НН2 / ЛО" w:value="Оперативный вывод ЛО НН2 / ЛО"/>
-                  <w:listItem w:displayText="Оперативный вывод ЛО Т / ЗАВР" w:value="Оперативный вывод ЛО Т / ЗАВР"/>
+                  <w:listItem w:displayText="Оперативный вывод ЛО ОК" w:value="Оперативный вывод ЛО ОК"/>
+                  <w:listItem w:displayText="Оперативный вывод ЛО ПК" w:value="Оперативный вывод ЛО ПК"/>
+                  <w:listItem w:displayText="Оперативный вывод ЛО РД" w:value="Оперативный вывод ЛО РД"/>
                   <w:listItem w:displayText="Оперативный вывод ЛО Т / ЗАПВ" w:value="Оперативный вывод ЛО Т / ЗАПВ"/>
                   <w:listItem w:displayText="Оперативный вывод ЛО Т / ЛО" w:value="Оперативный вывод ЛО Т / ЛО"/>
+                  <w:listItem w:displayText="Оперативный вывод РТПО ВН" w:value="Оперативный вывод РТПО ВН"/>
+                  <w:listItem w:displayText="Оперативный вывод РТПО НН (НН2)" w:value="Оперативный вывод РТПО НН (НН2)"/>
+                  <w:listItem w:displayText="Оперативный вывод РТПО СН (НН1)" w:value="Оперативный вывод РТПО СН (НН1)"/>
+                  <w:listItem w:displayText="Оперативный вывод ТО ЗПО ВН" w:value="Оперативный вывод ТО ЗПО ВН"/>
+                  <w:listItem w:displayText="Оперативный вывод ТО ЗПО НН (НН2)" w:value="Оперативный вывод ТО ЗПО НН (НН2)"/>
+                  <w:listItem w:displayText="Оперативный вывод ТО ЗПО СН (НН1)" w:value="Оперативный вывод ТО ЗПО СН (НН1)"/>
                   <w:listItem w:displayText="Оперативный вывод функции ГЗоткл" w:value="Оперативный вывод функции ГЗоткл"/>
                   <w:listItem w:displayText="Оперативный вывод функции ГЗсигн" w:value="Оперативный вывод функции ГЗсигн"/>
-                  <w:listItem w:displayText="Оперативный вывод функции ЗОП" w:value="Оперативный вывод функции ЗОП"/>
+                  <w:listItem w:displayText="Оперативный вывод функции ДЗТ" w:value="Оперативный вывод функции ДЗТ"/>
                   <w:listItem w:displayText="Оперативный вывод функции ЗП" w:value="Оперативный вывод функции ЗП"/>
-                  <w:listItem w:displayText="Оперативный вывод функции КА" w:value="Оперативный вывод функции КА"/>
-                  <w:listItem w:displayText="Оперативный вывод функции КП" w:value="Оперативный вывод функции КП"/>
-                  <w:listItem w:displayText="Оперативный вывод функции КСВ" w:value="Оперативный вывод функции КСВ"/>
-                  <w:listItem w:displayText="Оперативный вывод функции КЦН НН1" w:value="Оперативный вывод функции КЦН НН1"/>
-                  <w:listItem w:displayText="Оперативный вывод функции КЦН НН2" w:value="Оперативный вывод функции КЦН НН2"/>
-                  <w:listItem w:displayText="Оперативный вывод функции ЛЗТ" w:value="Оперативный вывод функции ЛЗТ"/>
+                  <w:listItem w:displayText="Оперативный вывод функции ЗПО" w:value="Оперативный вывод функции ЗПО"/>
+                  <w:listItem w:displayText="Оперативный вывод функции КЦТ" w:value="Оперативный вывод функции КЦТ"/>
                   <w:listItem w:displayText="Оперативный вывод функции ЛО ВН" w:value="Оперативный вывод функции ЛО ВН"/>
                   <w:listItem w:displayText="Оперативный вывод функции ЛО ГЗ РПН" w:value="Оперативный вывод функции ЛО ГЗ РПН"/>
                   <w:listItem w:displayText="Оперативный вывод функции ЛО НН1" w:value="Оперативный вывод функции ЛО НН1"/>
                   <w:listItem w:displayText="Оперативный вывод функции ЛО НН2" w:value="Оперативный вывод функции ЛО НН2"/>
                   <w:listItem w:displayText="Оперативный вывод функции ЛО Т" w:value="Оперативный вывод функции ЛО Т"/>
-                  <w:listItem w:displayText="Оперативный вывод функции МТЗ" w:value="Оперативный вывод функции МТЗ"/>
+                  <w:listItem w:displayText="Оперативный вывод функции ЛО ТЗ" w:value="Оперативный вывод функции ЛО ТЗ"/>
+                  <w:listItem w:displayText="Оперативный вывод функции ЛО ТС" w:value="Оперативный вывод функции ЛО ТС"/>
                   <w:listItem w:displayText="Оперативный вывод функции ПДС" w:value="Оперативный вывод функции ПДС"/>
                   <w:listItem w:displayText="Оперативный вывод функции ПДС НКУ" w:value="Оперативный вывод функции ПДС НКУ"/>
+                  <w:listItem w:displayText="Оперативный вывод функции РТПО" w:value="Оперативный вывод функции РТПО"/>
                   <w:listItem w:displayText="Оперативный вывод функции ТК ЗДЗ" w:value="Оперативный вывод функции ТК ЗДЗ"/>
-                  <w:listItem w:displayText="Оперативный вывод функции ТО" w:value="Оперативный вывод функции ТО"/>
+                  <w:listItem w:displayText="Оперативный вывод функции ТО ЗПО" w:value="Оперативный вывод функции ТО ЗПО"/>
                   <w:listItem w:displayText="Оперативный вывод функции ТО РПН" w:value="Оперативный вывод функции ТО РПН"/>
-                  <w:listItem w:displayText="Оперативный вывод функции УВ" w:value="Оперативный вывод функции УВ"/>
                   <w:listItem w:displayText="Оперативный вывод функции УРОВ ВН" w:value="Оперативный вывод функции УРОВ ВН"/>
                   <w:listItem w:displayText="Перевод ГЗ РПН на сигнал" w:value="Перевод ГЗ РПН на сигнал"/>
                   <w:listItem w:displayText="Перевод ГЗоткл на сигнал" w:value="Перевод ГЗоткл на сигнал"/>
                   <w:listItem w:displayText="Перевод ГЗсигн на отключение" w:value="Перевод ГЗсигн на отключение"/>
-                  <w:listItem w:displayText="Перевод ЗОП на сигнал" w:value="Перевод ЗОП на сигнал"/>
+                  <w:listItem w:displayText="Перевод ДТЗт на сигнал" w:value="Перевод ДТЗт на сигнал"/>
+                  <w:listItem w:displayText="Перевод ДТО на сигнал" w:value="Перевод ДТО на сигнал"/>
+                  <w:listItem w:displayText="Перевод ДТм на сигнал" w:value="Перевод ДТм на сигнал"/>
+                  <w:listItem w:displayText="Перевод ДТо на сигнал" w:value="Перевод ДТо на сигнал"/>
                   <w:listItem w:displayText="Перевод ЗП на отключение" w:value="Перевод ЗП на отключение"/>
-                  <w:listItem w:displayText="Перевод МТЗ 1 ступени на сигнал" w:value="Перевод МТЗ 1 ступени на сигнал"/>
-                  <w:listItem w:displayText="Перевод МТЗ 2 ступени на сигнал" w:value="Перевод МТЗ 2 ступени на сигнал"/>
-                  <w:listItem w:displayText="Перевод МТЗ 3 ступени на сигнал" w:value="Перевод МТЗ 3 ступени на сигнал"/>
-                  <w:listItem w:displayText="Перевод ТО на сигнал" w:value="Перевод ТО на сигнал"/>
+                  <w:listItem w:displayText="Перевод ЗПО на сигнал" w:value="Перевод ЗПО на сигнал"/>
+                  <w:listItem w:displayText="Перевод ЛО ДУм расширителя на сигнал" w:value="Перевод ЛО ДУм расширителя на сигнал"/>
+                  <w:listItem w:displayText="Перевод ЛО ОК на сигнал" w:value="Перевод ЛО ОК на сигнал"/>
+                  <w:listItem w:displayText="Перевод ЛО ПК на сигнал" w:value="Перевод ЛО ПК на сигнал"/>
+                  <w:listItem w:displayText="Перевод РД на сигнал" w:value="Перевод РД на сигнал"/>
                   <w:listItem w:displayText="Сброс" w:value="Сброс"/>
-                  <w:listItem w:displayText="Сброс счетчика операций В" w:value="Сброс счетчика операций В"/>
-                  <w:listItem w:displayText="Сброс счетчиков ресурса выключателя" w:value="Сброс счетчиков ресурса выключателя"/>
                 </w:dropDownList>
                 <w:showingPlcHdr/>
                 <w:placeholder>
@@ -2438,74 +2433,103 @@
                 <w:dropDownList>
                   <w:listItem w:displayText="Не назначено" w:value=""/>
                   <w:listItem w:displayText="──────── Сигналы РЗиА ────────" w:value="INPUTS_HEADER" w:disabled="true"/>
-                  <w:listItem w:displayText="ЗОП / ЗОП: Пуск" w:value="ЗОП / ЗОП: Пуск"/>
-                  <w:listItem w:displayText="ЗОП / ЗОП: Пуск ИО по несимметрии токов прямой и обратной последовательности" w:value="ЗОП / ЗОП: Пуск ИО по несимметрии токов прямой и обратной последовательности"/>
-                  <w:listItem w:displayText="ЗОП / ЗОП: Пуск ИО тока обратной последовательности" w:value="ЗОП / ЗОП: Пуск ИО тока обратной последовательности"/>
-                  <w:listItem w:displayText="ЗОП / ЗОП: Срабатывание" w:value="ЗОП / ЗОП: Срабатывание"/>
-                  <w:listItem w:displayText="ЗОП / ЗОП: Срабатывание на сигнал" w:value="ЗОП / ЗОП: Срабатывание на сигнал"/>
-                  <w:listItem w:displayText="ЗОП / ЗОП: Функция введена в работу" w:value="ЗОП / ЗОП: Функция введена в работу"/>
-                  <w:listItem w:displayText="ЗОП / ЗОП: Функция оперативно выведена из работы" w:value="ЗОП / ЗОП: Функция оперативно выведена из работы"/>
-                  <w:listItem w:displayText="ЗП / ЗП: Пуск" w:value="ЗП / ЗП: Пуск"/>
-                  <w:listItem w:displayText="ЗП / ЗП: Пуск ИО максимального тока" w:value="ЗП / ЗП: Пуск ИО максимального тока"/>
+                  <w:listItem w:displayText="ДЗТ / БВКЗ: Срабатывание БВКЗ" w:value="ДЗТ / БВКЗ: Срабатывание БВКЗ"/>
+                  <w:listItem w:displayText="ДЗТ / БВКЗ: Срабатывание БВКЗ по фазе A" w:value="ДЗТ / БВКЗ: Срабатывание БВКЗ по фазе A"/>
+                  <w:listItem w:displayText="ДЗТ / БВКЗ: Срабатывание БВКЗ по фазе B" w:value="ДЗТ / БВКЗ: Срабатывание БВКЗ по фазе B"/>
+                  <w:listItem w:displayText="ДЗТ / БВКЗ: Срабатывание БВКЗ по фазе C" w:value="ДЗТ / БВКЗ: Срабатывание БВКЗ по фазе C"/>
+                  <w:listItem w:displayText="ДЗТ / Д2Г: Пуск Д2Г" w:value="ДЗТ / Д2Г: Пуск Д2Г"/>
+                  <w:listItem w:displayText="ДЗТ / Д2Г: Пуск Д2Г по фазе A" w:value="ДЗТ / Д2Г: Пуск Д2Г по фазе A"/>
+                  <w:listItem w:displayText="ДЗТ / Д2Г: Пуск Д2Г по фазе B" w:value="ДЗТ / Д2Г: Пуск Д2Г по фазе B"/>
+                  <w:listItem w:displayText="ДЗТ / Д2Г: Пуск Д2Г по фазе C" w:value="ДЗТ / Д2Г: Пуск Д2Г по фазе C"/>
+                  <w:listItem w:displayText="ДЗТ / Д5Г: Пуск Д5Г" w:value="ДЗТ / Д5Г: Пуск Д5Г"/>
+                  <w:listItem w:displayText="ДЗТ / Д5Г: Пуск Д5Г по фазе A" w:value="ДЗТ / Д5Г: Пуск Д5Г по фазе A"/>
+                  <w:listItem w:displayText="ДЗТ / Д5Г: Пуск Д5Г по фазе B" w:value="ДЗТ / Д5Г: Пуск Д5Г по фазе B"/>
+                  <w:listItem w:displayText="ДЗТ / Д5Г: Пуск Д5Г по фазе C" w:value="ДЗТ / Д5Г: Пуск Д5Г по фазе C"/>
+                  <w:listItem w:displayText="ДЗТ / ДЗТ: Срабатывание ДЗТ" w:value="ДЗТ / ДЗТ: Срабатывание ДЗТ"/>
+                  <w:listItem w:displayText="ДЗТ / ДТЗт: Пуск ДТЗт" w:value="ДЗТ / ДТЗт: Пуск ДТЗт"/>
+                  <w:listItem w:displayText="ДЗТ / ДТЗт: Пуск ДТЗт по фазе A" w:value="ДЗТ / ДТЗт: Пуск ДТЗт по фазе A"/>
+                  <w:listItem w:displayText="ДЗТ / ДТЗт: Пуск ДТЗт по фазе B" w:value="ДЗТ / ДТЗт: Пуск ДТЗт по фазе B"/>
+                  <w:listItem w:displayText="ДЗТ / ДТЗт: Пуск ДТЗт по фазе C" w:value="ДЗТ / ДТЗт: Пуск ДТЗт по фазе C"/>
+                  <w:listItem w:displayText="ДЗТ / ДТЗт: Пуск ИО по фазе A" w:value="ДЗТ / ДТЗт: Пуск ИО по фазе A"/>
+                  <w:listItem w:displayText="ДЗТ / ДТЗт: Пуск ИО по фазе B" w:value="ДЗТ / ДТЗт: Пуск ИО по фазе B"/>
+                  <w:listItem w:displayText="ДЗТ / ДТЗт: Пуск ИО по фазе C" w:value="ДЗТ / ДТЗт: Пуск ИО по фазе C"/>
+                  <w:listItem w:displayText="ДЗТ / ДТЗт: Срабатывание ДТЗт" w:value="ДЗТ / ДТЗт: Срабатывание ДТЗт"/>
+                  <w:listItem w:displayText="ДЗТ / ДТЗт: Срабатывание ДТЗт на сигнал" w:value="ДЗТ / ДТЗт: Срабатывание ДТЗт на сигнал"/>
+                  <w:listItem w:displayText="ДЗТ / ДТЗт: Срабатывание ДТЗт по фазе A" w:value="ДЗТ / ДТЗт: Срабатывание ДТЗт по фазе A"/>
+                  <w:listItem w:displayText="ДЗТ / ДТЗт: Срабатывание ДТЗт по фазе A на сигнал" w:value="ДЗТ / ДТЗт: Срабатывание ДТЗт по фазе A на сигнал"/>
+                  <w:listItem w:displayText="ДЗТ / ДТЗт: Срабатывание ДТЗт по фазе B" w:value="ДЗТ / ДТЗт: Срабатывание ДТЗт по фазе B"/>
+                  <w:listItem w:displayText="ДЗТ / ДТЗт: Срабатывание ДТЗт по фазе B на сигнал" w:value="ДЗТ / ДТЗт: Срабатывание ДТЗт по фазе B на сигнал"/>
+                  <w:listItem w:displayText="ДЗТ / ДТЗт: Срабатывание ДТЗт по фазе C" w:value="ДЗТ / ДТЗт: Срабатывание ДТЗт по фазе C"/>
+                  <w:listItem w:displayText="ДЗТ / ДТЗт: Срабатывание ДТЗт по фазе C на сигнал" w:value="ДЗТ / ДТЗт: Срабатывание ДТЗт по фазе C на сигнал"/>
+                  <w:listItem w:displayText="ДЗТ / ДТЗт: Функция введена в работу" w:value="ДЗТ / ДТЗт: Функция введена в работу"/>
+                  <w:listItem w:displayText="ДЗТ / ДТЗт: Функция оперативно выведена из работы" w:value="ДЗТ / ДТЗт: Функция оперативно выведена из работы"/>
+                  <w:listItem w:displayText="ДЗТ / ДТО: Пуск ДТО" w:value="ДЗТ / ДТО: Пуск ДТО"/>
+                  <w:listItem w:displayText="ДЗТ / ДТО: Пуск ДТО по фазе A" w:value="ДЗТ / ДТО: Пуск ДТО по фазе A"/>
+                  <w:listItem w:displayText="ДЗТ / ДТО: Пуск ДТО по фазе B" w:value="ДЗТ / ДТО: Пуск ДТО по фазе B"/>
+                  <w:listItem w:displayText="ДЗТ / ДТО: Пуск ДТО по фазе C" w:value="ДЗТ / ДТО: Пуск ДТО по фазе C"/>
+                  <w:listItem w:displayText="ДЗТ / ДТО: Пуск ИО по фазе A" w:value="ДЗТ / ДТО: Пуск ИО по фазе A"/>
+                  <w:listItem w:displayText="ДЗТ / ДТО: Пуск ИО по фазе B" w:value="ДЗТ / ДТО: Пуск ИО по фазе B"/>
+                  <w:listItem w:displayText="ДЗТ / ДТО: Пуск ИО по фазе C" w:value="ДЗТ / ДТО: Пуск ИО по фазе C"/>
+                  <w:listItem w:displayText="ДЗТ / ДТО: Срабатывание ДТО" w:value="ДЗТ / ДТО: Срабатывание ДТО"/>
+                  <w:listItem w:displayText="ДЗТ / ДТО: Срабатывание ДТО на сигнал" w:value="ДЗТ / ДТО: Срабатывание ДТО на сигнал"/>
+                  <w:listItem w:displayText="ДЗТ / ДТО: Срабатывание ДТО по фазе A" w:value="ДЗТ / ДТО: Срабатывание ДТО по фазе A"/>
+                  <w:listItem w:displayText="ДЗТ / ДТО: Срабатывание ДТО по фазе A на сигнал" w:value="ДЗТ / ДТО: Срабатывание ДТО по фазе A на сигнал"/>
+                  <w:listItem w:displayText="ДЗТ / ДТО: Срабатывание ДТО по фазе B" w:value="ДЗТ / ДТО: Срабатывание ДТО по фазе B"/>
+                  <w:listItem w:displayText="ДЗТ / ДТО: Срабатывание ДТО по фазе B на сигнал" w:value="ДЗТ / ДТО: Срабатывание ДТО по фазе B на сигнал"/>
+                  <w:listItem w:displayText="ДЗТ / ДТО: Срабатывание ДТО по фазе C" w:value="ДЗТ / ДТО: Срабатывание ДТО по фазе C"/>
+                  <w:listItem w:displayText="ДЗТ / ДТО: Срабатывание ДТО по фазе C на сигнал" w:value="ДЗТ / ДТО: Срабатывание ДТО по фазе C на сигнал"/>
+                  <w:listItem w:displayText="ДЗТ / ДТО: Функция введена в работу" w:value="ДЗТ / ДТО: Функция введена в работу"/>
+                  <w:listItem w:displayText="ДЗТ / ДТО: Функция оперативно выведена из работы" w:value="ДЗТ / ДТО: Функция оперативно выведена из работы"/>
+                  <w:listItem w:displayText="ДЗТ / КЦТнеб: Неисправность" w:value="ДЗТ / КЦТнеб: Неисправность"/>
+                  <w:listItem w:displayText="ДЗТ / КЦТнеб: Срабатывание" w:value="ДЗТ / КЦТнеб: Срабатывание"/>
+                  <w:listItem w:displayText="ДЗТ / КЦТнеб: Срабатывание фазы A" w:value="ДЗТ / КЦТнеб: Срабатывание фазы A"/>
+                  <w:listItem w:displayText="ДЗТ / КЦТнеб: Срабатывание фазы B" w:value="ДЗТ / КЦТнеб: Срабатывание фазы B"/>
+                  <w:listItem w:displayText="ДЗТ / КЦТнеб: Срабатывание фазы C" w:value="ДЗТ / КЦТнеб: Срабатывание фазы C"/>
+                  <w:listItem w:displayText="ДЗТ / КЦТнеб: Функция введена в работу" w:value="ДЗТ / КЦТнеб: Функция введена в работу"/>
+                  <w:listItem w:displayText="ДЗТ / КЦТнеб: Функция оперативно выведена из работы" w:value="ДЗТ / КЦТнеб: Функция оперативно выведена из работы"/>
+                  <w:listItem w:displayText="ЗП / ЗП ВН: Пуск" w:value="ЗП / ЗП ВН: Пуск"/>
+                  <w:listItem w:displayText="ЗП / ЗП ВН: Пуск ИО максимального тока" w:value="ЗП / ЗП ВН: Пуск ИО максимального тока"/>
+                  <w:listItem w:displayText="ЗП / ЗП ВН: Срабатывание" w:value="ЗП / ЗП ВН: Срабатывание"/>
+                  <w:listItem w:displayText="ЗП / ЗП ВН: Срабатывание на отключение" w:value="ЗП / ЗП ВН: Срабатывание на отключение"/>
+                  <w:listItem w:displayText="ЗП / ЗП ВН: Функция введена в работу" w:value="ЗП / ЗП ВН: Функция введена в работу"/>
+                  <w:listItem w:displayText="ЗП / ЗП ВН: Функция оперативно выведена из работы" w:value="ЗП / ЗП ВН: Функция оперативно выведена из работы"/>
+                  <w:listItem w:displayText="ЗП / ЗП НН (НН2): Пуск" w:value="ЗП / ЗП НН (НН2): Пуск"/>
+                  <w:listItem w:displayText="ЗП / ЗП НН (НН2): Пуск ИО максимального тока" w:value="ЗП / ЗП НН (НН2): Пуск ИО максимального тока"/>
+                  <w:listItem w:displayText="ЗП / ЗП НН (НН2): Срабатывание" w:value="ЗП / ЗП НН (НН2): Срабатывание"/>
+                  <w:listItem w:displayText="ЗП / ЗП НН (НН2): Срабатывание на отключение" w:value="ЗП / ЗП НН (НН2): Срабатывание на отключение"/>
+                  <w:listItem w:displayText="ЗП / ЗП НН (НН2): Функция введена в работу" w:value="ЗП / ЗП НН (НН2): Функция введена в работу"/>
+                  <w:listItem w:displayText="ЗП / ЗП НН (НН2): Функция оперативно выведена из работы" w:value="ЗП / ЗП НН (НН2): Функция оперативно выведена из работы"/>
+                  <w:listItem w:displayText="ЗП / ЗП СН (НН1): Пуск" w:value="ЗП / ЗП СН (НН1): Пуск"/>
+                  <w:listItem w:displayText="ЗП / ЗП СН (НН1): Пуск ИО максимального тока" w:value="ЗП / ЗП СН (НН1): Пуск ИО максимального тока"/>
+                  <w:listItem w:displayText="ЗП / ЗП СН (НН1): Срабатывание" w:value="ЗП / ЗП СН (НН1): Срабатывание"/>
+                  <w:listItem w:displayText="ЗП / ЗП СН (НН1): Срабатывание на отключение" w:value="ЗП / ЗП СН (НН1): Срабатывание на отключение"/>
+                  <w:listItem w:displayText="ЗП / ЗП СН (НН1): Функция введена в работу" w:value="ЗП / ЗП СН (НН1): Функция введена в работу"/>
+                  <w:listItem w:displayText="ЗП / ЗП СН (НН1): Функция оперативно выведена из работы" w:value="ЗП / ЗП СН (НН1): Функция оперативно выведена из работы"/>
                   <w:listItem w:displayText="ЗП / ЗП: Срабатывание" w:value="ЗП / ЗП: Срабатывание"/>
-                  <w:listItem w:displayText="ЗП / ЗП: Срабатывание на отключение" w:value="ЗП / ЗП: Срабатывание на отключение"/>
-                  <w:listItem w:displayText="ЗП / ЗП: Функция введена в работу" w:value="ЗП / ЗП: Функция введена в работу"/>
-                  <w:listItem w:displayText="ЗП / ЗП: Функция оперативно выведена из работы" w:value="ЗП / ЗП: Функция оперативно выведена из работы"/>
-                  <w:listItem w:displayText="КА / В: Выключатель включен" w:value="КА / В: Выключатель включен"/>
-                  <w:listItem w:displayText="КА / В: Выключатель отключен" w:value="КА / В: Выключатель отключен"/>
-                  <w:listItem w:displayText="КА / В: Команда «включить» выключатель через выходное реле" w:value="КА / В: Команда «включить» выключатель через выходное реле"/>
-                  <w:listItem w:displayText="КА / В: Команда «отключить» выключатель через выходное реле" w:value="КА / В: Команда «отключить» выключатель через выходное реле"/>
-                  <w:listItem w:displayText="КА / В: Неисправное положение выключателя" w:value="КА / В: Неисправное положение выключателя"/>
-                  <w:listItem w:displayText="КА / В: Промежуточное положение выключателя" w:value="КА / В: Промежуточное положение выключателя"/>
-                  <w:listItem w:displayText="КА / В: Функция введена в работу" w:value="КА / В: Функция введена в работу"/>
-                  <w:listItem w:displayText="КА / КА: Функция введена в работу" w:value="КА / КА: Функция введена в работу"/>
-                  <w:listItem w:displayText="КА / КА: Функция оперативно выведена из работы" w:value="КА / КА: Функция оперативно выведена из работы"/>
-                  <w:listItem w:displayText="КП / КП: Функция введена в работу" w:value="КП / КП: Функция введена в работу"/>
-                  <w:listItem w:displayText="КП / КП: Функция оперативно выведена из работы" w:value="КП / КП: Функция оперативно выведена из работы"/>
-                  <w:listItem w:displayText="КП / УВ: Включить выключатель" w:value="КП / УВ: Включить выключатель"/>
-                  <w:listItem w:displayText="КП / УВ: Идет переключение" w:value="КП / УВ: Идет переключение"/>
-                  <w:listItem w:displayText="КП / УВ: Отключить выключатель" w:value="КП / УВ: Отключить выключатель"/>
-                  <w:listItem w:displayText="КП / УВ: Поведение местного управления" w:value="КП / УВ: Поведение местного управления"/>
-                  <w:listItem w:displayText="КП / УВ: Положение В (Включено)" w:value="КП / УВ: Положение В (Включено)"/>
-                  <w:listItem w:displayText="КП / УВ: Положение В (Не определено)" w:value="КП / УВ: Положение В (Не определено)"/>
-                  <w:listItem w:displayText="КП / УВ: Положение В (Неисправность)" w:value="КП / УВ: Положение В (Неисправность)"/>
-                  <w:listItem w:displayText="КП / УВ: Положение В (Отключено)" w:value="КП / УВ: Положение В (Отключено)"/>
-                  <w:listItem w:displayText="КП / УВ: Положение ключа режима управления" w:value="КП / УВ: Положение ключа режима управления"/>
-                  <w:listItem w:displayText="КП / УВ: Право переключения на уровне станции" w:value="КП / УВ: Право переключения на уровне станции"/>
-                  <w:listItem w:displayText="КП / УВ: Сигнал превышения допустимого времени переключения" w:value="КП / УВ: Сигнал превышения допустимого времени переключения"/>
-                  <w:listItem w:displayText="КП / УВ: Функция введена в работу" w:value="КП / УВ: Функция введена в работу"/>
-                  <w:listItem w:displayText="КРВ / КРВ: Превышен коммутационный ресурс выключателя" w:value="КРВ / КРВ: Превышен коммутационный ресурс выключателя"/>
-                  <w:listItem w:displayText="КРВ / КРВ: Превышен механический ресурс выключателя" w:value="КРВ / КРВ: Превышен механический ресурс выключателя"/>
-                  <w:listItem w:displayText="КРВ / КРВ: Превышен ресурс выключателя" w:value="КРВ / КРВ: Превышен ресурс выключателя"/>
-                  <w:listItem w:displayText="КРВ / КРВ: Функция введена в работу" w:value="КРВ / КРВ: Функция введена в работу"/>
-                  <w:listItem w:displayText="КСВ / КСВ: Блокировка включения В" w:value="КСВ / КСВ: Блокировка включения В"/>
-                  <w:listItem w:displayText="КСВ / КСВ: Блокировка отключения В" w:value="КСВ / КСВ: Блокировка отключения В"/>
-                  <w:listItem w:displayText="КСВ / КСВ: В аварийно отключен" w:value="КСВ / КСВ: В аварийно отключен"/>
-                  <w:listItem w:displayText="КСВ / КСВ: В самопроизвольно отключен" w:value="КСВ / КСВ: В самопроизвольно отключен"/>
-                  <w:listItem w:displayText="КСВ / КСВ: Защита ЭМВ" w:value="КСВ / КСВ: Защита ЭМВ"/>
-                  <w:listItem w:displayText="КСВ / КСВ: Защита ЭМО1" w:value="КСВ / КСВ: Защита ЭМО1"/>
-                  <w:listItem w:displayText="КСВ / КСВ: Защита ЭМО2" w:value="КСВ / КСВ: Защита ЭМО2"/>
-                  <w:listItem w:displayText="КСВ / КСВ: Неисправность В" w:value="КСВ / КСВ: Неисправность В"/>
-                  <w:listItem w:displayText="КСВ / КСВ: Неисправность цепей ЭМУ" w:value="КСВ / КСВ: Неисправность цепей ЭМУ"/>
-                  <w:listItem w:displayText="КСВ / КСВ: Реле фиксации команды" w:value="КСВ / КСВ: Реле фиксации команды"/>
-                  <w:listItem w:displayText="КСВ / КСВ: Функция введена в работу" w:value="КСВ / КСВ: Функция введена в работу"/>
-                  <w:listItem w:displayText="КСВ / КСВ: Функция оперативно выведена из работы" w:value="КСВ / КСВ: Функция оперативно выведена из работы"/>
-                  <w:listItem w:displayText="КЦН НН1 / КЦН: Неисправность цепей напряжения" w:value="КЦН НН1 / КЦН: Неисправность цепей напряжения"/>
-                  <w:listItem w:displayText="КЦН НН1 / КЦН: Пуск" w:value="КЦН НН1 / КЦН: Пуск"/>
-                  <w:listItem w:displayText="КЦН НН1 / КЦН: Пуск органа максимального напряжения ОП" w:value="КЦН НН1 / КЦН: Пуск органа максимального напряжения ОП"/>
-                  <w:listItem w:displayText="КЦН НН1 / КЦН: Пуск органа минимального напряжения" w:value="КЦН НН1 / КЦН: Пуск органа минимального напряжения"/>
-                  <w:listItem w:displayText="КЦН НН1 / КЦН: Функция введена в работу" w:value="КЦН НН1 / КЦН: Функция введена в работу"/>
-                  <w:listItem w:displayText="КЦН НН1 / КЦН: Функция оперативно выведена из работы" w:value="КЦН НН1 / КЦН: Функция оперативно выведена из работы"/>
-                  <w:listItem w:displayText="КЦН НН2 / КЦН: Неисправность цепей напряжения" w:value="КЦН НН2 / КЦН: Неисправность цепей напряжения"/>
-                  <w:listItem w:displayText="КЦН НН2 / КЦН: Пуск" w:value="КЦН НН2 / КЦН: Пуск"/>
-                  <w:listItem w:displayText="КЦН НН2 / КЦН: Пуск органа максимального напряжения ОП" w:value="КЦН НН2 / КЦН: Пуск органа максимального напряжения ОП"/>
-                  <w:listItem w:displayText="КЦН НН2 / КЦН: Пуск органа минимального напряжения" w:value="КЦН НН2 / КЦН: Пуск органа минимального напряжения"/>
-                  <w:listItem w:displayText="КЦН НН2 / КЦН: Функция введена в работу" w:value="КЦН НН2 / КЦН: Функция введена в работу"/>
-                  <w:listItem w:displayText="КЦН НН2 / КЦН: Функция оперативно выведена из работы" w:value="КЦН НН2 / КЦН: Функция оперативно выведена из работы"/>
-                  <w:listItem w:displayText="ЛЗТ / ЛЗТ: Пуск" w:value="ЛЗТ / ЛЗТ: Пуск"/>
-                  <w:listItem w:displayText="ЛЗТ / ЛЗТ: Срабатывание" w:value="ЛЗТ / ЛЗТ: Срабатывание"/>
-                  <w:listItem w:displayText="ЛЗТ / ЛЗТ: Функция введена в работу" w:value="ЛЗТ / ЛЗТ: Функция введена в работу"/>
-                  <w:listItem w:displayText="ЛЗТ / ЛЗТ: Функция оперативно выведена из работы" w:value="ЛЗТ / ЛЗТ: Функция оперативно выведена из работы"/>
+                  <w:listItem w:displayText="ЗПО / ЗПО: Пуск" w:value="ЗПО / ЗПО: Пуск"/>
+                  <w:listItem w:displayText="ЗПО / ЗПО: Срабатывание" w:value="ЗПО / ЗПО: Срабатывание"/>
+                  <w:listItem w:displayText="ЗПО / ЗПО: Срабатывание на сигнал" w:value="ЗПО / ЗПО: Срабатывание на сигнал"/>
+                  <w:listItem w:displayText="ЗПО / ЗПО: Функция введена в работу" w:value="ЗПО / ЗПО: Функция введена в работу"/>
+                  <w:listItem w:displayText="ЗПО / ЗПО: Функция оперативно выведена из работы" w:value="ЗПО / ЗПО: Функция оперативно выведена из работы"/>
+                  <w:listItem w:displayText="КЦТ / КЦТ: Срабатывание КЦТ" w:value="КЦТ / КЦТ: Срабатывание КЦТ"/>
+                  <w:listItem w:displayText="КЦТ / КЦТст1: Пуск КЦТст при асимметрии" w:value="КЦТ / КЦТст1: Пуск КЦТст при асимметрии"/>
+                  <w:listItem w:displayText="КЦТ / КЦТст1: Пуск КЦТст при обрыве провода" w:value="КЦТ / КЦТст1: Пуск КЦТст при обрыве провода"/>
+                  <w:listItem w:displayText="КЦТ / КЦТст1: Срабатывание КЦТст при асимметрии" w:value="КЦТ / КЦТст1: Срабатывание КЦТст при асимметрии"/>
+                  <w:listItem w:displayText="КЦТ / КЦТст1: Срабатывание КЦТст при обрыве провода" w:value="КЦТ / КЦТст1: Срабатывание КЦТст при обрыве провода"/>
+                  <w:listItem w:displayText="КЦТ / КЦТст1: Функция введена в работу" w:value="КЦТ / КЦТст1: Функция введена в работу"/>
+                  <w:listItem w:displayText="КЦТ / КЦТст1: Функция оперативно выведена из работы" w:value="КЦТ / КЦТст1: Функция оперативно выведена из работы"/>
+                  <w:listItem w:displayText="КЦТ / КЦТст2: Пуск КЦТст при асимметрии" w:value="КЦТ / КЦТст2: Пуск КЦТст при асимметрии"/>
+                  <w:listItem w:displayText="КЦТ / КЦТст2: Пуск КЦТст при обрыве провода" w:value="КЦТ / КЦТст2: Пуск КЦТст при обрыве провода"/>
+                  <w:listItem w:displayText="КЦТ / КЦТст2: Срабатывание КЦТст при асимметрии" w:value="КЦТ / КЦТст2: Срабатывание КЦТст при асимметрии"/>
+                  <w:listItem w:displayText="КЦТ / КЦТст2: Срабатывание КЦТст при обрыве провода" w:value="КЦТ / КЦТст2: Срабатывание КЦТст при обрыве провода"/>
+                  <w:listItem w:displayText="КЦТ / КЦТст2: Функция введена в работу" w:value="КЦТ / КЦТст2: Функция введена в работу"/>
+                  <w:listItem w:displayText="КЦТ / КЦТст2: Функция оперативно выведена из работы" w:value="КЦТ / КЦТст2: Функция оперативно выведена из работы"/>
+                  <w:listItem w:displayText="КЦТ / КЦТст3: Пуск КЦТст при асимметрии" w:value="КЦТ / КЦТст3: Пуск КЦТст при асимметрии"/>
+                  <w:listItem w:displayText="КЦТ / КЦТст3: Пуск КЦТст при обрыве провода" w:value="КЦТ / КЦТст3: Пуск КЦТст при обрыве провода"/>
+                  <w:listItem w:displayText="КЦТ / КЦТст3: Срабатывание КЦТст при асимметрии" w:value="КЦТ / КЦТст3: Срабатывание КЦТст при асимметрии"/>
+                  <w:listItem w:displayText="КЦТ / КЦТст3: Срабатывание КЦТст при обрыве провода" w:value="КЦТ / КЦТст3: Срабатывание КЦТст при обрыве провода"/>
+                  <w:listItem w:displayText="КЦТ / КЦТст3: Функция введена в работу" w:value="КЦТ / КЦТст3: Функция введена в работу"/>
+                  <w:listItem w:displayText="КЦТ / КЦТст3: Функция оперативно выведена из работы" w:value="КЦТ / КЦТст3: Функция оперативно выведена из работы"/>
                   <w:listItem w:displayText="ЛО ВН / ЛО: Отключение" w:value="ЛО ВН / ЛО: Отключение"/>
                   <w:listItem w:displayText="ЛО ВН / ЛО: Отключить аварийно" w:value="ЛО ВН / ЛО: Отключить аварийно"/>
                   <w:listItem w:displayText="ЛО ВН / ЛО: Функция введена в работу" w:value="ЛО ВН / ЛО: Функция введена в работу"/>
@@ -2525,9 +2549,6 @@
                   <w:listItem w:displayText="ЛО ГЗсигн / ЛО: Срабатывание на сигнал" w:value="ЛО ГЗсигн / ЛО: Срабатывание на сигнал"/>
                   <w:listItem w:displayText="ЛО ГЗсигн / ЛО: Функция введена в работу" w:value="ЛО ГЗсигн / ЛО: Функция введена в работу"/>
                   <w:listItem w:displayText="ЛО ГЗсигн / ЛО: Функция оперативно выведена из работы" w:value="ЛО ГЗсигн / ЛО: Функция оперативно выведена из работы"/>
-                  <w:listItem w:displayText="ЛО НН1 / ЗАВР: Запрет АВР" w:value="ЛО НН1 / ЗАВР: Запрет АВР"/>
-                  <w:listItem w:displayText="ЛО НН1 / ЗАВР: Функция введена в работу" w:value="ЛО НН1 / ЗАВР: Функция введена в работу"/>
-                  <w:listItem w:displayText="ЛО НН1 / ЗАВР: Функция оперативно выведена из работы" w:value="ЛО НН1 / ЗАВР: Функция оперативно выведена из работы"/>
                   <w:listItem w:displayText="ЛО НН1 / ЗАПВ: Запрет АПВ" w:value="ЛО НН1 / ЗАПВ: Запрет АПВ"/>
                   <w:listItem w:displayText="ЛО НН1 / ЗАПВ: Функция введена в работу" w:value="ЛО НН1 / ЗАПВ: Функция введена в работу"/>
                   <w:listItem w:displayText="ЛО НН1 / ЗАПВ: Функция оперативно выведена из работы" w:value="ЛО НН1 / ЗАПВ: Функция оперативно выведена из работы"/>
@@ -2535,9 +2556,6 @@
                   <w:listItem w:displayText="ЛО НН1 / ЛО: Отключить аварийно" w:value="ЛО НН1 / ЛО: Отключить аварийно"/>
                   <w:listItem w:displayText="ЛО НН1 / ЛО: Функция введена в работу" w:value="ЛО НН1 / ЛО: Функция введена в работу"/>
                   <w:listItem w:displayText="ЛО НН1 / ЛО: Функция оперативно выведена из работы" w:value="ЛО НН1 / ЛО: Функция оперативно выведена из работы"/>
-                  <w:listItem w:displayText="ЛО НН2 / ЗАВР: Запрет АВР" w:value="ЛО НН2 / ЗАВР: Запрет АВР"/>
-                  <w:listItem w:displayText="ЛО НН2 / ЗАВР: Функция введена в работу" w:value="ЛО НН2 / ЗАВР: Функция введена в работу"/>
-                  <w:listItem w:displayText="ЛО НН2 / ЗАВР: Функция оперативно выведена из работы" w:value="ЛО НН2 / ЗАВР: Функция оперативно выведена из работы"/>
                   <w:listItem w:displayText="ЛО НН2 / ЗАПВ: Запрет АПВ" w:value="ЛО НН2 / ЗАПВ: Запрет АПВ"/>
                   <w:listItem w:displayText="ЛО НН2 / ЗАПВ: Функция введена в работу" w:value="ЛО НН2 / ЗАПВ: Функция введена в работу"/>
                   <w:listItem w:displayText="ЛО НН2 / ЗАПВ: Функция оперативно выведена из работы" w:value="ЛО НН2 / ЗАПВ: Функция оперативно выведена из работы"/>
@@ -2545,84 +2563,68 @@
                   <w:listItem w:displayText="ЛО НН2 / ЛО: Отключить аварийно" w:value="ЛО НН2 / ЛО: Отключить аварийно"/>
                   <w:listItem w:displayText="ЛО НН2 / ЛО: Функция введена в работу" w:value="ЛО НН2 / ЛО: Функция введена в работу"/>
                   <w:listItem w:displayText="ЛО НН2 / ЛО: Функция оперативно выведена из работы" w:value="ЛО НН2 / ЛО: Функция оперативно выведена из работы"/>
-                  <w:listItem w:displayText="ЛО Т / ЗАВР: Запрет АВР" w:value="ЛО Т / ЗАВР: Запрет АВР"/>
-                  <w:listItem w:displayText="ЛО Т / ЗАВР: Функция введена в работу" w:value="ЛО Т / ЗАВР: Функция введена в работу"/>
-                  <w:listItem w:displayText="ЛО Т / ЗАВР: Функция оперативно выведена из работы" w:value="ЛО Т / ЗАВР: Функция оперативно выведена из работы"/>
                   <w:listItem w:displayText="ЛО Т / ЗАПВ: Запрет АПВ" w:value="ЛО Т / ЗАПВ: Запрет АПВ"/>
                   <w:listItem w:displayText="ЛО Т / ЗАПВ: Функция введена в работу" w:value="ЛО Т / ЗАПВ: Функция введена в работу"/>
                   <w:listItem w:displayText="ЛО Т / ЗАПВ: Функция оперативно выведена из работы" w:value="ЛО Т / ЗАПВ: Функция оперативно выведена из работы"/>
-                  <w:listItem w:displayText="ЛО Т / ЛО: Пуск" w:value="ЛО Т / ЛО: Пуск"/>
                   <w:listItem w:displayText="ЛО Т / ЛО: Срабатывание" w:value="ЛО Т / ЛО: Срабатывание"/>
                   <w:listItem w:displayText="ЛО Т / ЛО: Функция введена в работу" w:value="ЛО Т / ЛО: Функция введена в работу"/>
                   <w:listItem w:displayText="ЛО Т / ЛО: Функция оперативно выведена из работы" w:value="ЛО Т / ЛО: Функция оперативно выведена из работы"/>
-                  <w:listItem w:displayText="МТЗ / БЛЗШ: Блокировка" w:value="МТЗ / БЛЗШ: Блокировка"/>
-                  <w:listItem w:displayText="МТЗ / БНТ: Пуск БНТ" w:value="МТЗ / БНТ: Пуск БНТ"/>
-                  <w:listItem w:displayText="МТЗ / БНТ: Пуск БНТ по фазе A" w:value="МТЗ / БНТ: Пуск БНТ по фазе A"/>
-                  <w:listItem w:displayText="МТЗ / БНТ: Пуск БНТ по фазе B" w:value="МТЗ / БНТ: Пуск БНТ по фазе B"/>
-                  <w:listItem w:displayText="МТЗ / БНТ: Пуск БНТ по фазе C" w:value="МТЗ / БНТ: Пуск БНТ по фазе C"/>
-                  <w:listItem w:displayText="МТЗ / КПОН1: Пуск КПОН" w:value="МТЗ / КПОН1: Пуск КПОН"/>
-                  <w:listItem w:displayText="МТЗ / КПОН2: Пуск КПОН" w:value="МТЗ / КПОН2: Пуск КПОН"/>
-                  <w:listItem w:displayText="МТЗ / МТЗ 1 ст: Пуск" w:value="МТЗ / МТЗ 1 ст: Пуск"/>
-                  <w:listItem w:displayText="МТЗ / МТЗ 1 ст: Пуск ИО тока по фазе B" w:value="МТЗ / МТЗ 1 ст: Пуск ИО тока по фазе B"/>
-                  <w:listItem w:displayText="МТЗ / МТЗ 1 ст: Пуск ИО тока по фазе C" w:value="МТЗ / МТЗ 1 ст: Пуск ИО тока по фазе C"/>
-                  <w:listItem w:displayText="МТЗ / МТЗ 1 ст: Пуск ИО тока по фазе А" w:value="МТЗ / МТЗ 1 ст: Пуск ИО тока по фазе А"/>
-                  <w:listItem w:displayText="МТЗ / МТЗ 1 ст: Пуск по фазе B" w:value="МТЗ / МТЗ 1 ст: Пуск по фазе B"/>
-                  <w:listItem w:displayText="МТЗ / МТЗ 1 ст: Пуск по фазе C" w:value="МТЗ / МТЗ 1 ст: Пуск по фазе C"/>
-                  <w:listItem w:displayText="МТЗ / МТЗ 1 ст: Пуск по фазе А" w:value="МТЗ / МТЗ 1 ст: Пуск по фазе А"/>
-                  <w:listItem w:displayText="МТЗ / МТЗ 1 ст: Срабатывание" w:value="МТЗ / МТЗ 1 ст: Срабатывание"/>
-                  <w:listItem w:displayText="МТЗ / МТЗ 1 ст: Срабатывание на сигнал" w:value="МТЗ / МТЗ 1 ст: Срабатывание на сигнал"/>
-                  <w:listItem w:displayText="МТЗ / МТЗ 1 ст: Функция введена в работу" w:value="МТЗ / МТЗ 1 ст: Функция введена в работу"/>
-                  <w:listItem w:displayText="МТЗ / МТЗ 1 ст: Функция оперативно выведена из работы" w:value="МТЗ / МТЗ 1 ст: Функция оперативно выведена из работы"/>
-                  <w:listItem w:displayText="МТЗ / МТЗ 2 ст: Пуск" w:value="МТЗ / МТЗ 2 ст: Пуск"/>
-                  <w:listItem w:displayText="МТЗ / МТЗ 2 ст: Пуск ИО тока по фазе B" w:value="МТЗ / МТЗ 2 ст: Пуск ИО тока по фазе B"/>
-                  <w:listItem w:displayText="МТЗ / МТЗ 2 ст: Пуск ИО тока по фазе C" w:value="МТЗ / МТЗ 2 ст: Пуск ИО тока по фазе C"/>
-                  <w:listItem w:displayText="МТЗ / МТЗ 2 ст: Пуск ИО тока по фазе А" w:value="МТЗ / МТЗ 2 ст: Пуск ИО тока по фазе А"/>
-                  <w:listItem w:displayText="МТЗ / МТЗ 2 ст: Пуск по фазе B" w:value="МТЗ / МТЗ 2 ст: Пуск по фазе B"/>
-                  <w:listItem w:displayText="МТЗ / МТЗ 2 ст: Пуск по фазе C" w:value="МТЗ / МТЗ 2 ст: Пуск по фазе C"/>
-                  <w:listItem w:displayText="МТЗ / МТЗ 2 ст: Пуск по фазе А" w:value="МТЗ / МТЗ 2 ст: Пуск по фазе А"/>
-                  <w:listItem w:displayText="МТЗ / МТЗ 2 ст: Срабатывание" w:value="МТЗ / МТЗ 2 ст: Срабатывание"/>
-                  <w:listItem w:displayText="МТЗ / МТЗ 2 ст: Срабатывание на сигнал" w:value="МТЗ / МТЗ 2 ст: Срабатывание на сигнал"/>
-                  <w:listItem w:displayText="МТЗ / МТЗ 2 ст: Функция введена в работу" w:value="МТЗ / МТЗ 2 ст: Функция введена в работу"/>
-                  <w:listItem w:displayText="МТЗ / МТЗ 2 ст: Функция оперативно выведена из работы" w:value="МТЗ / МТЗ 2 ст: Функция оперативно выведена из работы"/>
-                  <w:listItem w:displayText="МТЗ / МТЗ 3 ст: Пуск" w:value="МТЗ / МТЗ 3 ст: Пуск"/>
-                  <w:listItem w:displayText="МТЗ / МТЗ 3 ст: Пуск ИО тока по фазе B" w:value="МТЗ / МТЗ 3 ст: Пуск ИО тока по фазе B"/>
-                  <w:listItem w:displayText="МТЗ / МТЗ 3 ст: Пуск ИО тока по фазе C" w:value="МТЗ / МТЗ 3 ст: Пуск ИО тока по фазе C"/>
-                  <w:listItem w:displayText="МТЗ / МТЗ 3 ст: Пуск ИО тока по фазе А" w:value="МТЗ / МТЗ 3 ст: Пуск ИО тока по фазе А"/>
-                  <w:listItem w:displayText="МТЗ / МТЗ 3 ст: Пуск по фазе B" w:value="МТЗ / МТЗ 3 ст: Пуск по фазе B"/>
-                  <w:listItem w:displayText="МТЗ / МТЗ 3 ст: Пуск по фазе C" w:value="МТЗ / МТЗ 3 ст: Пуск по фазе C"/>
-                  <w:listItem w:displayText="МТЗ / МТЗ 3 ст: Пуск по фазе А" w:value="МТЗ / МТЗ 3 ст: Пуск по фазе А"/>
-                  <w:listItem w:displayText="МТЗ / МТЗ 3 ст: Срабатывание" w:value="МТЗ / МТЗ 3 ст: Срабатывание"/>
-                  <w:listItem w:displayText="МТЗ / МТЗ 3 ст: Срабатывание на сигнал" w:value="МТЗ / МТЗ 3 ст: Срабатывание на сигнал"/>
-                  <w:listItem w:displayText="МТЗ / МТЗ 3 ст: Функция введена в работу" w:value="МТЗ / МТЗ 3 ст: Функция введена в работу"/>
-                  <w:listItem w:displayText="МТЗ / МТЗ 3 ст: Функция оперативно выведена из работы" w:value="МТЗ / МТЗ 3 ст: Функция оперативно выведена из работы"/>
-                  <w:listItem w:displayText="МТЗ / МТЗ: Пуск" w:value="МТЗ / МТЗ: Пуск"/>
-                  <w:listItem w:displayText="ПДС / В: Поведение местного управления" w:value="ПДС / В: Поведение местного управления"/>
-                  <w:listItem w:displayText="ПДС / В: Положение ключа режима управления" w:value="ПДС / В: Положение ключа режима управления"/>
-                  <w:listItem w:displayText="ПДС / В: Положение ключа режима управления привода В" w:value="ПДС / В: Положение ключа режима управления привода В"/>
-                  <w:listItem w:displayText="ПДС / В: Право переключения на уровне станции" w:value="ПДС / В: Право переключения на уровне станции"/>
+                  <w:listItem w:displayText="ЛО ТЗ / ЛО ДТм: Срабатывание" w:value="ЛО ТЗ / ЛО ДТм: Срабатывание"/>
+                  <w:listItem w:displayText="ЛО ТЗ / ЛО ДТм: Срабатывание датчика температуры масла заблокировано" w:value="ЛО ТЗ / ЛО ДТм: Срабатывание датчика температуры масла заблокировано"/>
+                  <w:listItem w:displayText="ЛО ТЗ / ЛО ДТм: Срабатывание на сигнал" w:value="ЛО ТЗ / ЛО ДТм: Срабатывание на сигнал"/>
+                  <w:listItem w:displayText="ЛО ТЗ / ЛО ДТм: Функция введена в работу" w:value="ЛО ТЗ / ЛО ДТм: Функция введена в работу"/>
+                  <w:listItem w:displayText="ЛО ТЗ / ЛО ДТм: Функция оперативно выведена из работы" w:value="ЛО ТЗ / ЛО ДТм: Функция оперативно выведена из работы"/>
+                  <w:listItem w:displayText="ЛО ТЗ / ЛО ДТо: Срабатывание" w:value="ЛО ТЗ / ЛО ДТо: Срабатывание"/>
+                  <w:listItem w:displayText="ЛО ТЗ / ЛО ДТо: Срабатывание датчика температуры обмотки заблокировано" w:value="ЛО ТЗ / ЛО ДТо: Срабатывание датчика температуры обмотки заблокировано"/>
+                  <w:listItem w:displayText="ЛО ТЗ / ЛО ДТо: Срабатывание на сигнал" w:value="ЛО ТЗ / ЛО ДТо: Срабатывание на сигнал"/>
+                  <w:listItem w:displayText="ЛО ТЗ / ЛО ДТо: Функция введена в работу" w:value="ЛО ТЗ / ЛО ДТо: Функция введена в работу"/>
+                  <w:listItem w:displayText="ЛО ТЗ / ЛО ДТо: Функция оперативно выведена из работы" w:value="ЛО ТЗ / ЛО ДТо: Функция оперативно выведена из работы"/>
+                  <w:listItem w:displayText="ЛО ТЗ / ЛО РД: Срабатывание" w:value="ЛО ТЗ / ЛО РД: Срабатывание"/>
+                  <w:listItem w:displayText="ЛО ТЗ / ЛО РД: Срабатывание на сигнал" w:value="ЛО ТЗ / ЛО РД: Срабатывание на сигнал"/>
+                  <w:listItem w:displayText="ЛО ТЗ / ЛО РД: Срабатывание реле давления заблокировано" w:value="ЛО ТЗ / ЛО РД: Срабатывание реле давления заблокировано"/>
+                  <w:listItem w:displayText="ЛО ТЗ / ЛО РД: Функция введена в работу" w:value="ЛО ТЗ / ЛО РД: Функция введена в работу"/>
+                  <w:listItem w:displayText="ЛО ТЗ / ЛО РД: Функция оперативно выведена из работы" w:value="ЛО ТЗ / ЛО РД: Функция оперативно выведена из работы"/>
+                  <w:listItem w:displayText="ЛО ТС / ЛО ДУм расширителя: Срабатывание" w:value="ЛО ТС / ЛО ДУм расширителя: Срабатывание"/>
+                  <w:listItem w:displayText="ЛО ТС / ЛО ДУм расширителя: Срабатывание на сигнал" w:value="ЛО ТС / ЛО ДУм расширителя: Срабатывание на сигнал"/>
+                  <w:listItem w:displayText="ЛО ТС / ЛО ДУм расширителя: Функция введена в работу" w:value="ЛО ТС / ЛО ДУм расширителя: Функция введена в работу"/>
+                  <w:listItem w:displayText="ЛО ТС / ЛО ДУм расширителя: Функция оперативно выведена из работы" w:value="ЛО ТС / ЛО ДУм расширителя: Функция оперативно выведена из работы"/>
+                  <w:listItem w:displayText="ЛО ТС / ЛО ОК: Срабатывание" w:value="ЛО ТС / ЛО ОК: Срабатывание"/>
+                  <w:listItem w:displayText="ЛО ТС / ЛО ОК: Срабатывание на сигнал" w:value="ЛО ТС / ЛО ОК: Срабатывание на сигнал"/>
+                  <w:listItem w:displayText="ЛО ТС / ЛО ОК: Функция введена в работу" w:value="ЛО ТС / ЛО ОК: Функция введена в работу"/>
+                  <w:listItem w:displayText="ЛО ТС / ЛО ОК: Функция оперативно выведена из работы" w:value="ЛО ТС / ЛО ОК: Функция оперативно выведена из работы"/>
+                  <w:listItem w:displayText="ЛО ТС / ЛО ПК: Срабатывание" w:value="ЛО ТС / ЛО ПК: Срабатывание"/>
+                  <w:listItem w:displayText="ЛО ТС / ЛО ПК: Срабатывание на сигнал" w:value="ЛО ТС / ЛО ПК: Срабатывание на сигнал"/>
+                  <w:listItem w:displayText="ЛО ТС / ЛО ПК: Функция введена в работу" w:value="ЛО ТС / ЛО ПК: Функция введена в работу"/>
+                  <w:listItem w:displayText="ЛО ТС / ЛО ПК: Функция оперативно выведена из работы" w:value="ЛО ТС / ЛО ПК: Функция оперативно выведена из работы"/>
                   <w:listItem w:displayText="ПДС / ГЗ РПН: Низкая изоляция" w:value="ПДС / ГЗ РПН: Низкая изоляция"/>
                   <w:listItem w:displayText="ПДС / ГЗ РПН: Отключение" w:value="ПДС / ГЗ РПН: Отключение"/>
                   <w:listItem w:displayText="ПДС / ГЗ Т: Низкая изоляция ГЗоткл" w:value="ПДС / ГЗ Т: Низкая изоляция ГЗоткл"/>
                   <w:listItem w:displayText="ПДС / ГЗ Т: Низкая изоляция ГЗсигн" w:value="ПДС / ГЗ Т: Низкая изоляция ГЗсигн"/>
                   <w:listItem w:displayText="ПДС / ГЗ Т: Отключение" w:value="ПДС / ГЗ Т: Отключение"/>
                   <w:listItem w:displayText="ПДС / ГЗ Т: Сигнал" w:value="ПДС / ГЗ Т: Сигнал"/>
-                  <w:listItem w:displayText="ПДС / КИ: Аварийный уровень изоляции" w:value="ПДС / КИ: Аварийный уровень изоляции"/>
-                  <w:listItem w:displayText="ПДС / КИ: Низкий уровень изоляции" w:value="ПДС / КИ: Низкий уровень изоляции"/>
-                  <w:listItem w:displayText="ПДС / КПруж: Пружина не заведена" w:value="ПДС / КПруж: Пружина не заведена"/>
-                  <w:listItem w:displayText="ПДС / КЦВ: Контроль цепи ЭМВ" w:value="ПДС / КЦВ: Контроль цепи ЭМВ"/>
-                  <w:listItem w:displayText="ПДС / КЦВ: Контроль цепи ЭМО1" w:value="ПДС / КЦВ: Контроль цепи ЭМО1"/>
-                  <w:listItem w:displayText="ПДС / КЦВ: Контроль цепи ЭМО2" w:value="ПДС / КЦВ: Контроль цепи ЭМО2"/>
-                  <w:listItem w:displayText="ПДС / КЦВ: Работа ЭМВ" w:value="ПДС / КЦВ: Работа ЭМВ"/>
-                  <w:listItem w:displayText="ПДС / КЦВ: Работа ЭМО1" w:value="ПДС / КЦВ: Работа ЭМО1"/>
-                  <w:listItem w:displayText="ПДС / КЦВ: Работа ЭМО2" w:value="ПДС / КЦВ: Работа ЭМО2"/>
+                  <w:listItem w:displayText="ПДС / ДТм: Низкая изоляция" w:value="ПДС / ДТм: Низкая изоляция"/>
+                  <w:listItem w:displayText="ПДС / ДТм: Отключение" w:value="ПДС / ДТм: Отключение"/>
+                  <w:listItem w:displayText="ПДС / ДТм: Сигнал" w:value="ПДС / ДТм: Сигнал"/>
+                  <w:listItem w:displayText="ПДС / ДТм_РПН: Срабатывание" w:value="ПДС / ДТм_РПН: Срабатывание"/>
+                  <w:listItem w:displayText="ПДС / ДТо: Низкая изоляция" w:value="ПДС / ДТо: Низкая изоляция"/>
+                  <w:listItem w:displayText="ПДС / ДТо: Отключение" w:value="ПДС / ДТо: Отключение"/>
+                  <w:listItem w:displayText="ПДС / ДТо: Сигнал" w:value="ПДС / ДТо: Сигнал"/>
+                  <w:listItem w:displayText="ПДС / ДУм РПН: Высокий уровень масла" w:value="ПДС / ДУм РПН: Высокий уровень масла"/>
+                  <w:listItem w:displayText="ПДС / ДУм РПН: Низкий уровень масла" w:value="ПДС / ДУм РПН: Низкий уровень масла"/>
+                  <w:listItem w:displayText="ПДС / ДУм расширителя: Высокий уровень масла" w:value="ПДС / ДУм расширителя: Высокий уровень масла"/>
+                  <w:listItem w:displayText="ПДС / ДУм расширителя: Низкий уровень масла" w:value="ПДС / ДУм расширителя: Низкий уровень масла"/>
+                  <w:listItem w:displayText="ПДС / КСО: Авария" w:value="ПДС / КСО: Авария"/>
+                  <w:listItem w:displayText="ПДС / КСО: Неисправность" w:value="ПДС / КСО: Неисправность"/>
+                  <w:listItem w:displayText="ПДС / ОК: Срабатывание" w:value="ПДС / ОК: Срабатывание"/>
                   <w:listItem w:displayText="ПДС / ПДС: Функция введена в работу" w:value="ПДС / ПДС: Функция введена в работу"/>
                   <w:listItem w:displayText="ПДС / ПДС: Функция оперативно выведена из работы" w:value="ПДС / ПДС: Функция оперативно выведена из работы"/>
+                  <w:listItem w:displayText="ПДС / ПК: Срабатывание" w:value="ПДС / ПК: Срабатывание"/>
+                  <w:listItem w:displayText="ПДС / РД: Низкая изоляция" w:value="ПДС / РД: Низкая изоляция"/>
+                  <w:listItem w:displayText="ПДС / РД: Отключение" w:value="ПДС / РД: Отключение"/>
                   <w:listItem w:displayText="ПДС НКУ / SA1: Цепь управления введена" w:value="ПДС НКУ / SA1: Цепь управления введена"/>
                   <w:listItem w:displayText="ПДС НКУ / SA2: Цепь управления введена" w:value="ПДС НКУ / SA2: Цепь управления введена"/>
                   <w:listItem w:displayText="ПДС НКУ / SA3: Цепь управления введена" w:value="ПДС НКУ / SA3: Цепь управления введена"/>
                   <w:listItem w:displayText="ПДС НКУ / SA4: Цепь управления введена" w:value="ПДС НКУ / SA4: Цепь управления введена"/>
-                  <w:listItem w:displayText="ПДС НКУ / SA5: Цепь управления введена" w:value="ПДС НКУ / SA5: Цепь управления введена"/>
-                  <w:listItem w:displayText="ПДС НКУ / SA6: Цепь управления введена" w:value="ПДС НКУ / SA6: Цепь управления введена"/>
                   <w:listItem w:displayText="ПДС НКУ / SG1: Рабочее положение испытательного блока" w:value="ПДС НКУ / SG1: Рабочее положение испытательного блока"/>
                   <w:listItem w:displayText="ПДС НКУ / SG2: Рабочее положение испытательного блока" w:value="ПДС НКУ / SG2: Рабочее положение испытательного блока"/>
                   <w:listItem w:displayText="ПДС НКУ / SG3: Рабочее положение испытательного блока" w:value="ПДС НКУ / SG3: Рабочее положение испытательного блока"/>
@@ -2631,89 +2633,68 @@
                   <w:listItem w:displayText="ПДС НКУ / ОТ ГЗ: Неисправность оперативного тока цепей ГЗ" w:value="ПДС НКУ / ОТ ГЗ: Неисправность оперативного тока цепей ГЗ"/>
                   <w:listItem w:displayText="ПДС НКУ / ОТ ЗДЗ1: Неисправность оперативного тока цепей ЗДЗ НН1" w:value="ПДС НКУ / ОТ ЗДЗ1: Неисправность оперативного тока цепей ЗДЗ НН1"/>
                   <w:listItem w:displayText="ПДС НКУ / ОТ ЗДЗ2: Неисправность оперативного тока цепей ЗДЗ НН2" w:value="ПДС НКУ / ОТ ЗДЗ2: Неисправность оперативного тока цепей ЗДЗ НН2"/>
-                  <w:listItem w:displayText="ПДС НКУ / ОТ ИЭУ ТН1: Неисправность оперативного тока ИЭУ ТН1" w:value="ПДС НКУ / ОТ ИЭУ ТН1: Неисправность оперативного тока ИЭУ ТН1"/>
-                  <w:listItem w:displayText="ПДС НКУ / ОТ ИЭУ ТН2: Неисправность оперативного тока ИЭУ ТН2" w:value="ПДС НКУ / ОТ ИЭУ ТН2: Неисправность оперативного тока ИЭУ ТН2"/>
+                  <w:listItem w:displayText="ПДС НКУ / ОТ ТЗ, ТС: Неисправность оперативного тока цепей ТЗ, ТС" w:value="ПДС НКУ / ОТ ТЗ, ТС: Неисправность оперативного тока цепей ТЗ, ТС"/>
                   <w:listItem w:displayText="ПДС НКУ / ОТ УРОВ1: Неисправность оперативного тока цепей УРОВ НН1" w:value="ПДС НКУ / ОТ УРОВ1: Неисправность оперативного тока цепей УРОВ НН1"/>
                   <w:listItem w:displayText="ПДС НКУ / ОТ УРОВ2: Неисправность оперативного тока цепей УРОВ НН2" w:value="ПДС НКУ / ОТ УРОВ2: Неисправность оперативного тока цепей УРОВ НН2"/>
-                  <w:listItem w:displayText="ПДС НКУ / ОТ ЭМО1, ЭМВ В ВН: Неисправность оперативного тока цепей ЭМО1, ЭМВ" w:value="ПДС НКУ / ОТ ЭМО1, ЭМВ В ВН: Неисправность оперативного тока цепей ЭМО1, ЭМВ"/>
-                  <w:listItem w:displayText="ПДС НКУ / ОТ ЭМО2 В ВН: Неисправность оперативного тока цепей ЭМО2" w:value="ПДС НКУ / ОТ ЭМО2 В ВН: Неисправность оперативного тока цепей ЭМО2"/>
-                  <w:listItem w:displayText="ПДС НКУ / ОТ цепей сигн. В ВН: Неисправность оперативного тока цепей сигнализации В" w:value="ПДС НКУ / ОТ цепей сигн. В ВН: Неисправность оперативного тока цепей сигнализации В"/>
                   <w:listItem w:displayText="ПДС НКУ / ПДС НКУ: Функция введена в работу" w:value="ПДС НКУ / ПДС НКУ: Функция введена в работу"/>
                   <w:listItem w:displayText="ПДС НКУ / ПДС НКУ: Функция оперативно выведена из работы" w:value="ПДС НКУ / ПДС НКУ: Функция оперативно выведена из работы"/>
                   <w:listItem w:displayText="ПС / ПС: Пуск" w:value="ПС / ПС: Пуск"/>
                   <w:listItem w:displayText="ПС / ПС: Пуск (импульс)" w:value="ПС / ПС: Пуск (импульс)"/>
-                  <w:listItem w:displayText="СИСТ / Диагностика: Изменение встраиваемого ПО" w:value="СИСТ / Диагностика: Изменение встраиваемого ПО"/>
-                  <w:listItem w:displayText="СИСТ / Диагностика: Индикация логического узла-прокси" w:value="СИСТ / Диагностика: Индикация логического узла-прокси"/>
-                  <w:listItem w:displayText="СИСТ / Диагностика: Индикация наличия оперативного питания" w:value="СИСТ / Диагностика: Индикация наличия оперативного питания"/>
-                  <w:listItem w:displayText="СИСТ / Диагностика: Индикация потери оперативного питания" w:value="СИСТ / Диагностика: Индикация потери оперативного питания"/>
-                  <w:listItem w:displayText="СИСТ / Диагностика: Конфигурация изменена" w:value="СИСТ / Диагностика: Конфигурация изменена"/>
-                  <w:listItem w:displayText="СИСТ / Диагностика: Наличие критической неисправности" w:value="СИСТ / Диагностика: Наличие критической неисправности"/>
-                  <w:listItem w:displayText="СИСТ / Диагностика: Наличие некритической ошибки" w:value="СИСТ / Диагностика: Наличие некритической ошибки"/>
-                  <w:listItem w:displayText="СИСТ / Диагностика: Неверно заданы уставки" w:value="СИСТ / Диагностика: Неверно заданы уставки"/>
-                  <w:listItem w:displayText="СИСТ / Диагностика: Неисправность IPC" w:value="СИСТ / Диагностика: Неисправность IPC"/>
-                  <w:listItem w:displayText="СИСТ / Диагностика: Неисправность IPC для DSP1-IPU1" w:value="СИСТ / Диагностика: Неисправность IPC для DSP1-IPU1"/>
-                  <w:listItem w:displayText="СИСТ / Диагностика: Неисправность IPC для MPU-DSP1" w:value="СИСТ / Диагностика: Неисправность IPC для MPU-DSP1"/>
-                  <w:listItem w:displayText="СИСТ / Диагностика: Неисправность IPC для MPU-IPU1" w:value="СИСТ / Диагностика: Неисправность IPC для MPU-IPU1"/>
-                  <w:listItem w:displayText="СИСТ / Диагностика: Неисправность SPI ЦП" w:value="СИСТ / Диагностика: Неисправность SPI ЦП"/>
-                  <w:listItem w:displayText="СИСТ / Диагностика: Неисправность flash" w:value="СИСТ / Диагностика: Неисправность flash"/>
-                  <w:listItem w:displayText="СИСТ / Диагностика: Неисправность ОЗУ DSP1" w:value="СИСТ / Диагностика: Неисправность ОЗУ DSP1"/>
-                  <w:listItem w:displayText="СИСТ / Диагностика: Неисправность ОЗУ IPU1" w:value="СИСТ / Диагностика: Неисправность ОЗУ IPU1"/>
-                  <w:listItem w:displayText="СИСТ / Диагностика: Неисправность ОЗУ MPU" w:value="СИСТ / Диагностика: Неисправность ОЗУ MPU"/>
-                  <w:listItem w:displayText="СИСТ / Диагностика: Неисправность ОЗУ ЦП" w:value="СИСТ / Диагностика: Неисправность ОЗУ ЦП"/>
-                  <w:listItem w:displayText="СИСТ / Диагностика: Неисправность ПЗУ DSP1" w:value="СИСТ / Диагностика: Неисправность ПЗУ DSP1"/>
-                  <w:listItem w:displayText="СИСТ / Диагностика: Неисправность ПЗУ IPU1" w:value="СИСТ / Диагностика: Неисправность ПЗУ IPU1"/>
-                  <w:listItem w:displayText="СИСТ / Диагностика: Неисправность ПЗУ MPU" w:value="СИСТ / Диагностика: Неисправность ПЗУ MPU"/>
-                  <w:listItem w:displayText="СИСТ / Диагностика: Неисправность ПЗУ ЦП" w:value="СИСТ / Диагностика: Неисправность ПЗУ ЦП"/>
-                  <w:listItem w:displayText="СИСТ / Диагностика: Неисправность ПО ЦП" w:value="СИСТ / Диагностика: Неисправность ПО ЦП"/>
-                  <w:listItem w:displayText="СИСТ / Диагностика: Неисправность ЦП" w:value="СИСТ / Диагностика: Неисправность ЦП"/>
-                  <w:listItem w:displayText="СИСТ / Диагностика: Неисправность встроенного ПО" w:value="СИСТ / Диагностика: Неисправность встроенного ПО"/>
-                  <w:listItem w:displayText="СИСТ / Диагностика: Неисправность цепей оперативного питания" w:value="СИСТ / Диагностика: Неисправность цепей оперативного питания"/>
-                  <w:listItem w:displayText="СИСТ / Диагностика: Неисправность часов ЦП" w:value="СИСТ / Диагностика: Неисправность часов ЦП"/>
-                  <w:listItem w:displayText="СИСТ / Диагностика: Несовместимая версия ПО ЦП" w:value="СИСТ / Диагностика: Несовместимая версия ПО ЦП"/>
-                  <w:listItem w:displayText="СИСТ / Диагностика: Отказ источника питания" w:value="СИСТ / Диагностика: Отказ источника питания"/>
-                  <w:listItem w:displayText="СИСТ / Диагностика: Отказ модуля ЦП" w:value="СИСТ / Диагностика: Отказ модуля ЦП"/>
-                  <w:listItem w:displayText="СИСТ / Диагностика: Ошибка I2C ЦП" w:value="СИСТ / Диагностика: Ошибка I2C ЦП"/>
-                  <w:listItem w:displayText="СИСТ / Диагностика: Ошибка авторизации" w:value="СИСТ / Диагностика: Ошибка авторизации"/>
-                  <w:listItem w:displayText="СИСТ / Диагностика: Ошибка контрольной суммы уставок/конфигурации" w:value="СИСТ / Диагностика: Ошибка контрольной суммы уставок/конфигурации"/>
-                  <w:listItem w:displayText="СИСТ / Диагностика: Ошибка конфигурации" w:value="СИСТ / Диагностика: Ошибка конфигурации"/>
-                  <w:listItem w:displayText="СИСТ / Диагностика: Ошибка конфигурации ЦП" w:value="СИСТ / Диагностика: Ошибка конфигурации ЦП"/>
-                  <w:listItem w:displayText="СИСТ / Диагностика: Сброс часов или памяти вследствие перезагрузки" w:value="СИСТ / Диагностика: Сброс часов или памяти вследствие перезагрузки"/>
-                  <w:listItem w:displayText="СИСТ / Диагностика: Сигнал готовности к работе" w:value="СИСТ / Диагностика: Сигнал готовности к работе"/>
-                  <w:listItem w:displayText="СИСТ / Диагностика: Установлено подключение через сервисный порт" w:value="СИСТ / Диагностика: Установлено подключение через сервисный порт"/>
+                  <w:listItem w:displayText="РТПО / РТПО ВН: Пуск" w:value="РТПО / РТПО ВН: Пуск"/>
+                  <w:listItem w:displayText="РТПО / РТПО ВН: Пуск ИО тока" w:value="РТПО / РТПО ВН: Пуск ИО тока"/>
+                  <w:listItem w:displayText="РТПО / РТПО ВН: Функция введена в работу" w:value="РТПО / РТПО ВН: Функция введена в работу"/>
+                  <w:listItem w:displayText="РТПО / РТПО ВН: Функция оперативно выведена из работы" w:value="РТПО / РТПО ВН: Функция оперативно выведена из работы"/>
+                  <w:listItem w:displayText="РТПО / РТПО НН (НН2): Пуск" w:value="РТПО / РТПО НН (НН2): Пуск"/>
+                  <w:listItem w:displayText="РТПО / РТПО НН (НН2): Пуск ИО тока" w:value="РТПО / РТПО НН (НН2): Пуск ИО тока"/>
+                  <w:listItem w:displayText="РТПО / РТПО НН (НН2): Функция введена в работу" w:value="РТПО / РТПО НН (НН2): Функция введена в работу"/>
+                  <w:listItem w:displayText="РТПО / РТПО НН (НН2): Функция оперативно выведена из работы" w:value="РТПО / РТПО НН (НН2): Функция оперативно выведена из работы"/>
+                  <w:listItem w:displayText="РТПО / РТПО СН (НН1): Пуск" w:value="РТПО / РТПО СН (НН1): Пуск"/>
+                  <w:listItem w:displayText="РТПО / РТПО СН (НН1): Пуск ИО тока" w:value="РТПО / РТПО СН (НН1): Пуск ИО тока"/>
+                  <w:listItem w:displayText="РТПО / РТПО СН (НН1): Функция введена в работу" w:value="РТПО / РТПО СН (НН1): Функция введена в работу"/>
+                  <w:listItem w:displayText="РТПО / РТПО СН (НН1): Функция оперативно выведена из работы" w:value="РТПО / РТПО СН (НН1): Функция оперативно выведена из работы"/>
+                  <w:listItem w:displayText="РТПО / РТПО_общ: Пуск" w:value="РТПО / РТПО_общ: Пуск"/>
+                  <w:listItem w:displayText="РТПО / РТПО_общ: Функция введена в работу" w:value="РТПО / РТПО_общ: Функция введена в работу"/>
                   <w:listItem w:displayText="СС / СС: БИ выведены" w:value="СС / СС: БИ выведены"/>
                   <w:listItem w:displayText="СС / СС: Внешнее отключение" w:value="СС / СС: Внешнее отключение"/>
                   <w:listItem w:displayText="СС / СС: Выходные цепи разобраны" w:value="СС / СС: Выходные цепи разобраны"/>
                   <w:listItem w:displayText="СС / СС: ГЗ заблокирована" w:value="СС / СС: ГЗ заблокирована"/>
                   <w:listItem w:displayText="СС / СС: Неисправность ОТ цепей ГЗ" w:value="СС / СС: Неисправность ОТ цепей ГЗ"/>
-                  <w:listItem w:displayText="СС / СС: Неисправность ОТ цепей сигнализации В" w:value="СС / СС: Неисправность ОТ цепей сигнализации В"/>
+                  <w:listItem w:displayText="СС / СС: Неисправность ОТ цепей ТЗ, ТС" w:value="СС / СС: Неисправность ОТ цепей ТЗ, ТС"/>
                   <w:listItem w:displayText="СС / СС: Низкая изоляция ГЗ" w:value="СС / СС: Низкая изоляция ГЗ"/>
+                  <w:listItem w:displayText="СС / СС: Низкая изоляция ТЗ" w:value="СС / СС: Низкая изоляция ТЗ"/>
                   <w:listItem w:displayText="СС / СС: Общий внешний сигнал" w:value="СС / СС: Общий внешний сигнал"/>
-                  <w:listItem w:displayText="СС / СС: Превышение времени переключения КА" w:value="СС / СС: Превышение времени переключения КА"/>
                   <w:listItem w:displayText="СС / СС: Сигнализация от ГЗ" w:value="СС / СС: Сигнализация от ГЗ"/>
+                  <w:listItem w:displayText="СС / СС: Сигнализация от ТЗ" w:value="СС / СС: Сигнализация от ТЗ"/>
+                  <w:listItem w:displayText="СС / СС: Сигнализация от ТС" w:value="СС / СС: Сигнализация от ТС"/>
                   <w:listItem w:displayText="СС / СС: Сигнализация цепей опер.тока" w:value="СС / СС: Сигнализация цепей опер.тока"/>
                   <w:listItem w:displayText="СС / СС: Сигнализация цепей опер.тока НН" w:value="СС / СС: Сигнализация цепей опер.тока НН"/>
+                  <w:listItem w:displayText="СС / СС: ТЗ заблокирована" w:value="СС / СС: ТЗ заблокирована"/>
                   <w:listItem w:displayText="ТК ЗДЗ / ТК ЗДЗ: Пуск" w:value="ТК ЗДЗ / ТК ЗДЗ: Пуск"/>
-                  <w:listItem w:displayText="ТК ЗДЗ / ТК ЗДЗ: Пуск ИО максимального тока" w:value="ТК ЗДЗ / ТК ЗДЗ: Пуск ИО максимального тока"/>
+                  <w:listItem w:displayText="ТК ЗДЗ / ТК ЗДЗ: Пуск ИО тока" w:value="ТК ЗДЗ / ТК ЗДЗ: Пуск ИО тока"/>
                   <w:listItem w:displayText="ТК ЗДЗ / ТК ЗДЗ: Функция введена в работу" w:value="ТК ЗДЗ / ТК ЗДЗ: Функция введена в работу"/>
                   <w:listItem w:displayText="ТК ЗДЗ / ТК ЗДЗ: Функция оперативно выведена из работы" w:value="ТК ЗДЗ / ТК ЗДЗ: Функция оперативно выведена из работы"/>
-                  <w:listItem w:displayText="ТО / ТО: Пуск" w:value="ТО / ТО: Пуск"/>
-                  <w:listItem w:displayText="ТО / ТО: Пуск ИО максимального тока" w:value="ТО / ТО: Пуск ИО максимального тока"/>
-                  <w:listItem w:displayText="ТО / ТО: Срабатывание" w:value="ТО / ТО: Срабатывание"/>
-                  <w:listItem w:displayText="ТО / ТО: Срабатывание на сигнал" w:value="ТО / ТО: Срабатывание на сигнал"/>
-                  <w:listItem w:displayText="ТО / ТО: Функция введена в работу" w:value="ТО / ТО: Функция введена в работу"/>
-                  <w:listItem w:displayText="ТО / ТО: Функция оперативно выведена из работы" w:value="ТО / ТО: Функция оперативно выведена из работы"/>
+                  <w:listItem w:displayText="ТО ЗПО / ТО ЗПО ВН: Пуск" w:value="ТО ЗПО / ТО ЗПО ВН: Пуск"/>
+                  <w:listItem w:displayText="ТО ЗПО / ТО ЗПО ВН: Пуск ИО тока" w:value="ТО ЗПО / ТО ЗПО ВН: Пуск ИО тока"/>
+                  <w:listItem w:displayText="ТО ЗПО / ТО ЗПО ВН: Функция введена в работу" w:value="ТО ЗПО / ТО ЗПО ВН: Функция введена в работу"/>
+                  <w:listItem w:displayText="ТО ЗПО / ТО ЗПО ВН: Функция оперативно выведена из работы" w:value="ТО ЗПО / ТО ЗПО ВН: Функция оперативно выведена из работы"/>
+                  <w:listItem w:displayText="ТО ЗПО / ТО ЗПО НН (НН2): Пуск" w:value="ТО ЗПО / ТО ЗПО НН (НН2): Пуск"/>
+                  <w:listItem w:displayText="ТО ЗПО / ТО ЗПО НН (НН2): Пуск ИО тока" w:value="ТО ЗПО / ТО ЗПО НН (НН2): Пуск ИО тока"/>
+                  <w:listItem w:displayText="ТО ЗПО / ТО ЗПО НН (НН2): Функция введена в работу" w:value="ТО ЗПО / ТО ЗПО НН (НН2): Функция введена в работу"/>
+                  <w:listItem w:displayText="ТО ЗПО / ТО ЗПО НН (НН2): Функция оперативно выведена из работы" w:value="ТО ЗПО / ТО ЗПО НН (НН2): Функция оперативно выведена из работы"/>
+                  <w:listItem w:displayText="ТО ЗПО / ТО ЗПО СН (НН1): Пуск" w:value="ТО ЗПО / ТО ЗПО СН (НН1): Пуск"/>
+                  <w:listItem w:displayText="ТО ЗПО / ТО ЗПО СН (НН1): Пуск ИО тока" w:value="ТО ЗПО / ТО ЗПО СН (НН1): Пуск ИО тока"/>
+                  <w:listItem w:displayText="ТО ЗПО / ТО ЗПО СН (НН1): Функция введена в работу" w:value="ТО ЗПО / ТО ЗПО СН (НН1): Функция введена в работу"/>
+                  <w:listItem w:displayText="ТО ЗПО / ТО ЗПО СН (НН1): Функция оперативно выведена из работы" w:value="ТО ЗПО / ТО ЗПО СН (НН1): Функция оперативно выведена из работы"/>
+                  <w:listItem w:displayText="ТО ЗПО / ТО ЗПО_общ: Пуск" w:value="ТО ЗПО / ТО ЗПО_общ: Пуск"/>
+                  <w:listItem w:displayText="ТО ЗПО / ТО ЗПО_общ: Функция введена в работу" w:value="ТО ЗПО / ТО ЗПО_общ: Функция введена в работу"/>
                   <w:listItem w:displayText="ТО РПН / ТО РПН: Пуск" w:value="ТО РПН / ТО РПН: Пуск"/>
                   <w:listItem w:displayText="ТО РПН / ТО РПН: Пуск ИО тока" w:value="ТО РПН / ТО РПН: Пуск ИО тока"/>
                   <w:listItem w:displayText="ТО РПН / ТО РПН: Функция введена в работу" w:value="ТО РПН / ТО РПН: Функция введена в работу"/>
                   <w:listItem w:displayText="ТО РПН / ТО РПН: Функция оперативно выведена из работы" w:value="ТО РПН / ТО РПН: Функция оперативно выведена из работы"/>
-                  <w:listItem w:displayText="УВ / УВ: Включить" w:value="УВ / УВ: Включить"/>
-                  <w:listItem w:displayText="УВ / УВ: Функция введена в работу" w:value="УВ / УВ: Функция введена в работу"/>
-                  <w:listItem w:displayText="УВ / УВ: Функция оперативно выведена из работы" w:value="УВ / УВ: Функция оперативно выведена из работы"/>
                   <w:listItem w:displayText="УРОВ ВН / УРОВ: Пуск" w:value="УРОВ ВН / УРОВ: Пуск"/>
                   <w:listItem w:displayText="УРОВ ВН / УРОВ: Пуск ИО максимального тока" w:value="УРОВ ВН / УРОВ: Пуск ИО максимального тока"/>
                   <w:listItem w:displayText="УРОВ ВН / УРОВ: Срабатывание" w:value="УРОВ ВН / УРОВ: Срабатывание"/>
                   <w:listItem w:displayText="УРОВ ВН / УРОВ: Срабатывание «на себя»" w:value="УРОВ ВН / УРОВ: Срабатывание «на себя»"/>
-                  <w:listItem w:displayText="УРОВ ВН / УРОВ: Ускорение" w:value="УРОВ ВН / УРОВ: Ускорение"/>
                   <w:listItem w:displayText="УРОВ ВН / УРОВ: Функция введена в работу" w:value="УРОВ ВН / УРОВ: Функция введена в работу"/>
                   <w:listItem w:displayText="УРОВ ВН / УРОВ: Функция оперативно выведена из работы" w:value="УРОВ ВН / УРОВ: Функция оперативно выведена из работы"/>
                 </w:dropDownList>
@@ -2751,74 +2732,103 @@
                 <w:id w:val="0"/>
                 <w:dropDownList>
                   <w:listItem w:displayText="Не назначено" w:value=""/>
-                  <w:listItem w:displayText="ЗОП / ЗОП: Пуск" w:value="ЗОП / ЗОП: Пуск"/>
-                  <w:listItem w:displayText="ЗОП / ЗОП: Пуск ИО по несимметрии токов прямой и обратной последовательности" w:value="ЗОП / ЗОП: Пуск ИО по несимметрии токов прямой и обратной последовательности"/>
-                  <w:listItem w:displayText="ЗОП / ЗОП: Пуск ИО тока обратной последовательности" w:value="ЗОП / ЗОП: Пуск ИО тока обратной последовательности"/>
-                  <w:listItem w:displayText="ЗОП / ЗОП: Срабатывание" w:value="ЗОП / ЗОП: Срабатывание"/>
-                  <w:listItem w:displayText="ЗОП / ЗОП: Срабатывание на сигнал" w:value="ЗОП / ЗОП: Срабатывание на сигнал"/>
-                  <w:listItem w:displayText="ЗОП / ЗОП: Функция введена в работу" w:value="ЗОП / ЗОП: Функция введена в работу"/>
-                  <w:listItem w:displayText="ЗОП / ЗОП: Функция оперативно выведена из работы" w:value="ЗОП / ЗОП: Функция оперативно выведена из работы"/>
-                  <w:listItem w:displayText="ЗП / ЗП: Пуск" w:value="ЗП / ЗП: Пуск"/>
-                  <w:listItem w:displayText="ЗП / ЗП: Пуск ИО максимального тока" w:value="ЗП / ЗП: Пуск ИО максимального тока"/>
+                  <w:listItem w:displayText="ДЗТ / БВКЗ: Срабатывание БВКЗ" w:value="ДЗТ / БВКЗ: Срабатывание БВКЗ"/>
+                  <w:listItem w:displayText="ДЗТ / БВКЗ: Срабатывание БВКЗ по фазе A" w:value="ДЗТ / БВКЗ: Срабатывание БВКЗ по фазе A"/>
+                  <w:listItem w:displayText="ДЗТ / БВКЗ: Срабатывание БВКЗ по фазе B" w:value="ДЗТ / БВКЗ: Срабатывание БВКЗ по фазе B"/>
+                  <w:listItem w:displayText="ДЗТ / БВКЗ: Срабатывание БВКЗ по фазе C" w:value="ДЗТ / БВКЗ: Срабатывание БВКЗ по фазе C"/>
+                  <w:listItem w:displayText="ДЗТ / Д2Г: Пуск Д2Г" w:value="ДЗТ / Д2Г: Пуск Д2Г"/>
+                  <w:listItem w:displayText="ДЗТ / Д2Г: Пуск Д2Г по фазе A" w:value="ДЗТ / Д2Г: Пуск Д2Г по фазе A"/>
+                  <w:listItem w:displayText="ДЗТ / Д2Г: Пуск Д2Г по фазе B" w:value="ДЗТ / Д2Г: Пуск Д2Г по фазе B"/>
+                  <w:listItem w:displayText="ДЗТ / Д2Г: Пуск Д2Г по фазе C" w:value="ДЗТ / Д2Г: Пуск Д2Г по фазе C"/>
+                  <w:listItem w:displayText="ДЗТ / Д5Г: Пуск Д5Г" w:value="ДЗТ / Д5Г: Пуск Д5Г"/>
+                  <w:listItem w:displayText="ДЗТ / Д5Г: Пуск Д5Г по фазе A" w:value="ДЗТ / Д5Г: Пуск Д5Г по фазе A"/>
+                  <w:listItem w:displayText="ДЗТ / Д5Г: Пуск Д5Г по фазе B" w:value="ДЗТ / Д5Г: Пуск Д5Г по фазе B"/>
+                  <w:listItem w:displayText="ДЗТ / Д5Г: Пуск Д5Г по фазе C" w:value="ДЗТ / Д5Г: Пуск Д5Г по фазе C"/>
+                  <w:listItem w:displayText="ДЗТ / ДЗТ: Срабатывание ДЗТ" w:value="ДЗТ / ДЗТ: Срабатывание ДЗТ"/>
+                  <w:listItem w:displayText="ДЗТ / ДТЗт: Пуск ДТЗт" w:value="ДЗТ / ДТЗт: Пуск ДТЗт"/>
+                  <w:listItem w:displayText="ДЗТ / ДТЗт: Пуск ДТЗт по фазе A" w:value="ДЗТ / ДТЗт: Пуск ДТЗт по фазе A"/>
+                  <w:listItem w:displayText="ДЗТ / ДТЗт: Пуск ДТЗт по фазе B" w:value="ДЗТ / ДТЗт: Пуск ДТЗт по фазе B"/>
+                  <w:listItem w:displayText="ДЗТ / ДТЗт: Пуск ДТЗт по фазе C" w:value="ДЗТ / ДТЗт: Пуск ДТЗт по фазе C"/>
+                  <w:listItem w:displayText="ДЗТ / ДТЗт: Пуск ИО по фазе A" w:value="ДЗТ / ДТЗт: Пуск ИО по фазе A"/>
+                  <w:listItem w:displayText="ДЗТ / ДТЗт: Пуск ИО по фазе B" w:value="ДЗТ / ДТЗт: Пуск ИО по фазе B"/>
+                  <w:listItem w:displayText="ДЗТ / ДТЗт: Пуск ИО по фазе C" w:value="ДЗТ / ДТЗт: Пуск ИО по фазе C"/>
+                  <w:listItem w:displayText="ДЗТ / ДТЗт: Срабатывание ДТЗт" w:value="ДЗТ / ДТЗт: Срабатывание ДТЗт"/>
+                  <w:listItem w:displayText="ДЗТ / ДТЗт: Срабатывание ДТЗт на сигнал" w:value="ДЗТ / ДТЗт: Срабатывание ДТЗт на сигнал"/>
+                  <w:listItem w:displayText="ДЗТ / ДТЗт: Срабатывание ДТЗт по фазе A" w:value="ДЗТ / ДТЗт: Срабатывание ДТЗт по фазе A"/>
+                  <w:listItem w:displayText="ДЗТ / ДТЗт: Срабатывание ДТЗт по фазе A на сигнал" w:value="ДЗТ / ДТЗт: Срабатывание ДТЗт по фазе A на сигнал"/>
+                  <w:listItem w:displayText="ДЗТ / ДТЗт: Срабатывание ДТЗт по фазе B" w:value="ДЗТ / ДТЗт: Срабатывание ДТЗт по фазе B"/>
+                  <w:listItem w:displayText="ДЗТ / ДТЗт: Срабатывание ДТЗт по фазе B на сигнал" w:value="ДЗТ / ДТЗт: Срабатывание ДТЗт по фазе B на сигнал"/>
+                  <w:listItem w:displayText="ДЗТ / ДТЗт: Срабатывание ДТЗт по фазе C" w:value="ДЗТ / ДТЗт: Срабатывание ДТЗт по фазе C"/>
+                  <w:listItem w:displayText="ДЗТ / ДТЗт: Срабатывание ДТЗт по фазе C на сигнал" w:value="ДЗТ / ДТЗт: Срабатывание ДТЗт по фазе C на сигнал"/>
+                  <w:listItem w:displayText="ДЗТ / ДТЗт: Функция введена в работу" w:value="ДЗТ / ДТЗт: Функция введена в работу"/>
+                  <w:listItem w:displayText="ДЗТ / ДТЗт: Функция оперативно выведена из работы" w:value="ДЗТ / ДТЗт: Функция оперативно выведена из работы"/>
+                  <w:listItem w:displayText="ДЗТ / ДТО: Пуск ДТО" w:value="ДЗТ / ДТО: Пуск ДТО"/>
+                  <w:listItem w:displayText="ДЗТ / ДТО: Пуск ДТО по фазе A" w:value="ДЗТ / ДТО: Пуск ДТО по фазе A"/>
+                  <w:listItem w:displayText="ДЗТ / ДТО: Пуск ДТО по фазе B" w:value="ДЗТ / ДТО: Пуск ДТО по фазе B"/>
+                  <w:listItem w:displayText="ДЗТ / ДТО: Пуск ДТО по фазе C" w:value="ДЗТ / ДТО: Пуск ДТО по фазе C"/>
+                  <w:listItem w:displayText="ДЗТ / ДТО: Пуск ИО по фазе A" w:value="ДЗТ / ДТО: Пуск ИО по фазе A"/>
+                  <w:listItem w:displayText="ДЗТ / ДТО: Пуск ИО по фазе B" w:value="ДЗТ / ДТО: Пуск ИО по фазе B"/>
+                  <w:listItem w:displayText="ДЗТ / ДТО: Пуск ИО по фазе C" w:value="ДЗТ / ДТО: Пуск ИО по фазе C"/>
+                  <w:listItem w:displayText="ДЗТ / ДТО: Срабатывание ДТО" w:value="ДЗТ / ДТО: Срабатывание ДТО"/>
+                  <w:listItem w:displayText="ДЗТ / ДТО: Срабатывание ДТО на сигнал" w:value="ДЗТ / ДТО: Срабатывание ДТО на сигнал"/>
+                  <w:listItem w:displayText="ДЗТ / ДТО: Срабатывание ДТО по фазе A" w:value="ДЗТ / ДТО: Срабатывание ДТО по фазе A"/>
+                  <w:listItem w:displayText="ДЗТ / ДТО: Срабатывание ДТО по фазе A на сигнал" w:value="ДЗТ / ДТО: Срабатывание ДТО по фазе A на сигнал"/>
+                  <w:listItem w:displayText="ДЗТ / ДТО: Срабатывание ДТО по фазе B" w:value="ДЗТ / ДТО: Срабатывание ДТО по фазе B"/>
+                  <w:listItem w:displayText="ДЗТ / ДТО: Срабатывание ДТО по фазе B на сигнал" w:value="ДЗТ / ДТО: Срабатывание ДТО по фазе B на сигнал"/>
+                  <w:listItem w:displayText="ДЗТ / ДТО: Срабатывание ДТО по фазе C" w:value="ДЗТ / ДТО: Срабатывание ДТО по фазе C"/>
+                  <w:listItem w:displayText="ДЗТ / ДТО: Срабатывание ДТО по фазе C на сигнал" w:value="ДЗТ / ДТО: Срабатывание ДТО по фазе C на сигнал"/>
+                  <w:listItem w:displayText="ДЗТ / ДТО: Функция введена в работу" w:value="ДЗТ / ДТО: Функция введена в работу"/>
+                  <w:listItem w:displayText="ДЗТ / ДТО: Функция оперативно выведена из работы" w:value="ДЗТ / ДТО: Функция оперативно выведена из работы"/>
+                  <w:listItem w:displayText="ДЗТ / КЦТнеб: Неисправность" w:value="ДЗТ / КЦТнеб: Неисправность"/>
+                  <w:listItem w:displayText="ДЗТ / КЦТнеб: Срабатывание" w:value="ДЗТ / КЦТнеб: Срабатывание"/>
+                  <w:listItem w:displayText="ДЗТ / КЦТнеб: Срабатывание фазы A" w:value="ДЗТ / КЦТнеб: Срабатывание фазы A"/>
+                  <w:listItem w:displayText="ДЗТ / КЦТнеб: Срабатывание фазы B" w:value="ДЗТ / КЦТнеб: Срабатывание фазы B"/>
+                  <w:listItem w:displayText="ДЗТ / КЦТнеб: Срабатывание фазы C" w:value="ДЗТ / КЦТнеб: Срабатывание фазы C"/>
+                  <w:listItem w:displayText="ДЗТ / КЦТнеб: Функция введена в работу" w:value="ДЗТ / КЦТнеб: Функция введена в работу"/>
+                  <w:listItem w:displayText="ДЗТ / КЦТнеб: Функция оперативно выведена из работы" w:value="ДЗТ / КЦТнеб: Функция оперативно выведена из работы"/>
+                  <w:listItem w:displayText="ЗП / ЗП ВН: Пуск" w:value="ЗП / ЗП ВН: Пуск"/>
+                  <w:listItem w:displayText="ЗП / ЗП ВН: Пуск ИО максимального тока" w:value="ЗП / ЗП ВН: Пуск ИО максимального тока"/>
+                  <w:listItem w:displayText="ЗП / ЗП ВН: Срабатывание" w:value="ЗП / ЗП ВН: Срабатывание"/>
+                  <w:listItem w:displayText="ЗП / ЗП ВН: Срабатывание на отключение" w:value="ЗП / ЗП ВН: Срабатывание на отключение"/>
+                  <w:listItem w:displayText="ЗП / ЗП ВН: Функция введена в работу" w:value="ЗП / ЗП ВН: Функция введена в работу"/>
+                  <w:listItem w:displayText="ЗП / ЗП ВН: Функция оперативно выведена из работы" w:value="ЗП / ЗП ВН: Функция оперативно выведена из работы"/>
+                  <w:listItem w:displayText="ЗП / ЗП НН (НН2): Пуск" w:value="ЗП / ЗП НН (НН2): Пуск"/>
+                  <w:listItem w:displayText="ЗП / ЗП НН (НН2): Пуск ИО максимального тока" w:value="ЗП / ЗП НН (НН2): Пуск ИО максимального тока"/>
+                  <w:listItem w:displayText="ЗП / ЗП НН (НН2): Срабатывание" w:value="ЗП / ЗП НН (НН2): Срабатывание"/>
+                  <w:listItem w:displayText="ЗП / ЗП НН (НН2): Срабатывание на отключение" w:value="ЗП / ЗП НН (НН2): Срабатывание на отключение"/>
+                  <w:listItem w:displayText="ЗП / ЗП НН (НН2): Функция введена в работу" w:value="ЗП / ЗП НН (НН2): Функция введена в работу"/>
+                  <w:listItem w:displayText="ЗП / ЗП НН (НН2): Функция оперативно выведена из работы" w:value="ЗП / ЗП НН (НН2): Функция оперативно выведена из работы"/>
+                  <w:listItem w:displayText="ЗП / ЗП СН (НН1): Пуск" w:value="ЗП / ЗП СН (НН1): Пуск"/>
+                  <w:listItem w:displayText="ЗП / ЗП СН (НН1): Пуск ИО максимального тока" w:value="ЗП / ЗП СН (НН1): Пуск ИО максимального тока"/>
+                  <w:listItem w:displayText="ЗП / ЗП СН (НН1): Срабатывание" w:value="ЗП / ЗП СН (НН1): Срабатывание"/>
+                  <w:listItem w:displayText="ЗП / ЗП СН (НН1): Срабатывание на отключение" w:value="ЗП / ЗП СН (НН1): Срабатывание на отключение"/>
+                  <w:listItem w:displayText="ЗП / ЗП СН (НН1): Функция введена в работу" w:value="ЗП / ЗП СН (НН1): Функция введена в работу"/>
+                  <w:listItem w:displayText="ЗП / ЗП СН (НН1): Функция оперативно выведена из работы" w:value="ЗП / ЗП СН (НН1): Функция оперативно выведена из работы"/>
                   <w:listItem w:displayText="ЗП / ЗП: Срабатывание" w:value="ЗП / ЗП: Срабатывание"/>
-                  <w:listItem w:displayText="ЗП / ЗП: Срабатывание на отключение" w:value="ЗП / ЗП: Срабатывание на отключение"/>
-                  <w:listItem w:displayText="ЗП / ЗП: Функция введена в работу" w:value="ЗП / ЗП: Функция введена в работу"/>
-                  <w:listItem w:displayText="ЗП / ЗП: Функция оперативно выведена из работы" w:value="ЗП / ЗП: Функция оперативно выведена из работы"/>
-                  <w:listItem w:displayText="КА / В: Выключатель включен" w:value="КА / В: Выключатель включен"/>
-                  <w:listItem w:displayText="КА / В: Выключатель отключен" w:value="КА / В: Выключатель отключен"/>
-                  <w:listItem w:displayText="КА / В: Команда «включить» выключатель через выходное реле" w:value="КА / В: Команда «включить» выключатель через выходное реле"/>
-                  <w:listItem w:displayText="КА / В: Команда «отключить» выключатель через выходное реле" w:value="КА / В: Команда «отключить» выключатель через выходное реле"/>
-                  <w:listItem w:displayText="КА / В: Неисправное положение выключателя" w:value="КА / В: Неисправное положение выключателя"/>
-                  <w:listItem w:displayText="КА / В: Промежуточное положение выключателя" w:value="КА / В: Промежуточное положение выключателя"/>
-                  <w:listItem w:displayText="КА / В: Функция введена в работу" w:value="КА / В: Функция введена в работу"/>
-                  <w:listItem w:displayText="КА / КА: Функция введена в работу" w:value="КА / КА: Функция введена в работу"/>
-                  <w:listItem w:displayText="КА / КА: Функция оперативно выведена из работы" w:value="КА / КА: Функция оперативно выведена из работы"/>
-                  <w:listItem w:displayText="КП / КП: Функция введена в работу" w:value="КП / КП: Функция введена в работу"/>
-                  <w:listItem w:displayText="КП / КП: Функция оперативно выведена из работы" w:value="КП / КП: Функция оперативно выведена из работы"/>
-                  <w:listItem w:displayText="КП / УВ: Включить выключатель" w:value="КП / УВ: Включить выключатель"/>
-                  <w:listItem w:displayText="КП / УВ: Идет переключение" w:value="КП / УВ: Идет переключение"/>
-                  <w:listItem w:displayText="КП / УВ: Отключить выключатель" w:value="КП / УВ: Отключить выключатель"/>
-                  <w:listItem w:displayText="КП / УВ: Поведение местного управления" w:value="КП / УВ: Поведение местного управления"/>
-                  <w:listItem w:displayText="КП / УВ: Положение В (Включено)" w:value="КП / УВ: Положение В (Включено)"/>
-                  <w:listItem w:displayText="КП / УВ: Положение В (Не определено)" w:value="КП / УВ: Положение В (Не определено)"/>
-                  <w:listItem w:displayText="КП / УВ: Положение В (Неисправность)" w:value="КП / УВ: Положение В (Неисправность)"/>
-                  <w:listItem w:displayText="КП / УВ: Положение В (Отключено)" w:value="КП / УВ: Положение В (Отключено)"/>
-                  <w:listItem w:displayText="КП / УВ: Положение ключа режима управления" w:value="КП / УВ: Положение ключа режима управления"/>
-                  <w:listItem w:displayText="КП / УВ: Право переключения на уровне станции" w:value="КП / УВ: Право переключения на уровне станции"/>
-                  <w:listItem w:displayText="КП / УВ: Сигнал превышения допустимого времени переключения" w:value="КП / УВ: Сигнал превышения допустимого времени переключения"/>
-                  <w:listItem w:displayText="КП / УВ: Функция введена в работу" w:value="КП / УВ: Функция введена в работу"/>
-                  <w:listItem w:displayText="КРВ / КРВ: Превышен коммутационный ресурс выключателя" w:value="КРВ / КРВ: Превышен коммутационный ресурс выключателя"/>
-                  <w:listItem w:displayText="КРВ / КРВ: Превышен механический ресурс выключателя" w:value="КРВ / КРВ: Превышен механический ресурс выключателя"/>
-                  <w:listItem w:displayText="КРВ / КРВ: Превышен ресурс выключателя" w:value="КРВ / КРВ: Превышен ресурс выключателя"/>
-                  <w:listItem w:displayText="КРВ / КРВ: Функция введена в работу" w:value="КРВ / КРВ: Функция введена в работу"/>
-                  <w:listItem w:displayText="КСВ / КСВ: Блокировка включения В" w:value="КСВ / КСВ: Блокировка включения В"/>
-                  <w:listItem w:displayText="КСВ / КСВ: Блокировка отключения В" w:value="КСВ / КСВ: Блокировка отключения В"/>
-                  <w:listItem w:displayText="КСВ / КСВ: В аварийно отключен" w:value="КСВ / КСВ: В аварийно отключен"/>
-                  <w:listItem w:displayText="КСВ / КСВ: В самопроизвольно отключен" w:value="КСВ / КСВ: В самопроизвольно отключен"/>
-                  <w:listItem w:displayText="КСВ / КСВ: Защита ЭМВ" w:value="КСВ / КСВ: Защита ЭМВ"/>
-                  <w:listItem w:displayText="КСВ / КСВ: Защита ЭМО1" w:value="КСВ / КСВ: Защита ЭМО1"/>
-                  <w:listItem w:displayText="КСВ / КСВ: Защита ЭМО2" w:value="КСВ / КСВ: Защита ЭМО2"/>
-                  <w:listItem w:displayText="КСВ / КСВ: Неисправность В" w:value="КСВ / КСВ: Неисправность В"/>
-                  <w:listItem w:displayText="КСВ / КСВ: Неисправность цепей ЭМУ" w:value="КСВ / КСВ: Неисправность цепей ЭМУ"/>
-                  <w:listItem w:displayText="КСВ / КСВ: Реле фиксации команды" w:value="КСВ / КСВ: Реле фиксации команды"/>
-                  <w:listItem w:displayText="КСВ / КСВ: Функция введена в работу" w:value="КСВ / КСВ: Функция введена в работу"/>
-                  <w:listItem w:displayText="КСВ / КСВ: Функция оперативно выведена из работы" w:value="КСВ / КСВ: Функция оперативно выведена из работы"/>
-                  <w:listItem w:displayText="КЦН НН1 / КЦН: Неисправность цепей напряжения" w:value="КЦН НН1 / КЦН: Неисправность цепей напряжения"/>
-                  <w:listItem w:displayText="КЦН НН1 / КЦН: Пуск" w:value="КЦН НН1 / КЦН: Пуск"/>
-                  <w:listItem w:displayText="КЦН НН1 / КЦН: Пуск органа максимального напряжения ОП" w:value="КЦН НН1 / КЦН: Пуск органа максимального напряжения ОП"/>
-                  <w:listItem w:displayText="КЦН НН1 / КЦН: Пуск органа минимального напряжения" w:value="КЦН НН1 / КЦН: Пуск органа минимального напряжения"/>
-                  <w:listItem w:displayText="КЦН НН1 / КЦН: Функция введена в работу" w:value="КЦН НН1 / КЦН: Функция введена в работу"/>
-                  <w:listItem w:displayText="КЦН НН1 / КЦН: Функция оперативно выведена из работы" w:value="КЦН НН1 / КЦН: Функция оперативно выведена из работы"/>
-                  <w:listItem w:displayText="КЦН НН2 / КЦН: Неисправность цепей напряжения" w:value="КЦН НН2 / КЦН: Неисправность цепей напряжения"/>
-                  <w:listItem w:displayText="КЦН НН2 / КЦН: Пуск" w:value="КЦН НН2 / КЦН: Пуск"/>
-                  <w:listItem w:displayText="КЦН НН2 / КЦН: Пуск органа максимального напряжения ОП" w:value="КЦН НН2 / КЦН: Пуск органа максимального напряжения ОП"/>
-                  <w:listItem w:displayText="КЦН НН2 / КЦН: Пуск органа минимального напряжения" w:value="КЦН НН2 / КЦН: Пуск органа минимального напряжения"/>
-                  <w:listItem w:displayText="КЦН НН2 / КЦН: Функция введена в работу" w:value="КЦН НН2 / КЦН: Функция введена в работу"/>
-                  <w:listItem w:displayText="КЦН НН2 / КЦН: Функция оперативно выведена из работы" w:value="КЦН НН2 / КЦН: Функция оперативно выведена из работы"/>
-                  <w:listItem w:displayText="ЛЗТ / ЛЗТ: Пуск" w:value="ЛЗТ / ЛЗТ: Пуск"/>
-                  <w:listItem w:displayText="ЛЗТ / ЛЗТ: Срабатывание" w:value="ЛЗТ / ЛЗТ: Срабатывание"/>
-                  <w:listItem w:displayText="ЛЗТ / ЛЗТ: Функция введена в работу" w:value="ЛЗТ / ЛЗТ: Функция введена в работу"/>
-                  <w:listItem w:displayText="ЛЗТ / ЛЗТ: Функция оперативно выведена из работы" w:value="ЛЗТ / ЛЗТ: Функция оперативно выведена из работы"/>
+                  <w:listItem w:displayText="ЗПО / ЗПО: Пуск" w:value="ЗПО / ЗПО: Пуск"/>
+                  <w:listItem w:displayText="ЗПО / ЗПО: Срабатывание" w:value="ЗПО / ЗПО: Срабатывание"/>
+                  <w:listItem w:displayText="ЗПО / ЗПО: Срабатывание на сигнал" w:value="ЗПО / ЗПО: Срабатывание на сигнал"/>
+                  <w:listItem w:displayText="ЗПО / ЗПО: Функция введена в работу" w:value="ЗПО / ЗПО: Функция введена в работу"/>
+                  <w:listItem w:displayText="ЗПО / ЗПО: Функция оперативно выведена из работы" w:value="ЗПО / ЗПО: Функция оперативно выведена из работы"/>
+                  <w:listItem w:displayText="КЦТ / КЦТ: Срабатывание КЦТ" w:value="КЦТ / КЦТ: Срабатывание КЦТ"/>
+                  <w:listItem w:displayText="КЦТ / КЦТст1: Пуск КЦТст при асимметрии" w:value="КЦТ / КЦТст1: Пуск КЦТст при асимметрии"/>
+                  <w:listItem w:displayText="КЦТ / КЦТст1: Пуск КЦТст при обрыве провода" w:value="КЦТ / КЦТст1: Пуск КЦТст при обрыве провода"/>
+                  <w:listItem w:displayText="КЦТ / КЦТст1: Срабатывание КЦТст при асимметрии" w:value="КЦТ / КЦТст1: Срабатывание КЦТст при асимметрии"/>
+                  <w:listItem w:displayText="КЦТ / КЦТст1: Срабатывание КЦТст при обрыве провода" w:value="КЦТ / КЦТст1: Срабатывание КЦТст при обрыве провода"/>
+                  <w:listItem w:displayText="КЦТ / КЦТст1: Функция введена в работу" w:value="КЦТ / КЦТст1: Функция введена в работу"/>
+                  <w:listItem w:displayText="КЦТ / КЦТст1: Функция оперативно выведена из работы" w:value="КЦТ / КЦТст1: Функция оперативно выведена из работы"/>
+                  <w:listItem w:displayText="КЦТ / КЦТст2: Пуск КЦТст при асимметрии" w:value="КЦТ / КЦТст2: Пуск КЦТст при асимметрии"/>
+                  <w:listItem w:displayText="КЦТ / КЦТст2: Пуск КЦТст при обрыве провода" w:value="КЦТ / КЦТст2: Пуск КЦТст при обрыве провода"/>
+                  <w:listItem w:displayText="КЦТ / КЦТст2: Срабатывание КЦТст при асимметрии" w:value="КЦТ / КЦТст2: Срабатывание КЦТст при асимметрии"/>
+                  <w:listItem w:displayText="КЦТ / КЦТст2: Срабатывание КЦТст при обрыве провода" w:value="КЦТ / КЦТст2: Срабатывание КЦТст при обрыве провода"/>
+                  <w:listItem w:displayText="КЦТ / КЦТст2: Функция введена в работу" w:value="КЦТ / КЦТст2: Функция введена в работу"/>
+                  <w:listItem w:displayText="КЦТ / КЦТст2: Функция оперативно выведена из работы" w:value="КЦТ / КЦТст2: Функция оперативно выведена из работы"/>
+                  <w:listItem w:displayText="КЦТ / КЦТст3: Пуск КЦТст при асимметрии" w:value="КЦТ / КЦТст3: Пуск КЦТст при асимметрии"/>
+                  <w:listItem w:displayText="КЦТ / КЦТст3: Пуск КЦТст при обрыве провода" w:value="КЦТ / КЦТст3: Пуск КЦТст при обрыве провода"/>
+                  <w:listItem w:displayText="КЦТ / КЦТст3: Срабатывание КЦТст при асимметрии" w:value="КЦТ / КЦТст3: Срабатывание КЦТст при асимметрии"/>
+                  <w:listItem w:displayText="КЦТ / КЦТст3: Срабатывание КЦТст при обрыве провода" w:value="КЦТ / КЦТст3: Срабатывание КЦТст при обрыве провода"/>
+                  <w:listItem w:displayText="КЦТ / КЦТст3: Функция введена в работу" w:value="КЦТ / КЦТст3: Функция введена в работу"/>
+                  <w:listItem w:displayText="КЦТ / КЦТст3: Функция оперативно выведена из работы" w:value="КЦТ / КЦТст3: Функция оперативно выведена из работы"/>
                   <w:listItem w:displayText="ЛО ВН / ЛО: Отключение" w:value="ЛО ВН / ЛО: Отключение"/>
                   <w:listItem w:displayText="ЛО ВН / ЛО: Отключить аварийно" w:value="ЛО ВН / ЛО: Отключить аварийно"/>
                   <w:listItem w:displayText="ЛО ВН / ЛО: Функция введена в работу" w:value="ЛО ВН / ЛО: Функция введена в работу"/>
@@ -2838,9 +2848,6 @@
                   <w:listItem w:displayText="ЛО ГЗсигн / ЛО: Срабатывание на сигнал" w:value="ЛО ГЗсигн / ЛО: Срабатывание на сигнал"/>
                   <w:listItem w:displayText="ЛО ГЗсигн / ЛО: Функция введена в работу" w:value="ЛО ГЗсигн / ЛО: Функция введена в работу"/>
                   <w:listItem w:displayText="ЛО ГЗсигн / ЛО: Функция оперативно выведена из работы" w:value="ЛО ГЗсигн / ЛО: Функция оперативно выведена из работы"/>
-                  <w:listItem w:displayText="ЛО НН1 / ЗАВР: Запрет АВР" w:value="ЛО НН1 / ЗАВР: Запрет АВР"/>
-                  <w:listItem w:displayText="ЛО НН1 / ЗАВР: Функция введена в работу" w:value="ЛО НН1 / ЗАВР: Функция введена в работу"/>
-                  <w:listItem w:displayText="ЛО НН1 / ЗАВР: Функция оперативно выведена из работы" w:value="ЛО НН1 / ЗАВР: Функция оперативно выведена из работы"/>
                   <w:listItem w:displayText="ЛО НН1 / ЗАПВ: Запрет АПВ" w:value="ЛО НН1 / ЗАПВ: Запрет АПВ"/>
                   <w:listItem w:displayText="ЛО НН1 / ЗАПВ: Функция введена в работу" w:value="ЛО НН1 / ЗАПВ: Функция введена в работу"/>
                   <w:listItem w:displayText="ЛО НН1 / ЗАПВ: Функция оперативно выведена из работы" w:value="ЛО НН1 / ЗАПВ: Функция оперативно выведена из работы"/>
@@ -2848,9 +2855,6 @@
                   <w:listItem w:displayText="ЛО НН1 / ЛО: Отключить аварийно" w:value="ЛО НН1 / ЛО: Отключить аварийно"/>
                   <w:listItem w:displayText="ЛО НН1 / ЛО: Функция введена в работу" w:value="ЛО НН1 / ЛО: Функция введена в работу"/>
                   <w:listItem w:displayText="ЛО НН1 / ЛО: Функция оперативно выведена из работы" w:value="ЛО НН1 / ЛО: Функция оперативно выведена из работы"/>
-                  <w:listItem w:displayText="ЛО НН2 / ЗАВР: Запрет АВР" w:value="ЛО НН2 / ЗАВР: Запрет АВР"/>
-                  <w:listItem w:displayText="ЛО НН2 / ЗАВР: Функция введена в работу" w:value="ЛО НН2 / ЗАВР: Функция введена в работу"/>
-                  <w:listItem w:displayText="ЛО НН2 / ЗАВР: Функция оперативно выведена из работы" w:value="ЛО НН2 / ЗАВР: Функция оперативно выведена из работы"/>
                   <w:listItem w:displayText="ЛО НН2 / ЗАПВ: Запрет АПВ" w:value="ЛО НН2 / ЗАПВ: Запрет АПВ"/>
                   <w:listItem w:displayText="ЛО НН2 / ЗАПВ: Функция введена в работу" w:value="ЛО НН2 / ЗАПВ: Функция введена в работу"/>
                   <w:listItem w:displayText="ЛО НН2 / ЗАПВ: Функция оперативно выведена из работы" w:value="ЛО НН2 / ЗАПВ: Функция оперативно выведена из работы"/>
@@ -2858,84 +2862,68 @@
                   <w:listItem w:displayText="ЛО НН2 / ЛО: Отключить аварийно" w:value="ЛО НН2 / ЛО: Отключить аварийно"/>
                   <w:listItem w:displayText="ЛО НН2 / ЛО: Функция введена в работу" w:value="ЛО НН2 / ЛО: Функция введена в работу"/>
                   <w:listItem w:displayText="ЛО НН2 / ЛО: Функция оперативно выведена из работы" w:value="ЛО НН2 / ЛО: Функция оперативно выведена из работы"/>
-                  <w:listItem w:displayText="ЛО Т / ЗАВР: Запрет АВР" w:value="ЛО Т / ЗАВР: Запрет АВР"/>
-                  <w:listItem w:displayText="ЛО Т / ЗАВР: Функция введена в работу" w:value="ЛО Т / ЗАВР: Функция введена в работу"/>
-                  <w:listItem w:displayText="ЛО Т / ЗАВР: Функция оперативно выведена из работы" w:value="ЛО Т / ЗАВР: Функция оперативно выведена из работы"/>
                   <w:listItem w:displayText="ЛО Т / ЗАПВ: Запрет АПВ" w:value="ЛО Т / ЗАПВ: Запрет АПВ"/>
                   <w:listItem w:displayText="ЛО Т / ЗАПВ: Функция введена в работу" w:value="ЛО Т / ЗАПВ: Функция введена в работу"/>
                   <w:listItem w:displayText="ЛО Т / ЗАПВ: Функция оперативно выведена из работы" w:value="ЛО Т / ЗАПВ: Функция оперативно выведена из работы"/>
-                  <w:listItem w:displayText="ЛО Т / ЛО: Пуск" w:value="ЛО Т / ЛО: Пуск"/>
                   <w:listItem w:displayText="ЛО Т / ЛО: Срабатывание" w:value="ЛО Т / ЛО: Срабатывание"/>
                   <w:listItem w:displayText="ЛО Т / ЛО: Функция введена в работу" w:value="ЛО Т / ЛО: Функция введена в работу"/>
                   <w:listItem w:displayText="ЛО Т / ЛО: Функция оперативно выведена из работы" w:value="ЛО Т / ЛО: Функция оперативно выведена из работы"/>
-                  <w:listItem w:displayText="МТЗ / БЛЗШ: Блокировка" w:value="МТЗ / БЛЗШ: Блокировка"/>
-                  <w:listItem w:displayText="МТЗ / БНТ: Пуск БНТ" w:value="МТЗ / БНТ: Пуск БНТ"/>
-                  <w:listItem w:displayText="МТЗ / БНТ: Пуск БНТ по фазе A" w:value="МТЗ / БНТ: Пуск БНТ по фазе A"/>
-                  <w:listItem w:displayText="МТЗ / БНТ: Пуск БНТ по фазе B" w:value="МТЗ / БНТ: Пуск БНТ по фазе B"/>
-                  <w:listItem w:displayText="МТЗ / БНТ: Пуск БНТ по фазе C" w:value="МТЗ / БНТ: Пуск БНТ по фазе C"/>
-                  <w:listItem w:displayText="МТЗ / КПОН1: Пуск КПОН" w:value="МТЗ / КПОН1: Пуск КПОН"/>
-                  <w:listItem w:displayText="МТЗ / КПОН2: Пуск КПОН" w:value="МТЗ / КПОН2: Пуск КПОН"/>
-                  <w:listItem w:displayText="МТЗ / МТЗ 1 ст: Пуск" w:value="МТЗ / МТЗ 1 ст: Пуск"/>
-                  <w:listItem w:displayText="МТЗ / МТЗ 1 ст: Пуск ИО тока по фазе B" w:value="МТЗ / МТЗ 1 ст: Пуск ИО тока по фазе B"/>
-                  <w:listItem w:displayText="МТЗ / МТЗ 1 ст: Пуск ИО тока по фазе C" w:value="МТЗ / МТЗ 1 ст: Пуск ИО тока по фазе C"/>
-                  <w:listItem w:displayText="МТЗ / МТЗ 1 ст: Пуск ИО тока по фазе А" w:value="МТЗ / МТЗ 1 ст: Пуск ИО тока по фазе А"/>
-                  <w:listItem w:displayText="МТЗ / МТЗ 1 ст: Пуск по фазе B" w:value="МТЗ / МТЗ 1 ст: Пуск по фазе B"/>
-                  <w:listItem w:displayText="МТЗ / МТЗ 1 ст: Пуск по фазе C" w:value="МТЗ / МТЗ 1 ст: Пуск по фазе C"/>
-                  <w:listItem w:displayText="МТЗ / МТЗ 1 ст: Пуск по фазе А" w:value="МТЗ / МТЗ 1 ст: Пуск по фазе А"/>
-                  <w:listItem w:displayText="МТЗ / МТЗ 1 ст: Срабатывание" w:value="МТЗ / МТЗ 1 ст: Срабатывание"/>
-                  <w:listItem w:displayText="МТЗ / МТЗ 1 ст: Срабатывание на сигнал" w:value="МТЗ / МТЗ 1 ст: Срабатывание на сигнал"/>
-                  <w:listItem w:displayText="МТЗ / МТЗ 1 ст: Функция введена в работу" w:value="МТЗ / МТЗ 1 ст: Функция введена в работу"/>
-                  <w:listItem w:displayText="МТЗ / МТЗ 1 ст: Функция оперативно выведена из работы" w:value="МТЗ / МТЗ 1 ст: Функция оперативно выведена из работы"/>
-                  <w:listItem w:displayText="МТЗ / МТЗ 2 ст: Пуск" w:value="МТЗ / МТЗ 2 ст: Пуск"/>
-                  <w:listItem w:displayText="МТЗ / МТЗ 2 ст: Пуск ИО тока по фазе B" w:value="МТЗ / МТЗ 2 ст: Пуск ИО тока по фазе B"/>
-                  <w:listItem w:displayText="МТЗ / МТЗ 2 ст: Пуск ИО тока по фазе C" w:value="МТЗ / МТЗ 2 ст: Пуск ИО тока по фазе C"/>
-                  <w:listItem w:displayText="МТЗ / МТЗ 2 ст: Пуск ИО тока по фазе А" w:value="МТЗ / МТЗ 2 ст: Пуск ИО тока по фазе А"/>
-                  <w:listItem w:displayText="МТЗ / МТЗ 2 ст: Пуск по фазе B" w:value="МТЗ / МТЗ 2 ст: Пуск по фазе B"/>
-                  <w:listItem w:displayText="МТЗ / МТЗ 2 ст: Пуск по фазе C" w:value="МТЗ / МТЗ 2 ст: Пуск по фазе C"/>
-                  <w:listItem w:displayText="МТЗ / МТЗ 2 ст: Пуск по фазе А" w:value="МТЗ / МТЗ 2 ст: Пуск по фазе А"/>
-                  <w:listItem w:displayText="МТЗ / МТЗ 2 ст: Срабатывание" w:value="МТЗ / МТЗ 2 ст: Срабатывание"/>
-                  <w:listItem w:displayText="МТЗ / МТЗ 2 ст: Срабатывание на сигнал" w:value="МТЗ / МТЗ 2 ст: Срабатывание на сигнал"/>
-                  <w:listItem w:displayText="МТЗ / МТЗ 2 ст: Функция введена в работу" w:value="МТЗ / МТЗ 2 ст: Функция введена в работу"/>
-                  <w:listItem w:displayText="МТЗ / МТЗ 2 ст: Функция оперативно выведена из работы" w:value="МТЗ / МТЗ 2 ст: Функция оперативно выведена из работы"/>
-                  <w:listItem w:displayText="МТЗ / МТЗ 3 ст: Пуск" w:value="МТЗ / МТЗ 3 ст: Пуск"/>
-                  <w:listItem w:displayText="МТЗ / МТЗ 3 ст: Пуск ИО тока по фазе B" w:value="МТЗ / МТЗ 3 ст: Пуск ИО тока по фазе B"/>
-                  <w:listItem w:displayText="МТЗ / МТЗ 3 ст: Пуск ИО тока по фазе C" w:value="МТЗ / МТЗ 3 ст: Пуск ИО тока по фазе C"/>
-                  <w:listItem w:displayText="МТЗ / МТЗ 3 ст: Пуск ИО тока по фазе А" w:value="МТЗ / МТЗ 3 ст: Пуск ИО тока по фазе А"/>
-                  <w:listItem w:displayText="МТЗ / МТЗ 3 ст: Пуск по фазе B" w:value="МТЗ / МТЗ 3 ст: Пуск по фазе B"/>
-                  <w:listItem w:displayText="МТЗ / МТЗ 3 ст: Пуск по фазе C" w:value="МТЗ / МТЗ 3 ст: Пуск по фазе C"/>
-                  <w:listItem w:displayText="МТЗ / МТЗ 3 ст: Пуск по фазе А" w:value="МТЗ / МТЗ 3 ст: Пуск по фазе А"/>
-                  <w:listItem w:displayText="МТЗ / МТЗ 3 ст: Срабатывание" w:value="МТЗ / МТЗ 3 ст: Срабатывание"/>
-                  <w:listItem w:displayText="МТЗ / МТЗ 3 ст: Срабатывание на сигнал" w:value="МТЗ / МТЗ 3 ст: Срабатывание на сигнал"/>
-                  <w:listItem w:displayText="МТЗ / МТЗ 3 ст: Функция введена в работу" w:value="МТЗ / МТЗ 3 ст: Функция введена в работу"/>
-                  <w:listItem w:displayText="МТЗ / МТЗ 3 ст: Функция оперативно выведена из работы" w:value="МТЗ / МТЗ 3 ст: Функция оперативно выведена из работы"/>
-                  <w:listItem w:displayText="МТЗ / МТЗ: Пуск" w:value="МТЗ / МТЗ: Пуск"/>
-                  <w:listItem w:displayText="ПДС / В: Поведение местного управления" w:value="ПДС / В: Поведение местного управления"/>
-                  <w:listItem w:displayText="ПДС / В: Положение ключа режима управления" w:value="ПДС / В: Положение ключа режима управления"/>
-                  <w:listItem w:displayText="ПДС / В: Положение ключа режима управления привода В" w:value="ПДС / В: Положение ключа режима управления привода В"/>
-                  <w:listItem w:displayText="ПДС / В: Право переключения на уровне станции" w:value="ПДС / В: Право переключения на уровне станции"/>
+                  <w:listItem w:displayText="ЛО ТЗ / ЛО ДТм: Срабатывание" w:value="ЛО ТЗ / ЛО ДТм: Срабатывание"/>
+                  <w:listItem w:displayText="ЛО ТЗ / ЛО ДТм: Срабатывание датчика температуры масла заблокировано" w:value="ЛО ТЗ / ЛО ДТм: Срабатывание датчика температуры масла заблокировано"/>
+                  <w:listItem w:displayText="ЛО ТЗ / ЛО ДТм: Срабатывание на сигнал" w:value="ЛО ТЗ / ЛО ДТм: Срабатывание на сигнал"/>
+                  <w:listItem w:displayText="ЛО ТЗ / ЛО ДТм: Функция введена в работу" w:value="ЛО ТЗ / ЛО ДТм: Функция введена в работу"/>
+                  <w:listItem w:displayText="ЛО ТЗ / ЛО ДТм: Функция оперативно выведена из работы" w:value="ЛО ТЗ / ЛО ДТм: Функция оперативно выведена из работы"/>
+                  <w:listItem w:displayText="ЛО ТЗ / ЛО ДТо: Срабатывание" w:value="ЛО ТЗ / ЛО ДТо: Срабатывание"/>
+                  <w:listItem w:displayText="ЛО ТЗ / ЛО ДТо: Срабатывание датчика температуры обмотки заблокировано" w:value="ЛО ТЗ / ЛО ДТо: Срабатывание датчика температуры обмотки заблокировано"/>
+                  <w:listItem w:displayText="ЛО ТЗ / ЛО ДТо: Срабатывание на сигнал" w:value="ЛО ТЗ / ЛО ДТо: Срабатывание на сигнал"/>
+                  <w:listItem w:displayText="ЛО ТЗ / ЛО ДТо: Функция введена в работу" w:value="ЛО ТЗ / ЛО ДТо: Функция введена в работу"/>
+                  <w:listItem w:displayText="ЛО ТЗ / ЛО ДТо: Функция оперативно выведена из работы" w:value="ЛО ТЗ / ЛО ДТо: Функция оперативно выведена из работы"/>
+                  <w:listItem w:displayText="ЛО ТЗ / ЛО РД: Срабатывание" w:value="ЛО ТЗ / ЛО РД: Срабатывание"/>
+                  <w:listItem w:displayText="ЛО ТЗ / ЛО РД: Срабатывание на сигнал" w:value="ЛО ТЗ / ЛО РД: Срабатывание на сигнал"/>
+                  <w:listItem w:displayText="ЛО ТЗ / ЛО РД: Срабатывание реле давления заблокировано" w:value="ЛО ТЗ / ЛО РД: Срабатывание реле давления заблокировано"/>
+                  <w:listItem w:displayText="ЛО ТЗ / ЛО РД: Функция введена в работу" w:value="ЛО ТЗ / ЛО РД: Функция введена в работу"/>
+                  <w:listItem w:displayText="ЛО ТЗ / ЛО РД: Функция оперативно выведена из работы" w:value="ЛО ТЗ / ЛО РД: Функция оперативно выведена из работы"/>
+                  <w:listItem w:displayText="ЛО ТС / ЛО ДУм расширителя: Срабатывание" w:value="ЛО ТС / ЛО ДУм расширителя: Срабатывание"/>
+                  <w:listItem w:displayText="ЛО ТС / ЛО ДУм расширителя: Срабатывание на сигнал" w:value="ЛО ТС / ЛО ДУм расширителя: Срабатывание на сигнал"/>
+                  <w:listItem w:displayText="ЛО ТС / ЛО ДУм расширителя: Функция введена в работу" w:value="ЛО ТС / ЛО ДУм расширителя: Функция введена в работу"/>
+                  <w:listItem w:displayText="ЛО ТС / ЛО ДУм расширителя: Функция оперативно выведена из работы" w:value="ЛО ТС / ЛО ДУм расширителя: Функция оперативно выведена из работы"/>
+                  <w:listItem w:displayText="ЛО ТС / ЛО ОК: Срабатывание" w:value="ЛО ТС / ЛО ОК: Срабатывание"/>
+                  <w:listItem w:displayText="ЛО ТС / ЛО ОК: Срабатывание на сигнал" w:value="ЛО ТС / ЛО ОК: Срабатывание на сигнал"/>
+                  <w:listItem w:displayText="ЛО ТС / ЛО ОК: Функция введена в работу" w:value="ЛО ТС / ЛО ОК: Функция введена в работу"/>
+                  <w:listItem w:displayText="ЛО ТС / ЛО ОК: Функция оперативно выведена из работы" w:value="ЛО ТС / ЛО ОК: Функция оперативно выведена из работы"/>
+                  <w:listItem w:displayText="ЛО ТС / ЛО ПК: Срабатывание" w:value="ЛО ТС / ЛО ПК: Срабатывание"/>
+                  <w:listItem w:displayText="ЛО ТС / ЛО ПК: Срабатывание на сигнал" w:value="ЛО ТС / ЛО ПК: Срабатывание на сигнал"/>
+                  <w:listItem w:displayText="ЛО ТС / ЛО ПК: Функция введена в работу" w:value="ЛО ТС / ЛО ПК: Функция введена в работу"/>
+                  <w:listItem w:displayText="ЛО ТС / ЛО ПК: Функция оперативно выведена из работы" w:value="ЛО ТС / ЛО ПК: Функция оперативно выведена из работы"/>
                   <w:listItem w:displayText="ПДС / ГЗ РПН: Низкая изоляция" w:value="ПДС / ГЗ РПН: Низкая изоляция"/>
                   <w:listItem w:displayText="ПДС / ГЗ РПН: Отключение" w:value="ПДС / ГЗ РПН: Отключение"/>
                   <w:listItem w:displayText="ПДС / ГЗ Т: Низкая изоляция ГЗоткл" w:value="ПДС / ГЗ Т: Низкая изоляция ГЗоткл"/>
                   <w:listItem w:displayText="ПДС / ГЗ Т: Низкая изоляция ГЗсигн" w:value="ПДС / ГЗ Т: Низкая изоляция ГЗсигн"/>
                   <w:listItem w:displayText="ПДС / ГЗ Т: Отключение" w:value="ПДС / ГЗ Т: Отключение"/>
                   <w:listItem w:displayText="ПДС / ГЗ Т: Сигнал" w:value="ПДС / ГЗ Т: Сигнал"/>
-                  <w:listItem w:displayText="ПДС / КИ: Аварийный уровень изоляции" w:value="ПДС / КИ: Аварийный уровень изоляции"/>
-                  <w:listItem w:displayText="ПДС / КИ: Низкий уровень изоляции" w:value="ПДС / КИ: Низкий уровень изоляции"/>
-                  <w:listItem w:displayText="ПДС / КПруж: Пружина не заведена" w:value="ПДС / КПруж: Пружина не заведена"/>
-                  <w:listItem w:displayText="ПДС / КЦВ: Контроль цепи ЭМВ" w:value="ПДС / КЦВ: Контроль цепи ЭМВ"/>
-                  <w:listItem w:displayText="ПДС / КЦВ: Контроль цепи ЭМО1" w:value="ПДС / КЦВ: Контроль цепи ЭМО1"/>
-                  <w:listItem w:displayText="ПДС / КЦВ: Контроль цепи ЭМО2" w:value="ПДС / КЦВ: Контроль цепи ЭМО2"/>
-                  <w:listItem w:displayText="ПДС / КЦВ: Работа ЭМВ" w:value="ПДС / КЦВ: Работа ЭМВ"/>
-                  <w:listItem w:displayText="ПДС / КЦВ: Работа ЭМО1" w:value="ПДС / КЦВ: Работа ЭМО1"/>
-                  <w:listItem w:displayText="ПДС / КЦВ: Работа ЭМО2" w:value="ПДС / КЦВ: Работа ЭМО2"/>
+                  <w:listItem w:displayText="ПДС / ДТм: Низкая изоляция" w:value="ПДС / ДТм: Низкая изоляция"/>
+                  <w:listItem w:displayText="ПДС / ДТм: Отключение" w:value="ПДС / ДТм: Отключение"/>
+                  <w:listItem w:displayText="ПДС / ДТм: Сигнал" w:value="ПДС / ДТм: Сигнал"/>
+                  <w:listItem w:displayText="ПДС / ДТм_РПН: Срабатывание" w:value="ПДС / ДТм_РПН: Срабатывание"/>
+                  <w:listItem w:displayText="ПДС / ДТо: Низкая изоляция" w:value="ПДС / ДТо: Низкая изоляция"/>
+                  <w:listItem w:displayText="ПДС / ДТо: Отключение" w:value="ПДС / ДТо: Отключение"/>
+                  <w:listItem w:displayText="ПДС / ДТо: Сигнал" w:value="ПДС / ДТо: Сигнал"/>
+                  <w:listItem w:displayText="ПДС / ДУм РПН: Высокий уровень масла" w:value="ПДС / ДУм РПН: Высокий уровень масла"/>
+                  <w:listItem w:displayText="ПДС / ДУм РПН: Низкий уровень масла" w:value="ПДС / ДУм РПН: Низкий уровень масла"/>
+                  <w:listItem w:displayText="ПДС / ДУм расширителя: Высокий уровень масла" w:value="ПДС / ДУм расширителя: Высокий уровень масла"/>
+                  <w:listItem w:displayText="ПДС / ДУм расширителя: Низкий уровень масла" w:value="ПДС / ДУм расширителя: Низкий уровень масла"/>
+                  <w:listItem w:displayText="ПДС / КСО: Авария" w:value="ПДС / КСО: Авария"/>
+                  <w:listItem w:displayText="ПДС / КСО: Неисправность" w:value="ПДС / КСО: Неисправность"/>
+                  <w:listItem w:displayText="ПДС / ОК: Срабатывание" w:value="ПДС / ОК: Срабатывание"/>
                   <w:listItem w:displayText="ПДС / ПДС: Функция введена в работу" w:value="ПДС / ПДС: Функция введена в работу"/>
                   <w:listItem w:displayText="ПДС / ПДС: Функция оперативно выведена из работы" w:value="ПДС / ПДС: Функция оперативно выведена из работы"/>
+                  <w:listItem w:displayText="ПДС / ПК: Срабатывание" w:value="ПДС / ПК: Срабатывание"/>
+                  <w:listItem w:displayText="ПДС / РД: Низкая изоляция" w:value="ПДС / РД: Низкая изоляция"/>
+                  <w:listItem w:displayText="ПДС / РД: Отключение" w:value="ПДС / РД: Отключение"/>
                   <w:listItem w:displayText="ПДС НКУ / SA1: Цепь управления введена" w:value="ПДС НКУ / SA1: Цепь управления введена"/>
                   <w:listItem w:displayText="ПДС НКУ / SA2: Цепь управления введена" w:value="ПДС НКУ / SA2: Цепь управления введена"/>
                   <w:listItem w:displayText="ПДС НКУ / SA3: Цепь управления введена" w:value="ПДС НКУ / SA3: Цепь управления введена"/>
                   <w:listItem w:displayText="ПДС НКУ / SA4: Цепь управления введена" w:value="ПДС НКУ / SA4: Цепь управления введена"/>
-                  <w:listItem w:displayText="ПДС НКУ / SA5: Цепь управления введена" w:value="ПДС НКУ / SA5: Цепь управления введена"/>
-                  <w:listItem w:displayText="ПДС НКУ / SA6: Цепь управления введена" w:value="ПДС НКУ / SA6: Цепь управления введена"/>
                   <w:listItem w:displayText="ПДС НКУ / SG1: Рабочее положение испытательного блока" w:value="ПДС НКУ / SG1: Рабочее положение испытательного блока"/>
                   <w:listItem w:displayText="ПДС НКУ / SG2: Рабочее положение испытательного блока" w:value="ПДС НКУ / SG2: Рабочее положение испытательного блока"/>
                   <w:listItem w:displayText="ПДС НКУ / SG3: Рабочее положение испытательного блока" w:value="ПДС НКУ / SG3: Рабочее положение испытательного блока"/>
@@ -2944,89 +2932,68 @@
                   <w:listItem w:displayText="ПДС НКУ / ОТ ГЗ: Неисправность оперативного тока цепей ГЗ" w:value="ПДС НКУ / ОТ ГЗ: Неисправность оперативного тока цепей ГЗ"/>
                   <w:listItem w:displayText="ПДС НКУ / ОТ ЗДЗ1: Неисправность оперативного тока цепей ЗДЗ НН1" w:value="ПДС НКУ / ОТ ЗДЗ1: Неисправность оперативного тока цепей ЗДЗ НН1"/>
                   <w:listItem w:displayText="ПДС НКУ / ОТ ЗДЗ2: Неисправность оперативного тока цепей ЗДЗ НН2" w:value="ПДС НКУ / ОТ ЗДЗ2: Неисправность оперативного тока цепей ЗДЗ НН2"/>
-                  <w:listItem w:displayText="ПДС НКУ / ОТ ИЭУ ТН1: Неисправность оперативного тока ИЭУ ТН1" w:value="ПДС НКУ / ОТ ИЭУ ТН1: Неисправность оперативного тока ИЭУ ТН1"/>
-                  <w:listItem w:displayText="ПДС НКУ / ОТ ИЭУ ТН2: Неисправность оперативного тока ИЭУ ТН2" w:value="ПДС НКУ / ОТ ИЭУ ТН2: Неисправность оперативного тока ИЭУ ТН2"/>
+                  <w:listItem w:displayText="ПДС НКУ / ОТ ТЗ, ТС: Неисправность оперативного тока цепей ТЗ, ТС" w:value="ПДС НКУ / ОТ ТЗ, ТС: Неисправность оперативного тока цепей ТЗ, ТС"/>
                   <w:listItem w:displayText="ПДС НКУ / ОТ УРОВ1: Неисправность оперативного тока цепей УРОВ НН1" w:value="ПДС НКУ / ОТ УРОВ1: Неисправность оперативного тока цепей УРОВ НН1"/>
                   <w:listItem w:displayText="ПДС НКУ / ОТ УРОВ2: Неисправность оперативного тока цепей УРОВ НН2" w:value="ПДС НКУ / ОТ УРОВ2: Неисправность оперативного тока цепей УРОВ НН2"/>
-                  <w:listItem w:displayText="ПДС НКУ / ОТ ЭМО1, ЭМВ В ВН: Неисправность оперативного тока цепей ЭМО1, ЭМВ" w:value="ПДС НКУ / ОТ ЭМО1, ЭМВ В ВН: Неисправность оперативного тока цепей ЭМО1, ЭМВ"/>
-                  <w:listItem w:displayText="ПДС НКУ / ОТ ЭМО2 В ВН: Неисправность оперативного тока цепей ЭМО2" w:value="ПДС НКУ / ОТ ЭМО2 В ВН: Неисправность оперативного тока цепей ЭМО2"/>
-                  <w:listItem w:displayText="ПДС НКУ / ОТ цепей сигн. В ВН: Неисправность оперативного тока цепей сигнализации В" w:value="ПДС НКУ / ОТ цепей сигн. В ВН: Неисправность оперативного тока цепей сигнализации В"/>
                   <w:listItem w:displayText="ПДС НКУ / ПДС НКУ: Функция введена в работу" w:value="ПДС НКУ / ПДС НКУ: Функция введена в работу"/>
                   <w:listItem w:displayText="ПДС НКУ / ПДС НКУ: Функция оперативно выведена из работы" w:value="ПДС НКУ / ПДС НКУ: Функция оперативно выведена из работы"/>
                   <w:listItem w:displayText="ПС / ПС: Пуск" w:value="ПС / ПС: Пуск"/>
                   <w:listItem w:displayText="ПС / ПС: Пуск (импульс)" w:value="ПС / ПС: Пуск (импульс)"/>
-                  <w:listItem w:displayText="СИСТ / Диагностика: Изменение встраиваемого ПО" w:value="СИСТ / Диагностика: Изменение встраиваемого ПО"/>
-                  <w:listItem w:displayText="СИСТ / Диагностика: Индикация логического узла-прокси" w:value="СИСТ / Диагностика: Индикация логического узла-прокси"/>
-                  <w:listItem w:displayText="СИСТ / Диагностика: Индикация наличия оперативного питания" w:value="СИСТ / Диагностика: Индикация наличия оперативного питания"/>
-                  <w:listItem w:displayText="СИСТ / Диагностика: Индикация потери оперативного питания" w:value="СИСТ / Диагностика: Индикация потери оперативного питания"/>
-                  <w:listItem w:displayText="СИСТ / Диагностика: Конфигурация изменена" w:value="СИСТ / Диагностика: Конфигурация изменена"/>
-                  <w:listItem w:displayText="СИСТ / Диагностика: Наличие критической неисправности" w:value="СИСТ / Диагностика: Наличие критической неисправности"/>
-                  <w:listItem w:displayText="СИСТ / Диагностика: Наличие некритической ошибки" w:value="СИСТ / Диагностика: Наличие некритической ошибки"/>
-                  <w:listItem w:displayText="СИСТ / Диагностика: Неверно заданы уставки" w:value="СИСТ / Диагностика: Неверно заданы уставки"/>
-                  <w:listItem w:displayText="СИСТ / Диагностика: Неисправность IPC" w:value="СИСТ / Диагностика: Неисправность IPC"/>
-                  <w:listItem w:displayText="СИСТ / Диагностика: Неисправность IPC для DSP1-IPU1" w:value="СИСТ / Диагностика: Неисправность IPC для DSP1-IPU1"/>
-                  <w:listItem w:displayText="СИСТ / Диагностика: Неисправность IPC для MPU-DSP1" w:value="СИСТ / Диагностика: Неисправность IPC для MPU-DSP1"/>
-                  <w:listItem w:displayText="СИСТ / Диагностика: Неисправность IPC для MPU-IPU1" w:value="СИСТ / Диагностика: Неисправность IPC для MPU-IPU1"/>
-                  <w:listItem w:displayText="СИСТ / Диагностика: Неисправность SPI ЦП" w:value="СИСТ / Диагностика: Неисправность SPI ЦП"/>
-                  <w:listItem w:displayText="СИСТ / Диагностика: Неисправность flash" w:value="СИСТ / Диагностика: Неисправность flash"/>
-                  <w:listItem w:displayText="СИСТ / Диагностика: Неисправность ОЗУ DSP1" w:value="СИСТ / Диагностика: Неисправность ОЗУ DSP1"/>
-                  <w:listItem w:displayText="СИСТ / Диагностика: Неисправность ОЗУ IPU1" w:value="СИСТ / Диагностика: Неисправность ОЗУ IPU1"/>
-                  <w:listItem w:displayText="СИСТ / Диагностика: Неисправность ОЗУ MPU" w:value="СИСТ / Диагностика: Неисправность ОЗУ MPU"/>
-                  <w:listItem w:displayText="СИСТ / Диагностика: Неисправность ОЗУ ЦП" w:value="СИСТ / Диагностика: Неисправность ОЗУ ЦП"/>
-                  <w:listItem w:displayText="СИСТ / Диагностика: Неисправность ПЗУ DSP1" w:value="СИСТ / Диагностика: Неисправность ПЗУ DSP1"/>
-                  <w:listItem w:displayText="СИСТ / Диагностика: Неисправность ПЗУ IPU1" w:value="СИСТ / Диагностика: Неисправность ПЗУ IPU1"/>
-                  <w:listItem w:displayText="СИСТ / Диагностика: Неисправность ПЗУ MPU" w:value="СИСТ / Диагностика: Неисправность ПЗУ MPU"/>
-                  <w:listItem w:displayText="СИСТ / Диагностика: Неисправность ПЗУ ЦП" w:value="СИСТ / Диагностика: Неисправность ПЗУ ЦП"/>
-                  <w:listItem w:displayText="СИСТ / Диагностика: Неисправность ПО ЦП" w:value="СИСТ / Диагностика: Неисправность ПО ЦП"/>
-                  <w:listItem w:displayText="СИСТ / Диагностика: Неисправность ЦП" w:value="СИСТ / Диагностика: Неисправность ЦП"/>
-                  <w:listItem w:displayText="СИСТ / Диагностика: Неисправность встроенного ПО" w:value="СИСТ / Диагностика: Неисправность встроенного ПО"/>
-                  <w:listItem w:displayText="СИСТ / Диагностика: Неисправность цепей оперативного питания" w:value="СИСТ / Диагностика: Неисправность цепей оперативного питания"/>
-                  <w:listItem w:displayText="СИСТ / Диагностика: Неисправность часов ЦП" w:value="СИСТ / Диагностика: Неисправность часов ЦП"/>
-                  <w:listItem w:displayText="СИСТ / Диагностика: Несовместимая версия ПО ЦП" w:value="СИСТ / Диагностика: Несовместимая версия ПО ЦП"/>
-                  <w:listItem w:displayText="СИСТ / Диагностика: Отказ источника питания" w:value="СИСТ / Диагностика: Отказ источника питания"/>
-                  <w:listItem w:displayText="СИСТ / Диагностика: Отказ модуля ЦП" w:value="СИСТ / Диагностика: Отказ модуля ЦП"/>
-                  <w:listItem w:displayText="СИСТ / Диагностика: Ошибка I2C ЦП" w:value="СИСТ / Диагностика: Ошибка I2C ЦП"/>
-                  <w:listItem w:displayText="СИСТ / Диагностика: Ошибка авторизации" w:value="СИСТ / Диагностика: Ошибка авторизации"/>
-                  <w:listItem w:displayText="СИСТ / Диагностика: Ошибка контрольной суммы уставок/конфигурации" w:value="СИСТ / Диагностика: Ошибка контрольной суммы уставок/конфигурации"/>
-                  <w:listItem w:displayText="СИСТ / Диагностика: Ошибка конфигурации" w:value="СИСТ / Диагностика: Ошибка конфигурации"/>
-                  <w:listItem w:displayText="СИСТ / Диагностика: Ошибка конфигурации ЦП" w:value="СИСТ / Диагностика: Ошибка конфигурации ЦП"/>
-                  <w:listItem w:displayText="СИСТ / Диагностика: Сброс часов или памяти вследствие перезагрузки" w:value="СИСТ / Диагностика: Сброс часов или памяти вследствие перезагрузки"/>
-                  <w:listItem w:displayText="СИСТ / Диагностика: Сигнал готовности к работе" w:value="СИСТ / Диагностика: Сигнал готовности к работе"/>
-                  <w:listItem w:displayText="СИСТ / Диагностика: Установлено подключение через сервисный порт" w:value="СИСТ / Диагностика: Установлено подключение через сервисный порт"/>
+                  <w:listItem w:displayText="РТПО / РТПО ВН: Пуск" w:value="РТПО / РТПО ВН: Пуск"/>
+                  <w:listItem w:displayText="РТПО / РТПО ВН: Пуск ИО тока" w:value="РТПО / РТПО ВН: Пуск ИО тока"/>
+                  <w:listItem w:displayText="РТПО / РТПО ВН: Функция введена в работу" w:value="РТПО / РТПО ВН: Функция введена в работу"/>
+                  <w:listItem w:displayText="РТПО / РТПО ВН: Функция оперативно выведена из работы" w:value="РТПО / РТПО ВН: Функция оперативно выведена из работы"/>
+                  <w:listItem w:displayText="РТПО / РТПО НН (НН2): Пуск" w:value="РТПО / РТПО НН (НН2): Пуск"/>
+                  <w:listItem w:displayText="РТПО / РТПО НН (НН2): Пуск ИО тока" w:value="РТПО / РТПО НН (НН2): Пуск ИО тока"/>
+                  <w:listItem w:displayText="РТПО / РТПО НН (НН2): Функция введена в работу" w:value="РТПО / РТПО НН (НН2): Функция введена в работу"/>
+                  <w:listItem w:displayText="РТПО / РТПО НН (НН2): Функция оперативно выведена из работы" w:value="РТПО / РТПО НН (НН2): Функция оперативно выведена из работы"/>
+                  <w:listItem w:displayText="РТПО / РТПО СН (НН1): Пуск" w:value="РТПО / РТПО СН (НН1): Пуск"/>
+                  <w:listItem w:displayText="РТПО / РТПО СН (НН1): Пуск ИО тока" w:value="РТПО / РТПО СН (НН1): Пуск ИО тока"/>
+                  <w:listItem w:displayText="РТПО / РТПО СН (НН1): Функция введена в работу" w:value="РТПО / РТПО СН (НН1): Функция введена в работу"/>
+                  <w:listItem w:displayText="РТПО / РТПО СН (НН1): Функция оперативно выведена из работы" w:value="РТПО / РТПО СН (НН1): Функция оперативно выведена из работы"/>
+                  <w:listItem w:displayText="РТПО / РТПО_общ: Пуск" w:value="РТПО / РТПО_общ: Пуск"/>
+                  <w:listItem w:displayText="РТПО / РТПО_общ: Функция введена в работу" w:value="РТПО / РТПО_общ: Функция введена в работу"/>
                   <w:listItem w:displayText="СС / СС: БИ выведены" w:value="СС / СС: БИ выведены"/>
                   <w:listItem w:displayText="СС / СС: Внешнее отключение" w:value="СС / СС: Внешнее отключение"/>
                   <w:listItem w:displayText="СС / СС: Выходные цепи разобраны" w:value="СС / СС: Выходные цепи разобраны"/>
                   <w:listItem w:displayText="СС / СС: ГЗ заблокирована" w:value="СС / СС: ГЗ заблокирована"/>
                   <w:listItem w:displayText="СС / СС: Неисправность ОТ цепей ГЗ" w:value="СС / СС: Неисправность ОТ цепей ГЗ"/>
-                  <w:listItem w:displayText="СС / СС: Неисправность ОТ цепей сигнализации В" w:value="СС / СС: Неисправность ОТ цепей сигнализации В"/>
+                  <w:listItem w:displayText="СС / СС: Неисправность ОТ цепей ТЗ, ТС" w:value="СС / СС: Неисправность ОТ цепей ТЗ, ТС"/>
                   <w:listItem w:displayText="СС / СС: Низкая изоляция ГЗ" w:value="СС / СС: Низкая изоляция ГЗ"/>
+                  <w:listItem w:displayText="СС / СС: Низкая изоляция ТЗ" w:value="СС / СС: Низкая изоляция ТЗ"/>
                   <w:listItem w:displayText="СС / СС: Общий внешний сигнал" w:value="СС / СС: Общий внешний сигнал"/>
-                  <w:listItem w:displayText="СС / СС: Превышение времени переключения КА" w:value="СС / СС: Превышение времени переключения КА"/>
                   <w:listItem w:displayText="СС / СС: Сигнализация от ГЗ" w:value="СС / СС: Сигнализация от ГЗ"/>
+                  <w:listItem w:displayText="СС / СС: Сигнализация от ТЗ" w:value="СС / СС: Сигнализация от ТЗ"/>
+                  <w:listItem w:displayText="СС / СС: Сигнализация от ТС" w:value="СС / СС: Сигнализация от ТС"/>
                   <w:listItem w:displayText="СС / СС: Сигнализация цепей опер.тока" w:value="СС / СС: Сигнализация цепей опер.тока"/>
                   <w:listItem w:displayText="СС / СС: Сигнализация цепей опер.тока НН" w:value="СС / СС: Сигнализация цепей опер.тока НН"/>
+                  <w:listItem w:displayText="СС / СС: ТЗ заблокирована" w:value="СС / СС: ТЗ заблокирована"/>
                   <w:listItem w:displayText="ТК ЗДЗ / ТК ЗДЗ: Пуск" w:value="ТК ЗДЗ / ТК ЗДЗ: Пуск"/>
-                  <w:listItem w:displayText="ТК ЗДЗ / ТК ЗДЗ: Пуск ИО максимального тока" w:value="ТК ЗДЗ / ТК ЗДЗ: Пуск ИО максимального тока"/>
+                  <w:listItem w:displayText="ТК ЗДЗ / ТК ЗДЗ: Пуск ИО тока" w:value="ТК ЗДЗ / ТК ЗДЗ: Пуск ИО тока"/>
                   <w:listItem w:displayText="ТК ЗДЗ / ТК ЗДЗ: Функция введена в работу" w:value="ТК ЗДЗ / ТК ЗДЗ: Функция введена в работу"/>
                   <w:listItem w:displayText="ТК ЗДЗ / ТК ЗДЗ: Функция оперативно выведена из работы" w:value="ТК ЗДЗ / ТК ЗДЗ: Функция оперативно выведена из работы"/>
-                  <w:listItem w:displayText="ТО / ТО: Пуск" w:value="ТО / ТО: Пуск"/>
-                  <w:listItem w:displayText="ТО / ТО: Пуск ИО максимального тока" w:value="ТО / ТО: Пуск ИО максимального тока"/>
-                  <w:listItem w:displayText="ТО / ТО: Срабатывание" w:value="ТО / ТО: Срабатывание"/>
-                  <w:listItem w:displayText="ТО / ТО: Срабатывание на сигнал" w:value="ТО / ТО: Срабатывание на сигнал"/>
-                  <w:listItem w:displayText="ТО / ТО: Функция введена в работу" w:value="ТО / ТО: Функция введена в работу"/>
-                  <w:listItem w:displayText="ТО / ТО: Функция оперативно выведена из работы" w:value="ТО / ТО: Функция оперативно выведена из работы"/>
+                  <w:listItem w:displayText="ТО ЗПО / ТО ЗПО ВН: Пуск" w:value="ТО ЗПО / ТО ЗПО ВН: Пуск"/>
+                  <w:listItem w:displayText="ТО ЗПО / ТО ЗПО ВН: Пуск ИО тока" w:value="ТО ЗПО / ТО ЗПО ВН: Пуск ИО тока"/>
+                  <w:listItem w:displayText="ТО ЗПО / ТО ЗПО ВН: Функция введена в работу" w:value="ТО ЗПО / ТО ЗПО ВН: Функция введена в работу"/>
+                  <w:listItem w:displayText="ТО ЗПО / ТО ЗПО ВН: Функция оперативно выведена из работы" w:value="ТО ЗПО / ТО ЗПО ВН: Функция оперативно выведена из работы"/>
+                  <w:listItem w:displayText="ТО ЗПО / ТО ЗПО НН (НН2): Пуск" w:value="ТО ЗПО / ТО ЗПО НН (НН2): Пуск"/>
+                  <w:listItem w:displayText="ТО ЗПО / ТО ЗПО НН (НН2): Пуск ИО тока" w:value="ТО ЗПО / ТО ЗПО НН (НН2): Пуск ИО тока"/>
+                  <w:listItem w:displayText="ТО ЗПО / ТО ЗПО НН (НН2): Функция введена в работу" w:value="ТО ЗПО / ТО ЗПО НН (НН2): Функция введена в работу"/>
+                  <w:listItem w:displayText="ТО ЗПО / ТО ЗПО НН (НН2): Функция оперативно выведена из работы" w:value="ТО ЗПО / ТО ЗПО НН (НН2): Функция оперативно выведена из работы"/>
+                  <w:listItem w:displayText="ТО ЗПО / ТО ЗПО СН (НН1): Пуск" w:value="ТО ЗПО / ТО ЗПО СН (НН1): Пуск"/>
+                  <w:listItem w:displayText="ТО ЗПО / ТО ЗПО СН (НН1): Пуск ИО тока" w:value="ТО ЗПО / ТО ЗПО СН (НН1): Пуск ИО тока"/>
+                  <w:listItem w:displayText="ТО ЗПО / ТО ЗПО СН (НН1): Функция введена в работу" w:value="ТО ЗПО / ТО ЗПО СН (НН1): Функция введена в работу"/>
+                  <w:listItem w:displayText="ТО ЗПО / ТО ЗПО СН (НН1): Функция оперативно выведена из работы" w:value="ТО ЗПО / ТО ЗПО СН (НН1): Функция оперативно выведена из работы"/>
+                  <w:listItem w:displayText="ТО ЗПО / ТО ЗПО_общ: Пуск" w:value="ТО ЗПО / ТО ЗПО_общ: Пуск"/>
+                  <w:listItem w:displayText="ТО ЗПО / ТО ЗПО_общ: Функция введена в работу" w:value="ТО ЗПО / ТО ЗПО_общ: Функция введена в работу"/>
                   <w:listItem w:displayText="ТО РПН / ТО РПН: Пуск" w:value="ТО РПН / ТО РПН: Пуск"/>
                   <w:listItem w:displayText="ТО РПН / ТО РПН: Пуск ИО тока" w:value="ТО РПН / ТО РПН: Пуск ИО тока"/>
                   <w:listItem w:displayText="ТО РПН / ТО РПН: Функция введена в работу" w:value="ТО РПН / ТО РПН: Функция введена в работу"/>
                   <w:listItem w:displayText="ТО РПН / ТО РПН: Функция оперативно выведена из работы" w:value="ТО РПН / ТО РПН: Функция оперативно выведена из работы"/>
-                  <w:listItem w:displayText="УВ / УВ: Включить" w:value="УВ / УВ: Включить"/>
-                  <w:listItem w:displayText="УВ / УВ: Функция введена в работу" w:value="УВ / УВ: Функция введена в работу"/>
-                  <w:listItem w:displayText="УВ / УВ: Функция оперативно выведена из работы" w:value="УВ / УВ: Функция оперативно выведена из работы"/>
                   <w:listItem w:displayText="УРОВ ВН / УРОВ: Пуск" w:value="УРОВ ВН / УРОВ: Пуск"/>
                   <w:listItem w:displayText="УРОВ ВН / УРОВ: Пуск ИО максимального тока" w:value="УРОВ ВН / УРОВ: Пуск ИО максимального тока"/>
                   <w:listItem w:displayText="УРОВ ВН / УРОВ: Срабатывание" w:value="УРОВ ВН / УРОВ: Срабатывание"/>
                   <w:listItem w:displayText="УРОВ ВН / УРОВ: Срабатывание «на себя»" w:value="УРОВ ВН / УРОВ: Срабатывание «на себя»"/>
-                  <w:listItem w:displayText="УРОВ ВН / УРОВ: Ускорение" w:value="УРОВ ВН / УРОВ: Ускорение"/>
                   <w:listItem w:displayText="УРОВ ВН / УРОВ: Функция введена в работу" w:value="УРОВ ВН / УРОВ: Функция введена в работу"/>
                   <w:listItem w:displayText="УРОВ ВН / УРОВ: Функция оперативно выведена из работы" w:value="УРОВ ВН / УРОВ: Функция оперативно выведена из работы"/>
                 </w:dropDownList>
@@ -3067,74 +3034,103 @@
                 <w:id w:val="0"/>
                 <w:dropDownList>
                   <w:listItem w:displayText="Не назначено" w:value=""/>
-                  <w:listItem w:displayText="ЗОП / ЗОП: Пуск" w:value="ЗОП / ЗОП: Пуск"/>
-                  <w:listItem w:displayText="ЗОП / ЗОП: Пуск ИО по несимметрии токов прямой и обратной последовательности" w:value="ЗОП / ЗОП: Пуск ИО по несимметрии токов прямой и обратной последовательности"/>
-                  <w:listItem w:displayText="ЗОП / ЗОП: Пуск ИО тока обратной последовательности" w:value="ЗОП / ЗОП: Пуск ИО тока обратной последовательности"/>
-                  <w:listItem w:displayText="ЗОП / ЗОП: Срабатывание" w:value="ЗОП / ЗОП: Срабатывание"/>
-                  <w:listItem w:displayText="ЗОП / ЗОП: Срабатывание на сигнал" w:value="ЗОП / ЗОП: Срабатывание на сигнал"/>
-                  <w:listItem w:displayText="ЗОП / ЗОП: Функция введена в работу" w:value="ЗОП / ЗОП: Функция введена в работу"/>
-                  <w:listItem w:displayText="ЗОП / ЗОП: Функция оперативно выведена из работы" w:value="ЗОП / ЗОП: Функция оперативно выведена из работы"/>
-                  <w:listItem w:displayText="ЗП / ЗП: Пуск" w:value="ЗП / ЗП: Пуск"/>
-                  <w:listItem w:displayText="ЗП / ЗП: Пуск ИО максимального тока" w:value="ЗП / ЗП: Пуск ИО максимального тока"/>
+                  <w:listItem w:displayText="ДЗТ / БВКЗ: Срабатывание БВКЗ" w:value="ДЗТ / БВКЗ: Срабатывание БВКЗ"/>
+                  <w:listItem w:displayText="ДЗТ / БВКЗ: Срабатывание БВКЗ по фазе A" w:value="ДЗТ / БВКЗ: Срабатывание БВКЗ по фазе A"/>
+                  <w:listItem w:displayText="ДЗТ / БВКЗ: Срабатывание БВКЗ по фазе B" w:value="ДЗТ / БВКЗ: Срабатывание БВКЗ по фазе B"/>
+                  <w:listItem w:displayText="ДЗТ / БВКЗ: Срабатывание БВКЗ по фазе C" w:value="ДЗТ / БВКЗ: Срабатывание БВКЗ по фазе C"/>
+                  <w:listItem w:displayText="ДЗТ / Д2Г: Пуск Д2Г" w:value="ДЗТ / Д2Г: Пуск Д2Г"/>
+                  <w:listItem w:displayText="ДЗТ / Д2Г: Пуск Д2Г по фазе A" w:value="ДЗТ / Д2Г: Пуск Д2Г по фазе A"/>
+                  <w:listItem w:displayText="ДЗТ / Д2Г: Пуск Д2Г по фазе B" w:value="ДЗТ / Д2Г: Пуск Д2Г по фазе B"/>
+                  <w:listItem w:displayText="ДЗТ / Д2Г: Пуск Д2Г по фазе C" w:value="ДЗТ / Д2Г: Пуск Д2Г по фазе C"/>
+                  <w:listItem w:displayText="ДЗТ / Д5Г: Пуск Д5Г" w:value="ДЗТ / Д5Г: Пуск Д5Г"/>
+                  <w:listItem w:displayText="ДЗТ / Д5Г: Пуск Д5Г по фазе A" w:value="ДЗТ / Д5Г: Пуск Д5Г по фазе A"/>
+                  <w:listItem w:displayText="ДЗТ / Д5Г: Пуск Д5Г по фазе B" w:value="ДЗТ / Д5Г: Пуск Д5Г по фазе B"/>
+                  <w:listItem w:displayText="ДЗТ / Д5Г: Пуск Д5Г по фазе C" w:value="ДЗТ / Д5Г: Пуск Д5Г по фазе C"/>
+                  <w:listItem w:displayText="ДЗТ / ДЗТ: Срабатывание ДЗТ" w:value="ДЗТ / ДЗТ: Срабатывание ДЗТ"/>
+                  <w:listItem w:displayText="ДЗТ / ДТЗт: Пуск ДТЗт" w:value="ДЗТ / ДТЗт: Пуск ДТЗт"/>
+                  <w:listItem w:displayText="ДЗТ / ДТЗт: Пуск ДТЗт по фазе A" w:value="ДЗТ / ДТЗт: Пуск ДТЗт по фазе A"/>
+                  <w:listItem w:displayText="ДЗТ / ДТЗт: Пуск ДТЗт по фазе B" w:value="ДЗТ / ДТЗт: Пуск ДТЗт по фазе B"/>
+                  <w:listItem w:displayText="ДЗТ / ДТЗт: Пуск ДТЗт по фазе C" w:value="ДЗТ / ДТЗт: Пуск ДТЗт по фазе C"/>
+                  <w:listItem w:displayText="ДЗТ / ДТЗт: Пуск ИО по фазе A" w:value="ДЗТ / ДТЗт: Пуск ИО по фазе A"/>
+                  <w:listItem w:displayText="ДЗТ / ДТЗт: Пуск ИО по фазе B" w:value="ДЗТ / ДТЗт: Пуск ИО по фазе B"/>
+                  <w:listItem w:displayText="ДЗТ / ДТЗт: Пуск ИО по фазе C" w:value="ДЗТ / ДТЗт: Пуск ИО по фазе C"/>
+                  <w:listItem w:displayText="ДЗТ / ДТЗт: Срабатывание ДТЗт" w:value="ДЗТ / ДТЗт: Срабатывание ДТЗт"/>
+                  <w:listItem w:displayText="ДЗТ / ДТЗт: Срабатывание ДТЗт на сигнал" w:value="ДЗТ / ДТЗт: Срабатывание ДТЗт на сигнал"/>
+                  <w:listItem w:displayText="ДЗТ / ДТЗт: Срабатывание ДТЗт по фазе A" w:value="ДЗТ / ДТЗт: Срабатывание ДТЗт по фазе A"/>
+                  <w:listItem w:displayText="ДЗТ / ДТЗт: Срабатывание ДТЗт по фазе A на сигнал" w:value="ДЗТ / ДТЗт: Срабатывание ДТЗт по фазе A на сигнал"/>
+                  <w:listItem w:displayText="ДЗТ / ДТЗт: Срабатывание ДТЗт по фазе B" w:value="ДЗТ / ДТЗт: Срабатывание ДТЗт по фазе B"/>
+                  <w:listItem w:displayText="ДЗТ / ДТЗт: Срабатывание ДТЗт по фазе B на сигнал" w:value="ДЗТ / ДТЗт: Срабатывание ДТЗт по фазе B на сигнал"/>
+                  <w:listItem w:displayText="ДЗТ / ДТЗт: Срабатывание ДТЗт по фазе C" w:value="ДЗТ / ДТЗт: Срабатывание ДТЗт по фазе C"/>
+                  <w:listItem w:displayText="ДЗТ / ДТЗт: Срабатывание ДТЗт по фазе C на сигнал" w:value="ДЗТ / ДТЗт: Срабатывание ДТЗт по фазе C на сигнал"/>
+                  <w:listItem w:displayText="ДЗТ / ДТЗт: Функция введена в работу" w:value="ДЗТ / ДТЗт: Функция введена в работу"/>
+                  <w:listItem w:displayText="ДЗТ / ДТЗт: Функция оперативно выведена из работы" w:value="ДЗТ / ДТЗт: Функция оперативно выведена из работы"/>
+                  <w:listItem w:displayText="ДЗТ / ДТО: Пуск ДТО" w:value="ДЗТ / ДТО: Пуск ДТО"/>
+                  <w:listItem w:displayText="ДЗТ / ДТО: Пуск ДТО по фазе A" w:value="ДЗТ / ДТО: Пуск ДТО по фазе A"/>
+                  <w:listItem w:displayText="ДЗТ / ДТО: Пуск ДТО по фазе B" w:value="ДЗТ / ДТО: Пуск ДТО по фазе B"/>
+                  <w:listItem w:displayText="ДЗТ / ДТО: Пуск ДТО по фазе C" w:value="ДЗТ / ДТО: Пуск ДТО по фазе C"/>
+                  <w:listItem w:displayText="ДЗТ / ДТО: Пуск ИО по фазе A" w:value="ДЗТ / ДТО: Пуск ИО по фазе A"/>
+                  <w:listItem w:displayText="ДЗТ / ДТО: Пуск ИО по фазе B" w:value="ДЗТ / ДТО: Пуск ИО по фазе B"/>
+                  <w:listItem w:displayText="ДЗТ / ДТО: Пуск ИО по фазе C" w:value="ДЗТ / ДТО: Пуск ИО по фазе C"/>
+                  <w:listItem w:displayText="ДЗТ / ДТО: Срабатывание ДТО" w:value="ДЗТ / ДТО: Срабатывание ДТО"/>
+                  <w:listItem w:displayText="ДЗТ / ДТО: Срабатывание ДТО на сигнал" w:value="ДЗТ / ДТО: Срабатывание ДТО на сигнал"/>
+                  <w:listItem w:displayText="ДЗТ / ДТО: Срабатывание ДТО по фазе A" w:value="ДЗТ / ДТО: Срабатывание ДТО по фазе A"/>
+                  <w:listItem w:displayText="ДЗТ / ДТО: Срабатывание ДТО по фазе A на сигнал" w:value="ДЗТ / ДТО: Срабатывание ДТО по фазе A на сигнал"/>
+                  <w:listItem w:displayText="ДЗТ / ДТО: Срабатывание ДТО по фазе B" w:value="ДЗТ / ДТО: Срабатывание ДТО по фазе B"/>
+                  <w:listItem w:displayText="ДЗТ / ДТО: Срабатывание ДТО по фазе B на сигнал" w:value="ДЗТ / ДТО: Срабатывание ДТО по фазе B на сигнал"/>
+                  <w:listItem w:displayText="ДЗТ / ДТО: Срабатывание ДТО по фазе C" w:value="ДЗТ / ДТО: Срабатывание ДТО по фазе C"/>
+                  <w:listItem w:displayText="ДЗТ / ДТО: Срабатывание ДТО по фазе C на сигнал" w:value="ДЗТ / ДТО: Срабатывание ДТО по фазе C на сигнал"/>
+                  <w:listItem w:displayText="ДЗТ / ДТО: Функция введена в работу" w:value="ДЗТ / ДТО: Функция введена в работу"/>
+                  <w:listItem w:displayText="ДЗТ / ДТО: Функция оперативно выведена из работы" w:value="ДЗТ / ДТО: Функция оперативно выведена из работы"/>
+                  <w:listItem w:displayText="ДЗТ / КЦТнеб: Неисправность" w:value="ДЗТ / КЦТнеб: Неисправность"/>
+                  <w:listItem w:displayText="ДЗТ / КЦТнеб: Срабатывание" w:value="ДЗТ / КЦТнеб: Срабатывание"/>
+                  <w:listItem w:displayText="ДЗТ / КЦТнеб: Срабатывание фазы A" w:value="ДЗТ / КЦТнеб: Срабатывание фазы A"/>
+                  <w:listItem w:displayText="ДЗТ / КЦТнеб: Срабатывание фазы B" w:value="ДЗТ / КЦТнеб: Срабатывание фазы B"/>
+                  <w:listItem w:displayText="ДЗТ / КЦТнеб: Срабатывание фазы C" w:value="ДЗТ / КЦТнеб: Срабатывание фазы C"/>
+                  <w:listItem w:displayText="ДЗТ / КЦТнеб: Функция введена в работу" w:value="ДЗТ / КЦТнеб: Функция введена в работу"/>
+                  <w:listItem w:displayText="ДЗТ / КЦТнеб: Функция оперативно выведена из работы" w:value="ДЗТ / КЦТнеб: Функция оперативно выведена из работы"/>
+                  <w:listItem w:displayText="ЗП / ЗП ВН: Пуск" w:value="ЗП / ЗП ВН: Пуск"/>
+                  <w:listItem w:displayText="ЗП / ЗП ВН: Пуск ИО максимального тока" w:value="ЗП / ЗП ВН: Пуск ИО максимального тока"/>
+                  <w:listItem w:displayText="ЗП / ЗП ВН: Срабатывание" w:value="ЗП / ЗП ВН: Срабатывание"/>
+                  <w:listItem w:displayText="ЗП / ЗП ВН: Срабатывание на отключение" w:value="ЗП / ЗП ВН: Срабатывание на отключение"/>
+                  <w:listItem w:displayText="ЗП / ЗП ВН: Функция введена в работу" w:value="ЗП / ЗП ВН: Функция введена в работу"/>
+                  <w:listItem w:displayText="ЗП / ЗП ВН: Функция оперативно выведена из работы" w:value="ЗП / ЗП ВН: Функция оперативно выведена из работы"/>
+                  <w:listItem w:displayText="ЗП / ЗП НН (НН2): Пуск" w:value="ЗП / ЗП НН (НН2): Пуск"/>
+                  <w:listItem w:displayText="ЗП / ЗП НН (НН2): Пуск ИО максимального тока" w:value="ЗП / ЗП НН (НН2): Пуск ИО максимального тока"/>
+                  <w:listItem w:displayText="ЗП / ЗП НН (НН2): Срабатывание" w:value="ЗП / ЗП НН (НН2): Срабатывание"/>
+                  <w:listItem w:displayText="ЗП / ЗП НН (НН2): Срабатывание на отключение" w:value="ЗП / ЗП НН (НН2): Срабатывание на отключение"/>
+                  <w:listItem w:displayText="ЗП / ЗП НН (НН2): Функция введена в работу" w:value="ЗП / ЗП НН (НН2): Функция введена в работу"/>
+                  <w:listItem w:displayText="ЗП / ЗП НН (НН2): Функция оперативно выведена из работы" w:value="ЗП / ЗП НН (НН2): Функция оперативно выведена из работы"/>
+                  <w:listItem w:displayText="ЗП / ЗП СН (НН1): Пуск" w:value="ЗП / ЗП СН (НН1): Пуск"/>
+                  <w:listItem w:displayText="ЗП / ЗП СН (НН1): Пуск ИО максимального тока" w:value="ЗП / ЗП СН (НН1): Пуск ИО максимального тока"/>
+                  <w:listItem w:displayText="ЗП / ЗП СН (НН1): Срабатывание" w:value="ЗП / ЗП СН (НН1): Срабатывание"/>
+                  <w:listItem w:displayText="ЗП / ЗП СН (НН1): Срабатывание на отключение" w:value="ЗП / ЗП СН (НН1): Срабатывание на отключение"/>
+                  <w:listItem w:displayText="ЗП / ЗП СН (НН1): Функция введена в работу" w:value="ЗП / ЗП СН (НН1): Функция введена в работу"/>
+                  <w:listItem w:displayText="ЗП / ЗП СН (НН1): Функция оперативно выведена из работы" w:value="ЗП / ЗП СН (НН1): Функция оперативно выведена из работы"/>
                   <w:listItem w:displayText="ЗП / ЗП: Срабатывание" w:value="ЗП / ЗП: Срабатывание"/>
-                  <w:listItem w:displayText="ЗП / ЗП: Срабатывание на отключение" w:value="ЗП / ЗП: Срабатывание на отключение"/>
-                  <w:listItem w:displayText="ЗП / ЗП: Функция введена в работу" w:value="ЗП / ЗП: Функция введена в работу"/>
-                  <w:listItem w:displayText="ЗП / ЗП: Функция оперативно выведена из работы" w:value="ЗП / ЗП: Функция оперативно выведена из работы"/>
-                  <w:listItem w:displayText="КА / В: Выключатель включен" w:value="КА / В: Выключатель включен"/>
-                  <w:listItem w:displayText="КА / В: Выключатель отключен" w:value="КА / В: Выключатель отключен"/>
-                  <w:listItem w:displayText="КА / В: Команда «включить» выключатель через выходное реле" w:value="КА / В: Команда «включить» выключатель через выходное реле"/>
-                  <w:listItem w:displayText="КА / В: Команда «отключить» выключатель через выходное реле" w:value="КА / В: Команда «отключить» выключатель через выходное реле"/>
-                  <w:listItem w:displayText="КА / В: Неисправное положение выключателя" w:value="КА / В: Неисправное положение выключателя"/>
-                  <w:listItem w:displayText="КА / В: Промежуточное положение выключателя" w:value="КА / В: Промежуточное положение выключателя"/>
-                  <w:listItem w:displayText="КА / В: Функция введена в работу" w:value="КА / В: Функция введена в работу"/>
-                  <w:listItem w:displayText="КА / КА: Функция введена в работу" w:value="КА / КА: Функция введена в работу"/>
-                  <w:listItem w:displayText="КА / КА: Функция оперативно выведена из работы" w:value="КА / КА: Функция оперативно выведена из работы"/>
-                  <w:listItem w:displayText="КП / КП: Функция введена в работу" w:value="КП / КП: Функция введена в работу"/>
-                  <w:listItem w:displayText="КП / КП: Функция оперативно выведена из работы" w:value="КП / КП: Функция оперативно выведена из работы"/>
-                  <w:listItem w:displayText="КП / УВ: Включить выключатель" w:value="КП / УВ: Включить выключатель"/>
-                  <w:listItem w:displayText="КП / УВ: Идет переключение" w:value="КП / УВ: Идет переключение"/>
-                  <w:listItem w:displayText="КП / УВ: Отключить выключатель" w:value="КП / УВ: Отключить выключатель"/>
-                  <w:listItem w:displayText="КП / УВ: Поведение местного управления" w:value="КП / УВ: Поведение местного управления"/>
-                  <w:listItem w:displayText="КП / УВ: Положение В (Включено)" w:value="КП / УВ: Положение В (Включено)"/>
-                  <w:listItem w:displayText="КП / УВ: Положение В (Не определено)" w:value="КП / УВ: Положение В (Не определено)"/>
-                  <w:listItem w:displayText="КП / УВ: Положение В (Неисправность)" w:value="КП / УВ: Положение В (Неисправность)"/>
-                  <w:listItem w:displayText="КП / УВ: Положение В (Отключено)" w:value="КП / УВ: Положение В (Отключено)"/>
-                  <w:listItem w:displayText="КП / УВ: Положение ключа режима управления" w:value="КП / УВ: Положение ключа режима управления"/>
-                  <w:listItem w:displayText="КП / УВ: Право переключения на уровне станции" w:value="КП / УВ: Право переключения на уровне станции"/>
-                  <w:listItem w:displayText="КП / УВ: Сигнал превышения допустимого времени переключения" w:value="КП / УВ: Сигнал превышения допустимого времени переключения"/>
-                  <w:listItem w:displayText="КП / УВ: Функция введена в работу" w:value="КП / УВ: Функция введена в работу"/>
-                  <w:listItem w:displayText="КРВ / КРВ: Превышен коммутационный ресурс выключателя" w:value="КРВ / КРВ: Превышен коммутационный ресурс выключателя"/>
-                  <w:listItem w:displayText="КРВ / КРВ: Превышен механический ресурс выключателя" w:value="КРВ / КРВ: Превышен механический ресурс выключателя"/>
-                  <w:listItem w:displayText="КРВ / КРВ: Превышен ресурс выключателя" w:value="КРВ / КРВ: Превышен ресурс выключателя"/>
-                  <w:listItem w:displayText="КРВ / КРВ: Функция введена в работу" w:value="КРВ / КРВ: Функция введена в работу"/>
-                  <w:listItem w:displayText="КСВ / КСВ: Блокировка включения В" w:value="КСВ / КСВ: Блокировка включения В"/>
-                  <w:listItem w:displayText="КСВ / КСВ: Блокировка отключения В" w:value="КСВ / КСВ: Блокировка отключения В"/>
-                  <w:listItem w:displayText="КСВ / КСВ: В аварийно отключен" w:value="КСВ / КСВ: В аварийно отключен"/>
-                  <w:listItem w:displayText="КСВ / КСВ: В самопроизвольно отключен" w:value="КСВ / КСВ: В самопроизвольно отключен"/>
-                  <w:listItem w:displayText="КСВ / КСВ: Защита ЭМВ" w:value="КСВ / КСВ: Защита ЭМВ"/>
-                  <w:listItem w:displayText="КСВ / КСВ: Защита ЭМО1" w:value="КСВ / КСВ: Защита ЭМО1"/>
-                  <w:listItem w:displayText="КСВ / КСВ: Защита ЭМО2" w:value="КСВ / КСВ: Защита ЭМО2"/>
-                  <w:listItem w:displayText="КСВ / КСВ: Неисправность В" w:value="КСВ / КСВ: Неисправность В"/>
-                  <w:listItem w:displayText="КСВ / КСВ: Неисправность цепей ЭМУ" w:value="КСВ / КСВ: Неисправность цепей ЭМУ"/>
-                  <w:listItem w:displayText="КСВ / КСВ: Реле фиксации команды" w:value="КСВ / КСВ: Реле фиксации команды"/>
-                  <w:listItem w:displayText="КСВ / КСВ: Функция введена в работу" w:value="КСВ / КСВ: Функция введена в работу"/>
-                  <w:listItem w:displayText="КСВ / КСВ: Функция оперативно выведена из работы" w:value="КСВ / КСВ: Функция оперативно выведена из работы"/>
-                  <w:listItem w:displayText="КЦН НН1 / КЦН: Неисправность цепей напряжения" w:value="КЦН НН1 / КЦН: Неисправность цепей напряжения"/>
-                  <w:listItem w:displayText="КЦН НН1 / КЦН: Пуск" w:value="КЦН НН1 / КЦН: Пуск"/>
-                  <w:listItem w:displayText="КЦН НН1 / КЦН: Пуск органа максимального напряжения ОП" w:value="КЦН НН1 / КЦН: Пуск органа максимального напряжения ОП"/>
-                  <w:listItem w:displayText="КЦН НН1 / КЦН: Пуск органа минимального напряжения" w:value="КЦН НН1 / КЦН: Пуск органа минимального напряжения"/>
-                  <w:listItem w:displayText="КЦН НН1 / КЦН: Функция введена в работу" w:value="КЦН НН1 / КЦН: Функция введена в работу"/>
-                  <w:listItem w:displayText="КЦН НН1 / КЦН: Функция оперативно выведена из работы" w:value="КЦН НН1 / КЦН: Функция оперативно выведена из работы"/>
-                  <w:listItem w:displayText="КЦН НН2 / КЦН: Неисправность цепей напряжения" w:value="КЦН НН2 / КЦН: Неисправность цепей напряжения"/>
-                  <w:listItem w:displayText="КЦН НН2 / КЦН: Пуск" w:value="КЦН НН2 / КЦН: Пуск"/>
-                  <w:listItem w:displayText="КЦН НН2 / КЦН: Пуск органа максимального напряжения ОП" w:value="КЦН НН2 / КЦН: Пуск органа максимального напряжения ОП"/>
-                  <w:listItem w:displayText="КЦН НН2 / КЦН: Пуск органа минимального напряжения" w:value="КЦН НН2 / КЦН: Пуск органа минимального напряжения"/>
-                  <w:listItem w:displayText="КЦН НН2 / КЦН: Функция введена в работу" w:value="КЦН НН2 / КЦН: Функция введена в работу"/>
-                  <w:listItem w:displayText="КЦН НН2 / КЦН: Функция оперативно выведена из работы" w:value="КЦН НН2 / КЦН: Функция оперативно выведена из работы"/>
-                  <w:listItem w:displayText="ЛЗТ / ЛЗТ: Пуск" w:value="ЛЗТ / ЛЗТ: Пуск"/>
-                  <w:listItem w:displayText="ЛЗТ / ЛЗТ: Срабатывание" w:value="ЛЗТ / ЛЗТ: Срабатывание"/>
-                  <w:listItem w:displayText="ЛЗТ / ЛЗТ: Функция введена в работу" w:value="ЛЗТ / ЛЗТ: Функция введена в работу"/>
-                  <w:listItem w:displayText="ЛЗТ / ЛЗТ: Функция оперативно выведена из работы" w:value="ЛЗТ / ЛЗТ: Функция оперативно выведена из работы"/>
+                  <w:listItem w:displayText="ЗПО / ЗПО: Пуск" w:value="ЗПО / ЗПО: Пуск"/>
+                  <w:listItem w:displayText="ЗПО / ЗПО: Срабатывание" w:value="ЗПО / ЗПО: Срабатывание"/>
+                  <w:listItem w:displayText="ЗПО / ЗПО: Срабатывание на сигнал" w:value="ЗПО / ЗПО: Срабатывание на сигнал"/>
+                  <w:listItem w:displayText="ЗПО / ЗПО: Функция введена в работу" w:value="ЗПО / ЗПО: Функция введена в работу"/>
+                  <w:listItem w:displayText="ЗПО / ЗПО: Функция оперативно выведена из работы" w:value="ЗПО / ЗПО: Функция оперативно выведена из работы"/>
+                  <w:listItem w:displayText="КЦТ / КЦТ: Срабатывание КЦТ" w:value="КЦТ / КЦТ: Срабатывание КЦТ"/>
+                  <w:listItem w:displayText="КЦТ / КЦТст1: Пуск КЦТст при асимметрии" w:value="КЦТ / КЦТст1: Пуск КЦТст при асимметрии"/>
+                  <w:listItem w:displayText="КЦТ / КЦТст1: Пуск КЦТст при обрыве провода" w:value="КЦТ / КЦТст1: Пуск КЦТст при обрыве провода"/>
+                  <w:listItem w:displayText="КЦТ / КЦТст1: Срабатывание КЦТст при асимметрии" w:value="КЦТ / КЦТст1: Срабатывание КЦТст при асимметрии"/>
+                  <w:listItem w:displayText="КЦТ / КЦТст1: Срабатывание КЦТст при обрыве провода" w:value="КЦТ / КЦТст1: Срабатывание КЦТст при обрыве провода"/>
+                  <w:listItem w:displayText="КЦТ / КЦТст1: Функция введена в работу" w:value="КЦТ / КЦТст1: Функция введена в работу"/>
+                  <w:listItem w:displayText="КЦТ / КЦТст1: Функция оперативно выведена из работы" w:value="КЦТ / КЦТст1: Функция оперативно выведена из работы"/>
+                  <w:listItem w:displayText="КЦТ / КЦТст2: Пуск КЦТст при асимметрии" w:value="КЦТ / КЦТст2: Пуск КЦТст при асимметрии"/>
+                  <w:listItem w:displayText="КЦТ / КЦТст2: Пуск КЦТст при обрыве провода" w:value="КЦТ / КЦТст2: Пуск КЦТст при обрыве провода"/>
+                  <w:listItem w:displayText="КЦТ / КЦТст2: Срабатывание КЦТст при асимметрии" w:value="КЦТ / КЦТст2: Срабатывание КЦТст при асимметрии"/>
+                  <w:listItem w:displayText="КЦТ / КЦТст2: Срабатывание КЦТст при обрыве провода" w:value="КЦТ / КЦТст2: Срабатывание КЦТст при обрыве провода"/>
+                  <w:listItem w:displayText="КЦТ / КЦТст2: Функция введена в работу" w:value="КЦТ / КЦТст2: Функция введена в работу"/>
+                  <w:listItem w:displayText="КЦТ / КЦТст2: Функция оперативно выведена из работы" w:value="КЦТ / КЦТст2: Функция оперативно выведена из работы"/>
+                  <w:listItem w:displayText="КЦТ / КЦТст3: Пуск КЦТст при асимметрии" w:value="КЦТ / КЦТст3: Пуск КЦТст при асимметрии"/>
+                  <w:listItem w:displayText="КЦТ / КЦТст3: Пуск КЦТст при обрыве провода" w:value="КЦТ / КЦТст3: Пуск КЦТст при обрыве провода"/>
+                  <w:listItem w:displayText="КЦТ / КЦТст3: Срабатывание КЦТст при асимметрии" w:value="КЦТ / КЦТст3: Срабатывание КЦТст при асимметрии"/>
+                  <w:listItem w:displayText="КЦТ / КЦТст3: Срабатывание КЦТст при обрыве провода" w:value="КЦТ / КЦТст3: Срабатывание КЦТст при обрыве провода"/>
+                  <w:listItem w:displayText="КЦТ / КЦТст3: Функция введена в работу" w:value="КЦТ / КЦТст3: Функция введена в работу"/>
+                  <w:listItem w:displayText="КЦТ / КЦТст3: Функция оперативно выведена из работы" w:value="КЦТ / КЦТст3: Функция оперативно выведена из работы"/>
                   <w:listItem w:displayText="ЛО ВН / ЛО: Отключение" w:value="ЛО ВН / ЛО: Отключение"/>
                   <w:listItem w:displayText="ЛО ВН / ЛО: Отключить аварийно" w:value="ЛО ВН / ЛО: Отключить аварийно"/>
                   <w:listItem w:displayText="ЛО ВН / ЛО: Функция введена в работу" w:value="ЛО ВН / ЛО: Функция введена в работу"/>
@@ -3154,9 +3150,6 @@
                   <w:listItem w:displayText="ЛО ГЗсигн / ЛО: Срабатывание на сигнал" w:value="ЛО ГЗсигн / ЛО: Срабатывание на сигнал"/>
                   <w:listItem w:displayText="ЛО ГЗсигн / ЛО: Функция введена в работу" w:value="ЛО ГЗсигн / ЛО: Функция введена в работу"/>
                   <w:listItem w:displayText="ЛО ГЗсигн / ЛО: Функция оперативно выведена из работы" w:value="ЛО ГЗсигн / ЛО: Функция оперативно выведена из работы"/>
-                  <w:listItem w:displayText="ЛО НН1 / ЗАВР: Запрет АВР" w:value="ЛО НН1 / ЗАВР: Запрет АВР"/>
-                  <w:listItem w:displayText="ЛО НН1 / ЗАВР: Функция введена в работу" w:value="ЛО НН1 / ЗАВР: Функция введена в работу"/>
-                  <w:listItem w:displayText="ЛО НН1 / ЗАВР: Функция оперативно выведена из работы" w:value="ЛО НН1 / ЗАВР: Функция оперативно выведена из работы"/>
                   <w:listItem w:displayText="ЛО НН1 / ЗАПВ: Запрет АПВ" w:value="ЛО НН1 / ЗАПВ: Запрет АПВ"/>
                   <w:listItem w:displayText="ЛО НН1 / ЗАПВ: Функция введена в работу" w:value="ЛО НН1 / ЗАПВ: Функция введена в работу"/>
                   <w:listItem w:displayText="ЛО НН1 / ЗАПВ: Функция оперативно выведена из работы" w:value="ЛО НН1 / ЗАПВ: Функция оперативно выведена из работы"/>
@@ -3164,9 +3157,6 @@
                   <w:listItem w:displayText="ЛО НН1 / ЛО: Отключить аварийно" w:value="ЛО НН1 / ЛО: Отключить аварийно"/>
                   <w:listItem w:displayText="ЛО НН1 / ЛО: Функция введена в работу" w:value="ЛО НН1 / ЛО: Функция введена в работу"/>
                   <w:listItem w:displayText="ЛО НН1 / ЛО: Функция оперативно выведена из работы" w:value="ЛО НН1 / ЛО: Функция оперативно выведена из работы"/>
-                  <w:listItem w:displayText="ЛО НН2 / ЗАВР: Запрет АВР" w:value="ЛО НН2 / ЗАВР: Запрет АВР"/>
-                  <w:listItem w:displayText="ЛО НН2 / ЗАВР: Функция введена в работу" w:value="ЛО НН2 / ЗАВР: Функция введена в работу"/>
-                  <w:listItem w:displayText="ЛО НН2 / ЗАВР: Функция оперативно выведена из работы" w:value="ЛО НН2 / ЗАВР: Функция оперативно выведена из работы"/>
                   <w:listItem w:displayText="ЛО НН2 / ЗАПВ: Запрет АПВ" w:value="ЛО НН2 / ЗАПВ: Запрет АПВ"/>
                   <w:listItem w:displayText="ЛО НН2 / ЗАПВ: Функция введена в работу" w:value="ЛО НН2 / ЗАПВ: Функция введена в работу"/>
                   <w:listItem w:displayText="ЛО НН2 / ЗАПВ: Функция оперативно выведена из работы" w:value="ЛО НН2 / ЗАПВ: Функция оперативно выведена из работы"/>
@@ -3174,84 +3164,68 @@
                   <w:listItem w:displayText="ЛО НН2 / ЛО: Отключить аварийно" w:value="ЛО НН2 / ЛО: Отключить аварийно"/>
                   <w:listItem w:displayText="ЛО НН2 / ЛО: Функция введена в работу" w:value="ЛО НН2 / ЛО: Функция введена в работу"/>
                   <w:listItem w:displayText="ЛО НН2 / ЛО: Функция оперативно выведена из работы" w:value="ЛО НН2 / ЛО: Функция оперативно выведена из работы"/>
-                  <w:listItem w:displayText="ЛО Т / ЗАВР: Запрет АВР" w:value="ЛО Т / ЗАВР: Запрет АВР"/>
-                  <w:listItem w:displayText="ЛО Т / ЗАВР: Функция введена в работу" w:value="ЛО Т / ЗАВР: Функция введена в работу"/>
-                  <w:listItem w:displayText="ЛО Т / ЗАВР: Функция оперативно выведена из работы" w:value="ЛО Т / ЗАВР: Функция оперативно выведена из работы"/>
                   <w:listItem w:displayText="ЛО Т / ЗАПВ: Запрет АПВ" w:value="ЛО Т / ЗАПВ: Запрет АПВ"/>
                   <w:listItem w:displayText="ЛО Т / ЗАПВ: Функция введена в работу" w:value="ЛО Т / ЗАПВ: Функция введена в работу"/>
                   <w:listItem w:displayText="ЛО Т / ЗАПВ: Функция оперативно выведена из работы" w:value="ЛО Т / ЗАПВ: Функция оперативно выведена из работы"/>
-                  <w:listItem w:displayText="ЛО Т / ЛО: Пуск" w:value="ЛО Т / ЛО: Пуск"/>
                   <w:listItem w:displayText="ЛО Т / ЛО: Срабатывание" w:value="ЛО Т / ЛО: Срабатывание"/>
                   <w:listItem w:displayText="ЛО Т / ЛО: Функция введена в работу" w:value="ЛО Т / ЛО: Функция введена в работу"/>
                   <w:listItem w:displayText="ЛО Т / ЛО: Функция оперативно выведена из работы" w:value="ЛО Т / ЛО: Функция оперативно выведена из работы"/>
-                  <w:listItem w:displayText="МТЗ / БЛЗШ: Блокировка" w:value="МТЗ / БЛЗШ: Блокировка"/>
-                  <w:listItem w:displayText="МТЗ / БНТ: Пуск БНТ" w:value="МТЗ / БНТ: Пуск БНТ"/>
-                  <w:listItem w:displayText="МТЗ / БНТ: Пуск БНТ по фазе A" w:value="МТЗ / БНТ: Пуск БНТ по фазе A"/>
-                  <w:listItem w:displayText="МТЗ / БНТ: Пуск БНТ по фазе B" w:value="МТЗ / БНТ: Пуск БНТ по фазе B"/>
-                  <w:listItem w:displayText="МТЗ / БНТ: Пуск БНТ по фазе C" w:value="МТЗ / БНТ: Пуск БНТ по фазе C"/>
-                  <w:listItem w:displayText="МТЗ / КПОН1: Пуск КПОН" w:value="МТЗ / КПОН1: Пуск КПОН"/>
-                  <w:listItem w:displayText="МТЗ / КПОН2: Пуск КПОН" w:value="МТЗ / КПОН2: Пуск КПОН"/>
-                  <w:listItem w:displayText="МТЗ / МТЗ 1 ст: Пуск" w:value="МТЗ / МТЗ 1 ст: Пуск"/>
-                  <w:listItem w:displayText="МТЗ / МТЗ 1 ст: Пуск ИО тока по фазе B" w:value="МТЗ / МТЗ 1 ст: Пуск ИО тока по фазе B"/>
-                  <w:listItem w:displayText="МТЗ / МТЗ 1 ст: Пуск ИО тока по фазе C" w:value="МТЗ / МТЗ 1 ст: Пуск ИО тока по фазе C"/>
-                  <w:listItem w:displayText="МТЗ / МТЗ 1 ст: Пуск ИО тока по фазе А" w:value="МТЗ / МТЗ 1 ст: Пуск ИО тока по фазе А"/>
-                  <w:listItem w:displayText="МТЗ / МТЗ 1 ст: Пуск по фазе B" w:value="МТЗ / МТЗ 1 ст: Пуск по фазе B"/>
-                  <w:listItem w:displayText="МТЗ / МТЗ 1 ст: Пуск по фазе C" w:value="МТЗ / МТЗ 1 ст: Пуск по фазе C"/>
-                  <w:listItem w:displayText="МТЗ / МТЗ 1 ст: Пуск по фазе А" w:value="МТЗ / МТЗ 1 ст: Пуск по фазе А"/>
-                  <w:listItem w:displayText="МТЗ / МТЗ 1 ст: Срабатывание" w:value="МТЗ / МТЗ 1 ст: Срабатывание"/>
-                  <w:listItem w:displayText="МТЗ / МТЗ 1 ст: Срабатывание на сигнал" w:value="МТЗ / МТЗ 1 ст: Срабатывание на сигнал"/>
-                  <w:listItem w:displayText="МТЗ / МТЗ 1 ст: Функция введена в работу" w:value="МТЗ / МТЗ 1 ст: Функция введена в работу"/>
-                  <w:listItem w:displayText="МТЗ / МТЗ 1 ст: Функция оперативно выведена из работы" w:value="МТЗ / МТЗ 1 ст: Функция оперативно выведена из работы"/>
-                  <w:listItem w:displayText="МТЗ / МТЗ 2 ст: Пуск" w:value="МТЗ / МТЗ 2 ст: Пуск"/>
-                  <w:listItem w:displayText="МТЗ / МТЗ 2 ст: Пуск ИО тока по фазе B" w:value="МТЗ / МТЗ 2 ст: Пуск ИО тока по фазе B"/>
-                  <w:listItem w:displayText="МТЗ / МТЗ 2 ст: Пуск ИО тока по фазе C" w:value="МТЗ / МТЗ 2 ст: Пуск ИО тока по фазе C"/>
-                  <w:listItem w:displayText="МТЗ / МТЗ 2 ст: Пуск ИО тока по фазе А" w:value="МТЗ / МТЗ 2 ст: Пуск ИО тока по фазе А"/>
-                  <w:listItem w:displayText="МТЗ / МТЗ 2 ст: Пуск по фазе B" w:value="МТЗ / МТЗ 2 ст: Пуск по фазе B"/>
-                  <w:listItem w:displayText="МТЗ / МТЗ 2 ст: Пуск по фазе C" w:value="МТЗ / МТЗ 2 ст: Пуск по фазе C"/>
-                  <w:listItem w:displayText="МТЗ / МТЗ 2 ст: Пуск по фазе А" w:value="МТЗ / МТЗ 2 ст: Пуск по фазе А"/>
-                  <w:listItem w:displayText="МТЗ / МТЗ 2 ст: Срабатывание" w:value="МТЗ / МТЗ 2 ст: Срабатывание"/>
-                  <w:listItem w:displayText="МТЗ / МТЗ 2 ст: Срабатывание на сигнал" w:value="МТЗ / МТЗ 2 ст: Срабатывание на сигнал"/>
-                  <w:listItem w:displayText="МТЗ / МТЗ 2 ст: Функция введена в работу" w:value="МТЗ / МТЗ 2 ст: Функция введена в работу"/>
-                  <w:listItem w:displayText="МТЗ / МТЗ 2 ст: Функция оперативно выведена из работы" w:value="МТЗ / МТЗ 2 ст: Функция оперативно выведена из работы"/>
-                  <w:listItem w:displayText="МТЗ / МТЗ 3 ст: Пуск" w:value="МТЗ / МТЗ 3 ст: Пуск"/>
-                  <w:listItem w:displayText="МТЗ / МТЗ 3 ст: Пуск ИО тока по фазе B" w:value="МТЗ / МТЗ 3 ст: Пуск ИО тока по фазе B"/>
-                  <w:listItem w:displayText="МТЗ / МТЗ 3 ст: Пуск ИО тока по фазе C" w:value="МТЗ / МТЗ 3 ст: Пуск ИО тока по фазе C"/>
-                  <w:listItem w:displayText="МТЗ / МТЗ 3 ст: Пуск ИО тока по фазе А" w:value="МТЗ / МТЗ 3 ст: Пуск ИО тока по фазе А"/>
-                  <w:listItem w:displayText="МТЗ / МТЗ 3 ст: Пуск по фазе B" w:value="МТЗ / МТЗ 3 ст: Пуск по фазе B"/>
-                  <w:listItem w:displayText="МТЗ / МТЗ 3 ст: Пуск по фазе C" w:value="МТЗ / МТЗ 3 ст: Пуск по фазе C"/>
-                  <w:listItem w:displayText="МТЗ / МТЗ 3 ст: Пуск по фазе А" w:value="МТЗ / МТЗ 3 ст: Пуск по фазе А"/>
-                  <w:listItem w:displayText="МТЗ / МТЗ 3 ст: Срабатывание" w:value="МТЗ / МТЗ 3 ст: Срабатывание"/>
-                  <w:listItem w:displayText="МТЗ / МТЗ 3 ст: Срабатывание на сигнал" w:value="МТЗ / МТЗ 3 ст: Срабатывание на сигнал"/>
-                  <w:listItem w:displayText="МТЗ / МТЗ 3 ст: Функция введена в работу" w:value="МТЗ / МТЗ 3 ст: Функция введена в работу"/>
-                  <w:listItem w:displayText="МТЗ / МТЗ 3 ст: Функция оперативно выведена из работы" w:value="МТЗ / МТЗ 3 ст: Функция оперативно выведена из работы"/>
-                  <w:listItem w:displayText="МТЗ / МТЗ: Пуск" w:value="МТЗ / МТЗ: Пуск"/>
-                  <w:listItem w:displayText="ПДС / В: Поведение местного управления" w:value="ПДС / В: Поведение местного управления"/>
-                  <w:listItem w:displayText="ПДС / В: Положение ключа режима управления" w:value="ПДС / В: Положение ключа режима управления"/>
-                  <w:listItem w:displayText="ПДС / В: Положение ключа режима управления привода В" w:value="ПДС / В: Положение ключа режима управления привода В"/>
-                  <w:listItem w:displayText="ПДС / В: Право переключения на уровне станции" w:value="ПДС / В: Право переключения на уровне станции"/>
+                  <w:listItem w:displayText="ЛО ТЗ / ЛО ДТм: Срабатывание" w:value="ЛО ТЗ / ЛО ДТм: Срабатывание"/>
+                  <w:listItem w:displayText="ЛО ТЗ / ЛО ДТм: Срабатывание датчика температуры масла заблокировано" w:value="ЛО ТЗ / ЛО ДТм: Срабатывание датчика температуры масла заблокировано"/>
+                  <w:listItem w:displayText="ЛО ТЗ / ЛО ДТм: Срабатывание на сигнал" w:value="ЛО ТЗ / ЛО ДТм: Срабатывание на сигнал"/>
+                  <w:listItem w:displayText="ЛО ТЗ / ЛО ДТм: Функция введена в работу" w:value="ЛО ТЗ / ЛО ДТм: Функция введена в работу"/>
+                  <w:listItem w:displayText="ЛО ТЗ / ЛО ДТм: Функция оперативно выведена из работы" w:value="ЛО ТЗ / ЛО ДТм: Функция оперативно выведена из работы"/>
+                  <w:listItem w:displayText="ЛО ТЗ / ЛО ДТо: Срабатывание" w:value="ЛО ТЗ / ЛО ДТо: Срабатывание"/>
+                  <w:listItem w:displayText="ЛО ТЗ / ЛО ДТо: Срабатывание датчика температуры обмотки заблокировано" w:value="ЛО ТЗ / ЛО ДТо: Срабатывание датчика температуры обмотки заблокировано"/>
+                  <w:listItem w:displayText="ЛО ТЗ / ЛО ДТо: Срабатывание на сигнал" w:value="ЛО ТЗ / ЛО ДТо: Срабатывание на сигнал"/>
+                  <w:listItem w:displayText="ЛО ТЗ / ЛО ДТо: Функция введена в работу" w:value="ЛО ТЗ / ЛО ДТо: Функция введена в работу"/>
+                  <w:listItem w:displayText="ЛО ТЗ / ЛО ДТо: Функция оперативно выведена из работы" w:value="ЛО ТЗ / ЛО ДТо: Функция оперативно выведена из работы"/>
+                  <w:listItem w:displayText="ЛО ТЗ / ЛО РД: Срабатывание" w:value="ЛО ТЗ / ЛО РД: Срабатывание"/>
+                  <w:listItem w:displayText="ЛО ТЗ / ЛО РД: Срабатывание на сигнал" w:value="ЛО ТЗ / ЛО РД: Срабатывание на сигнал"/>
+                  <w:listItem w:displayText="ЛО ТЗ / ЛО РД: Срабатывание реле давления заблокировано" w:value="ЛО ТЗ / ЛО РД: Срабатывание реле давления заблокировано"/>
+                  <w:listItem w:displayText="ЛО ТЗ / ЛО РД: Функция введена в работу" w:value="ЛО ТЗ / ЛО РД: Функция введена в работу"/>
+                  <w:listItem w:displayText="ЛО ТЗ / ЛО РД: Функция оперативно выведена из работы" w:value="ЛО ТЗ / ЛО РД: Функция оперативно выведена из работы"/>
+                  <w:listItem w:displayText="ЛО ТС / ЛО ДУм расширителя: Срабатывание" w:value="ЛО ТС / ЛО ДУм расширителя: Срабатывание"/>
+                  <w:listItem w:displayText="ЛО ТС / ЛО ДУм расширителя: Срабатывание на сигнал" w:value="ЛО ТС / ЛО ДУм расширителя: Срабатывание на сигнал"/>
+                  <w:listItem w:displayText="ЛО ТС / ЛО ДУм расширителя: Функция введена в работу" w:value="ЛО ТС / ЛО ДУм расширителя: Функция введена в работу"/>
+                  <w:listItem w:displayText="ЛО ТС / ЛО ДУм расширителя: Функция оперативно выведена из работы" w:value="ЛО ТС / ЛО ДУм расширителя: Функция оперативно выведена из работы"/>
+                  <w:listItem w:displayText="ЛО ТС / ЛО ОК: Срабатывание" w:value="ЛО ТС / ЛО ОК: Срабатывание"/>
+                  <w:listItem w:displayText="ЛО ТС / ЛО ОК: Срабатывание на сигнал" w:value="ЛО ТС / ЛО ОК: Срабатывание на сигнал"/>
+                  <w:listItem w:displayText="ЛО ТС / ЛО ОК: Функция введена в работу" w:value="ЛО ТС / ЛО ОК: Функция введена в работу"/>
+                  <w:listItem w:displayText="ЛО ТС / ЛО ОК: Функция оперативно выведена из работы" w:value="ЛО ТС / ЛО ОК: Функция оперативно выведена из работы"/>
+                  <w:listItem w:displayText="ЛО ТС / ЛО ПК: Срабатывание" w:value="ЛО ТС / ЛО ПК: Срабатывание"/>
+                  <w:listItem w:displayText="ЛО ТС / ЛО ПК: Срабатывание на сигнал" w:value="ЛО ТС / ЛО ПК: Срабатывание на сигнал"/>
+                  <w:listItem w:displayText="ЛО ТС / ЛО ПК: Функция введена в работу" w:value="ЛО ТС / ЛО ПК: Функция введена в работу"/>
+                  <w:listItem w:displayText="ЛО ТС / ЛО ПК: Функция оперативно выведена из работы" w:value="ЛО ТС / ЛО ПК: Функция оперативно выведена из работы"/>
                   <w:listItem w:displayText="ПДС / ГЗ РПН: Низкая изоляция" w:value="ПДС / ГЗ РПН: Низкая изоляция"/>
                   <w:listItem w:displayText="ПДС / ГЗ РПН: Отключение" w:value="ПДС / ГЗ РПН: Отключение"/>
                   <w:listItem w:displayText="ПДС / ГЗ Т: Низкая изоляция ГЗоткл" w:value="ПДС / ГЗ Т: Низкая изоляция ГЗоткл"/>
                   <w:listItem w:displayText="ПДС / ГЗ Т: Низкая изоляция ГЗсигн" w:value="ПДС / ГЗ Т: Низкая изоляция ГЗсигн"/>
                   <w:listItem w:displayText="ПДС / ГЗ Т: Отключение" w:value="ПДС / ГЗ Т: Отключение"/>
                   <w:listItem w:displayText="ПДС / ГЗ Т: Сигнал" w:value="ПДС / ГЗ Т: Сигнал"/>
-                  <w:listItem w:displayText="ПДС / КИ: Аварийный уровень изоляции" w:value="ПДС / КИ: Аварийный уровень изоляции"/>
-                  <w:listItem w:displayText="ПДС / КИ: Низкий уровень изоляции" w:value="ПДС / КИ: Низкий уровень изоляции"/>
-                  <w:listItem w:displayText="ПДС / КПруж: Пружина не заведена" w:value="ПДС / КПруж: Пружина не заведена"/>
-                  <w:listItem w:displayText="ПДС / КЦВ: Контроль цепи ЭМВ" w:value="ПДС / КЦВ: Контроль цепи ЭМВ"/>
-                  <w:listItem w:displayText="ПДС / КЦВ: Контроль цепи ЭМО1" w:value="ПДС / КЦВ: Контроль цепи ЭМО1"/>
-                  <w:listItem w:displayText="ПДС / КЦВ: Контроль цепи ЭМО2" w:value="ПДС / КЦВ: Контроль цепи ЭМО2"/>
-                  <w:listItem w:displayText="ПДС / КЦВ: Работа ЭМВ" w:value="ПДС / КЦВ: Работа ЭМВ"/>
-                  <w:listItem w:displayText="ПДС / КЦВ: Работа ЭМО1" w:value="ПДС / КЦВ: Работа ЭМО1"/>
-                  <w:listItem w:displayText="ПДС / КЦВ: Работа ЭМО2" w:value="ПДС / КЦВ: Работа ЭМО2"/>
+                  <w:listItem w:displayText="ПДС / ДТм: Низкая изоляция" w:value="ПДС / ДТм: Низкая изоляция"/>
+                  <w:listItem w:displayText="ПДС / ДТм: Отключение" w:value="ПДС / ДТм: Отключение"/>
+                  <w:listItem w:displayText="ПДС / ДТм: Сигнал" w:value="ПДС / ДТм: Сигнал"/>
+                  <w:listItem w:displayText="ПДС / ДТм_РПН: Срабатывание" w:value="ПДС / ДТм_РПН: Срабатывание"/>
+                  <w:listItem w:displayText="ПДС / ДТо: Низкая изоляция" w:value="ПДС / ДТо: Низкая изоляция"/>
+                  <w:listItem w:displayText="ПДС / ДТо: Отключение" w:value="ПДС / ДТо: Отключение"/>
+                  <w:listItem w:displayText="ПДС / ДТо: Сигнал" w:value="ПДС / ДТо: Сигнал"/>
+                  <w:listItem w:displayText="ПДС / ДУм РПН: Высокий уровень масла" w:value="ПДС / ДУм РПН: Высокий уровень масла"/>
+                  <w:listItem w:displayText="ПДС / ДУм РПН: Низкий уровень масла" w:value="ПДС / ДУм РПН: Низкий уровень масла"/>
+                  <w:listItem w:displayText="ПДС / ДУм расширителя: Высокий уровень масла" w:value="ПДС / ДУм расширителя: Высокий уровень масла"/>
+                  <w:listItem w:displayText="ПДС / ДУм расширителя: Низкий уровень масла" w:value="ПДС / ДУм расширителя: Низкий уровень масла"/>
+                  <w:listItem w:displayText="ПДС / КСО: Авария" w:value="ПДС / КСО: Авария"/>
+                  <w:listItem w:displayText="ПДС / КСО: Неисправность" w:value="ПДС / КСО: Неисправность"/>
+                  <w:listItem w:displayText="ПДС / ОК: Срабатывание" w:value="ПДС / ОК: Срабатывание"/>
                   <w:listItem w:displayText="ПДС / ПДС: Функция введена в работу" w:value="ПДС / ПДС: Функция введена в работу"/>
                   <w:listItem w:displayText="ПДС / ПДС: Функция оперативно выведена из работы" w:value="ПДС / ПДС: Функция оперативно выведена из работы"/>
+                  <w:listItem w:displayText="ПДС / ПК: Срабатывание" w:value="ПДС / ПК: Срабатывание"/>
+                  <w:listItem w:displayText="ПДС / РД: Низкая изоляция" w:value="ПДС / РД: Низкая изоляция"/>
+                  <w:listItem w:displayText="ПДС / РД: Отключение" w:value="ПДС / РД: Отключение"/>
                   <w:listItem w:displayText="ПДС НКУ / SA1: Цепь управления введена" w:value="ПДС НКУ / SA1: Цепь управления введена"/>
                   <w:listItem w:displayText="ПДС НКУ / SA2: Цепь управления введена" w:value="ПДС НКУ / SA2: Цепь управления введена"/>
                   <w:listItem w:displayText="ПДС НКУ / SA3: Цепь управления введена" w:value="ПДС НКУ / SA3: Цепь управления введена"/>
                   <w:listItem w:displayText="ПДС НКУ / SA4: Цепь управления введена" w:value="ПДС НКУ / SA4: Цепь управления введена"/>
-                  <w:listItem w:displayText="ПДС НКУ / SA5: Цепь управления введена" w:value="ПДС НКУ / SA5: Цепь управления введена"/>
-                  <w:listItem w:displayText="ПДС НКУ / SA6: Цепь управления введена" w:value="ПДС НКУ / SA6: Цепь управления введена"/>
                   <w:listItem w:displayText="ПДС НКУ / SG1: Рабочее положение испытательного блока" w:value="ПДС НКУ / SG1: Рабочее положение испытательного блока"/>
                   <w:listItem w:displayText="ПДС НКУ / SG2: Рабочее положение испытательного блока" w:value="ПДС НКУ / SG2: Рабочее положение испытательного блока"/>
                   <w:listItem w:displayText="ПДС НКУ / SG3: Рабочее положение испытательного блока" w:value="ПДС НКУ / SG3: Рабочее положение испытательного блока"/>
@@ -3260,89 +3234,68 @@
                   <w:listItem w:displayText="ПДС НКУ / ОТ ГЗ: Неисправность оперативного тока цепей ГЗ" w:value="ПДС НКУ / ОТ ГЗ: Неисправность оперативного тока цепей ГЗ"/>
                   <w:listItem w:displayText="ПДС НКУ / ОТ ЗДЗ1: Неисправность оперативного тока цепей ЗДЗ НН1" w:value="ПДС НКУ / ОТ ЗДЗ1: Неисправность оперативного тока цепей ЗДЗ НН1"/>
                   <w:listItem w:displayText="ПДС НКУ / ОТ ЗДЗ2: Неисправность оперативного тока цепей ЗДЗ НН2" w:value="ПДС НКУ / ОТ ЗДЗ2: Неисправность оперативного тока цепей ЗДЗ НН2"/>
-                  <w:listItem w:displayText="ПДС НКУ / ОТ ИЭУ ТН1: Неисправность оперативного тока ИЭУ ТН1" w:value="ПДС НКУ / ОТ ИЭУ ТН1: Неисправность оперативного тока ИЭУ ТН1"/>
-                  <w:listItem w:displayText="ПДС НКУ / ОТ ИЭУ ТН2: Неисправность оперативного тока ИЭУ ТН2" w:value="ПДС НКУ / ОТ ИЭУ ТН2: Неисправность оперативного тока ИЭУ ТН2"/>
+                  <w:listItem w:displayText="ПДС НКУ / ОТ ТЗ, ТС: Неисправность оперативного тока цепей ТЗ, ТС" w:value="ПДС НКУ / ОТ ТЗ, ТС: Неисправность оперативного тока цепей ТЗ, ТС"/>
                   <w:listItem w:displayText="ПДС НКУ / ОТ УРОВ1: Неисправность оперативного тока цепей УРОВ НН1" w:value="ПДС НКУ / ОТ УРОВ1: Неисправность оперативного тока цепей УРОВ НН1"/>
                   <w:listItem w:displayText="ПДС НКУ / ОТ УРОВ2: Неисправность оперативного тока цепей УРОВ НН2" w:value="ПДС НКУ / ОТ УРОВ2: Неисправность оперативного тока цепей УРОВ НН2"/>
-                  <w:listItem w:displayText="ПДС НКУ / ОТ ЭМО1, ЭМВ В ВН: Неисправность оперативного тока цепей ЭМО1, ЭМВ" w:value="ПДС НКУ / ОТ ЭМО1, ЭМВ В ВН: Неисправность оперативного тока цепей ЭМО1, ЭМВ"/>
-                  <w:listItem w:displayText="ПДС НКУ / ОТ ЭМО2 В ВН: Неисправность оперативного тока цепей ЭМО2" w:value="ПДС НКУ / ОТ ЭМО2 В ВН: Неисправность оперативного тока цепей ЭМО2"/>
-                  <w:listItem w:displayText="ПДС НКУ / ОТ цепей сигн. В ВН: Неисправность оперативного тока цепей сигнализации В" w:value="ПДС НКУ / ОТ цепей сигн. В ВН: Неисправность оперативного тока цепей сигнализации В"/>
                   <w:listItem w:displayText="ПДС НКУ / ПДС НКУ: Функция введена в работу" w:value="ПДС НКУ / ПДС НКУ: Функция введена в работу"/>
                   <w:listItem w:displayText="ПДС НКУ / ПДС НКУ: Функция оперативно выведена из работы" w:value="ПДС НКУ / ПДС НКУ: Функция оперативно выведена из работы"/>
                   <w:listItem w:displayText="ПС / ПС: Пуск" w:value="ПС / ПС: Пуск"/>
                   <w:listItem w:displayText="ПС / ПС: Пуск (импульс)" w:value="ПС / ПС: Пуск (импульс)"/>
-                  <w:listItem w:displayText="СИСТ / Диагностика: Изменение встраиваемого ПО" w:value="СИСТ / Диагностика: Изменение встраиваемого ПО"/>
-                  <w:listItem w:displayText="СИСТ / Диагностика: Индикация логического узла-прокси" w:value="СИСТ / Диагностика: Индикация логического узла-прокси"/>
-                  <w:listItem w:displayText="СИСТ / Диагностика: Индикация наличия оперативного питания" w:value="СИСТ / Диагностика: Индикация наличия оперативного питания"/>
-                  <w:listItem w:displayText="СИСТ / Диагностика: Индикация потери оперативного питания" w:value="СИСТ / Диагностика: Индикация потери оперативного питания"/>
-                  <w:listItem w:displayText="СИСТ / Диагностика: Конфигурация изменена" w:value="СИСТ / Диагностика: Конфигурация изменена"/>
-                  <w:listItem w:displayText="СИСТ / Диагностика: Наличие критической неисправности" w:value="СИСТ / Диагностика: Наличие критической неисправности"/>
-                  <w:listItem w:displayText="СИСТ / Диагностика: Наличие некритической ошибки" w:value="СИСТ / Диагностика: Наличие некритической ошибки"/>
-                  <w:listItem w:displayText="СИСТ / Диагностика: Неверно заданы уставки" w:value="СИСТ / Диагностика: Неверно заданы уставки"/>
-                  <w:listItem w:displayText="СИСТ / Диагностика: Неисправность IPC" w:value="СИСТ / Диагностика: Неисправность IPC"/>
-                  <w:listItem w:displayText="СИСТ / Диагностика: Неисправность IPC для DSP1-IPU1" w:value="СИСТ / Диагностика: Неисправность IPC для DSP1-IPU1"/>
-                  <w:listItem w:displayText="СИСТ / Диагностика: Неисправность IPC для MPU-DSP1" w:value="СИСТ / Диагностика: Неисправность IPC для MPU-DSP1"/>
-                  <w:listItem w:displayText="СИСТ / Диагностика: Неисправность IPC для MPU-IPU1" w:value="СИСТ / Диагностика: Неисправность IPC для MPU-IPU1"/>
-                  <w:listItem w:displayText="СИСТ / Диагностика: Неисправность SPI ЦП" w:value="СИСТ / Диагностика: Неисправность SPI ЦП"/>
-                  <w:listItem w:displayText="СИСТ / Диагностика: Неисправность flash" w:value="СИСТ / Диагностика: Неисправность flash"/>
-                  <w:listItem w:displayText="СИСТ / Диагностика: Неисправность ОЗУ DSP1" w:value="СИСТ / Диагностика: Неисправность ОЗУ DSP1"/>
-                  <w:listItem w:displayText="СИСТ / Диагностика: Неисправность ОЗУ IPU1" w:value="СИСТ / Диагностика: Неисправность ОЗУ IPU1"/>
-                  <w:listItem w:displayText="СИСТ / Диагностика: Неисправность ОЗУ MPU" w:value="СИСТ / Диагностика: Неисправность ОЗУ MPU"/>
-                  <w:listItem w:displayText="СИСТ / Диагностика: Неисправность ОЗУ ЦП" w:value="СИСТ / Диагностика: Неисправность ОЗУ ЦП"/>
-                  <w:listItem w:displayText="СИСТ / Диагностика: Неисправность ПЗУ DSP1" w:value="СИСТ / Диагностика: Неисправность ПЗУ DSP1"/>
-                  <w:listItem w:displayText="СИСТ / Диагностика: Неисправность ПЗУ IPU1" w:value="СИСТ / Диагностика: Неисправность ПЗУ IPU1"/>
-                  <w:listItem w:displayText="СИСТ / Диагностика: Неисправность ПЗУ MPU" w:value="СИСТ / Диагностика: Неисправность ПЗУ MPU"/>
-                  <w:listItem w:displayText="СИСТ / Диагностика: Неисправность ПЗУ ЦП" w:value="СИСТ / Диагностика: Неисправность ПЗУ ЦП"/>
-                  <w:listItem w:displayText="СИСТ / Диагностика: Неисправность ПО ЦП" w:value="СИСТ / Диагностика: Неисправность ПО ЦП"/>
-                  <w:listItem w:displayText="СИСТ / Диагностика: Неисправность ЦП" w:value="СИСТ / Диагностика: Неисправность ЦП"/>
-                  <w:listItem w:displayText="СИСТ / Диагностика: Неисправность встроенного ПО" w:value="СИСТ / Диагностика: Неисправность встроенного ПО"/>
-                  <w:listItem w:displayText="СИСТ / Диагностика: Неисправность цепей оперативного питания" w:value="СИСТ / Диагностика: Неисправность цепей оперативного питания"/>
-                  <w:listItem w:displayText="СИСТ / Диагностика: Неисправность часов ЦП" w:value="СИСТ / Диагностика: Неисправность часов ЦП"/>
-                  <w:listItem w:displayText="СИСТ / Диагностика: Несовместимая версия ПО ЦП" w:value="СИСТ / Диагностика: Несовместимая версия ПО ЦП"/>
-                  <w:listItem w:displayText="СИСТ / Диагностика: Отказ источника питания" w:value="СИСТ / Диагностика: Отказ источника питания"/>
-                  <w:listItem w:displayText="СИСТ / Диагностика: Отказ модуля ЦП" w:value="СИСТ / Диагностика: Отказ модуля ЦП"/>
-                  <w:listItem w:displayText="СИСТ / Диагностика: Ошибка I2C ЦП" w:value="СИСТ / Диагностика: Ошибка I2C ЦП"/>
-                  <w:listItem w:displayText="СИСТ / Диагностика: Ошибка авторизации" w:value="СИСТ / Диагностика: Ошибка авторизации"/>
-                  <w:listItem w:displayText="СИСТ / Диагностика: Ошибка контрольной суммы уставок/конфигурации" w:value="СИСТ / Диагностика: Ошибка контрольной суммы уставок/конфигурации"/>
-                  <w:listItem w:displayText="СИСТ / Диагностика: Ошибка конфигурации" w:value="СИСТ / Диагностика: Ошибка конфигурации"/>
-                  <w:listItem w:displayText="СИСТ / Диагностика: Ошибка конфигурации ЦП" w:value="СИСТ / Диагностика: Ошибка конфигурации ЦП"/>
-                  <w:listItem w:displayText="СИСТ / Диагностика: Сброс часов или памяти вследствие перезагрузки" w:value="СИСТ / Диагностика: Сброс часов или памяти вследствие перезагрузки"/>
-                  <w:listItem w:displayText="СИСТ / Диагностика: Сигнал готовности к работе" w:value="СИСТ / Диагностика: Сигнал готовности к работе"/>
-                  <w:listItem w:displayText="СИСТ / Диагностика: Установлено подключение через сервисный порт" w:value="СИСТ / Диагностика: Установлено подключение через сервисный порт"/>
+                  <w:listItem w:displayText="РТПО / РТПО ВН: Пуск" w:value="РТПО / РТПО ВН: Пуск"/>
+                  <w:listItem w:displayText="РТПО / РТПО ВН: Пуск ИО тока" w:value="РТПО / РТПО ВН: Пуск ИО тока"/>
+                  <w:listItem w:displayText="РТПО / РТПО ВН: Функция введена в работу" w:value="РТПО / РТПО ВН: Функция введена в работу"/>
+                  <w:listItem w:displayText="РТПО / РТПО ВН: Функция оперативно выведена из работы" w:value="РТПО / РТПО ВН: Функция оперативно выведена из работы"/>
+                  <w:listItem w:displayText="РТПО / РТПО НН (НН2): Пуск" w:value="РТПО / РТПО НН (НН2): Пуск"/>
+                  <w:listItem w:displayText="РТПО / РТПО НН (НН2): Пуск ИО тока" w:value="РТПО / РТПО НН (НН2): Пуск ИО тока"/>
+                  <w:listItem w:displayText="РТПО / РТПО НН (НН2): Функция введена в работу" w:value="РТПО / РТПО НН (НН2): Функция введена в работу"/>
+                  <w:listItem w:displayText="РТПО / РТПО НН (НН2): Функция оперативно выведена из работы" w:value="РТПО / РТПО НН (НН2): Функция оперативно выведена из работы"/>
+                  <w:listItem w:displayText="РТПО / РТПО СН (НН1): Пуск" w:value="РТПО / РТПО СН (НН1): Пуск"/>
+                  <w:listItem w:displayText="РТПО / РТПО СН (НН1): Пуск ИО тока" w:value="РТПО / РТПО СН (НН1): Пуск ИО тока"/>
+                  <w:listItem w:displayText="РТПО / РТПО СН (НН1): Функция введена в работу" w:value="РТПО / РТПО СН (НН1): Функция введена в работу"/>
+                  <w:listItem w:displayText="РТПО / РТПО СН (НН1): Функция оперативно выведена из работы" w:value="РТПО / РТПО СН (НН1): Функция оперативно выведена из работы"/>
+                  <w:listItem w:displayText="РТПО / РТПО_общ: Пуск" w:value="РТПО / РТПО_общ: Пуск"/>
+                  <w:listItem w:displayText="РТПО / РТПО_общ: Функция введена в работу" w:value="РТПО / РТПО_общ: Функция введена в работу"/>
                   <w:listItem w:displayText="СС / СС: БИ выведены" w:value="СС / СС: БИ выведены"/>
                   <w:listItem w:displayText="СС / СС: Внешнее отключение" w:value="СС / СС: Внешнее отключение"/>
                   <w:listItem w:displayText="СС / СС: Выходные цепи разобраны" w:value="СС / СС: Выходные цепи разобраны"/>
                   <w:listItem w:displayText="СС / СС: ГЗ заблокирована" w:value="СС / СС: ГЗ заблокирована"/>
                   <w:listItem w:displayText="СС / СС: Неисправность ОТ цепей ГЗ" w:value="СС / СС: Неисправность ОТ цепей ГЗ"/>
-                  <w:listItem w:displayText="СС / СС: Неисправность ОТ цепей сигнализации В" w:value="СС / СС: Неисправность ОТ цепей сигнализации В"/>
+                  <w:listItem w:displayText="СС / СС: Неисправность ОТ цепей ТЗ, ТС" w:value="СС / СС: Неисправность ОТ цепей ТЗ, ТС"/>
                   <w:listItem w:displayText="СС / СС: Низкая изоляция ГЗ" w:value="СС / СС: Низкая изоляция ГЗ"/>
+                  <w:listItem w:displayText="СС / СС: Низкая изоляция ТЗ" w:value="СС / СС: Низкая изоляция ТЗ"/>
                   <w:listItem w:displayText="СС / СС: Общий внешний сигнал" w:value="СС / СС: Общий внешний сигнал"/>
-                  <w:listItem w:displayText="СС / СС: Превышение времени переключения КА" w:value="СС / СС: Превышение времени переключения КА"/>
                   <w:listItem w:displayText="СС / СС: Сигнализация от ГЗ" w:value="СС / СС: Сигнализация от ГЗ"/>
+                  <w:listItem w:displayText="СС / СС: Сигнализация от ТЗ" w:value="СС / СС: Сигнализация от ТЗ"/>
+                  <w:listItem w:displayText="СС / СС: Сигнализация от ТС" w:value="СС / СС: Сигнализация от ТС"/>
                   <w:listItem w:displayText="СС / СС: Сигнализация цепей опер.тока" w:value="СС / СС: Сигнализация цепей опер.тока"/>
                   <w:listItem w:displayText="СС / СС: Сигнализация цепей опер.тока НН" w:value="СС / СС: Сигнализация цепей опер.тока НН"/>
+                  <w:listItem w:displayText="СС / СС: ТЗ заблокирована" w:value="СС / СС: ТЗ заблокирована"/>
                   <w:listItem w:displayText="ТК ЗДЗ / ТК ЗДЗ: Пуск" w:value="ТК ЗДЗ / ТК ЗДЗ: Пуск"/>
-                  <w:listItem w:displayText="ТК ЗДЗ / ТК ЗДЗ: Пуск ИО максимального тока" w:value="ТК ЗДЗ / ТК ЗДЗ: Пуск ИО максимального тока"/>
+                  <w:listItem w:displayText="ТК ЗДЗ / ТК ЗДЗ: Пуск ИО тока" w:value="ТК ЗДЗ / ТК ЗДЗ: Пуск ИО тока"/>
                   <w:listItem w:displayText="ТК ЗДЗ / ТК ЗДЗ: Функция введена в работу" w:value="ТК ЗДЗ / ТК ЗДЗ: Функция введена в работу"/>
                   <w:listItem w:displayText="ТК ЗДЗ / ТК ЗДЗ: Функция оперативно выведена из работы" w:value="ТК ЗДЗ / ТК ЗДЗ: Функция оперативно выведена из работы"/>
-                  <w:listItem w:displayText="ТО / ТО: Пуск" w:value="ТО / ТО: Пуск"/>
-                  <w:listItem w:displayText="ТО / ТО: Пуск ИО максимального тока" w:value="ТО / ТО: Пуск ИО максимального тока"/>
-                  <w:listItem w:displayText="ТО / ТО: Срабатывание" w:value="ТО / ТО: Срабатывание"/>
-                  <w:listItem w:displayText="ТО / ТО: Срабатывание на сигнал" w:value="ТО / ТО: Срабатывание на сигнал"/>
-                  <w:listItem w:displayText="ТО / ТО: Функция введена в работу" w:value="ТО / ТО: Функция введена в работу"/>
-                  <w:listItem w:displayText="ТО / ТО: Функция оперативно выведена из работы" w:value="ТО / ТО: Функция оперативно выведена из работы"/>
+                  <w:listItem w:displayText="ТО ЗПО / ТО ЗПО ВН: Пуск" w:value="ТО ЗПО / ТО ЗПО ВН: Пуск"/>
+                  <w:listItem w:displayText="ТО ЗПО / ТО ЗПО ВН: Пуск ИО тока" w:value="ТО ЗПО / ТО ЗПО ВН: Пуск ИО тока"/>
+                  <w:listItem w:displayText="ТО ЗПО / ТО ЗПО ВН: Функция введена в работу" w:value="ТО ЗПО / ТО ЗПО ВН: Функция введена в работу"/>
+                  <w:listItem w:displayText="ТО ЗПО / ТО ЗПО ВН: Функция оперативно выведена из работы" w:value="ТО ЗПО / ТО ЗПО ВН: Функция оперативно выведена из работы"/>
+                  <w:listItem w:displayText="ТО ЗПО / ТО ЗПО НН (НН2): Пуск" w:value="ТО ЗПО / ТО ЗПО НН (НН2): Пуск"/>
+                  <w:listItem w:displayText="ТО ЗПО / ТО ЗПО НН (НН2): Пуск ИО тока" w:value="ТО ЗПО / ТО ЗПО НН (НН2): Пуск ИО тока"/>
+                  <w:listItem w:displayText="ТО ЗПО / ТО ЗПО НН (НН2): Функция введена в работу" w:value="ТО ЗПО / ТО ЗПО НН (НН2): Функция введена в работу"/>
+                  <w:listItem w:displayText="ТО ЗПО / ТО ЗПО НН (НН2): Функция оперативно выведена из работы" w:value="ТО ЗПО / ТО ЗПО НН (НН2): Функция оперативно выведена из работы"/>
+                  <w:listItem w:displayText="ТО ЗПО / ТО ЗПО СН (НН1): Пуск" w:value="ТО ЗПО / ТО ЗПО СН (НН1): Пуск"/>
+                  <w:listItem w:displayText="ТО ЗПО / ТО ЗПО СН (НН1): Пуск ИО тока" w:value="ТО ЗПО / ТО ЗПО СН (НН1): Пуск ИО тока"/>
+                  <w:listItem w:displayText="ТО ЗПО / ТО ЗПО СН (НН1): Функция введена в работу" w:value="ТО ЗПО / ТО ЗПО СН (НН1): Функция введена в работу"/>
+                  <w:listItem w:displayText="ТО ЗПО / ТО ЗПО СН (НН1): Функция оперативно выведена из работы" w:value="ТО ЗПО / ТО ЗПО СН (НН1): Функция оперативно выведена из работы"/>
+                  <w:listItem w:displayText="ТО ЗПО / ТО ЗПО_общ: Пуск" w:value="ТО ЗПО / ТО ЗПО_общ: Пуск"/>
+                  <w:listItem w:displayText="ТО ЗПО / ТО ЗПО_общ: Функция введена в работу" w:value="ТО ЗПО / ТО ЗПО_общ: Функция введена в работу"/>
                   <w:listItem w:displayText="ТО РПН / ТО РПН: Пуск" w:value="ТО РПН / ТО РПН: Пуск"/>
                   <w:listItem w:displayText="ТО РПН / ТО РПН: Пуск ИО тока" w:value="ТО РПН / ТО РПН: Пуск ИО тока"/>
                   <w:listItem w:displayText="ТО РПН / ТО РПН: Функция введена в работу" w:value="ТО РПН / ТО РПН: Функция введена в работу"/>
                   <w:listItem w:displayText="ТО РПН / ТО РПН: Функция оперативно выведена из работы" w:value="ТО РПН / ТО РПН: Функция оперативно выведена из работы"/>
-                  <w:listItem w:displayText="УВ / УВ: Включить" w:value="УВ / УВ: Включить"/>
-                  <w:listItem w:displayText="УВ / УВ: Функция введена в работу" w:value="УВ / УВ: Функция введена в работу"/>
-                  <w:listItem w:displayText="УВ / УВ: Функция оперативно выведена из работы" w:value="УВ / УВ: Функция оперативно выведена из работы"/>
                   <w:listItem w:displayText="УРОВ ВН / УРОВ: Пуск" w:value="УРОВ ВН / УРОВ: Пуск"/>
                   <w:listItem w:displayText="УРОВ ВН / УРОВ: Пуск ИО максимального тока" w:value="УРОВ ВН / УРОВ: Пуск ИО максимального тока"/>
                   <w:listItem w:displayText="УРОВ ВН / УРОВ: Срабатывание" w:value="УРОВ ВН / УРОВ: Срабатывание"/>
                   <w:listItem w:displayText="УРОВ ВН / УРОВ: Срабатывание «на себя»" w:value="УРОВ ВН / УРОВ: Срабатывание «на себя»"/>
-                  <w:listItem w:displayText="УРОВ ВН / УРОВ: Ускорение" w:value="УРОВ ВН / УРОВ: Ускорение"/>
                   <w:listItem w:displayText="УРОВ ВН / УРОВ: Функция введена в работу" w:value="УРОВ ВН / УРОВ: Функция введена в работу"/>
                   <w:listItem w:displayText="УРОВ ВН / УРОВ: Функция оперативно выведена из работы" w:value="УРОВ ВН / УРОВ: Функция оперативно выведена из работы"/>
                 </w:dropDownList>
@@ -3383,74 +3336,103 @@
                 <w:id w:val="0"/>
                 <w:dropDownList>
                   <w:listItem w:displayText="Не назначено" w:value=""/>
-                  <w:listItem w:displayText="ЗОП / ЗОП: Пуск" w:value="ЗОП / ЗОП: Пуск"/>
-                  <w:listItem w:displayText="ЗОП / ЗОП: Пуск ИО по несимметрии токов прямой и обратной последовательности" w:value="ЗОП / ЗОП: Пуск ИО по несимметрии токов прямой и обратной последовательности"/>
-                  <w:listItem w:displayText="ЗОП / ЗОП: Пуск ИО тока обратной последовательности" w:value="ЗОП / ЗОП: Пуск ИО тока обратной последовательности"/>
-                  <w:listItem w:displayText="ЗОП / ЗОП: Срабатывание" w:value="ЗОП / ЗОП: Срабатывание"/>
-                  <w:listItem w:displayText="ЗОП / ЗОП: Срабатывание на сигнал" w:value="ЗОП / ЗОП: Срабатывание на сигнал"/>
-                  <w:listItem w:displayText="ЗОП / ЗОП: Функция введена в работу" w:value="ЗОП / ЗОП: Функция введена в работу"/>
-                  <w:listItem w:displayText="ЗОП / ЗОП: Функция оперативно выведена из работы" w:value="ЗОП / ЗОП: Функция оперативно выведена из работы"/>
-                  <w:listItem w:displayText="ЗП / ЗП: Пуск" w:value="ЗП / ЗП: Пуск"/>
-                  <w:listItem w:displayText="ЗП / ЗП: Пуск ИО максимального тока" w:value="ЗП / ЗП: Пуск ИО максимального тока"/>
+                  <w:listItem w:displayText="ДЗТ / БВКЗ: Срабатывание БВКЗ" w:value="ДЗТ / БВКЗ: Срабатывание БВКЗ"/>
+                  <w:listItem w:displayText="ДЗТ / БВКЗ: Срабатывание БВКЗ по фазе A" w:value="ДЗТ / БВКЗ: Срабатывание БВКЗ по фазе A"/>
+                  <w:listItem w:displayText="ДЗТ / БВКЗ: Срабатывание БВКЗ по фазе B" w:value="ДЗТ / БВКЗ: Срабатывание БВКЗ по фазе B"/>
+                  <w:listItem w:displayText="ДЗТ / БВКЗ: Срабатывание БВКЗ по фазе C" w:value="ДЗТ / БВКЗ: Срабатывание БВКЗ по фазе C"/>
+                  <w:listItem w:displayText="ДЗТ / Д2Г: Пуск Д2Г" w:value="ДЗТ / Д2Г: Пуск Д2Г"/>
+                  <w:listItem w:displayText="ДЗТ / Д2Г: Пуск Д2Г по фазе A" w:value="ДЗТ / Д2Г: Пуск Д2Г по фазе A"/>
+                  <w:listItem w:displayText="ДЗТ / Д2Г: Пуск Д2Г по фазе B" w:value="ДЗТ / Д2Г: Пуск Д2Г по фазе B"/>
+                  <w:listItem w:displayText="ДЗТ / Д2Г: Пуск Д2Г по фазе C" w:value="ДЗТ / Д2Г: Пуск Д2Г по фазе C"/>
+                  <w:listItem w:displayText="ДЗТ / Д5Г: Пуск Д5Г" w:value="ДЗТ / Д5Г: Пуск Д5Г"/>
+                  <w:listItem w:displayText="ДЗТ / Д5Г: Пуск Д5Г по фазе A" w:value="ДЗТ / Д5Г: Пуск Д5Г по фазе A"/>
+                  <w:listItem w:displayText="ДЗТ / Д5Г: Пуск Д5Г по фазе B" w:value="ДЗТ / Д5Г: Пуск Д5Г по фазе B"/>
+                  <w:listItem w:displayText="ДЗТ / Д5Г: Пуск Д5Г по фазе C" w:value="ДЗТ / Д5Г: Пуск Д5Г по фазе C"/>
+                  <w:listItem w:displayText="ДЗТ / ДЗТ: Срабатывание ДЗТ" w:value="ДЗТ / ДЗТ: Срабатывание ДЗТ"/>
+                  <w:listItem w:displayText="ДЗТ / ДТЗт: Пуск ДТЗт" w:value="ДЗТ / ДТЗт: Пуск ДТЗт"/>
+                  <w:listItem w:displayText="ДЗТ / ДТЗт: Пуск ДТЗт по фазе A" w:value="ДЗТ / ДТЗт: Пуск ДТЗт по фазе A"/>
+                  <w:listItem w:displayText="ДЗТ / ДТЗт: Пуск ДТЗт по фазе B" w:value="ДЗТ / ДТЗт: Пуск ДТЗт по фазе B"/>
+                  <w:listItem w:displayText="ДЗТ / ДТЗт: Пуск ДТЗт по фазе C" w:value="ДЗТ / ДТЗт: Пуск ДТЗт по фазе C"/>
+                  <w:listItem w:displayText="ДЗТ / ДТЗт: Пуск ИО по фазе A" w:value="ДЗТ / ДТЗт: Пуск ИО по фазе A"/>
+                  <w:listItem w:displayText="ДЗТ / ДТЗт: Пуск ИО по фазе B" w:value="ДЗТ / ДТЗт: Пуск ИО по фазе B"/>
+                  <w:listItem w:displayText="ДЗТ / ДТЗт: Пуск ИО по фазе C" w:value="ДЗТ / ДТЗт: Пуск ИО по фазе C"/>
+                  <w:listItem w:displayText="ДЗТ / ДТЗт: Срабатывание ДТЗт" w:value="ДЗТ / ДТЗт: Срабатывание ДТЗт"/>
+                  <w:listItem w:displayText="ДЗТ / ДТЗт: Срабатывание ДТЗт на сигнал" w:value="ДЗТ / ДТЗт: Срабатывание ДТЗт на сигнал"/>
+                  <w:listItem w:displayText="ДЗТ / ДТЗт: Срабатывание ДТЗт по фазе A" w:value="ДЗТ / ДТЗт: Срабатывание ДТЗт по фазе A"/>
+                  <w:listItem w:displayText="ДЗТ / ДТЗт: Срабатывание ДТЗт по фазе A на сигнал" w:value="ДЗТ / ДТЗт: Срабатывание ДТЗт по фазе A на сигнал"/>
+                  <w:listItem w:displayText="ДЗТ / ДТЗт: Срабатывание ДТЗт по фазе B" w:value="ДЗТ / ДТЗт: Срабатывание ДТЗт по фазе B"/>
+                  <w:listItem w:displayText="ДЗТ / ДТЗт: Срабатывание ДТЗт по фазе B на сигнал" w:value="ДЗТ / ДТЗт: Срабатывание ДТЗт по фазе B на сигнал"/>
+                  <w:listItem w:displayText="ДЗТ / ДТЗт: Срабатывание ДТЗт по фазе C" w:value="ДЗТ / ДТЗт: Срабатывание ДТЗт по фазе C"/>
+                  <w:listItem w:displayText="ДЗТ / ДТЗт: Срабатывание ДТЗт по фазе C на сигнал" w:value="ДЗТ / ДТЗт: Срабатывание ДТЗт по фазе C на сигнал"/>
+                  <w:listItem w:displayText="ДЗТ / ДТЗт: Функция введена в работу" w:value="ДЗТ / ДТЗт: Функция введена в работу"/>
+                  <w:listItem w:displayText="ДЗТ / ДТЗт: Функция оперативно выведена из работы" w:value="ДЗТ / ДТЗт: Функция оперативно выведена из работы"/>
+                  <w:listItem w:displayText="ДЗТ / ДТО: Пуск ДТО" w:value="ДЗТ / ДТО: Пуск ДТО"/>
+                  <w:listItem w:displayText="ДЗТ / ДТО: Пуск ДТО по фазе A" w:value="ДЗТ / ДТО: Пуск ДТО по фазе A"/>
+                  <w:listItem w:displayText="ДЗТ / ДТО: Пуск ДТО по фазе B" w:value="ДЗТ / ДТО: Пуск ДТО по фазе B"/>
+                  <w:listItem w:displayText="ДЗТ / ДТО: Пуск ДТО по фазе C" w:value="ДЗТ / ДТО: Пуск ДТО по фазе C"/>
+                  <w:listItem w:displayText="ДЗТ / ДТО: Пуск ИО по фазе A" w:value="ДЗТ / ДТО: Пуск ИО по фазе A"/>
+                  <w:listItem w:displayText="ДЗТ / ДТО: Пуск ИО по фазе B" w:value="ДЗТ / ДТО: Пуск ИО по фазе B"/>
+                  <w:listItem w:displayText="ДЗТ / ДТО: Пуск ИО по фазе C" w:value="ДЗТ / ДТО: Пуск ИО по фазе C"/>
+                  <w:listItem w:displayText="ДЗТ / ДТО: Срабатывание ДТО" w:value="ДЗТ / ДТО: Срабатывание ДТО"/>
+                  <w:listItem w:displayText="ДЗТ / ДТО: Срабатывание ДТО на сигнал" w:value="ДЗТ / ДТО: Срабатывание ДТО на сигнал"/>
+                  <w:listItem w:displayText="ДЗТ / ДТО: Срабатывание ДТО по фазе A" w:value="ДЗТ / ДТО: Срабатывание ДТО по фазе A"/>
+                  <w:listItem w:displayText="ДЗТ / ДТО: Срабатывание ДТО по фазе A на сигнал" w:value="ДЗТ / ДТО: Срабатывание ДТО по фазе A на сигнал"/>
+                  <w:listItem w:displayText="ДЗТ / ДТО: Срабатывание ДТО по фазе B" w:value="ДЗТ / ДТО: Срабатывание ДТО по фазе B"/>
+                  <w:listItem w:displayText="ДЗТ / ДТО: Срабатывание ДТО по фазе B на сигнал" w:value="ДЗТ / ДТО: Срабатывание ДТО по фазе B на сигнал"/>
+                  <w:listItem w:displayText="ДЗТ / ДТО: Срабатывание ДТО по фазе C" w:value="ДЗТ / ДТО: Срабатывание ДТО по фазе C"/>
+                  <w:listItem w:displayText="ДЗТ / ДТО: Срабатывание ДТО по фазе C на сигнал" w:value="ДЗТ / ДТО: Срабатывание ДТО по фазе C на сигнал"/>
+                  <w:listItem w:displayText="ДЗТ / ДТО: Функция введена в работу" w:value="ДЗТ / ДТО: Функция введена в работу"/>
+                  <w:listItem w:displayText="ДЗТ / ДТО: Функция оперативно выведена из работы" w:value="ДЗТ / ДТО: Функция оперативно выведена из работы"/>
+                  <w:listItem w:displayText="ДЗТ / КЦТнеб: Неисправность" w:value="ДЗТ / КЦТнеб: Неисправность"/>
+                  <w:listItem w:displayText="ДЗТ / КЦТнеб: Срабатывание" w:value="ДЗТ / КЦТнеб: Срабатывание"/>
+                  <w:listItem w:displayText="ДЗТ / КЦТнеб: Срабатывание фазы A" w:value="ДЗТ / КЦТнеб: Срабатывание фазы A"/>
+                  <w:listItem w:displayText="ДЗТ / КЦТнеб: Срабатывание фазы B" w:value="ДЗТ / КЦТнеб: Срабатывание фазы B"/>
+                  <w:listItem w:displayText="ДЗТ / КЦТнеб: Срабатывание фазы C" w:value="ДЗТ / КЦТнеб: Срабатывание фазы C"/>
+                  <w:listItem w:displayText="ДЗТ / КЦТнеб: Функция введена в работу" w:value="ДЗТ / КЦТнеб: Функция введена в работу"/>
+                  <w:listItem w:displayText="ДЗТ / КЦТнеб: Функция оперативно выведена из работы" w:value="ДЗТ / КЦТнеб: Функция оперативно выведена из работы"/>
+                  <w:listItem w:displayText="ЗП / ЗП ВН: Пуск" w:value="ЗП / ЗП ВН: Пуск"/>
+                  <w:listItem w:displayText="ЗП / ЗП ВН: Пуск ИО максимального тока" w:value="ЗП / ЗП ВН: Пуск ИО максимального тока"/>
+                  <w:listItem w:displayText="ЗП / ЗП ВН: Срабатывание" w:value="ЗП / ЗП ВН: Срабатывание"/>
+                  <w:listItem w:displayText="ЗП / ЗП ВН: Срабатывание на отключение" w:value="ЗП / ЗП ВН: Срабатывание на отключение"/>
+                  <w:listItem w:displayText="ЗП / ЗП ВН: Функция введена в работу" w:value="ЗП / ЗП ВН: Функция введена в работу"/>
+                  <w:listItem w:displayText="ЗП / ЗП ВН: Функция оперативно выведена из работы" w:value="ЗП / ЗП ВН: Функция оперативно выведена из работы"/>
+                  <w:listItem w:displayText="ЗП / ЗП НН (НН2): Пуск" w:value="ЗП / ЗП НН (НН2): Пуск"/>
+                  <w:listItem w:displayText="ЗП / ЗП НН (НН2): Пуск ИО максимального тока" w:value="ЗП / ЗП НН (НН2): Пуск ИО максимального тока"/>
+                  <w:listItem w:displayText="ЗП / ЗП НН (НН2): Срабатывание" w:value="ЗП / ЗП НН (НН2): Срабатывание"/>
+                  <w:listItem w:displayText="ЗП / ЗП НН (НН2): Срабатывание на отключение" w:value="ЗП / ЗП НН (НН2): Срабатывание на отключение"/>
+                  <w:listItem w:displayText="ЗП / ЗП НН (НН2): Функция введена в работу" w:value="ЗП / ЗП НН (НН2): Функция введена в работу"/>
+                  <w:listItem w:displayText="ЗП / ЗП НН (НН2): Функция оперативно выведена из работы" w:value="ЗП / ЗП НН (НН2): Функция оперативно выведена из работы"/>
+                  <w:listItem w:displayText="ЗП / ЗП СН (НН1): Пуск" w:value="ЗП / ЗП СН (НН1): Пуск"/>
+                  <w:listItem w:displayText="ЗП / ЗП СН (НН1): Пуск ИО максимального тока" w:value="ЗП / ЗП СН (НН1): Пуск ИО максимального тока"/>
+                  <w:listItem w:displayText="ЗП / ЗП СН (НН1): Срабатывание" w:value="ЗП / ЗП СН (НН1): Срабатывание"/>
+                  <w:listItem w:displayText="ЗП / ЗП СН (НН1): Срабатывание на отключение" w:value="ЗП / ЗП СН (НН1): Срабатывание на отключение"/>
+                  <w:listItem w:displayText="ЗП / ЗП СН (НН1): Функция введена в работу" w:value="ЗП / ЗП СН (НН1): Функция введена в работу"/>
+                  <w:listItem w:displayText="ЗП / ЗП СН (НН1): Функция оперативно выведена из работы" w:value="ЗП / ЗП СН (НН1): Функция оперативно выведена из работы"/>
                   <w:listItem w:displayText="ЗП / ЗП: Срабатывание" w:value="ЗП / ЗП: Срабатывание"/>
-                  <w:listItem w:displayText="ЗП / ЗП: Срабатывание на отключение" w:value="ЗП / ЗП: Срабатывание на отключение"/>
-                  <w:listItem w:displayText="ЗП / ЗП: Функция введена в работу" w:value="ЗП / ЗП: Функция введена в работу"/>
-                  <w:listItem w:displayText="ЗП / ЗП: Функция оперативно выведена из работы" w:value="ЗП / ЗП: Функция оперативно выведена из работы"/>
-                  <w:listItem w:displayText="КА / В: Выключатель включен" w:value="КА / В: Выключатель включен"/>
-                  <w:listItem w:displayText="КА / В: Выключатель отключен" w:value="КА / В: Выключатель отключен"/>
-                  <w:listItem w:displayText="КА / В: Команда «включить» выключатель через выходное реле" w:value="КА / В: Команда «включить» выключатель через выходное реле"/>
-                  <w:listItem w:displayText="КА / В: Команда «отключить» выключатель через выходное реле" w:value="КА / В: Команда «отключить» выключатель через выходное реле"/>
-                  <w:listItem w:displayText="КА / В: Неисправное положение выключателя" w:value="КА / В: Неисправное положение выключателя"/>
-                  <w:listItem w:displayText="КА / В: Промежуточное положение выключателя" w:value="КА / В: Промежуточное положение выключателя"/>
-                  <w:listItem w:displayText="КА / В: Функция введена в работу" w:value="КА / В: Функция введена в работу"/>
-                  <w:listItem w:displayText="КА / КА: Функция введена в работу" w:value="КА / КА: Функция введена в работу"/>
-                  <w:listItem w:displayText="КА / КА: Функция оперативно выведена из работы" w:value="КА / КА: Функция оперативно выведена из работы"/>
-                  <w:listItem w:displayText="КП / КП: Функция введена в работу" w:value="КП / КП: Функция введена в работу"/>
-                  <w:listItem w:displayText="КП / КП: Функция оперативно выведена из работы" w:value="КП / КП: Функция оперативно выведена из работы"/>
-                  <w:listItem w:displayText="КП / УВ: Включить выключатель" w:value="КП / УВ: Включить выключатель"/>
-                  <w:listItem w:displayText="КП / УВ: Идет переключение" w:value="КП / УВ: Идет переключение"/>
-                  <w:listItem w:displayText="КП / УВ: Отключить выключатель" w:value="КП / УВ: Отключить выключатель"/>
-                  <w:listItem w:displayText="КП / УВ: Поведение местного управления" w:value="КП / УВ: Поведение местного управления"/>
-                  <w:listItem w:displayText="КП / УВ: Положение В (Включено)" w:value="КП / УВ: Положение В (Включено)"/>
-                  <w:listItem w:displayText="КП / УВ: Положение В (Не определено)" w:value="КП / УВ: Положение В (Не определено)"/>
-                  <w:listItem w:displayText="КП / УВ: Положение В (Неисправность)" w:value="КП / УВ: Положение В (Неисправность)"/>
-                  <w:listItem w:displayText="КП / УВ: Положение В (Отключено)" w:value="КП / УВ: Положение В (Отключено)"/>
-                  <w:listItem w:displayText="КП / УВ: Положение ключа режима управления" w:value="КП / УВ: Положение ключа режима управления"/>
-                  <w:listItem w:displayText="КП / УВ: Право переключения на уровне станции" w:value="КП / УВ: Право переключения на уровне станции"/>
-                  <w:listItem w:displayText="КП / УВ: Сигнал превышения допустимого времени переключения" w:value="КП / УВ: Сигнал превышения допустимого времени переключения"/>
-                  <w:listItem w:displayText="КП / УВ: Функция введена в работу" w:value="КП / УВ: Функция введена в работу"/>
-                  <w:listItem w:displayText="КРВ / КРВ: Превышен коммутационный ресурс выключателя" w:value="КРВ / КРВ: Превышен коммутационный ресурс выключателя"/>
-                  <w:listItem w:displayText="КРВ / КРВ: Превышен механический ресурс выключателя" w:value="КРВ / КРВ: Превышен механический ресурс выключателя"/>
-                  <w:listItem w:displayText="КРВ / КРВ: Превышен ресурс выключателя" w:value="КРВ / КРВ: Превышен ресурс выключателя"/>
-                  <w:listItem w:displayText="КРВ / КРВ: Функция введена в работу" w:value="КРВ / КРВ: Функция введена в работу"/>
-                  <w:listItem w:displayText="КСВ / КСВ: Блокировка включения В" w:value="КСВ / КСВ: Блокировка включения В"/>
-                  <w:listItem w:displayText="КСВ / КСВ: Блокировка отключения В" w:value="КСВ / КСВ: Блокировка отключения В"/>
-                  <w:listItem w:displayText="КСВ / КСВ: В аварийно отключен" w:value="КСВ / КСВ: В аварийно отключен"/>
-                  <w:listItem w:displayText="КСВ / КСВ: В самопроизвольно отключен" w:value="КСВ / КСВ: В самопроизвольно отключен"/>
-                  <w:listItem w:displayText="КСВ / КСВ: Защита ЭМВ" w:value="КСВ / КСВ: Защита ЭМВ"/>
-                  <w:listItem w:displayText="КСВ / КСВ: Защита ЭМО1" w:value="КСВ / КСВ: Защита ЭМО1"/>
-                  <w:listItem w:displayText="КСВ / КСВ: Защита ЭМО2" w:value="КСВ / КСВ: Защита ЭМО2"/>
-                  <w:listItem w:displayText="КСВ / КСВ: Неисправность В" w:value="КСВ / КСВ: Неисправность В"/>
-                  <w:listItem w:displayText="КСВ / КСВ: Неисправность цепей ЭМУ" w:value="КСВ / КСВ: Неисправность цепей ЭМУ"/>
-                  <w:listItem w:displayText="КСВ / КСВ: Реле фиксации команды" w:value="КСВ / КСВ: Реле фиксации команды"/>
-                  <w:listItem w:displayText="КСВ / КСВ: Функция введена в работу" w:value="КСВ / КСВ: Функция введена в работу"/>
-                  <w:listItem w:displayText="КСВ / КСВ: Функция оперативно выведена из работы" w:value="КСВ / КСВ: Функция оперативно выведена из работы"/>
-                  <w:listItem w:displayText="КЦН НН1 / КЦН: Неисправность цепей напряжения" w:value="КЦН НН1 / КЦН: Неисправность цепей напряжения"/>
-                  <w:listItem w:displayText="КЦН НН1 / КЦН: Пуск" w:value="КЦН НН1 / КЦН: Пуск"/>
-                  <w:listItem w:displayText="КЦН НН1 / КЦН: Пуск органа максимального напряжения ОП" w:value="КЦН НН1 / КЦН: Пуск органа максимального напряжения ОП"/>
-                  <w:listItem w:displayText="КЦН НН1 / КЦН: Пуск органа минимального напряжения" w:value="КЦН НН1 / КЦН: Пуск органа минимального напряжения"/>
-                  <w:listItem w:displayText="КЦН НН1 / КЦН: Функция введена в работу" w:value="КЦН НН1 / КЦН: Функция введена в работу"/>
-                  <w:listItem w:displayText="КЦН НН1 / КЦН: Функция оперативно выведена из работы" w:value="КЦН НН1 / КЦН: Функция оперативно выведена из работы"/>
-                  <w:listItem w:displayText="КЦН НН2 / КЦН: Неисправность цепей напряжения" w:value="КЦН НН2 / КЦН: Неисправность цепей напряжения"/>
-                  <w:listItem w:displayText="КЦН НН2 / КЦН: Пуск" w:value="КЦН НН2 / КЦН: Пуск"/>
-                  <w:listItem w:displayText="КЦН НН2 / КЦН: Пуск органа максимального напряжения ОП" w:value="КЦН НН2 / КЦН: Пуск органа максимального напряжения ОП"/>
-                  <w:listItem w:displayText="КЦН НН2 / КЦН: Пуск органа минимального напряжения" w:value="КЦН НН2 / КЦН: Пуск органа минимального напряжения"/>
-                  <w:listItem w:displayText="КЦН НН2 / КЦН: Функция введена в работу" w:value="КЦН НН2 / КЦН: Функция введена в работу"/>
-                  <w:listItem w:displayText="КЦН НН2 / КЦН: Функция оперативно выведена из работы" w:value="КЦН НН2 / КЦН: Функция оперативно выведена из работы"/>
-                  <w:listItem w:displayText="ЛЗТ / ЛЗТ: Пуск" w:value="ЛЗТ / ЛЗТ: Пуск"/>
-                  <w:listItem w:displayText="ЛЗТ / ЛЗТ: Срабатывание" w:value="ЛЗТ / ЛЗТ: Срабатывание"/>
-                  <w:listItem w:displayText="ЛЗТ / ЛЗТ: Функция введена в работу" w:value="ЛЗТ / ЛЗТ: Функция введена в работу"/>
-                  <w:listItem w:displayText="ЛЗТ / ЛЗТ: Функция оперативно выведена из работы" w:value="ЛЗТ / ЛЗТ: Функция оперативно выведена из работы"/>
+                  <w:listItem w:displayText="ЗПО / ЗПО: Пуск" w:value="ЗПО / ЗПО: Пуск"/>
+                  <w:listItem w:displayText="ЗПО / ЗПО: Срабатывание" w:value="ЗПО / ЗПО: Срабатывание"/>
+                  <w:listItem w:displayText="ЗПО / ЗПО: Срабатывание на сигнал" w:value="ЗПО / ЗПО: Срабатывание на сигнал"/>
+                  <w:listItem w:displayText="ЗПО / ЗПО: Функция введена в работу" w:value="ЗПО / ЗПО: Функция введена в работу"/>
+                  <w:listItem w:displayText="ЗПО / ЗПО: Функция оперативно выведена из работы" w:value="ЗПО / ЗПО: Функция оперативно выведена из работы"/>
+                  <w:listItem w:displayText="КЦТ / КЦТ: Срабатывание КЦТ" w:value="КЦТ / КЦТ: Срабатывание КЦТ"/>
+                  <w:listItem w:displayText="КЦТ / КЦТст1: Пуск КЦТст при асимметрии" w:value="КЦТ / КЦТст1: Пуск КЦТст при асимметрии"/>
+                  <w:listItem w:displayText="КЦТ / КЦТст1: Пуск КЦТст при обрыве провода" w:value="КЦТ / КЦТст1: Пуск КЦТст при обрыве провода"/>
+                  <w:listItem w:displayText="КЦТ / КЦТст1: Срабатывание КЦТст при асимметрии" w:value="КЦТ / КЦТст1: Срабатывание КЦТст при асимметрии"/>
+                  <w:listItem w:displayText="КЦТ / КЦТст1: Срабатывание КЦТст при обрыве провода" w:value="КЦТ / КЦТст1: Срабатывание КЦТст при обрыве провода"/>
+                  <w:listItem w:displayText="КЦТ / КЦТст1: Функция введена в работу" w:value="КЦТ / КЦТст1: Функция введена в работу"/>
+                  <w:listItem w:displayText="КЦТ / КЦТст1: Функция оперативно выведена из работы" w:value="КЦТ / КЦТст1: Функция оперативно выведена из работы"/>
+                  <w:listItem w:displayText="КЦТ / КЦТст2: Пуск КЦТст при асимметрии" w:value="КЦТ / КЦТст2: Пуск КЦТст при асимметрии"/>
+                  <w:listItem w:displayText="КЦТ / КЦТст2: Пуск КЦТст при обрыве провода" w:value="КЦТ / КЦТст2: Пуск КЦТст при обрыве провода"/>
+                  <w:listItem w:displayText="КЦТ / КЦТст2: Срабатывание КЦТст при асимметрии" w:value="КЦТ / КЦТст2: Срабатывание КЦТст при асимметрии"/>
+                  <w:listItem w:displayText="КЦТ / КЦТст2: Срабатывание КЦТст при обрыве провода" w:value="КЦТ / КЦТст2: Срабатывание КЦТст при обрыве провода"/>
+                  <w:listItem w:displayText="КЦТ / КЦТст2: Функция введена в работу" w:value="КЦТ / КЦТст2: Функция введена в работу"/>
+                  <w:listItem w:displayText="КЦТ / КЦТст2: Функция оперативно выведена из работы" w:value="КЦТ / КЦТст2: Функция оперативно выведена из работы"/>
+                  <w:listItem w:displayText="КЦТ / КЦТст3: Пуск КЦТст при асимметрии" w:value="КЦТ / КЦТст3: Пуск КЦТст при асимметрии"/>
+                  <w:listItem w:displayText="КЦТ / КЦТст3: Пуск КЦТст при обрыве провода" w:value="КЦТ / КЦТст3: Пуск КЦТст при обрыве провода"/>
+                  <w:listItem w:displayText="КЦТ / КЦТст3: Срабатывание КЦТст при асимметрии" w:value="КЦТ / КЦТст3: Срабатывание КЦТст при асимметрии"/>
+                  <w:listItem w:displayText="КЦТ / КЦТст3: Срабатывание КЦТст при обрыве провода" w:value="КЦТ / КЦТст3: Срабатывание КЦТст при обрыве провода"/>
+                  <w:listItem w:displayText="КЦТ / КЦТст3: Функция введена в работу" w:value="КЦТ / КЦТст3: Функция введена в работу"/>
+                  <w:listItem w:displayText="КЦТ / КЦТст3: Функция оперативно выведена из работы" w:value="КЦТ / КЦТст3: Функция оперативно выведена из работы"/>
                   <w:listItem w:displayText="ЛО ВН / ЛО: Отключение" w:value="ЛО ВН / ЛО: Отключение"/>
                   <w:listItem w:displayText="ЛО ВН / ЛО: Отключить аварийно" w:value="ЛО ВН / ЛО: Отключить аварийно"/>
                   <w:listItem w:displayText="ЛО ВН / ЛО: Функция введена в работу" w:value="ЛО ВН / ЛО: Функция введена в работу"/>
@@ -3470,9 +3452,6 @@
                   <w:listItem w:displayText="ЛО ГЗсигн / ЛО: Срабатывание на сигнал" w:value="ЛО ГЗсигн / ЛО: Срабатывание на сигнал"/>
                   <w:listItem w:displayText="ЛО ГЗсигн / ЛО: Функция введена в работу" w:value="ЛО ГЗсигн / ЛО: Функция введена в работу"/>
                   <w:listItem w:displayText="ЛО ГЗсигн / ЛО: Функция оперативно выведена из работы" w:value="ЛО ГЗсигн / ЛО: Функция оперативно выведена из работы"/>
-                  <w:listItem w:displayText="ЛО НН1 / ЗАВР: Запрет АВР" w:value="ЛО НН1 / ЗАВР: Запрет АВР"/>
-                  <w:listItem w:displayText="ЛО НН1 / ЗАВР: Функция введена в работу" w:value="ЛО НН1 / ЗАВР: Функция введена в работу"/>
-                  <w:listItem w:displayText="ЛО НН1 / ЗАВР: Функция оперативно выведена из работы" w:value="ЛО НН1 / ЗАВР: Функция оперативно выведена из работы"/>
                   <w:listItem w:displayText="ЛО НН1 / ЗАПВ: Запрет АПВ" w:value="ЛО НН1 / ЗАПВ: Запрет АПВ"/>
                   <w:listItem w:displayText="ЛО НН1 / ЗАПВ: Функция введена в работу" w:value="ЛО НН1 / ЗАПВ: Функция введена в работу"/>
                   <w:listItem w:displayText="ЛО НН1 / ЗАПВ: Функция оперативно выведена из работы" w:value="ЛО НН1 / ЗАПВ: Функция оперативно выведена из работы"/>
@@ -3480,9 +3459,6 @@
                   <w:listItem w:displayText="ЛО НН1 / ЛО: Отключить аварийно" w:value="ЛО НН1 / ЛО: Отключить аварийно"/>
                   <w:listItem w:displayText="ЛО НН1 / ЛО: Функция введена в работу" w:value="ЛО НН1 / ЛО: Функция введена в работу"/>
                   <w:listItem w:displayText="ЛО НН1 / ЛО: Функция оперативно выведена из работы" w:value="ЛО НН1 / ЛО: Функция оперативно выведена из работы"/>
-                  <w:listItem w:displayText="ЛО НН2 / ЗАВР: Запрет АВР" w:value="ЛО НН2 / ЗАВР: Запрет АВР"/>
-                  <w:listItem w:displayText="ЛО НН2 / ЗАВР: Функция введена в работу" w:value="ЛО НН2 / ЗАВР: Функция введена в работу"/>
-                  <w:listItem w:displayText="ЛО НН2 / ЗАВР: Функция оперативно выведена из работы" w:value="ЛО НН2 / ЗАВР: Функция оперативно выведена из работы"/>
                   <w:listItem w:displayText="ЛО НН2 / ЗАПВ: Запрет АПВ" w:value="ЛО НН2 / ЗАПВ: Запрет АПВ"/>
                   <w:listItem w:displayText="ЛО НН2 / ЗАПВ: Функция введена в работу" w:value="ЛО НН2 / ЗАПВ: Функция введена в работу"/>
                   <w:listItem w:displayText="ЛО НН2 / ЗАПВ: Функция оперативно выведена из работы" w:value="ЛО НН2 / ЗАПВ: Функция оперативно выведена из работы"/>
@@ -3490,84 +3466,68 @@
                   <w:listItem w:displayText="ЛО НН2 / ЛО: Отключить аварийно" w:value="ЛО НН2 / ЛО: Отключить аварийно"/>
                   <w:listItem w:displayText="ЛО НН2 / ЛО: Функция введена в работу" w:value="ЛО НН2 / ЛО: Функция введена в работу"/>
                   <w:listItem w:displayText="ЛО НН2 / ЛО: Функция оперативно выведена из работы" w:value="ЛО НН2 / ЛО: Функция оперативно выведена из работы"/>
-                  <w:listItem w:displayText="ЛО Т / ЗАВР: Запрет АВР" w:value="ЛО Т / ЗАВР: Запрет АВР"/>
-                  <w:listItem w:displayText="ЛО Т / ЗАВР: Функция введена в работу" w:value="ЛО Т / ЗАВР: Функция введена в работу"/>
-                  <w:listItem w:displayText="ЛО Т / ЗАВР: Функция оперативно выведена из работы" w:value="ЛО Т / ЗАВР: Функция оперативно выведена из работы"/>
                   <w:listItem w:displayText="ЛО Т / ЗАПВ: Запрет АПВ" w:value="ЛО Т / ЗАПВ: Запрет АПВ"/>
                   <w:listItem w:displayText="ЛО Т / ЗАПВ: Функция введена в работу" w:value="ЛО Т / ЗАПВ: Функция введена в работу"/>
                   <w:listItem w:displayText="ЛО Т / ЗАПВ: Функция оперативно выведена из работы" w:value="ЛО Т / ЗАПВ: Функция оперативно выведена из работы"/>
-                  <w:listItem w:displayText="ЛО Т / ЛО: Пуск" w:value="ЛО Т / ЛО: Пуск"/>
                   <w:listItem w:displayText="ЛО Т / ЛО: Срабатывание" w:value="ЛО Т / ЛО: Срабатывание"/>
                   <w:listItem w:displayText="ЛО Т / ЛО: Функция введена в работу" w:value="ЛО Т / ЛО: Функция введена в работу"/>
                   <w:listItem w:displayText="ЛО Т / ЛО: Функция оперативно выведена из работы" w:value="ЛО Т / ЛО: Функция оперативно выведена из работы"/>
-                  <w:listItem w:displayText="МТЗ / БЛЗШ: Блокировка" w:value="МТЗ / БЛЗШ: Блокировка"/>
-                  <w:listItem w:displayText="МТЗ / БНТ: Пуск БНТ" w:value="МТЗ / БНТ: Пуск БНТ"/>
-                  <w:listItem w:displayText="МТЗ / БНТ: Пуск БНТ по фазе A" w:value="МТЗ / БНТ: Пуск БНТ по фазе A"/>
-                  <w:listItem w:displayText="МТЗ / БНТ: Пуск БНТ по фазе B" w:value="МТЗ / БНТ: Пуск БНТ по фазе B"/>
-                  <w:listItem w:displayText="МТЗ / БНТ: Пуск БНТ по фазе C" w:value="МТЗ / БНТ: Пуск БНТ по фазе C"/>
-                  <w:listItem w:displayText="МТЗ / КПОН1: Пуск КПОН" w:value="МТЗ / КПОН1: Пуск КПОН"/>
-                  <w:listItem w:displayText="МТЗ / КПОН2: Пуск КПОН" w:value="МТЗ / КПОН2: Пуск КПОН"/>
-                  <w:listItem w:displayText="МТЗ / МТЗ 1 ст: Пуск" w:value="МТЗ / МТЗ 1 ст: Пуск"/>
-                  <w:listItem w:displayText="МТЗ / МТЗ 1 ст: Пуск ИО тока по фазе B" w:value="МТЗ / МТЗ 1 ст: Пуск ИО тока по фазе B"/>
-                  <w:listItem w:displayText="МТЗ / МТЗ 1 ст: Пуск ИО тока по фазе C" w:value="МТЗ / МТЗ 1 ст: Пуск ИО тока по фазе C"/>
-                  <w:listItem w:displayText="МТЗ / МТЗ 1 ст: Пуск ИО тока по фазе А" w:value="МТЗ / МТЗ 1 ст: Пуск ИО тока по фазе А"/>
-                  <w:listItem w:displayText="МТЗ / МТЗ 1 ст: Пуск по фазе B" w:value="МТЗ / МТЗ 1 ст: Пуск по фазе B"/>
-                  <w:listItem w:displayText="МТЗ / МТЗ 1 ст: Пуск по фазе C" w:value="МТЗ / МТЗ 1 ст: Пуск по фазе C"/>
-                  <w:listItem w:displayText="МТЗ / МТЗ 1 ст: Пуск по фазе А" w:value="МТЗ / МТЗ 1 ст: Пуск по фазе А"/>
-                  <w:listItem w:displayText="МТЗ / МТЗ 1 ст: Срабатывание" w:value="МТЗ / МТЗ 1 ст: Срабатывание"/>
-                  <w:listItem w:displayText="МТЗ / МТЗ 1 ст: Срабатывание на сигнал" w:value="МТЗ / МТЗ 1 ст: Срабатывание на сигнал"/>
-                  <w:listItem w:displayText="МТЗ / МТЗ 1 ст: Функция введена в работу" w:value="МТЗ / МТЗ 1 ст: Функция введена в работу"/>
-                  <w:listItem w:displayText="МТЗ / МТЗ 1 ст: Функция оперативно выведена из работы" w:value="МТЗ / МТЗ 1 ст: Функция оперативно выведена из работы"/>
-                  <w:listItem w:displayText="МТЗ / МТЗ 2 ст: Пуск" w:value="МТЗ / МТЗ 2 ст: Пуск"/>
-                  <w:listItem w:displayText="МТЗ / МТЗ 2 ст: Пуск ИО тока по фазе B" w:value="МТЗ / МТЗ 2 ст: Пуск ИО тока по фазе B"/>
-                  <w:listItem w:displayText="МТЗ / МТЗ 2 ст: Пуск ИО тока по фазе C" w:value="МТЗ / МТЗ 2 ст: Пуск ИО тока по фазе C"/>
-                  <w:listItem w:displayText="МТЗ / МТЗ 2 ст: Пуск ИО тока по фазе А" w:value="МТЗ / МТЗ 2 ст: Пуск ИО тока по фазе А"/>
-                  <w:listItem w:displayText="МТЗ / МТЗ 2 ст: Пуск по фазе B" w:value="МТЗ / МТЗ 2 ст: Пуск по фазе B"/>
-                  <w:listItem w:displayText="МТЗ / МТЗ 2 ст: Пуск по фазе C" w:value="МТЗ / МТЗ 2 ст: Пуск по фазе C"/>
-                  <w:listItem w:displayText="МТЗ / МТЗ 2 ст: Пуск по фазе А" w:value="МТЗ / МТЗ 2 ст: Пуск по фазе А"/>
-                  <w:listItem w:displayText="МТЗ / МТЗ 2 ст: Срабатывание" w:value="МТЗ / МТЗ 2 ст: Срабатывание"/>
-                  <w:listItem w:displayText="МТЗ / МТЗ 2 ст: Срабатывание на сигнал" w:value="МТЗ / МТЗ 2 ст: Срабатывание на сигнал"/>
-                  <w:listItem w:displayText="МТЗ / МТЗ 2 ст: Функция введена в работу" w:value="МТЗ / МТЗ 2 ст: Функция введена в работу"/>
-                  <w:listItem w:displayText="МТЗ / МТЗ 2 ст: Функция оперативно выведена из работы" w:value="МТЗ / МТЗ 2 ст: Функция оперативно выведена из работы"/>
-                  <w:listItem w:displayText="МТЗ / МТЗ 3 ст: Пуск" w:value="МТЗ / МТЗ 3 ст: Пуск"/>
-                  <w:listItem w:displayText="МТЗ / МТЗ 3 ст: Пуск ИО тока по фазе B" w:value="МТЗ / МТЗ 3 ст: Пуск ИО тока по фазе B"/>
-                  <w:listItem w:displayText="МТЗ / МТЗ 3 ст: Пуск ИО тока по фазе C" w:value="МТЗ / МТЗ 3 ст: Пуск ИО тока по фазе C"/>
-                  <w:listItem w:displayText="МТЗ / МТЗ 3 ст: Пуск ИО тока по фазе А" w:value="МТЗ / МТЗ 3 ст: Пуск ИО тока по фазе А"/>
-                  <w:listItem w:displayText="МТЗ / МТЗ 3 ст: Пуск по фазе B" w:value="МТЗ / МТЗ 3 ст: Пуск по фазе B"/>
-                  <w:listItem w:displayText="МТЗ / МТЗ 3 ст: Пуск по фазе C" w:value="МТЗ / МТЗ 3 ст: Пуск по фазе C"/>
-                  <w:listItem w:displayText="МТЗ / МТЗ 3 ст: Пуск по фазе А" w:value="МТЗ / МТЗ 3 ст: Пуск по фазе А"/>
-                  <w:listItem w:displayText="МТЗ / МТЗ 3 ст: Срабатывание" w:value="МТЗ / МТЗ 3 ст: Срабатывание"/>
-                  <w:listItem w:displayText="МТЗ / МТЗ 3 ст: Срабатывание на сигнал" w:value="МТЗ / МТЗ 3 ст: Срабатывание на сигнал"/>
-                  <w:listItem w:displayText="МТЗ / МТЗ 3 ст: Функция введена в работу" w:value="МТЗ / МТЗ 3 ст: Функция введена в работу"/>
-                  <w:listItem w:displayText="МТЗ / МТЗ 3 ст: Функция оперативно выведена из работы" w:value="МТЗ / МТЗ 3 ст: Функция оперативно выведена из работы"/>
-                  <w:listItem w:displayText="МТЗ / МТЗ: Пуск" w:value="МТЗ / МТЗ: Пуск"/>
-                  <w:listItem w:displayText="ПДС / В: Поведение местного управления" w:value="ПДС / В: Поведение местного управления"/>
-                  <w:listItem w:displayText="ПДС / В: Положение ключа режима управления" w:value="ПДС / В: Положение ключа режима управления"/>
-                  <w:listItem w:displayText="ПДС / В: Положение ключа режима управления привода В" w:value="ПДС / В: Положение ключа режима управления привода В"/>
-                  <w:listItem w:displayText="ПДС / В: Право переключения на уровне станции" w:value="ПДС / В: Право переключения на уровне станции"/>
+                  <w:listItem w:displayText="ЛО ТЗ / ЛО ДТм: Срабатывание" w:value="ЛО ТЗ / ЛО ДТм: Срабатывание"/>
+                  <w:listItem w:displayText="ЛО ТЗ / ЛО ДТм: Срабатывание датчика температуры масла заблокировано" w:value="ЛО ТЗ / ЛО ДТм: Срабатывание датчика температуры масла заблокировано"/>
+                  <w:listItem w:displayText="ЛО ТЗ / ЛО ДТм: Срабатывание на сигнал" w:value="ЛО ТЗ / ЛО ДТм: Срабатывание на сигнал"/>
+                  <w:listItem w:displayText="ЛО ТЗ / ЛО ДТм: Функция введена в работу" w:value="ЛО ТЗ / ЛО ДТм: Функция введена в работу"/>
+                  <w:listItem w:displayText="ЛО ТЗ / ЛО ДТм: Функция оперативно выведена из работы" w:value="ЛО ТЗ / ЛО ДТм: Функция оперативно выведена из работы"/>
+                  <w:listItem w:displayText="ЛО ТЗ / ЛО ДТо: Срабатывание" w:value="ЛО ТЗ / ЛО ДТо: Срабатывание"/>
+                  <w:listItem w:displayText="ЛО ТЗ / ЛО ДТо: Срабатывание датчика температуры обмотки заблокировано" w:value="ЛО ТЗ / ЛО ДТо: Срабатывание датчика температуры обмотки заблокировано"/>
+                  <w:listItem w:displayText="ЛО ТЗ / ЛО ДТо: Срабатывание на сигнал" w:value="ЛО ТЗ / ЛО ДТо: Срабатывание на сигнал"/>
+                  <w:listItem w:displayText="ЛО ТЗ / ЛО ДТо: Функция введена в работу" w:value="ЛО ТЗ / ЛО ДТо: Функция введена в работу"/>
+                  <w:listItem w:displayText="ЛО ТЗ / ЛО ДТо: Функция оперативно выведена из работы" w:value="ЛО ТЗ / ЛО ДТо: Функция оперативно выведена из работы"/>
+                  <w:listItem w:displayText="ЛО ТЗ / ЛО РД: Срабатывание" w:value="ЛО ТЗ / ЛО РД: Срабатывание"/>
+                  <w:listItem w:displayText="ЛО ТЗ / ЛО РД: Срабатывание на сигнал" w:value="ЛО ТЗ / ЛО РД: Срабатывание на сигнал"/>
+                  <w:listItem w:displayText="ЛО ТЗ / ЛО РД: Срабатывание реле давления заблокировано" w:value="ЛО ТЗ / ЛО РД: Срабатывание реле давления заблокировано"/>
+                  <w:listItem w:displayText="ЛО ТЗ / ЛО РД: Функция введена в работу" w:value="ЛО ТЗ / ЛО РД: Функция введена в работу"/>
+                  <w:listItem w:displayText="ЛО ТЗ / ЛО РД: Функция оперативно выведена из работы" w:value="ЛО ТЗ / ЛО РД: Функция оперативно выведена из работы"/>
+                  <w:listItem w:displayText="ЛО ТС / ЛО ДУм расширителя: Срабатывание" w:value="ЛО ТС / ЛО ДУм расширителя: Срабатывание"/>
+                  <w:listItem w:displayText="ЛО ТС / ЛО ДУм расширителя: Срабатывание на сигнал" w:value="ЛО ТС / ЛО ДУм расширителя: Срабатывание на сигнал"/>
+                  <w:listItem w:displayText="ЛО ТС / ЛО ДУм расширителя: Функция введена в работу" w:value="ЛО ТС / ЛО ДУм расширителя: Функция введена в работу"/>
+                  <w:listItem w:displayText="ЛО ТС / ЛО ДУм расширителя: Функция оперативно выведена из работы" w:value="ЛО ТС / ЛО ДУм расширителя: Функция оперативно выведена из работы"/>
+                  <w:listItem w:displayText="ЛО ТС / ЛО ОК: Срабатывание" w:value="ЛО ТС / ЛО ОК: Срабатывание"/>
+                  <w:listItem w:displayText="ЛО ТС / ЛО ОК: Срабатывание на сигнал" w:value="ЛО ТС / ЛО ОК: Срабатывание на сигнал"/>
+                  <w:listItem w:displayText="ЛО ТС / ЛО ОК: Функция введена в работу" w:value="ЛО ТС / ЛО ОК: Функция введена в работу"/>
+                  <w:listItem w:displayText="ЛО ТС / ЛО ОК: Функция оперативно выведена из работы" w:value="ЛО ТС / ЛО ОК: Функция оперативно выведена из работы"/>
+                  <w:listItem w:displayText="ЛО ТС / ЛО ПК: Срабатывание" w:value="ЛО ТС / ЛО ПК: Срабатывание"/>
+                  <w:listItem w:displayText="ЛО ТС / ЛО ПК: Срабатывание на сигнал" w:value="ЛО ТС / ЛО ПК: Срабатывание на сигнал"/>
+                  <w:listItem w:displayText="ЛО ТС / ЛО ПК: Функция введена в работу" w:value="ЛО ТС / ЛО ПК: Функция введена в работу"/>
+                  <w:listItem w:displayText="ЛО ТС / ЛО ПК: Функция оперативно выведена из работы" w:value="ЛО ТС / ЛО ПК: Функция оперативно выведена из работы"/>
                   <w:listItem w:displayText="ПДС / ГЗ РПН: Низкая изоляция" w:value="ПДС / ГЗ РПН: Низкая изоляция"/>
                   <w:listItem w:displayText="ПДС / ГЗ РПН: Отключение" w:value="ПДС / ГЗ РПН: Отключение"/>
                   <w:listItem w:displayText="ПДС / ГЗ Т: Низкая изоляция ГЗоткл" w:value="ПДС / ГЗ Т: Низкая изоляция ГЗоткл"/>
                   <w:listItem w:displayText="ПДС / ГЗ Т: Низкая изоляция ГЗсигн" w:value="ПДС / ГЗ Т: Низкая изоляция ГЗсигн"/>
                   <w:listItem w:displayText="ПДС / ГЗ Т: Отключение" w:value="ПДС / ГЗ Т: Отключение"/>
                   <w:listItem w:displayText="ПДС / ГЗ Т: Сигнал" w:value="ПДС / ГЗ Т: Сигнал"/>
-                  <w:listItem w:displayText="ПДС / КИ: Аварийный уровень изоляции" w:value="ПДС / КИ: Аварийный уровень изоляции"/>
-                  <w:listItem w:displayText="ПДС / КИ: Низкий уровень изоляции" w:value="ПДС / КИ: Низкий уровень изоляции"/>
-                  <w:listItem w:displayText="ПДС / КПруж: Пружина не заведена" w:value="ПДС / КПруж: Пружина не заведена"/>
-                  <w:listItem w:displayText="ПДС / КЦВ: Контроль цепи ЭМВ" w:value="ПДС / КЦВ: Контроль цепи ЭМВ"/>
-                  <w:listItem w:displayText="ПДС / КЦВ: Контроль цепи ЭМО1" w:value="ПДС / КЦВ: Контроль цепи ЭМО1"/>
-                  <w:listItem w:displayText="ПДС / КЦВ: Контроль цепи ЭМО2" w:value="ПДС / КЦВ: Контроль цепи ЭМО2"/>
-                  <w:listItem w:displayText="ПДС / КЦВ: Работа ЭМВ" w:value="ПДС / КЦВ: Работа ЭМВ"/>
-                  <w:listItem w:displayText="ПДС / КЦВ: Работа ЭМО1" w:value="ПДС / КЦВ: Работа ЭМО1"/>
-                  <w:listItem w:displayText="ПДС / КЦВ: Работа ЭМО2" w:value="ПДС / КЦВ: Работа ЭМО2"/>
+                  <w:listItem w:displayText="ПДС / ДТм: Низкая изоляция" w:value="ПДС / ДТм: Низкая изоляция"/>
+                  <w:listItem w:displayText="ПДС / ДТм: Отключение" w:value="ПДС / ДТм: Отключение"/>
+                  <w:listItem w:displayText="ПДС / ДТм: Сигнал" w:value="ПДС / ДТм: Сигнал"/>
+                  <w:listItem w:displayText="ПДС / ДТм_РПН: Срабатывание" w:value="ПДС / ДТм_РПН: Срабатывание"/>
+                  <w:listItem w:displayText="ПДС / ДТо: Низкая изоляция" w:value="ПДС / ДТо: Низкая изоляция"/>
+                  <w:listItem w:displayText="ПДС / ДТо: Отключение" w:value="ПДС / ДТо: Отключение"/>
+                  <w:listItem w:displayText="ПДС / ДТо: Сигнал" w:value="ПДС / ДТо: Сигнал"/>
+                  <w:listItem w:displayText="ПДС / ДУм РПН: Высокий уровень масла" w:value="ПДС / ДУм РПН: Высокий уровень масла"/>
+                  <w:listItem w:displayText="ПДС / ДУм РПН: Низкий уровень масла" w:value="ПДС / ДУм РПН: Низкий уровень масла"/>
+                  <w:listItem w:displayText="ПДС / ДУм расширителя: Высокий уровень масла" w:value="ПДС / ДУм расширителя: Высокий уровень масла"/>
+                  <w:listItem w:displayText="ПДС / ДУм расширителя: Низкий уровень масла" w:value="ПДС / ДУм расширителя: Низкий уровень масла"/>
+                  <w:listItem w:displayText="ПДС / КСО: Авария" w:value="ПДС / КСО: Авария"/>
+                  <w:listItem w:displayText="ПДС / КСО: Неисправность" w:value="ПДС / КСО: Неисправность"/>
+                  <w:listItem w:displayText="ПДС / ОК: Срабатывание" w:value="ПДС / ОК: Срабатывание"/>
                   <w:listItem w:displayText="ПДС / ПДС: Функция введена в работу" w:value="ПДС / ПДС: Функция введена в работу"/>
                   <w:listItem w:displayText="ПДС / ПДС: Функция оперативно выведена из работы" w:value="ПДС / ПДС: Функция оперативно выведена из работы"/>
+                  <w:listItem w:displayText="ПДС / ПК: Срабатывание" w:value="ПДС / ПК: Срабатывание"/>
+                  <w:listItem w:displayText="ПДС / РД: Низкая изоляция" w:value="ПДС / РД: Низкая изоляция"/>
+                  <w:listItem w:displayText="ПДС / РД: Отключение" w:value="ПДС / РД: Отключение"/>
                   <w:listItem w:displayText="ПДС НКУ / SA1: Цепь управления введена" w:value="ПДС НКУ / SA1: Цепь управления введена"/>
                   <w:listItem w:displayText="ПДС НКУ / SA2: Цепь управления введена" w:value="ПДС НКУ / SA2: Цепь управления введена"/>
                   <w:listItem w:displayText="ПДС НКУ / SA3: Цепь управления введена" w:value="ПДС НКУ / SA3: Цепь управления введена"/>
                   <w:listItem w:displayText="ПДС НКУ / SA4: Цепь управления введена" w:value="ПДС НКУ / SA4: Цепь управления введена"/>
-                  <w:listItem w:displayText="ПДС НКУ / SA5: Цепь управления введена" w:value="ПДС НКУ / SA5: Цепь управления введена"/>
-                  <w:listItem w:displayText="ПДС НКУ / SA6: Цепь управления введена" w:value="ПДС НКУ / SA6: Цепь управления введена"/>
                   <w:listItem w:displayText="ПДС НКУ / SG1: Рабочее положение испытательного блока" w:value="ПДС НКУ / SG1: Рабочее положение испытательного блока"/>
                   <w:listItem w:displayText="ПДС НКУ / SG2: Рабочее положение испытательного блока" w:value="ПДС НКУ / SG2: Рабочее положение испытательного блока"/>
                   <w:listItem w:displayText="ПДС НКУ / SG3: Рабочее положение испытательного блока" w:value="ПДС НКУ / SG3: Рабочее положение испытательного блока"/>
@@ -3576,89 +3536,68 @@
                   <w:listItem w:displayText="ПДС НКУ / ОТ ГЗ: Неисправность оперативного тока цепей ГЗ" w:value="ПДС НКУ / ОТ ГЗ: Неисправность оперативного тока цепей ГЗ"/>
                   <w:listItem w:displayText="ПДС НКУ / ОТ ЗДЗ1: Неисправность оперативного тока цепей ЗДЗ НН1" w:value="ПДС НКУ / ОТ ЗДЗ1: Неисправность оперативного тока цепей ЗДЗ НН1"/>
                   <w:listItem w:displayText="ПДС НКУ / ОТ ЗДЗ2: Неисправность оперативного тока цепей ЗДЗ НН2" w:value="ПДС НКУ / ОТ ЗДЗ2: Неисправность оперативного тока цепей ЗДЗ НН2"/>
-                  <w:listItem w:displayText="ПДС НКУ / ОТ ИЭУ ТН1: Неисправность оперативного тока ИЭУ ТН1" w:value="ПДС НКУ / ОТ ИЭУ ТН1: Неисправность оперативного тока ИЭУ ТН1"/>
-                  <w:listItem w:displayText="ПДС НКУ / ОТ ИЭУ ТН2: Неисправность оперативного тока ИЭУ ТН2" w:value="ПДС НКУ / ОТ ИЭУ ТН2: Неисправность оперативного тока ИЭУ ТН2"/>
+                  <w:listItem w:displayText="ПДС НКУ / ОТ ТЗ, ТС: Неисправность оперативного тока цепей ТЗ, ТС" w:value="ПДС НКУ / ОТ ТЗ, ТС: Неисправность оперативного тока цепей ТЗ, ТС"/>
                   <w:listItem w:displayText="ПДС НКУ / ОТ УРОВ1: Неисправность оперативного тока цепей УРОВ НН1" w:value="ПДС НКУ / ОТ УРОВ1: Неисправность оперативного тока цепей УРОВ НН1"/>
                   <w:listItem w:displayText="ПДС НКУ / ОТ УРОВ2: Неисправность оперативного тока цепей УРОВ НН2" w:value="ПДС НКУ / ОТ УРОВ2: Неисправность оперативного тока цепей УРОВ НН2"/>
-                  <w:listItem w:displayText="ПДС НКУ / ОТ ЭМО1, ЭМВ В ВН: Неисправность оперативного тока цепей ЭМО1, ЭМВ" w:value="ПДС НКУ / ОТ ЭМО1, ЭМВ В ВН: Неисправность оперативного тока цепей ЭМО1, ЭМВ"/>
-                  <w:listItem w:displayText="ПДС НКУ / ОТ ЭМО2 В ВН: Неисправность оперативного тока цепей ЭМО2" w:value="ПДС НКУ / ОТ ЭМО2 В ВН: Неисправность оперативного тока цепей ЭМО2"/>
-                  <w:listItem w:displayText="ПДС НКУ / ОТ цепей сигн. В ВН: Неисправность оперативного тока цепей сигнализации В" w:value="ПДС НКУ / ОТ цепей сигн. В ВН: Неисправность оперативного тока цепей сигнализации В"/>
                   <w:listItem w:displayText="ПДС НКУ / ПДС НКУ: Функция введена в работу" w:value="ПДС НКУ / ПДС НКУ: Функция введена в работу"/>
                   <w:listItem w:displayText="ПДС НКУ / ПДС НКУ: Функция оперативно выведена из работы" w:value="ПДС НКУ / ПДС НКУ: Функция оперативно выведена из работы"/>
                   <w:listItem w:displayText="ПС / ПС: Пуск" w:value="ПС / ПС: Пуск"/>
                   <w:listItem w:displayText="ПС / ПС: Пуск (импульс)" w:value="ПС / ПС: Пуск (импульс)"/>
-                  <w:listItem w:displayText="СИСТ / Диагностика: Изменение встраиваемого ПО" w:value="СИСТ / Диагностика: Изменение встраиваемого ПО"/>
-                  <w:listItem w:displayText="СИСТ / Диагностика: Индикация логического узла-прокси" w:value="СИСТ / Диагностика: Индикация логического узла-прокси"/>
-                  <w:listItem w:displayText="СИСТ / Диагностика: Индикация наличия оперативного питания" w:value="СИСТ / Диагностика: Индикация наличия оперативного питания"/>
-                  <w:listItem w:displayText="СИСТ / Диагностика: Индикация потери оперативного питания" w:value="СИСТ / Диагностика: Индикация потери оперативного питания"/>
-                  <w:listItem w:displayText="СИСТ / Диагностика: Конфигурация изменена" w:value="СИСТ / Диагностика: Конфигурация изменена"/>
-                  <w:listItem w:displayText="СИСТ / Диагностика: Наличие критической неисправности" w:value="СИСТ / Диагностика: Наличие критической неисправности"/>
-                  <w:listItem w:displayText="СИСТ / Диагностика: Наличие некритической ошибки" w:value="СИСТ / Диагностика: Наличие некритической ошибки"/>
-                  <w:listItem w:displayText="СИСТ / Диагностика: Неверно заданы уставки" w:value="СИСТ / Диагностика: Неверно заданы уставки"/>
-                  <w:listItem w:displayText="СИСТ / Диагностика: Неисправность IPC" w:value="СИСТ / Диагностика: Неисправность IPC"/>
-                  <w:listItem w:displayText="СИСТ / Диагностика: Неисправность IPC для DSP1-IPU1" w:value="СИСТ / Диагностика: Неисправность IPC для DSP1-IPU1"/>
-                  <w:listItem w:displayText="СИСТ / Диагностика: Неисправность IPC для MPU-DSP1" w:value="СИСТ / Диагностика: Неисправность IPC для MPU-DSP1"/>
-                  <w:listItem w:displayText="СИСТ / Диагностика: Неисправность IPC для MPU-IPU1" w:value="СИСТ / Диагностика: Неисправность IPC для MPU-IPU1"/>
-                  <w:listItem w:displayText="СИСТ / Диагностика: Неисправность SPI ЦП" w:value="СИСТ / Диагностика: Неисправность SPI ЦП"/>
-                  <w:listItem w:displayText="СИСТ / Диагностика: Неисправность flash" w:value="СИСТ / Диагностика: Неисправность flash"/>
-                  <w:listItem w:displayText="СИСТ / Диагностика: Неисправность ОЗУ DSP1" w:value="СИСТ / Диагностика: Неисправность ОЗУ DSP1"/>
-                  <w:listItem w:displayText="СИСТ / Диагностика: Неисправность ОЗУ IPU1" w:value="СИСТ / Диагностика: Неисправность ОЗУ IPU1"/>
-                  <w:listItem w:displayText="СИСТ / Диагностика: Неисправность ОЗУ MPU" w:value="СИСТ / Диагностика: Неисправность ОЗУ MPU"/>
-                  <w:listItem w:displayText="СИСТ / Диагностика: Неисправность ОЗУ ЦП" w:value="СИСТ / Диагностика: Неисправность ОЗУ ЦП"/>
-                  <w:listItem w:displayText="СИСТ / Диагностика: Неисправность ПЗУ DSP1" w:value="СИСТ / Диагностика: Неисправность ПЗУ DSP1"/>
-                  <w:listItem w:displayText="СИСТ / Диагностика: Неисправность ПЗУ IPU1" w:value="СИСТ / Диагностика: Неисправность ПЗУ IPU1"/>
-                  <w:listItem w:displayText="СИСТ / Диагностика: Неисправность ПЗУ MPU" w:value="СИСТ / Диагностика: Неисправность ПЗУ MPU"/>
-                  <w:listItem w:displayText="СИСТ / Диагностика: Неисправность ПЗУ ЦП" w:value="СИСТ / Диагностика: Неисправность ПЗУ ЦП"/>
-                  <w:listItem w:displayText="СИСТ / Диагностика: Неисправность ПО ЦП" w:value="СИСТ / Диагностика: Неисправность ПО ЦП"/>
-                  <w:listItem w:displayText="СИСТ / Диагностика: Неисправность ЦП" w:value="СИСТ / Диагностика: Неисправность ЦП"/>
-                  <w:listItem w:displayText="СИСТ / Диагностика: Неисправность встроенного ПО" w:value="СИСТ / Диагностика: Неисправность встроенного ПО"/>
-                  <w:listItem w:displayText="СИСТ / Диагностика: Неисправность цепей оперативного питания" w:value="СИСТ / Диагностика: Неисправность цепей оперативного питания"/>
-                  <w:listItem w:displayText="СИСТ / Диагностика: Неисправность часов ЦП" w:value="СИСТ / Диагностика: Неисправность часов ЦП"/>
-                  <w:listItem w:displayText="СИСТ / Диагностика: Несовместимая версия ПО ЦП" w:value="СИСТ / Диагностика: Несовместимая версия ПО ЦП"/>
-                  <w:listItem w:displayText="СИСТ / Диагностика: Отказ источника питания" w:value="СИСТ / Диагностика: Отказ источника питания"/>
-                  <w:listItem w:displayText="СИСТ / Диагностика: Отказ модуля ЦП" w:value="СИСТ / Диагностика: Отказ модуля ЦП"/>
-                  <w:listItem w:displayText="СИСТ / Диагностика: Ошибка I2C ЦП" w:value="СИСТ / Диагностика: Ошибка I2C ЦП"/>
-                  <w:listItem w:displayText="СИСТ / Диагностика: Ошибка авторизации" w:value="СИСТ / Диагностика: Ошибка авторизации"/>
-                  <w:listItem w:displayText="СИСТ / Диагностика: Ошибка контрольной суммы уставок/конфигурации" w:value="СИСТ / Диагностика: Ошибка контрольной суммы уставок/конфигурации"/>
-                  <w:listItem w:displayText="СИСТ / Диагностика: Ошибка конфигурации" w:value="СИСТ / Диагностика: Ошибка конфигурации"/>
-                  <w:listItem w:displayText="СИСТ / Диагностика: Ошибка конфигурации ЦП" w:value="СИСТ / Диагностика: Ошибка конфигурации ЦП"/>
-                  <w:listItem w:displayText="СИСТ / Диагностика: Сброс часов или памяти вследствие перезагрузки" w:value="СИСТ / Диагностика: Сброс часов или памяти вследствие перезагрузки"/>
-                  <w:listItem w:displayText="СИСТ / Диагностика: Сигнал готовности к работе" w:value="СИСТ / Диагностика: Сигнал готовности к работе"/>
-                  <w:listItem w:displayText="СИСТ / Диагностика: Установлено подключение через сервисный порт" w:value="СИСТ / Диагностика: Установлено подключение через сервисный порт"/>
+                  <w:listItem w:displayText="РТПО / РТПО ВН: Пуск" w:value="РТПО / РТПО ВН: Пуск"/>
+                  <w:listItem w:displayText="РТПО / РТПО ВН: Пуск ИО тока" w:value="РТПО / РТПО ВН: Пуск ИО тока"/>
+                  <w:listItem w:displayText="РТПО / РТПО ВН: Функция введена в работу" w:value="РТПО / РТПО ВН: Функция введена в работу"/>
+                  <w:listItem w:displayText="РТПО / РТПО ВН: Функция оперативно выведена из работы" w:value="РТПО / РТПО ВН: Функция оперативно выведена из работы"/>
+                  <w:listItem w:displayText="РТПО / РТПО НН (НН2): Пуск" w:value="РТПО / РТПО НН (НН2): Пуск"/>
+                  <w:listItem w:displayText="РТПО / РТПО НН (НН2): Пуск ИО тока" w:value="РТПО / РТПО НН (НН2): Пуск ИО тока"/>
+                  <w:listItem w:displayText="РТПО / РТПО НН (НН2): Функция введена в работу" w:value="РТПО / РТПО НН (НН2): Функция введена в работу"/>
+                  <w:listItem w:displayText="РТПО / РТПО НН (НН2): Функция оперативно выведена из работы" w:value="РТПО / РТПО НН (НН2): Функция оперативно выведена из работы"/>
+                  <w:listItem w:displayText="РТПО / РТПО СН (НН1): Пуск" w:value="РТПО / РТПО СН (НН1): Пуск"/>
+                  <w:listItem w:displayText="РТПО / РТПО СН (НН1): Пуск ИО тока" w:value="РТПО / РТПО СН (НН1): Пуск ИО тока"/>
+                  <w:listItem w:displayText="РТПО / РТПО СН (НН1): Функция введена в работу" w:value="РТПО / РТПО СН (НН1): Функция введена в работу"/>
+                  <w:listItem w:displayText="РТПО / РТПО СН (НН1): Функция оперативно выведена из работы" w:value="РТПО / РТПО СН (НН1): Функция оперативно выведена из работы"/>
+                  <w:listItem w:displayText="РТПО / РТПО_общ: Пуск" w:value="РТПО / РТПО_общ: Пуск"/>
+                  <w:listItem w:displayText="РТПО / РТПО_общ: Функция введена в работу" w:value="РТПО / РТПО_общ: Функция введена в работу"/>
                   <w:listItem w:displayText="СС / СС: БИ выведены" w:value="СС / СС: БИ выведены"/>
                   <w:listItem w:displayText="СС / СС: Внешнее отключение" w:value="СС / СС: Внешнее отключение"/>
                   <w:listItem w:displayText="СС / СС: Выходные цепи разобраны" w:value="СС / СС: Выходные цепи разобраны"/>
                   <w:listItem w:displayText="СС / СС: ГЗ заблокирована" w:value="СС / СС: ГЗ заблокирована"/>
                   <w:listItem w:displayText="СС / СС: Неисправность ОТ цепей ГЗ" w:value="СС / СС: Неисправность ОТ цепей ГЗ"/>
-                  <w:listItem w:displayText="СС / СС: Неисправность ОТ цепей сигнализации В" w:value="СС / СС: Неисправность ОТ цепей сигнализации В"/>
+                  <w:listItem w:displayText="СС / СС: Неисправность ОТ цепей ТЗ, ТС" w:value="СС / СС: Неисправность ОТ цепей ТЗ, ТС"/>
                   <w:listItem w:displayText="СС / СС: Низкая изоляция ГЗ" w:value="СС / СС: Низкая изоляция ГЗ"/>
+                  <w:listItem w:displayText="СС / СС: Низкая изоляция ТЗ" w:value="СС / СС: Низкая изоляция ТЗ"/>
                   <w:listItem w:displayText="СС / СС: Общий внешний сигнал" w:value="СС / СС: Общий внешний сигнал"/>
-                  <w:listItem w:displayText="СС / СС: Превышение времени переключения КА" w:value="СС / СС: Превышение времени переключения КА"/>
                   <w:listItem w:displayText="СС / СС: Сигнализация от ГЗ" w:value="СС / СС: Сигнализация от ГЗ"/>
+                  <w:listItem w:displayText="СС / СС: Сигнализация от ТЗ" w:value="СС / СС: Сигнализация от ТЗ"/>
+                  <w:listItem w:displayText="СС / СС: Сигнализация от ТС" w:value="СС / СС: Сигнализация от ТС"/>
                   <w:listItem w:displayText="СС / СС: Сигнализация цепей опер.тока" w:value="СС / СС: Сигнализация цепей опер.тока"/>
                   <w:listItem w:displayText="СС / СС: Сигнализация цепей опер.тока НН" w:value="СС / СС: Сигнализация цепей опер.тока НН"/>
+                  <w:listItem w:displayText="СС / СС: ТЗ заблокирована" w:value="СС / СС: ТЗ заблокирована"/>
                   <w:listItem w:displayText="ТК ЗДЗ / ТК ЗДЗ: Пуск" w:value="ТК ЗДЗ / ТК ЗДЗ: Пуск"/>
-                  <w:listItem w:displayText="ТК ЗДЗ / ТК ЗДЗ: Пуск ИО максимального тока" w:value="ТК ЗДЗ / ТК ЗДЗ: Пуск ИО максимального тока"/>
+                  <w:listItem w:displayText="ТК ЗДЗ / ТК ЗДЗ: Пуск ИО тока" w:value="ТК ЗДЗ / ТК ЗДЗ: Пуск ИО тока"/>
                   <w:listItem w:displayText="ТК ЗДЗ / ТК ЗДЗ: Функция введена в работу" w:value="ТК ЗДЗ / ТК ЗДЗ: Функция введена в работу"/>
                   <w:listItem w:displayText="ТК ЗДЗ / ТК ЗДЗ: Функция оперативно выведена из работы" w:value="ТК ЗДЗ / ТК ЗДЗ: Функция оперативно выведена из работы"/>
-                  <w:listItem w:displayText="ТО / ТО: Пуск" w:value="ТО / ТО: Пуск"/>
-                  <w:listItem w:displayText="ТО / ТО: Пуск ИО максимального тока" w:value="ТО / ТО: Пуск ИО максимального тока"/>
-                  <w:listItem w:displayText="ТО / ТО: Срабатывание" w:value="ТО / ТО: Срабатывание"/>
-                  <w:listItem w:displayText="ТО / ТО: Срабатывание на сигнал" w:value="ТО / ТО: Срабатывание на сигнал"/>
-                  <w:listItem w:displayText="ТО / ТО: Функция введена в работу" w:value="ТО / ТО: Функция введена в работу"/>
-                  <w:listItem w:displayText="ТО / ТО: Функция оперативно выведена из работы" w:value="ТО / ТО: Функция оперативно выведена из работы"/>
+                  <w:listItem w:displayText="ТО ЗПО / ТО ЗПО ВН: Пуск" w:value="ТО ЗПО / ТО ЗПО ВН: Пуск"/>
+                  <w:listItem w:displayText="ТО ЗПО / ТО ЗПО ВН: Пуск ИО тока" w:value="ТО ЗПО / ТО ЗПО ВН: Пуск ИО тока"/>
+                  <w:listItem w:displayText="ТО ЗПО / ТО ЗПО ВН: Функция введена в работу" w:value="ТО ЗПО / ТО ЗПО ВН: Функция введена в работу"/>
+                  <w:listItem w:displayText="ТО ЗПО / ТО ЗПО ВН: Функция оперативно выведена из работы" w:value="ТО ЗПО / ТО ЗПО ВН: Функция оперативно выведена из работы"/>
+                  <w:listItem w:displayText="ТО ЗПО / ТО ЗПО НН (НН2): Пуск" w:value="ТО ЗПО / ТО ЗПО НН (НН2): Пуск"/>
+                  <w:listItem w:displayText="ТО ЗПО / ТО ЗПО НН (НН2): Пуск ИО тока" w:value="ТО ЗПО / ТО ЗПО НН (НН2): Пуск ИО тока"/>
+                  <w:listItem w:displayText="ТО ЗПО / ТО ЗПО НН (НН2): Функция введена в работу" w:value="ТО ЗПО / ТО ЗПО НН (НН2): Функция введена в работу"/>
+                  <w:listItem w:displayText="ТО ЗПО / ТО ЗПО НН (НН2): Функция оперативно выведена из работы" w:value="ТО ЗПО / ТО ЗПО НН (НН2): Функция оперативно выведена из работы"/>
+                  <w:listItem w:displayText="ТО ЗПО / ТО ЗПО СН (НН1): Пуск" w:value="ТО ЗПО / ТО ЗПО СН (НН1): Пуск"/>
+                  <w:listItem w:displayText="ТО ЗПО / ТО ЗПО СН (НН1): Пуск ИО тока" w:value="ТО ЗПО / ТО ЗПО СН (НН1): Пуск ИО тока"/>
+                  <w:listItem w:displayText="ТО ЗПО / ТО ЗПО СН (НН1): Функция введена в работу" w:value="ТО ЗПО / ТО ЗПО СН (НН1): Функция введена в работу"/>
+                  <w:listItem w:displayText="ТО ЗПО / ТО ЗПО СН (НН1): Функция оперативно выведена из работы" w:value="ТО ЗПО / ТО ЗПО СН (НН1): Функция оперативно выведена из работы"/>
+                  <w:listItem w:displayText="ТО ЗПО / ТО ЗПО_общ: Пуск" w:value="ТО ЗПО / ТО ЗПО_общ: Пуск"/>
+                  <w:listItem w:displayText="ТО ЗПО / ТО ЗПО_общ: Функция введена в работу" w:value="ТО ЗПО / ТО ЗПО_общ: Функция введена в работу"/>
                   <w:listItem w:displayText="ТО РПН / ТО РПН: Пуск" w:value="ТО РПН / ТО РПН: Пуск"/>
                   <w:listItem w:displayText="ТО РПН / ТО РПН: Пуск ИО тока" w:value="ТО РПН / ТО РПН: Пуск ИО тока"/>
                   <w:listItem w:displayText="ТО РПН / ТО РПН: Функция введена в работу" w:value="ТО РПН / ТО РПН: Функция введена в работу"/>
                   <w:listItem w:displayText="ТО РПН / ТО РПН: Функция оперативно выведена из работы" w:value="ТО РПН / ТО РПН: Функция оперативно выведена из работы"/>
-                  <w:listItem w:displayText="УВ / УВ: Включить" w:value="УВ / УВ: Включить"/>
-                  <w:listItem w:displayText="УВ / УВ: Функция введена в работу" w:value="УВ / УВ: Функция введена в работу"/>
-                  <w:listItem w:displayText="УВ / УВ: Функция оперативно выведена из работы" w:value="УВ / УВ: Функция оперативно выведена из работы"/>
                   <w:listItem w:displayText="УРОВ ВН / УРОВ: Пуск" w:value="УРОВ ВН / УРОВ: Пуск"/>
                   <w:listItem w:displayText="УРОВ ВН / УРОВ: Пуск ИО максимального тока" w:value="УРОВ ВН / УРОВ: Пуск ИО максимального тока"/>
                   <w:listItem w:displayText="УРОВ ВН / УРОВ: Срабатывание" w:value="УРОВ ВН / УРОВ: Срабатывание"/>
                   <w:listItem w:displayText="УРОВ ВН / УРОВ: Срабатывание «на себя»" w:value="УРОВ ВН / УРОВ: Срабатывание «на себя»"/>
-                  <w:listItem w:displayText="УРОВ ВН / УРОВ: Ускорение" w:value="УРОВ ВН / УРОВ: Ускорение"/>
                   <w:listItem w:displayText="УРОВ ВН / УРОВ: Функция введена в работу" w:value="УРОВ ВН / УРОВ: Функция введена в работу"/>
                   <w:listItem w:displayText="УРОВ ВН / УРОВ: Функция оперативно выведена из работы" w:value="УРОВ ВН / УРОВ: Функция оперативно выведена из работы"/>
                 </w:dropDownList>
@@ -3699,74 +3638,103 @@
                 <w:id w:val="0"/>
                 <w:dropDownList>
                   <w:listItem w:displayText="Не назначено" w:value=""/>
-                  <w:listItem w:displayText="ЗОП / ЗОП: Пуск" w:value="ЗОП / ЗОП: Пуск"/>
-                  <w:listItem w:displayText="ЗОП / ЗОП: Пуск ИО по несимметрии токов прямой и обратной последовательности" w:value="ЗОП / ЗОП: Пуск ИО по несимметрии токов прямой и обратной последовательности"/>
-                  <w:listItem w:displayText="ЗОП / ЗОП: Пуск ИО тока обратной последовательности" w:value="ЗОП / ЗОП: Пуск ИО тока обратной последовательности"/>
-                  <w:listItem w:displayText="ЗОП / ЗОП: Срабатывание" w:value="ЗОП / ЗОП: Срабатывание"/>
-                  <w:listItem w:displayText="ЗОП / ЗОП: Срабатывание на сигнал" w:value="ЗОП / ЗОП: Срабатывание на сигнал"/>
-                  <w:listItem w:displayText="ЗОП / ЗОП: Функция введена в работу" w:value="ЗОП / ЗОП: Функция введена в работу"/>
-                  <w:listItem w:displayText="ЗОП / ЗОП: Функция оперативно выведена из работы" w:value="ЗОП / ЗОП: Функция оперативно выведена из работы"/>
-                  <w:listItem w:displayText="ЗП / ЗП: Пуск" w:value="ЗП / ЗП: Пуск"/>
-                  <w:listItem w:displayText="ЗП / ЗП: Пуск ИО максимального тока" w:value="ЗП / ЗП: Пуск ИО максимального тока"/>
+                  <w:listItem w:displayText="ДЗТ / БВКЗ: Срабатывание БВКЗ" w:value="ДЗТ / БВКЗ: Срабатывание БВКЗ"/>
+                  <w:listItem w:displayText="ДЗТ / БВКЗ: Срабатывание БВКЗ по фазе A" w:value="ДЗТ / БВКЗ: Срабатывание БВКЗ по фазе A"/>
+                  <w:listItem w:displayText="ДЗТ / БВКЗ: Срабатывание БВКЗ по фазе B" w:value="ДЗТ / БВКЗ: Срабатывание БВКЗ по фазе B"/>
+                  <w:listItem w:displayText="ДЗТ / БВКЗ: Срабатывание БВКЗ по фазе C" w:value="ДЗТ / БВКЗ: Срабатывание БВКЗ по фазе C"/>
+                  <w:listItem w:displayText="ДЗТ / Д2Г: Пуск Д2Г" w:value="ДЗТ / Д2Г: Пуск Д2Г"/>
+                  <w:listItem w:displayText="ДЗТ / Д2Г: Пуск Д2Г по фазе A" w:value="ДЗТ / Д2Г: Пуск Д2Г по фазе A"/>
+                  <w:listItem w:displayText="ДЗТ / Д2Г: Пуск Д2Г по фазе B" w:value="ДЗТ / Д2Г: Пуск Д2Г по фазе B"/>
+                  <w:listItem w:displayText="ДЗТ / Д2Г: Пуск Д2Г по фазе C" w:value="ДЗТ / Д2Г: Пуск Д2Г по фазе C"/>
+                  <w:listItem w:displayText="ДЗТ / Д5Г: Пуск Д5Г" w:value="ДЗТ / Д5Г: Пуск Д5Г"/>
+                  <w:listItem w:displayText="ДЗТ / Д5Г: Пуск Д5Г по фазе A" w:value="ДЗТ / Д5Г: Пуск Д5Г по фазе A"/>
+                  <w:listItem w:displayText="ДЗТ / Д5Г: Пуск Д5Г по фазе B" w:value="ДЗТ / Д5Г: Пуск Д5Г по фазе B"/>
+                  <w:listItem w:displayText="ДЗТ / Д5Г: Пуск Д5Г по фазе C" w:value="ДЗТ / Д5Г: Пуск Д5Г по фазе C"/>
+                  <w:listItem w:displayText="ДЗТ / ДЗТ: Срабатывание ДЗТ" w:value="ДЗТ / ДЗТ: Срабатывание ДЗТ"/>
+                  <w:listItem w:displayText="ДЗТ / ДТЗт: Пуск ДТЗт" w:value="ДЗТ / ДТЗт: Пуск ДТЗт"/>
+                  <w:listItem w:displayText="ДЗТ / ДТЗт: Пуск ДТЗт по фазе A" w:value="ДЗТ / ДТЗт: Пуск ДТЗт по фазе A"/>
+                  <w:listItem w:displayText="ДЗТ / ДТЗт: Пуск ДТЗт по фазе B" w:value="ДЗТ / ДТЗт: Пуск ДТЗт по фазе B"/>
+                  <w:listItem w:displayText="ДЗТ / ДТЗт: Пуск ДТЗт по фазе C" w:value="ДЗТ / ДТЗт: Пуск ДТЗт по фазе C"/>
+                  <w:listItem w:displayText="ДЗТ / ДТЗт: Пуск ИО по фазе A" w:value="ДЗТ / ДТЗт: Пуск ИО по фазе A"/>
+                  <w:listItem w:displayText="ДЗТ / ДТЗт: Пуск ИО по фазе B" w:value="ДЗТ / ДТЗт: Пуск ИО по фазе B"/>
+                  <w:listItem w:displayText="ДЗТ / ДТЗт: Пуск ИО по фазе C" w:value="ДЗТ / ДТЗт: Пуск ИО по фазе C"/>
+                  <w:listItem w:displayText="ДЗТ / ДТЗт: Срабатывание ДТЗт" w:value="ДЗТ / ДТЗт: Срабатывание ДТЗт"/>
+                  <w:listItem w:displayText="ДЗТ / ДТЗт: Срабатывание ДТЗт на сигнал" w:value="ДЗТ / ДТЗт: Срабатывание ДТЗт на сигнал"/>
+                  <w:listItem w:displayText="ДЗТ / ДТЗт: Срабатывание ДТЗт по фазе A" w:value="ДЗТ / ДТЗт: Срабатывание ДТЗт по фазе A"/>
+                  <w:listItem w:displayText="ДЗТ / ДТЗт: Срабатывание ДТЗт по фазе A на сигнал" w:value="ДЗТ / ДТЗт: Срабатывание ДТЗт по фазе A на сигнал"/>
+                  <w:listItem w:displayText="ДЗТ / ДТЗт: Срабатывание ДТЗт по фазе B" w:value="ДЗТ / ДТЗт: Срабатывание ДТЗт по фазе B"/>
+                  <w:listItem w:displayText="ДЗТ / ДТЗт: Срабатывание ДТЗт по фазе B на сигнал" w:value="ДЗТ / ДТЗт: Срабатывание ДТЗт по фазе B на сигнал"/>
+                  <w:listItem w:displayText="ДЗТ / ДТЗт: Срабатывание ДТЗт по фазе C" w:value="ДЗТ / ДТЗт: Срабатывание ДТЗт по фазе C"/>
+                  <w:listItem w:displayText="ДЗТ / ДТЗт: Срабатывание ДТЗт по фазе C на сигнал" w:value="ДЗТ / ДТЗт: Срабатывание ДТЗт по фазе C на сигнал"/>
+                  <w:listItem w:displayText="ДЗТ / ДТЗт: Функция введена в работу" w:value="ДЗТ / ДТЗт: Функция введена в работу"/>
+                  <w:listItem w:displayText="ДЗТ / ДТЗт: Функция оперативно выведена из работы" w:value="ДЗТ / ДТЗт: Функция оперативно выведена из работы"/>
+                  <w:listItem w:displayText="ДЗТ / ДТО: Пуск ДТО" w:value="ДЗТ / ДТО: Пуск ДТО"/>
+                  <w:listItem w:displayText="ДЗТ / ДТО: Пуск ДТО по фазе A" w:value="ДЗТ / ДТО: Пуск ДТО по фазе A"/>
+                  <w:listItem w:displayText="ДЗТ / ДТО: Пуск ДТО по фазе B" w:value="ДЗТ / ДТО: Пуск ДТО по фазе B"/>
+                  <w:listItem w:displayText="ДЗТ / ДТО: Пуск ДТО по фазе C" w:value="ДЗТ / ДТО: Пуск ДТО по фазе C"/>
+                  <w:listItem w:displayText="ДЗТ / ДТО: Пуск ИО по фазе A" w:value="ДЗТ / ДТО: Пуск ИО по фазе A"/>
+                  <w:listItem w:displayText="ДЗТ / ДТО: Пуск ИО по фазе B" w:value="ДЗТ / ДТО: Пуск ИО по фазе B"/>
+                  <w:listItem w:displayText="ДЗТ / ДТО: Пуск ИО по фазе C" w:value="ДЗТ / ДТО: Пуск ИО по фазе C"/>
+                  <w:listItem w:displayText="ДЗТ / ДТО: Срабатывание ДТО" w:value="ДЗТ / ДТО: Срабатывание ДТО"/>
+                  <w:listItem w:displayText="ДЗТ / ДТО: Срабатывание ДТО на сигнал" w:value="ДЗТ / ДТО: Срабатывание ДТО на сигнал"/>
+                  <w:listItem w:displayText="ДЗТ / ДТО: Срабатывание ДТО по фазе A" w:value="ДЗТ / ДТО: Срабатывание ДТО по фазе A"/>
+                  <w:listItem w:displayText="ДЗТ / ДТО: Срабатывание ДТО по фазе A на сигнал" w:value="ДЗТ / ДТО: Срабатывание ДТО по фазе A на сигнал"/>
+                  <w:listItem w:displayText="ДЗТ / ДТО: Срабатывание ДТО по фазе B" w:value="ДЗТ / ДТО: Срабатывание ДТО по фазе B"/>
+                  <w:listItem w:displayText="ДЗТ / ДТО: Срабатывание ДТО по фазе B на сигнал" w:value="ДЗТ / ДТО: Срабатывание ДТО по фазе B на сигнал"/>
+                  <w:listItem w:displayText="ДЗТ / ДТО: Срабатывание ДТО по фазе C" w:value="ДЗТ / ДТО: Срабатывание ДТО по фазе C"/>
+                  <w:listItem w:displayText="ДЗТ / ДТО: Срабатывание ДТО по фазе C на сигнал" w:value="ДЗТ / ДТО: Срабатывание ДТО по фазе C на сигнал"/>
+                  <w:listItem w:displayText="ДЗТ / ДТО: Функция введена в работу" w:value="ДЗТ / ДТО: Функция введена в работу"/>
+                  <w:listItem w:displayText="ДЗТ / ДТО: Функция оперативно выведена из работы" w:value="ДЗТ / ДТО: Функция оперативно выведена из работы"/>
+                  <w:listItem w:displayText="ДЗТ / КЦТнеб: Неисправность" w:value="ДЗТ / КЦТнеб: Неисправность"/>
+                  <w:listItem w:displayText="ДЗТ / КЦТнеб: Срабатывание" w:value="ДЗТ / КЦТнеб: Срабатывание"/>
+                  <w:listItem w:displayText="ДЗТ / КЦТнеб: Срабатывание фазы A" w:value="ДЗТ / КЦТнеб: Срабатывание фазы A"/>
+                  <w:listItem w:displayText="ДЗТ / КЦТнеб: Срабатывание фазы B" w:value="ДЗТ / КЦТнеб: Срабатывание фазы B"/>
+                  <w:listItem w:displayText="ДЗТ / КЦТнеб: Срабатывание фазы C" w:value="ДЗТ / КЦТнеб: Срабатывание фазы C"/>
+                  <w:listItem w:displayText="ДЗТ / КЦТнеб: Функция введена в работу" w:value="ДЗТ / КЦТнеб: Функция введена в работу"/>
+                  <w:listItem w:displayText="ДЗТ / КЦТнеб: Функция оперативно выведена из работы" w:value="ДЗТ / КЦТнеб: Функция оперативно выведена из работы"/>
+                  <w:listItem w:displayText="ЗП / ЗП ВН: Пуск" w:value="ЗП / ЗП ВН: Пуск"/>
+                  <w:listItem w:displayText="ЗП / ЗП ВН: Пуск ИО максимального тока" w:value="ЗП / ЗП ВН: Пуск ИО максимального тока"/>
+                  <w:listItem w:displayText="ЗП / ЗП ВН: Срабатывание" w:value="ЗП / ЗП ВН: Срабатывание"/>
+                  <w:listItem w:displayText="ЗП / ЗП ВН: Срабатывание на отключение" w:value="ЗП / ЗП ВН: Срабатывание на отключение"/>
+                  <w:listItem w:displayText="ЗП / ЗП ВН: Функция введена в работу" w:value="ЗП / ЗП ВН: Функция введена в работу"/>
+                  <w:listItem w:displayText="ЗП / ЗП ВН: Функция оперативно выведена из работы" w:value="ЗП / ЗП ВН: Функция оперативно выведена из работы"/>
+                  <w:listItem w:displayText="ЗП / ЗП НН (НН2): Пуск" w:value="ЗП / ЗП НН (НН2): Пуск"/>
+                  <w:listItem w:displayText="ЗП / ЗП НН (НН2): Пуск ИО максимального тока" w:value="ЗП / ЗП НН (НН2): Пуск ИО максимального тока"/>
+                  <w:listItem w:displayText="ЗП / ЗП НН (НН2): Срабатывание" w:value="ЗП / ЗП НН (НН2): Срабатывание"/>
+                  <w:listItem w:displayText="ЗП / ЗП НН (НН2): Срабатывание на отключение" w:value="ЗП / ЗП НН (НН2): Срабатывание на отключение"/>
+                  <w:listItem w:displayText="ЗП / ЗП НН (НН2): Функция введена в работу" w:value="ЗП / ЗП НН (НН2): Функция введена в работу"/>
+                  <w:listItem w:displayText="ЗП / ЗП НН (НН2): Функция оперативно выведена из работы" w:value="ЗП / ЗП НН (НН2): Функция оперативно выведена из работы"/>
+                  <w:listItem w:displayText="ЗП / ЗП СН (НН1): Пуск" w:value="ЗП / ЗП СН (НН1): Пуск"/>
+                  <w:listItem w:displayText="ЗП / ЗП СН (НН1): Пуск ИО максимального тока" w:value="ЗП / ЗП СН (НН1): Пуск ИО максимального тока"/>
+                  <w:listItem w:displayText="ЗП / ЗП СН (НН1): Срабатывание" w:value="ЗП / ЗП СН (НН1): Срабатывание"/>
+                  <w:listItem w:displayText="ЗП / ЗП СН (НН1): Срабатывание на отключение" w:value="ЗП / ЗП СН (НН1): Срабатывание на отключение"/>
+                  <w:listItem w:displayText="ЗП / ЗП СН (НН1): Функция введена в работу" w:value="ЗП / ЗП СН (НН1): Функция введена в работу"/>
+                  <w:listItem w:displayText="ЗП / ЗП СН (НН1): Функция оперативно выведена из работы" w:value="ЗП / ЗП СН (НН1): Функция оперативно выведена из работы"/>
                   <w:listItem w:displayText="ЗП / ЗП: Срабатывание" w:value="ЗП / ЗП: Срабатывание"/>
-                  <w:listItem w:displayText="ЗП / ЗП: Срабатывание на отключение" w:value="ЗП / ЗП: Срабатывание на отключение"/>
-                  <w:listItem w:displayText="ЗП / ЗП: Функция введена в работу" w:value="ЗП / ЗП: Функция введена в работу"/>
-                  <w:listItem w:displayText="ЗП / ЗП: Функция оперативно выведена из работы" w:value="ЗП / ЗП: Функция оперативно выведена из работы"/>
-                  <w:listItem w:displayText="КА / В: Выключатель включен" w:value="КА / В: Выключатель включен"/>
-                  <w:listItem w:displayText="КА / В: Выключатель отключен" w:value="КА / В: Выключатель отключен"/>
-                  <w:listItem w:displayText="КА / В: Команда «включить» выключатель через выходное реле" w:value="КА / В: Команда «включить» выключатель через выходное реле"/>
-                  <w:listItem w:displayText="КА / В: Команда «отключить» выключатель через выходное реле" w:value="КА / В: Команда «отключить» выключатель через выходное реле"/>
-                  <w:listItem w:displayText="КА / В: Неисправное положение выключателя" w:value="КА / В: Неисправное положение выключателя"/>
-                  <w:listItem w:displayText="КА / В: Промежуточное положение выключателя" w:value="КА / В: Промежуточное положение выключателя"/>
-                  <w:listItem w:displayText="КА / В: Функция введена в работу" w:value="КА / В: Функция введена в работу"/>
-                  <w:listItem w:displayText="КА / КА: Функция введена в работу" w:value="КА / КА: Функция введена в работу"/>
-                  <w:listItem w:displayText="КА / КА: Функция оперативно выведена из работы" w:value="КА / КА: Функция оперативно выведена из работы"/>
-                  <w:listItem w:displayText="КП / КП: Функция введена в работу" w:value="КП / КП: Функция введена в работу"/>
-                  <w:listItem w:displayText="КП / КП: Функция оперативно выведена из работы" w:value="КП / КП: Функция оперативно выведена из работы"/>
-                  <w:listItem w:displayText="КП / УВ: Включить выключатель" w:value="КП / УВ: Включить выключатель"/>
-                  <w:listItem w:displayText="КП / УВ: Идет переключение" w:value="КП / УВ: Идет переключение"/>
-                  <w:listItem w:displayText="КП / УВ: Отключить выключатель" w:value="КП / УВ: Отключить выключатель"/>
-                  <w:listItem w:displayText="КП / УВ: Поведение местного управления" w:value="КП / УВ: Поведение местного управления"/>
-                  <w:listItem w:displayText="КП / УВ: Положение В (Включено)" w:value="КП / УВ: Положение В (Включено)"/>
-                  <w:listItem w:displayText="КП / УВ: Положение В (Не определено)" w:value="КП / УВ: Положение В (Не определено)"/>
-                  <w:listItem w:displayText="КП / УВ: Положение В (Неисправность)" w:value="КП / УВ: Положение В (Неисправность)"/>
-                  <w:listItem w:displayText="КП / УВ: Положение В (Отключено)" w:value="КП / УВ: Положение В (Отключено)"/>
-                  <w:listItem w:displayText="КП / УВ: Положение ключа режима управления" w:value="КП / УВ: Положение ключа режима управления"/>
-                  <w:listItem w:displayText="КП / УВ: Право переключения на уровне станции" w:value="КП / УВ: Право переключения на уровне станции"/>
-                  <w:listItem w:displayText="КП / УВ: Сигнал превышения допустимого времени переключения" w:value="КП / УВ: Сигнал превышения допустимого времени переключения"/>
-                  <w:listItem w:displayText="КП / УВ: Функция введена в работу" w:value="КП / УВ: Функция введена в работу"/>
-                  <w:listItem w:displayText="КРВ / КРВ: Превышен коммутационный ресурс выключателя" w:value="КРВ / КРВ: Превышен коммутационный ресурс выключателя"/>
-                  <w:listItem w:displayText="КРВ / КРВ: Превышен механический ресурс выключателя" w:value="КРВ / КРВ: Превышен механический ресурс выключателя"/>
-                  <w:listItem w:displayText="КРВ / КРВ: Превышен ресурс выключателя" w:value="КРВ / КРВ: Превышен ресурс выключателя"/>
-                  <w:listItem w:displayText="КРВ / КРВ: Функция введена в работу" w:value="КРВ / КРВ: Функция введена в работу"/>
-                  <w:listItem w:displayText="КСВ / КСВ: Блокировка включения В" w:value="КСВ / КСВ: Блокировка включения В"/>
-                  <w:listItem w:displayText="КСВ / КСВ: Блокировка отключения В" w:value="КСВ / КСВ: Блокировка отключения В"/>
-                  <w:listItem w:displayText="КСВ / КСВ: В аварийно отключен" w:value="КСВ / КСВ: В аварийно отключен"/>
-                  <w:listItem w:displayText="КСВ / КСВ: В самопроизвольно отключен" w:value="КСВ / КСВ: В самопроизвольно отключен"/>
-                  <w:listItem w:displayText="КСВ / КСВ: Защита ЭМВ" w:value="КСВ / КСВ: Защита ЭМВ"/>
-                  <w:listItem w:displayText="КСВ / КСВ: Защита ЭМО1" w:value="КСВ / КСВ: Защита ЭМО1"/>
-                  <w:listItem w:displayText="КСВ / КСВ: Защита ЭМО2" w:value="КСВ / КСВ: Защита ЭМО2"/>
-                  <w:listItem w:displayText="КСВ / КСВ: Неисправность В" w:value="КСВ / КСВ: Неисправность В"/>
-                  <w:listItem w:displayText="КСВ / КСВ: Неисправность цепей ЭМУ" w:value="КСВ / КСВ: Неисправность цепей ЭМУ"/>
-                  <w:listItem w:displayText="КСВ / КСВ: Реле фиксации команды" w:value="КСВ / КСВ: Реле фиксации команды"/>
-                  <w:listItem w:displayText="КСВ / КСВ: Функция введена в работу" w:value="КСВ / КСВ: Функция введена в работу"/>
-                  <w:listItem w:displayText="КСВ / КСВ: Функция оперативно выведена из работы" w:value="КСВ / КСВ: Функция оперативно выведена из работы"/>
-                  <w:listItem w:displayText="КЦН НН1 / КЦН: Неисправность цепей напряжения" w:value="КЦН НН1 / КЦН: Неисправность цепей напряжения"/>
-                  <w:listItem w:displayText="КЦН НН1 / КЦН: Пуск" w:value="КЦН НН1 / КЦН: Пуск"/>
-                  <w:listItem w:displayText="КЦН НН1 / КЦН: Пуск органа максимального напряжения ОП" w:value="КЦН НН1 / КЦН: Пуск органа максимального напряжения ОП"/>
-                  <w:listItem w:displayText="КЦН НН1 / КЦН: Пуск органа минимального напряжения" w:value="КЦН НН1 / КЦН: Пуск органа минимального напряжения"/>
-                  <w:listItem w:displayText="КЦН НН1 / КЦН: Функция введена в работу" w:value="КЦН НН1 / КЦН: Функция введена в работу"/>
-                  <w:listItem w:displayText="КЦН НН1 / КЦН: Функция оперативно выведена из работы" w:value="КЦН НН1 / КЦН: Функция оперативно выведена из работы"/>
-                  <w:listItem w:displayText="КЦН НН2 / КЦН: Неисправность цепей напряжения" w:value="КЦН НН2 / КЦН: Неисправность цепей напряжения"/>
-                  <w:listItem w:displayText="КЦН НН2 / КЦН: Пуск" w:value="КЦН НН2 / КЦН: Пуск"/>
-                  <w:listItem w:displayText="КЦН НН2 / КЦН: Пуск органа максимального напряжения ОП" w:value="КЦН НН2 / КЦН: Пуск органа максимального напряжения ОП"/>
-                  <w:listItem w:displayText="КЦН НН2 / КЦН: Пуск органа минимального напряжения" w:value="КЦН НН2 / КЦН: Пуск органа минимального напряжения"/>
-                  <w:listItem w:displayText="КЦН НН2 / КЦН: Функция введена в работу" w:value="КЦН НН2 / КЦН: Функция введена в работу"/>
-                  <w:listItem w:displayText="КЦН НН2 / КЦН: Функция оперативно выведена из работы" w:value="КЦН НН2 / КЦН: Функция оперативно выведена из работы"/>
-                  <w:listItem w:displayText="ЛЗТ / ЛЗТ: Пуск" w:value="ЛЗТ / ЛЗТ: Пуск"/>
-                  <w:listItem w:displayText="ЛЗТ / ЛЗТ: Срабатывание" w:value="ЛЗТ / ЛЗТ: Срабатывание"/>
-                  <w:listItem w:displayText="ЛЗТ / ЛЗТ: Функция введена в работу" w:value="ЛЗТ / ЛЗТ: Функция введена в работу"/>
-                  <w:listItem w:displayText="ЛЗТ / ЛЗТ: Функция оперативно выведена из работы" w:value="ЛЗТ / ЛЗТ: Функция оперативно выведена из работы"/>
+                  <w:listItem w:displayText="ЗПО / ЗПО: Пуск" w:value="ЗПО / ЗПО: Пуск"/>
+                  <w:listItem w:displayText="ЗПО / ЗПО: Срабатывание" w:value="ЗПО / ЗПО: Срабатывание"/>
+                  <w:listItem w:displayText="ЗПО / ЗПО: Срабатывание на сигнал" w:value="ЗПО / ЗПО: Срабатывание на сигнал"/>
+                  <w:listItem w:displayText="ЗПО / ЗПО: Функция введена в работу" w:value="ЗПО / ЗПО: Функция введена в работу"/>
+                  <w:listItem w:displayText="ЗПО / ЗПО: Функция оперативно выведена из работы" w:value="ЗПО / ЗПО: Функция оперативно выведена из работы"/>
+                  <w:listItem w:displayText="КЦТ / КЦТ: Срабатывание КЦТ" w:value="КЦТ / КЦТ: Срабатывание КЦТ"/>
+                  <w:listItem w:displayText="КЦТ / КЦТст1: Пуск КЦТст при асимметрии" w:value="КЦТ / КЦТст1: Пуск КЦТст при асимметрии"/>
+                  <w:listItem w:displayText="КЦТ / КЦТст1: Пуск КЦТст при обрыве провода" w:value="КЦТ / КЦТст1: Пуск КЦТст при обрыве провода"/>
+                  <w:listItem w:displayText="КЦТ / КЦТст1: Срабатывание КЦТст при асимметрии" w:value="КЦТ / КЦТст1: Срабатывание КЦТст при асимметрии"/>
+                  <w:listItem w:displayText="КЦТ / КЦТст1: Срабатывание КЦТст при обрыве провода" w:value="КЦТ / КЦТст1: Срабатывание КЦТст при обрыве провода"/>
+                  <w:listItem w:displayText="КЦТ / КЦТст1: Функция введена в работу" w:value="КЦТ / КЦТст1: Функция введена в работу"/>
+                  <w:listItem w:displayText="КЦТ / КЦТст1: Функция оперативно выведена из работы" w:value="КЦТ / КЦТст1: Функция оперативно выведена из работы"/>
+                  <w:listItem w:displayText="КЦТ / КЦТст2: Пуск КЦТст при асимметрии" w:value="КЦТ / КЦТст2: Пуск КЦТст при асимметрии"/>
+                  <w:listItem w:displayText="КЦТ / КЦТст2: Пуск КЦТст при обрыве провода" w:value="КЦТ / КЦТст2: Пуск КЦТст при обрыве провода"/>
+                  <w:listItem w:displayText="КЦТ / КЦТст2: Срабатывание КЦТст при асимметрии" w:value="КЦТ / КЦТст2: Срабатывание КЦТст при асимметрии"/>
+                  <w:listItem w:displayText="КЦТ / КЦТст2: Срабатывание КЦТст при обрыве провода" w:value="КЦТ / КЦТст2: Срабатывание КЦТст при обрыве провода"/>
+                  <w:listItem w:displayText="КЦТ / КЦТст2: Функция введена в работу" w:value="КЦТ / КЦТст2: Функция введена в работу"/>
+                  <w:listItem w:displayText="КЦТ / КЦТст2: Функция оперативно выведена из работы" w:value="КЦТ / КЦТст2: Функция оперативно выведена из работы"/>
+                  <w:listItem w:displayText="КЦТ / КЦТст3: Пуск КЦТст при асимметрии" w:value="КЦТ / КЦТст3: Пуск КЦТст при асимметрии"/>
+                  <w:listItem w:displayText="КЦТ / КЦТст3: Пуск КЦТст при обрыве провода" w:value="КЦТ / КЦТст3: Пуск КЦТст при обрыве провода"/>
+                  <w:listItem w:displayText="КЦТ / КЦТст3: Срабатывание КЦТст при асимметрии" w:value="КЦТ / КЦТст3: Срабатывание КЦТст при асимметрии"/>
+                  <w:listItem w:displayText="КЦТ / КЦТст3: Срабатывание КЦТст при обрыве провода" w:value="КЦТ / КЦТст3: Срабатывание КЦТст при обрыве провода"/>
+                  <w:listItem w:displayText="КЦТ / КЦТст3: Функция введена в работу" w:value="КЦТ / КЦТст3: Функция введена в работу"/>
+                  <w:listItem w:displayText="КЦТ / КЦТст3: Функция оперативно выведена из работы" w:value="КЦТ / КЦТст3: Функция оперативно выведена из работы"/>
                   <w:listItem w:displayText="ЛО ВН / ЛО: Отключение" w:value="ЛО ВН / ЛО: Отключение"/>
                   <w:listItem w:displayText="ЛО ВН / ЛО: Отключить аварийно" w:value="ЛО ВН / ЛО: Отключить аварийно"/>
                   <w:listItem w:displayText="ЛО ВН / ЛО: Функция введена в работу" w:value="ЛО ВН / ЛО: Функция введена в работу"/>
@@ -3786,9 +3754,6 @@
                   <w:listItem w:displayText="ЛО ГЗсигн / ЛО: Срабатывание на сигнал" w:value="ЛО ГЗсигн / ЛО: Срабатывание на сигнал"/>
                   <w:listItem w:displayText="ЛО ГЗсигн / ЛО: Функция введена в работу" w:value="ЛО ГЗсигн / ЛО: Функция введена в работу"/>
                   <w:listItem w:displayText="ЛО ГЗсигн / ЛО: Функция оперативно выведена из работы" w:value="ЛО ГЗсигн / ЛО: Функция оперативно выведена из работы"/>
-                  <w:listItem w:displayText="ЛО НН1 / ЗАВР: Запрет АВР" w:value="ЛО НН1 / ЗАВР: Запрет АВР"/>
-                  <w:listItem w:displayText="ЛО НН1 / ЗАВР: Функция введена в работу" w:value="ЛО НН1 / ЗАВР: Функция введена в работу"/>
-                  <w:listItem w:displayText="ЛО НН1 / ЗАВР: Функция оперативно выведена из работы" w:value="ЛО НН1 / ЗАВР: Функция оперативно выведена из работы"/>
                   <w:listItem w:displayText="ЛО НН1 / ЗАПВ: Запрет АПВ" w:value="ЛО НН1 / ЗАПВ: Запрет АПВ"/>
                   <w:listItem w:displayText="ЛО НН1 / ЗАПВ: Функция введена в работу" w:value="ЛО НН1 / ЗАПВ: Функция введена в работу"/>
                   <w:listItem w:displayText="ЛО НН1 / ЗАПВ: Функция оперативно выведена из работы" w:value="ЛО НН1 / ЗАПВ: Функция оперативно выведена из работы"/>
@@ -3796,9 +3761,6 @@
                   <w:listItem w:displayText="ЛО НН1 / ЛО: Отключить аварийно" w:value="ЛО НН1 / ЛО: Отключить аварийно"/>
                   <w:listItem w:displayText="ЛО НН1 / ЛО: Функция введена в работу" w:value="ЛО НН1 / ЛО: Функция введена в работу"/>
                   <w:listItem w:displayText="ЛО НН1 / ЛО: Функция оперативно выведена из работы" w:value="ЛО НН1 / ЛО: Функция оперативно выведена из работы"/>
-                  <w:listItem w:displayText="ЛО НН2 / ЗАВР: Запрет АВР" w:value="ЛО НН2 / ЗАВР: Запрет АВР"/>
-                  <w:listItem w:displayText="ЛО НН2 / ЗАВР: Функция введена в работу" w:value="ЛО НН2 / ЗАВР: Функция введена в работу"/>
-                  <w:listItem w:displayText="ЛО НН2 / ЗАВР: Функция оперативно выведена из работы" w:value="ЛО НН2 / ЗАВР: Функция оперативно выведена из работы"/>
                   <w:listItem w:displayText="ЛО НН2 / ЗАПВ: Запрет АПВ" w:value="ЛО НН2 / ЗАПВ: Запрет АПВ"/>
                   <w:listItem w:displayText="ЛО НН2 / ЗАПВ: Функция введена в работу" w:value="ЛО НН2 / ЗАПВ: Функция введена в работу"/>
                   <w:listItem w:displayText="ЛО НН2 / ЗАПВ: Функция оперативно выведена из работы" w:value="ЛО НН2 / ЗАПВ: Функция оперативно выведена из работы"/>
@@ -3806,84 +3768,68 @@
                   <w:listItem w:displayText="ЛО НН2 / ЛО: Отключить аварийно" w:value="ЛО НН2 / ЛО: Отключить аварийно"/>
                   <w:listItem w:displayText="ЛО НН2 / ЛО: Функция введена в работу" w:value="ЛО НН2 / ЛО: Функция введена в работу"/>
                   <w:listItem w:displayText="ЛО НН2 / ЛО: Функция оперативно выведена из работы" w:value="ЛО НН2 / ЛО: Функция оперативно выведена из работы"/>
-                  <w:listItem w:displayText="ЛО Т / ЗАВР: Запрет АВР" w:value="ЛО Т / ЗАВР: Запрет АВР"/>
-                  <w:listItem w:displayText="ЛО Т / ЗАВР: Функция введена в работу" w:value="ЛО Т / ЗАВР: Функция введена в работу"/>
-                  <w:listItem w:displayText="ЛО Т / ЗАВР: Функция оперативно выведена из работы" w:value="ЛО Т / ЗАВР: Функция оперативно выведена из работы"/>
                   <w:listItem w:displayText="ЛО Т / ЗАПВ: Запрет АПВ" w:value="ЛО Т / ЗАПВ: Запрет АПВ"/>
                   <w:listItem w:displayText="ЛО Т / ЗАПВ: Функция введена в работу" w:value="ЛО Т / ЗАПВ: Функция введена в работу"/>
                   <w:listItem w:displayText="ЛО Т / ЗАПВ: Функция оперативно выведена из работы" w:value="ЛО Т / ЗАПВ: Функция оперативно выведена из работы"/>
-                  <w:listItem w:displayText="ЛО Т / ЛО: Пуск" w:value="ЛО Т / ЛО: Пуск"/>
                   <w:listItem w:displayText="ЛО Т / ЛО: Срабатывание" w:value="ЛО Т / ЛО: Срабатывание"/>
                   <w:listItem w:displayText="ЛО Т / ЛО: Функция введена в работу" w:value="ЛО Т / ЛО: Функция введена в работу"/>
                   <w:listItem w:displayText="ЛО Т / ЛО: Функция оперативно выведена из работы" w:value="ЛО Т / ЛО: Функция оперативно выведена из работы"/>
-                  <w:listItem w:displayText="МТЗ / БЛЗШ: Блокировка" w:value="МТЗ / БЛЗШ: Блокировка"/>
-                  <w:listItem w:displayText="МТЗ / БНТ: Пуск БНТ" w:value="МТЗ / БНТ: Пуск БНТ"/>
-                  <w:listItem w:displayText="МТЗ / БНТ: Пуск БНТ по фазе A" w:value="МТЗ / БНТ: Пуск БНТ по фазе A"/>
-                  <w:listItem w:displayText="МТЗ / БНТ: Пуск БНТ по фазе B" w:value="МТЗ / БНТ: Пуск БНТ по фазе B"/>
-                  <w:listItem w:displayText="МТЗ / БНТ: Пуск БНТ по фазе C" w:value="МТЗ / БНТ: Пуск БНТ по фазе C"/>
-                  <w:listItem w:displayText="МТЗ / КПОН1: Пуск КПОН" w:value="МТЗ / КПОН1: Пуск КПОН"/>
-                  <w:listItem w:displayText="МТЗ / КПОН2: Пуск КПОН" w:value="МТЗ / КПОН2: Пуск КПОН"/>
-                  <w:listItem w:displayText="МТЗ / МТЗ 1 ст: Пуск" w:value="МТЗ / МТЗ 1 ст: Пуск"/>
-                  <w:listItem w:displayText="МТЗ / МТЗ 1 ст: Пуск ИО тока по фазе B" w:value="МТЗ / МТЗ 1 ст: Пуск ИО тока по фазе B"/>
-                  <w:listItem w:displayText="МТЗ / МТЗ 1 ст: Пуск ИО тока по фазе C" w:value="МТЗ / МТЗ 1 ст: Пуск ИО тока по фазе C"/>
-                  <w:listItem w:displayText="МТЗ / МТЗ 1 ст: Пуск ИО тока по фазе А" w:value="МТЗ / МТЗ 1 ст: Пуск ИО тока по фазе А"/>
-                  <w:listItem w:displayText="МТЗ / МТЗ 1 ст: Пуск по фазе B" w:value="МТЗ / МТЗ 1 ст: Пуск по фазе B"/>
-                  <w:listItem w:displayText="МТЗ / МТЗ 1 ст: Пуск по фазе C" w:value="МТЗ / МТЗ 1 ст: Пуск по фазе C"/>
-                  <w:listItem w:displayText="МТЗ / МТЗ 1 ст: Пуск по фазе А" w:value="МТЗ / МТЗ 1 ст: Пуск по фазе А"/>
-                  <w:listItem w:displayText="МТЗ / МТЗ 1 ст: Срабатывание" w:value="МТЗ / МТЗ 1 ст: Срабатывание"/>
-                  <w:listItem w:displayText="МТЗ / МТЗ 1 ст: Срабатывание на сигнал" w:value="МТЗ / МТЗ 1 ст: Срабатывание на сигнал"/>
-                  <w:listItem w:displayText="МТЗ / МТЗ 1 ст: Функция введена в работу" w:value="МТЗ / МТЗ 1 ст: Функция введена в работу"/>
-                  <w:listItem w:displayText="МТЗ / МТЗ 1 ст: Функция оперативно выведена из работы" w:value="МТЗ / МТЗ 1 ст: Функция оперативно выведена из работы"/>
-                  <w:listItem w:displayText="МТЗ / МТЗ 2 ст: Пуск" w:value="МТЗ / МТЗ 2 ст: Пуск"/>
-                  <w:listItem w:displayText="МТЗ / МТЗ 2 ст: Пуск ИО тока по фазе B" w:value="МТЗ / МТЗ 2 ст: Пуск ИО тока по фазе B"/>
-                  <w:listItem w:displayText="МТЗ / МТЗ 2 ст: Пуск ИО тока по фазе C" w:value="МТЗ / МТЗ 2 ст: Пуск ИО тока по фазе C"/>
-                  <w:listItem w:displayText="МТЗ / МТЗ 2 ст: Пуск ИО тока по фазе А" w:value="МТЗ / МТЗ 2 ст: Пуск ИО тока по фазе А"/>
-                  <w:listItem w:displayText="МТЗ / МТЗ 2 ст: Пуск по фазе B" w:value="МТЗ / МТЗ 2 ст: Пуск по фазе B"/>
-                  <w:listItem w:displayText="МТЗ / МТЗ 2 ст: Пуск по фазе C" w:value="МТЗ / МТЗ 2 ст: Пуск по фазе C"/>
-                  <w:listItem w:displayText="МТЗ / МТЗ 2 ст: Пуск по фазе А" w:value="МТЗ / МТЗ 2 ст: Пуск по фазе А"/>
-                  <w:listItem w:displayText="МТЗ / МТЗ 2 ст: Срабатывание" w:value="МТЗ / МТЗ 2 ст: Срабатывание"/>
-                  <w:listItem w:displayText="МТЗ / МТЗ 2 ст: Срабатывание на сигнал" w:value="МТЗ / МТЗ 2 ст: Срабатывание на сигнал"/>
-                  <w:listItem w:displayText="МТЗ / МТЗ 2 ст: Функция введена в работу" w:value="МТЗ / МТЗ 2 ст: Функция введена в работу"/>
-                  <w:listItem w:displayText="МТЗ / МТЗ 2 ст: Функция оперативно выведена из работы" w:value="МТЗ / МТЗ 2 ст: Функция оперативно выведена из работы"/>
-                  <w:listItem w:displayText="МТЗ / МТЗ 3 ст: Пуск" w:value="МТЗ / МТЗ 3 ст: Пуск"/>
-                  <w:listItem w:displayText="МТЗ / МТЗ 3 ст: Пуск ИО тока по фазе B" w:value="МТЗ / МТЗ 3 ст: Пуск ИО тока по фазе B"/>
-                  <w:listItem w:displayText="МТЗ / МТЗ 3 ст: Пуск ИО тока по фазе C" w:value="МТЗ / МТЗ 3 ст: Пуск ИО тока по фазе C"/>
-                  <w:listItem w:displayText="МТЗ / МТЗ 3 ст: Пуск ИО тока по фазе А" w:value="МТЗ / МТЗ 3 ст: Пуск ИО тока по фазе А"/>
-                  <w:listItem w:displayText="МТЗ / МТЗ 3 ст: Пуск по фазе B" w:value="МТЗ / МТЗ 3 ст: Пуск по фазе B"/>
-                  <w:listItem w:displayText="МТЗ / МТЗ 3 ст: Пуск по фазе C" w:value="МТЗ / МТЗ 3 ст: Пуск по фазе C"/>
-                  <w:listItem w:displayText="МТЗ / МТЗ 3 ст: Пуск по фазе А" w:value="МТЗ / МТЗ 3 ст: Пуск по фазе А"/>
-                  <w:listItem w:displayText="МТЗ / МТЗ 3 ст: Срабатывание" w:value="МТЗ / МТЗ 3 ст: Срабатывание"/>
-                  <w:listItem w:displayText="МТЗ / МТЗ 3 ст: Срабатывание на сигнал" w:value="МТЗ / МТЗ 3 ст: Срабатывание на сигнал"/>
-                  <w:listItem w:displayText="МТЗ / МТЗ 3 ст: Функция введена в работу" w:value="МТЗ / МТЗ 3 ст: Функция введена в работу"/>
-                  <w:listItem w:displayText="МТЗ / МТЗ 3 ст: Функция оперативно выведена из работы" w:value="МТЗ / МТЗ 3 ст: Функция оперативно выведена из работы"/>
-                  <w:listItem w:displayText="МТЗ / МТЗ: Пуск" w:value="МТЗ / МТЗ: Пуск"/>
-                  <w:listItem w:displayText="ПДС / В: Поведение местного управления" w:value="ПДС / В: Поведение местного управления"/>
-                  <w:listItem w:displayText="ПДС / В: Положение ключа режима управления" w:value="ПДС / В: Положение ключа режима управления"/>
-                  <w:listItem w:displayText="ПДС / В: Положение ключа режима управления привода В" w:value="ПДС / В: Положение ключа режима управления привода В"/>
-                  <w:listItem w:displayText="ПДС / В: Право переключения на уровне станции" w:value="ПДС / В: Право переключения на уровне станции"/>
+                  <w:listItem w:displayText="ЛО ТЗ / ЛО ДТм: Срабатывание" w:value="ЛО ТЗ / ЛО ДТм: Срабатывание"/>
+                  <w:listItem w:displayText="ЛО ТЗ / ЛО ДТм: Срабатывание датчика температуры масла заблокировано" w:value="ЛО ТЗ / ЛО ДТм: Срабатывание датчика температуры масла заблокировано"/>
+                  <w:listItem w:displayText="ЛО ТЗ / ЛО ДТм: Срабатывание на сигнал" w:value="ЛО ТЗ / ЛО ДТм: Срабатывание на сигнал"/>
+                  <w:listItem w:displayText="ЛО ТЗ / ЛО ДТм: Функция введена в работу" w:value="ЛО ТЗ / ЛО ДТм: Функция введена в работу"/>
+                  <w:listItem w:displayText="ЛО ТЗ / ЛО ДТм: Функция оперативно выведена из работы" w:value="ЛО ТЗ / ЛО ДТм: Функция оперативно выведена из работы"/>
+                  <w:listItem w:displayText="ЛО ТЗ / ЛО ДТо: Срабатывание" w:value="ЛО ТЗ / ЛО ДТо: Срабатывание"/>
+                  <w:listItem w:displayText="ЛО ТЗ / ЛО ДТо: Срабатывание датчика температуры обмотки заблокировано" w:value="ЛО ТЗ / ЛО ДТо: Срабатывание датчика температуры обмотки заблокировано"/>
+                  <w:listItem w:displayText="ЛО ТЗ / ЛО ДТо: Срабатывание на сигнал" w:value="ЛО ТЗ / ЛО ДТо: Срабатывание на сигнал"/>
+                  <w:listItem w:displayText="ЛО ТЗ / ЛО ДТо: Функция введена в работу" w:value="ЛО ТЗ / ЛО ДТо: Функция введена в работу"/>
+                  <w:listItem w:displayText="ЛО ТЗ / ЛО ДТо: Функция оперативно выведена из работы" w:value="ЛО ТЗ / ЛО ДТо: Функция оперативно выведена из работы"/>
+                  <w:listItem w:displayText="ЛО ТЗ / ЛО РД: Срабатывание" w:value="ЛО ТЗ / ЛО РД: Срабатывание"/>
+                  <w:listItem w:displayText="ЛО ТЗ / ЛО РД: Срабатывание на сигнал" w:value="ЛО ТЗ / ЛО РД: Срабатывание на сигнал"/>
+                  <w:listItem w:displayText="ЛО ТЗ / ЛО РД: Срабатывание реле давления заблокировано" w:value="ЛО ТЗ / ЛО РД: Срабатывание реле давления заблокировано"/>
+                  <w:listItem w:displayText="ЛО ТЗ / ЛО РД: Функция введена в работу" w:value="ЛО ТЗ / ЛО РД: Функция введена в работу"/>
+                  <w:listItem w:displayText="ЛО ТЗ / ЛО РД: Функция оперативно выведена из работы" w:value="ЛО ТЗ / ЛО РД: Функция оперативно выведена из работы"/>
+                  <w:listItem w:displayText="ЛО ТС / ЛО ДУм расширителя: Срабатывание" w:value="ЛО ТС / ЛО ДУм расширителя: Срабатывание"/>
+                  <w:listItem w:displayText="ЛО ТС / ЛО ДУм расширителя: Срабатывание на сигнал" w:value="ЛО ТС / ЛО ДУм расширителя: Срабатывание на сигнал"/>
+                  <w:listItem w:displayText="ЛО ТС / ЛО ДУм расширителя: Функция введена в работу" w:value="ЛО ТС / ЛО ДУм расширителя: Функция введена в работу"/>
+                  <w:listItem w:displayText="ЛО ТС / ЛО ДУм расширителя: Функция оперативно выведена из работы" w:value="ЛО ТС / ЛО ДУм расширителя: Функция оперативно выведена из работы"/>
+                  <w:listItem w:displayText="ЛО ТС / ЛО ОК: Срабатывание" w:value="ЛО ТС / ЛО ОК: Срабатывание"/>
+                  <w:listItem w:displayText="ЛО ТС / ЛО ОК: Срабатывание на сигнал" w:value="ЛО ТС / ЛО ОК: Срабатывание на сигнал"/>
+                  <w:listItem w:displayText="ЛО ТС / ЛО ОК: Функция введена в работу" w:value="ЛО ТС / ЛО ОК: Функция введена в работу"/>
+                  <w:listItem w:displayText="ЛО ТС / ЛО ОК: Функция оперативно выведена из работы" w:value="ЛО ТС / ЛО ОК: Функция оперативно выведена из работы"/>
+                  <w:listItem w:displayText="ЛО ТС / ЛО ПК: Срабатывание" w:value="ЛО ТС / ЛО ПК: Срабатывание"/>
+                  <w:listItem w:displayText="ЛО ТС / ЛО ПК: Срабатывание на сигнал" w:value="ЛО ТС / ЛО ПК: Срабатывание на сигнал"/>
+                  <w:listItem w:displayText="ЛО ТС / ЛО ПК: Функция введена в работу" w:value="ЛО ТС / ЛО ПК: Функция введена в работу"/>
+                  <w:listItem w:displayText="ЛО ТС / ЛО ПК: Функция оперативно выведена из работы" w:value="ЛО ТС / ЛО ПК: Функция оперативно выведена из работы"/>
                   <w:listItem w:displayText="ПДС / ГЗ РПН: Низкая изоляция" w:value="ПДС / ГЗ РПН: Низкая изоляция"/>
                   <w:listItem w:displayText="ПДС / ГЗ РПН: Отключение" w:value="ПДС / ГЗ РПН: Отключение"/>
                   <w:listItem w:displayText="ПДС / ГЗ Т: Низкая изоляция ГЗоткл" w:value="ПДС / ГЗ Т: Низкая изоляция ГЗоткл"/>
                   <w:listItem w:displayText="ПДС / ГЗ Т: Низкая изоляция ГЗсигн" w:value="ПДС / ГЗ Т: Низкая изоляция ГЗсигн"/>
                   <w:listItem w:displayText="ПДС / ГЗ Т: Отключение" w:value="ПДС / ГЗ Т: Отключение"/>
                   <w:listItem w:displayText="ПДС / ГЗ Т: Сигнал" w:value="ПДС / ГЗ Т: Сигнал"/>
-                  <w:listItem w:displayText="ПДС / КИ: Аварийный уровень изоляции" w:value="ПДС / КИ: Аварийный уровень изоляции"/>
-                  <w:listItem w:displayText="ПДС / КИ: Низкий уровень изоляции" w:value="ПДС / КИ: Низкий уровень изоляции"/>
-                  <w:listItem w:displayText="ПДС / КПруж: Пружина не заведена" w:value="ПДС / КПруж: Пружина не заведена"/>
-                  <w:listItem w:displayText="ПДС / КЦВ: Контроль цепи ЭМВ" w:value="ПДС / КЦВ: Контроль цепи ЭМВ"/>
-                  <w:listItem w:displayText="ПДС / КЦВ: Контроль цепи ЭМО1" w:value="ПДС / КЦВ: Контроль цепи ЭМО1"/>
-                  <w:listItem w:displayText="ПДС / КЦВ: Контроль цепи ЭМО2" w:value="ПДС / КЦВ: Контроль цепи ЭМО2"/>
-                  <w:listItem w:displayText="ПДС / КЦВ: Работа ЭМВ" w:value="ПДС / КЦВ: Работа ЭМВ"/>
-                  <w:listItem w:displayText="ПДС / КЦВ: Работа ЭМО1" w:value="ПДС / КЦВ: Работа ЭМО1"/>
-                  <w:listItem w:displayText="ПДС / КЦВ: Работа ЭМО2" w:value="ПДС / КЦВ: Работа ЭМО2"/>
+                  <w:listItem w:displayText="ПДС / ДТм: Низкая изоляция" w:value="ПДС / ДТм: Низкая изоляция"/>
+                  <w:listItem w:displayText="ПДС / ДТм: Отключение" w:value="ПДС / ДТм: Отключение"/>
+                  <w:listItem w:displayText="ПДС / ДТм: Сигнал" w:value="ПДС / ДТм: Сигнал"/>
+                  <w:listItem w:displayText="ПДС / ДТм_РПН: Срабатывание" w:value="ПДС / ДТм_РПН: Срабатывание"/>
+                  <w:listItem w:displayText="ПДС / ДТо: Низкая изоляция" w:value="ПДС / ДТо: Низкая изоляция"/>
+                  <w:listItem w:displayText="ПДС / ДТо: Отключение" w:value="ПДС / ДТо: Отключение"/>
+                  <w:listItem w:displayText="ПДС / ДТо: Сигнал" w:value="ПДС / ДТо: Сигнал"/>
+                  <w:listItem w:displayText="ПДС / ДУм РПН: Высокий уровень масла" w:value="ПДС / ДУм РПН: Высокий уровень масла"/>
+                  <w:listItem w:displayText="ПДС / ДУм РПН: Низкий уровень масла" w:value="ПДС / ДУм РПН: Низкий уровень масла"/>
+                  <w:listItem w:displayText="ПДС / ДУм расширителя: Высокий уровень масла" w:value="ПДС / ДУм расширителя: Высокий уровень масла"/>
+                  <w:listItem w:displayText="ПДС / ДУм расширителя: Низкий уровень масла" w:value="ПДС / ДУм расширителя: Низкий уровень масла"/>
+                  <w:listItem w:displayText="ПДС / КСО: Авария" w:value="ПДС / КСО: Авария"/>
+                  <w:listItem w:displayText="ПДС / КСО: Неисправность" w:value="ПДС / КСО: Неисправность"/>
+                  <w:listItem w:displayText="ПДС / ОК: Срабатывание" w:value="ПДС / ОК: Срабатывание"/>
                   <w:listItem w:displayText="ПДС / ПДС: Функция введена в работу" w:value="ПДС / ПДС: Функция введена в работу"/>
                   <w:listItem w:displayText="ПДС / ПДС: Функция оперативно выведена из работы" w:value="ПДС / ПДС: Функция оперативно выведена из работы"/>
+                  <w:listItem w:displayText="ПДС / ПК: Срабатывание" w:value="ПДС / ПК: Срабатывание"/>
+                  <w:listItem w:displayText="ПДС / РД: Низкая изоляция" w:value="ПДС / РД: Низкая изоляция"/>
+                  <w:listItem w:displayText="ПДС / РД: Отключение" w:value="ПДС / РД: Отключение"/>
                   <w:listItem w:displayText="ПДС НКУ / SA1: Цепь управления введена" w:value="ПДС НКУ / SA1: Цепь управления введена"/>
                   <w:listItem w:displayText="ПДС НКУ / SA2: Цепь управления введена" w:value="ПДС НКУ / SA2: Цепь управления введена"/>
                   <w:listItem w:displayText="ПДС НКУ / SA3: Цепь управления введена" w:value="ПДС НКУ / SA3: Цепь управления введена"/>
                   <w:listItem w:displayText="ПДС НКУ / SA4: Цепь управления введена" w:value="ПДС НКУ / SA4: Цепь управления введена"/>
-                  <w:listItem w:displayText="ПДС НКУ / SA5: Цепь управления введена" w:value="ПДС НКУ / SA5: Цепь управления введена"/>
-                  <w:listItem w:displayText="ПДС НКУ / SA6: Цепь управления введена" w:value="ПДС НКУ / SA6: Цепь управления введена"/>
                   <w:listItem w:displayText="ПДС НКУ / SG1: Рабочее положение испытательного блока" w:value="ПДС НКУ / SG1: Рабочее положение испытательного блока"/>
                   <w:listItem w:displayText="ПДС НКУ / SG2: Рабочее положение испытательного блока" w:value="ПДС НКУ / SG2: Рабочее положение испытательного блока"/>
                   <w:listItem w:displayText="ПДС НКУ / SG3: Рабочее положение испытательного блока" w:value="ПДС НКУ / SG3: Рабочее положение испытательного блока"/>
@@ -3892,89 +3838,68 @@
                   <w:listItem w:displayText="ПДС НКУ / ОТ ГЗ: Неисправность оперативного тока цепей ГЗ" w:value="ПДС НКУ / ОТ ГЗ: Неисправность оперативного тока цепей ГЗ"/>
                   <w:listItem w:displayText="ПДС НКУ / ОТ ЗДЗ1: Неисправность оперативного тока цепей ЗДЗ НН1" w:value="ПДС НКУ / ОТ ЗДЗ1: Неисправность оперативного тока цепей ЗДЗ НН1"/>
                   <w:listItem w:displayText="ПДС НКУ / ОТ ЗДЗ2: Неисправность оперативного тока цепей ЗДЗ НН2" w:value="ПДС НКУ / ОТ ЗДЗ2: Неисправность оперативного тока цепей ЗДЗ НН2"/>
-                  <w:listItem w:displayText="ПДС НКУ / ОТ ИЭУ ТН1: Неисправность оперативного тока ИЭУ ТН1" w:value="ПДС НКУ / ОТ ИЭУ ТН1: Неисправность оперативного тока ИЭУ ТН1"/>
-                  <w:listItem w:displayText="ПДС НКУ / ОТ ИЭУ ТН2: Неисправность оперативного тока ИЭУ ТН2" w:value="ПДС НКУ / ОТ ИЭУ ТН2: Неисправность оперативного тока ИЭУ ТН2"/>
+                  <w:listItem w:displayText="ПДС НКУ / ОТ ТЗ, ТС: Неисправность оперативного тока цепей ТЗ, ТС" w:value="ПДС НКУ / ОТ ТЗ, ТС: Неисправность оперативного тока цепей ТЗ, ТС"/>
                   <w:listItem w:displayText="ПДС НКУ / ОТ УРОВ1: Неисправность оперативного тока цепей УРОВ НН1" w:value="ПДС НКУ / ОТ УРОВ1: Неисправность оперативного тока цепей УРОВ НН1"/>
                   <w:listItem w:displayText="ПДС НКУ / ОТ УРОВ2: Неисправность оперативного тока цепей УРОВ НН2" w:value="ПДС НКУ / ОТ УРОВ2: Неисправность оперативного тока цепей УРОВ НН2"/>
-                  <w:listItem w:displayText="ПДС НКУ / ОТ ЭМО1, ЭМВ В ВН: Неисправность оперативного тока цепей ЭМО1, ЭМВ" w:value="ПДС НКУ / ОТ ЭМО1, ЭМВ В ВН: Неисправность оперативного тока цепей ЭМО1, ЭМВ"/>
-                  <w:listItem w:displayText="ПДС НКУ / ОТ ЭМО2 В ВН: Неисправность оперативного тока цепей ЭМО2" w:value="ПДС НКУ / ОТ ЭМО2 В ВН: Неисправность оперативного тока цепей ЭМО2"/>
-                  <w:listItem w:displayText="ПДС НКУ / ОТ цепей сигн. В ВН: Неисправность оперативного тока цепей сигнализации В" w:value="ПДС НКУ / ОТ цепей сигн. В ВН: Неисправность оперативного тока цепей сигнализации В"/>
                   <w:listItem w:displayText="ПДС НКУ / ПДС НКУ: Функция введена в работу" w:value="ПДС НКУ / ПДС НКУ: Функция введена в работу"/>
                   <w:listItem w:displayText="ПДС НКУ / ПДС НКУ: Функция оперативно выведена из работы" w:value="ПДС НКУ / ПДС НКУ: Функция оперативно выведена из работы"/>
                   <w:listItem w:displayText="ПС / ПС: Пуск" w:value="ПС / ПС: Пуск"/>
                   <w:listItem w:displayText="ПС / ПС: Пуск (импульс)" w:value="ПС / ПС: Пуск (импульс)"/>
-                  <w:listItem w:displayText="СИСТ / Диагностика: Изменение встраиваемого ПО" w:value="СИСТ / Диагностика: Изменение встраиваемого ПО"/>
-                  <w:listItem w:displayText="СИСТ / Диагностика: Индикация логического узла-прокси" w:value="СИСТ / Диагностика: Индикация логического узла-прокси"/>
-                  <w:listItem w:displayText="СИСТ / Диагностика: Индикация наличия оперативного питания" w:value="СИСТ / Диагностика: Индикация наличия оперативного питания"/>
-                  <w:listItem w:displayText="СИСТ / Диагностика: Индикация потери оперативного питания" w:value="СИСТ / Диагностика: Индикация потери оперативного питания"/>
-                  <w:listItem w:displayText="СИСТ / Диагностика: Конфигурация изменена" w:value="СИСТ / Диагностика: Конфигурация изменена"/>
-                  <w:listItem w:displayText="СИСТ / Диагностика: Наличие критической неисправности" w:value="СИСТ / Диагностика: Наличие критической неисправности"/>
-                  <w:listItem w:displayText="СИСТ / Диагностика: Наличие некритической ошибки" w:value="СИСТ / Диагностика: Наличие некритической ошибки"/>
-                  <w:listItem w:displayText="СИСТ / Диагностика: Неверно заданы уставки" w:value="СИСТ / Диагностика: Неверно заданы уставки"/>
-                  <w:listItem w:displayText="СИСТ / Диагностика: Неисправность IPC" w:value="СИСТ / Диагностика: Неисправность IPC"/>
-                  <w:listItem w:displayText="СИСТ / Диагностика: Неисправность IPC для DSP1-IPU1" w:value="СИСТ / Диагностика: Неисправность IPC для DSP1-IPU1"/>
-                  <w:listItem w:displayText="СИСТ / Диагностика: Неисправность IPC для MPU-DSP1" w:value="СИСТ / Диагностика: Неисправность IPC для MPU-DSP1"/>
-                  <w:listItem w:displayText="СИСТ / Диагностика: Неисправность IPC для MPU-IPU1" w:value="СИСТ / Диагностика: Неисправность IPC для MPU-IPU1"/>
-                  <w:listItem w:displayText="СИСТ / Диагностика: Неисправность SPI ЦП" w:value="СИСТ / Диагностика: Неисправность SPI ЦП"/>
-                  <w:listItem w:displayText="СИСТ / Диагностика: Неисправность flash" w:value="СИСТ / Диагностика: Неисправность flash"/>
-                  <w:listItem w:displayText="СИСТ / Диагностика: Неисправность ОЗУ DSP1" w:value="СИСТ / Диагностика: Неисправность ОЗУ DSP1"/>
-                  <w:listItem w:displayText="СИСТ / Диагностика: Неисправность ОЗУ IPU1" w:value="СИСТ / Диагностика: Неисправность ОЗУ IPU1"/>
-                  <w:listItem w:displayText="СИСТ / Диагностика: Неисправность ОЗУ MPU" w:value="СИСТ / Диагностика: Неисправность ОЗУ MPU"/>
-                  <w:listItem w:displayText="СИСТ / Диагностика: Неисправность ОЗУ ЦП" w:value="СИСТ / Диагностика: Неисправность ОЗУ ЦП"/>
-                  <w:listItem w:displayText="СИСТ / Диагностика: Неисправность ПЗУ DSP1" w:value="СИСТ / Диагностика: Неисправность ПЗУ DSP1"/>
-                  <w:listItem w:displayText="СИСТ / Диагностика: Неисправность ПЗУ IPU1" w:value="СИСТ / Диагностика: Неисправность ПЗУ IPU1"/>
-                  <w:listItem w:displayText="СИСТ / Диагностика: Неисправность ПЗУ MPU" w:value="СИСТ / Диагностика: Неисправность ПЗУ MPU"/>
-                  <w:listItem w:displayText="СИСТ / Диагностика: Неисправность ПЗУ ЦП" w:value="СИСТ / Диагностика: Неисправность ПЗУ ЦП"/>
-                  <w:listItem w:displayText="СИСТ / Диагностика: Неисправность ПО ЦП" w:value="СИСТ / Диагностика: Неисправность ПО ЦП"/>
-                  <w:listItem w:displayText="СИСТ / Диагностика: Неисправность ЦП" w:value="СИСТ / Диагностика: Неисправность ЦП"/>
-                  <w:listItem w:displayText="СИСТ / Диагностика: Неисправность встроенного ПО" w:value="СИСТ / Диагностика: Неисправность встроенного ПО"/>
-                  <w:listItem w:displayText="СИСТ / Диагностика: Неисправность цепей оперативного питания" w:value="СИСТ / Диагностика: Неисправность цепей оперативного питания"/>
-                  <w:listItem w:displayText="СИСТ / Диагностика: Неисправность часов ЦП" w:value="СИСТ / Диагностика: Неисправность часов ЦП"/>
-                  <w:listItem w:displayText="СИСТ / Диагностика: Несовместимая версия ПО ЦП" w:value="СИСТ / Диагностика: Несовместимая версия ПО ЦП"/>
-                  <w:listItem w:displayText="СИСТ / Диагностика: Отказ источника питания" w:value="СИСТ / Диагностика: Отказ источника питания"/>
-                  <w:listItem w:displayText="СИСТ / Диагностика: Отказ модуля ЦП" w:value="СИСТ / Диагностика: Отказ модуля ЦП"/>
-                  <w:listItem w:displayText="СИСТ / Диагностика: Ошибка I2C ЦП" w:value="СИСТ / Диагностика: Ошибка I2C ЦП"/>
-                  <w:listItem w:displayText="СИСТ / Диагностика: Ошибка авторизации" w:value="СИСТ / Диагностика: Ошибка авторизации"/>
-                  <w:listItem w:displayText="СИСТ / Диагностика: Ошибка контрольной суммы уставок/конфигурации" w:value="СИСТ / Диагностика: Ошибка контрольной суммы уставок/конфигурации"/>
-                  <w:listItem w:displayText="СИСТ / Диагностика: Ошибка конфигурации" w:value="СИСТ / Диагностика: Ошибка конфигурации"/>
-                  <w:listItem w:displayText="СИСТ / Диагностика: Ошибка конфигурации ЦП" w:value="СИСТ / Диагностика: Ошибка конфигурации ЦП"/>
-                  <w:listItem w:displayText="СИСТ / Диагностика: Сброс часов или памяти вследствие перезагрузки" w:value="СИСТ / Диагностика: Сброс часов или памяти вследствие перезагрузки"/>
-                  <w:listItem w:displayText="СИСТ / Диагностика: Сигнал готовности к работе" w:value="СИСТ / Диагностика: Сигнал готовности к работе"/>
-                  <w:listItem w:displayText="СИСТ / Диагностика: Установлено подключение через сервисный порт" w:value="СИСТ / Диагностика: Установлено подключение через сервисный порт"/>
+                  <w:listItem w:displayText="РТПО / РТПО ВН: Пуск" w:value="РТПО / РТПО ВН: Пуск"/>
+                  <w:listItem w:displayText="РТПО / РТПО ВН: Пуск ИО тока" w:value="РТПО / РТПО ВН: Пуск ИО тока"/>
+                  <w:listItem w:displayText="РТПО / РТПО ВН: Функция введена в работу" w:value="РТПО / РТПО ВН: Функция введена в работу"/>
+                  <w:listItem w:displayText="РТПО / РТПО ВН: Функция оперативно выведена из работы" w:value="РТПО / РТПО ВН: Функция оперативно выведена из работы"/>
+                  <w:listItem w:displayText="РТПО / РТПО НН (НН2): Пуск" w:value="РТПО / РТПО НН (НН2): Пуск"/>
+                  <w:listItem w:displayText="РТПО / РТПО НН (НН2): Пуск ИО тока" w:value="РТПО / РТПО НН (НН2): Пуск ИО тока"/>
+                  <w:listItem w:displayText="РТПО / РТПО НН (НН2): Функция введена в работу" w:value="РТПО / РТПО НН (НН2): Функция введена в работу"/>
+                  <w:listItem w:displayText="РТПО / РТПО НН (НН2): Функция оперативно выведена из работы" w:value="РТПО / РТПО НН (НН2): Функция оперативно выведена из работы"/>
+                  <w:listItem w:displayText="РТПО / РТПО СН (НН1): Пуск" w:value="РТПО / РТПО СН (НН1): Пуск"/>
+                  <w:listItem w:displayText="РТПО / РТПО СН (НН1): Пуск ИО тока" w:value="РТПО / РТПО СН (НН1): Пуск ИО тока"/>
+                  <w:listItem w:displayText="РТПО / РТПО СН (НН1): Функция введена в работу" w:value="РТПО / РТПО СН (НН1): Функция введена в работу"/>
+                  <w:listItem w:displayText="РТПО / РТПО СН (НН1): Функция оперативно выведена из работы" w:value="РТПО / РТПО СН (НН1): Функция оперативно выведена из работы"/>
+                  <w:listItem w:displayText="РТПО / РТПО_общ: Пуск" w:value="РТПО / РТПО_общ: Пуск"/>
+                  <w:listItem w:displayText="РТПО / РТПО_общ: Функция введена в работу" w:value="РТПО / РТПО_общ: Функция введена в работу"/>
                   <w:listItem w:displayText="СС / СС: БИ выведены" w:value="СС / СС: БИ выведены"/>
                   <w:listItem w:displayText="СС / СС: Внешнее отключение" w:value="СС / СС: Внешнее отключение"/>
                   <w:listItem w:displayText="СС / СС: Выходные цепи разобраны" w:value="СС / СС: Выходные цепи разобраны"/>
                   <w:listItem w:displayText="СС / СС: ГЗ заблокирована" w:value="СС / СС: ГЗ заблокирована"/>
                   <w:listItem w:displayText="СС / СС: Неисправность ОТ цепей ГЗ" w:value="СС / СС: Неисправность ОТ цепей ГЗ"/>
-                  <w:listItem w:displayText="СС / СС: Неисправность ОТ цепей сигнализации В" w:value="СС / СС: Неисправность ОТ цепей сигнализации В"/>
+                  <w:listItem w:displayText="СС / СС: Неисправность ОТ цепей ТЗ, ТС" w:value="СС / СС: Неисправность ОТ цепей ТЗ, ТС"/>
                   <w:listItem w:displayText="СС / СС: Низкая изоляция ГЗ" w:value="СС / СС: Низкая изоляция ГЗ"/>
+                  <w:listItem w:displayText="СС / СС: Низкая изоляция ТЗ" w:value="СС / СС: Низкая изоляция ТЗ"/>
                   <w:listItem w:displayText="СС / СС: Общий внешний сигнал" w:value="СС / СС: Общий внешний сигнал"/>
-                  <w:listItem w:displayText="СС / СС: Превышение времени переключения КА" w:value="СС / СС: Превышение времени переключения КА"/>
                   <w:listItem w:displayText="СС / СС: Сигнализация от ГЗ" w:value="СС / СС: Сигнализация от ГЗ"/>
+                  <w:listItem w:displayText="СС / СС: Сигнализация от ТЗ" w:value="СС / СС: Сигнализация от ТЗ"/>
+                  <w:listItem w:displayText="СС / СС: Сигнализация от ТС" w:value="СС / СС: Сигнализация от ТС"/>
                   <w:listItem w:displayText="СС / СС: Сигнализация цепей опер.тока" w:value="СС / СС: Сигнализация цепей опер.тока"/>
                   <w:listItem w:displayText="СС / СС: Сигнализация цепей опер.тока НН" w:value="СС / СС: Сигнализация цепей опер.тока НН"/>
+                  <w:listItem w:displayText="СС / СС: ТЗ заблокирована" w:value="СС / СС: ТЗ заблокирована"/>
                   <w:listItem w:displayText="ТК ЗДЗ / ТК ЗДЗ: Пуск" w:value="ТК ЗДЗ / ТК ЗДЗ: Пуск"/>
-                  <w:listItem w:displayText="ТК ЗДЗ / ТК ЗДЗ: Пуск ИО максимального тока" w:value="ТК ЗДЗ / ТК ЗДЗ: Пуск ИО максимального тока"/>
+                  <w:listItem w:displayText="ТК ЗДЗ / ТК ЗДЗ: Пуск ИО тока" w:value="ТК ЗДЗ / ТК ЗДЗ: Пуск ИО тока"/>
                   <w:listItem w:displayText="ТК ЗДЗ / ТК ЗДЗ: Функция введена в работу" w:value="ТК ЗДЗ / ТК ЗДЗ: Функция введена в работу"/>
                   <w:listItem w:displayText="ТК ЗДЗ / ТК ЗДЗ: Функция оперативно выведена из работы" w:value="ТК ЗДЗ / ТК ЗДЗ: Функция оперативно выведена из работы"/>
-                  <w:listItem w:displayText="ТО / ТО: Пуск" w:value="ТО / ТО: Пуск"/>
-                  <w:listItem w:displayText="ТО / ТО: Пуск ИО максимального тока" w:value="ТО / ТО: Пуск ИО максимального тока"/>
-                  <w:listItem w:displayText="ТО / ТО: Срабатывание" w:value="ТО / ТО: Срабатывание"/>
-                  <w:listItem w:displayText="ТО / ТО: Срабатывание на сигнал" w:value="ТО / ТО: Срабатывание на сигнал"/>
-                  <w:listItem w:displayText="ТО / ТО: Функция введена в работу" w:value="ТО / ТО: Функция введена в работу"/>
-                  <w:listItem w:displayText="ТО / ТО: Функция оперативно выведена из работы" w:value="ТО / ТО: Функция оперативно выведена из работы"/>
+                  <w:listItem w:displayText="ТО ЗПО / ТО ЗПО ВН: Пуск" w:value="ТО ЗПО / ТО ЗПО ВН: Пуск"/>
+                  <w:listItem w:displayText="ТО ЗПО / ТО ЗПО ВН: Пуск ИО тока" w:value="ТО ЗПО / ТО ЗПО ВН: Пуск ИО тока"/>
+                  <w:listItem w:displayText="ТО ЗПО / ТО ЗПО ВН: Функция введена в работу" w:value="ТО ЗПО / ТО ЗПО ВН: Функция введена в работу"/>
+                  <w:listItem w:displayText="ТО ЗПО / ТО ЗПО ВН: Функция оперативно выведена из работы" w:value="ТО ЗПО / ТО ЗПО ВН: Функция оперативно выведена из работы"/>
+                  <w:listItem w:displayText="ТО ЗПО / ТО ЗПО НН (НН2): Пуск" w:value="ТО ЗПО / ТО ЗПО НН (НН2): Пуск"/>
+                  <w:listItem w:displayText="ТО ЗПО / ТО ЗПО НН (НН2): Пуск ИО тока" w:value="ТО ЗПО / ТО ЗПО НН (НН2): Пуск ИО тока"/>
+                  <w:listItem w:displayText="ТО ЗПО / ТО ЗПО НН (НН2): Функция введена в работу" w:value="ТО ЗПО / ТО ЗПО НН (НН2): Функция введена в работу"/>
+                  <w:listItem w:displayText="ТО ЗПО / ТО ЗПО НН (НН2): Функция оперативно выведена из работы" w:value="ТО ЗПО / ТО ЗПО НН (НН2): Функция оперативно выведена из работы"/>
+                  <w:listItem w:displayText="ТО ЗПО / ТО ЗПО СН (НН1): Пуск" w:value="ТО ЗПО / ТО ЗПО СН (НН1): Пуск"/>
+                  <w:listItem w:displayText="ТО ЗПО / ТО ЗПО СН (НН1): Пуск ИО тока" w:value="ТО ЗПО / ТО ЗПО СН (НН1): Пуск ИО тока"/>
+                  <w:listItem w:displayText="ТО ЗПО / ТО ЗПО СН (НН1): Функция введена в работу" w:value="ТО ЗПО / ТО ЗПО СН (НН1): Функция введена в работу"/>
+                  <w:listItem w:displayText="ТО ЗПО / ТО ЗПО СН (НН1): Функция оперативно выведена из работы" w:value="ТО ЗПО / ТО ЗПО СН (НН1): Функция оперативно выведена из работы"/>
+                  <w:listItem w:displayText="ТО ЗПО / ТО ЗПО_общ: Пуск" w:value="ТО ЗПО / ТО ЗПО_общ: Пуск"/>
+                  <w:listItem w:displayText="ТО ЗПО / ТО ЗПО_общ: Функция введена в работу" w:value="ТО ЗПО / ТО ЗПО_общ: Функция введена в работу"/>
                   <w:listItem w:displayText="ТО РПН / ТО РПН: Пуск" w:value="ТО РПН / ТО РПН: Пуск"/>
                   <w:listItem w:displayText="ТО РПН / ТО РПН: Пуск ИО тока" w:value="ТО РПН / ТО РПН: Пуск ИО тока"/>
                   <w:listItem w:displayText="ТО РПН / ТО РПН: Функция введена в работу" w:value="ТО РПН / ТО РПН: Функция введена в работу"/>
                   <w:listItem w:displayText="ТО РПН / ТО РПН: Функция оперативно выведена из работы" w:value="ТО РПН / ТО РПН: Функция оперативно выведена из работы"/>
-                  <w:listItem w:displayText="УВ / УВ: Включить" w:value="УВ / УВ: Включить"/>
-                  <w:listItem w:displayText="УВ / УВ: Функция введена в работу" w:value="УВ / УВ: Функция введена в работу"/>
-                  <w:listItem w:displayText="УВ / УВ: Функция оперативно выведена из работы" w:value="УВ / УВ: Функция оперативно выведена из работы"/>
                   <w:listItem w:displayText="УРОВ ВН / УРОВ: Пуск" w:value="УРОВ ВН / УРОВ: Пуск"/>
                   <w:listItem w:displayText="УРОВ ВН / УРОВ: Пуск ИО максимального тока" w:value="УРОВ ВН / УРОВ: Пуск ИО максимального тока"/>
                   <w:listItem w:displayText="УРОВ ВН / УРОВ: Срабатывание" w:value="УРОВ ВН / УРОВ: Срабатывание"/>
                   <w:listItem w:displayText="УРОВ ВН / УРОВ: Срабатывание «на себя»" w:value="УРОВ ВН / УРОВ: Срабатывание «на себя»"/>
-                  <w:listItem w:displayText="УРОВ ВН / УРОВ: Ускорение" w:value="УРОВ ВН / УРОВ: Ускорение"/>
                   <w:listItem w:displayText="УРОВ ВН / УРОВ: Функция введена в работу" w:value="УРОВ ВН / УРОВ: Функция введена в работу"/>
                   <w:listItem w:displayText="УРОВ ВН / УРОВ: Функция оперативно выведена из работы" w:value="УРОВ ВН / УРОВ: Функция оперативно выведена из работы"/>
                 </w:dropDownList>
@@ -4319,74 +4244,103 @@
                 <w:dropDownList>
                   <w:listItem w:displayText="Не назначено" w:value=""/>
                   <w:listItem w:displayText="──────── Сигналы РЗиА ────────" w:value="INPUTS_HEADER" w:disabled="true"/>
-                  <w:listItem w:displayText="ЗОП / ЗОП: Пуск" w:value="ЗОП / ЗОП: Пуск"/>
-                  <w:listItem w:displayText="ЗОП / ЗОП: Пуск ИО по несимметрии токов прямой и обратной последовательности" w:value="ЗОП / ЗОП: Пуск ИО по несимметрии токов прямой и обратной последовательности"/>
-                  <w:listItem w:displayText="ЗОП / ЗОП: Пуск ИО тока обратной последовательности" w:value="ЗОП / ЗОП: Пуск ИО тока обратной последовательности"/>
-                  <w:listItem w:displayText="ЗОП / ЗОП: Срабатывание" w:value="ЗОП / ЗОП: Срабатывание"/>
-                  <w:listItem w:displayText="ЗОП / ЗОП: Срабатывание на сигнал" w:value="ЗОП / ЗОП: Срабатывание на сигнал"/>
-                  <w:listItem w:displayText="ЗОП / ЗОП: Функция введена в работу" w:value="ЗОП / ЗОП: Функция введена в работу"/>
-                  <w:listItem w:displayText="ЗОП / ЗОП: Функция оперативно выведена из работы" w:value="ЗОП / ЗОП: Функция оперативно выведена из работы"/>
-                  <w:listItem w:displayText="ЗП / ЗП: Пуск" w:value="ЗП / ЗП: Пуск"/>
-                  <w:listItem w:displayText="ЗП / ЗП: Пуск ИО максимального тока" w:value="ЗП / ЗП: Пуск ИО максимального тока"/>
+                  <w:listItem w:displayText="ДЗТ / БВКЗ: Срабатывание БВКЗ" w:value="ДЗТ / БВКЗ: Срабатывание БВКЗ"/>
+                  <w:listItem w:displayText="ДЗТ / БВКЗ: Срабатывание БВКЗ по фазе A" w:value="ДЗТ / БВКЗ: Срабатывание БВКЗ по фазе A"/>
+                  <w:listItem w:displayText="ДЗТ / БВКЗ: Срабатывание БВКЗ по фазе B" w:value="ДЗТ / БВКЗ: Срабатывание БВКЗ по фазе B"/>
+                  <w:listItem w:displayText="ДЗТ / БВКЗ: Срабатывание БВКЗ по фазе C" w:value="ДЗТ / БВКЗ: Срабатывание БВКЗ по фазе C"/>
+                  <w:listItem w:displayText="ДЗТ / Д2Г: Пуск Д2Г" w:value="ДЗТ / Д2Г: Пуск Д2Г"/>
+                  <w:listItem w:displayText="ДЗТ / Д2Г: Пуск Д2Г по фазе A" w:value="ДЗТ / Д2Г: Пуск Д2Г по фазе A"/>
+                  <w:listItem w:displayText="ДЗТ / Д2Г: Пуск Д2Г по фазе B" w:value="ДЗТ / Д2Г: Пуск Д2Г по фазе B"/>
+                  <w:listItem w:displayText="ДЗТ / Д2Г: Пуск Д2Г по фазе C" w:value="ДЗТ / Д2Г: Пуск Д2Г по фазе C"/>
+                  <w:listItem w:displayText="ДЗТ / Д5Г: Пуск Д5Г" w:value="ДЗТ / Д5Г: Пуск Д5Г"/>
+                  <w:listItem w:displayText="ДЗТ / Д5Г: Пуск Д5Г по фазе A" w:value="ДЗТ / Д5Г: Пуск Д5Г по фазе A"/>
+                  <w:listItem w:displayText="ДЗТ / Д5Г: Пуск Д5Г по фазе B" w:value="ДЗТ / Д5Г: Пуск Д5Г по фазе B"/>
+                  <w:listItem w:displayText="ДЗТ / Д5Г: Пуск Д5Г по фазе C" w:value="ДЗТ / Д5Г: Пуск Д5Г по фазе C"/>
+                  <w:listItem w:displayText="ДЗТ / ДЗТ: Срабатывание ДЗТ" w:value="ДЗТ / ДЗТ: Срабатывание ДЗТ"/>
+                  <w:listItem w:displayText="ДЗТ / ДТЗт: Пуск ДТЗт" w:value="ДЗТ / ДТЗт: Пуск ДТЗт"/>
+                  <w:listItem w:displayText="ДЗТ / ДТЗт: Пуск ДТЗт по фазе A" w:value="ДЗТ / ДТЗт: Пуск ДТЗт по фазе A"/>
+                  <w:listItem w:displayText="ДЗТ / ДТЗт: Пуск ДТЗт по фазе B" w:value="ДЗТ / ДТЗт: Пуск ДТЗт по фазе B"/>
+                  <w:listItem w:displayText="ДЗТ / ДТЗт: Пуск ДТЗт по фазе C" w:value="ДЗТ / ДТЗт: Пуск ДТЗт по фазе C"/>
+                  <w:listItem w:displayText="ДЗТ / ДТЗт: Пуск ИО по фазе A" w:value="ДЗТ / ДТЗт: Пуск ИО по фазе A"/>
+                  <w:listItem w:displayText="ДЗТ / ДТЗт: Пуск ИО по фазе B" w:value="ДЗТ / ДТЗт: Пуск ИО по фазе B"/>
+                  <w:listItem w:displayText="ДЗТ / ДТЗт: Пуск ИО по фазе C" w:value="ДЗТ / ДТЗт: Пуск ИО по фазе C"/>
+                  <w:listItem w:displayText="ДЗТ / ДТЗт: Срабатывание ДТЗт" w:value="ДЗТ / ДТЗт: Срабатывание ДТЗт"/>
+                  <w:listItem w:displayText="ДЗТ / ДТЗт: Срабатывание ДТЗт на сигнал" w:value="ДЗТ / ДТЗт: Срабатывание ДТЗт на сигнал"/>
+                  <w:listItem w:displayText="ДЗТ / ДТЗт: Срабатывание ДТЗт по фазе A" w:value="ДЗТ / ДТЗт: Срабатывание ДТЗт по фазе A"/>
+                  <w:listItem w:displayText="ДЗТ / ДТЗт: Срабатывание ДТЗт по фазе A на сигнал" w:value="ДЗТ / ДТЗт: Срабатывание ДТЗт по фазе A на сигнал"/>
+                  <w:listItem w:displayText="ДЗТ / ДТЗт: Срабатывание ДТЗт по фазе B" w:value="ДЗТ / ДТЗт: Срабатывание ДТЗт по фазе B"/>
+                  <w:listItem w:displayText="ДЗТ / ДТЗт: Срабатывание ДТЗт по фазе B на сигнал" w:value="ДЗТ / ДТЗт: Срабатывание ДТЗт по фазе B на сигнал"/>
+                  <w:listItem w:displayText="ДЗТ / ДТЗт: Срабатывание ДТЗт по фазе C" w:value="ДЗТ / ДТЗт: Срабатывание ДТЗт по фазе C"/>
+                  <w:listItem w:displayText="ДЗТ / ДТЗт: Срабатывание ДТЗт по фазе C на сигнал" w:value="ДЗТ / ДТЗт: Срабатывание ДТЗт по фазе C на сигнал"/>
+                  <w:listItem w:displayText="ДЗТ / ДТЗт: Функция введена в работу" w:value="ДЗТ / ДТЗт: Функция введена в работу"/>
+                  <w:listItem w:displayText="ДЗТ / ДТЗт: Функция оперативно выведена из работы" w:value="ДЗТ / ДТЗт: Функция оперативно выведена из работы"/>
+                  <w:listItem w:displayText="ДЗТ / ДТО: Пуск ДТО" w:value="ДЗТ / ДТО: Пуск ДТО"/>
+                  <w:listItem w:displayText="ДЗТ / ДТО: Пуск ДТО по фазе A" w:value="ДЗТ / ДТО: Пуск ДТО по фазе A"/>
+                  <w:listItem w:displayText="ДЗТ / ДТО: Пуск ДТО по фазе B" w:value="ДЗТ / ДТО: Пуск ДТО по фазе B"/>
+                  <w:listItem w:displayText="ДЗТ / ДТО: Пуск ДТО по фазе C" w:value="ДЗТ / ДТО: Пуск ДТО по фазе C"/>
+                  <w:listItem w:displayText="ДЗТ / ДТО: Пуск ИО по фазе A" w:value="ДЗТ / ДТО: Пуск ИО по фазе A"/>
+                  <w:listItem w:displayText="ДЗТ / ДТО: Пуск ИО по фазе B" w:value="ДЗТ / ДТО: Пуск ИО по фазе B"/>
+                  <w:listItem w:displayText="ДЗТ / ДТО: Пуск ИО по фазе C" w:value="ДЗТ / ДТО: Пуск ИО по фазе C"/>
+                  <w:listItem w:displayText="ДЗТ / ДТО: Срабатывание ДТО" w:value="ДЗТ / ДТО: Срабатывание ДТО"/>
+                  <w:listItem w:displayText="ДЗТ / ДТО: Срабатывание ДТО на сигнал" w:value="ДЗТ / ДТО: Срабатывание ДТО на сигнал"/>
+                  <w:listItem w:displayText="ДЗТ / ДТО: Срабатывание ДТО по фазе A" w:value="ДЗТ / ДТО: Срабатывание ДТО по фазе A"/>
+                  <w:listItem w:displayText="ДЗТ / ДТО: Срабатывание ДТО по фазе A на сигнал" w:value="ДЗТ / ДТО: Срабатывание ДТО по фазе A на сигнал"/>
+                  <w:listItem w:displayText="ДЗТ / ДТО: Срабатывание ДТО по фазе B" w:value="ДЗТ / ДТО: Срабатывание ДТО по фазе B"/>
+                  <w:listItem w:displayText="ДЗТ / ДТО: Срабатывание ДТО по фазе B на сигнал" w:value="ДЗТ / ДТО: Срабатывание ДТО по фазе B на сигнал"/>
+                  <w:listItem w:displayText="ДЗТ / ДТО: Срабатывание ДТО по фазе C" w:value="ДЗТ / ДТО: Срабатывание ДТО по фазе C"/>
+                  <w:listItem w:displayText="ДЗТ / ДТО: Срабатывание ДТО по фазе C на сигнал" w:value="ДЗТ / ДТО: Срабатывание ДТО по фазе C на сигнал"/>
+                  <w:listItem w:displayText="ДЗТ / ДТО: Функция введена в работу" w:value="ДЗТ / ДТО: Функция введена в работу"/>
+                  <w:listItem w:displayText="ДЗТ / ДТО: Функция оперативно выведена из работы" w:value="ДЗТ / ДТО: Функция оперативно выведена из работы"/>
+                  <w:listItem w:displayText="ДЗТ / КЦТнеб: Неисправность" w:value="ДЗТ / КЦТнеб: Неисправность"/>
+                  <w:listItem w:displayText="ДЗТ / КЦТнеб: Срабатывание" w:value="ДЗТ / КЦТнеб: Срабатывание"/>
+                  <w:listItem w:displayText="ДЗТ / КЦТнеб: Срабатывание фазы A" w:value="ДЗТ / КЦТнеб: Срабатывание фазы A"/>
+                  <w:listItem w:displayText="ДЗТ / КЦТнеб: Срабатывание фазы B" w:value="ДЗТ / КЦТнеб: Срабатывание фазы B"/>
+                  <w:listItem w:displayText="ДЗТ / КЦТнеб: Срабатывание фазы C" w:value="ДЗТ / КЦТнеб: Срабатывание фазы C"/>
+                  <w:listItem w:displayText="ДЗТ / КЦТнеб: Функция введена в работу" w:value="ДЗТ / КЦТнеб: Функция введена в работу"/>
+                  <w:listItem w:displayText="ДЗТ / КЦТнеб: Функция оперативно выведена из работы" w:value="ДЗТ / КЦТнеб: Функция оперативно выведена из работы"/>
+                  <w:listItem w:displayText="ЗП / ЗП ВН: Пуск" w:value="ЗП / ЗП ВН: Пуск"/>
+                  <w:listItem w:displayText="ЗП / ЗП ВН: Пуск ИО максимального тока" w:value="ЗП / ЗП ВН: Пуск ИО максимального тока"/>
+                  <w:listItem w:displayText="ЗП / ЗП ВН: Срабатывание" w:value="ЗП / ЗП ВН: Срабатывание"/>
+                  <w:listItem w:displayText="ЗП / ЗП ВН: Срабатывание на отключение" w:value="ЗП / ЗП ВН: Срабатывание на отключение"/>
+                  <w:listItem w:displayText="ЗП / ЗП ВН: Функция введена в работу" w:value="ЗП / ЗП ВН: Функция введена в работу"/>
+                  <w:listItem w:displayText="ЗП / ЗП ВН: Функция оперативно выведена из работы" w:value="ЗП / ЗП ВН: Функция оперативно выведена из работы"/>
+                  <w:listItem w:displayText="ЗП / ЗП НН (НН2): Пуск" w:value="ЗП / ЗП НН (НН2): Пуск"/>
+                  <w:listItem w:displayText="ЗП / ЗП НН (НН2): Пуск ИО максимального тока" w:value="ЗП / ЗП НН (НН2): Пуск ИО максимального тока"/>
+                  <w:listItem w:displayText="ЗП / ЗП НН (НН2): Срабатывание" w:value="ЗП / ЗП НН (НН2): Срабатывание"/>
+                  <w:listItem w:displayText="ЗП / ЗП НН (НН2): Срабатывание на отключение" w:value="ЗП / ЗП НН (НН2): Срабатывание на отключение"/>
+                  <w:listItem w:displayText="ЗП / ЗП НН (НН2): Функция введена в работу" w:value="ЗП / ЗП НН (НН2): Функция введена в работу"/>
+                  <w:listItem w:displayText="ЗП / ЗП НН (НН2): Функция оперативно выведена из работы" w:value="ЗП / ЗП НН (НН2): Функция оперативно выведена из работы"/>
+                  <w:listItem w:displayText="ЗП / ЗП СН (НН1): Пуск" w:value="ЗП / ЗП СН (НН1): Пуск"/>
+                  <w:listItem w:displayText="ЗП / ЗП СН (НН1): Пуск ИО максимального тока" w:value="ЗП / ЗП СН (НН1): Пуск ИО максимального тока"/>
+                  <w:listItem w:displayText="ЗП / ЗП СН (НН1): Срабатывание" w:value="ЗП / ЗП СН (НН1): Срабатывание"/>
+                  <w:listItem w:displayText="ЗП / ЗП СН (НН1): Срабатывание на отключение" w:value="ЗП / ЗП СН (НН1): Срабатывание на отключение"/>
+                  <w:listItem w:displayText="ЗП / ЗП СН (НН1): Функция введена в работу" w:value="ЗП / ЗП СН (НН1): Функция введена в работу"/>
+                  <w:listItem w:displayText="ЗП / ЗП СН (НН1): Функция оперативно выведена из работы" w:value="ЗП / ЗП СН (НН1): Функция оперативно выведена из работы"/>
                   <w:listItem w:displayText="ЗП / ЗП: Срабатывание" w:value="ЗП / ЗП: Срабатывание"/>
-                  <w:listItem w:displayText="ЗП / ЗП: Срабатывание на отключение" w:value="ЗП / ЗП: Срабатывание на отключение"/>
-                  <w:listItem w:displayText="ЗП / ЗП: Функция введена в работу" w:value="ЗП / ЗП: Функция введена в работу"/>
-                  <w:listItem w:displayText="ЗП / ЗП: Функция оперативно выведена из работы" w:value="ЗП / ЗП: Функция оперативно выведена из работы"/>
-                  <w:listItem w:displayText="КА / В: Выключатель включен" w:value="КА / В: Выключатель включен"/>
-                  <w:listItem w:displayText="КА / В: Выключатель отключен" w:value="КА / В: Выключатель отключен"/>
-                  <w:listItem w:displayText="КА / В: Команда «включить» выключатель через выходное реле" w:value="КА / В: Команда «включить» выключатель через выходное реле"/>
-                  <w:listItem w:displayText="КА / В: Команда «отключить» выключатель через выходное реле" w:value="КА / В: Команда «отключить» выключатель через выходное реле"/>
-                  <w:listItem w:displayText="КА / В: Неисправное положение выключателя" w:value="КА / В: Неисправное положение выключателя"/>
-                  <w:listItem w:displayText="КА / В: Промежуточное положение выключателя" w:value="КА / В: Промежуточное положение выключателя"/>
-                  <w:listItem w:displayText="КА / В: Функция введена в работу" w:value="КА / В: Функция введена в работу"/>
-                  <w:listItem w:displayText="КА / КА: Функция введена в работу" w:value="КА / КА: Функция введена в работу"/>
-                  <w:listItem w:displayText="КА / КА: Функция оперативно выведена из работы" w:value="КА / КА: Функция оперативно выведена из работы"/>
-                  <w:listItem w:displayText="КП / КП: Функция введена в работу" w:value="КП / КП: Функция введена в работу"/>
-                  <w:listItem w:displayText="КП / КП: Функция оперативно выведена из работы" w:value="КП / КП: Функция оперативно выведена из работы"/>
-                  <w:listItem w:displayText="КП / УВ: Включить выключатель" w:value="КП / УВ: Включить выключатель"/>
-                  <w:listItem w:displayText="КП / УВ: Идет переключение" w:value="КП / УВ: Идет переключение"/>
-                  <w:listItem w:displayText="КП / УВ: Отключить выключатель" w:value="КП / УВ: Отключить выключатель"/>
-                  <w:listItem w:displayText="КП / УВ: Поведение местного управления" w:value="КП / УВ: Поведение местного управления"/>
-                  <w:listItem w:displayText="КП / УВ: Положение В (Включено)" w:value="КП / УВ: Положение В (Включено)"/>
-                  <w:listItem w:displayText="КП / УВ: Положение В (Не определено)" w:value="КП / УВ: Положение В (Не определено)"/>
-                  <w:listItem w:displayText="КП / УВ: Положение В (Неисправность)" w:value="КП / УВ: Положение В (Неисправность)"/>
-                  <w:listItem w:displayText="КП / УВ: Положение В (Отключено)" w:value="КП / УВ: Положение В (Отключено)"/>
-                  <w:listItem w:displayText="КП / УВ: Положение ключа режима управления" w:value="КП / УВ: Положение ключа режима управления"/>
-                  <w:listItem w:displayText="КП / УВ: Право переключения на уровне станции" w:value="КП / УВ: Право переключения на уровне станции"/>
-                  <w:listItem w:displayText="КП / УВ: Сигнал превышения допустимого времени переключения" w:value="КП / УВ: Сигнал превышения допустимого времени переключения"/>
-                  <w:listItem w:displayText="КП / УВ: Функция введена в работу" w:value="КП / УВ: Функция введена в работу"/>
-                  <w:listItem w:displayText="КРВ / КРВ: Превышен коммутационный ресурс выключателя" w:value="КРВ / КРВ: Превышен коммутационный ресурс выключателя"/>
-                  <w:listItem w:displayText="КРВ / КРВ: Превышен механический ресурс выключателя" w:value="КРВ / КРВ: Превышен механический ресурс выключателя"/>
-                  <w:listItem w:displayText="КРВ / КРВ: Превышен ресурс выключателя" w:value="КРВ / КРВ: Превышен ресурс выключателя"/>
-                  <w:listItem w:displayText="КРВ / КРВ: Функция введена в работу" w:value="КРВ / КРВ: Функция введена в работу"/>
-                  <w:listItem w:displayText="КСВ / КСВ: Блокировка включения В" w:value="КСВ / КСВ: Блокировка включения В"/>
-                  <w:listItem w:displayText="КСВ / КСВ: Блокировка отключения В" w:value="КСВ / КСВ: Блокировка отключения В"/>
-                  <w:listItem w:displayText="КСВ / КСВ: В аварийно отключен" w:value="КСВ / КСВ: В аварийно отключен"/>
-                  <w:listItem w:displayText="КСВ / КСВ: В самопроизвольно отключен" w:value="КСВ / КСВ: В самопроизвольно отключен"/>
-                  <w:listItem w:displayText="КСВ / КСВ: Защита ЭМВ" w:value="КСВ / КСВ: Защита ЭМВ"/>
-                  <w:listItem w:displayText="КСВ / КСВ: Защита ЭМО1" w:value="КСВ / КСВ: Защита ЭМО1"/>
-                  <w:listItem w:displayText="КСВ / КСВ: Защита ЭМО2" w:value="КСВ / КСВ: Защита ЭМО2"/>
-                  <w:listItem w:displayText="КСВ / КСВ: Неисправность В" w:value="КСВ / КСВ: Неисправность В"/>
-                  <w:listItem w:displayText="КСВ / КСВ: Неисправность цепей ЭМУ" w:value="КСВ / КСВ: Неисправность цепей ЭМУ"/>
-                  <w:listItem w:displayText="КСВ / КСВ: Реле фиксации команды" w:value="КСВ / КСВ: Реле фиксации команды"/>
-                  <w:listItem w:displayText="КСВ / КСВ: Функция введена в работу" w:value="КСВ / КСВ: Функция введена в работу"/>
-                  <w:listItem w:displayText="КСВ / КСВ: Функция оперативно выведена из работы" w:value="КСВ / КСВ: Функция оперативно выведена из работы"/>
-                  <w:listItem w:displayText="КЦН НН1 / КЦН: Неисправность цепей напряжения" w:value="КЦН НН1 / КЦН: Неисправность цепей напряжения"/>
-                  <w:listItem w:displayText="КЦН НН1 / КЦН: Пуск" w:value="КЦН НН1 / КЦН: Пуск"/>
-                  <w:listItem w:displayText="КЦН НН1 / КЦН: Пуск органа максимального напряжения ОП" w:value="КЦН НН1 / КЦН: Пуск органа максимального напряжения ОП"/>
-                  <w:listItem w:displayText="КЦН НН1 / КЦН: Пуск органа минимального напряжения" w:value="КЦН НН1 / КЦН: Пуск органа минимального напряжения"/>
-                  <w:listItem w:displayText="КЦН НН1 / КЦН: Функция введена в работу" w:value="КЦН НН1 / КЦН: Функция введена в работу"/>
-                  <w:listItem w:displayText="КЦН НН1 / КЦН: Функция оперативно выведена из работы" w:value="КЦН НН1 / КЦН: Функция оперативно выведена из работы"/>
-                  <w:listItem w:displayText="КЦН НН2 / КЦН: Неисправность цепей напряжения" w:value="КЦН НН2 / КЦН: Неисправность цепей напряжения"/>
-                  <w:listItem w:displayText="КЦН НН2 / КЦН: Пуск" w:value="КЦН НН2 / КЦН: Пуск"/>
-                  <w:listItem w:displayText="КЦН НН2 / КЦН: Пуск органа максимального напряжения ОП" w:value="КЦН НН2 / КЦН: Пуск органа максимального напряжения ОП"/>
-                  <w:listItem w:displayText="КЦН НН2 / КЦН: Пуск органа минимального напряжения" w:value="КЦН НН2 / КЦН: Пуск органа минимального напряжения"/>
-                  <w:listItem w:displayText="КЦН НН2 / КЦН: Функция введена в работу" w:value="КЦН НН2 / КЦН: Функция введена в работу"/>
-                  <w:listItem w:displayText="КЦН НН2 / КЦН: Функция оперативно выведена из работы" w:value="КЦН НН2 / КЦН: Функция оперативно выведена из работы"/>
-                  <w:listItem w:displayText="ЛЗТ / ЛЗТ: Пуск" w:value="ЛЗТ / ЛЗТ: Пуск"/>
-                  <w:listItem w:displayText="ЛЗТ / ЛЗТ: Срабатывание" w:value="ЛЗТ / ЛЗТ: Срабатывание"/>
-                  <w:listItem w:displayText="ЛЗТ / ЛЗТ: Функция введена в работу" w:value="ЛЗТ / ЛЗТ: Функция введена в работу"/>
-                  <w:listItem w:displayText="ЛЗТ / ЛЗТ: Функция оперативно выведена из работы" w:value="ЛЗТ / ЛЗТ: Функция оперативно выведена из работы"/>
+                  <w:listItem w:displayText="ЗПО / ЗПО: Пуск" w:value="ЗПО / ЗПО: Пуск"/>
+                  <w:listItem w:displayText="ЗПО / ЗПО: Срабатывание" w:value="ЗПО / ЗПО: Срабатывание"/>
+                  <w:listItem w:displayText="ЗПО / ЗПО: Срабатывание на сигнал" w:value="ЗПО / ЗПО: Срабатывание на сигнал"/>
+                  <w:listItem w:displayText="ЗПО / ЗПО: Функция введена в работу" w:value="ЗПО / ЗПО: Функция введена в работу"/>
+                  <w:listItem w:displayText="ЗПО / ЗПО: Функция оперативно выведена из работы" w:value="ЗПО / ЗПО: Функция оперативно выведена из работы"/>
+                  <w:listItem w:displayText="КЦТ / КЦТ: Срабатывание КЦТ" w:value="КЦТ / КЦТ: Срабатывание КЦТ"/>
+                  <w:listItem w:displayText="КЦТ / КЦТст1: Пуск КЦТст при асимметрии" w:value="КЦТ / КЦТст1: Пуск КЦТст при асимметрии"/>
+                  <w:listItem w:displayText="КЦТ / КЦТст1: Пуск КЦТст при обрыве провода" w:value="КЦТ / КЦТст1: Пуск КЦТст при обрыве провода"/>
+                  <w:listItem w:displayText="КЦТ / КЦТст1: Срабатывание КЦТст при асимметрии" w:value="КЦТ / КЦТст1: Срабатывание КЦТст при асимметрии"/>
+                  <w:listItem w:displayText="КЦТ / КЦТст1: Срабатывание КЦТст при обрыве провода" w:value="КЦТ / КЦТст1: Срабатывание КЦТст при обрыве провода"/>
+                  <w:listItem w:displayText="КЦТ / КЦТст1: Функция введена в работу" w:value="КЦТ / КЦТст1: Функция введена в работу"/>
+                  <w:listItem w:displayText="КЦТ / КЦТст1: Функция оперативно выведена из работы" w:value="КЦТ / КЦТст1: Функция оперативно выведена из работы"/>
+                  <w:listItem w:displayText="КЦТ / КЦТст2: Пуск КЦТст при асимметрии" w:value="КЦТ / КЦТст2: Пуск КЦТст при асимметрии"/>
+                  <w:listItem w:displayText="КЦТ / КЦТст2: Пуск КЦТст при обрыве провода" w:value="КЦТ / КЦТст2: Пуск КЦТст при обрыве провода"/>
+                  <w:listItem w:displayText="КЦТ / КЦТст2: Срабатывание КЦТст при асимметрии" w:value="КЦТ / КЦТст2: Срабатывание КЦТст при асимметрии"/>
+                  <w:listItem w:displayText="КЦТ / КЦТст2: Срабатывание КЦТст при обрыве провода" w:value="КЦТ / КЦТст2: Срабатывание КЦТст при обрыве провода"/>
+                  <w:listItem w:displayText="КЦТ / КЦТст2: Функция введена в работу" w:value="КЦТ / КЦТст2: Функция введена в работу"/>
+                  <w:listItem w:displayText="КЦТ / КЦТст2: Функция оперативно выведена из работы" w:value="КЦТ / КЦТст2: Функция оперативно выведена из работы"/>
+                  <w:listItem w:displayText="КЦТ / КЦТст3: Пуск КЦТст при асимметрии" w:value="КЦТ / КЦТст3: Пуск КЦТст при асимметрии"/>
+                  <w:listItem w:displayText="КЦТ / КЦТст3: Пуск КЦТст при обрыве провода" w:value="КЦТ / КЦТст3: Пуск КЦТст при обрыве провода"/>
+                  <w:listItem w:displayText="КЦТ / КЦТст3: Срабатывание КЦТст при асимметрии" w:value="КЦТ / КЦТст3: Срабатывание КЦТст при асимметрии"/>
+                  <w:listItem w:displayText="КЦТ / КЦТст3: Срабатывание КЦТст при обрыве провода" w:value="КЦТ / КЦТст3: Срабатывание КЦТст при обрыве провода"/>
+                  <w:listItem w:displayText="КЦТ / КЦТст3: Функция введена в работу" w:value="КЦТ / КЦТст3: Функция введена в работу"/>
+                  <w:listItem w:displayText="КЦТ / КЦТст3: Функция оперативно выведена из работы" w:value="КЦТ / КЦТст3: Функция оперативно выведена из работы"/>
                   <w:listItem w:displayText="ЛО ВН / ЛО: Отключение" w:value="ЛО ВН / ЛО: Отключение"/>
                   <w:listItem w:displayText="ЛО ВН / ЛО: Отключить аварийно" w:value="ЛО ВН / ЛО: Отключить аварийно"/>
                   <w:listItem w:displayText="ЛО ВН / ЛО: Функция введена в работу" w:value="ЛО ВН / ЛО: Функция введена в работу"/>
@@ -4406,9 +4360,6 @@
                   <w:listItem w:displayText="ЛО ГЗсигн / ЛО: Срабатывание на сигнал" w:value="ЛО ГЗсигн / ЛО: Срабатывание на сигнал"/>
                   <w:listItem w:displayText="ЛО ГЗсигн / ЛО: Функция введена в работу" w:value="ЛО ГЗсигн / ЛО: Функция введена в работу"/>
                   <w:listItem w:displayText="ЛО ГЗсигн / ЛО: Функция оперативно выведена из работы" w:value="ЛО ГЗсигн / ЛО: Функция оперативно выведена из работы"/>
-                  <w:listItem w:displayText="ЛО НН1 / ЗАВР: Запрет АВР" w:value="ЛО НН1 / ЗАВР: Запрет АВР"/>
-                  <w:listItem w:displayText="ЛО НН1 / ЗАВР: Функция введена в работу" w:value="ЛО НН1 / ЗАВР: Функция введена в работу"/>
-                  <w:listItem w:displayText="ЛО НН1 / ЗАВР: Функция оперативно выведена из работы" w:value="ЛО НН1 / ЗАВР: Функция оперативно выведена из работы"/>
                   <w:listItem w:displayText="ЛО НН1 / ЗАПВ: Запрет АПВ" w:value="ЛО НН1 / ЗАПВ: Запрет АПВ"/>
                   <w:listItem w:displayText="ЛО НН1 / ЗАПВ: Функция введена в работу" w:value="ЛО НН1 / ЗАПВ: Функция введена в работу"/>
                   <w:listItem w:displayText="ЛО НН1 / ЗАПВ: Функция оперативно выведена из работы" w:value="ЛО НН1 / ЗАПВ: Функция оперативно выведена из работы"/>
@@ -4416,9 +4367,6 @@
                   <w:listItem w:displayText="ЛО НН1 / ЛО: Отключить аварийно" w:value="ЛО НН1 / ЛО: Отключить аварийно"/>
                   <w:listItem w:displayText="ЛО НН1 / ЛО: Функция введена в работу" w:value="ЛО НН1 / ЛО: Функция введена в работу"/>
                   <w:listItem w:displayText="ЛО НН1 / ЛО: Функция оперативно выведена из работы" w:value="ЛО НН1 / ЛО: Функция оперативно выведена из работы"/>
-                  <w:listItem w:displayText="ЛО НН2 / ЗАВР: Запрет АВР" w:value="ЛО НН2 / ЗАВР: Запрет АВР"/>
-                  <w:listItem w:displayText="ЛО НН2 / ЗАВР: Функция введена в работу" w:value="ЛО НН2 / ЗАВР: Функция введена в работу"/>
-                  <w:listItem w:displayText="ЛО НН2 / ЗАВР: Функция оперативно выведена из работы" w:value="ЛО НН2 / ЗАВР: Функция оперативно выведена из работы"/>
                   <w:listItem w:displayText="ЛО НН2 / ЗАПВ: Запрет АПВ" w:value="ЛО НН2 / ЗАПВ: Запрет АПВ"/>
                   <w:listItem w:displayText="ЛО НН2 / ЗАПВ: Функция введена в работу" w:value="ЛО НН2 / ЗАПВ: Функция введена в работу"/>
                   <w:listItem w:displayText="ЛО НН2 / ЗАПВ: Функция оперативно выведена из работы" w:value="ЛО НН2 / ЗАПВ: Функция оперативно выведена из работы"/>
@@ -4426,84 +4374,68 @@
                   <w:listItem w:displayText="ЛО НН2 / ЛО: Отключить аварийно" w:value="ЛО НН2 / ЛО: Отключить аварийно"/>
                   <w:listItem w:displayText="ЛО НН2 / ЛО: Функция введена в работу" w:value="ЛО НН2 / ЛО: Функция введена в работу"/>
                   <w:listItem w:displayText="ЛО НН2 / ЛО: Функция оперативно выведена из работы" w:value="ЛО НН2 / ЛО: Функция оперативно выведена из работы"/>
-                  <w:listItem w:displayText="ЛО Т / ЗАВР: Запрет АВР" w:value="ЛО Т / ЗАВР: Запрет АВР"/>
-                  <w:listItem w:displayText="ЛО Т / ЗАВР: Функция введена в работу" w:value="ЛО Т / ЗАВР: Функция введена в работу"/>
-                  <w:listItem w:displayText="ЛО Т / ЗАВР: Функция оперативно выведена из работы" w:value="ЛО Т / ЗАВР: Функция оперативно выведена из работы"/>
                   <w:listItem w:displayText="ЛО Т / ЗАПВ: Запрет АПВ" w:value="ЛО Т / ЗАПВ: Запрет АПВ"/>
                   <w:listItem w:displayText="ЛО Т / ЗАПВ: Функция введена в работу" w:value="ЛО Т / ЗАПВ: Функция введена в работу"/>
                   <w:listItem w:displayText="ЛО Т / ЗАПВ: Функция оперативно выведена из работы" w:value="ЛО Т / ЗАПВ: Функция оперативно выведена из работы"/>
-                  <w:listItem w:displayText="ЛО Т / ЛО: Пуск" w:value="ЛО Т / ЛО: Пуск"/>
                   <w:listItem w:displayText="ЛО Т / ЛО: Срабатывание" w:value="ЛО Т / ЛО: Срабатывание"/>
                   <w:listItem w:displayText="ЛО Т / ЛО: Функция введена в работу" w:value="ЛО Т / ЛО: Функция введена в работу"/>
                   <w:listItem w:displayText="ЛО Т / ЛО: Функция оперативно выведена из работы" w:value="ЛО Т / ЛО: Функция оперативно выведена из работы"/>
-                  <w:listItem w:displayText="МТЗ / БЛЗШ: Блокировка" w:value="МТЗ / БЛЗШ: Блокировка"/>
-                  <w:listItem w:displayText="МТЗ / БНТ: Пуск БНТ" w:value="МТЗ / БНТ: Пуск БНТ"/>
-                  <w:listItem w:displayText="МТЗ / БНТ: Пуск БНТ по фазе A" w:value="МТЗ / БНТ: Пуск БНТ по фазе A"/>
-                  <w:listItem w:displayText="МТЗ / БНТ: Пуск БНТ по фазе B" w:value="МТЗ / БНТ: Пуск БНТ по фазе B"/>
-                  <w:listItem w:displayText="МТЗ / БНТ: Пуск БНТ по фазе C" w:value="МТЗ / БНТ: Пуск БНТ по фазе C"/>
-                  <w:listItem w:displayText="МТЗ / КПОН1: Пуск КПОН" w:value="МТЗ / КПОН1: Пуск КПОН"/>
-                  <w:listItem w:displayText="МТЗ / КПОН2: Пуск КПОН" w:value="МТЗ / КПОН2: Пуск КПОН"/>
-                  <w:listItem w:displayText="МТЗ / МТЗ 1 ст: Пуск" w:value="МТЗ / МТЗ 1 ст: Пуск"/>
-                  <w:listItem w:displayText="МТЗ / МТЗ 1 ст: Пуск ИО тока по фазе B" w:value="МТЗ / МТЗ 1 ст: Пуск ИО тока по фазе B"/>
-                  <w:listItem w:displayText="МТЗ / МТЗ 1 ст: Пуск ИО тока по фазе C" w:value="МТЗ / МТЗ 1 ст: Пуск ИО тока по фазе C"/>
-                  <w:listItem w:displayText="МТЗ / МТЗ 1 ст: Пуск ИО тока по фазе А" w:value="МТЗ / МТЗ 1 ст: Пуск ИО тока по фазе А"/>
-                  <w:listItem w:displayText="МТЗ / МТЗ 1 ст: Пуск по фазе B" w:value="МТЗ / МТЗ 1 ст: Пуск по фазе B"/>
-                  <w:listItem w:displayText="МТЗ / МТЗ 1 ст: Пуск по фазе C" w:value="МТЗ / МТЗ 1 ст: Пуск по фазе C"/>
-                  <w:listItem w:displayText="МТЗ / МТЗ 1 ст: Пуск по фазе А" w:value="МТЗ / МТЗ 1 ст: Пуск по фазе А"/>
-                  <w:listItem w:displayText="МТЗ / МТЗ 1 ст: Срабатывание" w:value="МТЗ / МТЗ 1 ст: Срабатывание"/>
-                  <w:listItem w:displayText="МТЗ / МТЗ 1 ст: Срабатывание на сигнал" w:value="МТЗ / МТЗ 1 ст: Срабатывание на сигнал"/>
-                  <w:listItem w:displayText="МТЗ / МТЗ 1 ст: Функция введена в работу" w:value="МТЗ / МТЗ 1 ст: Функция введена в работу"/>
-                  <w:listItem w:displayText="МТЗ / МТЗ 1 ст: Функция оперативно выведена из работы" w:value="МТЗ / МТЗ 1 ст: Функция оперативно выведена из работы"/>
-                  <w:listItem w:displayText="МТЗ / МТЗ 2 ст: Пуск" w:value="МТЗ / МТЗ 2 ст: Пуск"/>
-                  <w:listItem w:displayText="МТЗ / МТЗ 2 ст: Пуск ИО тока по фазе B" w:value="МТЗ / МТЗ 2 ст: Пуск ИО тока по фазе B"/>
-                  <w:listItem w:displayText="МТЗ / МТЗ 2 ст: Пуск ИО тока по фазе C" w:value="МТЗ / МТЗ 2 ст: Пуск ИО тока по фазе C"/>
-                  <w:listItem w:displayText="МТЗ / МТЗ 2 ст: Пуск ИО тока по фазе А" w:value="МТЗ / МТЗ 2 ст: Пуск ИО тока по фазе А"/>
-                  <w:listItem w:displayText="МТЗ / МТЗ 2 ст: Пуск по фазе B" w:value="МТЗ / МТЗ 2 ст: Пуск по фазе B"/>
-                  <w:listItem w:displayText="МТЗ / МТЗ 2 ст: Пуск по фазе C" w:value="МТЗ / МТЗ 2 ст: Пуск по фазе C"/>
-                  <w:listItem w:displayText="МТЗ / МТЗ 2 ст: Пуск по фазе А" w:value="МТЗ / МТЗ 2 ст: Пуск по фазе А"/>
-                  <w:listItem w:displayText="МТЗ / МТЗ 2 ст: Срабатывание" w:value="МТЗ / МТЗ 2 ст: Срабатывание"/>
-                  <w:listItem w:displayText="МТЗ / МТЗ 2 ст: Срабатывание на сигнал" w:value="МТЗ / МТЗ 2 ст: Срабатывание на сигнал"/>
-                  <w:listItem w:displayText="МТЗ / МТЗ 2 ст: Функция введена в работу" w:value="МТЗ / МТЗ 2 ст: Функция введена в работу"/>
-                  <w:listItem w:displayText="МТЗ / МТЗ 2 ст: Функция оперативно выведена из работы" w:value="МТЗ / МТЗ 2 ст: Функция оперативно выведена из работы"/>
-                  <w:listItem w:displayText="МТЗ / МТЗ 3 ст: Пуск" w:value="МТЗ / МТЗ 3 ст: Пуск"/>
-                  <w:listItem w:displayText="МТЗ / МТЗ 3 ст: Пуск ИО тока по фазе B" w:value="МТЗ / МТЗ 3 ст: Пуск ИО тока по фазе B"/>
-                  <w:listItem w:displayText="МТЗ / МТЗ 3 ст: Пуск ИО тока по фазе C" w:value="МТЗ / МТЗ 3 ст: Пуск ИО тока по фазе C"/>
-                  <w:listItem w:displayText="МТЗ / МТЗ 3 ст: Пуск ИО тока по фазе А" w:value="МТЗ / МТЗ 3 ст: Пуск ИО тока по фазе А"/>
-                  <w:listItem w:displayText="МТЗ / МТЗ 3 ст: Пуск по фазе B" w:value="МТЗ / МТЗ 3 ст: Пуск по фазе B"/>
-                  <w:listItem w:displayText="МТЗ / МТЗ 3 ст: Пуск по фазе C" w:value="МТЗ / МТЗ 3 ст: Пуск по фазе C"/>
-                  <w:listItem w:displayText="МТЗ / МТЗ 3 ст: Пуск по фазе А" w:value="МТЗ / МТЗ 3 ст: Пуск по фазе А"/>
-                  <w:listItem w:displayText="МТЗ / МТЗ 3 ст: Срабатывание" w:value="МТЗ / МТЗ 3 ст: Срабатывание"/>
-                  <w:listItem w:displayText="МТЗ / МТЗ 3 ст: Срабатывание на сигнал" w:value="МТЗ / МТЗ 3 ст: Срабатывание на сигнал"/>
-                  <w:listItem w:displayText="МТЗ / МТЗ 3 ст: Функция введена в работу" w:value="МТЗ / МТЗ 3 ст: Функция введена в работу"/>
-                  <w:listItem w:displayText="МТЗ / МТЗ 3 ст: Функция оперативно выведена из работы" w:value="МТЗ / МТЗ 3 ст: Функция оперативно выведена из работы"/>
-                  <w:listItem w:displayText="МТЗ / МТЗ: Пуск" w:value="МТЗ / МТЗ: Пуск"/>
-                  <w:listItem w:displayText="ПДС / В: Поведение местного управления" w:value="ПДС / В: Поведение местного управления"/>
-                  <w:listItem w:displayText="ПДС / В: Положение ключа режима управления" w:value="ПДС / В: Положение ключа режима управления"/>
-                  <w:listItem w:displayText="ПДС / В: Положение ключа режима управления привода В" w:value="ПДС / В: Положение ключа режима управления привода В"/>
-                  <w:listItem w:displayText="ПДС / В: Право переключения на уровне станции" w:value="ПДС / В: Право переключения на уровне станции"/>
+                  <w:listItem w:displayText="ЛО ТЗ / ЛО ДТм: Срабатывание" w:value="ЛО ТЗ / ЛО ДТм: Срабатывание"/>
+                  <w:listItem w:displayText="ЛО ТЗ / ЛО ДТм: Срабатывание датчика температуры масла заблокировано" w:value="ЛО ТЗ / ЛО ДТм: Срабатывание датчика температуры масла заблокировано"/>
+                  <w:listItem w:displayText="ЛО ТЗ / ЛО ДТм: Срабатывание на сигнал" w:value="ЛО ТЗ / ЛО ДТм: Срабатывание на сигнал"/>
+                  <w:listItem w:displayText="ЛО ТЗ / ЛО ДТм: Функция введена в работу" w:value="ЛО ТЗ / ЛО ДТм: Функция введена в работу"/>
+                  <w:listItem w:displayText="ЛО ТЗ / ЛО ДТм: Функция оперативно выведена из работы" w:value="ЛО ТЗ / ЛО ДТм: Функция оперативно выведена из работы"/>
+                  <w:listItem w:displayText="ЛО ТЗ / ЛО ДТо: Срабатывание" w:value="ЛО ТЗ / ЛО ДТо: Срабатывание"/>
+                  <w:listItem w:displayText="ЛО ТЗ / ЛО ДТо: Срабатывание датчика температуры обмотки заблокировано" w:value="ЛО ТЗ / ЛО ДТо: Срабатывание датчика температуры обмотки заблокировано"/>
+                  <w:listItem w:displayText="ЛО ТЗ / ЛО ДТо: Срабатывание на сигнал" w:value="ЛО ТЗ / ЛО ДТо: Срабатывание на сигнал"/>
+                  <w:listItem w:displayText="ЛО ТЗ / ЛО ДТо: Функция введена в работу" w:value="ЛО ТЗ / ЛО ДТо: Функция введена в работу"/>
+                  <w:listItem w:displayText="ЛО ТЗ / ЛО ДТо: Функция оперативно выведена из работы" w:value="ЛО ТЗ / ЛО ДТо: Функция оперативно выведена из работы"/>
+                  <w:listItem w:displayText="ЛО ТЗ / ЛО РД: Срабатывание" w:value="ЛО ТЗ / ЛО РД: Срабатывание"/>
+                  <w:listItem w:displayText="ЛО ТЗ / ЛО РД: Срабатывание на сигнал" w:value="ЛО ТЗ / ЛО РД: Срабатывание на сигнал"/>
+                  <w:listItem w:displayText="ЛО ТЗ / ЛО РД: Срабатывание реле давления заблокировано" w:value="ЛО ТЗ / ЛО РД: Срабатывание реле давления заблокировано"/>
+                  <w:listItem w:displayText="ЛО ТЗ / ЛО РД: Функция введена в работу" w:value="ЛО ТЗ / ЛО РД: Функция введена в работу"/>
+                  <w:listItem w:displayText="ЛО ТЗ / ЛО РД: Функция оперативно выведена из работы" w:value="ЛО ТЗ / ЛО РД: Функция оперативно выведена из работы"/>
+                  <w:listItem w:displayText="ЛО ТС / ЛО ДУм расширителя: Срабатывание" w:value="ЛО ТС / ЛО ДУм расширителя: Срабатывание"/>
+                  <w:listItem w:displayText="ЛО ТС / ЛО ДУм расширителя: Срабатывание на сигнал" w:value="ЛО ТС / ЛО ДУм расширителя: Срабатывание на сигнал"/>
+                  <w:listItem w:displayText="ЛО ТС / ЛО ДУм расширителя: Функция введена в работу" w:value="ЛО ТС / ЛО ДУм расширителя: Функция введена в работу"/>
+                  <w:listItem w:displayText="ЛО ТС / ЛО ДУм расширителя: Функция оперативно выведена из работы" w:value="ЛО ТС / ЛО ДУм расширителя: Функция оперативно выведена из работы"/>
+                  <w:listItem w:displayText="ЛО ТС / ЛО ОК: Срабатывание" w:value="ЛО ТС / ЛО ОК: Срабатывание"/>
+                  <w:listItem w:displayText="ЛО ТС / ЛО ОК: Срабатывание на сигнал" w:value="ЛО ТС / ЛО ОК: Срабатывание на сигнал"/>
+                  <w:listItem w:displayText="ЛО ТС / ЛО ОК: Функция введена в работу" w:value="ЛО ТС / ЛО ОК: Функция введена в работу"/>
+                  <w:listItem w:displayText="ЛО ТС / ЛО ОК: Функция оперативно выведена из работы" w:value="ЛО ТС / ЛО ОК: Функция оперативно выведена из работы"/>
+                  <w:listItem w:displayText="ЛО ТС / ЛО ПК: Срабатывание" w:value="ЛО ТС / ЛО ПК: Срабатывание"/>
+                  <w:listItem w:displayText="ЛО ТС / ЛО ПК: Срабатывание на сигнал" w:value="ЛО ТС / ЛО ПК: Срабатывание на сигнал"/>
+                  <w:listItem w:displayText="ЛО ТС / ЛО ПК: Функция введена в работу" w:value="ЛО ТС / ЛО ПК: Функция введена в работу"/>
+                  <w:listItem w:displayText="ЛО ТС / ЛО ПК: Функция оперативно выведена из работы" w:value="ЛО ТС / ЛО ПК: Функция оперативно выведена из работы"/>
                   <w:listItem w:displayText="ПДС / ГЗ РПН: Низкая изоляция" w:value="ПДС / ГЗ РПН: Низкая изоляция"/>
                   <w:listItem w:displayText="ПДС / ГЗ РПН: Отключение" w:value="ПДС / ГЗ РПН: Отключение"/>
                   <w:listItem w:displayText="ПДС / ГЗ Т: Низкая изоляция ГЗоткл" w:value="ПДС / ГЗ Т: Низкая изоляция ГЗоткл"/>
                   <w:listItem w:displayText="ПДС / ГЗ Т: Низкая изоляция ГЗсигн" w:value="ПДС / ГЗ Т: Низкая изоляция ГЗсигн"/>
                   <w:listItem w:displayText="ПДС / ГЗ Т: Отключение" w:value="ПДС / ГЗ Т: Отключение"/>
                   <w:listItem w:displayText="ПДС / ГЗ Т: Сигнал" w:value="ПДС / ГЗ Т: Сигнал"/>
-                  <w:listItem w:displayText="ПДС / КИ: Аварийный уровень изоляции" w:value="ПДС / КИ: Аварийный уровень изоляции"/>
-                  <w:listItem w:displayText="ПДС / КИ: Низкий уровень изоляции" w:value="ПДС / КИ: Низкий уровень изоляции"/>
-                  <w:listItem w:displayText="ПДС / КПруж: Пружина не заведена" w:value="ПДС / КПруж: Пружина не заведена"/>
-                  <w:listItem w:displayText="ПДС / КЦВ: Контроль цепи ЭМВ" w:value="ПДС / КЦВ: Контроль цепи ЭМВ"/>
-                  <w:listItem w:displayText="ПДС / КЦВ: Контроль цепи ЭМО1" w:value="ПДС / КЦВ: Контроль цепи ЭМО1"/>
-                  <w:listItem w:displayText="ПДС / КЦВ: Контроль цепи ЭМО2" w:value="ПДС / КЦВ: Контроль цепи ЭМО2"/>
-                  <w:listItem w:displayText="ПДС / КЦВ: Работа ЭМВ" w:value="ПДС / КЦВ: Работа ЭМВ"/>
-                  <w:listItem w:displayText="ПДС / КЦВ: Работа ЭМО1" w:value="ПДС / КЦВ: Работа ЭМО1"/>
-                  <w:listItem w:displayText="ПДС / КЦВ: Работа ЭМО2" w:value="ПДС / КЦВ: Работа ЭМО2"/>
+                  <w:listItem w:displayText="ПДС / ДТм: Низкая изоляция" w:value="ПДС / ДТм: Низкая изоляция"/>
+                  <w:listItem w:displayText="ПДС / ДТм: Отключение" w:value="ПДС / ДТм: Отключение"/>
+                  <w:listItem w:displayText="ПДС / ДТм: Сигнал" w:value="ПДС / ДТм: Сигнал"/>
+                  <w:listItem w:displayText="ПДС / ДТм_РПН: Срабатывание" w:value="ПДС / ДТм_РПН: Срабатывание"/>
+                  <w:listItem w:displayText="ПДС / ДТо: Низкая изоляция" w:value="ПДС / ДТо: Низкая изоляция"/>
+                  <w:listItem w:displayText="ПДС / ДТо: Отключение" w:value="ПДС / ДТо: Отключение"/>
+                  <w:listItem w:displayText="ПДС / ДТо: Сигнал" w:value="ПДС / ДТо: Сигнал"/>
+                  <w:listItem w:displayText="ПДС / ДУм РПН: Высокий уровень масла" w:value="ПДС / ДУм РПН: Высокий уровень масла"/>
+                  <w:listItem w:displayText="ПДС / ДУм РПН: Низкий уровень масла" w:value="ПДС / ДУм РПН: Низкий уровень масла"/>
+                  <w:listItem w:displayText="ПДС / ДУм расширителя: Высокий уровень масла" w:value="ПДС / ДУм расширителя: Высокий уровень масла"/>
+                  <w:listItem w:displayText="ПДС / ДУм расширителя: Низкий уровень масла" w:value="ПДС / ДУм расширителя: Низкий уровень масла"/>
+                  <w:listItem w:displayText="ПДС / КСО: Авария" w:value="ПДС / КСО: Авария"/>
+                  <w:listItem w:displayText="ПДС / КСО: Неисправность" w:value="ПДС / КСО: Неисправность"/>
+                  <w:listItem w:displayText="ПДС / ОК: Срабатывание" w:value="ПДС / ОК: Срабатывание"/>
                   <w:listItem w:displayText="ПДС / ПДС: Функция введена в работу" w:value="ПДС / ПДС: Функция введена в работу"/>
                   <w:listItem w:displayText="ПДС / ПДС: Функция оперативно выведена из работы" w:value="ПДС / ПДС: Функция оперативно выведена из работы"/>
+                  <w:listItem w:displayText="ПДС / ПК: Срабатывание" w:value="ПДС / ПК: Срабатывание"/>
+                  <w:listItem w:displayText="ПДС / РД: Низкая изоляция" w:value="ПДС / РД: Низкая изоляция"/>
+                  <w:listItem w:displayText="ПДС / РД: Отключение" w:value="ПДС / РД: Отключение"/>
                   <w:listItem w:displayText="ПДС НКУ / SA1: Цепь управления введена" w:value="ПДС НКУ / SA1: Цепь управления введена"/>
                   <w:listItem w:displayText="ПДС НКУ / SA2: Цепь управления введена" w:value="ПДС НКУ / SA2: Цепь управления введена"/>
                   <w:listItem w:displayText="ПДС НКУ / SA3: Цепь управления введена" w:value="ПДС НКУ / SA3: Цепь управления введена"/>
                   <w:listItem w:displayText="ПДС НКУ / SA4: Цепь управления введена" w:value="ПДС НКУ / SA4: Цепь управления введена"/>
-                  <w:listItem w:displayText="ПДС НКУ / SA5: Цепь управления введена" w:value="ПДС НКУ / SA5: Цепь управления введена"/>
-                  <w:listItem w:displayText="ПДС НКУ / SA6: Цепь управления введена" w:value="ПДС НКУ / SA6: Цепь управления введена"/>
                   <w:listItem w:displayText="ПДС НКУ / SG1: Рабочее положение испытательного блока" w:value="ПДС НКУ / SG1: Рабочее положение испытательного блока"/>
                   <w:listItem w:displayText="ПДС НКУ / SG2: Рабочее положение испытательного блока" w:value="ПДС НКУ / SG2: Рабочее положение испытательного блока"/>
                   <w:listItem w:displayText="ПДС НКУ / SG3: Рабочее положение испытательного блока" w:value="ПДС НКУ / SG3: Рабочее положение испытательного блока"/>
@@ -4512,89 +4444,68 @@
                   <w:listItem w:displayText="ПДС НКУ / ОТ ГЗ: Неисправность оперативного тока цепей ГЗ" w:value="ПДС НКУ / ОТ ГЗ: Неисправность оперативного тока цепей ГЗ"/>
                   <w:listItem w:displayText="ПДС НКУ / ОТ ЗДЗ1: Неисправность оперативного тока цепей ЗДЗ НН1" w:value="ПДС НКУ / ОТ ЗДЗ1: Неисправность оперативного тока цепей ЗДЗ НН1"/>
                   <w:listItem w:displayText="ПДС НКУ / ОТ ЗДЗ2: Неисправность оперативного тока цепей ЗДЗ НН2" w:value="ПДС НКУ / ОТ ЗДЗ2: Неисправность оперативного тока цепей ЗДЗ НН2"/>
-                  <w:listItem w:displayText="ПДС НКУ / ОТ ИЭУ ТН1: Неисправность оперативного тока ИЭУ ТН1" w:value="ПДС НКУ / ОТ ИЭУ ТН1: Неисправность оперативного тока ИЭУ ТН1"/>
-                  <w:listItem w:displayText="ПДС НКУ / ОТ ИЭУ ТН2: Неисправность оперативного тока ИЭУ ТН2" w:value="ПДС НКУ / ОТ ИЭУ ТН2: Неисправность оперативного тока ИЭУ ТН2"/>
+                  <w:listItem w:displayText="ПДС НКУ / ОТ ТЗ, ТС: Неисправность оперативного тока цепей ТЗ, ТС" w:value="ПДС НКУ / ОТ ТЗ, ТС: Неисправность оперативного тока цепей ТЗ, ТС"/>
                   <w:listItem w:displayText="ПДС НКУ / ОТ УРОВ1: Неисправность оперативного тока цепей УРОВ НН1" w:value="ПДС НКУ / ОТ УРОВ1: Неисправность оперативного тока цепей УРОВ НН1"/>
                   <w:listItem w:displayText="ПДС НКУ / ОТ УРОВ2: Неисправность оперативного тока цепей УРОВ НН2" w:value="ПДС НКУ / ОТ УРОВ2: Неисправность оперативного тока цепей УРОВ НН2"/>
-                  <w:listItem w:displayText="ПДС НКУ / ОТ ЭМО1, ЭМВ В ВН: Неисправность оперативного тока цепей ЭМО1, ЭМВ" w:value="ПДС НКУ / ОТ ЭМО1, ЭМВ В ВН: Неисправность оперативного тока цепей ЭМО1, ЭМВ"/>
-                  <w:listItem w:displayText="ПДС НКУ / ОТ ЭМО2 В ВН: Неисправность оперативного тока цепей ЭМО2" w:value="ПДС НКУ / ОТ ЭМО2 В ВН: Неисправность оперативного тока цепей ЭМО2"/>
-                  <w:listItem w:displayText="ПДС НКУ / ОТ цепей сигн. В ВН: Неисправность оперативного тока цепей сигнализации В" w:value="ПДС НКУ / ОТ цепей сигн. В ВН: Неисправность оперативного тока цепей сигнализации В"/>
                   <w:listItem w:displayText="ПДС НКУ / ПДС НКУ: Функция введена в работу" w:value="ПДС НКУ / ПДС НКУ: Функция введена в работу"/>
                   <w:listItem w:displayText="ПДС НКУ / ПДС НКУ: Функция оперативно выведена из работы" w:value="ПДС НКУ / ПДС НКУ: Функция оперативно выведена из работы"/>
                   <w:listItem w:displayText="ПС / ПС: Пуск" w:value="ПС / ПС: Пуск"/>
                   <w:listItem w:displayText="ПС / ПС: Пуск (импульс)" w:value="ПС / ПС: Пуск (импульс)"/>
-                  <w:listItem w:displayText="СИСТ / Диагностика: Изменение встраиваемого ПО" w:value="СИСТ / Диагностика: Изменение встраиваемого ПО"/>
-                  <w:listItem w:displayText="СИСТ / Диагностика: Индикация логического узла-прокси" w:value="СИСТ / Диагностика: Индикация логического узла-прокси"/>
-                  <w:listItem w:displayText="СИСТ / Диагностика: Индикация наличия оперативного питания" w:value="СИСТ / Диагностика: Индикация наличия оперативного питания"/>
-                  <w:listItem w:displayText="СИСТ / Диагностика: Индикация потери оперативного питания" w:value="СИСТ / Диагностика: Индикация потери оперативного питания"/>
-                  <w:listItem w:displayText="СИСТ / Диагностика: Конфигурация изменена" w:value="СИСТ / Диагностика: Конфигурация изменена"/>
-                  <w:listItem w:displayText="СИСТ / Диагностика: Наличие критической неисправности" w:value="СИСТ / Диагностика: Наличие критической неисправности"/>
-                  <w:listItem w:displayText="СИСТ / Диагностика: Наличие некритической ошибки" w:value="СИСТ / Диагностика: Наличие некритической ошибки"/>
-                  <w:listItem w:displayText="СИСТ / Диагностика: Неверно заданы уставки" w:value="СИСТ / Диагностика: Неверно заданы уставки"/>
-                  <w:listItem w:displayText="СИСТ / Диагностика: Неисправность IPC" w:value="СИСТ / Диагностика: Неисправность IPC"/>
-                  <w:listItem w:displayText="СИСТ / Диагностика: Неисправность IPC для DSP1-IPU1" w:value="СИСТ / Диагностика: Неисправность IPC для DSP1-IPU1"/>
-                  <w:listItem w:displayText="СИСТ / Диагностика: Неисправность IPC для MPU-DSP1" w:value="СИСТ / Диагностика: Неисправность IPC для MPU-DSP1"/>
-                  <w:listItem w:displayText="СИСТ / Диагностика: Неисправность IPC для MPU-IPU1" w:value="СИСТ / Диагностика: Неисправность IPC для MPU-IPU1"/>
-                  <w:listItem w:displayText="СИСТ / Диагностика: Неисправность SPI ЦП" w:value="СИСТ / Диагностика: Неисправность SPI ЦП"/>
-                  <w:listItem w:displayText="СИСТ / Диагностика: Неисправность flash" w:value="СИСТ / Диагностика: Неисправность flash"/>
-                  <w:listItem w:displayText="СИСТ / Диагностика: Неисправность ОЗУ DSP1" w:value="СИСТ / Диагностика: Неисправность ОЗУ DSP1"/>
-                  <w:listItem w:displayText="СИСТ / Диагностика: Неисправность ОЗУ IPU1" w:value="СИСТ / Диагностика: Неисправность ОЗУ IPU1"/>
-                  <w:listItem w:displayText="СИСТ / Диагностика: Неисправность ОЗУ MPU" w:value="СИСТ / Диагностика: Неисправность ОЗУ MPU"/>
-                  <w:listItem w:displayText="СИСТ / Диагностика: Неисправность ОЗУ ЦП" w:value="СИСТ / Диагностика: Неисправность ОЗУ ЦП"/>
-                  <w:listItem w:displayText="СИСТ / Диагностика: Неисправность ПЗУ DSP1" w:value="СИСТ / Диагностика: Неисправность ПЗУ DSP1"/>
-                  <w:listItem w:displayText="СИСТ / Диагностика: Неисправность ПЗУ IPU1" w:value="СИСТ / Диагностика: Неисправность ПЗУ IPU1"/>
-                  <w:listItem w:displayText="СИСТ / Диагностика: Неисправность ПЗУ MPU" w:value="СИСТ / Диагностика: Неисправность ПЗУ MPU"/>
-                  <w:listItem w:displayText="СИСТ / Диагностика: Неисправность ПЗУ ЦП" w:value="СИСТ / Диагностика: Неисправность ПЗУ ЦП"/>
-                  <w:listItem w:displayText="СИСТ / Диагностика: Неисправность ПО ЦП" w:value="СИСТ / Диагностика: Неисправность ПО ЦП"/>
-                  <w:listItem w:displayText="СИСТ / Диагностика: Неисправность ЦП" w:value="СИСТ / Диагностика: Неисправность ЦП"/>
-                  <w:listItem w:displayText="СИСТ / Диагностика: Неисправность встроенного ПО" w:value="СИСТ / Диагностика: Неисправность встроенного ПО"/>
-                  <w:listItem w:displayText="СИСТ / Диагностика: Неисправность цепей оперативного питания" w:value="СИСТ / Диагностика: Неисправность цепей оперативного питания"/>
-                  <w:listItem w:displayText="СИСТ / Диагностика: Неисправность часов ЦП" w:value="СИСТ / Диагностика: Неисправность часов ЦП"/>
-                  <w:listItem w:displayText="СИСТ / Диагностика: Несовместимая версия ПО ЦП" w:value="СИСТ / Диагностика: Несовместимая версия ПО ЦП"/>
-                  <w:listItem w:displayText="СИСТ / Диагностика: Отказ источника питания" w:value="СИСТ / Диагностика: Отказ источника питания"/>
-                  <w:listItem w:displayText="СИСТ / Диагностика: Отказ модуля ЦП" w:value="СИСТ / Диагностика: Отказ модуля ЦП"/>
-                  <w:listItem w:displayText="СИСТ / Диагностика: Ошибка I2C ЦП" w:value="СИСТ / Диагностика: Ошибка I2C ЦП"/>
-                  <w:listItem w:displayText="СИСТ / Диагностика: Ошибка авторизации" w:value="СИСТ / Диагностика: Ошибка авторизации"/>
-                  <w:listItem w:displayText="СИСТ / Диагностика: Ошибка контрольной суммы уставок/конфигурации" w:value="СИСТ / Диагностика: Ошибка контрольной суммы уставок/конфигурации"/>
-                  <w:listItem w:displayText="СИСТ / Диагностика: Ошибка конфигурации" w:value="СИСТ / Диагностика: Ошибка конфигурации"/>
-                  <w:listItem w:displayText="СИСТ / Диагностика: Ошибка конфигурации ЦП" w:value="СИСТ / Диагностика: Ошибка конфигурации ЦП"/>
-                  <w:listItem w:displayText="СИСТ / Диагностика: Сброс часов или памяти вследствие перезагрузки" w:value="СИСТ / Диагностика: Сброс часов или памяти вследствие перезагрузки"/>
-                  <w:listItem w:displayText="СИСТ / Диагностика: Сигнал готовности к работе" w:value="СИСТ / Диагностика: Сигнал готовности к работе"/>
-                  <w:listItem w:displayText="СИСТ / Диагностика: Установлено подключение через сервисный порт" w:value="СИСТ / Диагностика: Установлено подключение через сервисный порт"/>
+                  <w:listItem w:displayText="РТПО / РТПО ВН: Пуск" w:value="РТПО / РТПО ВН: Пуск"/>
+                  <w:listItem w:displayText="РТПО / РТПО ВН: Пуск ИО тока" w:value="РТПО / РТПО ВН: Пуск ИО тока"/>
+                  <w:listItem w:displayText="РТПО / РТПО ВН: Функция введена в работу" w:value="РТПО / РТПО ВН: Функция введена в работу"/>
+                  <w:listItem w:displayText="РТПО / РТПО ВН: Функция оперативно выведена из работы" w:value="РТПО / РТПО ВН: Функция оперативно выведена из работы"/>
+                  <w:listItem w:displayText="РТПО / РТПО НН (НН2): Пуск" w:value="РТПО / РТПО НН (НН2): Пуск"/>
+                  <w:listItem w:displayText="РТПО / РТПО НН (НН2): Пуск ИО тока" w:value="РТПО / РТПО НН (НН2): Пуск ИО тока"/>
+                  <w:listItem w:displayText="РТПО / РТПО НН (НН2): Функция введена в работу" w:value="РТПО / РТПО НН (НН2): Функция введена в работу"/>
+                  <w:listItem w:displayText="РТПО / РТПО НН (НН2): Функция оперативно выведена из работы" w:value="РТПО / РТПО НН (НН2): Функция оперативно выведена из работы"/>
+                  <w:listItem w:displayText="РТПО / РТПО СН (НН1): Пуск" w:value="РТПО / РТПО СН (НН1): Пуск"/>
+                  <w:listItem w:displayText="РТПО / РТПО СН (НН1): Пуск ИО тока" w:value="РТПО / РТПО СН (НН1): Пуск ИО тока"/>
+                  <w:listItem w:displayText="РТПО / РТПО СН (НН1): Функция введена в работу" w:value="РТПО / РТПО СН (НН1): Функция введена в работу"/>
+                  <w:listItem w:displayText="РТПО / РТПО СН (НН1): Функция оперативно выведена из работы" w:value="РТПО / РТПО СН (НН1): Функция оперативно выведена из работы"/>
+                  <w:listItem w:displayText="РТПО / РТПО_общ: Пуск" w:value="РТПО / РТПО_общ: Пуск"/>
+                  <w:listItem w:displayText="РТПО / РТПО_общ: Функция введена в работу" w:value="РТПО / РТПО_общ: Функция введена в работу"/>
                   <w:listItem w:displayText="СС / СС: БИ выведены" w:value="СС / СС: БИ выведены"/>
                   <w:listItem w:displayText="СС / СС: Внешнее отключение" w:value="СС / СС: Внешнее отключение"/>
                   <w:listItem w:displayText="СС / СС: Выходные цепи разобраны" w:value="СС / СС: Выходные цепи разобраны"/>
                   <w:listItem w:displayText="СС / СС: ГЗ заблокирована" w:value="СС / СС: ГЗ заблокирована"/>
                   <w:listItem w:displayText="СС / СС: Неисправность ОТ цепей ГЗ" w:value="СС / СС: Неисправность ОТ цепей ГЗ"/>
-                  <w:listItem w:displayText="СС / СС: Неисправность ОТ цепей сигнализации В" w:value="СС / СС: Неисправность ОТ цепей сигнализации В"/>
+                  <w:listItem w:displayText="СС / СС: Неисправность ОТ цепей ТЗ, ТС" w:value="СС / СС: Неисправность ОТ цепей ТЗ, ТС"/>
                   <w:listItem w:displayText="СС / СС: Низкая изоляция ГЗ" w:value="СС / СС: Низкая изоляция ГЗ"/>
+                  <w:listItem w:displayText="СС / СС: Низкая изоляция ТЗ" w:value="СС / СС: Низкая изоляция ТЗ"/>
                   <w:listItem w:displayText="СС / СС: Общий внешний сигнал" w:value="СС / СС: Общий внешний сигнал"/>
-                  <w:listItem w:displayText="СС / СС: Превышение времени переключения КА" w:value="СС / СС: Превышение времени переключения КА"/>
                   <w:listItem w:displayText="СС / СС: Сигнализация от ГЗ" w:value="СС / СС: Сигнализация от ГЗ"/>
+                  <w:listItem w:displayText="СС / СС: Сигнализация от ТЗ" w:value="СС / СС: Сигнализация от ТЗ"/>
+                  <w:listItem w:displayText="СС / СС: Сигнализация от ТС" w:value="СС / СС: Сигнализация от ТС"/>
                   <w:listItem w:displayText="СС / СС: Сигнализация цепей опер.тока" w:value="СС / СС: Сигнализация цепей опер.тока"/>
                   <w:listItem w:displayText="СС / СС: Сигнализация цепей опер.тока НН" w:value="СС / СС: Сигнализация цепей опер.тока НН"/>
+                  <w:listItem w:displayText="СС / СС: ТЗ заблокирована" w:value="СС / СС: ТЗ заблокирована"/>
                   <w:listItem w:displayText="ТК ЗДЗ / ТК ЗДЗ: Пуск" w:value="ТК ЗДЗ / ТК ЗДЗ: Пуск"/>
-                  <w:listItem w:displayText="ТК ЗДЗ / ТК ЗДЗ: Пуск ИО максимального тока" w:value="ТК ЗДЗ / ТК ЗДЗ: Пуск ИО максимального тока"/>
+                  <w:listItem w:displayText="ТК ЗДЗ / ТК ЗДЗ: Пуск ИО тока" w:value="ТК ЗДЗ / ТК ЗДЗ: Пуск ИО тока"/>
                   <w:listItem w:displayText="ТК ЗДЗ / ТК ЗДЗ: Функция введена в работу" w:value="ТК ЗДЗ / ТК ЗДЗ: Функция введена в работу"/>
                   <w:listItem w:displayText="ТК ЗДЗ / ТК ЗДЗ: Функция оперативно выведена из работы" w:value="ТК ЗДЗ / ТК ЗДЗ: Функция оперативно выведена из работы"/>
-                  <w:listItem w:displayText="ТО / ТО: Пуск" w:value="ТО / ТО: Пуск"/>
-                  <w:listItem w:displayText="ТО / ТО: Пуск ИО максимального тока" w:value="ТО / ТО: Пуск ИО максимального тока"/>
-                  <w:listItem w:displayText="ТО / ТО: Срабатывание" w:value="ТО / ТО: Срабатывание"/>
-                  <w:listItem w:displayText="ТО / ТО: Срабатывание на сигнал" w:value="ТО / ТО: Срабатывание на сигнал"/>
-                  <w:listItem w:displayText="ТО / ТО: Функция введена в работу" w:value="ТО / ТО: Функция введена в работу"/>
-                  <w:listItem w:displayText="ТО / ТО: Функция оперативно выведена из работы" w:value="ТО / ТО: Функция оперативно выведена из работы"/>
+                  <w:listItem w:displayText="ТО ЗПО / ТО ЗПО ВН: Пуск" w:value="ТО ЗПО / ТО ЗПО ВН: Пуск"/>
+                  <w:listItem w:displayText="ТО ЗПО / ТО ЗПО ВН: Пуск ИО тока" w:value="ТО ЗПО / ТО ЗПО ВН: Пуск ИО тока"/>
+                  <w:listItem w:displayText="ТО ЗПО / ТО ЗПО ВН: Функция введена в работу" w:value="ТО ЗПО / ТО ЗПО ВН: Функция введена в работу"/>
+                  <w:listItem w:displayText="ТО ЗПО / ТО ЗПО ВН: Функция оперативно выведена из работы" w:value="ТО ЗПО / ТО ЗПО ВН: Функция оперативно выведена из работы"/>
+                  <w:listItem w:displayText="ТО ЗПО / ТО ЗПО НН (НН2): Пуск" w:value="ТО ЗПО / ТО ЗПО НН (НН2): Пуск"/>
+                  <w:listItem w:displayText="ТО ЗПО / ТО ЗПО НН (НН2): Пуск ИО тока" w:value="ТО ЗПО / ТО ЗПО НН (НН2): Пуск ИО тока"/>
+                  <w:listItem w:displayText="ТО ЗПО / ТО ЗПО НН (НН2): Функция введена в работу" w:value="ТО ЗПО / ТО ЗПО НН (НН2): Функция введена в работу"/>
+                  <w:listItem w:displayText="ТО ЗПО / ТО ЗПО НН (НН2): Функция оперативно выведена из работы" w:value="ТО ЗПО / ТО ЗПО НН (НН2): Функция оперативно выведена из работы"/>
+                  <w:listItem w:displayText="ТО ЗПО / ТО ЗПО СН (НН1): Пуск" w:value="ТО ЗПО / ТО ЗПО СН (НН1): Пуск"/>
+                  <w:listItem w:displayText="ТО ЗПО / ТО ЗПО СН (НН1): Пуск ИО тока" w:value="ТО ЗПО / ТО ЗПО СН (НН1): Пуск ИО тока"/>
+                  <w:listItem w:displayText="ТО ЗПО / ТО ЗПО СН (НН1): Функция введена в работу" w:value="ТО ЗПО / ТО ЗПО СН (НН1): Функция введена в работу"/>
+                  <w:listItem w:displayText="ТО ЗПО / ТО ЗПО СН (НН1): Функция оперативно выведена из работы" w:value="ТО ЗПО / ТО ЗПО СН (НН1): Функция оперативно выведена из работы"/>
+                  <w:listItem w:displayText="ТО ЗПО / ТО ЗПО_общ: Пуск" w:value="ТО ЗПО / ТО ЗПО_общ: Пуск"/>
+                  <w:listItem w:displayText="ТО ЗПО / ТО ЗПО_общ: Функция введена в работу" w:value="ТО ЗПО / ТО ЗПО_общ: Функция введена в работу"/>
                   <w:listItem w:displayText="ТО РПН / ТО РПН: Пуск" w:value="ТО РПН / ТО РПН: Пуск"/>
                   <w:listItem w:displayText="ТО РПН / ТО РПН: Пуск ИО тока" w:value="ТО РПН / ТО РПН: Пуск ИО тока"/>
                   <w:listItem w:displayText="ТО РПН / ТО РПН: Функция введена в работу" w:value="ТО РПН / ТО РПН: Функция введена в работу"/>
                   <w:listItem w:displayText="ТО РПН / ТО РПН: Функция оперативно выведена из работы" w:value="ТО РПН / ТО РПН: Функция оперативно выведена из работы"/>
-                  <w:listItem w:displayText="УВ / УВ: Включить" w:value="УВ / УВ: Включить"/>
-                  <w:listItem w:displayText="УВ / УВ: Функция введена в работу" w:value="УВ / УВ: Функция введена в работу"/>
-                  <w:listItem w:displayText="УВ / УВ: Функция оперативно выведена из работы" w:value="УВ / УВ: Функция оперативно выведена из работы"/>
                   <w:listItem w:displayText="УРОВ ВН / УРОВ: Пуск" w:value="УРОВ ВН / УРОВ: Пуск"/>
                   <w:listItem w:displayText="УРОВ ВН / УРОВ: Пуск ИО максимального тока" w:value="УРОВ ВН / УРОВ: Пуск ИО максимального тока"/>
                   <w:listItem w:displayText="УРОВ ВН / УРОВ: Срабатывание" w:value="УРОВ ВН / УРОВ: Срабатывание"/>
                   <w:listItem w:displayText="УРОВ ВН / УРОВ: Срабатывание «на себя»" w:value="УРОВ ВН / УРОВ: Срабатывание «на себя»"/>
-                  <w:listItem w:displayText="УРОВ ВН / УРОВ: Ускорение" w:value="УРОВ ВН / УРОВ: Ускорение"/>
                   <w:listItem w:displayText="УРОВ ВН / УРОВ: Функция введена в работу" w:value="УРОВ ВН / УРОВ: Функция введена в работу"/>
                   <w:listItem w:displayText="УРОВ ВН / УРОВ: Функция оперативно выведена из работы" w:value="УРОВ ВН / УРОВ: Функция оперативно выведена из работы"/>
                   <w:listItem w:displayText=" " w:value="SPACER" w:disabled="true"/>
@@ -4646,36 +4557,42 @@
                   <w:listItem w:displayText="Слот М5. Блок выходных реле (К002): Статус" w:value="Слот М5. Блок выходных реле (К002): Статус"/>
                   <w:listItem w:displayText="Слот М5. Блок выходных реле (К002): Статус" w:value="Слот М5. Блок выходных реле (К002): Статус"/>
                   <w:listItem w:displayText="Слот М5. Блок выходных реле (К002): Статус" w:value="Слот М5. Блок выходных реле (К002): Статус"/>
-                  <w:listItem w:displayText="Слот М6. Блок дискретных входов (В001): Отказ блока" w:value="Слот М6. Блок дискретных входов (В001): Отказ блока"/>
-                  <w:listItem w:displayText="Слот М6. Блок дискретных входов (В001): Блок не определен" w:value="Слот М6. Блок дискретных входов (В001): Блок не определен"/>
-                  <w:listItem w:displayText="Слот М6. Блок дискретных входов (В001): Статус" w:value="Слот М6. Блок дискретных входов (В001): Статус"/>
-                  <w:listItem w:displayText="Слот М6. Блок дискретных входов (В001): Статус" w:value="Слот М6. Блок дискретных входов (В001): Статус"/>
-                  <w:listItem w:displayText="Слот М6. Блок дискретных входов (В001): Статус" w:value="Слот М6. Блок дискретных входов (В001): Статус"/>
-                  <w:listItem w:displayText="Слот М6. Блок дискретных входов (В001): Статус" w:value="Слот М6. Блок дискретных входов (В001): Статус"/>
-                  <w:listItem w:displayText="Слот М6. Блок дискретных входов (В001): Статус" w:value="Слот М6. Блок дискретных входов (В001): Статус"/>
-                  <w:listItem w:displayText="Слот М6. Блок дискретных входов (В001): Статус" w:value="Слот М6. Блок дискретных входов (В001): Статус"/>
-                  <w:listItem w:displayText="Слот М6. Блок дискретных входов (В001): Статус" w:value="Слот М6. Блок дискретных входов (В001): Статус"/>
-                  <w:listItem w:displayText="Слот М6. Блок дискретных входов (В001): Статус" w:value="Слот М6. Блок дискретных входов (В001): Статус"/>
-                  <w:listItem w:displayText="Слот М7. Блок дискретных входов (В001): Отказ блока" w:value="Слот М7. Блок дискретных входов (В001): Отказ блока"/>
-                  <w:listItem w:displayText="Слот М7. Блок дискретных входов (В001): Блок не определен" w:value="Слот М7. Блок дискретных входов (В001): Блок не определен"/>
-                  <w:listItem w:displayText="Слот М7. Блок дискретных входов (В001): Статус" w:value="Слот М7. Блок дискретных входов (В001): Статус"/>
-                  <w:listItem w:displayText="Слот М7. Блок дискретных входов (В001): Статус" w:value="Слот М7. Блок дискретных входов (В001): Статус"/>
-                  <w:listItem w:displayText="Слот М7. Блок дискретных входов (В001): Статус" w:value="Слот М7. Блок дискретных входов (В001): Статус"/>
-                  <w:listItem w:displayText="Слот М7. Блок дискретных входов (В001): Статус" w:value="Слот М7. Блок дискретных входов (В001): Статус"/>
-                  <w:listItem w:displayText="Слот М7. Блок дискретных входов (В001): Статус" w:value="Слот М7. Блок дискретных входов (В001): Статус"/>
-                  <w:listItem w:displayText="Слот М7. Блок дискретных входов (В001): Статус" w:value="Слот М7. Блок дискретных входов (В001): Статус"/>
-                  <w:listItem w:displayText="Слот М7. Блок дискретных входов (В001): Статус" w:value="Слот М7. Блок дискретных входов (В001): Статус"/>
-                  <w:listItem w:displayText="Слот М7. Блок дискретных входов (В001): Статус" w:value="Слот М7. Блок дискретных входов (В001): Статус"/>
-                  <w:listItem w:displayText="Слот М8. Блок дискретных входов (В001): Отказ блока" w:value="Слот М8. Блок дискретных входов (В001): Отказ блока"/>
-                  <w:listItem w:displayText="Слот М8. Блок дискретных входов (В001): Блок не определен" w:value="Слот М8. Блок дискретных входов (В001): Блок не определен"/>
-                  <w:listItem w:displayText="Слот М8. Блок дискретных входов (В001): Статус" w:value="Слот М8. Блок дискретных входов (В001): Статус"/>
-                  <w:listItem w:displayText="Слот М8. Блок дискретных входов (В001): Статус" w:value="Слот М8. Блок дискретных входов (В001): Статус"/>
-                  <w:listItem w:displayText="Слот М8. Блок дискретных входов (В001): Статус" w:value="Слот М8. Блок дискретных входов (В001): Статус"/>
-                  <w:listItem w:displayText="Слот М8. Блок дискретных входов (В001): Статус" w:value="Слот М8. Блок дискретных входов (В001): Статус"/>
-                  <w:listItem w:displayText="Слот М8. Блок дискретных входов (В001): Статус" w:value="Слот М8. Блок дискретных входов (В001): Статус"/>
-                  <w:listItem w:displayText="Слот М8. Блок дискретных входов (В001): Статус" w:value="Слот М8. Блок дискретных входов (В001): Статус"/>
-                  <w:listItem w:displayText="Слот М8. Блок дискретных входов (В001): Статус" w:value="Слот М8. Блок дискретных входов (В001): Статус"/>
-                  <w:listItem w:displayText="Слот М8. Блок дискретных входов (В001): Статус" w:value="Слот М8. Блок дискретных входов (В001): Статус"/>
+                  <w:listItem w:displayText="Слот М6. Блок выходных реле (К002): Отказ блока" w:value="Слот М6. Блок выходных реле (К002): Отказ блока"/>
+                  <w:listItem w:displayText="Слот М6. Блок выходных реле (К002): Блок не определен" w:value="Слот М6. Блок выходных реле (К002): Блок не определен"/>
+                  <w:listItem w:displayText="Слот М6. Блок выходных реле (К002): Статус" w:value="Слот М6. Блок выходных реле (К002): Статус"/>
+                  <w:listItem w:displayText="Слот М6. Блок выходных реле (К002): Статус" w:value="Слот М6. Блок выходных реле (К002): Статус"/>
+                  <w:listItem w:displayText="Слот М6. Блок выходных реле (К002): Статус" w:value="Слот М6. Блок выходных реле (К002): Статус"/>
+                  <w:listItem w:displayText="Слот М6. Блок выходных реле (К002): Статус" w:value="Слот М6. Блок выходных реле (К002): Статус"/>
+                  <w:listItem w:displayText="Слот М6. Блок выходных реле (К002): Статус" w:value="Слот М6. Блок выходных реле (К002): Статус"/>
+                  <w:listItem w:displayText="Слот М6. Блок выходных реле (К002): Статус" w:value="Слот М6. Блок выходных реле (К002): Статус"/>
+                  <w:listItem w:displayText="Слот М6. Блок выходных реле (К002): Статус" w:value="Слот М6. Блок выходных реле (К002): Статус"/>
+                  <w:listItem w:displayText="Слот М6. Блок выходных реле (К002): Статус" w:value="Слот М6. Блок выходных реле (К002): Статус"/>
+                  <w:listItem w:displayText="Слот М7. Блок выходных реле (К002): Отказ блока" w:value="Слот М7. Блок выходных реле (К002): Отказ блока"/>
+                  <w:listItem w:displayText="Слот М7. Блок выходных реле (К002): Блок не определен" w:value="Слот М7. Блок выходных реле (К002): Блок не определен"/>
+                  <w:listItem w:displayText="Слот М7. Блок выходных реле (К002): Статус" w:value="Слот М7. Блок выходных реле (К002): Статус"/>
+                  <w:listItem w:displayText="Слот М7. Блок выходных реле (К002): Статус" w:value="Слот М7. Блок выходных реле (К002): Статус"/>
+                  <w:listItem w:displayText="Слот М7. Блок выходных реле (К002): Статус" w:value="Слот М7. Блок выходных реле (К002): Статус"/>
+                  <w:listItem w:displayText="Слот М7. Блок выходных реле (К002): Статус" w:value="Слот М7. Блок выходных реле (К002): Статус"/>
+                  <w:listItem w:displayText="Слот М7. Блок выходных реле (К002): Статус" w:value="Слот М7. Блок выходных реле (К002): Статус"/>
+                  <w:listItem w:displayText="Слот М7. Блок выходных реле (К002): Статус" w:value="Слот М7. Блок выходных реле (К002): Статус"/>
+                  <w:listItem w:displayText="Слот М7. Блок выходных реле (К002): Статус" w:value="Слот М7. Блок выходных реле (К002): Статус"/>
+                  <w:listItem w:displayText="Слот М7. Блок выходных реле (К002): Статус" w:value="Слот М7. Блок выходных реле (К002): Статус"/>
+                  <w:listItem w:displayText="Слот М8. Блок дискретных входов (В021): Отказ блока" w:value="Слот М8. Блок дискретных входов (В021): Отказ блока"/>
+                  <w:listItem w:displayText="Слот М8. Блок дискретных входов (В021): Блок не определен" w:value="Слот М8. Блок дискретных входов (В021): Блок не определен"/>
+                  <w:listItem w:displayText="Слот М8. Блок дискретных входов (В021): Статус" w:value="Слот М8. Блок дискретных входов (В021): Статус"/>
+                  <w:listItem w:displayText="Слот М8. Блок дискретных входов (В021): Статус" w:value="Слот М8. Блок дискретных входов (В021): Статус"/>
+                  <w:listItem w:displayText="Слот М8. Блок дискретных входов (В021): Статус" w:value="Слот М8. Блок дискретных входов (В021): Статус"/>
+                  <w:listItem w:displayText="Слот М8. Блок дискретных входов (В021): Статус" w:value="Слот М8. Блок дискретных входов (В021): Статус"/>
+                  <w:listItem w:displayText="Слот М8. Блок дискретных входов (В021): Статус" w:value="Слот М8. Блок дискретных входов (В021): Статус"/>
+                  <w:listItem w:displayText="Слот М8. Блок дискретных входов (В021): Статус" w:value="Слот М8. Блок дискретных входов (В021): Статус"/>
+                  <w:listItem w:displayText="Слот М8. Блок дискретных входов (В021): Статус" w:value="Слот М8. Блок дискретных входов (В021): Статус"/>
+                  <w:listItem w:displayText="Слот М8. Блок дискретных входов (В021): Статус" w:value="Слот М8. Блок дискретных входов (В021): Статус"/>
+                  <w:listItem w:displayText="Слот М8. Блок дискретных входов (В021): Статус" w:value="Слот М8. Блок дискретных входов (В021): Статус"/>
+                  <w:listItem w:displayText="Слот М8. Блок дискретных входов (В021): Статус" w:value="Слот М8. Блок дискретных входов (В021): Статус"/>
+                  <w:listItem w:displayText="Слот М8. Блок дискретных входов (В021): Статус" w:value="Слот М8. Блок дискретных входов (В021): Статус"/>
+                  <w:listItem w:displayText="Слот М8. Блок дискретных входов (В021): Статус" w:value="Слот М8. Блок дискретных входов (В021): Статус"/>
+                  <w:listItem w:displayText="Слот М8. Блок дискретных входов (В021): Статус" w:value="Слот М8. Блок дискретных входов (В021): Статус"/>
+                  <w:listItem w:displayText="Слот М8. Блок дискретных входов (В021): Статус" w:value="Слот М8. Блок дискретных входов (В021): Статус"/>
                   <w:listItem w:displayText="Слот М9. Блок дискретных входов (В021): Отказ блока" w:value="Слот М9. Блок дискретных входов (В021): Отказ блока"/>
                   <w:listItem w:displayText="Слот М9. Блок дискретных входов (В021): Блок не определен" w:value="Слот М9. Блок дискретных входов (В021): Блок не определен"/>
                   <w:listItem w:displayText="Слот М9. Блок дискретных входов (В021): Статус" w:value="Слот М9. Блок дискретных входов (В021): Статус"/>
@@ -4724,12 +4641,12 @@
                   <w:listItem w:displayText="Слот М11. Блок дискретных входов (В021): Статус" w:value="Слот М11. Блок дискретных входов (В021): Статус"/>
                   <w:listItem w:displayText="Слот М11. Блок дискретных входов (В021): Статус" w:value="Слот М11. Блок дискретных входов (В021): Статус"/>
                   <w:listItem w:displayText="Слот М11. Блок дискретных входов (В021): Статус" w:value="Слот М11. Блок дискретных входов (В021): Статус"/>
-                  <w:listItem w:displayText="Слот М12. Измерительный блок (М046): Отказ блока" w:value="Слот М12. Измерительный блок (М046): Отказ блока"/>
-                  <w:listItem w:displayText="Слот М12. Измерительный блок (М046): Блок не определен" w:value="Слот М12. Измерительный блок (М046): Блок не определен"/>
-                  <w:listItem w:displayText="Слот М12. Измерительный блок (М046): Неисправность АЦП" w:value="Слот М12. Измерительный блок (М046): Неисправность АЦП"/>
-                  <w:listItem w:displayText="Слот М12. Измерительный блок (М046): Обрыв цепей ТН" w:value="Слот М12. Измерительный блок (М046): Обрыв цепей ТН"/>
-                  <w:listItem w:displayText="Слот М12. Измерительный блок (М046): Несимметрия измерений" w:value="Слот М12. Измерительный блок (М046): Несимметрия измерений"/>
-                  <w:listItem w:displayText="Слот М12. Измерительный блок (М046): Ошибка номинала ТТ" w:value="Слот М12. Измерительный блок (М046): Ошибка номинала ТТ"/>
+                  <w:listItem w:displayText="Слот М12. Измерительный блок (М090): Блок модуля" w:value="Слот М12. Измерительный блок (М090): Блок модуля"/>
+                  <w:listItem w:displayText="Слот М12. Измерительный блок (М090): Блок не определен" w:value="Слот М12. Измерительный блок (М090): Блок не определен"/>
+                  <w:listItem w:displayText="Слот М12. Измерительный блок (М090): Неисправность АЦП" w:value="Слот М12. Измерительный блок (М090): Неисправность АЦП"/>
+                  <w:listItem w:displayText="Слот М12. Измерительный блок (М090): Обрыв цепей ТН" w:value="Слот М12. Измерительный блок (М090): Обрыв цепей ТН"/>
+                  <w:listItem w:displayText="Слот М12. Измерительный блок (М090): Несимметрия измерений" w:value="Слот М12. Измерительный блок (М090): Несимметрия измерений"/>
+                  <w:listItem w:displayText="Слот М12. Измерительный блок (М090): Ошибка номинала ТТ" w:value="Слот М12. Измерительный блок (М090): Ошибка номинала ТТ"/>
                   <w:listItem w:displayText="Слот М14. Центральный процессор (С01): Отказ блока ЦП" w:value="Слот М14. Центральный процессор (С01): Отказ блока ЦП"/>
                   <w:listItem w:displayText="Слот М14. Центральный процессор (С01): Неисправность ПЗУ ЦП" w:value="Слот М14. Центральный процессор (С01): Неисправность ПЗУ ЦП"/>
                   <w:listItem w:displayText="Слот М14. Центральный процессор (С01): Неисправность ПЗУ MPU" w:value="Слот М14. Центральный процессор (С01): Неисправность ПЗУ MPU"/>
@@ -4811,74 +4728,103 @@
                 <w:dropDownList>
                   <w:listItem w:displayText="Не назначено" w:value=""/>
                   <w:listItem w:displayText="──────── Сигналы РЗиА ────────" w:value="INPUTS_HEADER" w:disabled="true"/>
-                  <w:listItem w:displayText="ЗОП / ЗОП: Пуск" w:value="ЗОП / ЗОП: Пуск"/>
-                  <w:listItem w:displayText="ЗОП / ЗОП: Пуск ИО по несимметрии токов прямой и обратной последовательности" w:value="ЗОП / ЗОП: Пуск ИО по несимметрии токов прямой и обратной последовательности"/>
-                  <w:listItem w:displayText="ЗОП / ЗОП: Пуск ИО тока обратной последовательности" w:value="ЗОП / ЗОП: Пуск ИО тока обратной последовательности"/>
-                  <w:listItem w:displayText="ЗОП / ЗОП: Срабатывание" w:value="ЗОП / ЗОП: Срабатывание"/>
-                  <w:listItem w:displayText="ЗОП / ЗОП: Срабатывание на сигнал" w:value="ЗОП / ЗОП: Срабатывание на сигнал"/>
-                  <w:listItem w:displayText="ЗОП / ЗОП: Функция введена в работу" w:value="ЗОП / ЗОП: Функция введена в работу"/>
-                  <w:listItem w:displayText="ЗОП / ЗОП: Функция оперативно выведена из работы" w:value="ЗОП / ЗОП: Функция оперативно выведена из работы"/>
-                  <w:listItem w:displayText="ЗП / ЗП: Пуск" w:value="ЗП / ЗП: Пуск"/>
-                  <w:listItem w:displayText="ЗП / ЗП: Пуск ИО максимального тока" w:value="ЗП / ЗП: Пуск ИО максимального тока"/>
+                  <w:listItem w:displayText="ДЗТ / БВКЗ: Срабатывание БВКЗ" w:value="ДЗТ / БВКЗ: Срабатывание БВКЗ"/>
+                  <w:listItem w:displayText="ДЗТ / БВКЗ: Срабатывание БВКЗ по фазе A" w:value="ДЗТ / БВКЗ: Срабатывание БВКЗ по фазе A"/>
+                  <w:listItem w:displayText="ДЗТ / БВКЗ: Срабатывание БВКЗ по фазе B" w:value="ДЗТ / БВКЗ: Срабатывание БВКЗ по фазе B"/>
+                  <w:listItem w:displayText="ДЗТ / БВКЗ: Срабатывание БВКЗ по фазе C" w:value="ДЗТ / БВКЗ: Срабатывание БВКЗ по фазе C"/>
+                  <w:listItem w:displayText="ДЗТ / Д2Г: Пуск Д2Г" w:value="ДЗТ / Д2Г: Пуск Д2Г"/>
+                  <w:listItem w:displayText="ДЗТ / Д2Г: Пуск Д2Г по фазе A" w:value="ДЗТ / Д2Г: Пуск Д2Г по фазе A"/>
+                  <w:listItem w:displayText="ДЗТ / Д2Г: Пуск Д2Г по фазе B" w:value="ДЗТ / Д2Г: Пуск Д2Г по фазе B"/>
+                  <w:listItem w:displayText="ДЗТ / Д2Г: Пуск Д2Г по фазе C" w:value="ДЗТ / Д2Г: Пуск Д2Г по фазе C"/>
+                  <w:listItem w:displayText="ДЗТ / Д5Г: Пуск Д5Г" w:value="ДЗТ / Д5Г: Пуск Д5Г"/>
+                  <w:listItem w:displayText="ДЗТ / Д5Г: Пуск Д5Г по фазе A" w:value="ДЗТ / Д5Г: Пуск Д5Г по фазе A"/>
+                  <w:listItem w:displayText="ДЗТ / Д5Г: Пуск Д5Г по фазе B" w:value="ДЗТ / Д5Г: Пуск Д5Г по фазе B"/>
+                  <w:listItem w:displayText="ДЗТ / Д5Г: Пуск Д5Г по фазе C" w:value="ДЗТ / Д5Г: Пуск Д5Г по фазе C"/>
+                  <w:listItem w:displayText="ДЗТ / ДЗТ: Срабатывание ДЗТ" w:value="ДЗТ / ДЗТ: Срабатывание ДЗТ"/>
+                  <w:listItem w:displayText="ДЗТ / ДТЗт: Пуск ДТЗт" w:value="ДЗТ / ДТЗт: Пуск ДТЗт"/>
+                  <w:listItem w:displayText="ДЗТ / ДТЗт: Пуск ДТЗт по фазе A" w:value="ДЗТ / ДТЗт: Пуск ДТЗт по фазе A"/>
+                  <w:listItem w:displayText="ДЗТ / ДТЗт: Пуск ДТЗт по фазе B" w:value="ДЗТ / ДТЗт: Пуск ДТЗт по фазе B"/>
+                  <w:listItem w:displayText="ДЗТ / ДТЗт: Пуск ДТЗт по фазе C" w:value="ДЗТ / ДТЗт: Пуск ДТЗт по фазе C"/>
+                  <w:listItem w:displayText="ДЗТ / ДТЗт: Пуск ИО по фазе A" w:value="ДЗТ / ДТЗт: Пуск ИО по фазе A"/>
+                  <w:listItem w:displayText="ДЗТ / ДТЗт: Пуск ИО по фазе B" w:value="ДЗТ / ДТЗт: Пуск ИО по фазе B"/>
+                  <w:listItem w:displayText="ДЗТ / ДТЗт: Пуск ИО по фазе C" w:value="ДЗТ / ДТЗт: Пуск ИО по фазе C"/>
+                  <w:listItem w:displayText="ДЗТ / ДТЗт: Срабатывание ДТЗт" w:value="ДЗТ / ДТЗт: Срабатывание ДТЗт"/>
+                  <w:listItem w:displayText="ДЗТ / ДТЗт: Срабатывание ДТЗт на сигнал" w:value="ДЗТ / ДТЗт: Срабатывание ДТЗт на сигнал"/>
+                  <w:listItem w:displayText="ДЗТ / ДТЗт: Срабатывание ДТЗт по фазе A" w:value="ДЗТ / ДТЗт: Срабатывание ДТЗт по фазе A"/>
+                  <w:listItem w:displayText="ДЗТ / ДТЗт: Срабатывание ДТЗт по фазе A на сигнал" w:value="ДЗТ / ДТЗт: Срабатывание ДТЗт по фазе A на сигнал"/>
+                  <w:listItem w:displayText="ДЗТ / ДТЗт: Срабатывание ДТЗт по фазе B" w:value="ДЗТ / ДТЗт: Срабатывание ДТЗт по фазе B"/>
+                  <w:listItem w:displayText="ДЗТ / ДТЗт: Срабатывание ДТЗт по фазе B на сигнал" w:value="ДЗТ / ДТЗт: Срабатывание ДТЗт по фазе B на сигнал"/>
+                  <w:listItem w:displayText="ДЗТ / ДТЗт: Срабатывание ДТЗт по фазе C" w:value="ДЗТ / ДТЗт: Срабатывание ДТЗт по фазе C"/>
+                  <w:listItem w:displayText="ДЗТ / ДТЗт: Срабатывание ДТЗт по фазе C на сигнал" w:value="ДЗТ / ДТЗт: Срабатывание ДТЗт по фазе C на сигнал"/>
+                  <w:listItem w:displayText="ДЗТ / ДТЗт: Функция введена в работу" w:value="ДЗТ / ДТЗт: Функция введена в работу"/>
+                  <w:listItem w:displayText="ДЗТ / ДТЗт: Функция оперативно выведена из работы" w:value="ДЗТ / ДТЗт: Функция оперативно выведена из работы"/>
+                  <w:listItem w:displayText="ДЗТ / ДТО: Пуск ДТО" w:value="ДЗТ / ДТО: Пуск ДТО"/>
+                  <w:listItem w:displayText="ДЗТ / ДТО: Пуск ДТО по фазе A" w:value="ДЗТ / ДТО: Пуск ДТО по фазе A"/>
+                  <w:listItem w:displayText="ДЗТ / ДТО: Пуск ДТО по фазе B" w:value="ДЗТ / ДТО: Пуск ДТО по фазе B"/>
+                  <w:listItem w:displayText="ДЗТ / ДТО: Пуск ДТО по фазе C" w:value="ДЗТ / ДТО: Пуск ДТО по фазе C"/>
+                  <w:listItem w:displayText="ДЗТ / ДТО: Пуск ИО по фазе A" w:value="ДЗТ / ДТО: Пуск ИО по фазе A"/>
+                  <w:listItem w:displayText="ДЗТ / ДТО: Пуск ИО по фазе B" w:value="ДЗТ / ДТО: Пуск ИО по фазе B"/>
+                  <w:listItem w:displayText="ДЗТ / ДТО: Пуск ИО по фазе C" w:value="ДЗТ / ДТО: Пуск ИО по фазе C"/>
+                  <w:listItem w:displayText="ДЗТ / ДТО: Срабатывание ДТО" w:value="ДЗТ / ДТО: Срабатывание ДТО"/>
+                  <w:listItem w:displayText="ДЗТ / ДТО: Срабатывание ДТО на сигнал" w:value="ДЗТ / ДТО: Срабатывание ДТО на сигнал"/>
+                  <w:listItem w:displayText="ДЗТ / ДТО: Срабатывание ДТО по фазе A" w:value="ДЗТ / ДТО: Срабатывание ДТО по фазе A"/>
+                  <w:listItem w:displayText="ДЗТ / ДТО: Срабатывание ДТО по фазе A на сигнал" w:value="ДЗТ / ДТО: Срабатывание ДТО по фазе A на сигнал"/>
+                  <w:listItem w:displayText="ДЗТ / ДТО: Срабатывание ДТО по фазе B" w:value="ДЗТ / ДТО: Срабатывание ДТО по фазе B"/>
+                  <w:listItem w:displayText="ДЗТ / ДТО: Срабатывание ДТО по фазе B на сигнал" w:value="ДЗТ / ДТО: Срабатывание ДТО по фазе B на сигнал"/>
+                  <w:listItem w:displayText="ДЗТ / ДТО: Срабатывание ДТО по фазе C" w:value="ДЗТ / ДТО: Срабатывание ДТО по фазе C"/>
+                  <w:listItem w:displayText="ДЗТ / ДТО: Срабатывание ДТО по фазе C на сигнал" w:value="ДЗТ / ДТО: Срабатывание ДТО по фазе C на сигнал"/>
+                  <w:listItem w:displayText="ДЗТ / ДТО: Функция введена в работу" w:value="ДЗТ / ДТО: Функция введена в работу"/>
+                  <w:listItem w:displayText="ДЗТ / ДТО: Функция оперативно выведена из работы" w:value="ДЗТ / ДТО: Функция оперативно выведена из работы"/>
+                  <w:listItem w:displayText="ДЗТ / КЦТнеб: Неисправность" w:value="ДЗТ / КЦТнеб: Неисправность"/>
+                  <w:listItem w:displayText="ДЗТ / КЦТнеб: Срабатывание" w:value="ДЗТ / КЦТнеб: Срабатывание"/>
+                  <w:listItem w:displayText="ДЗТ / КЦТнеб: Срабатывание фазы A" w:value="ДЗТ / КЦТнеб: Срабатывание фазы A"/>
+                  <w:listItem w:displayText="ДЗТ / КЦТнеб: Срабатывание фазы B" w:value="ДЗТ / КЦТнеб: Срабатывание фазы B"/>
+                  <w:listItem w:displayText="ДЗТ / КЦТнеб: Срабатывание фазы C" w:value="ДЗТ / КЦТнеб: Срабатывание фазы C"/>
+                  <w:listItem w:displayText="ДЗТ / КЦТнеб: Функция введена в работу" w:value="ДЗТ / КЦТнеб: Функция введена в работу"/>
+                  <w:listItem w:displayText="ДЗТ / КЦТнеб: Функция оперативно выведена из работы" w:value="ДЗТ / КЦТнеб: Функция оперативно выведена из работы"/>
+                  <w:listItem w:displayText="ЗП / ЗП ВН: Пуск" w:value="ЗП / ЗП ВН: Пуск"/>
+                  <w:listItem w:displayText="ЗП / ЗП ВН: Пуск ИО максимального тока" w:value="ЗП / ЗП ВН: Пуск ИО максимального тока"/>
+                  <w:listItem w:displayText="ЗП / ЗП ВН: Срабатывание" w:value="ЗП / ЗП ВН: Срабатывание"/>
+                  <w:listItem w:displayText="ЗП / ЗП ВН: Срабатывание на отключение" w:value="ЗП / ЗП ВН: Срабатывание на отключение"/>
+                  <w:listItem w:displayText="ЗП / ЗП ВН: Функция введена в работу" w:value="ЗП / ЗП ВН: Функция введена в работу"/>
+                  <w:listItem w:displayText="ЗП / ЗП ВН: Функция оперативно выведена из работы" w:value="ЗП / ЗП ВН: Функция оперативно выведена из работы"/>
+                  <w:listItem w:displayText="ЗП / ЗП НН (НН2): Пуск" w:value="ЗП / ЗП НН (НН2): Пуск"/>
+                  <w:listItem w:displayText="ЗП / ЗП НН (НН2): Пуск ИО максимального тока" w:value="ЗП / ЗП НН (НН2): Пуск ИО максимального тока"/>
+                  <w:listItem w:displayText="ЗП / ЗП НН (НН2): Срабатывание" w:value="ЗП / ЗП НН (НН2): Срабатывание"/>
+                  <w:listItem w:displayText="ЗП / ЗП НН (НН2): Срабатывание на отключение" w:value="ЗП / ЗП НН (НН2): Срабатывание на отключение"/>
+                  <w:listItem w:displayText="ЗП / ЗП НН (НН2): Функция введена в работу" w:value="ЗП / ЗП НН (НН2): Функция введена в работу"/>
+                  <w:listItem w:displayText="ЗП / ЗП НН (НН2): Функция оперативно выведена из работы" w:value="ЗП / ЗП НН (НН2): Функция оперативно выведена из работы"/>
+                  <w:listItem w:displayText="ЗП / ЗП СН (НН1): Пуск" w:value="ЗП / ЗП СН (НН1): Пуск"/>
+                  <w:listItem w:displayText="ЗП / ЗП СН (НН1): Пуск ИО максимального тока" w:value="ЗП / ЗП СН (НН1): Пуск ИО максимального тока"/>
+                  <w:listItem w:displayText="ЗП / ЗП СН (НН1): Срабатывание" w:value="ЗП / ЗП СН (НН1): Срабатывание"/>
+                  <w:listItem w:displayText="ЗП / ЗП СН (НН1): Срабатывание на отключение" w:value="ЗП / ЗП СН (НН1): Срабатывание на отключение"/>
+                  <w:listItem w:displayText="ЗП / ЗП СН (НН1): Функция введена в работу" w:value="ЗП / ЗП СН (НН1): Функция введена в работу"/>
+                  <w:listItem w:displayText="ЗП / ЗП СН (НН1): Функция оперативно выведена из работы" w:value="ЗП / ЗП СН (НН1): Функция оперативно выведена из работы"/>
                   <w:listItem w:displayText="ЗП / ЗП: Срабатывание" w:value="ЗП / ЗП: Срабатывание"/>
-                  <w:listItem w:displayText="ЗП / ЗП: Срабатывание на отключение" w:value="ЗП / ЗП: Срабатывание на отключение"/>
-                  <w:listItem w:displayText="ЗП / ЗП: Функция введена в работу" w:value="ЗП / ЗП: Функция введена в работу"/>
-                  <w:listItem w:displayText="ЗП / ЗП: Функция оперативно выведена из работы" w:value="ЗП / ЗП: Функция оперативно выведена из работы"/>
-                  <w:listItem w:displayText="КА / В: Выключатель включен" w:value="КА / В: Выключатель включен"/>
-                  <w:listItem w:displayText="КА / В: Выключатель отключен" w:value="КА / В: Выключатель отключен"/>
-                  <w:listItem w:displayText="КА / В: Команда «включить» выключатель через выходное реле" w:value="КА / В: Команда «включить» выключатель через выходное реле"/>
-                  <w:listItem w:displayText="КА / В: Команда «отключить» выключатель через выходное реле" w:value="КА / В: Команда «отключить» выключатель через выходное реле"/>
-                  <w:listItem w:displayText="КА / В: Неисправное положение выключателя" w:value="КА / В: Неисправное положение выключателя"/>
-                  <w:listItem w:displayText="КА / В: Промежуточное положение выключателя" w:value="КА / В: Промежуточное положение выключателя"/>
-                  <w:listItem w:displayText="КА / В: Функция введена в работу" w:value="КА / В: Функция введена в работу"/>
-                  <w:listItem w:displayText="КА / КА: Функция введена в работу" w:value="КА / КА: Функция введена в работу"/>
-                  <w:listItem w:displayText="КА / КА: Функция оперативно выведена из работы" w:value="КА / КА: Функция оперативно выведена из работы"/>
-                  <w:listItem w:displayText="КП / КП: Функция введена в работу" w:value="КП / КП: Функция введена в работу"/>
-                  <w:listItem w:displayText="КП / КП: Функция оперативно выведена из работы" w:value="КП / КП: Функция оперативно выведена из работы"/>
-                  <w:listItem w:displayText="КП / УВ: Включить выключатель" w:value="КП / УВ: Включить выключатель"/>
-                  <w:listItem w:displayText="КП / УВ: Идет переключение" w:value="КП / УВ: Идет переключение"/>
-                  <w:listItem w:displayText="КП / УВ: Отключить выключатель" w:value="КП / УВ: Отключить выключатель"/>
-                  <w:listItem w:displayText="КП / УВ: Поведение местного управления" w:value="КП / УВ: Поведение местного управления"/>
-                  <w:listItem w:displayText="КП / УВ: Положение В (Включено)" w:value="КП / УВ: Положение В (Включено)"/>
-                  <w:listItem w:displayText="КП / УВ: Положение В (Не определено)" w:value="КП / УВ: Положение В (Не определено)"/>
-                  <w:listItem w:displayText="КП / УВ: Положение В (Неисправность)" w:value="КП / УВ: Положение В (Неисправность)"/>
-                  <w:listItem w:displayText="КП / УВ: Положение В (Отключено)" w:value="КП / УВ: Положение В (Отключено)"/>
-                  <w:listItem w:displayText="КП / УВ: Положение ключа режима управления" w:value="КП / УВ: Положение ключа режима управления"/>
-                  <w:listItem w:displayText="КП / УВ: Право переключения на уровне станции" w:value="КП / УВ: Право переключения на уровне станции"/>
-                  <w:listItem w:displayText="КП / УВ: Сигнал превышения допустимого времени переключения" w:value="КП / УВ: Сигнал превышения допустимого времени переключения"/>
-                  <w:listItem w:displayText="КП / УВ: Функция введена в работу" w:value="КП / УВ: Функция введена в работу"/>
-                  <w:listItem w:displayText="КРВ / КРВ: Превышен коммутационный ресурс выключателя" w:value="КРВ / КРВ: Превышен коммутационный ресурс выключателя"/>
-                  <w:listItem w:displayText="КРВ / КРВ: Превышен механический ресурс выключателя" w:value="КРВ / КРВ: Превышен механический ресурс выключателя"/>
-                  <w:listItem w:displayText="КРВ / КРВ: Превышен ресурс выключателя" w:value="КРВ / КРВ: Превышен ресурс выключателя"/>
-                  <w:listItem w:displayText="КРВ / КРВ: Функция введена в работу" w:value="КРВ / КРВ: Функция введена в работу"/>
-                  <w:listItem w:displayText="КСВ / КСВ: Блокировка включения В" w:value="КСВ / КСВ: Блокировка включения В"/>
-                  <w:listItem w:displayText="КСВ / КСВ: Блокировка отключения В" w:value="КСВ / КСВ: Блокировка отключения В"/>
-                  <w:listItem w:displayText="КСВ / КСВ: В аварийно отключен" w:value="КСВ / КСВ: В аварийно отключен"/>
-                  <w:listItem w:displayText="КСВ / КСВ: В самопроизвольно отключен" w:value="КСВ / КСВ: В самопроизвольно отключен"/>
-                  <w:listItem w:displayText="КСВ / КСВ: Защита ЭМВ" w:value="КСВ / КСВ: Защита ЭМВ"/>
-                  <w:listItem w:displayText="КСВ / КСВ: Защита ЭМО1" w:value="КСВ / КСВ: Защита ЭМО1"/>
-                  <w:listItem w:displayText="КСВ / КСВ: Защита ЭМО2" w:value="КСВ / КСВ: Защита ЭМО2"/>
-                  <w:listItem w:displayText="КСВ / КСВ: Неисправность В" w:value="КСВ / КСВ: Неисправность В"/>
-                  <w:listItem w:displayText="КСВ / КСВ: Неисправность цепей ЭМУ" w:value="КСВ / КСВ: Неисправность цепей ЭМУ"/>
-                  <w:listItem w:displayText="КСВ / КСВ: Реле фиксации команды" w:value="КСВ / КСВ: Реле фиксации команды"/>
-                  <w:listItem w:displayText="КСВ / КСВ: Функция введена в работу" w:value="КСВ / КСВ: Функция введена в работу"/>
-                  <w:listItem w:displayText="КСВ / КСВ: Функция оперативно выведена из работы" w:value="КСВ / КСВ: Функция оперативно выведена из работы"/>
-                  <w:listItem w:displayText="КЦН НН1 / КЦН: Неисправность цепей напряжения" w:value="КЦН НН1 / КЦН: Неисправность цепей напряжения"/>
-                  <w:listItem w:displayText="КЦН НН1 / КЦН: Пуск" w:value="КЦН НН1 / КЦН: Пуск"/>
-                  <w:listItem w:displayText="КЦН НН1 / КЦН: Пуск органа максимального напряжения ОП" w:value="КЦН НН1 / КЦН: Пуск органа максимального напряжения ОП"/>
-                  <w:listItem w:displayText="КЦН НН1 / КЦН: Пуск органа минимального напряжения" w:value="КЦН НН1 / КЦН: Пуск органа минимального напряжения"/>
-                  <w:listItem w:displayText="КЦН НН1 / КЦН: Функция введена в работу" w:value="КЦН НН1 / КЦН: Функция введена в работу"/>
-                  <w:listItem w:displayText="КЦН НН1 / КЦН: Функция оперативно выведена из работы" w:value="КЦН НН1 / КЦН: Функция оперативно выведена из работы"/>
-                  <w:listItem w:displayText="КЦН НН2 / КЦН: Неисправность цепей напряжения" w:value="КЦН НН2 / КЦН: Неисправность цепей напряжения"/>
-                  <w:listItem w:displayText="КЦН НН2 / КЦН: Пуск" w:value="КЦН НН2 / КЦН: Пуск"/>
-                  <w:listItem w:displayText="КЦН НН2 / КЦН: Пуск органа максимального напряжения ОП" w:value="КЦН НН2 / КЦН: Пуск органа максимального напряжения ОП"/>
-                  <w:listItem w:displayText="КЦН НН2 / КЦН: Пуск органа минимального напряжения" w:value="КЦН НН2 / КЦН: Пуск органа минимального напряжения"/>
-                  <w:listItem w:displayText="КЦН НН2 / КЦН: Функция введена в работу" w:value="КЦН НН2 / КЦН: Функция введена в работу"/>
-                  <w:listItem w:displayText="КЦН НН2 / КЦН: Функция оперативно выведена из работы" w:value="КЦН НН2 / КЦН: Функция оперативно выведена из работы"/>
-                  <w:listItem w:displayText="ЛЗТ / ЛЗТ: Пуск" w:value="ЛЗТ / ЛЗТ: Пуск"/>
-                  <w:listItem w:displayText="ЛЗТ / ЛЗТ: Срабатывание" w:value="ЛЗТ / ЛЗТ: Срабатывание"/>
-                  <w:listItem w:displayText="ЛЗТ / ЛЗТ: Функция введена в работу" w:value="ЛЗТ / ЛЗТ: Функция введена в работу"/>
-                  <w:listItem w:displayText="ЛЗТ / ЛЗТ: Функция оперативно выведена из работы" w:value="ЛЗТ / ЛЗТ: Функция оперативно выведена из работы"/>
+                  <w:listItem w:displayText="ЗПО / ЗПО: Пуск" w:value="ЗПО / ЗПО: Пуск"/>
+                  <w:listItem w:displayText="ЗПО / ЗПО: Срабатывание" w:value="ЗПО / ЗПО: Срабатывание"/>
+                  <w:listItem w:displayText="ЗПО / ЗПО: Срабатывание на сигнал" w:value="ЗПО / ЗПО: Срабатывание на сигнал"/>
+                  <w:listItem w:displayText="ЗПО / ЗПО: Функция введена в работу" w:value="ЗПО / ЗПО: Функция введена в работу"/>
+                  <w:listItem w:displayText="ЗПО / ЗПО: Функция оперативно выведена из работы" w:value="ЗПО / ЗПО: Функция оперативно выведена из работы"/>
+                  <w:listItem w:displayText="КЦТ / КЦТ: Срабатывание КЦТ" w:value="КЦТ / КЦТ: Срабатывание КЦТ"/>
+                  <w:listItem w:displayText="КЦТ / КЦТст1: Пуск КЦТст при асимметрии" w:value="КЦТ / КЦТст1: Пуск КЦТст при асимметрии"/>
+                  <w:listItem w:displayText="КЦТ / КЦТст1: Пуск КЦТст при обрыве провода" w:value="КЦТ / КЦТст1: Пуск КЦТст при обрыве провода"/>
+                  <w:listItem w:displayText="КЦТ / КЦТст1: Срабатывание КЦТст при асимметрии" w:value="КЦТ / КЦТст1: Срабатывание КЦТст при асимметрии"/>
+                  <w:listItem w:displayText="КЦТ / КЦТст1: Срабатывание КЦТст при обрыве провода" w:value="КЦТ / КЦТст1: Срабатывание КЦТст при обрыве провода"/>
+                  <w:listItem w:displayText="КЦТ / КЦТст1: Функция введена в работу" w:value="КЦТ / КЦТст1: Функция введена в работу"/>
+                  <w:listItem w:displayText="КЦТ / КЦТст1: Функция оперативно выведена из работы" w:value="КЦТ / КЦТст1: Функция оперативно выведена из работы"/>
+                  <w:listItem w:displayText="КЦТ / КЦТст2: Пуск КЦТст при асимметрии" w:value="КЦТ / КЦТст2: Пуск КЦТст при асимметрии"/>
+                  <w:listItem w:displayText="КЦТ / КЦТст2: Пуск КЦТст при обрыве провода" w:value="КЦТ / КЦТст2: Пуск КЦТст при обрыве провода"/>
+                  <w:listItem w:displayText="КЦТ / КЦТст2: Срабатывание КЦТст при асимметрии" w:value="КЦТ / КЦТст2: Срабатывание КЦТст при асимметрии"/>
+                  <w:listItem w:displayText="КЦТ / КЦТст2: Срабатывание КЦТст при обрыве провода" w:value="КЦТ / КЦТст2: Срабатывание КЦТст при обрыве провода"/>
+                  <w:listItem w:displayText="КЦТ / КЦТст2: Функция введена в работу" w:value="КЦТ / КЦТст2: Функция введена в работу"/>
+                  <w:listItem w:displayText="КЦТ / КЦТст2: Функция оперативно выведена из работы" w:value="КЦТ / КЦТст2: Функция оперативно выведена из работы"/>
+                  <w:listItem w:displayText="КЦТ / КЦТст3: Пуск КЦТст при асимметрии" w:value="КЦТ / КЦТст3: Пуск КЦТст при асимметрии"/>
+                  <w:listItem w:displayText="КЦТ / КЦТст3: Пуск КЦТст при обрыве провода" w:value="КЦТ / КЦТст3: Пуск КЦТст при обрыве провода"/>
+                  <w:listItem w:displayText="КЦТ / КЦТст3: Срабатывание КЦТст при асимметрии" w:value="КЦТ / КЦТст3: Срабатывание КЦТст при асимметрии"/>
+                  <w:listItem w:displayText="КЦТ / КЦТст3: Срабатывание КЦТст при обрыве провода" w:value="КЦТ / КЦТст3: Срабатывание КЦТст при обрыве провода"/>
+                  <w:listItem w:displayText="КЦТ / КЦТст3: Функция введена в работу" w:value="КЦТ / КЦТст3: Функция введена в работу"/>
+                  <w:listItem w:displayText="КЦТ / КЦТст3: Функция оперативно выведена из работы" w:value="КЦТ / КЦТст3: Функция оперативно выведена из работы"/>
                   <w:listItem w:displayText="ЛО ВН / ЛО: Отключение" w:value="ЛО ВН / ЛО: Отключение"/>
                   <w:listItem w:displayText="ЛО ВН / ЛО: Отключить аварийно" w:value="ЛО ВН / ЛО: Отключить аварийно"/>
                   <w:listItem w:displayText="ЛО ВН / ЛО: Функция введена в работу" w:value="ЛО ВН / ЛО: Функция введена в работу"/>
@@ -4898,9 +4844,6 @@
                   <w:listItem w:displayText="ЛО ГЗсигн / ЛО: Срабатывание на сигнал" w:value="ЛО ГЗсигн / ЛО: Срабатывание на сигнал"/>
                   <w:listItem w:displayText="ЛО ГЗсигн / ЛО: Функция введена в работу" w:value="ЛО ГЗсигн / ЛО: Функция введена в работу"/>
                   <w:listItem w:displayText="ЛО ГЗсигн / ЛО: Функция оперативно выведена из работы" w:value="ЛО ГЗсигн / ЛО: Функция оперативно выведена из работы"/>
-                  <w:listItem w:displayText="ЛО НН1 / ЗАВР: Запрет АВР" w:value="ЛО НН1 / ЗАВР: Запрет АВР"/>
-                  <w:listItem w:displayText="ЛО НН1 / ЗАВР: Функция введена в работу" w:value="ЛО НН1 / ЗАВР: Функция введена в работу"/>
-                  <w:listItem w:displayText="ЛО НН1 / ЗАВР: Функция оперативно выведена из работы" w:value="ЛО НН1 / ЗАВР: Функция оперативно выведена из работы"/>
                   <w:listItem w:displayText="ЛО НН1 / ЗАПВ: Запрет АПВ" w:value="ЛО НН1 / ЗАПВ: Запрет АПВ"/>
                   <w:listItem w:displayText="ЛО НН1 / ЗАПВ: Функция введена в работу" w:value="ЛО НН1 / ЗАПВ: Функция введена в работу"/>
                   <w:listItem w:displayText="ЛО НН1 / ЗАПВ: Функция оперативно выведена из работы" w:value="ЛО НН1 / ЗАПВ: Функция оперативно выведена из работы"/>
@@ -4908,9 +4851,6 @@
                   <w:listItem w:displayText="ЛО НН1 / ЛО: Отключить аварийно" w:value="ЛО НН1 / ЛО: Отключить аварийно"/>
                   <w:listItem w:displayText="ЛО НН1 / ЛО: Функция введена в работу" w:value="ЛО НН1 / ЛО: Функция введена в работу"/>
                   <w:listItem w:displayText="ЛО НН1 / ЛО: Функция оперативно выведена из работы" w:value="ЛО НН1 / ЛО: Функция оперативно выведена из работы"/>
-                  <w:listItem w:displayText="ЛО НН2 / ЗАВР: Запрет АВР" w:value="ЛО НН2 / ЗАВР: Запрет АВР"/>
-                  <w:listItem w:displayText="ЛО НН2 / ЗАВР: Функция введена в работу" w:value="ЛО НН2 / ЗАВР: Функция введена в работу"/>
-                  <w:listItem w:displayText="ЛО НН2 / ЗАВР: Функция оперативно выведена из работы" w:value="ЛО НН2 / ЗАВР: Функция оперативно выведена из работы"/>
                   <w:listItem w:displayText="ЛО НН2 / ЗАПВ: Запрет АПВ" w:value="ЛО НН2 / ЗАПВ: Запрет АПВ"/>
                   <w:listItem w:displayText="ЛО НН2 / ЗАПВ: Функция введена в работу" w:value="ЛО НН2 / ЗАПВ: Функция введена в работу"/>
                   <w:listItem w:displayText="ЛО НН2 / ЗАПВ: Функция оперативно выведена из работы" w:value="ЛО НН2 / ЗАПВ: Функция оперативно выведена из работы"/>
@@ -4918,84 +4858,68 @@
                   <w:listItem w:displayText="ЛО НН2 / ЛО: Отключить аварийно" w:value="ЛО НН2 / ЛО: Отключить аварийно"/>
                   <w:listItem w:displayText="ЛО НН2 / ЛО: Функция введена в работу" w:value="ЛО НН2 / ЛО: Функция введена в работу"/>
                   <w:listItem w:displayText="ЛО НН2 / ЛО: Функция оперативно выведена из работы" w:value="ЛО НН2 / ЛО: Функция оперативно выведена из работы"/>
-                  <w:listItem w:displayText="ЛО Т / ЗАВР: Запрет АВР" w:value="ЛО Т / ЗАВР: Запрет АВР"/>
-                  <w:listItem w:displayText="ЛО Т / ЗАВР: Функция введена в работу" w:value="ЛО Т / ЗАВР: Функция введена в работу"/>
-                  <w:listItem w:displayText="ЛО Т / ЗАВР: Функция оперативно выведена из работы" w:value="ЛО Т / ЗАВР: Функция оперативно выведена из работы"/>
                   <w:listItem w:displayText="ЛО Т / ЗАПВ: Запрет АПВ" w:value="ЛО Т / ЗАПВ: Запрет АПВ"/>
                   <w:listItem w:displayText="ЛО Т / ЗАПВ: Функция введена в работу" w:value="ЛО Т / ЗАПВ: Функция введена в работу"/>
                   <w:listItem w:displayText="ЛО Т / ЗАПВ: Функция оперативно выведена из работы" w:value="ЛО Т / ЗАПВ: Функция оперативно выведена из работы"/>
-                  <w:listItem w:displayText="ЛО Т / ЛО: Пуск" w:value="ЛО Т / ЛО: Пуск"/>
                   <w:listItem w:displayText="ЛО Т / ЛО: Срабатывание" w:value="ЛО Т / ЛО: Срабатывание"/>
                   <w:listItem w:displayText="ЛО Т / ЛО: Функция введена в работу" w:value="ЛО Т / ЛО: Функция введена в работу"/>
                   <w:listItem w:displayText="ЛО Т / ЛО: Функция оперативно выведена из работы" w:value="ЛО Т / ЛО: Функция оперативно выведена из работы"/>
-                  <w:listItem w:displayText="МТЗ / БЛЗШ: Блокировка" w:value="МТЗ / БЛЗШ: Блокировка"/>
-                  <w:listItem w:displayText="МТЗ / БНТ: Пуск БНТ" w:value="МТЗ / БНТ: Пуск БНТ"/>
-                  <w:listItem w:displayText="МТЗ / БНТ: Пуск БНТ по фазе A" w:value="МТЗ / БНТ: Пуск БНТ по фазе A"/>
-                  <w:listItem w:displayText="МТЗ / БНТ: Пуск БНТ по фазе B" w:value="МТЗ / БНТ: Пуск БНТ по фазе B"/>
-                  <w:listItem w:displayText="МТЗ / БНТ: Пуск БНТ по фазе C" w:value="МТЗ / БНТ: Пуск БНТ по фазе C"/>
-                  <w:listItem w:displayText="МТЗ / КПОН1: Пуск КПОН" w:value="МТЗ / КПОН1: Пуск КПОН"/>
-                  <w:listItem w:displayText="МТЗ / КПОН2: Пуск КПОН" w:value="МТЗ / КПОН2: Пуск КПОН"/>
-                  <w:listItem w:displayText="МТЗ / МТЗ 1 ст: Пуск" w:value="МТЗ / МТЗ 1 ст: Пуск"/>
-                  <w:listItem w:displayText="МТЗ / МТЗ 1 ст: Пуск ИО тока по фазе B" w:value="МТЗ / МТЗ 1 ст: Пуск ИО тока по фазе B"/>
-                  <w:listItem w:displayText="МТЗ / МТЗ 1 ст: Пуск ИО тока по фазе C" w:value="МТЗ / МТЗ 1 ст: Пуск ИО тока по фазе C"/>
-                  <w:listItem w:displayText="МТЗ / МТЗ 1 ст: Пуск ИО тока по фазе А" w:value="МТЗ / МТЗ 1 ст: Пуск ИО тока по фазе А"/>
-                  <w:listItem w:displayText="МТЗ / МТЗ 1 ст: Пуск по фазе B" w:value="МТЗ / МТЗ 1 ст: Пуск по фазе B"/>
-                  <w:listItem w:displayText="МТЗ / МТЗ 1 ст: Пуск по фазе C" w:value="МТЗ / МТЗ 1 ст: Пуск по фазе C"/>
-                  <w:listItem w:displayText="МТЗ / МТЗ 1 ст: Пуск по фазе А" w:value="МТЗ / МТЗ 1 ст: Пуск по фазе А"/>
-                  <w:listItem w:displayText="МТЗ / МТЗ 1 ст: Срабатывание" w:value="МТЗ / МТЗ 1 ст: Срабатывание"/>
-                  <w:listItem w:displayText="МТЗ / МТЗ 1 ст: Срабатывание на сигнал" w:value="МТЗ / МТЗ 1 ст: Срабатывание на сигнал"/>
-                  <w:listItem w:displayText="МТЗ / МТЗ 1 ст: Функция введена в работу" w:value="МТЗ / МТЗ 1 ст: Функция введена в работу"/>
-                  <w:listItem w:displayText="МТЗ / МТЗ 1 ст: Функция оперативно выведена из работы" w:value="МТЗ / МТЗ 1 ст: Функция оперативно выведена из работы"/>
-                  <w:listItem w:displayText="МТЗ / МТЗ 2 ст: Пуск" w:value="МТЗ / МТЗ 2 ст: Пуск"/>
-                  <w:listItem w:displayText="МТЗ / МТЗ 2 ст: Пуск ИО тока по фазе B" w:value="МТЗ / МТЗ 2 ст: Пуск ИО тока по фазе B"/>
-                  <w:listItem w:displayText="МТЗ / МТЗ 2 ст: Пуск ИО тока по фазе C" w:value="МТЗ / МТЗ 2 ст: Пуск ИО тока по фазе C"/>
-                  <w:listItem w:displayText="МТЗ / МТЗ 2 ст: Пуск ИО тока по фазе А" w:value="МТЗ / МТЗ 2 ст: Пуск ИО тока по фазе А"/>
-                  <w:listItem w:displayText="МТЗ / МТЗ 2 ст: Пуск по фазе B" w:value="МТЗ / МТЗ 2 ст: Пуск по фазе B"/>
-                  <w:listItem w:displayText="МТЗ / МТЗ 2 ст: Пуск по фазе C" w:value="МТЗ / МТЗ 2 ст: Пуск по фазе C"/>
-                  <w:listItem w:displayText="МТЗ / МТЗ 2 ст: Пуск по фазе А" w:value="МТЗ / МТЗ 2 ст: Пуск по фазе А"/>
-                  <w:listItem w:displayText="МТЗ / МТЗ 2 ст: Срабатывание" w:value="МТЗ / МТЗ 2 ст: Срабатывание"/>
-                  <w:listItem w:displayText="МТЗ / МТЗ 2 ст: Срабатывание на сигнал" w:value="МТЗ / МТЗ 2 ст: Срабатывание на сигнал"/>
-                  <w:listItem w:displayText="МТЗ / МТЗ 2 ст: Функция введена в работу" w:value="МТЗ / МТЗ 2 ст: Функция введена в работу"/>
-                  <w:listItem w:displayText="МТЗ / МТЗ 2 ст: Функция оперативно выведена из работы" w:value="МТЗ / МТЗ 2 ст: Функция оперативно выведена из работы"/>
-                  <w:listItem w:displayText="МТЗ / МТЗ 3 ст: Пуск" w:value="МТЗ / МТЗ 3 ст: Пуск"/>
-                  <w:listItem w:displayText="МТЗ / МТЗ 3 ст: Пуск ИО тока по фазе B" w:value="МТЗ / МТЗ 3 ст: Пуск ИО тока по фазе B"/>
-                  <w:listItem w:displayText="МТЗ / МТЗ 3 ст: Пуск ИО тока по фазе C" w:value="МТЗ / МТЗ 3 ст: Пуск ИО тока по фазе C"/>
-                  <w:listItem w:displayText="МТЗ / МТЗ 3 ст: Пуск ИО тока по фазе А" w:value="МТЗ / МТЗ 3 ст: Пуск ИО тока по фазе А"/>
-                  <w:listItem w:displayText="МТЗ / МТЗ 3 ст: Пуск по фазе B" w:value="МТЗ / МТЗ 3 ст: Пуск по фазе B"/>
-                  <w:listItem w:displayText="МТЗ / МТЗ 3 ст: Пуск по фазе C" w:value="МТЗ / МТЗ 3 ст: Пуск по фазе C"/>
-                  <w:listItem w:displayText="МТЗ / МТЗ 3 ст: Пуск по фазе А" w:value="МТЗ / МТЗ 3 ст: Пуск по фазе А"/>
-                  <w:listItem w:displayText="МТЗ / МТЗ 3 ст: Срабатывание" w:value="МТЗ / МТЗ 3 ст: Срабатывание"/>
-                  <w:listItem w:displayText="МТЗ / МТЗ 3 ст: Срабатывание на сигнал" w:value="МТЗ / МТЗ 3 ст: Срабатывание на сигнал"/>
-                  <w:listItem w:displayText="МТЗ / МТЗ 3 ст: Функция введена в работу" w:value="МТЗ / МТЗ 3 ст: Функция введена в работу"/>
-                  <w:listItem w:displayText="МТЗ / МТЗ 3 ст: Функция оперативно выведена из работы" w:value="МТЗ / МТЗ 3 ст: Функция оперативно выведена из работы"/>
-                  <w:listItem w:displayText="МТЗ / МТЗ: Пуск" w:value="МТЗ / МТЗ: Пуск"/>
-                  <w:listItem w:displayText="ПДС / В: Поведение местного управления" w:value="ПДС / В: Поведение местного управления"/>
-                  <w:listItem w:displayText="ПДС / В: Положение ключа режима управления" w:value="ПДС / В: Положение ключа режима управления"/>
-                  <w:listItem w:displayText="ПДС / В: Положение ключа режима управления привода В" w:value="ПДС / В: Положение ключа режима управления привода В"/>
-                  <w:listItem w:displayText="ПДС / В: Право переключения на уровне станции" w:value="ПДС / В: Право переключения на уровне станции"/>
+                  <w:listItem w:displayText="ЛО ТЗ / ЛО ДТм: Срабатывание" w:value="ЛО ТЗ / ЛО ДТм: Срабатывание"/>
+                  <w:listItem w:displayText="ЛО ТЗ / ЛО ДТм: Срабатывание датчика температуры масла заблокировано" w:value="ЛО ТЗ / ЛО ДТм: Срабатывание датчика температуры масла заблокировано"/>
+                  <w:listItem w:displayText="ЛО ТЗ / ЛО ДТм: Срабатывание на сигнал" w:value="ЛО ТЗ / ЛО ДТм: Срабатывание на сигнал"/>
+                  <w:listItem w:displayText="ЛО ТЗ / ЛО ДТм: Функция введена в работу" w:value="ЛО ТЗ / ЛО ДТм: Функция введена в работу"/>
+                  <w:listItem w:displayText="ЛО ТЗ / ЛО ДТм: Функция оперативно выведена из работы" w:value="ЛО ТЗ / ЛО ДТм: Функция оперативно выведена из работы"/>
+                  <w:listItem w:displayText="ЛО ТЗ / ЛО ДТо: Срабатывание" w:value="ЛО ТЗ / ЛО ДТо: Срабатывание"/>
+                  <w:listItem w:displayText="ЛО ТЗ / ЛО ДТо: Срабатывание датчика температуры обмотки заблокировано" w:value="ЛО ТЗ / ЛО ДТо: Срабатывание датчика температуры обмотки заблокировано"/>
+                  <w:listItem w:displayText="ЛО ТЗ / ЛО ДТо: Срабатывание на сигнал" w:value="ЛО ТЗ / ЛО ДТо: Срабатывание на сигнал"/>
+                  <w:listItem w:displayText="ЛО ТЗ / ЛО ДТо: Функция введена в работу" w:value="ЛО ТЗ / ЛО ДТо: Функция введена в работу"/>
+                  <w:listItem w:displayText="ЛО ТЗ / ЛО ДТо: Функция оперативно выведена из работы" w:value="ЛО ТЗ / ЛО ДТо: Функция оперативно выведена из работы"/>
+                  <w:listItem w:displayText="ЛО ТЗ / ЛО РД: Срабатывание" w:value="ЛО ТЗ / ЛО РД: Срабатывание"/>
+                  <w:listItem w:displayText="ЛО ТЗ / ЛО РД: Срабатывание на сигнал" w:value="ЛО ТЗ / ЛО РД: Срабатывание на сигнал"/>
+                  <w:listItem w:displayText="ЛО ТЗ / ЛО РД: Срабатывание реле давления заблокировано" w:value="ЛО ТЗ / ЛО РД: Срабатывание реле давления заблокировано"/>
+                  <w:listItem w:displayText="ЛО ТЗ / ЛО РД: Функция введена в работу" w:value="ЛО ТЗ / ЛО РД: Функция введена в работу"/>
+                  <w:listItem w:displayText="ЛО ТЗ / ЛО РД: Функция оперативно выведена из работы" w:value="ЛО ТЗ / ЛО РД: Функция оперативно выведена из работы"/>
+                  <w:listItem w:displayText="ЛО ТС / ЛО ДУм расширителя: Срабатывание" w:value="ЛО ТС / ЛО ДУм расширителя: Срабатывание"/>
+                  <w:listItem w:displayText="ЛО ТС / ЛО ДУм расширителя: Срабатывание на сигнал" w:value="ЛО ТС / ЛО ДУм расширителя: Срабатывание на сигнал"/>
+                  <w:listItem w:displayText="ЛО ТС / ЛО ДУм расширителя: Функция введена в работу" w:value="ЛО ТС / ЛО ДУм расширителя: Функция введена в работу"/>
+                  <w:listItem w:displayText="ЛО ТС / ЛО ДУм расширителя: Функция оперативно выведена из работы" w:value="ЛО ТС / ЛО ДУм расширителя: Функция оперативно выведена из работы"/>
+                  <w:listItem w:displayText="ЛО ТС / ЛО ОК: Срабатывание" w:value="ЛО ТС / ЛО ОК: Срабатывание"/>
+                  <w:listItem w:displayText="ЛО ТС / ЛО ОК: Срабатывание на сигнал" w:value="ЛО ТС / ЛО ОК: Срабатывание на сигнал"/>
+                  <w:listItem w:displayText="ЛО ТС / ЛО ОК: Функция введена в работу" w:value="ЛО ТС / ЛО ОК: Функция введена в работу"/>
+                  <w:listItem w:displayText="ЛО ТС / ЛО ОК: Функция оперативно выведена из работы" w:value="ЛО ТС / ЛО ОК: Функция оперативно выведена из работы"/>
+                  <w:listItem w:displayText="ЛО ТС / ЛО ПК: Срабатывание" w:value="ЛО ТС / ЛО ПК: Срабатывание"/>
+                  <w:listItem w:displayText="ЛО ТС / ЛО ПК: Срабатывание на сигнал" w:value="ЛО ТС / ЛО ПК: Срабатывание на сигнал"/>
+                  <w:listItem w:displayText="ЛО ТС / ЛО ПК: Функция введена в работу" w:value="ЛО ТС / ЛО ПК: Функция введена в работу"/>
+                  <w:listItem w:displayText="ЛО ТС / ЛО ПК: Функция оперативно выведена из работы" w:value="ЛО ТС / ЛО ПК: Функция оперативно выведена из работы"/>
                   <w:listItem w:displayText="ПДС / ГЗ РПН: Низкая изоляция" w:value="ПДС / ГЗ РПН: Низкая изоляция"/>
                   <w:listItem w:displayText="ПДС / ГЗ РПН: Отключение" w:value="ПДС / ГЗ РПН: Отключение"/>
                   <w:listItem w:displayText="ПДС / ГЗ Т: Низкая изоляция ГЗоткл" w:value="ПДС / ГЗ Т: Низкая изоляция ГЗоткл"/>
                   <w:listItem w:displayText="ПДС / ГЗ Т: Низкая изоляция ГЗсигн" w:value="ПДС / ГЗ Т: Низкая изоляция ГЗсигн"/>
                   <w:listItem w:displayText="ПДС / ГЗ Т: Отключение" w:value="ПДС / ГЗ Т: Отключение"/>
                   <w:listItem w:displayText="ПДС / ГЗ Т: Сигнал" w:value="ПДС / ГЗ Т: Сигнал"/>
-                  <w:listItem w:displayText="ПДС / КИ: Аварийный уровень изоляции" w:value="ПДС / КИ: Аварийный уровень изоляции"/>
-                  <w:listItem w:displayText="ПДС / КИ: Низкий уровень изоляции" w:value="ПДС / КИ: Низкий уровень изоляции"/>
-                  <w:listItem w:displayText="ПДС / КПруж: Пружина не заведена" w:value="ПДС / КПруж: Пружина не заведена"/>
-                  <w:listItem w:displayText="ПДС / КЦВ: Контроль цепи ЭМВ" w:value="ПДС / КЦВ: Контроль цепи ЭМВ"/>
-                  <w:listItem w:displayText="ПДС / КЦВ: Контроль цепи ЭМО1" w:value="ПДС / КЦВ: Контроль цепи ЭМО1"/>
-                  <w:listItem w:displayText="ПДС / КЦВ: Контроль цепи ЭМО2" w:value="ПДС / КЦВ: Контроль цепи ЭМО2"/>
-                  <w:listItem w:displayText="ПДС / КЦВ: Работа ЭМВ" w:value="ПДС / КЦВ: Работа ЭМВ"/>
-                  <w:listItem w:displayText="ПДС / КЦВ: Работа ЭМО1" w:value="ПДС / КЦВ: Работа ЭМО1"/>
-                  <w:listItem w:displayText="ПДС / КЦВ: Работа ЭМО2" w:value="ПДС / КЦВ: Работа ЭМО2"/>
+                  <w:listItem w:displayText="ПДС / ДТм: Низкая изоляция" w:value="ПДС / ДТм: Низкая изоляция"/>
+                  <w:listItem w:displayText="ПДС / ДТм: Отключение" w:value="ПДС / ДТм: Отключение"/>
+                  <w:listItem w:displayText="ПДС / ДТм: Сигнал" w:value="ПДС / ДТм: Сигнал"/>
+                  <w:listItem w:displayText="ПДС / ДТм_РПН: Срабатывание" w:value="ПДС / ДТм_РПН: Срабатывание"/>
+                  <w:listItem w:displayText="ПДС / ДТо: Низкая изоляция" w:value="ПДС / ДТо: Низкая изоляция"/>
+                  <w:listItem w:displayText="ПДС / ДТо: Отключение" w:value="ПДС / ДТо: Отключение"/>
+                  <w:listItem w:displayText="ПДС / ДТо: Сигнал" w:value="ПДС / ДТо: Сигнал"/>
+                  <w:listItem w:displayText="ПДС / ДУм РПН: Высокий уровень масла" w:value="ПДС / ДУм РПН: Высокий уровень масла"/>
+                  <w:listItem w:displayText="ПДС / ДУм РПН: Низкий уровень масла" w:value="ПДС / ДУм РПН: Низкий уровень масла"/>
+                  <w:listItem w:displayText="ПДС / ДУм расширителя: Высокий уровень масла" w:value="ПДС / ДУм расширителя: Высокий уровень масла"/>
+                  <w:listItem w:displayText="ПДС / ДУм расширителя: Низкий уровень масла" w:value="ПДС / ДУм расширителя: Низкий уровень масла"/>
+                  <w:listItem w:displayText="ПДС / КСО: Авария" w:value="ПДС / КСО: Авария"/>
+                  <w:listItem w:displayText="ПДС / КСО: Неисправность" w:value="ПДС / КСО: Неисправность"/>
+                  <w:listItem w:displayText="ПДС / ОК: Срабатывание" w:value="ПДС / ОК: Срабатывание"/>
                   <w:listItem w:displayText="ПДС / ПДС: Функция введена в работу" w:value="ПДС / ПДС: Функция введена в работу"/>
                   <w:listItem w:displayText="ПДС / ПДС: Функция оперативно выведена из работы" w:value="ПДС / ПДС: Функция оперативно выведена из работы"/>
+                  <w:listItem w:displayText="ПДС / ПК: Срабатывание" w:value="ПДС / ПК: Срабатывание"/>
+                  <w:listItem w:displayText="ПДС / РД: Низкая изоляция" w:value="ПДС / РД: Низкая изоляция"/>
+                  <w:listItem w:displayText="ПДС / РД: Отключение" w:value="ПДС / РД: Отключение"/>
                   <w:listItem w:displayText="ПДС НКУ / SA1: Цепь управления введена" w:value="ПДС НКУ / SA1: Цепь управления введена"/>
                   <w:listItem w:displayText="ПДС НКУ / SA2: Цепь управления введена" w:value="ПДС НКУ / SA2: Цепь управления введена"/>
                   <w:listItem w:displayText="ПДС НКУ / SA3: Цепь управления введена" w:value="ПДС НКУ / SA3: Цепь управления введена"/>
                   <w:listItem w:displayText="ПДС НКУ / SA4: Цепь управления введена" w:value="ПДС НКУ / SA4: Цепь управления введена"/>
-                  <w:listItem w:displayText="ПДС НКУ / SA5: Цепь управления введена" w:value="ПДС НКУ / SA5: Цепь управления введена"/>
-                  <w:listItem w:displayText="ПДС НКУ / SA6: Цепь управления введена" w:value="ПДС НКУ / SA6: Цепь управления введена"/>
                   <w:listItem w:displayText="ПДС НКУ / SG1: Рабочее положение испытательного блока" w:value="ПДС НКУ / SG1: Рабочее положение испытательного блока"/>
                   <w:listItem w:displayText="ПДС НКУ / SG2: Рабочее положение испытательного блока" w:value="ПДС НКУ / SG2: Рабочее положение испытательного блока"/>
                   <w:listItem w:displayText="ПДС НКУ / SG3: Рабочее положение испытательного блока" w:value="ПДС НКУ / SG3: Рабочее положение испытательного блока"/>
@@ -5004,89 +4928,68 @@
                   <w:listItem w:displayText="ПДС НКУ / ОТ ГЗ: Неисправность оперативного тока цепей ГЗ" w:value="ПДС НКУ / ОТ ГЗ: Неисправность оперативного тока цепей ГЗ"/>
                   <w:listItem w:displayText="ПДС НКУ / ОТ ЗДЗ1: Неисправность оперативного тока цепей ЗДЗ НН1" w:value="ПДС НКУ / ОТ ЗДЗ1: Неисправность оперативного тока цепей ЗДЗ НН1"/>
                   <w:listItem w:displayText="ПДС НКУ / ОТ ЗДЗ2: Неисправность оперативного тока цепей ЗДЗ НН2" w:value="ПДС НКУ / ОТ ЗДЗ2: Неисправность оперативного тока цепей ЗДЗ НН2"/>
-                  <w:listItem w:displayText="ПДС НКУ / ОТ ИЭУ ТН1: Неисправность оперативного тока ИЭУ ТН1" w:value="ПДС НКУ / ОТ ИЭУ ТН1: Неисправность оперативного тока ИЭУ ТН1"/>
-                  <w:listItem w:displayText="ПДС НКУ / ОТ ИЭУ ТН2: Неисправность оперативного тока ИЭУ ТН2" w:value="ПДС НКУ / ОТ ИЭУ ТН2: Неисправность оперативного тока ИЭУ ТН2"/>
+                  <w:listItem w:displayText="ПДС НКУ / ОТ ТЗ, ТС: Неисправность оперативного тока цепей ТЗ, ТС" w:value="ПДС НКУ / ОТ ТЗ, ТС: Неисправность оперативного тока цепей ТЗ, ТС"/>
                   <w:listItem w:displayText="ПДС НКУ / ОТ УРОВ1: Неисправность оперативного тока цепей УРОВ НН1" w:value="ПДС НКУ / ОТ УРОВ1: Неисправность оперативного тока цепей УРОВ НН1"/>
                   <w:listItem w:displayText="ПДС НКУ / ОТ УРОВ2: Неисправность оперативного тока цепей УРОВ НН2" w:value="ПДС НКУ / ОТ УРОВ2: Неисправность оперативного тока цепей УРОВ НН2"/>
-                  <w:listItem w:displayText="ПДС НКУ / ОТ ЭМО1, ЭМВ В ВН: Неисправность оперативного тока цепей ЭМО1, ЭМВ" w:value="ПДС НКУ / ОТ ЭМО1, ЭМВ В ВН: Неисправность оперативного тока цепей ЭМО1, ЭМВ"/>
-                  <w:listItem w:displayText="ПДС НКУ / ОТ ЭМО2 В ВН: Неисправность оперативного тока цепей ЭМО2" w:value="ПДС НКУ / ОТ ЭМО2 В ВН: Неисправность оперативного тока цепей ЭМО2"/>
-                  <w:listItem w:displayText="ПДС НКУ / ОТ цепей сигн. В ВН: Неисправность оперативного тока цепей сигнализации В" w:value="ПДС НКУ / ОТ цепей сигн. В ВН: Неисправность оперативного тока цепей сигнализации В"/>
                   <w:listItem w:displayText="ПДС НКУ / ПДС НКУ: Функция введена в работу" w:value="ПДС НКУ / ПДС НКУ: Функция введена в работу"/>
                   <w:listItem w:displayText="ПДС НКУ / ПДС НКУ: Функция оперативно выведена из работы" w:value="ПДС НКУ / ПДС НКУ: Функция оперативно выведена из работы"/>
                   <w:listItem w:displayText="ПС / ПС: Пуск" w:value="ПС / ПС: Пуск"/>
                   <w:listItem w:displayText="ПС / ПС: Пуск (импульс)" w:value="ПС / ПС: Пуск (импульс)"/>
-                  <w:listItem w:displayText="СИСТ / Диагностика: Изменение встраиваемого ПО" w:value="СИСТ / Диагностика: Изменение встраиваемого ПО"/>
-                  <w:listItem w:displayText="СИСТ / Диагностика: Индикация логического узла-прокси" w:value="СИСТ / Диагностика: Индикация логического узла-прокси"/>
-                  <w:listItem w:displayText="СИСТ / Диагностика: Индикация наличия оперативного питания" w:value="СИСТ / Диагностика: Индикация наличия оперативного питания"/>
-                  <w:listItem w:displayText="СИСТ / Диагностика: Индикация потери оперативного питания" w:value="СИСТ / Диагностика: Индикация потери оперативного питания"/>
-                  <w:listItem w:displayText="СИСТ / Диагностика: Конфигурация изменена" w:value="СИСТ / Диагностика: Конфигурация изменена"/>
-                  <w:listItem w:displayText="СИСТ / Диагностика: Наличие критической неисправности" w:value="СИСТ / Диагностика: Наличие критической неисправности"/>
-                  <w:listItem w:displayText="СИСТ / Диагностика: Наличие некритической ошибки" w:value="СИСТ / Диагностика: Наличие некритической ошибки"/>
-                  <w:listItem w:displayText="СИСТ / Диагностика: Неверно заданы уставки" w:value="СИСТ / Диагностика: Неверно заданы уставки"/>
-                  <w:listItem w:displayText="СИСТ / Диагностика: Неисправность IPC" w:value="СИСТ / Диагностика: Неисправность IPC"/>
-                  <w:listItem w:displayText="СИСТ / Диагностика: Неисправность IPC для DSP1-IPU1" w:value="СИСТ / Диагностика: Неисправность IPC для DSP1-IPU1"/>
-                  <w:listItem w:displayText="СИСТ / Диагностика: Неисправность IPC для MPU-DSP1" w:value="СИСТ / Диагностика: Неисправность IPC для MPU-DSP1"/>
-                  <w:listItem w:displayText="СИСТ / Диагностика: Неисправность IPC для MPU-IPU1" w:value="СИСТ / Диагностика: Неисправность IPC для MPU-IPU1"/>
-                  <w:listItem w:displayText="СИСТ / Диагностика: Неисправность SPI ЦП" w:value="СИСТ / Диагностика: Неисправность SPI ЦП"/>
-                  <w:listItem w:displayText="СИСТ / Диагностика: Неисправность flash" w:value="СИСТ / Диагностика: Неисправность flash"/>
-                  <w:listItem w:displayText="СИСТ / Диагностика: Неисправность ОЗУ DSP1" w:value="СИСТ / Диагностика: Неисправность ОЗУ DSP1"/>
-                  <w:listItem w:displayText="СИСТ / Диагностика: Неисправность ОЗУ IPU1" w:value="СИСТ / Диагностика: Неисправность ОЗУ IPU1"/>
-                  <w:listItem w:displayText="СИСТ / Диагностика: Неисправность ОЗУ MPU" w:value="СИСТ / Диагностика: Неисправность ОЗУ MPU"/>
-                  <w:listItem w:displayText="СИСТ / Диагностика: Неисправность ОЗУ ЦП" w:value="СИСТ / Диагностика: Неисправность ОЗУ ЦП"/>
-                  <w:listItem w:displayText="СИСТ / Диагностика: Неисправность ПЗУ DSP1" w:value="СИСТ / Диагностика: Неисправность ПЗУ DSP1"/>
-                  <w:listItem w:displayText="СИСТ / Диагностика: Неисправность ПЗУ IPU1" w:value="СИСТ / Диагностика: Неисправность ПЗУ IPU1"/>
-                  <w:listItem w:displayText="СИСТ / Диагностика: Неисправность ПЗУ MPU" w:value="СИСТ / Диагностика: Неисправность ПЗУ MPU"/>
-                  <w:listItem w:displayText="СИСТ / Диагностика: Неисправность ПЗУ ЦП" w:value="СИСТ / Диагностика: Неисправность ПЗУ ЦП"/>
-                  <w:listItem w:displayText="СИСТ / Диагностика: Неисправность ПО ЦП" w:value="СИСТ / Диагностика: Неисправность ПО ЦП"/>
-                  <w:listItem w:displayText="СИСТ / Диагностика: Неисправность ЦП" w:value="СИСТ / Диагностика: Неисправность ЦП"/>
-                  <w:listItem w:displayText="СИСТ / Диагностика: Неисправность встроенного ПО" w:value="СИСТ / Диагностика: Неисправность встроенного ПО"/>
-                  <w:listItem w:displayText="СИСТ / Диагностика: Неисправность цепей оперативного питания" w:value="СИСТ / Диагностика: Неисправность цепей оперативного питания"/>
-                  <w:listItem w:displayText="СИСТ / Диагностика: Неисправность часов ЦП" w:value="СИСТ / Диагностика: Неисправность часов ЦП"/>
-                  <w:listItem w:displayText="СИСТ / Диагностика: Несовместимая версия ПО ЦП" w:value="СИСТ / Диагностика: Несовместимая версия ПО ЦП"/>
-                  <w:listItem w:displayText="СИСТ / Диагностика: Отказ источника питания" w:value="СИСТ / Диагностика: Отказ источника питания"/>
-                  <w:listItem w:displayText="СИСТ / Диагностика: Отказ модуля ЦП" w:value="СИСТ / Диагностика: Отказ модуля ЦП"/>
-                  <w:listItem w:displayText="СИСТ / Диагностика: Ошибка I2C ЦП" w:value="СИСТ / Диагностика: Ошибка I2C ЦП"/>
-                  <w:listItem w:displayText="СИСТ / Диагностика: Ошибка авторизации" w:value="СИСТ / Диагностика: Ошибка авторизации"/>
-                  <w:listItem w:displayText="СИСТ / Диагностика: Ошибка контрольной суммы уставок/конфигурации" w:value="СИСТ / Диагностика: Ошибка контрольной суммы уставок/конфигурации"/>
-                  <w:listItem w:displayText="СИСТ / Диагностика: Ошибка конфигурации" w:value="СИСТ / Диагностика: Ошибка конфигурации"/>
-                  <w:listItem w:displayText="СИСТ / Диагностика: Ошибка конфигурации ЦП" w:value="СИСТ / Диагностика: Ошибка конфигурации ЦП"/>
-                  <w:listItem w:displayText="СИСТ / Диагностика: Сброс часов или памяти вследствие перезагрузки" w:value="СИСТ / Диагностика: Сброс часов или памяти вследствие перезагрузки"/>
-                  <w:listItem w:displayText="СИСТ / Диагностика: Сигнал готовности к работе" w:value="СИСТ / Диагностика: Сигнал готовности к работе"/>
-                  <w:listItem w:displayText="СИСТ / Диагностика: Установлено подключение через сервисный порт" w:value="СИСТ / Диагностика: Установлено подключение через сервисный порт"/>
+                  <w:listItem w:displayText="РТПО / РТПО ВН: Пуск" w:value="РТПО / РТПО ВН: Пуск"/>
+                  <w:listItem w:displayText="РТПО / РТПО ВН: Пуск ИО тока" w:value="РТПО / РТПО ВН: Пуск ИО тока"/>
+                  <w:listItem w:displayText="РТПО / РТПО ВН: Функция введена в работу" w:value="РТПО / РТПО ВН: Функция введена в работу"/>
+                  <w:listItem w:displayText="РТПО / РТПО ВН: Функция оперативно выведена из работы" w:value="РТПО / РТПО ВН: Функция оперативно выведена из работы"/>
+                  <w:listItem w:displayText="РТПО / РТПО НН (НН2): Пуск" w:value="РТПО / РТПО НН (НН2): Пуск"/>
+                  <w:listItem w:displayText="РТПО / РТПО НН (НН2): Пуск ИО тока" w:value="РТПО / РТПО НН (НН2): Пуск ИО тока"/>
+                  <w:listItem w:displayText="РТПО / РТПО НН (НН2): Функция введена в работу" w:value="РТПО / РТПО НН (НН2): Функция введена в работу"/>
+                  <w:listItem w:displayText="РТПО / РТПО НН (НН2): Функция оперативно выведена из работы" w:value="РТПО / РТПО НН (НН2): Функция оперативно выведена из работы"/>
+                  <w:listItem w:displayText="РТПО / РТПО СН (НН1): Пуск" w:value="РТПО / РТПО СН (НН1): Пуск"/>
+                  <w:listItem w:displayText="РТПО / РТПО СН (НН1): Пуск ИО тока" w:value="РТПО / РТПО СН (НН1): Пуск ИО тока"/>
+                  <w:listItem w:displayText="РТПО / РТПО СН (НН1): Функция введена в работу" w:value="РТПО / РТПО СН (НН1): Функция введена в работу"/>
+                  <w:listItem w:displayText="РТПО / РТПО СН (НН1): Функция оперативно выведена из работы" w:value="РТПО / РТПО СН (НН1): Функция оперативно выведена из работы"/>
+                  <w:listItem w:displayText="РТПО / РТПО_общ: Пуск" w:value="РТПО / РТПО_общ: Пуск"/>
+                  <w:listItem w:displayText="РТПО / РТПО_общ: Функция введена в работу" w:value="РТПО / РТПО_общ: Функция введена в работу"/>
                   <w:listItem w:displayText="СС / СС: БИ выведены" w:value="СС / СС: БИ выведены"/>
                   <w:listItem w:displayText="СС / СС: Внешнее отключение" w:value="СС / СС: Внешнее отключение"/>
                   <w:listItem w:displayText="СС / СС: Выходные цепи разобраны" w:value="СС / СС: Выходные цепи разобраны"/>
                   <w:listItem w:displayText="СС / СС: ГЗ заблокирована" w:value="СС / СС: ГЗ заблокирована"/>
                   <w:listItem w:displayText="СС / СС: Неисправность ОТ цепей ГЗ" w:value="СС / СС: Неисправность ОТ цепей ГЗ"/>
-                  <w:listItem w:displayText="СС / СС: Неисправность ОТ цепей сигнализации В" w:value="СС / СС: Неисправность ОТ цепей сигнализации В"/>
+                  <w:listItem w:displayText="СС / СС: Неисправность ОТ цепей ТЗ, ТС" w:value="СС / СС: Неисправность ОТ цепей ТЗ, ТС"/>
                   <w:listItem w:displayText="СС / СС: Низкая изоляция ГЗ" w:value="СС / СС: Низкая изоляция ГЗ"/>
+                  <w:listItem w:displayText="СС / СС: Низкая изоляция ТЗ" w:value="СС / СС: Низкая изоляция ТЗ"/>
                   <w:listItem w:displayText="СС / СС: Общий внешний сигнал" w:value="СС / СС: Общий внешний сигнал"/>
-                  <w:listItem w:displayText="СС / СС: Превышение времени переключения КА" w:value="СС / СС: Превышение времени переключения КА"/>
                   <w:listItem w:displayText="СС / СС: Сигнализация от ГЗ" w:value="СС / СС: Сигнализация от ГЗ"/>
+                  <w:listItem w:displayText="СС / СС: Сигнализация от ТЗ" w:value="СС / СС: Сигнализация от ТЗ"/>
+                  <w:listItem w:displayText="СС / СС: Сигнализация от ТС" w:value="СС / СС: Сигнализация от ТС"/>
                   <w:listItem w:displayText="СС / СС: Сигнализация цепей опер.тока" w:value="СС / СС: Сигнализация цепей опер.тока"/>
                   <w:listItem w:displayText="СС / СС: Сигнализация цепей опер.тока НН" w:value="СС / СС: Сигнализация цепей опер.тока НН"/>
+                  <w:listItem w:displayText="СС / СС: ТЗ заблокирована" w:value="СС / СС: ТЗ заблокирована"/>
                   <w:listItem w:displayText="ТК ЗДЗ / ТК ЗДЗ: Пуск" w:value="ТК ЗДЗ / ТК ЗДЗ: Пуск"/>
-                  <w:listItem w:displayText="ТК ЗДЗ / ТК ЗДЗ: Пуск ИО максимального тока" w:value="ТК ЗДЗ / ТК ЗДЗ: Пуск ИО максимального тока"/>
+                  <w:listItem w:displayText="ТК ЗДЗ / ТК ЗДЗ: Пуск ИО тока" w:value="ТК ЗДЗ / ТК ЗДЗ: Пуск ИО тока"/>
                   <w:listItem w:displayText="ТК ЗДЗ / ТК ЗДЗ: Функция введена в работу" w:value="ТК ЗДЗ / ТК ЗДЗ: Функция введена в работу"/>
                   <w:listItem w:displayText="ТК ЗДЗ / ТК ЗДЗ: Функция оперативно выведена из работы" w:value="ТК ЗДЗ / ТК ЗДЗ: Функция оперативно выведена из работы"/>
-                  <w:listItem w:displayText="ТО / ТО: Пуск" w:value="ТО / ТО: Пуск"/>
-                  <w:listItem w:displayText="ТО / ТО: Пуск ИО максимального тока" w:value="ТО / ТО: Пуск ИО максимального тока"/>
-                  <w:listItem w:displayText="ТО / ТО: Срабатывание" w:value="ТО / ТО: Срабатывание"/>
-                  <w:listItem w:displayText="ТО / ТО: Срабатывание на сигнал" w:value="ТО / ТО: Срабатывание на сигнал"/>
-                  <w:listItem w:displayText="ТО / ТО: Функция введена в работу" w:value="ТО / ТО: Функция введена в работу"/>
-                  <w:listItem w:displayText="ТО / ТО: Функция оперативно выведена из работы" w:value="ТО / ТО: Функция оперативно выведена из работы"/>
+                  <w:listItem w:displayText="ТО ЗПО / ТО ЗПО ВН: Пуск" w:value="ТО ЗПО / ТО ЗПО ВН: Пуск"/>
+                  <w:listItem w:displayText="ТО ЗПО / ТО ЗПО ВН: Пуск ИО тока" w:value="ТО ЗПО / ТО ЗПО ВН: Пуск ИО тока"/>
+                  <w:listItem w:displayText="ТО ЗПО / ТО ЗПО ВН: Функция введена в работу" w:value="ТО ЗПО / ТО ЗПО ВН: Функция введена в работу"/>
+                  <w:listItem w:displayText="ТО ЗПО / ТО ЗПО ВН: Функция оперативно выведена из работы" w:value="ТО ЗПО / ТО ЗПО ВН: Функция оперативно выведена из работы"/>
+                  <w:listItem w:displayText="ТО ЗПО / ТО ЗПО НН (НН2): Пуск" w:value="ТО ЗПО / ТО ЗПО НН (НН2): Пуск"/>
+                  <w:listItem w:displayText="ТО ЗПО / ТО ЗПО НН (НН2): Пуск ИО тока" w:value="ТО ЗПО / ТО ЗПО НН (НН2): Пуск ИО тока"/>
+                  <w:listItem w:displayText="ТО ЗПО / ТО ЗПО НН (НН2): Функция введена в работу" w:value="ТО ЗПО / ТО ЗПО НН (НН2): Функция введена в работу"/>
+                  <w:listItem w:displayText="ТО ЗПО / ТО ЗПО НН (НН2): Функция оперативно выведена из работы" w:value="ТО ЗПО / ТО ЗПО НН (НН2): Функция оперативно выведена из работы"/>
+                  <w:listItem w:displayText="ТО ЗПО / ТО ЗПО СН (НН1): Пуск" w:value="ТО ЗПО / ТО ЗПО СН (НН1): Пуск"/>
+                  <w:listItem w:displayText="ТО ЗПО / ТО ЗПО СН (НН1): Пуск ИО тока" w:value="ТО ЗПО / ТО ЗПО СН (НН1): Пуск ИО тока"/>
+                  <w:listItem w:displayText="ТО ЗПО / ТО ЗПО СН (НН1): Функция введена в работу" w:value="ТО ЗПО / ТО ЗПО СН (НН1): Функция введена в работу"/>
+                  <w:listItem w:displayText="ТО ЗПО / ТО ЗПО СН (НН1): Функция оперативно выведена из работы" w:value="ТО ЗПО / ТО ЗПО СН (НН1): Функция оперативно выведена из работы"/>
+                  <w:listItem w:displayText="ТО ЗПО / ТО ЗПО_общ: Пуск" w:value="ТО ЗПО / ТО ЗПО_общ: Пуск"/>
+                  <w:listItem w:displayText="ТО ЗПО / ТО ЗПО_общ: Функция введена в работу" w:value="ТО ЗПО / ТО ЗПО_общ: Функция введена в работу"/>
                   <w:listItem w:displayText="ТО РПН / ТО РПН: Пуск" w:value="ТО РПН / ТО РПН: Пуск"/>
                   <w:listItem w:displayText="ТО РПН / ТО РПН: Пуск ИО тока" w:value="ТО РПН / ТО РПН: Пуск ИО тока"/>
                   <w:listItem w:displayText="ТО РПН / ТО РПН: Функция введена в работу" w:value="ТО РПН / ТО РПН: Функция введена в работу"/>
                   <w:listItem w:displayText="ТО РПН / ТО РПН: Функция оперативно выведена из работы" w:value="ТО РПН / ТО РПН: Функция оперативно выведена из работы"/>
-                  <w:listItem w:displayText="УВ / УВ: Включить" w:value="УВ / УВ: Включить"/>
-                  <w:listItem w:displayText="УВ / УВ: Функция введена в работу" w:value="УВ / УВ: Функция введена в работу"/>
-                  <w:listItem w:displayText="УВ / УВ: Функция оперативно выведена из работы" w:value="УВ / УВ: Функция оперативно выведена из работы"/>
                   <w:listItem w:displayText="УРОВ ВН / УРОВ: Пуск" w:value="УРОВ ВН / УРОВ: Пуск"/>
                   <w:listItem w:displayText="УРОВ ВН / УРОВ: Пуск ИО максимального тока" w:value="УРОВ ВН / УРОВ: Пуск ИО максимального тока"/>
                   <w:listItem w:displayText="УРОВ ВН / УРОВ: Срабатывание" w:value="УРОВ ВН / УРОВ: Срабатывание"/>
                   <w:listItem w:displayText="УРОВ ВН / УРОВ: Срабатывание «на себя»" w:value="УРОВ ВН / УРОВ: Срабатывание «на себя»"/>
-                  <w:listItem w:displayText="УРОВ ВН / УРОВ: Ускорение" w:value="УРОВ ВН / УРОВ: Ускорение"/>
                   <w:listItem w:displayText="УРОВ ВН / УРОВ: Функция введена в работу" w:value="УРОВ ВН / УРОВ: Функция введена в работу"/>
                   <w:listItem w:displayText="УРОВ ВН / УРОВ: Функция оперативно выведена из работы" w:value="УРОВ ВН / УРОВ: Функция оперативно выведена из работы"/>
                   <w:listItem w:displayText=" " w:value="SPACER" w:disabled="true"/>
@@ -5138,36 +5041,42 @@
                   <w:listItem w:displayText="Слот М5. Блок выходных реле (К002): Статус" w:value="Слот М5. Блок выходных реле (К002): Статус"/>
                   <w:listItem w:displayText="Слот М5. Блок выходных реле (К002): Статус" w:value="Слот М5. Блок выходных реле (К002): Статус"/>
                   <w:listItem w:displayText="Слот М5. Блок выходных реле (К002): Статус" w:value="Слот М5. Блок выходных реле (К002): Статус"/>
-                  <w:listItem w:displayText="Слот М6. Блок дискретных входов (В001): Отказ блока" w:value="Слот М6. Блок дискретных входов (В001): Отказ блока"/>
-                  <w:listItem w:displayText="Слот М6. Блок дискретных входов (В001): Блок не определен" w:value="Слот М6. Блок дискретных входов (В001): Блок не определен"/>
-                  <w:listItem w:displayText="Слот М6. Блок дискретных входов (В001): Статус" w:value="Слот М6. Блок дискретных входов (В001): Статус"/>
-                  <w:listItem w:displayText="Слот М6. Блок дискретных входов (В001): Статус" w:value="Слот М6. Блок дискретных входов (В001): Статус"/>
-                  <w:listItem w:displayText="Слот М6. Блок дискретных входов (В001): Статус" w:value="Слот М6. Блок дискретных входов (В001): Статус"/>
-                  <w:listItem w:displayText="Слот М6. Блок дискретных входов (В001): Статус" w:value="Слот М6. Блок дискретных входов (В001): Статус"/>
-                  <w:listItem w:displayText="Слот М6. Блок дискретных входов (В001): Статус" w:value="Слот М6. Блок дискретных входов (В001): Статус"/>
-                  <w:listItem w:displayText="Слот М6. Блок дискретных входов (В001): Статус" w:value="Слот М6. Блок дискретных входов (В001): Статус"/>
-                  <w:listItem w:displayText="Слот М6. Блок дискретных входов (В001): Статус" w:value="Слот М6. Блок дискретных входов (В001): Статус"/>
-                  <w:listItem w:displayText="Слот М6. Блок дискретных входов (В001): Статус" w:value="Слот М6. Блок дискретных входов (В001): Статус"/>
-                  <w:listItem w:displayText="Слот М7. Блок дискретных входов (В001): Отказ блока" w:value="Слот М7. Блок дискретных входов (В001): Отказ блока"/>
-                  <w:listItem w:displayText="Слот М7. Блок дискретных входов (В001): Блок не определен" w:value="Слот М7. Блок дискретных входов (В001): Блок не определен"/>
-                  <w:listItem w:displayText="Слот М7. Блок дискретных входов (В001): Статус" w:value="Слот М7. Блок дискретных входов (В001): Статус"/>
-                  <w:listItem w:displayText="Слот М7. Блок дискретных входов (В001): Статус" w:value="Слот М7. Блок дискретных входов (В001): Статус"/>
-                  <w:listItem w:displayText="Слот М7. Блок дискретных входов (В001): Статус" w:value="Слот М7. Блок дискретных входов (В001): Статус"/>
-                  <w:listItem w:displayText="Слот М7. Блок дискретных входов (В001): Статус" w:value="Слот М7. Блок дискретных входов (В001): Статус"/>
-                  <w:listItem w:displayText="Слот М7. Блок дискретных входов (В001): Статус" w:value="Слот М7. Блок дискретных входов (В001): Статус"/>
-                  <w:listItem w:displayText="Слот М7. Блок дискретных входов (В001): Статус" w:value="Слот М7. Блок дискретных входов (В001): Статус"/>
-                  <w:listItem w:displayText="Слот М7. Блок дискретных входов (В001): Статус" w:value="Слот М7. Блок дискретных входов (В001): Статус"/>
-                  <w:listItem w:displayText="Слот М7. Блок дискретных входов (В001): Статус" w:value="Слот М7. Блок дискретных входов (В001): Статус"/>
-                  <w:listItem w:displayText="Слот М8. Блок дискретных входов (В001): Отказ блока" w:value="Слот М8. Блок дискретных входов (В001): Отказ блока"/>
-                  <w:listItem w:displayText="Слот М8. Блок дискретных входов (В001): Блок не определен" w:value="Слот М8. Блок дискретных входов (В001): Блок не определен"/>
-                  <w:listItem w:displayText="Слот М8. Блок дискретных входов (В001): Статус" w:value="Слот М8. Блок дискретных входов (В001): Статус"/>
-                  <w:listItem w:displayText="Слот М8. Блок дискретных входов (В001): Статус" w:value="Слот М8. Блок дискретных входов (В001): Статус"/>
-                  <w:listItem w:displayText="Слот М8. Блок дискретных входов (В001): Статус" w:value="Слот М8. Блок дискретных входов (В001): Статус"/>
-                  <w:listItem w:displayText="Слот М8. Блок дискретных входов (В001): Статус" w:value="Слот М8. Блок дискретных входов (В001): Статус"/>
-                  <w:listItem w:displayText="Слот М8. Блок дискретных входов (В001): Статус" w:value="Слот М8. Блок дискретных входов (В001): Статус"/>
-                  <w:listItem w:displayText="Слот М8. Блок дискретных входов (В001): Статус" w:value="Слот М8. Блок дискретных входов (В001): Статус"/>
-                  <w:listItem w:displayText="Слот М8. Блок дискретных входов (В001): Статус" w:value="Слот М8. Блок дискретных входов (В001): Статус"/>
-                  <w:listItem w:displayText="Слот М8. Блок дискретных входов (В001): Статус" w:value="Слот М8. Блок дискретных входов (В001): Статус"/>
+                  <w:listItem w:displayText="Слот М6. Блок выходных реле (К002): Отказ блока" w:value="Слот М6. Блок выходных реле (К002): Отказ блока"/>
+                  <w:listItem w:displayText="Слот М6. Блок выходных реле (К002): Блок не определен" w:value="Слот М6. Блок выходных реле (К002): Блок не определен"/>
+                  <w:listItem w:displayText="Слот М6. Блок выходных реле (К002): Статус" w:value="Слот М6. Блок выходных реле (К002): Статус"/>
+                  <w:listItem w:displayText="Слот М6. Блок выходных реле (К002): Статус" w:value="Слот М6. Блок выходных реле (К002): Статус"/>
+                  <w:listItem w:displayText="Слот М6. Блок выходных реле (К002): Статус" w:value="Слот М6. Блок выходных реле (К002): Статус"/>
+                  <w:listItem w:displayText="Слот М6. Блок выходных реле (К002): Статус" w:value="Слот М6. Блок выходных реле (К002): Статус"/>
+                  <w:listItem w:displayText="Слот М6. Блок выходных реле (К002): Статус" w:value="Слот М6. Блок выходных реле (К002): Статус"/>
+                  <w:listItem w:displayText="Слот М6. Блок выходных реле (К002): Статус" w:value="Слот М6. Блок выходных реле (К002): Статус"/>
+                  <w:listItem w:displayText="Слот М6. Блок выходных реле (К002): Статус" w:value="Слот М6. Блок выходных реле (К002): Статус"/>
+                  <w:listItem w:displayText="Слот М6. Блок выходных реле (К002): Статус" w:value="Слот М6. Блок выходных реле (К002): Статус"/>
+                  <w:listItem w:displayText="Слот М7. Блок выходных реле (К002): Отказ блока" w:value="Слот М7. Блок выходных реле (К002): Отказ блока"/>
+                  <w:listItem w:displayText="Слот М7. Блок выходных реле (К002): Блок не определен" w:value="Слот М7. Блок выходных реле (К002): Блок не определен"/>
+                  <w:listItem w:displayText="Слот М7. Блок выходных реле (К002): Статус" w:value="Слот М7. Блок выходных реле (К002): Статус"/>
+                  <w:listItem w:displayText="Слот М7. Блок выходных реле (К002): Статус" w:value="Слот М7. Блок выходных реле (К002): Статус"/>
+                  <w:listItem w:displayText="Слот М7. Блок выходных реле (К002): Статус" w:value="Слот М7. Блок выходных реле (К002): Статус"/>
+                  <w:listItem w:displayText="Слот М7. Блок выходных реле (К002): Статус" w:value="Слот М7. Блок выходных реле (К002): Статус"/>
+                  <w:listItem w:displayText="Слот М7. Блок выходных реле (К002): Статус" w:value="Слот М7. Блок выходных реле (К002): Статус"/>
+                  <w:listItem w:displayText="Слот М7. Блок выходных реле (К002): Статус" w:value="Слот М7. Блок выходных реле (К002): Статус"/>
+                  <w:listItem w:displayText="Слот М7. Блок выходных реле (К002): Статус" w:value="Слот М7. Блок выходных реле (К002): Статус"/>
+                  <w:listItem w:displayText="Слот М7. Блок выходных реле (К002): Статус" w:value="Слот М7. Блок выходных реле (К002): Статус"/>
+                  <w:listItem w:displayText="Слот М8. Блок дискретных входов (В021): Отказ блока" w:value="Слот М8. Блок дискретных входов (В021): Отказ блока"/>
+                  <w:listItem w:displayText="Слот М8. Блок дискретных входов (В021): Блок не определен" w:value="Слот М8. Блок дискретных входов (В021): Блок не определен"/>
+                  <w:listItem w:displayText="Слот М8. Блок дискретных входов (В021): Статус" w:value="Слот М8. Блок дискретных входов (В021): Статус"/>
+                  <w:listItem w:displayText="Слот М8. Блок дискретных входов (В021): Статус" w:value="Слот М8. Блок дискретных входов (В021): Статус"/>
+                  <w:listItem w:displayText="Слот М8. Блок дискретных входов (В021): Статус" w:value="Слот М8. Блок дискретных входов (В021): Статус"/>
+                  <w:listItem w:displayText="Слот М8. Блок дискретных входов (В021): Статус" w:value="Слот М8. Блок дискретных входов (В021): Статус"/>
+                  <w:listItem w:displayText="Слот М8. Блок дискретных входов (В021): Статус" w:value="Слот М8. Блок дискретных входов (В021): Статус"/>
+                  <w:listItem w:displayText="Слот М8. Блок дискретных входов (В021): Статус" w:value="Слот М8. Блок дискретных входов (В021): Статус"/>
+                  <w:listItem w:displayText="Слот М8. Блок дискретных входов (В021): Статус" w:value="Слот М8. Блок дискретных входов (В021): Статус"/>
+                  <w:listItem w:displayText="Слот М8. Блок дискретных входов (В021): Статус" w:value="Слот М8. Блок дискретных входов (В021): Статус"/>
+                  <w:listItem w:displayText="Слот М8. Блок дискретных входов (В021): Статус" w:value="Слот М8. Блок дискретных входов (В021): Статус"/>
+                  <w:listItem w:displayText="Слот М8. Блок дискретных входов (В021): Статус" w:value="Слот М8. Блок дискретных входов (В021): Статус"/>
+                  <w:listItem w:displayText="Слот М8. Блок дискретных входов (В021): Статус" w:value="Слот М8. Блок дискретных входов (В021): Статус"/>
+                  <w:listItem w:displayText="Слот М8. Блок дискретных входов (В021): Статус" w:value="Слот М8. Блок дискретных входов (В021): Статус"/>
+                  <w:listItem w:displayText="Слот М8. Блок дискретных входов (В021): Статус" w:value="Слот М8. Блок дискретных входов (В021): Статус"/>
+                  <w:listItem w:displayText="Слот М8. Блок дискретных входов (В021): Статус" w:value="Слот М8. Блок дискретных входов (В021): Статус"/>
                   <w:listItem w:displayText="Слот М9. Блок дискретных входов (В021): Отказ блока" w:value="Слот М9. Блок дискретных входов (В021): Отказ блока"/>
                   <w:listItem w:displayText="Слот М9. Блок дискретных входов (В021): Блок не определен" w:value="Слот М9. Блок дискретных входов (В021): Блок не определен"/>
                   <w:listItem w:displayText="Слот М9. Блок дискретных входов (В021): Статус" w:value="Слот М9. Блок дискретных входов (В021): Статус"/>
@@ -5216,12 +5125,12 @@
                   <w:listItem w:displayText="Слот М11. Блок дискретных входов (В021): Статус" w:value="Слот М11. Блок дискретных входов (В021): Статус"/>
                   <w:listItem w:displayText="Слот М11. Блок дискретных входов (В021): Статус" w:value="Слот М11. Блок дискретных входов (В021): Статус"/>
                   <w:listItem w:displayText="Слот М11. Блок дискретных входов (В021): Статус" w:value="Слот М11. Блок дискретных входов (В021): Статус"/>
-                  <w:listItem w:displayText="Слот М12. Измерительный блок (М046): Отказ блока" w:value="Слот М12. Измерительный блок (М046): Отказ блока"/>
-                  <w:listItem w:displayText="Слот М12. Измерительный блок (М046): Блок не определен" w:value="Слот М12. Измерительный блок (М046): Блок не определен"/>
-                  <w:listItem w:displayText="Слот М12. Измерительный блок (М046): Неисправность АЦП" w:value="Слот М12. Измерительный блок (М046): Неисправность АЦП"/>
-                  <w:listItem w:displayText="Слот М12. Измерительный блок (М046): Обрыв цепей ТН" w:value="Слот М12. Измерительный блок (М046): Обрыв цепей ТН"/>
-                  <w:listItem w:displayText="Слот М12. Измерительный блок (М046): Несимметрия измерений" w:value="Слот М12. Измерительный блок (М046): Несимметрия измерений"/>
-                  <w:listItem w:displayText="Слот М12. Измерительный блок (М046): Ошибка номинала ТТ" w:value="Слот М12. Измерительный блок (М046): Ошибка номинала ТТ"/>
+                  <w:listItem w:displayText="Слот М12. Измерительный блок (М090): Блок модуля" w:value="Слот М12. Измерительный блок (М090): Блок модуля"/>
+                  <w:listItem w:displayText="Слот М12. Измерительный блок (М090): Блок не определен" w:value="Слот М12. Измерительный блок (М090): Блок не определен"/>
+                  <w:listItem w:displayText="Слот М12. Измерительный блок (М090): Неисправность АЦП" w:value="Слот М12. Измерительный блок (М090): Неисправность АЦП"/>
+                  <w:listItem w:displayText="Слот М12. Измерительный блок (М090): Обрыв цепей ТН" w:value="Слот М12. Измерительный блок (М090): Обрыв цепей ТН"/>
+                  <w:listItem w:displayText="Слот М12. Измерительный блок (М090): Несимметрия измерений" w:value="Слот М12. Измерительный блок (М090): Несимметрия измерений"/>
+                  <w:listItem w:displayText="Слот М12. Измерительный блок (М090): Ошибка номинала ТТ" w:value="Слот М12. Измерительный блок (М090): Ошибка номинала ТТ"/>
                   <w:listItem w:displayText="Слот М14. Центральный процессор (С01): Отказ блока ЦП" w:value="Слот М14. Центральный процессор (С01): Отказ блока ЦП"/>
                   <w:listItem w:displayText="Слот М14. Центральный процессор (С01): Неисправность ПЗУ ЦП" w:value="Слот М14. Центральный процессор (С01): Неисправность ПЗУ ЦП"/>
                   <w:listItem w:displayText="Слот М14. Центральный процессор (С01): Неисправность ПЗУ MPU" w:value="Слот М14. Центральный процессор (С01): Неисправность ПЗУ MPU"/>
@@ -5303,74 +5212,103 @@
                 <w:dropDownList>
                   <w:listItem w:displayText="Не назначено" w:value=""/>
                   <w:listItem w:displayText="──────── Сигналы РЗиА ────────" w:value="INPUTS_HEADER" w:disabled="true"/>
-                  <w:listItem w:displayText="ЗОП / ЗОП: Пуск" w:value="ЗОП / ЗОП: Пуск"/>
-                  <w:listItem w:displayText="ЗОП / ЗОП: Пуск ИО по несимметрии токов прямой и обратной последовательности" w:value="ЗОП / ЗОП: Пуск ИО по несимметрии токов прямой и обратной последовательности"/>
-                  <w:listItem w:displayText="ЗОП / ЗОП: Пуск ИО тока обратной последовательности" w:value="ЗОП / ЗОП: Пуск ИО тока обратной последовательности"/>
-                  <w:listItem w:displayText="ЗОП / ЗОП: Срабатывание" w:value="ЗОП / ЗОП: Срабатывание"/>
-                  <w:listItem w:displayText="ЗОП / ЗОП: Срабатывание на сигнал" w:value="ЗОП / ЗОП: Срабатывание на сигнал"/>
-                  <w:listItem w:displayText="ЗОП / ЗОП: Функция введена в работу" w:value="ЗОП / ЗОП: Функция введена в работу"/>
-                  <w:listItem w:displayText="ЗОП / ЗОП: Функция оперативно выведена из работы" w:value="ЗОП / ЗОП: Функция оперативно выведена из работы"/>
-                  <w:listItem w:displayText="ЗП / ЗП: Пуск" w:value="ЗП / ЗП: Пуск"/>
-                  <w:listItem w:displayText="ЗП / ЗП: Пуск ИО максимального тока" w:value="ЗП / ЗП: Пуск ИО максимального тока"/>
+                  <w:listItem w:displayText="ДЗТ / БВКЗ: Срабатывание БВКЗ" w:value="ДЗТ / БВКЗ: Срабатывание БВКЗ"/>
+                  <w:listItem w:displayText="ДЗТ / БВКЗ: Срабатывание БВКЗ по фазе A" w:value="ДЗТ / БВКЗ: Срабатывание БВКЗ по фазе A"/>
+                  <w:listItem w:displayText="ДЗТ / БВКЗ: Срабатывание БВКЗ по фазе B" w:value="ДЗТ / БВКЗ: Срабатывание БВКЗ по фазе B"/>
+                  <w:listItem w:displayText="ДЗТ / БВКЗ: Срабатывание БВКЗ по фазе C" w:value="ДЗТ / БВКЗ: Срабатывание БВКЗ по фазе C"/>
+                  <w:listItem w:displayText="ДЗТ / Д2Г: Пуск Д2Г" w:value="ДЗТ / Д2Г: Пуск Д2Г"/>
+                  <w:listItem w:displayText="ДЗТ / Д2Г: Пуск Д2Г по фазе A" w:value="ДЗТ / Д2Г: Пуск Д2Г по фазе A"/>
+                  <w:listItem w:displayText="ДЗТ / Д2Г: Пуск Д2Г по фазе B" w:value="ДЗТ / Д2Г: Пуск Д2Г по фазе B"/>
+                  <w:listItem w:displayText="ДЗТ / Д2Г: Пуск Д2Г по фазе C" w:value="ДЗТ / Д2Г: Пуск Д2Г по фазе C"/>
+                  <w:listItem w:displayText="ДЗТ / Д5Г: Пуск Д5Г" w:value="ДЗТ / Д5Г: Пуск Д5Г"/>
+                  <w:listItem w:displayText="ДЗТ / Д5Г: Пуск Д5Г по фазе A" w:value="ДЗТ / Д5Г: Пуск Д5Г по фазе A"/>
+                  <w:listItem w:displayText="ДЗТ / Д5Г: Пуск Д5Г по фазе B" w:value="ДЗТ / Д5Г: Пуск Д5Г по фазе B"/>
+                  <w:listItem w:displayText="ДЗТ / Д5Г: Пуск Д5Г по фазе C" w:value="ДЗТ / Д5Г: Пуск Д5Г по фазе C"/>
+                  <w:listItem w:displayText="ДЗТ / ДЗТ: Срабатывание ДЗТ" w:value="ДЗТ / ДЗТ: Срабатывание ДЗТ"/>
+                  <w:listItem w:displayText="ДЗТ / ДТЗт: Пуск ДТЗт" w:value="ДЗТ / ДТЗт: Пуск ДТЗт"/>
+                  <w:listItem w:displayText="ДЗТ / ДТЗт: Пуск ДТЗт по фазе A" w:value="ДЗТ / ДТЗт: Пуск ДТЗт по фазе A"/>
+                  <w:listItem w:displayText="ДЗТ / ДТЗт: Пуск ДТЗт по фазе B" w:value="ДЗТ / ДТЗт: Пуск ДТЗт по фазе B"/>
+                  <w:listItem w:displayText="ДЗТ / ДТЗт: Пуск ДТЗт по фазе C" w:value="ДЗТ / ДТЗт: Пуск ДТЗт по фазе C"/>
+                  <w:listItem w:displayText="ДЗТ / ДТЗт: Пуск ИО по фазе A" w:value="ДЗТ / ДТЗт: Пуск ИО по фазе A"/>
+                  <w:listItem w:displayText="ДЗТ / ДТЗт: Пуск ИО по фазе B" w:value="ДЗТ / ДТЗт: Пуск ИО по фазе B"/>
+                  <w:listItem w:displayText="ДЗТ / ДТЗт: Пуск ИО по фазе C" w:value="ДЗТ / ДТЗт: Пуск ИО по фазе C"/>
+                  <w:listItem w:displayText="ДЗТ / ДТЗт: Срабатывание ДТЗт" w:value="ДЗТ / ДТЗт: Срабатывание ДТЗт"/>
+                  <w:listItem w:displayText="ДЗТ / ДТЗт: Срабатывание ДТЗт на сигнал" w:value="ДЗТ / ДТЗт: Срабатывание ДТЗт на сигнал"/>
+                  <w:listItem w:displayText="ДЗТ / ДТЗт: Срабатывание ДТЗт по фазе A" w:value="ДЗТ / ДТЗт: Срабатывание ДТЗт по фазе A"/>
+                  <w:listItem w:displayText="ДЗТ / ДТЗт: Срабатывание ДТЗт по фазе A на сигнал" w:value="ДЗТ / ДТЗт: Срабатывание ДТЗт по фазе A на сигнал"/>
+                  <w:listItem w:displayText="ДЗТ / ДТЗт: Срабатывание ДТЗт по фазе B" w:value="ДЗТ / ДТЗт: Срабатывание ДТЗт по фазе B"/>
+                  <w:listItem w:displayText="ДЗТ / ДТЗт: Срабатывание ДТЗт по фазе B на сигнал" w:value="ДЗТ / ДТЗт: Срабатывание ДТЗт по фазе B на сигнал"/>
+                  <w:listItem w:displayText="ДЗТ / ДТЗт: Срабатывание ДТЗт по фазе C" w:value="ДЗТ / ДТЗт: Срабатывание ДТЗт по фазе C"/>
+                  <w:listItem w:displayText="ДЗТ / ДТЗт: Срабатывание ДТЗт по фазе C на сигнал" w:value="ДЗТ / ДТЗт: Срабатывание ДТЗт по фазе C на сигнал"/>
+                  <w:listItem w:displayText="ДЗТ / ДТЗт: Функция введена в работу" w:value="ДЗТ / ДТЗт: Функция введена в работу"/>
+                  <w:listItem w:displayText="ДЗТ / ДТЗт: Функция оперативно выведена из работы" w:value="ДЗТ / ДТЗт: Функция оперативно выведена из работы"/>
+                  <w:listItem w:displayText="ДЗТ / ДТО: Пуск ДТО" w:value="ДЗТ / ДТО: Пуск ДТО"/>
+                  <w:listItem w:displayText="ДЗТ / ДТО: Пуск ДТО по фазе A" w:value="ДЗТ / ДТО: Пуск ДТО по фазе A"/>
+                  <w:listItem w:displayText="ДЗТ / ДТО: Пуск ДТО по фазе B" w:value="ДЗТ / ДТО: Пуск ДТО по фазе B"/>
+                  <w:listItem w:displayText="ДЗТ / ДТО: Пуск ДТО по фазе C" w:value="ДЗТ / ДТО: Пуск ДТО по фазе C"/>
+                  <w:listItem w:displayText="ДЗТ / ДТО: Пуск ИО по фазе A" w:value="ДЗТ / ДТО: Пуск ИО по фазе A"/>
+                  <w:listItem w:displayText="ДЗТ / ДТО: Пуск ИО по фазе B" w:value="ДЗТ / ДТО: Пуск ИО по фазе B"/>
+                  <w:listItem w:displayText="ДЗТ / ДТО: Пуск ИО по фазе C" w:value="ДЗТ / ДТО: Пуск ИО по фазе C"/>
+                  <w:listItem w:displayText="ДЗТ / ДТО: Срабатывание ДТО" w:value="ДЗТ / ДТО: Срабатывание ДТО"/>
+                  <w:listItem w:displayText="ДЗТ / ДТО: Срабатывание ДТО на сигнал" w:value="ДЗТ / ДТО: Срабатывание ДТО на сигнал"/>
+                  <w:listItem w:displayText="ДЗТ / ДТО: Срабатывание ДТО по фазе A" w:value="ДЗТ / ДТО: Срабатывание ДТО по фазе A"/>
+                  <w:listItem w:displayText="ДЗТ / ДТО: Срабатывание ДТО по фазе A на сигнал" w:value="ДЗТ / ДТО: Срабатывание ДТО по фазе A на сигнал"/>
+                  <w:listItem w:displayText="ДЗТ / ДТО: Срабатывание ДТО по фазе B" w:value="ДЗТ / ДТО: Срабатывание ДТО по фазе B"/>
+                  <w:listItem w:displayText="ДЗТ / ДТО: Срабатывание ДТО по фазе B на сигнал" w:value="ДЗТ / ДТО: Срабатывание ДТО по фазе B на сигнал"/>
+                  <w:listItem w:displayText="ДЗТ / ДТО: Срабатывание ДТО по фазе C" w:value="ДЗТ / ДТО: Срабатывание ДТО по фазе C"/>
+                  <w:listItem w:displayText="ДЗТ / ДТО: Срабатывание ДТО по фазе C на сигнал" w:value="ДЗТ / ДТО: Срабатывание ДТО по фазе C на сигнал"/>
+                  <w:listItem w:displayText="ДЗТ / ДТО: Функция введена в работу" w:value="ДЗТ / ДТО: Функция введена в работу"/>
+                  <w:listItem w:displayText="ДЗТ / ДТО: Функция оперативно выведена из работы" w:value="ДЗТ / ДТО: Функция оперативно выведена из работы"/>
+                  <w:listItem w:displayText="ДЗТ / КЦТнеб: Неисправность" w:value="ДЗТ / КЦТнеб: Неисправность"/>
+                  <w:listItem w:displayText="ДЗТ / КЦТнеб: Срабатывание" w:value="ДЗТ / КЦТнеб: Срабатывание"/>
+                  <w:listItem w:displayText="ДЗТ / КЦТнеб: Срабатывание фазы A" w:value="ДЗТ / КЦТнеб: Срабатывание фазы A"/>
+                  <w:listItem w:displayText="ДЗТ / КЦТнеб: Срабатывание фазы B" w:value="ДЗТ / КЦТнеб: Срабатывание фазы B"/>
+                  <w:listItem w:displayText="ДЗТ / КЦТнеб: Срабатывание фазы C" w:value="ДЗТ / КЦТнеб: Срабатывание фазы C"/>
+                  <w:listItem w:displayText="ДЗТ / КЦТнеб: Функция введена в работу" w:value="ДЗТ / КЦТнеб: Функция введена в работу"/>
+                  <w:listItem w:displayText="ДЗТ / КЦТнеб: Функция оперативно выведена из работы" w:value="ДЗТ / КЦТнеб: Функция оперативно выведена из работы"/>
+                  <w:listItem w:displayText="ЗП / ЗП ВН: Пуск" w:value="ЗП / ЗП ВН: Пуск"/>
+                  <w:listItem w:displayText="ЗП / ЗП ВН: Пуск ИО максимального тока" w:value="ЗП / ЗП ВН: Пуск ИО максимального тока"/>
+                  <w:listItem w:displayText="ЗП / ЗП ВН: Срабатывание" w:value="ЗП / ЗП ВН: Срабатывание"/>
+                  <w:listItem w:displayText="ЗП / ЗП ВН: Срабатывание на отключение" w:value="ЗП / ЗП ВН: Срабатывание на отключение"/>
+                  <w:listItem w:displayText="ЗП / ЗП ВН: Функция введена в работу" w:value="ЗП / ЗП ВН: Функция введена в работу"/>
+                  <w:listItem w:displayText="ЗП / ЗП ВН: Функция оперативно выведена из работы" w:value="ЗП / ЗП ВН: Функция оперативно выведена из работы"/>
+                  <w:listItem w:displayText="ЗП / ЗП НН (НН2): Пуск" w:value="ЗП / ЗП НН (НН2): Пуск"/>
+                  <w:listItem w:displayText="ЗП / ЗП НН (НН2): Пуск ИО максимального тока" w:value="ЗП / ЗП НН (НН2): Пуск ИО максимального тока"/>
+                  <w:listItem w:displayText="ЗП / ЗП НН (НН2): Срабатывание" w:value="ЗП / ЗП НН (НН2): Срабатывание"/>
+                  <w:listItem w:displayText="ЗП / ЗП НН (НН2): Срабатывание на отключение" w:value="ЗП / ЗП НН (НН2): Срабатывание на отключение"/>
+                  <w:listItem w:displayText="ЗП / ЗП НН (НН2): Функция введена в работу" w:value="ЗП / ЗП НН (НН2): Функция введена в работу"/>
+                  <w:listItem w:displayText="ЗП / ЗП НН (НН2): Функция оперативно выведена из работы" w:value="ЗП / ЗП НН (НН2): Функция оперативно выведена из работы"/>
+                  <w:listItem w:displayText="ЗП / ЗП СН (НН1): Пуск" w:value="ЗП / ЗП СН (НН1): Пуск"/>
+                  <w:listItem w:displayText="ЗП / ЗП СН (НН1): Пуск ИО максимального тока" w:value="ЗП / ЗП СН (НН1): Пуск ИО максимального тока"/>
+                  <w:listItem w:displayText="ЗП / ЗП СН (НН1): Срабатывание" w:value="ЗП / ЗП СН (НН1): Срабатывание"/>
+                  <w:listItem w:displayText="ЗП / ЗП СН (НН1): Срабатывание на отключение" w:value="ЗП / ЗП СН (НН1): Срабатывание на отключение"/>
+                  <w:listItem w:displayText="ЗП / ЗП СН (НН1): Функция введена в работу" w:value="ЗП / ЗП СН (НН1): Функция введена в работу"/>
+                  <w:listItem w:displayText="ЗП / ЗП СН (НН1): Функция оперативно выведена из работы" w:value="ЗП / ЗП СН (НН1): Функция оперативно выведена из работы"/>
                   <w:listItem w:displayText="ЗП / ЗП: Срабатывание" w:value="ЗП / ЗП: Срабатывание"/>
-                  <w:listItem w:displayText="ЗП / ЗП: Срабатывание на отключение" w:value="ЗП / ЗП: Срабатывание на отключение"/>
-                  <w:listItem w:displayText="ЗП / ЗП: Функция введена в работу" w:value="ЗП / ЗП: Функция введена в работу"/>
-                  <w:listItem w:displayText="ЗП / ЗП: Функция оперативно выведена из работы" w:value="ЗП / ЗП: Функция оперативно выведена из работы"/>
-                  <w:listItem w:displayText="КА / В: Выключатель включен" w:value="КА / В: Выключатель включен"/>
-                  <w:listItem w:displayText="КА / В: Выключатель отключен" w:value="КА / В: Выключатель отключен"/>
-                  <w:listItem w:displayText="КА / В: Команда «включить» выключатель через выходное реле" w:value="КА / В: Команда «включить» выключатель через выходное реле"/>
-                  <w:listItem w:displayText="КА / В: Команда «отключить» выключатель через выходное реле" w:value="КА / В: Команда «отключить» выключатель через выходное реле"/>
-                  <w:listItem w:displayText="КА / В: Неисправное положение выключателя" w:value="КА / В: Неисправное положение выключателя"/>
-                  <w:listItem w:displayText="КА / В: Промежуточное положение выключателя" w:value="КА / В: Промежуточное положение выключателя"/>
-                  <w:listItem w:displayText="КА / В: Функция введена в работу" w:value="КА / В: Функция введена в работу"/>
-                  <w:listItem w:displayText="КА / КА: Функция введена в работу" w:value="КА / КА: Функция введена в работу"/>
-                  <w:listItem w:displayText="КА / КА: Функция оперативно выведена из работы" w:value="КА / КА: Функция оперативно выведена из работы"/>
-                  <w:listItem w:displayText="КП / КП: Функция введена в работу" w:value="КП / КП: Функция введена в работу"/>
-                  <w:listItem w:displayText="КП / КП: Функция оперативно выведена из работы" w:value="КП / КП: Функция оперативно выведена из работы"/>
-                  <w:listItem w:displayText="КП / УВ: Включить выключатель" w:value="КП / УВ: Включить выключатель"/>
-                  <w:listItem w:displayText="КП / УВ: Идет переключение" w:value="КП / УВ: Идет переключение"/>
-                  <w:listItem w:displayText="КП / УВ: Отключить выключатель" w:value="КП / УВ: Отключить выключатель"/>
-                  <w:listItem w:displayText="КП / УВ: Поведение местного управления" w:value="КП / УВ: Поведение местного управления"/>
-                  <w:listItem w:displayText="КП / УВ: Положение В (Включено)" w:value="КП / УВ: Положение В (Включено)"/>
-                  <w:listItem w:displayText="КП / УВ: Положение В (Не определено)" w:value="КП / УВ: Положение В (Не определено)"/>
-                  <w:listItem w:displayText="КП / УВ: Положение В (Неисправность)" w:value="КП / УВ: Положение В (Неисправность)"/>
-                  <w:listItem w:displayText="КП / УВ: Положение В (Отключено)" w:value="КП / УВ: Положение В (Отключено)"/>
-                  <w:listItem w:displayText="КП / УВ: Положение ключа режима управления" w:value="КП / УВ: Положение ключа режима управления"/>
-                  <w:listItem w:displayText="КП / УВ: Право переключения на уровне станции" w:value="КП / УВ: Право переключения на уровне станции"/>
-                  <w:listItem w:displayText="КП / УВ: Сигнал превышения допустимого времени переключения" w:value="КП / УВ: Сигнал превышения допустимого времени переключения"/>
-                  <w:listItem w:displayText="КП / УВ: Функция введена в работу" w:value="КП / УВ: Функция введена в работу"/>
-                  <w:listItem w:displayText="КРВ / КРВ: Превышен коммутационный ресурс выключателя" w:value="КРВ / КРВ: Превышен коммутационный ресурс выключателя"/>
-                  <w:listItem w:displayText="КРВ / КРВ: Превышен механический ресурс выключателя" w:value="КРВ / КРВ: Превышен механический ресурс выключателя"/>
-                  <w:listItem w:displayText="КРВ / КРВ: Превышен ресурс выключателя" w:value="КРВ / КРВ: Превышен ресурс выключателя"/>
-                  <w:listItem w:displayText="КРВ / КРВ: Функция введена в работу" w:value="КРВ / КРВ: Функция введена в работу"/>
-                  <w:listItem w:displayText="КСВ / КСВ: Блокировка включения В" w:value="КСВ / КСВ: Блокировка включения В"/>
-                  <w:listItem w:displayText="КСВ / КСВ: Блокировка отключения В" w:value="КСВ / КСВ: Блокировка отключения В"/>
-                  <w:listItem w:displayText="КСВ / КСВ: В аварийно отключен" w:value="КСВ / КСВ: В аварийно отключен"/>
-                  <w:listItem w:displayText="КСВ / КСВ: В самопроизвольно отключен" w:value="КСВ / КСВ: В самопроизвольно отключен"/>
-                  <w:listItem w:displayText="КСВ / КСВ: Защита ЭМВ" w:value="КСВ / КСВ: Защита ЭМВ"/>
-                  <w:listItem w:displayText="КСВ / КСВ: Защита ЭМО1" w:value="КСВ / КСВ: Защита ЭМО1"/>
-                  <w:listItem w:displayText="КСВ / КСВ: Защита ЭМО2" w:value="КСВ / КСВ: Защита ЭМО2"/>
-                  <w:listItem w:displayText="КСВ / КСВ: Неисправность В" w:value="КСВ / КСВ: Неисправность В"/>
-                  <w:listItem w:displayText="КСВ / КСВ: Неисправность цепей ЭМУ" w:value="КСВ / КСВ: Неисправность цепей ЭМУ"/>
-                  <w:listItem w:displayText="КСВ / КСВ: Реле фиксации команды" w:value="КСВ / КСВ: Реле фиксации команды"/>
-                  <w:listItem w:displayText="КСВ / КСВ: Функция введена в работу" w:value="КСВ / КСВ: Функция введена в работу"/>
-                  <w:listItem w:displayText="КСВ / КСВ: Функция оперативно выведена из работы" w:value="КСВ / КСВ: Функция оперативно выведена из работы"/>
-                  <w:listItem w:displayText="КЦН НН1 / КЦН: Неисправность цепей напряжения" w:value="КЦН НН1 / КЦН: Неисправность цепей напряжения"/>
-                  <w:listItem w:displayText="КЦН НН1 / КЦН: Пуск" w:value="КЦН НН1 / КЦН: Пуск"/>
-                  <w:listItem w:displayText="КЦН НН1 / КЦН: Пуск органа максимального напряжения ОП" w:value="КЦН НН1 / КЦН: Пуск органа максимального напряжения ОП"/>
-                  <w:listItem w:displayText="КЦН НН1 / КЦН: Пуск органа минимального напряжения" w:value="КЦН НН1 / КЦН: Пуск органа минимального напряжения"/>
-                  <w:listItem w:displayText="КЦН НН1 / КЦН: Функция введена в работу" w:value="КЦН НН1 / КЦН: Функция введена в работу"/>
-                  <w:listItem w:displayText="КЦН НН1 / КЦН: Функция оперативно выведена из работы" w:value="КЦН НН1 / КЦН: Функция оперативно выведена из работы"/>
-                  <w:listItem w:displayText="КЦН НН2 / КЦН: Неисправность цепей напряжения" w:value="КЦН НН2 / КЦН: Неисправность цепей напряжения"/>
-                  <w:listItem w:displayText="КЦН НН2 / КЦН: Пуск" w:value="КЦН НН2 / КЦН: Пуск"/>
-                  <w:listItem w:displayText="КЦН НН2 / КЦН: Пуск органа максимального напряжения ОП" w:value="КЦН НН2 / КЦН: Пуск органа максимального напряжения ОП"/>
-                  <w:listItem w:displayText="КЦН НН2 / КЦН: Пуск органа минимального напряжения" w:value="КЦН НН2 / КЦН: Пуск органа минимального напряжения"/>
-                  <w:listItem w:displayText="КЦН НН2 / КЦН: Функция введена в работу" w:value="КЦН НН2 / КЦН: Функция введена в работу"/>
-                  <w:listItem w:displayText="КЦН НН2 / КЦН: Функция оперативно выведена из работы" w:value="КЦН НН2 / КЦН: Функция оперативно выведена из работы"/>
-                  <w:listItem w:displayText="ЛЗТ / ЛЗТ: Пуск" w:value="ЛЗТ / ЛЗТ: Пуск"/>
-                  <w:listItem w:displayText="ЛЗТ / ЛЗТ: Срабатывание" w:value="ЛЗТ / ЛЗТ: Срабатывание"/>
-                  <w:listItem w:displayText="ЛЗТ / ЛЗТ: Функция введена в работу" w:value="ЛЗТ / ЛЗТ: Функция введена в работу"/>
-                  <w:listItem w:displayText="ЛЗТ / ЛЗТ: Функция оперативно выведена из работы" w:value="ЛЗТ / ЛЗТ: Функция оперативно выведена из работы"/>
+                  <w:listItem w:displayText="ЗПО / ЗПО: Пуск" w:value="ЗПО / ЗПО: Пуск"/>
+                  <w:listItem w:displayText="ЗПО / ЗПО: Срабатывание" w:value="ЗПО / ЗПО: Срабатывание"/>
+                  <w:listItem w:displayText="ЗПО / ЗПО: Срабатывание на сигнал" w:value="ЗПО / ЗПО: Срабатывание на сигнал"/>
+                  <w:listItem w:displayText="ЗПО / ЗПО: Функция введена в работу" w:value="ЗПО / ЗПО: Функция введена в работу"/>
+                  <w:listItem w:displayText="ЗПО / ЗПО: Функция оперативно выведена из работы" w:value="ЗПО / ЗПО: Функция оперативно выведена из работы"/>
+                  <w:listItem w:displayText="КЦТ / КЦТ: Срабатывание КЦТ" w:value="КЦТ / КЦТ: Срабатывание КЦТ"/>
+                  <w:listItem w:displayText="КЦТ / КЦТст1: Пуск КЦТст при асимметрии" w:value="КЦТ / КЦТст1: Пуск КЦТст при асимметрии"/>
+                  <w:listItem w:displayText="КЦТ / КЦТст1: Пуск КЦТст при обрыве провода" w:value="КЦТ / КЦТст1: Пуск КЦТст при обрыве провода"/>
+                  <w:listItem w:displayText="КЦТ / КЦТст1: Срабатывание КЦТст при асимметрии" w:value="КЦТ / КЦТст1: Срабатывание КЦТст при асимметрии"/>
+                  <w:listItem w:displayText="КЦТ / КЦТст1: Срабатывание КЦТст при обрыве провода" w:value="КЦТ / КЦТст1: Срабатывание КЦТст при обрыве провода"/>
+                  <w:listItem w:displayText="КЦТ / КЦТст1: Функция введена в работу" w:value="КЦТ / КЦТст1: Функция введена в работу"/>
+                  <w:listItem w:displayText="КЦТ / КЦТст1: Функция оперативно выведена из работы" w:value="КЦТ / КЦТст1: Функция оперативно выведена из работы"/>
+                  <w:listItem w:displayText="КЦТ / КЦТст2: Пуск КЦТст при асимметрии" w:value="КЦТ / КЦТст2: Пуск КЦТст при асимметрии"/>
+                  <w:listItem w:displayText="КЦТ / КЦТст2: Пуск КЦТст при обрыве провода" w:value="КЦТ / КЦТст2: Пуск КЦТст при обрыве провода"/>
+                  <w:listItem w:displayText="КЦТ / КЦТст2: Срабатывание КЦТст при асимметрии" w:value="КЦТ / КЦТст2: Срабатывание КЦТст при асимметрии"/>
+                  <w:listItem w:displayText="КЦТ / КЦТст2: Срабатывание КЦТст при обрыве провода" w:value="КЦТ / КЦТст2: Срабатывание КЦТст при обрыве провода"/>
+                  <w:listItem w:displayText="КЦТ / КЦТст2: Функция введена в работу" w:value="КЦТ / КЦТст2: Функция введена в работу"/>
+                  <w:listItem w:displayText="КЦТ / КЦТст2: Функция оперативно выведена из работы" w:value="КЦТ / КЦТст2: Функция оперативно выведена из работы"/>
+                  <w:listItem w:displayText="КЦТ / КЦТст3: Пуск КЦТст при асимметрии" w:value="КЦТ / КЦТст3: Пуск КЦТст при асимметрии"/>
+                  <w:listItem w:displayText="КЦТ / КЦТст3: Пуск КЦТст при обрыве провода" w:value="КЦТ / КЦТст3: Пуск КЦТст при обрыве провода"/>
+                  <w:listItem w:displayText="КЦТ / КЦТст3: Срабатывание КЦТст при асимметрии" w:value="КЦТ / КЦТст3: Срабатывание КЦТст при асимметрии"/>
+                  <w:listItem w:displayText="КЦТ / КЦТст3: Срабатывание КЦТст при обрыве провода" w:value="КЦТ / КЦТст3: Срабатывание КЦТст при обрыве провода"/>
+                  <w:listItem w:displayText="КЦТ / КЦТст3: Функция введена в работу" w:value="КЦТ / КЦТст3: Функция введена в работу"/>
+                  <w:listItem w:displayText="КЦТ / КЦТст3: Функция оперативно выведена из работы" w:value="КЦТ / КЦТст3: Функция оперативно выведена из работы"/>
                   <w:listItem w:displayText="ЛО ВН / ЛО: Отключение" w:value="ЛО ВН / ЛО: Отключение"/>
                   <w:listItem w:displayText="ЛО ВН / ЛО: Отключить аварийно" w:value="ЛО ВН / ЛО: Отключить аварийно"/>
                   <w:listItem w:displayText="ЛО ВН / ЛО: Функция введена в работу" w:value="ЛО ВН / ЛО: Функция введена в работу"/>
@@ -5390,9 +5328,6 @@
                   <w:listItem w:displayText="ЛО ГЗсигн / ЛО: Срабатывание на сигнал" w:value="ЛО ГЗсигн / ЛО: Срабатывание на сигнал"/>
                   <w:listItem w:displayText="ЛО ГЗсигн / ЛО: Функция введена в работу" w:value="ЛО ГЗсигн / ЛО: Функция введена в работу"/>
                   <w:listItem w:displayText="ЛО ГЗсигн / ЛО: Функция оперативно выведена из работы" w:value="ЛО ГЗсигн / ЛО: Функция оперативно выведена из работы"/>
-                  <w:listItem w:displayText="ЛО НН1 / ЗАВР: Запрет АВР" w:value="ЛО НН1 / ЗАВР: Запрет АВР"/>
-                  <w:listItem w:displayText="ЛО НН1 / ЗАВР: Функция введена в работу" w:value="ЛО НН1 / ЗАВР: Функция введена в работу"/>
-                  <w:listItem w:displayText="ЛО НН1 / ЗАВР: Функция оперативно выведена из работы" w:value="ЛО НН1 / ЗАВР: Функция оперативно выведена из работы"/>
                   <w:listItem w:displayText="ЛО НН1 / ЗАПВ: Запрет АПВ" w:value="ЛО НН1 / ЗАПВ: Запрет АПВ"/>
                   <w:listItem w:displayText="ЛО НН1 / ЗАПВ: Функция введена в работу" w:value="ЛО НН1 / ЗАПВ: Функция введена в работу"/>
                   <w:listItem w:displayText="ЛО НН1 / ЗАПВ: Функция оперативно выведена из работы" w:value="ЛО НН1 / ЗАПВ: Функция оперативно выведена из работы"/>
@@ -5400,9 +5335,6 @@
                   <w:listItem w:displayText="ЛО НН1 / ЛО: Отключить аварийно" w:value="ЛО НН1 / ЛО: Отключить аварийно"/>
                   <w:listItem w:displayText="ЛО НН1 / ЛО: Функция введена в работу" w:value="ЛО НН1 / ЛО: Функция введена в работу"/>
                   <w:listItem w:displayText="ЛО НН1 / ЛО: Функция оперативно выведена из работы" w:value="ЛО НН1 / ЛО: Функция оперативно выведена из работы"/>
-                  <w:listItem w:displayText="ЛО НН2 / ЗАВР: Запрет АВР" w:value="ЛО НН2 / ЗАВР: Запрет АВР"/>
-                  <w:listItem w:displayText="ЛО НН2 / ЗАВР: Функция введена в работу" w:value="ЛО НН2 / ЗАВР: Функция введена в работу"/>
-                  <w:listItem w:displayText="ЛО НН2 / ЗАВР: Функция оперативно выведена из работы" w:value="ЛО НН2 / ЗАВР: Функция оперативно выведена из работы"/>
                   <w:listItem w:displayText="ЛО НН2 / ЗАПВ: Запрет АПВ" w:value="ЛО НН2 / ЗАПВ: Запрет АПВ"/>
                   <w:listItem w:displayText="ЛО НН2 / ЗАПВ: Функция введена в работу" w:value="ЛО НН2 / ЗАПВ: Функция введена в работу"/>
                   <w:listItem w:displayText="ЛО НН2 / ЗАПВ: Функция оперативно выведена из работы" w:value="ЛО НН2 / ЗАПВ: Функция оперативно выведена из работы"/>
@@ -5410,84 +5342,68 @@
                   <w:listItem w:displayText="ЛО НН2 / ЛО: Отключить аварийно" w:value="ЛО НН2 / ЛО: Отключить аварийно"/>
                   <w:listItem w:displayText="ЛО НН2 / ЛО: Функция введена в работу" w:value="ЛО НН2 / ЛО: Функция введена в работу"/>
                   <w:listItem w:displayText="ЛО НН2 / ЛО: Функция оперативно выведена из работы" w:value="ЛО НН2 / ЛО: Функция оперативно выведена из работы"/>
-                  <w:listItem w:displayText="ЛО Т / ЗАВР: Запрет АВР" w:value="ЛО Т / ЗАВР: Запрет АВР"/>
-                  <w:listItem w:displayText="ЛО Т / ЗАВР: Функция введена в работу" w:value="ЛО Т / ЗАВР: Функция введена в работу"/>
-                  <w:listItem w:displayText="ЛО Т / ЗАВР: Функция оперативно выведена из работы" w:value="ЛО Т / ЗАВР: Функция оперативно выведена из работы"/>
                   <w:listItem w:displayText="ЛО Т / ЗАПВ: Запрет АПВ" w:value="ЛО Т / ЗАПВ: Запрет АПВ"/>
                   <w:listItem w:displayText="ЛО Т / ЗАПВ: Функция введена в работу" w:value="ЛО Т / ЗАПВ: Функция введена в работу"/>
                   <w:listItem w:displayText="ЛО Т / ЗАПВ: Функция оперативно выведена из работы" w:value="ЛО Т / ЗАПВ: Функция оперативно выведена из работы"/>
-                  <w:listItem w:displayText="ЛО Т / ЛО: Пуск" w:value="ЛО Т / ЛО: Пуск"/>
                   <w:listItem w:displayText="ЛО Т / ЛО: Срабатывание" w:value="ЛО Т / ЛО: Срабатывание"/>
                   <w:listItem w:displayText="ЛО Т / ЛО: Функция введена в работу" w:value="ЛО Т / ЛО: Функция введена в работу"/>
                   <w:listItem w:displayText="ЛО Т / ЛО: Функция оперативно выведена из работы" w:value="ЛО Т / ЛО: Функция оперативно выведена из работы"/>
-                  <w:listItem w:displayText="МТЗ / БЛЗШ: Блокировка" w:value="МТЗ / БЛЗШ: Блокировка"/>
-                  <w:listItem w:displayText="МТЗ / БНТ: Пуск БНТ" w:value="МТЗ / БНТ: Пуск БНТ"/>
-                  <w:listItem w:displayText="МТЗ / БНТ: Пуск БНТ по фазе A" w:value="МТЗ / БНТ: Пуск БНТ по фазе A"/>
-                  <w:listItem w:displayText="МТЗ / БНТ: Пуск БНТ по фазе B" w:value="МТЗ / БНТ: Пуск БНТ по фазе B"/>
-                  <w:listItem w:displayText="МТЗ / БНТ: Пуск БНТ по фазе C" w:value="МТЗ / БНТ: Пуск БНТ по фазе C"/>
-                  <w:listItem w:displayText="МТЗ / КПОН1: Пуск КПОН" w:value="МТЗ / КПОН1: Пуск КПОН"/>
-                  <w:listItem w:displayText="МТЗ / КПОН2: Пуск КПОН" w:value="МТЗ / КПОН2: Пуск КПОН"/>
-                  <w:listItem w:displayText="МТЗ / МТЗ 1 ст: Пуск" w:value="МТЗ / МТЗ 1 ст: Пуск"/>
-                  <w:listItem w:displayText="МТЗ / МТЗ 1 ст: Пуск ИО тока по фазе B" w:value="МТЗ / МТЗ 1 ст: Пуск ИО тока по фазе B"/>
-                  <w:listItem w:displayText="МТЗ / МТЗ 1 ст: Пуск ИО тока по фазе C" w:value="МТЗ / МТЗ 1 ст: Пуск ИО тока по фазе C"/>
-                  <w:listItem w:displayText="МТЗ / МТЗ 1 ст: Пуск ИО тока по фазе А" w:value="МТЗ / МТЗ 1 ст: Пуск ИО тока по фазе А"/>
-                  <w:listItem w:displayText="МТЗ / МТЗ 1 ст: Пуск по фазе B" w:value="МТЗ / МТЗ 1 ст: Пуск по фазе B"/>
-                  <w:listItem w:displayText="МТЗ / МТЗ 1 ст: Пуск по фазе C" w:value="МТЗ / МТЗ 1 ст: Пуск по фазе C"/>
-                  <w:listItem w:displayText="МТЗ / МТЗ 1 ст: Пуск по фазе А" w:value="МТЗ / МТЗ 1 ст: Пуск по фазе А"/>
-                  <w:listItem w:displayText="МТЗ / МТЗ 1 ст: Срабатывание" w:value="МТЗ / МТЗ 1 ст: Срабатывание"/>
-                  <w:listItem w:displayText="МТЗ / МТЗ 1 ст: Срабатывание на сигнал" w:value="МТЗ / МТЗ 1 ст: Срабатывание на сигнал"/>
-                  <w:listItem w:displayText="МТЗ / МТЗ 1 ст: Функция введена в работу" w:value="МТЗ / МТЗ 1 ст: Функция введена в работу"/>
-                  <w:listItem w:displayText="МТЗ / МТЗ 1 ст: Функция оперативно выведена из работы" w:value="МТЗ / МТЗ 1 ст: Функция оперативно выведена из работы"/>
-                  <w:listItem w:displayText="МТЗ / МТЗ 2 ст: Пуск" w:value="МТЗ / МТЗ 2 ст: Пуск"/>
-                  <w:listItem w:displayText="МТЗ / МТЗ 2 ст: Пуск ИО тока по фазе B" w:value="МТЗ / МТЗ 2 ст: Пуск ИО тока по фазе B"/>
-                  <w:listItem w:displayText="МТЗ / МТЗ 2 ст: Пуск ИО тока по фазе C" w:value="МТЗ / МТЗ 2 ст: Пуск ИО тока по фазе C"/>
-                  <w:listItem w:displayText="МТЗ / МТЗ 2 ст: Пуск ИО тока по фазе А" w:value="МТЗ / МТЗ 2 ст: Пуск ИО тока по фазе А"/>
-                  <w:listItem w:displayText="МТЗ / МТЗ 2 ст: Пуск по фазе B" w:value="МТЗ / МТЗ 2 ст: Пуск по фазе B"/>
-                  <w:listItem w:displayText="МТЗ / МТЗ 2 ст: Пуск по фазе C" w:value="МТЗ / МТЗ 2 ст: Пуск по фазе C"/>
-                  <w:listItem w:displayText="МТЗ / МТЗ 2 ст: Пуск по фазе А" w:value="МТЗ / МТЗ 2 ст: Пуск по фазе А"/>
-                  <w:listItem w:displayText="МТЗ / МТЗ 2 ст: Срабатывание" w:value="МТЗ / МТЗ 2 ст: Срабатывание"/>
-                  <w:listItem w:displayText="МТЗ / МТЗ 2 ст: Срабатывание на сигнал" w:value="МТЗ / МТЗ 2 ст: Срабатывание на сигнал"/>
-                  <w:listItem w:displayText="МТЗ / МТЗ 2 ст: Функция введена в работу" w:value="МТЗ / МТЗ 2 ст: Функция введена в работу"/>
-                  <w:listItem w:displayText="МТЗ / МТЗ 2 ст: Функция оперативно выведена из работы" w:value="МТЗ / МТЗ 2 ст: Функция оперативно выведена из работы"/>
-                  <w:listItem w:displayText="МТЗ / МТЗ 3 ст: Пуск" w:value="МТЗ / МТЗ 3 ст: Пуск"/>
-                  <w:listItem w:displayText="МТЗ / МТЗ 3 ст: Пуск ИО тока по фазе B" w:value="МТЗ / МТЗ 3 ст: Пуск ИО тока по фазе B"/>
-                  <w:listItem w:displayText="МТЗ / МТЗ 3 ст: Пуск ИО тока по фазе C" w:value="МТЗ / МТЗ 3 ст: Пуск ИО тока по фазе C"/>
-                  <w:listItem w:displayText="МТЗ / МТЗ 3 ст: Пуск ИО тока по фазе А" w:value="МТЗ / МТЗ 3 ст: Пуск ИО тока по фазе А"/>
-                  <w:listItem w:displayText="МТЗ / МТЗ 3 ст: Пуск по фазе B" w:value="МТЗ / МТЗ 3 ст: Пуск по фазе B"/>
-                  <w:listItem w:displayText="МТЗ / МТЗ 3 ст: Пуск по фазе C" w:value="МТЗ / МТЗ 3 ст: Пуск по фазе C"/>
-                  <w:listItem w:displayText="МТЗ / МТЗ 3 ст: Пуск по фазе А" w:value="МТЗ / МТЗ 3 ст: Пуск по фазе А"/>
-                  <w:listItem w:displayText="МТЗ / МТЗ 3 ст: Срабатывание" w:value="МТЗ / МТЗ 3 ст: Срабатывание"/>
-                  <w:listItem w:displayText="МТЗ / МТЗ 3 ст: Срабатывание на сигнал" w:value="МТЗ / МТЗ 3 ст: Срабатывание на сигнал"/>
-                  <w:listItem w:displayText="МТЗ / МТЗ 3 ст: Функция введена в работу" w:value="МТЗ / МТЗ 3 ст: Функция введена в работу"/>
-                  <w:listItem w:displayText="МТЗ / МТЗ 3 ст: Функция оперативно выведена из работы" w:value="МТЗ / МТЗ 3 ст: Функция оперативно выведена из работы"/>
-                  <w:listItem w:displayText="МТЗ / МТЗ: Пуск" w:value="МТЗ / МТЗ: Пуск"/>
-                  <w:listItem w:displayText="ПДС / В: Поведение местного управления" w:value="ПДС / В: Поведение местного управления"/>
-                  <w:listItem w:displayText="ПДС / В: Положение ключа режима управления" w:value="ПДС / В: Положение ключа режима управления"/>
-                  <w:listItem w:displayText="ПДС / В: Положение ключа режима управления привода В" w:value="ПДС / В: Положение ключа режима управления привода В"/>
-                  <w:listItem w:displayText="ПДС / В: Право переключения на уровне станции" w:value="ПДС / В: Право переключения на уровне станции"/>
+                  <w:listItem w:displayText="ЛО ТЗ / ЛО ДТм: Срабатывание" w:value="ЛО ТЗ / ЛО ДТм: Срабатывание"/>
+                  <w:listItem w:displayText="ЛО ТЗ / ЛО ДТм: Срабатывание датчика температуры масла заблокировано" w:value="ЛО ТЗ / ЛО ДТм: Срабатывание датчика температуры масла заблокировано"/>
+                  <w:listItem w:displayText="ЛО ТЗ / ЛО ДТм: Срабатывание на сигнал" w:value="ЛО ТЗ / ЛО ДТм: Срабатывание на сигнал"/>
+                  <w:listItem w:displayText="ЛО ТЗ / ЛО ДТм: Функция введена в работу" w:value="ЛО ТЗ / ЛО ДТм: Функция введена в работу"/>
+                  <w:listItem w:displayText="ЛО ТЗ / ЛО ДТм: Функция оперативно выведена из работы" w:value="ЛО ТЗ / ЛО ДТм: Функция оперативно выведена из работы"/>
+                  <w:listItem w:displayText="ЛО ТЗ / ЛО ДТо: Срабатывание" w:value="ЛО ТЗ / ЛО ДТо: Срабатывание"/>
+                  <w:listItem w:displayText="ЛО ТЗ / ЛО ДТо: Срабатывание датчика температуры обмотки заблокировано" w:value="ЛО ТЗ / ЛО ДТо: Срабатывание датчика температуры обмотки заблокировано"/>
+                  <w:listItem w:displayText="ЛО ТЗ / ЛО ДТо: Срабатывание на сигнал" w:value="ЛО ТЗ / ЛО ДТо: Срабатывание на сигнал"/>
+                  <w:listItem w:displayText="ЛО ТЗ / ЛО ДТо: Функция введена в работу" w:value="ЛО ТЗ / ЛО ДТо: Функция введена в работу"/>
+                  <w:listItem w:displayText="ЛО ТЗ / ЛО ДТо: Функция оперативно выведена из работы" w:value="ЛО ТЗ / ЛО ДТо: Функция оперативно выведена из работы"/>
+                  <w:listItem w:displayText="ЛО ТЗ / ЛО РД: Срабатывание" w:value="ЛО ТЗ / ЛО РД: Срабатывание"/>
+                  <w:listItem w:displayText="ЛО ТЗ / ЛО РД: Срабатывание на сигнал" w:value="ЛО ТЗ / ЛО РД: Срабатывание на сигнал"/>
+                  <w:listItem w:displayText="ЛО ТЗ / ЛО РД: Срабатывание реле давления заблокировано" w:value="ЛО ТЗ / ЛО РД: Срабатывание реле давления заблокировано"/>
+                  <w:listItem w:displayText="ЛО ТЗ / ЛО РД: Функция введена в работу" w:value="ЛО ТЗ / ЛО РД: Функция введена в работу"/>
+                  <w:listItem w:displayText="ЛО ТЗ / ЛО РД: Функция оперативно выведена из работы" w:value="ЛО ТЗ / ЛО РД: Функция оперативно выведена из работы"/>
+                  <w:listItem w:displayText="ЛО ТС / ЛО ДУм расширителя: Срабатывание" w:value="ЛО ТС / ЛО ДУм расширителя: Срабатывание"/>
+                  <w:listItem w:displayText="ЛО ТС / ЛО ДУм расширителя: Срабатывание на сигнал" w:value="ЛО ТС / ЛО ДУм расширителя: Срабатывание на сигнал"/>
+                  <w:listItem w:displayText="ЛО ТС / ЛО ДУм расширителя: Функция введена в работу" w:value="ЛО ТС / ЛО ДУм расширителя: Функция введена в работу"/>
+                  <w:listItem w:displayText="ЛО ТС / ЛО ДУм расширителя: Функция оперативно выведена из работы" w:value="ЛО ТС / ЛО ДУм расширителя: Функция оперативно выведена из работы"/>
+                  <w:listItem w:displayText="ЛО ТС / ЛО ОК: Срабатывание" w:value="ЛО ТС / ЛО ОК: Срабатывание"/>
+                  <w:listItem w:displayText="ЛО ТС / ЛО ОК: Срабатывание на сигнал" w:value="ЛО ТС / ЛО ОК: Срабатывание на сигнал"/>
+                  <w:listItem w:displayText="ЛО ТС / ЛО ОК: Функция введена в работу" w:value="ЛО ТС / ЛО ОК: Функция введена в работу"/>
+                  <w:listItem w:displayText="ЛО ТС / ЛО ОК: Функция оперативно выведена из работы" w:value="ЛО ТС / ЛО ОК: Функция оперативно выведена из работы"/>
+                  <w:listItem w:displayText="ЛО ТС / ЛО ПК: Срабатывание" w:value="ЛО ТС / ЛО ПК: Срабатывание"/>
+                  <w:listItem w:displayText="ЛО ТС / ЛО ПК: Срабатывание на сигнал" w:value="ЛО ТС / ЛО ПК: Срабатывание на сигнал"/>
+                  <w:listItem w:displayText="ЛО ТС / ЛО ПК: Функция введена в работу" w:value="ЛО ТС / ЛО ПК: Функция введена в работу"/>
+                  <w:listItem w:displayText="ЛО ТС / ЛО ПК: Функция оперативно выведена из работы" w:value="ЛО ТС / ЛО ПК: Функция оперативно выведена из работы"/>
                   <w:listItem w:displayText="ПДС / ГЗ РПН: Низкая изоляция" w:value="ПДС / ГЗ РПН: Низкая изоляция"/>
                   <w:listItem w:displayText="ПДС / ГЗ РПН: Отключение" w:value="ПДС / ГЗ РПН: Отключение"/>
                   <w:listItem w:displayText="ПДС / ГЗ Т: Низкая изоляция ГЗоткл" w:value="ПДС / ГЗ Т: Низкая изоляция ГЗоткл"/>
                   <w:listItem w:displayText="ПДС / ГЗ Т: Низкая изоляция ГЗсигн" w:value="ПДС / ГЗ Т: Низкая изоляция ГЗсигн"/>
                   <w:listItem w:displayText="ПДС / ГЗ Т: Отключение" w:value="ПДС / ГЗ Т: Отключение"/>
                   <w:listItem w:displayText="ПДС / ГЗ Т: Сигнал" w:value="ПДС / ГЗ Т: Сигнал"/>
-                  <w:listItem w:displayText="ПДС / КИ: Аварийный уровень изоляции" w:value="ПДС / КИ: Аварийный уровень изоляции"/>
-                  <w:listItem w:displayText="ПДС / КИ: Низкий уровень изоляции" w:value="ПДС / КИ: Низкий уровень изоляции"/>
-                  <w:listItem w:displayText="ПДС / КПруж: Пружина не заведена" w:value="ПДС / КПруж: Пружина не заведена"/>
-                  <w:listItem w:displayText="ПДС / КЦВ: Контроль цепи ЭМВ" w:value="ПДС / КЦВ: Контроль цепи ЭМВ"/>
-                  <w:listItem w:displayText="ПДС / КЦВ: Контроль цепи ЭМО1" w:value="ПДС / КЦВ: Контроль цепи ЭМО1"/>
-                  <w:listItem w:displayText="ПДС / КЦВ: Контроль цепи ЭМО2" w:value="ПДС / КЦВ: Контроль цепи ЭМО2"/>
-                  <w:listItem w:displayText="ПДС / КЦВ: Работа ЭМВ" w:value="ПДС / КЦВ: Работа ЭМВ"/>
-                  <w:listItem w:displayText="ПДС / КЦВ: Работа ЭМО1" w:value="ПДС / КЦВ: Работа ЭМО1"/>
-                  <w:listItem w:displayText="ПДС / КЦВ: Работа ЭМО2" w:value="ПДС / КЦВ: Работа ЭМО2"/>
+                  <w:listItem w:displayText="ПДС / ДТм: Низкая изоляция" w:value="ПДС / ДТм: Низкая изоляция"/>
+                  <w:listItem w:displayText="ПДС / ДТм: Отключение" w:value="ПДС / ДТм: Отключение"/>
+                  <w:listItem w:displayText="ПДС / ДТм: Сигнал" w:value="ПДС / ДТм: Сигнал"/>
+                  <w:listItem w:displayText="ПДС / ДТм_РПН: Срабатывание" w:value="ПДС / ДТм_РПН: Срабатывание"/>
+                  <w:listItem w:displayText="ПДС / ДТо: Низкая изоляция" w:value="ПДС / ДТо: Низкая изоляция"/>
+                  <w:listItem w:displayText="ПДС / ДТо: Отключение" w:value="ПДС / ДТо: Отключение"/>
+                  <w:listItem w:displayText="ПДС / ДТо: Сигнал" w:value="ПДС / ДТо: Сигнал"/>
+                  <w:listItem w:displayText="ПДС / ДУм РПН: Высокий уровень масла" w:value="ПДС / ДУм РПН: Высокий уровень масла"/>
+                  <w:listItem w:displayText="ПДС / ДУм РПН: Низкий уровень масла" w:value="ПДС / ДУм РПН: Низкий уровень масла"/>
+                  <w:listItem w:displayText="ПДС / ДУм расширителя: Высокий уровень масла" w:value="ПДС / ДУм расширителя: Высокий уровень масла"/>
+                  <w:listItem w:displayText="ПДС / ДУм расширителя: Низкий уровень масла" w:value="ПДС / ДУм расширителя: Низкий уровень масла"/>
+                  <w:listItem w:displayText="ПДС / КСО: Авария" w:value="ПДС / КСО: Авария"/>
+                  <w:listItem w:displayText="ПДС / КСО: Неисправность" w:value="ПДС / КСО: Неисправность"/>
+                  <w:listItem w:displayText="ПДС / ОК: Срабатывание" w:value="ПДС / ОК: Срабатывание"/>
                   <w:listItem w:displayText="ПДС / ПДС: Функция введена в работу" w:value="ПДС / ПДС: Функция введена в работу"/>
                   <w:listItem w:displayText="ПДС / ПДС: Функция оперативно выведена из работы" w:value="ПДС / ПДС: Функция оперативно выведена из работы"/>
+                  <w:listItem w:displayText="ПДС / ПК: Срабатывание" w:value="ПДС / ПК: Срабатывание"/>
+                  <w:listItem w:displayText="ПДС / РД: Низкая изоляция" w:value="ПДС / РД: Низкая изоляция"/>
+                  <w:listItem w:displayText="ПДС / РД: Отключение" w:value="ПДС / РД: Отключение"/>
                   <w:listItem w:displayText="ПДС НКУ / SA1: Цепь управления введена" w:value="ПДС НКУ / SA1: Цепь управления введена"/>
                   <w:listItem w:displayText="ПДС НКУ / SA2: Цепь управления введена" w:value="ПДС НКУ / SA2: Цепь управления введена"/>
                   <w:listItem w:displayText="ПДС НКУ / SA3: Цепь управления введена" w:value="ПДС НКУ / SA3: Цепь управления введена"/>
                   <w:listItem w:displayText="ПДС НКУ / SA4: Цепь управления введена" w:value="ПДС НКУ / SA4: Цепь управления введена"/>
-                  <w:listItem w:displayText="ПДС НКУ / SA5: Цепь управления введена" w:value="ПДС НКУ / SA5: Цепь управления введена"/>
-                  <w:listItem w:displayText="ПДС НКУ / SA6: Цепь управления введена" w:value="ПДС НКУ / SA6: Цепь управления введена"/>
                   <w:listItem w:displayText="ПДС НКУ / SG1: Рабочее положение испытательного блока" w:value="ПДС НКУ / SG1: Рабочее положение испытательного блока"/>
                   <w:listItem w:displayText="ПДС НКУ / SG2: Рабочее положение испытательного блока" w:value="ПДС НКУ / SG2: Рабочее положение испытательного блока"/>
                   <w:listItem w:displayText="ПДС НКУ / SG3: Рабочее положение испытательного блока" w:value="ПДС НКУ / SG3: Рабочее положение испытательного блока"/>
@@ -5496,89 +5412,68 @@
                   <w:listItem w:displayText="ПДС НКУ / ОТ ГЗ: Неисправность оперативного тока цепей ГЗ" w:value="ПДС НКУ / ОТ ГЗ: Неисправность оперативного тока цепей ГЗ"/>
                   <w:listItem w:displayText="ПДС НКУ / ОТ ЗДЗ1: Неисправность оперативного тока цепей ЗДЗ НН1" w:value="ПДС НКУ / ОТ ЗДЗ1: Неисправность оперативного тока цепей ЗДЗ НН1"/>
                   <w:listItem w:displayText="ПДС НКУ / ОТ ЗДЗ2: Неисправность оперативного тока цепей ЗДЗ НН2" w:value="ПДС НКУ / ОТ ЗДЗ2: Неисправность оперативного тока цепей ЗДЗ НН2"/>
-                  <w:listItem w:displayText="ПДС НКУ / ОТ ИЭУ ТН1: Неисправность оперативного тока ИЭУ ТН1" w:value="ПДС НКУ / ОТ ИЭУ ТН1: Неисправность оперативного тока ИЭУ ТН1"/>
-                  <w:listItem w:displayText="ПДС НКУ / ОТ ИЭУ ТН2: Неисправность оперативного тока ИЭУ ТН2" w:value="ПДС НКУ / ОТ ИЭУ ТН2: Неисправность оперативного тока ИЭУ ТН2"/>
+                  <w:listItem w:displayText="ПДС НКУ / ОТ ТЗ, ТС: Неисправность оперативного тока цепей ТЗ, ТС" w:value="ПДС НКУ / ОТ ТЗ, ТС: Неисправность оперативного тока цепей ТЗ, ТС"/>
                   <w:listItem w:displayText="ПДС НКУ / ОТ УРОВ1: Неисправность оперативного тока цепей УРОВ НН1" w:value="ПДС НКУ / ОТ УРОВ1: Неисправность оперативного тока цепей УРОВ НН1"/>
                   <w:listItem w:displayText="ПДС НКУ / ОТ УРОВ2: Неисправность оперативного тока цепей УРОВ НН2" w:value="ПДС НКУ / ОТ УРОВ2: Неисправность оперативного тока цепей УРОВ НН2"/>
-                  <w:listItem w:displayText="ПДС НКУ / ОТ ЭМО1, ЭМВ В ВН: Неисправность оперативного тока цепей ЭМО1, ЭМВ" w:value="ПДС НКУ / ОТ ЭМО1, ЭМВ В ВН: Неисправность оперативного тока цепей ЭМО1, ЭМВ"/>
-                  <w:listItem w:displayText="ПДС НКУ / ОТ ЭМО2 В ВН: Неисправность оперативного тока цепей ЭМО2" w:value="ПДС НКУ / ОТ ЭМО2 В ВН: Неисправность оперативного тока цепей ЭМО2"/>
-                  <w:listItem w:displayText="ПДС НКУ / ОТ цепей сигн. В ВН: Неисправность оперативного тока цепей сигнализации В" w:value="ПДС НКУ / ОТ цепей сигн. В ВН: Неисправность оперативного тока цепей сигнализации В"/>
                   <w:listItem w:displayText="ПДС НКУ / ПДС НКУ: Функция введена в работу" w:value="ПДС НКУ / ПДС НКУ: Функция введена в работу"/>
                   <w:listItem w:displayText="ПДС НКУ / ПДС НКУ: Функция оперативно выведена из работы" w:value="ПДС НКУ / ПДС НКУ: Функция оперативно выведена из работы"/>
                   <w:listItem w:displayText="ПС / ПС: Пуск" w:value="ПС / ПС: Пуск"/>
                   <w:listItem w:displayText="ПС / ПС: Пуск (импульс)" w:value="ПС / ПС: Пуск (импульс)"/>
-                  <w:listItem w:displayText="СИСТ / Диагностика: Изменение встраиваемого ПО" w:value="СИСТ / Диагностика: Изменение встраиваемого ПО"/>
-                  <w:listItem w:displayText="СИСТ / Диагностика: Индикация логического узла-прокси" w:value="СИСТ / Диагностика: Индикация логического узла-прокси"/>
-                  <w:listItem w:displayText="СИСТ / Диагностика: Индикация наличия оперативного питания" w:value="СИСТ / Диагностика: Индикация наличия оперативного питания"/>
-                  <w:listItem w:displayText="СИСТ / Диагностика: Индикация потери оперативного питания" w:value="СИСТ / Диагностика: Индикация потери оперативного питания"/>
-                  <w:listItem w:displayText="СИСТ / Диагностика: Конфигурация изменена" w:value="СИСТ / Диагностика: Конфигурация изменена"/>
-                  <w:listItem w:displayText="СИСТ / Диагностика: Наличие критической неисправности" w:value="СИСТ / Диагностика: Наличие критической неисправности"/>
-                  <w:listItem w:displayText="СИСТ / Диагностика: Наличие некритической ошибки" w:value="СИСТ / Диагностика: Наличие некритической ошибки"/>
-                  <w:listItem w:displayText="СИСТ / Диагностика: Неверно заданы уставки" w:value="СИСТ / Диагностика: Неверно заданы уставки"/>
-                  <w:listItem w:displayText="СИСТ / Диагностика: Неисправность IPC" w:value="СИСТ / Диагностика: Неисправность IPC"/>
-                  <w:listItem w:displayText="СИСТ / Диагностика: Неисправность IPC для DSP1-IPU1" w:value="СИСТ / Диагностика: Неисправность IPC для DSP1-IPU1"/>
-                  <w:listItem w:displayText="СИСТ / Диагностика: Неисправность IPC для MPU-DSP1" w:value="СИСТ / Диагностика: Неисправность IPC для MPU-DSP1"/>
-                  <w:listItem w:displayText="СИСТ / Диагностика: Неисправность IPC для MPU-IPU1" w:value="СИСТ / Диагностика: Неисправность IPC для MPU-IPU1"/>
-                  <w:listItem w:displayText="СИСТ / Диагностика: Неисправность SPI ЦП" w:value="СИСТ / Диагностика: Неисправность SPI ЦП"/>
-                  <w:listItem w:displayText="СИСТ / Диагностика: Неисправность flash" w:value="СИСТ / Диагностика: Неисправность flash"/>
-                  <w:listItem w:displayText="СИСТ / Диагностика: Неисправность ОЗУ DSP1" w:value="СИСТ / Диагностика: Неисправность ОЗУ DSP1"/>
-                  <w:listItem w:displayText="СИСТ / Диагностика: Неисправность ОЗУ IPU1" w:value="СИСТ / Диагностика: Неисправность ОЗУ IPU1"/>
-                  <w:listItem w:displayText="СИСТ / Диагностика: Неисправность ОЗУ MPU" w:value="СИСТ / Диагностика: Неисправность ОЗУ MPU"/>
-                  <w:listItem w:displayText="СИСТ / Диагностика: Неисправность ОЗУ ЦП" w:value="СИСТ / Диагностика: Неисправность ОЗУ ЦП"/>
-                  <w:listItem w:displayText="СИСТ / Диагностика: Неисправность ПЗУ DSP1" w:value="СИСТ / Диагностика: Неисправность ПЗУ DSP1"/>
-                  <w:listItem w:displayText="СИСТ / Диагностика: Неисправность ПЗУ IPU1" w:value="СИСТ / Диагностика: Неисправность ПЗУ IPU1"/>
-                  <w:listItem w:displayText="СИСТ / Диагностика: Неисправность ПЗУ MPU" w:value="СИСТ / Диагностика: Неисправность ПЗУ MPU"/>
-                  <w:listItem w:displayText="СИСТ / Диагностика: Неисправность ПЗУ ЦП" w:value="СИСТ / Диагностика: Неисправность ПЗУ ЦП"/>
-                  <w:listItem w:displayText="СИСТ / Диагностика: Неисправность ПО ЦП" w:value="СИСТ / Диагностика: Неисправность ПО ЦП"/>
-                  <w:listItem w:displayText="СИСТ / Диагностика: Неисправность ЦП" w:value="СИСТ / Диагностика: Неисправность ЦП"/>
-                  <w:listItem w:displayText="СИСТ / Диагностика: Неисправность встроенного ПО" w:value="СИСТ / Диагностика: Неисправность встроенного ПО"/>
-                  <w:listItem w:displayText="СИСТ / Диагностика: Неисправность цепей оперативного питания" w:value="СИСТ / Диагностика: Неисправность цепей оперативного питания"/>
-                  <w:listItem w:displayText="СИСТ / Диагностика: Неисправность часов ЦП" w:value="СИСТ / Диагностика: Неисправность часов ЦП"/>
-                  <w:listItem w:displayText="СИСТ / Диагностика: Несовместимая версия ПО ЦП" w:value="СИСТ / Диагностика: Несовместимая версия ПО ЦП"/>
-                  <w:listItem w:displayText="СИСТ / Диагностика: Отказ источника питания" w:value="СИСТ / Диагностика: Отказ источника питания"/>
-                  <w:listItem w:displayText="СИСТ / Диагностика: Отказ модуля ЦП" w:value="СИСТ / Диагностика: Отказ модуля ЦП"/>
-                  <w:listItem w:displayText="СИСТ / Диагностика: Ошибка I2C ЦП" w:value="СИСТ / Диагностика: Ошибка I2C ЦП"/>
-                  <w:listItem w:displayText="СИСТ / Диагностика: Ошибка авторизации" w:value="СИСТ / Диагностика: Ошибка авторизации"/>
-                  <w:listItem w:displayText="СИСТ / Диагностика: Ошибка контрольной суммы уставок/конфигурации" w:value="СИСТ / Диагностика: Ошибка контрольной суммы уставок/конфигурации"/>
-                  <w:listItem w:displayText="СИСТ / Диагностика: Ошибка конфигурации" w:value="СИСТ / Диагностика: Ошибка конфигурации"/>
-                  <w:listItem w:displayText="СИСТ / Диагностика: Ошибка конфигурации ЦП" w:value="СИСТ / Диагностика: Ошибка конфигурации ЦП"/>
-                  <w:listItem w:displayText="СИСТ / Диагностика: Сброс часов или памяти вследствие перезагрузки" w:value="СИСТ / Диагностика: Сброс часов или памяти вследствие перезагрузки"/>
-                  <w:listItem w:displayText="СИСТ / Диагностика: Сигнал готовности к работе" w:value="СИСТ / Диагностика: Сигнал готовности к работе"/>
-                  <w:listItem w:displayText="СИСТ / Диагностика: Установлено подключение через сервисный порт" w:value="СИСТ / Диагностика: Установлено подключение через сервисный порт"/>
+                  <w:listItem w:displayText="РТПО / РТПО ВН: Пуск" w:value="РТПО / РТПО ВН: Пуск"/>
+                  <w:listItem w:displayText="РТПО / РТПО ВН: Пуск ИО тока" w:value="РТПО / РТПО ВН: Пуск ИО тока"/>
+                  <w:listItem w:displayText="РТПО / РТПО ВН: Функция введена в работу" w:value="РТПО / РТПО ВН: Функция введена в работу"/>
+                  <w:listItem w:displayText="РТПО / РТПО ВН: Функция оперативно выведена из работы" w:value="РТПО / РТПО ВН: Функция оперативно выведена из работы"/>
+                  <w:listItem w:displayText="РТПО / РТПО НН (НН2): Пуск" w:value="РТПО / РТПО НН (НН2): Пуск"/>
+                  <w:listItem w:displayText="РТПО / РТПО НН (НН2): Пуск ИО тока" w:value="РТПО / РТПО НН (НН2): Пуск ИО тока"/>
+                  <w:listItem w:displayText="РТПО / РТПО НН (НН2): Функция введена в работу" w:value="РТПО / РТПО НН (НН2): Функция введена в работу"/>
+                  <w:listItem w:displayText="РТПО / РТПО НН (НН2): Функция оперативно выведена из работы" w:value="РТПО / РТПО НН (НН2): Функция оперативно выведена из работы"/>
+                  <w:listItem w:displayText="РТПО / РТПО СН (НН1): Пуск" w:value="РТПО / РТПО СН (НН1): Пуск"/>
+                  <w:listItem w:displayText="РТПО / РТПО СН (НН1): Пуск ИО тока" w:value="РТПО / РТПО СН (НН1): Пуск ИО тока"/>
+                  <w:listItem w:displayText="РТПО / РТПО СН (НН1): Функция введена в работу" w:value="РТПО / РТПО СН (НН1): Функция введена в работу"/>
+                  <w:listItem w:displayText="РТПО / РТПО СН (НН1): Функция оперативно выведена из работы" w:value="РТПО / РТПО СН (НН1): Функция оперативно выведена из работы"/>
+                  <w:listItem w:displayText="РТПО / РТПО_общ: Пуск" w:value="РТПО / РТПО_общ: Пуск"/>
+                  <w:listItem w:displayText="РТПО / РТПО_общ: Функция введена в работу" w:value="РТПО / РТПО_общ: Функция введена в работу"/>
                   <w:listItem w:displayText="СС / СС: БИ выведены" w:value="СС / СС: БИ выведены"/>
                   <w:listItem w:displayText="СС / СС: Внешнее отключение" w:value="СС / СС: Внешнее отключение"/>
                   <w:listItem w:displayText="СС / СС: Выходные цепи разобраны" w:value="СС / СС: Выходные цепи разобраны"/>
                   <w:listItem w:displayText="СС / СС: ГЗ заблокирована" w:value="СС / СС: ГЗ заблокирована"/>
                   <w:listItem w:displayText="СС / СС: Неисправность ОТ цепей ГЗ" w:value="СС / СС: Неисправность ОТ цепей ГЗ"/>
-                  <w:listItem w:displayText="СС / СС: Неисправность ОТ цепей сигнализации В" w:value="СС / СС: Неисправность ОТ цепей сигнализации В"/>
+                  <w:listItem w:displayText="СС / СС: Неисправность ОТ цепей ТЗ, ТС" w:value="СС / СС: Неисправность ОТ цепей ТЗ, ТС"/>
                   <w:listItem w:displayText="СС / СС: Низкая изоляция ГЗ" w:value="СС / СС: Низкая изоляция ГЗ"/>
+                  <w:listItem w:displayText="СС / СС: Низкая изоляция ТЗ" w:value="СС / СС: Низкая изоляция ТЗ"/>
                   <w:listItem w:displayText="СС / СС: Общий внешний сигнал" w:value="СС / СС: Общий внешний сигнал"/>
-                  <w:listItem w:displayText="СС / СС: Превышение времени переключения КА" w:value="СС / СС: Превышение времени переключения КА"/>
                   <w:listItem w:displayText="СС / СС: Сигнализация от ГЗ" w:value="СС / СС: Сигнализация от ГЗ"/>
+                  <w:listItem w:displayText="СС / СС: Сигнализация от ТЗ" w:value="СС / СС: Сигнализация от ТЗ"/>
+                  <w:listItem w:displayText="СС / СС: Сигнализация от ТС" w:value="СС / СС: Сигнализация от ТС"/>
                   <w:listItem w:displayText="СС / СС: Сигнализация цепей опер.тока" w:value="СС / СС: Сигнализация цепей опер.тока"/>
                   <w:listItem w:displayText="СС / СС: Сигнализация цепей опер.тока НН" w:value="СС / СС: Сигнализация цепей опер.тока НН"/>
+                  <w:listItem w:displayText="СС / СС: ТЗ заблокирована" w:value="СС / СС: ТЗ заблокирована"/>
                   <w:listItem w:displayText="ТК ЗДЗ / ТК ЗДЗ: Пуск" w:value="ТК ЗДЗ / ТК ЗДЗ: Пуск"/>
-                  <w:listItem w:displayText="ТК ЗДЗ / ТК ЗДЗ: Пуск ИО максимального тока" w:value="ТК ЗДЗ / ТК ЗДЗ: Пуск ИО максимального тока"/>
+                  <w:listItem w:displayText="ТК ЗДЗ / ТК ЗДЗ: Пуск ИО тока" w:value="ТК ЗДЗ / ТК ЗДЗ: Пуск ИО тока"/>
                   <w:listItem w:displayText="ТК ЗДЗ / ТК ЗДЗ: Функция введена в работу" w:value="ТК ЗДЗ / ТК ЗДЗ: Функция введена в работу"/>
                   <w:listItem w:displayText="ТК ЗДЗ / ТК ЗДЗ: Функция оперативно выведена из работы" w:value="ТК ЗДЗ / ТК ЗДЗ: Функция оперативно выведена из работы"/>
-                  <w:listItem w:displayText="ТО / ТО: Пуск" w:value="ТО / ТО: Пуск"/>
-                  <w:listItem w:displayText="ТО / ТО: Пуск ИО максимального тока" w:value="ТО / ТО: Пуск ИО максимального тока"/>
-                  <w:listItem w:displayText="ТО / ТО: Срабатывание" w:value="ТО / ТО: Срабатывание"/>
-                  <w:listItem w:displayText="ТО / ТО: Срабатывание на сигнал" w:value="ТО / ТО: Срабатывание на сигнал"/>
-                  <w:listItem w:displayText="ТО / ТО: Функция введена в работу" w:value="ТО / ТО: Функция введена в работу"/>
-                  <w:listItem w:displayText="ТО / ТО: Функция оперативно выведена из работы" w:value="ТО / ТО: Функция оперативно выведена из работы"/>
+                  <w:listItem w:displayText="ТО ЗПО / ТО ЗПО ВН: Пуск" w:value="ТО ЗПО / ТО ЗПО ВН: Пуск"/>
+                  <w:listItem w:displayText="ТО ЗПО / ТО ЗПО ВН: Пуск ИО тока" w:value="ТО ЗПО / ТО ЗПО ВН: Пуск ИО тока"/>
+                  <w:listItem w:displayText="ТО ЗПО / ТО ЗПО ВН: Функция введена в работу" w:value="ТО ЗПО / ТО ЗПО ВН: Функция введена в работу"/>
+                  <w:listItem w:displayText="ТО ЗПО / ТО ЗПО ВН: Функция оперативно выведена из работы" w:value="ТО ЗПО / ТО ЗПО ВН: Функция оперативно выведена из работы"/>
+                  <w:listItem w:displayText="ТО ЗПО / ТО ЗПО НН (НН2): Пуск" w:value="ТО ЗПО / ТО ЗПО НН (НН2): Пуск"/>
+                  <w:listItem w:displayText="ТО ЗПО / ТО ЗПО НН (НН2): Пуск ИО тока" w:value="ТО ЗПО / ТО ЗПО НН (НН2): Пуск ИО тока"/>
+                  <w:listItem w:displayText="ТО ЗПО / ТО ЗПО НН (НН2): Функция введена в работу" w:value="ТО ЗПО / ТО ЗПО НН (НН2): Функция введена в работу"/>
+                  <w:listItem w:displayText="ТО ЗПО / ТО ЗПО НН (НН2): Функция оперативно выведена из работы" w:value="ТО ЗПО / ТО ЗПО НН (НН2): Функция оперативно выведена из работы"/>
+                  <w:listItem w:displayText="ТО ЗПО / ТО ЗПО СН (НН1): Пуск" w:value="ТО ЗПО / ТО ЗПО СН (НН1): Пуск"/>
+                  <w:listItem w:displayText="ТО ЗПО / ТО ЗПО СН (НН1): Пуск ИО тока" w:value="ТО ЗПО / ТО ЗПО СН (НН1): Пуск ИО тока"/>
+                  <w:listItem w:displayText="ТО ЗПО / ТО ЗПО СН (НН1): Функция введена в работу" w:value="ТО ЗПО / ТО ЗПО СН (НН1): Функция введена в работу"/>
+                  <w:listItem w:displayText="ТО ЗПО / ТО ЗПО СН (НН1): Функция оперативно выведена из работы" w:value="ТО ЗПО / ТО ЗПО СН (НН1): Функция оперативно выведена из работы"/>
+                  <w:listItem w:displayText="ТО ЗПО / ТО ЗПО_общ: Пуск" w:value="ТО ЗПО / ТО ЗПО_общ: Пуск"/>
+                  <w:listItem w:displayText="ТО ЗПО / ТО ЗПО_общ: Функция введена в работу" w:value="ТО ЗПО / ТО ЗПО_общ: Функция введена в работу"/>
                   <w:listItem w:displayText="ТО РПН / ТО РПН: Пуск" w:value="ТО РПН / ТО РПН: Пуск"/>
                   <w:listItem w:displayText="ТО РПН / ТО РПН: Пуск ИО тока" w:value="ТО РПН / ТО РПН: Пуск ИО тока"/>
                   <w:listItem w:displayText="ТО РПН / ТО РПН: Функция введена в работу" w:value="ТО РПН / ТО РПН: Функция введена в работу"/>
                   <w:listItem w:displayText="ТО РПН / ТО РПН: Функция оперативно выведена из работы" w:value="ТО РПН / ТО РПН: Функция оперативно выведена из работы"/>
-                  <w:listItem w:displayText="УВ / УВ: Включить" w:value="УВ / УВ: Включить"/>
-                  <w:listItem w:displayText="УВ / УВ: Функция введена в работу" w:value="УВ / УВ: Функция введена в работу"/>
-                  <w:listItem w:displayText="УВ / УВ: Функция оперативно выведена из работы" w:value="УВ / УВ: Функция оперативно выведена из работы"/>
                   <w:listItem w:displayText="УРОВ ВН / УРОВ: Пуск" w:value="УРОВ ВН / УРОВ: Пуск"/>
                   <w:listItem w:displayText="УРОВ ВН / УРОВ: Пуск ИО максимального тока" w:value="УРОВ ВН / УРОВ: Пуск ИО максимального тока"/>
                   <w:listItem w:displayText="УРОВ ВН / УРОВ: Срабатывание" w:value="УРОВ ВН / УРОВ: Срабатывание"/>
                   <w:listItem w:displayText="УРОВ ВН / УРОВ: Срабатывание «на себя»" w:value="УРОВ ВН / УРОВ: Срабатывание «на себя»"/>
-                  <w:listItem w:displayText="УРОВ ВН / УРОВ: Ускорение" w:value="УРОВ ВН / УРОВ: Ускорение"/>
                   <w:listItem w:displayText="УРОВ ВН / УРОВ: Функция введена в работу" w:value="УРОВ ВН / УРОВ: Функция введена в работу"/>
                   <w:listItem w:displayText="УРОВ ВН / УРОВ: Функция оперативно выведена из работы" w:value="УРОВ ВН / УРОВ: Функция оперативно выведена из работы"/>
                   <w:listItem w:displayText=" " w:value="SPACER" w:disabled="true"/>
@@ -5630,36 +5525,42 @@
                   <w:listItem w:displayText="Слот М5. Блок выходных реле (К002): Статус" w:value="Слот М5. Блок выходных реле (К002): Статус"/>
                   <w:listItem w:displayText="Слот М5. Блок выходных реле (К002): Статус" w:value="Слот М5. Блок выходных реле (К002): Статус"/>
                   <w:listItem w:displayText="Слот М5. Блок выходных реле (К002): Статус" w:value="Слот М5. Блок выходных реле (К002): Статус"/>
-                  <w:listItem w:displayText="Слот М6. Блок дискретных входов (В001): Отказ блока" w:value="Слот М6. Блок дискретных входов (В001): Отказ блока"/>
-                  <w:listItem w:displayText="Слот М6. Блок дискретных входов (В001): Блок не определен" w:value="Слот М6. Блок дискретных входов (В001): Блок не определен"/>
-                  <w:listItem w:displayText="Слот М6. Блок дискретных входов (В001): Статус" w:value="Слот М6. Блок дискретных входов (В001): Статус"/>
-                  <w:listItem w:displayText="Слот М6. Блок дискретных входов (В001): Статус" w:value="Слот М6. Блок дискретных входов (В001): Статус"/>
-                  <w:listItem w:displayText="Слот М6. Блок дискретных входов (В001): Статус" w:value="Слот М6. Блок дискретных входов (В001): Статус"/>
-                  <w:listItem w:displayText="Слот М6. Блок дискретных входов (В001): Статус" w:value="Слот М6. Блок дискретных входов (В001): Статус"/>
-                  <w:listItem w:displayText="Слот М6. Блок дискретных входов (В001): Статус" w:value="Слот М6. Блок дискретных входов (В001): Статус"/>
-                  <w:listItem w:displayText="Слот М6. Блок дискретных входов (В001): Статус" w:value="Слот М6. Блок дискретных входов (В001): Статус"/>
-                  <w:listItem w:displayText="Слот М6. Блок дискретных входов (В001): Статус" w:value="Слот М6. Блок дискретных входов (В001): Статус"/>
-                  <w:listItem w:displayText="Слот М6. Блок дискретных входов (В001): Статус" w:value="Слот М6. Блок дискретных входов (В001): Статус"/>
-                  <w:listItem w:displayText="Слот М7. Блок дискретных входов (В001): Отказ блока" w:value="Слот М7. Блок дискретных входов (В001): Отказ блока"/>
-                  <w:listItem w:displayText="Слот М7. Блок дискретных входов (В001): Блок не определен" w:value="Слот М7. Блок дискретных входов (В001): Блок не определен"/>
-                  <w:listItem w:displayText="Слот М7. Блок дискретных входов (В001): Статус" w:value="Слот М7. Блок дискретных входов (В001): Статус"/>
-                  <w:listItem w:displayText="Слот М7. Блок дискретных входов (В001): Статус" w:value="Слот М7. Блок дискретных входов (В001): Статус"/>
-                  <w:listItem w:displayText="Слот М7. Блок дискретных входов (В001): Статус" w:value="Слот М7. Блок дискретных входов (В001): Статус"/>
-                  <w:listItem w:displayText="Слот М7. Блок дискретных входов (В001): Статус" w:value="Слот М7. Блок дискретных входов (В001): Статус"/>
-                  <w:listItem w:displayText="Слот М7. Блок дискретных входов (В001): Статус" w:value="Слот М7. Блок дискретных входов (В001): Статус"/>
-                  <w:listItem w:displayText="Слот М7. Блок дискретных входов (В001): Статус" w:value="Слот М7. Блок дискретных входов (В001): Статус"/>
-                  <w:listItem w:displayText="Слот М7. Блок дискретных входов (В001): Статус" w:value="Слот М7. Блок дискретных входов (В001): Статус"/>
-                  <w:listItem w:displayText="Слот М7. Блок дискретных входов (В001): Статус" w:value="Слот М7. Блок дискретных входов (В001): Статус"/>
-                  <w:listItem w:displayText="Слот М8. Блок дискретных входов (В001): Отказ блока" w:value="Слот М8. Блок дискретных входов (В001): Отказ блока"/>
-                  <w:listItem w:displayText="Слот М8. Блок дискретных входов (В001): Блок не определен" w:value="Слот М8. Блок дискретных входов (В001): Блок не определен"/>
-                  <w:listItem w:displayText="Слот М8. Блок дискретных входов (В001): Статус" w:value="Слот М8. Блок дискретных входов (В001): Статус"/>
-                  <w:listItem w:displayText="Слот М8. Блок дискретных входов (В001): Статус" w:value="Слот М8. Блок дискретных входов (В001): Статус"/>
-                  <w:listItem w:displayText="Слот М8. Блок дискретных входов (В001): Статус" w:value="Слот М8. Блок дискретных входов (В001): Статус"/>
-                  <w:listItem w:displayText="Слот М8. Блок дискретных входов (В001): Статус" w:value="Слот М8. Блок дискретных входов (В001): Статус"/>
-                  <w:listItem w:displayText="Слот М8. Блок дискретных входов (В001): Статус" w:value="Слот М8. Блок дискретных входов (В001): Статус"/>
-                  <w:listItem w:displayText="Слот М8. Блок дискретных входов (В001): Статус" w:value="Слот М8. Блок дискретных входов (В001): Статус"/>
-                  <w:listItem w:displayText="Слот М8. Блок дискретных входов (В001): Статус" w:value="Слот М8. Блок дискретных входов (В001): Статус"/>
-                  <w:listItem w:displayText="Слот М8. Блок дискретных входов (В001): Статус" w:value="Слот М8. Блок дискретных входов (В001): Статус"/>
+                  <w:listItem w:displayText="Слот М6. Блок выходных реле (К002): Отказ блока" w:value="Слот М6. Блок выходных реле (К002): Отказ блока"/>
+                  <w:listItem w:displayText="Слот М6. Блок выходных реле (К002): Блок не определен" w:value="Слот М6. Блок выходных реле (К002): Блок не определен"/>
+                  <w:listItem w:displayText="Слот М6. Блок выходных реле (К002): Статус" w:value="Слот М6. Блок выходных реле (К002): Статус"/>
+                  <w:listItem w:displayText="Слот М6. Блок выходных реле (К002): Статус" w:value="Слот М6. Блок выходных реле (К002): Статус"/>
+                  <w:listItem w:displayText="Слот М6. Блок выходных реле (К002): Статус" w:value="Слот М6. Блок выходных реле (К002): Статус"/>
+                  <w:listItem w:displayText="Слот М6. Блок выходных реле (К002): Статус" w:value="Слот М6. Блок выходных реле (К002): Статус"/>
+                  <w:listItem w:displayText="Слот М6. Блок выходных реле (К002): Статус" w:value="Слот М6. Блок выходных реле (К002): Статус"/>
+                  <w:listItem w:displayText="Слот М6. Блок выходных реле (К002): Статус" w:value="Слот М6. Блок выходных реле (К002): Статус"/>
+                  <w:listItem w:displayText="Слот М6. Блок выходных реле (К002): Статус" w:value="Слот М6. Блок выходных реле (К002): Статус"/>
+                  <w:listItem w:displayText="Слот М6. Блок выходных реле (К002): Статус" w:value="Слот М6. Блок выходных реле (К002): Статус"/>
+                  <w:listItem w:displayText="Слот М7. Блок выходных реле (К002): Отказ блока" w:value="Слот М7. Блок выходных реле (К002): Отказ блока"/>
+                  <w:listItem w:displayText="Слот М7. Блок выходных реле (К002): Блок не определен" w:value="Слот М7. Блок выходных реле (К002): Блок не определен"/>
+                  <w:listItem w:displayText="Слот М7. Блок выходных реле (К002): Статус" w:value="Слот М7. Блок выходных реле (К002): Статус"/>
+                  <w:listItem w:displayText="Слот М7. Блок выходных реле (К002): Статус" w:value="Слот М7. Блок выходных реле (К002): Статус"/>
+                  <w:listItem w:displayText="Слот М7. Блок выходных реле (К002): Статус" w:value="Слот М7. Блок выходных реле (К002): Статус"/>
+                  <w:listItem w:displayText="Слот М7. Блок выходных реле (К002): Статус" w:value="Слот М7. Блок выходных реле (К002): Статус"/>
+                  <w:listItem w:displayText="Слот М7. Блок выходных реле (К002): Статус" w:value="Слот М7. Блок выходных реле (К002): Статус"/>
+                  <w:listItem w:displayText="Слот М7. Блок выходных реле (К002): Статус" w:value="Слот М7. Блок выходных реле (К002): Статус"/>
+                  <w:listItem w:displayText="Слот М7. Блок выходных реле (К002): Статус" w:value="Слот М7. Блок выходных реле (К002): Статус"/>
+                  <w:listItem w:displayText="Слот М7. Блок выходных реле (К002): Статус" w:value="Слот М7. Блок выходных реле (К002): Статус"/>
+                  <w:listItem w:displayText="Слот М8. Блок дискретных входов (В021): Отказ блока" w:value="Слот М8. Блок дискретных входов (В021): Отказ блока"/>
+                  <w:listItem w:displayText="Слот М8. Блок дискретных входов (В021): Блок не определен" w:value="Слот М8. Блок дискретных входов (В021): Блок не определен"/>
+                  <w:listItem w:displayText="Слот М8. Блок дискретных входов (В021): Статус" w:value="Слот М8. Блок дискретных входов (В021): Статус"/>
+                  <w:listItem w:displayText="Слот М8. Блок дискретных входов (В021): Статус" w:value="Слот М8. Блок дискретных входов (В021): Статус"/>
+                  <w:listItem w:displayText="Слот М8. Блок дискретных входов (В021): Статус" w:value="Слот М8. Блок дискретных входов (В021): Статус"/>
+                  <w:listItem w:displayText="Слот М8. Блок дискретных входов (В021): Статус" w:value="Слот М8. Блок дискретных входов (В021): Статус"/>
+                  <w:listItem w:displayText="Слот М8. Блок дискретных входов (В021): Статус" w:value="Слот М8. Блок дискретных входов (В021): Статус"/>
+                  <w:listItem w:displayText="Слот М8. Блок дискретных входов (В021): Статус" w:value="Слот М8. Блок дискретных входов (В021): Статус"/>
+                  <w:listItem w:displayText="Слот М8. Блок дискретных входов (В021): Статус" w:value="Слот М8. Блок дискретных входов (В021): Статус"/>
+                  <w:listItem w:displayText="Слот М8. Блок дискретных входов (В021): Статус" w:value="Слот М8. Блок дискретных входов (В021): Статус"/>
+                  <w:listItem w:displayText="Слот М8. Блок дискретных входов (В021): Статус" w:value="Слот М8. Блок дискретных входов (В021): Статус"/>
+                  <w:listItem w:displayText="Слот М8. Блок дискретных входов (В021): Статус" w:value="Слот М8. Блок дискретных входов (В021): Статус"/>
+                  <w:listItem w:displayText="Слот М8. Блок дискретных входов (В021): Статус" w:value="Слот М8. Блок дискретных входов (В021): Статус"/>
+                  <w:listItem w:displayText="Слот М8. Блок дискретных входов (В021): Статус" w:value="Слот М8. Блок дискретных входов (В021): Статус"/>
+                  <w:listItem w:displayText="Слот М8. Блок дискретных входов (В021): Статус" w:value="Слот М8. Блок дискретных входов (В021): Статус"/>
+                  <w:listItem w:displayText="Слот М8. Блок дискретных входов (В021): Статус" w:value="Слот М8. Блок дискретных входов (В021): Статус"/>
                   <w:listItem w:displayText="Слот М9. Блок дискретных входов (В021): Отказ блока" w:value="Слот М9. Блок дискретных входов (В021): Отказ блока"/>
                   <w:listItem w:displayText="Слот М9. Блок дискретных входов (В021): Блок не определен" w:value="Слот М9. Блок дискретных входов (В021): Блок не определен"/>
                   <w:listItem w:displayText="Слот М9. Блок дискретных входов (В021): Статус" w:value="Слот М9. Блок дискретных входов (В021): Статус"/>
@@ -5708,12 +5609,12 @@
                   <w:listItem w:displayText="Слот М11. Блок дискретных входов (В021): Статус" w:value="Слот М11. Блок дискретных входов (В021): Статус"/>
                   <w:listItem w:displayText="Слот М11. Блок дискретных входов (В021): Статус" w:value="Слот М11. Блок дискретных входов (В021): Статус"/>
                   <w:listItem w:displayText="Слот М11. Блок дискретных входов (В021): Статус" w:value="Слот М11. Блок дискретных входов (В021): Статус"/>
-                  <w:listItem w:displayText="Слот М12. Измерительный блок (М046): Отказ блока" w:value="Слот М12. Измерительный блок (М046): Отказ блока"/>
-                  <w:listItem w:displayText="Слот М12. Измерительный блок (М046): Блок не определен" w:value="Слот М12. Измерительный блок (М046): Блок не определен"/>
-                  <w:listItem w:displayText="Слот М12. Измерительный блок (М046): Неисправность АЦП" w:value="Слот М12. Измерительный блок (М046): Неисправность АЦП"/>
-                  <w:listItem w:displayText="Слот М12. Измерительный блок (М046): Обрыв цепей ТН" w:value="Слот М12. Измерительный блок (М046): Обрыв цепей ТН"/>
-                  <w:listItem w:displayText="Слот М12. Измерительный блок (М046): Несимметрия измерений" w:value="Слот М12. Измерительный блок (М046): Несимметрия измерений"/>
-                  <w:listItem w:displayText="Слот М12. Измерительный блок (М046): Ошибка номинала ТТ" w:value="Слот М12. Измерительный блок (М046): Ошибка номинала ТТ"/>
+                  <w:listItem w:displayText="Слот М12. Измерительный блок (М090): Блок модуля" w:value="Слот М12. Измерительный блок (М090): Блок модуля"/>
+                  <w:listItem w:displayText="Слот М12. Измерительный блок (М090): Блок не определен" w:value="Слот М12. Измерительный блок (М090): Блок не определен"/>
+                  <w:listItem w:displayText="Слот М12. Измерительный блок (М090): Неисправность АЦП" w:value="Слот М12. Измерительный блок (М090): Неисправность АЦП"/>
+                  <w:listItem w:displayText="Слот М12. Измерительный блок (М090): Обрыв цепей ТН" w:value="Слот М12. Измерительный блок (М090): Обрыв цепей ТН"/>
+                  <w:listItem w:displayText="Слот М12. Измерительный блок (М090): Несимметрия измерений" w:value="Слот М12. Измерительный блок (М090): Несимметрия измерений"/>
+                  <w:listItem w:displayText="Слот М12. Измерительный блок (М090): Ошибка номинала ТТ" w:value="Слот М12. Измерительный блок (М090): Ошибка номинала ТТ"/>
                   <w:listItem w:displayText="Слот М14. Центральный процессор (С01): Отказ блока ЦП" w:value="Слот М14. Центральный процессор (С01): Отказ блока ЦП"/>
                   <w:listItem w:displayText="Слот М14. Центральный процессор (С01): Неисправность ПЗУ ЦП" w:value="Слот М14. Центральный процессор (С01): Неисправность ПЗУ ЦП"/>
                   <w:listItem w:displayText="Слот М14. Центральный процессор (С01): Неисправность ПЗУ MPU" w:value="Слот М14. Центральный процессор (С01): Неисправность ПЗУ MPU"/>
@@ -5795,74 +5696,103 @@
                 <w:dropDownList>
                   <w:listItem w:displayText="Не назначено" w:value=""/>
                   <w:listItem w:displayText="──────── Сигналы РЗиА ────────" w:value="INPUTS_HEADER" w:disabled="true"/>
-                  <w:listItem w:displayText="ЗОП / ЗОП: Пуск" w:value="ЗОП / ЗОП: Пуск"/>
-                  <w:listItem w:displayText="ЗОП / ЗОП: Пуск ИО по несимметрии токов прямой и обратной последовательности" w:value="ЗОП / ЗОП: Пуск ИО по несимметрии токов прямой и обратной последовательности"/>
-                  <w:listItem w:displayText="ЗОП / ЗОП: Пуск ИО тока обратной последовательности" w:value="ЗОП / ЗОП: Пуск ИО тока обратной последовательности"/>
-                  <w:listItem w:displayText="ЗОП / ЗОП: Срабатывание" w:value="ЗОП / ЗОП: Срабатывание"/>
-                  <w:listItem w:displayText="ЗОП / ЗОП: Срабатывание на сигнал" w:value="ЗОП / ЗОП: Срабатывание на сигнал"/>
-                  <w:listItem w:displayText="ЗОП / ЗОП: Функция введена в работу" w:value="ЗОП / ЗОП: Функция введена в работу"/>
-                  <w:listItem w:displayText="ЗОП / ЗОП: Функция оперативно выведена из работы" w:value="ЗОП / ЗОП: Функция оперативно выведена из работы"/>
-                  <w:listItem w:displayText="ЗП / ЗП: Пуск" w:value="ЗП / ЗП: Пуск"/>
-                  <w:listItem w:displayText="ЗП / ЗП: Пуск ИО максимального тока" w:value="ЗП / ЗП: Пуск ИО максимального тока"/>
+                  <w:listItem w:displayText="ДЗТ / БВКЗ: Срабатывание БВКЗ" w:value="ДЗТ / БВКЗ: Срабатывание БВКЗ"/>
+                  <w:listItem w:displayText="ДЗТ / БВКЗ: Срабатывание БВКЗ по фазе A" w:value="ДЗТ / БВКЗ: Срабатывание БВКЗ по фазе A"/>
+                  <w:listItem w:displayText="ДЗТ / БВКЗ: Срабатывание БВКЗ по фазе B" w:value="ДЗТ / БВКЗ: Срабатывание БВКЗ по фазе B"/>
+                  <w:listItem w:displayText="ДЗТ / БВКЗ: Срабатывание БВКЗ по фазе C" w:value="ДЗТ / БВКЗ: Срабатывание БВКЗ по фазе C"/>
+                  <w:listItem w:displayText="ДЗТ / Д2Г: Пуск Д2Г" w:value="ДЗТ / Д2Г: Пуск Д2Г"/>
+                  <w:listItem w:displayText="ДЗТ / Д2Г: Пуск Д2Г по фазе A" w:value="ДЗТ / Д2Г: Пуск Д2Г по фазе A"/>
+                  <w:listItem w:displayText="ДЗТ / Д2Г: Пуск Д2Г по фазе B" w:value="ДЗТ / Д2Г: Пуск Д2Г по фазе B"/>
+                  <w:listItem w:displayText="ДЗТ / Д2Г: Пуск Д2Г по фазе C" w:value="ДЗТ / Д2Г: Пуск Д2Г по фазе C"/>
+                  <w:listItem w:displayText="ДЗТ / Д5Г: Пуск Д5Г" w:value="ДЗТ / Д5Г: Пуск Д5Г"/>
+                  <w:listItem w:displayText="ДЗТ / Д5Г: Пуск Д5Г по фазе A" w:value="ДЗТ / Д5Г: Пуск Д5Г по фазе A"/>
+                  <w:listItem w:displayText="ДЗТ / Д5Г: Пуск Д5Г по фазе B" w:value="ДЗТ / Д5Г: Пуск Д5Г по фазе B"/>
+                  <w:listItem w:displayText="ДЗТ / Д5Г: Пуск Д5Г по фазе C" w:value="ДЗТ / Д5Г: Пуск Д5Г по фазе C"/>
+                  <w:listItem w:displayText="ДЗТ / ДЗТ: Срабатывание ДЗТ" w:value="ДЗТ / ДЗТ: Срабатывание ДЗТ"/>
+                  <w:listItem w:displayText="ДЗТ / ДТЗт: Пуск ДТЗт" w:value="ДЗТ / ДТЗт: Пуск ДТЗт"/>
+                  <w:listItem w:displayText="ДЗТ / ДТЗт: Пуск ДТЗт по фазе A" w:value="ДЗТ / ДТЗт: Пуск ДТЗт по фазе A"/>
+                  <w:listItem w:displayText="ДЗТ / ДТЗт: Пуск ДТЗт по фазе B" w:value="ДЗТ / ДТЗт: Пуск ДТЗт по фазе B"/>
+                  <w:listItem w:displayText="ДЗТ / ДТЗт: Пуск ДТЗт по фазе C" w:value="ДЗТ / ДТЗт: Пуск ДТЗт по фазе C"/>
+                  <w:listItem w:displayText="ДЗТ / ДТЗт: Пуск ИО по фазе A" w:value="ДЗТ / ДТЗт: Пуск ИО по фазе A"/>
+                  <w:listItem w:displayText="ДЗТ / ДТЗт: Пуск ИО по фазе B" w:value="ДЗТ / ДТЗт: Пуск ИО по фазе B"/>
+                  <w:listItem w:displayText="ДЗТ / ДТЗт: Пуск ИО по фазе C" w:value="ДЗТ / ДТЗт: Пуск ИО по фазе C"/>
+                  <w:listItem w:displayText="ДЗТ / ДТЗт: Срабатывание ДТЗт" w:value="ДЗТ / ДТЗт: Срабатывание ДТЗт"/>
+                  <w:listItem w:displayText="ДЗТ / ДТЗт: Срабатывание ДТЗт на сигнал" w:value="ДЗТ / ДТЗт: Срабатывание ДТЗт на сигнал"/>
+                  <w:listItem w:displayText="ДЗТ / ДТЗт: Срабатывание ДТЗт по фазе A" w:value="ДЗТ / ДТЗт: Срабатывание ДТЗт по фазе A"/>
+                  <w:listItem w:displayText="ДЗТ / ДТЗт: Срабатывание ДТЗт по фазе A на сигнал" w:value="ДЗТ / ДТЗт: Срабатывание ДТЗт по фазе A на сигнал"/>
+                  <w:listItem w:displayText="ДЗТ / ДТЗт: Срабатывание ДТЗт по фазе B" w:value="ДЗТ / ДТЗт: Срабатывание ДТЗт по фазе B"/>
+                  <w:listItem w:displayText="ДЗТ / ДТЗт: Срабатывание ДТЗт по фазе B на сигнал" w:value="ДЗТ / ДТЗт: Срабатывание ДТЗт по фазе B на сигнал"/>
+                  <w:listItem w:displayText="ДЗТ / ДТЗт: Срабатывание ДТЗт по фазе C" w:value="ДЗТ / ДТЗт: Срабатывание ДТЗт по фазе C"/>
+                  <w:listItem w:displayText="ДЗТ / ДТЗт: Срабатывание ДТЗт по фазе C на сигнал" w:value="ДЗТ / ДТЗт: Срабатывание ДТЗт по фазе C на сигнал"/>
+                  <w:listItem w:displayText="ДЗТ / ДТЗт: Функция введена в работу" w:value="ДЗТ / ДТЗт: Функция введена в работу"/>
+                  <w:listItem w:displayText="ДЗТ / ДТЗт: Функция оперативно выведена из работы" w:value="ДЗТ / ДТЗт: Функция оперативно выведена из работы"/>
+                  <w:listItem w:displayText="ДЗТ / ДТО: Пуск ДТО" w:value="ДЗТ / ДТО: Пуск ДТО"/>
+                  <w:listItem w:displayText="ДЗТ / ДТО: Пуск ДТО по фазе A" w:value="ДЗТ / ДТО: Пуск ДТО по фазе A"/>
+                  <w:listItem w:displayText="ДЗТ / ДТО: Пуск ДТО по фазе B" w:value="ДЗТ / ДТО: Пуск ДТО по фазе B"/>
+                  <w:listItem w:displayText="ДЗТ / ДТО: Пуск ДТО по фазе C" w:value="ДЗТ / ДТО: Пуск ДТО по фазе C"/>
+                  <w:listItem w:displayText="ДЗТ / ДТО: Пуск ИО по фазе A" w:value="ДЗТ / ДТО: Пуск ИО по фазе A"/>
+                  <w:listItem w:displayText="ДЗТ / ДТО: Пуск ИО по фазе B" w:value="ДЗТ / ДТО: Пуск ИО по фазе B"/>
+                  <w:listItem w:displayText="ДЗТ / ДТО: Пуск ИО по фазе C" w:value="ДЗТ / ДТО: Пуск ИО по фазе C"/>
+                  <w:listItem w:displayText="ДЗТ / ДТО: Срабатывание ДТО" w:value="ДЗТ / ДТО: Срабатывание ДТО"/>
+                  <w:listItem w:displayText="ДЗТ / ДТО: Срабатывание ДТО на сигнал" w:value="ДЗТ / ДТО: Срабатывание ДТО на сигнал"/>
+                  <w:listItem w:displayText="ДЗТ / ДТО: Срабатывание ДТО по фазе A" w:value="ДЗТ / ДТО: Срабатывание ДТО по фазе A"/>
+                  <w:listItem w:displayText="ДЗТ / ДТО: Срабатывание ДТО по фазе A на сигнал" w:value="ДЗТ / ДТО: Срабатывание ДТО по фазе A на сигнал"/>
+                  <w:listItem w:displayText="ДЗТ / ДТО: Срабатывание ДТО по фазе B" w:value="ДЗТ / ДТО: Срабатывание ДТО по фазе B"/>
+                  <w:listItem w:displayText="ДЗТ / ДТО: Срабатывание ДТО по фазе B на сигнал" w:value="ДЗТ / ДТО: Срабатывание ДТО по фазе B на сигнал"/>
+                  <w:listItem w:displayText="ДЗТ / ДТО: Срабатывание ДТО по фазе C" w:value="ДЗТ / ДТО: Срабатывание ДТО по фазе C"/>
+                  <w:listItem w:displayText="ДЗТ / ДТО: Срабатывание ДТО по фазе C на сигнал" w:value="ДЗТ / ДТО: Срабатывание ДТО по фазе C на сигнал"/>
+                  <w:listItem w:displayText="ДЗТ / ДТО: Функция введена в работу" w:value="ДЗТ / ДТО: Функция введена в работу"/>
+                  <w:listItem w:displayText="ДЗТ / ДТО: Функция оперативно выведена из работы" w:value="ДЗТ / ДТО: Функция оперативно выведена из работы"/>
+                  <w:listItem w:displayText="ДЗТ / КЦТнеб: Неисправность" w:value="ДЗТ / КЦТнеб: Неисправность"/>
+                  <w:listItem w:displayText="ДЗТ / КЦТнеб: Срабатывание" w:value="ДЗТ / КЦТнеб: Срабатывание"/>
+                  <w:listItem w:displayText="ДЗТ / КЦТнеб: Срабатывание фазы A" w:value="ДЗТ / КЦТнеб: Срабатывание фазы A"/>
+                  <w:listItem w:displayText="ДЗТ / КЦТнеб: Срабатывание фазы B" w:value="ДЗТ / КЦТнеб: Срабатывание фазы B"/>
+                  <w:listItem w:displayText="ДЗТ / КЦТнеб: Срабатывание фазы C" w:value="ДЗТ / КЦТнеб: Срабатывание фазы C"/>
+                  <w:listItem w:displayText="ДЗТ / КЦТнеб: Функция введена в работу" w:value="ДЗТ / КЦТнеб: Функция введена в работу"/>
+                  <w:listItem w:displayText="ДЗТ / КЦТнеб: Функция оперативно выведена из работы" w:value="ДЗТ / КЦТнеб: Функция оперативно выведена из работы"/>
+                  <w:listItem w:displayText="ЗП / ЗП ВН: Пуск" w:value="ЗП / ЗП ВН: Пуск"/>
+                  <w:listItem w:displayText="ЗП / ЗП ВН: Пуск ИО максимального тока" w:value="ЗП / ЗП ВН: Пуск ИО максимального тока"/>
+                  <w:listItem w:displayText="ЗП / ЗП ВН: Срабатывание" w:value="ЗП / ЗП ВН: Срабатывание"/>
+                  <w:listItem w:displayText="ЗП / ЗП ВН: Срабатывание на отключение" w:value="ЗП / ЗП ВН: Срабатывание на отключение"/>
+                  <w:listItem w:displayText="ЗП / ЗП ВН: Функция введена в работу" w:value="ЗП / ЗП ВН: Функция введена в работу"/>
+                  <w:listItem w:displayText="ЗП / ЗП ВН: Функция оперативно выведена из работы" w:value="ЗП / ЗП ВН: Функция оперативно выведена из работы"/>
+                  <w:listItem w:displayText="ЗП / ЗП НН (НН2): Пуск" w:value="ЗП / ЗП НН (НН2): Пуск"/>
+                  <w:listItem w:displayText="ЗП / ЗП НН (НН2): Пуск ИО максимального тока" w:value="ЗП / ЗП НН (НН2): Пуск ИО максимального тока"/>
+                  <w:listItem w:displayText="ЗП / ЗП НН (НН2): Срабатывание" w:value="ЗП / ЗП НН (НН2): Срабатывание"/>
+                  <w:listItem w:displayText="ЗП / ЗП НН (НН2): Срабатывание на отключение" w:value="ЗП / ЗП НН (НН2): Срабатывание на отключение"/>
+                  <w:listItem w:displayText="ЗП / ЗП НН (НН2): Функция введена в работу" w:value="ЗП / ЗП НН (НН2): Функция введена в работу"/>
+                  <w:listItem w:displayText="ЗП / ЗП НН (НН2): Функция оперативно выведена из работы" w:value="ЗП / ЗП НН (НН2): Функция оперативно выведена из работы"/>
+                  <w:listItem w:displayText="ЗП / ЗП СН (НН1): Пуск" w:value="ЗП / ЗП СН (НН1): Пуск"/>
+                  <w:listItem w:displayText="ЗП / ЗП СН (НН1): Пуск ИО максимального тока" w:value="ЗП / ЗП СН (НН1): Пуск ИО максимального тока"/>
+                  <w:listItem w:displayText="ЗП / ЗП СН (НН1): Срабатывание" w:value="ЗП / ЗП СН (НН1): Срабатывание"/>
+                  <w:listItem w:displayText="ЗП / ЗП СН (НН1): Срабатывание на отключение" w:value="ЗП / ЗП СН (НН1): Срабатывание на отключение"/>
+                  <w:listItem w:displayText="ЗП / ЗП СН (НН1): Функция введена в работу" w:value="ЗП / ЗП СН (НН1): Функция введена в работу"/>
+                  <w:listItem w:displayText="ЗП / ЗП СН (НН1): Функция оперативно выведена из работы" w:value="ЗП / ЗП СН (НН1): Функция оперативно выведена из работы"/>
                   <w:listItem w:displayText="ЗП / ЗП: Срабатывание" w:value="ЗП / ЗП: Срабатывание"/>
-                  <w:listItem w:displayText="ЗП / ЗП: Срабатывание на отключение" w:value="ЗП / ЗП: Срабатывание на отключение"/>
-                  <w:listItem w:displayText="ЗП / ЗП: Функция введена в работу" w:value="ЗП / ЗП: Функция введена в работу"/>
-                  <w:listItem w:displayText="ЗП / ЗП: Функция оперативно выведена из работы" w:value="ЗП / ЗП: Функция оперативно выведена из работы"/>
-                  <w:listItem w:displayText="КА / В: Выключатель включен" w:value="КА / В: Выключатель включен"/>
-                  <w:listItem w:displayText="КА / В: Выключатель отключен" w:value="КА / В: Выключатель отключен"/>
-                  <w:listItem w:displayText="КА / В: Команда «включить» выключатель через выходное реле" w:value="КА / В: Команда «включить» выключатель через выходное реле"/>
-                  <w:listItem w:displayText="КА / В: Команда «отключить» выключатель через выходное реле" w:value="КА / В: Команда «отключить» выключатель через выходное реле"/>
-                  <w:listItem w:displayText="КА / В: Неисправное положение выключателя" w:value="КА / В: Неисправное положение выключателя"/>
-                  <w:listItem w:displayText="КА / В: Промежуточное положение выключателя" w:value="КА / В: Промежуточное положение выключателя"/>
-                  <w:listItem w:displayText="КА / В: Функция введена в работу" w:value="КА / В: Функция введена в работу"/>
-                  <w:listItem w:displayText="КА / КА: Функция введена в работу" w:value="КА / КА: Функция введена в работу"/>
-                  <w:listItem w:displayText="КА / КА: Функция оперативно выведена из работы" w:value="КА / КА: Функция оперативно выведена из работы"/>
-                  <w:listItem w:displayText="КП / КП: Функция введена в работу" w:value="КП / КП: Функция введена в работу"/>
-                  <w:listItem w:displayText="КП / КП: Функция оперативно выведена из работы" w:value="КП / КП: Функция оперативно выведена из работы"/>
-                  <w:listItem w:displayText="КП / УВ: Включить выключатель" w:value="КП / УВ: Включить выключатель"/>
-                  <w:listItem w:displayText="КП / УВ: Идет переключение" w:value="КП / УВ: Идет переключение"/>
-                  <w:listItem w:displayText="КП / УВ: Отключить выключатель" w:value="КП / УВ: Отключить выключатель"/>
-                  <w:listItem w:displayText="КП / УВ: Поведение местного управления" w:value="КП / УВ: Поведение местного управления"/>
-                  <w:listItem w:displayText="КП / УВ: Положение В (Включено)" w:value="КП / УВ: Положение В (Включено)"/>
-                  <w:listItem w:displayText="КП / УВ: Положение В (Не определено)" w:value="КП / УВ: Положение В (Не определено)"/>
-                  <w:listItem w:displayText="КП / УВ: Положение В (Неисправность)" w:value="КП / УВ: Положение В (Неисправность)"/>
-                  <w:listItem w:displayText="КП / УВ: Положение В (Отключено)" w:value="КП / УВ: Положение В (Отключено)"/>
-                  <w:listItem w:displayText="КП / УВ: Положение ключа режима управления" w:value="КП / УВ: Положение ключа режима управления"/>
-                  <w:listItem w:displayText="КП / УВ: Право переключения на уровне станции" w:value="КП / УВ: Право переключения на уровне станции"/>
-                  <w:listItem w:displayText="КП / УВ: Сигнал превышения допустимого времени переключения" w:value="КП / УВ: Сигнал превышения допустимого времени переключения"/>
-                  <w:listItem w:displayText="КП / УВ: Функция введена в работу" w:value="КП / УВ: Функция введена в работу"/>
-                  <w:listItem w:displayText="КРВ / КРВ: Превышен коммутационный ресурс выключателя" w:value="КРВ / КРВ: Превышен коммутационный ресурс выключателя"/>
-                  <w:listItem w:displayText="КРВ / КРВ: Превышен механический ресурс выключателя" w:value="КРВ / КРВ: Превышен механический ресурс выключателя"/>
-                  <w:listItem w:displayText="КРВ / КРВ: Превышен ресурс выключателя" w:value="КРВ / КРВ: Превышен ресурс выключателя"/>
-                  <w:listItem w:displayText="КРВ / КРВ: Функция введена в работу" w:value="КРВ / КРВ: Функция введена в работу"/>
-                  <w:listItem w:displayText="КСВ / КСВ: Блокировка включения В" w:value="КСВ / КСВ: Блокировка включения В"/>
-                  <w:listItem w:displayText="КСВ / КСВ: Блокировка отключения В" w:value="КСВ / КСВ: Блокировка отключения В"/>
-                  <w:listItem w:displayText="КСВ / КСВ: В аварийно отключен" w:value="КСВ / КСВ: В аварийно отключен"/>
-                  <w:listItem w:displayText="КСВ / КСВ: В самопроизвольно отключен" w:value="КСВ / КСВ: В самопроизвольно отключен"/>
-                  <w:listItem w:displayText="КСВ / КСВ: Защита ЭМВ" w:value="КСВ / КСВ: Защита ЭМВ"/>
-                  <w:listItem w:displayText="КСВ / КСВ: Защита ЭМО1" w:value="КСВ / КСВ: Защита ЭМО1"/>
-                  <w:listItem w:displayText="КСВ / КСВ: Защита ЭМО2" w:value="КСВ / КСВ: Защита ЭМО2"/>
-                  <w:listItem w:displayText="КСВ / КСВ: Неисправность В" w:value="КСВ / КСВ: Неисправность В"/>
-                  <w:listItem w:displayText="КСВ / КСВ: Неисправность цепей ЭМУ" w:value="КСВ / КСВ: Неисправность цепей ЭМУ"/>
-                  <w:listItem w:displayText="КСВ / КСВ: Реле фиксации команды" w:value="КСВ / КСВ: Реле фиксации команды"/>
-                  <w:listItem w:displayText="КСВ / КСВ: Функция введена в работу" w:value="КСВ / КСВ: Функция введена в работу"/>
-                  <w:listItem w:displayText="КСВ / КСВ: Функция оперативно выведена из работы" w:value="КСВ / КСВ: Функция оперативно выведена из работы"/>
-                  <w:listItem w:displayText="КЦН НН1 / КЦН: Неисправность цепей напряжения" w:value="КЦН НН1 / КЦН: Неисправность цепей напряжения"/>
-                  <w:listItem w:displayText="КЦН НН1 / КЦН: Пуск" w:value="КЦН НН1 / КЦН: Пуск"/>
-                  <w:listItem w:displayText="КЦН НН1 / КЦН: Пуск органа максимального напряжения ОП" w:value="КЦН НН1 / КЦН: Пуск органа максимального напряжения ОП"/>
-                  <w:listItem w:displayText="КЦН НН1 / КЦН: Пуск органа минимального напряжения" w:value="КЦН НН1 / КЦН: Пуск органа минимального напряжения"/>
-                  <w:listItem w:displayText="КЦН НН1 / КЦН: Функция введена в работу" w:value="КЦН НН1 / КЦН: Функция введена в работу"/>
-                  <w:listItem w:displayText="КЦН НН1 / КЦН: Функция оперативно выведена из работы" w:value="КЦН НН1 / КЦН: Функция оперативно выведена из работы"/>
-                  <w:listItem w:displayText="КЦН НН2 / КЦН: Неисправность цепей напряжения" w:value="КЦН НН2 / КЦН: Неисправность цепей напряжения"/>
-                  <w:listItem w:displayText="КЦН НН2 / КЦН: Пуск" w:value="КЦН НН2 / КЦН: Пуск"/>
-                  <w:listItem w:displayText="КЦН НН2 / КЦН: Пуск органа максимального напряжения ОП" w:value="КЦН НН2 / КЦН: Пуск органа максимального напряжения ОП"/>
-                  <w:listItem w:displayText="КЦН НН2 / КЦН: Пуск органа минимального напряжения" w:value="КЦН НН2 / КЦН: Пуск органа минимального напряжения"/>
-                  <w:listItem w:displayText="КЦН НН2 / КЦН: Функция введена в работу" w:value="КЦН НН2 / КЦН: Функция введена в работу"/>
-                  <w:listItem w:displayText="КЦН НН2 / КЦН: Функция оперативно выведена из работы" w:value="КЦН НН2 / КЦН: Функция оперативно выведена из работы"/>
-                  <w:listItem w:displayText="ЛЗТ / ЛЗТ: Пуск" w:value="ЛЗТ / ЛЗТ: Пуск"/>
-                  <w:listItem w:displayText="ЛЗТ / ЛЗТ: Срабатывание" w:value="ЛЗТ / ЛЗТ: Срабатывание"/>
-                  <w:listItem w:displayText="ЛЗТ / ЛЗТ: Функция введена в работу" w:value="ЛЗТ / ЛЗТ: Функция введена в работу"/>
-                  <w:listItem w:displayText="ЛЗТ / ЛЗТ: Функция оперативно выведена из работы" w:value="ЛЗТ / ЛЗТ: Функция оперативно выведена из работы"/>
+                  <w:listItem w:displayText="ЗПО / ЗПО: Пуск" w:value="ЗПО / ЗПО: Пуск"/>
+                  <w:listItem w:displayText="ЗПО / ЗПО: Срабатывание" w:value="ЗПО / ЗПО: Срабатывание"/>
+                  <w:listItem w:displayText="ЗПО / ЗПО: Срабатывание на сигнал" w:value="ЗПО / ЗПО: Срабатывание на сигнал"/>
+                  <w:listItem w:displayText="ЗПО / ЗПО: Функция введена в работу" w:value="ЗПО / ЗПО: Функция введена в работу"/>
+                  <w:listItem w:displayText="ЗПО / ЗПО: Функция оперативно выведена из работы" w:value="ЗПО / ЗПО: Функция оперативно выведена из работы"/>
+                  <w:listItem w:displayText="КЦТ / КЦТ: Срабатывание КЦТ" w:value="КЦТ / КЦТ: Срабатывание КЦТ"/>
+                  <w:listItem w:displayText="КЦТ / КЦТст1: Пуск КЦТст при асимметрии" w:value="КЦТ / КЦТст1: Пуск КЦТст при асимметрии"/>
+                  <w:listItem w:displayText="КЦТ / КЦТст1: Пуск КЦТст при обрыве провода" w:value="КЦТ / КЦТст1: Пуск КЦТст при обрыве провода"/>
+                  <w:listItem w:displayText="КЦТ / КЦТст1: Срабатывание КЦТст при асимметрии" w:value="КЦТ / КЦТст1: Срабатывание КЦТст при асимметрии"/>
+                  <w:listItem w:displayText="КЦТ / КЦТст1: Срабатывание КЦТст при обрыве провода" w:value="КЦТ / КЦТст1: Срабатывание КЦТст при обрыве провода"/>
+                  <w:listItem w:displayText="КЦТ / КЦТст1: Функция введена в работу" w:value="КЦТ / КЦТст1: Функция введена в работу"/>
+                  <w:listItem w:displayText="КЦТ / КЦТст1: Функция оперативно выведена из работы" w:value="КЦТ / КЦТст1: Функция оперативно выведена из работы"/>
+                  <w:listItem w:displayText="КЦТ / КЦТст2: Пуск КЦТст при асимметрии" w:value="КЦТ / КЦТст2: Пуск КЦТст при асимметрии"/>
+                  <w:listItem w:displayText="КЦТ / КЦТст2: Пуск КЦТст при обрыве провода" w:value="КЦТ / КЦТст2: Пуск КЦТст при обрыве провода"/>
+                  <w:listItem w:displayText="КЦТ / КЦТст2: Срабатывание КЦТст при асимметрии" w:value="КЦТ / КЦТст2: Срабатывание КЦТст при асимметрии"/>
+                  <w:listItem w:displayText="КЦТ / КЦТст2: Срабатывание КЦТст при обрыве провода" w:value="КЦТ / КЦТст2: Срабатывание КЦТст при обрыве провода"/>
+                  <w:listItem w:displayText="КЦТ / КЦТст2: Функция введена в работу" w:value="КЦТ / КЦТст2: Функция введена в работу"/>
+                  <w:listItem w:displayText="КЦТ / КЦТст2: Функция оперативно выведена из работы" w:value="КЦТ / КЦТст2: Функция оперативно выведена из работы"/>
+                  <w:listItem w:displayText="КЦТ / КЦТст3: Пуск КЦТст при асимметрии" w:value="КЦТ / КЦТст3: Пуск КЦТст при асимметрии"/>
+                  <w:listItem w:displayText="КЦТ / КЦТст3: Пуск КЦТст при обрыве провода" w:value="КЦТ / КЦТст3: Пуск КЦТст при обрыве провода"/>
+                  <w:listItem w:displayText="КЦТ / КЦТст3: Срабатывание КЦТст при асимметрии" w:value="КЦТ / КЦТст3: Срабатывание КЦТст при асимметрии"/>
+                  <w:listItem w:displayText="КЦТ / КЦТст3: Срабатывание КЦТст при обрыве провода" w:value="КЦТ / КЦТст3: Срабатывание КЦТст при обрыве провода"/>
+                  <w:listItem w:displayText="КЦТ / КЦТст3: Функция введена в работу" w:value="КЦТ / КЦТст3: Функция введена в работу"/>
+                  <w:listItem w:displayText="КЦТ / КЦТст3: Функция оперативно выведена из работы" w:value="КЦТ / КЦТст3: Функция оперативно выведена из работы"/>
                   <w:listItem w:displayText="ЛО ВН / ЛО: Отключение" w:value="ЛО ВН / ЛО: Отключение"/>
                   <w:listItem w:displayText="ЛО ВН / ЛО: Отключить аварийно" w:value="ЛО ВН / ЛО: Отключить аварийно"/>
                   <w:listItem w:displayText="ЛО ВН / ЛО: Функция введена в работу" w:value="ЛО ВН / ЛО: Функция введена в работу"/>
@@ -5882,9 +5812,6 @@
                   <w:listItem w:displayText="ЛО ГЗсигн / ЛО: Срабатывание на сигнал" w:value="ЛО ГЗсигн / ЛО: Срабатывание на сигнал"/>
                   <w:listItem w:displayText="ЛО ГЗсигн / ЛО: Функция введена в работу" w:value="ЛО ГЗсигн / ЛО: Функция введена в работу"/>
                   <w:listItem w:displayText="ЛО ГЗсигн / ЛО: Функция оперативно выведена из работы" w:value="ЛО ГЗсигн / ЛО: Функция оперативно выведена из работы"/>
-                  <w:listItem w:displayText="ЛО НН1 / ЗАВР: Запрет АВР" w:value="ЛО НН1 / ЗАВР: Запрет АВР"/>
-                  <w:listItem w:displayText="ЛО НН1 / ЗАВР: Функция введена в работу" w:value="ЛО НН1 / ЗАВР: Функция введена в работу"/>
-                  <w:listItem w:displayText="ЛО НН1 / ЗАВР: Функция оперативно выведена из работы" w:value="ЛО НН1 / ЗАВР: Функция оперативно выведена из работы"/>
                   <w:listItem w:displayText="ЛО НН1 / ЗАПВ: Запрет АПВ" w:value="ЛО НН1 / ЗАПВ: Запрет АПВ"/>
                   <w:listItem w:displayText="ЛО НН1 / ЗАПВ: Функция введена в работу" w:value="ЛО НН1 / ЗАПВ: Функция введена в работу"/>
                   <w:listItem w:displayText="ЛО НН1 / ЗАПВ: Функция оперативно выведена из работы" w:value="ЛО НН1 / ЗАПВ: Функция оперативно выведена из работы"/>
@@ -5892,9 +5819,6 @@
                   <w:listItem w:displayText="ЛО НН1 / ЛО: Отключить аварийно" w:value="ЛО НН1 / ЛО: Отключить аварийно"/>
                   <w:listItem w:displayText="ЛО НН1 / ЛО: Функция введена в работу" w:value="ЛО НН1 / ЛО: Функция введена в работу"/>
                   <w:listItem w:displayText="ЛО НН1 / ЛО: Функция оперативно выведена из работы" w:value="ЛО НН1 / ЛО: Функция оперативно выведена из работы"/>
-                  <w:listItem w:displayText="ЛО НН2 / ЗАВР: Запрет АВР" w:value="ЛО НН2 / ЗАВР: Запрет АВР"/>
-                  <w:listItem w:displayText="ЛО НН2 / ЗАВР: Функция введена в работу" w:value="ЛО НН2 / ЗАВР: Функция введена в работу"/>
-                  <w:listItem w:displayText="ЛО НН2 / ЗАВР: Функция оперативно выведена из работы" w:value="ЛО НН2 / ЗАВР: Функция оперативно выведена из работы"/>
                   <w:listItem w:displayText="ЛО НН2 / ЗАПВ: Запрет АПВ" w:value="ЛО НН2 / ЗАПВ: Запрет АПВ"/>
                   <w:listItem w:displayText="ЛО НН2 / ЗАПВ: Функция введена в работу" w:value="ЛО НН2 / ЗАПВ: Функция введена в работу"/>
                   <w:listItem w:displayText="ЛО НН2 / ЗАПВ: Функция оперативно выведена из работы" w:value="ЛО НН2 / ЗАПВ: Функция оперативно выведена из работы"/>
@@ -5902,84 +5826,68 @@
                   <w:listItem w:displayText="ЛО НН2 / ЛО: Отключить аварийно" w:value="ЛО НН2 / ЛО: Отключить аварийно"/>
                   <w:listItem w:displayText="ЛО НН2 / ЛО: Функция введена в работу" w:value="ЛО НН2 / ЛО: Функция введена в работу"/>
                   <w:listItem w:displayText="ЛО НН2 / ЛО: Функция оперативно выведена из работы" w:value="ЛО НН2 / ЛО: Функция оперативно выведена из работы"/>
-                  <w:listItem w:displayText="ЛО Т / ЗАВР: Запрет АВР" w:value="ЛО Т / ЗАВР: Запрет АВР"/>
-                  <w:listItem w:displayText="ЛО Т / ЗАВР: Функция введена в работу" w:value="ЛО Т / ЗАВР: Функция введена в работу"/>
-                  <w:listItem w:displayText="ЛО Т / ЗАВР: Функция оперативно выведена из работы" w:value="ЛО Т / ЗАВР: Функция оперативно выведена из работы"/>
                   <w:listItem w:displayText="ЛО Т / ЗАПВ: Запрет АПВ" w:value="ЛО Т / ЗАПВ: Запрет АПВ"/>
                   <w:listItem w:displayText="ЛО Т / ЗАПВ: Функция введена в работу" w:value="ЛО Т / ЗАПВ: Функция введена в работу"/>
                   <w:listItem w:displayText="ЛО Т / ЗАПВ: Функция оперативно выведена из работы" w:value="ЛО Т / ЗАПВ: Функция оперативно выведена из работы"/>
-                  <w:listItem w:displayText="ЛО Т / ЛО: Пуск" w:value="ЛО Т / ЛО: Пуск"/>
                   <w:listItem w:displayText="ЛО Т / ЛО: Срабатывание" w:value="ЛО Т / ЛО: Срабатывание"/>
                   <w:listItem w:displayText="ЛО Т / ЛО: Функция введена в работу" w:value="ЛО Т / ЛО: Функция введена в работу"/>
                   <w:listItem w:displayText="ЛО Т / ЛО: Функция оперативно выведена из работы" w:value="ЛО Т / ЛО: Функция оперативно выведена из работы"/>
-                  <w:listItem w:displayText="МТЗ / БЛЗШ: Блокировка" w:value="МТЗ / БЛЗШ: Блокировка"/>
-                  <w:listItem w:displayText="МТЗ / БНТ: Пуск БНТ" w:value="МТЗ / БНТ: Пуск БНТ"/>
-                  <w:listItem w:displayText="МТЗ / БНТ: Пуск БНТ по фазе A" w:value="МТЗ / БНТ: Пуск БНТ по фазе A"/>
-                  <w:listItem w:displayText="МТЗ / БНТ: Пуск БНТ по фазе B" w:value="МТЗ / БНТ: Пуск БНТ по фазе B"/>
-                  <w:listItem w:displayText="МТЗ / БНТ: Пуск БНТ по фазе C" w:value="МТЗ / БНТ: Пуск БНТ по фазе C"/>
-                  <w:listItem w:displayText="МТЗ / КПОН1: Пуск КПОН" w:value="МТЗ / КПОН1: Пуск КПОН"/>
-                  <w:listItem w:displayText="МТЗ / КПОН2: Пуск КПОН" w:value="МТЗ / КПОН2: Пуск КПОН"/>
-                  <w:listItem w:displayText="МТЗ / МТЗ 1 ст: Пуск" w:value="МТЗ / МТЗ 1 ст: Пуск"/>
-                  <w:listItem w:displayText="МТЗ / МТЗ 1 ст: Пуск ИО тока по фазе B" w:value="МТЗ / МТЗ 1 ст: Пуск ИО тока по фазе B"/>
-                  <w:listItem w:displayText="МТЗ / МТЗ 1 ст: Пуск ИО тока по фазе C" w:value="МТЗ / МТЗ 1 ст: Пуск ИО тока по фазе C"/>
-                  <w:listItem w:displayText="МТЗ / МТЗ 1 ст: Пуск ИО тока по фазе А" w:value="МТЗ / МТЗ 1 ст: Пуск ИО тока по фазе А"/>
-                  <w:listItem w:displayText="МТЗ / МТЗ 1 ст: Пуск по фазе B" w:value="МТЗ / МТЗ 1 ст: Пуск по фазе B"/>
-                  <w:listItem w:displayText="МТЗ / МТЗ 1 ст: Пуск по фазе C" w:value="МТЗ / МТЗ 1 ст: Пуск по фазе C"/>
-                  <w:listItem w:displayText="МТЗ / МТЗ 1 ст: Пуск по фазе А" w:value="МТЗ / МТЗ 1 ст: Пуск по фазе А"/>
-                  <w:listItem w:displayText="МТЗ / МТЗ 1 ст: Срабатывание" w:value="МТЗ / МТЗ 1 ст: Срабатывание"/>
-                  <w:listItem w:displayText="МТЗ / МТЗ 1 ст: Срабатывание на сигнал" w:value="МТЗ / МТЗ 1 ст: Срабатывание на сигнал"/>
-                  <w:listItem w:displayText="МТЗ / МТЗ 1 ст: Функция введена в работу" w:value="МТЗ / МТЗ 1 ст: Функция введена в работу"/>
-                  <w:listItem w:displayText="МТЗ / МТЗ 1 ст: Функция оперативно выведена из работы" w:value="МТЗ / МТЗ 1 ст: Функция оперативно выведена из работы"/>
-                  <w:listItem w:displayText="МТЗ / МТЗ 2 ст: Пуск" w:value="МТЗ / МТЗ 2 ст: Пуск"/>
-                  <w:listItem w:displayText="МТЗ / МТЗ 2 ст: Пуск ИО тока по фазе B" w:value="МТЗ / МТЗ 2 ст: Пуск ИО тока по фазе B"/>
-                  <w:listItem w:displayText="МТЗ / МТЗ 2 ст: Пуск ИО тока по фазе C" w:value="МТЗ / МТЗ 2 ст: Пуск ИО тока по фазе C"/>
-                  <w:listItem w:displayText="МТЗ / МТЗ 2 ст: Пуск ИО тока по фазе А" w:value="МТЗ / МТЗ 2 ст: Пуск ИО тока по фазе А"/>
-                  <w:listItem w:displayText="МТЗ / МТЗ 2 ст: Пуск по фазе B" w:value="МТЗ / МТЗ 2 ст: Пуск по фазе B"/>
-                  <w:listItem w:displayText="МТЗ / МТЗ 2 ст: Пуск по фазе C" w:value="МТЗ / МТЗ 2 ст: Пуск по фазе C"/>
-                  <w:listItem w:displayText="МТЗ / МТЗ 2 ст: Пуск по фазе А" w:value="МТЗ / МТЗ 2 ст: Пуск по фазе А"/>
-                  <w:listItem w:displayText="МТЗ / МТЗ 2 ст: Срабатывание" w:value="МТЗ / МТЗ 2 ст: Срабатывание"/>
-                  <w:listItem w:displayText="МТЗ / МТЗ 2 ст: Срабатывание на сигнал" w:value="МТЗ / МТЗ 2 ст: Срабатывание на сигнал"/>
-                  <w:listItem w:displayText="МТЗ / МТЗ 2 ст: Функция введена в работу" w:value="МТЗ / МТЗ 2 ст: Функция введена в работу"/>
-                  <w:listItem w:displayText="МТЗ / МТЗ 2 ст: Функция оперативно выведена из работы" w:value="МТЗ / МТЗ 2 ст: Функция оперативно выведена из работы"/>
-                  <w:listItem w:displayText="МТЗ / МТЗ 3 ст: Пуск" w:value="МТЗ / МТЗ 3 ст: Пуск"/>
-                  <w:listItem w:displayText="МТЗ / МТЗ 3 ст: Пуск ИО тока по фазе B" w:value="МТЗ / МТЗ 3 ст: Пуск ИО тока по фазе B"/>
-                  <w:listItem w:displayText="МТЗ / МТЗ 3 ст: Пуск ИО тока по фазе C" w:value="МТЗ / МТЗ 3 ст: Пуск ИО тока по фазе C"/>
-                  <w:listItem w:displayText="МТЗ / МТЗ 3 ст: Пуск ИО тока по фазе А" w:value="МТЗ / МТЗ 3 ст: Пуск ИО тока по фазе А"/>
-                  <w:listItem w:displayText="МТЗ / МТЗ 3 ст: Пуск по фазе B" w:value="МТЗ / МТЗ 3 ст: Пуск по фазе B"/>
-                  <w:listItem w:displayText="МТЗ / МТЗ 3 ст: Пуск по фазе C" w:value="МТЗ / МТЗ 3 ст: Пуск по фазе C"/>
-                  <w:listItem w:displayText="МТЗ / МТЗ 3 ст: Пуск по фазе А" w:value="МТЗ / МТЗ 3 ст: Пуск по фазе А"/>
-                  <w:listItem w:displayText="МТЗ / МТЗ 3 ст: Срабатывание" w:value="МТЗ / МТЗ 3 ст: Срабатывание"/>
-                  <w:listItem w:displayText="МТЗ / МТЗ 3 ст: Срабатывание на сигнал" w:value="МТЗ / МТЗ 3 ст: Срабатывание на сигнал"/>
-                  <w:listItem w:displayText="МТЗ / МТЗ 3 ст: Функция введена в работу" w:value="МТЗ / МТЗ 3 ст: Функция введена в работу"/>
-                  <w:listItem w:displayText="МТЗ / МТЗ 3 ст: Функция оперативно выведена из работы" w:value="МТЗ / МТЗ 3 ст: Функция оперативно выведена из работы"/>
-                  <w:listItem w:displayText="МТЗ / МТЗ: Пуск" w:value="МТЗ / МТЗ: Пуск"/>
-                  <w:listItem w:displayText="ПДС / В: Поведение местного управления" w:value="ПДС / В: Поведение местного управления"/>
-                  <w:listItem w:displayText="ПДС / В: Положение ключа режима управления" w:value="ПДС / В: Положение ключа режима управления"/>
-                  <w:listItem w:displayText="ПДС / В: Положение ключа режима управления привода В" w:value="ПДС / В: Положение ключа режима управления привода В"/>
-                  <w:listItem w:displayText="ПДС / В: Право переключения на уровне станции" w:value="ПДС / В: Право переключения на уровне станции"/>
+                  <w:listItem w:displayText="ЛО ТЗ / ЛО ДТм: Срабатывание" w:value="ЛО ТЗ / ЛО ДТм: Срабатывание"/>
+                  <w:listItem w:displayText="ЛО ТЗ / ЛО ДТм: Срабатывание датчика температуры масла заблокировано" w:value="ЛО ТЗ / ЛО ДТм: Срабатывание датчика температуры масла заблокировано"/>
+                  <w:listItem w:displayText="ЛО ТЗ / ЛО ДТм: Срабатывание на сигнал" w:value="ЛО ТЗ / ЛО ДТм: Срабатывание на сигнал"/>
+                  <w:listItem w:displayText="ЛО ТЗ / ЛО ДТм: Функция введена в работу" w:value="ЛО ТЗ / ЛО ДТм: Функция введена в работу"/>
+                  <w:listItem w:displayText="ЛО ТЗ / ЛО ДТм: Функция оперативно выведена из работы" w:value="ЛО ТЗ / ЛО ДТм: Функция оперативно выведена из работы"/>
+                  <w:listItem w:displayText="ЛО ТЗ / ЛО ДТо: Срабатывание" w:value="ЛО ТЗ / ЛО ДТо: Срабатывание"/>
+                  <w:listItem w:displayText="ЛО ТЗ / ЛО ДТо: Срабатывание датчика температуры обмотки заблокировано" w:value="ЛО ТЗ / ЛО ДТо: Срабатывание датчика температуры обмотки заблокировано"/>
+                  <w:listItem w:displayText="ЛО ТЗ / ЛО ДТо: Срабатывание на сигнал" w:value="ЛО ТЗ / ЛО ДТо: Срабатывание на сигнал"/>
+                  <w:listItem w:displayText="ЛО ТЗ / ЛО ДТо: Функция введена в работу" w:value="ЛО ТЗ / ЛО ДТо: Функция введена в работу"/>
+                  <w:listItem w:displayText="ЛО ТЗ / ЛО ДТо: Функция оперативно выведена из работы" w:value="ЛО ТЗ / ЛО ДТо: Функция оперативно выведена из работы"/>
+                  <w:listItem w:displayText="ЛО ТЗ / ЛО РД: Срабатывание" w:value="ЛО ТЗ / ЛО РД: Срабатывание"/>
+                  <w:listItem w:displayText="ЛО ТЗ / ЛО РД: Срабатывание на сигнал" w:value="ЛО ТЗ / ЛО РД: Срабатывание на сигнал"/>
+                  <w:listItem w:displayText="ЛО ТЗ / ЛО РД: Срабатывание реле давления заблокировано" w:value="ЛО ТЗ / ЛО РД: Срабатывание реле давления заблокировано"/>
+                  <w:listItem w:displayText="ЛО ТЗ / ЛО РД: Функция введена в работу" w:value="ЛО ТЗ / ЛО РД: Функция введена в работу"/>
+                  <w:listItem w:displayText="ЛО ТЗ / ЛО РД: Функция оперативно выведена из работы" w:value="ЛО ТЗ / ЛО РД: Функция оперативно выведена из работы"/>
+                  <w:listItem w:displayText="ЛО ТС / ЛО ДУм расширителя: Срабатывание" w:value="ЛО ТС / ЛО ДУм расширителя: Срабатывание"/>
+                  <w:listItem w:displayText="ЛО ТС / ЛО ДУм расширителя: Срабатывание на сигнал" w:value="ЛО ТС / ЛО ДУм расширителя: Срабатывание на сигнал"/>
+                  <w:listItem w:displayText="ЛО ТС / ЛО ДУм расширителя: Функция введена в работу" w:value="ЛО ТС / ЛО ДУм расширителя: Функция введена в работу"/>
+                  <w:listItem w:displayText="ЛО ТС / ЛО ДУм расширителя: Функция оперативно выведена из работы" w:value="ЛО ТС / ЛО ДУм расширителя: Функция оперативно выведена из работы"/>
+                  <w:listItem w:displayText="ЛО ТС / ЛО ОК: Срабатывание" w:value="ЛО ТС / ЛО ОК: Срабатывание"/>
+                  <w:listItem w:displayText="ЛО ТС / ЛО ОК: Срабатывание на сигнал" w:value="ЛО ТС / ЛО ОК: Срабатывание на сигнал"/>
+                  <w:listItem w:displayText="ЛО ТС / ЛО ОК: Функция введена в работу" w:value="ЛО ТС / ЛО ОК: Функция введена в работу"/>
+                  <w:listItem w:displayText="ЛО ТС / ЛО ОК: Функция оперативно выведена из работы" w:value="ЛО ТС / ЛО ОК: Функция оперативно выведена из работы"/>
+                  <w:listItem w:displayText="ЛО ТС / ЛО ПК: Срабатывание" w:value="ЛО ТС / ЛО ПК: Срабатывание"/>
+                  <w:listItem w:displayText="ЛО ТС / ЛО ПК: Срабатывание на сигнал" w:value="ЛО ТС / ЛО ПК: Срабатывание на сигнал"/>
+                  <w:listItem w:displayText="ЛО ТС / ЛО ПК: Функция введена в работу" w:value="ЛО ТС / ЛО ПК: Функция введена в работу"/>
+                  <w:listItem w:displayText="ЛО ТС / ЛО ПК: Функция оперативно выведена из работы" w:value="ЛО ТС / ЛО ПК: Функция оперативно выведена из работы"/>
                   <w:listItem w:displayText="ПДС / ГЗ РПН: Низкая изоляция" w:value="ПДС / ГЗ РПН: Низкая изоляция"/>
                   <w:listItem w:displayText="ПДС / ГЗ РПН: Отключение" w:value="ПДС / ГЗ РПН: Отключение"/>
                   <w:listItem w:displayText="ПДС / ГЗ Т: Низкая изоляция ГЗоткл" w:value="ПДС / ГЗ Т: Низкая изоляция ГЗоткл"/>
                   <w:listItem w:displayText="ПДС / ГЗ Т: Низкая изоляция ГЗсигн" w:value="ПДС / ГЗ Т: Низкая изоляция ГЗсигн"/>
                   <w:listItem w:displayText="ПДС / ГЗ Т: Отключение" w:value="ПДС / ГЗ Т: Отключение"/>
                   <w:listItem w:displayText="ПДС / ГЗ Т: Сигнал" w:value="ПДС / ГЗ Т: Сигнал"/>
-                  <w:listItem w:displayText="ПДС / КИ: Аварийный уровень изоляции" w:value="ПДС / КИ: Аварийный уровень изоляции"/>
-                  <w:listItem w:displayText="ПДС / КИ: Низкий уровень изоляции" w:value="ПДС / КИ: Низкий уровень изоляции"/>
-                  <w:listItem w:displayText="ПДС / КПруж: Пружина не заведена" w:value="ПДС / КПруж: Пружина не заведена"/>
-                  <w:listItem w:displayText="ПДС / КЦВ: Контроль цепи ЭМВ" w:value="ПДС / КЦВ: Контроль цепи ЭМВ"/>
-                  <w:listItem w:displayText="ПДС / КЦВ: Контроль цепи ЭМО1" w:value="ПДС / КЦВ: Контроль цепи ЭМО1"/>
-                  <w:listItem w:displayText="ПДС / КЦВ: Контроль цепи ЭМО2" w:value="ПДС / КЦВ: Контроль цепи ЭМО2"/>
-                  <w:listItem w:displayText="ПДС / КЦВ: Работа ЭМВ" w:value="ПДС / КЦВ: Работа ЭМВ"/>
-                  <w:listItem w:displayText="ПДС / КЦВ: Работа ЭМО1" w:value="ПДС / КЦВ: Работа ЭМО1"/>
-                  <w:listItem w:displayText="ПДС / КЦВ: Работа ЭМО2" w:value="ПДС / КЦВ: Работа ЭМО2"/>
+                  <w:listItem w:displayText="ПДС / ДТм: Низкая изоляция" w:value="ПДС / ДТм: Низкая изоляция"/>
+                  <w:listItem w:displayText="ПДС / ДТм: Отключение" w:value="ПДС / ДТм: Отключение"/>
+                  <w:listItem w:displayText="ПДС / ДТм: Сигнал" w:value="ПДС / ДТм: Сигнал"/>
+                  <w:listItem w:displayText="ПДС / ДТм_РПН: Срабатывание" w:value="ПДС / ДТм_РПН: Срабатывание"/>
+                  <w:listItem w:displayText="ПДС / ДТо: Низкая изоляция" w:value="ПДС / ДТо: Низкая изоляция"/>
+                  <w:listItem w:displayText="ПДС / ДТо: Отключение" w:value="ПДС / ДТо: Отключение"/>
+                  <w:listItem w:displayText="ПДС / ДТо: Сигнал" w:value="ПДС / ДТо: Сигнал"/>
+                  <w:listItem w:displayText="ПДС / ДУм РПН: Высокий уровень масла" w:value="ПДС / ДУм РПН: Высокий уровень масла"/>
+                  <w:listItem w:displayText="ПДС / ДУм РПН: Низкий уровень масла" w:value="ПДС / ДУм РПН: Низкий уровень масла"/>
+                  <w:listItem w:displayText="ПДС / ДУм расширителя: Высокий уровень масла" w:value="ПДС / ДУм расширителя: Высокий уровень масла"/>
+                  <w:listItem w:displayText="ПДС / ДУм расширителя: Низкий уровень масла" w:value="ПДС / ДУм расширителя: Низкий уровень масла"/>
+                  <w:listItem w:displayText="ПДС / КСО: Авария" w:value="ПДС / КСО: Авария"/>
+                  <w:listItem w:displayText="ПДС / КСО: Неисправность" w:value="ПДС / КСО: Неисправность"/>
+                  <w:listItem w:displayText="ПДС / ОК: Срабатывание" w:value="ПДС / ОК: Срабатывание"/>
                   <w:listItem w:displayText="ПДС / ПДС: Функция введена в работу" w:value="ПДС / ПДС: Функция введена в работу"/>
                   <w:listItem w:displayText="ПДС / ПДС: Функция оперативно выведена из работы" w:value="ПДС / ПДС: Функция оперативно выведена из работы"/>
+                  <w:listItem w:displayText="ПДС / ПК: Срабатывание" w:value="ПДС / ПК: Срабатывание"/>
+                  <w:listItem w:displayText="ПДС / РД: Низкая изоляция" w:value="ПДС / РД: Низкая изоляция"/>
+                  <w:listItem w:displayText="ПДС / РД: Отключение" w:value="ПДС / РД: Отключение"/>
                   <w:listItem w:displayText="ПДС НКУ / SA1: Цепь управления введена" w:value="ПДС НКУ / SA1: Цепь управления введена"/>
                   <w:listItem w:displayText="ПДС НКУ / SA2: Цепь управления введена" w:value="ПДС НКУ / SA2: Цепь управления введена"/>
                   <w:listItem w:displayText="ПДС НКУ / SA3: Цепь управления введена" w:value="ПДС НКУ / SA3: Цепь управления введена"/>
                   <w:listItem w:displayText="ПДС НКУ / SA4: Цепь управления введена" w:value="ПДС НКУ / SA4: Цепь управления введена"/>
-                  <w:listItem w:displayText="ПДС НКУ / SA5: Цепь управления введена" w:value="ПДС НКУ / SA5: Цепь управления введена"/>
-                  <w:listItem w:displayText="ПДС НКУ / SA6: Цепь управления введена" w:value="ПДС НКУ / SA6: Цепь управления введена"/>
                   <w:listItem w:displayText="ПДС НКУ / SG1: Рабочее положение испытательного блока" w:value="ПДС НКУ / SG1: Рабочее положение испытательного блока"/>
                   <w:listItem w:displayText="ПДС НКУ / SG2: Рабочее положение испытательного блока" w:value="ПДС НКУ / SG2: Рабочее положение испытательного блока"/>
                   <w:listItem w:displayText="ПДС НКУ / SG3: Рабочее положение испытательного блока" w:value="ПДС НКУ / SG3: Рабочее положение испытательного блока"/>
@@ -5988,89 +5896,68 @@
                   <w:listItem w:displayText="ПДС НКУ / ОТ ГЗ: Неисправность оперативного тока цепей ГЗ" w:value="ПДС НКУ / ОТ ГЗ: Неисправность оперативного тока цепей ГЗ"/>
                   <w:listItem w:displayText="ПДС НКУ / ОТ ЗДЗ1: Неисправность оперативного тока цепей ЗДЗ НН1" w:value="ПДС НКУ / ОТ ЗДЗ1: Неисправность оперативного тока цепей ЗДЗ НН1"/>
                   <w:listItem w:displayText="ПДС НКУ / ОТ ЗДЗ2: Неисправность оперативного тока цепей ЗДЗ НН2" w:value="ПДС НКУ / ОТ ЗДЗ2: Неисправность оперативного тока цепей ЗДЗ НН2"/>
-                  <w:listItem w:displayText="ПДС НКУ / ОТ ИЭУ ТН1: Неисправность оперативного тока ИЭУ ТН1" w:value="ПДС НКУ / ОТ ИЭУ ТН1: Неисправность оперативного тока ИЭУ ТН1"/>
-                  <w:listItem w:displayText="ПДС НКУ / ОТ ИЭУ ТН2: Неисправность оперативного тока ИЭУ ТН2" w:value="ПДС НКУ / ОТ ИЭУ ТН2: Неисправность оперативного тока ИЭУ ТН2"/>
+                  <w:listItem w:displayText="ПДС НКУ / ОТ ТЗ, ТС: Неисправность оперативного тока цепей ТЗ, ТС" w:value="ПДС НКУ / ОТ ТЗ, ТС: Неисправность оперативного тока цепей ТЗ, ТС"/>
                   <w:listItem w:displayText="ПДС НКУ / ОТ УРОВ1: Неисправность оперативного тока цепей УРОВ НН1" w:value="ПДС НКУ / ОТ УРОВ1: Неисправность оперативного тока цепей УРОВ НН1"/>
                   <w:listItem w:displayText="ПДС НКУ / ОТ УРОВ2: Неисправность оперативного тока цепей УРОВ НН2" w:value="ПДС НКУ / ОТ УРОВ2: Неисправность оперативного тока цепей УРОВ НН2"/>
-                  <w:listItem w:displayText="ПДС НКУ / ОТ ЭМО1, ЭМВ В ВН: Неисправность оперативного тока цепей ЭМО1, ЭМВ" w:value="ПДС НКУ / ОТ ЭМО1, ЭМВ В ВН: Неисправность оперативного тока цепей ЭМО1, ЭМВ"/>
-                  <w:listItem w:displayText="ПДС НКУ / ОТ ЭМО2 В ВН: Неисправность оперативного тока цепей ЭМО2" w:value="ПДС НКУ / ОТ ЭМО2 В ВН: Неисправность оперативного тока цепей ЭМО2"/>
-                  <w:listItem w:displayText="ПДС НКУ / ОТ цепей сигн. В ВН: Неисправность оперативного тока цепей сигнализации В" w:value="ПДС НКУ / ОТ цепей сигн. В ВН: Неисправность оперативного тока цепей сигнализации В"/>
                   <w:listItem w:displayText="ПДС НКУ / ПДС НКУ: Функция введена в работу" w:value="ПДС НКУ / ПДС НКУ: Функция введена в работу"/>
                   <w:listItem w:displayText="ПДС НКУ / ПДС НКУ: Функция оперативно выведена из работы" w:value="ПДС НКУ / ПДС НКУ: Функция оперативно выведена из работы"/>
                   <w:listItem w:displayText="ПС / ПС: Пуск" w:value="ПС / ПС: Пуск"/>
                   <w:listItem w:displayText="ПС / ПС: Пуск (импульс)" w:value="ПС / ПС: Пуск (импульс)"/>
-                  <w:listItem w:displayText="СИСТ / Диагностика: Изменение встраиваемого ПО" w:value="СИСТ / Диагностика: Изменение встраиваемого ПО"/>
-                  <w:listItem w:displayText="СИСТ / Диагностика: Индикация логического узла-прокси" w:value="СИСТ / Диагностика: Индикация логического узла-прокси"/>
-                  <w:listItem w:displayText="СИСТ / Диагностика: Индикация наличия оперативного питания" w:value="СИСТ / Диагностика: Индикация наличия оперативного питания"/>
-                  <w:listItem w:displayText="СИСТ / Диагностика: Индикация потери оперативного питания" w:value="СИСТ / Диагностика: Индикация потери оперативного питания"/>
-                  <w:listItem w:displayText="СИСТ / Диагностика: Конфигурация изменена" w:value="СИСТ / Диагностика: Конфигурация изменена"/>
-                  <w:listItem w:displayText="СИСТ / Диагностика: Наличие критической неисправности" w:value="СИСТ / Диагностика: Наличие критической неисправности"/>
-                  <w:listItem w:displayText="СИСТ / Диагностика: Наличие некритической ошибки" w:value="СИСТ / Диагностика: Наличие некритической ошибки"/>
-                  <w:listItem w:displayText="СИСТ / Диагностика: Неверно заданы уставки" w:value="СИСТ / Диагностика: Неверно заданы уставки"/>
-                  <w:listItem w:displayText="СИСТ / Диагностика: Неисправность IPC" w:value="СИСТ / Диагностика: Неисправность IPC"/>
-                  <w:listItem w:displayText="СИСТ / Диагностика: Неисправность IPC для DSP1-IPU1" w:value="СИСТ / Диагностика: Неисправность IPC для DSP1-IPU1"/>
-                  <w:listItem w:displayText="СИСТ / Диагностика: Неисправность IPC для MPU-DSP1" w:value="СИСТ / Диагностика: Неисправность IPC для MPU-DSP1"/>
-                  <w:listItem w:displayText="СИСТ / Диагностика: Неисправность IPC для MPU-IPU1" w:value="СИСТ / Диагностика: Неисправность IPC для MPU-IPU1"/>
-                  <w:listItem w:displayText="СИСТ / Диагностика: Неисправность SPI ЦП" w:value="СИСТ / Диагностика: Неисправность SPI ЦП"/>
-                  <w:listItem w:displayText="СИСТ / Диагностика: Неисправность flash" w:value="СИСТ / Диагностика: Неисправность flash"/>
-                  <w:listItem w:displayText="СИСТ / Диагностика: Неисправность ОЗУ DSP1" w:value="СИСТ / Диагностика: Неисправность ОЗУ DSP1"/>
-                  <w:listItem w:displayText="СИСТ / Диагностика: Неисправность ОЗУ IPU1" w:value="СИСТ / Диагностика: Неисправность ОЗУ IPU1"/>
-                  <w:listItem w:displayText="СИСТ / Диагностика: Неисправность ОЗУ MPU" w:value="СИСТ / Диагностика: Неисправность ОЗУ MPU"/>
-                  <w:listItem w:displayText="СИСТ / Диагностика: Неисправность ОЗУ ЦП" w:value="СИСТ / Диагностика: Неисправность ОЗУ ЦП"/>
-                  <w:listItem w:displayText="СИСТ / Диагностика: Неисправность ПЗУ DSP1" w:value="СИСТ / Диагностика: Неисправность ПЗУ DSP1"/>
-                  <w:listItem w:displayText="СИСТ / Диагностика: Неисправность ПЗУ IPU1" w:value="СИСТ / Диагностика: Неисправность ПЗУ IPU1"/>
-                  <w:listItem w:displayText="СИСТ / Диагностика: Неисправность ПЗУ MPU" w:value="СИСТ / Диагностика: Неисправность ПЗУ MPU"/>
-                  <w:listItem w:displayText="СИСТ / Диагностика: Неисправность ПЗУ ЦП" w:value="СИСТ / Диагностика: Неисправность ПЗУ ЦП"/>
-                  <w:listItem w:displayText="СИСТ / Диагностика: Неисправность ПО ЦП" w:value="СИСТ / Диагностика: Неисправность ПО ЦП"/>
-                  <w:listItem w:displayText="СИСТ / Диагностика: Неисправность ЦП" w:value="СИСТ / Диагностика: Неисправность ЦП"/>
-                  <w:listItem w:displayText="СИСТ / Диагностика: Неисправность встроенного ПО" w:value="СИСТ / Диагностика: Неисправность встроенного ПО"/>
-                  <w:listItem w:displayText="СИСТ / Диагностика: Неисправность цепей оперативного питания" w:value="СИСТ / Диагностика: Неисправность цепей оперативного питания"/>
-                  <w:listItem w:displayText="СИСТ / Диагностика: Неисправность часов ЦП" w:value="СИСТ / Диагностика: Неисправность часов ЦП"/>
-                  <w:listItem w:displayText="СИСТ / Диагностика: Несовместимая версия ПО ЦП" w:value="СИСТ / Диагностика: Несовместимая версия ПО ЦП"/>
-                  <w:listItem w:displayText="СИСТ / Диагностика: Отказ источника питания" w:value="СИСТ / Диагностика: Отказ источника питания"/>
-                  <w:listItem w:displayText="СИСТ / Диагностика: Отказ модуля ЦП" w:value="СИСТ / Диагностика: Отказ модуля ЦП"/>
-                  <w:listItem w:displayText="СИСТ / Диагностика: Ошибка I2C ЦП" w:value="СИСТ / Диагностика: Ошибка I2C ЦП"/>
-                  <w:listItem w:displayText="СИСТ / Диагностика: Ошибка авторизации" w:value="СИСТ / Диагностика: Ошибка авторизации"/>
-                  <w:listItem w:displayText="СИСТ / Диагностика: Ошибка контрольной суммы уставок/конфигурации" w:value="СИСТ / Диагностика: Ошибка контрольной суммы уставок/конфигурации"/>
-                  <w:listItem w:displayText="СИСТ / Диагностика: Ошибка конфигурации" w:value="СИСТ / Диагностика: Ошибка конфигурации"/>
-                  <w:listItem w:displayText="СИСТ / Диагностика: Ошибка конфигурации ЦП" w:value="СИСТ / Диагностика: Ошибка конфигурации ЦП"/>
-                  <w:listItem w:displayText="СИСТ / Диагностика: Сброс часов или памяти вследствие перезагрузки" w:value="СИСТ / Диагностика: Сброс часов или памяти вследствие перезагрузки"/>
-                  <w:listItem w:displayText="СИСТ / Диагностика: Сигнал готовности к работе" w:value="СИСТ / Диагностика: Сигнал готовности к работе"/>
-                  <w:listItem w:displayText="СИСТ / Диагностика: Установлено подключение через сервисный порт" w:value="СИСТ / Диагностика: Установлено подключение через сервисный порт"/>
+                  <w:listItem w:displayText="РТПО / РТПО ВН: Пуск" w:value="РТПО / РТПО ВН: Пуск"/>
+                  <w:listItem w:displayText="РТПО / РТПО ВН: Пуск ИО тока" w:value="РТПО / РТПО ВН: Пуск ИО тока"/>
+                  <w:listItem w:displayText="РТПО / РТПО ВН: Функция введена в работу" w:value="РТПО / РТПО ВН: Функция введена в работу"/>
+                  <w:listItem w:displayText="РТПО / РТПО ВН: Функция оперативно выведена из работы" w:value="РТПО / РТПО ВН: Функция оперативно выведена из работы"/>
+                  <w:listItem w:displayText="РТПО / РТПО НН (НН2): Пуск" w:value="РТПО / РТПО НН (НН2): Пуск"/>
+                  <w:listItem w:displayText="РТПО / РТПО НН (НН2): Пуск ИО тока" w:value="РТПО / РТПО НН (НН2): Пуск ИО тока"/>
+                  <w:listItem w:displayText="РТПО / РТПО НН (НН2): Функция введена в работу" w:value="РТПО / РТПО НН (НН2): Функция введена в работу"/>
+                  <w:listItem w:displayText="РТПО / РТПО НН (НН2): Функция оперативно выведена из работы" w:value="РТПО / РТПО НН (НН2): Функция оперативно выведена из работы"/>
+                  <w:listItem w:displayText="РТПО / РТПО СН (НН1): Пуск" w:value="РТПО / РТПО СН (НН1): Пуск"/>
+                  <w:listItem w:displayText="РТПО / РТПО СН (НН1): Пуск ИО тока" w:value="РТПО / РТПО СН (НН1): Пуск ИО тока"/>
+                  <w:listItem w:displayText="РТПО / РТПО СН (НН1): Функция введена в работу" w:value="РТПО / РТПО СН (НН1): Функция введена в работу"/>
+                  <w:listItem w:displayText="РТПО / РТПО СН (НН1): Функция оперативно выведена из работы" w:value="РТПО / РТПО СН (НН1): Функция оперативно выведена из работы"/>
+                  <w:listItem w:displayText="РТПО / РТПО_общ: Пуск" w:value="РТПО / РТПО_общ: Пуск"/>
+                  <w:listItem w:displayText="РТПО / РТПО_общ: Функция введена в работу" w:value="РТПО / РТПО_общ: Функция введена в работу"/>
                   <w:listItem w:displayText="СС / СС: БИ выведены" w:value="СС / СС: БИ выведены"/>
                   <w:listItem w:displayText="СС / СС: Внешнее отключение" w:value="СС / СС: Внешнее отключение"/>
                   <w:listItem w:displayText="СС / СС: Выходные цепи разобраны" w:value="СС / СС: Выходные цепи разобраны"/>
                   <w:listItem w:displayText="СС / СС: ГЗ заблокирована" w:value="СС / СС: ГЗ заблокирована"/>
                   <w:listItem w:displayText="СС / СС: Неисправность ОТ цепей ГЗ" w:value="СС / СС: Неисправность ОТ цепей ГЗ"/>
-                  <w:listItem w:displayText="СС / СС: Неисправность ОТ цепей сигнализации В" w:value="СС / СС: Неисправность ОТ цепей сигнализации В"/>
+                  <w:listItem w:displayText="СС / СС: Неисправность ОТ цепей ТЗ, ТС" w:value="СС / СС: Неисправность ОТ цепей ТЗ, ТС"/>
                   <w:listItem w:displayText="СС / СС: Низкая изоляция ГЗ" w:value="СС / СС: Низкая изоляция ГЗ"/>
+                  <w:listItem w:displayText="СС / СС: Низкая изоляция ТЗ" w:value="СС / СС: Низкая изоляция ТЗ"/>
                   <w:listItem w:displayText="СС / СС: Общий внешний сигнал" w:value="СС / СС: Общий внешний сигнал"/>
-                  <w:listItem w:displayText="СС / СС: Превышение времени переключения КА" w:value="СС / СС: Превышение времени переключения КА"/>
                   <w:listItem w:displayText="СС / СС: Сигнализация от ГЗ" w:value="СС / СС: Сигнализация от ГЗ"/>
+                  <w:listItem w:displayText="СС / СС: Сигнализация от ТЗ" w:value="СС / СС: Сигнализация от ТЗ"/>
+                  <w:listItem w:displayText="СС / СС: Сигнализация от ТС" w:value="СС / СС: Сигнализация от ТС"/>
                   <w:listItem w:displayText="СС / СС: Сигнализация цепей опер.тока" w:value="СС / СС: Сигнализация цепей опер.тока"/>
                   <w:listItem w:displayText="СС / СС: Сигнализация цепей опер.тока НН" w:value="СС / СС: Сигнализация цепей опер.тока НН"/>
+                  <w:listItem w:displayText="СС / СС: ТЗ заблокирована" w:value="СС / СС: ТЗ заблокирована"/>
                   <w:listItem w:displayText="ТК ЗДЗ / ТК ЗДЗ: Пуск" w:value="ТК ЗДЗ / ТК ЗДЗ: Пуск"/>
-                  <w:listItem w:displayText="ТК ЗДЗ / ТК ЗДЗ: Пуск ИО максимального тока" w:value="ТК ЗДЗ / ТК ЗДЗ: Пуск ИО максимального тока"/>
+                  <w:listItem w:displayText="ТК ЗДЗ / ТК ЗДЗ: Пуск ИО тока" w:value="ТК ЗДЗ / ТК ЗДЗ: Пуск ИО тока"/>
                   <w:listItem w:displayText="ТК ЗДЗ / ТК ЗДЗ: Функция введена в работу" w:value="ТК ЗДЗ / ТК ЗДЗ: Функция введена в работу"/>
                   <w:listItem w:displayText="ТК ЗДЗ / ТК ЗДЗ: Функция оперативно выведена из работы" w:value="ТК ЗДЗ / ТК ЗДЗ: Функция оперативно выведена из работы"/>
-                  <w:listItem w:displayText="ТО / ТО: Пуск" w:value="ТО / ТО: Пуск"/>
-                  <w:listItem w:displayText="ТО / ТО: Пуск ИО максимального тока" w:value="ТО / ТО: Пуск ИО максимального тока"/>
-                  <w:listItem w:displayText="ТО / ТО: Срабатывание" w:value="ТО / ТО: Срабатывание"/>
-                  <w:listItem w:displayText="ТО / ТО: Срабатывание на сигнал" w:value="ТО / ТО: Срабатывание на сигнал"/>
-                  <w:listItem w:displayText="ТО / ТО: Функция введена в работу" w:value="ТО / ТО: Функция введена в работу"/>
-                  <w:listItem w:displayText="ТО / ТО: Функция оперативно выведена из работы" w:value="ТО / ТО: Функция оперативно выведена из работы"/>
+                  <w:listItem w:displayText="ТО ЗПО / ТО ЗПО ВН: Пуск" w:value="ТО ЗПО / ТО ЗПО ВН: Пуск"/>
+                  <w:listItem w:displayText="ТО ЗПО / ТО ЗПО ВН: Пуск ИО тока" w:value="ТО ЗПО / ТО ЗПО ВН: Пуск ИО тока"/>
+                  <w:listItem w:displayText="ТО ЗПО / ТО ЗПО ВН: Функция введена в работу" w:value="ТО ЗПО / ТО ЗПО ВН: Функция введена в работу"/>
+                  <w:listItem w:displayText="ТО ЗПО / ТО ЗПО ВН: Функция оперативно выведена из работы" w:value="ТО ЗПО / ТО ЗПО ВН: Функция оперативно выведена из работы"/>
+                  <w:listItem w:displayText="ТО ЗПО / ТО ЗПО НН (НН2): Пуск" w:value="ТО ЗПО / ТО ЗПО НН (НН2): Пуск"/>
+                  <w:listItem w:displayText="ТО ЗПО / ТО ЗПО НН (НН2): Пуск ИО тока" w:value="ТО ЗПО / ТО ЗПО НН (НН2): Пуск ИО тока"/>
+                  <w:listItem w:displayText="ТО ЗПО / ТО ЗПО НН (НН2): Функция введена в работу" w:value="ТО ЗПО / ТО ЗПО НН (НН2): Функция введена в работу"/>
+                  <w:listItem w:displayText="ТО ЗПО / ТО ЗПО НН (НН2): Функция оперативно выведена из работы" w:value="ТО ЗПО / ТО ЗПО НН (НН2): Функция оперативно выведена из работы"/>
+                  <w:listItem w:displayText="ТО ЗПО / ТО ЗПО СН (НН1): Пуск" w:value="ТО ЗПО / ТО ЗПО СН (НН1): Пуск"/>
+                  <w:listItem w:displayText="ТО ЗПО / ТО ЗПО СН (НН1): Пуск ИО тока" w:value="ТО ЗПО / ТО ЗПО СН (НН1): Пуск ИО тока"/>
+                  <w:listItem w:displayText="ТО ЗПО / ТО ЗПО СН (НН1): Функция введена в работу" w:value="ТО ЗПО / ТО ЗПО СН (НН1): Функция введена в работу"/>
+                  <w:listItem w:displayText="ТО ЗПО / ТО ЗПО СН (НН1): Функция оперативно выведена из работы" w:value="ТО ЗПО / ТО ЗПО СН (НН1): Функция оперативно выведена из работы"/>
+                  <w:listItem w:displayText="ТО ЗПО / ТО ЗПО_общ: Пуск" w:value="ТО ЗПО / ТО ЗПО_общ: Пуск"/>
+                  <w:listItem w:displayText="ТО ЗПО / ТО ЗПО_общ: Функция введена в работу" w:value="ТО ЗПО / ТО ЗПО_общ: Функция введена в работу"/>
                   <w:listItem w:displayText="ТО РПН / ТО РПН: Пуск" w:value="ТО РПН / ТО РПН: Пуск"/>
                   <w:listItem w:displayText="ТО РПН / ТО РПН: Пуск ИО тока" w:value="ТО РПН / ТО РПН: Пуск ИО тока"/>
                   <w:listItem w:displayText="ТО РПН / ТО РПН: Функция введена в работу" w:value="ТО РПН / ТО РПН: Функция введена в работу"/>
                   <w:listItem w:displayText="ТО РПН / ТО РПН: Функция оперативно выведена из работы" w:value="ТО РПН / ТО РПН: Функция оперативно выведена из работы"/>
-                  <w:listItem w:displayText="УВ / УВ: Включить" w:value="УВ / УВ: Включить"/>
-                  <w:listItem w:displayText="УВ / УВ: Функция введена в работу" w:value="УВ / УВ: Функция введена в работу"/>
-                  <w:listItem w:displayText="УВ / УВ: Функция оперативно выведена из работы" w:value="УВ / УВ: Функция оперативно выведена из работы"/>
                   <w:listItem w:displayText="УРОВ ВН / УРОВ: Пуск" w:value="УРОВ ВН / УРОВ: Пуск"/>
                   <w:listItem w:displayText="УРОВ ВН / УРОВ: Пуск ИО максимального тока" w:value="УРОВ ВН / УРОВ: Пуск ИО максимального тока"/>
                   <w:listItem w:displayText="УРОВ ВН / УРОВ: Срабатывание" w:value="УРОВ ВН / УРОВ: Срабатывание"/>
                   <w:listItem w:displayText="УРОВ ВН / УРОВ: Срабатывание «на себя»" w:value="УРОВ ВН / УРОВ: Срабатывание «на себя»"/>
-                  <w:listItem w:displayText="УРОВ ВН / УРОВ: Ускорение" w:value="УРОВ ВН / УРОВ: Ускорение"/>
                   <w:listItem w:displayText="УРОВ ВН / УРОВ: Функция введена в работу" w:value="УРОВ ВН / УРОВ: Функция введена в работу"/>
                   <w:listItem w:displayText="УРОВ ВН / УРОВ: Функция оперативно выведена из работы" w:value="УРОВ ВН / УРОВ: Функция оперативно выведена из работы"/>
                   <w:listItem w:displayText=" " w:value="SPACER" w:disabled="true"/>
@@ -6122,36 +6009,42 @@
                   <w:listItem w:displayText="Слот М5. Блок выходных реле (К002): Статус" w:value="Слот М5. Блок выходных реле (К002): Статус"/>
                   <w:listItem w:displayText="Слот М5. Блок выходных реле (К002): Статус" w:value="Слот М5. Блок выходных реле (К002): Статус"/>
                   <w:listItem w:displayText="Слот М5. Блок выходных реле (К002): Статус" w:value="Слот М5. Блок выходных реле (К002): Статус"/>
-                  <w:listItem w:displayText="Слот М6. Блок дискретных входов (В001): Отказ блока" w:value="Слот М6. Блок дискретных входов (В001): Отказ блока"/>
-                  <w:listItem w:displayText="Слот М6. Блок дискретных входов (В001): Блок не определен" w:value="Слот М6. Блок дискретных входов (В001): Блок не определен"/>
-                  <w:listItem w:displayText="Слот М6. Блок дискретных входов (В001): Статус" w:value="Слот М6. Блок дискретных входов (В001): Статус"/>
-                  <w:listItem w:displayText="Слот М6. Блок дискретных входов (В001): Статус" w:value="Слот М6. Блок дискретных входов (В001): Статус"/>
-                  <w:listItem w:displayText="Слот М6. Блок дискретных входов (В001): Статус" w:value="Слот М6. Блок дискретных входов (В001): Статус"/>
-                  <w:listItem w:displayText="Слот М6. Блок дискретных входов (В001): Статус" w:value="Слот М6. Блок дискретных входов (В001): Статус"/>
-                  <w:listItem w:displayText="Слот М6. Блок дискретных входов (В001): Статус" w:value="Слот М6. Блок дискретных входов (В001): Статус"/>
-                  <w:listItem w:displayText="Слот М6. Блок дискретных входов (В001): Статус" w:value="Слот М6. Блок дискретных входов (В001): Статус"/>
-                  <w:listItem w:displayText="Слот М6. Блок дискретных входов (В001): Статус" w:value="Слот М6. Блок дискретных входов (В001): Статус"/>
-                  <w:listItem w:displayText="Слот М6. Блок дискретных входов (В001): Статус" w:value="Слот М6. Блок дискретных входов (В001): Статус"/>
-                  <w:listItem w:displayText="Слот М7. Блок дискретных входов (В001): Отказ блока" w:value="Слот М7. Блок дискретных входов (В001): Отказ блока"/>
-                  <w:listItem w:displayText="Слот М7. Блок дискретных входов (В001): Блок не определен" w:value="Слот М7. Блок дискретных входов (В001): Блок не определен"/>
-                  <w:listItem w:displayText="Слот М7. Блок дискретных входов (В001): Статус" w:value="Слот М7. Блок дискретных входов (В001): Статус"/>
-                  <w:listItem w:displayText="Слот М7. Блок дискретных входов (В001): Статус" w:value="Слот М7. Блок дискретных входов (В001): Статус"/>
-                  <w:listItem w:displayText="Слот М7. Блок дискретных входов (В001): Статус" w:value="Слот М7. Блок дискретных входов (В001): Статус"/>
-                  <w:listItem w:displayText="Слот М7. Блок дискретных входов (В001): Статус" w:value="Слот М7. Блок дискретных входов (В001): Статус"/>
-                  <w:listItem w:displayText="Слот М7. Блок дискретных входов (В001): Статус" w:value="Слот М7. Блок дискретных входов (В001): Статус"/>
-                  <w:listItem w:displayText="Слот М7. Блок дискретных входов (В001): Статус" w:value="Слот М7. Блок дискретных входов (В001): Статус"/>
-                  <w:listItem w:displayText="Слот М7. Блок дискретных входов (В001): Статус" w:value="Слот М7. Блок дискретных входов (В001): Статус"/>
-                  <w:listItem w:displayText="Слот М7. Блок дискретных входов (В001): Статус" w:value="Слот М7. Блок дискретных входов (В001): Статус"/>
-                  <w:listItem w:displayText="Слот М8. Блок дискретных входов (В001): Отказ блока" w:value="Слот М8. Блок дискретных входов (В001): Отказ блока"/>
-                  <w:listItem w:displayText="Слот М8. Блок дискретных входов (В001): Блок не определен" w:value="Слот М8. Блок дискретных входов (В001): Блок не определен"/>
-                  <w:listItem w:displayText="Слот М8. Блок дискретных входов (В001): Статус" w:value="Слот М8. Блок дискретных входов (В001): Статус"/>
-                  <w:listItem w:displayText="Слот М8. Блок дискретных входов (В001): Статус" w:value="Слот М8. Блок дискретных входов (В001): Статус"/>
-                  <w:listItem w:displayText="Слот М8. Блок дискретных входов (В001): Статус" w:value="Слот М8. Блок дискретных входов (В001): Статус"/>
-                  <w:listItem w:displayText="Слот М8. Блок дискретных входов (В001): Статус" w:value="Слот М8. Блок дискретных входов (В001): Статус"/>
-                  <w:listItem w:displayText="Слот М8. Блок дискретных входов (В001): Статус" w:value="Слот М8. Блок дискретных входов (В001): Статус"/>
-                  <w:listItem w:displayText="Слот М8. Блок дискретных входов (В001): Статус" w:value="Слот М8. Блок дискретных входов (В001): Статус"/>
-                  <w:listItem w:displayText="Слот М8. Блок дискретных входов (В001): Статус" w:value="Слот М8. Блок дискретных входов (В001): Статус"/>
-                  <w:listItem w:displayText="Слот М8. Блок дискретных входов (В001): Статус" w:value="Слот М8. Блок дискретных входов (В001): Статус"/>
+                  <w:listItem w:displayText="Слот М6. Блок выходных реле (К002): Отказ блока" w:value="Слот М6. Блок выходных реле (К002): Отказ блока"/>
+                  <w:listItem w:displayText="Слот М6. Блок выходных реле (К002): Блок не определен" w:value="Слот М6. Блок выходных реле (К002): Блок не определен"/>
+                  <w:listItem w:displayText="Слот М6. Блок выходных реле (К002): Статус" w:value="Слот М6. Блок выходных реле (К002): Статус"/>
+                  <w:listItem w:displayText="Слот М6. Блок выходных реле (К002): Статус" w:value="Слот М6. Блок выходных реле (К002): Статус"/>
+                  <w:listItem w:displayText="Слот М6. Блок выходных реле (К002): Статус" w:value="Слот М6. Блок выходных реле (К002): Статус"/>
+                  <w:listItem w:displayText="Слот М6. Блок выходных реле (К002): Статус" w:value="Слот М6. Блок выходных реле (К002): Статус"/>
+                  <w:listItem w:displayText="Слот М6. Блок выходных реле (К002): Статус" w:value="Слот М6. Блок выходных реле (К002): Статус"/>
+                  <w:listItem w:displayText="Слот М6. Блок выходных реле (К002): Статус" w:value="Слот М6. Блок выходных реле (К002): Статус"/>
+                  <w:listItem w:displayText="Слот М6. Блок выходных реле (К002): Статус" w:value="Слот М6. Блок выходных реле (К002): Статус"/>
+                  <w:listItem w:displayText="Слот М6. Блок выходных реле (К002): Статус" w:value="Слот М6. Блок выходных реле (К002): Статус"/>
+                  <w:listItem w:displayText="Слот М7. Блок выходных реле (К002): Отказ блока" w:value="Слот М7. Блок выходных реле (К002): Отказ блока"/>
+                  <w:listItem w:displayText="Слот М7. Блок выходных реле (К002): Блок не определен" w:value="Слот М7. Блок выходных реле (К002): Блок не определен"/>
+                  <w:listItem w:displayText="Слот М7. Блок выходных реле (К002): Статус" w:value="Слот М7. Блок выходных реле (К002): Статус"/>
+                  <w:listItem w:displayText="Слот М7. Блок выходных реле (К002): Статус" w:value="Слот М7. Блок выходных реле (К002): Статус"/>
+                  <w:listItem w:displayText="Слот М7. Блок выходных реле (К002): Статус" w:value="Слот М7. Блок выходных реле (К002): Статус"/>
+                  <w:listItem w:displayText="Слот М7. Блок выходных реле (К002): Статус" w:value="Слот М7. Блок выходных реле (К002): Статус"/>
+                  <w:listItem w:displayText="Слот М7. Блок выходных реле (К002): Статус" w:value="Слот М7. Блок выходных реле (К002): Статус"/>
+                  <w:listItem w:displayText="Слот М7. Блок выходных реле (К002): Статус" w:value="Слот М7. Блок выходных реле (К002): Статус"/>
+                  <w:listItem w:displayText="Слот М7. Блок выходных реле (К002): Статус" w:value="Слот М7. Блок выходных реле (К002): Статус"/>
+                  <w:listItem w:displayText="Слот М7. Блок выходных реле (К002): Статус" w:value="Слот М7. Блок выходных реле (К002): Статус"/>
+                  <w:listItem w:displayText="Слот М8. Блок дискретных входов (В021): Отказ блока" w:value="Слот М8. Блок дискретных входов (В021): Отказ блока"/>
+                  <w:listItem w:displayText="Слот М8. Блок дискретных входов (В021): Блок не определен" w:value="Слот М8. Блок дискретных входов (В021): Блок не определен"/>
+                  <w:listItem w:displayText="Слот М8. Блок дискретных входов (В021): Статус" w:value="Слот М8. Блок дискретных входов (В021): Статус"/>
+                  <w:listItem w:displayText="Слот М8. Блок дискретных входов (В021): Статус" w:value="Слот М8. Блок дискретных входов (В021): Статус"/>
+                  <w:listItem w:displayText="Слот М8. Блок дискретных входов (В021): Статус" w:value="Слот М8. Блок дискретных входов (В021): Статус"/>
+                  <w:listItem w:displayText="Слот М8. Блок дискретных входов (В021): Статус" w:value="Слот М8. Блок дискретных входов (В021): Статус"/>
+                  <w:listItem w:displayText="Слот М8. Блок дискретных входов (В021): Статус" w:value="Слот М8. Блок дискретных входов (В021): Статус"/>
+                  <w:listItem w:displayText="Слот М8. Блок дискретных входов (В021): Статус" w:value="Слот М8. Блок дискретных входов (В021): Статус"/>
+                  <w:listItem w:displayText="Слот М8. Блок дискретных входов (В021): Статус" w:value="Слот М8. Блок дискретных входов (В021): Статус"/>
+                  <w:listItem w:displayText="Слот М8. Блок дискретных входов (В021): Статус" w:value="Слот М8. Блок дискретных входов (В021): Статус"/>
+                  <w:listItem w:displayText="Слот М8. Блок дискретных входов (В021): Статус" w:value="Слот М8. Блок дискретных входов (В021): Статус"/>
+                  <w:listItem w:displayText="Слот М8. Блок дискретных входов (В021): Статус" w:value="Слот М8. Блок дискретных входов (В021): Статус"/>
+                  <w:listItem w:displayText="Слот М8. Блок дискретных входов (В021): Статус" w:value="Слот М8. Блок дискретных входов (В021): Статус"/>
+                  <w:listItem w:displayText="Слот М8. Блок дискретных входов (В021): Статус" w:value="Слот М8. Блок дискретных входов (В021): Статус"/>
+                  <w:listItem w:displayText="Слот М8. Блок дискретных входов (В021): Статус" w:value="Слот М8. Блок дискретных входов (В021): Статус"/>
+                  <w:listItem w:displayText="Слот М8. Блок дискретных входов (В021): Статус" w:value="Слот М8. Блок дискретных входов (В021): Статус"/>
                   <w:listItem w:displayText="Слот М9. Блок дискретных входов (В021): Отказ блока" w:value="Слот М9. Блок дискретных входов (В021): Отказ блока"/>
                   <w:listItem w:displayText="Слот М9. Блок дискретных входов (В021): Блок не определен" w:value="Слот М9. Блок дискретных входов (В021): Блок не определен"/>
                   <w:listItem w:displayText="Слот М9. Блок дискретных входов (В021): Статус" w:value="Слот М9. Блок дискретных входов (В021): Статус"/>
@@ -6200,12 +6093,12 @@
                   <w:listItem w:displayText="Слот М11. Блок дискретных входов (В021): Статус" w:value="Слот М11. Блок дискретных входов (В021): Статус"/>
                   <w:listItem w:displayText="Слот М11. Блок дискретных входов (В021): Статус" w:value="Слот М11. Блок дискретных входов (В021): Статус"/>
                   <w:listItem w:displayText="Слот М11. Блок дискретных входов (В021): Статус" w:value="Слот М11. Блок дискретных входов (В021): Статус"/>
-                  <w:listItem w:displayText="Слот М12. Измерительный блок (М046): Отказ блока" w:value="Слот М12. Измерительный блок (М046): Отказ блока"/>
-                  <w:listItem w:displayText="Слот М12. Измерительный блок (М046): Блок не определен" w:value="Слот М12. Измерительный блок (М046): Блок не определен"/>
-                  <w:listItem w:displayText="Слот М12. Измерительный блок (М046): Неисправность АЦП" w:value="Слот М12. Измерительный блок (М046): Неисправность АЦП"/>
-                  <w:listItem w:displayText="Слот М12. Измерительный блок (М046): Обрыв цепей ТН" w:value="Слот М12. Измерительный блок (М046): Обрыв цепей ТН"/>
-                  <w:listItem w:displayText="Слот М12. Измерительный блок (М046): Несимметрия измерений" w:value="Слот М12. Измерительный блок (М046): Несимметрия измерений"/>
-                  <w:listItem w:displayText="Слот М12. Измерительный блок (М046): Ошибка номинала ТТ" w:value="Слот М12. Измерительный блок (М046): Ошибка номинала ТТ"/>
+                  <w:listItem w:displayText="Слот М12. Измерительный блок (М090): Блок модуля" w:value="Слот М12. Измерительный блок (М090): Блок модуля"/>
+                  <w:listItem w:displayText="Слот М12. Измерительный блок (М090): Блок не определен" w:value="Слот М12. Измерительный блок (М090): Блок не определен"/>
+                  <w:listItem w:displayText="Слот М12. Измерительный блок (М090): Неисправность АЦП" w:value="Слот М12. Измерительный блок (М090): Неисправность АЦП"/>
+                  <w:listItem w:displayText="Слот М12. Измерительный блок (М090): Обрыв цепей ТН" w:value="Слот М12. Измерительный блок (М090): Обрыв цепей ТН"/>
+                  <w:listItem w:displayText="Слот М12. Измерительный блок (М090): Несимметрия измерений" w:value="Слот М12. Измерительный блок (М090): Несимметрия измерений"/>
+                  <w:listItem w:displayText="Слот М12. Измерительный блок (М090): Ошибка номинала ТТ" w:value="Слот М12. Измерительный блок (М090): Ошибка номинала ТТ"/>
                   <w:listItem w:displayText="Слот М14. Центральный процессор (С01): Отказ блока ЦП" w:value="Слот М14. Центральный процессор (С01): Отказ блока ЦП"/>
                   <w:listItem w:displayText="Слот М14. Центральный процессор (С01): Неисправность ПЗУ ЦП" w:value="Слот М14. Центральный процессор (С01): Неисправность ПЗУ ЦП"/>
                   <w:listItem w:displayText="Слот М14. Центральный процессор (С01): Неисправность ПЗУ MPU" w:value="Слот М14. Центральный процессор (С01): Неисправность ПЗУ MPU"/>
@@ -6287,74 +6180,103 @@
                 <w:dropDownList>
                   <w:listItem w:displayText="Не назначено" w:value=""/>
                   <w:listItem w:displayText="──────── Сигналы РЗиА ────────" w:value="INPUTS_HEADER" w:disabled="true"/>
-                  <w:listItem w:displayText="ЗОП / ЗОП: Пуск" w:value="ЗОП / ЗОП: Пуск"/>
-                  <w:listItem w:displayText="ЗОП / ЗОП: Пуск ИО по несимметрии токов прямой и обратной последовательности" w:value="ЗОП / ЗОП: Пуск ИО по несимметрии токов прямой и обратной последовательности"/>
-                  <w:listItem w:displayText="ЗОП / ЗОП: Пуск ИО тока обратной последовательности" w:value="ЗОП / ЗОП: Пуск ИО тока обратной последовательности"/>
-                  <w:listItem w:displayText="ЗОП / ЗОП: Срабатывание" w:value="ЗОП / ЗОП: Срабатывание"/>
-                  <w:listItem w:displayText="ЗОП / ЗОП: Срабатывание на сигнал" w:value="ЗОП / ЗОП: Срабатывание на сигнал"/>
-                  <w:listItem w:displayText="ЗОП / ЗОП: Функция введена в работу" w:value="ЗОП / ЗОП: Функция введена в работу"/>
-                  <w:listItem w:displayText="ЗОП / ЗОП: Функция оперативно выведена из работы" w:value="ЗОП / ЗОП: Функция оперативно выведена из работы"/>
-                  <w:listItem w:displayText="ЗП / ЗП: Пуск" w:value="ЗП / ЗП: Пуск"/>
-                  <w:listItem w:displayText="ЗП / ЗП: Пуск ИО максимального тока" w:value="ЗП / ЗП: Пуск ИО максимального тока"/>
+                  <w:listItem w:displayText="ДЗТ / БВКЗ: Срабатывание БВКЗ" w:value="ДЗТ / БВКЗ: Срабатывание БВКЗ"/>
+                  <w:listItem w:displayText="ДЗТ / БВКЗ: Срабатывание БВКЗ по фазе A" w:value="ДЗТ / БВКЗ: Срабатывание БВКЗ по фазе A"/>
+                  <w:listItem w:displayText="ДЗТ / БВКЗ: Срабатывание БВКЗ по фазе B" w:value="ДЗТ / БВКЗ: Срабатывание БВКЗ по фазе B"/>
+                  <w:listItem w:displayText="ДЗТ / БВКЗ: Срабатывание БВКЗ по фазе C" w:value="ДЗТ / БВКЗ: Срабатывание БВКЗ по фазе C"/>
+                  <w:listItem w:displayText="ДЗТ / Д2Г: Пуск Д2Г" w:value="ДЗТ / Д2Г: Пуск Д2Г"/>
+                  <w:listItem w:displayText="ДЗТ / Д2Г: Пуск Д2Г по фазе A" w:value="ДЗТ / Д2Г: Пуск Д2Г по фазе A"/>
+                  <w:listItem w:displayText="ДЗТ / Д2Г: Пуск Д2Г по фазе B" w:value="ДЗТ / Д2Г: Пуск Д2Г по фазе B"/>
+                  <w:listItem w:displayText="ДЗТ / Д2Г: Пуск Д2Г по фазе C" w:value="ДЗТ / Д2Г: Пуск Д2Г по фазе C"/>
+                  <w:listItem w:displayText="ДЗТ / Д5Г: Пуск Д5Г" w:value="ДЗТ / Д5Г: Пуск Д5Г"/>
+                  <w:listItem w:displayText="ДЗТ / Д5Г: Пуск Д5Г по фазе A" w:value="ДЗТ / Д5Г: Пуск Д5Г по фазе A"/>
+                  <w:listItem w:displayText="ДЗТ / Д5Г: Пуск Д5Г по фазе B" w:value="ДЗТ / Д5Г: Пуск Д5Г по фазе B"/>
+                  <w:listItem w:displayText="ДЗТ / Д5Г: Пуск Д5Г по фазе C" w:value="ДЗТ / Д5Г: Пуск Д5Г по фазе C"/>
+                  <w:listItem w:displayText="ДЗТ / ДЗТ: Срабатывание ДЗТ" w:value="ДЗТ / ДЗТ: Срабатывание ДЗТ"/>
+                  <w:listItem w:displayText="ДЗТ / ДТЗт: Пуск ДТЗт" w:value="ДЗТ / ДТЗт: Пуск ДТЗт"/>
+                  <w:listItem w:displayText="ДЗТ / ДТЗт: Пуск ДТЗт по фазе A" w:value="ДЗТ / ДТЗт: Пуск ДТЗт по фазе A"/>
+                  <w:listItem w:displayText="ДЗТ / ДТЗт: Пуск ДТЗт по фазе B" w:value="ДЗТ / ДТЗт: Пуск ДТЗт по фазе B"/>
+                  <w:listItem w:displayText="ДЗТ / ДТЗт: Пуск ДТЗт по фазе C" w:value="ДЗТ / ДТЗт: Пуск ДТЗт по фазе C"/>
+                  <w:listItem w:displayText="ДЗТ / ДТЗт: Пуск ИО по фазе A" w:value="ДЗТ / ДТЗт: Пуск ИО по фазе A"/>
+                  <w:listItem w:displayText="ДЗТ / ДТЗт: Пуск ИО по фазе B" w:value="ДЗТ / ДТЗт: Пуск ИО по фазе B"/>
+                  <w:listItem w:displayText="ДЗТ / ДТЗт: Пуск ИО по фазе C" w:value="ДЗТ / ДТЗт: Пуск ИО по фазе C"/>
+                  <w:listItem w:displayText="ДЗТ / ДТЗт: Срабатывание ДТЗт" w:value="ДЗТ / ДТЗт: Срабатывание ДТЗт"/>
+                  <w:listItem w:displayText="ДЗТ / ДТЗт: Срабатывание ДТЗт на сигнал" w:value="ДЗТ / ДТЗт: Срабатывание ДТЗт на сигнал"/>
+                  <w:listItem w:displayText="ДЗТ / ДТЗт: Срабатывание ДТЗт по фазе A" w:value="ДЗТ / ДТЗт: Срабатывание ДТЗт по фазе A"/>
+                  <w:listItem w:displayText="ДЗТ / ДТЗт: Срабатывание ДТЗт по фазе A на сигнал" w:value="ДЗТ / ДТЗт: Срабатывание ДТЗт по фазе A на сигнал"/>
+                  <w:listItem w:displayText="ДЗТ / ДТЗт: Срабатывание ДТЗт по фазе B" w:value="ДЗТ / ДТЗт: Срабатывание ДТЗт по фазе B"/>
+                  <w:listItem w:displayText="ДЗТ / ДТЗт: Срабатывание ДТЗт по фазе B на сигнал" w:value="ДЗТ / ДТЗт: Срабатывание ДТЗт по фазе B на сигнал"/>
+                  <w:listItem w:displayText="ДЗТ / ДТЗт: Срабатывание ДТЗт по фазе C" w:value="ДЗТ / ДТЗт: Срабатывание ДТЗт по фазе C"/>
+                  <w:listItem w:displayText="ДЗТ / ДТЗт: Срабатывание ДТЗт по фазе C на сигнал" w:value="ДЗТ / ДТЗт: Срабатывание ДТЗт по фазе C на сигнал"/>
+                  <w:listItem w:displayText="ДЗТ / ДТЗт: Функция введена в работу" w:value="ДЗТ / ДТЗт: Функция введена в работу"/>
+                  <w:listItem w:displayText="ДЗТ / ДТЗт: Функция оперативно выведена из работы" w:value="ДЗТ / ДТЗт: Функция оперативно выведена из работы"/>
+                  <w:listItem w:displayText="ДЗТ / ДТО: Пуск ДТО" w:value="ДЗТ / ДТО: Пуск ДТО"/>
+                  <w:listItem w:displayText="ДЗТ / ДТО: Пуск ДТО по фазе A" w:value="ДЗТ / ДТО: Пуск ДТО по фазе A"/>
+                  <w:listItem w:displayText="ДЗТ / ДТО: Пуск ДТО по фазе B" w:value="ДЗТ / ДТО: Пуск ДТО по фазе B"/>
+                  <w:listItem w:displayText="ДЗТ / ДТО: Пуск ДТО по фазе C" w:value="ДЗТ / ДТО: Пуск ДТО по фазе C"/>
+                  <w:listItem w:displayText="ДЗТ / ДТО: Пуск ИО по фазе A" w:value="ДЗТ / ДТО: Пуск ИО по фазе A"/>
+                  <w:listItem w:displayText="ДЗТ / ДТО: Пуск ИО по фазе B" w:value="ДЗТ / ДТО: Пуск ИО по фазе B"/>
+                  <w:listItem w:displayText="ДЗТ / ДТО: Пуск ИО по фазе C" w:value="ДЗТ / ДТО: Пуск ИО по фазе C"/>
+                  <w:listItem w:displayText="ДЗТ / ДТО: Срабатывание ДТО" w:value="ДЗТ / ДТО: Срабатывание ДТО"/>
+                  <w:listItem w:displayText="ДЗТ / ДТО: Срабатывание ДТО на сигнал" w:value="ДЗТ / ДТО: Срабатывание ДТО на сигнал"/>
+                  <w:listItem w:displayText="ДЗТ / ДТО: Срабатывание ДТО по фазе A" w:value="ДЗТ / ДТО: Срабатывание ДТО по фазе A"/>
+                  <w:listItem w:displayText="ДЗТ / ДТО: Срабатывание ДТО по фазе A на сигнал" w:value="ДЗТ / ДТО: Срабатывание ДТО по фазе A на сигнал"/>
+                  <w:listItem w:displayText="ДЗТ / ДТО: Срабатывание ДТО по фазе B" w:value="ДЗТ / ДТО: Срабатывание ДТО по фазе B"/>
+                  <w:listItem w:displayText="ДЗТ / ДТО: Срабатывание ДТО по фазе B на сигнал" w:value="ДЗТ / ДТО: Срабатывание ДТО по фазе B на сигнал"/>
+                  <w:listItem w:displayText="ДЗТ / ДТО: Срабатывание ДТО по фазе C" w:value="ДЗТ / ДТО: Срабатывание ДТО по фазе C"/>
+                  <w:listItem w:displayText="ДЗТ / ДТО: Срабатывание ДТО по фазе C на сигнал" w:value="ДЗТ / ДТО: Срабатывание ДТО по фазе C на сигнал"/>
+                  <w:listItem w:displayText="ДЗТ / ДТО: Функция введена в работу" w:value="ДЗТ / ДТО: Функция введена в работу"/>
+                  <w:listItem w:displayText="ДЗТ / ДТО: Функция оперативно выведена из работы" w:value="ДЗТ / ДТО: Функция оперативно выведена из работы"/>
+                  <w:listItem w:displayText="ДЗТ / КЦТнеб: Неисправность" w:value="ДЗТ / КЦТнеб: Неисправность"/>
+                  <w:listItem w:displayText="ДЗТ / КЦТнеб: Срабатывание" w:value="ДЗТ / КЦТнеб: Срабатывание"/>
+                  <w:listItem w:displayText="ДЗТ / КЦТнеб: Срабатывание фазы A" w:value="ДЗТ / КЦТнеб: Срабатывание фазы A"/>
+                  <w:listItem w:displayText="ДЗТ / КЦТнеб: Срабатывание фазы B" w:value="ДЗТ / КЦТнеб: Срабатывание фазы B"/>
+                  <w:listItem w:displayText="ДЗТ / КЦТнеб: Срабатывание фазы C" w:value="ДЗТ / КЦТнеб: Срабатывание фазы C"/>
+                  <w:listItem w:displayText="ДЗТ / КЦТнеб: Функция введена в работу" w:value="ДЗТ / КЦТнеб: Функция введена в работу"/>
+                  <w:listItem w:displayText="ДЗТ / КЦТнеб: Функция оперативно выведена из работы" w:value="ДЗТ / КЦТнеб: Функция оперативно выведена из работы"/>
+                  <w:listItem w:displayText="ЗП / ЗП ВН: Пуск" w:value="ЗП / ЗП ВН: Пуск"/>
+                  <w:listItem w:displayText="ЗП / ЗП ВН: Пуск ИО максимального тока" w:value="ЗП / ЗП ВН: Пуск ИО максимального тока"/>
+                  <w:listItem w:displayText="ЗП / ЗП ВН: Срабатывание" w:value="ЗП / ЗП ВН: Срабатывание"/>
+                  <w:listItem w:displayText="ЗП / ЗП ВН: Срабатывание на отключение" w:value="ЗП / ЗП ВН: Срабатывание на отключение"/>
+                  <w:listItem w:displayText="ЗП / ЗП ВН: Функция введена в работу" w:value="ЗП / ЗП ВН: Функция введена в работу"/>
+                  <w:listItem w:displayText="ЗП / ЗП ВН: Функция оперативно выведена из работы" w:value="ЗП / ЗП ВН: Функция оперативно выведена из работы"/>
+                  <w:listItem w:displayText="ЗП / ЗП НН (НН2): Пуск" w:value="ЗП / ЗП НН (НН2): Пуск"/>
+                  <w:listItem w:displayText="ЗП / ЗП НН (НН2): Пуск ИО максимального тока" w:value="ЗП / ЗП НН (НН2): Пуск ИО максимального тока"/>
+                  <w:listItem w:displayText="ЗП / ЗП НН (НН2): Срабатывание" w:value="ЗП / ЗП НН (НН2): Срабатывание"/>
+                  <w:listItem w:displayText="ЗП / ЗП НН (НН2): Срабатывание на отключение" w:value="ЗП / ЗП НН (НН2): Срабатывание на отключение"/>
+                  <w:listItem w:displayText="ЗП / ЗП НН (НН2): Функция введена в работу" w:value="ЗП / ЗП НН (НН2): Функция введена в работу"/>
+                  <w:listItem w:displayText="ЗП / ЗП НН (НН2): Функция оперативно выведена из работы" w:value="ЗП / ЗП НН (НН2): Функция оперативно выведена из работы"/>
+                  <w:listItem w:displayText="ЗП / ЗП СН (НН1): Пуск" w:value="ЗП / ЗП СН (НН1): Пуск"/>
+                  <w:listItem w:displayText="ЗП / ЗП СН (НН1): Пуск ИО максимального тока" w:value="ЗП / ЗП СН (НН1): Пуск ИО максимального тока"/>
+                  <w:listItem w:displayText="ЗП / ЗП СН (НН1): Срабатывание" w:value="ЗП / ЗП СН (НН1): Срабатывание"/>
+                  <w:listItem w:displayText="ЗП / ЗП СН (НН1): Срабатывание на отключение" w:value="ЗП / ЗП СН (НН1): Срабатывание на отключение"/>
+                  <w:listItem w:displayText="ЗП / ЗП СН (НН1): Функция введена в работу" w:value="ЗП / ЗП СН (НН1): Функция введена в работу"/>
+                  <w:listItem w:displayText="ЗП / ЗП СН (НН1): Функция оперативно выведена из работы" w:value="ЗП / ЗП СН (НН1): Функция оперативно выведена из работы"/>
                   <w:listItem w:displayText="ЗП / ЗП: Срабатывание" w:value="ЗП / ЗП: Срабатывание"/>
-                  <w:listItem w:displayText="ЗП / ЗП: Срабатывание на отключение" w:value="ЗП / ЗП: Срабатывание на отключение"/>
-                  <w:listItem w:displayText="ЗП / ЗП: Функция введена в работу" w:value="ЗП / ЗП: Функция введена в работу"/>
-                  <w:listItem w:displayText="ЗП / ЗП: Функция оперативно выведена из работы" w:value="ЗП / ЗП: Функция оперативно выведена из работы"/>
-                  <w:listItem w:displayText="КА / В: Выключатель включен" w:value="КА / В: Выключатель включен"/>
-                  <w:listItem w:displayText="КА / В: Выключатель отключен" w:value="КА / В: Выключатель отключен"/>
-                  <w:listItem w:displayText="КА / В: Команда «включить» выключатель через выходное реле" w:value="КА / В: Команда «включить» выключатель через выходное реле"/>
-                  <w:listItem w:displayText="КА / В: Команда «отключить» выключатель через выходное реле" w:value="КА / В: Команда «отключить» выключатель через выходное реле"/>
-                  <w:listItem w:displayText="КА / В: Неисправное положение выключателя" w:value="КА / В: Неисправное положение выключателя"/>
-                  <w:listItem w:displayText="КА / В: Промежуточное положение выключателя" w:value="КА / В: Промежуточное положение выключателя"/>
-                  <w:listItem w:displayText="КА / В: Функция введена в работу" w:value="КА / В: Функция введена в работу"/>
-                  <w:listItem w:displayText="КА / КА: Функция введена в работу" w:value="КА / КА: Функция введена в работу"/>
-                  <w:listItem w:displayText="КА / КА: Функция оперативно выведена из работы" w:value="КА / КА: Функция оперативно выведена из работы"/>
-                  <w:listItem w:displayText="КП / КП: Функция введена в работу" w:value="КП / КП: Функция введена в работу"/>
-                  <w:listItem w:displayText="КП / КП: Функция оперативно выведена из работы" w:value="КП / КП: Функция оперативно выведена из работы"/>
-                  <w:listItem w:displayText="КП / УВ: Включить выключатель" w:value="КП / УВ: Включить выключатель"/>
-                  <w:listItem w:displayText="КП / УВ: Идет переключение" w:value="КП / УВ: Идет переключение"/>
-                  <w:listItem w:displayText="КП / УВ: Отключить выключатель" w:value="КП / УВ: Отключить выключатель"/>
-                  <w:listItem w:displayText="КП / УВ: Поведение местного управления" w:value="КП / УВ: Поведение местного управления"/>
-                  <w:listItem w:displayText="КП / УВ: Положение В (Включено)" w:value="КП / УВ: Положение В (Включено)"/>
-                  <w:listItem w:displayText="КП / УВ: Положение В (Не определено)" w:value="КП / УВ: Положение В (Не определено)"/>
-                  <w:listItem w:displayText="КП / УВ: Положение В (Неисправность)" w:value="КП / УВ: Положение В (Неисправность)"/>
-                  <w:listItem w:displayText="КП / УВ: Положение В (Отключено)" w:value="КП / УВ: Положение В (Отключено)"/>
-                  <w:listItem w:displayText="КП / УВ: Положение ключа режима управления" w:value="КП / УВ: Положение ключа режима управления"/>
-                  <w:listItem w:displayText="КП / УВ: Право переключения на уровне станции" w:value="КП / УВ: Право переключения на уровне станции"/>
-                  <w:listItem w:displayText="КП / УВ: Сигнал превышения допустимого времени переключения" w:value="КП / УВ: Сигнал превышения допустимого времени переключения"/>
-                  <w:listItem w:displayText="КП / УВ: Функция введена в работу" w:value="КП / УВ: Функция введена в работу"/>
-                  <w:listItem w:displayText="КРВ / КРВ: Превышен коммутационный ресурс выключателя" w:value="КРВ / КРВ: Превышен коммутационный ресурс выключателя"/>
-                  <w:listItem w:displayText="КРВ / КРВ: Превышен механический ресурс выключателя" w:value="КРВ / КРВ: Превышен механический ресурс выключателя"/>
-                  <w:listItem w:displayText="КРВ / КРВ: Превышен ресурс выключателя" w:value="КРВ / КРВ: Превышен ресурс выключателя"/>
-                  <w:listItem w:displayText="КРВ / КРВ: Функция введена в работу" w:value="КРВ / КРВ: Функция введена в работу"/>
-                  <w:listItem w:displayText="КСВ / КСВ: Блокировка включения В" w:value="КСВ / КСВ: Блокировка включения В"/>
-                  <w:listItem w:displayText="КСВ / КСВ: Блокировка отключения В" w:value="КСВ / КСВ: Блокировка отключения В"/>
-                  <w:listItem w:displayText="КСВ / КСВ: В аварийно отключен" w:value="КСВ / КСВ: В аварийно отключен"/>
-                  <w:listItem w:displayText="КСВ / КСВ: В самопроизвольно отключен" w:value="КСВ / КСВ: В самопроизвольно отключен"/>
-                  <w:listItem w:displayText="КСВ / КСВ: Защита ЭМВ" w:value="КСВ / КСВ: Защита ЭМВ"/>
-                  <w:listItem w:displayText="КСВ / КСВ: Защита ЭМО1" w:value="КСВ / КСВ: Защита ЭМО1"/>
-                  <w:listItem w:displayText="КСВ / КСВ: Защита ЭМО2" w:value="КСВ / КСВ: Защита ЭМО2"/>
-                  <w:listItem w:displayText="КСВ / КСВ: Неисправность В" w:value="КСВ / КСВ: Неисправность В"/>
-                  <w:listItem w:displayText="КСВ / КСВ: Неисправность цепей ЭМУ" w:value="КСВ / КСВ: Неисправность цепей ЭМУ"/>
-                  <w:listItem w:displayText="КСВ / КСВ: Реле фиксации команды" w:value="КСВ / КСВ: Реле фиксации команды"/>
-                  <w:listItem w:displayText="КСВ / КСВ: Функция введена в работу" w:value="КСВ / КСВ: Функция введена в работу"/>
-                  <w:listItem w:displayText="КСВ / КСВ: Функция оперативно выведена из работы" w:value="КСВ / КСВ: Функция оперативно выведена из работы"/>
-                  <w:listItem w:displayText="КЦН НН1 / КЦН: Неисправность цепей напряжения" w:value="КЦН НН1 / КЦН: Неисправность цепей напряжения"/>
-                  <w:listItem w:displayText="КЦН НН1 / КЦН: Пуск" w:value="КЦН НН1 / КЦН: Пуск"/>
-                  <w:listItem w:displayText="КЦН НН1 / КЦН: Пуск органа максимального напряжения ОП" w:value="КЦН НН1 / КЦН: Пуск органа максимального напряжения ОП"/>
-                  <w:listItem w:displayText="КЦН НН1 / КЦН: Пуск органа минимального напряжения" w:value="КЦН НН1 / КЦН: Пуск органа минимального напряжения"/>
-                  <w:listItem w:displayText="КЦН НН1 / КЦН: Функция введена в работу" w:value="КЦН НН1 / КЦН: Функция введена в работу"/>
-                  <w:listItem w:displayText="КЦН НН1 / КЦН: Функция оперативно выведена из работы" w:value="КЦН НН1 / КЦН: Функция оперативно выведена из работы"/>
-                  <w:listItem w:displayText="КЦН НН2 / КЦН: Неисправность цепей напряжения" w:value="КЦН НН2 / КЦН: Неисправность цепей напряжения"/>
-                  <w:listItem w:displayText="КЦН НН2 / КЦН: Пуск" w:value="КЦН НН2 / КЦН: Пуск"/>
-                  <w:listItem w:displayText="КЦН НН2 / КЦН: Пуск органа максимального напряжения ОП" w:value="КЦН НН2 / КЦН: Пуск органа максимального напряжения ОП"/>
-                  <w:listItem w:displayText="КЦН НН2 / КЦН: Пуск органа минимального напряжения" w:value="КЦН НН2 / КЦН: Пуск органа минимального напряжения"/>
-                  <w:listItem w:displayText="КЦН НН2 / КЦН: Функция введена в работу" w:value="КЦН НН2 / КЦН: Функция введена в работу"/>
-                  <w:listItem w:displayText="КЦН НН2 / КЦН: Функция оперативно выведена из работы" w:value="КЦН НН2 / КЦН: Функция оперативно выведена из работы"/>
-                  <w:listItem w:displayText="ЛЗТ / ЛЗТ: Пуск" w:value="ЛЗТ / ЛЗТ: Пуск"/>
-                  <w:listItem w:displayText="ЛЗТ / ЛЗТ: Срабатывание" w:value="ЛЗТ / ЛЗТ: Срабатывание"/>
-                  <w:listItem w:displayText="ЛЗТ / ЛЗТ: Функция введена в работу" w:value="ЛЗТ / ЛЗТ: Функция введена в работу"/>
-                  <w:listItem w:displayText="ЛЗТ / ЛЗТ: Функция оперативно выведена из работы" w:value="ЛЗТ / ЛЗТ: Функция оперативно выведена из работы"/>
+                  <w:listItem w:displayText="ЗПО / ЗПО: Пуск" w:value="ЗПО / ЗПО: Пуск"/>
+                  <w:listItem w:displayText="ЗПО / ЗПО: Срабатывание" w:value="ЗПО / ЗПО: Срабатывание"/>
+                  <w:listItem w:displayText="ЗПО / ЗПО: Срабатывание на сигнал" w:value="ЗПО / ЗПО: Срабатывание на сигнал"/>
+                  <w:listItem w:displayText="ЗПО / ЗПО: Функция введена в работу" w:value="ЗПО / ЗПО: Функция введена в работу"/>
+                  <w:listItem w:displayText="ЗПО / ЗПО: Функция оперативно выведена из работы" w:value="ЗПО / ЗПО: Функция оперативно выведена из работы"/>
+                  <w:listItem w:displayText="КЦТ / КЦТ: Срабатывание КЦТ" w:value="КЦТ / КЦТ: Срабатывание КЦТ"/>
+                  <w:listItem w:displayText="КЦТ / КЦТст1: Пуск КЦТст при асимметрии" w:value="КЦТ / КЦТст1: Пуск КЦТст при асимметрии"/>
+                  <w:listItem w:displayText="КЦТ / КЦТст1: Пуск КЦТст при обрыве провода" w:value="КЦТ / КЦТст1: Пуск КЦТст при обрыве провода"/>
+                  <w:listItem w:displayText="КЦТ / КЦТст1: Срабатывание КЦТст при асимметрии" w:value="КЦТ / КЦТст1: Срабатывание КЦТст при асимметрии"/>
+                  <w:listItem w:displayText="КЦТ / КЦТст1: Срабатывание КЦТст при обрыве провода" w:value="КЦТ / КЦТст1: Срабатывание КЦТст при обрыве провода"/>
+                  <w:listItem w:displayText="КЦТ / КЦТст1: Функция введена в работу" w:value="КЦТ / КЦТст1: Функция введена в работу"/>
+                  <w:listItem w:displayText="КЦТ / КЦТст1: Функция оперативно выведена из работы" w:value="КЦТ / КЦТст1: Функция оперативно выведена из работы"/>
+                  <w:listItem w:displayText="КЦТ / КЦТст2: Пуск КЦТст при асимметрии" w:value="КЦТ / КЦТст2: Пуск КЦТст при асимметрии"/>
+                  <w:listItem w:displayText="КЦТ / КЦТст2: Пуск КЦТст при обрыве провода" w:value="КЦТ / КЦТст2: Пуск КЦТст при обрыве провода"/>
+                  <w:listItem w:displayText="КЦТ / КЦТст2: Срабатывание КЦТст при асимметрии" w:value="КЦТ / КЦТст2: Срабатывание КЦТст при асимметрии"/>
+                  <w:listItem w:displayText="КЦТ / КЦТст2: Срабатывание КЦТст при обрыве провода" w:value="КЦТ / КЦТст2: Срабатывание КЦТст при обрыве провода"/>
+                  <w:listItem w:displayText="КЦТ / КЦТст2: Функция введена в работу" w:value="КЦТ / КЦТст2: Функция введена в работу"/>
+                  <w:listItem w:displayText="КЦТ / КЦТст2: Функция оперативно выведена из работы" w:value="КЦТ / КЦТст2: Функция оперативно выведена из работы"/>
+                  <w:listItem w:displayText="КЦТ / КЦТст3: Пуск КЦТст при асимметрии" w:value="КЦТ / КЦТст3: Пуск КЦТст при асимметрии"/>
+                  <w:listItem w:displayText="КЦТ / КЦТст3: Пуск КЦТст при обрыве провода" w:value="КЦТ / КЦТст3: Пуск КЦТст при обрыве провода"/>
+                  <w:listItem w:displayText="КЦТ / КЦТст3: Срабатывание КЦТст при асимметрии" w:value="КЦТ / КЦТст3: Срабатывание КЦТст при асимметрии"/>
+                  <w:listItem w:displayText="КЦТ / КЦТст3: Срабатывание КЦТст при обрыве провода" w:value="КЦТ / КЦТст3: Срабатывание КЦТст при обрыве провода"/>
+                  <w:listItem w:displayText="КЦТ / КЦТст3: Функция введена в работу" w:value="КЦТ / КЦТст3: Функция введена в работу"/>
+                  <w:listItem w:displayText="КЦТ / КЦТст3: Функция оперативно выведена из работы" w:value="КЦТ / КЦТст3: Функция оперативно выведена из работы"/>
                   <w:listItem w:displayText="ЛО ВН / ЛО: Отключение" w:value="ЛО ВН / ЛО: Отключение"/>
                   <w:listItem w:displayText="ЛО ВН / ЛО: Отключить аварийно" w:value="ЛО ВН / ЛО: Отключить аварийно"/>
                   <w:listItem w:displayText="ЛО ВН / ЛО: Функция введена в работу" w:value="ЛО ВН / ЛО: Функция введена в работу"/>
@@ -6374,9 +6296,6 @@
                   <w:listItem w:displayText="ЛО ГЗсигн / ЛО: Срабатывание на сигнал" w:value="ЛО ГЗсигн / ЛО: Срабатывание на сигнал"/>
                   <w:listItem w:displayText="ЛО ГЗсигн / ЛО: Функция введена в работу" w:value="ЛО ГЗсигн / ЛО: Функция введена в работу"/>
                   <w:listItem w:displayText="ЛО ГЗсигн / ЛО: Функция оперативно выведена из работы" w:value="ЛО ГЗсигн / ЛО: Функция оперативно выведена из работы"/>
-                  <w:listItem w:displayText="ЛО НН1 / ЗАВР: Запрет АВР" w:value="ЛО НН1 / ЗАВР: Запрет АВР"/>
-                  <w:listItem w:displayText="ЛО НН1 / ЗАВР: Функция введена в работу" w:value="ЛО НН1 / ЗАВР: Функция введена в работу"/>
-                  <w:listItem w:displayText="ЛО НН1 / ЗАВР: Функция оперативно выведена из работы" w:value="ЛО НН1 / ЗАВР: Функция оперативно выведена из работы"/>
                   <w:listItem w:displayText="ЛО НН1 / ЗАПВ: Запрет АПВ" w:value="ЛО НН1 / ЗАПВ: Запрет АПВ"/>
                   <w:listItem w:displayText="ЛО НН1 / ЗАПВ: Функция введена в работу" w:value="ЛО НН1 / ЗАПВ: Функция введена в работу"/>
                   <w:listItem w:displayText="ЛО НН1 / ЗАПВ: Функция оперативно выведена из работы" w:value="ЛО НН1 / ЗАПВ: Функция оперативно выведена из работы"/>
@@ -6384,9 +6303,6 @@
                   <w:listItem w:displayText="ЛО НН1 / ЛО: Отключить аварийно" w:value="ЛО НН1 / ЛО: Отключить аварийно"/>
                   <w:listItem w:displayText="ЛО НН1 / ЛО: Функция введена в работу" w:value="ЛО НН1 / ЛО: Функция введена в работу"/>
                   <w:listItem w:displayText="ЛО НН1 / ЛО: Функция оперативно выведена из работы" w:value="ЛО НН1 / ЛО: Функция оперативно выведена из работы"/>
-                  <w:listItem w:displayText="ЛО НН2 / ЗАВР: Запрет АВР" w:value="ЛО НН2 / ЗАВР: Запрет АВР"/>
-                  <w:listItem w:displayText="ЛО НН2 / ЗАВР: Функция введена в работу" w:value="ЛО НН2 / ЗАВР: Функция введена в работу"/>
-                  <w:listItem w:displayText="ЛО НН2 / ЗАВР: Функция оперативно выведена из работы" w:value="ЛО НН2 / ЗАВР: Функция оперативно выведена из работы"/>
                   <w:listItem w:displayText="ЛО НН2 / ЗАПВ: Запрет АПВ" w:value="ЛО НН2 / ЗАПВ: Запрет АПВ"/>
                   <w:listItem w:displayText="ЛО НН2 / ЗАПВ: Функция введена в работу" w:value="ЛО НН2 / ЗАПВ: Функция введена в работу"/>
                   <w:listItem w:displayText="ЛО НН2 / ЗАПВ: Функция оперативно выведена из работы" w:value="ЛО НН2 / ЗАПВ: Функция оперативно выведена из работы"/>
@@ -6394,84 +6310,68 @@
                   <w:listItem w:displayText="ЛО НН2 / ЛО: Отключить аварийно" w:value="ЛО НН2 / ЛО: Отключить аварийно"/>
                   <w:listItem w:displayText="ЛО НН2 / ЛО: Функция введена в работу" w:value="ЛО НН2 / ЛО: Функция введена в работу"/>
                   <w:listItem w:displayText="ЛО НН2 / ЛО: Функция оперативно выведена из работы" w:value="ЛО НН2 / ЛО: Функция оперативно выведена из работы"/>
-                  <w:listItem w:displayText="ЛО Т / ЗАВР: Запрет АВР" w:value="ЛО Т / ЗАВР: Запрет АВР"/>
-                  <w:listItem w:displayText="ЛО Т / ЗАВР: Функция введена в работу" w:value="ЛО Т / ЗАВР: Функция введена в работу"/>
-                  <w:listItem w:displayText="ЛО Т / ЗАВР: Функция оперативно выведена из работы" w:value="ЛО Т / ЗАВР: Функция оперативно выведена из работы"/>
                   <w:listItem w:displayText="ЛО Т / ЗАПВ: Запрет АПВ" w:value="ЛО Т / ЗАПВ: Запрет АПВ"/>
                   <w:listItem w:displayText="ЛО Т / ЗАПВ: Функция введена в работу" w:value="ЛО Т / ЗАПВ: Функция введена в работу"/>
                   <w:listItem w:displayText="ЛО Т / ЗАПВ: Функция оперативно выведена из работы" w:value="ЛО Т / ЗАПВ: Функция оперативно выведена из работы"/>
-                  <w:listItem w:displayText="ЛО Т / ЛО: Пуск" w:value="ЛО Т / ЛО: Пуск"/>
                   <w:listItem w:displayText="ЛО Т / ЛО: Срабатывание" w:value="ЛО Т / ЛО: Срабатывание"/>
                   <w:listItem w:displayText="ЛО Т / ЛО: Функция введена в работу" w:value="ЛО Т / ЛО: Функция введена в работу"/>
                   <w:listItem w:displayText="ЛО Т / ЛО: Функция оперативно выведена из работы" w:value="ЛО Т / ЛО: Функция оперативно выведена из работы"/>
-                  <w:listItem w:displayText="МТЗ / БЛЗШ: Блокировка" w:value="МТЗ / БЛЗШ: Блокировка"/>
-                  <w:listItem w:displayText="МТЗ / БНТ: Пуск БНТ" w:value="МТЗ / БНТ: Пуск БНТ"/>
-                  <w:listItem w:displayText="МТЗ / БНТ: Пуск БНТ по фазе A" w:value="МТЗ / БНТ: Пуск БНТ по фазе A"/>
-                  <w:listItem w:displayText="МТЗ / БНТ: Пуск БНТ по фазе B" w:value="МТЗ / БНТ: Пуск БНТ по фазе B"/>
-                  <w:listItem w:displayText="МТЗ / БНТ: Пуск БНТ по фазе C" w:value="МТЗ / БНТ: Пуск БНТ по фазе C"/>
-                  <w:listItem w:displayText="МТЗ / КПОН1: Пуск КПОН" w:value="МТЗ / КПОН1: Пуск КПОН"/>
-                  <w:listItem w:displayText="МТЗ / КПОН2: Пуск КПОН" w:value="МТЗ / КПОН2: Пуск КПОН"/>
-                  <w:listItem w:displayText="МТЗ / МТЗ 1 ст: Пуск" w:value="МТЗ / МТЗ 1 ст: Пуск"/>
-                  <w:listItem w:displayText="МТЗ / МТЗ 1 ст: Пуск ИО тока по фазе B" w:value="МТЗ / МТЗ 1 ст: Пуск ИО тока по фазе B"/>
-                  <w:listItem w:displayText="МТЗ / МТЗ 1 ст: Пуск ИО тока по фазе C" w:value="МТЗ / МТЗ 1 ст: Пуск ИО тока по фазе C"/>
-                  <w:listItem w:displayText="МТЗ / МТЗ 1 ст: Пуск ИО тока по фазе А" w:value="МТЗ / МТЗ 1 ст: Пуск ИО тока по фазе А"/>
-                  <w:listItem w:displayText="МТЗ / МТЗ 1 ст: Пуск по фазе B" w:value="МТЗ / МТЗ 1 ст: Пуск по фазе B"/>
-                  <w:listItem w:displayText="МТЗ / МТЗ 1 ст: Пуск по фазе C" w:value="МТЗ / МТЗ 1 ст: Пуск по фазе C"/>
-                  <w:listItem w:displayText="МТЗ / МТЗ 1 ст: Пуск по фазе А" w:value="МТЗ / МТЗ 1 ст: Пуск по фазе А"/>
-                  <w:listItem w:displayText="МТЗ / МТЗ 1 ст: Срабатывание" w:value="МТЗ / МТЗ 1 ст: Срабатывание"/>
-                  <w:listItem w:displayText="МТЗ / МТЗ 1 ст: Срабатывание на сигнал" w:value="МТЗ / МТЗ 1 ст: Срабатывание на сигнал"/>
-                  <w:listItem w:displayText="МТЗ / МТЗ 1 ст: Функция введена в работу" w:value="МТЗ / МТЗ 1 ст: Функция введена в работу"/>
-                  <w:listItem w:displayText="МТЗ / МТЗ 1 ст: Функция оперативно выведена из работы" w:value="МТЗ / МТЗ 1 ст: Функция оперативно выведена из работы"/>
-                  <w:listItem w:displayText="МТЗ / МТЗ 2 ст: Пуск" w:value="МТЗ / МТЗ 2 ст: Пуск"/>
-                  <w:listItem w:displayText="МТЗ / МТЗ 2 ст: Пуск ИО тока по фазе B" w:value="МТЗ / МТЗ 2 ст: Пуск ИО тока по фазе B"/>
-                  <w:listItem w:displayText="МТЗ / МТЗ 2 ст: Пуск ИО тока по фазе C" w:value="МТЗ / МТЗ 2 ст: Пуск ИО тока по фазе C"/>
-                  <w:listItem w:displayText="МТЗ / МТЗ 2 ст: Пуск ИО тока по фазе А" w:value="МТЗ / МТЗ 2 ст: Пуск ИО тока по фазе А"/>
-                  <w:listItem w:displayText="МТЗ / МТЗ 2 ст: Пуск по фазе B" w:value="МТЗ / МТЗ 2 ст: Пуск по фазе B"/>
-                  <w:listItem w:displayText="МТЗ / МТЗ 2 ст: Пуск по фазе C" w:value="МТЗ / МТЗ 2 ст: Пуск по фазе C"/>
-                  <w:listItem w:displayText="МТЗ / МТЗ 2 ст: Пуск по фазе А" w:value="МТЗ / МТЗ 2 ст: Пуск по фазе А"/>
-                  <w:listItem w:displayText="МТЗ / МТЗ 2 ст: Срабатывание" w:value="МТЗ / МТЗ 2 ст: Срабатывание"/>
-                  <w:listItem w:displayText="МТЗ / МТЗ 2 ст: Срабатывание на сигнал" w:value="МТЗ / МТЗ 2 ст: Срабатывание на сигнал"/>
-                  <w:listItem w:displayText="МТЗ / МТЗ 2 ст: Функция введена в работу" w:value="МТЗ / МТЗ 2 ст: Функция введена в работу"/>
-                  <w:listItem w:displayText="МТЗ / МТЗ 2 ст: Функция оперативно выведена из работы" w:value="МТЗ / МТЗ 2 ст: Функция оперативно выведена из работы"/>
-                  <w:listItem w:displayText="МТЗ / МТЗ 3 ст: Пуск" w:value="МТЗ / МТЗ 3 ст: Пуск"/>
-                  <w:listItem w:displayText="МТЗ / МТЗ 3 ст: Пуск ИО тока по фазе B" w:value="МТЗ / МТЗ 3 ст: Пуск ИО тока по фазе B"/>
-                  <w:listItem w:displayText="МТЗ / МТЗ 3 ст: Пуск ИО тока по фазе C" w:value="МТЗ / МТЗ 3 ст: Пуск ИО тока по фазе C"/>
-                  <w:listItem w:displayText="МТЗ / МТЗ 3 ст: Пуск ИО тока по фазе А" w:value="МТЗ / МТЗ 3 ст: Пуск ИО тока по фазе А"/>
-                  <w:listItem w:displayText="МТЗ / МТЗ 3 ст: Пуск по фазе B" w:value="МТЗ / МТЗ 3 ст: Пуск по фазе B"/>
-                  <w:listItem w:displayText="МТЗ / МТЗ 3 ст: Пуск по фазе C" w:value="МТЗ / МТЗ 3 ст: Пуск по фазе C"/>
-                  <w:listItem w:displayText="МТЗ / МТЗ 3 ст: Пуск по фазе А" w:value="МТЗ / МТЗ 3 ст: Пуск по фазе А"/>
-                  <w:listItem w:displayText="МТЗ / МТЗ 3 ст: Срабатывание" w:value="МТЗ / МТЗ 3 ст: Срабатывание"/>
-                  <w:listItem w:displayText="МТЗ / МТЗ 3 ст: Срабатывание на сигнал" w:value="МТЗ / МТЗ 3 ст: Срабатывание на сигнал"/>
-                  <w:listItem w:displayText="МТЗ / МТЗ 3 ст: Функция введена в работу" w:value="МТЗ / МТЗ 3 ст: Функция введена в работу"/>
-                  <w:listItem w:displayText="МТЗ / МТЗ 3 ст: Функция оперативно выведена из работы" w:value="МТЗ / МТЗ 3 ст: Функция оперативно выведена из работы"/>
-                  <w:listItem w:displayText="МТЗ / МТЗ: Пуск" w:value="МТЗ / МТЗ: Пуск"/>
-                  <w:listItem w:displayText="ПДС / В: Поведение местного управления" w:value="ПДС / В: Поведение местного управления"/>
-                  <w:listItem w:displayText="ПДС / В: Положение ключа режима управления" w:value="ПДС / В: Положение ключа режима управления"/>
-                  <w:listItem w:displayText="ПДС / В: Положение ключа режима управления привода В" w:value="ПДС / В: Положение ключа режима управления привода В"/>
-                  <w:listItem w:displayText="ПДС / В: Право переключения на уровне станции" w:value="ПДС / В: Право переключения на уровне станции"/>
+                  <w:listItem w:displayText="ЛО ТЗ / ЛО ДТм: Срабатывание" w:value="ЛО ТЗ / ЛО ДТм: Срабатывание"/>
+                  <w:listItem w:displayText="ЛО ТЗ / ЛО ДТм: Срабатывание датчика температуры масла заблокировано" w:value="ЛО ТЗ / ЛО ДТм: Срабатывание датчика температуры масла заблокировано"/>
+                  <w:listItem w:displayText="ЛО ТЗ / ЛО ДТм: Срабатывание на сигнал" w:value="ЛО ТЗ / ЛО ДТм: Срабатывание на сигнал"/>
+                  <w:listItem w:displayText="ЛО ТЗ / ЛО ДТм: Функция введена в работу" w:value="ЛО ТЗ / ЛО ДТм: Функция введена в работу"/>
+                  <w:listItem w:displayText="ЛО ТЗ / ЛО ДТм: Функция оперативно выведена из работы" w:value="ЛО ТЗ / ЛО ДТм: Функция оперативно выведена из работы"/>
+                  <w:listItem w:displayText="ЛО ТЗ / ЛО ДТо: Срабатывание" w:value="ЛО ТЗ / ЛО ДТо: Срабатывание"/>
+                  <w:listItem w:displayText="ЛО ТЗ / ЛО ДТо: Срабатывание датчика температуры обмотки заблокировано" w:value="ЛО ТЗ / ЛО ДТо: Срабатывание датчика температуры обмотки заблокировано"/>
+                  <w:listItem w:displayText="ЛО ТЗ / ЛО ДТо: Срабатывание на сигнал" w:value="ЛО ТЗ / ЛО ДТо: Срабатывание на сигнал"/>
+                  <w:listItem w:displayText="ЛО ТЗ / ЛО ДТо: Функция введена в работу" w:value="ЛО ТЗ / ЛО ДТо: Функция введена в работу"/>
+                  <w:listItem w:displayText="ЛО ТЗ / ЛО ДТо: Функция оперативно выведена из работы" w:value="ЛО ТЗ / ЛО ДТо: Функция оперативно выведена из работы"/>
+                  <w:listItem w:displayText="ЛО ТЗ / ЛО РД: Срабатывание" w:value="ЛО ТЗ / ЛО РД: Срабатывание"/>
+                  <w:listItem w:displayText="ЛО ТЗ / ЛО РД: Срабатывание на сигнал" w:value="ЛО ТЗ / ЛО РД: Срабатывание на сигнал"/>
+                  <w:listItem w:displayText="ЛО ТЗ / ЛО РД: Срабатывание реле давления заблокировано" w:value="ЛО ТЗ / ЛО РД: Срабатывание реле давления заблокировано"/>
+                  <w:listItem w:displayText="ЛО ТЗ / ЛО РД: Функция введена в работу" w:value="ЛО ТЗ / ЛО РД: Функция введена в работу"/>
+                  <w:listItem w:displayText="ЛО ТЗ / ЛО РД: Функция оперативно выведена из работы" w:value="ЛО ТЗ / ЛО РД: Функция оперативно выведена из работы"/>
+                  <w:listItem w:displayText="ЛО ТС / ЛО ДУм расширителя: Срабатывание" w:value="ЛО ТС / ЛО ДУм расширителя: Срабатывание"/>
+                  <w:listItem w:displayText="ЛО ТС / ЛО ДУм расширителя: Срабатывание на сигнал" w:value="ЛО ТС / ЛО ДУм расширителя: Срабатывание на сигнал"/>
+                  <w:listItem w:displayText="ЛО ТС / ЛО ДУм расширителя: Функция введена в работу" w:value="ЛО ТС / ЛО ДУм расширителя: Функция введена в работу"/>
+                  <w:listItem w:displayText="ЛО ТС / ЛО ДУм расширителя: Функция оперативно выведена из работы" w:value="ЛО ТС / ЛО ДУм расширителя: Функция оперативно выведена из работы"/>
+                  <w:listItem w:displayText="ЛО ТС / ЛО ОК: Срабатывание" w:value="ЛО ТС / ЛО ОК: Срабатывание"/>
+                  <w:listItem w:displayText="ЛО ТС / ЛО ОК: Срабатывание на сигнал" w:value="ЛО ТС / ЛО ОК: Срабатывание на сигнал"/>
+                  <w:listItem w:displayText="ЛО ТС / ЛО ОК: Функция введена в работу" w:value="ЛО ТС / ЛО ОК: Функция введена в работу"/>
+                  <w:listItem w:displayText="ЛО ТС / ЛО ОК: Функция оперативно выведена из работы" w:value="ЛО ТС / ЛО ОК: Функция оперативно выведена из работы"/>
+                  <w:listItem w:displayText="ЛО ТС / ЛО ПК: Срабатывание" w:value="ЛО ТС / ЛО ПК: Срабатывание"/>
+                  <w:listItem w:displayText="ЛО ТС / ЛО ПК: Срабатывание на сигнал" w:value="ЛО ТС / ЛО ПК: Срабатывание на сигнал"/>
+                  <w:listItem w:displayText="ЛО ТС / ЛО ПК: Функция введена в работу" w:value="ЛО ТС / ЛО ПК: Функция введена в работу"/>
+                  <w:listItem w:displayText="ЛО ТС / ЛО ПК: Функция оперативно выведена из работы" w:value="ЛО ТС / ЛО ПК: Функция оперативно выведена из работы"/>
                   <w:listItem w:displayText="ПДС / ГЗ РПН: Низкая изоляция" w:value="ПДС / ГЗ РПН: Низкая изоляция"/>
                   <w:listItem w:displayText="ПДС / ГЗ РПН: Отключение" w:value="ПДС / ГЗ РПН: Отключение"/>
                   <w:listItem w:displayText="ПДС / ГЗ Т: Низкая изоляция ГЗоткл" w:value="ПДС / ГЗ Т: Низкая изоляция ГЗоткл"/>
                   <w:listItem w:displayText="ПДС / ГЗ Т: Низкая изоляция ГЗсигн" w:value="ПДС / ГЗ Т: Низкая изоляция ГЗсигн"/>
                   <w:listItem w:displayText="ПДС / ГЗ Т: Отключение" w:value="ПДС / ГЗ Т: Отключение"/>
                   <w:listItem w:displayText="ПДС / ГЗ Т: Сигнал" w:value="ПДС / ГЗ Т: Сигнал"/>
-                  <w:listItem w:displayText="ПДС / КИ: Аварийный уровень изоляции" w:value="ПДС / КИ: Аварийный уровень изоляции"/>
-                  <w:listItem w:displayText="ПДС / КИ: Низкий уровень изоляции" w:value="ПДС / КИ: Низкий уровень изоляции"/>
-                  <w:listItem w:displayText="ПДС / КПруж: Пружина не заведена" w:value="ПДС / КПруж: Пружина не заведена"/>
-                  <w:listItem w:displayText="ПДС / КЦВ: Контроль цепи ЭМВ" w:value="ПДС / КЦВ: Контроль цепи ЭМВ"/>
-                  <w:listItem w:displayText="ПДС / КЦВ: Контроль цепи ЭМО1" w:value="ПДС / КЦВ: Контроль цепи ЭМО1"/>
-                  <w:listItem w:displayText="ПДС / КЦВ: Контроль цепи ЭМО2" w:value="ПДС / КЦВ: Контроль цепи ЭМО2"/>
-                  <w:listItem w:displayText="ПДС / КЦВ: Работа ЭМВ" w:value="ПДС / КЦВ: Работа ЭМВ"/>
-                  <w:listItem w:displayText="ПДС / КЦВ: Работа ЭМО1" w:value="ПДС / КЦВ: Работа ЭМО1"/>
-                  <w:listItem w:displayText="ПДС / КЦВ: Работа ЭМО2" w:value="ПДС / КЦВ: Работа ЭМО2"/>
+                  <w:listItem w:displayText="ПДС / ДТм: Низкая изоляция" w:value="ПДС / ДТм: Низкая изоляция"/>
+                  <w:listItem w:displayText="ПДС / ДТм: Отключение" w:value="ПДС / ДТм: Отключение"/>
+                  <w:listItem w:displayText="ПДС / ДТм: Сигнал" w:value="ПДС / ДТм: Сигнал"/>
+                  <w:listItem w:displayText="ПДС / ДТм_РПН: Срабатывание" w:value="ПДС / ДТм_РПН: Срабатывание"/>
+                  <w:listItem w:displayText="ПДС / ДТо: Низкая изоляция" w:value="ПДС / ДТо: Низкая изоляция"/>
+                  <w:listItem w:displayText="ПДС / ДТо: Отключение" w:value="ПДС / ДТо: Отключение"/>
+                  <w:listItem w:displayText="ПДС / ДТо: Сигнал" w:value="ПДС / ДТо: Сигнал"/>
+                  <w:listItem w:displayText="ПДС / ДУм РПН: Высокий уровень масла" w:value="ПДС / ДУм РПН: Высокий уровень масла"/>
+                  <w:listItem w:displayText="ПДС / ДУм РПН: Низкий уровень масла" w:value="ПДС / ДУм РПН: Низкий уровень масла"/>
+                  <w:listItem w:displayText="ПДС / ДУм расширителя: Высокий уровень масла" w:value="ПДС / ДУм расширителя: Высокий уровень масла"/>
+                  <w:listItem w:displayText="ПДС / ДУм расширителя: Низкий уровень масла" w:value="ПДС / ДУм расширителя: Низкий уровень масла"/>
+                  <w:listItem w:displayText="ПДС / КСО: Авария" w:value="ПДС / КСО: Авария"/>
+                  <w:listItem w:displayText="ПДС / КСО: Неисправность" w:value="ПДС / КСО: Неисправность"/>
+                  <w:listItem w:displayText="ПДС / ОК: Срабатывание" w:value="ПДС / ОК: Срабатывание"/>
                   <w:listItem w:displayText="ПДС / ПДС: Функция введена в работу" w:value="ПДС / ПДС: Функция введена в работу"/>
                   <w:listItem w:displayText="ПДС / ПДС: Функция оперативно выведена из работы" w:value="ПДС / ПДС: Функция оперативно выведена из работы"/>
+                  <w:listItem w:displayText="ПДС / ПК: Срабатывание" w:value="ПДС / ПК: Срабатывание"/>
+                  <w:listItem w:displayText="ПДС / РД: Низкая изоляция" w:value="ПДС / РД: Низкая изоляция"/>
+                  <w:listItem w:displayText="ПДС / РД: Отключение" w:value="ПДС / РД: Отключение"/>
                   <w:listItem w:displayText="ПДС НКУ / SA1: Цепь управления введена" w:value="ПДС НКУ / SA1: Цепь управления введена"/>
                   <w:listItem w:displayText="ПДС НКУ / SA2: Цепь управления введена" w:value="ПДС НКУ / SA2: Цепь управления введена"/>
                   <w:listItem w:displayText="ПДС НКУ / SA3: Цепь управления введена" w:value="ПДС НКУ / SA3: Цепь управления введена"/>
                   <w:listItem w:displayText="ПДС НКУ / SA4: Цепь управления введена" w:value="ПДС НКУ / SA4: Цепь управления введена"/>
-                  <w:listItem w:displayText="ПДС НКУ / SA5: Цепь управления введена" w:value="ПДС НКУ / SA5: Цепь управления введена"/>
-                  <w:listItem w:displayText="ПДС НКУ / SA6: Цепь управления введена" w:value="ПДС НКУ / SA6: Цепь управления введена"/>
                   <w:listItem w:displayText="ПДС НКУ / SG1: Рабочее положение испытательного блока" w:value="ПДС НКУ / SG1: Рабочее положение испытательного блока"/>
                   <w:listItem w:displayText="ПДС НКУ / SG2: Рабочее положение испытательного блока" w:value="ПДС НКУ / SG2: Рабочее положение испытательного блока"/>
                   <w:listItem w:displayText="ПДС НКУ / SG3: Рабочее положение испытательного блока" w:value="ПДС НКУ / SG3: Рабочее положение испытательного блока"/>
@@ -6480,89 +6380,68 @@
                   <w:listItem w:displayText="ПДС НКУ / ОТ ГЗ: Неисправность оперативного тока цепей ГЗ" w:value="ПДС НКУ / ОТ ГЗ: Неисправность оперативного тока цепей ГЗ"/>
                   <w:listItem w:displayText="ПДС НКУ / ОТ ЗДЗ1: Неисправность оперативного тока цепей ЗДЗ НН1" w:value="ПДС НКУ / ОТ ЗДЗ1: Неисправность оперативного тока цепей ЗДЗ НН1"/>
                   <w:listItem w:displayText="ПДС НКУ / ОТ ЗДЗ2: Неисправность оперативного тока цепей ЗДЗ НН2" w:value="ПДС НКУ / ОТ ЗДЗ2: Неисправность оперативного тока цепей ЗДЗ НН2"/>
-                  <w:listItem w:displayText="ПДС НКУ / ОТ ИЭУ ТН1: Неисправность оперативного тока ИЭУ ТН1" w:value="ПДС НКУ / ОТ ИЭУ ТН1: Неисправность оперативного тока ИЭУ ТН1"/>
-                  <w:listItem w:displayText="ПДС НКУ / ОТ ИЭУ ТН2: Неисправность оперативного тока ИЭУ ТН2" w:value="ПДС НКУ / ОТ ИЭУ ТН2: Неисправность оперативного тока ИЭУ ТН2"/>
+                  <w:listItem w:displayText="ПДС НКУ / ОТ ТЗ, ТС: Неисправность оперативного тока цепей ТЗ, ТС" w:value="ПДС НКУ / ОТ ТЗ, ТС: Неисправность оперативного тока цепей ТЗ, ТС"/>
                   <w:listItem w:displayText="ПДС НКУ / ОТ УРОВ1: Неисправность оперативного тока цепей УРОВ НН1" w:value="ПДС НКУ / ОТ УРОВ1: Неисправность оперативного тока цепей УРОВ НН1"/>
                   <w:listItem w:displayText="ПДС НКУ / ОТ УРОВ2: Неисправность оперативного тока цепей УРОВ НН2" w:value="ПДС НКУ / ОТ УРОВ2: Неисправность оперативного тока цепей УРОВ НН2"/>
-                  <w:listItem w:displayText="ПДС НКУ / ОТ ЭМО1, ЭМВ В ВН: Неисправность оперативного тока цепей ЭМО1, ЭМВ" w:value="ПДС НКУ / ОТ ЭМО1, ЭМВ В ВН: Неисправность оперативного тока цепей ЭМО1, ЭМВ"/>
-                  <w:listItem w:displayText="ПДС НКУ / ОТ ЭМО2 В ВН: Неисправность оперативного тока цепей ЭМО2" w:value="ПДС НКУ / ОТ ЭМО2 В ВН: Неисправность оперативного тока цепей ЭМО2"/>
-                  <w:listItem w:displayText="ПДС НКУ / ОТ цепей сигн. В ВН: Неисправность оперативного тока цепей сигнализации В" w:value="ПДС НКУ / ОТ цепей сигн. В ВН: Неисправность оперативного тока цепей сигнализации В"/>
                   <w:listItem w:displayText="ПДС НКУ / ПДС НКУ: Функция введена в работу" w:value="ПДС НКУ / ПДС НКУ: Функция введена в работу"/>
                   <w:listItem w:displayText="ПДС НКУ / ПДС НКУ: Функция оперативно выведена из работы" w:value="ПДС НКУ / ПДС НКУ: Функция оперативно выведена из работы"/>
                   <w:listItem w:displayText="ПС / ПС: Пуск" w:value="ПС / ПС: Пуск"/>
                   <w:listItem w:displayText="ПС / ПС: Пуск (импульс)" w:value="ПС / ПС: Пуск (импульс)"/>
-                  <w:listItem w:displayText="СИСТ / Диагностика: Изменение встраиваемого ПО" w:value="СИСТ / Диагностика: Изменение встраиваемого ПО"/>
-                  <w:listItem w:displayText="СИСТ / Диагностика: Индикация логического узла-прокси" w:value="СИСТ / Диагностика: Индикация логического узла-прокси"/>
-                  <w:listItem w:displayText="СИСТ / Диагностика: Индикация наличия оперативного питания" w:value="СИСТ / Диагностика: Индикация наличия оперативного питания"/>
-                  <w:listItem w:displayText="СИСТ / Диагностика: Индикация потери оперативного питания" w:value="СИСТ / Диагностика: Индикация потери оперативного питания"/>
-                  <w:listItem w:displayText="СИСТ / Диагностика: Конфигурация изменена" w:value="СИСТ / Диагностика: Конфигурация изменена"/>
-                  <w:listItem w:displayText="СИСТ / Диагностика: Наличие критической неисправности" w:value="СИСТ / Диагностика: Наличие критической неисправности"/>
-                  <w:listItem w:displayText="СИСТ / Диагностика: Наличие некритической ошибки" w:value="СИСТ / Диагностика: Наличие некритической ошибки"/>
-                  <w:listItem w:displayText="СИСТ / Диагностика: Неверно заданы уставки" w:value="СИСТ / Диагностика: Неверно заданы уставки"/>
-                  <w:listItem w:displayText="СИСТ / Диагностика: Неисправность IPC" w:value="СИСТ / Диагностика: Неисправность IPC"/>
-                  <w:listItem w:displayText="СИСТ / Диагностика: Неисправность IPC для DSP1-IPU1" w:value="СИСТ / Диагностика: Неисправность IPC для DSP1-IPU1"/>
-                  <w:listItem w:displayText="СИСТ / Диагностика: Неисправность IPC для MPU-DSP1" w:value="СИСТ / Диагностика: Неисправность IPC для MPU-DSP1"/>
-                  <w:listItem w:displayText="СИСТ / Диагностика: Неисправность IPC для MPU-IPU1" w:value="СИСТ / Диагностика: Неисправность IPC для MPU-IPU1"/>
-                  <w:listItem w:displayText="СИСТ / Диагностика: Неисправность SPI ЦП" w:value="СИСТ / Диагностика: Неисправность SPI ЦП"/>
-                  <w:listItem w:displayText="СИСТ / Диагностика: Неисправность flash" w:value="СИСТ / Диагностика: Неисправность flash"/>
-                  <w:listItem w:displayText="СИСТ / Диагностика: Неисправность ОЗУ DSP1" w:value="СИСТ / Диагностика: Неисправность ОЗУ DSP1"/>
-                  <w:listItem w:displayText="СИСТ / Диагностика: Неисправность ОЗУ IPU1" w:value="СИСТ / Диагностика: Неисправность ОЗУ IPU1"/>
-                  <w:listItem w:displayText="СИСТ / Диагностика: Неисправность ОЗУ MPU" w:value="СИСТ / Диагностика: Неисправность ОЗУ MPU"/>
-                  <w:listItem w:displayText="СИСТ / Диагностика: Неисправность ОЗУ ЦП" w:value="СИСТ / Диагностика: Неисправность ОЗУ ЦП"/>
-                  <w:listItem w:displayText="СИСТ / Диагностика: Неисправность ПЗУ DSP1" w:value="СИСТ / Диагностика: Неисправность ПЗУ DSP1"/>
-                  <w:listItem w:displayText="СИСТ / Диагностика: Неисправность ПЗУ IPU1" w:value="СИСТ / Диагностика: Неисправность ПЗУ IPU1"/>
-                  <w:listItem w:displayText="СИСТ / Диагностика: Неисправность ПЗУ MPU" w:value="СИСТ / Диагностика: Неисправность ПЗУ MPU"/>
-                  <w:listItem w:displayText="СИСТ / Диагностика: Неисправность ПЗУ ЦП" w:value="СИСТ / Диагностика: Неисправность ПЗУ ЦП"/>
-                  <w:listItem w:displayText="СИСТ / Диагностика: Неисправность ПО ЦП" w:value="СИСТ / Диагностика: Неисправность ПО ЦП"/>
-                  <w:listItem w:displayText="СИСТ / Диагностика: Неисправность ЦП" w:value="СИСТ / Диагностика: Неисправность ЦП"/>
-                  <w:listItem w:displayText="СИСТ / Диагностика: Неисправность встроенного ПО" w:value="СИСТ / Диагностика: Неисправность встроенного ПО"/>
-                  <w:listItem w:displayText="СИСТ / Диагностика: Неисправность цепей оперативного питания" w:value="СИСТ / Диагностика: Неисправность цепей оперативного питания"/>
-                  <w:listItem w:displayText="СИСТ / Диагностика: Неисправность часов ЦП" w:value="СИСТ / Диагностика: Неисправность часов ЦП"/>
-                  <w:listItem w:displayText="СИСТ / Диагностика: Несовместимая версия ПО ЦП" w:value="СИСТ / Диагностика: Несовместимая версия ПО ЦП"/>
-                  <w:listItem w:displayText="СИСТ / Диагностика: Отказ источника питания" w:value="СИСТ / Диагностика: Отказ источника питания"/>
-                  <w:listItem w:displayText="СИСТ / Диагностика: Отказ модуля ЦП" w:value="СИСТ / Диагностика: Отказ модуля ЦП"/>
-                  <w:listItem w:displayText="СИСТ / Диагностика: Ошибка I2C ЦП" w:value="СИСТ / Диагностика: Ошибка I2C ЦП"/>
-                  <w:listItem w:displayText="СИСТ / Диагностика: Ошибка авторизации" w:value="СИСТ / Диагностика: Ошибка авторизации"/>
-                  <w:listItem w:displayText="СИСТ / Диагностика: Ошибка контрольной суммы уставок/конфигурации" w:value="СИСТ / Диагностика: Ошибка контрольной суммы уставок/конфигурации"/>
-                  <w:listItem w:displayText="СИСТ / Диагностика: Ошибка конфигурации" w:value="СИСТ / Диагностика: Ошибка конфигурации"/>
-                  <w:listItem w:displayText="СИСТ / Диагностика: Ошибка конфигурации ЦП" w:value="СИСТ / Диагностика: Ошибка конфигурации ЦП"/>
-                  <w:listItem w:displayText="СИСТ / Диагностика: Сброс часов или памяти вследствие перезагрузки" w:value="СИСТ / Диагностика: Сброс часов или памяти вследствие перезагрузки"/>
-                  <w:listItem w:displayText="СИСТ / Диагностика: Сигнал готовности к работе" w:value="СИСТ / Диагностика: Сигнал готовности к работе"/>
-                  <w:listItem w:displayText="СИСТ / Диагностика: Установлено подключение через сервисный порт" w:value="СИСТ / Диагностика: Установлено подключение через сервисный порт"/>
+                  <w:listItem w:displayText="РТПО / РТПО ВН: Пуск" w:value="РТПО / РТПО ВН: Пуск"/>
+                  <w:listItem w:displayText="РТПО / РТПО ВН: Пуск ИО тока" w:value="РТПО / РТПО ВН: Пуск ИО тока"/>
+                  <w:listItem w:displayText="РТПО / РТПО ВН: Функция введена в работу" w:value="РТПО / РТПО ВН: Функция введена в работу"/>
+                  <w:listItem w:displayText="РТПО / РТПО ВН: Функция оперативно выведена из работы" w:value="РТПО / РТПО ВН: Функция оперативно выведена из работы"/>
+                  <w:listItem w:displayText="РТПО / РТПО НН (НН2): Пуск" w:value="РТПО / РТПО НН (НН2): Пуск"/>
+                  <w:listItem w:displayText="РТПО / РТПО НН (НН2): Пуск ИО тока" w:value="РТПО / РТПО НН (НН2): Пуск ИО тока"/>
+                  <w:listItem w:displayText="РТПО / РТПО НН (НН2): Функция введена в работу" w:value="РТПО / РТПО НН (НН2): Функция введена в работу"/>
+                  <w:listItem w:displayText="РТПО / РТПО НН (НН2): Функция оперативно выведена из работы" w:value="РТПО / РТПО НН (НН2): Функция оперативно выведена из работы"/>
+                  <w:listItem w:displayText="РТПО / РТПО СН (НН1): Пуск" w:value="РТПО / РТПО СН (НН1): Пуск"/>
+                  <w:listItem w:displayText="РТПО / РТПО СН (НН1): Пуск ИО тока" w:value="РТПО / РТПО СН (НН1): Пуск ИО тока"/>
+                  <w:listItem w:displayText="РТПО / РТПО СН (НН1): Функция введена в работу" w:value="РТПО / РТПО СН (НН1): Функция введена в работу"/>
+                  <w:listItem w:displayText="РТПО / РТПО СН (НН1): Функция оперативно выведена из работы" w:value="РТПО / РТПО СН (НН1): Функция оперативно выведена из работы"/>
+                  <w:listItem w:displayText="РТПО / РТПО_общ: Пуск" w:value="РТПО / РТПО_общ: Пуск"/>
+                  <w:listItem w:displayText="РТПО / РТПО_общ: Функция введена в работу" w:value="РТПО / РТПО_общ: Функция введена в работу"/>
                   <w:listItem w:displayText="СС / СС: БИ выведены" w:value="СС / СС: БИ выведены"/>
                   <w:listItem w:displayText="СС / СС: Внешнее отключение" w:value="СС / СС: Внешнее отключение"/>
                   <w:listItem w:displayText="СС / СС: Выходные цепи разобраны" w:value="СС / СС: Выходные цепи разобраны"/>
                   <w:listItem w:displayText="СС / СС: ГЗ заблокирована" w:value="СС / СС: ГЗ заблокирована"/>
                   <w:listItem w:displayText="СС / СС: Неисправность ОТ цепей ГЗ" w:value="СС / СС: Неисправность ОТ цепей ГЗ"/>
-                  <w:listItem w:displayText="СС / СС: Неисправность ОТ цепей сигнализации В" w:value="СС / СС: Неисправность ОТ цепей сигнализации В"/>
+                  <w:listItem w:displayText="СС / СС: Неисправность ОТ цепей ТЗ, ТС" w:value="СС / СС: Неисправность ОТ цепей ТЗ, ТС"/>
                   <w:listItem w:displayText="СС / СС: Низкая изоляция ГЗ" w:value="СС / СС: Низкая изоляция ГЗ"/>
+                  <w:listItem w:displayText="СС / СС: Низкая изоляция ТЗ" w:value="СС / СС: Низкая изоляция ТЗ"/>
                   <w:listItem w:displayText="СС / СС: Общий внешний сигнал" w:value="СС / СС: Общий внешний сигнал"/>
-                  <w:listItem w:displayText="СС / СС: Превышение времени переключения КА" w:value="СС / СС: Превышение времени переключения КА"/>
                   <w:listItem w:displayText="СС / СС: Сигнализация от ГЗ" w:value="СС / СС: Сигнализация от ГЗ"/>
+                  <w:listItem w:displayText="СС / СС: Сигнализация от ТЗ" w:value="СС / СС: Сигнализация от ТЗ"/>
+                  <w:listItem w:displayText="СС / СС: Сигнализация от ТС" w:value="СС / СС: Сигнализация от ТС"/>
                   <w:listItem w:displayText="СС / СС: Сигнализация цепей опер.тока" w:value="СС / СС: Сигнализация цепей опер.тока"/>
                   <w:listItem w:displayText="СС / СС: Сигнализация цепей опер.тока НН" w:value="СС / СС: Сигнализация цепей опер.тока НН"/>
+                  <w:listItem w:displayText="СС / СС: ТЗ заблокирована" w:value="СС / СС: ТЗ заблокирована"/>
                   <w:listItem w:displayText="ТК ЗДЗ / ТК ЗДЗ: Пуск" w:value="ТК ЗДЗ / ТК ЗДЗ: Пуск"/>
-                  <w:listItem w:displayText="ТК ЗДЗ / ТК ЗДЗ: Пуск ИО максимального тока" w:value="ТК ЗДЗ / ТК ЗДЗ: Пуск ИО максимального тока"/>
+                  <w:listItem w:displayText="ТК ЗДЗ / ТК ЗДЗ: Пуск ИО тока" w:value="ТК ЗДЗ / ТК ЗДЗ: Пуск ИО тока"/>
                   <w:listItem w:displayText="ТК ЗДЗ / ТК ЗДЗ: Функция введена в работу" w:value="ТК ЗДЗ / ТК ЗДЗ: Функция введена в работу"/>
                   <w:listItem w:displayText="ТК ЗДЗ / ТК ЗДЗ: Функция оперативно выведена из работы" w:value="ТК ЗДЗ / ТК ЗДЗ: Функция оперативно выведена из работы"/>
-                  <w:listItem w:displayText="ТО / ТО: Пуск" w:value="ТО / ТО: Пуск"/>
-                  <w:listItem w:displayText="ТО / ТО: Пуск ИО максимального тока" w:value="ТО / ТО: Пуск ИО максимального тока"/>
-                  <w:listItem w:displayText="ТО / ТО: Срабатывание" w:value="ТО / ТО: Срабатывание"/>
-                  <w:listItem w:displayText="ТО / ТО: Срабатывание на сигнал" w:value="ТО / ТО: Срабатывание на сигнал"/>
-                  <w:listItem w:displayText="ТО / ТО: Функция введена в работу" w:value="ТО / ТО: Функция введена в работу"/>
-                  <w:listItem w:displayText="ТО / ТО: Функция оперативно выведена из работы" w:value="ТО / ТО: Функция оперативно выведена из работы"/>
+                  <w:listItem w:displayText="ТО ЗПО / ТО ЗПО ВН: Пуск" w:value="ТО ЗПО / ТО ЗПО ВН: Пуск"/>
+                  <w:listItem w:displayText="ТО ЗПО / ТО ЗПО ВН: Пуск ИО тока" w:value="ТО ЗПО / ТО ЗПО ВН: Пуск ИО тока"/>
+                  <w:listItem w:displayText="ТО ЗПО / ТО ЗПО ВН: Функция введена в работу" w:value="ТО ЗПО / ТО ЗПО ВН: Функция введена в работу"/>
+                  <w:listItem w:displayText="ТО ЗПО / ТО ЗПО ВН: Функция оперативно выведена из работы" w:value="ТО ЗПО / ТО ЗПО ВН: Функция оперативно выведена из работы"/>
+                  <w:listItem w:displayText="ТО ЗПО / ТО ЗПО НН (НН2): Пуск" w:value="ТО ЗПО / ТО ЗПО НН (НН2): Пуск"/>
+                  <w:listItem w:displayText="ТО ЗПО / ТО ЗПО НН (НН2): Пуск ИО тока" w:value="ТО ЗПО / ТО ЗПО НН (НН2): Пуск ИО тока"/>
+                  <w:listItem w:displayText="ТО ЗПО / ТО ЗПО НН (НН2): Функция введена в работу" w:value="ТО ЗПО / ТО ЗПО НН (НН2): Функция введена в работу"/>
+                  <w:listItem w:displayText="ТО ЗПО / ТО ЗПО НН (НН2): Функция оперативно выведена из работы" w:value="ТО ЗПО / ТО ЗПО НН (НН2): Функция оперативно выведена из работы"/>
+                  <w:listItem w:displayText="ТО ЗПО / ТО ЗПО СН (НН1): Пуск" w:value="ТО ЗПО / ТО ЗПО СН (НН1): Пуск"/>
+                  <w:listItem w:displayText="ТО ЗПО / ТО ЗПО СН (НН1): Пуск ИО тока" w:value="ТО ЗПО / ТО ЗПО СН (НН1): Пуск ИО тока"/>
+                  <w:listItem w:displayText="ТО ЗПО / ТО ЗПО СН (НН1): Функция введена в работу" w:value="ТО ЗПО / ТО ЗПО СН (НН1): Функция введена в работу"/>
+                  <w:listItem w:displayText="ТО ЗПО / ТО ЗПО СН (НН1): Функция оперативно выведена из работы" w:value="ТО ЗПО / ТО ЗПО СН (НН1): Функция оперативно выведена из работы"/>
+                  <w:listItem w:displayText="ТО ЗПО / ТО ЗПО_общ: Пуск" w:value="ТО ЗПО / ТО ЗПО_общ: Пуск"/>
+                  <w:listItem w:displayText="ТО ЗПО / ТО ЗПО_общ: Функция введена в работу" w:value="ТО ЗПО / ТО ЗПО_общ: Функция введена в работу"/>
                   <w:listItem w:displayText="ТО РПН / ТО РПН: Пуск" w:value="ТО РПН / ТО РПН: Пуск"/>
                   <w:listItem w:displayText="ТО РПН / ТО РПН: Пуск ИО тока" w:value="ТО РПН / ТО РПН: Пуск ИО тока"/>
                   <w:listItem w:displayText="ТО РПН / ТО РПН: Функция введена в работу" w:value="ТО РПН / ТО РПН: Функция введена в работу"/>
                   <w:listItem w:displayText="ТО РПН / ТО РПН: Функция оперативно выведена из работы" w:value="ТО РПН / ТО РПН: Функция оперативно выведена из работы"/>
-                  <w:listItem w:displayText="УВ / УВ: Включить" w:value="УВ / УВ: Включить"/>
-                  <w:listItem w:displayText="УВ / УВ: Функция введена в работу" w:value="УВ / УВ: Функция введена в работу"/>
-                  <w:listItem w:displayText="УВ / УВ: Функция оперативно выведена из работы" w:value="УВ / УВ: Функция оперативно выведена из работы"/>
                   <w:listItem w:displayText="УРОВ ВН / УРОВ: Пуск" w:value="УРОВ ВН / УРОВ: Пуск"/>
                   <w:listItem w:displayText="УРОВ ВН / УРОВ: Пуск ИО максимального тока" w:value="УРОВ ВН / УРОВ: Пуск ИО максимального тока"/>
                   <w:listItem w:displayText="УРОВ ВН / УРОВ: Срабатывание" w:value="УРОВ ВН / УРОВ: Срабатывание"/>
                   <w:listItem w:displayText="УРОВ ВН / УРОВ: Срабатывание «на себя»" w:value="УРОВ ВН / УРОВ: Срабатывание «на себя»"/>
-                  <w:listItem w:displayText="УРОВ ВН / УРОВ: Ускорение" w:value="УРОВ ВН / УРОВ: Ускорение"/>
                   <w:listItem w:displayText="УРОВ ВН / УРОВ: Функция введена в работу" w:value="УРОВ ВН / УРОВ: Функция введена в работу"/>
                   <w:listItem w:displayText="УРОВ ВН / УРОВ: Функция оперативно выведена из работы" w:value="УРОВ ВН / УРОВ: Функция оперативно выведена из работы"/>
                   <w:listItem w:displayText=" " w:value="SPACER" w:disabled="true"/>
@@ -6614,36 +6493,42 @@
                   <w:listItem w:displayText="Слот М5. Блок выходных реле (К002): Статус" w:value="Слот М5. Блок выходных реле (К002): Статус"/>
                   <w:listItem w:displayText="Слот М5. Блок выходных реле (К002): Статус" w:value="Слот М5. Блок выходных реле (К002): Статус"/>
                   <w:listItem w:displayText="Слот М5. Блок выходных реле (К002): Статус" w:value="Слот М5. Блок выходных реле (К002): Статус"/>
-                  <w:listItem w:displayText="Слот М6. Блок дискретных входов (В001): Отказ блока" w:value="Слот М6. Блок дискретных входов (В001): Отказ блока"/>
-                  <w:listItem w:displayText="Слот М6. Блок дискретных входов (В001): Блок не определен" w:value="Слот М6. Блок дискретных входов (В001): Блок не определен"/>
-                  <w:listItem w:displayText="Слот М6. Блок дискретных входов (В001): Статус" w:value="Слот М6. Блок дискретных входов (В001): Статус"/>
-                  <w:listItem w:displayText="Слот М6. Блок дискретных входов (В001): Статус" w:value="Слот М6. Блок дискретных входов (В001): Статус"/>
-                  <w:listItem w:displayText="Слот М6. Блок дискретных входов (В001): Статус" w:value="Слот М6. Блок дискретных входов (В001): Статус"/>
-                  <w:listItem w:displayText="Слот М6. Блок дискретных входов (В001): Статус" w:value="Слот М6. Блок дискретных входов (В001): Статус"/>
-                  <w:listItem w:displayText="Слот М6. Блок дискретных входов (В001): Статус" w:value="Слот М6. Блок дискретных входов (В001): Статус"/>
-                  <w:listItem w:displayText="Слот М6. Блок дискретных входов (В001): Статус" w:value="Слот М6. Блок дискретных входов (В001): Статус"/>
-                  <w:listItem w:displayText="Слот М6. Блок дискретных входов (В001): Статус" w:value="Слот М6. Блок дискретных входов (В001): Статус"/>
-                  <w:listItem w:displayText="Слот М6. Блок дискретных входов (В001): Статус" w:value="Слот М6. Блок дискретных входов (В001): Статус"/>
-                  <w:listItem w:displayText="Слот М7. Блок дискретных входов (В001): Отказ блока" w:value="Слот М7. Блок дискретных входов (В001): Отказ блока"/>
-                  <w:listItem w:displayText="Слот М7. Блок дискретных входов (В001): Блок не определен" w:value="Слот М7. Блок дискретных входов (В001): Блок не определен"/>
-                  <w:listItem w:displayText="Слот М7. Блок дискретных входов (В001): Статус" w:value="Слот М7. Блок дискретных входов (В001): Статус"/>
-                  <w:listItem w:displayText="Слот М7. Блок дискретных входов (В001): Статус" w:value="Слот М7. Блок дискретных входов (В001): Статус"/>
-                  <w:listItem w:displayText="Слот М7. Блок дискретных входов (В001): Статус" w:value="Слот М7. Блок дискретных входов (В001): Статус"/>
-                  <w:listItem w:displayText="Слот М7. Блок дискретных входов (В001): Статус" w:value="Слот М7. Блок дискретных входов (В001): Статус"/>
-                  <w:listItem w:displayText="Слот М7. Блок дискретных входов (В001): Статус" w:value="Слот М7. Блок дискретных входов (В001): Статус"/>
-                  <w:listItem w:displayText="Слот М7. Блок дискретных входов (В001): Статус" w:value="Слот М7. Блок дискретных входов (В001): Статус"/>
-                  <w:listItem w:displayText="Слот М7. Блок дискретных входов (В001): Статус" w:value="Слот М7. Блок дискретных входов (В001): Статус"/>
-                  <w:listItem w:displayText="Слот М7. Блок дискретных входов (В001): Статус" w:value="Слот М7. Блок дискретных входов (В001): Статус"/>
-                  <w:listItem w:displayText="Слот М8. Блок дискретных входов (В001): Отказ блока" w:value="Слот М8. Блок дискретных входов (В001): Отказ блока"/>
-                  <w:listItem w:displayText="Слот М8. Блок дискретных входов (В001): Блок не определен" w:value="Слот М8. Блок дискретных входов (В001): Блок не определен"/>
-                  <w:listItem w:displayText="Слот М8. Блок дискретных входов (В001): Статус" w:value="Слот М8. Блок дискретных входов (В001): Статус"/>
-                  <w:listItem w:displayText="Слот М8. Блок дискретных входов (В001): Статус" w:value="Слот М8. Блок дискретных входов (В001): Статус"/>
-                  <w:listItem w:displayText="Слот М8. Блок дискретных входов (В001): Статус" w:value="Слот М8. Блок дискретных входов (В001): Статус"/>
-                  <w:listItem w:displayText="Слот М8. Блок дискретных входов (В001): Статус" w:value="Слот М8. Блок дискретных входов (В001): Статус"/>
-                  <w:listItem w:displayText="Слот М8. Блок дискретных входов (В001): Статус" w:value="Слот М8. Блок дискретных входов (В001): Статус"/>
-                  <w:listItem w:displayText="Слот М8. Блок дискретных входов (В001): Статус" w:value="Слот М8. Блок дискретных входов (В001): Статус"/>
-                  <w:listItem w:displayText="Слот М8. Блок дискретных входов (В001): Статус" w:value="Слот М8. Блок дискретных входов (В001): Статус"/>
-                  <w:listItem w:displayText="Слот М8. Блок дискретных входов (В001): Статус" w:value="Слот М8. Блок дискретных входов (В001): Статус"/>
+                  <w:listItem w:displayText="Слот М6. Блок выходных реле (К002): Отказ блока" w:value="Слот М6. Блок выходных реле (К002): Отказ блока"/>
+                  <w:listItem w:displayText="Слот М6. Блок выходных реле (К002): Блок не определен" w:value="Слот М6. Блок выходных реле (К002): Блок не определен"/>
+                  <w:listItem w:displayText="Слот М6. Блок выходных реле (К002): Статус" w:value="Слот М6. Блок выходных реле (К002): Статус"/>
+                  <w:listItem w:displayText="Слот М6. Блок выходных реле (К002): Статус" w:value="Слот М6. Блок выходных реле (К002): Статус"/>
+                  <w:listItem w:displayText="Слот М6. Блок выходных реле (К002): Статус" w:value="Слот М6. Блок выходных реле (К002): Статус"/>
+                  <w:listItem w:displayText="Слот М6. Блок выходных реле (К002): Статус" w:value="Слот М6. Блок выходных реле (К002): Статус"/>
+                  <w:listItem w:displayText="Слот М6. Блок выходных реле (К002): Статус" w:value="Слот М6. Блок выходных реле (К002): Статус"/>
+                  <w:listItem w:displayText="Слот М6. Блок выходных реле (К002): Статус" w:value="Слот М6. Блок выходных реле (К002): Статус"/>
+                  <w:listItem w:displayText="Слот М6. Блок выходных реле (К002): Статус" w:value="Слот М6. Блок выходных реле (К002): Статус"/>
+                  <w:listItem w:displayText="Слот М6. Блок выходных реле (К002): Статус" w:value="Слот М6. Блок выходных реле (К002): Статус"/>
+                  <w:listItem w:displayText="Слот М7. Блок выходных реле (К002): Отказ блока" w:value="Слот М7. Блок выходных реле (К002): Отказ блока"/>
+                  <w:listItem w:displayText="Слот М7. Блок выходных реле (К002): Блок не определен" w:value="Слот М7. Блок выходных реле (К002): Блок не определен"/>
+                  <w:listItem w:displayText="Слот М7. Блок выходных реле (К002): Статус" w:value="Слот М7. Блок выходных реле (К002): Статус"/>
+                  <w:listItem w:displayText="Слот М7. Блок выходных реле (К002): Статус" w:value="Слот М7. Блок выходных реле (К002): Статус"/>
+                  <w:listItem w:displayText="Слот М7. Блок выходных реле (К002): Статус" w:value="Слот М7. Блок выходных реле (К002): Статус"/>
+                  <w:listItem w:displayText="Слот М7. Блок выходных реле (К002): Статус" w:value="Слот М7. Блок выходных реле (К002): Статус"/>
+                  <w:listItem w:displayText="Слот М7. Блок выходных реле (К002): Статус" w:value="Слот М7. Блок выходных реле (К002): Статус"/>
+                  <w:listItem w:displayText="Слот М7. Блок выходных реле (К002): Статус" w:value="Слот М7. Блок выходных реле (К002): Статус"/>
+                  <w:listItem w:displayText="Слот М7. Блок выходных реле (К002): Статус" w:value="Слот М7. Блок выходных реле (К002): Статус"/>
+                  <w:listItem w:displayText="Слот М7. Блок выходных реле (К002): Статус" w:value="Слот М7. Блок выходных реле (К002): Статус"/>
+                  <w:listItem w:displayText="Слот М8. Блок дискретных входов (В021): Отказ блока" w:value="Слот М8. Блок дискретных входов (В021): Отказ блока"/>
+                  <w:listItem w:displayText="Слот М8. Блок дискретных входов (В021): Блок не определен" w:value="Слот М8. Блок дискретных входов (В021): Блок не определен"/>
+                  <w:listItem w:displayText="Слот М8. Блок дискретных входов (В021): Статус" w:value="Слот М8. Блок дискретных входов (В021): Статус"/>
+                  <w:listItem w:displayText="Слот М8. Блок дискретных входов (В021): Статус" w:value="Слот М8. Блок дискретных входов (В021): Статус"/>
+                  <w:listItem w:displayText="Слот М8. Блок дискретных входов (В021): Статус" w:value="Слот М8. Блок дискретных входов (В021): Статус"/>
+                  <w:listItem w:displayText="Слот М8. Блок дискретных входов (В021): Статус" w:value="Слот М8. Блок дискретных входов (В021): Статус"/>
+                  <w:listItem w:displayText="Слот М8. Блок дискретных входов (В021): Статус" w:value="Слот М8. Блок дискретных входов (В021): Статус"/>
+                  <w:listItem w:displayText="Слот М8. Блок дискретных входов (В021): Статус" w:value="Слот М8. Блок дискретных входов (В021): Статус"/>
+                  <w:listItem w:displayText="Слот М8. Блок дискретных входов (В021): Статус" w:value="Слот М8. Блок дискретных входов (В021): Статус"/>
+                  <w:listItem w:displayText="Слот М8. Блок дискретных входов (В021): Статус" w:value="Слот М8. Блок дискретных входов (В021): Статус"/>
+                  <w:listItem w:displayText="Слот М8. Блок дискретных входов (В021): Статус" w:value="Слот М8. Блок дискретных входов (В021): Статус"/>
+                  <w:listItem w:displayText="Слот М8. Блок дискретных входов (В021): Статус" w:value="Слот М8. Блок дискретных входов (В021): Статус"/>
+                  <w:listItem w:displayText="Слот М8. Блок дискретных входов (В021): Статус" w:value="Слот М8. Блок дискретных входов (В021): Статус"/>
+                  <w:listItem w:displayText="Слот М8. Блок дискретных входов (В021): Статус" w:value="Слот М8. Блок дискретных входов (В021): Статус"/>
+                  <w:listItem w:displayText="Слот М8. Блок дискретных входов (В021): Статус" w:value="Слот М8. Блок дискретных входов (В021): Статус"/>
+                  <w:listItem w:displayText="Слот М8. Блок дискретных входов (В021): Статус" w:value="Слот М8. Блок дискретных входов (В021): Статус"/>
                   <w:listItem w:displayText="Слот М9. Блок дискретных входов (В021): Отказ блока" w:value="Слот М9. Блок дискретных входов (В021): Отказ блока"/>
                   <w:listItem w:displayText="Слот М9. Блок дискретных входов (В021): Блок не определен" w:value="Слот М9. Блок дискретных входов (В021): Блок не определен"/>
                   <w:listItem w:displayText="Слот М9. Блок дискретных входов (В021): Статус" w:value="Слот М9. Блок дискретных входов (В021): Статус"/>
@@ -6692,12 +6577,12 @@
                   <w:listItem w:displayText="Слот М11. Блок дискретных входов (В021): Статус" w:value="Слот М11. Блок дискретных входов (В021): Статус"/>
                   <w:listItem w:displayText="Слот М11. Блок дискретных входов (В021): Статус" w:value="Слот М11. Блок дискретных входов (В021): Статус"/>
                   <w:listItem w:displayText="Слот М11. Блок дискретных входов (В021): Статус" w:value="Слот М11. Блок дискретных входов (В021): Статус"/>
-                  <w:listItem w:displayText="Слот М12. Измерительный блок (М046): Отказ блока" w:value="Слот М12. Измерительный блок (М046): Отказ блока"/>
-                  <w:listItem w:displayText="Слот М12. Измерительный блок (М046): Блок не определен" w:value="Слот М12. Измерительный блок (М046): Блок не определен"/>
-                  <w:listItem w:displayText="Слот М12. Измерительный блок (М046): Неисправность АЦП" w:value="Слот М12. Измерительный блок (М046): Неисправность АЦП"/>
-                  <w:listItem w:displayText="Слот М12. Измерительный блок (М046): Обрыв цепей ТН" w:value="Слот М12. Измерительный блок (М046): Обрыв цепей ТН"/>
-                  <w:listItem w:displayText="Слот М12. Измерительный блок (М046): Несимметрия измерений" w:value="Слот М12. Измерительный блок (М046): Несимметрия измерений"/>
-                  <w:listItem w:displayText="Слот М12. Измерительный блок (М046): Ошибка номинала ТТ" w:value="Слот М12. Измерительный блок (М046): Ошибка номинала ТТ"/>
+                  <w:listItem w:displayText="Слот М12. Измерительный блок (М090): Блок модуля" w:value="Слот М12. Измерительный блок (М090): Блок модуля"/>
+                  <w:listItem w:displayText="Слот М12. Измерительный блок (М090): Блок не определен" w:value="Слот М12. Измерительный блок (М090): Блок не определен"/>
+                  <w:listItem w:displayText="Слот М12. Измерительный блок (М090): Неисправность АЦП" w:value="Слот М12. Измерительный блок (М090): Неисправность АЦП"/>
+                  <w:listItem w:displayText="Слот М12. Измерительный блок (М090): Обрыв цепей ТН" w:value="Слот М12. Измерительный блок (М090): Обрыв цепей ТН"/>
+                  <w:listItem w:displayText="Слот М12. Измерительный блок (М090): Несимметрия измерений" w:value="Слот М12. Измерительный блок (М090): Несимметрия измерений"/>
+                  <w:listItem w:displayText="Слот М12. Измерительный блок (М090): Ошибка номинала ТТ" w:value="Слот М12. Измерительный блок (М090): Ошибка номинала ТТ"/>
                   <w:listItem w:displayText="Слот М14. Центральный процессор (С01): Отказ блока ЦП" w:value="Слот М14. Центральный процессор (С01): Отказ блока ЦП"/>
                   <w:listItem w:displayText="Слот М14. Центральный процессор (С01): Неисправность ПЗУ ЦП" w:value="Слот М14. Центральный процессор (С01): Неисправность ПЗУ ЦП"/>
                   <w:listItem w:displayText="Слот М14. Центральный процессор (С01): Неисправность ПЗУ MPU" w:value="Слот М14. Центральный процессор (С01): Неисправность ПЗУ MPU"/>
@@ -6830,74 +6715,103 @@
                 <w:dropDownList>
                   <w:listItem w:displayText="Не назначено" w:value=""/>
                   <w:listItem w:displayText="──────── Сигналы РЗиА ────────" w:value="INPUTS_HEADER" w:disabled="true"/>
-                  <w:listItem w:displayText="ЗОП / ЗОП: Пуск" w:value="ЗОП / ЗОП: Пуск"/>
-                  <w:listItem w:displayText="ЗОП / ЗОП: Пуск ИО по несимметрии токов прямой и обратной последовательности" w:value="ЗОП / ЗОП: Пуск ИО по несимметрии токов прямой и обратной последовательности"/>
-                  <w:listItem w:displayText="ЗОП / ЗОП: Пуск ИО тока обратной последовательности" w:value="ЗОП / ЗОП: Пуск ИО тока обратной последовательности"/>
-                  <w:listItem w:displayText="ЗОП / ЗОП: Срабатывание" w:value="ЗОП / ЗОП: Срабатывание"/>
-                  <w:listItem w:displayText="ЗОП / ЗОП: Срабатывание на сигнал" w:value="ЗОП / ЗОП: Срабатывание на сигнал"/>
-                  <w:listItem w:displayText="ЗОП / ЗОП: Функция введена в работу" w:value="ЗОП / ЗОП: Функция введена в работу"/>
-                  <w:listItem w:displayText="ЗОП / ЗОП: Функция оперативно выведена из работы" w:value="ЗОП / ЗОП: Функция оперативно выведена из работы"/>
-                  <w:listItem w:displayText="ЗП / ЗП: Пуск" w:value="ЗП / ЗП: Пуск"/>
-                  <w:listItem w:displayText="ЗП / ЗП: Пуск ИО максимального тока" w:value="ЗП / ЗП: Пуск ИО максимального тока"/>
+                  <w:listItem w:displayText="ДЗТ / БВКЗ: Срабатывание БВКЗ" w:value="ДЗТ / БВКЗ: Срабатывание БВКЗ"/>
+                  <w:listItem w:displayText="ДЗТ / БВКЗ: Срабатывание БВКЗ по фазе A" w:value="ДЗТ / БВКЗ: Срабатывание БВКЗ по фазе A"/>
+                  <w:listItem w:displayText="ДЗТ / БВКЗ: Срабатывание БВКЗ по фазе B" w:value="ДЗТ / БВКЗ: Срабатывание БВКЗ по фазе B"/>
+                  <w:listItem w:displayText="ДЗТ / БВКЗ: Срабатывание БВКЗ по фазе C" w:value="ДЗТ / БВКЗ: Срабатывание БВКЗ по фазе C"/>
+                  <w:listItem w:displayText="ДЗТ / Д2Г: Пуск Д2Г" w:value="ДЗТ / Д2Г: Пуск Д2Г"/>
+                  <w:listItem w:displayText="ДЗТ / Д2Г: Пуск Д2Г по фазе A" w:value="ДЗТ / Д2Г: Пуск Д2Г по фазе A"/>
+                  <w:listItem w:displayText="ДЗТ / Д2Г: Пуск Д2Г по фазе B" w:value="ДЗТ / Д2Г: Пуск Д2Г по фазе B"/>
+                  <w:listItem w:displayText="ДЗТ / Д2Г: Пуск Д2Г по фазе C" w:value="ДЗТ / Д2Г: Пуск Д2Г по фазе C"/>
+                  <w:listItem w:displayText="ДЗТ / Д5Г: Пуск Д5Г" w:value="ДЗТ / Д5Г: Пуск Д5Г"/>
+                  <w:listItem w:displayText="ДЗТ / Д5Г: Пуск Д5Г по фазе A" w:value="ДЗТ / Д5Г: Пуск Д5Г по фазе A"/>
+                  <w:listItem w:displayText="ДЗТ / Д5Г: Пуск Д5Г по фазе B" w:value="ДЗТ / Д5Г: Пуск Д5Г по фазе B"/>
+                  <w:listItem w:displayText="ДЗТ / Д5Г: Пуск Д5Г по фазе C" w:value="ДЗТ / Д5Г: Пуск Д5Г по фазе C"/>
+                  <w:listItem w:displayText="ДЗТ / ДЗТ: Срабатывание ДЗТ" w:value="ДЗТ / ДЗТ: Срабатывание ДЗТ"/>
+                  <w:listItem w:displayText="ДЗТ / ДТЗт: Пуск ДТЗт" w:value="ДЗТ / ДТЗт: Пуск ДТЗт"/>
+                  <w:listItem w:displayText="ДЗТ / ДТЗт: Пуск ДТЗт по фазе A" w:value="ДЗТ / ДТЗт: Пуск ДТЗт по фазе A"/>
+                  <w:listItem w:displayText="ДЗТ / ДТЗт: Пуск ДТЗт по фазе B" w:value="ДЗТ / ДТЗт: Пуск ДТЗт по фазе B"/>
+                  <w:listItem w:displayText="ДЗТ / ДТЗт: Пуск ДТЗт по фазе C" w:value="ДЗТ / ДТЗт: Пуск ДТЗт по фазе C"/>
+                  <w:listItem w:displayText="ДЗТ / ДТЗт: Пуск ИО по фазе A" w:value="ДЗТ / ДТЗт: Пуск ИО по фазе A"/>
+                  <w:listItem w:displayText="ДЗТ / ДТЗт: Пуск ИО по фазе B" w:value="ДЗТ / ДТЗт: Пуск ИО по фазе B"/>
+                  <w:listItem w:displayText="ДЗТ / ДТЗт: Пуск ИО по фазе C" w:value="ДЗТ / ДТЗт: Пуск ИО по фазе C"/>
+                  <w:listItem w:displayText="ДЗТ / ДТЗт: Срабатывание ДТЗт" w:value="ДЗТ / ДТЗт: Срабатывание ДТЗт"/>
+                  <w:listItem w:displayText="ДЗТ / ДТЗт: Срабатывание ДТЗт на сигнал" w:value="ДЗТ / ДТЗт: Срабатывание ДТЗт на сигнал"/>
+                  <w:listItem w:displayText="ДЗТ / ДТЗт: Срабатывание ДТЗт по фазе A" w:value="ДЗТ / ДТЗт: Срабатывание ДТЗт по фазе A"/>
+                  <w:listItem w:displayText="ДЗТ / ДТЗт: Срабатывание ДТЗт по фазе A на сигнал" w:value="ДЗТ / ДТЗт: Срабатывание ДТЗт по фазе A на сигнал"/>
+                  <w:listItem w:displayText="ДЗТ / ДТЗт: Срабатывание ДТЗт по фазе B" w:value="ДЗТ / ДТЗт: Срабатывание ДТЗт по фазе B"/>
+                  <w:listItem w:displayText="ДЗТ / ДТЗт: Срабатывание ДТЗт по фазе B на сигнал" w:value="ДЗТ / ДТЗт: Срабатывание ДТЗт по фазе B на сигнал"/>
+                  <w:listItem w:displayText="ДЗТ / ДТЗт: Срабатывание ДТЗт по фазе C" w:value="ДЗТ / ДТЗт: Срабатывание ДТЗт по фазе C"/>
+                  <w:listItem w:displayText="ДЗТ / ДТЗт: Срабатывание ДТЗт по фазе C на сигнал" w:value="ДЗТ / ДТЗт: Срабатывание ДТЗт по фазе C на сигнал"/>
+                  <w:listItem w:displayText="ДЗТ / ДТЗт: Функция введена в работу" w:value="ДЗТ / ДТЗт: Функция введена в работу"/>
+                  <w:listItem w:displayText="ДЗТ / ДТЗт: Функция оперативно выведена из работы" w:value="ДЗТ / ДТЗт: Функция оперативно выведена из работы"/>
+                  <w:listItem w:displayText="ДЗТ / ДТО: Пуск ДТО" w:value="ДЗТ / ДТО: Пуск ДТО"/>
+                  <w:listItem w:displayText="ДЗТ / ДТО: Пуск ДТО по фазе A" w:value="ДЗТ / ДТО: Пуск ДТО по фазе A"/>
+                  <w:listItem w:displayText="ДЗТ / ДТО: Пуск ДТО по фазе B" w:value="ДЗТ / ДТО: Пуск ДТО по фазе B"/>
+                  <w:listItem w:displayText="ДЗТ / ДТО: Пуск ДТО по фазе C" w:value="ДЗТ / ДТО: Пуск ДТО по фазе C"/>
+                  <w:listItem w:displayText="ДЗТ / ДТО: Пуск ИО по фазе A" w:value="ДЗТ / ДТО: Пуск ИО по фазе A"/>
+                  <w:listItem w:displayText="ДЗТ / ДТО: Пуск ИО по фазе B" w:value="ДЗТ / ДТО: Пуск ИО по фазе B"/>
+                  <w:listItem w:displayText="ДЗТ / ДТО: Пуск ИО по фазе C" w:value="ДЗТ / ДТО: Пуск ИО по фазе C"/>
+                  <w:listItem w:displayText="ДЗТ / ДТО: Срабатывание ДТО" w:value="ДЗТ / ДТО: Срабатывание ДТО"/>
+                  <w:listItem w:displayText="ДЗТ / ДТО: Срабатывание ДТО на сигнал" w:value="ДЗТ / ДТО: Срабатывание ДТО на сигнал"/>
+                  <w:listItem w:displayText="ДЗТ / ДТО: Срабатывание ДТО по фазе A" w:value="ДЗТ / ДТО: Срабатывание ДТО по фазе A"/>
+                  <w:listItem w:displayText="ДЗТ / ДТО: Срабатывание ДТО по фазе A на сигнал" w:value="ДЗТ / ДТО: Срабатывание ДТО по фазе A на сигнал"/>
+                  <w:listItem w:displayText="ДЗТ / ДТО: Срабатывание ДТО по фазе B" w:value="ДЗТ / ДТО: Срабатывание ДТО по фазе B"/>
+                  <w:listItem w:displayText="ДЗТ / ДТО: Срабатывание ДТО по фазе B на сигнал" w:value="ДЗТ / ДТО: Срабатывание ДТО по фазе B на сигнал"/>
+                  <w:listItem w:displayText="ДЗТ / ДТО: Срабатывание ДТО по фазе C" w:value="ДЗТ / ДТО: Срабатывание ДТО по фазе C"/>
+                  <w:listItem w:displayText="ДЗТ / ДТО: Срабатывание ДТО по фазе C на сигнал" w:value="ДЗТ / ДТО: Срабатывание ДТО по фазе C на сигнал"/>
+                  <w:listItem w:displayText="ДЗТ / ДТО: Функция введена в работу" w:value="ДЗТ / ДТО: Функция введена в работу"/>
+                  <w:listItem w:displayText="ДЗТ / ДТО: Функция оперативно выведена из работы" w:value="ДЗТ / ДТО: Функция оперативно выведена из работы"/>
+                  <w:listItem w:displayText="ДЗТ / КЦТнеб: Неисправность" w:value="ДЗТ / КЦТнеб: Неисправность"/>
+                  <w:listItem w:displayText="ДЗТ / КЦТнеб: Срабатывание" w:value="ДЗТ / КЦТнеб: Срабатывание"/>
+                  <w:listItem w:displayText="ДЗТ / КЦТнеб: Срабатывание фазы A" w:value="ДЗТ / КЦТнеб: Срабатывание фазы A"/>
+                  <w:listItem w:displayText="ДЗТ / КЦТнеб: Срабатывание фазы B" w:value="ДЗТ / КЦТнеб: Срабатывание фазы B"/>
+                  <w:listItem w:displayText="ДЗТ / КЦТнеб: Срабатывание фазы C" w:value="ДЗТ / КЦТнеб: Срабатывание фазы C"/>
+                  <w:listItem w:displayText="ДЗТ / КЦТнеб: Функция введена в работу" w:value="ДЗТ / КЦТнеб: Функция введена в работу"/>
+                  <w:listItem w:displayText="ДЗТ / КЦТнеб: Функция оперативно выведена из работы" w:value="ДЗТ / КЦТнеб: Функция оперативно выведена из работы"/>
+                  <w:listItem w:displayText="ЗП / ЗП ВН: Пуск" w:value="ЗП / ЗП ВН: Пуск"/>
+                  <w:listItem w:displayText="ЗП / ЗП ВН: Пуск ИО максимального тока" w:value="ЗП / ЗП ВН: Пуск ИО максимального тока"/>
+                  <w:listItem w:displayText="ЗП / ЗП ВН: Срабатывание" w:value="ЗП / ЗП ВН: Срабатывание"/>
+                  <w:listItem w:displayText="ЗП / ЗП ВН: Срабатывание на отключение" w:value="ЗП / ЗП ВН: Срабатывание на отключение"/>
+                  <w:listItem w:displayText="ЗП / ЗП ВН: Функция введена в работу" w:value="ЗП / ЗП ВН: Функция введена в работу"/>
+                  <w:listItem w:displayText="ЗП / ЗП ВН: Функция оперативно выведена из работы" w:value="ЗП / ЗП ВН: Функция оперативно выведена из работы"/>
+                  <w:listItem w:displayText="ЗП / ЗП НН (НН2): Пуск" w:value="ЗП / ЗП НН (НН2): Пуск"/>
+                  <w:listItem w:displayText="ЗП / ЗП НН (НН2): Пуск ИО максимального тока" w:value="ЗП / ЗП НН (НН2): Пуск ИО максимального тока"/>
+                  <w:listItem w:displayText="ЗП / ЗП НН (НН2): Срабатывание" w:value="ЗП / ЗП НН (НН2): Срабатывание"/>
+                  <w:listItem w:displayText="ЗП / ЗП НН (НН2): Срабатывание на отключение" w:value="ЗП / ЗП НН (НН2): Срабатывание на отключение"/>
+                  <w:listItem w:displayText="ЗП / ЗП НН (НН2): Функция введена в работу" w:value="ЗП / ЗП НН (НН2): Функция введена в работу"/>
+                  <w:listItem w:displayText="ЗП / ЗП НН (НН2): Функция оперативно выведена из работы" w:value="ЗП / ЗП НН (НН2): Функция оперативно выведена из работы"/>
+                  <w:listItem w:displayText="ЗП / ЗП СН (НН1): Пуск" w:value="ЗП / ЗП СН (НН1): Пуск"/>
+                  <w:listItem w:displayText="ЗП / ЗП СН (НН1): Пуск ИО максимального тока" w:value="ЗП / ЗП СН (НН1): Пуск ИО максимального тока"/>
+                  <w:listItem w:displayText="ЗП / ЗП СН (НН1): Срабатывание" w:value="ЗП / ЗП СН (НН1): Срабатывание"/>
+                  <w:listItem w:displayText="ЗП / ЗП СН (НН1): Срабатывание на отключение" w:value="ЗП / ЗП СН (НН1): Срабатывание на отключение"/>
+                  <w:listItem w:displayText="ЗП / ЗП СН (НН1): Функция введена в работу" w:value="ЗП / ЗП СН (НН1): Функция введена в работу"/>
+                  <w:listItem w:displayText="ЗП / ЗП СН (НН1): Функция оперативно выведена из работы" w:value="ЗП / ЗП СН (НН1): Функция оперативно выведена из работы"/>
                   <w:listItem w:displayText="ЗП / ЗП: Срабатывание" w:value="ЗП / ЗП: Срабатывание"/>
-                  <w:listItem w:displayText="ЗП / ЗП: Срабатывание на отключение" w:value="ЗП / ЗП: Срабатывание на отключение"/>
-                  <w:listItem w:displayText="ЗП / ЗП: Функция введена в работу" w:value="ЗП / ЗП: Функция введена в работу"/>
-                  <w:listItem w:displayText="ЗП / ЗП: Функция оперативно выведена из работы" w:value="ЗП / ЗП: Функция оперативно выведена из работы"/>
-                  <w:listItem w:displayText="КА / В: Выключатель включен" w:value="КА / В: Выключатель включен"/>
-                  <w:listItem w:displayText="КА / В: Выключатель отключен" w:value="КА / В: Выключатель отключен"/>
-                  <w:listItem w:displayText="КА / В: Команда «включить» выключатель через выходное реле" w:value="КА / В: Команда «включить» выключатель через выходное реле"/>
-                  <w:listItem w:displayText="КА / В: Команда «отключить» выключатель через выходное реле" w:value="КА / В: Команда «отключить» выключатель через выходное реле"/>
-                  <w:listItem w:displayText="КА / В: Неисправное положение выключателя" w:value="КА / В: Неисправное положение выключателя"/>
-                  <w:listItem w:displayText="КА / В: Промежуточное положение выключателя" w:value="КА / В: Промежуточное положение выключателя"/>
-                  <w:listItem w:displayText="КА / В: Функция введена в работу" w:value="КА / В: Функция введена в работу"/>
-                  <w:listItem w:displayText="КА / КА: Функция введена в работу" w:value="КА / КА: Функция введена в работу"/>
-                  <w:listItem w:displayText="КА / КА: Функция оперативно выведена из работы" w:value="КА / КА: Функция оперативно выведена из работы"/>
-                  <w:listItem w:displayText="КП / КП: Функция введена в работу" w:value="КП / КП: Функция введена в работу"/>
-                  <w:listItem w:displayText="КП / КП: Функция оперативно выведена из работы" w:value="КП / КП: Функция оперативно выведена из работы"/>
-                  <w:listItem w:displayText="КП / УВ: Включить выключатель" w:value="КП / УВ: Включить выключатель"/>
-                  <w:listItem w:displayText="КП / УВ: Идет переключение" w:value="КП / УВ: Идет переключение"/>
-                  <w:listItem w:displayText="КП / УВ: Отключить выключатель" w:value="КП / УВ: Отключить выключатель"/>
-                  <w:listItem w:displayText="КП / УВ: Поведение местного управления" w:value="КП / УВ: Поведение местного управления"/>
-                  <w:listItem w:displayText="КП / УВ: Положение В (Включено)" w:value="КП / УВ: Положение В (Включено)"/>
-                  <w:listItem w:displayText="КП / УВ: Положение В (Не определено)" w:value="КП / УВ: Положение В (Не определено)"/>
-                  <w:listItem w:displayText="КП / УВ: Положение В (Неисправность)" w:value="КП / УВ: Положение В (Неисправность)"/>
-                  <w:listItem w:displayText="КП / УВ: Положение В (Отключено)" w:value="КП / УВ: Положение В (Отключено)"/>
-                  <w:listItem w:displayText="КП / УВ: Положение ключа режима управления" w:value="КП / УВ: Положение ключа режима управления"/>
-                  <w:listItem w:displayText="КП / УВ: Право переключения на уровне станции" w:value="КП / УВ: Право переключения на уровне станции"/>
-                  <w:listItem w:displayText="КП / УВ: Сигнал превышения допустимого времени переключения" w:value="КП / УВ: Сигнал превышения допустимого времени переключения"/>
-                  <w:listItem w:displayText="КП / УВ: Функция введена в работу" w:value="КП / УВ: Функция введена в работу"/>
-                  <w:listItem w:displayText="КРВ / КРВ: Превышен коммутационный ресурс выключателя" w:value="КРВ / КРВ: Превышен коммутационный ресурс выключателя"/>
-                  <w:listItem w:displayText="КРВ / КРВ: Превышен механический ресурс выключателя" w:value="КРВ / КРВ: Превышен механический ресурс выключателя"/>
-                  <w:listItem w:displayText="КРВ / КРВ: Превышен ресурс выключателя" w:value="КРВ / КРВ: Превышен ресурс выключателя"/>
-                  <w:listItem w:displayText="КРВ / КРВ: Функция введена в работу" w:value="КРВ / КРВ: Функция введена в работу"/>
-                  <w:listItem w:displayText="КСВ / КСВ: Блокировка включения В" w:value="КСВ / КСВ: Блокировка включения В"/>
-                  <w:listItem w:displayText="КСВ / КСВ: Блокировка отключения В" w:value="КСВ / КСВ: Блокировка отключения В"/>
-                  <w:listItem w:displayText="КСВ / КСВ: В аварийно отключен" w:value="КСВ / КСВ: В аварийно отключен"/>
-                  <w:listItem w:displayText="КСВ / КСВ: В самопроизвольно отключен" w:value="КСВ / КСВ: В самопроизвольно отключен"/>
-                  <w:listItem w:displayText="КСВ / КСВ: Защита ЭМВ" w:value="КСВ / КСВ: Защита ЭМВ"/>
-                  <w:listItem w:displayText="КСВ / КСВ: Защита ЭМО1" w:value="КСВ / КСВ: Защита ЭМО1"/>
-                  <w:listItem w:displayText="КСВ / КСВ: Защита ЭМО2" w:value="КСВ / КСВ: Защита ЭМО2"/>
-                  <w:listItem w:displayText="КСВ / КСВ: Неисправность В" w:value="КСВ / КСВ: Неисправность В"/>
-                  <w:listItem w:displayText="КСВ / КСВ: Неисправность цепей ЭМУ" w:value="КСВ / КСВ: Неисправность цепей ЭМУ"/>
-                  <w:listItem w:displayText="КСВ / КСВ: Реле фиксации команды" w:value="КСВ / КСВ: Реле фиксации команды"/>
-                  <w:listItem w:displayText="КСВ / КСВ: Функция введена в работу" w:value="КСВ / КСВ: Функция введена в работу"/>
-                  <w:listItem w:displayText="КСВ / КСВ: Функция оперативно выведена из работы" w:value="КСВ / КСВ: Функция оперативно выведена из работы"/>
-                  <w:listItem w:displayText="КЦН НН1 / КЦН: Неисправность цепей напряжения" w:value="КЦН НН1 / КЦН: Неисправность цепей напряжения"/>
-                  <w:listItem w:displayText="КЦН НН1 / КЦН: Пуск" w:value="КЦН НН1 / КЦН: Пуск"/>
-                  <w:listItem w:displayText="КЦН НН1 / КЦН: Пуск органа максимального напряжения ОП" w:value="КЦН НН1 / КЦН: Пуск органа максимального напряжения ОП"/>
-                  <w:listItem w:displayText="КЦН НН1 / КЦН: Пуск органа минимального напряжения" w:value="КЦН НН1 / КЦН: Пуск органа минимального напряжения"/>
-                  <w:listItem w:displayText="КЦН НН1 / КЦН: Функция введена в работу" w:value="КЦН НН1 / КЦН: Функция введена в работу"/>
-                  <w:listItem w:displayText="КЦН НН1 / КЦН: Функция оперативно выведена из работы" w:value="КЦН НН1 / КЦН: Функция оперативно выведена из работы"/>
-                  <w:listItem w:displayText="КЦН НН2 / КЦН: Неисправность цепей напряжения" w:value="КЦН НН2 / КЦН: Неисправность цепей напряжения"/>
-                  <w:listItem w:displayText="КЦН НН2 / КЦН: Пуск" w:value="КЦН НН2 / КЦН: Пуск"/>
-                  <w:listItem w:displayText="КЦН НН2 / КЦН: Пуск органа максимального напряжения ОП" w:value="КЦН НН2 / КЦН: Пуск органа максимального напряжения ОП"/>
-                  <w:listItem w:displayText="КЦН НН2 / КЦН: Пуск органа минимального напряжения" w:value="КЦН НН2 / КЦН: Пуск органа минимального напряжения"/>
-                  <w:listItem w:displayText="КЦН НН2 / КЦН: Функция введена в работу" w:value="КЦН НН2 / КЦН: Функция введена в работу"/>
-                  <w:listItem w:displayText="КЦН НН2 / КЦН: Функция оперативно выведена из работы" w:value="КЦН НН2 / КЦН: Функция оперативно выведена из работы"/>
-                  <w:listItem w:displayText="ЛЗТ / ЛЗТ: Пуск" w:value="ЛЗТ / ЛЗТ: Пуск"/>
-                  <w:listItem w:displayText="ЛЗТ / ЛЗТ: Срабатывание" w:value="ЛЗТ / ЛЗТ: Срабатывание"/>
-                  <w:listItem w:displayText="ЛЗТ / ЛЗТ: Функция введена в работу" w:value="ЛЗТ / ЛЗТ: Функция введена в работу"/>
-                  <w:listItem w:displayText="ЛЗТ / ЛЗТ: Функция оперативно выведена из работы" w:value="ЛЗТ / ЛЗТ: Функция оперативно выведена из работы"/>
+                  <w:listItem w:displayText="ЗПО / ЗПО: Пуск" w:value="ЗПО / ЗПО: Пуск"/>
+                  <w:listItem w:displayText="ЗПО / ЗПО: Срабатывание" w:value="ЗПО / ЗПО: Срабатывание"/>
+                  <w:listItem w:displayText="ЗПО / ЗПО: Срабатывание на сигнал" w:value="ЗПО / ЗПО: Срабатывание на сигнал"/>
+                  <w:listItem w:displayText="ЗПО / ЗПО: Функция введена в работу" w:value="ЗПО / ЗПО: Функция введена в работу"/>
+                  <w:listItem w:displayText="ЗПО / ЗПО: Функция оперативно выведена из работы" w:value="ЗПО / ЗПО: Функция оперативно выведена из работы"/>
+                  <w:listItem w:displayText="КЦТ / КЦТ: Срабатывание КЦТ" w:value="КЦТ / КЦТ: Срабатывание КЦТ"/>
+                  <w:listItem w:displayText="КЦТ / КЦТст1: Пуск КЦТст при асимметрии" w:value="КЦТ / КЦТст1: Пуск КЦТст при асимметрии"/>
+                  <w:listItem w:displayText="КЦТ / КЦТст1: Пуск КЦТст при обрыве провода" w:value="КЦТ / КЦТст1: Пуск КЦТст при обрыве провода"/>
+                  <w:listItem w:displayText="КЦТ / КЦТст1: Срабатывание КЦТст при асимметрии" w:value="КЦТ / КЦТст1: Срабатывание КЦТст при асимметрии"/>
+                  <w:listItem w:displayText="КЦТ / КЦТст1: Срабатывание КЦТст при обрыве провода" w:value="КЦТ / КЦТст1: Срабатывание КЦТст при обрыве провода"/>
+                  <w:listItem w:displayText="КЦТ / КЦТст1: Функция введена в работу" w:value="КЦТ / КЦТст1: Функция введена в работу"/>
+                  <w:listItem w:displayText="КЦТ / КЦТст1: Функция оперативно выведена из работы" w:value="КЦТ / КЦТст1: Функция оперативно выведена из работы"/>
+                  <w:listItem w:displayText="КЦТ / КЦТст2: Пуск КЦТст при асимметрии" w:value="КЦТ / КЦТст2: Пуск КЦТст при асимметрии"/>
+                  <w:listItem w:displayText="КЦТ / КЦТст2: Пуск КЦТст при обрыве провода" w:value="КЦТ / КЦТст2: Пуск КЦТст при обрыве провода"/>
+                  <w:listItem w:displayText="КЦТ / КЦТст2: Срабатывание КЦТст при асимметрии" w:value="КЦТ / КЦТст2: Срабатывание КЦТст при асимметрии"/>
+                  <w:listItem w:displayText="КЦТ / КЦТст2: Срабатывание КЦТст при обрыве провода" w:value="КЦТ / КЦТст2: Срабатывание КЦТст при обрыве провода"/>
+                  <w:listItem w:displayText="КЦТ / КЦТст2: Функция введена в работу" w:value="КЦТ / КЦТст2: Функция введена в работу"/>
+                  <w:listItem w:displayText="КЦТ / КЦТст2: Функция оперативно выведена из работы" w:value="КЦТ / КЦТст2: Функция оперативно выведена из работы"/>
+                  <w:listItem w:displayText="КЦТ / КЦТст3: Пуск КЦТст при асимметрии" w:value="КЦТ / КЦТст3: Пуск КЦТст при асимметрии"/>
+                  <w:listItem w:displayText="КЦТ / КЦТст3: Пуск КЦТст при обрыве провода" w:value="КЦТ / КЦТст3: Пуск КЦТст при обрыве провода"/>
+                  <w:listItem w:displayText="КЦТ / КЦТст3: Срабатывание КЦТст при асимметрии" w:value="КЦТ / КЦТст3: Срабатывание КЦТст при асимметрии"/>
+                  <w:listItem w:displayText="КЦТ / КЦТст3: Срабатывание КЦТст при обрыве провода" w:value="КЦТ / КЦТст3: Срабатывание КЦТст при обрыве провода"/>
+                  <w:listItem w:displayText="КЦТ / КЦТст3: Функция введена в работу" w:value="КЦТ / КЦТст3: Функция введена в работу"/>
+                  <w:listItem w:displayText="КЦТ / КЦТст3: Функция оперативно выведена из работы" w:value="КЦТ / КЦТст3: Функция оперативно выведена из работы"/>
                   <w:listItem w:displayText="ЛО ВН / ЛО: Отключение" w:value="ЛО ВН / ЛО: Отключение"/>
                   <w:listItem w:displayText="ЛО ВН / ЛО: Отключить аварийно" w:value="ЛО ВН / ЛО: Отключить аварийно"/>
                   <w:listItem w:displayText="ЛО ВН / ЛО: Функция введена в работу" w:value="ЛО ВН / ЛО: Функция введена в работу"/>
@@ -6917,9 +6831,6 @@
                   <w:listItem w:displayText="ЛО ГЗсигн / ЛО: Срабатывание на сигнал" w:value="ЛО ГЗсигн / ЛО: Срабатывание на сигнал"/>
                   <w:listItem w:displayText="ЛО ГЗсигн / ЛО: Функция введена в работу" w:value="ЛО ГЗсигн / ЛО: Функция введена в работу"/>
                   <w:listItem w:displayText="ЛО ГЗсигн / ЛО: Функция оперативно выведена из работы" w:value="ЛО ГЗсигн / ЛО: Функция оперативно выведена из работы"/>
-                  <w:listItem w:displayText="ЛО НН1 / ЗАВР: Запрет АВР" w:value="ЛО НН1 / ЗАВР: Запрет АВР"/>
-                  <w:listItem w:displayText="ЛО НН1 / ЗАВР: Функция введена в работу" w:value="ЛО НН1 / ЗАВР: Функция введена в работу"/>
-                  <w:listItem w:displayText="ЛО НН1 / ЗАВР: Функция оперативно выведена из работы" w:value="ЛО НН1 / ЗАВР: Функция оперативно выведена из работы"/>
                   <w:listItem w:displayText="ЛО НН1 / ЗАПВ: Запрет АПВ" w:value="ЛО НН1 / ЗАПВ: Запрет АПВ"/>
                   <w:listItem w:displayText="ЛО НН1 / ЗАПВ: Функция введена в работу" w:value="ЛО НН1 / ЗАПВ: Функция введена в работу"/>
                   <w:listItem w:displayText="ЛО НН1 / ЗАПВ: Функция оперативно выведена из работы" w:value="ЛО НН1 / ЗАПВ: Функция оперативно выведена из работы"/>
@@ -6927,9 +6838,6 @@
                   <w:listItem w:displayText="ЛО НН1 / ЛО: Отключить аварийно" w:value="ЛО НН1 / ЛО: Отключить аварийно"/>
                   <w:listItem w:displayText="ЛО НН1 / ЛО: Функция введена в работу" w:value="ЛО НН1 / ЛО: Функция введена в работу"/>
                   <w:listItem w:displayText="ЛО НН1 / ЛО: Функция оперативно выведена из работы" w:value="ЛО НН1 / ЛО: Функция оперативно выведена из работы"/>
-                  <w:listItem w:displayText="ЛО НН2 / ЗАВР: Запрет АВР" w:value="ЛО НН2 / ЗАВР: Запрет АВР"/>
-                  <w:listItem w:displayText="ЛО НН2 / ЗАВР: Функция введена в работу" w:value="ЛО НН2 / ЗАВР: Функция введена в работу"/>
-                  <w:listItem w:displayText="ЛО НН2 / ЗАВР: Функция оперативно выведена из работы" w:value="ЛО НН2 / ЗАВР: Функция оперативно выведена из работы"/>
                   <w:listItem w:displayText="ЛО НН2 / ЗАПВ: Запрет АПВ" w:value="ЛО НН2 / ЗАПВ: Запрет АПВ"/>
                   <w:listItem w:displayText="ЛО НН2 / ЗАПВ: Функция введена в работу" w:value="ЛО НН2 / ЗАПВ: Функция введена в работу"/>
                   <w:listItem w:displayText="ЛО НН2 / ЗАПВ: Функция оперативно выведена из работы" w:value="ЛО НН2 / ЗАПВ: Функция оперативно выведена из работы"/>
@@ -6937,84 +6845,68 @@
                   <w:listItem w:displayText="ЛО НН2 / ЛО: Отключить аварийно" w:value="ЛО НН2 / ЛО: Отключить аварийно"/>
                   <w:listItem w:displayText="ЛО НН2 / ЛО: Функция введена в работу" w:value="ЛО НН2 / ЛО: Функция введена в работу"/>
                   <w:listItem w:displayText="ЛО НН2 / ЛО: Функция оперативно выведена из работы" w:value="ЛО НН2 / ЛО: Функция оперативно выведена из работы"/>
-                  <w:listItem w:displayText="ЛО Т / ЗАВР: Запрет АВР" w:value="ЛО Т / ЗАВР: Запрет АВР"/>
-                  <w:listItem w:displayText="ЛО Т / ЗАВР: Функция введена в работу" w:value="ЛО Т / ЗАВР: Функция введена в работу"/>
-                  <w:listItem w:displayText="ЛО Т / ЗАВР: Функция оперативно выведена из работы" w:value="ЛО Т / ЗАВР: Функция оперативно выведена из работы"/>
                   <w:listItem w:displayText="ЛО Т / ЗАПВ: Запрет АПВ" w:value="ЛО Т / ЗАПВ: Запрет АПВ"/>
                   <w:listItem w:displayText="ЛО Т / ЗАПВ: Функция введена в работу" w:value="ЛО Т / ЗАПВ: Функция введена в работу"/>
                   <w:listItem w:displayText="ЛО Т / ЗАПВ: Функция оперативно выведена из работы" w:value="ЛО Т / ЗАПВ: Функция оперативно выведена из работы"/>
-                  <w:listItem w:displayText="ЛО Т / ЛО: Пуск" w:value="ЛО Т / ЛО: Пуск"/>
                   <w:listItem w:displayText="ЛО Т / ЛО: Срабатывание" w:value="ЛО Т / ЛО: Срабатывание"/>
                   <w:listItem w:displayText="ЛО Т / ЛО: Функция введена в работу" w:value="ЛО Т / ЛО: Функция введена в работу"/>
                   <w:listItem w:displayText="ЛО Т / ЛО: Функция оперативно выведена из работы" w:value="ЛО Т / ЛО: Функция оперативно выведена из работы"/>
-                  <w:listItem w:displayText="МТЗ / БЛЗШ: Блокировка" w:value="МТЗ / БЛЗШ: Блокировка"/>
-                  <w:listItem w:displayText="МТЗ / БНТ: Пуск БНТ" w:value="МТЗ / БНТ: Пуск БНТ"/>
-                  <w:listItem w:displayText="МТЗ / БНТ: Пуск БНТ по фазе A" w:value="МТЗ / БНТ: Пуск БНТ по фазе A"/>
-                  <w:listItem w:displayText="МТЗ / БНТ: Пуск БНТ по фазе B" w:value="МТЗ / БНТ: Пуск БНТ по фазе B"/>
-                  <w:listItem w:displayText="МТЗ / БНТ: Пуск БНТ по фазе C" w:value="МТЗ / БНТ: Пуск БНТ по фазе C"/>
-                  <w:listItem w:displayText="МТЗ / КПОН1: Пуск КПОН" w:value="МТЗ / КПОН1: Пуск КПОН"/>
-                  <w:listItem w:displayText="МТЗ / КПОН2: Пуск КПОН" w:value="МТЗ / КПОН2: Пуск КПОН"/>
-                  <w:listItem w:displayText="МТЗ / МТЗ 1 ст: Пуск" w:value="МТЗ / МТЗ 1 ст: Пуск"/>
-                  <w:listItem w:displayText="МТЗ / МТЗ 1 ст: Пуск ИО тока по фазе B" w:value="МТЗ / МТЗ 1 ст: Пуск ИО тока по фазе B"/>
-                  <w:listItem w:displayText="МТЗ / МТЗ 1 ст: Пуск ИО тока по фазе C" w:value="МТЗ / МТЗ 1 ст: Пуск ИО тока по фазе C"/>
-                  <w:listItem w:displayText="МТЗ / МТЗ 1 ст: Пуск ИО тока по фазе А" w:value="МТЗ / МТЗ 1 ст: Пуск ИО тока по фазе А"/>
-                  <w:listItem w:displayText="МТЗ / МТЗ 1 ст: Пуск по фазе B" w:value="МТЗ / МТЗ 1 ст: Пуск по фазе B"/>
-                  <w:listItem w:displayText="МТЗ / МТЗ 1 ст: Пуск по фазе C" w:value="МТЗ / МТЗ 1 ст: Пуск по фазе C"/>
-                  <w:listItem w:displayText="МТЗ / МТЗ 1 ст: Пуск по фазе А" w:value="МТЗ / МТЗ 1 ст: Пуск по фазе А"/>
-                  <w:listItem w:displayText="МТЗ / МТЗ 1 ст: Срабатывание" w:value="МТЗ / МТЗ 1 ст: Срабатывание"/>
-                  <w:listItem w:displayText="МТЗ / МТЗ 1 ст: Срабатывание на сигнал" w:value="МТЗ / МТЗ 1 ст: Срабатывание на сигнал"/>
-                  <w:listItem w:displayText="МТЗ / МТЗ 1 ст: Функция введена в работу" w:value="МТЗ / МТЗ 1 ст: Функция введена в работу"/>
-                  <w:listItem w:displayText="МТЗ / МТЗ 1 ст: Функция оперативно выведена из работы" w:value="МТЗ / МТЗ 1 ст: Функция оперативно выведена из работы"/>
-                  <w:listItem w:displayText="МТЗ / МТЗ 2 ст: Пуск" w:value="МТЗ / МТЗ 2 ст: Пуск"/>
-                  <w:listItem w:displayText="МТЗ / МТЗ 2 ст: Пуск ИО тока по фазе B" w:value="МТЗ / МТЗ 2 ст: Пуск ИО тока по фазе B"/>
-                  <w:listItem w:displayText="МТЗ / МТЗ 2 ст: Пуск ИО тока по фазе C" w:value="МТЗ / МТЗ 2 ст: Пуск ИО тока по фазе C"/>
-                  <w:listItem w:displayText="МТЗ / МТЗ 2 ст: Пуск ИО тока по фазе А" w:value="МТЗ / МТЗ 2 ст: Пуск ИО тока по фазе А"/>
-                  <w:listItem w:displayText="МТЗ / МТЗ 2 ст: Пуск по фазе B" w:value="МТЗ / МТЗ 2 ст: Пуск по фазе B"/>
-                  <w:listItem w:displayText="МТЗ / МТЗ 2 ст: Пуск по фазе C" w:value="МТЗ / МТЗ 2 ст: Пуск по фазе C"/>
-                  <w:listItem w:displayText="МТЗ / МТЗ 2 ст: Пуск по фазе А" w:value="МТЗ / МТЗ 2 ст: Пуск по фазе А"/>
-                  <w:listItem w:displayText="МТЗ / МТЗ 2 ст: Срабатывание" w:value="МТЗ / МТЗ 2 ст: Срабатывание"/>
-                  <w:listItem w:displayText="МТЗ / МТЗ 2 ст: Срабатывание на сигнал" w:value="МТЗ / МТЗ 2 ст: Срабатывание на сигнал"/>
-                  <w:listItem w:displayText="МТЗ / МТЗ 2 ст: Функция введена в работу" w:value="МТЗ / МТЗ 2 ст: Функция введена в работу"/>
-                  <w:listItem w:displayText="МТЗ / МТЗ 2 ст: Функция оперативно выведена из работы" w:value="МТЗ / МТЗ 2 ст: Функция оперативно выведена из работы"/>
-                  <w:listItem w:displayText="МТЗ / МТЗ 3 ст: Пуск" w:value="МТЗ / МТЗ 3 ст: Пуск"/>
-                  <w:listItem w:displayText="МТЗ / МТЗ 3 ст: Пуск ИО тока по фазе B" w:value="МТЗ / МТЗ 3 ст: Пуск ИО тока по фазе B"/>
-                  <w:listItem w:displayText="МТЗ / МТЗ 3 ст: Пуск ИО тока по фазе C" w:value="МТЗ / МТЗ 3 ст: Пуск ИО тока по фазе C"/>
-                  <w:listItem w:displayText="МТЗ / МТЗ 3 ст: Пуск ИО тока по фазе А" w:value="МТЗ / МТЗ 3 ст: Пуск ИО тока по фазе А"/>
-                  <w:listItem w:displayText="МТЗ / МТЗ 3 ст: Пуск по фазе B" w:value="МТЗ / МТЗ 3 ст: Пуск по фазе B"/>
-                  <w:listItem w:displayText="МТЗ / МТЗ 3 ст: Пуск по фазе C" w:value="МТЗ / МТЗ 3 ст: Пуск по фазе C"/>
-                  <w:listItem w:displayText="МТЗ / МТЗ 3 ст: Пуск по фазе А" w:value="МТЗ / МТЗ 3 ст: Пуск по фазе А"/>
-                  <w:listItem w:displayText="МТЗ / МТЗ 3 ст: Срабатывание" w:value="МТЗ / МТЗ 3 ст: Срабатывание"/>
-                  <w:listItem w:displayText="МТЗ / МТЗ 3 ст: Срабатывание на сигнал" w:value="МТЗ / МТЗ 3 ст: Срабатывание на сигнал"/>
-                  <w:listItem w:displayText="МТЗ / МТЗ 3 ст: Функция введена в работу" w:value="МТЗ / МТЗ 3 ст: Функция введена в работу"/>
-                  <w:listItem w:displayText="МТЗ / МТЗ 3 ст: Функция оперативно выведена из работы" w:value="МТЗ / МТЗ 3 ст: Функция оперативно выведена из работы"/>
-                  <w:listItem w:displayText="МТЗ / МТЗ: Пуск" w:value="МТЗ / МТЗ: Пуск"/>
-                  <w:listItem w:displayText="ПДС / В: Поведение местного управления" w:value="ПДС / В: Поведение местного управления"/>
-                  <w:listItem w:displayText="ПДС / В: Положение ключа режима управления" w:value="ПДС / В: Положение ключа режима управления"/>
-                  <w:listItem w:displayText="ПДС / В: Положение ключа режима управления привода В" w:value="ПДС / В: Положение ключа режима управления привода В"/>
-                  <w:listItem w:displayText="ПДС / В: Право переключения на уровне станции" w:value="ПДС / В: Право переключения на уровне станции"/>
+                  <w:listItem w:displayText="ЛО ТЗ / ЛО ДТм: Срабатывание" w:value="ЛО ТЗ / ЛО ДТм: Срабатывание"/>
+                  <w:listItem w:displayText="ЛО ТЗ / ЛО ДТм: Срабатывание датчика температуры масла заблокировано" w:value="ЛО ТЗ / ЛО ДТм: Срабатывание датчика температуры масла заблокировано"/>
+                  <w:listItem w:displayText="ЛО ТЗ / ЛО ДТм: Срабатывание на сигнал" w:value="ЛО ТЗ / ЛО ДТм: Срабатывание на сигнал"/>
+                  <w:listItem w:displayText="ЛО ТЗ / ЛО ДТм: Функция введена в работу" w:value="ЛО ТЗ / ЛО ДТм: Функция введена в работу"/>
+                  <w:listItem w:displayText="ЛО ТЗ / ЛО ДТм: Функция оперативно выведена из работы" w:value="ЛО ТЗ / ЛО ДТм: Функция оперативно выведена из работы"/>
+                  <w:listItem w:displayText="ЛО ТЗ / ЛО ДТо: Срабатывание" w:value="ЛО ТЗ / ЛО ДТо: Срабатывание"/>
+                  <w:listItem w:displayText="ЛО ТЗ / ЛО ДТо: Срабатывание датчика температуры обмотки заблокировано" w:value="ЛО ТЗ / ЛО ДТо: Срабатывание датчика температуры обмотки заблокировано"/>
+                  <w:listItem w:displayText="ЛО ТЗ / ЛО ДТо: Срабатывание на сигнал" w:value="ЛО ТЗ / ЛО ДТо: Срабатывание на сигнал"/>
+                  <w:listItem w:displayText="ЛО ТЗ / ЛО ДТо: Функция введена в работу" w:value="ЛО ТЗ / ЛО ДТо: Функция введена в работу"/>
+                  <w:listItem w:displayText="ЛО ТЗ / ЛО ДТо: Функция оперативно выведена из работы" w:value="ЛО ТЗ / ЛО ДТо: Функция оперативно выведена из работы"/>
+                  <w:listItem w:displayText="ЛО ТЗ / ЛО РД: Срабатывание" w:value="ЛО ТЗ / ЛО РД: Срабатывание"/>
+                  <w:listItem w:displayText="ЛО ТЗ / ЛО РД: Срабатывание на сигнал" w:value="ЛО ТЗ / ЛО РД: Срабатывание на сигнал"/>
+                  <w:listItem w:displayText="ЛО ТЗ / ЛО РД: Срабатывание реле давления заблокировано" w:value="ЛО ТЗ / ЛО РД: Срабатывание реле давления заблокировано"/>
+                  <w:listItem w:displayText="ЛО ТЗ / ЛО РД: Функция введена в работу" w:value="ЛО ТЗ / ЛО РД: Функция введена в работу"/>
+                  <w:listItem w:displayText="ЛО ТЗ / ЛО РД: Функция оперативно выведена из работы" w:value="ЛО ТЗ / ЛО РД: Функция оперативно выведена из работы"/>
+                  <w:listItem w:displayText="ЛО ТС / ЛО ДУм расширителя: Срабатывание" w:value="ЛО ТС / ЛО ДУм расширителя: Срабатывание"/>
+                  <w:listItem w:displayText="ЛО ТС / ЛО ДУм расширителя: Срабатывание на сигнал" w:value="ЛО ТС / ЛО ДУм расширителя: Срабатывание на сигнал"/>
+                  <w:listItem w:displayText="ЛО ТС / ЛО ДУм расширителя: Функция введена в работу" w:value="ЛО ТС / ЛО ДУм расширителя: Функция введена в работу"/>
+                  <w:listItem w:displayText="ЛО ТС / ЛО ДУм расширителя: Функция оперативно выведена из работы" w:value="ЛО ТС / ЛО ДУм расширителя: Функция оперативно выведена из работы"/>
+                  <w:listItem w:displayText="ЛО ТС / ЛО ОК: Срабатывание" w:value="ЛО ТС / ЛО ОК: Срабатывание"/>
+                  <w:listItem w:displayText="ЛО ТС / ЛО ОК: Срабатывание на сигнал" w:value="ЛО ТС / ЛО ОК: Срабатывание на сигнал"/>
+                  <w:listItem w:displayText="ЛО ТС / ЛО ОК: Функция введена в работу" w:value="ЛО ТС / ЛО ОК: Функция введена в работу"/>
+                  <w:listItem w:displayText="ЛО ТС / ЛО ОК: Функция оперативно выведена из работы" w:value="ЛО ТС / ЛО ОК: Функция оперативно выведена из работы"/>
+                  <w:listItem w:displayText="ЛО ТС / ЛО ПК: Срабатывание" w:value="ЛО ТС / ЛО ПК: Срабатывание"/>
+                  <w:listItem w:displayText="ЛО ТС / ЛО ПК: Срабатывание на сигнал" w:value="ЛО ТС / ЛО ПК: Срабатывание на сигнал"/>
+                  <w:listItem w:displayText="ЛО ТС / ЛО ПК: Функция введена в работу" w:value="ЛО ТС / ЛО ПК: Функция введена в работу"/>
+                  <w:listItem w:displayText="ЛО ТС / ЛО ПК: Функция оперативно выведена из работы" w:value="ЛО ТС / ЛО ПК: Функция оперативно выведена из работы"/>
                   <w:listItem w:displayText="ПДС / ГЗ РПН: Низкая изоляция" w:value="ПДС / ГЗ РПН: Низкая изоляция"/>
                   <w:listItem w:displayText="ПДС / ГЗ РПН: Отключение" w:value="ПДС / ГЗ РПН: Отключение"/>
                   <w:listItem w:displayText="ПДС / ГЗ Т: Низкая изоляция ГЗоткл" w:value="ПДС / ГЗ Т: Низкая изоляция ГЗоткл"/>
                   <w:listItem w:displayText="ПДС / ГЗ Т: Низкая изоляция ГЗсигн" w:value="ПДС / ГЗ Т: Низкая изоляция ГЗсигн"/>
                   <w:listItem w:displayText="ПДС / ГЗ Т: Отключение" w:value="ПДС / ГЗ Т: Отключение"/>
                   <w:listItem w:displayText="ПДС / ГЗ Т: Сигнал" w:value="ПДС / ГЗ Т: Сигнал"/>
-                  <w:listItem w:displayText="ПДС / КИ: Аварийный уровень изоляции" w:value="ПДС / КИ: Аварийный уровень изоляции"/>
-                  <w:listItem w:displayText="ПДС / КИ: Низкий уровень изоляции" w:value="ПДС / КИ: Низкий уровень изоляции"/>
-                  <w:listItem w:displayText="ПДС / КПруж: Пружина не заведена" w:value="ПДС / КПруж: Пружина не заведена"/>
-                  <w:listItem w:displayText="ПДС / КЦВ: Контроль цепи ЭМВ" w:value="ПДС / КЦВ: Контроль цепи ЭМВ"/>
-                  <w:listItem w:displayText="ПДС / КЦВ: Контроль цепи ЭМО1" w:value="ПДС / КЦВ: Контроль цепи ЭМО1"/>
-                  <w:listItem w:displayText="ПДС / КЦВ: Контроль цепи ЭМО2" w:value="ПДС / КЦВ: Контроль цепи ЭМО2"/>
-                  <w:listItem w:displayText="ПДС / КЦВ: Работа ЭМВ" w:value="ПДС / КЦВ: Работа ЭМВ"/>
-                  <w:listItem w:displayText="ПДС / КЦВ: Работа ЭМО1" w:value="ПДС / КЦВ: Работа ЭМО1"/>
-                  <w:listItem w:displayText="ПДС / КЦВ: Работа ЭМО2" w:value="ПДС / КЦВ: Работа ЭМО2"/>
+                  <w:listItem w:displayText="ПДС / ДТм: Низкая изоляция" w:value="ПДС / ДТм: Низкая изоляция"/>
+                  <w:listItem w:displayText="ПДС / ДТм: Отключение" w:value="ПДС / ДТм: Отключение"/>
+                  <w:listItem w:displayText="ПДС / ДТм: Сигнал" w:value="ПДС / ДТм: Сигнал"/>
+                  <w:listItem w:displayText="ПДС / ДТм_РПН: Срабатывание" w:value="ПДС / ДТм_РПН: Срабатывание"/>
+                  <w:listItem w:displayText="ПДС / ДТо: Низкая изоляция" w:value="ПДС / ДТо: Низкая изоляция"/>
+                  <w:listItem w:displayText="ПДС / ДТо: Отключение" w:value="ПДС / ДТо: Отключение"/>
+                  <w:listItem w:displayText="ПДС / ДТо: Сигнал" w:value="ПДС / ДТо: Сигнал"/>
+                  <w:listItem w:displayText="ПДС / ДУм РПН: Высокий уровень масла" w:value="ПДС / ДУм РПН: Высокий уровень масла"/>
+                  <w:listItem w:displayText="ПДС / ДУм РПН: Низкий уровень масла" w:value="ПДС / ДУм РПН: Низкий уровень масла"/>
+                  <w:listItem w:displayText="ПДС / ДУм расширителя: Высокий уровень масла" w:value="ПДС / ДУм расширителя: Высокий уровень масла"/>
+                  <w:listItem w:displayText="ПДС / ДУм расширителя: Низкий уровень масла" w:value="ПДС / ДУм расширителя: Низкий уровень масла"/>
+                  <w:listItem w:displayText="ПДС / КСО: Авария" w:value="ПДС / КСО: Авария"/>
+                  <w:listItem w:displayText="ПДС / КСО: Неисправность" w:value="ПДС / КСО: Неисправность"/>
+                  <w:listItem w:displayText="ПДС / ОК: Срабатывание" w:value="ПДС / ОК: Срабатывание"/>
                   <w:listItem w:displayText="ПДС / ПДС: Функция введена в работу" w:value="ПДС / ПДС: Функция введена в работу"/>
                   <w:listItem w:displayText="ПДС / ПДС: Функция оперативно выведена из работы" w:value="ПДС / ПДС: Функция оперативно выведена из работы"/>
+                  <w:listItem w:displayText="ПДС / ПК: Срабатывание" w:value="ПДС / ПК: Срабатывание"/>
+                  <w:listItem w:displayText="ПДС / РД: Низкая изоляция" w:value="ПДС / РД: Низкая изоляция"/>
+                  <w:listItem w:displayText="ПДС / РД: Отключение" w:value="ПДС / РД: Отключение"/>
                   <w:listItem w:displayText="ПДС НКУ / SA1: Цепь управления введена" w:value="ПДС НКУ / SA1: Цепь управления введена"/>
                   <w:listItem w:displayText="ПДС НКУ / SA2: Цепь управления введена" w:value="ПДС НКУ / SA2: Цепь управления введена"/>
                   <w:listItem w:displayText="ПДС НКУ / SA3: Цепь управления введена" w:value="ПДС НКУ / SA3: Цепь управления введена"/>
                   <w:listItem w:displayText="ПДС НКУ / SA4: Цепь управления введена" w:value="ПДС НКУ / SA4: Цепь управления введена"/>
-                  <w:listItem w:displayText="ПДС НКУ / SA5: Цепь управления введена" w:value="ПДС НКУ / SA5: Цепь управления введена"/>
-                  <w:listItem w:displayText="ПДС НКУ / SA6: Цепь управления введена" w:value="ПДС НКУ / SA6: Цепь управления введена"/>
                   <w:listItem w:displayText="ПДС НКУ / SG1: Рабочее положение испытательного блока" w:value="ПДС НКУ / SG1: Рабочее положение испытательного блока"/>
                   <w:listItem w:displayText="ПДС НКУ / SG2: Рабочее положение испытательного блока" w:value="ПДС НКУ / SG2: Рабочее положение испытательного блока"/>
                   <w:listItem w:displayText="ПДС НКУ / SG3: Рабочее положение испытательного блока" w:value="ПДС НКУ / SG3: Рабочее положение испытательного блока"/>
@@ -7023,89 +6915,68 @@
                   <w:listItem w:displayText="ПДС НКУ / ОТ ГЗ: Неисправность оперативного тока цепей ГЗ" w:value="ПДС НКУ / ОТ ГЗ: Неисправность оперативного тока цепей ГЗ"/>
                   <w:listItem w:displayText="ПДС НКУ / ОТ ЗДЗ1: Неисправность оперативного тока цепей ЗДЗ НН1" w:value="ПДС НКУ / ОТ ЗДЗ1: Неисправность оперативного тока цепей ЗДЗ НН1"/>
                   <w:listItem w:displayText="ПДС НКУ / ОТ ЗДЗ2: Неисправность оперативного тока цепей ЗДЗ НН2" w:value="ПДС НКУ / ОТ ЗДЗ2: Неисправность оперативного тока цепей ЗДЗ НН2"/>
-                  <w:listItem w:displayText="ПДС НКУ / ОТ ИЭУ ТН1: Неисправность оперативного тока ИЭУ ТН1" w:value="ПДС НКУ / ОТ ИЭУ ТН1: Неисправность оперативного тока ИЭУ ТН1"/>
-                  <w:listItem w:displayText="ПДС НКУ / ОТ ИЭУ ТН2: Неисправность оперативного тока ИЭУ ТН2" w:value="ПДС НКУ / ОТ ИЭУ ТН2: Неисправность оперативного тока ИЭУ ТН2"/>
+                  <w:listItem w:displayText="ПДС НКУ / ОТ ТЗ, ТС: Неисправность оперативного тока цепей ТЗ, ТС" w:value="ПДС НКУ / ОТ ТЗ, ТС: Неисправность оперативного тока цепей ТЗ, ТС"/>
                   <w:listItem w:displayText="ПДС НКУ / ОТ УРОВ1: Неисправность оперативного тока цепей УРОВ НН1" w:value="ПДС НКУ / ОТ УРОВ1: Неисправность оперативного тока цепей УРОВ НН1"/>
                   <w:listItem w:displayText="ПДС НКУ / ОТ УРОВ2: Неисправность оперативного тока цепей УРОВ НН2" w:value="ПДС НКУ / ОТ УРОВ2: Неисправность оперативного тока цепей УРОВ НН2"/>
-                  <w:listItem w:displayText="ПДС НКУ / ОТ ЭМО1, ЭМВ В ВН: Неисправность оперативного тока цепей ЭМО1, ЭМВ" w:value="ПДС НКУ / ОТ ЭМО1, ЭМВ В ВН: Неисправность оперативного тока цепей ЭМО1, ЭМВ"/>
-                  <w:listItem w:displayText="ПДС НКУ / ОТ ЭМО2 В ВН: Неисправность оперативного тока цепей ЭМО2" w:value="ПДС НКУ / ОТ ЭМО2 В ВН: Неисправность оперативного тока цепей ЭМО2"/>
-                  <w:listItem w:displayText="ПДС НКУ / ОТ цепей сигн. В ВН: Неисправность оперативного тока цепей сигнализации В" w:value="ПДС НКУ / ОТ цепей сигн. В ВН: Неисправность оперативного тока цепей сигнализации В"/>
                   <w:listItem w:displayText="ПДС НКУ / ПДС НКУ: Функция введена в работу" w:value="ПДС НКУ / ПДС НКУ: Функция введена в работу"/>
                   <w:listItem w:displayText="ПДС НКУ / ПДС НКУ: Функция оперативно выведена из работы" w:value="ПДС НКУ / ПДС НКУ: Функция оперативно выведена из работы"/>
                   <w:listItem w:displayText="ПС / ПС: Пуск" w:value="ПС / ПС: Пуск"/>
                   <w:listItem w:displayText="ПС / ПС: Пуск (импульс)" w:value="ПС / ПС: Пуск (импульс)"/>
-                  <w:listItem w:displayText="СИСТ / Диагностика: Изменение встраиваемого ПО" w:value="СИСТ / Диагностика: Изменение встраиваемого ПО"/>
-                  <w:listItem w:displayText="СИСТ / Диагностика: Индикация логического узла-прокси" w:value="СИСТ / Диагностика: Индикация логического узла-прокси"/>
-                  <w:listItem w:displayText="СИСТ / Диагностика: Индикация наличия оперативного питания" w:value="СИСТ / Диагностика: Индикация наличия оперативного питания"/>
-                  <w:listItem w:displayText="СИСТ / Диагностика: Индикация потери оперативного питания" w:value="СИСТ / Диагностика: Индикация потери оперативного питания"/>
-                  <w:listItem w:displayText="СИСТ / Диагностика: Конфигурация изменена" w:value="СИСТ / Диагностика: Конфигурация изменена"/>
-                  <w:listItem w:displayText="СИСТ / Диагностика: Наличие критической неисправности" w:value="СИСТ / Диагностика: Наличие критической неисправности"/>
-                  <w:listItem w:displayText="СИСТ / Диагностика: Наличие некритической ошибки" w:value="СИСТ / Диагностика: Наличие некритической ошибки"/>
-                  <w:listItem w:displayText="СИСТ / Диагностика: Неверно заданы уставки" w:value="СИСТ / Диагностика: Неверно заданы уставки"/>
-                  <w:listItem w:displayText="СИСТ / Диагностика: Неисправность IPC" w:value="СИСТ / Диагностика: Неисправность IPC"/>
-                  <w:listItem w:displayText="СИСТ / Диагностика: Неисправность IPC для DSP1-IPU1" w:value="СИСТ / Диагностика: Неисправность IPC для DSP1-IPU1"/>
-                  <w:listItem w:displayText="СИСТ / Диагностика: Неисправность IPC для MPU-DSP1" w:value="СИСТ / Диагностика: Неисправность IPC для MPU-DSP1"/>
-                  <w:listItem w:displayText="СИСТ / Диагностика: Неисправность IPC для MPU-IPU1" w:value="СИСТ / Диагностика: Неисправность IPC для MPU-IPU1"/>
-                  <w:listItem w:displayText="СИСТ / Диагностика: Неисправность SPI ЦП" w:value="СИСТ / Диагностика: Неисправность SPI ЦП"/>
-                  <w:listItem w:displayText="СИСТ / Диагностика: Неисправность flash" w:value="СИСТ / Диагностика: Неисправность flash"/>
-                  <w:listItem w:displayText="СИСТ / Диагностика: Неисправность ОЗУ DSP1" w:value="СИСТ / Диагностика: Неисправность ОЗУ DSP1"/>
-                  <w:listItem w:displayText="СИСТ / Диагностика: Неисправность ОЗУ IPU1" w:value="СИСТ / Диагностика: Неисправность ОЗУ IPU1"/>
-                  <w:listItem w:displayText="СИСТ / Диагностика: Неисправность ОЗУ MPU" w:value="СИСТ / Диагностика: Неисправность ОЗУ MPU"/>
-                  <w:listItem w:displayText="СИСТ / Диагностика: Неисправность ОЗУ ЦП" w:value="СИСТ / Диагностика: Неисправность ОЗУ ЦП"/>
-                  <w:listItem w:displayText="СИСТ / Диагностика: Неисправность ПЗУ DSP1" w:value="СИСТ / Диагностика: Неисправность ПЗУ DSP1"/>
-                  <w:listItem w:displayText="СИСТ / Диагностика: Неисправность ПЗУ IPU1" w:value="СИСТ / Диагностика: Неисправность ПЗУ IPU1"/>
-                  <w:listItem w:displayText="СИСТ / Диагностика: Неисправность ПЗУ MPU" w:value="СИСТ / Диагностика: Неисправность ПЗУ MPU"/>
-                  <w:listItem w:displayText="СИСТ / Диагностика: Неисправность ПЗУ ЦП" w:value="СИСТ / Диагностика: Неисправность ПЗУ ЦП"/>
-                  <w:listItem w:displayText="СИСТ / Диагностика: Неисправность ПО ЦП" w:value="СИСТ / Диагностика: Неисправность ПО ЦП"/>
-                  <w:listItem w:displayText="СИСТ / Диагностика: Неисправность ЦП" w:value="СИСТ / Диагностика: Неисправность ЦП"/>
-                  <w:listItem w:displayText="СИСТ / Диагностика: Неисправность встроенного ПО" w:value="СИСТ / Диагностика: Неисправность встроенного ПО"/>
-                  <w:listItem w:displayText="СИСТ / Диагностика: Неисправность цепей оперативного питания" w:value="СИСТ / Диагностика: Неисправность цепей оперативного питания"/>
-                  <w:listItem w:displayText="СИСТ / Диагностика: Неисправность часов ЦП" w:value="СИСТ / Диагностика: Неисправность часов ЦП"/>
-                  <w:listItem w:displayText="СИСТ / Диагностика: Несовместимая версия ПО ЦП" w:value="СИСТ / Диагностика: Несовместимая версия ПО ЦП"/>
-                  <w:listItem w:displayText="СИСТ / Диагностика: Отказ источника питания" w:value="СИСТ / Диагностика: Отказ источника питания"/>
-                  <w:listItem w:displayText="СИСТ / Диагностика: Отказ модуля ЦП" w:value="СИСТ / Диагностика: Отказ модуля ЦП"/>
-                  <w:listItem w:displayText="СИСТ / Диагностика: Ошибка I2C ЦП" w:value="СИСТ / Диагностика: Ошибка I2C ЦП"/>
-                  <w:listItem w:displayText="СИСТ / Диагностика: Ошибка авторизации" w:value="СИСТ / Диагностика: Ошибка авторизации"/>
-                  <w:listItem w:displayText="СИСТ / Диагностика: Ошибка контрольной суммы уставок/конфигурации" w:value="СИСТ / Диагностика: Ошибка контрольной суммы уставок/конфигурации"/>
-                  <w:listItem w:displayText="СИСТ / Диагностика: Ошибка конфигурации" w:value="СИСТ / Диагностика: Ошибка конфигурации"/>
-                  <w:listItem w:displayText="СИСТ / Диагностика: Ошибка конфигурации ЦП" w:value="СИСТ / Диагностика: Ошибка конфигурации ЦП"/>
-                  <w:listItem w:displayText="СИСТ / Диагностика: Сброс часов или памяти вследствие перезагрузки" w:value="СИСТ / Диагностика: Сброс часов или памяти вследствие перезагрузки"/>
-                  <w:listItem w:displayText="СИСТ / Диагностика: Сигнал готовности к работе" w:value="СИСТ / Диагностика: Сигнал готовности к работе"/>
-                  <w:listItem w:displayText="СИСТ / Диагностика: Установлено подключение через сервисный порт" w:value="СИСТ / Диагностика: Установлено подключение через сервисный порт"/>
+                  <w:listItem w:displayText="РТПО / РТПО ВН: Пуск" w:value="РТПО / РТПО ВН: Пуск"/>
+                  <w:listItem w:displayText="РТПО / РТПО ВН: Пуск ИО тока" w:value="РТПО / РТПО ВН: Пуск ИО тока"/>
+                  <w:listItem w:displayText="РТПО / РТПО ВН: Функция введена в работу" w:value="РТПО / РТПО ВН: Функция введена в работу"/>
+                  <w:listItem w:displayText="РТПО / РТПО ВН: Функция оперативно выведена из работы" w:value="РТПО / РТПО ВН: Функция оперативно выведена из работы"/>
+                  <w:listItem w:displayText="РТПО / РТПО НН (НН2): Пуск" w:value="РТПО / РТПО НН (НН2): Пуск"/>
+                  <w:listItem w:displayText="РТПО / РТПО НН (НН2): Пуск ИО тока" w:value="РТПО / РТПО НН (НН2): Пуск ИО тока"/>
+                  <w:listItem w:displayText="РТПО / РТПО НН (НН2): Функция введена в работу" w:value="РТПО / РТПО НН (НН2): Функция введена в работу"/>
+                  <w:listItem w:displayText="РТПО / РТПО НН (НН2): Функция оперативно выведена из работы" w:value="РТПО / РТПО НН (НН2): Функция оперативно выведена из работы"/>
+                  <w:listItem w:displayText="РТПО / РТПО СН (НН1): Пуск" w:value="РТПО / РТПО СН (НН1): Пуск"/>
+                  <w:listItem w:displayText="РТПО / РТПО СН (НН1): Пуск ИО тока" w:value="РТПО / РТПО СН (НН1): Пуск ИО тока"/>
+                  <w:listItem w:displayText="РТПО / РТПО СН (НН1): Функция введена в работу" w:value="РТПО / РТПО СН (НН1): Функция введена в работу"/>
+                  <w:listItem w:displayText="РТПО / РТПО СН (НН1): Функция оперативно выведена из работы" w:value="РТПО / РТПО СН (НН1): Функция оперативно выведена из работы"/>
+                  <w:listItem w:displayText="РТПО / РТПО_общ: Пуск" w:value="РТПО / РТПО_общ: Пуск"/>
+                  <w:listItem w:displayText="РТПО / РТПО_общ: Функция введена в работу" w:value="РТПО / РТПО_общ: Функция введена в работу"/>
                   <w:listItem w:displayText="СС / СС: БИ выведены" w:value="СС / СС: БИ выведены"/>
                   <w:listItem w:displayText="СС / СС: Внешнее отключение" w:value="СС / СС: Внешнее отключение"/>
                   <w:listItem w:displayText="СС / СС: Выходные цепи разобраны" w:value="СС / СС: Выходные цепи разобраны"/>
                   <w:listItem w:displayText="СС / СС: ГЗ заблокирована" w:value="СС / СС: ГЗ заблокирована"/>
                   <w:listItem w:displayText="СС / СС: Неисправность ОТ цепей ГЗ" w:value="СС / СС: Неисправность ОТ цепей ГЗ"/>
-                  <w:listItem w:displayText="СС / СС: Неисправность ОТ цепей сигнализации В" w:value="СС / СС: Неисправность ОТ цепей сигнализации В"/>
+                  <w:listItem w:displayText="СС / СС: Неисправность ОТ цепей ТЗ, ТС" w:value="СС / СС: Неисправность ОТ цепей ТЗ, ТС"/>
                   <w:listItem w:displayText="СС / СС: Низкая изоляция ГЗ" w:value="СС / СС: Низкая изоляция ГЗ"/>
+                  <w:listItem w:displayText="СС / СС: Низкая изоляция ТЗ" w:value="СС / СС: Низкая изоляция ТЗ"/>
                   <w:listItem w:displayText="СС / СС: Общий внешний сигнал" w:value="СС / СС: Общий внешний сигнал"/>
-                  <w:listItem w:displayText="СС / СС: Превышение времени переключения КА" w:value="СС / СС: Превышение времени переключения КА"/>
                   <w:listItem w:displayText="СС / СС: Сигнализация от ГЗ" w:value="СС / СС: Сигнализация от ГЗ"/>
+                  <w:listItem w:displayText="СС / СС: Сигнализация от ТЗ" w:value="СС / СС: Сигнализация от ТЗ"/>
+                  <w:listItem w:displayText="СС / СС: Сигнализация от ТС" w:value="СС / СС: Сигнализация от ТС"/>
                   <w:listItem w:displayText="СС / СС: Сигнализация цепей опер.тока" w:value="СС / СС: Сигнализация цепей опер.тока"/>
                   <w:listItem w:displayText="СС / СС: Сигнализация цепей опер.тока НН" w:value="СС / СС: Сигнализация цепей опер.тока НН"/>
+                  <w:listItem w:displayText="СС / СС: ТЗ заблокирована" w:value="СС / СС: ТЗ заблокирована"/>
                   <w:listItem w:displayText="ТК ЗДЗ / ТК ЗДЗ: Пуск" w:value="ТК ЗДЗ / ТК ЗДЗ: Пуск"/>
-                  <w:listItem w:displayText="ТК ЗДЗ / ТК ЗДЗ: Пуск ИО максимального тока" w:value="ТК ЗДЗ / ТК ЗДЗ: Пуск ИО максимального тока"/>
+                  <w:listItem w:displayText="ТК ЗДЗ / ТК ЗДЗ: Пуск ИО тока" w:value="ТК ЗДЗ / ТК ЗДЗ: Пуск ИО тока"/>
                   <w:listItem w:displayText="ТК ЗДЗ / ТК ЗДЗ: Функция введена в работу" w:value="ТК ЗДЗ / ТК ЗДЗ: Функция введена в работу"/>
                   <w:listItem w:displayText="ТК ЗДЗ / ТК ЗДЗ: Функция оперативно выведена из работы" w:value="ТК ЗДЗ / ТК ЗДЗ: Функция оперативно выведена из работы"/>
-                  <w:listItem w:displayText="ТО / ТО: Пуск" w:value="ТО / ТО: Пуск"/>
-                  <w:listItem w:displayText="ТО / ТО: Пуск ИО максимального тока" w:value="ТО / ТО: Пуск ИО максимального тока"/>
-                  <w:listItem w:displayText="ТО / ТО: Срабатывание" w:value="ТО / ТО: Срабатывание"/>
-                  <w:listItem w:displayText="ТО / ТО: Срабатывание на сигнал" w:value="ТО / ТО: Срабатывание на сигнал"/>
-                  <w:listItem w:displayText="ТО / ТО: Функция введена в работу" w:value="ТО / ТО: Функция введена в работу"/>
-                  <w:listItem w:displayText="ТО / ТО: Функция оперативно выведена из работы" w:value="ТО / ТО: Функция оперативно выведена из работы"/>
+                  <w:listItem w:displayText="ТО ЗПО / ТО ЗПО ВН: Пуск" w:value="ТО ЗПО / ТО ЗПО ВН: Пуск"/>
+                  <w:listItem w:displayText="ТО ЗПО / ТО ЗПО ВН: Пуск ИО тока" w:value="ТО ЗПО / ТО ЗПО ВН: Пуск ИО тока"/>
+                  <w:listItem w:displayText="ТО ЗПО / ТО ЗПО ВН: Функция введена в работу" w:value="ТО ЗПО / ТО ЗПО ВН: Функция введена в работу"/>
+                  <w:listItem w:displayText="ТО ЗПО / ТО ЗПО ВН: Функция оперативно выведена из работы" w:value="ТО ЗПО / ТО ЗПО ВН: Функция оперативно выведена из работы"/>
+                  <w:listItem w:displayText="ТО ЗПО / ТО ЗПО НН (НН2): Пуск" w:value="ТО ЗПО / ТО ЗПО НН (НН2): Пуск"/>
+                  <w:listItem w:displayText="ТО ЗПО / ТО ЗПО НН (НН2): Пуск ИО тока" w:value="ТО ЗПО / ТО ЗПО НН (НН2): Пуск ИО тока"/>
+                  <w:listItem w:displayText="ТО ЗПО / ТО ЗПО НН (НН2): Функция введена в работу" w:value="ТО ЗПО / ТО ЗПО НН (НН2): Функция введена в работу"/>
+                  <w:listItem w:displayText="ТО ЗПО / ТО ЗПО НН (НН2): Функция оперативно выведена из работы" w:value="ТО ЗПО / ТО ЗПО НН (НН2): Функция оперативно выведена из работы"/>
+                  <w:listItem w:displayText="ТО ЗПО / ТО ЗПО СН (НН1): Пуск" w:value="ТО ЗПО / ТО ЗПО СН (НН1): Пуск"/>
+                  <w:listItem w:displayText="ТО ЗПО / ТО ЗПО СН (НН1): Пуск ИО тока" w:value="ТО ЗПО / ТО ЗПО СН (НН1): Пуск ИО тока"/>
+                  <w:listItem w:displayText="ТО ЗПО / ТО ЗПО СН (НН1): Функция введена в работу" w:value="ТО ЗПО / ТО ЗПО СН (НН1): Функция введена в работу"/>
+                  <w:listItem w:displayText="ТО ЗПО / ТО ЗПО СН (НН1): Функция оперативно выведена из работы" w:value="ТО ЗПО / ТО ЗПО СН (НН1): Функция оперативно выведена из работы"/>
+                  <w:listItem w:displayText="ТО ЗПО / ТО ЗПО_общ: Пуск" w:value="ТО ЗПО / ТО ЗПО_общ: Пуск"/>
+                  <w:listItem w:displayText="ТО ЗПО / ТО ЗПО_общ: Функция введена в работу" w:value="ТО ЗПО / ТО ЗПО_общ: Функция введена в работу"/>
                   <w:listItem w:displayText="ТО РПН / ТО РПН: Пуск" w:value="ТО РПН / ТО РПН: Пуск"/>
                   <w:listItem w:displayText="ТО РПН / ТО РПН: Пуск ИО тока" w:value="ТО РПН / ТО РПН: Пуск ИО тока"/>
                   <w:listItem w:displayText="ТО РПН / ТО РПН: Функция введена в работу" w:value="ТО РПН / ТО РПН: Функция введена в работу"/>
                   <w:listItem w:displayText="ТО РПН / ТО РПН: Функция оперативно выведена из работы" w:value="ТО РПН / ТО РПН: Функция оперативно выведена из работы"/>
-                  <w:listItem w:displayText="УВ / УВ: Включить" w:value="УВ / УВ: Включить"/>
-                  <w:listItem w:displayText="УВ / УВ: Функция введена в работу" w:value="УВ / УВ: Функция введена в работу"/>
-                  <w:listItem w:displayText="УВ / УВ: Функция оперативно выведена из работы" w:value="УВ / УВ: Функция оперативно выведена из работы"/>
                   <w:listItem w:displayText="УРОВ ВН / УРОВ: Пуск" w:value="УРОВ ВН / УРОВ: Пуск"/>
                   <w:listItem w:displayText="УРОВ ВН / УРОВ: Пуск ИО максимального тока" w:value="УРОВ ВН / УРОВ: Пуск ИО максимального тока"/>
                   <w:listItem w:displayText="УРОВ ВН / УРОВ: Срабатывание" w:value="УРОВ ВН / УРОВ: Срабатывание"/>
                   <w:listItem w:displayText="УРОВ ВН / УРОВ: Срабатывание «на себя»" w:value="УРОВ ВН / УРОВ: Срабатывание «на себя»"/>
-                  <w:listItem w:displayText="УРОВ ВН / УРОВ: Ускорение" w:value="УРОВ ВН / УРОВ: Ускорение"/>
                   <w:listItem w:displayText="УРОВ ВН / УРОВ: Функция введена в работу" w:value="УРОВ ВН / УРОВ: Функция введена в работу"/>
                   <w:listItem w:displayText="УРОВ ВН / УРОВ: Функция оперативно выведена из работы" w:value="УРОВ ВН / УРОВ: Функция оперативно выведена из работы"/>
                   <w:listItem w:displayText=" " w:value="SPACER" w:disabled="true"/>
@@ -7157,36 +7028,42 @@
                   <w:listItem w:displayText="Слот М5. Блок выходных реле (К002): Статус" w:value="Слот М5. Блок выходных реле (К002): Статус"/>
                   <w:listItem w:displayText="Слот М5. Блок выходных реле (К002): Статус" w:value="Слот М5. Блок выходных реле (К002): Статус"/>
                   <w:listItem w:displayText="Слот М5. Блок выходных реле (К002): Статус" w:value="Слот М5. Блок выходных реле (К002): Статус"/>
-                  <w:listItem w:displayText="Слот М6. Блок дискретных входов (В001): Отказ блока" w:value="Слот М6. Блок дискретных входов (В001): Отказ блока"/>
-                  <w:listItem w:displayText="Слот М6. Блок дискретных входов (В001): Блок не определен" w:value="Слот М6. Блок дискретных входов (В001): Блок не определен"/>
-                  <w:listItem w:displayText="Слот М6. Блок дискретных входов (В001): Статус" w:value="Слот М6. Блок дискретных входов (В001): Статус"/>
-                  <w:listItem w:displayText="Слот М6. Блок дискретных входов (В001): Статус" w:value="Слот М6. Блок дискретных входов (В001): Статус"/>
-                  <w:listItem w:displayText="Слот М6. Блок дискретных входов (В001): Статус" w:value="Слот М6. Блок дискретных входов (В001): Статус"/>
-                  <w:listItem w:displayText="Слот М6. Блок дискретных входов (В001): Статус" w:value="Слот М6. Блок дискретных входов (В001): Статус"/>
-                  <w:listItem w:displayText="Слот М6. Блок дискретных входов (В001): Статус" w:value="Слот М6. Блок дискретных входов (В001): Статус"/>
-                  <w:listItem w:displayText="Слот М6. Блок дискретных входов (В001): Статус" w:value="Слот М6. Блок дискретных входов (В001): Статус"/>
-                  <w:listItem w:displayText="Слот М6. Блок дискретных входов (В001): Статус" w:value="Слот М6. Блок дискретных входов (В001): Статус"/>
-                  <w:listItem w:displayText="Слот М6. Блок дискретных входов (В001): Статус" w:value="Слот М6. Блок дискретных входов (В001): Статус"/>
-                  <w:listItem w:displayText="Слот М7. Блок дискретных входов (В001): Отказ блока" w:value="Слот М7. Блок дискретных входов (В001): Отказ блока"/>
-                  <w:listItem w:displayText="Слот М7. Блок дискретных входов (В001): Блок не определен" w:value="Слот М7. Блок дискретных входов (В001): Блок не определен"/>
-                  <w:listItem w:displayText="Слот М7. Блок дискретных входов (В001): Статус" w:value="Слот М7. Блок дискретных входов (В001): Статус"/>
-                  <w:listItem w:displayText="Слот М7. Блок дискретных входов (В001): Статус" w:value="Слот М7. Блок дискретных входов (В001): Статус"/>
-                  <w:listItem w:displayText="Слот М7. Блок дискретных входов (В001): Статус" w:value="Слот М7. Блок дискретных входов (В001): Статус"/>
-                  <w:listItem w:displayText="Слот М7. Блок дискретных входов (В001): Статус" w:value="Слот М7. Блок дискретных входов (В001): Статус"/>
-                  <w:listItem w:displayText="Слот М7. Блок дискретных входов (В001): Статус" w:value="Слот М7. Блок дискретных входов (В001): Статус"/>
-                  <w:listItem w:displayText="Слот М7. Блок дискретных входов (В001): Статус" w:value="Слот М7. Блок дискретных входов (В001): Статус"/>
-                  <w:listItem w:displayText="Слот М7. Блок дискретных входов (В001): Статус" w:value="Слот М7. Блок дискретных входов (В001): Статус"/>
-                  <w:listItem w:displayText="Слот М7. Блок дискретных входов (В001): Статус" w:value="Слот М7. Блок дискретных входов (В001): Статус"/>
-                  <w:listItem w:displayText="Слот М8. Блок дискретных входов (В001): Отказ блока" w:value="Слот М8. Блок дискретных входов (В001): Отказ блока"/>
-                  <w:listItem w:displayText="Слот М8. Блок дискретных входов (В001): Блок не определен" w:value="Слот М8. Блок дискретных входов (В001): Блок не определен"/>
-                  <w:listItem w:displayText="Слот М8. Блок дискретных входов (В001): Статус" w:value="Слот М8. Блок дискретных входов (В001): Статус"/>
-                  <w:listItem w:displayText="Слот М8. Блок дискретных входов (В001): Статус" w:value="Слот М8. Блок дискретных входов (В001): Статус"/>
-                  <w:listItem w:displayText="Слот М8. Блок дискретных входов (В001): Статус" w:value="Слот М8. Блок дискретных входов (В001): Статус"/>
-                  <w:listItem w:displayText="Слот М8. Блок дискретных входов (В001): Статус" w:value="Слот М8. Блок дискретных входов (В001): Статус"/>
-                  <w:listItem w:displayText="Слот М8. Блок дискретных входов (В001): Статус" w:value="Слот М8. Блок дискретных входов (В001): Статус"/>
-                  <w:listItem w:displayText="Слот М8. Блок дискретных входов (В001): Статус" w:value="Слот М8. Блок дискретных входов (В001): Статус"/>
-                  <w:listItem w:displayText="Слот М8. Блок дискретных входов (В001): Статус" w:value="Слот М8. Блок дискретных входов (В001): Статус"/>
-                  <w:listItem w:displayText="Слот М8. Блок дискретных входов (В001): Статус" w:value="Слот М8. Блок дискретных входов (В001): Статус"/>
+                  <w:listItem w:displayText="Слот М6. Блок выходных реле (К002): Отказ блока" w:value="Слот М6. Блок выходных реле (К002): Отказ блока"/>
+                  <w:listItem w:displayText="Слот М6. Блок выходных реле (К002): Блок не определен" w:value="Слот М6. Блок выходных реле (К002): Блок не определен"/>
+                  <w:listItem w:displayText="Слот М6. Блок выходных реле (К002): Статус" w:value="Слот М6. Блок выходных реле (К002): Статус"/>
+                  <w:listItem w:displayText="Слот М6. Блок выходных реле (К002): Статус" w:value="Слот М6. Блок выходных реле (К002): Статус"/>
+                  <w:listItem w:displayText="Слот М6. Блок выходных реле (К002): Статус" w:value="Слот М6. Блок выходных реле (К002): Статус"/>
+                  <w:listItem w:displayText="Слот М6. Блок выходных реле (К002): Статус" w:value="Слот М6. Блок выходных реле (К002): Статус"/>
+                  <w:listItem w:displayText="Слот М6. Блок выходных реле (К002): Статус" w:value="Слот М6. Блок выходных реле (К002): Статус"/>
+                  <w:listItem w:displayText="Слот М6. Блок выходных реле (К002): Статус" w:value="Слот М6. Блок выходных реле (К002): Статус"/>
+                  <w:listItem w:displayText="Слот М6. Блок выходных реле (К002): Статус" w:value="Слот М6. Блок выходных реле (К002): Статус"/>
+                  <w:listItem w:displayText="Слот М6. Блок выходных реле (К002): Статус" w:value="Слот М6. Блок выходных реле (К002): Статус"/>
+                  <w:listItem w:displayText="Слот М7. Блок выходных реле (К002): Отказ блока" w:value="Слот М7. Блок выходных реле (К002): Отказ блока"/>
+                  <w:listItem w:displayText="Слот М7. Блок выходных реле (К002): Блок не определен" w:value="Слот М7. Блок выходных реле (К002): Блок не определен"/>
+                  <w:listItem w:displayText="Слот М7. Блок выходных реле (К002): Статус" w:value="Слот М7. Блок выходных реле (К002): Статус"/>
+                  <w:listItem w:displayText="Слот М7. Блок выходных реле (К002): Статус" w:value="Слот М7. Блок выходных реле (К002): Статус"/>
+                  <w:listItem w:displayText="Слот М7. Блок выходных реле (К002): Статус" w:value="Слот М7. Блок выходных реле (К002): Статус"/>
+                  <w:listItem w:displayText="Слот М7. Блок выходных реле (К002): Статус" w:value="Слот М7. Блок выходных реле (К002): Статус"/>
+                  <w:listItem w:displayText="Слот М7. Блок выходных реле (К002): Статус" w:value="Слот М7. Блок выходных реле (К002): Статус"/>
+                  <w:listItem w:displayText="Слот М7. Блок выходных реле (К002): Статус" w:value="Слот М7. Блок выходных реле (К002): Статус"/>
+                  <w:listItem w:displayText="Слот М7. Блок выходных реле (К002): Статус" w:value="Слот М7. Блок выходных реле (К002): Статус"/>
+                  <w:listItem w:displayText="Слот М7. Блок выходных реле (К002): Статус" w:value="Слот М7. Блок выходных реле (К002): Статус"/>
+                  <w:listItem w:displayText="Слот М8. Блок дискретных входов (В021): Отказ блока" w:value="Слот М8. Блок дискретных входов (В021): Отказ блока"/>
+                  <w:listItem w:displayText="Слот М8. Блок дискретных входов (В021): Блок не определен" w:value="Слот М8. Блок дискретных входов (В021): Блок не определен"/>
+                  <w:listItem w:displayText="Слот М8. Блок дискретных входов (В021): Статус" w:value="Слот М8. Блок дискретных входов (В021): Статус"/>
+                  <w:listItem w:displayText="Слот М8. Блок дискретных входов (В021): Статус" w:value="Слот М8. Блок дискретных входов (В021): Статус"/>
+                  <w:listItem w:displayText="Слот М8. Блок дискретных входов (В021): Статус" w:value="Слот М8. Блок дискретных входов (В021): Статус"/>
+                  <w:listItem w:displayText="Слот М8. Блок дискретных входов (В021): Статус" w:value="Слот М8. Блок дискретных входов (В021): Статус"/>
+                  <w:listItem w:displayText="Слот М8. Блок дискретных входов (В021): Статус" w:value="Слот М8. Блок дискретных входов (В021): Статус"/>
+                  <w:listItem w:displayText="Слот М8. Блок дискретных входов (В021): Статус" w:value="Слот М8. Блок дискретных входов (В021): Статус"/>
+                  <w:listItem w:displayText="Слот М8. Блок дискретных входов (В021): Статус" w:value="Слот М8. Блок дискретных входов (В021): Статус"/>
+                  <w:listItem w:displayText="Слот М8. Блок дискретных входов (В021): Статус" w:value="Слот М8. Блок дискретных входов (В021): Статус"/>
+                  <w:listItem w:displayText="Слот М8. Блок дискретных входов (В021): Статус" w:value="Слот М8. Блок дискретных входов (В021): Статус"/>
+                  <w:listItem w:displayText="Слот М8. Блок дискретных входов (В021): Статус" w:value="Слот М8. Блок дискретных входов (В021): Статус"/>
+                  <w:listItem w:displayText="Слот М8. Блок дискретных входов (В021): Статус" w:value="Слот М8. Блок дискретных входов (В021): Статус"/>
+                  <w:listItem w:displayText="Слот М8. Блок дискретных входов (В021): Статус" w:value="Слот М8. Блок дискретных входов (В021): Статус"/>
+                  <w:listItem w:displayText="Слот М8. Блок дискретных входов (В021): Статус" w:value="Слот М8. Блок дискретных входов (В021): Статус"/>
+                  <w:listItem w:displayText="Слот М8. Блок дискретных входов (В021): Статус" w:value="Слот М8. Блок дискретных входов (В021): Статус"/>
                   <w:listItem w:displayText="Слот М9. Блок дискретных входов (В021): Отказ блока" w:value="Слот М9. Блок дискретных входов (В021): Отказ блока"/>
                   <w:listItem w:displayText="Слот М9. Блок дискретных входов (В021): Блок не определен" w:value="Слот М9. Блок дискретных входов (В021): Блок не определен"/>
                   <w:listItem w:displayText="Слот М9. Блок дискретных входов (В021): Статус" w:value="Слот М9. Блок дискретных входов (В021): Статус"/>
@@ -7235,12 +7112,12 @@
                   <w:listItem w:displayText="Слот М11. Блок дискретных входов (В021): Статус" w:value="Слот М11. Блок дискретных входов (В021): Статус"/>
                   <w:listItem w:displayText="Слот М11. Блок дискретных входов (В021): Статус" w:value="Слот М11. Блок дискретных входов (В021): Статус"/>
                   <w:listItem w:displayText="Слот М11. Блок дискретных входов (В021): Статус" w:value="Слот М11. Блок дискретных входов (В021): Статус"/>
-                  <w:listItem w:displayText="Слот М12. Измерительный блок (М046): Отказ блока" w:value="Слот М12. Измерительный блок (М046): Отказ блока"/>
-                  <w:listItem w:displayText="Слот М12. Измерительный блок (М046): Блок не определен" w:value="Слот М12. Измерительный блок (М046): Блок не определен"/>
-                  <w:listItem w:displayText="Слот М12. Измерительный блок (М046): Неисправность АЦП" w:value="Слот М12. Измерительный блок (М046): Неисправность АЦП"/>
-                  <w:listItem w:displayText="Слот М12. Измерительный блок (М046): Обрыв цепей ТН" w:value="Слот М12. Измерительный блок (М046): Обрыв цепей ТН"/>
-                  <w:listItem w:displayText="Слот М12. Измерительный блок (М046): Несимметрия измерений" w:value="Слот М12. Измерительный блок (М046): Несимметрия измерений"/>
-                  <w:listItem w:displayText="Слот М12. Измерительный блок (М046): Ошибка номинала ТТ" w:value="Слот М12. Измерительный блок (М046): Ошибка номинала ТТ"/>
+                  <w:listItem w:displayText="Слот М12. Измерительный блок (М090): Блок модуля" w:value="Слот М12. Измерительный блок (М090): Блок модуля"/>
+                  <w:listItem w:displayText="Слот М12. Измерительный блок (М090): Блок не определен" w:value="Слот М12. Измерительный блок (М090): Блок не определен"/>
+                  <w:listItem w:displayText="Слот М12. Измерительный блок (М090): Неисправность АЦП" w:value="Слот М12. Измерительный блок (М090): Неисправность АЦП"/>
+                  <w:listItem w:displayText="Слот М12. Измерительный блок (М090): Обрыв цепей ТН" w:value="Слот М12. Измерительный блок (М090): Обрыв цепей ТН"/>
+                  <w:listItem w:displayText="Слот М12. Измерительный блок (М090): Несимметрия измерений" w:value="Слот М12. Измерительный блок (М090): Несимметрия измерений"/>
+                  <w:listItem w:displayText="Слот М12. Измерительный блок (М090): Ошибка номинала ТТ" w:value="Слот М12. Измерительный блок (М090): Ошибка номинала ТТ"/>
                   <w:listItem w:displayText="Слот М14. Центральный процессор (С01): Отказ блока ЦП" w:value="Слот М14. Центральный процессор (С01): Отказ блока ЦП"/>
                   <w:listItem w:displayText="Слот М14. Центральный процессор (С01): Неисправность ПЗУ ЦП" w:value="Слот М14. Центральный процессор (С01): Неисправность ПЗУ ЦП"/>
                   <w:listItem w:displayText="Слот М14. Центральный процессор (С01): Неисправность ПЗУ MPU" w:value="Слот М14. Центральный процессор (С01): Неисправность ПЗУ MPU"/>
@@ -7322,74 +7199,103 @@
                 <w:dropDownList>
                   <w:listItem w:displayText="Не назначено" w:value=""/>
                   <w:listItem w:displayText="──────── Сигналы РЗиА ────────" w:value="INPUTS_HEADER" w:disabled="true"/>
-                  <w:listItem w:displayText="ЗОП / ЗОП: Пуск" w:value="ЗОП / ЗОП: Пуск"/>
-                  <w:listItem w:displayText="ЗОП / ЗОП: Пуск ИО по несимметрии токов прямой и обратной последовательности" w:value="ЗОП / ЗОП: Пуск ИО по несимметрии токов прямой и обратной последовательности"/>
-                  <w:listItem w:displayText="ЗОП / ЗОП: Пуск ИО тока обратной последовательности" w:value="ЗОП / ЗОП: Пуск ИО тока обратной последовательности"/>
-                  <w:listItem w:displayText="ЗОП / ЗОП: Срабатывание" w:value="ЗОП / ЗОП: Срабатывание"/>
-                  <w:listItem w:displayText="ЗОП / ЗОП: Срабатывание на сигнал" w:value="ЗОП / ЗОП: Срабатывание на сигнал"/>
-                  <w:listItem w:displayText="ЗОП / ЗОП: Функция введена в работу" w:value="ЗОП / ЗОП: Функция введена в работу"/>
-                  <w:listItem w:displayText="ЗОП / ЗОП: Функция оперативно выведена из работы" w:value="ЗОП / ЗОП: Функция оперативно выведена из работы"/>
-                  <w:listItem w:displayText="ЗП / ЗП: Пуск" w:value="ЗП / ЗП: Пуск"/>
-                  <w:listItem w:displayText="ЗП / ЗП: Пуск ИО максимального тока" w:value="ЗП / ЗП: Пуск ИО максимального тока"/>
+                  <w:listItem w:displayText="ДЗТ / БВКЗ: Срабатывание БВКЗ" w:value="ДЗТ / БВКЗ: Срабатывание БВКЗ"/>
+                  <w:listItem w:displayText="ДЗТ / БВКЗ: Срабатывание БВКЗ по фазе A" w:value="ДЗТ / БВКЗ: Срабатывание БВКЗ по фазе A"/>
+                  <w:listItem w:displayText="ДЗТ / БВКЗ: Срабатывание БВКЗ по фазе B" w:value="ДЗТ / БВКЗ: Срабатывание БВКЗ по фазе B"/>
+                  <w:listItem w:displayText="ДЗТ / БВКЗ: Срабатывание БВКЗ по фазе C" w:value="ДЗТ / БВКЗ: Срабатывание БВКЗ по фазе C"/>
+                  <w:listItem w:displayText="ДЗТ / Д2Г: Пуск Д2Г" w:value="ДЗТ / Д2Г: Пуск Д2Г"/>
+                  <w:listItem w:displayText="ДЗТ / Д2Г: Пуск Д2Г по фазе A" w:value="ДЗТ / Д2Г: Пуск Д2Г по фазе A"/>
+                  <w:listItem w:displayText="ДЗТ / Д2Г: Пуск Д2Г по фазе B" w:value="ДЗТ / Д2Г: Пуск Д2Г по фазе B"/>
+                  <w:listItem w:displayText="ДЗТ / Д2Г: Пуск Д2Г по фазе C" w:value="ДЗТ / Д2Г: Пуск Д2Г по фазе C"/>
+                  <w:listItem w:displayText="ДЗТ / Д5Г: Пуск Д5Г" w:value="ДЗТ / Д5Г: Пуск Д5Г"/>
+                  <w:listItem w:displayText="ДЗТ / Д5Г: Пуск Д5Г по фазе A" w:value="ДЗТ / Д5Г: Пуск Д5Г по фазе A"/>
+                  <w:listItem w:displayText="ДЗТ / Д5Г: Пуск Д5Г по фазе B" w:value="ДЗТ / Д5Г: Пуск Д5Г по фазе B"/>
+                  <w:listItem w:displayText="ДЗТ / Д5Г: Пуск Д5Г по фазе C" w:value="ДЗТ / Д5Г: Пуск Д5Г по фазе C"/>
+                  <w:listItem w:displayText="ДЗТ / ДЗТ: Срабатывание ДЗТ" w:value="ДЗТ / ДЗТ: Срабатывание ДЗТ"/>
+                  <w:listItem w:displayText="ДЗТ / ДТЗт: Пуск ДТЗт" w:value="ДЗТ / ДТЗт: Пуск ДТЗт"/>
+                  <w:listItem w:displayText="ДЗТ / ДТЗт: Пуск ДТЗт по фазе A" w:value="ДЗТ / ДТЗт: Пуск ДТЗт по фазе A"/>
+                  <w:listItem w:displayText="ДЗТ / ДТЗт: Пуск ДТЗт по фазе B" w:value="ДЗТ / ДТЗт: Пуск ДТЗт по фазе B"/>
+                  <w:listItem w:displayText="ДЗТ / ДТЗт: Пуск ДТЗт по фазе C" w:value="ДЗТ / ДТЗт: Пуск ДТЗт по фазе C"/>
+                  <w:listItem w:displayText="ДЗТ / ДТЗт: Пуск ИО по фазе A" w:value="ДЗТ / ДТЗт: Пуск ИО по фазе A"/>
+                  <w:listItem w:displayText="ДЗТ / ДТЗт: Пуск ИО по фазе B" w:value="ДЗТ / ДТЗт: Пуск ИО по фазе B"/>
+                  <w:listItem w:displayText="ДЗТ / ДТЗт: Пуск ИО по фазе C" w:value="ДЗТ / ДТЗт: Пуск ИО по фазе C"/>
+                  <w:listItem w:displayText="ДЗТ / ДТЗт: Срабатывание ДТЗт" w:value="ДЗТ / ДТЗт: Срабатывание ДТЗт"/>
+                  <w:listItem w:displayText="ДЗТ / ДТЗт: Срабатывание ДТЗт на сигнал" w:value="ДЗТ / ДТЗт: Срабатывание ДТЗт на сигнал"/>
+                  <w:listItem w:displayText="ДЗТ / ДТЗт: Срабатывание ДТЗт по фазе A" w:value="ДЗТ / ДТЗт: Срабатывание ДТЗт по фазе A"/>
+                  <w:listItem w:displayText="ДЗТ / ДТЗт: Срабатывание ДТЗт по фазе A на сигнал" w:value="ДЗТ / ДТЗт: Срабатывание ДТЗт по фазе A на сигнал"/>
+                  <w:listItem w:displayText="ДЗТ / ДТЗт: Срабатывание ДТЗт по фазе B" w:value="ДЗТ / ДТЗт: Срабатывание ДТЗт по фазе B"/>
+                  <w:listItem w:displayText="ДЗТ / ДТЗт: Срабатывание ДТЗт по фазе B на сигнал" w:value="ДЗТ / ДТЗт: Срабатывание ДТЗт по фазе B на сигнал"/>
+                  <w:listItem w:displayText="ДЗТ / ДТЗт: Срабатывание ДТЗт по фазе C" w:value="ДЗТ / ДТЗт: Срабатывание ДТЗт по фазе C"/>
+                  <w:listItem w:displayText="ДЗТ / ДТЗт: Срабатывание ДТЗт по фазе C на сигнал" w:value="ДЗТ / ДТЗт: Срабатывание ДТЗт по фазе C на сигнал"/>
+                  <w:listItem w:displayText="ДЗТ / ДТЗт: Функция введена в работу" w:value="ДЗТ / ДТЗт: Функция введена в работу"/>
+                  <w:listItem w:displayText="ДЗТ / ДТЗт: Функция оперативно выведена из работы" w:value="ДЗТ / ДТЗт: Функция оперативно выведена из работы"/>
+                  <w:listItem w:displayText="ДЗТ / ДТО: Пуск ДТО" w:value="ДЗТ / ДТО: Пуск ДТО"/>
+                  <w:listItem w:displayText="ДЗТ / ДТО: Пуск ДТО по фазе A" w:value="ДЗТ / ДТО: Пуск ДТО по фазе A"/>
+                  <w:listItem w:displayText="ДЗТ / ДТО: Пуск ДТО по фазе B" w:value="ДЗТ / ДТО: Пуск ДТО по фазе B"/>
+                  <w:listItem w:displayText="ДЗТ / ДТО: Пуск ДТО по фазе C" w:value="ДЗТ / ДТО: Пуск ДТО по фазе C"/>
+                  <w:listItem w:displayText="ДЗТ / ДТО: Пуск ИО по фазе A" w:value="ДЗТ / ДТО: Пуск ИО по фазе A"/>
+                  <w:listItem w:displayText="ДЗТ / ДТО: Пуск ИО по фазе B" w:value="ДЗТ / ДТО: Пуск ИО по фазе B"/>
+                  <w:listItem w:displayText="ДЗТ / ДТО: Пуск ИО по фазе C" w:value="ДЗТ / ДТО: Пуск ИО по фазе C"/>
+                  <w:listItem w:displayText="ДЗТ / ДТО: Срабатывание ДТО" w:value="ДЗТ / ДТО: Срабатывание ДТО"/>
+                  <w:listItem w:displayText="ДЗТ / ДТО: Срабатывание ДТО на сигнал" w:value="ДЗТ / ДТО: Срабатывание ДТО на сигнал"/>
+                  <w:listItem w:displayText="ДЗТ / ДТО: Срабатывание ДТО по фазе A" w:value="ДЗТ / ДТО: Срабатывание ДТО по фазе A"/>
+                  <w:listItem w:displayText="ДЗТ / ДТО: Срабатывание ДТО по фазе A на сигнал" w:value="ДЗТ / ДТО: Срабатывание ДТО по фазе A на сигнал"/>
+                  <w:listItem w:displayText="ДЗТ / ДТО: Срабатывание ДТО по фазе B" w:value="ДЗТ / ДТО: Срабатывание ДТО по фазе B"/>
+                  <w:listItem w:displayText="ДЗТ / ДТО: Срабатывание ДТО по фазе B на сигнал" w:value="ДЗТ / ДТО: Срабатывание ДТО по фазе B на сигнал"/>
+                  <w:listItem w:displayText="ДЗТ / ДТО: Срабатывание ДТО по фазе C" w:value="ДЗТ / ДТО: Срабатывание ДТО по фазе C"/>
+                  <w:listItem w:displayText="ДЗТ / ДТО: Срабатывание ДТО по фазе C на сигнал" w:value="ДЗТ / ДТО: Срабатывание ДТО по фазе C на сигнал"/>
+                  <w:listItem w:displayText="ДЗТ / ДТО: Функция введена в работу" w:value="ДЗТ / ДТО: Функция введена в работу"/>
+                  <w:listItem w:displayText="ДЗТ / ДТО: Функция оперативно выведена из работы" w:value="ДЗТ / ДТО: Функция оперативно выведена из работы"/>
+                  <w:listItem w:displayText="ДЗТ / КЦТнеб: Неисправность" w:value="ДЗТ / КЦТнеб: Неисправность"/>
+                  <w:listItem w:displayText="ДЗТ / КЦТнеб: Срабатывание" w:value="ДЗТ / КЦТнеб: Срабатывание"/>
+                  <w:listItem w:displayText="ДЗТ / КЦТнеб: Срабатывание фазы A" w:value="ДЗТ / КЦТнеб: Срабатывание фазы A"/>
+                  <w:listItem w:displayText="ДЗТ / КЦТнеб: Срабатывание фазы B" w:value="ДЗТ / КЦТнеб: Срабатывание фазы B"/>
+                  <w:listItem w:displayText="ДЗТ / КЦТнеб: Срабатывание фазы C" w:value="ДЗТ / КЦТнеб: Срабатывание фазы C"/>
+                  <w:listItem w:displayText="ДЗТ / КЦТнеб: Функция введена в работу" w:value="ДЗТ / КЦТнеб: Функция введена в работу"/>
+                  <w:listItem w:displayText="ДЗТ / КЦТнеб: Функция оперативно выведена из работы" w:value="ДЗТ / КЦТнеб: Функция оперативно выведена из работы"/>
+                  <w:listItem w:displayText="ЗП / ЗП ВН: Пуск" w:value="ЗП / ЗП ВН: Пуск"/>
+                  <w:listItem w:displayText="ЗП / ЗП ВН: Пуск ИО максимального тока" w:value="ЗП / ЗП ВН: Пуск ИО максимального тока"/>
+                  <w:listItem w:displayText="ЗП / ЗП ВН: Срабатывание" w:value="ЗП / ЗП ВН: Срабатывание"/>
+                  <w:listItem w:displayText="ЗП / ЗП ВН: Срабатывание на отключение" w:value="ЗП / ЗП ВН: Срабатывание на отключение"/>
+                  <w:listItem w:displayText="ЗП / ЗП ВН: Функция введена в работу" w:value="ЗП / ЗП ВН: Функция введена в работу"/>
+                  <w:listItem w:displayText="ЗП / ЗП ВН: Функция оперативно выведена из работы" w:value="ЗП / ЗП ВН: Функция оперативно выведена из работы"/>
+                  <w:listItem w:displayText="ЗП / ЗП НН (НН2): Пуск" w:value="ЗП / ЗП НН (НН2): Пуск"/>
+                  <w:listItem w:displayText="ЗП / ЗП НН (НН2): Пуск ИО максимального тока" w:value="ЗП / ЗП НН (НН2): Пуск ИО максимального тока"/>
+                  <w:listItem w:displayText="ЗП / ЗП НН (НН2): Срабатывание" w:value="ЗП / ЗП НН (НН2): Срабатывание"/>
+                  <w:listItem w:displayText="ЗП / ЗП НН (НН2): Срабатывание на отключение" w:value="ЗП / ЗП НН (НН2): Срабатывание на отключение"/>
+                  <w:listItem w:displayText="ЗП / ЗП НН (НН2): Функция введена в работу" w:value="ЗП / ЗП НН (НН2): Функция введена в работу"/>
+                  <w:listItem w:displayText="ЗП / ЗП НН (НН2): Функция оперативно выведена из работы" w:value="ЗП / ЗП НН (НН2): Функция оперативно выведена из работы"/>
+                  <w:listItem w:displayText="ЗП / ЗП СН (НН1): Пуск" w:value="ЗП / ЗП СН (НН1): Пуск"/>
+                  <w:listItem w:displayText="ЗП / ЗП СН (НН1): Пуск ИО максимального тока" w:value="ЗП / ЗП СН (НН1): Пуск ИО максимального тока"/>
+                  <w:listItem w:displayText="ЗП / ЗП СН (НН1): Срабатывание" w:value="ЗП / ЗП СН (НН1): Срабатывание"/>
+                  <w:listItem w:displayText="ЗП / ЗП СН (НН1): Срабатывание на отключение" w:value="ЗП / ЗП СН (НН1): Срабатывание на отключение"/>
+                  <w:listItem w:displayText="ЗП / ЗП СН (НН1): Функция введена в работу" w:value="ЗП / ЗП СН (НН1): Функция введена в работу"/>
+                  <w:listItem w:displayText="ЗП / ЗП СН (НН1): Функция оперативно выведена из работы" w:value="ЗП / ЗП СН (НН1): Функция оперативно выведена из работы"/>
                   <w:listItem w:displayText="ЗП / ЗП: Срабатывание" w:value="ЗП / ЗП: Срабатывание"/>
-                  <w:listItem w:displayText="ЗП / ЗП: Срабатывание на отключение" w:value="ЗП / ЗП: Срабатывание на отключение"/>
-                  <w:listItem w:displayText="ЗП / ЗП: Функция введена в работу" w:value="ЗП / ЗП: Функция введена в работу"/>
-                  <w:listItem w:displayText="ЗП / ЗП: Функция оперативно выведена из работы" w:value="ЗП / ЗП: Функция оперативно выведена из работы"/>
-                  <w:listItem w:displayText="КА / В: Выключатель включен" w:value="КА / В: Выключатель включен"/>
-                  <w:listItem w:displayText="КА / В: Выключатель отключен" w:value="КА / В: Выключатель отключен"/>
-                  <w:listItem w:displayText="КА / В: Команда «включить» выключатель через выходное реле" w:value="КА / В: Команда «включить» выключатель через выходное реле"/>
-                  <w:listItem w:displayText="КА / В: Команда «отключить» выключатель через выходное реле" w:value="КА / В: Команда «отключить» выключатель через выходное реле"/>
-                  <w:listItem w:displayText="КА / В: Неисправное положение выключателя" w:value="КА / В: Неисправное положение выключателя"/>
-                  <w:listItem w:displayText="КА / В: Промежуточное положение выключателя" w:value="КА / В: Промежуточное положение выключателя"/>
-                  <w:listItem w:displayText="КА / В: Функция введена в работу" w:value="КА / В: Функция введена в работу"/>
-                  <w:listItem w:displayText="КА / КА: Функция введена в работу" w:value="КА / КА: Функция введена в работу"/>
-                  <w:listItem w:displayText="КА / КА: Функция оперативно выведена из работы" w:value="КА / КА: Функция оперативно выведена из работы"/>
-                  <w:listItem w:displayText="КП / КП: Функция введена в работу" w:value="КП / КП: Функция введена в работу"/>
-                  <w:listItem w:displayText="КП / КП: Функция оперативно выведена из работы" w:value="КП / КП: Функция оперативно выведена из работы"/>
-                  <w:listItem w:displayText="КП / УВ: Включить выключатель" w:value="КП / УВ: Включить выключатель"/>
-                  <w:listItem w:displayText="КП / УВ: Идет переключение" w:value="КП / УВ: Идет переключение"/>
-                  <w:listItem w:displayText="КП / УВ: Отключить выключатель" w:value="КП / УВ: Отключить выключатель"/>
-                  <w:listItem w:displayText="КП / УВ: Поведение местного управления" w:value="КП / УВ: Поведение местного управления"/>
-                  <w:listItem w:displayText="КП / УВ: Положение В (Включено)" w:value="КП / УВ: Положение В (Включено)"/>
-                  <w:listItem w:displayText="КП / УВ: Положение В (Не определено)" w:value="КП / УВ: Положение В (Не определено)"/>
-                  <w:listItem w:displayText="КП / УВ: Положение В (Неисправность)" w:value="КП / УВ: Положение В (Неисправность)"/>
-                  <w:listItem w:displayText="КП / УВ: Положение В (Отключено)" w:value="КП / УВ: Положение В (Отключено)"/>
-                  <w:listItem w:displayText="КП / УВ: Положение ключа режима управления" w:value="КП / УВ: Положение ключа режима управления"/>
-                  <w:listItem w:displayText="КП / УВ: Право переключения на уровне станции" w:value="КП / УВ: Право переключения на уровне станции"/>
-                  <w:listItem w:displayText="КП / УВ: Сигнал превышения допустимого времени переключения" w:value="КП / УВ: Сигнал превышения допустимого времени переключения"/>
-                  <w:listItem w:displayText="КП / УВ: Функция введена в работу" w:value="КП / УВ: Функция введена в работу"/>
-                  <w:listItem w:displayText="КРВ / КРВ: Превышен коммутационный ресурс выключателя" w:value="КРВ / КРВ: Превышен коммутационный ресурс выключателя"/>
-                  <w:listItem w:displayText="КРВ / КРВ: Превышен механический ресурс выключателя" w:value="КРВ / КРВ: Превышен механический ресурс выключателя"/>
-                  <w:listItem w:displayText="КРВ / КРВ: Превышен ресурс выключателя" w:value="КРВ / КРВ: Превышен ресурс выключателя"/>
-                  <w:listItem w:displayText="КРВ / КРВ: Функция введена в работу" w:value="КРВ / КРВ: Функция введена в работу"/>
-                  <w:listItem w:displayText="КСВ / КСВ: Блокировка включения В" w:value="КСВ / КСВ: Блокировка включения В"/>
-                  <w:listItem w:displayText="КСВ / КСВ: Блокировка отключения В" w:value="КСВ / КСВ: Блокировка отключения В"/>
-                  <w:listItem w:displayText="КСВ / КСВ: В аварийно отключен" w:value="КСВ / КСВ: В аварийно отключен"/>
-                  <w:listItem w:displayText="КСВ / КСВ: В самопроизвольно отключен" w:value="КСВ / КСВ: В самопроизвольно отключен"/>
-                  <w:listItem w:displayText="КСВ / КСВ: Защита ЭМВ" w:value="КСВ / КСВ: Защита ЭМВ"/>
-                  <w:listItem w:displayText="КСВ / КСВ: Защита ЭМО1" w:value="КСВ / КСВ: Защита ЭМО1"/>
-                  <w:listItem w:displayText="КСВ / КСВ: Защита ЭМО2" w:value="КСВ / КСВ: Защита ЭМО2"/>
-                  <w:listItem w:displayText="КСВ / КСВ: Неисправность В" w:value="КСВ / КСВ: Неисправность В"/>
-                  <w:listItem w:displayText="КСВ / КСВ: Неисправность цепей ЭМУ" w:value="КСВ / КСВ: Неисправность цепей ЭМУ"/>
-                  <w:listItem w:displayText="КСВ / КСВ: Реле фиксации команды" w:value="КСВ / КСВ: Реле фиксации команды"/>
-                  <w:listItem w:displayText="КСВ / КСВ: Функция введена в работу" w:value="КСВ / КСВ: Функция введена в работу"/>
-                  <w:listItem w:displayText="КСВ / КСВ: Функция оперативно выведена из работы" w:value="КСВ / КСВ: Функция оперативно выведена из работы"/>
-                  <w:listItem w:displayText="КЦН НН1 / КЦН: Неисправность цепей напряжения" w:value="КЦН НН1 / КЦН: Неисправность цепей напряжения"/>
-                  <w:listItem w:displayText="КЦН НН1 / КЦН: Пуск" w:value="КЦН НН1 / КЦН: Пуск"/>
-                  <w:listItem w:displayText="КЦН НН1 / КЦН: Пуск органа максимального напряжения ОП" w:value="КЦН НН1 / КЦН: Пуск органа максимального напряжения ОП"/>
-                  <w:listItem w:displayText="КЦН НН1 / КЦН: Пуск органа минимального напряжения" w:value="КЦН НН1 / КЦН: Пуск органа минимального напряжения"/>
-                  <w:listItem w:displayText="КЦН НН1 / КЦН: Функция введена в работу" w:value="КЦН НН1 / КЦН: Функция введена в работу"/>
-                  <w:listItem w:displayText="КЦН НН1 / КЦН: Функция оперативно выведена из работы" w:value="КЦН НН1 / КЦН: Функция оперативно выведена из работы"/>
-                  <w:listItem w:displayText="КЦН НН2 / КЦН: Неисправность цепей напряжения" w:value="КЦН НН2 / КЦН: Неисправность цепей напряжения"/>
-                  <w:listItem w:displayText="КЦН НН2 / КЦН: Пуск" w:value="КЦН НН2 / КЦН: Пуск"/>
-                  <w:listItem w:displayText="КЦН НН2 / КЦН: Пуск органа максимального напряжения ОП" w:value="КЦН НН2 / КЦН: Пуск органа максимального напряжения ОП"/>
-                  <w:listItem w:displayText="КЦН НН2 / КЦН: Пуск органа минимального напряжения" w:value="КЦН НН2 / КЦН: Пуск органа минимального напряжения"/>
-                  <w:listItem w:displayText="КЦН НН2 / КЦН: Функция введена в работу" w:value="КЦН НН2 / КЦН: Функция введена в работу"/>
-                  <w:listItem w:displayText="КЦН НН2 / КЦН: Функция оперативно выведена из работы" w:value="КЦН НН2 / КЦН: Функция оперативно выведена из работы"/>
-                  <w:listItem w:displayText="ЛЗТ / ЛЗТ: Пуск" w:value="ЛЗТ / ЛЗТ: Пуск"/>
-                  <w:listItem w:displayText="ЛЗТ / ЛЗТ: Срабатывание" w:value="ЛЗТ / ЛЗТ: Срабатывание"/>
-                  <w:listItem w:displayText="ЛЗТ / ЛЗТ: Функция введена в работу" w:value="ЛЗТ / ЛЗТ: Функция введена в работу"/>
-                  <w:listItem w:displayText="ЛЗТ / ЛЗТ: Функция оперативно выведена из работы" w:value="ЛЗТ / ЛЗТ: Функция оперативно выведена из работы"/>
+                  <w:listItem w:displayText="ЗПО / ЗПО: Пуск" w:value="ЗПО / ЗПО: Пуск"/>
+                  <w:listItem w:displayText="ЗПО / ЗПО: Срабатывание" w:value="ЗПО / ЗПО: Срабатывание"/>
+                  <w:listItem w:displayText="ЗПО / ЗПО: Срабатывание на сигнал" w:value="ЗПО / ЗПО: Срабатывание на сигнал"/>
+                  <w:listItem w:displayText="ЗПО / ЗПО: Функция введена в работу" w:value="ЗПО / ЗПО: Функция введена в работу"/>
+                  <w:listItem w:displayText="ЗПО / ЗПО: Функция оперативно выведена из работы" w:value="ЗПО / ЗПО: Функция оперативно выведена из работы"/>
+                  <w:listItem w:displayText="КЦТ / КЦТ: Срабатывание КЦТ" w:value="КЦТ / КЦТ: Срабатывание КЦТ"/>
+                  <w:listItem w:displayText="КЦТ / КЦТст1: Пуск КЦТст при асимметрии" w:value="КЦТ / КЦТст1: Пуск КЦТст при асимметрии"/>
+                  <w:listItem w:displayText="КЦТ / КЦТст1: Пуск КЦТст при обрыве провода" w:value="КЦТ / КЦТст1: Пуск КЦТст при обрыве провода"/>
+                  <w:listItem w:displayText="КЦТ / КЦТст1: Срабатывание КЦТст при асимметрии" w:value="КЦТ / КЦТст1: Срабатывание КЦТст при асимметрии"/>
+                  <w:listItem w:displayText="КЦТ / КЦТст1: Срабатывание КЦТст при обрыве провода" w:value="КЦТ / КЦТст1: Срабатывание КЦТст при обрыве провода"/>
+                  <w:listItem w:displayText="КЦТ / КЦТст1: Функция введена в работу" w:value="КЦТ / КЦТст1: Функция введена в работу"/>
+                  <w:listItem w:displayText="КЦТ / КЦТст1: Функция оперативно выведена из работы" w:value="КЦТ / КЦТст1: Функция оперативно выведена из работы"/>
+                  <w:listItem w:displayText="КЦТ / КЦТст2: Пуск КЦТст при асимметрии" w:value="КЦТ / КЦТст2: Пуск КЦТст при асимметрии"/>
+                  <w:listItem w:displayText="КЦТ / КЦТст2: Пуск КЦТст при обрыве провода" w:value="КЦТ / КЦТст2: Пуск КЦТст при обрыве провода"/>
+                  <w:listItem w:displayText="КЦТ / КЦТст2: Срабатывание КЦТст при асимметрии" w:value="КЦТ / КЦТст2: Срабатывание КЦТст при асимметрии"/>
+                  <w:listItem w:displayText="КЦТ / КЦТст2: Срабатывание КЦТст при обрыве провода" w:value="КЦТ / КЦТст2: Срабатывание КЦТст при обрыве провода"/>
+                  <w:listItem w:displayText="КЦТ / КЦТст2: Функция введена в работу" w:value="КЦТ / КЦТст2: Функция введена в работу"/>
+                  <w:listItem w:displayText="КЦТ / КЦТст2: Функция оперативно выведена из работы" w:value="КЦТ / КЦТст2: Функция оперативно выведена из работы"/>
+                  <w:listItem w:displayText="КЦТ / КЦТст3: Пуск КЦТст при асимметрии" w:value="КЦТ / КЦТст3: Пуск КЦТст при асимметрии"/>
+                  <w:listItem w:displayText="КЦТ / КЦТст3: Пуск КЦТст при обрыве провода" w:value="КЦТ / КЦТст3: Пуск КЦТст при обрыве провода"/>
+                  <w:listItem w:displayText="КЦТ / КЦТст3: Срабатывание КЦТст при асимметрии" w:value="КЦТ / КЦТст3: Срабатывание КЦТст при асимметрии"/>
+                  <w:listItem w:displayText="КЦТ / КЦТст3: Срабатывание КЦТст при обрыве провода" w:value="КЦТ / КЦТст3: Срабатывание КЦТст при обрыве провода"/>
+                  <w:listItem w:displayText="КЦТ / КЦТст3: Функция введена в работу" w:value="КЦТ / КЦТст3: Функция введена в работу"/>
+                  <w:listItem w:displayText="КЦТ / КЦТст3: Функция оперативно выведена из работы" w:value="КЦТ / КЦТст3: Функция оперативно выведена из работы"/>
                   <w:listItem w:displayText="ЛО ВН / ЛО: Отключение" w:value="ЛО ВН / ЛО: Отключение"/>
                   <w:listItem w:displayText="ЛО ВН / ЛО: Отключить аварийно" w:value="ЛО ВН / ЛО: Отключить аварийно"/>
                   <w:listItem w:displayText="ЛО ВН / ЛО: Функция введена в работу" w:value="ЛО ВН / ЛО: Функция введена в работу"/>
@@ -7409,9 +7315,6 @@
                   <w:listItem w:displayText="ЛО ГЗсигн / ЛО: Срабатывание на сигнал" w:value="ЛО ГЗсигн / ЛО: Срабатывание на сигнал"/>
                   <w:listItem w:displayText="ЛО ГЗсигн / ЛО: Функция введена в работу" w:value="ЛО ГЗсигн / ЛО: Функция введена в работу"/>
                   <w:listItem w:displayText="ЛО ГЗсигн / ЛО: Функция оперативно выведена из работы" w:value="ЛО ГЗсигн / ЛО: Функция оперативно выведена из работы"/>
-                  <w:listItem w:displayText="ЛО НН1 / ЗАВР: Запрет АВР" w:value="ЛО НН1 / ЗАВР: Запрет АВР"/>
-                  <w:listItem w:displayText="ЛО НН1 / ЗАВР: Функция введена в работу" w:value="ЛО НН1 / ЗАВР: Функция введена в работу"/>
-                  <w:listItem w:displayText="ЛО НН1 / ЗАВР: Функция оперативно выведена из работы" w:value="ЛО НН1 / ЗАВР: Функция оперативно выведена из работы"/>
                   <w:listItem w:displayText="ЛО НН1 / ЗАПВ: Запрет АПВ" w:value="ЛО НН1 / ЗАПВ: Запрет АПВ"/>
                   <w:listItem w:displayText="ЛО НН1 / ЗАПВ: Функция введена в работу" w:value="ЛО НН1 / ЗАПВ: Функция введена в работу"/>
                   <w:listItem w:displayText="ЛО НН1 / ЗАПВ: Функция оперативно выведена из работы" w:value="ЛО НН1 / ЗАПВ: Функция оперативно выведена из работы"/>
@@ -7419,9 +7322,6 @@
                   <w:listItem w:displayText="ЛО НН1 / ЛО: Отключить аварийно" w:value="ЛО НН1 / ЛО: Отключить аварийно"/>
                   <w:listItem w:displayText="ЛО НН1 / ЛО: Функция введена в работу" w:value="ЛО НН1 / ЛО: Функция введена в работу"/>
                   <w:listItem w:displayText="ЛО НН1 / ЛО: Функция оперативно выведена из работы" w:value="ЛО НН1 / ЛО: Функция оперативно выведена из работы"/>
-                  <w:listItem w:displayText="ЛО НН2 / ЗАВР: Запрет АВР" w:value="ЛО НН2 / ЗАВР: Запрет АВР"/>
-                  <w:listItem w:displayText="ЛО НН2 / ЗАВР: Функция введена в работу" w:value="ЛО НН2 / ЗАВР: Функция введена в работу"/>
-                  <w:listItem w:displayText="ЛО НН2 / ЗАВР: Функция оперативно выведена из работы" w:value="ЛО НН2 / ЗАВР: Функция оперативно выведена из работы"/>
                   <w:listItem w:displayText="ЛО НН2 / ЗАПВ: Запрет АПВ" w:value="ЛО НН2 / ЗАПВ: Запрет АПВ"/>
                   <w:listItem w:displayText="ЛО НН2 / ЗАПВ: Функция введена в работу" w:value="ЛО НН2 / ЗАПВ: Функция введена в работу"/>
                   <w:listItem w:displayText="ЛО НН2 / ЗАПВ: Функция оперативно выведена из работы" w:value="ЛО НН2 / ЗАПВ: Функция оперативно выведена из работы"/>
@@ -7429,84 +7329,68 @@
                   <w:listItem w:displayText="ЛО НН2 / ЛО: Отключить аварийно" w:value="ЛО НН2 / ЛО: Отключить аварийно"/>
                   <w:listItem w:displayText="ЛО НН2 / ЛО: Функция введена в работу" w:value="ЛО НН2 / ЛО: Функция введена в работу"/>
                   <w:listItem w:displayText="ЛО НН2 / ЛО: Функция оперативно выведена из работы" w:value="ЛО НН2 / ЛО: Функция оперативно выведена из работы"/>
-                  <w:listItem w:displayText="ЛО Т / ЗАВР: Запрет АВР" w:value="ЛО Т / ЗАВР: Запрет АВР"/>
-                  <w:listItem w:displayText="ЛО Т / ЗАВР: Функция введена в работу" w:value="ЛО Т / ЗАВР: Функция введена в работу"/>
-                  <w:listItem w:displayText="ЛО Т / ЗАВР: Функция оперативно выведена из работы" w:value="ЛО Т / ЗАВР: Функция оперативно выведена из работы"/>
                   <w:listItem w:displayText="ЛО Т / ЗАПВ: Запрет АПВ" w:value="ЛО Т / ЗАПВ: Запрет АПВ"/>
                   <w:listItem w:displayText="ЛО Т / ЗАПВ: Функция введена в работу" w:value="ЛО Т / ЗАПВ: Функция введена в работу"/>
                   <w:listItem w:displayText="ЛО Т / ЗАПВ: Функция оперативно выведена из работы" w:value="ЛО Т / ЗАПВ: Функция оперативно выведена из работы"/>
-                  <w:listItem w:displayText="ЛО Т / ЛО: Пуск" w:value="ЛО Т / ЛО: Пуск"/>
                   <w:listItem w:displayText="ЛО Т / ЛО: Срабатывание" w:value="ЛО Т / ЛО: Срабатывание"/>
                   <w:listItem w:displayText="ЛО Т / ЛО: Функция введена в работу" w:value="ЛО Т / ЛО: Функция введена в работу"/>
                   <w:listItem w:displayText="ЛО Т / ЛО: Функция оперативно выведена из работы" w:value="ЛО Т / ЛО: Функция оперативно выведена из работы"/>
-                  <w:listItem w:displayText="МТЗ / БЛЗШ: Блокировка" w:value="МТЗ / БЛЗШ: Блокировка"/>
-                  <w:listItem w:displayText="МТЗ / БНТ: Пуск БНТ" w:value="МТЗ / БНТ: Пуск БНТ"/>
-                  <w:listItem w:displayText="МТЗ / БНТ: Пуск БНТ по фазе A" w:value="МТЗ / БНТ: Пуск БНТ по фазе A"/>
-                  <w:listItem w:displayText="МТЗ / БНТ: Пуск БНТ по фазе B" w:value="МТЗ / БНТ: Пуск БНТ по фазе B"/>
-                  <w:listItem w:displayText="МТЗ / БНТ: Пуск БНТ по фазе C" w:value="МТЗ / БНТ: Пуск БНТ по фазе C"/>
-                  <w:listItem w:displayText="МТЗ / КПОН1: Пуск КПОН" w:value="МТЗ / КПОН1: Пуск КПОН"/>
-                  <w:listItem w:displayText="МТЗ / КПОН2: Пуск КПОН" w:value="МТЗ / КПОН2: Пуск КПОН"/>
-                  <w:listItem w:displayText="МТЗ / МТЗ 1 ст: Пуск" w:value="МТЗ / МТЗ 1 ст: Пуск"/>
-                  <w:listItem w:displayText="МТЗ / МТЗ 1 ст: Пуск ИО тока по фазе B" w:value="МТЗ / МТЗ 1 ст: Пуск ИО тока по фазе B"/>
-                  <w:listItem w:displayText="МТЗ / МТЗ 1 ст: Пуск ИО тока по фазе C" w:value="МТЗ / МТЗ 1 ст: Пуск ИО тока по фазе C"/>
-                  <w:listItem w:displayText="МТЗ / МТЗ 1 ст: Пуск ИО тока по фазе А" w:value="МТЗ / МТЗ 1 ст: Пуск ИО тока по фазе А"/>
-                  <w:listItem w:displayText="МТЗ / МТЗ 1 ст: Пуск по фазе B" w:value="МТЗ / МТЗ 1 ст: Пуск по фазе B"/>
-                  <w:listItem w:displayText="МТЗ / МТЗ 1 ст: Пуск по фазе C" w:value="МТЗ / МТЗ 1 ст: Пуск по фазе C"/>
-                  <w:listItem w:displayText="МТЗ / МТЗ 1 ст: Пуск по фазе А" w:value="МТЗ / МТЗ 1 ст: Пуск по фазе А"/>
-                  <w:listItem w:displayText="МТЗ / МТЗ 1 ст: Срабатывание" w:value="МТЗ / МТЗ 1 ст: Срабатывание"/>
-                  <w:listItem w:displayText="МТЗ / МТЗ 1 ст: Срабатывание на сигнал" w:value="МТЗ / МТЗ 1 ст: Срабатывание на сигнал"/>
-                  <w:listItem w:displayText="МТЗ / МТЗ 1 ст: Функция введена в работу" w:value="МТЗ / МТЗ 1 ст: Функция введена в работу"/>
-                  <w:listItem w:displayText="МТЗ / МТЗ 1 ст: Функция оперативно выведена из работы" w:value="МТЗ / МТЗ 1 ст: Функция оперативно выведена из работы"/>
-                  <w:listItem w:displayText="МТЗ / МТЗ 2 ст: Пуск" w:value="МТЗ / МТЗ 2 ст: Пуск"/>
-                  <w:listItem w:displayText="МТЗ / МТЗ 2 ст: Пуск ИО тока по фазе B" w:value="МТЗ / МТЗ 2 ст: Пуск ИО тока по фазе B"/>
-                  <w:listItem w:displayText="МТЗ / МТЗ 2 ст: Пуск ИО тока по фазе C" w:value="МТЗ / МТЗ 2 ст: Пуск ИО тока по фазе C"/>
-                  <w:listItem w:displayText="МТЗ / МТЗ 2 ст: Пуск ИО тока по фазе А" w:value="МТЗ / МТЗ 2 ст: Пуск ИО тока по фазе А"/>
-                  <w:listItem w:displayText="МТЗ / МТЗ 2 ст: Пуск по фазе B" w:value="МТЗ / МТЗ 2 ст: Пуск по фазе B"/>
-                  <w:listItem w:displayText="МТЗ / МТЗ 2 ст: Пуск по фазе C" w:value="МТЗ / МТЗ 2 ст: Пуск по фазе C"/>
-                  <w:listItem w:displayText="МТЗ / МТЗ 2 ст: Пуск по фазе А" w:value="МТЗ / МТЗ 2 ст: Пуск по фазе А"/>
-                  <w:listItem w:displayText="МТЗ / МТЗ 2 ст: Срабатывание" w:value="МТЗ / МТЗ 2 ст: Срабатывание"/>
-                  <w:listItem w:displayText="МТЗ / МТЗ 2 ст: Срабатывание на сигнал" w:value="МТЗ / МТЗ 2 ст: Срабатывание на сигнал"/>
-                  <w:listItem w:displayText="МТЗ / МТЗ 2 ст: Функция введена в работу" w:value="МТЗ / МТЗ 2 ст: Функция введена в работу"/>
-                  <w:listItem w:displayText="МТЗ / МТЗ 2 ст: Функция оперативно выведена из работы" w:value="МТЗ / МТЗ 2 ст: Функция оперативно выведена из работы"/>
-                  <w:listItem w:displayText="МТЗ / МТЗ 3 ст: Пуск" w:value="МТЗ / МТЗ 3 ст: Пуск"/>
-                  <w:listItem w:displayText="МТЗ / МТЗ 3 ст: Пуск ИО тока по фазе B" w:value="МТЗ / МТЗ 3 ст: Пуск ИО тока по фазе B"/>
-                  <w:listItem w:displayText="МТЗ / МТЗ 3 ст: Пуск ИО тока по фазе C" w:value="МТЗ / МТЗ 3 ст: Пуск ИО тока по фазе C"/>
-                  <w:listItem w:displayText="МТЗ / МТЗ 3 ст: Пуск ИО тока по фазе А" w:value="МТЗ / МТЗ 3 ст: Пуск ИО тока по фазе А"/>
-                  <w:listItem w:displayText="МТЗ / МТЗ 3 ст: Пуск по фазе B" w:value="МТЗ / МТЗ 3 ст: Пуск по фазе B"/>
-                  <w:listItem w:displayText="МТЗ / МТЗ 3 ст: Пуск по фазе C" w:value="МТЗ / МТЗ 3 ст: Пуск по фазе C"/>
-                  <w:listItem w:displayText="МТЗ / МТЗ 3 ст: Пуск по фазе А" w:value="МТЗ / МТЗ 3 ст: Пуск по фазе А"/>
-                  <w:listItem w:displayText="МТЗ / МТЗ 3 ст: Срабатывание" w:value="МТЗ / МТЗ 3 ст: Срабатывание"/>
-                  <w:listItem w:displayText="МТЗ / МТЗ 3 ст: Срабатывание на сигнал" w:value="МТЗ / МТЗ 3 ст: Срабатывание на сигнал"/>
-                  <w:listItem w:displayText="МТЗ / МТЗ 3 ст: Функция введена в работу" w:value="МТЗ / МТЗ 3 ст: Функция введена в работу"/>
-                  <w:listItem w:displayText="МТЗ / МТЗ 3 ст: Функция оперативно выведена из работы" w:value="МТЗ / МТЗ 3 ст: Функция оперативно выведена из работы"/>
-                  <w:listItem w:displayText="МТЗ / МТЗ: Пуск" w:value="МТЗ / МТЗ: Пуск"/>
-                  <w:listItem w:displayText="ПДС / В: Поведение местного управления" w:value="ПДС / В: Поведение местного управления"/>
-                  <w:listItem w:displayText="ПДС / В: Положение ключа режима управления" w:value="ПДС / В: Положение ключа режима управления"/>
-                  <w:listItem w:displayText="ПДС / В: Положение ключа режима управления привода В" w:value="ПДС / В: Положение ключа режима управления привода В"/>
-                  <w:listItem w:displayText="ПДС / В: Право переключения на уровне станции" w:value="ПДС / В: Право переключения на уровне станции"/>
+                  <w:listItem w:displayText="ЛО ТЗ / ЛО ДТм: Срабатывание" w:value="ЛО ТЗ / ЛО ДТм: Срабатывание"/>
+                  <w:listItem w:displayText="ЛО ТЗ / ЛО ДТм: Срабатывание датчика температуры масла заблокировано" w:value="ЛО ТЗ / ЛО ДТм: Срабатывание датчика температуры масла заблокировано"/>
+                  <w:listItem w:displayText="ЛО ТЗ / ЛО ДТм: Срабатывание на сигнал" w:value="ЛО ТЗ / ЛО ДТм: Срабатывание на сигнал"/>
+                  <w:listItem w:displayText="ЛО ТЗ / ЛО ДТм: Функция введена в работу" w:value="ЛО ТЗ / ЛО ДТм: Функция введена в работу"/>
+                  <w:listItem w:displayText="ЛО ТЗ / ЛО ДТм: Функция оперативно выведена из работы" w:value="ЛО ТЗ / ЛО ДТм: Функция оперативно выведена из работы"/>
+                  <w:listItem w:displayText="ЛО ТЗ / ЛО ДТо: Срабатывание" w:value="ЛО ТЗ / ЛО ДТо: Срабатывание"/>
+                  <w:listItem w:displayText="ЛО ТЗ / ЛО ДТо: Срабатывание датчика температуры обмотки заблокировано" w:value="ЛО ТЗ / ЛО ДТо: Срабатывание датчика температуры обмотки заблокировано"/>
+                  <w:listItem w:displayText="ЛО ТЗ / ЛО ДТо: Срабатывание на сигнал" w:value="ЛО ТЗ / ЛО ДТо: Срабатывание на сигнал"/>
+                  <w:listItem w:displayText="ЛО ТЗ / ЛО ДТо: Функция введена в работу" w:value="ЛО ТЗ / ЛО ДТо: Функция введена в работу"/>
+                  <w:listItem w:displayText="ЛО ТЗ / ЛО ДТо: Функция оперативно выведена из работы" w:value="ЛО ТЗ / ЛО ДТо: Функция оперативно выведена из работы"/>
+                  <w:listItem w:displayText="ЛО ТЗ / ЛО РД: Срабатывание" w:value="ЛО ТЗ / ЛО РД: Срабатывание"/>
+                  <w:listItem w:displayText="ЛО ТЗ / ЛО РД: Срабатывание на сигнал" w:value="ЛО ТЗ / ЛО РД: Срабатывание на сигнал"/>
+                  <w:listItem w:displayText="ЛО ТЗ / ЛО РД: Срабатывание реле давления заблокировано" w:value="ЛО ТЗ / ЛО РД: Срабатывание реле давления заблокировано"/>
+                  <w:listItem w:displayText="ЛО ТЗ / ЛО РД: Функция введена в работу" w:value="ЛО ТЗ / ЛО РД: Функция введена в работу"/>
+                  <w:listItem w:displayText="ЛО ТЗ / ЛО РД: Функция оперативно выведена из работы" w:value="ЛО ТЗ / ЛО РД: Функция оперативно выведена из работы"/>
+                  <w:listItem w:displayText="ЛО ТС / ЛО ДУм расширителя: Срабатывание" w:value="ЛО ТС / ЛО ДУм расширителя: Срабатывание"/>
+                  <w:listItem w:displayText="ЛО ТС / ЛО ДУм расширителя: Срабатывание на сигнал" w:value="ЛО ТС / ЛО ДУм расширителя: Срабатывание на сигнал"/>
+                  <w:listItem w:displayText="ЛО ТС / ЛО ДУм расширителя: Функция введена в работу" w:value="ЛО ТС / ЛО ДУм расширителя: Функция введена в работу"/>
+                  <w:listItem w:displayText="ЛО ТС / ЛО ДУм расширителя: Функция оперативно выведена из работы" w:value="ЛО ТС / ЛО ДУм расширителя: Функция оперативно выведена из работы"/>
+                  <w:listItem w:displayText="ЛО ТС / ЛО ОК: Срабатывание" w:value="ЛО ТС / ЛО ОК: Срабатывание"/>
+                  <w:listItem w:displayText="ЛО ТС / ЛО ОК: Срабатывание на сигнал" w:value="ЛО ТС / ЛО ОК: Срабатывание на сигнал"/>
+                  <w:listItem w:displayText="ЛО ТС / ЛО ОК: Функция введена в работу" w:value="ЛО ТС / ЛО ОК: Функция введена в работу"/>
+                  <w:listItem w:displayText="ЛО ТС / ЛО ОК: Функция оперативно выведена из работы" w:value="ЛО ТС / ЛО ОК: Функция оперативно выведена из работы"/>
+                  <w:listItem w:displayText="ЛО ТС / ЛО ПК: Срабатывание" w:value="ЛО ТС / ЛО ПК: Срабатывание"/>
+                  <w:listItem w:displayText="ЛО ТС / ЛО ПК: Срабатывание на сигнал" w:value="ЛО ТС / ЛО ПК: Срабатывание на сигнал"/>
+                  <w:listItem w:displayText="ЛО ТС / ЛО ПК: Функция введена в работу" w:value="ЛО ТС / ЛО ПК: Функция введена в работу"/>
+                  <w:listItem w:displayText="ЛО ТС / ЛО ПК: Функция оперативно выведена из работы" w:value="ЛО ТС / ЛО ПК: Функция оперативно выведена из работы"/>
                   <w:listItem w:displayText="ПДС / ГЗ РПН: Низкая изоляция" w:value="ПДС / ГЗ РПН: Низкая изоляция"/>
                   <w:listItem w:displayText="ПДС / ГЗ РПН: Отключение" w:value="ПДС / ГЗ РПН: Отключение"/>
                   <w:listItem w:displayText="ПДС / ГЗ Т: Низкая изоляция ГЗоткл" w:value="ПДС / ГЗ Т: Низкая изоляция ГЗоткл"/>
                   <w:listItem w:displayText="ПДС / ГЗ Т: Низкая изоляция ГЗсигн" w:value="ПДС / ГЗ Т: Низкая изоляция ГЗсигн"/>
                   <w:listItem w:displayText="ПДС / ГЗ Т: Отключение" w:value="ПДС / ГЗ Т: Отключение"/>
                   <w:listItem w:displayText="ПДС / ГЗ Т: Сигнал" w:value="ПДС / ГЗ Т: Сигнал"/>
-                  <w:listItem w:displayText="ПДС / КИ: Аварийный уровень изоляции" w:value="ПДС / КИ: Аварийный уровень изоляции"/>
-                  <w:listItem w:displayText="ПДС / КИ: Низкий уровень изоляции" w:value="ПДС / КИ: Низкий уровень изоляции"/>
-                  <w:listItem w:displayText="ПДС / КПруж: Пружина не заведена" w:value="ПДС / КПруж: Пружина не заведена"/>
-                  <w:listItem w:displayText="ПДС / КЦВ: Контроль цепи ЭМВ" w:value="ПДС / КЦВ: Контроль цепи ЭМВ"/>
-                  <w:listItem w:displayText="ПДС / КЦВ: Контроль цепи ЭМО1" w:value="ПДС / КЦВ: Контроль цепи ЭМО1"/>
-                  <w:listItem w:displayText="ПДС / КЦВ: Контроль цепи ЭМО2" w:value="ПДС / КЦВ: Контроль цепи ЭМО2"/>
-                  <w:listItem w:displayText="ПДС / КЦВ: Работа ЭМВ" w:value="ПДС / КЦВ: Работа ЭМВ"/>
-                  <w:listItem w:displayText="ПДС / КЦВ: Работа ЭМО1" w:value="ПДС / КЦВ: Работа ЭМО1"/>
-                  <w:listItem w:displayText="ПДС / КЦВ: Работа ЭМО2" w:value="ПДС / КЦВ: Работа ЭМО2"/>
+                  <w:listItem w:displayText="ПДС / ДТм: Низкая изоляция" w:value="ПДС / ДТм: Низкая изоляция"/>
+                  <w:listItem w:displayText="ПДС / ДТм: Отключение" w:value="ПДС / ДТм: Отключение"/>
+                  <w:listItem w:displayText="ПДС / ДТм: Сигнал" w:value="ПДС / ДТм: Сигнал"/>
+                  <w:listItem w:displayText="ПДС / ДТм_РПН: Срабатывание" w:value="ПДС / ДТм_РПН: Срабатывание"/>
+                  <w:listItem w:displayText="ПДС / ДТо: Низкая изоляция" w:value="ПДС / ДТо: Низкая изоляция"/>
+                  <w:listItem w:displayText="ПДС / ДТо: Отключение" w:value="ПДС / ДТо: Отключение"/>
+                  <w:listItem w:displayText="ПДС / ДТо: Сигнал" w:value="ПДС / ДТо: Сигнал"/>
+                  <w:listItem w:displayText="ПДС / ДУм РПН: Высокий уровень масла" w:value="ПДС / ДУм РПН: Высокий уровень масла"/>
+                  <w:listItem w:displayText="ПДС / ДУм РПН: Низкий уровень масла" w:value="ПДС / ДУм РПН: Низкий уровень масла"/>
+                  <w:listItem w:displayText="ПДС / ДУм расширителя: Высокий уровень масла" w:value="ПДС / ДУм расширителя: Высокий уровень масла"/>
+                  <w:listItem w:displayText="ПДС / ДУм расширителя: Низкий уровень масла" w:value="ПДС / ДУм расширителя: Низкий уровень масла"/>
+                  <w:listItem w:displayText="ПДС / КСО: Авария" w:value="ПДС / КСО: Авария"/>
+                  <w:listItem w:displayText="ПДС / КСО: Неисправность" w:value="ПДС / КСО: Неисправность"/>
+                  <w:listItem w:displayText="ПДС / ОК: Срабатывание" w:value="ПДС / ОК: Срабатывание"/>
                   <w:listItem w:displayText="ПДС / ПДС: Функция введена в работу" w:value="ПДС / ПДС: Функция введена в работу"/>
                   <w:listItem w:displayText="ПДС / ПДС: Функция оперативно выведена из работы" w:value="ПДС / ПДС: Функция оперативно выведена из работы"/>
+                  <w:listItem w:displayText="ПДС / ПК: Срабатывание" w:value="ПДС / ПК: Срабатывание"/>
+                  <w:listItem w:displayText="ПДС / РД: Низкая изоляция" w:value="ПДС / РД: Низкая изоляция"/>
+                  <w:listItem w:displayText="ПДС / РД: Отключение" w:value="ПДС / РД: Отключение"/>
                   <w:listItem w:displayText="ПДС НКУ / SA1: Цепь управления введена" w:value="ПДС НКУ / SA1: Цепь управления введена"/>
                   <w:listItem w:displayText="ПДС НКУ / SA2: Цепь управления введена" w:value="ПДС НКУ / SA2: Цепь управления введена"/>
                   <w:listItem w:displayText="ПДС НКУ / SA3: Цепь управления введена" w:value="ПДС НКУ / SA3: Цепь управления введена"/>
                   <w:listItem w:displayText="ПДС НКУ / SA4: Цепь управления введена" w:value="ПДС НКУ / SA4: Цепь управления введена"/>
-                  <w:listItem w:displayText="ПДС НКУ / SA5: Цепь управления введена" w:value="ПДС НКУ / SA5: Цепь управления введена"/>
-                  <w:listItem w:displayText="ПДС НКУ / SA6: Цепь управления введена" w:value="ПДС НКУ / SA6: Цепь управления введена"/>
                   <w:listItem w:displayText="ПДС НКУ / SG1: Рабочее положение испытательного блока" w:value="ПДС НКУ / SG1: Рабочее положение испытательного блока"/>
                   <w:listItem w:displayText="ПДС НКУ / SG2: Рабочее положение испытательного блока" w:value="ПДС НКУ / SG2: Рабочее положение испытательного блока"/>
                   <w:listItem w:displayText="ПДС НКУ / SG3: Рабочее положение испытательного блока" w:value="ПДС НКУ / SG3: Рабочее положение испытательного блока"/>
@@ -7515,89 +7399,68 @@
                   <w:listItem w:displayText="ПДС НКУ / ОТ ГЗ: Неисправность оперативного тока цепей ГЗ" w:value="ПДС НКУ / ОТ ГЗ: Неисправность оперативного тока цепей ГЗ"/>
                   <w:listItem w:displayText="ПДС НКУ / ОТ ЗДЗ1: Неисправность оперативного тока цепей ЗДЗ НН1" w:value="ПДС НКУ / ОТ ЗДЗ1: Неисправность оперативного тока цепей ЗДЗ НН1"/>
                   <w:listItem w:displayText="ПДС НКУ / ОТ ЗДЗ2: Неисправность оперативного тока цепей ЗДЗ НН2" w:value="ПДС НКУ / ОТ ЗДЗ2: Неисправность оперативного тока цепей ЗДЗ НН2"/>
-                  <w:listItem w:displayText="ПДС НКУ / ОТ ИЭУ ТН1: Неисправность оперативного тока ИЭУ ТН1" w:value="ПДС НКУ / ОТ ИЭУ ТН1: Неисправность оперативного тока ИЭУ ТН1"/>
-                  <w:listItem w:displayText="ПДС НКУ / ОТ ИЭУ ТН2: Неисправность оперативного тока ИЭУ ТН2" w:value="ПДС НКУ / ОТ ИЭУ ТН2: Неисправность оперативного тока ИЭУ ТН2"/>
+                  <w:listItem w:displayText="ПДС НКУ / ОТ ТЗ, ТС: Неисправность оперативного тока цепей ТЗ, ТС" w:value="ПДС НКУ / ОТ ТЗ, ТС: Неисправность оперативного тока цепей ТЗ, ТС"/>
                   <w:listItem w:displayText="ПДС НКУ / ОТ УРОВ1: Неисправность оперативного тока цепей УРОВ НН1" w:value="ПДС НКУ / ОТ УРОВ1: Неисправность оперативного тока цепей УРОВ НН1"/>
                   <w:listItem w:displayText="ПДС НКУ / ОТ УРОВ2: Неисправность оперативного тока цепей УРОВ НН2" w:value="ПДС НКУ / ОТ УРОВ2: Неисправность оперативного тока цепей УРОВ НН2"/>
-                  <w:listItem w:displayText="ПДС НКУ / ОТ ЭМО1, ЭМВ В ВН: Неисправность оперативного тока цепей ЭМО1, ЭМВ" w:value="ПДС НКУ / ОТ ЭМО1, ЭМВ В ВН: Неисправность оперативного тока цепей ЭМО1, ЭМВ"/>
-                  <w:listItem w:displayText="ПДС НКУ / ОТ ЭМО2 В ВН: Неисправность оперативного тока цепей ЭМО2" w:value="ПДС НКУ / ОТ ЭМО2 В ВН: Неисправность оперативного тока цепей ЭМО2"/>
-                  <w:listItem w:displayText="ПДС НКУ / ОТ цепей сигн. В ВН: Неисправность оперативного тока цепей сигнализации В" w:value="ПДС НКУ / ОТ цепей сигн. В ВН: Неисправность оперативного тока цепей сигнализации В"/>
                   <w:listItem w:displayText="ПДС НКУ / ПДС НКУ: Функция введена в работу" w:value="ПДС НКУ / ПДС НКУ: Функция введена в работу"/>
                   <w:listItem w:displayText="ПДС НКУ / ПДС НКУ: Функция оперативно выведена из работы" w:value="ПДС НКУ / ПДС НКУ: Функция оперативно выведена из работы"/>
                   <w:listItem w:displayText="ПС / ПС: Пуск" w:value="ПС / ПС: Пуск"/>
                   <w:listItem w:displayText="ПС / ПС: Пуск (импульс)" w:value="ПС / ПС: Пуск (импульс)"/>
-                  <w:listItem w:displayText="СИСТ / Диагностика: Изменение встраиваемого ПО" w:value="СИСТ / Диагностика: Изменение встраиваемого ПО"/>
-                  <w:listItem w:displayText="СИСТ / Диагностика: Индикация логического узла-прокси" w:value="СИСТ / Диагностика: Индикация логического узла-прокси"/>
-                  <w:listItem w:displayText="СИСТ / Диагностика: Индикация наличия оперативного питания" w:value="СИСТ / Диагностика: Индикация наличия оперативного питания"/>
-                  <w:listItem w:displayText="СИСТ / Диагностика: Индикация потери оперативного питания" w:value="СИСТ / Диагностика: Индикация потери оперативного питания"/>
-                  <w:listItem w:displayText="СИСТ / Диагностика: Конфигурация изменена" w:value="СИСТ / Диагностика: Конфигурация изменена"/>
-                  <w:listItem w:displayText="СИСТ / Диагностика: Наличие критической неисправности" w:value="СИСТ / Диагностика: Наличие критической неисправности"/>
-                  <w:listItem w:displayText="СИСТ / Диагностика: Наличие некритической ошибки" w:value="СИСТ / Диагностика: Наличие некритической ошибки"/>
-                  <w:listItem w:displayText="СИСТ / Диагностика: Неверно заданы уставки" w:value="СИСТ / Диагностика: Неверно заданы уставки"/>
-                  <w:listItem w:displayText="СИСТ / Диагностика: Неисправность IPC" w:value="СИСТ / Диагностика: Неисправность IPC"/>
-                  <w:listItem w:displayText="СИСТ / Диагностика: Неисправность IPC для DSP1-IPU1" w:value="СИСТ / Диагностика: Неисправность IPC для DSP1-IPU1"/>
-                  <w:listItem w:displayText="СИСТ / Диагностика: Неисправность IPC для MPU-DSP1" w:value="СИСТ / Диагностика: Неисправность IPC для MPU-DSP1"/>
-                  <w:listItem w:displayText="СИСТ / Диагностика: Неисправность IPC для MPU-IPU1" w:value="СИСТ / Диагностика: Неисправность IPC для MPU-IPU1"/>
-                  <w:listItem w:displayText="СИСТ / Диагностика: Неисправность SPI ЦП" w:value="СИСТ / Диагностика: Неисправность SPI ЦП"/>
-                  <w:listItem w:displayText="СИСТ / Диагностика: Неисправность flash" w:value="СИСТ / Диагностика: Неисправность flash"/>
-                  <w:listItem w:displayText="СИСТ / Диагностика: Неисправность ОЗУ DSP1" w:value="СИСТ / Диагностика: Неисправность ОЗУ DSP1"/>
-                  <w:listItem w:displayText="СИСТ / Диагностика: Неисправность ОЗУ IPU1" w:value="СИСТ / Диагностика: Неисправность ОЗУ IPU1"/>
-                  <w:listItem w:displayText="СИСТ / Диагностика: Неисправность ОЗУ MPU" w:value="СИСТ / Диагностика: Неисправность ОЗУ MPU"/>
-                  <w:listItem w:displayText="СИСТ / Диагностика: Неисправность ОЗУ ЦП" w:value="СИСТ / Диагностика: Неисправность ОЗУ ЦП"/>
-                  <w:listItem w:displayText="СИСТ / Диагностика: Неисправность ПЗУ DSP1" w:value="СИСТ / Диагностика: Неисправность ПЗУ DSP1"/>
-                  <w:listItem w:displayText="СИСТ / Диагностика: Неисправность ПЗУ IPU1" w:value="СИСТ / Диагностика: Неисправность ПЗУ IPU1"/>
-                  <w:listItem w:displayText="СИСТ / Диагностика: Неисправность ПЗУ MPU" w:value="СИСТ / Диагностика: Неисправность ПЗУ MPU"/>
-                  <w:listItem w:displayText="СИСТ / Диагностика: Неисправность ПЗУ ЦП" w:value="СИСТ / Диагностика: Неисправность ПЗУ ЦП"/>
-                  <w:listItem w:displayText="СИСТ / Диагностика: Неисправность ПО ЦП" w:value="СИСТ / Диагностика: Неисправность ПО ЦП"/>
-                  <w:listItem w:displayText="СИСТ / Диагностика: Неисправность ЦП" w:value="СИСТ / Диагностика: Неисправность ЦП"/>
-                  <w:listItem w:displayText="СИСТ / Диагностика: Неисправность встроенного ПО" w:value="СИСТ / Диагностика: Неисправность встроенного ПО"/>
-                  <w:listItem w:displayText="СИСТ / Диагностика: Неисправность цепей оперативного питания" w:value="СИСТ / Диагностика: Неисправность цепей оперативного питания"/>
-                  <w:listItem w:displayText="СИСТ / Диагностика: Неисправность часов ЦП" w:value="СИСТ / Диагностика: Неисправность часов ЦП"/>
-                  <w:listItem w:displayText="СИСТ / Диагностика: Несовместимая версия ПО ЦП" w:value="СИСТ / Диагностика: Несовместимая версия ПО ЦП"/>
-                  <w:listItem w:displayText="СИСТ / Диагностика: Отказ источника питания" w:value="СИСТ / Диагностика: Отказ источника питания"/>
-                  <w:listItem w:displayText="СИСТ / Диагностика: Отказ модуля ЦП" w:value="СИСТ / Диагностика: Отказ модуля ЦП"/>
-                  <w:listItem w:displayText="СИСТ / Диагностика: Ошибка I2C ЦП" w:value="СИСТ / Диагностика: Ошибка I2C ЦП"/>
-                  <w:listItem w:displayText="СИСТ / Диагностика: Ошибка авторизации" w:value="СИСТ / Диагностика: Ошибка авторизации"/>
-                  <w:listItem w:displayText="СИСТ / Диагностика: Ошибка контрольной суммы уставок/конфигурации" w:value="СИСТ / Диагностика: Ошибка контрольной суммы уставок/конфигурации"/>
-                  <w:listItem w:displayText="СИСТ / Диагностика: Ошибка конфигурации" w:value="СИСТ / Диагностика: Ошибка конфигурации"/>
-                  <w:listItem w:displayText="СИСТ / Диагностика: Ошибка конфигурации ЦП" w:value="СИСТ / Диагностика: Ошибка конфигурации ЦП"/>
-                  <w:listItem w:displayText="СИСТ / Диагностика: Сброс часов или памяти вследствие перезагрузки" w:value="СИСТ / Диагностика: Сброс часов или памяти вследствие перезагрузки"/>
-                  <w:listItem w:displayText="СИСТ / Диагностика: Сигнал готовности к работе" w:value="СИСТ / Диагностика: Сигнал готовности к работе"/>
-                  <w:listItem w:displayText="СИСТ / Диагностика: Установлено подключение через сервисный порт" w:value="СИСТ / Диагностика: Установлено подключение через сервисный порт"/>
+                  <w:listItem w:displayText="РТПО / РТПО ВН: Пуск" w:value="РТПО / РТПО ВН: Пуск"/>
+                  <w:listItem w:displayText="РТПО / РТПО ВН: Пуск ИО тока" w:value="РТПО / РТПО ВН: Пуск ИО тока"/>
+                  <w:listItem w:displayText="РТПО / РТПО ВН: Функция введена в работу" w:value="РТПО / РТПО ВН: Функция введена в работу"/>
+                  <w:listItem w:displayText="РТПО / РТПО ВН: Функция оперативно выведена из работы" w:value="РТПО / РТПО ВН: Функция оперативно выведена из работы"/>
+                  <w:listItem w:displayText="РТПО / РТПО НН (НН2): Пуск" w:value="РТПО / РТПО НН (НН2): Пуск"/>
+                  <w:listItem w:displayText="РТПО / РТПО НН (НН2): Пуск ИО тока" w:value="РТПО / РТПО НН (НН2): Пуск ИО тока"/>
+                  <w:listItem w:displayText="РТПО / РТПО НН (НН2): Функция введена в работу" w:value="РТПО / РТПО НН (НН2): Функция введена в работу"/>
+                  <w:listItem w:displayText="РТПО / РТПО НН (НН2): Функция оперативно выведена из работы" w:value="РТПО / РТПО НН (НН2): Функция оперативно выведена из работы"/>
+                  <w:listItem w:displayText="РТПО / РТПО СН (НН1): Пуск" w:value="РТПО / РТПО СН (НН1): Пуск"/>
+                  <w:listItem w:displayText="РТПО / РТПО СН (НН1): Пуск ИО тока" w:value="РТПО / РТПО СН (НН1): Пуск ИО тока"/>
+                  <w:listItem w:displayText="РТПО / РТПО СН (НН1): Функция введена в работу" w:value="РТПО / РТПО СН (НН1): Функция введена в работу"/>
+                  <w:listItem w:displayText="РТПО / РТПО СН (НН1): Функция оперативно выведена из работы" w:value="РТПО / РТПО СН (НН1): Функция оперативно выведена из работы"/>
+                  <w:listItem w:displayText="РТПО / РТПО_общ: Пуск" w:value="РТПО / РТПО_общ: Пуск"/>
+                  <w:listItem w:displayText="РТПО / РТПО_общ: Функция введена в работу" w:value="РТПО / РТПО_общ: Функция введена в работу"/>
                   <w:listItem w:displayText="СС / СС: БИ выведены" w:value="СС / СС: БИ выведены"/>
                   <w:listItem w:displayText="СС / СС: Внешнее отключение" w:value="СС / СС: Внешнее отключение"/>
                   <w:listItem w:displayText="СС / СС: Выходные цепи разобраны" w:value="СС / СС: Выходные цепи разобраны"/>
                   <w:listItem w:displayText="СС / СС: ГЗ заблокирована" w:value="СС / СС: ГЗ заблокирована"/>
                   <w:listItem w:displayText="СС / СС: Неисправность ОТ цепей ГЗ" w:value="СС / СС: Неисправность ОТ цепей ГЗ"/>
-                  <w:listItem w:displayText="СС / СС: Неисправность ОТ цепей сигнализации В" w:value="СС / СС: Неисправность ОТ цепей сигнализации В"/>
+                  <w:listItem w:displayText="СС / СС: Неисправность ОТ цепей ТЗ, ТС" w:value="СС / СС: Неисправность ОТ цепей ТЗ, ТС"/>
                   <w:listItem w:displayText="СС / СС: Низкая изоляция ГЗ" w:value="СС / СС: Низкая изоляция ГЗ"/>
+                  <w:listItem w:displayText="СС / СС: Низкая изоляция ТЗ" w:value="СС / СС: Низкая изоляция ТЗ"/>
                   <w:listItem w:displayText="СС / СС: Общий внешний сигнал" w:value="СС / СС: Общий внешний сигнал"/>
-                  <w:listItem w:displayText="СС / СС: Превышение времени переключения КА" w:value="СС / СС: Превышение времени переключения КА"/>
                   <w:listItem w:displayText="СС / СС: Сигнализация от ГЗ" w:value="СС / СС: Сигнализация от ГЗ"/>
+                  <w:listItem w:displayText="СС / СС: Сигнализация от ТЗ" w:value="СС / СС: Сигнализация от ТЗ"/>
+                  <w:listItem w:displayText="СС / СС: Сигнализация от ТС" w:value="СС / СС: Сигнализация от ТС"/>
                   <w:listItem w:displayText="СС / СС: Сигнализация цепей опер.тока" w:value="СС / СС: Сигнализация цепей опер.тока"/>
                   <w:listItem w:displayText="СС / СС: Сигнализация цепей опер.тока НН" w:value="СС / СС: Сигнализация цепей опер.тока НН"/>
+                  <w:listItem w:displayText="СС / СС: ТЗ заблокирована" w:value="СС / СС: ТЗ заблокирована"/>
                   <w:listItem w:displayText="ТК ЗДЗ / ТК ЗДЗ: Пуск" w:value="ТК ЗДЗ / ТК ЗДЗ: Пуск"/>
-                  <w:listItem w:disp